--- a/src/templates/Angebot.docx
+++ b/src/templates/Angebot.docx
@@ -111,43 +111,7 @@
         <w:rPr>
           <w:rFonts w:ascii="Open Sans" w:eastAsia="Open Sans" w:hAnsi="Open Sans" w:cs="Open Sans"/>
         </w:rPr>
-        <w:t>{</w:t>
-      </w:r>
-      <w:r>
-        <w:rPr>
-          <w:rFonts w:ascii="Open Sans" w:eastAsia="Open Sans" w:hAnsi="Open Sans" w:cs="Open Sans"/>
-        </w:rPr>
-        <w:t>Vorname</w:t>
-      </w:r>
-      <w:r>
-        <w:rPr>
-          <w:rFonts w:ascii="Open Sans" w:eastAsia="Open Sans" w:hAnsi="Open Sans" w:cs="Open Sans"/>
-        </w:rPr>
-        <w:t>}</w:t>
-      </w:r>
-      <w:r>
-        <w:rPr>
-          <w:rFonts w:ascii="Open Sans" w:eastAsia="Open Sans" w:hAnsi="Open Sans" w:cs="Open Sans"/>
-        </w:rPr>
-        <w:t xml:space="preserve"> </w:t>
-      </w:r>
-      <w:r>
-        <w:rPr>
-          <w:rFonts w:ascii="Open Sans" w:eastAsia="Open Sans" w:hAnsi="Open Sans" w:cs="Open Sans"/>
-        </w:rPr>
-        <w:t>{</w:t>
-      </w:r>
-      <w:r>
-        <w:rPr>
-          <w:rFonts w:ascii="Open Sans" w:eastAsia="Open Sans" w:hAnsi="Open Sans" w:cs="Open Sans"/>
-        </w:rPr>
-        <w:t>Nachname</w:t>
-      </w:r>
-      <w:r>
-        <w:rPr>
-          <w:rFonts w:ascii="Open Sans" w:eastAsia="Open Sans" w:hAnsi="Open Sans" w:cs="Open Sans"/>
-        </w:rPr>
-        <w:t>}</w:t>
+        <w:t>{Vorname} {Nachname}</w:t>
       </w:r>
     </w:p>
     <w:p>
@@ -163,25 +127,7 @@
         <w:rPr>
           <w:rFonts w:ascii="Open Sans" w:eastAsia="Open Sans" w:hAnsi="Open Sans" w:cs="Open Sans"/>
         </w:rPr>
-        <w:t>{</w:t>
-      </w:r>
-      <w:r>
-        <w:rPr>
-          <w:rFonts w:ascii="Open Sans" w:eastAsia="Open Sans" w:hAnsi="Open Sans" w:cs="Open Sans"/>
-        </w:rPr>
-        <w:t>Adresse</w:t>
-      </w:r>
-      <w:r>
-        <w:rPr>
-          <w:rFonts w:ascii="Open Sans" w:eastAsia="Open Sans" w:hAnsi="Open Sans" w:cs="Open Sans"/>
-        </w:rPr>
-        <w:t>}</w:t>
-      </w:r>
-      <w:r>
-        <w:rPr>
-          <w:rFonts w:ascii="Open Sans" w:eastAsia="Open Sans" w:hAnsi="Open Sans" w:cs="Open Sans"/>
-        </w:rPr>
-        <w:t>,</w:t>
+        <w:t>{Adresse},</w:t>
       </w:r>
     </w:p>
     <w:p>
@@ -199,43 +145,7 @@
         <w:rPr>
           <w:rFonts w:ascii="Open Sans" w:eastAsia="Open Sans" w:hAnsi="Open Sans" w:cs="Open Sans"/>
         </w:rPr>
-        <w:t>{</w:t>
-      </w:r>
-      <w:r>
-        <w:rPr>
-          <w:rFonts w:ascii="Open Sans" w:eastAsia="Open Sans" w:hAnsi="Open Sans" w:cs="Open Sans"/>
-        </w:rPr>
-        <w:t>PLZ</w:t>
-      </w:r>
-      <w:r>
-        <w:rPr>
-          <w:rFonts w:ascii="Open Sans" w:eastAsia="Open Sans" w:hAnsi="Open Sans" w:cs="Open Sans"/>
-        </w:rPr>
-        <w:t>}</w:t>
-      </w:r>
-      <w:r>
-        <w:rPr>
-          <w:rFonts w:ascii="Open Sans" w:eastAsia="Open Sans" w:hAnsi="Open Sans" w:cs="Open Sans"/>
-        </w:rPr>
-        <w:t xml:space="preserve"> </w:t>
-      </w:r>
-      <w:r>
-        <w:rPr>
-          <w:rFonts w:ascii="Open Sans" w:eastAsia="Open Sans" w:hAnsi="Open Sans" w:cs="Open Sans"/>
-        </w:rPr>
-        <w:t>{</w:t>
-      </w:r>
-      <w:r>
-        <w:rPr>
-          <w:rFonts w:ascii="Open Sans" w:eastAsia="Open Sans" w:hAnsi="Open Sans" w:cs="Open Sans"/>
-        </w:rPr>
-        <w:t>Stadt</w:t>
-      </w:r>
-      <w:r>
-        <w:rPr>
-          <w:rFonts w:ascii="Open Sans" w:eastAsia="Open Sans" w:hAnsi="Open Sans" w:cs="Open Sans"/>
-        </w:rPr>
-        <w:t>}</w:t>
+        <w:t>{PLZ} {Stadt}</w:t>
       </w:r>
     </w:p>
     <w:tbl>
@@ -1152,23 +1062,25 @@
                 <w:sz w:val="20"/>
                 <w:szCs w:val="20"/>
               </w:rPr>
-              <w:t>{</w:t>
-            </w:r>
-            <w:r>
-              <w:rPr>
-                <w:rFonts w:ascii="Open Sans" w:eastAsia="Open Sans" w:hAnsi="Open Sans" w:cs="Open Sans"/>
-                <w:sz w:val="20"/>
-                <w:szCs w:val="20"/>
-              </w:rPr>
-              <w:t>Arbeit</w:t>
-            </w:r>
-            <w:r>
-              <w:rPr>
-                <w:rFonts w:ascii="Open Sans" w:eastAsia="Open Sans" w:hAnsi="Open Sans" w:cs="Open Sans"/>
-                <w:sz w:val="20"/>
-                <w:szCs w:val="20"/>
-              </w:rPr>
-              <w:t>}</w:t>
+              <w:t>{{</w:t>
+            </w:r>
+            <w:proofErr w:type="spellStart"/>
+            <w:r>
+              <w:rPr>
+                <w:rFonts w:ascii="Open Sans" w:eastAsia="Open Sans" w:hAnsi="Open Sans" w:cs="Open Sans"/>
+                <w:sz w:val="20"/>
+                <w:szCs w:val="20"/>
+              </w:rPr>
+              <w:t>ServiceUnitPrice</w:t>
+            </w:r>
+            <w:proofErr w:type="spellEnd"/>
+            <w:r>
+              <w:rPr>
+                <w:rFonts w:ascii="Open Sans" w:eastAsia="Open Sans" w:hAnsi="Open Sans" w:cs="Open Sans"/>
+                <w:sz w:val="20"/>
+                <w:szCs w:val="20"/>
+              </w:rPr>
+              <w:t>}}</w:t>
             </w:r>
           </w:p>
         </w:tc>
@@ -1192,34 +1104,36 @@
             <w:pPr>
               <w:spacing w:line="278" w:lineRule="auto"/>
               <w:ind w:left="-141" w:right="314"/>
-              <w:jc w:val="right"/>
-              <w:rPr>
-                <w:rFonts w:ascii="Open Sans" w:eastAsia="Open Sans" w:hAnsi="Open Sans" w:cs="Open Sans"/>
-              </w:rPr>
-            </w:pPr>
-            <w:r>
-              <w:rPr>
-                <w:rFonts w:ascii="Open Sans" w:eastAsia="Open Sans" w:hAnsi="Open Sans" w:cs="Open Sans"/>
-                <w:sz w:val="20"/>
-                <w:szCs w:val="20"/>
-              </w:rPr>
-              <w:t>{</w:t>
-            </w:r>
-            <w:r>
-              <w:rPr>
-                <w:rFonts w:ascii="Open Sans" w:eastAsia="Open Sans" w:hAnsi="Open Sans" w:cs="Open Sans"/>
-                <w:sz w:val="20"/>
-                <w:szCs w:val="20"/>
-              </w:rPr>
-              <w:t>Arbeit</w:t>
-            </w:r>
-            <w:r>
-              <w:rPr>
-                <w:rFonts w:ascii="Open Sans" w:eastAsia="Open Sans" w:hAnsi="Open Sans" w:cs="Open Sans"/>
-                <w:sz w:val="20"/>
-                <w:szCs w:val="20"/>
-              </w:rPr>
-              <w:t>}</w:t>
+              <w:jc w:val="center"/>
+              <w:rPr>
+                <w:rFonts w:ascii="Open Sans" w:eastAsia="Open Sans" w:hAnsi="Open Sans" w:cs="Open Sans"/>
+              </w:rPr>
+            </w:pPr>
+            <w:r>
+              <w:rPr>
+                <w:rFonts w:ascii="Open Sans" w:eastAsia="Open Sans" w:hAnsi="Open Sans" w:cs="Open Sans"/>
+                <w:sz w:val="20"/>
+                <w:szCs w:val="20"/>
+              </w:rPr>
+              <w:t>{{</w:t>
+            </w:r>
+            <w:proofErr w:type="spellStart"/>
+            <w:r>
+              <w:rPr>
+                <w:rFonts w:ascii="Open Sans" w:eastAsia="Open Sans" w:hAnsi="Open Sans" w:cs="Open Sans"/>
+                <w:sz w:val="20"/>
+                <w:szCs w:val="20"/>
+              </w:rPr>
+              <w:t>ServiceTotal</w:t>
+            </w:r>
+            <w:proofErr w:type="spellEnd"/>
+            <w:r>
+              <w:rPr>
+                <w:rFonts w:ascii="Open Sans" w:eastAsia="Open Sans" w:hAnsi="Open Sans" w:cs="Open Sans"/>
+                <w:sz w:val="20"/>
+                <w:szCs w:val="20"/>
+              </w:rPr>
+              <w:t>}}</w:t>
             </w:r>
           </w:p>
         </w:tc>
@@ -1323,23 +1237,25 @@
                 <w:sz w:val="20"/>
                 <w:szCs w:val="20"/>
               </w:rPr>
-              <w:t>{</w:t>
-            </w:r>
-            <w:r>
-              <w:rPr>
-                <w:rFonts w:ascii="Open Sans" w:eastAsia="Open Sans" w:hAnsi="Open Sans" w:cs="Open Sans"/>
-                <w:sz w:val="20"/>
-                <w:szCs w:val="20"/>
-              </w:rPr>
-              <w:t>Long1</w:t>
-            </w:r>
-            <w:r>
-              <w:rPr>
-                <w:rFonts w:ascii="Open Sans" w:eastAsia="Open Sans" w:hAnsi="Open Sans" w:cs="Open Sans"/>
-                <w:sz w:val="20"/>
-                <w:szCs w:val="20"/>
-              </w:rPr>
-              <w:t>}</w:t>
+              <w:t>{{</w:t>
+            </w:r>
+            <w:proofErr w:type="spellStart"/>
+            <w:r>
+              <w:rPr>
+                <w:rFonts w:ascii="Open Sans" w:eastAsia="Open Sans" w:hAnsi="Open Sans" w:cs="Open Sans"/>
+                <w:sz w:val="20"/>
+                <w:szCs w:val="20"/>
+              </w:rPr>
+              <w:t>ServicePosTitle</w:t>
+            </w:r>
+            <w:proofErr w:type="spellEnd"/>
+            <w:r>
+              <w:rPr>
+                <w:rFonts w:ascii="Open Sans" w:eastAsia="Open Sans" w:hAnsi="Open Sans" w:cs="Open Sans"/>
+                <w:sz w:val="20"/>
+                <w:szCs w:val="20"/>
+              </w:rPr>
+              <w:t>}}</w:t>
             </w:r>
           </w:p>
         </w:tc>
@@ -1504,23 +1420,7 @@
                 <w:sz w:val="20"/>
                 <w:szCs w:val="20"/>
               </w:rPr>
-              <w:t>{</w:t>
-            </w:r>
-            <w:r>
-              <w:rPr>
-                <w:rFonts w:ascii="Open Sans" w:eastAsia="Open Sans" w:hAnsi="Open Sans" w:cs="Open Sans"/>
-                <w:sz w:val="20"/>
-                <w:szCs w:val="20"/>
-              </w:rPr>
-              <w:t>Long3</w:t>
-            </w:r>
-            <w:r>
-              <w:rPr>
-                <w:rFonts w:ascii="Open Sans" w:eastAsia="Open Sans" w:hAnsi="Open Sans" w:cs="Open Sans"/>
-                <w:sz w:val="20"/>
-                <w:szCs w:val="20"/>
-              </w:rPr>
-              <w:t>}</w:t>
+              <w:t>{#ServiceLines}</w:t>
             </w:r>
           </w:p>
           <w:p>
@@ -1533,6 +1433,69 @@
                 <w:szCs w:val="18"/>
               </w:rPr>
             </w:pPr>
+            <w:r>
+              <w:rPr>
+                <w:rFonts w:ascii="Open Sans" w:eastAsia="Open Sans" w:hAnsi="Open Sans" w:cs="Open Sans"/>
+                <w:sz w:val="18"/>
+                <w:szCs w:val="18"/>
+              </w:rPr>
+              <w:t>{{</w:t>
+            </w:r>
+            <w:proofErr w:type="spellStart"/>
+            <w:r>
+              <w:rPr>
+                <w:rFonts w:ascii="Open Sans" w:eastAsia="Open Sans" w:hAnsi="Open Sans" w:cs="Open Sans"/>
+                <w:sz w:val="18"/>
+                <w:szCs w:val="18"/>
+              </w:rPr>
+              <w:t>ServiceLine</w:t>
+            </w:r>
+            <w:proofErr w:type="spellEnd"/>
+            <w:r>
+              <w:rPr>
+                <w:rFonts w:ascii="Open Sans" w:eastAsia="Open Sans" w:hAnsi="Open Sans" w:cs="Open Sans"/>
+                <w:sz w:val="18"/>
+                <w:szCs w:val="18"/>
+              </w:rPr>
+              <w:t>}}</w:t>
+            </w:r>
+          </w:p>
+          <w:p>
+            <w:pPr>
+              <w:spacing w:line="278" w:lineRule="auto"/>
+              <w:ind w:right="314"/>
+              <w:rPr>
+                <w:rFonts w:ascii="Open Sans" w:eastAsia="Open Sans" w:hAnsi="Open Sans" w:cs="Open Sans"/>
+                <w:sz w:val="18"/>
+                <w:szCs w:val="18"/>
+              </w:rPr>
+            </w:pPr>
+            <w:r>
+              <w:rPr>
+                <w:rFonts w:ascii="Open Sans" w:eastAsia="Open Sans" w:hAnsi="Open Sans" w:cs="Open Sans"/>
+                <w:sz w:val="18"/>
+                <w:szCs w:val="18"/>
+              </w:rPr>
+              <w:t>{/</w:t>
+            </w:r>
+            <w:proofErr w:type="spellStart"/>
+            <w:r>
+              <w:rPr>
+                <w:rFonts w:ascii="Open Sans" w:eastAsia="Open Sans" w:hAnsi="Open Sans" w:cs="Open Sans"/>
+                <w:sz w:val="18"/>
+                <w:szCs w:val="18"/>
+              </w:rPr>
+              <w:t>ServiceLines</w:t>
+            </w:r>
+            <w:proofErr w:type="spellEnd"/>
+            <w:r>
+              <w:rPr>
+                <w:rFonts w:ascii="Open Sans" w:eastAsia="Open Sans" w:hAnsi="Open Sans" w:cs="Open Sans"/>
+                <w:sz w:val="18"/>
+                <w:szCs w:val="18"/>
+              </w:rPr>
+              <w:t>}</w:t>
+            </w:r>
           </w:p>
         </w:tc>
         <w:tc>
@@ -1965,23 +1928,7 @@
                 <w:sz w:val="20"/>
                 <w:szCs w:val="20"/>
               </w:rPr>
-              <w:t>{</w:t>
-            </w:r>
-            <w:r>
-              <w:rPr>
-                <w:rFonts w:ascii="Open Sans" w:eastAsia="Open Sans" w:hAnsi="Open Sans" w:cs="Open Sans"/>
-                <w:sz w:val="20"/>
-                <w:szCs w:val="20"/>
-              </w:rPr>
-              <w:t>Material</w:t>
-            </w:r>
-            <w:r>
-              <w:rPr>
-                <w:rFonts w:ascii="Open Sans" w:eastAsia="Open Sans" w:hAnsi="Open Sans" w:cs="Open Sans"/>
-                <w:sz w:val="20"/>
-                <w:szCs w:val="20"/>
-              </w:rPr>
-              <w:t>}</w:t>
+              <w:t>{Material}</w:t>
             </w:r>
           </w:p>
         </w:tc>
@@ -2017,23 +1964,7 @@
                 <w:sz w:val="20"/>
                 <w:szCs w:val="20"/>
               </w:rPr>
-              <w:t>{</w:t>
-            </w:r>
-            <w:r>
-              <w:rPr>
-                <w:rFonts w:ascii="Open Sans" w:eastAsia="Open Sans" w:hAnsi="Open Sans" w:cs="Open Sans"/>
-                <w:sz w:val="20"/>
-                <w:szCs w:val="20"/>
-              </w:rPr>
-              <w:t>Material</w:t>
-            </w:r>
-            <w:r>
-              <w:rPr>
-                <w:rFonts w:ascii="Open Sans" w:eastAsia="Open Sans" w:hAnsi="Open Sans" w:cs="Open Sans"/>
-                <w:sz w:val="20"/>
-                <w:szCs w:val="20"/>
-              </w:rPr>
-              <w:t>}</w:t>
+              <w:t>{Material}</w:t>
             </w:r>
           </w:p>
         </w:tc>
@@ -2125,23 +2056,7 @@
                 <w:sz w:val="20"/>
                 <w:szCs w:val="20"/>
               </w:rPr>
-              <w:t>{</w:t>
-            </w:r>
-            <w:r>
-              <w:rPr>
-                <w:rFonts w:ascii="Open Sans" w:eastAsia="Open Sans" w:hAnsi="Open Sans" w:cs="Open Sans"/>
-                <w:sz w:val="20"/>
-                <w:szCs w:val="20"/>
-              </w:rPr>
-              <w:t>Long</w:t>
-            </w:r>
-            <w:r>
-              <w:rPr>
-                <w:rFonts w:ascii="Open Sans" w:eastAsia="Open Sans" w:hAnsi="Open Sans" w:cs="Open Sans"/>
-                <w:sz w:val="20"/>
-                <w:szCs w:val="20"/>
-              </w:rPr>
-              <w:t>}</w:t>
+              <w:t>{Long}</w:t>
             </w:r>
           </w:p>
         </w:tc>
@@ -2238,23 +2153,7 @@
                 <w:sz w:val="20"/>
                 <w:szCs w:val="20"/>
               </w:rPr>
-              <w:t>{</w:t>
-            </w:r>
-            <w:r>
-              <w:rPr>
-                <w:rFonts w:ascii="Open Sans" w:eastAsia="Open Sans" w:hAnsi="Open Sans" w:cs="Open Sans"/>
-                <w:sz w:val="20"/>
-                <w:szCs w:val="20"/>
-              </w:rPr>
-              <w:t>Pos003</w:t>
-            </w:r>
-            <w:r>
-              <w:rPr>
-                <w:rFonts w:ascii="Open Sans" w:eastAsia="Open Sans" w:hAnsi="Open Sans" w:cs="Open Sans"/>
-                <w:sz w:val="20"/>
-                <w:szCs w:val="20"/>
-              </w:rPr>
-              <w:t>}</w:t>
+              <w:t>{Pos003}</w:t>
             </w:r>
           </w:p>
         </w:tc>
@@ -2290,23 +2189,7 @@
                 <w:sz w:val="20"/>
                 <w:szCs w:val="20"/>
               </w:rPr>
-              <w:t>{</w:t>
-            </w:r>
-            <w:r>
-              <w:rPr>
-                <w:rFonts w:ascii="Open Sans" w:eastAsia="Open Sans" w:hAnsi="Open Sans" w:cs="Open Sans"/>
-                <w:sz w:val="20"/>
-                <w:szCs w:val="20"/>
-              </w:rPr>
-              <w:t>Bonus1Stk</w:t>
-            </w:r>
-            <w:r>
-              <w:rPr>
-                <w:rFonts w:ascii="Open Sans" w:eastAsia="Open Sans" w:hAnsi="Open Sans" w:cs="Open Sans"/>
-                <w:sz w:val="20"/>
-                <w:szCs w:val="20"/>
-              </w:rPr>
-              <w:t>}</w:t>
+              <w:t>{Bonus1Stk}</w:t>
             </w:r>
           </w:p>
         </w:tc>
@@ -2342,23 +2225,7 @@
                 <w:sz w:val="20"/>
                 <w:szCs w:val="20"/>
               </w:rPr>
-              <w:t>{</w:t>
-            </w:r>
-            <w:r>
-              <w:rPr>
-                <w:rFonts w:ascii="Open Sans" w:eastAsia="Open Sans" w:hAnsi="Open Sans" w:cs="Open Sans"/>
-                <w:sz w:val="20"/>
-                <w:szCs w:val="20"/>
-              </w:rPr>
-              <w:t>Bonus1</w:t>
-            </w:r>
-            <w:r>
-              <w:rPr>
-                <w:rFonts w:ascii="Open Sans" w:eastAsia="Open Sans" w:hAnsi="Open Sans" w:cs="Open Sans"/>
-                <w:sz w:val="20"/>
-                <w:szCs w:val="20"/>
-              </w:rPr>
-              <w:t>}</w:t>
+              <w:t>{Bonus1}</w:t>
             </w:r>
           </w:p>
         </w:tc>
@@ -2394,23 +2261,7 @@
                 <w:sz w:val="20"/>
                 <w:szCs w:val="20"/>
               </w:rPr>
-              <w:t>{</w:t>
-            </w:r>
-            <w:r>
-              <w:rPr>
-                <w:rFonts w:ascii="Open Sans" w:eastAsia="Open Sans" w:hAnsi="Open Sans" w:cs="Open Sans"/>
-                <w:sz w:val="20"/>
-                <w:szCs w:val="20"/>
-              </w:rPr>
-              <w:t>Bonus1Price</w:t>
-            </w:r>
-            <w:r>
-              <w:rPr>
-                <w:rFonts w:ascii="Open Sans" w:eastAsia="Open Sans" w:hAnsi="Open Sans" w:cs="Open Sans"/>
-                <w:sz w:val="20"/>
-                <w:szCs w:val="20"/>
-              </w:rPr>
-              <w:t>}</w:t>
+              <w:t>{Bonus1Price}</w:t>
             </w:r>
           </w:p>
         </w:tc>
@@ -2446,23 +2297,7 @@
                 <w:sz w:val="20"/>
                 <w:szCs w:val="20"/>
               </w:rPr>
-              <w:t>{</w:t>
-            </w:r>
-            <w:r>
-              <w:rPr>
-                <w:rFonts w:ascii="Open Sans" w:eastAsia="Open Sans" w:hAnsi="Open Sans" w:cs="Open Sans"/>
-                <w:sz w:val="20"/>
-                <w:szCs w:val="20"/>
-              </w:rPr>
-              <w:t>Bonus1Price</w:t>
-            </w:r>
-            <w:r>
-              <w:rPr>
-                <w:rFonts w:ascii="Open Sans" w:eastAsia="Open Sans" w:hAnsi="Open Sans" w:cs="Open Sans"/>
-                <w:sz w:val="20"/>
-                <w:szCs w:val="20"/>
-              </w:rPr>
-              <w:t>}</w:t>
+              <w:t>{Bonus1Price}</w:t>
             </w:r>
           </w:p>
         </w:tc>
@@ -2500,23 +2335,7 @@
                 <w:sz w:val="20"/>
                 <w:szCs w:val="20"/>
               </w:rPr>
-              <w:t>{</w:t>
-            </w:r>
-            <w:r>
-              <w:rPr>
-                <w:rFonts w:ascii="Open Sans" w:eastAsia="Open Sans" w:hAnsi="Open Sans" w:cs="Open Sans"/>
-                <w:sz w:val="20"/>
-                <w:szCs w:val="20"/>
-              </w:rPr>
-              <w:t>Pos004</w:t>
-            </w:r>
-            <w:r>
-              <w:rPr>
-                <w:rFonts w:ascii="Open Sans" w:eastAsia="Open Sans" w:hAnsi="Open Sans" w:cs="Open Sans"/>
-                <w:sz w:val="20"/>
-                <w:szCs w:val="20"/>
-              </w:rPr>
-              <w:t>}</w:t>
+              <w:t>{Pos004}</w:t>
             </w:r>
           </w:p>
         </w:tc>
@@ -2552,23 +2371,7 @@
                 <w:sz w:val="20"/>
                 <w:szCs w:val="20"/>
               </w:rPr>
-              <w:t>{</w:t>
-            </w:r>
-            <w:r>
-              <w:rPr>
-                <w:rFonts w:ascii="Open Sans" w:eastAsia="Open Sans" w:hAnsi="Open Sans" w:cs="Open Sans"/>
-                <w:sz w:val="20"/>
-                <w:szCs w:val="20"/>
-              </w:rPr>
-              <w:t>Bonus2Stk</w:t>
-            </w:r>
-            <w:r>
-              <w:rPr>
-                <w:rFonts w:ascii="Open Sans" w:eastAsia="Open Sans" w:hAnsi="Open Sans" w:cs="Open Sans"/>
-                <w:sz w:val="20"/>
-                <w:szCs w:val="20"/>
-              </w:rPr>
-              <w:t>}</w:t>
+              <w:t>{Bonus2Stk}</w:t>
             </w:r>
           </w:p>
         </w:tc>
@@ -2604,23 +2407,7 @@
                 <w:sz w:val="20"/>
                 <w:szCs w:val="20"/>
               </w:rPr>
-              <w:t>{</w:t>
-            </w:r>
-            <w:r>
-              <w:rPr>
-                <w:rFonts w:ascii="Open Sans" w:eastAsia="Open Sans" w:hAnsi="Open Sans" w:cs="Open Sans"/>
-                <w:sz w:val="20"/>
-                <w:szCs w:val="20"/>
-              </w:rPr>
-              <w:t>Bonus2</w:t>
-            </w:r>
-            <w:r>
-              <w:rPr>
-                <w:rFonts w:ascii="Open Sans" w:eastAsia="Open Sans" w:hAnsi="Open Sans" w:cs="Open Sans"/>
-                <w:sz w:val="20"/>
-                <w:szCs w:val="20"/>
-              </w:rPr>
-              <w:t>}</w:t>
+              <w:t>{Bonus2}</w:t>
             </w:r>
           </w:p>
         </w:tc>
@@ -2656,23 +2443,7 @@
                 <w:sz w:val="20"/>
                 <w:szCs w:val="20"/>
               </w:rPr>
-              <w:t>{</w:t>
-            </w:r>
-            <w:r>
-              <w:rPr>
-                <w:rFonts w:ascii="Open Sans" w:eastAsia="Open Sans" w:hAnsi="Open Sans" w:cs="Open Sans"/>
-                <w:sz w:val="20"/>
-                <w:szCs w:val="20"/>
-              </w:rPr>
-              <w:t>Bonus2Price</w:t>
-            </w:r>
-            <w:r>
-              <w:rPr>
-                <w:rFonts w:ascii="Open Sans" w:eastAsia="Open Sans" w:hAnsi="Open Sans" w:cs="Open Sans"/>
-                <w:sz w:val="20"/>
-                <w:szCs w:val="20"/>
-              </w:rPr>
-              <w:t>}</w:t>
+              <w:t>{Bonus2Price}</w:t>
             </w:r>
           </w:p>
         </w:tc>
@@ -2708,23 +2479,7 @@
                 <w:sz w:val="20"/>
                 <w:szCs w:val="20"/>
               </w:rPr>
-              <w:t>{</w:t>
-            </w:r>
-            <w:r>
-              <w:rPr>
-                <w:rFonts w:ascii="Open Sans" w:eastAsia="Open Sans" w:hAnsi="Open Sans" w:cs="Open Sans"/>
-                <w:sz w:val="20"/>
-                <w:szCs w:val="20"/>
-              </w:rPr>
-              <w:t>Bonus2Price</w:t>
-            </w:r>
-            <w:r>
-              <w:rPr>
-                <w:rFonts w:ascii="Open Sans" w:eastAsia="Open Sans" w:hAnsi="Open Sans" w:cs="Open Sans"/>
-                <w:sz w:val="20"/>
-                <w:szCs w:val="20"/>
-              </w:rPr>
-              <w:t>}</w:t>
+              <w:t>{Bonus2Price}</w:t>
             </w:r>
           </w:p>
         </w:tc>
@@ -3574,7 +3329,17 @@
                 <w:sz w:val="20"/>
                 <w:szCs w:val="20"/>
               </w:rPr>
-              <w:t>Gesamtsummerabatt</w:t>
+              <w:t>Gesamtsummerabat</w:t>
+            </w:r>
+            <w:r>
+              <w:rPr>
+                <w:rFonts w:ascii="Open Sans Semibold" w:eastAsia="Open Sans Semibold" w:hAnsi="Open Sans Semibold" w:cs="Open Sans Semibold"/>
+                <w:color w:val="030303"/>
+                <w:sz w:val="20"/>
+                <w:szCs w:val="20"/>
+              </w:rPr>
+              <w:lastRenderedPageBreak/>
+              <w:t>t</w:t>
             </w:r>
             <w:proofErr w:type="spellEnd"/>
             <w:r>
@@ -4047,7 +3812,7 @@
               </wp:anchor>
             </w:drawing>
           </mc:Choice>
-          <mc:Fallback xmlns:cr="http://schemas.microsoft.com/office/comments/2020/reactions" xmlns="http://schemas.microsoft.com/office/tasks/2019/documenttasks" xmlns:dgm="http://schemas.openxmlformats.org/drawingml/2006/diagram" xmlns:lc="http://schemas.openxmlformats.org/drawingml/2006/lockedCanvas" xmlns:c="http://schemas.openxmlformats.org/drawingml/2006/chart" xmlns:pic="http://schemas.openxmlformats.org/drawingml/2006/picture" xmlns:a="http://schemas.openxmlformats.org/drawingml/2006/main" xmlns:sl="http://schemas.openxmlformats.org/schemaLibrary/2006/main">
+          <mc:Fallback xmlns:sl="http://schemas.openxmlformats.org/schemaLibrary/2006/main" xmlns:a="http://schemas.openxmlformats.org/drawingml/2006/main" xmlns:pic="http://schemas.openxmlformats.org/drawingml/2006/picture" xmlns:c="http://schemas.openxmlformats.org/drawingml/2006/chart" xmlns:lc="http://schemas.openxmlformats.org/drawingml/2006/lockedCanvas" xmlns:dgm="http://schemas.openxmlformats.org/drawingml/2006/diagram" xmlns="http://schemas.microsoft.com/office/tasks/2019/documenttasks" xmlns:cr="http://schemas.microsoft.com/office/comments/2020/reactions">
             <w:drawing>
               <wp:anchor allowOverlap="1" behindDoc="0" distB="0" distT="0" distL="0" distR="0" hidden="0" layoutInCell="1" locked="0" relativeHeight="0" simplePos="0">
                 <wp:simplePos x="0" y="0"/>

--- a/src/templates/Angebot.docx
+++ b/src/templates/Angebot.docx
@@ -53,10 +53,10 @@
           <w:szCs w:val="21"/>
         </w:rPr>
         <w:sectPr>
-          <w:headerReference w:type="default" r:id="rId6"/>
-          <w:footerReference w:type="default" r:id="rId7"/>
-          <w:headerReference w:type="first" r:id="rId8"/>
-          <w:footerReference w:type="first" r:id="rId9"/>
+          <w:headerReference w:type="default" r:id="rId7"/>
+          <w:footerReference w:type="default" r:id="rId8"/>
+          <w:headerReference w:type="first" r:id="rId9"/>
+          <w:footerReference w:type="first" r:id="rId10"/>
           <w:pgSz w:w="11920" w:h="16840"/>
           <w:pgMar w:top="2267" w:right="918" w:bottom="1133" w:left="1298" w:header="0" w:footer="283" w:gutter="0"/>
           <w:pgNumType w:start="1"/>
@@ -622,14 +622,12 @@
         </w:rPr>
         <w:t>{</w:t>
       </w:r>
-      <w:proofErr w:type="spellStart"/>
       <w:r>
         <w:rPr>
           <w:rFonts w:ascii="Open Sans" w:eastAsia="Open Sans" w:hAnsi="Open Sans" w:cs="Open Sans"/>
         </w:rPr>
         <w:t>Greeting</w:t>
       </w:r>
-      <w:proofErr w:type="spellEnd"/>
       <w:r>
         <w:rPr>
           <w:rFonts w:ascii="Open Sans" w:eastAsia="Open Sans" w:hAnsi="Open Sans" w:cs="Open Sans"/>
@@ -978,19 +976,8 @@
                 <w:sz w:val="20"/>
                 <w:szCs w:val="20"/>
               </w:rPr>
-              <w:t xml:space="preserve">1 </w:t>
-            </w:r>
-            <w:proofErr w:type="spellStart"/>
-            <w:r>
-              <w:rPr>
-                <w:rFonts w:ascii="Open Sans" w:eastAsia="Open Sans" w:hAnsi="Open Sans" w:cs="Open Sans"/>
-                <w:color w:val="070707"/>
-                <w:sz w:val="20"/>
-                <w:szCs w:val="20"/>
-              </w:rPr>
-              <w:t>Stk</w:t>
-            </w:r>
-            <w:proofErr w:type="spellEnd"/>
+              <w:t>1 Stk</w:t>
+            </w:r>
           </w:p>
         </w:tc>
         <w:tc>
@@ -1062,25 +1049,7 @@
                 <w:sz w:val="20"/>
                 <w:szCs w:val="20"/>
               </w:rPr>
-              <w:t>{{</w:t>
-            </w:r>
-            <w:proofErr w:type="spellStart"/>
-            <w:r>
-              <w:rPr>
-                <w:rFonts w:ascii="Open Sans" w:eastAsia="Open Sans" w:hAnsi="Open Sans" w:cs="Open Sans"/>
-                <w:sz w:val="20"/>
-                <w:szCs w:val="20"/>
-              </w:rPr>
-              <w:t>ServiceUnitPrice</w:t>
-            </w:r>
-            <w:proofErr w:type="spellEnd"/>
-            <w:r>
-              <w:rPr>
-                <w:rFonts w:ascii="Open Sans" w:eastAsia="Open Sans" w:hAnsi="Open Sans" w:cs="Open Sans"/>
-                <w:sz w:val="20"/>
-                <w:szCs w:val="20"/>
-              </w:rPr>
-              <w:t>}}</w:t>
+              <w:t>{{ServiceUnitPrice}}</w:t>
             </w:r>
           </w:p>
         </w:tc>
@@ -1115,25 +1084,7 @@
                 <w:sz w:val="20"/>
                 <w:szCs w:val="20"/>
               </w:rPr>
-              <w:t>{{</w:t>
-            </w:r>
-            <w:proofErr w:type="spellStart"/>
-            <w:r>
-              <w:rPr>
-                <w:rFonts w:ascii="Open Sans" w:eastAsia="Open Sans" w:hAnsi="Open Sans" w:cs="Open Sans"/>
-                <w:sz w:val="20"/>
-                <w:szCs w:val="20"/>
-              </w:rPr>
-              <w:t>ServiceTotal</w:t>
-            </w:r>
-            <w:proofErr w:type="spellEnd"/>
-            <w:r>
-              <w:rPr>
-                <w:rFonts w:ascii="Open Sans" w:eastAsia="Open Sans" w:hAnsi="Open Sans" w:cs="Open Sans"/>
-                <w:sz w:val="20"/>
-                <w:szCs w:val="20"/>
-              </w:rPr>
-              <w:t>}}</w:t>
+              <w:t>{{ServiceTotal}}</w:t>
             </w:r>
           </w:p>
         </w:tc>
@@ -1237,25 +1188,7 @@
                 <w:sz w:val="20"/>
                 <w:szCs w:val="20"/>
               </w:rPr>
-              <w:t>{{</w:t>
-            </w:r>
-            <w:proofErr w:type="spellStart"/>
-            <w:r>
-              <w:rPr>
-                <w:rFonts w:ascii="Open Sans" w:eastAsia="Open Sans" w:hAnsi="Open Sans" w:cs="Open Sans"/>
-                <w:sz w:val="20"/>
-                <w:szCs w:val="20"/>
-              </w:rPr>
-              <w:t>ServicePosTitle</w:t>
-            </w:r>
-            <w:proofErr w:type="spellEnd"/>
-            <w:r>
-              <w:rPr>
-                <w:rFonts w:ascii="Open Sans" w:eastAsia="Open Sans" w:hAnsi="Open Sans" w:cs="Open Sans"/>
-                <w:sz w:val="20"/>
-                <w:szCs w:val="20"/>
-              </w:rPr>
-              <w:t>}}</w:t>
+              <w:t>{{ServicePosTitle}}</w:t>
             </w:r>
           </w:p>
         </w:tc>
@@ -1410,15 +1343,15 @@
               <w:ind w:right="314"/>
               <w:rPr>
                 <w:rFonts w:ascii="Open Sans" w:eastAsia="Open Sans" w:hAnsi="Open Sans" w:cs="Open Sans"/>
-                <w:sz w:val="20"/>
-                <w:szCs w:val="20"/>
-              </w:rPr>
-            </w:pPr>
-            <w:r>
-              <w:rPr>
-                <w:rFonts w:ascii="Open Sans" w:eastAsia="Open Sans" w:hAnsi="Open Sans" w:cs="Open Sans"/>
-                <w:sz w:val="20"/>
-                <w:szCs w:val="20"/>
+                <w:sz w:val="18"/>
+                <w:szCs w:val="18"/>
+              </w:rPr>
+            </w:pPr>
+            <w:r>
+              <w:rPr>
+                <w:rFonts w:ascii="Open Sans" w:eastAsia="Open Sans" w:hAnsi="Open Sans" w:cs="Open Sans"/>
+                <w:sz w:val="18"/>
+                <w:szCs w:val="18"/>
               </w:rPr>
               <w:t>{#ServiceLines}</w:t>
             </w:r>
@@ -1439,62 +1372,26 @@
                 <w:sz w:val="18"/>
                 <w:szCs w:val="18"/>
               </w:rPr>
-              <w:t>{{</w:t>
-            </w:r>
-            <w:proofErr w:type="spellStart"/>
-            <w:r>
+              <w:t>{{ServiceLine}}</w:t>
+            </w:r>
+          </w:p>
+          <w:p>
+            <w:pPr>
+              <w:spacing w:line="278" w:lineRule="auto"/>
+              <w:ind w:right="314"/>
               <w:rPr>
                 <w:rFonts w:ascii="Open Sans" w:eastAsia="Open Sans" w:hAnsi="Open Sans" w:cs="Open Sans"/>
                 <w:sz w:val="18"/>
                 <w:szCs w:val="18"/>
               </w:rPr>
-              <w:t>ServiceLine</w:t>
-            </w:r>
-            <w:proofErr w:type="spellEnd"/>
+            </w:pPr>
             <w:r>
               <w:rPr>
                 <w:rFonts w:ascii="Open Sans" w:eastAsia="Open Sans" w:hAnsi="Open Sans" w:cs="Open Sans"/>
                 <w:sz w:val="18"/>
                 <w:szCs w:val="18"/>
               </w:rPr>
-              <w:t>}}</w:t>
-            </w:r>
-          </w:p>
-          <w:p>
-            <w:pPr>
-              <w:spacing w:line="278" w:lineRule="auto"/>
-              <w:ind w:right="314"/>
-              <w:rPr>
-                <w:rFonts w:ascii="Open Sans" w:eastAsia="Open Sans" w:hAnsi="Open Sans" w:cs="Open Sans"/>
-                <w:sz w:val="18"/>
-                <w:szCs w:val="18"/>
-              </w:rPr>
-            </w:pPr>
-            <w:r>
-              <w:rPr>
-                <w:rFonts w:ascii="Open Sans" w:eastAsia="Open Sans" w:hAnsi="Open Sans" w:cs="Open Sans"/>
-                <w:sz w:val="18"/>
-                <w:szCs w:val="18"/>
-              </w:rPr>
-              <w:t>{/</w:t>
-            </w:r>
-            <w:proofErr w:type="spellStart"/>
-            <w:r>
-              <w:rPr>
-                <w:rFonts w:ascii="Open Sans" w:eastAsia="Open Sans" w:hAnsi="Open Sans" w:cs="Open Sans"/>
-                <w:sz w:val="18"/>
-                <w:szCs w:val="18"/>
-              </w:rPr>
-              <w:t>ServiceLines</w:t>
-            </w:r>
-            <w:proofErr w:type="spellEnd"/>
-            <w:r>
-              <w:rPr>
-                <w:rFonts w:ascii="Open Sans" w:eastAsia="Open Sans" w:hAnsi="Open Sans" w:cs="Open Sans"/>
-                <w:sz w:val="18"/>
-                <w:szCs w:val="18"/>
-              </w:rPr>
-              <w:t>}</w:t>
+              <w:t>{/ServiceLines}</w:t>
             </w:r>
           </w:p>
         </w:tc>
@@ -1844,19 +1741,8 @@
                 <w:sz w:val="20"/>
                 <w:szCs w:val="20"/>
               </w:rPr>
-              <w:t xml:space="preserve">1 </w:t>
-            </w:r>
-            <w:proofErr w:type="spellStart"/>
-            <w:r>
-              <w:rPr>
-                <w:rFonts w:ascii="Open Sans" w:eastAsia="Open Sans" w:hAnsi="Open Sans" w:cs="Open Sans"/>
-                <w:color w:val="070707"/>
-                <w:sz w:val="20"/>
-                <w:szCs w:val="20"/>
-              </w:rPr>
-              <w:t>Stk</w:t>
-            </w:r>
-            <w:proofErr w:type="spellEnd"/>
+              <w:t>1 Stk</w:t>
+            </w:r>
           </w:p>
         </w:tc>
         <w:tc>
@@ -2997,7 +2883,6 @@
               </w:rPr>
               <w:t>{</w:t>
             </w:r>
-            <w:proofErr w:type="spellStart"/>
             <w:r>
               <w:rPr>
                 <w:rFonts w:ascii="Open Sans Semibold" w:eastAsia="Open Sans Semibold" w:hAnsi="Open Sans Semibold" w:cs="Open Sans Semibold"/>
@@ -3007,7 +2892,6 @@
               </w:rPr>
               <w:t>MwSt</w:t>
             </w:r>
-            <w:proofErr w:type="spellEnd"/>
             <w:r>
               <w:rPr>
                 <w:rFonts w:ascii="Open Sans Semibold" w:eastAsia="Open Sans Semibold" w:hAnsi="Open Sans Semibold" w:cs="Open Sans Semibold"/>
@@ -3321,7 +3205,6 @@
               </w:rPr>
               <w:t>{</w:t>
             </w:r>
-            <w:proofErr w:type="spellStart"/>
             <w:r>
               <w:rPr>
                 <w:rFonts w:ascii="Open Sans Semibold" w:eastAsia="Open Sans Semibold" w:hAnsi="Open Sans Semibold" w:cs="Open Sans Semibold"/>
@@ -3341,7 +3224,6 @@
               <w:lastRenderedPageBreak/>
               <w:t>t</w:t>
             </w:r>
-            <w:proofErr w:type="spellEnd"/>
             <w:r>
               <w:rPr>
                 <w:rFonts w:ascii="Open Sans Semibold" w:eastAsia="Open Sans Semibold" w:hAnsi="Open Sans Semibold" w:cs="Open Sans Semibold"/>
@@ -3468,23 +3350,7 @@
           <w:rFonts w:ascii="Open Sans" w:eastAsia="Open Sans" w:hAnsi="Open Sans" w:cs="Open Sans"/>
           <w:color w:val="030303"/>
         </w:rPr>
-        <w:t xml:space="preserve">Diese werden vorab mit Ihnen besprochen, bedürfen </w:t>
-      </w:r>
-      <w:proofErr w:type="spellStart"/>
-      <w:r>
-        <w:rPr>
-          <w:rFonts w:ascii="Open Sans" w:eastAsia="Open Sans" w:hAnsi="Open Sans" w:cs="Open Sans"/>
-          <w:color w:val="030303"/>
-        </w:rPr>
-        <w:t>lhrer</w:t>
-      </w:r>
-      <w:proofErr w:type="spellEnd"/>
-      <w:r>
-        <w:rPr>
-          <w:rFonts w:ascii="Open Sans" w:eastAsia="Open Sans" w:hAnsi="Open Sans" w:cs="Open Sans"/>
-          <w:color w:val="030303"/>
-        </w:rPr>
-        <w:t xml:space="preserve"> Zustimmung und werden auf Regiebasis nach tatsächlichem Aufwand abgerechnet. (Stundensatz-Facharbeiter: 69,50€ netto)</w:t>
+        <w:t>Diese werden vorab mit Ihnen besprochen, bedürfen lhrer Zustimmung und werden auf Regiebasis nach tatsächlichem Aufwand abgerechnet. (Stundensatz-Facharbeiter: 69,50€ netto)</w:t>
       </w:r>
     </w:p>
     <w:p>
@@ -3533,23 +3399,7 @@
           <w:rFonts w:ascii="Open Sans" w:eastAsia="Open Sans" w:hAnsi="Open Sans" w:cs="Open Sans"/>
           <w:color w:val="030303"/>
         </w:rPr>
-        <w:t xml:space="preserve"> unter Berücksichtigung eines gewährten Zuschusses durch die Pflegekasse </w:t>
-      </w:r>
-      <w:proofErr w:type="spellStart"/>
-      <w:r>
-        <w:rPr>
-          <w:rFonts w:ascii="Open Sans" w:eastAsia="Open Sans" w:hAnsi="Open Sans" w:cs="Open Sans"/>
-          <w:color w:val="030303"/>
-        </w:rPr>
-        <w:t>i.H.v</w:t>
-      </w:r>
-      <w:proofErr w:type="spellEnd"/>
-      <w:r>
-        <w:rPr>
-          <w:rFonts w:ascii="Open Sans" w:eastAsia="Open Sans" w:hAnsi="Open Sans" w:cs="Open Sans"/>
-          <w:color w:val="030303"/>
-        </w:rPr>
-        <w:t xml:space="preserve">. </w:t>
+        <w:t xml:space="preserve"> unter Berücksichtigung eines gewährten Zuschusses durch die Pflegekasse i.H.v. </w:t>
       </w:r>
       <w:r>
         <w:rPr>
@@ -3622,7 +3472,7 @@
         </w:rPr>
         <w:t xml:space="preserve">Bitte unterschreiben Sie Annahme an entsprechender Stelle und senden uns das Angebot wieder zurück - gerne auch per E-Mail an </w:t>
       </w:r>
-      <w:hyperlink r:id="rId10">
+      <w:hyperlink r:id="rId11">
         <w:r>
           <w:rPr>
             <w:rFonts w:ascii="Open Sans" w:eastAsia="Open Sans" w:hAnsi="Open Sans" w:cs="Open Sans"/>
@@ -3834,7 +3684,7 @@
                         <pic:cNvPicPr preferRelativeResize="0"/>
                       </pic:nvPicPr>
                       <pic:blipFill>
-                        <a:blip r:embed="rId11"/>
+                        <a:blip r:embed="rId12"/>
                         <a:srcRect/>
                         <a:stretch>
                           <a:fillRect/>
@@ -4103,25 +3953,7 @@
         <w:sz w:val="14"/>
         <w:szCs w:val="14"/>
       </w:rPr>
-      <w:t xml:space="preserve">Steuernummer: 22324320478 | </w:t>
-    </w:r>
-    <w:proofErr w:type="spellStart"/>
-    <w:r>
-      <w:rPr>
-        <w:rFonts w:ascii="Arimo" w:eastAsia="Arimo" w:hAnsi="Arimo" w:cs="Arimo"/>
-        <w:sz w:val="14"/>
-        <w:szCs w:val="14"/>
-      </w:rPr>
-      <w:t>USt-IdNr</w:t>
-    </w:r>
-    <w:proofErr w:type="spellEnd"/>
-    <w:r>
-      <w:rPr>
-        <w:rFonts w:ascii="Arimo" w:eastAsia="Arimo" w:hAnsi="Arimo" w:cs="Arimo"/>
-        <w:sz w:val="14"/>
-        <w:szCs w:val="14"/>
-      </w:rPr>
-      <w:t>.: DE296903997</w:t>
+      <w:t>Steuernummer: 22324320478 | USt-IdNr.: DE296903997</w:t>
     </w:r>
   </w:p>
   <w:p>
@@ -4361,6 +4193,2111 @@
     </w:r>
   </w:p>
 </w:hdr>
+</file>
+
+<file path=word/numbering.xml><?xml version="1.0" encoding="utf-8"?>
+<w:numbering xmlns:wpc="http://schemas.microsoft.com/office/word/2010/wordprocessingCanvas" xmlns:cx="http://schemas.microsoft.com/office/drawing/2014/chartex" xmlns:cx1="http://schemas.microsoft.com/office/drawing/2015/9/8/chartex" xmlns:cx2="http://schemas.microsoft.com/office/drawing/2015/10/21/chartex" xmlns:cx3="http://schemas.microsoft.com/office/drawing/2016/5/9/chartex" xmlns:cx4="http://schemas.microsoft.com/office/drawing/2016/5/10/chartex" xmlns:cx5="http://schemas.microsoft.com/office/drawing/2016/5/11/chartex" xmlns:cx6="http://schemas.microsoft.com/office/drawing/2016/5/12/chartex" xmlns:cx7="http://schemas.microsoft.com/office/drawing/2016/5/13/chartex" xmlns:cx8="http://schemas.microsoft.com/office/drawing/2016/5/14/chartex" xmlns:mc="http://schemas.openxmlformats.org/markup-compatibility/2006" xmlns:aink="http://schemas.microsoft.com/office/drawing/2016/ink" xmlns:am3d="http://schemas.microsoft.com/office/drawing/2017/model3d" xmlns:o="urn:schemas-microsoft-com:office:office" xmlns:oel="http://schemas.microsoft.com/office/2019/extlst" xmlns:r="http://schemas.openxmlformats.org/officeDocument/2006/relationships" xmlns:m="http://schemas.openxmlformats.org/officeDocument/2006/math" xmlns:v="urn:schemas-microsoft-com:vml" xmlns:wp14="http://schemas.microsoft.com/office/word/2010/wordprocessingDrawing" xmlns:wp="http://schemas.openxmlformats.org/drawingml/2006/wordprocessingDrawing" xmlns:w10="urn:schemas-microsoft-com:office:word" xmlns:w="http://schemas.openxmlformats.org/wordprocessingml/2006/main" xmlns:w14="http://schemas.microsoft.com/office/word/2010/wordml" xmlns:w15="http://schemas.microsoft.com/office/word/2012/wordml" xmlns:w16cex="http://schemas.microsoft.com/office/word/2018/wordml/cex" xmlns:w16cid="http://schemas.microsoft.com/office/word/2016/wordml/cid" xmlns:w16="http://schemas.microsoft.com/office/word/2018/wordml" xmlns:w16du="http://schemas.microsoft.com/office/word/2023/wordml/word16du" xmlns:w16sdtdh="http://schemas.microsoft.com/office/word/2020/wordml/sdtdatahash" xmlns:w16sdtfl="http://schemas.microsoft.com/office/word/2024/wordml/sdtformatlock" xmlns:w16se="http://schemas.microsoft.com/office/word/2015/wordml/symex" xmlns:wpg="http://schemas.microsoft.com/office/word/2010/wordprocessingGroup" xmlns:wpi="http://schemas.microsoft.com/office/word/2010/wordprocessingInk" xmlns:wne="http://schemas.microsoft.com/office/word/2006/wordml" xmlns:wps="http://schemas.microsoft.com/office/word/2010/wordprocessingShape" mc:Ignorable="w14 w15 w16se w16cid w16 w16cex w16sdtdh w16sdtfl w16du wp14">
+  <w:abstractNum w:abstractNumId="0" w15:restartNumberingAfterBreak="0">
+    <w:nsid w:val="0AF0540D"/>
+    <w:multiLevelType w:val="multilevel"/>
+    <w:tmpl w:val="55F86574"/>
+    <w:lvl w:ilvl="0">
+      <w:start w:val="4"/>
+      <w:numFmt w:val="decimal"/>
+      <w:lvlText w:val="%1."/>
+      <w:lvlJc w:val="left"/>
+      <w:pPr>
+        <w:tabs>
+          <w:tab w:val="num" w:pos="720"/>
+        </w:tabs>
+        <w:ind w:left="720" w:hanging="360"/>
+      </w:pPr>
+    </w:lvl>
+    <w:lvl w:ilvl="1" w:tentative="1">
+      <w:start w:val="1"/>
+      <w:numFmt w:val="decimal"/>
+      <w:lvlText w:val="%2."/>
+      <w:lvlJc w:val="left"/>
+      <w:pPr>
+        <w:tabs>
+          <w:tab w:val="num" w:pos="1440"/>
+        </w:tabs>
+        <w:ind w:left="1440" w:hanging="360"/>
+      </w:pPr>
+    </w:lvl>
+    <w:lvl w:ilvl="2" w:tentative="1">
+      <w:start w:val="1"/>
+      <w:numFmt w:val="decimal"/>
+      <w:lvlText w:val="%3."/>
+      <w:lvlJc w:val="left"/>
+      <w:pPr>
+        <w:tabs>
+          <w:tab w:val="num" w:pos="2160"/>
+        </w:tabs>
+        <w:ind w:left="2160" w:hanging="360"/>
+      </w:pPr>
+    </w:lvl>
+    <w:lvl w:ilvl="3" w:tentative="1">
+      <w:start w:val="1"/>
+      <w:numFmt w:val="decimal"/>
+      <w:lvlText w:val="%4."/>
+      <w:lvlJc w:val="left"/>
+      <w:pPr>
+        <w:tabs>
+          <w:tab w:val="num" w:pos="2880"/>
+        </w:tabs>
+        <w:ind w:left="2880" w:hanging="360"/>
+      </w:pPr>
+    </w:lvl>
+    <w:lvl w:ilvl="4" w:tentative="1">
+      <w:start w:val="1"/>
+      <w:numFmt w:val="decimal"/>
+      <w:lvlText w:val="%5."/>
+      <w:lvlJc w:val="left"/>
+      <w:pPr>
+        <w:tabs>
+          <w:tab w:val="num" w:pos="3600"/>
+        </w:tabs>
+        <w:ind w:left="3600" w:hanging="360"/>
+      </w:pPr>
+    </w:lvl>
+    <w:lvl w:ilvl="5" w:tentative="1">
+      <w:start w:val="1"/>
+      <w:numFmt w:val="decimal"/>
+      <w:lvlText w:val="%6."/>
+      <w:lvlJc w:val="left"/>
+      <w:pPr>
+        <w:tabs>
+          <w:tab w:val="num" w:pos="4320"/>
+        </w:tabs>
+        <w:ind w:left="4320" w:hanging="360"/>
+      </w:pPr>
+    </w:lvl>
+    <w:lvl w:ilvl="6" w:tentative="1">
+      <w:start w:val="1"/>
+      <w:numFmt w:val="decimal"/>
+      <w:lvlText w:val="%7."/>
+      <w:lvlJc w:val="left"/>
+      <w:pPr>
+        <w:tabs>
+          <w:tab w:val="num" w:pos="5040"/>
+        </w:tabs>
+        <w:ind w:left="5040" w:hanging="360"/>
+      </w:pPr>
+    </w:lvl>
+    <w:lvl w:ilvl="7" w:tentative="1">
+      <w:start w:val="1"/>
+      <w:numFmt w:val="decimal"/>
+      <w:lvlText w:val="%8."/>
+      <w:lvlJc w:val="left"/>
+      <w:pPr>
+        <w:tabs>
+          <w:tab w:val="num" w:pos="5760"/>
+        </w:tabs>
+        <w:ind w:left="5760" w:hanging="360"/>
+      </w:pPr>
+    </w:lvl>
+    <w:lvl w:ilvl="8" w:tentative="1">
+      <w:start w:val="1"/>
+      <w:numFmt w:val="decimal"/>
+      <w:lvlText w:val="%9."/>
+      <w:lvlJc w:val="left"/>
+      <w:pPr>
+        <w:tabs>
+          <w:tab w:val="num" w:pos="6480"/>
+        </w:tabs>
+        <w:ind w:left="6480" w:hanging="360"/>
+      </w:pPr>
+    </w:lvl>
+  </w:abstractNum>
+  <w:abstractNum w:abstractNumId="1" w15:restartNumberingAfterBreak="0">
+    <w:nsid w:val="1CEA6E3F"/>
+    <w:multiLevelType w:val="multilevel"/>
+    <w:tmpl w:val="857672E8"/>
+    <w:lvl w:ilvl="0">
+      <w:start w:val="1"/>
+      <w:numFmt w:val="bullet"/>
+      <w:lvlText w:val=""/>
+      <w:lvlJc w:val="left"/>
+      <w:pPr>
+        <w:tabs>
+          <w:tab w:val="num" w:pos="720"/>
+        </w:tabs>
+        <w:ind w:left="720" w:hanging="360"/>
+      </w:pPr>
+      <w:rPr>
+        <w:rFonts w:ascii="Symbol" w:hAnsi="Symbol" w:hint="default"/>
+        <w:sz w:val="20"/>
+      </w:rPr>
+    </w:lvl>
+    <w:lvl w:ilvl="1" w:tentative="1">
+      <w:start w:val="1"/>
+      <w:numFmt w:val="bullet"/>
+      <w:lvlText w:val="o"/>
+      <w:lvlJc w:val="left"/>
+      <w:pPr>
+        <w:tabs>
+          <w:tab w:val="num" w:pos="1440"/>
+        </w:tabs>
+        <w:ind w:left="1440" w:hanging="360"/>
+      </w:pPr>
+      <w:rPr>
+        <w:rFonts w:ascii="Courier New" w:hAnsi="Courier New" w:hint="default"/>
+        <w:sz w:val="20"/>
+      </w:rPr>
+    </w:lvl>
+    <w:lvl w:ilvl="2" w:tentative="1">
+      <w:start w:val="1"/>
+      <w:numFmt w:val="bullet"/>
+      <w:lvlText w:val=""/>
+      <w:lvlJc w:val="left"/>
+      <w:pPr>
+        <w:tabs>
+          <w:tab w:val="num" w:pos="2160"/>
+        </w:tabs>
+        <w:ind w:left="2160" w:hanging="360"/>
+      </w:pPr>
+      <w:rPr>
+        <w:rFonts w:ascii="Wingdings" w:hAnsi="Wingdings" w:hint="default"/>
+        <w:sz w:val="20"/>
+      </w:rPr>
+    </w:lvl>
+    <w:lvl w:ilvl="3" w:tentative="1">
+      <w:start w:val="1"/>
+      <w:numFmt w:val="bullet"/>
+      <w:lvlText w:val=""/>
+      <w:lvlJc w:val="left"/>
+      <w:pPr>
+        <w:tabs>
+          <w:tab w:val="num" w:pos="2880"/>
+        </w:tabs>
+        <w:ind w:left="2880" w:hanging="360"/>
+      </w:pPr>
+      <w:rPr>
+        <w:rFonts w:ascii="Wingdings" w:hAnsi="Wingdings" w:hint="default"/>
+        <w:sz w:val="20"/>
+      </w:rPr>
+    </w:lvl>
+    <w:lvl w:ilvl="4" w:tentative="1">
+      <w:start w:val="1"/>
+      <w:numFmt w:val="bullet"/>
+      <w:lvlText w:val=""/>
+      <w:lvlJc w:val="left"/>
+      <w:pPr>
+        <w:tabs>
+          <w:tab w:val="num" w:pos="3600"/>
+        </w:tabs>
+        <w:ind w:left="3600" w:hanging="360"/>
+      </w:pPr>
+      <w:rPr>
+        <w:rFonts w:ascii="Wingdings" w:hAnsi="Wingdings" w:hint="default"/>
+        <w:sz w:val="20"/>
+      </w:rPr>
+    </w:lvl>
+    <w:lvl w:ilvl="5" w:tentative="1">
+      <w:start w:val="1"/>
+      <w:numFmt w:val="bullet"/>
+      <w:lvlText w:val=""/>
+      <w:lvlJc w:val="left"/>
+      <w:pPr>
+        <w:tabs>
+          <w:tab w:val="num" w:pos="4320"/>
+        </w:tabs>
+        <w:ind w:left="4320" w:hanging="360"/>
+      </w:pPr>
+      <w:rPr>
+        <w:rFonts w:ascii="Wingdings" w:hAnsi="Wingdings" w:hint="default"/>
+        <w:sz w:val="20"/>
+      </w:rPr>
+    </w:lvl>
+    <w:lvl w:ilvl="6" w:tentative="1">
+      <w:start w:val="1"/>
+      <w:numFmt w:val="bullet"/>
+      <w:lvlText w:val=""/>
+      <w:lvlJc w:val="left"/>
+      <w:pPr>
+        <w:tabs>
+          <w:tab w:val="num" w:pos="5040"/>
+        </w:tabs>
+        <w:ind w:left="5040" w:hanging="360"/>
+      </w:pPr>
+      <w:rPr>
+        <w:rFonts w:ascii="Wingdings" w:hAnsi="Wingdings" w:hint="default"/>
+        <w:sz w:val="20"/>
+      </w:rPr>
+    </w:lvl>
+    <w:lvl w:ilvl="7" w:tentative="1">
+      <w:start w:val="1"/>
+      <w:numFmt w:val="bullet"/>
+      <w:lvlText w:val=""/>
+      <w:lvlJc w:val="left"/>
+      <w:pPr>
+        <w:tabs>
+          <w:tab w:val="num" w:pos="5760"/>
+        </w:tabs>
+        <w:ind w:left="5760" w:hanging="360"/>
+      </w:pPr>
+      <w:rPr>
+        <w:rFonts w:ascii="Wingdings" w:hAnsi="Wingdings" w:hint="default"/>
+        <w:sz w:val="20"/>
+      </w:rPr>
+    </w:lvl>
+    <w:lvl w:ilvl="8" w:tentative="1">
+      <w:start w:val="1"/>
+      <w:numFmt w:val="bullet"/>
+      <w:lvlText w:val=""/>
+      <w:lvlJc w:val="left"/>
+      <w:pPr>
+        <w:tabs>
+          <w:tab w:val="num" w:pos="6480"/>
+        </w:tabs>
+        <w:ind w:left="6480" w:hanging="360"/>
+      </w:pPr>
+      <w:rPr>
+        <w:rFonts w:ascii="Wingdings" w:hAnsi="Wingdings" w:hint="default"/>
+        <w:sz w:val="20"/>
+      </w:rPr>
+    </w:lvl>
+  </w:abstractNum>
+  <w:abstractNum w:abstractNumId="2" w15:restartNumberingAfterBreak="0">
+    <w:nsid w:val="27145AF7"/>
+    <w:multiLevelType w:val="multilevel"/>
+    <w:tmpl w:val="1D3E2598"/>
+    <w:lvl w:ilvl="0">
+      <w:start w:val="1"/>
+      <w:numFmt w:val="bullet"/>
+      <w:lvlText w:val=""/>
+      <w:lvlJc w:val="left"/>
+      <w:pPr>
+        <w:tabs>
+          <w:tab w:val="num" w:pos="720"/>
+        </w:tabs>
+        <w:ind w:left="720" w:hanging="360"/>
+      </w:pPr>
+      <w:rPr>
+        <w:rFonts w:ascii="Symbol" w:hAnsi="Symbol" w:hint="default"/>
+        <w:sz w:val="20"/>
+      </w:rPr>
+    </w:lvl>
+    <w:lvl w:ilvl="1" w:tentative="1">
+      <w:start w:val="1"/>
+      <w:numFmt w:val="bullet"/>
+      <w:lvlText w:val="o"/>
+      <w:lvlJc w:val="left"/>
+      <w:pPr>
+        <w:tabs>
+          <w:tab w:val="num" w:pos="1440"/>
+        </w:tabs>
+        <w:ind w:left="1440" w:hanging="360"/>
+      </w:pPr>
+      <w:rPr>
+        <w:rFonts w:ascii="Courier New" w:hAnsi="Courier New" w:hint="default"/>
+        <w:sz w:val="20"/>
+      </w:rPr>
+    </w:lvl>
+    <w:lvl w:ilvl="2" w:tentative="1">
+      <w:start w:val="1"/>
+      <w:numFmt w:val="bullet"/>
+      <w:lvlText w:val=""/>
+      <w:lvlJc w:val="left"/>
+      <w:pPr>
+        <w:tabs>
+          <w:tab w:val="num" w:pos="2160"/>
+        </w:tabs>
+        <w:ind w:left="2160" w:hanging="360"/>
+      </w:pPr>
+      <w:rPr>
+        <w:rFonts w:ascii="Wingdings" w:hAnsi="Wingdings" w:hint="default"/>
+        <w:sz w:val="20"/>
+      </w:rPr>
+    </w:lvl>
+    <w:lvl w:ilvl="3" w:tentative="1">
+      <w:start w:val="1"/>
+      <w:numFmt w:val="bullet"/>
+      <w:lvlText w:val=""/>
+      <w:lvlJc w:val="left"/>
+      <w:pPr>
+        <w:tabs>
+          <w:tab w:val="num" w:pos="2880"/>
+        </w:tabs>
+        <w:ind w:left="2880" w:hanging="360"/>
+      </w:pPr>
+      <w:rPr>
+        <w:rFonts w:ascii="Wingdings" w:hAnsi="Wingdings" w:hint="default"/>
+        <w:sz w:val="20"/>
+      </w:rPr>
+    </w:lvl>
+    <w:lvl w:ilvl="4" w:tentative="1">
+      <w:start w:val="1"/>
+      <w:numFmt w:val="bullet"/>
+      <w:lvlText w:val=""/>
+      <w:lvlJc w:val="left"/>
+      <w:pPr>
+        <w:tabs>
+          <w:tab w:val="num" w:pos="3600"/>
+        </w:tabs>
+        <w:ind w:left="3600" w:hanging="360"/>
+      </w:pPr>
+      <w:rPr>
+        <w:rFonts w:ascii="Wingdings" w:hAnsi="Wingdings" w:hint="default"/>
+        <w:sz w:val="20"/>
+      </w:rPr>
+    </w:lvl>
+    <w:lvl w:ilvl="5" w:tentative="1">
+      <w:start w:val="1"/>
+      <w:numFmt w:val="bullet"/>
+      <w:lvlText w:val=""/>
+      <w:lvlJc w:val="left"/>
+      <w:pPr>
+        <w:tabs>
+          <w:tab w:val="num" w:pos="4320"/>
+        </w:tabs>
+        <w:ind w:left="4320" w:hanging="360"/>
+      </w:pPr>
+      <w:rPr>
+        <w:rFonts w:ascii="Wingdings" w:hAnsi="Wingdings" w:hint="default"/>
+        <w:sz w:val="20"/>
+      </w:rPr>
+    </w:lvl>
+    <w:lvl w:ilvl="6" w:tentative="1">
+      <w:start w:val="1"/>
+      <w:numFmt w:val="bullet"/>
+      <w:lvlText w:val=""/>
+      <w:lvlJc w:val="left"/>
+      <w:pPr>
+        <w:tabs>
+          <w:tab w:val="num" w:pos="5040"/>
+        </w:tabs>
+        <w:ind w:left="5040" w:hanging="360"/>
+      </w:pPr>
+      <w:rPr>
+        <w:rFonts w:ascii="Wingdings" w:hAnsi="Wingdings" w:hint="default"/>
+        <w:sz w:val="20"/>
+      </w:rPr>
+    </w:lvl>
+    <w:lvl w:ilvl="7" w:tentative="1">
+      <w:start w:val="1"/>
+      <w:numFmt w:val="bullet"/>
+      <w:lvlText w:val=""/>
+      <w:lvlJc w:val="left"/>
+      <w:pPr>
+        <w:tabs>
+          <w:tab w:val="num" w:pos="5760"/>
+        </w:tabs>
+        <w:ind w:left="5760" w:hanging="360"/>
+      </w:pPr>
+      <w:rPr>
+        <w:rFonts w:ascii="Wingdings" w:hAnsi="Wingdings" w:hint="default"/>
+        <w:sz w:val="20"/>
+      </w:rPr>
+    </w:lvl>
+    <w:lvl w:ilvl="8" w:tentative="1">
+      <w:start w:val="1"/>
+      <w:numFmt w:val="bullet"/>
+      <w:lvlText w:val=""/>
+      <w:lvlJc w:val="left"/>
+      <w:pPr>
+        <w:tabs>
+          <w:tab w:val="num" w:pos="6480"/>
+        </w:tabs>
+        <w:ind w:left="6480" w:hanging="360"/>
+      </w:pPr>
+      <w:rPr>
+        <w:rFonts w:ascii="Wingdings" w:hAnsi="Wingdings" w:hint="default"/>
+        <w:sz w:val="20"/>
+      </w:rPr>
+    </w:lvl>
+  </w:abstractNum>
+  <w:abstractNum w:abstractNumId="3" w15:restartNumberingAfterBreak="0">
+    <w:nsid w:val="2B727057"/>
+    <w:multiLevelType w:val="multilevel"/>
+    <w:tmpl w:val="15D297E8"/>
+    <w:lvl w:ilvl="0">
+      <w:start w:val="1"/>
+      <w:numFmt w:val="bullet"/>
+      <w:lvlText w:val=""/>
+      <w:lvlJc w:val="left"/>
+      <w:pPr>
+        <w:tabs>
+          <w:tab w:val="num" w:pos="720"/>
+        </w:tabs>
+        <w:ind w:left="720" w:hanging="360"/>
+      </w:pPr>
+      <w:rPr>
+        <w:rFonts w:ascii="Symbol" w:hAnsi="Symbol" w:hint="default"/>
+        <w:sz w:val="20"/>
+      </w:rPr>
+    </w:lvl>
+    <w:lvl w:ilvl="1" w:tentative="1">
+      <w:start w:val="1"/>
+      <w:numFmt w:val="bullet"/>
+      <w:lvlText w:val="o"/>
+      <w:lvlJc w:val="left"/>
+      <w:pPr>
+        <w:tabs>
+          <w:tab w:val="num" w:pos="1440"/>
+        </w:tabs>
+        <w:ind w:left="1440" w:hanging="360"/>
+      </w:pPr>
+      <w:rPr>
+        <w:rFonts w:ascii="Courier New" w:hAnsi="Courier New" w:hint="default"/>
+        <w:sz w:val="20"/>
+      </w:rPr>
+    </w:lvl>
+    <w:lvl w:ilvl="2" w:tentative="1">
+      <w:start w:val="1"/>
+      <w:numFmt w:val="bullet"/>
+      <w:lvlText w:val=""/>
+      <w:lvlJc w:val="left"/>
+      <w:pPr>
+        <w:tabs>
+          <w:tab w:val="num" w:pos="2160"/>
+        </w:tabs>
+        <w:ind w:left="2160" w:hanging="360"/>
+      </w:pPr>
+      <w:rPr>
+        <w:rFonts w:ascii="Wingdings" w:hAnsi="Wingdings" w:hint="default"/>
+        <w:sz w:val="20"/>
+      </w:rPr>
+    </w:lvl>
+    <w:lvl w:ilvl="3" w:tentative="1">
+      <w:start w:val="1"/>
+      <w:numFmt w:val="bullet"/>
+      <w:lvlText w:val=""/>
+      <w:lvlJc w:val="left"/>
+      <w:pPr>
+        <w:tabs>
+          <w:tab w:val="num" w:pos="2880"/>
+        </w:tabs>
+        <w:ind w:left="2880" w:hanging="360"/>
+      </w:pPr>
+      <w:rPr>
+        <w:rFonts w:ascii="Wingdings" w:hAnsi="Wingdings" w:hint="default"/>
+        <w:sz w:val="20"/>
+      </w:rPr>
+    </w:lvl>
+    <w:lvl w:ilvl="4" w:tentative="1">
+      <w:start w:val="1"/>
+      <w:numFmt w:val="bullet"/>
+      <w:lvlText w:val=""/>
+      <w:lvlJc w:val="left"/>
+      <w:pPr>
+        <w:tabs>
+          <w:tab w:val="num" w:pos="3600"/>
+        </w:tabs>
+        <w:ind w:left="3600" w:hanging="360"/>
+      </w:pPr>
+      <w:rPr>
+        <w:rFonts w:ascii="Wingdings" w:hAnsi="Wingdings" w:hint="default"/>
+        <w:sz w:val="20"/>
+      </w:rPr>
+    </w:lvl>
+    <w:lvl w:ilvl="5" w:tentative="1">
+      <w:start w:val="1"/>
+      <w:numFmt w:val="bullet"/>
+      <w:lvlText w:val=""/>
+      <w:lvlJc w:val="left"/>
+      <w:pPr>
+        <w:tabs>
+          <w:tab w:val="num" w:pos="4320"/>
+        </w:tabs>
+        <w:ind w:left="4320" w:hanging="360"/>
+      </w:pPr>
+      <w:rPr>
+        <w:rFonts w:ascii="Wingdings" w:hAnsi="Wingdings" w:hint="default"/>
+        <w:sz w:val="20"/>
+      </w:rPr>
+    </w:lvl>
+    <w:lvl w:ilvl="6" w:tentative="1">
+      <w:start w:val="1"/>
+      <w:numFmt w:val="bullet"/>
+      <w:lvlText w:val=""/>
+      <w:lvlJc w:val="left"/>
+      <w:pPr>
+        <w:tabs>
+          <w:tab w:val="num" w:pos="5040"/>
+        </w:tabs>
+        <w:ind w:left="5040" w:hanging="360"/>
+      </w:pPr>
+      <w:rPr>
+        <w:rFonts w:ascii="Wingdings" w:hAnsi="Wingdings" w:hint="default"/>
+        <w:sz w:val="20"/>
+      </w:rPr>
+    </w:lvl>
+    <w:lvl w:ilvl="7" w:tentative="1">
+      <w:start w:val="1"/>
+      <w:numFmt w:val="bullet"/>
+      <w:lvlText w:val=""/>
+      <w:lvlJc w:val="left"/>
+      <w:pPr>
+        <w:tabs>
+          <w:tab w:val="num" w:pos="5760"/>
+        </w:tabs>
+        <w:ind w:left="5760" w:hanging="360"/>
+      </w:pPr>
+      <w:rPr>
+        <w:rFonts w:ascii="Wingdings" w:hAnsi="Wingdings" w:hint="default"/>
+        <w:sz w:val="20"/>
+      </w:rPr>
+    </w:lvl>
+    <w:lvl w:ilvl="8" w:tentative="1">
+      <w:start w:val="1"/>
+      <w:numFmt w:val="bullet"/>
+      <w:lvlText w:val=""/>
+      <w:lvlJc w:val="left"/>
+      <w:pPr>
+        <w:tabs>
+          <w:tab w:val="num" w:pos="6480"/>
+        </w:tabs>
+        <w:ind w:left="6480" w:hanging="360"/>
+      </w:pPr>
+      <w:rPr>
+        <w:rFonts w:ascii="Wingdings" w:hAnsi="Wingdings" w:hint="default"/>
+        <w:sz w:val="20"/>
+      </w:rPr>
+    </w:lvl>
+  </w:abstractNum>
+  <w:abstractNum w:abstractNumId="4" w15:restartNumberingAfterBreak="0">
+    <w:nsid w:val="38776A73"/>
+    <w:multiLevelType w:val="multilevel"/>
+    <w:tmpl w:val="3E0A6F6C"/>
+    <w:lvl w:ilvl="0">
+      <w:start w:val="1"/>
+      <w:numFmt w:val="bullet"/>
+      <w:lvlText w:val=""/>
+      <w:lvlJc w:val="left"/>
+      <w:pPr>
+        <w:tabs>
+          <w:tab w:val="num" w:pos="720"/>
+        </w:tabs>
+        <w:ind w:left="720" w:hanging="360"/>
+      </w:pPr>
+      <w:rPr>
+        <w:rFonts w:ascii="Symbol" w:hAnsi="Symbol" w:hint="default"/>
+        <w:sz w:val="20"/>
+      </w:rPr>
+    </w:lvl>
+    <w:lvl w:ilvl="1" w:tentative="1">
+      <w:start w:val="1"/>
+      <w:numFmt w:val="bullet"/>
+      <w:lvlText w:val="o"/>
+      <w:lvlJc w:val="left"/>
+      <w:pPr>
+        <w:tabs>
+          <w:tab w:val="num" w:pos="1440"/>
+        </w:tabs>
+        <w:ind w:left="1440" w:hanging="360"/>
+      </w:pPr>
+      <w:rPr>
+        <w:rFonts w:ascii="Courier New" w:hAnsi="Courier New" w:hint="default"/>
+        <w:sz w:val="20"/>
+      </w:rPr>
+    </w:lvl>
+    <w:lvl w:ilvl="2" w:tentative="1">
+      <w:start w:val="1"/>
+      <w:numFmt w:val="bullet"/>
+      <w:lvlText w:val=""/>
+      <w:lvlJc w:val="left"/>
+      <w:pPr>
+        <w:tabs>
+          <w:tab w:val="num" w:pos="2160"/>
+        </w:tabs>
+        <w:ind w:left="2160" w:hanging="360"/>
+      </w:pPr>
+      <w:rPr>
+        <w:rFonts w:ascii="Wingdings" w:hAnsi="Wingdings" w:hint="default"/>
+        <w:sz w:val="20"/>
+      </w:rPr>
+    </w:lvl>
+    <w:lvl w:ilvl="3" w:tentative="1">
+      <w:start w:val="1"/>
+      <w:numFmt w:val="bullet"/>
+      <w:lvlText w:val=""/>
+      <w:lvlJc w:val="left"/>
+      <w:pPr>
+        <w:tabs>
+          <w:tab w:val="num" w:pos="2880"/>
+        </w:tabs>
+        <w:ind w:left="2880" w:hanging="360"/>
+      </w:pPr>
+      <w:rPr>
+        <w:rFonts w:ascii="Wingdings" w:hAnsi="Wingdings" w:hint="default"/>
+        <w:sz w:val="20"/>
+      </w:rPr>
+    </w:lvl>
+    <w:lvl w:ilvl="4" w:tentative="1">
+      <w:start w:val="1"/>
+      <w:numFmt w:val="bullet"/>
+      <w:lvlText w:val=""/>
+      <w:lvlJc w:val="left"/>
+      <w:pPr>
+        <w:tabs>
+          <w:tab w:val="num" w:pos="3600"/>
+        </w:tabs>
+        <w:ind w:left="3600" w:hanging="360"/>
+      </w:pPr>
+      <w:rPr>
+        <w:rFonts w:ascii="Wingdings" w:hAnsi="Wingdings" w:hint="default"/>
+        <w:sz w:val="20"/>
+      </w:rPr>
+    </w:lvl>
+    <w:lvl w:ilvl="5" w:tentative="1">
+      <w:start w:val="1"/>
+      <w:numFmt w:val="bullet"/>
+      <w:lvlText w:val=""/>
+      <w:lvlJc w:val="left"/>
+      <w:pPr>
+        <w:tabs>
+          <w:tab w:val="num" w:pos="4320"/>
+        </w:tabs>
+        <w:ind w:left="4320" w:hanging="360"/>
+      </w:pPr>
+      <w:rPr>
+        <w:rFonts w:ascii="Wingdings" w:hAnsi="Wingdings" w:hint="default"/>
+        <w:sz w:val="20"/>
+      </w:rPr>
+    </w:lvl>
+    <w:lvl w:ilvl="6" w:tentative="1">
+      <w:start w:val="1"/>
+      <w:numFmt w:val="bullet"/>
+      <w:lvlText w:val=""/>
+      <w:lvlJc w:val="left"/>
+      <w:pPr>
+        <w:tabs>
+          <w:tab w:val="num" w:pos="5040"/>
+        </w:tabs>
+        <w:ind w:left="5040" w:hanging="360"/>
+      </w:pPr>
+      <w:rPr>
+        <w:rFonts w:ascii="Wingdings" w:hAnsi="Wingdings" w:hint="default"/>
+        <w:sz w:val="20"/>
+      </w:rPr>
+    </w:lvl>
+    <w:lvl w:ilvl="7" w:tentative="1">
+      <w:start w:val="1"/>
+      <w:numFmt w:val="bullet"/>
+      <w:lvlText w:val=""/>
+      <w:lvlJc w:val="left"/>
+      <w:pPr>
+        <w:tabs>
+          <w:tab w:val="num" w:pos="5760"/>
+        </w:tabs>
+        <w:ind w:left="5760" w:hanging="360"/>
+      </w:pPr>
+      <w:rPr>
+        <w:rFonts w:ascii="Wingdings" w:hAnsi="Wingdings" w:hint="default"/>
+        <w:sz w:val="20"/>
+      </w:rPr>
+    </w:lvl>
+    <w:lvl w:ilvl="8" w:tentative="1">
+      <w:start w:val="1"/>
+      <w:numFmt w:val="bullet"/>
+      <w:lvlText w:val=""/>
+      <w:lvlJc w:val="left"/>
+      <w:pPr>
+        <w:tabs>
+          <w:tab w:val="num" w:pos="6480"/>
+        </w:tabs>
+        <w:ind w:left="6480" w:hanging="360"/>
+      </w:pPr>
+      <w:rPr>
+        <w:rFonts w:ascii="Wingdings" w:hAnsi="Wingdings" w:hint="default"/>
+        <w:sz w:val="20"/>
+      </w:rPr>
+    </w:lvl>
+  </w:abstractNum>
+  <w:abstractNum w:abstractNumId="5" w15:restartNumberingAfterBreak="0">
+    <w:nsid w:val="3D0949E4"/>
+    <w:multiLevelType w:val="multilevel"/>
+    <w:tmpl w:val="D26CFD52"/>
+    <w:lvl w:ilvl="0">
+      <w:start w:val="1"/>
+      <w:numFmt w:val="bullet"/>
+      <w:lvlText w:val=""/>
+      <w:lvlJc w:val="left"/>
+      <w:pPr>
+        <w:tabs>
+          <w:tab w:val="num" w:pos="720"/>
+        </w:tabs>
+        <w:ind w:left="720" w:hanging="360"/>
+      </w:pPr>
+      <w:rPr>
+        <w:rFonts w:ascii="Symbol" w:hAnsi="Symbol" w:hint="default"/>
+        <w:sz w:val="20"/>
+      </w:rPr>
+    </w:lvl>
+    <w:lvl w:ilvl="1" w:tentative="1">
+      <w:start w:val="1"/>
+      <w:numFmt w:val="bullet"/>
+      <w:lvlText w:val="o"/>
+      <w:lvlJc w:val="left"/>
+      <w:pPr>
+        <w:tabs>
+          <w:tab w:val="num" w:pos="1440"/>
+        </w:tabs>
+        <w:ind w:left="1440" w:hanging="360"/>
+      </w:pPr>
+      <w:rPr>
+        <w:rFonts w:ascii="Courier New" w:hAnsi="Courier New" w:hint="default"/>
+        <w:sz w:val="20"/>
+      </w:rPr>
+    </w:lvl>
+    <w:lvl w:ilvl="2" w:tentative="1">
+      <w:start w:val="1"/>
+      <w:numFmt w:val="bullet"/>
+      <w:lvlText w:val=""/>
+      <w:lvlJc w:val="left"/>
+      <w:pPr>
+        <w:tabs>
+          <w:tab w:val="num" w:pos="2160"/>
+        </w:tabs>
+        <w:ind w:left="2160" w:hanging="360"/>
+      </w:pPr>
+      <w:rPr>
+        <w:rFonts w:ascii="Wingdings" w:hAnsi="Wingdings" w:hint="default"/>
+        <w:sz w:val="20"/>
+      </w:rPr>
+    </w:lvl>
+    <w:lvl w:ilvl="3" w:tentative="1">
+      <w:start w:val="1"/>
+      <w:numFmt w:val="bullet"/>
+      <w:lvlText w:val=""/>
+      <w:lvlJc w:val="left"/>
+      <w:pPr>
+        <w:tabs>
+          <w:tab w:val="num" w:pos="2880"/>
+        </w:tabs>
+        <w:ind w:left="2880" w:hanging="360"/>
+      </w:pPr>
+      <w:rPr>
+        <w:rFonts w:ascii="Wingdings" w:hAnsi="Wingdings" w:hint="default"/>
+        <w:sz w:val="20"/>
+      </w:rPr>
+    </w:lvl>
+    <w:lvl w:ilvl="4" w:tentative="1">
+      <w:start w:val="1"/>
+      <w:numFmt w:val="bullet"/>
+      <w:lvlText w:val=""/>
+      <w:lvlJc w:val="left"/>
+      <w:pPr>
+        <w:tabs>
+          <w:tab w:val="num" w:pos="3600"/>
+        </w:tabs>
+        <w:ind w:left="3600" w:hanging="360"/>
+      </w:pPr>
+      <w:rPr>
+        <w:rFonts w:ascii="Wingdings" w:hAnsi="Wingdings" w:hint="default"/>
+        <w:sz w:val="20"/>
+      </w:rPr>
+    </w:lvl>
+    <w:lvl w:ilvl="5" w:tentative="1">
+      <w:start w:val="1"/>
+      <w:numFmt w:val="bullet"/>
+      <w:lvlText w:val=""/>
+      <w:lvlJc w:val="left"/>
+      <w:pPr>
+        <w:tabs>
+          <w:tab w:val="num" w:pos="4320"/>
+        </w:tabs>
+        <w:ind w:left="4320" w:hanging="360"/>
+      </w:pPr>
+      <w:rPr>
+        <w:rFonts w:ascii="Wingdings" w:hAnsi="Wingdings" w:hint="default"/>
+        <w:sz w:val="20"/>
+      </w:rPr>
+    </w:lvl>
+    <w:lvl w:ilvl="6" w:tentative="1">
+      <w:start w:val="1"/>
+      <w:numFmt w:val="bullet"/>
+      <w:lvlText w:val=""/>
+      <w:lvlJc w:val="left"/>
+      <w:pPr>
+        <w:tabs>
+          <w:tab w:val="num" w:pos="5040"/>
+        </w:tabs>
+        <w:ind w:left="5040" w:hanging="360"/>
+      </w:pPr>
+      <w:rPr>
+        <w:rFonts w:ascii="Wingdings" w:hAnsi="Wingdings" w:hint="default"/>
+        <w:sz w:val="20"/>
+      </w:rPr>
+    </w:lvl>
+    <w:lvl w:ilvl="7" w:tentative="1">
+      <w:start w:val="1"/>
+      <w:numFmt w:val="bullet"/>
+      <w:lvlText w:val=""/>
+      <w:lvlJc w:val="left"/>
+      <w:pPr>
+        <w:tabs>
+          <w:tab w:val="num" w:pos="5760"/>
+        </w:tabs>
+        <w:ind w:left="5760" w:hanging="360"/>
+      </w:pPr>
+      <w:rPr>
+        <w:rFonts w:ascii="Wingdings" w:hAnsi="Wingdings" w:hint="default"/>
+        <w:sz w:val="20"/>
+      </w:rPr>
+    </w:lvl>
+    <w:lvl w:ilvl="8" w:tentative="1">
+      <w:start w:val="1"/>
+      <w:numFmt w:val="bullet"/>
+      <w:lvlText w:val=""/>
+      <w:lvlJc w:val="left"/>
+      <w:pPr>
+        <w:tabs>
+          <w:tab w:val="num" w:pos="6480"/>
+        </w:tabs>
+        <w:ind w:left="6480" w:hanging="360"/>
+      </w:pPr>
+      <w:rPr>
+        <w:rFonts w:ascii="Wingdings" w:hAnsi="Wingdings" w:hint="default"/>
+        <w:sz w:val="20"/>
+      </w:rPr>
+    </w:lvl>
+  </w:abstractNum>
+  <w:abstractNum w:abstractNumId="6" w15:restartNumberingAfterBreak="0">
+    <w:nsid w:val="4BCB68C9"/>
+    <w:multiLevelType w:val="multilevel"/>
+    <w:tmpl w:val="49606FB2"/>
+    <w:lvl w:ilvl="0">
+      <w:start w:val="1"/>
+      <w:numFmt w:val="bullet"/>
+      <w:lvlText w:val=""/>
+      <w:lvlJc w:val="left"/>
+      <w:pPr>
+        <w:tabs>
+          <w:tab w:val="num" w:pos="720"/>
+        </w:tabs>
+        <w:ind w:left="720" w:hanging="360"/>
+      </w:pPr>
+      <w:rPr>
+        <w:rFonts w:ascii="Symbol" w:hAnsi="Symbol" w:hint="default"/>
+        <w:sz w:val="20"/>
+      </w:rPr>
+    </w:lvl>
+    <w:lvl w:ilvl="1">
+      <w:start w:val="1"/>
+      <w:numFmt w:val="bullet"/>
+      <w:lvlText w:val="o"/>
+      <w:lvlJc w:val="left"/>
+      <w:pPr>
+        <w:tabs>
+          <w:tab w:val="num" w:pos="1440"/>
+        </w:tabs>
+        <w:ind w:left="1440" w:hanging="360"/>
+      </w:pPr>
+      <w:rPr>
+        <w:rFonts w:ascii="Courier New" w:hAnsi="Courier New" w:hint="default"/>
+        <w:sz w:val="20"/>
+      </w:rPr>
+    </w:lvl>
+    <w:lvl w:ilvl="2" w:tentative="1">
+      <w:start w:val="1"/>
+      <w:numFmt w:val="bullet"/>
+      <w:lvlText w:val=""/>
+      <w:lvlJc w:val="left"/>
+      <w:pPr>
+        <w:tabs>
+          <w:tab w:val="num" w:pos="2160"/>
+        </w:tabs>
+        <w:ind w:left="2160" w:hanging="360"/>
+      </w:pPr>
+      <w:rPr>
+        <w:rFonts w:ascii="Wingdings" w:hAnsi="Wingdings" w:hint="default"/>
+        <w:sz w:val="20"/>
+      </w:rPr>
+    </w:lvl>
+    <w:lvl w:ilvl="3" w:tentative="1">
+      <w:start w:val="1"/>
+      <w:numFmt w:val="bullet"/>
+      <w:lvlText w:val=""/>
+      <w:lvlJc w:val="left"/>
+      <w:pPr>
+        <w:tabs>
+          <w:tab w:val="num" w:pos="2880"/>
+        </w:tabs>
+        <w:ind w:left="2880" w:hanging="360"/>
+      </w:pPr>
+      <w:rPr>
+        <w:rFonts w:ascii="Wingdings" w:hAnsi="Wingdings" w:hint="default"/>
+        <w:sz w:val="20"/>
+      </w:rPr>
+    </w:lvl>
+    <w:lvl w:ilvl="4" w:tentative="1">
+      <w:start w:val="1"/>
+      <w:numFmt w:val="bullet"/>
+      <w:lvlText w:val=""/>
+      <w:lvlJc w:val="left"/>
+      <w:pPr>
+        <w:tabs>
+          <w:tab w:val="num" w:pos="3600"/>
+        </w:tabs>
+        <w:ind w:left="3600" w:hanging="360"/>
+      </w:pPr>
+      <w:rPr>
+        <w:rFonts w:ascii="Wingdings" w:hAnsi="Wingdings" w:hint="default"/>
+        <w:sz w:val="20"/>
+      </w:rPr>
+    </w:lvl>
+    <w:lvl w:ilvl="5" w:tentative="1">
+      <w:start w:val="1"/>
+      <w:numFmt w:val="bullet"/>
+      <w:lvlText w:val=""/>
+      <w:lvlJc w:val="left"/>
+      <w:pPr>
+        <w:tabs>
+          <w:tab w:val="num" w:pos="4320"/>
+        </w:tabs>
+        <w:ind w:left="4320" w:hanging="360"/>
+      </w:pPr>
+      <w:rPr>
+        <w:rFonts w:ascii="Wingdings" w:hAnsi="Wingdings" w:hint="default"/>
+        <w:sz w:val="20"/>
+      </w:rPr>
+    </w:lvl>
+    <w:lvl w:ilvl="6" w:tentative="1">
+      <w:start w:val="1"/>
+      <w:numFmt w:val="bullet"/>
+      <w:lvlText w:val=""/>
+      <w:lvlJc w:val="left"/>
+      <w:pPr>
+        <w:tabs>
+          <w:tab w:val="num" w:pos="5040"/>
+        </w:tabs>
+        <w:ind w:left="5040" w:hanging="360"/>
+      </w:pPr>
+      <w:rPr>
+        <w:rFonts w:ascii="Wingdings" w:hAnsi="Wingdings" w:hint="default"/>
+        <w:sz w:val="20"/>
+      </w:rPr>
+    </w:lvl>
+    <w:lvl w:ilvl="7" w:tentative="1">
+      <w:start w:val="1"/>
+      <w:numFmt w:val="bullet"/>
+      <w:lvlText w:val=""/>
+      <w:lvlJc w:val="left"/>
+      <w:pPr>
+        <w:tabs>
+          <w:tab w:val="num" w:pos="5760"/>
+        </w:tabs>
+        <w:ind w:left="5760" w:hanging="360"/>
+      </w:pPr>
+      <w:rPr>
+        <w:rFonts w:ascii="Wingdings" w:hAnsi="Wingdings" w:hint="default"/>
+        <w:sz w:val="20"/>
+      </w:rPr>
+    </w:lvl>
+    <w:lvl w:ilvl="8" w:tentative="1">
+      <w:start w:val="1"/>
+      <w:numFmt w:val="bullet"/>
+      <w:lvlText w:val=""/>
+      <w:lvlJc w:val="left"/>
+      <w:pPr>
+        <w:tabs>
+          <w:tab w:val="num" w:pos="6480"/>
+        </w:tabs>
+        <w:ind w:left="6480" w:hanging="360"/>
+      </w:pPr>
+      <w:rPr>
+        <w:rFonts w:ascii="Wingdings" w:hAnsi="Wingdings" w:hint="default"/>
+        <w:sz w:val="20"/>
+      </w:rPr>
+    </w:lvl>
+  </w:abstractNum>
+  <w:abstractNum w:abstractNumId="7" w15:restartNumberingAfterBreak="0">
+    <w:nsid w:val="51E4677C"/>
+    <w:multiLevelType w:val="multilevel"/>
+    <w:tmpl w:val="A99C5E8C"/>
+    <w:lvl w:ilvl="0">
+      <w:start w:val="1"/>
+      <w:numFmt w:val="bullet"/>
+      <w:lvlText w:val=""/>
+      <w:lvlJc w:val="left"/>
+      <w:pPr>
+        <w:tabs>
+          <w:tab w:val="num" w:pos="720"/>
+        </w:tabs>
+        <w:ind w:left="720" w:hanging="360"/>
+      </w:pPr>
+      <w:rPr>
+        <w:rFonts w:ascii="Symbol" w:hAnsi="Symbol" w:hint="default"/>
+        <w:sz w:val="20"/>
+      </w:rPr>
+    </w:lvl>
+    <w:lvl w:ilvl="1">
+      <w:start w:val="1"/>
+      <w:numFmt w:val="bullet"/>
+      <w:lvlText w:val="o"/>
+      <w:lvlJc w:val="left"/>
+      <w:pPr>
+        <w:tabs>
+          <w:tab w:val="num" w:pos="1440"/>
+        </w:tabs>
+        <w:ind w:left="1440" w:hanging="360"/>
+      </w:pPr>
+      <w:rPr>
+        <w:rFonts w:ascii="Courier New" w:hAnsi="Courier New" w:hint="default"/>
+        <w:sz w:val="20"/>
+      </w:rPr>
+    </w:lvl>
+    <w:lvl w:ilvl="2" w:tentative="1">
+      <w:start w:val="1"/>
+      <w:numFmt w:val="bullet"/>
+      <w:lvlText w:val=""/>
+      <w:lvlJc w:val="left"/>
+      <w:pPr>
+        <w:tabs>
+          <w:tab w:val="num" w:pos="2160"/>
+        </w:tabs>
+        <w:ind w:left="2160" w:hanging="360"/>
+      </w:pPr>
+      <w:rPr>
+        <w:rFonts w:ascii="Wingdings" w:hAnsi="Wingdings" w:hint="default"/>
+        <w:sz w:val="20"/>
+      </w:rPr>
+    </w:lvl>
+    <w:lvl w:ilvl="3" w:tentative="1">
+      <w:start w:val="1"/>
+      <w:numFmt w:val="bullet"/>
+      <w:lvlText w:val=""/>
+      <w:lvlJc w:val="left"/>
+      <w:pPr>
+        <w:tabs>
+          <w:tab w:val="num" w:pos="2880"/>
+        </w:tabs>
+        <w:ind w:left="2880" w:hanging="360"/>
+      </w:pPr>
+      <w:rPr>
+        <w:rFonts w:ascii="Wingdings" w:hAnsi="Wingdings" w:hint="default"/>
+        <w:sz w:val="20"/>
+      </w:rPr>
+    </w:lvl>
+    <w:lvl w:ilvl="4" w:tentative="1">
+      <w:start w:val="1"/>
+      <w:numFmt w:val="bullet"/>
+      <w:lvlText w:val=""/>
+      <w:lvlJc w:val="left"/>
+      <w:pPr>
+        <w:tabs>
+          <w:tab w:val="num" w:pos="3600"/>
+        </w:tabs>
+        <w:ind w:left="3600" w:hanging="360"/>
+      </w:pPr>
+      <w:rPr>
+        <w:rFonts w:ascii="Wingdings" w:hAnsi="Wingdings" w:hint="default"/>
+        <w:sz w:val="20"/>
+      </w:rPr>
+    </w:lvl>
+    <w:lvl w:ilvl="5" w:tentative="1">
+      <w:start w:val="1"/>
+      <w:numFmt w:val="bullet"/>
+      <w:lvlText w:val=""/>
+      <w:lvlJc w:val="left"/>
+      <w:pPr>
+        <w:tabs>
+          <w:tab w:val="num" w:pos="4320"/>
+        </w:tabs>
+        <w:ind w:left="4320" w:hanging="360"/>
+      </w:pPr>
+      <w:rPr>
+        <w:rFonts w:ascii="Wingdings" w:hAnsi="Wingdings" w:hint="default"/>
+        <w:sz w:val="20"/>
+      </w:rPr>
+    </w:lvl>
+    <w:lvl w:ilvl="6" w:tentative="1">
+      <w:start w:val="1"/>
+      <w:numFmt w:val="bullet"/>
+      <w:lvlText w:val=""/>
+      <w:lvlJc w:val="left"/>
+      <w:pPr>
+        <w:tabs>
+          <w:tab w:val="num" w:pos="5040"/>
+        </w:tabs>
+        <w:ind w:left="5040" w:hanging="360"/>
+      </w:pPr>
+      <w:rPr>
+        <w:rFonts w:ascii="Wingdings" w:hAnsi="Wingdings" w:hint="default"/>
+        <w:sz w:val="20"/>
+      </w:rPr>
+    </w:lvl>
+    <w:lvl w:ilvl="7" w:tentative="1">
+      <w:start w:val="1"/>
+      <w:numFmt w:val="bullet"/>
+      <w:lvlText w:val=""/>
+      <w:lvlJc w:val="left"/>
+      <w:pPr>
+        <w:tabs>
+          <w:tab w:val="num" w:pos="5760"/>
+        </w:tabs>
+        <w:ind w:left="5760" w:hanging="360"/>
+      </w:pPr>
+      <w:rPr>
+        <w:rFonts w:ascii="Wingdings" w:hAnsi="Wingdings" w:hint="default"/>
+        <w:sz w:val="20"/>
+      </w:rPr>
+    </w:lvl>
+    <w:lvl w:ilvl="8" w:tentative="1">
+      <w:start w:val="1"/>
+      <w:numFmt w:val="bullet"/>
+      <w:lvlText w:val=""/>
+      <w:lvlJc w:val="left"/>
+      <w:pPr>
+        <w:tabs>
+          <w:tab w:val="num" w:pos="6480"/>
+        </w:tabs>
+        <w:ind w:left="6480" w:hanging="360"/>
+      </w:pPr>
+      <w:rPr>
+        <w:rFonts w:ascii="Wingdings" w:hAnsi="Wingdings" w:hint="default"/>
+        <w:sz w:val="20"/>
+      </w:rPr>
+    </w:lvl>
+  </w:abstractNum>
+  <w:abstractNum w:abstractNumId="8" w15:restartNumberingAfterBreak="0">
+    <w:nsid w:val="54952A83"/>
+    <w:multiLevelType w:val="multilevel"/>
+    <w:tmpl w:val="4C34F26E"/>
+    <w:lvl w:ilvl="0">
+      <w:start w:val="6"/>
+      <w:numFmt w:val="decimal"/>
+      <w:lvlText w:val="%1."/>
+      <w:lvlJc w:val="left"/>
+      <w:pPr>
+        <w:tabs>
+          <w:tab w:val="num" w:pos="720"/>
+        </w:tabs>
+        <w:ind w:left="720" w:hanging="360"/>
+      </w:pPr>
+    </w:lvl>
+    <w:lvl w:ilvl="1" w:tentative="1">
+      <w:start w:val="1"/>
+      <w:numFmt w:val="decimal"/>
+      <w:lvlText w:val="%2."/>
+      <w:lvlJc w:val="left"/>
+      <w:pPr>
+        <w:tabs>
+          <w:tab w:val="num" w:pos="1440"/>
+        </w:tabs>
+        <w:ind w:left="1440" w:hanging="360"/>
+      </w:pPr>
+    </w:lvl>
+    <w:lvl w:ilvl="2" w:tentative="1">
+      <w:start w:val="1"/>
+      <w:numFmt w:val="decimal"/>
+      <w:lvlText w:val="%3."/>
+      <w:lvlJc w:val="left"/>
+      <w:pPr>
+        <w:tabs>
+          <w:tab w:val="num" w:pos="2160"/>
+        </w:tabs>
+        <w:ind w:left="2160" w:hanging="360"/>
+      </w:pPr>
+    </w:lvl>
+    <w:lvl w:ilvl="3" w:tentative="1">
+      <w:start w:val="1"/>
+      <w:numFmt w:val="decimal"/>
+      <w:lvlText w:val="%4."/>
+      <w:lvlJc w:val="left"/>
+      <w:pPr>
+        <w:tabs>
+          <w:tab w:val="num" w:pos="2880"/>
+        </w:tabs>
+        <w:ind w:left="2880" w:hanging="360"/>
+      </w:pPr>
+    </w:lvl>
+    <w:lvl w:ilvl="4" w:tentative="1">
+      <w:start w:val="1"/>
+      <w:numFmt w:val="decimal"/>
+      <w:lvlText w:val="%5."/>
+      <w:lvlJc w:val="left"/>
+      <w:pPr>
+        <w:tabs>
+          <w:tab w:val="num" w:pos="3600"/>
+        </w:tabs>
+        <w:ind w:left="3600" w:hanging="360"/>
+      </w:pPr>
+    </w:lvl>
+    <w:lvl w:ilvl="5" w:tentative="1">
+      <w:start w:val="1"/>
+      <w:numFmt w:val="decimal"/>
+      <w:lvlText w:val="%6."/>
+      <w:lvlJc w:val="left"/>
+      <w:pPr>
+        <w:tabs>
+          <w:tab w:val="num" w:pos="4320"/>
+        </w:tabs>
+        <w:ind w:left="4320" w:hanging="360"/>
+      </w:pPr>
+    </w:lvl>
+    <w:lvl w:ilvl="6" w:tentative="1">
+      <w:start w:val="1"/>
+      <w:numFmt w:val="decimal"/>
+      <w:lvlText w:val="%7."/>
+      <w:lvlJc w:val="left"/>
+      <w:pPr>
+        <w:tabs>
+          <w:tab w:val="num" w:pos="5040"/>
+        </w:tabs>
+        <w:ind w:left="5040" w:hanging="360"/>
+      </w:pPr>
+    </w:lvl>
+    <w:lvl w:ilvl="7" w:tentative="1">
+      <w:start w:val="1"/>
+      <w:numFmt w:val="decimal"/>
+      <w:lvlText w:val="%8."/>
+      <w:lvlJc w:val="left"/>
+      <w:pPr>
+        <w:tabs>
+          <w:tab w:val="num" w:pos="5760"/>
+        </w:tabs>
+        <w:ind w:left="5760" w:hanging="360"/>
+      </w:pPr>
+    </w:lvl>
+    <w:lvl w:ilvl="8" w:tentative="1">
+      <w:start w:val="1"/>
+      <w:numFmt w:val="decimal"/>
+      <w:lvlText w:val="%9."/>
+      <w:lvlJc w:val="left"/>
+      <w:pPr>
+        <w:tabs>
+          <w:tab w:val="num" w:pos="6480"/>
+        </w:tabs>
+        <w:ind w:left="6480" w:hanging="360"/>
+      </w:pPr>
+    </w:lvl>
+  </w:abstractNum>
+  <w:abstractNum w:abstractNumId="9" w15:restartNumberingAfterBreak="0">
+    <w:nsid w:val="569D7DA6"/>
+    <w:multiLevelType w:val="multilevel"/>
+    <w:tmpl w:val="284AFBBC"/>
+    <w:lvl w:ilvl="0">
+      <w:start w:val="1"/>
+      <w:numFmt w:val="bullet"/>
+      <w:lvlText w:val=""/>
+      <w:lvlJc w:val="left"/>
+      <w:pPr>
+        <w:tabs>
+          <w:tab w:val="num" w:pos="720"/>
+        </w:tabs>
+        <w:ind w:left="720" w:hanging="360"/>
+      </w:pPr>
+      <w:rPr>
+        <w:rFonts w:ascii="Symbol" w:hAnsi="Symbol" w:hint="default"/>
+        <w:sz w:val="20"/>
+      </w:rPr>
+    </w:lvl>
+    <w:lvl w:ilvl="1" w:tentative="1">
+      <w:start w:val="1"/>
+      <w:numFmt w:val="bullet"/>
+      <w:lvlText w:val="o"/>
+      <w:lvlJc w:val="left"/>
+      <w:pPr>
+        <w:tabs>
+          <w:tab w:val="num" w:pos="1440"/>
+        </w:tabs>
+        <w:ind w:left="1440" w:hanging="360"/>
+      </w:pPr>
+      <w:rPr>
+        <w:rFonts w:ascii="Courier New" w:hAnsi="Courier New" w:hint="default"/>
+        <w:sz w:val="20"/>
+      </w:rPr>
+    </w:lvl>
+    <w:lvl w:ilvl="2" w:tentative="1">
+      <w:start w:val="1"/>
+      <w:numFmt w:val="bullet"/>
+      <w:lvlText w:val=""/>
+      <w:lvlJc w:val="left"/>
+      <w:pPr>
+        <w:tabs>
+          <w:tab w:val="num" w:pos="2160"/>
+        </w:tabs>
+        <w:ind w:left="2160" w:hanging="360"/>
+      </w:pPr>
+      <w:rPr>
+        <w:rFonts w:ascii="Wingdings" w:hAnsi="Wingdings" w:hint="default"/>
+        <w:sz w:val="20"/>
+      </w:rPr>
+    </w:lvl>
+    <w:lvl w:ilvl="3" w:tentative="1">
+      <w:start w:val="1"/>
+      <w:numFmt w:val="bullet"/>
+      <w:lvlText w:val=""/>
+      <w:lvlJc w:val="left"/>
+      <w:pPr>
+        <w:tabs>
+          <w:tab w:val="num" w:pos="2880"/>
+        </w:tabs>
+        <w:ind w:left="2880" w:hanging="360"/>
+      </w:pPr>
+      <w:rPr>
+        <w:rFonts w:ascii="Wingdings" w:hAnsi="Wingdings" w:hint="default"/>
+        <w:sz w:val="20"/>
+      </w:rPr>
+    </w:lvl>
+    <w:lvl w:ilvl="4" w:tentative="1">
+      <w:start w:val="1"/>
+      <w:numFmt w:val="bullet"/>
+      <w:lvlText w:val=""/>
+      <w:lvlJc w:val="left"/>
+      <w:pPr>
+        <w:tabs>
+          <w:tab w:val="num" w:pos="3600"/>
+        </w:tabs>
+        <w:ind w:left="3600" w:hanging="360"/>
+      </w:pPr>
+      <w:rPr>
+        <w:rFonts w:ascii="Wingdings" w:hAnsi="Wingdings" w:hint="default"/>
+        <w:sz w:val="20"/>
+      </w:rPr>
+    </w:lvl>
+    <w:lvl w:ilvl="5" w:tentative="1">
+      <w:start w:val="1"/>
+      <w:numFmt w:val="bullet"/>
+      <w:lvlText w:val=""/>
+      <w:lvlJc w:val="left"/>
+      <w:pPr>
+        <w:tabs>
+          <w:tab w:val="num" w:pos="4320"/>
+        </w:tabs>
+        <w:ind w:left="4320" w:hanging="360"/>
+      </w:pPr>
+      <w:rPr>
+        <w:rFonts w:ascii="Wingdings" w:hAnsi="Wingdings" w:hint="default"/>
+        <w:sz w:val="20"/>
+      </w:rPr>
+    </w:lvl>
+    <w:lvl w:ilvl="6" w:tentative="1">
+      <w:start w:val="1"/>
+      <w:numFmt w:val="bullet"/>
+      <w:lvlText w:val=""/>
+      <w:lvlJc w:val="left"/>
+      <w:pPr>
+        <w:tabs>
+          <w:tab w:val="num" w:pos="5040"/>
+        </w:tabs>
+        <w:ind w:left="5040" w:hanging="360"/>
+      </w:pPr>
+      <w:rPr>
+        <w:rFonts w:ascii="Wingdings" w:hAnsi="Wingdings" w:hint="default"/>
+        <w:sz w:val="20"/>
+      </w:rPr>
+    </w:lvl>
+    <w:lvl w:ilvl="7" w:tentative="1">
+      <w:start w:val="1"/>
+      <w:numFmt w:val="bullet"/>
+      <w:lvlText w:val=""/>
+      <w:lvlJc w:val="left"/>
+      <w:pPr>
+        <w:tabs>
+          <w:tab w:val="num" w:pos="5760"/>
+        </w:tabs>
+        <w:ind w:left="5760" w:hanging="360"/>
+      </w:pPr>
+      <w:rPr>
+        <w:rFonts w:ascii="Wingdings" w:hAnsi="Wingdings" w:hint="default"/>
+        <w:sz w:val="20"/>
+      </w:rPr>
+    </w:lvl>
+    <w:lvl w:ilvl="8" w:tentative="1">
+      <w:start w:val="1"/>
+      <w:numFmt w:val="bullet"/>
+      <w:lvlText w:val=""/>
+      <w:lvlJc w:val="left"/>
+      <w:pPr>
+        <w:tabs>
+          <w:tab w:val="num" w:pos="6480"/>
+        </w:tabs>
+        <w:ind w:left="6480" w:hanging="360"/>
+      </w:pPr>
+      <w:rPr>
+        <w:rFonts w:ascii="Wingdings" w:hAnsi="Wingdings" w:hint="default"/>
+        <w:sz w:val="20"/>
+      </w:rPr>
+    </w:lvl>
+  </w:abstractNum>
+  <w:abstractNum w:abstractNumId="10" w15:restartNumberingAfterBreak="0">
+    <w:nsid w:val="66BC01F8"/>
+    <w:multiLevelType w:val="multilevel"/>
+    <w:tmpl w:val="7EC82E7C"/>
+    <w:lvl w:ilvl="0">
+      <w:start w:val="2"/>
+      <w:numFmt w:val="decimal"/>
+      <w:lvlText w:val="%1."/>
+      <w:lvlJc w:val="left"/>
+      <w:pPr>
+        <w:tabs>
+          <w:tab w:val="num" w:pos="720"/>
+        </w:tabs>
+        <w:ind w:left="720" w:hanging="360"/>
+      </w:pPr>
+    </w:lvl>
+    <w:lvl w:ilvl="1" w:tentative="1">
+      <w:start w:val="1"/>
+      <w:numFmt w:val="decimal"/>
+      <w:lvlText w:val="%2."/>
+      <w:lvlJc w:val="left"/>
+      <w:pPr>
+        <w:tabs>
+          <w:tab w:val="num" w:pos="1440"/>
+        </w:tabs>
+        <w:ind w:left="1440" w:hanging="360"/>
+      </w:pPr>
+    </w:lvl>
+    <w:lvl w:ilvl="2" w:tentative="1">
+      <w:start w:val="1"/>
+      <w:numFmt w:val="decimal"/>
+      <w:lvlText w:val="%3."/>
+      <w:lvlJc w:val="left"/>
+      <w:pPr>
+        <w:tabs>
+          <w:tab w:val="num" w:pos="2160"/>
+        </w:tabs>
+        <w:ind w:left="2160" w:hanging="360"/>
+      </w:pPr>
+    </w:lvl>
+    <w:lvl w:ilvl="3" w:tentative="1">
+      <w:start w:val="1"/>
+      <w:numFmt w:val="decimal"/>
+      <w:lvlText w:val="%4."/>
+      <w:lvlJc w:val="left"/>
+      <w:pPr>
+        <w:tabs>
+          <w:tab w:val="num" w:pos="2880"/>
+        </w:tabs>
+        <w:ind w:left="2880" w:hanging="360"/>
+      </w:pPr>
+    </w:lvl>
+    <w:lvl w:ilvl="4" w:tentative="1">
+      <w:start w:val="1"/>
+      <w:numFmt w:val="decimal"/>
+      <w:lvlText w:val="%5."/>
+      <w:lvlJc w:val="left"/>
+      <w:pPr>
+        <w:tabs>
+          <w:tab w:val="num" w:pos="3600"/>
+        </w:tabs>
+        <w:ind w:left="3600" w:hanging="360"/>
+      </w:pPr>
+    </w:lvl>
+    <w:lvl w:ilvl="5" w:tentative="1">
+      <w:start w:val="1"/>
+      <w:numFmt w:val="decimal"/>
+      <w:lvlText w:val="%6."/>
+      <w:lvlJc w:val="left"/>
+      <w:pPr>
+        <w:tabs>
+          <w:tab w:val="num" w:pos="4320"/>
+        </w:tabs>
+        <w:ind w:left="4320" w:hanging="360"/>
+      </w:pPr>
+    </w:lvl>
+    <w:lvl w:ilvl="6" w:tentative="1">
+      <w:start w:val="1"/>
+      <w:numFmt w:val="decimal"/>
+      <w:lvlText w:val="%7."/>
+      <w:lvlJc w:val="left"/>
+      <w:pPr>
+        <w:tabs>
+          <w:tab w:val="num" w:pos="5040"/>
+        </w:tabs>
+        <w:ind w:left="5040" w:hanging="360"/>
+      </w:pPr>
+    </w:lvl>
+    <w:lvl w:ilvl="7" w:tentative="1">
+      <w:start w:val="1"/>
+      <w:numFmt w:val="decimal"/>
+      <w:lvlText w:val="%8."/>
+      <w:lvlJc w:val="left"/>
+      <w:pPr>
+        <w:tabs>
+          <w:tab w:val="num" w:pos="5760"/>
+        </w:tabs>
+        <w:ind w:left="5760" w:hanging="360"/>
+      </w:pPr>
+    </w:lvl>
+    <w:lvl w:ilvl="8" w:tentative="1">
+      <w:start w:val="1"/>
+      <w:numFmt w:val="decimal"/>
+      <w:lvlText w:val="%9."/>
+      <w:lvlJc w:val="left"/>
+      <w:pPr>
+        <w:tabs>
+          <w:tab w:val="num" w:pos="6480"/>
+        </w:tabs>
+        <w:ind w:left="6480" w:hanging="360"/>
+      </w:pPr>
+    </w:lvl>
+  </w:abstractNum>
+  <w:abstractNum w:abstractNumId="11" w15:restartNumberingAfterBreak="0">
+    <w:nsid w:val="69DE354C"/>
+    <w:multiLevelType w:val="multilevel"/>
+    <w:tmpl w:val="B3C4EECA"/>
+    <w:lvl w:ilvl="0">
+      <w:start w:val="1"/>
+      <w:numFmt w:val="bullet"/>
+      <w:lvlText w:val=""/>
+      <w:lvlJc w:val="left"/>
+      <w:pPr>
+        <w:tabs>
+          <w:tab w:val="num" w:pos="720"/>
+        </w:tabs>
+        <w:ind w:left="720" w:hanging="360"/>
+      </w:pPr>
+      <w:rPr>
+        <w:rFonts w:ascii="Symbol" w:hAnsi="Symbol" w:hint="default"/>
+        <w:sz w:val="20"/>
+      </w:rPr>
+    </w:lvl>
+    <w:lvl w:ilvl="1" w:tentative="1">
+      <w:start w:val="1"/>
+      <w:numFmt w:val="bullet"/>
+      <w:lvlText w:val="o"/>
+      <w:lvlJc w:val="left"/>
+      <w:pPr>
+        <w:tabs>
+          <w:tab w:val="num" w:pos="1440"/>
+        </w:tabs>
+        <w:ind w:left="1440" w:hanging="360"/>
+      </w:pPr>
+      <w:rPr>
+        <w:rFonts w:ascii="Courier New" w:hAnsi="Courier New" w:hint="default"/>
+        <w:sz w:val="20"/>
+      </w:rPr>
+    </w:lvl>
+    <w:lvl w:ilvl="2" w:tentative="1">
+      <w:start w:val="1"/>
+      <w:numFmt w:val="bullet"/>
+      <w:lvlText w:val=""/>
+      <w:lvlJc w:val="left"/>
+      <w:pPr>
+        <w:tabs>
+          <w:tab w:val="num" w:pos="2160"/>
+        </w:tabs>
+        <w:ind w:left="2160" w:hanging="360"/>
+      </w:pPr>
+      <w:rPr>
+        <w:rFonts w:ascii="Wingdings" w:hAnsi="Wingdings" w:hint="default"/>
+        <w:sz w:val="20"/>
+      </w:rPr>
+    </w:lvl>
+    <w:lvl w:ilvl="3" w:tentative="1">
+      <w:start w:val="1"/>
+      <w:numFmt w:val="bullet"/>
+      <w:lvlText w:val=""/>
+      <w:lvlJc w:val="left"/>
+      <w:pPr>
+        <w:tabs>
+          <w:tab w:val="num" w:pos="2880"/>
+        </w:tabs>
+        <w:ind w:left="2880" w:hanging="360"/>
+      </w:pPr>
+      <w:rPr>
+        <w:rFonts w:ascii="Wingdings" w:hAnsi="Wingdings" w:hint="default"/>
+        <w:sz w:val="20"/>
+      </w:rPr>
+    </w:lvl>
+    <w:lvl w:ilvl="4" w:tentative="1">
+      <w:start w:val="1"/>
+      <w:numFmt w:val="bullet"/>
+      <w:lvlText w:val=""/>
+      <w:lvlJc w:val="left"/>
+      <w:pPr>
+        <w:tabs>
+          <w:tab w:val="num" w:pos="3600"/>
+        </w:tabs>
+        <w:ind w:left="3600" w:hanging="360"/>
+      </w:pPr>
+      <w:rPr>
+        <w:rFonts w:ascii="Wingdings" w:hAnsi="Wingdings" w:hint="default"/>
+        <w:sz w:val="20"/>
+      </w:rPr>
+    </w:lvl>
+    <w:lvl w:ilvl="5" w:tentative="1">
+      <w:start w:val="1"/>
+      <w:numFmt w:val="bullet"/>
+      <w:lvlText w:val=""/>
+      <w:lvlJc w:val="left"/>
+      <w:pPr>
+        <w:tabs>
+          <w:tab w:val="num" w:pos="4320"/>
+        </w:tabs>
+        <w:ind w:left="4320" w:hanging="360"/>
+      </w:pPr>
+      <w:rPr>
+        <w:rFonts w:ascii="Wingdings" w:hAnsi="Wingdings" w:hint="default"/>
+        <w:sz w:val="20"/>
+      </w:rPr>
+    </w:lvl>
+    <w:lvl w:ilvl="6" w:tentative="1">
+      <w:start w:val="1"/>
+      <w:numFmt w:val="bullet"/>
+      <w:lvlText w:val=""/>
+      <w:lvlJc w:val="left"/>
+      <w:pPr>
+        <w:tabs>
+          <w:tab w:val="num" w:pos="5040"/>
+        </w:tabs>
+        <w:ind w:left="5040" w:hanging="360"/>
+      </w:pPr>
+      <w:rPr>
+        <w:rFonts w:ascii="Wingdings" w:hAnsi="Wingdings" w:hint="default"/>
+        <w:sz w:val="20"/>
+      </w:rPr>
+    </w:lvl>
+    <w:lvl w:ilvl="7" w:tentative="1">
+      <w:start w:val="1"/>
+      <w:numFmt w:val="bullet"/>
+      <w:lvlText w:val=""/>
+      <w:lvlJc w:val="left"/>
+      <w:pPr>
+        <w:tabs>
+          <w:tab w:val="num" w:pos="5760"/>
+        </w:tabs>
+        <w:ind w:left="5760" w:hanging="360"/>
+      </w:pPr>
+      <w:rPr>
+        <w:rFonts w:ascii="Wingdings" w:hAnsi="Wingdings" w:hint="default"/>
+        <w:sz w:val="20"/>
+      </w:rPr>
+    </w:lvl>
+    <w:lvl w:ilvl="8" w:tentative="1">
+      <w:start w:val="1"/>
+      <w:numFmt w:val="bullet"/>
+      <w:lvlText w:val=""/>
+      <w:lvlJc w:val="left"/>
+      <w:pPr>
+        <w:tabs>
+          <w:tab w:val="num" w:pos="6480"/>
+        </w:tabs>
+        <w:ind w:left="6480" w:hanging="360"/>
+      </w:pPr>
+      <w:rPr>
+        <w:rFonts w:ascii="Wingdings" w:hAnsi="Wingdings" w:hint="default"/>
+        <w:sz w:val="20"/>
+      </w:rPr>
+    </w:lvl>
+  </w:abstractNum>
+  <w:abstractNum w:abstractNumId="12" w15:restartNumberingAfterBreak="0">
+    <w:nsid w:val="70204B8E"/>
+    <w:multiLevelType w:val="multilevel"/>
+    <w:tmpl w:val="9EEE937A"/>
+    <w:lvl w:ilvl="0">
+      <w:start w:val="1"/>
+      <w:numFmt w:val="bullet"/>
+      <w:lvlText w:val=""/>
+      <w:lvlJc w:val="left"/>
+      <w:pPr>
+        <w:tabs>
+          <w:tab w:val="num" w:pos="720"/>
+        </w:tabs>
+        <w:ind w:left="720" w:hanging="360"/>
+      </w:pPr>
+      <w:rPr>
+        <w:rFonts w:ascii="Symbol" w:hAnsi="Symbol" w:hint="default"/>
+        <w:sz w:val="20"/>
+      </w:rPr>
+    </w:lvl>
+    <w:lvl w:ilvl="1" w:tentative="1">
+      <w:start w:val="1"/>
+      <w:numFmt w:val="bullet"/>
+      <w:lvlText w:val="o"/>
+      <w:lvlJc w:val="left"/>
+      <w:pPr>
+        <w:tabs>
+          <w:tab w:val="num" w:pos="1440"/>
+        </w:tabs>
+        <w:ind w:left="1440" w:hanging="360"/>
+      </w:pPr>
+      <w:rPr>
+        <w:rFonts w:ascii="Courier New" w:hAnsi="Courier New" w:hint="default"/>
+        <w:sz w:val="20"/>
+      </w:rPr>
+    </w:lvl>
+    <w:lvl w:ilvl="2" w:tentative="1">
+      <w:start w:val="1"/>
+      <w:numFmt w:val="bullet"/>
+      <w:lvlText w:val=""/>
+      <w:lvlJc w:val="left"/>
+      <w:pPr>
+        <w:tabs>
+          <w:tab w:val="num" w:pos="2160"/>
+        </w:tabs>
+        <w:ind w:left="2160" w:hanging="360"/>
+      </w:pPr>
+      <w:rPr>
+        <w:rFonts w:ascii="Wingdings" w:hAnsi="Wingdings" w:hint="default"/>
+        <w:sz w:val="20"/>
+      </w:rPr>
+    </w:lvl>
+    <w:lvl w:ilvl="3" w:tentative="1">
+      <w:start w:val="1"/>
+      <w:numFmt w:val="bullet"/>
+      <w:lvlText w:val=""/>
+      <w:lvlJc w:val="left"/>
+      <w:pPr>
+        <w:tabs>
+          <w:tab w:val="num" w:pos="2880"/>
+        </w:tabs>
+        <w:ind w:left="2880" w:hanging="360"/>
+      </w:pPr>
+      <w:rPr>
+        <w:rFonts w:ascii="Wingdings" w:hAnsi="Wingdings" w:hint="default"/>
+        <w:sz w:val="20"/>
+      </w:rPr>
+    </w:lvl>
+    <w:lvl w:ilvl="4" w:tentative="1">
+      <w:start w:val="1"/>
+      <w:numFmt w:val="bullet"/>
+      <w:lvlText w:val=""/>
+      <w:lvlJc w:val="left"/>
+      <w:pPr>
+        <w:tabs>
+          <w:tab w:val="num" w:pos="3600"/>
+        </w:tabs>
+        <w:ind w:left="3600" w:hanging="360"/>
+      </w:pPr>
+      <w:rPr>
+        <w:rFonts w:ascii="Wingdings" w:hAnsi="Wingdings" w:hint="default"/>
+        <w:sz w:val="20"/>
+      </w:rPr>
+    </w:lvl>
+    <w:lvl w:ilvl="5" w:tentative="1">
+      <w:start w:val="1"/>
+      <w:numFmt w:val="bullet"/>
+      <w:lvlText w:val=""/>
+      <w:lvlJc w:val="left"/>
+      <w:pPr>
+        <w:tabs>
+          <w:tab w:val="num" w:pos="4320"/>
+        </w:tabs>
+        <w:ind w:left="4320" w:hanging="360"/>
+      </w:pPr>
+      <w:rPr>
+        <w:rFonts w:ascii="Wingdings" w:hAnsi="Wingdings" w:hint="default"/>
+        <w:sz w:val="20"/>
+      </w:rPr>
+    </w:lvl>
+    <w:lvl w:ilvl="6" w:tentative="1">
+      <w:start w:val="1"/>
+      <w:numFmt w:val="bullet"/>
+      <w:lvlText w:val=""/>
+      <w:lvlJc w:val="left"/>
+      <w:pPr>
+        <w:tabs>
+          <w:tab w:val="num" w:pos="5040"/>
+        </w:tabs>
+        <w:ind w:left="5040" w:hanging="360"/>
+      </w:pPr>
+      <w:rPr>
+        <w:rFonts w:ascii="Wingdings" w:hAnsi="Wingdings" w:hint="default"/>
+        <w:sz w:val="20"/>
+      </w:rPr>
+    </w:lvl>
+    <w:lvl w:ilvl="7" w:tentative="1">
+      <w:start w:val="1"/>
+      <w:numFmt w:val="bullet"/>
+      <w:lvlText w:val=""/>
+      <w:lvlJc w:val="left"/>
+      <w:pPr>
+        <w:tabs>
+          <w:tab w:val="num" w:pos="5760"/>
+        </w:tabs>
+        <w:ind w:left="5760" w:hanging="360"/>
+      </w:pPr>
+      <w:rPr>
+        <w:rFonts w:ascii="Wingdings" w:hAnsi="Wingdings" w:hint="default"/>
+        <w:sz w:val="20"/>
+      </w:rPr>
+    </w:lvl>
+    <w:lvl w:ilvl="8" w:tentative="1">
+      <w:start w:val="1"/>
+      <w:numFmt w:val="bullet"/>
+      <w:lvlText w:val=""/>
+      <w:lvlJc w:val="left"/>
+      <w:pPr>
+        <w:tabs>
+          <w:tab w:val="num" w:pos="6480"/>
+        </w:tabs>
+        <w:ind w:left="6480" w:hanging="360"/>
+      </w:pPr>
+      <w:rPr>
+        <w:rFonts w:ascii="Wingdings" w:hAnsi="Wingdings" w:hint="default"/>
+        <w:sz w:val="20"/>
+      </w:rPr>
+    </w:lvl>
+  </w:abstractNum>
+  <w:abstractNum w:abstractNumId="13" w15:restartNumberingAfterBreak="0">
+    <w:nsid w:val="778A3292"/>
+    <w:multiLevelType w:val="multilevel"/>
+    <w:tmpl w:val="A2D8CC18"/>
+    <w:lvl w:ilvl="0">
+      <w:start w:val="1"/>
+      <w:numFmt w:val="decimal"/>
+      <w:lvlText w:val="%1."/>
+      <w:lvlJc w:val="left"/>
+      <w:pPr>
+        <w:tabs>
+          <w:tab w:val="num" w:pos="720"/>
+        </w:tabs>
+        <w:ind w:left="720" w:hanging="360"/>
+      </w:pPr>
+    </w:lvl>
+    <w:lvl w:ilvl="1" w:tentative="1">
+      <w:start w:val="1"/>
+      <w:numFmt w:val="decimal"/>
+      <w:lvlText w:val="%2."/>
+      <w:lvlJc w:val="left"/>
+      <w:pPr>
+        <w:tabs>
+          <w:tab w:val="num" w:pos="1440"/>
+        </w:tabs>
+        <w:ind w:left="1440" w:hanging="360"/>
+      </w:pPr>
+    </w:lvl>
+    <w:lvl w:ilvl="2" w:tentative="1">
+      <w:start w:val="1"/>
+      <w:numFmt w:val="decimal"/>
+      <w:lvlText w:val="%3."/>
+      <w:lvlJc w:val="left"/>
+      <w:pPr>
+        <w:tabs>
+          <w:tab w:val="num" w:pos="2160"/>
+        </w:tabs>
+        <w:ind w:left="2160" w:hanging="360"/>
+      </w:pPr>
+    </w:lvl>
+    <w:lvl w:ilvl="3" w:tentative="1">
+      <w:start w:val="1"/>
+      <w:numFmt w:val="decimal"/>
+      <w:lvlText w:val="%4."/>
+      <w:lvlJc w:val="left"/>
+      <w:pPr>
+        <w:tabs>
+          <w:tab w:val="num" w:pos="2880"/>
+        </w:tabs>
+        <w:ind w:left="2880" w:hanging="360"/>
+      </w:pPr>
+    </w:lvl>
+    <w:lvl w:ilvl="4" w:tentative="1">
+      <w:start w:val="1"/>
+      <w:numFmt w:val="decimal"/>
+      <w:lvlText w:val="%5."/>
+      <w:lvlJc w:val="left"/>
+      <w:pPr>
+        <w:tabs>
+          <w:tab w:val="num" w:pos="3600"/>
+        </w:tabs>
+        <w:ind w:left="3600" w:hanging="360"/>
+      </w:pPr>
+    </w:lvl>
+    <w:lvl w:ilvl="5" w:tentative="1">
+      <w:start w:val="1"/>
+      <w:numFmt w:val="decimal"/>
+      <w:lvlText w:val="%6."/>
+      <w:lvlJc w:val="left"/>
+      <w:pPr>
+        <w:tabs>
+          <w:tab w:val="num" w:pos="4320"/>
+        </w:tabs>
+        <w:ind w:left="4320" w:hanging="360"/>
+      </w:pPr>
+    </w:lvl>
+    <w:lvl w:ilvl="6" w:tentative="1">
+      <w:start w:val="1"/>
+      <w:numFmt w:val="decimal"/>
+      <w:lvlText w:val="%7."/>
+      <w:lvlJc w:val="left"/>
+      <w:pPr>
+        <w:tabs>
+          <w:tab w:val="num" w:pos="5040"/>
+        </w:tabs>
+        <w:ind w:left="5040" w:hanging="360"/>
+      </w:pPr>
+    </w:lvl>
+    <w:lvl w:ilvl="7" w:tentative="1">
+      <w:start w:val="1"/>
+      <w:numFmt w:val="decimal"/>
+      <w:lvlText w:val="%8."/>
+      <w:lvlJc w:val="left"/>
+      <w:pPr>
+        <w:tabs>
+          <w:tab w:val="num" w:pos="5760"/>
+        </w:tabs>
+        <w:ind w:left="5760" w:hanging="360"/>
+      </w:pPr>
+    </w:lvl>
+    <w:lvl w:ilvl="8" w:tentative="1">
+      <w:start w:val="1"/>
+      <w:numFmt w:val="decimal"/>
+      <w:lvlText w:val="%9."/>
+      <w:lvlJc w:val="left"/>
+      <w:pPr>
+        <w:tabs>
+          <w:tab w:val="num" w:pos="6480"/>
+        </w:tabs>
+        <w:ind w:left="6480" w:hanging="360"/>
+      </w:pPr>
+    </w:lvl>
+  </w:abstractNum>
+  <w:abstractNum w:abstractNumId="14" w15:restartNumberingAfterBreak="0">
+    <w:nsid w:val="79B31223"/>
+    <w:multiLevelType w:val="multilevel"/>
+    <w:tmpl w:val="EA1025C2"/>
+    <w:lvl w:ilvl="0">
+      <w:start w:val="3"/>
+      <w:numFmt w:val="decimal"/>
+      <w:lvlText w:val="%1."/>
+      <w:lvlJc w:val="left"/>
+      <w:pPr>
+        <w:tabs>
+          <w:tab w:val="num" w:pos="720"/>
+        </w:tabs>
+        <w:ind w:left="720" w:hanging="360"/>
+      </w:pPr>
+    </w:lvl>
+    <w:lvl w:ilvl="1" w:tentative="1">
+      <w:start w:val="1"/>
+      <w:numFmt w:val="decimal"/>
+      <w:lvlText w:val="%2."/>
+      <w:lvlJc w:val="left"/>
+      <w:pPr>
+        <w:tabs>
+          <w:tab w:val="num" w:pos="1440"/>
+        </w:tabs>
+        <w:ind w:left="1440" w:hanging="360"/>
+      </w:pPr>
+    </w:lvl>
+    <w:lvl w:ilvl="2" w:tentative="1">
+      <w:start w:val="1"/>
+      <w:numFmt w:val="decimal"/>
+      <w:lvlText w:val="%3."/>
+      <w:lvlJc w:val="left"/>
+      <w:pPr>
+        <w:tabs>
+          <w:tab w:val="num" w:pos="2160"/>
+        </w:tabs>
+        <w:ind w:left="2160" w:hanging="360"/>
+      </w:pPr>
+    </w:lvl>
+    <w:lvl w:ilvl="3" w:tentative="1">
+      <w:start w:val="1"/>
+      <w:numFmt w:val="decimal"/>
+      <w:lvlText w:val="%4."/>
+      <w:lvlJc w:val="left"/>
+      <w:pPr>
+        <w:tabs>
+          <w:tab w:val="num" w:pos="2880"/>
+        </w:tabs>
+        <w:ind w:left="2880" w:hanging="360"/>
+      </w:pPr>
+    </w:lvl>
+    <w:lvl w:ilvl="4" w:tentative="1">
+      <w:start w:val="1"/>
+      <w:numFmt w:val="decimal"/>
+      <w:lvlText w:val="%5."/>
+      <w:lvlJc w:val="left"/>
+      <w:pPr>
+        <w:tabs>
+          <w:tab w:val="num" w:pos="3600"/>
+        </w:tabs>
+        <w:ind w:left="3600" w:hanging="360"/>
+      </w:pPr>
+    </w:lvl>
+    <w:lvl w:ilvl="5" w:tentative="1">
+      <w:start w:val="1"/>
+      <w:numFmt w:val="decimal"/>
+      <w:lvlText w:val="%6."/>
+      <w:lvlJc w:val="left"/>
+      <w:pPr>
+        <w:tabs>
+          <w:tab w:val="num" w:pos="4320"/>
+        </w:tabs>
+        <w:ind w:left="4320" w:hanging="360"/>
+      </w:pPr>
+    </w:lvl>
+    <w:lvl w:ilvl="6" w:tentative="1">
+      <w:start w:val="1"/>
+      <w:numFmt w:val="decimal"/>
+      <w:lvlText w:val="%7."/>
+      <w:lvlJc w:val="left"/>
+      <w:pPr>
+        <w:tabs>
+          <w:tab w:val="num" w:pos="5040"/>
+        </w:tabs>
+        <w:ind w:left="5040" w:hanging="360"/>
+      </w:pPr>
+    </w:lvl>
+    <w:lvl w:ilvl="7" w:tentative="1">
+      <w:start w:val="1"/>
+      <w:numFmt w:val="decimal"/>
+      <w:lvlText w:val="%8."/>
+      <w:lvlJc w:val="left"/>
+      <w:pPr>
+        <w:tabs>
+          <w:tab w:val="num" w:pos="5760"/>
+        </w:tabs>
+        <w:ind w:left="5760" w:hanging="360"/>
+      </w:pPr>
+    </w:lvl>
+    <w:lvl w:ilvl="8" w:tentative="1">
+      <w:start w:val="1"/>
+      <w:numFmt w:val="decimal"/>
+      <w:lvlText w:val="%9."/>
+      <w:lvlJc w:val="left"/>
+      <w:pPr>
+        <w:tabs>
+          <w:tab w:val="num" w:pos="6480"/>
+        </w:tabs>
+        <w:ind w:left="6480" w:hanging="360"/>
+      </w:pPr>
+    </w:lvl>
+  </w:abstractNum>
+  <w:num w:numId="1" w16cid:durableId="2130079175">
+    <w:abstractNumId w:val="9"/>
+  </w:num>
+  <w:num w:numId="2" w16cid:durableId="148716267">
+    <w:abstractNumId w:val="4"/>
+  </w:num>
+  <w:num w:numId="3" w16cid:durableId="654408313">
+    <w:abstractNumId w:val="13"/>
+  </w:num>
+  <w:num w:numId="4" w16cid:durableId="1461219578">
+    <w:abstractNumId w:val="7"/>
+  </w:num>
+  <w:num w:numId="5" w16cid:durableId="1670476555">
+    <w:abstractNumId w:val="10"/>
+  </w:num>
+  <w:num w:numId="6" w16cid:durableId="290941938">
+    <w:abstractNumId w:val="3"/>
+  </w:num>
+  <w:num w:numId="7" w16cid:durableId="1658218437">
+    <w:abstractNumId w:val="14"/>
+  </w:num>
+  <w:num w:numId="8" w16cid:durableId="1526555100">
+    <w:abstractNumId w:val="5"/>
+  </w:num>
+  <w:num w:numId="9" w16cid:durableId="1482115677">
+    <w:abstractNumId w:val="0"/>
+  </w:num>
+  <w:num w:numId="10" w16cid:durableId="1184830380">
+    <w:abstractNumId w:val="1"/>
+  </w:num>
+  <w:num w:numId="11" w16cid:durableId="5448398">
+    <w:abstractNumId w:val="8"/>
+  </w:num>
+  <w:num w:numId="12" w16cid:durableId="585068363">
+    <w:abstractNumId w:val="12"/>
+  </w:num>
+  <w:num w:numId="13" w16cid:durableId="860119785">
+    <w:abstractNumId w:val="11"/>
+  </w:num>
+  <w:num w:numId="14" w16cid:durableId="1338458080">
+    <w:abstractNumId w:val="6"/>
+  </w:num>
+  <w:num w:numId="15" w16cid:durableId="1167936510">
+    <w:abstractNumId w:val="2"/>
+  </w:num>
+</w:numbering>
 </file>
 
 <file path=word/styles.xml><?xml version="1.0" encoding="utf-8"?>

--- a/src/templates/Angebot.docx
+++ b/src/templates/Angebot.docx
@@ -622,12 +622,14 @@
         </w:rPr>
         <w:t>{</w:t>
       </w:r>
+      <w:proofErr w:type="spellStart"/>
       <w:r>
         <w:rPr>
           <w:rFonts w:ascii="Open Sans" w:eastAsia="Open Sans" w:hAnsi="Open Sans" w:cs="Open Sans"/>
         </w:rPr>
         <w:t>Greeting</w:t>
       </w:r>
+      <w:proofErr w:type="spellEnd"/>
       <w:r>
         <w:rPr>
           <w:rFonts w:ascii="Open Sans" w:eastAsia="Open Sans" w:hAnsi="Open Sans" w:cs="Open Sans"/>
@@ -714,9 +716,9 @@
       <w:tblGrid>
         <w:gridCol w:w="660"/>
         <w:gridCol w:w="900"/>
-        <w:gridCol w:w="5235"/>
-        <w:gridCol w:w="1635"/>
-        <w:gridCol w:w="1350"/>
+        <w:gridCol w:w="4100"/>
+        <w:gridCol w:w="2410"/>
+        <w:gridCol w:w="1710"/>
       </w:tblGrid>
       <w:tr>
         <w:tc>
@@ -795,7 +797,7 @@
         </w:tc>
         <w:tc>
           <w:tcPr>
-            <w:tcW w:w="5235" w:type="dxa"/>
+            <w:tcW w:w="4100" w:type="dxa"/>
             <w:tcBorders>
               <w:bottom w:val="single" w:sz="8" w:space="0" w:color="FFFFFF"/>
             </w:tcBorders>
@@ -826,7 +828,7 @@
         </w:tc>
         <w:tc>
           <w:tcPr>
-            <w:tcW w:w="1635" w:type="dxa"/>
+            <w:tcW w:w="2410" w:type="dxa"/>
             <w:tcBorders>
               <w:bottom w:val="single" w:sz="8" w:space="0" w:color="FFFFFF"/>
             </w:tcBorders>
@@ -858,7 +860,7 @@
         </w:tc>
         <w:tc>
           <w:tcPr>
-            <w:tcW w:w="1350" w:type="dxa"/>
+            <w:tcW w:w="1710" w:type="dxa"/>
             <w:tcBorders>
               <w:bottom w:val="single" w:sz="8" w:space="0" w:color="FFFFFF"/>
             </w:tcBorders>
@@ -976,13 +978,24 @@
                 <w:sz w:val="20"/>
                 <w:szCs w:val="20"/>
               </w:rPr>
-              <w:t>1 Stk</w:t>
-            </w:r>
+              <w:t xml:space="preserve">1 </w:t>
+            </w:r>
+            <w:proofErr w:type="spellStart"/>
+            <w:r>
+              <w:rPr>
+                <w:rFonts w:ascii="Open Sans" w:eastAsia="Open Sans" w:hAnsi="Open Sans" w:cs="Open Sans"/>
+                <w:color w:val="070707"/>
+                <w:sz w:val="20"/>
+                <w:szCs w:val="20"/>
+              </w:rPr>
+              <w:t>Stk</w:t>
+            </w:r>
+            <w:proofErr w:type="spellEnd"/>
           </w:p>
         </w:tc>
         <w:tc>
           <w:tcPr>
-            <w:tcW w:w="5235" w:type="dxa"/>
+            <w:tcW w:w="4100" w:type="dxa"/>
             <w:tcBorders>
               <w:top w:val="single" w:sz="8" w:space="0" w:color="FFFFFF"/>
               <w:left w:val="single" w:sz="8" w:space="0" w:color="FFFFFF"/>
@@ -1020,7 +1033,7 @@
         </w:tc>
         <w:tc>
           <w:tcPr>
-            <w:tcW w:w="1635" w:type="dxa"/>
+            <w:tcW w:w="2410" w:type="dxa"/>
             <w:tcBorders>
               <w:top w:val="single" w:sz="8" w:space="0" w:color="FFFFFF"/>
               <w:left w:val="single" w:sz="8" w:space="0" w:color="FFFFFF"/>
@@ -1049,13 +1062,31 @@
                 <w:sz w:val="20"/>
                 <w:szCs w:val="20"/>
               </w:rPr>
-              <w:t>{{ServiceUnitPrice}}</w:t>
+              <w:t>{{</w:t>
+            </w:r>
+            <w:proofErr w:type="spellStart"/>
+            <w:r>
+              <w:rPr>
+                <w:rFonts w:ascii="Open Sans" w:eastAsia="Open Sans" w:hAnsi="Open Sans" w:cs="Open Sans"/>
+                <w:sz w:val="20"/>
+                <w:szCs w:val="20"/>
+              </w:rPr>
+              <w:t>ServiceUnitPrice</w:t>
+            </w:r>
+            <w:proofErr w:type="spellEnd"/>
+            <w:r>
+              <w:rPr>
+                <w:rFonts w:ascii="Open Sans" w:eastAsia="Open Sans" w:hAnsi="Open Sans" w:cs="Open Sans"/>
+                <w:sz w:val="20"/>
+                <w:szCs w:val="20"/>
+              </w:rPr>
+              <w:t>}}</w:t>
             </w:r>
           </w:p>
         </w:tc>
         <w:tc>
           <w:tcPr>
-            <w:tcW w:w="1350" w:type="dxa"/>
+            <w:tcW w:w="1710" w:type="dxa"/>
             <w:tcBorders>
               <w:top w:val="single" w:sz="8" w:space="0" w:color="FFFFFF"/>
               <w:left w:val="single" w:sz="8" w:space="0" w:color="FFFFFF"/>
@@ -1084,7 +1115,25 @@
                 <w:sz w:val="20"/>
                 <w:szCs w:val="20"/>
               </w:rPr>
-              <w:t>{{ServiceTotal}}</w:t>
+              <w:t>{{</w:t>
+            </w:r>
+            <w:proofErr w:type="spellStart"/>
+            <w:r>
+              <w:rPr>
+                <w:rFonts w:ascii="Open Sans" w:eastAsia="Open Sans" w:hAnsi="Open Sans" w:cs="Open Sans"/>
+                <w:sz w:val="20"/>
+                <w:szCs w:val="20"/>
+              </w:rPr>
+              <w:t>ServiceTotal</w:t>
+            </w:r>
+            <w:proofErr w:type="spellEnd"/>
+            <w:r>
+              <w:rPr>
+                <w:rFonts w:ascii="Open Sans" w:eastAsia="Open Sans" w:hAnsi="Open Sans" w:cs="Open Sans"/>
+                <w:sz w:val="20"/>
+                <w:szCs w:val="20"/>
+              </w:rPr>
+              <w:t>}}</w:t>
             </w:r>
           </w:p>
         </w:tc>
@@ -1160,7 +1209,7 @@
         </w:tc>
         <w:tc>
           <w:tcPr>
-            <w:tcW w:w="5235" w:type="dxa"/>
+            <w:tcW w:w="4100" w:type="dxa"/>
             <w:tcBorders>
               <w:top w:val="single" w:sz="8" w:space="0" w:color="FFFFFF"/>
               <w:left w:val="single" w:sz="8" w:space="0" w:color="FFFFFF"/>
@@ -1188,13 +1237,31 @@
                 <w:sz w:val="20"/>
                 <w:szCs w:val="20"/>
               </w:rPr>
-              <w:t>{{ServicePosTitle}}</w:t>
+              <w:t>{{</w:t>
+            </w:r>
+            <w:proofErr w:type="spellStart"/>
+            <w:r>
+              <w:rPr>
+                <w:rFonts w:ascii="Open Sans" w:eastAsia="Open Sans" w:hAnsi="Open Sans" w:cs="Open Sans"/>
+                <w:sz w:val="20"/>
+                <w:szCs w:val="20"/>
+              </w:rPr>
+              <w:t>ServicePosTitle</w:t>
+            </w:r>
+            <w:proofErr w:type="spellEnd"/>
+            <w:r>
+              <w:rPr>
+                <w:rFonts w:ascii="Open Sans" w:eastAsia="Open Sans" w:hAnsi="Open Sans" w:cs="Open Sans"/>
+                <w:sz w:val="20"/>
+                <w:szCs w:val="20"/>
+              </w:rPr>
+              <w:t>}}</w:t>
             </w:r>
           </w:p>
         </w:tc>
         <w:tc>
           <w:tcPr>
-            <w:tcW w:w="1635" w:type="dxa"/>
+            <w:tcW w:w="2410" w:type="dxa"/>
             <w:tcBorders>
               <w:top w:val="single" w:sz="8" w:space="0" w:color="FFFFFF"/>
               <w:left w:val="single" w:sz="8" w:space="0" w:color="FFFFFF"/>
@@ -1223,7 +1290,7 @@
         </w:tc>
         <w:tc>
           <w:tcPr>
-            <w:tcW w:w="1350" w:type="dxa"/>
+            <w:tcW w:w="1710" w:type="dxa"/>
             <w:tcBorders>
               <w:top w:val="single" w:sz="8" w:space="0" w:color="FFFFFF"/>
               <w:left w:val="single" w:sz="8" w:space="0" w:color="FFFFFF"/>
@@ -1323,7 +1390,7 @@
         </w:tc>
         <w:tc>
           <w:tcPr>
-            <w:tcW w:w="5235" w:type="dxa"/>
+            <w:tcW w:w="4100" w:type="dxa"/>
             <w:tcBorders>
               <w:top w:val="single" w:sz="8" w:space="0" w:color="FFFFFF"/>
               <w:left w:val="single" w:sz="8" w:space="0" w:color="FFFFFF"/>
@@ -1372,7 +1439,25 @@
                 <w:sz w:val="18"/>
                 <w:szCs w:val="18"/>
               </w:rPr>
-              <w:t>{{ServiceLine}}</w:t>
+              <w:t>{{</w:t>
+            </w:r>
+            <w:proofErr w:type="spellStart"/>
+            <w:r>
+              <w:rPr>
+                <w:rFonts w:ascii="Open Sans" w:eastAsia="Open Sans" w:hAnsi="Open Sans" w:cs="Open Sans"/>
+                <w:sz w:val="18"/>
+                <w:szCs w:val="18"/>
+              </w:rPr>
+              <w:t>ServiceLine</w:t>
+            </w:r>
+            <w:proofErr w:type="spellEnd"/>
+            <w:r>
+              <w:rPr>
+                <w:rFonts w:ascii="Open Sans" w:eastAsia="Open Sans" w:hAnsi="Open Sans" w:cs="Open Sans"/>
+                <w:sz w:val="18"/>
+                <w:szCs w:val="18"/>
+              </w:rPr>
+              <w:t>}}</w:t>
             </w:r>
           </w:p>
           <w:p>
@@ -1391,13 +1476,31 @@
                 <w:sz w:val="18"/>
                 <w:szCs w:val="18"/>
               </w:rPr>
-              <w:t>{/ServiceLines}</w:t>
+              <w:t>{/</w:t>
+            </w:r>
+            <w:proofErr w:type="spellStart"/>
+            <w:r>
+              <w:rPr>
+                <w:rFonts w:ascii="Open Sans" w:eastAsia="Open Sans" w:hAnsi="Open Sans" w:cs="Open Sans"/>
+                <w:sz w:val="18"/>
+                <w:szCs w:val="18"/>
+              </w:rPr>
+              <w:t>ServiceLines</w:t>
+            </w:r>
+            <w:proofErr w:type="spellEnd"/>
+            <w:r>
+              <w:rPr>
+                <w:rFonts w:ascii="Open Sans" w:eastAsia="Open Sans" w:hAnsi="Open Sans" w:cs="Open Sans"/>
+                <w:sz w:val="18"/>
+                <w:szCs w:val="18"/>
+              </w:rPr>
+              <w:t>}</w:t>
             </w:r>
           </w:p>
         </w:tc>
         <w:tc>
           <w:tcPr>
-            <w:tcW w:w="1635" w:type="dxa"/>
+            <w:tcW w:w="2410" w:type="dxa"/>
             <w:tcBorders>
               <w:top w:val="single" w:sz="8" w:space="0" w:color="FFFFFF"/>
               <w:left w:val="single" w:sz="8" w:space="0" w:color="FFFFFF"/>
@@ -1426,7 +1529,7 @@
         </w:tc>
         <w:tc>
           <w:tcPr>
-            <w:tcW w:w="1350" w:type="dxa"/>
+            <w:tcW w:w="1710" w:type="dxa"/>
             <w:tcBorders>
               <w:top w:val="single" w:sz="8" w:space="0" w:color="FFFFFF"/>
               <w:left w:val="single" w:sz="8" w:space="0" w:color="FFFFFF"/>
@@ -1490,9 +1593,9 @@
       <w:tblGrid>
         <w:gridCol w:w="660"/>
         <w:gridCol w:w="1035"/>
-        <w:gridCol w:w="5175"/>
-        <w:gridCol w:w="1545"/>
-        <w:gridCol w:w="1365"/>
+        <w:gridCol w:w="4674"/>
+        <w:gridCol w:w="1701"/>
+        <w:gridCol w:w="1710"/>
       </w:tblGrid>
       <w:tr>
         <w:tc>
@@ -1565,7 +1668,7 @@
         </w:tc>
         <w:tc>
           <w:tcPr>
-            <w:tcW w:w="5175" w:type="dxa"/>
+            <w:tcW w:w="4674" w:type="dxa"/>
             <w:tcBorders>
               <w:bottom w:val="single" w:sz="8" w:space="0" w:color="FFFFFF"/>
             </w:tcBorders>
@@ -1600,7 +1703,7 @@
         </w:tc>
         <w:tc>
           <w:tcPr>
-            <w:tcW w:w="1545" w:type="dxa"/>
+            <w:tcW w:w="1701" w:type="dxa"/>
             <w:tcBorders>
               <w:bottom w:val="single" w:sz="8" w:space="0" w:color="FFFFFF"/>
             </w:tcBorders>
@@ -1636,7 +1739,7 @@
         </w:tc>
         <w:tc>
           <w:tcPr>
-            <w:tcW w:w="1365" w:type="dxa"/>
+            <w:tcW w:w="1710" w:type="dxa"/>
             <w:tcBorders>
               <w:bottom w:val="single" w:sz="8" w:space="0" w:color="FFFFFF"/>
             </w:tcBorders>
@@ -1741,13 +1844,24 @@
                 <w:sz w:val="20"/>
                 <w:szCs w:val="20"/>
               </w:rPr>
-              <w:t>1 Stk</w:t>
-            </w:r>
+              <w:t xml:space="preserve">1 </w:t>
+            </w:r>
+            <w:proofErr w:type="spellStart"/>
+            <w:r>
+              <w:rPr>
+                <w:rFonts w:ascii="Open Sans" w:eastAsia="Open Sans" w:hAnsi="Open Sans" w:cs="Open Sans"/>
+                <w:color w:val="070707"/>
+                <w:sz w:val="20"/>
+                <w:szCs w:val="20"/>
+              </w:rPr>
+              <w:t>Stk</w:t>
+            </w:r>
+            <w:proofErr w:type="spellEnd"/>
           </w:p>
         </w:tc>
         <w:tc>
           <w:tcPr>
-            <w:tcW w:w="5175" w:type="dxa"/>
+            <w:tcW w:w="4674" w:type="dxa"/>
             <w:tcBorders>
               <w:top w:val="single" w:sz="8" w:space="0" w:color="FFFFFF"/>
               <w:left w:val="single" w:sz="8" w:space="0" w:color="FFFFFF"/>
@@ -1785,7 +1899,7 @@
         </w:tc>
         <w:tc>
           <w:tcPr>
-            <w:tcW w:w="1545" w:type="dxa"/>
+            <w:tcW w:w="1701" w:type="dxa"/>
             <w:tcBorders>
               <w:top w:val="single" w:sz="8" w:space="0" w:color="FFFFFF"/>
               <w:left w:val="single" w:sz="8" w:space="0" w:color="FFFFFF"/>
@@ -1820,7 +1934,7 @@
         </w:tc>
         <w:tc>
           <w:tcPr>
-            <w:tcW w:w="1365" w:type="dxa"/>
+            <w:tcW w:w="1710" w:type="dxa"/>
             <w:tcBorders>
               <w:top w:val="single" w:sz="8" w:space="0" w:color="FFFFFF"/>
               <w:left w:val="single" w:sz="8" w:space="0" w:color="FFFFFF"/>
@@ -1912,7 +2026,7 @@
         </w:tc>
         <w:tc>
           <w:tcPr>
-            <w:tcW w:w="5175" w:type="dxa"/>
+            <w:tcW w:w="4674" w:type="dxa"/>
             <w:tcBorders>
               <w:top w:val="single" w:sz="8" w:space="0" w:color="FFFFFF"/>
               <w:left w:val="single" w:sz="8" w:space="0" w:color="FFFFFF"/>
@@ -1948,7 +2062,7 @@
         </w:tc>
         <w:tc>
           <w:tcPr>
-            <w:tcW w:w="1545" w:type="dxa"/>
+            <w:tcW w:w="1701" w:type="dxa"/>
             <w:tcBorders>
               <w:top w:val="single" w:sz="8" w:space="0" w:color="FFFFFF"/>
               <w:left w:val="single" w:sz="8" w:space="0" w:color="FFFFFF"/>
@@ -1977,7 +2091,7 @@
         </w:tc>
         <w:tc>
           <w:tcPr>
-            <w:tcW w:w="1365" w:type="dxa"/>
+            <w:tcW w:w="1710" w:type="dxa"/>
             <w:tcBorders>
               <w:top w:val="single" w:sz="8" w:space="0" w:color="FFFFFF"/>
               <w:left w:val="single" w:sz="8" w:space="0" w:color="FFFFFF"/>
@@ -2081,7 +2195,7 @@
         </w:tc>
         <w:tc>
           <w:tcPr>
-            <w:tcW w:w="5175" w:type="dxa"/>
+            <w:tcW w:w="4674" w:type="dxa"/>
             <w:tcBorders>
               <w:top w:val="single" w:sz="8" w:space="0" w:color="FFFFFF"/>
               <w:left w:val="single" w:sz="8" w:space="0" w:color="FFFFFF"/>
@@ -2117,7 +2231,7 @@
         </w:tc>
         <w:tc>
           <w:tcPr>
-            <w:tcW w:w="1545" w:type="dxa"/>
+            <w:tcW w:w="1701" w:type="dxa"/>
             <w:tcBorders>
               <w:top w:val="single" w:sz="8" w:space="0" w:color="FFFFFF"/>
               <w:left w:val="single" w:sz="8" w:space="0" w:color="FFFFFF"/>
@@ -2153,7 +2267,7 @@
         </w:tc>
         <w:tc>
           <w:tcPr>
-            <w:tcW w:w="1365" w:type="dxa"/>
+            <w:tcW w:w="1710" w:type="dxa"/>
             <w:tcBorders>
               <w:top w:val="single" w:sz="8" w:space="0" w:color="FFFFFF"/>
               <w:left w:val="single" w:sz="8" w:space="0" w:color="FFFFFF"/>
@@ -2263,7 +2377,7 @@
         </w:tc>
         <w:tc>
           <w:tcPr>
-            <w:tcW w:w="5175" w:type="dxa"/>
+            <w:tcW w:w="4674" w:type="dxa"/>
             <w:tcBorders>
               <w:top w:val="single" w:sz="8" w:space="0" w:color="FFFFFF"/>
               <w:left w:val="single" w:sz="8" w:space="0" w:color="FFFFFF"/>
@@ -2299,7 +2413,7 @@
         </w:tc>
         <w:tc>
           <w:tcPr>
-            <w:tcW w:w="1545" w:type="dxa"/>
+            <w:tcW w:w="1701" w:type="dxa"/>
             <w:tcBorders>
               <w:top w:val="single" w:sz="8" w:space="0" w:color="FFFFFF"/>
               <w:left w:val="single" w:sz="8" w:space="0" w:color="FFFFFF"/>
@@ -2335,7 +2449,7 @@
         </w:tc>
         <w:tc>
           <w:tcPr>
-            <w:tcW w:w="1365" w:type="dxa"/>
+            <w:tcW w:w="1710" w:type="dxa"/>
             <w:tcBorders>
               <w:top w:val="single" w:sz="8" w:space="0" w:color="FFFFFF"/>
               <w:left w:val="single" w:sz="8" w:space="0" w:color="FFFFFF"/>
@@ -2883,6 +2997,7 @@
               </w:rPr>
               <w:t>{</w:t>
             </w:r>
+            <w:proofErr w:type="spellStart"/>
             <w:r>
               <w:rPr>
                 <w:rFonts w:ascii="Open Sans Semibold" w:eastAsia="Open Sans Semibold" w:hAnsi="Open Sans Semibold" w:cs="Open Sans Semibold"/>
@@ -2892,6 +3007,7 @@
               </w:rPr>
               <w:t>MwSt</w:t>
             </w:r>
+            <w:proofErr w:type="spellEnd"/>
             <w:r>
               <w:rPr>
                 <w:rFonts w:ascii="Open Sans Semibold" w:eastAsia="Open Sans Semibold" w:hAnsi="Open Sans Semibold" w:cs="Open Sans Semibold"/>
@@ -3205,6 +3321,7 @@
               </w:rPr>
               <w:t>{</w:t>
             </w:r>
+            <w:proofErr w:type="spellStart"/>
             <w:r>
               <w:rPr>
                 <w:rFonts w:ascii="Open Sans Semibold" w:eastAsia="Open Sans Semibold" w:hAnsi="Open Sans Semibold" w:cs="Open Sans Semibold"/>
@@ -3224,6 +3341,7 @@
               <w:lastRenderedPageBreak/>
               <w:t>t</w:t>
             </w:r>
+            <w:proofErr w:type="spellEnd"/>
             <w:r>
               <w:rPr>
                 <w:rFonts w:ascii="Open Sans Semibold" w:eastAsia="Open Sans Semibold" w:hAnsi="Open Sans Semibold" w:cs="Open Sans Semibold"/>
@@ -3350,7 +3468,23 @@
           <w:rFonts w:ascii="Open Sans" w:eastAsia="Open Sans" w:hAnsi="Open Sans" w:cs="Open Sans"/>
           <w:color w:val="030303"/>
         </w:rPr>
-        <w:t>Diese werden vorab mit Ihnen besprochen, bedürfen lhrer Zustimmung und werden auf Regiebasis nach tatsächlichem Aufwand abgerechnet. (Stundensatz-Facharbeiter: 69,50€ netto)</w:t>
+        <w:t xml:space="preserve">Diese werden vorab mit Ihnen besprochen, bedürfen </w:t>
+      </w:r>
+      <w:proofErr w:type="spellStart"/>
+      <w:r>
+        <w:rPr>
+          <w:rFonts w:ascii="Open Sans" w:eastAsia="Open Sans" w:hAnsi="Open Sans" w:cs="Open Sans"/>
+          <w:color w:val="030303"/>
+        </w:rPr>
+        <w:t>lhrer</w:t>
+      </w:r>
+      <w:proofErr w:type="spellEnd"/>
+      <w:r>
+        <w:rPr>
+          <w:rFonts w:ascii="Open Sans" w:eastAsia="Open Sans" w:hAnsi="Open Sans" w:cs="Open Sans"/>
+          <w:color w:val="030303"/>
+        </w:rPr>
+        <w:t xml:space="preserve"> Zustimmung und werden auf Regiebasis nach tatsächlichem Aufwand abgerechnet. (Stundensatz-Facharbeiter: 69,50€ netto)</w:t>
       </w:r>
     </w:p>
     <w:p>
@@ -3399,7 +3533,23 @@
           <w:rFonts w:ascii="Open Sans" w:eastAsia="Open Sans" w:hAnsi="Open Sans" w:cs="Open Sans"/>
           <w:color w:val="030303"/>
         </w:rPr>
-        <w:t xml:space="preserve"> unter Berücksichtigung eines gewährten Zuschusses durch die Pflegekasse i.H.v. </w:t>
+        <w:t xml:space="preserve"> unter Berücksichtigung eines gewährten Zuschusses durch die Pflegekasse </w:t>
+      </w:r>
+      <w:proofErr w:type="spellStart"/>
+      <w:r>
+        <w:rPr>
+          <w:rFonts w:ascii="Open Sans" w:eastAsia="Open Sans" w:hAnsi="Open Sans" w:cs="Open Sans"/>
+          <w:color w:val="030303"/>
+        </w:rPr>
+        <w:t>i.H.v</w:t>
+      </w:r>
+      <w:proofErr w:type="spellEnd"/>
+      <w:r>
+        <w:rPr>
+          <w:rFonts w:ascii="Open Sans" w:eastAsia="Open Sans" w:hAnsi="Open Sans" w:cs="Open Sans"/>
+          <w:color w:val="030303"/>
+        </w:rPr>
+        <w:t xml:space="preserve">. </w:t>
       </w:r>
       <w:r>
         <w:rPr>
@@ -3953,7 +4103,25 @@
         <w:sz w:val="14"/>
         <w:szCs w:val="14"/>
       </w:rPr>
-      <w:t>Steuernummer: 22324320478 | USt-IdNr.: DE296903997</w:t>
+      <w:t xml:space="preserve">Steuernummer: 22324320478 | </w:t>
+    </w:r>
+    <w:proofErr w:type="spellStart"/>
+    <w:r>
+      <w:rPr>
+        <w:rFonts w:ascii="Arimo" w:eastAsia="Arimo" w:hAnsi="Arimo" w:cs="Arimo"/>
+        <w:sz w:val="14"/>
+        <w:szCs w:val="14"/>
+      </w:rPr>
+      <w:t>USt-IdNr</w:t>
+    </w:r>
+    <w:proofErr w:type="spellEnd"/>
+    <w:r>
+      <w:rPr>
+        <w:rFonts w:ascii="Arimo" w:eastAsia="Arimo" w:hAnsi="Arimo" w:cs="Arimo"/>
+        <w:sz w:val="14"/>
+        <w:szCs w:val="14"/>
+      </w:rPr>
+      <w:t>.: DE296903997</w:t>
     </w:r>
   </w:p>
   <w:p>

--- a/src/templates/Angebot.docx
+++ b/src/templates/Angebot.docx
@@ -1062,7 +1062,7 @@
                 <w:sz w:val="20"/>
                 <w:szCs w:val="20"/>
               </w:rPr>
-              <w:t>{{</w:t>
+              <w:t>{</w:t>
             </w:r>
             <w:proofErr w:type="spellStart"/>
             <w:r>
@@ -1080,7 +1080,7 @@
                 <w:sz w:val="20"/>
                 <w:szCs w:val="20"/>
               </w:rPr>
-              <w:t>}}</w:t>
+              <w:t>}</w:t>
             </w:r>
           </w:p>
         </w:tc>
@@ -1115,7 +1115,7 @@
                 <w:sz w:val="20"/>
                 <w:szCs w:val="20"/>
               </w:rPr>
-              <w:t>{{</w:t>
+              <w:t>{</w:t>
             </w:r>
             <w:proofErr w:type="spellStart"/>
             <w:r>
@@ -1133,7 +1133,7 @@
                 <w:sz w:val="20"/>
                 <w:szCs w:val="20"/>
               </w:rPr>
-              <w:t>}}</w:t>
+              <w:t>}</w:t>
             </w:r>
           </w:p>
         </w:tc>
@@ -1237,7 +1237,7 @@
                 <w:sz w:val="20"/>
                 <w:szCs w:val="20"/>
               </w:rPr>
-              <w:t>{{</w:t>
+              <w:t>{</w:t>
             </w:r>
             <w:proofErr w:type="spellStart"/>
             <w:r>
@@ -1255,7 +1255,7 @@
                 <w:sz w:val="20"/>
                 <w:szCs w:val="20"/>
               </w:rPr>
-              <w:t>}}</w:t>
+              <w:t>}</w:t>
             </w:r>
           </w:p>
         </w:tc>
@@ -1439,7 +1439,7 @@
                 <w:sz w:val="18"/>
                 <w:szCs w:val="18"/>
               </w:rPr>
-              <w:t>{{</w:t>
+              <w:t>{</w:t>
             </w:r>
             <w:proofErr w:type="spellStart"/>
             <w:r>
@@ -1457,7 +1457,7 @@
                 <w:sz w:val="18"/>
                 <w:szCs w:val="18"/>
               </w:rPr>
-              <w:t>}}</w:t>
+              <w:t>}</w:t>
             </w:r>
           </w:p>
           <w:p>

--- a/src/templates/Angebot.docx
+++ b/src/templates/Angebot.docx
@@ -622,14 +622,12 @@
         </w:rPr>
         <w:t>{</w:t>
       </w:r>
-      <w:proofErr w:type="spellStart"/>
       <w:r>
         <w:rPr>
           <w:rFonts w:ascii="Open Sans" w:eastAsia="Open Sans" w:hAnsi="Open Sans" w:cs="Open Sans"/>
         </w:rPr>
         <w:t>Greeting</w:t>
       </w:r>
-      <w:proofErr w:type="spellEnd"/>
       <w:r>
         <w:rPr>
           <w:rFonts w:ascii="Open Sans" w:eastAsia="Open Sans" w:hAnsi="Open Sans" w:cs="Open Sans"/>
@@ -978,19 +976,8 @@
                 <w:sz w:val="20"/>
                 <w:szCs w:val="20"/>
               </w:rPr>
-              <w:t xml:space="preserve">1 </w:t>
-            </w:r>
-            <w:proofErr w:type="spellStart"/>
-            <w:r>
-              <w:rPr>
-                <w:rFonts w:ascii="Open Sans" w:eastAsia="Open Sans" w:hAnsi="Open Sans" w:cs="Open Sans"/>
-                <w:color w:val="070707"/>
-                <w:sz w:val="20"/>
-                <w:szCs w:val="20"/>
-              </w:rPr>
-              <w:t>Stk</w:t>
-            </w:r>
-            <w:proofErr w:type="spellEnd"/>
+              <w:t>1 Stk</w:t>
+            </w:r>
           </w:p>
         </w:tc>
         <w:tc>
@@ -1062,25 +1049,7 @@
                 <w:sz w:val="20"/>
                 <w:szCs w:val="20"/>
               </w:rPr>
-              <w:t>{</w:t>
-            </w:r>
-            <w:proofErr w:type="spellStart"/>
-            <w:r>
-              <w:rPr>
-                <w:rFonts w:ascii="Open Sans" w:eastAsia="Open Sans" w:hAnsi="Open Sans" w:cs="Open Sans"/>
-                <w:sz w:val="20"/>
-                <w:szCs w:val="20"/>
-              </w:rPr>
-              <w:t>ServiceUnitPrice</w:t>
-            </w:r>
-            <w:proofErr w:type="spellEnd"/>
-            <w:r>
-              <w:rPr>
-                <w:rFonts w:ascii="Open Sans" w:eastAsia="Open Sans" w:hAnsi="Open Sans" w:cs="Open Sans"/>
-                <w:sz w:val="20"/>
-                <w:szCs w:val="20"/>
-              </w:rPr>
-              <w:t>}</w:t>
+              <w:t>{ServiceUnitPrice}</w:t>
             </w:r>
           </w:p>
         </w:tc>
@@ -1115,25 +1084,7 @@
                 <w:sz w:val="20"/>
                 <w:szCs w:val="20"/>
               </w:rPr>
-              <w:t>{</w:t>
-            </w:r>
-            <w:proofErr w:type="spellStart"/>
-            <w:r>
-              <w:rPr>
-                <w:rFonts w:ascii="Open Sans" w:eastAsia="Open Sans" w:hAnsi="Open Sans" w:cs="Open Sans"/>
-                <w:sz w:val="20"/>
-                <w:szCs w:val="20"/>
-              </w:rPr>
-              <w:t>ServiceTotal</w:t>
-            </w:r>
-            <w:proofErr w:type="spellEnd"/>
-            <w:r>
-              <w:rPr>
-                <w:rFonts w:ascii="Open Sans" w:eastAsia="Open Sans" w:hAnsi="Open Sans" w:cs="Open Sans"/>
-                <w:sz w:val="20"/>
-                <w:szCs w:val="20"/>
-              </w:rPr>
-              <w:t>}</w:t>
+              <w:t>{ServiceTotal}</w:t>
             </w:r>
           </w:p>
         </w:tc>
@@ -1237,25 +1188,7 @@
                 <w:sz w:val="20"/>
                 <w:szCs w:val="20"/>
               </w:rPr>
-              <w:t>{</w:t>
-            </w:r>
-            <w:proofErr w:type="spellStart"/>
-            <w:r>
-              <w:rPr>
-                <w:rFonts w:ascii="Open Sans" w:eastAsia="Open Sans" w:hAnsi="Open Sans" w:cs="Open Sans"/>
-                <w:sz w:val="20"/>
-                <w:szCs w:val="20"/>
-              </w:rPr>
-              <w:t>ServicePosTitle</w:t>
-            </w:r>
-            <w:proofErr w:type="spellEnd"/>
-            <w:r>
-              <w:rPr>
-                <w:rFonts w:ascii="Open Sans" w:eastAsia="Open Sans" w:hAnsi="Open Sans" w:cs="Open Sans"/>
-                <w:sz w:val="20"/>
-                <w:szCs w:val="20"/>
-              </w:rPr>
-              <w:t>}</w:t>
+              <w:t>{ServicePosTitle}</w:t>
             </w:r>
           </w:p>
         </w:tc>
@@ -1439,62 +1372,26 @@
                 <w:sz w:val="18"/>
                 <w:szCs w:val="18"/>
               </w:rPr>
-              <w:t>{</w:t>
-            </w:r>
-            <w:proofErr w:type="spellStart"/>
-            <w:r>
+              <w:t>{ServiceLine}</w:t>
+            </w:r>
+          </w:p>
+          <w:p>
+            <w:pPr>
+              <w:spacing w:line="278" w:lineRule="auto"/>
+              <w:ind w:right="314"/>
               <w:rPr>
                 <w:rFonts w:ascii="Open Sans" w:eastAsia="Open Sans" w:hAnsi="Open Sans" w:cs="Open Sans"/>
                 <w:sz w:val="18"/>
                 <w:szCs w:val="18"/>
               </w:rPr>
-              <w:t>ServiceLine</w:t>
-            </w:r>
-            <w:proofErr w:type="spellEnd"/>
+            </w:pPr>
             <w:r>
               <w:rPr>
                 <w:rFonts w:ascii="Open Sans" w:eastAsia="Open Sans" w:hAnsi="Open Sans" w:cs="Open Sans"/>
                 <w:sz w:val="18"/>
                 <w:szCs w:val="18"/>
               </w:rPr>
-              <w:t>}</w:t>
-            </w:r>
-          </w:p>
-          <w:p>
-            <w:pPr>
-              <w:spacing w:line="278" w:lineRule="auto"/>
-              <w:ind w:right="314"/>
-              <w:rPr>
-                <w:rFonts w:ascii="Open Sans" w:eastAsia="Open Sans" w:hAnsi="Open Sans" w:cs="Open Sans"/>
-                <w:sz w:val="18"/>
-                <w:szCs w:val="18"/>
-              </w:rPr>
-            </w:pPr>
-            <w:r>
-              <w:rPr>
-                <w:rFonts w:ascii="Open Sans" w:eastAsia="Open Sans" w:hAnsi="Open Sans" w:cs="Open Sans"/>
-                <w:sz w:val="18"/>
-                <w:szCs w:val="18"/>
-              </w:rPr>
-              <w:t>{/</w:t>
-            </w:r>
-            <w:proofErr w:type="spellStart"/>
-            <w:r>
-              <w:rPr>
-                <w:rFonts w:ascii="Open Sans" w:eastAsia="Open Sans" w:hAnsi="Open Sans" w:cs="Open Sans"/>
-                <w:sz w:val="18"/>
-                <w:szCs w:val="18"/>
-              </w:rPr>
-              <w:t>ServiceLines</w:t>
-            </w:r>
-            <w:proofErr w:type="spellEnd"/>
-            <w:r>
-              <w:rPr>
-                <w:rFonts w:ascii="Open Sans" w:eastAsia="Open Sans" w:hAnsi="Open Sans" w:cs="Open Sans"/>
-                <w:sz w:val="18"/>
-                <w:szCs w:val="18"/>
-              </w:rPr>
-              <w:t>}</w:t>
+              <w:t>{/ServiceLines}</w:t>
             </w:r>
           </w:p>
         </w:tc>
@@ -1593,8 +1490,8 @@
       <w:tblGrid>
         <w:gridCol w:w="660"/>
         <w:gridCol w:w="1035"/>
-        <w:gridCol w:w="4674"/>
-        <w:gridCol w:w="1701"/>
+        <w:gridCol w:w="4107"/>
+        <w:gridCol w:w="2268"/>
         <w:gridCol w:w="1710"/>
       </w:tblGrid>
       <w:tr>
@@ -1668,7 +1565,7 @@
         </w:tc>
         <w:tc>
           <w:tcPr>
-            <w:tcW w:w="4674" w:type="dxa"/>
+            <w:tcW w:w="4107" w:type="dxa"/>
             <w:tcBorders>
               <w:bottom w:val="single" w:sz="8" w:space="0" w:color="FFFFFF"/>
             </w:tcBorders>
@@ -1703,7 +1600,7 @@
         </w:tc>
         <w:tc>
           <w:tcPr>
-            <w:tcW w:w="1701" w:type="dxa"/>
+            <w:tcW w:w="2268" w:type="dxa"/>
             <w:tcBorders>
               <w:bottom w:val="single" w:sz="8" w:space="0" w:color="FFFFFF"/>
             </w:tcBorders>
@@ -1844,24 +1741,13 @@
                 <w:sz w:val="20"/>
                 <w:szCs w:val="20"/>
               </w:rPr>
-              <w:t xml:space="preserve">1 </w:t>
-            </w:r>
-            <w:proofErr w:type="spellStart"/>
-            <w:r>
-              <w:rPr>
-                <w:rFonts w:ascii="Open Sans" w:eastAsia="Open Sans" w:hAnsi="Open Sans" w:cs="Open Sans"/>
-                <w:color w:val="070707"/>
-                <w:sz w:val="20"/>
-                <w:szCs w:val="20"/>
-              </w:rPr>
-              <w:t>Stk</w:t>
-            </w:r>
-            <w:proofErr w:type="spellEnd"/>
+              <w:t>1 Stk</w:t>
+            </w:r>
           </w:p>
         </w:tc>
         <w:tc>
           <w:tcPr>
-            <w:tcW w:w="4674" w:type="dxa"/>
+            <w:tcW w:w="4107" w:type="dxa"/>
             <w:tcBorders>
               <w:top w:val="single" w:sz="8" w:space="0" w:color="FFFFFF"/>
               <w:left w:val="single" w:sz="8" w:space="0" w:color="FFFFFF"/>
@@ -1899,7 +1785,7 @@
         </w:tc>
         <w:tc>
           <w:tcPr>
-            <w:tcW w:w="1701" w:type="dxa"/>
+            <w:tcW w:w="2268" w:type="dxa"/>
             <w:tcBorders>
               <w:top w:val="single" w:sz="8" w:space="0" w:color="FFFFFF"/>
               <w:left w:val="single" w:sz="8" w:space="0" w:color="FFFFFF"/>
@@ -1928,7 +1814,7 @@
                 <w:sz w:val="20"/>
                 <w:szCs w:val="20"/>
               </w:rPr>
-              <w:t>{Material}</w:t>
+              <w:t>{MaterialsUnitPrice}</w:t>
             </w:r>
           </w:p>
         </w:tc>
@@ -1964,7 +1850,7 @@
                 <w:sz w:val="20"/>
                 <w:szCs w:val="20"/>
               </w:rPr>
-              <w:t>{Material}</w:t>
+              <w:t>{MaterialsTotal}</w:t>
             </w:r>
           </w:p>
         </w:tc>
@@ -2026,7 +1912,7 @@
         </w:tc>
         <w:tc>
           <w:tcPr>
-            <w:tcW w:w="4674" w:type="dxa"/>
+            <w:tcW w:w="4107" w:type="dxa"/>
             <w:tcBorders>
               <w:top w:val="single" w:sz="8" w:space="0" w:color="FFFFFF"/>
               <w:left w:val="single" w:sz="8" w:space="0" w:color="FFFFFF"/>
@@ -2056,13 +1942,13 @@
                 <w:sz w:val="20"/>
                 <w:szCs w:val="20"/>
               </w:rPr>
-              <w:t>{Long}</w:t>
+              <w:t>{MaterialsPosTitle}</w:t>
             </w:r>
           </w:p>
         </w:tc>
         <w:tc>
           <w:tcPr>
-            <w:tcW w:w="1701" w:type="dxa"/>
+            <w:tcW w:w="2268" w:type="dxa"/>
             <w:tcBorders>
               <w:top w:val="single" w:sz="8" w:space="0" w:color="FFFFFF"/>
               <w:left w:val="single" w:sz="8" w:space="0" w:color="FFFFFF"/>
@@ -2139,22 +2025,13 @@
           </w:tcPr>
           <w:p>
             <w:pPr>
-              <w:spacing w:line="278" w:lineRule="auto"/>
-              <w:ind w:right="-26"/>
-              <w:rPr>
-                <w:rFonts w:ascii="Open Sans" w:eastAsia="Open Sans" w:hAnsi="Open Sans" w:cs="Open Sans"/>
-                <w:sz w:val="20"/>
-                <w:szCs w:val="20"/>
-              </w:rPr>
-            </w:pPr>
-            <w:r>
-              <w:rPr>
-                <w:rFonts w:ascii="Open Sans" w:eastAsia="Open Sans" w:hAnsi="Open Sans" w:cs="Open Sans"/>
-                <w:sz w:val="20"/>
-                <w:szCs w:val="20"/>
-              </w:rPr>
-              <w:t>{Pos003}</w:t>
-            </w:r>
+              <w:rPr>
+                <w:rFonts w:ascii="Open Sans" w:eastAsia="Open Sans" w:hAnsi="Open Sans" w:cs="Open Sans"/>
+                <w:color w:val="070707"/>
+                <w:sz w:val="24"/>
+                <w:szCs w:val="24"/>
+              </w:rPr>
+            </w:pPr>
           </w:p>
         </w:tc>
         <w:tc>
@@ -2175,27 +2052,18 @@
           </w:tcPr>
           <w:p>
             <w:pPr>
-              <w:spacing w:line="278" w:lineRule="auto"/>
-              <w:ind w:right="314"/>
-              <w:rPr>
-                <w:rFonts w:ascii="Open Sans" w:eastAsia="Open Sans" w:hAnsi="Open Sans" w:cs="Open Sans"/>
-                <w:sz w:val="20"/>
-                <w:szCs w:val="20"/>
-              </w:rPr>
-            </w:pPr>
-            <w:r>
-              <w:rPr>
-                <w:rFonts w:ascii="Open Sans" w:eastAsia="Open Sans" w:hAnsi="Open Sans" w:cs="Open Sans"/>
-                <w:sz w:val="20"/>
-                <w:szCs w:val="20"/>
-              </w:rPr>
-              <w:t>{Bonus1Stk}</w:t>
-            </w:r>
+              <w:rPr>
+                <w:rFonts w:ascii="Open Sans" w:eastAsia="Open Sans" w:hAnsi="Open Sans" w:cs="Open Sans"/>
+                <w:color w:val="070707"/>
+                <w:sz w:val="24"/>
+                <w:szCs w:val="24"/>
+              </w:rPr>
+            </w:pPr>
           </w:p>
         </w:tc>
         <w:tc>
           <w:tcPr>
-            <w:tcW w:w="4674" w:type="dxa"/>
+            <w:tcW w:w="4107" w:type="dxa"/>
             <w:tcBorders>
               <w:top w:val="single" w:sz="8" w:space="0" w:color="FFFFFF"/>
               <w:left w:val="single" w:sz="8" w:space="0" w:color="FFFFFF"/>
@@ -2225,13 +2093,51 @@
                 <w:sz w:val="20"/>
                 <w:szCs w:val="20"/>
               </w:rPr>
-              <w:t>{Bonus1}</w:t>
+              <w:t>{#MaterialsLines}</w:t>
+            </w:r>
+          </w:p>
+          <w:p>
+            <w:pPr>
+              <w:spacing w:line="278" w:lineRule="auto"/>
+              <w:ind w:right="314"/>
+              <w:rPr>
+                <w:rFonts w:ascii="Open Sans" w:eastAsia="Open Sans" w:hAnsi="Open Sans" w:cs="Open Sans"/>
+                <w:sz w:val="20"/>
+                <w:szCs w:val="20"/>
+              </w:rPr>
+            </w:pPr>
+            <w:r>
+              <w:rPr>
+                <w:rFonts w:ascii="Open Sans" w:eastAsia="Open Sans" w:hAnsi="Open Sans" w:cs="Open Sans"/>
+                <w:sz w:val="20"/>
+                <w:szCs w:val="20"/>
+              </w:rPr>
+              <w:t>{MaterialLine}</w:t>
+            </w:r>
+          </w:p>
+          <w:p>
+            <w:pPr>
+              <w:spacing w:line="278" w:lineRule="auto"/>
+              <w:ind w:right="314"/>
+              <w:rPr>
+                <w:rFonts w:ascii="Open Sans" w:eastAsia="Open Sans" w:hAnsi="Open Sans" w:cs="Open Sans"/>
+                <w:sz w:val="20"/>
+                <w:szCs w:val="20"/>
+              </w:rPr>
+            </w:pPr>
+            <w:r>
+              <w:rPr>
+                <w:rFonts w:ascii="Open Sans" w:eastAsia="Open Sans" w:hAnsi="Open Sans" w:cs="Open Sans"/>
+                <w:sz w:val="20"/>
+                <w:szCs w:val="20"/>
+              </w:rPr>
+              <w:t>{/MaterialsLines}</w:t>
             </w:r>
           </w:p>
         </w:tc>
         <w:tc>
           <w:tcPr>
-            <w:tcW w:w="1701" w:type="dxa"/>
+            <w:tcW w:w="2268" w:type="dxa"/>
             <w:tcBorders>
               <w:top w:val="single" w:sz="8" w:space="0" w:color="FFFFFF"/>
               <w:left w:val="single" w:sz="8" w:space="0" w:color="FFFFFF"/>
@@ -2249,20 +2155,13 @@
             <w:pPr>
               <w:spacing w:line="278" w:lineRule="auto"/>
               <w:ind w:right="314"/>
+              <w:jc w:val="right"/>
               <w:rPr>
                 <w:rFonts w:ascii="Open Sans" w:eastAsia="Open Sans" w:hAnsi="Open Sans" w:cs="Open Sans"/>
                 <w:sz w:val="24"/>
                 <w:szCs w:val="24"/>
               </w:rPr>
             </w:pPr>
-            <w:r>
-              <w:rPr>
-                <w:rFonts w:ascii="Open Sans" w:eastAsia="Open Sans" w:hAnsi="Open Sans" w:cs="Open Sans"/>
-                <w:sz w:val="20"/>
-                <w:szCs w:val="20"/>
-              </w:rPr>
-              <w:t>{Bonus1Price}</w:t>
-            </w:r>
           </w:p>
         </w:tc>
         <w:tc>
@@ -2280,25 +2179,19 @@
               <w:bottom w:w="56" w:type="dxa"/>
               <w:right w:w="56" w:type="dxa"/>
             </w:tcMar>
+            <w:vAlign w:val="center"/>
           </w:tcPr>
           <w:p>
             <w:pPr>
               <w:spacing w:line="278" w:lineRule="auto"/>
               <w:ind w:right="314"/>
+              <w:jc w:val="right"/>
               <w:rPr>
                 <w:rFonts w:ascii="Open Sans" w:eastAsia="Open Sans" w:hAnsi="Open Sans" w:cs="Open Sans"/>
                 <w:sz w:val="24"/>
                 <w:szCs w:val="24"/>
               </w:rPr>
             </w:pPr>
-            <w:r>
-              <w:rPr>
-                <w:rFonts w:ascii="Open Sans" w:eastAsia="Open Sans" w:hAnsi="Open Sans" w:cs="Open Sans"/>
-                <w:sz w:val="20"/>
-                <w:szCs w:val="20"/>
-              </w:rPr>
-              <w:t>{Bonus1Price}</w:t>
-            </w:r>
           </w:p>
         </w:tc>
       </w:tr>
@@ -2335,7 +2228,7 @@
                 <w:sz w:val="20"/>
                 <w:szCs w:val="20"/>
               </w:rPr>
-              <w:t>{Pos004}</w:t>
+              <w:t>{Pos003}</w:t>
             </w:r>
           </w:p>
         </w:tc>
@@ -2371,13 +2264,13 @@
                 <w:sz w:val="20"/>
                 <w:szCs w:val="20"/>
               </w:rPr>
-              <w:t>{Bonus2Stk}</w:t>
+              <w:t>{Bonus1Stk}</w:t>
             </w:r>
           </w:p>
         </w:tc>
         <w:tc>
           <w:tcPr>
-            <w:tcW w:w="4674" w:type="dxa"/>
+            <w:tcW w:w="4107" w:type="dxa"/>
             <w:tcBorders>
               <w:top w:val="single" w:sz="8" w:space="0" w:color="FFFFFF"/>
               <w:left w:val="single" w:sz="8" w:space="0" w:color="FFFFFF"/>
@@ -2407,13 +2300,195 @@
                 <w:sz w:val="20"/>
                 <w:szCs w:val="20"/>
               </w:rPr>
-              <w:t>{Bonus2}</w:t>
+              <w:t>{Bonus1}</w:t>
             </w:r>
           </w:p>
         </w:tc>
         <w:tc>
           <w:tcPr>
-            <w:tcW w:w="1701" w:type="dxa"/>
+            <w:tcW w:w="2268" w:type="dxa"/>
+            <w:tcBorders>
+              <w:top w:val="single" w:sz="8" w:space="0" w:color="FFFFFF"/>
+              <w:left w:val="single" w:sz="8" w:space="0" w:color="FFFFFF"/>
+              <w:bottom w:val="single" w:sz="8" w:space="0" w:color="FFFFFF"/>
+              <w:right w:val="single" w:sz="8" w:space="0" w:color="FFFFFF"/>
+            </w:tcBorders>
+            <w:tcMar>
+              <w:top w:w="56" w:type="dxa"/>
+              <w:left w:w="56" w:type="dxa"/>
+              <w:bottom w:w="56" w:type="dxa"/>
+              <w:right w:w="56" w:type="dxa"/>
+            </w:tcMar>
+          </w:tcPr>
+          <w:p>
+            <w:pPr>
+              <w:spacing w:line="278" w:lineRule="auto"/>
+              <w:ind w:right="314"/>
+              <w:rPr>
+                <w:rFonts w:ascii="Open Sans" w:eastAsia="Open Sans" w:hAnsi="Open Sans" w:cs="Open Sans"/>
+                <w:sz w:val="24"/>
+                <w:szCs w:val="24"/>
+              </w:rPr>
+            </w:pPr>
+            <w:r>
+              <w:rPr>
+                <w:rFonts w:ascii="Open Sans" w:eastAsia="Open Sans" w:hAnsi="Open Sans" w:cs="Open Sans"/>
+                <w:sz w:val="20"/>
+                <w:szCs w:val="20"/>
+              </w:rPr>
+              <w:t>{Bonus1Price}</w:t>
+            </w:r>
+          </w:p>
+        </w:tc>
+        <w:tc>
+          <w:tcPr>
+            <w:tcW w:w="1710" w:type="dxa"/>
+            <w:tcBorders>
+              <w:top w:val="single" w:sz="8" w:space="0" w:color="FFFFFF"/>
+              <w:left w:val="single" w:sz="8" w:space="0" w:color="FFFFFF"/>
+              <w:bottom w:val="single" w:sz="8" w:space="0" w:color="FFFFFF"/>
+              <w:right w:val="single" w:sz="8" w:space="0" w:color="FFFFFF"/>
+            </w:tcBorders>
+            <w:tcMar>
+              <w:top w:w="56" w:type="dxa"/>
+              <w:left w:w="56" w:type="dxa"/>
+              <w:bottom w:w="56" w:type="dxa"/>
+              <w:right w:w="56" w:type="dxa"/>
+            </w:tcMar>
+          </w:tcPr>
+          <w:p>
+            <w:pPr>
+              <w:spacing w:line="278" w:lineRule="auto"/>
+              <w:ind w:right="314"/>
+              <w:rPr>
+                <w:rFonts w:ascii="Open Sans" w:eastAsia="Open Sans" w:hAnsi="Open Sans" w:cs="Open Sans"/>
+                <w:sz w:val="24"/>
+                <w:szCs w:val="24"/>
+              </w:rPr>
+            </w:pPr>
+            <w:r>
+              <w:rPr>
+                <w:rFonts w:ascii="Open Sans" w:eastAsia="Open Sans" w:hAnsi="Open Sans" w:cs="Open Sans"/>
+                <w:sz w:val="20"/>
+                <w:szCs w:val="20"/>
+              </w:rPr>
+              <w:t>{Bonus1Price}</w:t>
+            </w:r>
+          </w:p>
+        </w:tc>
+      </w:tr>
+      <w:tr>
+        <w:tc>
+          <w:tcPr>
+            <w:tcW w:w="660" w:type="dxa"/>
+            <w:tcBorders>
+              <w:top w:val="single" w:sz="8" w:space="0" w:color="FFFFFF"/>
+              <w:left w:val="single" w:sz="8" w:space="0" w:color="FFFFFF"/>
+              <w:bottom w:val="single" w:sz="8" w:space="0" w:color="FFFFFF"/>
+              <w:right w:val="single" w:sz="8" w:space="0" w:color="FFFFFF"/>
+            </w:tcBorders>
+            <w:tcMar>
+              <w:top w:w="56" w:type="dxa"/>
+              <w:left w:w="56" w:type="dxa"/>
+              <w:bottom w:w="56" w:type="dxa"/>
+              <w:right w:w="56" w:type="dxa"/>
+            </w:tcMar>
+          </w:tcPr>
+          <w:p>
+            <w:pPr>
+              <w:spacing w:line="278" w:lineRule="auto"/>
+              <w:ind w:right="-26"/>
+              <w:rPr>
+                <w:rFonts w:ascii="Open Sans" w:eastAsia="Open Sans" w:hAnsi="Open Sans" w:cs="Open Sans"/>
+                <w:sz w:val="20"/>
+                <w:szCs w:val="20"/>
+              </w:rPr>
+            </w:pPr>
+            <w:r>
+              <w:rPr>
+                <w:rFonts w:ascii="Open Sans" w:eastAsia="Open Sans" w:hAnsi="Open Sans" w:cs="Open Sans"/>
+                <w:sz w:val="20"/>
+                <w:szCs w:val="20"/>
+              </w:rPr>
+              <w:t>{Pos004}</w:t>
+            </w:r>
+          </w:p>
+        </w:tc>
+        <w:tc>
+          <w:tcPr>
+            <w:tcW w:w="1035" w:type="dxa"/>
+            <w:tcBorders>
+              <w:top w:val="single" w:sz="8" w:space="0" w:color="FFFFFF"/>
+              <w:left w:val="single" w:sz="8" w:space="0" w:color="FFFFFF"/>
+              <w:bottom w:val="single" w:sz="8" w:space="0" w:color="FFFFFF"/>
+              <w:right w:val="single" w:sz="8" w:space="0" w:color="FFFFFF"/>
+            </w:tcBorders>
+            <w:tcMar>
+              <w:top w:w="56" w:type="dxa"/>
+              <w:left w:w="56" w:type="dxa"/>
+              <w:bottom w:w="56" w:type="dxa"/>
+              <w:right w:w="56" w:type="dxa"/>
+            </w:tcMar>
+          </w:tcPr>
+          <w:p>
+            <w:pPr>
+              <w:spacing w:line="278" w:lineRule="auto"/>
+              <w:ind w:right="314"/>
+              <w:rPr>
+                <w:rFonts w:ascii="Open Sans" w:eastAsia="Open Sans" w:hAnsi="Open Sans" w:cs="Open Sans"/>
+                <w:sz w:val="20"/>
+                <w:szCs w:val="20"/>
+              </w:rPr>
+            </w:pPr>
+            <w:r>
+              <w:rPr>
+                <w:rFonts w:ascii="Open Sans" w:eastAsia="Open Sans" w:hAnsi="Open Sans" w:cs="Open Sans"/>
+                <w:sz w:val="20"/>
+                <w:szCs w:val="20"/>
+              </w:rPr>
+              <w:t>{Bonus2Stk}</w:t>
+            </w:r>
+          </w:p>
+        </w:tc>
+        <w:tc>
+          <w:tcPr>
+            <w:tcW w:w="4107" w:type="dxa"/>
+            <w:tcBorders>
+              <w:top w:val="single" w:sz="8" w:space="0" w:color="FFFFFF"/>
+              <w:left w:val="single" w:sz="8" w:space="0" w:color="FFFFFF"/>
+              <w:bottom w:val="single" w:sz="8" w:space="0" w:color="FFFFFF"/>
+              <w:right w:val="single" w:sz="8" w:space="0" w:color="FFFFFF"/>
+            </w:tcBorders>
+            <w:tcMar>
+              <w:top w:w="56" w:type="dxa"/>
+              <w:left w:w="56" w:type="dxa"/>
+              <w:bottom w:w="56" w:type="dxa"/>
+              <w:right w:w="56" w:type="dxa"/>
+            </w:tcMar>
+          </w:tcPr>
+          <w:p>
+            <w:pPr>
+              <w:spacing w:line="278" w:lineRule="auto"/>
+              <w:ind w:right="314"/>
+              <w:rPr>
+                <w:rFonts w:ascii="Open Sans" w:eastAsia="Open Sans" w:hAnsi="Open Sans" w:cs="Open Sans"/>
+                <w:sz w:val="20"/>
+                <w:szCs w:val="20"/>
+              </w:rPr>
+            </w:pPr>
+            <w:r>
+              <w:rPr>
+                <w:rFonts w:ascii="Open Sans" w:eastAsia="Open Sans" w:hAnsi="Open Sans" w:cs="Open Sans"/>
+                <w:sz w:val="20"/>
+                <w:szCs w:val="20"/>
+              </w:rPr>
+              <w:t>{Bonus2}</w:t>
+            </w:r>
+          </w:p>
+        </w:tc>
+        <w:tc>
+          <w:tcPr>
+            <w:tcW w:w="2268" w:type="dxa"/>
             <w:tcBorders>
               <w:top w:val="single" w:sz="8" w:space="0" w:color="FFFFFF"/>
               <w:left w:val="single" w:sz="8" w:space="0" w:color="FFFFFF"/>
@@ -2888,6 +2963,7 @@
                 <w:sz w:val="20"/>
                 <w:szCs w:val="20"/>
               </w:rPr>
+              <w:lastRenderedPageBreak/>
               <w:t>zzgl. 19% MwSt.</w:t>
             </w:r>
           </w:p>
@@ -2997,7 +3073,6 @@
               </w:rPr>
               <w:t>{</w:t>
             </w:r>
-            <w:proofErr w:type="spellStart"/>
             <w:r>
               <w:rPr>
                 <w:rFonts w:ascii="Open Sans Semibold" w:eastAsia="Open Sans Semibold" w:hAnsi="Open Sans Semibold" w:cs="Open Sans Semibold"/>
@@ -3007,7 +3082,6 @@
               </w:rPr>
               <w:t>MwSt</w:t>
             </w:r>
-            <w:proofErr w:type="spellEnd"/>
             <w:r>
               <w:rPr>
                 <w:rFonts w:ascii="Open Sans Semibold" w:eastAsia="Open Sans Semibold" w:hAnsi="Open Sans Semibold" w:cs="Open Sans Semibold"/>
@@ -3321,7 +3395,6 @@
               </w:rPr>
               <w:t>{</w:t>
             </w:r>
-            <w:proofErr w:type="spellStart"/>
             <w:r>
               <w:rPr>
                 <w:rFonts w:ascii="Open Sans Semibold" w:eastAsia="Open Sans Semibold" w:hAnsi="Open Sans Semibold" w:cs="Open Sans Semibold"/>
@@ -3329,19 +3402,8 @@
                 <w:sz w:val="20"/>
                 <w:szCs w:val="20"/>
               </w:rPr>
-              <w:t>Gesamtsummerabat</w:t>
-            </w:r>
-            <w:r>
-              <w:rPr>
-                <w:rFonts w:ascii="Open Sans Semibold" w:eastAsia="Open Sans Semibold" w:hAnsi="Open Sans Semibold" w:cs="Open Sans Semibold"/>
-                <w:color w:val="030303"/>
-                <w:sz w:val="20"/>
-                <w:szCs w:val="20"/>
-              </w:rPr>
-              <w:lastRenderedPageBreak/>
-              <w:t>t</w:t>
-            </w:r>
-            <w:proofErr w:type="spellEnd"/>
+              <w:t>Gesamtsummerabatt</w:t>
+            </w:r>
             <w:r>
               <w:rPr>
                 <w:rFonts w:ascii="Open Sans Semibold" w:eastAsia="Open Sans Semibold" w:hAnsi="Open Sans Semibold" w:cs="Open Sans Semibold"/>
@@ -3468,23 +3530,7 @@
           <w:rFonts w:ascii="Open Sans" w:eastAsia="Open Sans" w:hAnsi="Open Sans" w:cs="Open Sans"/>
           <w:color w:val="030303"/>
         </w:rPr>
-        <w:t xml:space="preserve">Diese werden vorab mit Ihnen besprochen, bedürfen </w:t>
-      </w:r>
-      <w:proofErr w:type="spellStart"/>
-      <w:r>
-        <w:rPr>
-          <w:rFonts w:ascii="Open Sans" w:eastAsia="Open Sans" w:hAnsi="Open Sans" w:cs="Open Sans"/>
-          <w:color w:val="030303"/>
-        </w:rPr>
-        <w:t>lhrer</w:t>
-      </w:r>
-      <w:proofErr w:type="spellEnd"/>
-      <w:r>
-        <w:rPr>
-          <w:rFonts w:ascii="Open Sans" w:eastAsia="Open Sans" w:hAnsi="Open Sans" w:cs="Open Sans"/>
-          <w:color w:val="030303"/>
-        </w:rPr>
-        <w:t xml:space="preserve"> Zustimmung und werden auf Regiebasis nach tatsächlichem Aufwand abgerechnet. (Stundensatz-Facharbeiter: 69,50€ netto)</w:t>
+        <w:t>Diese werden vorab mit Ihnen besprochen, bedürfen lhrer Zustimmung und werden auf Regiebasis nach tatsächlichem Aufwand abgerechnet. (Stundensatz-Facharbeiter: 69,50€ netto)</w:t>
       </w:r>
     </w:p>
     <w:p>
@@ -3533,23 +3579,7 @@
           <w:rFonts w:ascii="Open Sans" w:eastAsia="Open Sans" w:hAnsi="Open Sans" w:cs="Open Sans"/>
           <w:color w:val="030303"/>
         </w:rPr>
-        <w:t xml:space="preserve"> unter Berücksichtigung eines gewährten Zuschusses durch die Pflegekasse </w:t>
-      </w:r>
-      <w:proofErr w:type="spellStart"/>
-      <w:r>
-        <w:rPr>
-          <w:rFonts w:ascii="Open Sans" w:eastAsia="Open Sans" w:hAnsi="Open Sans" w:cs="Open Sans"/>
-          <w:color w:val="030303"/>
-        </w:rPr>
-        <w:t>i.H.v</w:t>
-      </w:r>
-      <w:proofErr w:type="spellEnd"/>
-      <w:r>
-        <w:rPr>
-          <w:rFonts w:ascii="Open Sans" w:eastAsia="Open Sans" w:hAnsi="Open Sans" w:cs="Open Sans"/>
-          <w:color w:val="030303"/>
-        </w:rPr>
-        <w:t xml:space="preserve">. </w:t>
+        <w:t xml:space="preserve"> unter Berücksichtigung eines gewährten Zuschusses durch die Pflegekasse i.H.v. </w:t>
       </w:r>
       <w:r>
         <w:rPr>
@@ -3812,7 +3842,7 @@
               </wp:anchor>
             </w:drawing>
           </mc:Choice>
-          <mc:Fallback xmlns:sl="http://schemas.openxmlformats.org/schemaLibrary/2006/main" xmlns:a="http://schemas.openxmlformats.org/drawingml/2006/main" xmlns:pic="http://schemas.openxmlformats.org/drawingml/2006/picture" xmlns:c="http://schemas.openxmlformats.org/drawingml/2006/chart" xmlns:lc="http://schemas.openxmlformats.org/drawingml/2006/lockedCanvas" xmlns:dgm="http://schemas.openxmlformats.org/drawingml/2006/diagram" xmlns="http://schemas.microsoft.com/office/tasks/2019/documenttasks" xmlns:cr="http://schemas.microsoft.com/office/comments/2020/reactions">
+          <mc:Fallback xmlns:cr="http://schemas.microsoft.com/office/comments/2020/reactions" xmlns="http://schemas.microsoft.com/office/tasks/2019/documenttasks" xmlns:dgm="http://schemas.openxmlformats.org/drawingml/2006/diagram" xmlns:lc="http://schemas.openxmlformats.org/drawingml/2006/lockedCanvas" xmlns:c="http://schemas.openxmlformats.org/drawingml/2006/chart" xmlns:pic="http://schemas.openxmlformats.org/drawingml/2006/picture" xmlns:a="http://schemas.openxmlformats.org/drawingml/2006/main" xmlns:sl="http://schemas.openxmlformats.org/schemaLibrary/2006/main">
             <w:drawing>
               <wp:anchor allowOverlap="1" behindDoc="0" distB="0" distT="0" distL="0" distR="0" hidden="0" layoutInCell="1" locked="0" relativeHeight="0" simplePos="0">
                 <wp:simplePos x="0" y="0"/>
@@ -3973,7 +4003,15 @@
           <w:rFonts w:ascii="Open Sans" w:eastAsia="Open Sans" w:hAnsi="Open Sans" w:cs="Open Sans"/>
           <w:color w:val="030303"/>
         </w:rPr>
-        <w:t>Wir bedanken uns für Ihr Vertrauen und freuen uns, von Ihnen zu hören. Mit freundlichen Grüßen</w:t>
+        <w:t xml:space="preserve">Wir bedanken uns für Ihr Vertrauen und freuen uns, von Ihnen zu hören. Mit </w:t>
+      </w:r>
+      <w:r>
+        <w:rPr>
+          <w:rFonts w:ascii="Open Sans" w:eastAsia="Open Sans" w:hAnsi="Open Sans" w:cs="Open Sans"/>
+          <w:color w:val="030303"/>
+        </w:rPr>
+        <w:lastRenderedPageBreak/>
+        <w:t>freundlichen Grüßen</w:t>
       </w:r>
     </w:p>
     <w:p>
@@ -4103,25 +4141,7 @@
         <w:sz w:val="14"/>
         <w:szCs w:val="14"/>
       </w:rPr>
-      <w:t xml:space="preserve">Steuernummer: 22324320478 | </w:t>
-    </w:r>
-    <w:proofErr w:type="spellStart"/>
-    <w:r>
-      <w:rPr>
-        <w:rFonts w:ascii="Arimo" w:eastAsia="Arimo" w:hAnsi="Arimo" w:cs="Arimo"/>
-        <w:sz w:val="14"/>
-        <w:szCs w:val="14"/>
-      </w:rPr>
-      <w:t>USt-IdNr</w:t>
-    </w:r>
-    <w:proofErr w:type="spellEnd"/>
-    <w:r>
-      <w:rPr>
-        <w:rFonts w:ascii="Arimo" w:eastAsia="Arimo" w:hAnsi="Arimo" w:cs="Arimo"/>
-        <w:sz w:val="14"/>
-        <w:szCs w:val="14"/>
-      </w:rPr>
-      <w:t>.: DE296903997</w:t>
+      <w:t>Steuernummer: 22324320478 | USt-IdNr.: DE296903997</w:t>
     </w:r>
   </w:p>
   <w:p>
@@ -6986,6 +7006,7 @@
   <w:style w:type="character" w:default="1" w:styleId="Domylnaczcionkaakapitu">
     <w:name w:val="Default Paragraph Font"/>
     <w:uiPriority w:val="1"/>
+    <w:semiHidden/>
     <w:unhideWhenUsed/>
   </w:style>
   <w:style w:type="table" w:default="1" w:styleId="Standardowy">

--- a/src/templates/Angebot.docx
+++ b/src/templates/Angebot.docx
@@ -1014,7 +1014,16 @@
                 <w:sz w:val="20"/>
                 <w:szCs w:val="20"/>
               </w:rPr>
-              <w:t xml:space="preserve">Auszuführende Arbeiten - Wanne zu Dusche </w:t>
+              <w:t xml:space="preserve">Auszuführende Arbeiten - </w:t>
+            </w:r>
+            <w:r>
+              <w:rPr>
+                <w:rFonts w:ascii="Arimo" w:eastAsia="Arimo" w:hAnsi="Arimo" w:cs="Arimo"/>
+                <w:b/>
+                <w:sz w:val="20"/>
+                <w:szCs w:val="20"/>
+              </w:rPr>
+              <w:t>{OfferType}</w:t>
             </w:r>
           </w:p>
         </w:tc>
@@ -7006,7 +7015,6 @@
   <w:style w:type="character" w:default="1" w:styleId="Domylnaczcionkaakapitu">
     <w:name w:val="Default Paragraph Font"/>
     <w:uiPriority w:val="1"/>
-    <w:semiHidden/>
     <w:unhideWhenUsed/>
   </w:style>
   <w:style w:type="table" w:default="1" w:styleId="Standardowy">

--- a/src/templates/Angebot.docx
+++ b/src/templates/Angebot.docx
@@ -633,6 +633,18 @@
           <w:rFonts w:ascii="Open Sans" w:eastAsia="Open Sans" w:hAnsi="Open Sans" w:cs="Open Sans"/>
         </w:rPr>
         <w:t>}</w:t>
+      </w:r>
+      <w:r>
+        <w:rPr>
+          <w:rFonts w:ascii="Open Sans" w:eastAsia="Open Sans" w:hAnsi="Open Sans" w:cs="Open Sans"/>
+        </w:rPr>
+        <w:t xml:space="preserve"> </w:t>
+      </w:r>
+      <w:r>
+        <w:rPr>
+          <w:rFonts w:ascii="Open Sans" w:eastAsia="Open Sans" w:hAnsi="Open Sans" w:cs="Open Sans"/>
+        </w:rPr>
+        <w:t>{Nachname}</w:t>
       </w:r>
       <w:r>
         <w:rPr>

--- a/src/templates/Angebot.docx
+++ b/src/templates/Angebot.docx
@@ -1026,16 +1026,7 @@
                 <w:sz w:val="20"/>
                 <w:szCs w:val="20"/>
               </w:rPr>
-              <w:t xml:space="preserve">Auszuführende Arbeiten - </w:t>
-            </w:r>
-            <w:r>
-              <w:rPr>
-                <w:rFonts w:ascii="Arimo" w:eastAsia="Arimo" w:hAnsi="Arimo" w:cs="Arimo"/>
-                <w:b/>
-                <w:sz w:val="20"/>
-                <w:szCs w:val="20"/>
-              </w:rPr>
-              <w:t>{OfferType}</w:t>
+              <w:t>Auszuführende Arbeiten</w:t>
             </w:r>
           </w:p>
         </w:tc>

--- a/src/templates/Angebot.docx
+++ b/src/templates/Angebot.docx
@@ -622,12 +622,14 @@
         </w:rPr>
         <w:t>{</w:t>
       </w:r>
+      <w:proofErr w:type="spellStart"/>
       <w:r>
         <w:rPr>
           <w:rFonts w:ascii="Open Sans" w:eastAsia="Open Sans" w:hAnsi="Open Sans" w:cs="Open Sans"/>
         </w:rPr>
         <w:t>Greeting</w:t>
       </w:r>
+      <w:proofErr w:type="spellEnd"/>
       <w:r>
         <w:rPr>
           <w:rFonts w:ascii="Open Sans" w:eastAsia="Open Sans" w:hAnsi="Open Sans" w:cs="Open Sans"/>
@@ -645,6 +647,12 @@
           <w:rFonts w:ascii="Open Sans" w:eastAsia="Open Sans" w:hAnsi="Open Sans" w:cs="Open Sans"/>
         </w:rPr>
         <w:t>{Nachname}</w:t>
+      </w:r>
+      <w:r>
+        <w:rPr>
+          <w:rFonts w:ascii="Open Sans" w:eastAsia="Open Sans" w:hAnsi="Open Sans" w:cs="Open Sans"/>
+        </w:rPr>
+        <w:t>,</w:t>
       </w:r>
       <w:r>
         <w:rPr>
@@ -988,8 +996,19 @@
                 <w:sz w:val="20"/>
                 <w:szCs w:val="20"/>
               </w:rPr>
-              <w:t>1 Stk</w:t>
-            </w:r>
+              <w:t xml:space="preserve">1 </w:t>
+            </w:r>
+            <w:proofErr w:type="spellStart"/>
+            <w:r>
+              <w:rPr>
+                <w:rFonts w:ascii="Open Sans" w:eastAsia="Open Sans" w:hAnsi="Open Sans" w:cs="Open Sans"/>
+                <w:color w:val="070707"/>
+                <w:sz w:val="20"/>
+                <w:szCs w:val="20"/>
+              </w:rPr>
+              <w:t>Stk</w:t>
+            </w:r>
+            <w:proofErr w:type="spellEnd"/>
           </w:p>
         </w:tc>
         <w:tc>
@@ -1061,7 +1080,25 @@
                 <w:sz w:val="20"/>
                 <w:szCs w:val="20"/>
               </w:rPr>
-              <w:t>{ServiceUnitPrice}</w:t>
+              <w:t>{</w:t>
+            </w:r>
+            <w:proofErr w:type="spellStart"/>
+            <w:r>
+              <w:rPr>
+                <w:rFonts w:ascii="Open Sans" w:eastAsia="Open Sans" w:hAnsi="Open Sans" w:cs="Open Sans"/>
+                <w:sz w:val="20"/>
+                <w:szCs w:val="20"/>
+              </w:rPr>
+              <w:t>ServiceUnitPrice</w:t>
+            </w:r>
+            <w:proofErr w:type="spellEnd"/>
+            <w:r>
+              <w:rPr>
+                <w:rFonts w:ascii="Open Sans" w:eastAsia="Open Sans" w:hAnsi="Open Sans" w:cs="Open Sans"/>
+                <w:sz w:val="20"/>
+                <w:szCs w:val="20"/>
+              </w:rPr>
+              <w:t>}</w:t>
             </w:r>
           </w:p>
         </w:tc>
@@ -1096,7 +1133,25 @@
                 <w:sz w:val="20"/>
                 <w:szCs w:val="20"/>
               </w:rPr>
-              <w:t>{ServiceTotal}</w:t>
+              <w:t>{</w:t>
+            </w:r>
+            <w:proofErr w:type="spellStart"/>
+            <w:r>
+              <w:rPr>
+                <w:rFonts w:ascii="Open Sans" w:eastAsia="Open Sans" w:hAnsi="Open Sans" w:cs="Open Sans"/>
+                <w:sz w:val="20"/>
+                <w:szCs w:val="20"/>
+              </w:rPr>
+              <w:t>ServiceTotal</w:t>
+            </w:r>
+            <w:proofErr w:type="spellEnd"/>
+            <w:r>
+              <w:rPr>
+                <w:rFonts w:ascii="Open Sans" w:eastAsia="Open Sans" w:hAnsi="Open Sans" w:cs="Open Sans"/>
+                <w:sz w:val="20"/>
+                <w:szCs w:val="20"/>
+              </w:rPr>
+              <w:t>}</w:t>
             </w:r>
           </w:p>
         </w:tc>
@@ -1200,7 +1255,25 @@
                 <w:sz w:val="20"/>
                 <w:szCs w:val="20"/>
               </w:rPr>
-              <w:t>{ServicePosTitle}</w:t>
+              <w:t>{</w:t>
+            </w:r>
+            <w:proofErr w:type="spellStart"/>
+            <w:r>
+              <w:rPr>
+                <w:rFonts w:ascii="Open Sans" w:eastAsia="Open Sans" w:hAnsi="Open Sans" w:cs="Open Sans"/>
+                <w:sz w:val="20"/>
+                <w:szCs w:val="20"/>
+              </w:rPr>
+              <w:t>ServicePosTitle</w:t>
+            </w:r>
+            <w:proofErr w:type="spellEnd"/>
+            <w:r>
+              <w:rPr>
+                <w:rFonts w:ascii="Open Sans" w:eastAsia="Open Sans" w:hAnsi="Open Sans" w:cs="Open Sans"/>
+                <w:sz w:val="20"/>
+                <w:szCs w:val="20"/>
+              </w:rPr>
+              <w:t>}</w:t>
             </w:r>
           </w:p>
         </w:tc>
@@ -1384,7 +1457,25 @@
                 <w:sz w:val="18"/>
                 <w:szCs w:val="18"/>
               </w:rPr>
-              <w:t>{ServiceLine}</w:t>
+              <w:t>{</w:t>
+            </w:r>
+            <w:proofErr w:type="spellStart"/>
+            <w:r>
+              <w:rPr>
+                <w:rFonts w:ascii="Open Sans" w:eastAsia="Open Sans" w:hAnsi="Open Sans" w:cs="Open Sans"/>
+                <w:sz w:val="18"/>
+                <w:szCs w:val="18"/>
+              </w:rPr>
+              <w:t>ServiceLine</w:t>
+            </w:r>
+            <w:proofErr w:type="spellEnd"/>
+            <w:r>
+              <w:rPr>
+                <w:rFonts w:ascii="Open Sans" w:eastAsia="Open Sans" w:hAnsi="Open Sans" w:cs="Open Sans"/>
+                <w:sz w:val="18"/>
+                <w:szCs w:val="18"/>
+              </w:rPr>
+              <w:t>}</w:t>
             </w:r>
           </w:p>
           <w:p>
@@ -1403,7 +1494,25 @@
                 <w:sz w:val="18"/>
                 <w:szCs w:val="18"/>
               </w:rPr>
-              <w:t>{/ServiceLines}</w:t>
+              <w:t>{/</w:t>
+            </w:r>
+            <w:proofErr w:type="spellStart"/>
+            <w:r>
+              <w:rPr>
+                <w:rFonts w:ascii="Open Sans" w:eastAsia="Open Sans" w:hAnsi="Open Sans" w:cs="Open Sans"/>
+                <w:sz w:val="18"/>
+                <w:szCs w:val="18"/>
+              </w:rPr>
+              <w:t>ServiceLines</w:t>
+            </w:r>
+            <w:proofErr w:type="spellEnd"/>
+            <w:r>
+              <w:rPr>
+                <w:rFonts w:ascii="Open Sans" w:eastAsia="Open Sans" w:hAnsi="Open Sans" w:cs="Open Sans"/>
+                <w:sz w:val="18"/>
+                <w:szCs w:val="18"/>
+              </w:rPr>
+              <w:t>}</w:t>
             </w:r>
           </w:p>
         </w:tc>
@@ -1753,8 +1862,19 @@
                 <w:sz w:val="20"/>
                 <w:szCs w:val="20"/>
               </w:rPr>
-              <w:t>1 Stk</w:t>
-            </w:r>
+              <w:t xml:space="preserve">1 </w:t>
+            </w:r>
+            <w:proofErr w:type="spellStart"/>
+            <w:r>
+              <w:rPr>
+                <w:rFonts w:ascii="Open Sans" w:eastAsia="Open Sans" w:hAnsi="Open Sans" w:cs="Open Sans"/>
+                <w:color w:val="070707"/>
+                <w:sz w:val="20"/>
+                <w:szCs w:val="20"/>
+              </w:rPr>
+              <w:t>Stk</w:t>
+            </w:r>
+            <w:proofErr w:type="spellEnd"/>
           </w:p>
         </w:tc>
         <w:tc>
@@ -1826,7 +1946,25 @@
                 <w:sz w:val="20"/>
                 <w:szCs w:val="20"/>
               </w:rPr>
-              <w:t>{MaterialsUnitPrice}</w:t>
+              <w:t>{</w:t>
+            </w:r>
+            <w:proofErr w:type="spellStart"/>
+            <w:r>
+              <w:rPr>
+                <w:rFonts w:ascii="Open Sans" w:eastAsia="Open Sans" w:hAnsi="Open Sans" w:cs="Open Sans"/>
+                <w:sz w:val="20"/>
+                <w:szCs w:val="20"/>
+              </w:rPr>
+              <w:t>MaterialsUnitPrice</w:t>
+            </w:r>
+            <w:proofErr w:type="spellEnd"/>
+            <w:r>
+              <w:rPr>
+                <w:rFonts w:ascii="Open Sans" w:eastAsia="Open Sans" w:hAnsi="Open Sans" w:cs="Open Sans"/>
+                <w:sz w:val="20"/>
+                <w:szCs w:val="20"/>
+              </w:rPr>
+              <w:t>}</w:t>
             </w:r>
           </w:p>
         </w:tc>
@@ -1862,7 +2000,25 @@
                 <w:sz w:val="20"/>
                 <w:szCs w:val="20"/>
               </w:rPr>
-              <w:t>{MaterialsTotal}</w:t>
+              <w:t>{</w:t>
+            </w:r>
+            <w:proofErr w:type="spellStart"/>
+            <w:r>
+              <w:rPr>
+                <w:rFonts w:ascii="Open Sans" w:eastAsia="Open Sans" w:hAnsi="Open Sans" w:cs="Open Sans"/>
+                <w:sz w:val="20"/>
+                <w:szCs w:val="20"/>
+              </w:rPr>
+              <w:t>MaterialsTotal</w:t>
+            </w:r>
+            <w:proofErr w:type="spellEnd"/>
+            <w:r>
+              <w:rPr>
+                <w:rFonts w:ascii="Open Sans" w:eastAsia="Open Sans" w:hAnsi="Open Sans" w:cs="Open Sans"/>
+                <w:sz w:val="20"/>
+                <w:szCs w:val="20"/>
+              </w:rPr>
+              <w:t>}</w:t>
             </w:r>
           </w:p>
         </w:tc>
@@ -1954,7 +2110,25 @@
                 <w:sz w:val="20"/>
                 <w:szCs w:val="20"/>
               </w:rPr>
-              <w:t>{MaterialsPosTitle}</w:t>
+              <w:t>{</w:t>
+            </w:r>
+            <w:proofErr w:type="spellStart"/>
+            <w:r>
+              <w:rPr>
+                <w:rFonts w:ascii="Open Sans" w:eastAsia="Open Sans" w:hAnsi="Open Sans" w:cs="Open Sans"/>
+                <w:sz w:val="20"/>
+                <w:szCs w:val="20"/>
+              </w:rPr>
+              <w:t>MaterialsPosTitle</w:t>
+            </w:r>
+            <w:proofErr w:type="spellEnd"/>
+            <w:r>
+              <w:rPr>
+                <w:rFonts w:ascii="Open Sans" w:eastAsia="Open Sans" w:hAnsi="Open Sans" w:cs="Open Sans"/>
+                <w:sz w:val="20"/>
+                <w:szCs w:val="20"/>
+              </w:rPr>
+              <w:t>}</w:t>
             </w:r>
           </w:p>
         </w:tc>
@@ -2124,7 +2298,25 @@
                 <w:sz w:val="20"/>
                 <w:szCs w:val="20"/>
               </w:rPr>
-              <w:t>{MaterialLine}</w:t>
+              <w:t>{</w:t>
+            </w:r>
+            <w:proofErr w:type="spellStart"/>
+            <w:r>
+              <w:rPr>
+                <w:rFonts w:ascii="Open Sans" w:eastAsia="Open Sans" w:hAnsi="Open Sans" w:cs="Open Sans"/>
+                <w:sz w:val="20"/>
+                <w:szCs w:val="20"/>
+              </w:rPr>
+              <w:t>MaterialLine</w:t>
+            </w:r>
+            <w:proofErr w:type="spellEnd"/>
+            <w:r>
+              <w:rPr>
+                <w:rFonts w:ascii="Open Sans" w:eastAsia="Open Sans" w:hAnsi="Open Sans" w:cs="Open Sans"/>
+                <w:sz w:val="20"/>
+                <w:szCs w:val="20"/>
+              </w:rPr>
+              <w:t>}</w:t>
             </w:r>
           </w:p>
           <w:p>
@@ -2143,7 +2335,25 @@
                 <w:sz w:val="20"/>
                 <w:szCs w:val="20"/>
               </w:rPr>
-              <w:t>{/MaterialsLines}</w:t>
+              <w:t>{/</w:t>
+            </w:r>
+            <w:proofErr w:type="spellStart"/>
+            <w:r>
+              <w:rPr>
+                <w:rFonts w:ascii="Open Sans" w:eastAsia="Open Sans" w:hAnsi="Open Sans" w:cs="Open Sans"/>
+                <w:sz w:val="20"/>
+                <w:szCs w:val="20"/>
+              </w:rPr>
+              <w:t>MaterialsLines</w:t>
+            </w:r>
+            <w:proofErr w:type="spellEnd"/>
+            <w:r>
+              <w:rPr>
+                <w:rFonts w:ascii="Open Sans" w:eastAsia="Open Sans" w:hAnsi="Open Sans" w:cs="Open Sans"/>
+                <w:sz w:val="20"/>
+                <w:szCs w:val="20"/>
+              </w:rPr>
+              <w:t>}</w:t>
             </w:r>
           </w:p>
         </w:tc>
@@ -3085,6 +3295,7 @@
               </w:rPr>
               <w:t>{</w:t>
             </w:r>
+            <w:proofErr w:type="spellStart"/>
             <w:r>
               <w:rPr>
                 <w:rFonts w:ascii="Open Sans Semibold" w:eastAsia="Open Sans Semibold" w:hAnsi="Open Sans Semibold" w:cs="Open Sans Semibold"/>
@@ -3094,6 +3305,7 @@
               </w:rPr>
               <w:t>MwSt</w:t>
             </w:r>
+            <w:proofErr w:type="spellEnd"/>
             <w:r>
               <w:rPr>
                 <w:rFonts w:ascii="Open Sans Semibold" w:eastAsia="Open Sans Semibold" w:hAnsi="Open Sans Semibold" w:cs="Open Sans Semibold"/>
@@ -3407,6 +3619,7 @@
               </w:rPr>
               <w:t>{</w:t>
             </w:r>
+            <w:proofErr w:type="spellStart"/>
             <w:r>
               <w:rPr>
                 <w:rFonts w:ascii="Open Sans Semibold" w:eastAsia="Open Sans Semibold" w:hAnsi="Open Sans Semibold" w:cs="Open Sans Semibold"/>
@@ -3416,6 +3629,7 @@
               </w:rPr>
               <w:t>Gesamtsummerabatt</w:t>
             </w:r>
+            <w:proofErr w:type="spellEnd"/>
             <w:r>
               <w:rPr>
                 <w:rFonts w:ascii="Open Sans Semibold" w:eastAsia="Open Sans Semibold" w:hAnsi="Open Sans Semibold" w:cs="Open Sans Semibold"/>
@@ -3542,7 +3756,23 @@
           <w:rFonts w:ascii="Open Sans" w:eastAsia="Open Sans" w:hAnsi="Open Sans" w:cs="Open Sans"/>
           <w:color w:val="030303"/>
         </w:rPr>
-        <w:t>Diese werden vorab mit Ihnen besprochen, bedürfen lhrer Zustimmung und werden auf Regiebasis nach tatsächlichem Aufwand abgerechnet. (Stundensatz-Facharbeiter: 69,50€ netto)</w:t>
+        <w:t xml:space="preserve">Diese werden vorab mit Ihnen besprochen, bedürfen </w:t>
+      </w:r>
+      <w:proofErr w:type="spellStart"/>
+      <w:r>
+        <w:rPr>
+          <w:rFonts w:ascii="Open Sans" w:eastAsia="Open Sans" w:hAnsi="Open Sans" w:cs="Open Sans"/>
+          <w:color w:val="030303"/>
+        </w:rPr>
+        <w:t>lhrer</w:t>
+      </w:r>
+      <w:proofErr w:type="spellEnd"/>
+      <w:r>
+        <w:rPr>
+          <w:rFonts w:ascii="Open Sans" w:eastAsia="Open Sans" w:hAnsi="Open Sans" w:cs="Open Sans"/>
+          <w:color w:val="030303"/>
+        </w:rPr>
+        <w:t xml:space="preserve"> Zustimmung und werden auf Regiebasis nach tatsächlichem Aufwand abgerechnet. (Stundensatz-Facharbeiter: 69,50€ netto)</w:t>
       </w:r>
     </w:p>
     <w:p>
@@ -3591,7 +3821,23 @@
           <w:rFonts w:ascii="Open Sans" w:eastAsia="Open Sans" w:hAnsi="Open Sans" w:cs="Open Sans"/>
           <w:color w:val="030303"/>
         </w:rPr>
-        <w:t xml:space="preserve"> unter Berücksichtigung eines gewährten Zuschusses durch die Pflegekasse i.H.v. </w:t>
+        <w:t xml:space="preserve"> unter Berücksichtigung eines gewährten Zuschusses durch die Pflegekasse </w:t>
+      </w:r>
+      <w:proofErr w:type="spellStart"/>
+      <w:r>
+        <w:rPr>
+          <w:rFonts w:ascii="Open Sans" w:eastAsia="Open Sans" w:hAnsi="Open Sans" w:cs="Open Sans"/>
+          <w:color w:val="030303"/>
+        </w:rPr>
+        <w:t>i.H.v</w:t>
+      </w:r>
+      <w:proofErr w:type="spellEnd"/>
+      <w:r>
+        <w:rPr>
+          <w:rFonts w:ascii="Open Sans" w:eastAsia="Open Sans" w:hAnsi="Open Sans" w:cs="Open Sans"/>
+          <w:color w:val="030303"/>
+        </w:rPr>
+        <w:t xml:space="preserve">. </w:t>
       </w:r>
       <w:r>
         <w:rPr>
@@ -3662,7 +3908,21 @@
           <w:rFonts w:ascii="Open Sans" w:eastAsia="Open Sans" w:hAnsi="Open Sans" w:cs="Open Sans"/>
           <w:color w:val="030303"/>
         </w:rPr>
-        <w:t xml:space="preserve">Bitte unterschreiben Sie Annahme an entsprechender Stelle und senden uns das Angebot wieder zurück - gerne auch per E-Mail an </w:t>
+        <w:t xml:space="preserve">Bitte unterschreiben Sie </w:t>
+      </w:r>
+      <w:r>
+        <w:rPr>
+          <w:rFonts w:ascii="Open Sans" w:eastAsia="Open Sans" w:hAnsi="Open Sans" w:cs="Open Sans"/>
+          <w:color w:val="030303"/>
+        </w:rPr>
+        <w:t xml:space="preserve">bei </w:t>
+      </w:r>
+      <w:r>
+        <w:rPr>
+          <w:rFonts w:ascii="Open Sans" w:eastAsia="Open Sans" w:hAnsi="Open Sans" w:cs="Open Sans"/>
+          <w:color w:val="030303"/>
+        </w:rPr>
+        <w:t xml:space="preserve">Annahme an entsprechender Stelle und senden uns das Angebot wieder zurück - gerne auch per E-Mail an </w:t>
       </w:r>
       <w:hyperlink r:id="rId11">
         <w:r>
@@ -4153,7 +4413,25 @@
         <w:sz w:val="14"/>
         <w:szCs w:val="14"/>
       </w:rPr>
-      <w:t>Steuernummer: 22324320478 | USt-IdNr.: DE296903997</w:t>
+      <w:t xml:space="preserve">Steuernummer: 22324320478 | </w:t>
+    </w:r>
+    <w:proofErr w:type="spellStart"/>
+    <w:r>
+      <w:rPr>
+        <w:rFonts w:ascii="Arimo" w:eastAsia="Arimo" w:hAnsi="Arimo" w:cs="Arimo"/>
+        <w:sz w:val="14"/>
+        <w:szCs w:val="14"/>
+      </w:rPr>
+      <w:t>USt-IdNr</w:t>
+    </w:r>
+    <w:proofErr w:type="spellEnd"/>
+    <w:r>
+      <w:rPr>
+        <w:rFonts w:ascii="Arimo" w:eastAsia="Arimo" w:hAnsi="Arimo" w:cs="Arimo"/>
+        <w:sz w:val="14"/>
+        <w:szCs w:val="14"/>
+      </w:rPr>
+      <w:t>.: DE296903997</w:t>
     </w:r>
   </w:p>
   <w:p>

--- a/src/templates/Angebot.docx
+++ b/src/templates/Angebot.docx
@@ -312,7 +312,6 @@
               <w:rPr>
                 <w:spacing w:val="0"/>
                 <w:position w:val="0"/>
-                <w:shd w:fill="auto" w:val="clear"/>
               </w:rPr>
             </w:pPr>
             <w:r>
@@ -517,7 +516,6 @@
               <w:rPr>
                 <w:spacing w:val="0"/>
                 <w:position w:val="0"/>
-                <w:shd w:fill="auto" w:val="clear"/>
               </w:rPr>
             </w:pPr>
             <w:r>
@@ -766,7 +764,6 @@
                 <w:spacing w:val="0"/>
                 <w:position w:val="0"/>
                 <w:sz w:val="22"/>
-                <w:shd w:fill="auto" w:val="clear"/>
               </w:rPr>
             </w:pPr>
             <w:r>
@@ -807,7 +804,6 @@
                 <w:spacing w:val="0"/>
                 <w:position w:val="0"/>
                 <w:sz w:val="22"/>
-                <w:shd w:fill="auto" w:val="clear"/>
               </w:rPr>
             </w:pPr>
             <w:r>
@@ -849,7 +845,6 @@
                 <w:spacing w:val="0"/>
                 <w:position w:val="0"/>
                 <w:sz w:val="22"/>
-                <w:shd w:fill="auto" w:val="clear"/>
               </w:rPr>
             </w:pPr>
             <w:r>
@@ -891,7 +886,6 @@
                 <w:spacing w:val="0"/>
                 <w:position w:val="0"/>
                 <w:sz w:val="22"/>
-                <w:shd w:fill="auto" w:val="clear"/>
               </w:rPr>
             </w:pPr>
             <w:r>
@@ -933,7 +927,6 @@
                 <w:spacing w:val="0"/>
                 <w:position w:val="0"/>
                 <w:sz w:val="22"/>
-                <w:shd w:fill="auto" w:val="clear"/>
               </w:rPr>
             </w:pPr>
             <w:r>
@@ -979,7 +972,6 @@
               <w:rPr>
                 <w:spacing w:val="0"/>
                 <w:position w:val="0"/>
-                <w:shd w:fill="auto" w:val="clear"/>
               </w:rPr>
             </w:pPr>
             <w:r>
@@ -1019,7 +1011,6 @@
               <w:rPr>
                 <w:spacing w:val="0"/>
                 <w:position w:val="0"/>
-                <w:shd w:fill="auto" w:val="clear"/>
               </w:rPr>
             </w:pPr>
             <w:r>
@@ -1060,7 +1051,6 @@
                 <w:color w:val="auto"/>
                 <w:spacing w:val="0"/>
                 <w:position w:val="0"/>
-                <w:shd w:fill="auto" w:val="clear"/>
               </w:rPr>
             </w:pPr>
             <w:r>
@@ -1102,7 +1092,6 @@
                 <w:color w:val="auto"/>
                 <w:spacing w:val="0"/>
                 <w:position w:val="0"/>
-                <w:shd w:fill="auto" w:val="clear"/>
               </w:rPr>
             </w:pPr>
             <w:r>
@@ -1143,7 +1132,6 @@
                 <w:color w:val="auto"/>
                 <w:spacing w:val="0"/>
                 <w:position w:val="0"/>
-                <w:shd w:fill="auto" w:val="clear"/>
               </w:rPr>
             </w:pPr>
             <w:r>
@@ -1254,7 +1242,6 @@
                 <w:color w:val="auto"/>
                 <w:spacing w:val="0"/>
                 <w:position w:val="0"/>
-                <w:shd w:fill="auto" w:val="clear"/>
               </w:rPr>
             </w:pPr>
             <w:r>
@@ -1481,7 +1468,6 @@
                 <w:color w:val="auto"/>
                 <w:spacing w:val="0"/>
                 <w:position w:val="0"/>
-                <w:shd w:fill="auto" w:val="clear"/>
               </w:rPr>
             </w:pPr>
             <w:r>
@@ -1620,7 +1606,6 @@
               <w:rPr>
                 <w:spacing w:val="0"/>
                 <w:position w:val="0"/>
-                <w:shd w:fill="auto" w:val="clear"/>
               </w:rPr>
             </w:pPr>
             <w:r>
@@ -1660,7 +1645,6 @@
               <w:rPr>
                 <w:spacing w:val="0"/>
                 <w:position w:val="0"/>
-                <w:shd w:fill="auto" w:val="clear"/>
               </w:rPr>
             </w:pPr>
             <w:r>
@@ -1701,7 +1685,6 @@
                 <w:color w:val="auto"/>
                 <w:spacing w:val="0"/>
                 <w:position w:val="0"/>
-                <w:shd w:fill="auto" w:val="clear"/>
               </w:rPr>
             </w:pPr>
             <w:r>
@@ -1742,7 +1725,6 @@
                 <w:color w:val="auto"/>
                 <w:spacing w:val="0"/>
                 <w:position w:val="0"/>
-                <w:shd w:fill="auto" w:val="clear"/>
               </w:rPr>
             </w:pPr>
             <w:r>
@@ -1783,7 +1765,6 @@
                 <w:color w:val="auto"/>
                 <w:spacing w:val="0"/>
                 <w:position w:val="0"/>
-                <w:shd w:fill="auto" w:val="clear"/>
               </w:rPr>
             </w:pPr>
             <w:r>
@@ -1829,7 +1810,6 @@
               <w:rPr>
                 <w:spacing w:val="0"/>
                 <w:position w:val="0"/>
-                <w:shd w:fill="auto" w:val="clear"/>
               </w:rPr>
             </w:pPr>
             <w:r>
@@ -1869,7 +1849,6 @@
               <w:rPr>
                 <w:spacing w:val="0"/>
                 <w:position w:val="0"/>
-                <w:shd w:fill="auto" w:val="clear"/>
               </w:rPr>
             </w:pPr>
             <w:r>
@@ -1910,7 +1889,6 @@
                 <w:color w:val="auto"/>
                 <w:spacing w:val="0"/>
                 <w:position w:val="0"/>
-                <w:shd w:fill="auto" w:val="clear"/>
               </w:rPr>
             </w:pPr>
             <w:r>
@@ -1952,7 +1930,6 @@
                 <w:color w:val="auto"/>
                 <w:spacing w:val="0"/>
                 <w:position w:val="0"/>
-                <w:shd w:fill="auto" w:val="clear"/>
               </w:rPr>
             </w:pPr>
             <w:r>
@@ -1993,7 +1970,6 @@
                 <w:color w:val="auto"/>
                 <w:spacing w:val="0"/>
                 <w:position w:val="0"/>
-                <w:shd w:fill="auto" w:val="clear"/>
               </w:rPr>
             </w:pPr>
             <w:r>
@@ -2104,7 +2080,6 @@
                 <w:color w:val="auto"/>
                 <w:spacing w:val="0"/>
                 <w:position w:val="0"/>
-                <w:shd w:fill="auto" w:val="clear"/>
               </w:rPr>
             </w:pPr>
             <w:r>
@@ -2331,7 +2306,6 @@
                 <w:color w:val="auto"/>
                 <w:spacing w:val="0"/>
                 <w:position w:val="0"/>
-                <w:shd w:fill="auto" w:val="clear"/>
               </w:rPr>
             </w:pPr>
             <w:r>
@@ -2439,10 +2413,73 @@
               <w:ind w:right="-26" w:left="0" w:firstLine="0"/>
               <w:jc w:val="left"/>
               <w:rPr>
-                <w:color w:val="auto"/>
-                <w:spacing w:val="0"/>
-                <w:position w:val="0"/>
-                <w:shd w:fill="auto" w:val="clear"/>
+                <w:rFonts w:ascii="Calibri" w:hAnsi="Calibri" w:cs="Calibri" w:eastAsia="Calibri"/>
+                <w:color w:val="auto"/>
+                <w:spacing w:val="0"/>
+                <w:position w:val="0"/>
+                <w:sz w:val="22"/>
+                <w:shd w:fill="auto" w:val="clear"/>
+              </w:rPr>
+            </w:pPr>
+          </w:p>
+        </w:tc>
+        <w:tc>
+          <w:tcPr>
+            <w:tcW w:w="1035" w:type="dxa"/>
+            <w:tcBorders>
+              <w:top w:val="single" w:color="ffffff" w:sz="8"/>
+              <w:left w:val="single" w:color="ffffff" w:sz="8"/>
+              <w:bottom w:val="single" w:color="ffffff" w:sz="8"/>
+              <w:right w:val="single" w:color="ffffff" w:sz="8"/>
+            </w:tcBorders>
+            <w:shd w:color="000000" w:fill="ffffff" w:val="clear"/>
+            <w:tcMar>
+              <w:left w:w="56" w:type="dxa"/>
+              <w:right w:w="56" w:type="dxa"/>
+            </w:tcMar>
+            <w:vAlign w:val="top"/>
+          </w:tcPr>
+          <w:p>
+            <w:pPr>
+              <w:spacing w:before="0" w:after="0" w:line="278"/>
+              <w:ind w:right="314" w:left="0" w:firstLine="0"/>
+              <w:jc w:val="left"/>
+              <w:rPr>
+                <w:rFonts w:ascii="Calibri" w:hAnsi="Calibri" w:cs="Calibri" w:eastAsia="Calibri"/>
+                <w:color w:val="auto"/>
+                <w:spacing w:val="0"/>
+                <w:position w:val="0"/>
+                <w:sz w:val="22"/>
+                <w:shd w:fill="auto" w:val="clear"/>
+              </w:rPr>
+            </w:pPr>
+          </w:p>
+        </w:tc>
+        <w:tc>
+          <w:tcPr>
+            <w:tcW w:w="4107" w:type="dxa"/>
+            <w:tcBorders>
+              <w:top w:val="single" w:color="ffffff" w:sz="8"/>
+              <w:left w:val="single" w:color="ffffff" w:sz="8"/>
+              <w:bottom w:val="single" w:color="ffffff" w:sz="8"/>
+              <w:right w:val="single" w:color="ffffff" w:sz="8"/>
+            </w:tcBorders>
+            <w:shd w:color="000000" w:fill="ffffff" w:val="clear"/>
+            <w:tcMar>
+              <w:left w:w="56" w:type="dxa"/>
+              <w:right w:w="56" w:type="dxa"/>
+            </w:tcMar>
+            <w:vAlign w:val="top"/>
+          </w:tcPr>
+          <w:p>
+            <w:pPr>
+              <w:spacing w:before="0" w:after="0" w:line="278"/>
+              <w:ind w:right="314" w:left="0" w:firstLine="0"/>
+              <w:jc w:val="left"/>
+              <w:rPr>
+                <w:color w:val="auto"/>
+                <w:spacing w:val="0"/>
+                <w:position w:val="0"/>
               </w:rPr>
             </w:pPr>
             <w:r>
@@ -2454,13 +2491,13 @@
                 <w:sz w:val="20"/>
                 <w:shd w:fill="auto" w:val="clear"/>
               </w:rPr>
-              <w:t xml:space="preserve">{Pos003}</w:t>
-            </w:r>
-          </w:p>
-        </w:tc>
-        <w:tc>
-          <w:tcPr>
-            <w:tcW w:w="1035" w:type="dxa"/>
+              <w:t xml:space="preserve">{Bonus1}</w:t>
+            </w:r>
+          </w:p>
+        </w:tc>
+        <w:tc>
+          <w:tcPr>
+            <w:tcW w:w="2268" w:type="dxa"/>
             <w:tcBorders>
               <w:top w:val="single" w:color="ffffff" w:sz="8"/>
               <w:left w:val="single" w:color="ffffff" w:sz="8"/>
@@ -2483,7 +2520,6 @@
                 <w:color w:val="auto"/>
                 <w:spacing w:val="0"/>
                 <w:position w:val="0"/>
-                <w:shd w:fill="auto" w:val="clear"/>
               </w:rPr>
             </w:pPr>
             <w:r>
@@ -2495,13 +2531,13 @@
                 <w:sz w:val="20"/>
                 <w:shd w:fill="auto" w:val="clear"/>
               </w:rPr>
-              <w:t xml:space="preserve">{Bonus1Stk}</w:t>
-            </w:r>
-          </w:p>
-        </w:tc>
-        <w:tc>
-          <w:tcPr>
-            <w:tcW w:w="4107" w:type="dxa"/>
+              <w:t xml:space="preserve">{Bonus1Price}</w:t>
+            </w:r>
+          </w:p>
+        </w:tc>
+        <w:tc>
+          <w:tcPr>
+            <w:tcW w:w="1710" w:type="dxa"/>
             <w:tcBorders>
               <w:top w:val="single" w:color="ffffff" w:sz="8"/>
               <w:left w:val="single" w:color="ffffff" w:sz="8"/>
@@ -2524,89 +2560,6 @@
                 <w:color w:val="auto"/>
                 <w:spacing w:val="0"/>
                 <w:position w:val="0"/>
-                <w:shd w:fill="auto" w:val="clear"/>
-              </w:rPr>
-            </w:pPr>
-            <w:r>
-              <w:rPr>
-                <w:rFonts w:ascii="Open Sans" w:hAnsi="Open Sans" w:cs="Open Sans" w:eastAsia="Open Sans"/>
-                <w:color w:val="auto"/>
-                <w:spacing w:val="0"/>
-                <w:position w:val="0"/>
-                <w:sz w:val="20"/>
-                <w:shd w:fill="auto" w:val="clear"/>
-              </w:rPr>
-              <w:t xml:space="preserve">{Bonus1}</w:t>
-            </w:r>
-          </w:p>
-        </w:tc>
-        <w:tc>
-          <w:tcPr>
-            <w:tcW w:w="2268" w:type="dxa"/>
-            <w:tcBorders>
-              <w:top w:val="single" w:color="ffffff" w:sz="8"/>
-              <w:left w:val="single" w:color="ffffff" w:sz="8"/>
-              <w:bottom w:val="single" w:color="ffffff" w:sz="8"/>
-              <w:right w:val="single" w:color="ffffff" w:sz="8"/>
-            </w:tcBorders>
-            <w:shd w:color="000000" w:fill="ffffff" w:val="clear"/>
-            <w:tcMar>
-              <w:left w:w="56" w:type="dxa"/>
-              <w:right w:w="56" w:type="dxa"/>
-            </w:tcMar>
-            <w:vAlign w:val="top"/>
-          </w:tcPr>
-          <w:p>
-            <w:pPr>
-              <w:spacing w:before="0" w:after="0" w:line="278"/>
-              <w:ind w:right="314" w:left="0" w:firstLine="0"/>
-              <w:jc w:val="left"/>
-              <w:rPr>
-                <w:color w:val="auto"/>
-                <w:spacing w:val="0"/>
-                <w:position w:val="0"/>
-                <w:shd w:fill="auto" w:val="clear"/>
-              </w:rPr>
-            </w:pPr>
-            <w:r>
-              <w:rPr>
-                <w:rFonts w:ascii="Open Sans" w:hAnsi="Open Sans" w:cs="Open Sans" w:eastAsia="Open Sans"/>
-                <w:color w:val="auto"/>
-                <w:spacing w:val="0"/>
-                <w:position w:val="0"/>
-                <w:sz w:val="20"/>
-                <w:shd w:fill="auto" w:val="clear"/>
-              </w:rPr>
-              <w:t xml:space="preserve">{Bonus1Price}</w:t>
-            </w:r>
-          </w:p>
-        </w:tc>
-        <w:tc>
-          <w:tcPr>
-            <w:tcW w:w="1710" w:type="dxa"/>
-            <w:tcBorders>
-              <w:top w:val="single" w:color="ffffff" w:sz="8"/>
-              <w:left w:val="single" w:color="ffffff" w:sz="8"/>
-              <w:bottom w:val="single" w:color="ffffff" w:sz="8"/>
-              <w:right w:val="single" w:color="ffffff" w:sz="8"/>
-            </w:tcBorders>
-            <w:shd w:color="000000" w:fill="ffffff" w:val="clear"/>
-            <w:tcMar>
-              <w:left w:w="56" w:type="dxa"/>
-              <w:right w:w="56" w:type="dxa"/>
-            </w:tcMar>
-            <w:vAlign w:val="top"/>
-          </w:tcPr>
-          <w:p>
-            <w:pPr>
-              <w:spacing w:before="0" w:after="0" w:line="278"/>
-              <w:ind w:right="314" w:left="0" w:firstLine="0"/>
-              <w:jc w:val="left"/>
-              <w:rPr>
-                <w:color w:val="auto"/>
-                <w:spacing w:val="0"/>
-                <w:position w:val="0"/>
-                <w:shd w:fill="auto" w:val="clear"/>
               </w:rPr>
             </w:pPr>
             <w:r>
@@ -2650,10 +2603,73 @@
               <w:ind w:right="-26" w:left="0" w:firstLine="0"/>
               <w:jc w:val="left"/>
               <w:rPr>
-                <w:color w:val="auto"/>
-                <w:spacing w:val="0"/>
-                <w:position w:val="0"/>
-                <w:shd w:fill="auto" w:val="clear"/>
+                <w:rFonts w:ascii="Calibri" w:hAnsi="Calibri" w:cs="Calibri" w:eastAsia="Calibri"/>
+                <w:color w:val="auto"/>
+                <w:spacing w:val="0"/>
+                <w:position w:val="0"/>
+                <w:sz w:val="22"/>
+                <w:shd w:fill="auto" w:val="clear"/>
+              </w:rPr>
+            </w:pPr>
+          </w:p>
+        </w:tc>
+        <w:tc>
+          <w:tcPr>
+            <w:tcW w:w="1035" w:type="dxa"/>
+            <w:tcBorders>
+              <w:top w:val="single" w:color="ffffff" w:sz="8"/>
+              <w:left w:val="single" w:color="ffffff" w:sz="8"/>
+              <w:bottom w:val="single" w:color="ffffff" w:sz="8"/>
+              <w:right w:val="single" w:color="ffffff" w:sz="8"/>
+            </w:tcBorders>
+            <w:shd w:color="000000" w:fill="ffffff" w:val="clear"/>
+            <w:tcMar>
+              <w:left w:w="56" w:type="dxa"/>
+              <w:right w:w="56" w:type="dxa"/>
+            </w:tcMar>
+            <w:vAlign w:val="top"/>
+          </w:tcPr>
+          <w:p>
+            <w:pPr>
+              <w:spacing w:before="0" w:after="0" w:line="278"/>
+              <w:ind w:right="314" w:left="0" w:firstLine="0"/>
+              <w:jc w:val="left"/>
+              <w:rPr>
+                <w:rFonts w:ascii="Calibri" w:hAnsi="Calibri" w:cs="Calibri" w:eastAsia="Calibri"/>
+                <w:color w:val="auto"/>
+                <w:spacing w:val="0"/>
+                <w:position w:val="0"/>
+                <w:sz w:val="22"/>
+                <w:shd w:fill="auto" w:val="clear"/>
+              </w:rPr>
+            </w:pPr>
+          </w:p>
+        </w:tc>
+        <w:tc>
+          <w:tcPr>
+            <w:tcW w:w="4107" w:type="dxa"/>
+            <w:tcBorders>
+              <w:top w:val="single" w:color="ffffff" w:sz="8"/>
+              <w:left w:val="single" w:color="ffffff" w:sz="8"/>
+              <w:bottom w:val="single" w:color="ffffff" w:sz="8"/>
+              <w:right w:val="single" w:color="ffffff" w:sz="8"/>
+            </w:tcBorders>
+            <w:shd w:color="000000" w:fill="ffffff" w:val="clear"/>
+            <w:tcMar>
+              <w:left w:w="56" w:type="dxa"/>
+              <w:right w:w="56" w:type="dxa"/>
+            </w:tcMar>
+            <w:vAlign w:val="top"/>
+          </w:tcPr>
+          <w:p>
+            <w:pPr>
+              <w:spacing w:before="0" w:after="0" w:line="278"/>
+              <w:ind w:right="314" w:left="0" w:firstLine="0"/>
+              <w:jc w:val="left"/>
+              <w:rPr>
+                <w:color w:val="auto"/>
+                <w:spacing w:val="0"/>
+                <w:position w:val="0"/>
               </w:rPr>
             </w:pPr>
             <w:r>
@@ -2665,13 +2681,13 @@
                 <w:sz w:val="20"/>
                 <w:shd w:fill="auto" w:val="clear"/>
               </w:rPr>
-              <w:t xml:space="preserve">{Pos004}</w:t>
-            </w:r>
-          </w:p>
-        </w:tc>
-        <w:tc>
-          <w:tcPr>
-            <w:tcW w:w="1035" w:type="dxa"/>
+              <w:t xml:space="preserve">{Bonus2}</w:t>
+            </w:r>
+          </w:p>
+        </w:tc>
+        <w:tc>
+          <w:tcPr>
+            <w:tcW w:w="2268" w:type="dxa"/>
             <w:tcBorders>
               <w:top w:val="single" w:color="ffffff" w:sz="8"/>
               <w:left w:val="single" w:color="ffffff" w:sz="8"/>
@@ -2694,7 +2710,6 @@
                 <w:color w:val="auto"/>
                 <w:spacing w:val="0"/>
                 <w:position w:val="0"/>
-                <w:shd w:fill="auto" w:val="clear"/>
               </w:rPr>
             </w:pPr>
             <w:r>
@@ -2706,13 +2721,13 @@
                 <w:sz w:val="20"/>
                 <w:shd w:fill="auto" w:val="clear"/>
               </w:rPr>
-              <w:t xml:space="preserve">{Bonus2Stk}</w:t>
-            </w:r>
-          </w:p>
-        </w:tc>
-        <w:tc>
-          <w:tcPr>
-            <w:tcW w:w="4107" w:type="dxa"/>
+              <w:t xml:space="preserve">{Bonus2Price}</w:t>
+            </w:r>
+          </w:p>
+        </w:tc>
+        <w:tc>
+          <w:tcPr>
+            <w:tcW w:w="1710" w:type="dxa"/>
             <w:tcBorders>
               <w:top w:val="single" w:color="ffffff" w:sz="8"/>
               <w:left w:val="single" w:color="ffffff" w:sz="8"/>
@@ -2735,89 +2750,6 @@
                 <w:color w:val="auto"/>
                 <w:spacing w:val="0"/>
                 <w:position w:val="0"/>
-                <w:shd w:fill="auto" w:val="clear"/>
-              </w:rPr>
-            </w:pPr>
-            <w:r>
-              <w:rPr>
-                <w:rFonts w:ascii="Open Sans" w:hAnsi="Open Sans" w:cs="Open Sans" w:eastAsia="Open Sans"/>
-                <w:color w:val="auto"/>
-                <w:spacing w:val="0"/>
-                <w:position w:val="0"/>
-                <w:sz w:val="20"/>
-                <w:shd w:fill="auto" w:val="clear"/>
-              </w:rPr>
-              <w:t xml:space="preserve">{Bonus2}</w:t>
-            </w:r>
-          </w:p>
-        </w:tc>
-        <w:tc>
-          <w:tcPr>
-            <w:tcW w:w="2268" w:type="dxa"/>
-            <w:tcBorders>
-              <w:top w:val="single" w:color="ffffff" w:sz="8"/>
-              <w:left w:val="single" w:color="ffffff" w:sz="8"/>
-              <w:bottom w:val="single" w:color="ffffff" w:sz="8"/>
-              <w:right w:val="single" w:color="ffffff" w:sz="8"/>
-            </w:tcBorders>
-            <w:shd w:color="000000" w:fill="ffffff" w:val="clear"/>
-            <w:tcMar>
-              <w:left w:w="56" w:type="dxa"/>
-              <w:right w:w="56" w:type="dxa"/>
-            </w:tcMar>
-            <w:vAlign w:val="top"/>
-          </w:tcPr>
-          <w:p>
-            <w:pPr>
-              <w:spacing w:before="0" w:after="0" w:line="278"/>
-              <w:ind w:right="314" w:left="0" w:firstLine="0"/>
-              <w:jc w:val="left"/>
-              <w:rPr>
-                <w:color w:val="auto"/>
-                <w:spacing w:val="0"/>
-                <w:position w:val="0"/>
-                <w:shd w:fill="auto" w:val="clear"/>
-              </w:rPr>
-            </w:pPr>
-            <w:r>
-              <w:rPr>
-                <w:rFonts w:ascii="Open Sans" w:hAnsi="Open Sans" w:cs="Open Sans" w:eastAsia="Open Sans"/>
-                <w:color w:val="auto"/>
-                <w:spacing w:val="0"/>
-                <w:position w:val="0"/>
-                <w:sz w:val="20"/>
-                <w:shd w:fill="auto" w:val="clear"/>
-              </w:rPr>
-              <w:t xml:space="preserve">{Bonus2Price}</w:t>
-            </w:r>
-          </w:p>
-        </w:tc>
-        <w:tc>
-          <w:tcPr>
-            <w:tcW w:w="1710" w:type="dxa"/>
-            <w:tcBorders>
-              <w:top w:val="single" w:color="ffffff" w:sz="8"/>
-              <w:left w:val="single" w:color="ffffff" w:sz="8"/>
-              <w:bottom w:val="single" w:color="ffffff" w:sz="8"/>
-              <w:right w:val="single" w:color="ffffff" w:sz="8"/>
-            </w:tcBorders>
-            <w:shd w:color="000000" w:fill="ffffff" w:val="clear"/>
-            <w:tcMar>
-              <w:left w:w="56" w:type="dxa"/>
-              <w:right w:w="56" w:type="dxa"/>
-            </w:tcMar>
-            <w:vAlign w:val="top"/>
-          </w:tcPr>
-          <w:p>
-            <w:pPr>
-              <w:spacing w:before="0" w:after="0" w:line="278"/>
-              <w:ind w:right="314" w:left="0" w:firstLine="0"/>
-              <w:jc w:val="left"/>
-              <w:rPr>
-                <w:color w:val="auto"/>
-                <w:spacing w:val="0"/>
-                <w:position w:val="0"/>
-                <w:shd w:fill="auto" w:val="clear"/>
               </w:rPr>
             </w:pPr>
             <w:r>
@@ -2891,7 +2823,6 @@
               <w:rPr>
                 <w:spacing w:val="0"/>
                 <w:position w:val="0"/>
-                <w:shd w:fill="auto" w:val="clear"/>
               </w:rPr>
             </w:pPr>
             <w:r>
@@ -2997,7 +2928,6 @@
                 <w:spacing w:val="0"/>
                 <w:position w:val="0"/>
                 <w:sz w:val="22"/>
-                <w:shd w:fill="auto" w:val="clear"/>
               </w:rPr>
             </w:pPr>
             <w:r>
@@ -3043,7 +2973,6 @@
               <w:rPr>
                 <w:spacing w:val="0"/>
                 <w:position w:val="0"/>
-                <w:shd w:fill="auto" w:val="clear"/>
               </w:rPr>
             </w:pPr>
             <w:r>
@@ -3149,7 +3078,6 @@
                 <w:spacing w:val="0"/>
                 <w:position w:val="0"/>
                 <w:sz w:val="22"/>
-                <w:shd w:fill="auto" w:val="clear"/>
               </w:rPr>
             </w:pPr>
             <w:r>

--- a/src/templates/Angebot.docx
+++ b/src/templates/Angebot.docx
@@ -5,17 +5,77 @@
     <w:p>
       <w:pPr>
         <w:pStyle w:val="Normal"/>
-        <w:rPr/>
+        <w:bidi w:val="0"/>
+        <w:ind w:hanging="0" w:start="0" w:end="0"/>
+        <w:rPr>
+          <w:rFonts w:ascii="Open Sans" w:hAnsi="Open Sans" w:eastAsia="Open Sans" w:cs="Open Sans"/>
+          <w:sz w:val="17"/>
+          <w:szCs w:val="17"/>
+        </w:rPr>
       </w:pPr>
       <w:r>
-        <w:rPr/>
+        <w:drawing>
+          <wp:anchor behindDoc="0" distT="0" distB="0" distL="0" distR="0" simplePos="0" locked="0" layoutInCell="0" allowOverlap="1" relativeHeight="2">
+            <wp:simplePos x="0" y="0"/>
+            <wp:positionH relativeFrom="page">
+              <wp:posOffset>5273675</wp:posOffset>
+            </wp:positionH>
+            <wp:positionV relativeFrom="page">
+              <wp:posOffset>283210</wp:posOffset>
+            </wp:positionV>
+            <wp:extent cx="1540510" cy="850900"/>
+            <wp:effectExtent l="0" t="0" r="0" b="0"/>
+            <wp:wrapSquare wrapText="largest"/>
+            <wp:docPr id="1" name="Image1"/>
+            <wp:cNvGraphicFramePr>
+              <a:graphicFrameLocks xmlns:a="http://schemas.openxmlformats.org/drawingml/2006/main" noChangeAspect="1"/>
+            </wp:cNvGraphicFramePr>
+            <a:graphic xmlns:a="http://schemas.openxmlformats.org/drawingml/2006/main">
+              <a:graphicData uri="http://schemas.openxmlformats.org/drawingml/2006/picture">
+                <pic:pic xmlns:pic="http://schemas.openxmlformats.org/drawingml/2006/picture">
+                  <pic:nvPicPr>
+                    <pic:cNvPr id="1" name="Image1"/>
+                    <pic:cNvPicPr>
+                      <a:picLocks noChangeAspect="1" noChangeArrowheads="1"/>
+                    </pic:cNvPicPr>
+                  </pic:nvPicPr>
+                  <pic:blipFill>
+                    <a:blip r:embed="rId2"/>
+                    <a:stretch>
+                      <a:fillRect/>
+                    </a:stretch>
+                  </pic:blipFill>
+                  <pic:spPr bwMode="auto">
+                    <a:xfrm>
+                      <a:off x="0" y="0"/>
+                      <a:ext cx="1540510" cy="850900"/>
+                    </a:xfrm>
+                    <a:prstGeom prst="rect">
+                      <a:avLst/>
+                    </a:prstGeom>
+                    <a:noFill/>
+                  </pic:spPr>
+                </pic:pic>
+              </a:graphicData>
+            </a:graphic>
+          </wp:anchor>
+        </w:drawing>
+      </w:r>
+      <w:r>
+        <w:rPr>
+          <w:rFonts w:eastAsia="Open Sans" w:cs="Open Sans" w:ascii="Open Sans" w:hAnsi="Open Sans"/>
+          <w:color w:val="070707"/>
+          <w:sz w:val="17"/>
+          <w:szCs w:val="17"/>
+        </w:rPr>
+        <w:t>EmC2 Attila Landgrafe, Waldstraße 5, 95032 Hof</w:t>
       </w:r>
     </w:p>
     <w:tbl>
       <w:tblPr>
         <w:tblW w:w="5000" w:type="pct"/>
         <w:jc w:val="start"/>
-        <w:tblInd w:w="0" w:type="dxa"/>
+        <w:tblInd w:w="55" w:type="dxa"/>
         <w:tblLayout w:type="fixed"/>
         <w:tblCellMar>
           <w:top w:w="55" w:type="dxa"/>
@@ -25,14 +85,15 @@
         </w:tblCellMar>
       </w:tblPr>
       <w:tblGrid>
-        <w:gridCol w:w="4679"/>
-        <w:gridCol w:w="4681"/>
+        <w:gridCol w:w="5280"/>
+        <w:gridCol w:w="2040"/>
+        <w:gridCol w:w="2040"/>
       </w:tblGrid>
       <w:tr>
         <w:trPr/>
         <w:tc>
           <w:tcPr>
-            <w:tcW w:w="4679" w:type="dxa"/>
+            <w:tcW w:w="5280" w:type="dxa"/>
             <w:tcBorders/>
           </w:tcPr>
           <w:p>
@@ -113,7 +174,140 @@
         </w:tc>
         <w:tc>
           <w:tcPr>
-            <w:tcW w:w="4681" w:type="dxa"/>
+            <w:tcW w:w="2040" w:type="dxa"/>
+            <w:tcBorders/>
+          </w:tcPr>
+          <w:p>
+            <w:pPr>
+              <w:pStyle w:val="Normal"/>
+              <w:spacing w:lineRule="auto" w:line="240" w:before="0" w:after="0"/>
+              <w:ind w:hanging="0" w:start="0" w:end="127"/>
+              <w:jc w:val="start"/>
+              <w:rPr>
+                <w:rFonts w:ascii="Open Sans" w:hAnsi="Open Sans" w:eastAsia="Open Sans" w:cs="Open Sans"/>
+                <w:b w:val="false"/>
+                <w:bCs w:val="false"/>
+                <w:color w:val="1F1F1F"/>
+                <w:spacing w:val="0"/>
+                <w:sz w:val="21"/>
+                <w:shd w:fill="auto" w:val="clear"/>
+              </w:rPr>
+            </w:pPr>
+            <w:r>
+              <w:rPr>
+                <w:rFonts w:eastAsia="Open Sans" w:cs="Open Sans" w:ascii="Open Sans" w:hAnsi="Open Sans"/>
+                <w:b w:val="false"/>
+                <w:bCs w:val="false"/>
+                <w:color w:val="1F1F1F"/>
+                <w:spacing w:val="0"/>
+                <w:sz w:val="21"/>
+                <w:shd w:fill="auto" w:val="clear"/>
+              </w:rPr>
+              <w:t>Angebotsnummer</w:t>
+            </w:r>
+          </w:p>
+          <w:p>
+            <w:pPr>
+              <w:pStyle w:val="Normal"/>
+              <w:spacing w:lineRule="auto" w:line="240" w:before="0" w:after="0"/>
+              <w:ind w:hanging="0" w:start="0" w:end="127"/>
+              <w:jc w:val="start"/>
+              <w:rPr/>
+            </w:pPr>
+            <w:r>
+              <w:rPr/>
+              <w:t>Datum</w:t>
+            </w:r>
+          </w:p>
+          <w:p>
+            <w:pPr>
+              <w:pStyle w:val="Normal"/>
+              <w:spacing w:lineRule="auto" w:line="240" w:before="0" w:after="0"/>
+              <w:ind w:hanging="0" w:start="0" w:end="127"/>
+              <w:jc w:val="start"/>
+              <w:rPr>
+                <w:rFonts w:ascii="Open Sans" w:hAnsi="Open Sans" w:eastAsia="Open Sans" w:cs="Open Sans"/>
+                <w:b w:val="false"/>
+                <w:bCs w:val="false"/>
+                <w:color w:val="1F1F1F"/>
+                <w:spacing w:val="0"/>
+                <w:sz w:val="21"/>
+                <w:shd w:fill="auto" w:val="clear"/>
+              </w:rPr>
+            </w:pPr>
+            <w:r>
+              <w:rPr>
+                <w:rFonts w:eastAsia="Open Sans" w:cs="Open Sans" w:ascii="Open Sans" w:hAnsi="Open Sans"/>
+                <w:b w:val="false"/>
+                <w:bCs w:val="false"/>
+                <w:color w:val="1F1F1F"/>
+                <w:spacing w:val="0"/>
+                <w:sz w:val="21"/>
+                <w:shd w:fill="auto" w:val="clear"/>
+              </w:rPr>
+              <w:t>Telefon</w:t>
+            </w:r>
+          </w:p>
+          <w:p>
+            <w:pPr>
+              <w:pStyle w:val="Normal"/>
+              <w:spacing w:lineRule="auto" w:line="240" w:before="0" w:after="0"/>
+              <w:ind w:hanging="0" w:start="0" w:end="127"/>
+              <w:jc w:val="start"/>
+              <w:rPr/>
+            </w:pPr>
+            <w:r>
+              <w:rPr/>
+              <w:t>E-Mail</w:t>
+            </w:r>
+          </w:p>
+          <w:p>
+            <w:pPr>
+              <w:pStyle w:val="Normal"/>
+              <w:spacing w:lineRule="auto" w:line="240" w:before="0" w:after="0"/>
+              <w:ind w:hanging="0" w:start="0" w:end="127"/>
+              <w:jc w:val="start"/>
+              <w:rPr/>
+            </w:pPr>
+            <w:r>
+              <w:rPr>
+                <w:rFonts w:eastAsia="Open Sans" w:cs="Open Sans" w:ascii="Open Sans" w:hAnsi="Open Sans"/>
+                <w:b/>
+                <w:color w:val="1F1F1F"/>
+                <w:spacing w:val="0"/>
+                <w:sz w:val="21"/>
+                <w:shd w:fill="auto" w:val="clear"/>
+              </w:rPr>
+              <w:t>Referenz</w:t>
+              <w:br/>
+            </w:r>
+            <w:r>
+              <w:rPr>
+                <w:rFonts w:eastAsia="Open Sans" w:cs="Open Sans" w:ascii="Open Sans" w:hAnsi="Open Sans"/>
+                <w:b w:val="false"/>
+                <w:bCs w:val="false"/>
+                <w:color w:val="000000"/>
+                <w:spacing w:val="0"/>
+                <w:sz w:val="22"/>
+                <w:shd w:fill="auto" w:val="clear"/>
+              </w:rPr>
+              <w:t>{</w:t>
+            </w:r>
+            <w:r>
+              <w:rPr>
+                <w:rFonts w:eastAsia="Open Sans" w:cs="Open Sans" w:ascii="Open Sans" w:hAnsi="Open Sans"/>
+                <w:color w:val="000000"/>
+                <w:spacing w:val="0"/>
+                <w:sz w:val="22"/>
+                <w:shd w:fill="auto" w:val="clear"/>
+              </w:rPr>
+              <w:t>Kundennummer}</w:t>
+            </w:r>
+          </w:p>
+        </w:tc>
+        <w:tc>
+          <w:tcPr>
+            <w:tcW w:w="2040" w:type="dxa"/>
             <w:tcBorders/>
           </w:tcPr>
           <w:p>
@@ -156,194 +350,6 @@
               </w:rPr>
               <w:t>}</w:t>
             </w:r>
-            <w:r>
-              <w:rPr>
-                <w:rFonts w:eastAsia="Open Sans" w:cs="Open Sans" w:ascii="Open Sans" w:hAnsi="Open Sans"/>
-                <w:color w:val="000000"/>
-                <w:spacing w:val="0"/>
-                <w:sz w:val="21"/>
-                <w:shd w:fill="auto" w:val="clear"/>
-              </w:rPr>
-              <w:t xml:space="preserve">        </w:t>
-            </w:r>
-            <w:r>
-              <w:rPr>
-                <w:rFonts w:eastAsia="Open Sans" w:cs="Open Sans" w:ascii="Open Sans" w:hAnsi="Open Sans"/>
-                <w:b w:val="false"/>
-                <w:bCs w:val="false"/>
-                <w:color w:val="000000"/>
-                <w:spacing w:val="0"/>
-                <w:sz w:val="22"/>
-                <w:shd w:fill="auto" w:val="clear"/>
-              </w:rPr>
-              <w:t>{</w:t>
-            </w:r>
-            <w:r>
-              <w:rPr>
-                <w:rFonts w:eastAsia="Open Sans" w:cs="Open Sans" w:ascii="Open Sans" w:hAnsi="Open Sans"/>
-                <w:color w:val="1F1F1F"/>
-                <w:spacing w:val="0"/>
-                <w:sz w:val="21"/>
-                <w:shd w:fill="auto" w:val="clear"/>
-              </w:rPr>
-              <w:t>Datum</w:t>
-            </w:r>
-            <w:r>
-              <w:rPr>
-                <w:rFonts w:eastAsia="Open Sans" w:cs="Open Sans" w:ascii="Open Sans" w:hAnsi="Open Sans"/>
-                <w:color w:val="000000"/>
-                <w:spacing w:val="0"/>
-                <w:sz w:val="22"/>
-                <w:shd w:fill="auto" w:val="clear"/>
-              </w:rPr>
-              <w:t>}</w:t>
-            </w:r>
-            <w:r>
-              <w:rPr>
-                <w:rFonts w:eastAsia="Open Sans" w:cs="Open Sans" w:ascii="Open Sans" w:hAnsi="Open Sans"/>
-                <w:color w:val="000000"/>
-                <w:spacing w:val="0"/>
-                <w:sz w:val="21"/>
-                <w:shd w:fill="auto" w:val="clear"/>
-              </w:rPr>
-              <w:t xml:space="preserve">        </w:t>
-            </w:r>
-          </w:p>
-          <w:p>
-            <w:pPr>
-              <w:pStyle w:val="Normal"/>
-              <w:spacing w:lineRule="auto" w:line="240" w:before="0" w:after="0"/>
-              <w:ind w:hanging="0" w:start="0" w:end="127"/>
-              <w:jc w:val="end"/>
-              <w:rPr>
-                <w:rFonts w:ascii="Open Sans" w:hAnsi="Open Sans" w:eastAsia="Open Sans" w:cs="Open Sans"/>
-                <w:color w:val="1F1F1F"/>
-                <w:spacing w:val="0"/>
-                <w:sz w:val="21"/>
-                <w:shd w:fill="auto" w:val="clear"/>
-              </w:rPr>
-            </w:pPr>
-            <w:r>
-              <w:rPr>
-                <w:rFonts w:eastAsia="Open Sans" w:cs="Open Sans" w:ascii="Open Sans" w:hAnsi="Open Sans"/>
-                <w:b w:val="false"/>
-                <w:bCs w:val="false"/>
-                <w:color w:val="000000"/>
-                <w:spacing w:val="0"/>
-                <w:sz w:val="22"/>
-                <w:shd w:fill="auto" w:val="clear"/>
-              </w:rPr>
-              <w:t>{</w:t>
-            </w:r>
-            <w:r>
-              <w:rPr>
-                <w:rFonts w:eastAsia="Open Sans" w:cs="Open Sans" w:ascii="Open Sans" w:hAnsi="Open Sans"/>
-                <w:color w:val="1F1F1F"/>
-                <w:spacing w:val="0"/>
-                <w:sz w:val="21"/>
-                <w:shd w:fill="auto" w:val="clear"/>
-              </w:rPr>
-              <w:t>Ansprechpartner</w:t>
-            </w:r>
-            <w:r>
-              <w:rPr>
-                <w:rFonts w:eastAsia="Open Sans" w:cs="Open Sans" w:ascii="Open Sans" w:hAnsi="Open Sans"/>
-                <w:color w:val="000000"/>
-                <w:spacing w:val="0"/>
-                <w:sz w:val="22"/>
-                <w:shd w:fill="auto" w:val="clear"/>
-              </w:rPr>
-              <w:t>}</w:t>
-            </w:r>
-          </w:p>
-          <w:p>
-            <w:pPr>
-              <w:pStyle w:val="Normal"/>
-              <w:spacing w:lineRule="auto" w:line="240" w:before="0" w:after="0"/>
-              <w:ind w:hanging="0" w:start="0" w:end="127"/>
-              <w:jc w:val="end"/>
-              <w:rPr>
-                <w:rFonts w:ascii="Open Sans" w:hAnsi="Open Sans" w:eastAsia="Open Sans" w:cs="Open Sans"/>
-                <w:color w:val="1F1F1F"/>
-                <w:spacing w:val="0"/>
-                <w:sz w:val="21"/>
-                <w:shd w:fill="auto" w:val="clear"/>
-              </w:rPr>
-            </w:pPr>
-            <w:r>
-              <w:rPr>
-                <w:rFonts w:eastAsia="Open Sans" w:cs="Open Sans" w:ascii="Open Sans" w:hAnsi="Open Sans"/>
-                <w:b w:val="false"/>
-                <w:bCs w:val="false"/>
-                <w:color w:val="000000"/>
-                <w:spacing w:val="0"/>
-                <w:sz w:val="22"/>
-                <w:shd w:fill="auto" w:val="clear"/>
-              </w:rPr>
-              <w:t>{</w:t>
-            </w:r>
-            <w:r>
-              <w:rPr>
-                <w:rFonts w:eastAsia="Open Sans" w:cs="Open Sans" w:ascii="Open Sans" w:hAnsi="Open Sans"/>
-                <w:color w:val="1F1F1F"/>
-                <w:spacing w:val="0"/>
-                <w:sz w:val="21"/>
-                <w:shd w:fill="auto" w:val="clear"/>
-              </w:rPr>
-              <w:t>Telefon</w:t>
-            </w:r>
-            <w:r>
-              <w:rPr>
-                <w:rFonts w:eastAsia="Open Sans" w:cs="Open Sans" w:ascii="Open Sans" w:hAnsi="Open Sans"/>
-                <w:color w:val="000000"/>
-                <w:spacing w:val="0"/>
-                <w:sz w:val="22"/>
-                <w:shd w:fill="auto" w:val="clear"/>
-              </w:rPr>
-              <w:t>}</w:t>
-            </w:r>
-            <w:r>
-              <w:rPr>
-                <w:rFonts w:eastAsia="Open Sans" w:cs="Open Sans" w:ascii="Open Sans" w:hAnsi="Open Sans"/>
-                <w:color w:val="1F1F1F"/>
-                <w:spacing w:val="0"/>
-                <w:sz w:val="21"/>
-                <w:shd w:fill="auto" w:val="clear"/>
-              </w:rPr>
-              <w:br/>
-            </w:r>
-            <w:r>
-              <w:rPr>
-                <w:rFonts w:eastAsia="Open Sans" w:cs="Open Sans" w:ascii="Open Sans" w:hAnsi="Open Sans"/>
-                <w:b w:val="false"/>
-                <w:bCs w:val="false"/>
-                <w:color w:val="000000"/>
-                <w:spacing w:val="0"/>
-                <w:sz w:val="22"/>
-                <w:shd w:fill="auto" w:val="clear"/>
-              </w:rPr>
-              <w:t>{</w:t>
-            </w:r>
-            <w:r>
-              <w:rPr>
-                <w:rFonts w:eastAsia="Open Sans" w:cs="Open Sans" w:ascii="Open Sans" w:hAnsi="Open Sans"/>
-                <w:color w:val="1F1F1F"/>
-                <w:spacing w:val="0"/>
-                <w:sz w:val="21"/>
-                <w:shd w:fill="auto" w:val="clear"/>
-              </w:rPr>
-              <w:t>E-Mail</w:t>
-            </w:r>
-            <w:r>
-              <w:rPr>
-                <w:rFonts w:eastAsia="Open Sans" w:cs="Open Sans" w:ascii="Open Sans" w:hAnsi="Open Sans"/>
-                <w:color w:val="000000"/>
-                <w:spacing w:val="0"/>
-                <w:sz w:val="22"/>
-                <w:shd w:fill="auto" w:val="clear"/>
-              </w:rPr>
-              <w:t>}</w:t>
-            </w:r>
           </w:p>
           <w:p>
             <w:pPr>
@@ -356,46 +362,12 @@
             <w:r>
               <w:rPr>
                 <w:rFonts w:eastAsia="Open Sans" w:cs="Open Sans" w:ascii="Open Sans" w:hAnsi="Open Sans"/>
-                <w:b/>
-                <w:color w:val="000000"/>
-                <w:spacing w:val="0"/>
-                <w:sz w:val="22"/>
-                <w:shd w:fill="auto" w:val="clear"/>
-              </w:rPr>
-              <w:t>{</w:t>
-            </w:r>
-            <w:r>
-              <w:rPr>
-                <w:rFonts w:eastAsia="Open Sans" w:cs="Open Sans" w:ascii="Open Sans" w:hAnsi="Open Sans"/>
-                <w:b/>
-                <w:color w:val="1F1F1F"/>
+                <w:color w:val="000000"/>
                 <w:spacing w:val="0"/>
                 <w:sz w:val="21"/>
                 <w:shd w:fill="auto" w:val="clear"/>
               </w:rPr>
-              <w:t>Referenz</w:t>
-            </w:r>
-            <w:r>
-              <w:rPr>
-                <w:rFonts w:eastAsia="Open Sans" w:cs="Open Sans" w:ascii="Open Sans" w:hAnsi="Open Sans"/>
-                <w:b/>
-                <w:color w:val="000000"/>
-                <w:spacing w:val="0"/>
-                <w:sz w:val="22"/>
-                <w:shd w:fill="auto" w:val="clear"/>
-              </w:rPr>
-              <w:t>}</w:t>
-            </w:r>
-            <w:r>
-              <w:rPr>
-                <w:rFonts w:eastAsia="Open Sans" w:cs="Open Sans" w:ascii="Open Sans" w:hAnsi="Open Sans"/>
-                <w:b/>
-                <w:color w:val="1F1F1F"/>
-                <w:spacing w:val="0"/>
-                <w:sz w:val="21"/>
-                <w:shd w:fill="auto" w:val="clear"/>
-              </w:rPr>
-              <w:br/>
+              <w:t xml:space="preserve">        </w:t>
             </w:r>
             <w:r>
               <w:rPr>
@@ -412,12 +384,157 @@
             <w:r>
               <w:rPr>
                 <w:rFonts w:eastAsia="Open Sans" w:cs="Open Sans" w:ascii="Open Sans" w:hAnsi="Open Sans"/>
-                <w:color w:val="000000"/>
-                <w:spacing w:val="0"/>
-                <w:sz w:val="22"/>
-                <w:shd w:fill="auto" w:val="clear"/>
-              </w:rPr>
-              <w:t>Kundennummer}</w:t>
+                <w:color w:val="1F1F1F"/>
+                <w:spacing w:val="0"/>
+                <w:sz w:val="21"/>
+                <w:shd w:fill="auto" w:val="clear"/>
+              </w:rPr>
+              <w:t>Datum</w:t>
+            </w:r>
+            <w:r>
+              <w:rPr>
+                <w:rFonts w:eastAsia="Open Sans" w:cs="Open Sans" w:ascii="Open Sans" w:hAnsi="Open Sans"/>
+                <w:color w:val="000000"/>
+                <w:spacing w:val="0"/>
+                <w:sz w:val="22"/>
+                <w:shd w:fill="auto" w:val="clear"/>
+              </w:rPr>
+              <w:t>}</w:t>
+            </w:r>
+            <w:r>
+              <w:rPr>
+                <w:rFonts w:eastAsia="Open Sans" w:cs="Open Sans" w:ascii="Open Sans" w:hAnsi="Open Sans"/>
+                <w:color w:val="000000"/>
+                <w:spacing w:val="0"/>
+                <w:sz w:val="21"/>
+                <w:shd w:fill="auto" w:val="clear"/>
+              </w:rPr>
+              <w:t xml:space="preserve">        </w:t>
+            </w:r>
+          </w:p>
+          <w:p>
+            <w:pPr>
+              <w:pStyle w:val="Normal"/>
+              <w:spacing w:lineRule="auto" w:line="240" w:before="0" w:after="0"/>
+              <w:ind w:hanging="0" w:start="0" w:end="127"/>
+              <w:jc w:val="end"/>
+              <w:rPr/>
+            </w:pPr>
+            <w:r>
+              <w:rPr>
+                <w:rFonts w:eastAsia="Open Sans" w:cs="Open Sans" w:ascii="Open Sans" w:hAnsi="Open Sans"/>
+                <w:b w:val="false"/>
+                <w:bCs w:val="false"/>
+                <w:color w:val="000000"/>
+                <w:spacing w:val="0"/>
+                <w:sz w:val="22"/>
+                <w:shd w:fill="auto" w:val="clear"/>
+              </w:rPr>
+              <w:t>{</w:t>
+            </w:r>
+            <w:r>
+              <w:rPr>
+                <w:rFonts w:eastAsia="Open Sans" w:cs="Open Sans" w:ascii="Open Sans" w:hAnsi="Open Sans"/>
+                <w:color w:val="1F1F1F"/>
+                <w:spacing w:val="0"/>
+                <w:sz w:val="21"/>
+                <w:shd w:fill="auto" w:val="clear"/>
+              </w:rPr>
+              <w:t>Ansprechpartner</w:t>
+            </w:r>
+            <w:r>
+              <w:rPr>
+                <w:rFonts w:eastAsia="Open Sans" w:cs="Open Sans" w:ascii="Open Sans" w:hAnsi="Open Sans"/>
+                <w:color w:val="000000"/>
+                <w:spacing w:val="0"/>
+                <w:sz w:val="22"/>
+                <w:shd w:fill="auto" w:val="clear"/>
+              </w:rPr>
+              <w:t>}</w:t>
+            </w:r>
+          </w:p>
+          <w:p>
+            <w:pPr>
+              <w:pStyle w:val="Normal"/>
+              <w:spacing w:lineRule="auto" w:line="240" w:before="0" w:after="0"/>
+              <w:ind w:hanging="0" w:start="0" w:end="127"/>
+              <w:jc w:val="end"/>
+              <w:rPr/>
+            </w:pPr>
+            <w:r>
+              <w:rPr>
+                <w:rFonts w:eastAsia="Open Sans" w:cs="Open Sans" w:ascii="Open Sans" w:hAnsi="Open Sans"/>
+                <w:b w:val="false"/>
+                <w:bCs w:val="false"/>
+                <w:color w:val="000000"/>
+                <w:spacing w:val="0"/>
+                <w:sz w:val="22"/>
+                <w:shd w:fill="auto" w:val="clear"/>
+              </w:rPr>
+              <w:t>{</w:t>
+            </w:r>
+            <w:r>
+              <w:rPr>
+                <w:rFonts w:eastAsia="Open Sans" w:cs="Open Sans" w:ascii="Open Sans" w:hAnsi="Open Sans"/>
+                <w:color w:val="1F1F1F"/>
+                <w:spacing w:val="0"/>
+                <w:sz w:val="21"/>
+                <w:shd w:fill="auto" w:val="clear"/>
+              </w:rPr>
+              <w:t>Telefon</w:t>
+            </w:r>
+            <w:r>
+              <w:rPr>
+                <w:rFonts w:eastAsia="Open Sans" w:cs="Open Sans" w:ascii="Open Sans" w:hAnsi="Open Sans"/>
+                <w:color w:val="000000"/>
+                <w:spacing w:val="0"/>
+                <w:sz w:val="22"/>
+                <w:shd w:fill="auto" w:val="clear"/>
+              </w:rPr>
+              <w:t>}</w:t>
+            </w:r>
+            <w:r>
+              <w:rPr>
+                <w:rFonts w:eastAsia="Open Sans" w:cs="Open Sans" w:ascii="Open Sans" w:hAnsi="Open Sans"/>
+                <w:color w:val="1F1F1F"/>
+                <w:spacing w:val="0"/>
+                <w:sz w:val="21"/>
+                <w:shd w:fill="auto" w:val="clear"/>
+              </w:rPr>
+              <w:br/>
+            </w:r>
+            <w:r>
+              <w:rPr>
+                <w:rFonts w:eastAsia="Open Sans" w:cs="Open Sans" w:ascii="Open Sans" w:hAnsi="Open Sans"/>
+                <w:b w:val="false"/>
+                <w:bCs w:val="false"/>
+                <w:color w:val="000000"/>
+                <w:spacing w:val="0"/>
+                <w:sz w:val="22"/>
+                <w:shd w:fill="auto" w:val="clear"/>
+              </w:rPr>
+              <w:t>{</w:t>
+            </w:r>
+            <w:r>
+              <w:rPr>
+                <w:rFonts w:eastAsia="Open Sans" w:cs="Open Sans" w:ascii="Open Sans" w:hAnsi="Open Sans"/>
+                <w:color w:val="1F1F1F"/>
+                <w:spacing w:val="0"/>
+                <w:sz w:val="21"/>
+                <w:shd w:fill="auto" w:val="clear"/>
+              </w:rPr>
+              <w:t>E-Mail</w:t>
+            </w:r>
+            <w:r>
+              <w:rPr>
+                <w:rFonts w:eastAsia="Open Sans" w:cs="Open Sans" w:ascii="Open Sans" w:hAnsi="Open Sans"/>
+                <w:color w:val="000000"/>
+                <w:spacing w:val="0"/>
+                <w:sz w:val="22"/>
+                <w:shd w:fill="auto" w:val="clear"/>
+              </w:rPr>
+              <w:t>}</w:t>
+              <w:br/>
             </w:r>
           </w:p>
         </w:tc>
@@ -438,7 +555,13 @@
         </w:rPr>
       </w:pPr>
       <w:r>
-        <w:rPr/>
+        <w:rPr>
+          <w:rFonts w:eastAsia="Open Sans" w:cs="Open Sans" w:ascii="Open Sans" w:hAnsi="Open Sans"/>
+          <w:color w:val="000000"/>
+          <w:spacing w:val="0"/>
+          <w:sz w:val="17"/>
+          <w:shd w:fill="auto" w:val="clear"/>
+        </w:rPr>
       </w:r>
     </w:p>
     <w:p>
@@ -450,120 +573,6 @@
         <w:rPr>
           <w:rFonts w:ascii="Open Sans" w:hAnsi="Open Sans" w:eastAsia="Open Sans" w:cs="Open Sans"/>
           <w:color w:val="1F1F1F"/>
-          <w:spacing w:val="0"/>
-          <w:sz w:val="22"/>
-          <w:shd w:fill="auto" w:val="clear"/>
-        </w:rPr>
-      </w:pPr>
-      <w:r>
-        <w:rPr/>
-      </w:r>
-    </w:p>
-    <w:p>
-      <w:pPr>
-        <w:pStyle w:val="Normal"/>
-        <w:spacing w:lineRule="auto" w:line="240" w:before="14" w:after="0"/>
-        <w:ind w:hanging="0" w:start="0" w:end="112"/>
-        <w:jc w:val="end"/>
-        <w:rPr>
-          <w:rFonts w:ascii="Open Sans" w:hAnsi="Open Sans" w:eastAsia="Open Sans" w:cs="Open Sans"/>
-          <w:color w:val="1F1F1F"/>
-          <w:spacing w:val="0"/>
-          <w:sz w:val="21"/>
-          <w:shd w:fill="auto" w:val="clear"/>
-        </w:rPr>
-      </w:pPr>
-      <w:r>
-        <w:rPr>
-          <w:rFonts w:eastAsia="Open Sans" w:cs="Open Sans" w:ascii="Open Sans" w:hAnsi="Open Sans"/>
-          <w:color w:val="1F1F1F"/>
-          <w:spacing w:val="0"/>
-          <w:sz w:val="21"/>
-          <w:shd w:fill="auto" w:val="clear"/>
-        </w:rPr>
-      </w:r>
-    </w:p>
-    <w:p>
-      <w:pPr>
-        <w:pStyle w:val="Normal"/>
-        <w:spacing w:lineRule="auto" w:line="240" w:before="14" w:after="0"/>
-        <w:ind w:hanging="0" w:start="0" w:end="112"/>
-        <w:jc w:val="end"/>
-        <w:rPr>
-          <w:rFonts w:ascii="Open Sans" w:hAnsi="Open Sans" w:eastAsia="Open Sans" w:cs="Open Sans"/>
-          <w:color w:val="1F1F1F"/>
-          <w:spacing w:val="0"/>
-          <w:sz w:val="21"/>
-          <w:shd w:fill="auto" w:val="clear"/>
-        </w:rPr>
-      </w:pPr>
-      <w:r>
-        <w:rPr>
-          <w:rFonts w:eastAsia="Open Sans" w:cs="Open Sans" w:ascii="Open Sans" w:hAnsi="Open Sans"/>
-          <w:color w:val="1F1F1F"/>
-          <w:spacing w:val="0"/>
-          <w:sz w:val="21"/>
-          <w:shd w:fill="auto" w:val="clear"/>
-        </w:rPr>
-      </w:r>
-    </w:p>
-    <w:p>
-      <w:pPr>
-        <w:pStyle w:val="Normal"/>
-        <w:spacing w:lineRule="auto" w:line="240" w:before="0" w:after="0"/>
-        <w:ind w:hanging="0" w:start="0" w:end="0"/>
-        <w:jc w:val="start"/>
-        <w:rPr>
-          <w:rFonts w:ascii="Open Sans" w:hAnsi="Open Sans" w:eastAsia="Open Sans" w:cs="Open Sans"/>
-          <w:color w:val="000000"/>
-          <w:spacing w:val="0"/>
-          <w:sz w:val="22"/>
-          <w:shd w:fill="auto" w:val="clear"/>
-        </w:rPr>
-      </w:pPr>
-      <w:r>
-        <w:rPr>
-          <w:rFonts w:eastAsia="Open Sans" w:cs="Open Sans" w:ascii="Open Sans" w:hAnsi="Open Sans"/>
-          <w:color w:val="000000"/>
-          <w:spacing w:val="0"/>
-          <w:sz w:val="22"/>
-          <w:shd w:fill="auto" w:val="clear"/>
-        </w:rPr>
-      </w:r>
-    </w:p>
-    <w:p>
-      <w:pPr>
-        <w:pStyle w:val="Normal"/>
-        <w:spacing w:lineRule="auto" w:line="240" w:before="0" w:after="0"/>
-        <w:ind w:hanging="0" w:start="0" w:end="0"/>
-        <w:jc w:val="start"/>
-        <w:rPr>
-          <w:rFonts w:ascii="Open Sans" w:hAnsi="Open Sans" w:eastAsia="Open Sans" w:cs="Open Sans"/>
-          <w:color w:val="000000"/>
-          <w:spacing w:val="0"/>
-          <w:sz w:val="22"/>
-          <w:shd w:fill="auto" w:val="clear"/>
-        </w:rPr>
-      </w:pPr>
-      <w:r>
-        <w:rPr>
-          <w:rFonts w:eastAsia="Open Sans" w:cs="Open Sans" w:ascii="Open Sans" w:hAnsi="Open Sans"/>
-          <w:color w:val="000000"/>
-          <w:spacing w:val="0"/>
-          <w:sz w:val="22"/>
-          <w:shd w:fill="auto" w:val="clear"/>
-        </w:rPr>
-      </w:r>
-    </w:p>
-    <w:p>
-      <w:pPr>
-        <w:pStyle w:val="Normal"/>
-        <w:spacing w:lineRule="auto" w:line="240" w:before="0" w:after="0"/>
-        <w:ind w:hanging="0" w:start="0" w:end="0"/>
-        <w:jc w:val="start"/>
-        <w:rPr>
-          <w:rFonts w:ascii="Open Sans" w:hAnsi="Open Sans" w:eastAsia="Open Sans" w:cs="Open Sans"/>
-          <w:color w:val="000000"/>
           <w:spacing w:val="0"/>
           <w:sz w:val="22"/>
           <w:shd w:fill="auto" w:val="clear"/>
@@ -713,20 +722,20 @@
       <w:tblPr>
         <w:tblW w:w="9780" w:type="dxa"/>
         <w:jc w:val="start"/>
-        <w:tblInd w:w="0" w:type="dxa"/>
+        <w:tblInd w:w="20" w:type="dxa"/>
         <w:tblLayout w:type="fixed"/>
         <w:tblCellMar>
           <w:top w:w="0" w:type="dxa"/>
-          <w:start w:w="0" w:type="dxa"/>
+          <w:start w:w="10" w:type="dxa"/>
           <w:bottom w:w="0" w:type="dxa"/>
-          <w:end w:w="0" w:type="dxa"/>
+          <w:end w:w="10" w:type="dxa"/>
         </w:tblCellMar>
       </w:tblPr>
       <w:tblGrid>
         <w:gridCol w:w="660"/>
-        <w:gridCol w:w="899"/>
+        <w:gridCol w:w="898"/>
         <w:gridCol w:w="4100"/>
-        <w:gridCol w:w="2411"/>
+        <w:gridCol w:w="2412"/>
         <w:gridCol w:w="1710"/>
       </w:tblGrid>
       <w:tr>
@@ -770,7 +779,7 @@
         </w:tc>
         <w:tc>
           <w:tcPr>
-            <w:tcW w:w="899" w:type="dxa"/>
+            <w:tcW w:w="898" w:type="dxa"/>
             <w:tcBorders>
               <w:top w:val="single" w:sz="8" w:space="0" w:color="CCCCCC"/>
               <w:start w:val="single" w:sz="8" w:space="0" w:color="CCCCCC"/>
@@ -841,7 +850,7 @@
         </w:tc>
         <w:tc>
           <w:tcPr>
-            <w:tcW w:w="2411" w:type="dxa"/>
+            <w:tcW w:w="2412" w:type="dxa"/>
             <w:tcBorders>
               <w:top w:val="single" w:sz="8" w:space="0" w:color="CCCCCC"/>
               <w:start w:val="single" w:sz="8" w:space="0" w:color="CCCCCC"/>
@@ -957,7 +966,7 @@
         </w:tc>
         <w:tc>
           <w:tcPr>
-            <w:tcW w:w="899" w:type="dxa"/>
+            <w:tcW w:w="898" w:type="dxa"/>
             <w:tcBorders>
               <w:top w:val="single" w:sz="8" w:space="0" w:color="FFFFFF"/>
               <w:start w:val="single" w:sz="8" w:space="0" w:color="FFFFFF"/>
@@ -1035,7 +1044,7 @@
         </w:tc>
         <w:tc>
           <w:tcPr>
-            <w:tcW w:w="2411" w:type="dxa"/>
+            <w:tcW w:w="2412" w:type="dxa"/>
             <w:tcBorders>
               <w:top w:val="single" w:sz="8" w:space="0" w:color="FFFFFF"/>
               <w:start w:val="single" w:sz="8" w:space="0" w:color="FFFFFF"/>
@@ -1158,7 +1167,7 @@
         </w:tc>
         <w:tc>
           <w:tcPr>
-            <w:tcW w:w="899" w:type="dxa"/>
+            <w:tcW w:w="898" w:type="dxa"/>
             <w:tcBorders>
               <w:top w:val="single" w:sz="8" w:space="0" w:color="FFFFFF"/>
               <w:start w:val="single" w:sz="8" w:space="0" w:color="FFFFFF"/>
@@ -1237,7 +1246,7 @@
         </w:tc>
         <w:tc>
           <w:tcPr>
-            <w:tcW w:w="2411" w:type="dxa"/>
+            <w:tcW w:w="2412" w:type="dxa"/>
             <w:tcBorders>
               <w:top w:val="single" w:sz="8" w:space="0" w:color="FFFFFF"/>
               <w:start w:val="single" w:sz="8" w:space="0" w:color="FFFFFF"/>
@@ -1363,7 +1372,7 @@
         </w:tc>
         <w:tc>
           <w:tcPr>
-            <w:tcW w:w="899" w:type="dxa"/>
+            <w:tcW w:w="898" w:type="dxa"/>
             <w:tcBorders>
               <w:top w:val="single" w:sz="8" w:space="0" w:color="FFFFFF"/>
               <w:start w:val="single" w:sz="8" w:space="0" w:color="FFFFFF"/>
@@ -1492,7 +1501,7 @@
         </w:tc>
         <w:tc>
           <w:tcPr>
-            <w:tcW w:w="2411" w:type="dxa"/>
+            <w:tcW w:w="2412" w:type="dxa"/>
             <w:tcBorders>
               <w:top w:val="single" w:sz="8" w:space="0" w:color="FFFFFF"/>
               <w:start w:val="single" w:sz="8" w:space="0" w:color="FFFFFF"/>
@@ -1606,19 +1615,19 @@
       <w:tblPr>
         <w:tblW w:w="9780" w:type="dxa"/>
         <w:jc w:val="start"/>
-        <w:tblInd w:w="0" w:type="dxa"/>
+        <w:tblInd w:w="20" w:type="dxa"/>
         <w:tblLayout w:type="fixed"/>
         <w:tblCellMar>
           <w:top w:w="0" w:type="dxa"/>
-          <w:start w:w="0" w:type="dxa"/>
+          <w:start w:w="10" w:type="dxa"/>
           <w:bottom w:w="0" w:type="dxa"/>
-          <w:end w:w="0" w:type="dxa"/>
+          <w:end w:w="10" w:type="dxa"/>
         </w:tblCellMar>
       </w:tblPr>
       <w:tblGrid>
         <w:gridCol w:w="660"/>
-        <w:gridCol w:w="1034"/>
-        <w:gridCol w:w="4108"/>
+        <w:gridCol w:w="1033"/>
+        <w:gridCol w:w="4109"/>
         <w:gridCol w:w="2268"/>
         <w:gridCol w:w="1710"/>
       </w:tblGrid>
@@ -1662,7 +1671,7 @@
         </w:tc>
         <w:tc>
           <w:tcPr>
-            <w:tcW w:w="1034" w:type="dxa"/>
+            <w:tcW w:w="1033" w:type="dxa"/>
             <w:tcBorders>
               <w:top w:val="single" w:sz="8" w:space="0" w:color="CCCCCC"/>
               <w:start w:val="single" w:sz="8" w:space="0" w:color="CCCCCC"/>
@@ -1696,7 +1705,7 @@
         </w:tc>
         <w:tc>
           <w:tcPr>
-            <w:tcW w:w="4108" w:type="dxa"/>
+            <w:tcW w:w="4109" w:type="dxa"/>
             <w:tcBorders>
               <w:top w:val="single" w:sz="8" w:space="0" w:color="CCCCCC"/>
               <w:start w:val="single" w:sz="8" w:space="0" w:color="CCCCCC"/>
@@ -1845,7 +1854,7 @@
         </w:tc>
         <w:tc>
           <w:tcPr>
-            <w:tcW w:w="1034" w:type="dxa"/>
+            <w:tcW w:w="1033" w:type="dxa"/>
             <w:tcBorders>
               <w:top w:val="single" w:sz="8" w:space="0" w:color="FFFFFF"/>
               <w:start w:val="single" w:sz="8" w:space="0" w:color="FFFFFF"/>
@@ -1883,7 +1892,7 @@
         </w:tc>
         <w:tc>
           <w:tcPr>
-            <w:tcW w:w="4108" w:type="dxa"/>
+            <w:tcW w:w="4109" w:type="dxa"/>
             <w:tcBorders>
               <w:top w:val="single" w:sz="8" w:space="0" w:color="FFFFFF"/>
               <w:start w:val="single" w:sz="8" w:space="0" w:color="FFFFFF"/>
@@ -2047,7 +2056,7 @@
         </w:tc>
         <w:tc>
           <w:tcPr>
-            <w:tcW w:w="1034" w:type="dxa"/>
+            <w:tcW w:w="1033" w:type="dxa"/>
             <w:tcBorders>
               <w:top w:val="single" w:sz="8" w:space="0" w:color="FFFFFF"/>
               <w:start w:val="single" w:sz="8" w:space="0" w:color="FFFFFF"/>
@@ -2087,7 +2096,7 @@
         </w:tc>
         <w:tc>
           <w:tcPr>
-            <w:tcW w:w="4108" w:type="dxa"/>
+            <w:tcW w:w="4109" w:type="dxa"/>
             <w:tcBorders>
               <w:top w:val="single" w:sz="8" w:space="0" w:color="FFFFFF"/>
               <w:start w:val="single" w:sz="8" w:space="0" w:color="FFFFFF"/>
@@ -2252,7 +2261,7 @@
         </w:tc>
         <w:tc>
           <w:tcPr>
-            <w:tcW w:w="1034" w:type="dxa"/>
+            <w:tcW w:w="1033" w:type="dxa"/>
             <w:tcBorders>
               <w:top w:val="single" w:sz="8" w:space="0" w:color="FFFFFF"/>
               <w:start w:val="single" w:sz="8" w:space="0" w:color="FFFFFF"/>
@@ -2292,7 +2301,7 @@
         </w:tc>
         <w:tc>
           <w:tcPr>
-            <w:tcW w:w="4108" w:type="dxa"/>
+            <w:tcW w:w="4109" w:type="dxa"/>
             <w:tcBorders>
               <w:top w:val="single" w:sz="8" w:space="0" w:color="FFFFFF"/>
               <w:start w:val="single" w:sz="8" w:space="0" w:color="FFFFFF"/>
@@ -2506,7 +2515,7 @@
         </w:tc>
         <w:tc>
           <w:tcPr>
-            <w:tcW w:w="1034" w:type="dxa"/>
+            <w:tcW w:w="1033" w:type="dxa"/>
             <w:tcBorders>
               <w:top w:val="single" w:sz="8" w:space="0" w:color="FFFFFF"/>
               <w:start w:val="single" w:sz="8" w:space="0" w:color="FFFFFF"/>
@@ -2545,7 +2554,7 @@
         </w:tc>
         <w:tc>
           <w:tcPr>
-            <w:tcW w:w="4108" w:type="dxa"/>
+            <w:tcW w:w="4109" w:type="dxa"/>
             <w:tcBorders>
               <w:top w:val="single" w:sz="8" w:space="0" w:color="FFFFFF"/>
               <w:start w:val="single" w:sz="8" w:space="0" w:color="FFFFFF"/>
@@ -2722,20 +2731,20 @@
       <w:tblPr>
         <w:tblW w:w="9660" w:type="dxa"/>
         <w:jc w:val="start"/>
-        <w:tblInd w:w="0" w:type="dxa"/>
+        <w:tblInd w:w="20" w:type="dxa"/>
         <w:tblLayout w:type="fixed"/>
         <w:tblCellMar>
           <w:top w:w="0" w:type="dxa"/>
-          <w:start w:w="0" w:type="dxa"/>
+          <w:start w:w="10" w:type="dxa"/>
           <w:bottom w:w="0" w:type="dxa"/>
-          <w:end w:w="0" w:type="dxa"/>
+          <w:end w:w="10" w:type="dxa"/>
         </w:tblCellMar>
       </w:tblPr>
       <w:tblGrid>
         <w:gridCol w:w="3915"/>
         <w:gridCol w:w="915"/>
-        <w:gridCol w:w="2105"/>
-        <w:gridCol w:w="2725"/>
+        <w:gridCol w:w="2104"/>
+        <w:gridCol w:w="2726"/>
       </w:tblGrid>
       <w:tr>
         <w:trPr>
@@ -2826,7 +2835,7 @@
         </w:tc>
         <w:tc>
           <w:tcPr>
-            <w:tcW w:w="2105" w:type="dxa"/>
+            <w:tcW w:w="2104" w:type="dxa"/>
             <w:tcBorders>
               <w:top w:val="single" w:sz="8" w:space="0" w:color="FFFFFF"/>
               <w:start w:val="single" w:sz="8" w:space="0" w:color="D9D9D9"/>
@@ -2863,7 +2872,7 @@
         </w:tc>
         <w:tc>
           <w:tcPr>
-            <w:tcW w:w="2725" w:type="dxa"/>
+            <w:tcW w:w="2726" w:type="dxa"/>
             <w:tcBorders>
               <w:top w:val="single" w:sz="8" w:space="0" w:color="FFFFFF"/>
               <w:start w:val="single" w:sz="8" w:space="0" w:color="D9D9D9"/>
@@ -2999,7 +3008,7 @@
         </w:tc>
         <w:tc>
           <w:tcPr>
-            <w:tcW w:w="2105" w:type="dxa"/>
+            <w:tcW w:w="2104" w:type="dxa"/>
             <w:tcBorders>
               <w:top w:val="single" w:sz="8" w:space="0" w:color="FFFFFF"/>
               <w:start w:val="single" w:sz="8" w:space="0" w:color="FFFFFF"/>
@@ -3036,7 +3045,7 @@
         </w:tc>
         <w:tc>
           <w:tcPr>
-            <w:tcW w:w="2725" w:type="dxa"/>
+            <w:tcW w:w="2726" w:type="dxa"/>
             <w:tcBorders>
               <w:top w:val="single" w:sz="8" w:space="0" w:color="FFFFFF"/>
               <w:start w:val="single" w:sz="8" w:space="0" w:color="FFFFFF"/>
@@ -3341,7 +3350,7 @@
         </w:rPr>
         <w:t xml:space="preserve">Bitte unterschreiben Sie bei Annahme an entsprechender Stelle und senden uns das Angebot wieder zurück - gerne auch per E-Mail an </w:t>
       </w:r>
-      <w:hyperlink r:id="rId2">
+      <w:hyperlink r:id="rId3">
         <w:r>
           <w:rPr>
             <w:rStyle w:val="Style9"/>
@@ -3732,16 +3741,31 @@
       </w:r>
     </w:p>
     <w:sectPr>
+      <w:headerReference w:type="default" r:id="rId4"/>
       <w:type w:val="nextPage"/>
       <w:pgSz w:w="12240" w:h="15840"/>
-      <w:pgMar w:left="1440" w:right="1440" w:gutter="0" w:header="0" w:top="1440" w:footer="0" w:bottom="1440"/>
+      <w:pgMar w:left="1440" w:right="1440" w:gutter="0" w:header="1440" w:top="1992" w:footer="0" w:bottom="1440"/>
       <w:pgNumType w:fmt="decimal"/>
       <w:formProt w:val="false"/>
       <w:textDirection w:val="lrTb"/>
-      <w:docGrid w:type="default" w:linePitch="100" w:charSpace="4294963199"/>
+      <w:docGrid w:type="default" w:linePitch="100" w:charSpace="0"/>
     </w:sectPr>
   </w:body>
 </w:document>
+</file>
+
+<file path=word/header1.xml><?xml version="1.0" encoding="utf-8"?>
+<w:hdr xmlns:o="urn:schemas-microsoft-com:office:office" xmlns:r="http://schemas.openxmlformats.org/officeDocument/2006/relationships" xmlns:v="urn:schemas-microsoft-com:vml" xmlns:w="http://schemas.openxmlformats.org/wordprocessingml/2006/main" xmlns:w10="urn:schemas-microsoft-com:office:word" xmlns:wp="http://schemas.openxmlformats.org/drawingml/2006/wordprocessingDrawing" xmlns:pic="http://schemas.openxmlformats.org/drawingml/2006/picture" xmlns:wps="http://schemas.microsoft.com/office/word/2010/wordprocessingShape" xmlns:wpg="http://schemas.microsoft.com/office/word/2010/wordprocessingGroup" xmlns:mc="http://schemas.openxmlformats.org/markup-compatibility/2006" xmlns:wp14="http://schemas.microsoft.com/office/word/2010/wordprocessingDrawing" xmlns:w14="http://schemas.microsoft.com/office/word/2010/wordml" xmlns:w15="http://schemas.microsoft.com/office/word/2012/wordml" mc:Ignorable="w14 wp14 w15">
+  <w:p>
+    <w:pPr>
+      <w:pStyle w:val="Header"/>
+      <w:rPr/>
+    </w:pPr>
+    <w:r>
+      <w:rPr/>
+    </w:r>
+  </w:p>
+</w:hdr>
 </file>
 
 <file path=word/styles.xml><?xml version="1.0" encoding="utf-8"?>
@@ -3767,10 +3791,11 @@
     <w:qFormat/>
     <w:pPr>
       <w:widowControl w:val="false"/>
-      <w:kinsoku w:val="true"/>
-      <w:overflowPunct w:val="true"/>
-      <w:autoSpaceDE w:val="true"/>
+      <w:suppressAutoHyphens w:val="true"/>
+      <w:overflowPunct w:val="false"/>
       <w:bidi w:val="0"/>
+      <w:spacing w:before="0" w:after="0"/>
+      <w:jc w:val="start"/>
     </w:pPr>
     <w:rPr>
       <w:rFonts w:ascii="Calibri" w:hAnsi="Calibri" w:eastAsia="NSimSun" w:cs="Lucida Sans"/>
@@ -3787,6 +3812,11 @@
       <w:color w:val="000080"/>
       <w:u w:val="single"/>
     </w:rPr>
+  </w:style>
+  <w:style w:type="character" w:styleId="DefaultParagraphFont">
+    <w:name w:val="Default Paragraph Font"/>
+    <w:qFormat/>
+    <w:rPr/>
   </w:style>
   <w:style w:type="paragraph" w:styleId="Heading">
     <w:name w:val="Heading"/>
@@ -3868,6 +3898,28 @@
       <w:b/>
       <w:bCs/>
     </w:rPr>
+  </w:style>
+  <w:style w:type="paragraph" w:styleId="HeaderandFooter">
+    <w:name w:val="Header and Footer"/>
+    <w:basedOn w:val="Normal"/>
+    <w:qFormat/>
+    <w:pPr>
+      <w:suppressLineNumbers/>
+      <w:tabs>
+        <w:tab w:val="clear" w:pos="709"/>
+        <w:tab w:val="center" w:pos="4680" w:leader="none"/>
+        <w:tab w:val="right" w:pos="9360" w:leader="none"/>
+      </w:tabs>
+    </w:pPr>
+    <w:rPr/>
+  </w:style>
+  <w:style w:type="paragraph" w:styleId="Header">
+    <w:name w:val="header"/>
+    <w:basedOn w:val="HeaderandFooter"/>
+    <w:pPr>
+      <w:suppressLineNumbers/>
+    </w:pPr>
+    <w:rPr/>
   </w:style>
 </w:styles>
 </file>

--- a/src/templates/Angebot.docx
+++ b/src/templates/Angebot.docx
@@ -296,7 +296,6 @@
               <w:rPr>
                 <w:spacing w:val="0"/>
                 <w:position w:val="0"/>
-                <w:shd w:fill="auto" w:val="clear"/>
               </w:rPr>
             </w:pPr>
             <w:r>
@@ -501,7 +500,6 @@
               <w:rPr>
                 <w:spacing w:val="0"/>
                 <w:position w:val="0"/>
-                <w:shd w:fill="auto" w:val="clear"/>
               </w:rPr>
             </w:pPr>
             <w:r>
@@ -735,7 +733,6 @@
                 <w:spacing w:val="0"/>
                 <w:position w:val="0"/>
                 <w:sz w:val="22"/>
-                <w:shd w:fill="auto" w:val="clear"/>
               </w:rPr>
             </w:pPr>
             <w:r>
@@ -776,7 +773,6 @@
                 <w:spacing w:val="0"/>
                 <w:position w:val="0"/>
                 <w:sz w:val="22"/>
-                <w:shd w:fill="auto" w:val="clear"/>
               </w:rPr>
             </w:pPr>
             <w:r>
@@ -818,7 +814,6 @@
                 <w:spacing w:val="0"/>
                 <w:position w:val="0"/>
                 <w:sz w:val="22"/>
-                <w:shd w:fill="auto" w:val="clear"/>
               </w:rPr>
             </w:pPr>
             <w:r>
@@ -860,7 +855,6 @@
                 <w:spacing w:val="0"/>
                 <w:position w:val="0"/>
                 <w:sz w:val="22"/>
-                <w:shd w:fill="auto" w:val="clear"/>
               </w:rPr>
             </w:pPr>
             <w:r>
@@ -902,7 +896,6 @@
                 <w:spacing w:val="0"/>
                 <w:position w:val="0"/>
                 <w:sz w:val="22"/>
-                <w:shd w:fill="auto" w:val="clear"/>
               </w:rPr>
             </w:pPr>
             <w:r>
@@ -948,7 +941,6 @@
               <w:rPr>
                 <w:spacing w:val="0"/>
                 <w:position w:val="0"/>
-                <w:shd w:fill="auto" w:val="clear"/>
               </w:rPr>
             </w:pPr>
             <w:r>
@@ -988,7 +980,6 @@
               <w:rPr>
                 <w:spacing w:val="0"/>
                 <w:position w:val="0"/>
-                <w:shd w:fill="auto" w:val="clear"/>
               </w:rPr>
             </w:pPr>
             <w:r>
@@ -1029,7 +1020,6 @@
                 <w:color w:val="auto"/>
                 <w:spacing w:val="0"/>
                 <w:position w:val="0"/>
-                <w:shd w:fill="auto" w:val="clear"/>
               </w:rPr>
             </w:pPr>
             <w:r>
@@ -1071,7 +1061,6 @@
                 <w:color w:val="auto"/>
                 <w:spacing w:val="0"/>
                 <w:position w:val="0"/>
-                <w:shd w:fill="auto" w:val="clear"/>
               </w:rPr>
             </w:pPr>
             <w:r>
@@ -1112,7 +1101,6 @@
                 <w:color w:val="auto"/>
                 <w:spacing w:val="0"/>
                 <w:position w:val="0"/>
-                <w:shd w:fill="auto" w:val="clear"/>
               </w:rPr>
             </w:pPr>
             <w:r>
@@ -1223,7 +1211,6 @@
                 <w:color w:val="auto"/>
                 <w:spacing w:val="0"/>
                 <w:position w:val="0"/>
-                <w:shd w:fill="auto" w:val="clear"/>
               </w:rPr>
             </w:pPr>
             <w:r>
@@ -1450,7 +1437,6 @@
                 <w:color w:val="auto"/>
                 <w:spacing w:val="0"/>
                 <w:position w:val="0"/>
-                <w:shd w:fill="auto" w:val="clear"/>
               </w:rPr>
             </w:pPr>
             <w:r>
@@ -1589,7 +1575,6 @@
               <w:rPr>
                 <w:spacing w:val="0"/>
                 <w:position w:val="0"/>
-                <w:shd w:fill="auto" w:val="clear"/>
               </w:rPr>
             </w:pPr>
             <w:r>
@@ -1629,7 +1614,6 @@
               <w:rPr>
                 <w:spacing w:val="0"/>
                 <w:position w:val="0"/>
-                <w:shd w:fill="auto" w:val="clear"/>
               </w:rPr>
             </w:pPr>
             <w:r>
@@ -1670,7 +1654,6 @@
                 <w:color w:val="auto"/>
                 <w:spacing w:val="0"/>
                 <w:position w:val="0"/>
-                <w:shd w:fill="auto" w:val="clear"/>
               </w:rPr>
             </w:pPr>
             <w:r>
@@ -1711,7 +1694,6 @@
                 <w:color w:val="auto"/>
                 <w:spacing w:val="0"/>
                 <w:position w:val="0"/>
-                <w:shd w:fill="auto" w:val="clear"/>
               </w:rPr>
             </w:pPr>
             <w:r>
@@ -1752,7 +1734,6 @@
                 <w:color w:val="auto"/>
                 <w:spacing w:val="0"/>
                 <w:position w:val="0"/>
-                <w:shd w:fill="auto" w:val="clear"/>
               </w:rPr>
             </w:pPr>
             <w:r>
@@ -1798,7 +1779,6 @@
               <w:rPr>
                 <w:spacing w:val="0"/>
                 <w:position w:val="0"/>
-                <w:shd w:fill="auto" w:val="clear"/>
               </w:rPr>
             </w:pPr>
             <w:r>
@@ -1838,7 +1818,6 @@
               <w:rPr>
                 <w:spacing w:val="0"/>
                 <w:position w:val="0"/>
-                <w:shd w:fill="auto" w:val="clear"/>
               </w:rPr>
             </w:pPr>
             <w:r>
@@ -1879,7 +1858,6 @@
                 <w:color w:val="auto"/>
                 <w:spacing w:val="0"/>
                 <w:position w:val="0"/>
-                <w:shd w:fill="auto" w:val="clear"/>
               </w:rPr>
             </w:pPr>
             <w:r>
@@ -1921,7 +1899,6 @@
                 <w:color w:val="auto"/>
                 <w:spacing w:val="0"/>
                 <w:position w:val="0"/>
-                <w:shd w:fill="auto" w:val="clear"/>
               </w:rPr>
             </w:pPr>
             <w:r>
@@ -1962,7 +1939,6 @@
                 <w:color w:val="auto"/>
                 <w:spacing w:val="0"/>
                 <w:position w:val="0"/>
-                <w:shd w:fill="auto" w:val="clear"/>
               </w:rPr>
             </w:pPr>
             <w:r>
@@ -2073,7 +2049,6 @@
                 <w:color w:val="auto"/>
                 <w:spacing w:val="0"/>
                 <w:position w:val="0"/>
-                <w:shd w:fill="auto" w:val="clear"/>
               </w:rPr>
             </w:pPr>
             <w:r>
@@ -2300,7 +2275,6 @@
                 <w:color w:val="auto"/>
                 <w:spacing w:val="0"/>
                 <w:position w:val="0"/>
-                <w:shd w:fill="auto" w:val="clear"/>
               </w:rPr>
             </w:pPr>
             <w:r>
@@ -2411,7 +2385,6 @@
                 <w:color w:val="auto"/>
                 <w:spacing w:val="0"/>
                 <w:position w:val="0"/>
-                <w:shd w:fill="auto" w:val="clear"/>
               </w:rPr>
             </w:pPr>
             <w:r>
@@ -2452,7 +2425,6 @@
                 <w:color w:val="auto"/>
                 <w:spacing w:val="0"/>
                 <w:position w:val="0"/>
-                <w:shd w:fill="auto" w:val="clear"/>
               </w:rPr>
             </w:pPr>
             <w:r>
@@ -2521,7 +2493,6 @@
                 <w:color w:val="auto"/>
                 <w:spacing w:val="0"/>
                 <w:position w:val="0"/>
-                <w:shd w:fill="auto" w:val="clear"/>
               </w:rPr>
             </w:pPr>
             <w:r>
@@ -2562,7 +2533,6 @@
                 <w:color w:val="auto"/>
                 <w:spacing w:val="0"/>
                 <w:position w:val="0"/>
-                <w:shd w:fill="auto" w:val="clear"/>
               </w:rPr>
             </w:pPr>
             <w:r>
@@ -2603,7 +2573,6 @@
                 <w:color w:val="auto"/>
                 <w:spacing w:val="0"/>
                 <w:position w:val="0"/>
-                <w:shd w:fill="auto" w:val="clear"/>
               </w:rPr>
             </w:pPr>
             <w:r>
@@ -2677,7 +2646,6 @@
               <w:rPr>
                 <w:spacing w:val="0"/>
                 <w:position w:val="0"/>
-                <w:shd w:fill="auto" w:val="clear"/>
               </w:rPr>
             </w:pPr>
             <w:r>
@@ -2795,7 +2763,6 @@
                 <w:spacing w:val="0"/>
                 <w:position w:val="0"/>
                 <w:sz w:val="22"/>
-                <w:shd w:fill="auto" w:val="clear"/>
               </w:rPr>
             </w:pPr>
             <w:r>
@@ -2853,7 +2820,6 @@
               <w:rPr>
                 <w:spacing w:val="0"/>
                 <w:position w:val="0"/>
-                <w:shd w:fill="auto" w:val="clear"/>
               </w:rPr>
             </w:pPr>
             <w:r>
@@ -2971,7 +2937,6 @@
                 <w:spacing w:val="0"/>
                 <w:position w:val="0"/>
                 <w:sz w:val="22"/>
-                <w:shd w:fill="auto" w:val="clear"/>
               </w:rPr>
             </w:pPr>
             <w:r>
@@ -3119,6 +3084,32 @@
           <w:shd w:fill="auto" w:val="clear"/>
         </w:rPr>
         <w:t xml:space="preserve">Diese werden vorab mit Ihnen besprochen, bedürfen lhrer Zustimmung und werden auf Regiebasis nach tatsächlichem Aufwand abgerechnet. (Stundensatz-Facharbeiter: 69,50€ netto)</w:t>
+      </w:r>
+    </w:p>
+    <w:p>
+      <w:pPr>
+        <w:spacing w:before="224" w:after="0" w:line="288"/>
+        <w:ind w:right="0" w:left="125" w:firstLine="0"/>
+        <w:jc w:val="left"/>
+        <w:rPr>
+          <w:rFonts w:ascii="Open Sans" w:hAnsi="Open Sans" w:cs="Open Sans" w:eastAsia="Open Sans"/>
+          <w:color w:val="030303"/>
+          <w:spacing w:val="0"/>
+          <w:position w:val="0"/>
+          <w:sz w:val="22"/>
+          <w:shd w:fill="auto" w:val="clear"/>
+        </w:rPr>
+      </w:pPr>
+      <w:r>
+        <w:rPr>
+          <w:rFonts w:ascii="Open Sans" w:hAnsi="Open Sans" w:cs="Open Sans" w:eastAsia="Open Sans"/>
+          <w:color w:val="030303"/>
+          <w:spacing w:val="0"/>
+          <w:position w:val="0"/>
+          <w:sz w:val="22"/>
+          <w:shd w:fill="auto" w:val="clear"/>
+        </w:rPr>
+        <w:t xml:space="preserve">{#hasSubsidyLine}Der Selbstkostenanteil beträgt {SelbstkostenanteilFmt} unter … i.H.v. {Zuschusskrankenkasse}{/hasSubsidyLine}</w:t>
       </w:r>
     </w:p>
     <w:p>

--- a/src/templates/Angebot.docx
+++ b/src/templates/Angebot.docx
@@ -3085,7 +3085,7 @@
           <w:sz w:val="22"/>
           <w:shd w:fill="auto" w:val="clear"/>
         </w:rPr>
-        <w:t xml:space="preserve">Diese werden vorab mit Ihnen besprochen, bedürfen lhrer Zustimmung und werden auf Regiebasis nach tatsächlichem Aufwand abgerechnet. (Stundensatz-Facharbeiter: 69,50€ netto){#hasSubsidyLine}</w:t>
+        <w:t xml:space="preserve">Diese werden vorab mit Ihnen besprochen, bedürfen lhrer Zustimmung und werden auf Regiebasis nach tatsächlichem Aufwand abgerechnet. (Stundensatz-Facharbeiter: {RegieRateFmt} netto){#hasSubsidyLine}</w:t>
         <w:br/>
         <w:br/>
         <w:t xml:space="preserve">Der Selbstkostenanteil beträgt </w:t>

--- a/src/templates/Angebot.docx
+++ b/src/templates/Angebot.docx
@@ -163,13 +163,13 @@
       <w:tblPr>
         <w:tblW w:w="4155" w:type="dxa"/>
         <w:jc w:val="left"/>
-        <w:tblInd w:w="10" w:type="dxa"/>
+        <w:tblInd w:w="11" w:type="dxa"/>
         <w:tblLayout w:type="fixed"/>
         <w:tblCellMar>
           <w:top w:w="0" w:type="dxa"/>
-          <w:left w:w="0" w:type="dxa"/>
+          <w:left w:w="10" w:type="dxa"/>
           <w:bottom w:w="0" w:type="dxa"/>
-          <w:right w:w="0" w:type="dxa"/>
+          <w:right w:w="10" w:type="dxa"/>
         </w:tblCellMar>
       </w:tblPr>
       <w:tblGrid>
@@ -235,16 +235,6 @@
                 <w:shd w:fill="auto" w:val="clear"/>
               </w:rPr>
               <w:t>Datum</w:t>
-            </w:r>
-            <w:r>
-              <w:rPr>
-                <w:rFonts w:eastAsia="Open Sans" w:cs="Open Sans" w:ascii="Open Sans" w:hAnsi="Open Sans"/>
-                <w:color w:val="000000"/>
-                <w:spacing w:val="0"/>
-                <w:sz w:val="21"/>
-                <w:shd w:fill="auto" w:val="clear"/>
-              </w:rPr>
-              <w:t xml:space="preserve">        </w:t>
             </w:r>
           </w:p>
           <w:p>
@@ -778,20 +768,20 @@
       <w:tblPr>
         <w:tblW w:w="9780" w:type="dxa"/>
         <w:jc w:val="left"/>
-        <w:tblInd w:w="10" w:type="dxa"/>
+        <w:tblInd w:w="11" w:type="dxa"/>
         <w:tblLayout w:type="fixed"/>
         <w:tblCellMar>
           <w:top w:w="0" w:type="dxa"/>
-          <w:left w:w="0" w:type="dxa"/>
+          <w:left w:w="10" w:type="dxa"/>
           <w:bottom w:w="0" w:type="dxa"/>
-          <w:right w:w="0" w:type="dxa"/>
+          <w:right w:w="10" w:type="dxa"/>
         </w:tblCellMar>
       </w:tblPr>
       <w:tblGrid>
         <w:gridCol w:w="660"/>
-        <w:gridCol w:w="899"/>
+        <w:gridCol w:w="896"/>
         <w:gridCol w:w="4100"/>
-        <w:gridCol w:w="2411"/>
+        <w:gridCol w:w="2414"/>
         <w:gridCol w:w="1710"/>
       </w:tblGrid>
       <w:tr>
@@ -835,7 +825,7 @@
         </w:tc>
         <w:tc>
           <w:tcPr>
-            <w:tcW w:w="899" w:type="dxa"/>
+            <w:tcW w:w="896" w:type="dxa"/>
             <w:tcBorders>
               <w:top w:val="single" w:sz="8" w:space="0" w:color="CCCCCC"/>
               <w:left w:val="single" w:sz="8" w:space="0" w:color="CCCCCC"/>
@@ -906,7 +896,7 @@
         </w:tc>
         <w:tc>
           <w:tcPr>
-            <w:tcW w:w="2411" w:type="dxa"/>
+            <w:tcW w:w="2414" w:type="dxa"/>
             <w:tcBorders>
               <w:top w:val="single" w:sz="8" w:space="0" w:color="CCCCCC"/>
               <w:left w:val="single" w:sz="8" w:space="0" w:color="CCCCCC"/>
@@ -1022,7 +1012,7 @@
         </w:tc>
         <w:tc>
           <w:tcPr>
-            <w:tcW w:w="899" w:type="dxa"/>
+            <w:tcW w:w="896" w:type="dxa"/>
             <w:tcBorders>
               <w:top w:val="single" w:sz="8" w:space="0" w:color="FFFFFF"/>
               <w:left w:val="single" w:sz="8" w:space="0" w:color="FFFFFF"/>
@@ -1100,7 +1090,7 @@
         </w:tc>
         <w:tc>
           <w:tcPr>
-            <w:tcW w:w="2411" w:type="dxa"/>
+            <w:tcW w:w="2414" w:type="dxa"/>
             <w:tcBorders>
               <w:top w:val="single" w:sz="8" w:space="0" w:color="FFFFFF"/>
               <w:left w:val="single" w:sz="8" w:space="0" w:color="FFFFFF"/>
@@ -1224,7 +1214,7 @@
         </w:tc>
         <w:tc>
           <w:tcPr>
-            <w:tcW w:w="899" w:type="dxa"/>
+            <w:tcW w:w="896" w:type="dxa"/>
             <w:tcBorders>
               <w:top w:val="single" w:sz="8" w:space="0" w:color="FFFFFF"/>
               <w:left w:val="single" w:sz="8" w:space="0" w:color="FFFFFF"/>
@@ -1298,13 +1288,216 @@
                 <w:sz w:val="20"/>
                 <w:shd w:fill="auto" w:val="clear"/>
               </w:rPr>
-              <w:t>{ServicePosTitle}</w:t>
-            </w:r>
-          </w:p>
-        </w:tc>
-        <w:tc>
-          <w:tcPr>
-            <w:tcW w:w="2411" w:type="dxa"/>
+              <w:t>{#PrimaryServiceLines}</w:t>
+            </w:r>
+          </w:p>
+          <w:p>
+            <w:pPr>
+              <w:pStyle w:val="Normal"/>
+              <w:bidi w:val="0"/>
+              <w:spacing w:lineRule="auto" w:line="278" w:before="0" w:after="0"/>
+              <w:ind w:hanging="0" w:left="0" w:right="314"/>
+              <w:jc w:val="left"/>
+              <w:rPr>
+                <w:color w:val="auto"/>
+                <w:spacing w:val="0"/>
+              </w:rPr>
+            </w:pPr>
+            <w:r>
+              <w:rPr>
+                <w:rFonts w:eastAsia="Open Sans" w:cs="Open Sans" w:ascii="Open Sans" w:hAnsi="Open Sans"/>
+                <w:color w:val="000000"/>
+                <w:spacing w:val="0"/>
+                <w:sz w:val="20"/>
+                <w:shd w:fill="auto" w:val="clear"/>
+              </w:rPr>
+              <w:t>{ServiceLine}</w:t>
+            </w:r>
+          </w:p>
+          <w:p>
+            <w:pPr>
+              <w:pStyle w:val="Normal"/>
+              <w:bidi w:val="0"/>
+              <w:spacing w:lineRule="auto" w:line="278" w:before="0" w:after="0"/>
+              <w:ind w:hanging="0" w:left="0" w:right="314"/>
+              <w:jc w:val="left"/>
+              <w:rPr>
+                <w:color w:val="auto"/>
+                <w:spacing w:val="0"/>
+              </w:rPr>
+            </w:pPr>
+            <w:r>
+              <w:rPr>
+                <w:rFonts w:eastAsia="Open Sans" w:cs="Open Sans" w:ascii="Open Sans" w:hAnsi="Open Sans"/>
+                <w:color w:val="000000"/>
+                <w:spacing w:val="0"/>
+                <w:sz w:val="20"/>
+                <w:shd w:fill="auto" w:val="clear"/>
+              </w:rPr>
+              <w:t>{/PrimaryServiceLines}</w:t>
+            </w:r>
+          </w:p>
+          <w:p>
+            <w:pPr>
+              <w:pStyle w:val="Normal"/>
+              <w:bidi w:val="0"/>
+              <w:spacing w:lineRule="auto" w:line="278" w:before="0" w:after="0"/>
+              <w:ind w:hanging="0" w:left="0" w:right="314"/>
+              <w:jc w:val="left"/>
+              <w:rPr>
+                <w:color w:val="auto"/>
+                <w:spacing w:val="0"/>
+              </w:rPr>
+            </w:pPr>
+            <w:r>
+              <w:rPr>
+                <w:color w:val="auto"/>
+                <w:spacing w:val="0"/>
+              </w:rPr>
+            </w:r>
+          </w:p>
+          <w:p>
+            <w:pPr>
+              <w:pStyle w:val="Normal"/>
+              <w:bidi w:val="0"/>
+              <w:spacing w:lineRule="auto" w:line="278" w:before="0" w:after="0"/>
+              <w:ind w:hanging="0" w:left="0" w:right="314"/>
+              <w:jc w:val="left"/>
+              <w:rPr>
+                <w:color w:val="auto"/>
+                <w:spacing w:val="0"/>
+              </w:rPr>
+            </w:pPr>
+            <w:r>
+              <w:rPr>
+                <w:rFonts w:eastAsia="Open Sans" w:cs="Open Sans" w:ascii="Open Sans" w:hAnsi="Open Sans"/>
+                <w:color w:val="000000"/>
+                <w:spacing w:val="0"/>
+                <w:sz w:val="20"/>
+                <w:shd w:fill="auto" w:val="clear"/>
+              </w:rPr>
+              <w:t>{#HasIncluded}</w:t>
+            </w:r>
+          </w:p>
+          <w:p>
+            <w:pPr>
+              <w:pStyle w:val="Normal"/>
+              <w:bidi w:val="0"/>
+              <w:spacing w:lineRule="auto" w:line="278" w:before="0" w:after="0"/>
+              <w:ind w:hanging="0" w:left="0" w:right="314"/>
+              <w:jc w:val="left"/>
+              <w:rPr>
+                <w:color w:val="auto"/>
+                <w:spacing w:val="0"/>
+              </w:rPr>
+            </w:pPr>
+            <w:r>
+              <w:rPr>
+                <w:rFonts w:eastAsia="Open Sans" w:cs="Open Sans" w:ascii="Open Sans" w:hAnsi="Open Sans"/>
+                <w:color w:val="000000"/>
+                <w:spacing w:val="0"/>
+                <w:sz w:val="20"/>
+                <w:shd w:fill="auto" w:val="clear"/>
+              </w:rPr>
+              <w:t>Enthält je Einheit</w:t>
+            </w:r>
+          </w:p>
+          <w:p>
+            <w:pPr>
+              <w:pStyle w:val="Normal"/>
+              <w:bidi w:val="0"/>
+              <w:spacing w:lineRule="auto" w:line="278" w:before="0" w:after="0"/>
+              <w:ind w:hanging="0" w:left="0" w:right="314"/>
+              <w:jc w:val="left"/>
+              <w:rPr>
+                <w:color w:val="auto"/>
+                <w:spacing w:val="0"/>
+              </w:rPr>
+            </w:pPr>
+            <w:r>
+              <w:rPr>
+                <w:rFonts w:eastAsia="Open Sans" w:cs="Open Sans" w:ascii="Open Sans" w:hAnsi="Open Sans"/>
+                <w:color w:val="000000"/>
+                <w:spacing w:val="0"/>
+                <w:sz w:val="20"/>
+                <w:shd w:fill="auto" w:val="clear"/>
+              </w:rPr>
+              <w:t>{/HasIncluded}</w:t>
+            </w:r>
+          </w:p>
+          <w:p>
+            <w:pPr>
+              <w:pStyle w:val="Normal"/>
+              <w:bidi w:val="0"/>
+              <w:spacing w:lineRule="auto" w:line="278" w:before="0" w:after="0"/>
+              <w:ind w:hanging="0" w:left="0" w:right="314"/>
+              <w:jc w:val="left"/>
+              <w:rPr>
+                <w:color w:val="auto"/>
+                <w:spacing w:val="0"/>
+              </w:rPr>
+            </w:pPr>
+            <w:r>
+              <w:rPr>
+                <w:rFonts w:eastAsia="Open Sans" w:cs="Open Sans" w:ascii="Open Sans" w:hAnsi="Open Sans"/>
+                <w:color w:val="000000"/>
+                <w:spacing w:val="0"/>
+                <w:sz w:val="20"/>
+                <w:shd w:fill="auto" w:val="clear"/>
+              </w:rPr>
+              <w:t>{#IncludedServiceLines}</w:t>
+            </w:r>
+          </w:p>
+          <w:p>
+            <w:pPr>
+              <w:pStyle w:val="Normal"/>
+              <w:bidi w:val="0"/>
+              <w:spacing w:lineRule="auto" w:line="278" w:before="0" w:after="0"/>
+              <w:ind w:hanging="0" w:left="0" w:right="314"/>
+              <w:jc w:val="left"/>
+              <w:rPr>
+                <w:color w:val="auto"/>
+                <w:spacing w:val="0"/>
+              </w:rPr>
+            </w:pPr>
+            <w:r>
+              <w:rPr>
+                <w:rFonts w:eastAsia="Open Sans" w:cs="Open Sans" w:ascii="Open Sans" w:hAnsi="Open Sans"/>
+                <w:color w:val="000000"/>
+                <w:spacing w:val="0"/>
+                <w:sz w:val="20"/>
+                <w:shd w:fill="auto" w:val="clear"/>
+              </w:rPr>
+              <w:t>{ServiceLine}</w:t>
+            </w:r>
+          </w:p>
+          <w:p>
+            <w:pPr>
+              <w:pStyle w:val="Normal"/>
+              <w:bidi w:val="0"/>
+              <w:spacing w:lineRule="auto" w:line="278" w:before="0" w:after="0"/>
+              <w:ind w:hanging="0" w:left="0" w:right="314"/>
+              <w:jc w:val="left"/>
+              <w:rPr>
+                <w:color w:val="auto"/>
+                <w:spacing w:val="0"/>
+              </w:rPr>
+            </w:pPr>
+            <w:r>
+              <w:rPr>
+                <w:rFonts w:eastAsia="Open Sans" w:cs="Open Sans" w:ascii="Open Sans" w:hAnsi="Open Sans"/>
+                <w:color w:val="000000"/>
+                <w:spacing w:val="0"/>
+                <w:sz w:val="20"/>
+                <w:shd w:fill="auto" w:val="clear"/>
+              </w:rPr>
+              <w:t>{/IncludedServiceLines}</w:t>
+            </w:r>
+          </w:p>
+        </w:tc>
+        <w:tc>
+          <w:tcPr>
+            <w:tcW w:w="2414" w:type="dxa"/>
             <w:tcBorders>
               <w:top w:val="single" w:sz="8" w:space="0" w:color="FFFFFF"/>
               <w:left w:val="single" w:sz="8" w:space="0" w:color="FFFFFF"/>
@@ -1433,7 +1626,7 @@
         </w:tc>
         <w:tc>
           <w:tcPr>
-            <w:tcW w:w="899" w:type="dxa"/>
+            <w:tcW w:w="896" w:type="dxa"/>
             <w:tcBorders>
               <w:top w:val="single" w:sz="8" w:space="0" w:color="FFFFFF"/>
               <w:left w:val="single" w:sz="8" w:space="0" w:color="FFFFFF"/>
@@ -1510,62 +1703,12 @@
                 <w:sz w:val="18"/>
                 <w:shd w:fill="auto" w:val="clear"/>
               </w:rPr>
-              <w:t>{#ServiceLines}</w:t>
-            </w:r>
-          </w:p>
-          <w:p>
-            <w:pPr>
-              <w:pStyle w:val="Normal"/>
-              <w:bidi w:val="0"/>
-              <w:spacing w:lineRule="auto" w:line="278" w:before="0" w:after="0"/>
-              <w:ind w:hanging="0" w:left="0" w:right="314"/>
-              <w:jc w:val="left"/>
-              <w:rPr>
-                <w:rFonts w:ascii="Open Sans" w:hAnsi="Open Sans" w:eastAsia="Open Sans" w:cs="Open Sans"/>
-                <w:color w:val="auto"/>
-                <w:spacing w:val="0"/>
-                <w:sz w:val="18"/>
-                <w:shd w:fill="auto" w:val="clear"/>
-              </w:rPr>
-            </w:pPr>
-            <w:r>
-              <w:rPr>
-                <w:rFonts w:eastAsia="Open Sans" w:cs="Open Sans" w:ascii="Open Sans" w:hAnsi="Open Sans"/>
-                <w:color w:val="000000"/>
-                <w:spacing w:val="0"/>
-                <w:sz w:val="18"/>
-                <w:shd w:fill="auto" w:val="clear"/>
-              </w:rPr>
-              <w:t>{ServiceLine}</w:t>
-            </w:r>
-          </w:p>
-          <w:p>
-            <w:pPr>
-              <w:pStyle w:val="Normal"/>
-              <w:bidi w:val="0"/>
-              <w:spacing w:lineRule="auto" w:line="278" w:before="0" w:after="0"/>
-              <w:ind w:hanging="0" w:left="0" w:right="314"/>
-              <w:jc w:val="left"/>
-              <w:rPr>
-                <w:color w:val="auto"/>
-                <w:spacing w:val="0"/>
-              </w:rPr>
-            </w:pPr>
-            <w:r>
-              <w:rPr>
-                <w:rFonts w:eastAsia="Open Sans" w:cs="Open Sans" w:ascii="Open Sans" w:hAnsi="Open Sans"/>
-                <w:color w:val="000000"/>
-                <w:spacing w:val="0"/>
-                <w:sz w:val="18"/>
-                <w:shd w:fill="auto" w:val="clear"/>
-              </w:rPr>
-              <w:t>{/ServiceLines}</w:t>
-            </w:r>
-          </w:p>
-        </w:tc>
-        <w:tc>
-          <w:tcPr>
-            <w:tcW w:w="2411" w:type="dxa"/>
+            </w:r>
+          </w:p>
+        </w:tc>
+        <w:tc>
+          <w:tcPr>
+            <w:tcW w:w="2414" w:type="dxa"/>
             <w:tcBorders>
               <w:top w:val="single" w:sz="8" w:space="0" w:color="FFFFFF"/>
               <w:left w:val="single" w:sz="8" w:space="0" w:color="FFFFFF"/>
@@ -1682,19 +1825,19 @@
       <w:tblPr>
         <w:tblW w:w="9780" w:type="dxa"/>
         <w:jc w:val="left"/>
-        <w:tblInd w:w="10" w:type="dxa"/>
+        <w:tblInd w:w="11" w:type="dxa"/>
         <w:tblLayout w:type="fixed"/>
         <w:tblCellMar>
           <w:top w:w="0" w:type="dxa"/>
-          <w:left w:w="0" w:type="dxa"/>
+          <w:left w:w="10" w:type="dxa"/>
           <w:bottom w:w="0" w:type="dxa"/>
-          <w:right w:w="0" w:type="dxa"/>
+          <w:right w:w="10" w:type="dxa"/>
         </w:tblCellMar>
       </w:tblPr>
       <w:tblGrid>
         <w:gridCol w:w="660"/>
-        <w:gridCol w:w="1034"/>
-        <w:gridCol w:w="4108"/>
+        <w:gridCol w:w="1031"/>
+        <w:gridCol w:w="4111"/>
         <w:gridCol w:w="2268"/>
         <w:gridCol w:w="1710"/>
       </w:tblGrid>
@@ -1738,7 +1881,7 @@
         </w:tc>
         <w:tc>
           <w:tcPr>
-            <w:tcW w:w="1034" w:type="dxa"/>
+            <w:tcW w:w="1031" w:type="dxa"/>
             <w:tcBorders>
               <w:top w:val="single" w:sz="8" w:space="0" w:color="CCCCCC"/>
               <w:left w:val="single" w:sz="8" w:space="0" w:color="CCCCCC"/>
@@ -1772,7 +1915,7 @@
         </w:tc>
         <w:tc>
           <w:tcPr>
-            <w:tcW w:w="4108" w:type="dxa"/>
+            <w:tcW w:w="4111" w:type="dxa"/>
             <w:tcBorders>
               <w:top w:val="single" w:sz="8" w:space="0" w:color="CCCCCC"/>
               <w:left w:val="single" w:sz="8" w:space="0" w:color="CCCCCC"/>
@@ -1921,7 +2064,7 @@
         </w:tc>
         <w:tc>
           <w:tcPr>
-            <w:tcW w:w="1034" w:type="dxa"/>
+            <w:tcW w:w="1031" w:type="dxa"/>
             <w:tcBorders>
               <w:top w:val="single" w:sz="8" w:space="0" w:color="FFFFFF"/>
               <w:left w:val="single" w:sz="8" w:space="0" w:color="FFFFFF"/>
@@ -1959,7 +2102,7 @@
         </w:tc>
         <w:tc>
           <w:tcPr>
-            <w:tcW w:w="4108" w:type="dxa"/>
+            <w:tcW w:w="4111" w:type="dxa"/>
             <w:tcBorders>
               <w:top w:val="single" w:sz="8" w:space="0" w:color="FFFFFF"/>
               <w:left w:val="single" w:sz="8" w:space="0" w:color="FFFFFF"/>
@@ -2124,7 +2267,7 @@
         </w:tc>
         <w:tc>
           <w:tcPr>
-            <w:tcW w:w="1034" w:type="dxa"/>
+            <w:tcW w:w="1031" w:type="dxa"/>
             <w:tcBorders>
               <w:top w:val="single" w:sz="8" w:space="0" w:color="FFFFFF"/>
               <w:left w:val="single" w:sz="8" w:space="0" w:color="FFFFFF"/>
@@ -2165,7 +2308,7 @@
         </w:tc>
         <w:tc>
           <w:tcPr>
-            <w:tcW w:w="4108" w:type="dxa"/>
+            <w:tcW w:w="4111" w:type="dxa"/>
             <w:tcBorders>
               <w:top w:val="single" w:sz="8" w:space="0" w:color="FFFFFF"/>
               <w:left w:val="single" w:sz="8" w:space="0" w:color="FFFFFF"/>
@@ -2333,7 +2476,7 @@
         </w:tc>
         <w:tc>
           <w:tcPr>
-            <w:tcW w:w="1034" w:type="dxa"/>
+            <w:tcW w:w="1031" w:type="dxa"/>
             <w:tcBorders>
               <w:top w:val="single" w:sz="8" w:space="0" w:color="FFFFFF"/>
               <w:left w:val="single" w:sz="8" w:space="0" w:color="FFFFFF"/>
@@ -2374,7 +2517,7 @@
         </w:tc>
         <w:tc>
           <w:tcPr>
-            <w:tcW w:w="4108" w:type="dxa"/>
+            <w:tcW w:w="4111" w:type="dxa"/>
             <w:tcBorders>
               <w:top w:val="single" w:sz="8" w:space="0" w:color="FFFFFF"/>
               <w:left w:val="single" w:sz="8" w:space="0" w:color="FFFFFF"/>
@@ -2592,7 +2735,7 @@
         </w:tc>
         <w:tc>
           <w:tcPr>
-            <w:tcW w:w="1034" w:type="dxa"/>
+            <w:tcW w:w="1031" w:type="dxa"/>
             <w:tcBorders>
               <w:top w:val="single" w:sz="8" w:space="0" w:color="FFFFFF"/>
               <w:left w:val="single" w:sz="8" w:space="0" w:color="FFFFFF"/>
@@ -2631,7 +2774,7 @@
         </w:tc>
         <w:tc>
           <w:tcPr>
-            <w:tcW w:w="4108" w:type="dxa"/>
+            <w:tcW w:w="4111" w:type="dxa"/>
             <w:tcBorders>
               <w:top w:val="single" w:sz="8" w:space="0" w:color="FFFFFF"/>
               <w:left w:val="single" w:sz="8" w:space="0" w:color="FFFFFF"/>
@@ -2810,20 +2953,20 @@
       <w:tblPr>
         <w:tblW w:w="9660" w:type="dxa"/>
         <w:jc w:val="left"/>
-        <w:tblInd w:w="10" w:type="dxa"/>
+        <w:tblInd w:w="11" w:type="dxa"/>
         <w:tblLayout w:type="fixed"/>
         <w:tblCellMar>
           <w:top w:w="0" w:type="dxa"/>
-          <w:left w:w="0" w:type="dxa"/>
+          <w:left w:w="10" w:type="dxa"/>
           <w:bottom w:w="0" w:type="dxa"/>
-          <w:right w:w="0" w:type="dxa"/>
+          <w:right w:w="10" w:type="dxa"/>
         </w:tblCellMar>
       </w:tblPr>
       <w:tblGrid>
         <w:gridCol w:w="3915"/>
         <w:gridCol w:w="915"/>
-        <w:gridCol w:w="2105"/>
-        <w:gridCol w:w="2725"/>
+        <w:gridCol w:w="2102"/>
+        <w:gridCol w:w="2728"/>
       </w:tblGrid>
       <w:tr>
         <w:trPr>
@@ -2915,7 +3058,7 @@
         </w:tc>
         <w:tc>
           <w:tcPr>
-            <w:tcW w:w="2105" w:type="dxa"/>
+            <w:tcW w:w="2102" w:type="dxa"/>
             <w:tcBorders>
               <w:top w:val="single" w:sz="8" w:space="0" w:color="FFFFFF"/>
               <w:left w:val="single" w:sz="8" w:space="0" w:color="D9D9D9"/>
@@ -2953,7 +3096,7 @@
         </w:tc>
         <w:tc>
           <w:tcPr>
-            <w:tcW w:w="2725" w:type="dxa"/>
+            <w:tcW w:w="2728" w:type="dxa"/>
             <w:tcBorders>
               <w:top w:val="single" w:sz="8" w:space="0" w:color="FFFFFF"/>
               <w:left w:val="single" w:sz="8" w:space="0" w:color="D9D9D9"/>
@@ -3090,7 +3233,7 @@
         </w:tc>
         <w:tc>
           <w:tcPr>
-            <w:tcW w:w="2105" w:type="dxa"/>
+            <w:tcW w:w="2102" w:type="dxa"/>
             <w:tcBorders>
               <w:top w:val="single" w:sz="8" w:space="0" w:color="FFFFFF"/>
               <w:left w:val="single" w:sz="8" w:space="0" w:color="FFFFFF"/>
@@ -3128,7 +3271,7 @@
         </w:tc>
         <w:tc>
           <w:tcPr>
-            <w:tcW w:w="2725" w:type="dxa"/>
+            <w:tcW w:w="2728" w:type="dxa"/>
             <w:tcBorders>
               <w:top w:val="single" w:sz="8" w:space="0" w:color="FFFFFF"/>
               <w:left w:val="single" w:sz="8" w:space="0" w:color="FFFFFF"/>
@@ -3826,7 +3969,7 @@
       <w:pgNumType w:fmt="decimal"/>
       <w:formProt w:val="false"/>
       <w:textDirection w:val="lrTb"/>
-      <w:docGrid w:type="default" w:linePitch="100" w:charSpace="4294963199"/>
+      <w:docGrid w:type="default" w:linePitch="100" w:charSpace="0"/>
     </w:sectPr>
   </w:body>
 </w:document>
@@ -3855,7 +3998,10 @@
     <w:qFormat/>
     <w:pPr>
       <w:widowControl w:val="false"/>
+      <w:suppressAutoHyphens w:val="true"/>
       <w:bidi w:val="0"/>
+      <w:spacing w:before="0" w:after="0"/>
+      <w:jc w:val="left"/>
     </w:pPr>
     <w:rPr>
       <w:rFonts w:ascii="Calibri" w:hAnsi="Calibri" w:eastAsia="NSimSun" w:cs="Arial"/>

--- a/src/templates/Angebot.docx
+++ b/src/templates/Angebot.docx
@@ -779,9 +779,9 @@
       </w:tblPr>
       <w:tblGrid>
         <w:gridCol w:w="660"/>
-        <w:gridCol w:w="896"/>
+        <w:gridCol w:w="895"/>
         <w:gridCol w:w="4100"/>
-        <w:gridCol w:w="2414"/>
+        <w:gridCol w:w="2415"/>
         <w:gridCol w:w="1710"/>
       </w:tblGrid>
       <w:tr>
@@ -825,7 +825,7 @@
         </w:tc>
         <w:tc>
           <w:tcPr>
-            <w:tcW w:w="896" w:type="dxa"/>
+            <w:tcW w:w="895" w:type="dxa"/>
             <w:tcBorders>
               <w:top w:val="single" w:sz="8" w:space="0" w:color="CCCCCC"/>
               <w:left w:val="single" w:sz="8" w:space="0" w:color="CCCCCC"/>
@@ -896,7 +896,7 @@
         </w:tc>
         <w:tc>
           <w:tcPr>
-            <w:tcW w:w="2414" w:type="dxa"/>
+            <w:tcW w:w="2415" w:type="dxa"/>
             <w:tcBorders>
               <w:top w:val="single" w:sz="8" w:space="0" w:color="CCCCCC"/>
               <w:left w:val="single" w:sz="8" w:space="0" w:color="CCCCCC"/>
@@ -1012,7 +1012,7 @@
         </w:tc>
         <w:tc>
           <w:tcPr>
-            <w:tcW w:w="896" w:type="dxa"/>
+            <w:tcW w:w="895" w:type="dxa"/>
             <w:tcBorders>
               <w:top w:val="single" w:sz="8" w:space="0" w:color="FFFFFF"/>
               <w:left w:val="single" w:sz="8" w:space="0" w:color="FFFFFF"/>
@@ -1090,7 +1090,7 @@
         </w:tc>
         <w:tc>
           <w:tcPr>
-            <w:tcW w:w="2414" w:type="dxa"/>
+            <w:tcW w:w="2415" w:type="dxa"/>
             <w:tcBorders>
               <w:top w:val="single" w:sz="8" w:space="0" w:color="FFFFFF"/>
               <w:left w:val="single" w:sz="8" w:space="0" w:color="FFFFFF"/>
@@ -1214,7 +1214,7 @@
         </w:tc>
         <w:tc>
           <w:tcPr>
-            <w:tcW w:w="896" w:type="dxa"/>
+            <w:tcW w:w="895" w:type="dxa"/>
             <w:tcBorders>
               <w:top w:val="single" w:sz="8" w:space="0" w:color="FFFFFF"/>
               <w:left w:val="single" w:sz="8" w:space="0" w:color="FFFFFF"/>
@@ -1497,7 +1497,7 @@
         </w:tc>
         <w:tc>
           <w:tcPr>
-            <w:tcW w:w="2414" w:type="dxa"/>
+            <w:tcW w:w="2415" w:type="dxa"/>
             <w:tcBorders>
               <w:top w:val="single" w:sz="8" w:space="0" w:color="FFFFFF"/>
               <w:left w:val="single" w:sz="8" w:space="0" w:color="FFFFFF"/>
@@ -1626,7 +1626,7 @@
         </w:tc>
         <w:tc>
           <w:tcPr>
-            <w:tcW w:w="896" w:type="dxa"/>
+            <w:tcW w:w="895" w:type="dxa"/>
             <w:tcBorders>
               <w:top w:val="single" w:sz="8" w:space="0" w:color="FFFFFF"/>
               <w:left w:val="single" w:sz="8" w:space="0" w:color="FFFFFF"/>
@@ -1708,7 +1708,7 @@
         </w:tc>
         <w:tc>
           <w:tcPr>
-            <w:tcW w:w="2414" w:type="dxa"/>
+            <w:tcW w:w="2415" w:type="dxa"/>
             <w:tcBorders>
               <w:top w:val="single" w:sz="8" w:space="0" w:color="FFFFFF"/>
               <w:left w:val="single" w:sz="8" w:space="0" w:color="FFFFFF"/>
@@ -1836,8 +1836,8 @@
       </w:tblPr>
       <w:tblGrid>
         <w:gridCol w:w="660"/>
-        <w:gridCol w:w="1031"/>
-        <w:gridCol w:w="4111"/>
+        <w:gridCol w:w="1030"/>
+        <w:gridCol w:w="4112"/>
         <w:gridCol w:w="2268"/>
         <w:gridCol w:w="1710"/>
       </w:tblGrid>
@@ -1881,7 +1881,7 @@
         </w:tc>
         <w:tc>
           <w:tcPr>
-            <w:tcW w:w="1031" w:type="dxa"/>
+            <w:tcW w:w="1030" w:type="dxa"/>
             <w:tcBorders>
               <w:top w:val="single" w:sz="8" w:space="0" w:color="CCCCCC"/>
               <w:left w:val="single" w:sz="8" w:space="0" w:color="CCCCCC"/>
@@ -1915,7 +1915,7 @@
         </w:tc>
         <w:tc>
           <w:tcPr>
-            <w:tcW w:w="4111" w:type="dxa"/>
+            <w:tcW w:w="4112" w:type="dxa"/>
             <w:tcBorders>
               <w:top w:val="single" w:sz="8" w:space="0" w:color="CCCCCC"/>
               <w:left w:val="single" w:sz="8" w:space="0" w:color="CCCCCC"/>
@@ -2064,7 +2064,7 @@
         </w:tc>
         <w:tc>
           <w:tcPr>
-            <w:tcW w:w="1031" w:type="dxa"/>
+            <w:tcW w:w="1030" w:type="dxa"/>
             <w:tcBorders>
               <w:top w:val="single" w:sz="8" w:space="0" w:color="FFFFFF"/>
               <w:left w:val="single" w:sz="8" w:space="0" w:color="FFFFFF"/>
@@ -2102,7 +2102,7 @@
         </w:tc>
         <w:tc>
           <w:tcPr>
-            <w:tcW w:w="4111" w:type="dxa"/>
+            <w:tcW w:w="4112" w:type="dxa"/>
             <w:tcBorders>
               <w:top w:val="single" w:sz="8" w:space="0" w:color="FFFFFF"/>
               <w:left w:val="single" w:sz="8" w:space="0" w:color="FFFFFF"/>
@@ -2267,7 +2267,7 @@
         </w:tc>
         <w:tc>
           <w:tcPr>
-            <w:tcW w:w="1031" w:type="dxa"/>
+            <w:tcW w:w="1030" w:type="dxa"/>
             <w:tcBorders>
               <w:top w:val="single" w:sz="8" w:space="0" w:color="FFFFFF"/>
               <w:left w:val="single" w:sz="8" w:space="0" w:color="FFFFFF"/>
@@ -2308,7 +2308,7 @@
         </w:tc>
         <w:tc>
           <w:tcPr>
-            <w:tcW w:w="4111" w:type="dxa"/>
+            <w:tcW w:w="4112" w:type="dxa"/>
             <w:tcBorders>
               <w:top w:val="single" w:sz="8" w:space="0" w:color="FFFFFF"/>
               <w:left w:val="single" w:sz="8" w:space="0" w:color="FFFFFF"/>
@@ -2334,14 +2334,7 @@
               </w:rPr>
             </w:pPr>
             <w:r>
-              <w:rPr>
-                <w:rFonts w:eastAsia="Open Sans" w:cs="Open Sans" w:ascii="Open Sans" w:hAnsi="Open Sans"/>
-                <w:color w:val="000000"/>
-                <w:spacing w:val="0"/>
-                <w:sz w:val="20"/>
-                <w:shd w:fill="auto" w:val="clear"/>
-              </w:rPr>
-              <w:t>{MaterialsPosTitle}</w:t>
+              <w:rPr/>
             </w:r>
           </w:p>
         </w:tc>
@@ -2476,7 +2469,7 @@
         </w:tc>
         <w:tc>
           <w:tcPr>
-            <w:tcW w:w="1031" w:type="dxa"/>
+            <w:tcW w:w="1030" w:type="dxa"/>
             <w:tcBorders>
               <w:top w:val="single" w:sz="8" w:space="0" w:color="FFFFFF"/>
               <w:left w:val="single" w:sz="8" w:space="0" w:color="FFFFFF"/>
@@ -2517,7 +2510,7 @@
         </w:tc>
         <w:tc>
           <w:tcPr>
-            <w:tcW w:w="4111" w:type="dxa"/>
+            <w:tcW w:w="4112" w:type="dxa"/>
             <w:tcBorders>
               <w:top w:val="single" w:sz="8" w:space="0" w:color="FFFFFF"/>
               <w:left w:val="single" w:sz="8" w:space="0" w:color="FFFFFF"/>
@@ -2735,7 +2728,7 @@
         </w:tc>
         <w:tc>
           <w:tcPr>
-            <w:tcW w:w="1031" w:type="dxa"/>
+            <w:tcW w:w="1030" w:type="dxa"/>
             <w:tcBorders>
               <w:top w:val="single" w:sz="8" w:space="0" w:color="FFFFFF"/>
               <w:left w:val="single" w:sz="8" w:space="0" w:color="FFFFFF"/>
@@ -2774,7 +2767,7 @@
         </w:tc>
         <w:tc>
           <w:tcPr>
-            <w:tcW w:w="4111" w:type="dxa"/>
+            <w:tcW w:w="4112" w:type="dxa"/>
             <w:tcBorders>
               <w:top w:val="single" w:sz="8" w:space="0" w:color="FFFFFF"/>
               <w:left w:val="single" w:sz="8" w:space="0" w:color="FFFFFF"/>

--- a/src/templates/Angebot.docx
+++ b/src/templates/Angebot.docx
@@ -3399,7 +3399,7 @@
   <w:tbl>
     <w:tblPr>
       <w:tblStyle w:val="Table5"/>
-      <w:tblW w:w="9360.0" w:type="dxa"/>
+      <w:tblW w:w="9885.0" w:type="dxa"/>
       <w:jc w:val="left"/>
       <w:tblBorders>
         <w:top w:color="ffffff" w:space="0" w:sz="8" w:val="single"/>
@@ -3413,12 +3413,12 @@
       <w:tblLook w:val="0600"/>
     </w:tblPr>
     <w:tblGrid>
-      <w:gridCol w:w="7830"/>
-      <w:gridCol w:w="1530"/>
+      <w:gridCol w:w="8055"/>
+      <w:gridCol w:w="1830"/>
       <w:tblGridChange w:id="0">
         <w:tblGrid>
-          <w:gridCol w:w="7830"/>
-          <w:gridCol w:w="1530"/>
+          <w:gridCol w:w="8055"/>
+          <w:gridCol w:w="1830"/>
         </w:tblGrid>
       </w:tblGridChange>
     </w:tblGrid>

--- a/src/templates/Angebot.docx
+++ b/src/templates/Angebot.docx
@@ -673,16 +673,16 @@
       </w:tblPr>
       <w:tblGrid>
         <w:gridCol w:w="660"/>
-        <w:gridCol w:w="900"/>
-        <w:gridCol w:w="4350"/>
-        <w:gridCol w:w="2385"/>
+        <w:gridCol w:w="780"/>
+        <w:gridCol w:w="4530"/>
+        <w:gridCol w:w="2325"/>
         <w:gridCol w:w="1485"/>
         <w:tblGridChange w:id="0">
           <w:tblGrid>
             <w:gridCol w:w="660"/>
-            <w:gridCol w:w="900"/>
-            <w:gridCol w:w="4350"/>
-            <w:gridCol w:w="2385"/>
+            <w:gridCol w:w="780"/>
+            <w:gridCol w:w="4530"/>
+            <w:gridCol w:w="2325"/>
             <w:gridCol w:w="1485"/>
           </w:tblGrid>
         </w:tblGridChange>
@@ -1551,7 +1551,7 @@
             <w:pPr>
               <w:spacing w:after="0" w:before="0" w:line="278.00000000000006" w:lineRule="auto"/>
               <w:ind w:left="0" w:right="314" w:firstLine="0"/>
-              <w:jc w:val="right"/>
+              <w:jc w:val="left"/>
               <w:rPr>
                 <w:rFonts w:ascii="Calibri" w:cs="Calibri" w:eastAsia="Calibri" w:hAnsi="Calibri"/>
                 <w:color w:val="000000"/>
@@ -1595,7 +1595,7 @@
     <w:tbl>
       <w:tblPr>
         <w:tblStyle w:val="Table3"/>
-        <w:tblW w:w="9780.0" w:type="dxa"/>
+        <w:tblW w:w="10050.0" w:type="dxa"/>
         <w:jc w:val="left"/>
         <w:tblInd w:w="1.0000000000000009" w:type="dxa"/>
         <w:tblLayout w:type="fixed"/>
@@ -1603,199 +1603,20 @@
       </w:tblPr>
       <w:tblGrid>
         <w:gridCol w:w="675"/>
-        <w:gridCol w:w="1020"/>
-        <w:gridCol w:w="4275"/>
-        <w:gridCol w:w="2220"/>
-        <w:gridCol w:w="1590"/>
+        <w:gridCol w:w="780"/>
+        <w:gridCol w:w="4515"/>
+        <w:gridCol w:w="2325"/>
+        <w:gridCol w:w="1755"/>
         <w:tblGridChange w:id="0">
           <w:tblGrid>
             <w:gridCol w:w="675"/>
-            <w:gridCol w:w="1020"/>
-            <w:gridCol w:w="4275"/>
-            <w:gridCol w:w="2220"/>
-            <w:gridCol w:w="1590"/>
+            <w:gridCol w:w="780"/>
+            <w:gridCol w:w="4515"/>
+            <w:gridCol w:w="2325"/>
+            <w:gridCol w:w="1755"/>
           </w:tblGrid>
         </w:tblGridChange>
       </w:tblGrid>
-      <w:tr>
-        <w:trPr>
-          <w:cantSplit w:val="0"/>
-          <w:trHeight w:val="1" w:hRule="atLeast"/>
-          <w:tblHeader w:val="0"/>
-        </w:trPr>
-        <w:tc>
-          <w:tcPr>
-            <w:tcBorders>
-              <w:top w:color="cccccc" w:space="0" w:sz="8" w:val="single"/>
-              <w:left w:color="cccccc" w:space="0" w:sz="8" w:val="single"/>
-              <w:bottom w:color="ffffff" w:space="0" w:sz="8" w:val="single"/>
-              <w:right w:color="cccccc" w:space="0" w:sz="8" w:val="single"/>
-            </w:tcBorders>
-            <w:shd w:fill="cccccc" w:val="clear"/>
-          </w:tcPr>
-          <w:p>
-            <w:pPr>
-              <w:spacing w:after="0" w:before="0" w:line="240" w:lineRule="auto"/>
-              <w:ind w:left="0" w:right="0" w:firstLine="0"/>
-              <w:jc w:val="left"/>
-              <w:rPr/>
-            </w:pPr>
-            <w:r>
-              <w:rPr>
-                <w:rFonts w:ascii="Open Sans" w:cs="Open Sans" w:eastAsia="Open Sans" w:hAnsi="Open Sans"/>
-                <w:color w:val="070707"/>
-                <w:shd w:fill="auto" w:val="clear"/>
-                <w:rtl w:val="0"/>
-              </w:rPr>
-              <w:t xml:space="preserve">Pos</w:t>
-            </w:r>
-            <w:r>
-              <w:rPr>
-                <w:rtl w:val="0"/>
-              </w:rPr>
-            </w:r>
-          </w:p>
-        </w:tc>
-        <w:tc>
-          <w:tcPr>
-            <w:tcBorders>
-              <w:top w:color="cccccc" w:space="0" w:sz="8" w:val="single"/>
-              <w:left w:color="cccccc" w:space="0" w:sz="8" w:val="single"/>
-              <w:bottom w:color="ffffff" w:space="0" w:sz="8" w:val="single"/>
-              <w:right w:color="cccccc" w:space="0" w:sz="8" w:val="single"/>
-            </w:tcBorders>
-            <w:shd w:fill="cccccc" w:val="clear"/>
-          </w:tcPr>
-          <w:p>
-            <w:pPr>
-              <w:spacing w:after="0" w:before="0" w:line="240" w:lineRule="auto"/>
-              <w:ind w:left="0" w:right="0" w:firstLine="0"/>
-              <w:jc w:val="left"/>
-              <w:rPr/>
-            </w:pPr>
-            <w:r>
-              <w:rPr>
-                <w:rFonts w:ascii="Open Sans" w:cs="Open Sans" w:eastAsia="Open Sans" w:hAnsi="Open Sans"/>
-                <w:color w:val="070707"/>
-                <w:shd w:fill="auto" w:val="clear"/>
-                <w:rtl w:val="0"/>
-              </w:rPr>
-              <w:t xml:space="preserve">Menge</w:t>
-            </w:r>
-            <w:r>
-              <w:rPr>
-                <w:rtl w:val="0"/>
-              </w:rPr>
-            </w:r>
-          </w:p>
-        </w:tc>
-        <w:tc>
-          <w:tcPr>
-            <w:tcBorders>
-              <w:top w:color="cccccc" w:space="0" w:sz="8" w:val="single"/>
-              <w:left w:color="cccccc" w:space="0" w:sz="8" w:val="single"/>
-              <w:bottom w:color="ffffff" w:space="0" w:sz="8" w:val="single"/>
-              <w:right w:color="cccccc" w:space="0" w:sz="8" w:val="single"/>
-            </w:tcBorders>
-            <w:shd w:fill="cccccc" w:val="clear"/>
-          </w:tcPr>
-          <w:p>
-            <w:pPr>
-              <w:spacing w:after="0" w:before="0" w:line="278.00000000000006" w:lineRule="auto"/>
-              <w:ind w:left="0" w:right="314" w:firstLine="0"/>
-              <w:jc w:val="left"/>
-              <w:rPr>
-                <w:color w:val="000000"/>
-              </w:rPr>
-            </w:pPr>
-            <w:r>
-              <w:rPr>
-                <w:rFonts w:ascii="Open Sans" w:cs="Open Sans" w:eastAsia="Open Sans" w:hAnsi="Open Sans"/>
-                <w:color w:val="000000"/>
-                <w:shd w:fill="auto" w:val="clear"/>
-                <w:rtl w:val="0"/>
-              </w:rPr>
-              <w:t xml:space="preserve">Bezeichnung</w:t>
-            </w:r>
-            <w:r>
-              <w:rPr>
-                <w:rtl w:val="0"/>
-              </w:rPr>
-            </w:r>
-          </w:p>
-        </w:tc>
-        <w:tc>
-          <w:tcPr>
-            <w:tcBorders>
-              <w:top w:color="cccccc" w:space="0" w:sz="8" w:val="single"/>
-              <w:left w:color="cccccc" w:space="0" w:sz="8" w:val="single"/>
-              <w:bottom w:color="ffffff" w:space="0" w:sz="8" w:val="single"/>
-              <w:right w:color="cccccc" w:space="0" w:sz="8" w:val="single"/>
-            </w:tcBorders>
-            <w:shd w:fill="cccccc" w:val="clear"/>
-          </w:tcPr>
-          <w:p>
-            <w:pPr>
-              <w:spacing w:after="0" w:before="0" w:line="278.00000000000006" w:lineRule="auto"/>
-              <w:ind w:left="0" w:right="314" w:firstLine="0"/>
-              <w:jc w:val="center"/>
-              <w:rPr>
-                <w:color w:val="000000"/>
-              </w:rPr>
-            </w:pPr>
-            <w:r>
-              <w:rPr>
-                <w:rFonts w:ascii="Open Sans" w:cs="Open Sans" w:eastAsia="Open Sans" w:hAnsi="Open Sans"/>
-                <w:color w:val="000000"/>
-                <w:shd w:fill="auto" w:val="clear"/>
-                <w:rtl w:val="0"/>
-              </w:rPr>
-              <w:t xml:space="preserve">Einheitspreis</w:t>
-            </w:r>
-            <w:r>
-              <w:rPr>
-                <w:rtl w:val="0"/>
-              </w:rPr>
-            </w:r>
-          </w:p>
-        </w:tc>
-        <w:tc>
-          <w:tcPr>
-            <w:tcBorders>
-              <w:top w:color="cccccc" w:space="0" w:sz="8" w:val="single"/>
-              <w:left w:color="cccccc" w:space="0" w:sz="8" w:val="single"/>
-              <w:bottom w:color="ffffff" w:space="0" w:sz="8" w:val="single"/>
-              <w:right w:color="cccccc" w:space="0" w:sz="8" w:val="single"/>
-            </w:tcBorders>
-            <w:shd w:fill="cccccc" w:val="clear"/>
-            <w:vAlign w:val="center"/>
-          </w:tcPr>
-          <w:p>
-            <w:pPr>
-              <w:spacing w:after="0" w:before="0" w:line="278.00000000000006" w:lineRule="auto"/>
-              <w:ind w:left="0" w:right="314" w:firstLine="0"/>
-              <w:jc w:val="center"/>
-              <w:rPr>
-                <w:color w:val="000000"/>
-              </w:rPr>
-            </w:pPr>
-            <w:r>
-              <w:rPr>
-                <w:rFonts w:ascii="Open Sans" w:cs="Open Sans" w:eastAsia="Open Sans" w:hAnsi="Open Sans"/>
-                <w:color w:val="000000"/>
-                <w:shd w:fill="auto" w:val="clear"/>
-                <w:rtl w:val="0"/>
-              </w:rPr>
-              <w:t xml:space="preserve">Gesamt</w:t>
-            </w:r>
-            <w:r>
-              <w:rPr>
-                <w:rtl w:val="0"/>
-              </w:rPr>
-            </w:r>
-          </w:p>
-        </w:tc>
-      </w:tr>
       <w:tr>
         <w:trPr>
           <w:cantSplit w:val="0"/>
@@ -1956,6 +1777,240 @@
               </w:rPr>
               <w:t xml:space="preserve">{MaterialsUnitPrice}</w:t>
             </w:r>
+            <w:r>
+              <w:rPr>
+                <w:rtl w:val="0"/>
+              </w:rPr>
+            </w:r>
+          </w:p>
+        </w:tc>
+        <w:tc>
+          <w:tcPr>
+            <w:tcBorders>
+              <w:top w:color="ffffff" w:space="0" w:sz="8" w:val="single"/>
+              <w:left w:color="ffffff" w:space="0" w:sz="8" w:val="single"/>
+              <w:bottom w:color="ffffff" w:space="0" w:sz="8" w:val="single"/>
+              <w:right w:color="ffffff" w:space="0" w:sz="8" w:val="single"/>
+            </w:tcBorders>
+            <w:shd w:fill="ffffff" w:val="clear"/>
+            <w:tcMar>
+              <w:left w:w="0.0" w:type="dxa"/>
+              <w:right w:w="0.0" w:type="dxa"/>
+            </w:tcMar>
+          </w:tcPr>
+          <w:p>
+            <w:pPr>
+              <w:jc w:val="center"/>
+              <w:rPr/>
+            </w:pPr>
+            <w:r>
+              <w:rPr>
+                <w:rtl w:val="0"/>
+              </w:rPr>
+              <w:t xml:space="preserve">{MaterialsTotal}</w:t>
+            </w:r>
+            <w:r>
+              <w:rPr>
+                <w:rtl w:val="0"/>
+              </w:rPr>
+            </w:r>
+          </w:p>
+        </w:tc>
+      </w:tr>
+      <w:tr>
+        <w:trPr>
+          <w:cantSplit w:val="0"/>
+          <w:trHeight w:val="1" w:hRule="atLeast"/>
+          <w:tblHeader w:val="0"/>
+        </w:trPr>
+        <w:tc>
+          <w:tcPr>
+            <w:tcBorders>
+              <w:top w:color="ffffff" w:space="0" w:sz="8" w:val="single"/>
+              <w:left w:color="ffffff" w:space="0" w:sz="8" w:val="single"/>
+              <w:bottom w:color="ffffff" w:space="0" w:sz="8" w:val="single"/>
+              <w:right w:color="ffffff" w:space="0" w:sz="8" w:val="single"/>
+            </w:tcBorders>
+            <w:shd w:fill="ffffff" w:val="clear"/>
+            <w:tcMar>
+              <w:left w:w="56.0" w:type="dxa"/>
+              <w:right w:w="56.0" w:type="dxa"/>
+            </w:tcMar>
+          </w:tcPr>
+          <w:p>
+            <w:pPr>
+              <w:spacing w:after="0" w:before="0" w:line="240" w:lineRule="auto"/>
+              <w:ind w:left="0" w:right="0" w:firstLine="0"/>
+              <w:jc w:val="left"/>
+              <w:rPr>
+                <w:rFonts w:ascii="Calibri" w:cs="Calibri" w:eastAsia="Calibri" w:hAnsi="Calibri"/>
+                <w:color w:val="000000"/>
+                <w:sz w:val="22"/>
+                <w:szCs w:val="22"/>
+                <w:shd w:fill="auto" w:val="clear"/>
+              </w:rPr>
+            </w:pPr>
+            <w:r>
+              <w:rPr>
+                <w:rtl w:val="0"/>
+              </w:rPr>
+            </w:r>
+          </w:p>
+        </w:tc>
+        <w:tc>
+          <w:tcPr>
+            <w:tcBorders>
+              <w:top w:color="ffffff" w:space="0" w:sz="8" w:val="single"/>
+              <w:left w:color="ffffff" w:space="0" w:sz="8" w:val="single"/>
+              <w:bottom w:color="ffffff" w:space="0" w:sz="8" w:val="single"/>
+              <w:right w:color="ffffff" w:space="0" w:sz="8" w:val="single"/>
+            </w:tcBorders>
+            <w:shd w:fill="ffffff" w:val="clear"/>
+            <w:tcMar>
+              <w:left w:w="56.0" w:type="dxa"/>
+              <w:right w:w="56.0" w:type="dxa"/>
+            </w:tcMar>
+          </w:tcPr>
+          <w:p>
+            <w:pPr>
+              <w:spacing w:after="0" w:before="0" w:line="240" w:lineRule="auto"/>
+              <w:ind w:left="0" w:right="0" w:firstLine="0"/>
+              <w:jc w:val="left"/>
+              <w:rPr>
+                <w:rFonts w:ascii="Calibri" w:cs="Calibri" w:eastAsia="Calibri" w:hAnsi="Calibri"/>
+                <w:color w:val="000000"/>
+                <w:sz w:val="22"/>
+                <w:szCs w:val="22"/>
+                <w:shd w:fill="auto" w:val="clear"/>
+              </w:rPr>
+            </w:pPr>
+            <w:r>
+              <w:rPr>
+                <w:rtl w:val="0"/>
+              </w:rPr>
+            </w:r>
+          </w:p>
+        </w:tc>
+        <w:tc>
+          <w:tcPr>
+            <w:tcBorders>
+              <w:top w:color="ffffff" w:space="0" w:sz="8" w:val="single"/>
+              <w:left w:color="ffffff" w:space="0" w:sz="8" w:val="single"/>
+              <w:bottom w:color="ffffff" w:space="0" w:sz="8" w:val="single"/>
+              <w:right w:color="ffffff" w:space="0" w:sz="8" w:val="single"/>
+            </w:tcBorders>
+            <w:shd w:fill="ffffff" w:val="clear"/>
+            <w:tcMar>
+              <w:left w:w="56.0" w:type="dxa"/>
+              <w:right w:w="56.0" w:type="dxa"/>
+            </w:tcMar>
+          </w:tcPr>
+          <w:p>
+            <w:pPr>
+              <w:spacing w:after="0" w:before="0" w:line="278.00000000000006" w:lineRule="auto"/>
+              <w:ind w:left="0" w:right="314" w:firstLine="0"/>
+              <w:jc w:val="left"/>
+              <w:rPr>
+                <w:rFonts w:ascii="Open Sans" w:cs="Open Sans" w:eastAsia="Open Sans" w:hAnsi="Open Sans"/>
+                <w:color w:val="000000"/>
+                <w:sz w:val="18"/>
+                <w:szCs w:val="18"/>
+                <w:shd w:fill="auto" w:val="clear"/>
+              </w:rPr>
+            </w:pPr>
+            <w:r>
+              <w:rPr>
+                <w:rFonts w:ascii="Open Sans" w:cs="Open Sans" w:eastAsia="Open Sans" w:hAnsi="Open Sans"/>
+                <w:color w:val="000000"/>
+                <w:sz w:val="18"/>
+                <w:szCs w:val="18"/>
+                <w:shd w:fill="auto" w:val="clear"/>
+                <w:rtl w:val="0"/>
+              </w:rPr>
+              <w:t xml:space="preserve">{#MaterialsLines}</w:t>
+            </w:r>
+          </w:p>
+          <w:p>
+            <w:pPr>
+              <w:spacing w:after="0" w:before="0" w:line="278.00000000000006" w:lineRule="auto"/>
+              <w:ind w:left="0" w:right="314" w:firstLine="0"/>
+              <w:jc w:val="left"/>
+              <w:rPr>
+                <w:rFonts w:ascii="Open Sans" w:cs="Open Sans" w:eastAsia="Open Sans" w:hAnsi="Open Sans"/>
+                <w:color w:val="000000"/>
+                <w:sz w:val="18"/>
+                <w:szCs w:val="18"/>
+                <w:shd w:fill="auto" w:val="clear"/>
+              </w:rPr>
+            </w:pPr>
+            <w:r>
+              <w:rPr>
+                <w:rFonts w:ascii="Open Sans" w:cs="Open Sans" w:eastAsia="Open Sans" w:hAnsi="Open Sans"/>
+                <w:color w:val="000000"/>
+                <w:sz w:val="18"/>
+                <w:szCs w:val="18"/>
+                <w:shd w:fill="auto" w:val="clear"/>
+                <w:rtl w:val="0"/>
+              </w:rPr>
+              <w:t xml:space="preserve">{MaterialLine}</w:t>
+            </w:r>
+          </w:p>
+          <w:p>
+            <w:pPr>
+              <w:spacing w:after="0" w:before="0" w:line="278.00000000000006" w:lineRule="auto"/>
+              <w:ind w:left="0" w:right="314" w:firstLine="0"/>
+              <w:jc w:val="left"/>
+              <w:rPr>
+                <w:color w:val="000000"/>
+                <w:sz w:val="18"/>
+                <w:szCs w:val="18"/>
+              </w:rPr>
+            </w:pPr>
+            <w:r>
+              <w:rPr>
+                <w:rFonts w:ascii="Open Sans" w:cs="Open Sans" w:eastAsia="Open Sans" w:hAnsi="Open Sans"/>
+                <w:color w:val="000000"/>
+                <w:sz w:val="18"/>
+                <w:szCs w:val="18"/>
+                <w:shd w:fill="auto" w:val="clear"/>
+                <w:rtl w:val="0"/>
+              </w:rPr>
+              <w:t xml:space="preserve">{/MaterialsLines}</w:t>
+            </w:r>
+            <w:r>
+              <w:rPr>
+                <w:rtl w:val="0"/>
+              </w:rPr>
+            </w:r>
+          </w:p>
+        </w:tc>
+        <w:tc>
+          <w:tcPr>
+            <w:tcBorders>
+              <w:top w:color="ffffff" w:space="0" w:sz="8" w:val="single"/>
+              <w:left w:color="ffffff" w:space="0" w:sz="8" w:val="single"/>
+              <w:bottom w:color="ffffff" w:space="0" w:sz="8" w:val="single"/>
+              <w:right w:color="ffffff" w:space="0" w:sz="8" w:val="single"/>
+            </w:tcBorders>
+            <w:shd w:fill="ffffff" w:val="clear"/>
+            <w:tcMar>
+              <w:left w:w="56.0" w:type="dxa"/>
+              <w:right w:w="56.0" w:type="dxa"/>
+            </w:tcMar>
+          </w:tcPr>
+          <w:p>
+            <w:pPr>
+              <w:spacing w:after="0" w:before="0" w:line="278.00000000000006" w:lineRule="auto"/>
+              <w:ind w:left="0" w:right="314" w:firstLine="0"/>
+              <w:jc w:val="left"/>
+              <w:rPr>
+                <w:rFonts w:ascii="Calibri" w:cs="Calibri" w:eastAsia="Calibri" w:hAnsi="Calibri"/>
+                <w:color w:val="000000"/>
+                <w:sz w:val="22"/>
+                <w:szCs w:val="22"/>
+                <w:shd w:fill="auto" w:val="clear"/>
+              </w:rPr>
+            </w:pPr>
             <w:r>
               <w:rPr>
                 <w:rtl w:val="0"/>
@@ -1981,23 +2036,16 @@
           <w:p>
             <w:pPr>
               <w:spacing w:after="0" w:before="0" w:line="278.00000000000006" w:lineRule="auto"/>
-              <w:ind w:left="-141" w:right="314" w:firstLine="0"/>
-              <w:jc w:val="center"/>
-              <w:rPr>
-                <w:color w:val="000000"/>
-              </w:rPr>
-            </w:pPr>
-            <w:r>
-              <w:rPr>
-                <w:rFonts w:ascii="Open Sans" w:cs="Open Sans" w:eastAsia="Open Sans" w:hAnsi="Open Sans"/>
-                <w:color w:val="000000"/>
-                <w:sz w:val="20"/>
-                <w:szCs w:val="20"/>
-                <w:shd w:fill="auto" w:val="clear"/>
-                <w:rtl w:val="0"/>
-              </w:rPr>
-              <w:t xml:space="preserve">{MaterialsTotal}</w:t>
-            </w:r>
+              <w:ind w:left="0" w:right="314" w:firstLine="0"/>
+              <w:jc w:val="left"/>
+              <w:rPr>
+                <w:rFonts w:ascii="Calibri" w:cs="Calibri" w:eastAsia="Calibri" w:hAnsi="Calibri"/>
+                <w:color w:val="000000"/>
+                <w:sz w:val="22"/>
+                <w:szCs w:val="22"/>
+                <w:shd w:fill="auto" w:val="clear"/>
+              </w:rPr>
+            </w:pPr>
             <w:r>
               <w:rPr>
                 <w:rtl w:val="0"/>
@@ -2028,17 +2076,24 @@
           </w:tcPr>
           <w:p>
             <w:pPr>
-              <w:spacing w:after="0" w:before="0" w:line="240" w:lineRule="auto"/>
-              <w:ind w:left="0" w:right="0" w:firstLine="0"/>
+              <w:spacing w:after="0" w:before="0" w:line="278.00000000000006" w:lineRule="auto"/>
+              <w:ind w:left="0" w:right="-26" w:firstLine="0"/>
               <w:jc w:val="left"/>
               <w:rPr>
-                <w:rFonts w:ascii="Calibri" w:cs="Calibri" w:eastAsia="Calibri" w:hAnsi="Calibri"/>
-                <w:color w:val="000000"/>
-                <w:sz w:val="22"/>
-                <w:szCs w:val="22"/>
-                <w:shd w:fill="auto" w:val="clear"/>
-              </w:rPr>
-            </w:pPr>
+                <w:color w:val="000000"/>
+              </w:rPr>
+            </w:pPr>
+            <w:r>
+              <w:rPr>
+                <w:rFonts w:ascii="Open Sans" w:cs="Open Sans" w:eastAsia="Open Sans" w:hAnsi="Open Sans"/>
+                <w:color w:val="000000"/>
+                <w:sz w:val="20"/>
+                <w:szCs w:val="20"/>
+                <w:shd w:fill="auto" w:val="clear"/>
+                <w:rtl w:val="0"/>
+              </w:rPr>
+              <w:t xml:space="preserve">{#hasBonus}{#BonusRows}{Bonus}</w:t>
+            </w:r>
             <w:r>
               <w:rPr>
                 <w:rtl w:val="0"/>
@@ -2062,17 +2117,24 @@
           </w:tcPr>
           <w:p>
             <w:pPr>
-              <w:spacing w:after="0" w:before="0" w:line="240" w:lineRule="auto"/>
-              <w:ind w:left="0" w:right="0" w:firstLine="0"/>
+              <w:spacing w:after="0" w:before="0" w:line="278.00000000000006" w:lineRule="auto"/>
+              <w:ind w:left="0" w:right="314" w:firstLine="0"/>
               <w:jc w:val="left"/>
               <w:rPr>
-                <w:rFonts w:ascii="Calibri" w:cs="Calibri" w:eastAsia="Calibri" w:hAnsi="Calibri"/>
-                <w:color w:val="000000"/>
-                <w:sz w:val="22"/>
-                <w:szCs w:val="22"/>
-                <w:shd w:fill="auto" w:val="clear"/>
-              </w:rPr>
-            </w:pPr>
+                <w:color w:val="000000"/>
+              </w:rPr>
+            </w:pPr>
+            <w:r>
+              <w:rPr>
+                <w:rFonts w:ascii="Open Sans" w:cs="Open Sans" w:eastAsia="Open Sans" w:hAnsi="Open Sans"/>
+                <w:color w:val="000000"/>
+                <w:sz w:val="20"/>
+                <w:szCs w:val="20"/>
+                <w:shd w:fill="auto" w:val="clear"/>
+                <w:rtl w:val="0"/>
+              </w:rPr>
+              <w:t xml:space="preserve">{BonusMenge}</w:t>
+            </w:r>
             <w:r>
               <w:rPr>
                 <w:rtl w:val="0"/>
@@ -2101,6 +2163,7 @@
               <w:jc w:val="left"/>
               <w:rPr>
                 <w:rFonts w:ascii="Open Sans" w:cs="Open Sans" w:eastAsia="Open Sans" w:hAnsi="Open Sans"/>
+                <w:b w:val="1"/>
                 <w:color w:val="000000"/>
                 <w:sz w:val="18"/>
                 <w:szCs w:val="18"/>
@@ -2110,13 +2173,14 @@
             <w:r>
               <w:rPr>
                 <w:rFonts w:ascii="Open Sans" w:cs="Open Sans" w:eastAsia="Open Sans" w:hAnsi="Open Sans"/>
+                <w:b w:val="1"/>
                 <w:color w:val="000000"/>
                 <w:sz w:val="18"/>
                 <w:szCs w:val="18"/>
                 <w:shd w:fill="auto" w:val="clear"/>
                 <w:rtl w:val="0"/>
               </w:rPr>
-              <w:t xml:space="preserve">{#MaterialsLines}</w:t>
+              <w:t xml:space="preserve">{BonusLabel}</w:t>
             </w:r>
           </w:p>
           <w:p>
@@ -2125,11 +2189,9 @@
               <w:ind w:left="0" w:right="314" w:firstLine="0"/>
               <w:jc w:val="left"/>
               <w:rPr>
-                <w:rFonts w:ascii="Open Sans" w:cs="Open Sans" w:eastAsia="Open Sans" w:hAnsi="Open Sans"/>
                 <w:color w:val="000000"/>
                 <w:sz w:val="18"/>
                 <w:szCs w:val="18"/>
-                <w:shd w:fill="auto" w:val="clear"/>
               </w:rPr>
             </w:pPr>
             <w:r>
@@ -2141,30 +2203,7 @@
                 <w:shd w:fill="auto" w:val="clear"/>
                 <w:rtl w:val="0"/>
               </w:rPr>
-              <w:t xml:space="preserve">{MaterialLine}</w:t>
-            </w:r>
-          </w:p>
-          <w:p>
-            <w:pPr>
-              <w:spacing w:after="0" w:before="0" w:line="278.00000000000006" w:lineRule="auto"/>
-              <w:ind w:left="0" w:right="314" w:firstLine="0"/>
-              <w:jc w:val="left"/>
-              <w:rPr>
-                <w:color w:val="000000"/>
-                <w:sz w:val="18"/>
-                <w:szCs w:val="18"/>
-              </w:rPr>
-            </w:pPr>
-            <w:r>
-              <w:rPr>
-                <w:rFonts w:ascii="Open Sans" w:cs="Open Sans" w:eastAsia="Open Sans" w:hAnsi="Open Sans"/>
-                <w:color w:val="000000"/>
-                <w:sz w:val="18"/>
-                <w:szCs w:val="18"/>
-                <w:shd w:fill="auto" w:val="clear"/>
-                <w:rtl w:val="0"/>
-              </w:rPr>
-              <w:t xml:space="preserve">{/MaterialsLines}</w:t>
+              <w:t xml:space="preserve">{BonusDetail}</w:t>
             </w:r>
             <w:r>
               <w:rPr>
@@ -2191,15 +2230,22 @@
             <w:pPr>
               <w:spacing w:after="0" w:before="0" w:line="278.00000000000006" w:lineRule="auto"/>
               <w:ind w:left="0" w:right="314" w:firstLine="0"/>
-              <w:jc w:val="right"/>
-              <w:rPr>
-                <w:rFonts w:ascii="Calibri" w:cs="Calibri" w:eastAsia="Calibri" w:hAnsi="Calibri"/>
-                <w:color w:val="000000"/>
-                <w:sz w:val="22"/>
-                <w:szCs w:val="22"/>
-                <w:shd w:fill="auto" w:val="clear"/>
-              </w:rPr>
-            </w:pPr>
+              <w:jc w:val="left"/>
+              <w:rPr>
+                <w:color w:val="000000"/>
+              </w:rPr>
+            </w:pPr>
+            <w:r>
+              <w:rPr>
+                <w:rFonts w:ascii="Open Sans" w:cs="Open Sans" w:eastAsia="Open Sans" w:hAnsi="Open Sans"/>
+                <w:color w:val="000000"/>
+                <w:sz w:val="20"/>
+                <w:szCs w:val="20"/>
+                <w:shd w:fill="auto" w:val="clear"/>
+                <w:rtl w:val="0"/>
+              </w:rPr>
+              <w:t xml:space="preserve">{preis}</w:t>
+            </w:r>
             <w:r>
               <w:rPr>
                 <w:rtl w:val="0"/>
@@ -2220,247 +2266,12 @@
               <w:left w:w="56.0" w:type="dxa"/>
               <w:right w:w="56.0" w:type="dxa"/>
             </w:tcMar>
-            <w:vAlign w:val="center"/>
           </w:tcPr>
           <w:p>
             <w:pPr>
               <w:spacing w:after="0" w:before="0" w:line="278.00000000000006" w:lineRule="auto"/>
               <w:ind w:left="0" w:right="314" w:firstLine="0"/>
-              <w:jc w:val="right"/>
-              <w:rPr>
-                <w:rFonts w:ascii="Calibri" w:cs="Calibri" w:eastAsia="Calibri" w:hAnsi="Calibri"/>
-                <w:color w:val="000000"/>
-                <w:sz w:val="22"/>
-                <w:szCs w:val="22"/>
-                <w:shd w:fill="auto" w:val="clear"/>
-              </w:rPr>
-            </w:pPr>
-            <w:r>
-              <w:rPr>
-                <w:rtl w:val="0"/>
-              </w:rPr>
-            </w:r>
-          </w:p>
-        </w:tc>
-      </w:tr>
-      <w:tr>
-        <w:trPr>
-          <w:cantSplit w:val="0"/>
-          <w:trHeight w:val="1" w:hRule="atLeast"/>
-          <w:tblHeader w:val="0"/>
-        </w:trPr>
-        <w:tc>
-          <w:tcPr>
-            <w:tcBorders>
-              <w:top w:color="ffffff" w:space="0" w:sz="8" w:val="single"/>
-              <w:left w:color="ffffff" w:space="0" w:sz="8" w:val="single"/>
-              <w:bottom w:color="ffffff" w:space="0" w:sz="8" w:val="single"/>
-              <w:right w:color="ffffff" w:space="0" w:sz="8" w:val="single"/>
-            </w:tcBorders>
-            <w:shd w:fill="ffffff" w:val="clear"/>
-            <w:tcMar>
-              <w:left w:w="56.0" w:type="dxa"/>
-              <w:right w:w="56.0" w:type="dxa"/>
-            </w:tcMar>
-          </w:tcPr>
-          <w:p>
-            <w:pPr>
-              <w:spacing w:after="0" w:before="0" w:line="278.00000000000006" w:lineRule="auto"/>
-              <w:ind w:left="0" w:right="-26" w:firstLine="0"/>
-              <w:jc w:val="left"/>
-              <w:rPr>
-                <w:color w:val="000000"/>
-              </w:rPr>
-            </w:pPr>
-            <w:r>
-              <w:rPr>
-                <w:rFonts w:ascii="Open Sans" w:cs="Open Sans" w:eastAsia="Open Sans" w:hAnsi="Open Sans"/>
-                <w:color w:val="000000"/>
-                <w:sz w:val="20"/>
-                <w:szCs w:val="20"/>
-                <w:shd w:fill="auto" w:val="clear"/>
-                <w:rtl w:val="0"/>
-              </w:rPr>
-              <w:t xml:space="preserve">{#hasBonus}{#BonusRows}{Bonus}</w:t>
-            </w:r>
-            <w:r>
-              <w:rPr>
-                <w:rtl w:val="0"/>
-              </w:rPr>
-            </w:r>
-          </w:p>
-        </w:tc>
-        <w:tc>
-          <w:tcPr>
-            <w:tcBorders>
-              <w:top w:color="ffffff" w:space="0" w:sz="8" w:val="single"/>
-              <w:left w:color="ffffff" w:space="0" w:sz="8" w:val="single"/>
-              <w:bottom w:color="ffffff" w:space="0" w:sz="8" w:val="single"/>
-              <w:right w:color="ffffff" w:space="0" w:sz="8" w:val="single"/>
-            </w:tcBorders>
-            <w:shd w:fill="ffffff" w:val="clear"/>
-            <w:tcMar>
-              <w:left w:w="56.0" w:type="dxa"/>
-              <w:right w:w="56.0" w:type="dxa"/>
-            </w:tcMar>
-          </w:tcPr>
-          <w:p>
-            <w:pPr>
-              <w:spacing w:after="0" w:before="0" w:line="278.00000000000006" w:lineRule="auto"/>
-              <w:ind w:left="0" w:right="314" w:firstLine="0"/>
-              <w:jc w:val="left"/>
-              <w:rPr>
-                <w:color w:val="000000"/>
-              </w:rPr>
-            </w:pPr>
-            <w:r>
-              <w:rPr>
-                <w:rFonts w:ascii="Open Sans" w:cs="Open Sans" w:eastAsia="Open Sans" w:hAnsi="Open Sans"/>
-                <w:color w:val="000000"/>
-                <w:sz w:val="20"/>
-                <w:szCs w:val="20"/>
-                <w:shd w:fill="auto" w:val="clear"/>
-                <w:rtl w:val="0"/>
-              </w:rPr>
-              <w:t xml:space="preserve">{BonusMenge}</w:t>
-            </w:r>
-            <w:r>
-              <w:rPr>
-                <w:rtl w:val="0"/>
-              </w:rPr>
-            </w:r>
-          </w:p>
-        </w:tc>
-        <w:tc>
-          <w:tcPr>
-            <w:tcBorders>
-              <w:top w:color="ffffff" w:space="0" w:sz="8" w:val="single"/>
-              <w:left w:color="ffffff" w:space="0" w:sz="8" w:val="single"/>
-              <w:bottom w:color="ffffff" w:space="0" w:sz="8" w:val="single"/>
-              <w:right w:color="ffffff" w:space="0" w:sz="8" w:val="single"/>
-            </w:tcBorders>
-            <w:shd w:fill="ffffff" w:val="clear"/>
-            <w:tcMar>
-              <w:left w:w="56.0" w:type="dxa"/>
-              <w:right w:w="56.0" w:type="dxa"/>
-            </w:tcMar>
-          </w:tcPr>
-          <w:p>
-            <w:pPr>
-              <w:spacing w:after="0" w:before="0" w:line="278.00000000000006" w:lineRule="auto"/>
-              <w:ind w:left="0" w:right="314" w:firstLine="0"/>
-              <w:jc w:val="left"/>
-              <w:rPr>
-                <w:rFonts w:ascii="Open Sans" w:cs="Open Sans" w:eastAsia="Open Sans" w:hAnsi="Open Sans"/>
-                <w:b w:val="1"/>
-                <w:color w:val="000000"/>
-                <w:sz w:val="18"/>
-                <w:szCs w:val="18"/>
-                <w:shd w:fill="auto" w:val="clear"/>
-              </w:rPr>
-            </w:pPr>
-            <w:r>
-              <w:rPr>
-                <w:rFonts w:ascii="Open Sans" w:cs="Open Sans" w:eastAsia="Open Sans" w:hAnsi="Open Sans"/>
-                <w:b w:val="1"/>
-                <w:color w:val="000000"/>
-                <w:sz w:val="18"/>
-                <w:szCs w:val="18"/>
-                <w:shd w:fill="auto" w:val="clear"/>
-                <w:rtl w:val="0"/>
-              </w:rPr>
-              <w:t xml:space="preserve">{BonusLabel}</w:t>
-            </w:r>
-          </w:p>
-          <w:p>
-            <w:pPr>
-              <w:spacing w:after="0" w:before="0" w:line="278.00000000000006" w:lineRule="auto"/>
-              <w:ind w:left="0" w:right="314" w:firstLine="0"/>
-              <w:jc w:val="left"/>
-              <w:rPr>
-                <w:color w:val="000000"/>
-                <w:sz w:val="18"/>
-                <w:szCs w:val="18"/>
-              </w:rPr>
-            </w:pPr>
-            <w:r>
-              <w:rPr>
-                <w:rFonts w:ascii="Open Sans" w:cs="Open Sans" w:eastAsia="Open Sans" w:hAnsi="Open Sans"/>
-                <w:color w:val="000000"/>
-                <w:sz w:val="18"/>
-                <w:szCs w:val="18"/>
-                <w:shd w:fill="auto" w:val="clear"/>
-                <w:rtl w:val="0"/>
-              </w:rPr>
-              <w:t xml:space="preserve">{BonusDetail}</w:t>
-            </w:r>
-            <w:r>
-              <w:rPr>
-                <w:rtl w:val="0"/>
-              </w:rPr>
-            </w:r>
-          </w:p>
-        </w:tc>
-        <w:tc>
-          <w:tcPr>
-            <w:tcBorders>
-              <w:top w:color="ffffff" w:space="0" w:sz="8" w:val="single"/>
-              <w:left w:color="ffffff" w:space="0" w:sz="8" w:val="single"/>
-              <w:bottom w:color="ffffff" w:space="0" w:sz="8" w:val="single"/>
-              <w:right w:color="ffffff" w:space="0" w:sz="8" w:val="single"/>
-            </w:tcBorders>
-            <w:shd w:fill="ffffff" w:val="clear"/>
-            <w:tcMar>
-              <w:left w:w="56.0" w:type="dxa"/>
-              <w:right w:w="56.0" w:type="dxa"/>
-            </w:tcMar>
-          </w:tcPr>
-          <w:p>
-            <w:pPr>
-              <w:spacing w:after="0" w:before="0" w:line="278.00000000000006" w:lineRule="auto"/>
-              <w:ind w:left="0" w:right="314" w:firstLine="0"/>
-              <w:jc w:val="left"/>
-              <w:rPr>
-                <w:color w:val="000000"/>
-              </w:rPr>
-            </w:pPr>
-            <w:r>
-              <w:rPr>
-                <w:rFonts w:ascii="Open Sans" w:cs="Open Sans" w:eastAsia="Open Sans" w:hAnsi="Open Sans"/>
-                <w:color w:val="000000"/>
-                <w:sz w:val="20"/>
-                <w:szCs w:val="20"/>
-                <w:shd w:fill="auto" w:val="clear"/>
-                <w:rtl w:val="0"/>
-              </w:rPr>
-              <w:t xml:space="preserve">{preis}</w:t>
-            </w:r>
-            <w:r>
-              <w:rPr>
-                <w:rtl w:val="0"/>
-              </w:rPr>
-            </w:r>
-          </w:p>
-        </w:tc>
-        <w:tc>
-          <w:tcPr>
-            <w:tcBorders>
-              <w:top w:color="ffffff" w:space="0" w:sz="8" w:val="single"/>
-              <w:left w:color="ffffff" w:space="0" w:sz="8" w:val="single"/>
-              <w:bottom w:color="ffffff" w:space="0" w:sz="8" w:val="single"/>
-              <w:right w:color="ffffff" w:space="0" w:sz="8" w:val="single"/>
-            </w:tcBorders>
-            <w:shd w:fill="ffffff" w:val="clear"/>
-            <w:tcMar>
-              <w:left w:w="56.0" w:type="dxa"/>
-              <w:right w:w="56.0" w:type="dxa"/>
-            </w:tcMar>
-          </w:tcPr>
-          <w:p>
-            <w:pPr>
-              <w:spacing w:after="0" w:before="0" w:line="278.00000000000006" w:lineRule="auto"/>
-              <w:ind w:left="0" w:right="314" w:firstLine="0"/>
-              <w:jc w:val="left"/>
+              <w:jc w:val="center"/>
               <w:rPr>
                 <w:color w:val="000000"/>
               </w:rPr>
@@ -2984,7 +2795,6 @@
       <w:pPr>
         <w:spacing w:after="0" w:before="0" w:line="283" w:lineRule="auto"/>
         <w:ind w:left="125" w:right="1024" w:firstLine="0"/>
-        <w:jc w:val="both"/>
         <w:rPr>
           <w:rFonts w:ascii="Open Sans" w:cs="Open Sans" w:eastAsia="Open Sans" w:hAnsi="Open Sans"/>
           <w:b w:val="1"/>
@@ -3004,10 +2814,67 @@
           <w:shd w:fill="auto" w:val="clear"/>
           <w:rtl w:val="0"/>
         </w:rPr>
-        <w:t xml:space="preserve">Diese werden vorab mit Ihnen besprochen, bedürfen lhrer Zustimmung und werden auf Regiebasis nach tatsächlichem Aufwand abgerechnet. (Stundensatz-Facharbeiter: {RegieRateFmt} netto){#hasSubsidyLine}</w:t>
+        <w:t xml:space="preserve">Diese werden vorab mit Ihnen besprochen, bedürfen lhrer Zustimmung und</w:t>
+      </w:r>
+      <w:r>
+        <w:rPr>
+          <w:rFonts w:ascii="Open Sans" w:cs="Open Sans" w:eastAsia="Open Sans" w:hAnsi="Open Sans"/>
+          <w:color w:val="030303"/>
+          <w:rtl w:val="0"/>
+        </w:rPr>
+        <w:t xml:space="preserve"> </w:t>
+      </w:r>
+      <w:r>
+        <w:rPr>
+          <w:rFonts w:ascii="Open Sans" w:cs="Open Sans" w:eastAsia="Open Sans" w:hAnsi="Open Sans"/>
+          <w:color w:val="030303"/>
+          <w:sz w:val="22"/>
+          <w:szCs w:val="22"/>
+          <w:shd w:fill="auto" w:val="clear"/>
+          <w:rtl w:val="0"/>
+        </w:rPr>
+        <w:t xml:space="preserve">werden auf Regiebasis nach tatsächlichem Aufwand</w:t>
+      </w:r>
+      <w:r>
+        <w:rPr>
+          <w:rFonts w:ascii="Open Sans" w:cs="Open Sans" w:eastAsia="Open Sans" w:hAnsi="Open Sans"/>
+          <w:color w:val="030303"/>
+          <w:rtl w:val="0"/>
+        </w:rPr>
+        <w:t xml:space="preserve"> </w:t>
+      </w:r>
+      <w:r>
+        <w:rPr>
+          <w:rFonts w:ascii="Open Sans" w:cs="Open Sans" w:eastAsia="Open Sans" w:hAnsi="Open Sans"/>
+          <w:color w:val="030303"/>
+          <w:sz w:val="22"/>
+          <w:szCs w:val="22"/>
+          <w:shd w:fill="auto" w:val="clear"/>
+          <w:rtl w:val="0"/>
+        </w:rPr>
+        <w:t xml:space="preserve">abgerechnet. (Stundensatz-Facharbeiter: {RegieRateFmt} netto){#hasSubsidyLine}</w:t>
         <w:br w:type="textWrapping"/>
         <w:br w:type="textWrapping"/>
-        <w:t xml:space="preserve">Der Selbstkostenanteil beträgt </w:t>
+        <w:t xml:space="preserve">Der</w:t>
+      </w:r>
+      <w:r>
+        <w:rPr>
+          <w:rFonts w:ascii="Open Sans" w:cs="Open Sans" w:eastAsia="Open Sans" w:hAnsi="Open Sans"/>
+          <w:color w:val="030303"/>
+          <w:rtl w:val="0"/>
+        </w:rPr>
+        <w:t xml:space="preserve"> </w:t>
+      </w:r>
+      <w:r>
+        <w:rPr>
+          <w:rFonts w:ascii="Open Sans" w:cs="Open Sans" w:eastAsia="Open Sans" w:hAnsi="Open Sans"/>
+          <w:color w:val="030303"/>
+          <w:sz w:val="22"/>
+          <w:szCs w:val="22"/>
+          <w:shd w:fill="auto" w:val="clear"/>
+          <w:rtl w:val="0"/>
+        </w:rPr>
+        <w:t xml:space="preserve">Selbstkostenanteil beträgt </w:t>
       </w:r>
       <w:r>
         <w:rPr>
@@ -3368,21 +3235,6 @@
 </file>
 
 <file path=word/footer1.xml><?xml version="1.0" encoding="utf-8"?>
-<w:ftr xmlns:mc="http://schemas.openxmlformats.org/markup-compatibility/2006" xmlns:o="urn:schemas-microsoft-com:office:office" xmlns:r="http://schemas.openxmlformats.org/officeDocument/2006/relationships" xmlns:m="http://schemas.openxmlformats.org/officeDocument/2006/math" xmlns:v="urn:schemas-microsoft-com:vml" xmlns:wp="http://schemas.openxmlformats.org/drawingml/2006/wordprocessingDrawing" xmlns:w10="urn:schemas-microsoft-com:office:word" xmlns:w="http://schemas.openxmlformats.org/wordprocessingml/2006/main" xmlns:wne="http://schemas.microsoft.com/office/word/2006/wordml" xmlns:sl="http://schemas.openxmlformats.org/schemaLibrary/2006/main" xmlns:a="http://schemas.openxmlformats.org/drawingml/2006/main" xmlns:pic="http://schemas.openxmlformats.org/drawingml/2006/picture" xmlns:c="http://schemas.openxmlformats.org/drawingml/2006/chart" xmlns:lc="http://schemas.openxmlformats.org/drawingml/2006/lockedCanvas" xmlns:dgm="http://schemas.openxmlformats.org/drawingml/2006/diagram" xmlns:wps="http://schemas.microsoft.com/office/word/2010/wordprocessingShape" xmlns:wpg="http://schemas.microsoft.com/office/word/2010/wordprocessingGroup" xmlns:w14="http://schemas.microsoft.com/office/word/2010/wordml" xmlns:w15="http://schemas.microsoft.com/office/word/2012/wordml" xmlns:w16="http://schemas.microsoft.com/office/word/2018/wordml" xmlns:w16cex="http://schemas.microsoft.com/office/word/2018/wordml/cex" xmlns:w16cid="http://schemas.microsoft.com/office/word/2016/wordml/cid" xmlns="http://schemas.microsoft.com/office/tasks/2019/documenttasks" xmlns:cr="http://schemas.microsoft.com/office/comments/2020/reactions">
-  <w:p>
-    <w:pPr>
-      <w:rPr/>
-    </w:pPr>
-    <w:r>
-      <w:rPr>
-        <w:rtl w:val="0"/>
-      </w:rPr>
-    </w:r>
-  </w:p>
-</w:ftr>
-</file>
-
-<file path=word/footer2.xml><?xml version="1.0" encoding="utf-8"?>
 <w:ftr xmlns:mc="http://schemas.openxmlformats.org/markup-compatibility/2006" xmlns:o="urn:schemas-microsoft-com:office:office" xmlns:r="http://schemas.openxmlformats.org/officeDocument/2006/relationships" xmlns:m="http://schemas.openxmlformats.org/officeDocument/2006/math" xmlns:v="urn:schemas-microsoft-com:vml" xmlns:wp="http://schemas.openxmlformats.org/drawingml/2006/wordprocessingDrawing" xmlns:w10="urn:schemas-microsoft-com:office:word" xmlns:w="http://schemas.openxmlformats.org/wordprocessingml/2006/main" xmlns:wne="http://schemas.microsoft.com/office/word/2006/wordml" xmlns:sl="http://schemas.openxmlformats.org/schemaLibrary/2006/main" xmlns:a="http://schemas.openxmlformats.org/drawingml/2006/main" xmlns:pic="http://schemas.openxmlformats.org/drawingml/2006/picture" xmlns:c="http://schemas.openxmlformats.org/drawingml/2006/chart" xmlns:lc="http://schemas.openxmlformats.org/drawingml/2006/lockedCanvas" xmlns:dgm="http://schemas.openxmlformats.org/drawingml/2006/diagram" xmlns:wps="http://schemas.microsoft.com/office/word/2010/wordprocessingShape" xmlns:wpg="http://schemas.microsoft.com/office/word/2010/wordprocessingGroup" xmlns:w14="http://schemas.microsoft.com/office/word/2010/wordml" xmlns:w15="http://schemas.microsoft.com/office/word/2012/wordml" xmlns:w16="http://schemas.microsoft.com/office/word/2018/wordml" xmlns:w16cex="http://schemas.microsoft.com/office/word/2018/wordml/cex" xmlns:w16cid="http://schemas.microsoft.com/office/word/2016/wordml/cid" xmlns="http://schemas.microsoft.com/office/tasks/2019/documenttasks" xmlns:cr="http://schemas.microsoft.com/office/comments/2020/reactions">
   <w:p>
     <w:pPr>
@@ -3514,7 +3366,6 @@
           <w:pPr>
             <w:keepNext w:val="0"/>
             <w:keepLines w:val="0"/>
-            <w:pageBreakBefore w:val="0"/>
             <w:widowControl w:val="0"/>
             <w:pBdr>
               <w:top w:space="0" w:sz="0" w:val="nil"/>
@@ -3582,6 +3433,21 @@
     <w:pPr>
       <w:spacing w:after="240" w:before="240" w:line="14.399999999999999" w:lineRule="auto"/>
       <w:jc w:val="center"/>
+      <w:rPr/>
+    </w:pPr>
+    <w:r>
+      <w:rPr>
+        <w:rtl w:val="0"/>
+      </w:rPr>
+    </w:r>
+  </w:p>
+</w:ftr>
+</file>
+
+<file path=word/footer2.xml><?xml version="1.0" encoding="utf-8"?>
+<w:ftr xmlns:mc="http://schemas.openxmlformats.org/markup-compatibility/2006" xmlns:o="urn:schemas-microsoft-com:office:office" xmlns:r="http://schemas.openxmlformats.org/officeDocument/2006/relationships" xmlns:m="http://schemas.openxmlformats.org/officeDocument/2006/math" xmlns:v="urn:schemas-microsoft-com:vml" xmlns:wp="http://schemas.openxmlformats.org/drawingml/2006/wordprocessingDrawing" xmlns:w10="urn:schemas-microsoft-com:office:word" xmlns:w="http://schemas.openxmlformats.org/wordprocessingml/2006/main" xmlns:wne="http://schemas.microsoft.com/office/word/2006/wordml" xmlns:sl="http://schemas.openxmlformats.org/schemaLibrary/2006/main" xmlns:a="http://schemas.openxmlformats.org/drawingml/2006/main" xmlns:pic="http://schemas.openxmlformats.org/drawingml/2006/picture" xmlns:c="http://schemas.openxmlformats.org/drawingml/2006/chart" xmlns:lc="http://schemas.openxmlformats.org/drawingml/2006/lockedCanvas" xmlns:dgm="http://schemas.openxmlformats.org/drawingml/2006/diagram" xmlns:wps="http://schemas.microsoft.com/office/word/2010/wordprocessingShape" xmlns:wpg="http://schemas.microsoft.com/office/word/2010/wordprocessingGroup" xmlns:w14="http://schemas.microsoft.com/office/word/2010/wordml" xmlns:w15="http://schemas.microsoft.com/office/word/2012/wordml" xmlns:w16="http://schemas.microsoft.com/office/word/2018/wordml" xmlns:w16cex="http://schemas.microsoft.com/office/word/2018/wordml/cex" xmlns:w16cid="http://schemas.microsoft.com/office/word/2016/wordml/cid" xmlns="http://schemas.microsoft.com/office/tasks/2019/documenttasks" xmlns:cr="http://schemas.microsoft.com/office/comments/2020/reactions">
+  <w:p>
+    <w:pPr>
       <w:rPr/>
     </w:pPr>
     <w:r>
@@ -3849,7 +3715,32 @@
     <w:tblPr>
       <w:tblStyleRowBandSize w:val="1"/>
       <w:tblStyleColBandSize w:val="1"/>
-      <w:tblCellMar/>
+    </w:tblPr>
+  </w:style>
+  <w:style w:type="table" w:styleId="Table2">
+    <w:basedOn w:val="TableNormal"/>
+    <w:tblPr>
+      <w:tblStyleRowBandSize w:val="1"/>
+      <w:tblStyleColBandSize w:val="1"/>
+      <w:tblCellMar>
+        <w:top w:w="0.0" w:type="dxa"/>
+        <w:left w:w="10.0" w:type="dxa"/>
+        <w:bottom w:w="0.0" w:type="dxa"/>
+        <w:right w:w="10.0" w:type="dxa"/>
+      </w:tblCellMar>
+    </w:tblPr>
+  </w:style>
+  <w:style w:type="table" w:styleId="Table3">
+    <w:basedOn w:val="TableNormal"/>
+    <w:tblPr>
+      <w:tblStyleRowBandSize w:val="1"/>
+      <w:tblStyleColBandSize w:val="1"/>
+      <w:tblCellMar>
+        <w:top w:w="0.0" w:type="dxa"/>
+        <w:left w:w="10.0" w:type="dxa"/>
+        <w:bottom w:w="0.0" w:type="dxa"/>
+        <w:right w:w="10.0" w:type="dxa"/>
+      </w:tblCellMar>
     </w:tblPr>
     <w:tblStylePr w:type="band1Horz">
       <w:tcPr/>
@@ -3888,32 +3779,6 @@
       <w:tcPr/>
     </w:tblStylePr>
   </w:style>
-  <w:style w:type="table" w:styleId="Table2">
-    <w:basedOn w:val="TableNormal"/>
-    <w:tblPr>
-      <w:tblStyleRowBandSize w:val="1"/>
-      <w:tblStyleColBandSize w:val="1"/>
-      <w:tblCellMar>
-        <w:top w:w="0.0" w:type="dxa"/>
-        <w:left w:w="10.0" w:type="dxa"/>
-        <w:bottom w:w="0.0" w:type="dxa"/>
-        <w:right w:w="10.0" w:type="dxa"/>
-      </w:tblCellMar>
-    </w:tblPr>
-  </w:style>
-  <w:style w:type="table" w:styleId="Table3">
-    <w:basedOn w:val="TableNormal"/>
-    <w:tblPr>
-      <w:tblStyleRowBandSize w:val="1"/>
-      <w:tblStyleColBandSize w:val="1"/>
-      <w:tblCellMar>
-        <w:top w:w="0.0" w:type="dxa"/>
-        <w:left w:w="10.0" w:type="dxa"/>
-        <w:bottom w:w="0.0" w:type="dxa"/>
-        <w:right w:w="10.0" w:type="dxa"/>
-      </w:tblCellMar>
-    </w:tblPr>
-  </w:style>
   <w:style w:type="table" w:styleId="Table4">
     <w:basedOn w:val="TableNormal"/>
     <w:tblPr>
@@ -3932,44 +3797,7 @@
     <w:tblPr>
       <w:tblStyleRowBandSize w:val="1"/>
       <w:tblStyleColBandSize w:val="1"/>
-      <w:tblCellMar/>
     </w:tblPr>
-    <w:tblStylePr w:type="band1Horz">
-      <w:tcPr/>
-    </w:tblStylePr>
-    <w:tblStylePr w:type="band1Vert">
-      <w:tcPr/>
-    </w:tblStylePr>
-    <w:tblStylePr w:type="band2Horz">
-      <w:tcPr/>
-    </w:tblStylePr>
-    <w:tblStylePr w:type="band2Vert">
-      <w:tcPr/>
-    </w:tblStylePr>
-    <w:tblStylePr w:type="firstCol">
-      <w:tcPr/>
-    </w:tblStylePr>
-    <w:tblStylePr w:type="firstRow">
-      <w:tcPr/>
-    </w:tblStylePr>
-    <w:tblStylePr w:type="lastCol">
-      <w:tcPr/>
-    </w:tblStylePr>
-    <w:tblStylePr w:type="lastRow">
-      <w:tcPr/>
-    </w:tblStylePr>
-    <w:tblStylePr w:type="neCell">
-      <w:tcPr/>
-    </w:tblStylePr>
-    <w:tblStylePr w:type="nwCell">
-      <w:tcPr/>
-    </w:tblStylePr>
-    <w:tblStylePr w:type="seCell">
-      <w:tcPr/>
-    </w:tblStylePr>
-    <w:tblStylePr w:type="swCell">
-      <w:tcPr/>
-    </w:tblStylePr>
   </w:style>
 </w:styles>
 </file>

--- a/src/templates/Angebot.docx
+++ b/src/templates/Angebot.docx
@@ -673,15 +673,15 @@
       </w:tblPr>
       <w:tblGrid>
         <w:gridCol w:w="660"/>
-        <w:gridCol w:w="780"/>
-        <w:gridCol w:w="4530"/>
+        <w:gridCol w:w="885"/>
+        <w:gridCol w:w="4425"/>
         <w:gridCol w:w="2325"/>
         <w:gridCol w:w="1485"/>
         <w:tblGridChange w:id="0">
           <w:tblGrid>
             <w:gridCol w:w="660"/>
-            <w:gridCol w:w="780"/>
-            <w:gridCol w:w="4530"/>
+            <w:gridCol w:w="885"/>
+            <w:gridCol w:w="4425"/>
             <w:gridCol w:w="2325"/>
             <w:gridCol w:w="1485"/>
           </w:tblGrid>
@@ -1603,15 +1603,15 @@
       </w:tblPr>
       <w:tblGrid>
         <w:gridCol w:w="675"/>
-        <w:gridCol w:w="780"/>
-        <w:gridCol w:w="4515"/>
+        <w:gridCol w:w="885"/>
+        <w:gridCol w:w="4410"/>
         <w:gridCol w:w="2325"/>
         <w:gridCol w:w="1755"/>
         <w:tblGridChange w:id="0">
           <w:tblGrid>
             <w:gridCol w:w="675"/>
-            <w:gridCol w:w="780"/>
-            <w:gridCol w:w="4515"/>
+            <w:gridCol w:w="885"/>
+            <w:gridCol w:w="4410"/>
             <w:gridCol w:w="2325"/>
             <w:gridCol w:w="1755"/>
           </w:tblGrid>
@@ -3097,15 +3097,13 @@
     </w:p>
     <w:p>
       <w:pPr>
-        <w:spacing w:after="0" w:before="0" w:line="240" w:lineRule="auto"/>
+        <w:spacing w:after="0" w:before="81" w:line="240" w:lineRule="auto"/>
         <w:ind w:left="0" w:right="0" w:firstLine="0"/>
         <w:jc w:val="left"/>
         <w:rPr>
           <w:rFonts w:ascii="Open Sans" w:cs="Open Sans" w:eastAsia="Open Sans" w:hAnsi="Open Sans"/>
-          <w:color w:val="000000"/>
           <w:sz w:val="20"/>
           <w:szCs w:val="20"/>
-          <w:shd w:fill="auto" w:val="clear"/>
         </w:rPr>
       </w:pPr>
       <w:r>
@@ -3121,16 +3119,18 @@
         <w:jc w:val="left"/>
         <w:rPr>
           <w:rFonts w:ascii="Open Sans" w:cs="Open Sans" w:eastAsia="Open Sans" w:hAnsi="Open Sans"/>
-          <w:color w:val="000000"/>
           <w:sz w:val="20"/>
           <w:szCs w:val="20"/>
-          <w:shd w:fill="auto" w:val="clear"/>
         </w:rPr>
       </w:pPr>
       <w:r>
         <w:rPr>
-          <w:rtl w:val="0"/>
-        </w:rPr>
+          <w:rFonts w:ascii="Open Sans" w:cs="Open Sans" w:eastAsia="Open Sans" w:hAnsi="Open Sans"/>
+          <w:sz w:val="20"/>
+          <w:szCs w:val="20"/>
+          <w:rtl w:val="0"/>
+        </w:rPr>
+        <w:t xml:space="preserve">_________________________________</w:t>
       </w:r>
     </w:p>
     <w:p>
@@ -3189,12 +3189,14 @@
         </w:rPr>
         <w:br w:type="textWrapping"/>
         <w:t xml:space="preserve">Mit freundlichen Grüßen</w:t>
+        <w:br w:type="textWrapping"/>
+        <w:br w:type="textWrapping"/>
       </w:r>
     </w:p>
     <w:p>
       <w:pPr>
-        <w:spacing w:after="0" w:before="0" w:line="276" w:lineRule="auto"/>
-        <w:ind w:left="118" w:right="0" w:firstLine="0"/>
+        <w:spacing w:after="0" w:before="67" w:line="276" w:lineRule="auto"/>
+        <w:ind w:right="0"/>
         <w:jc w:val="left"/>
         <w:rPr>
           <w:rFonts w:ascii="Open Sans" w:cs="Open Sans" w:eastAsia="Open Sans" w:hAnsi="Open Sans"/>

--- a/src/templates/Angebot.docx
+++ b/src/templates/Angebot.docx
@@ -2722,7 +2722,7 @@
           <w:shd w:fill="auto" w:val="clear"/>
           <w:rtl w:val="0"/>
         </w:rPr>
-        <w:t xml:space="preserve">Es handelt sich hierbei um ein Festpreisangebot für die oben definierten Leistungen.</w:t>
+        <w:t xml:space="preserve">Es handelt sich hierbei um ein Festpreisangebot für die oben definierten Leistungen.{#EbenerdigHinweis}</w:t>
       </w:r>
       <w:r>
         <w:rPr>
@@ -2782,7 +2782,7 @@
           <w:shd w:fill="auto" w:val="clear"/>
           <w:rtl w:val="0"/>
         </w:rPr>
-        <w:t xml:space="preserve"> Ob eine ebenerdige Montage der Duschwanne möglich ist, kann erst nach dem Ausbau der bestehenden Wanne beurteilen werden. Sollten dabei zusätzliche oder weitere Leistungen erforderlich oder von Ihnen gewünscht sein, können zusätzliche Kosten entstehen.</w:t>
+        <w:t xml:space="preserve"> Ob eine ebenerdige Montage der Duschwanne möglich ist, kann erst nach dem Ausbau der bestehenden Wanne beurteilen werden. Sollten dabei zusätzliche oder weitere Leistungen erforderlich oder von Ihnen gewünscht sein, können zusätzliche Kosten entstehen.{/EbenerdigHinweis}</w:t>
         <w:br w:type="textWrapping"/>
       </w:r>
       <w:r>
@@ -3168,7 +3168,7 @@
           <w:color w:val="030303"/>
           <w:rtl w:val="0"/>
         </w:rPr>
-        <w:t xml:space="preserve">Für Rückfragen stehen wir Ihnen gerne zur Verfügung.  Wir bedanken uns für Ihr Vertrauen und freuen uns, von Ihnen zu   hören. </w:t>
+        <w:t xml:space="preserve">Für Rückfragen stehen wir Ihnen gerne zur Verfügung.  Wir bedanken uns für Ihr Vertrauen und freuen uns, von Ihnen zu hören. </w:t>
       </w:r>
     </w:p>
     <w:p>

--- a/src/templates/Angebot.docx
+++ b/src/templates/Angebot.docx
@@ -1,24 +1,21 @@
 
 <file path=word/document.xml><?xml version="1.0" encoding="utf-8"?>
-<w:document xmlns:o="urn:schemas-microsoft-com:office:office" xmlns:r="http://schemas.openxmlformats.org/officeDocument/2006/relationships" xmlns:v="urn:schemas-microsoft-com:vml" xmlns:w="http://schemas.openxmlformats.org/wordprocessingml/2006/main" xmlns:w10="urn:schemas-microsoft-com:office:word" xmlns:wp="http://schemas.openxmlformats.org/drawingml/2006/wordprocessingDrawing" xmlns:pic="http://schemas.openxmlformats.org/drawingml/2006/picture" xmlns:wps="http://schemas.microsoft.com/office/word/2010/wordprocessingShape" xmlns:wpg="http://schemas.microsoft.com/office/word/2010/wordprocessingGroup" xmlns:mc="http://schemas.openxmlformats.org/markup-compatibility/2006" xmlns:wp14="http://schemas.microsoft.com/office/word/2010/wordprocessingDrawing" xmlns:w14="http://schemas.microsoft.com/office/word/2010/wordml" xmlns:w15="http://schemas.microsoft.com/office/word/2012/wordml" mc:Ignorable="w14 wp14 w15">
+<w:document xmlns:wpc="http://schemas.microsoft.com/office/word/2010/wordprocessingCanvas" xmlns:cx="http://schemas.microsoft.com/office/drawing/2014/chartex" xmlns:cx1="http://schemas.microsoft.com/office/drawing/2015/9/8/chartex" xmlns:cx2="http://schemas.microsoft.com/office/drawing/2015/10/21/chartex" xmlns:cx3="http://schemas.microsoft.com/office/drawing/2016/5/9/chartex" xmlns:cx4="http://schemas.microsoft.com/office/drawing/2016/5/10/chartex" xmlns:cx5="http://schemas.microsoft.com/office/drawing/2016/5/11/chartex" xmlns:cx6="http://schemas.microsoft.com/office/drawing/2016/5/12/chartex" xmlns:cx7="http://schemas.microsoft.com/office/drawing/2016/5/13/chartex" xmlns:cx8="http://schemas.microsoft.com/office/drawing/2016/5/14/chartex" xmlns:mc="http://schemas.openxmlformats.org/markup-compatibility/2006" xmlns:aink="http://schemas.microsoft.com/office/drawing/2016/ink" xmlns:am3d="http://schemas.microsoft.com/office/drawing/2017/model3d" xmlns:o="urn:schemas-microsoft-com:office:office" xmlns:oel="http://schemas.microsoft.com/office/2019/extlst" xmlns:r="http://schemas.openxmlformats.org/officeDocument/2006/relationships" xmlns:m="http://schemas.openxmlformats.org/officeDocument/2006/math" xmlns:v="urn:schemas-microsoft-com:vml" xmlns:wp14="http://schemas.microsoft.com/office/word/2010/wordprocessingDrawing" xmlns:wp="http://schemas.openxmlformats.org/drawingml/2006/wordprocessingDrawing" xmlns:w10="urn:schemas-microsoft-com:office:word" xmlns:w="http://schemas.openxmlformats.org/wordprocessingml/2006/main" xmlns:w14="http://schemas.microsoft.com/office/word/2010/wordml" xmlns:w15="http://schemas.microsoft.com/office/word/2012/wordml" xmlns:w16cex="http://schemas.microsoft.com/office/word/2018/wordml/cex" xmlns:w16cid="http://schemas.microsoft.com/office/word/2016/wordml/cid" xmlns:w16="http://schemas.microsoft.com/office/word/2018/wordml" xmlns:w16du="http://schemas.microsoft.com/office/word/2023/wordml/word16du" xmlns:w16sdtdh="http://schemas.microsoft.com/office/word/2020/wordml/sdtdatahash" xmlns:w16sdtfl="http://schemas.microsoft.com/office/word/2024/wordml/sdtformatlock" xmlns:w16se="http://schemas.microsoft.com/office/word/2015/wordml/symex" xmlns:wpg="http://schemas.microsoft.com/office/word/2010/wordprocessingGroup" xmlns:wpi="http://schemas.microsoft.com/office/word/2010/wordprocessingInk" xmlns:wne="http://schemas.microsoft.com/office/word/2006/wordml" xmlns:wps="http://schemas.microsoft.com/office/word/2010/wordprocessingShape" mc:Ignorable="w14 w15 w16se w16cid w16 w16cex w16sdtdh w16sdtfl w16du wp14">
   <w:body>
     <w:p>
       <w:pPr>
         <w:pStyle w:val="normal1"/>
-        <w:spacing w:lineRule="auto" w:line="240" w:before="171" w:after="0"/>
-        <w:ind w:hanging="0" w:start="0" w:end="0"/>
-        <w:jc w:val="start"/>
-        <w:rPr>
-          <w:rFonts w:ascii="Open Sans" w:hAnsi="Open Sans" w:eastAsia="Open Sans" w:cs="Open Sans"/>
+        <w:spacing w:before="171"/>
+        <w:rPr>
+          <w:rFonts w:ascii="Open Sans" w:eastAsia="Open Sans" w:hAnsi="Open Sans" w:cs="Open Sans"/>
           <w:color w:val="070707"/>
           <w:sz w:val="17"/>
           <w:szCs w:val="17"/>
-          <w:shd w:fill="auto" w:val="clear"/>
         </w:rPr>
       </w:pPr>
       <w:r>
         <w:rPr>
-          <w:rFonts w:eastAsia="Open Sans" w:cs="Open Sans" w:ascii="Open Sans" w:hAnsi="Open Sans"/>
+          <w:rFonts w:ascii="Open Sans" w:eastAsia="Open Sans" w:hAnsi="Open Sans" w:cs="Open Sans"/>
           <w:b/>
           <w:sz w:val="17"/>
           <w:szCs w:val="17"/>
@@ -27,129 +24,191 @@
       </w:r>
       <w:r>
         <w:rPr>
-          <w:rFonts w:eastAsia="Open Sans" w:cs="Open Sans" w:ascii="Open Sans" w:hAnsi="Open Sans"/>
+          <w:rFonts w:ascii="Open Sans" w:eastAsia="Open Sans" w:hAnsi="Open Sans" w:cs="Open Sans"/>
           <w:color w:val="070707"/>
           <w:sz w:val="17"/>
           <w:szCs w:val="17"/>
-          <w:shd w:fill="auto" w:val="clear"/>
-        </w:rPr>
-        <w:t>EmC2 Attila Landgrafe, Waldstraße 5, 95032 Hof</w:t>
+        </w:rPr>
+        <w:t xml:space="preserve">EmC2 Attila Landgrafe, </w:t>
+      </w:r>
+      <w:proofErr w:type="spellStart"/>
+      <w:r>
+        <w:rPr>
+          <w:rFonts w:ascii="Open Sans" w:eastAsia="Open Sans" w:hAnsi="Open Sans" w:cs="Open Sans"/>
+          <w:color w:val="070707"/>
+          <w:sz w:val="17"/>
+          <w:szCs w:val="17"/>
+        </w:rPr>
+        <w:t>Waldstraße</w:t>
+      </w:r>
+      <w:proofErr w:type="spellEnd"/>
+      <w:r>
+        <w:rPr>
+          <w:rFonts w:ascii="Open Sans" w:eastAsia="Open Sans" w:hAnsi="Open Sans" w:cs="Open Sans"/>
+          <w:color w:val="070707"/>
+          <w:sz w:val="17"/>
+          <w:szCs w:val="17"/>
+        </w:rPr>
+        <w:t xml:space="preserve"> 5, 95032 Hof</w:t>
       </w:r>
     </w:p>
     <w:p>
       <w:pPr>
         <w:pStyle w:val="normal1"/>
-        <w:spacing w:lineRule="auto" w:line="240" w:before="0" w:after="0"/>
-        <w:ind w:hanging="0" w:start="0" w:end="0"/>
-        <w:jc w:val="start"/>
-        <w:rPr>
-          <w:rFonts w:ascii="Open Sans" w:hAnsi="Open Sans" w:eastAsia="Open Sans" w:cs="Open Sans"/>
+        <w:rPr>
+          <w:rFonts w:ascii="Open Sans" w:eastAsia="Open Sans" w:hAnsi="Open Sans" w:cs="Open Sans"/>
           <w:color w:val="070707"/>
           <w:sz w:val="17"/>
           <w:szCs w:val="17"/>
         </w:rPr>
       </w:pPr>
-      <w:r>
-        <w:rPr>
-          <w:rFonts w:eastAsia="Open Sans" w:cs="Open Sans" w:ascii="Open Sans" w:hAnsi="Open Sans"/>
-          <w:color w:val="070707"/>
-          <w:sz w:val="17"/>
-          <w:szCs w:val="17"/>
-        </w:rPr>
-      </w:r>
     </w:p>
     <w:tbl>
       <w:tblPr>
-        <w:tblStyle w:val="Table1"/>
+        <w:tblStyle w:val="TableNormal"/>
         <w:tblW w:w="10035" w:type="dxa"/>
-        <w:jc w:val="start"/>
         <w:tblInd w:w="0" w:type="dxa"/>
         <w:tblLayout w:type="fixed"/>
         <w:tblCellMar>
           <w:top w:w="0" w:type="dxa"/>
-          <w:start w:w="0" w:type="dxa"/>
+          <w:left w:w="0" w:type="dxa"/>
           <w:bottom w:w="0" w:type="dxa"/>
-          <w:end w:w="0" w:type="dxa"/>
+          <w:right w:w="0" w:type="dxa"/>
         </w:tblCellMar>
-        <w:tblLook w:val="0600"/>
+        <w:tblLook w:val="0600" w:firstRow="0" w:lastRow="0" w:firstColumn="0" w:lastColumn="0" w:noHBand="1" w:noVBand="1"/>
       </w:tblPr>
       <w:tblGrid>
-        <w:gridCol w:w="5505"/>
-        <w:gridCol w:w="1934"/>
+        <w:gridCol w:w="5093"/>
+        <w:gridCol w:w="2346"/>
         <w:gridCol w:w="2596"/>
       </w:tblGrid>
       <w:tr>
         <w:trPr>
-          <w:trHeight w:val="1380" w:hRule="atLeast"/>
+          <w:trHeight w:val="1380"/>
         </w:trPr>
         <w:tc>
           <w:tcPr>
-            <w:tcW w:w="5505" w:type="dxa"/>
+            <w:tcW w:w="5093" w:type="dxa"/>
             <w:tcBorders>
               <w:top w:val="single" w:sz="8" w:space="0" w:color="FFFFFF"/>
-              <w:start w:val="single" w:sz="8" w:space="0" w:color="FFFFFF"/>
+              <w:left w:val="single" w:sz="8" w:space="0" w:color="FFFFFF"/>
               <w:bottom w:val="single" w:sz="8" w:space="0" w:color="FFFFFF"/>
-              <w:end w:val="single" w:sz="8" w:space="0" w:color="FFFFFF"/>
+              <w:right w:val="single" w:sz="8" w:space="0" w:color="FFFFFF"/>
             </w:tcBorders>
-            <w:shd w:fill="auto" w:val="clear"/>
           </w:tcPr>
           <w:p>
             <w:pPr>
               <w:pStyle w:val="normal1"/>
-              <w:spacing w:lineRule="auto" w:line="278"/>
-              <w:ind w:end="314"/>
-              <w:rPr>
-                <w:rFonts w:ascii="Open Sans" w:hAnsi="Open Sans" w:eastAsia="Open Sans" w:cs="Open Sans"/>
-              </w:rPr>
-            </w:pPr>
-            <w:r>
-              <w:rPr>
-                <w:rFonts w:eastAsia="Open Sans" w:cs="Open Sans" w:ascii="Open Sans" w:hAnsi="Open Sans"/>
-              </w:rPr>
-              <w:t>{Anrede}</w:t>
-            </w:r>
-          </w:p>
-          <w:p>
-            <w:pPr>
-              <w:pStyle w:val="normal1"/>
-              <w:spacing w:lineRule="auto" w:line="278"/>
-              <w:ind w:end="314"/>
-              <w:rPr>
-                <w:rFonts w:ascii="Open Sans" w:hAnsi="Open Sans" w:eastAsia="Open Sans" w:cs="Open Sans"/>
+              <w:spacing w:line="278" w:lineRule="auto"/>
+              <w:ind w:right="314"/>
+              <w:rPr>
+                <w:rFonts w:ascii="Open Sans" w:eastAsia="Open Sans" w:hAnsi="Open Sans" w:cs="Open Sans"/>
+              </w:rPr>
+            </w:pPr>
+            <w:r>
+              <w:rPr>
+                <w:rFonts w:ascii="Open Sans" w:eastAsia="Open Sans" w:hAnsi="Open Sans" w:cs="Open Sans"/>
+              </w:rPr>
+              <w:t>{</w:t>
+            </w:r>
+            <w:proofErr w:type="spellStart"/>
+            <w:r>
+              <w:rPr>
+                <w:rFonts w:ascii="Open Sans" w:eastAsia="Open Sans" w:hAnsi="Open Sans" w:cs="Open Sans"/>
+              </w:rPr>
+              <w:t>Anrede</w:t>
+            </w:r>
+            <w:proofErr w:type="spellEnd"/>
+            <w:r>
+              <w:rPr>
+                <w:rFonts w:ascii="Open Sans" w:eastAsia="Open Sans" w:hAnsi="Open Sans" w:cs="Open Sans"/>
+              </w:rPr>
+              <w:t>}</w:t>
+            </w:r>
+          </w:p>
+          <w:p>
+            <w:pPr>
+              <w:pStyle w:val="normal1"/>
+              <w:spacing w:line="278" w:lineRule="auto"/>
+              <w:ind w:right="314"/>
+              <w:rPr>
+                <w:rFonts w:ascii="Open Sans" w:eastAsia="Open Sans" w:hAnsi="Open Sans" w:cs="Open Sans"/>
                 <w:color w:val="1F1F1F"/>
               </w:rPr>
             </w:pPr>
             <w:r>
               <w:rPr>
-                <w:rFonts w:eastAsia="Open Sans" w:cs="Open Sans" w:ascii="Open Sans" w:hAnsi="Open Sans"/>
-              </w:rPr>
-              <w:t>{Vorname} {Nachname}</w:t>
-            </w:r>
-          </w:p>
-          <w:p>
-            <w:pPr>
-              <w:pStyle w:val="normal1"/>
-              <w:spacing w:lineRule="auto" w:line="278"/>
-              <w:ind w:end="314"/>
-              <w:rPr>
-                <w:rFonts w:ascii="Open Sans" w:hAnsi="Open Sans" w:eastAsia="Open Sans" w:cs="Open Sans"/>
+                <w:rFonts w:ascii="Open Sans" w:eastAsia="Open Sans" w:hAnsi="Open Sans" w:cs="Open Sans"/>
+              </w:rPr>
+              <w:t>{</w:t>
+            </w:r>
+            <w:proofErr w:type="spellStart"/>
+            <w:r>
+              <w:rPr>
+                <w:rFonts w:ascii="Open Sans" w:eastAsia="Open Sans" w:hAnsi="Open Sans" w:cs="Open Sans"/>
+              </w:rPr>
+              <w:t>Vorname</w:t>
+            </w:r>
+            <w:proofErr w:type="spellEnd"/>
+            <w:r>
+              <w:rPr>
+                <w:rFonts w:ascii="Open Sans" w:eastAsia="Open Sans" w:hAnsi="Open Sans" w:cs="Open Sans"/>
+              </w:rPr>
+              <w:t>} {</w:t>
+            </w:r>
+            <w:proofErr w:type="spellStart"/>
+            <w:r>
+              <w:rPr>
+                <w:rFonts w:ascii="Open Sans" w:eastAsia="Open Sans" w:hAnsi="Open Sans" w:cs="Open Sans"/>
+              </w:rPr>
+              <w:t>Nachname</w:t>
+            </w:r>
+            <w:proofErr w:type="spellEnd"/>
+            <w:r>
+              <w:rPr>
+                <w:rFonts w:ascii="Open Sans" w:eastAsia="Open Sans" w:hAnsi="Open Sans" w:cs="Open Sans"/>
+              </w:rPr>
+              <w:t>}</w:t>
+            </w:r>
+          </w:p>
+          <w:p>
+            <w:pPr>
+              <w:pStyle w:val="normal1"/>
+              <w:spacing w:line="278" w:lineRule="auto"/>
+              <w:ind w:right="314"/>
+              <w:rPr>
+                <w:rFonts w:ascii="Open Sans" w:eastAsia="Open Sans" w:hAnsi="Open Sans" w:cs="Open Sans"/>
                 <w:color w:val="1F1F1F"/>
               </w:rPr>
             </w:pPr>
             <w:r>
               <w:rPr>
-                <w:rFonts w:eastAsia="Open Sans" w:cs="Open Sans" w:ascii="Open Sans" w:hAnsi="Open Sans"/>
-              </w:rPr>
-              <w:t>{Adresse}</w:t>
-            </w:r>
-          </w:p>
-          <w:p>
-            <w:pPr>
-              <w:pStyle w:val="normal1"/>
-              <w:spacing w:lineRule="auto" w:line="278"/>
-              <w:ind w:end="314"/>
-              <w:rPr>
-                <w:rFonts w:ascii="Open Sans" w:hAnsi="Open Sans" w:eastAsia="Open Sans" w:cs="Open Sans"/>
+                <w:rFonts w:ascii="Open Sans" w:eastAsia="Open Sans" w:hAnsi="Open Sans" w:cs="Open Sans"/>
+              </w:rPr>
+              <w:t>{</w:t>
+            </w:r>
+            <w:proofErr w:type="spellStart"/>
+            <w:r>
+              <w:rPr>
+                <w:rFonts w:ascii="Open Sans" w:eastAsia="Open Sans" w:hAnsi="Open Sans" w:cs="Open Sans"/>
+              </w:rPr>
+              <w:t>Adresse</w:t>
+            </w:r>
+            <w:proofErr w:type="spellEnd"/>
+            <w:r>
+              <w:rPr>
+                <w:rFonts w:ascii="Open Sans" w:eastAsia="Open Sans" w:hAnsi="Open Sans" w:cs="Open Sans"/>
+              </w:rPr>
+              <w:t>}</w:t>
+            </w:r>
+          </w:p>
+          <w:p>
+            <w:pPr>
+              <w:pStyle w:val="normal1"/>
+              <w:spacing w:line="278" w:lineRule="auto"/>
+              <w:ind w:right="314"/>
+              <w:rPr>
+                <w:rFonts w:ascii="Open Sans" w:eastAsia="Open Sans" w:hAnsi="Open Sans" w:cs="Open Sans"/>
                 <w:color w:val="070707"/>
                 <w:sz w:val="17"/>
                 <w:szCs w:val="17"/>
@@ -157,7 +216,7 @@
             </w:pPr>
             <w:r>
               <w:rPr>
-                <w:rFonts w:eastAsia="Open Sans" w:cs="Open Sans" w:ascii="Open Sans" w:hAnsi="Open Sans"/>
+                <w:rFonts w:ascii="Open Sans" w:eastAsia="Open Sans" w:hAnsi="Open Sans" w:cs="Open Sans"/>
               </w:rPr>
               <w:t>{PLZ} {Stadt}</w:t>
             </w:r>
@@ -165,48 +224,51 @@
         </w:tc>
         <w:tc>
           <w:tcPr>
-            <w:tcW w:w="1934" w:type="dxa"/>
+            <w:tcW w:w="2346" w:type="dxa"/>
             <w:tcBorders>
               <w:top w:val="single" w:sz="8" w:space="0" w:color="FFFFFF"/>
-              <w:start w:val="single" w:sz="8" w:space="0" w:color="FFFFFF"/>
+              <w:left w:val="single" w:sz="8" w:space="0" w:color="FFFFFF"/>
               <w:bottom w:val="single" w:sz="8" w:space="0" w:color="FFFFFF"/>
-              <w:end w:val="single" w:sz="8" w:space="0" w:color="FFFFFF"/>
+              <w:right w:val="single" w:sz="8" w:space="0" w:color="FFFFFF"/>
             </w:tcBorders>
-            <w:shd w:fill="auto" w:val="clear"/>
           </w:tcPr>
           <w:p>
             <w:pPr>
               <w:pStyle w:val="normal1"/>
-              <w:ind w:end="127"/>
-              <w:rPr>
-                <w:rFonts w:ascii="Open Sans" w:hAnsi="Open Sans" w:eastAsia="Open Sans" w:cs="Open Sans"/>
+              <w:ind w:right="127"/>
+              <w:rPr>
+                <w:rFonts w:ascii="Open Sans" w:eastAsia="Open Sans" w:hAnsi="Open Sans" w:cs="Open Sans"/>
                 <w:sz w:val="21"/>
                 <w:szCs w:val="21"/>
-              </w:rPr>
-            </w:pPr>
-            <w:r>
-              <w:rPr>
-                <w:rFonts w:eastAsia="Open Sans" w:cs="Open Sans" w:ascii="Open Sans" w:hAnsi="Open Sans"/>
+                <w:lang w:val="de-DE"/>
+              </w:rPr>
+            </w:pPr>
+            <w:r>
+              <w:rPr>
+                <w:rFonts w:ascii="Open Sans" w:eastAsia="Open Sans" w:hAnsi="Open Sans" w:cs="Open Sans"/>
                 <w:color w:val="1F1F1F"/>
                 <w:sz w:val="21"/>
                 <w:szCs w:val="21"/>
+                <w:lang w:val="de-DE"/>
               </w:rPr>
               <w:t>Angebotsnummer</w:t>
             </w:r>
             <w:r>
               <w:rPr>
-                <w:rFonts w:eastAsia="Open Sans" w:cs="Open Sans" w:ascii="Open Sans" w:hAnsi="Open Sans"/>
+                <w:rFonts w:ascii="Open Sans" w:eastAsia="Open Sans" w:hAnsi="Open Sans" w:cs="Open Sans"/>
                 <w:sz w:val="21"/>
                 <w:szCs w:val="21"/>
+                <w:lang w:val="de-DE"/>
               </w:rPr>
               <w:t xml:space="preserve">        </w:t>
             </w:r>
             <w:r>
               <w:rPr>
-                <w:rFonts w:eastAsia="Open Sans" w:cs="Open Sans" w:ascii="Open Sans" w:hAnsi="Open Sans"/>
+                <w:rFonts w:ascii="Open Sans" w:eastAsia="Open Sans" w:hAnsi="Open Sans" w:cs="Open Sans"/>
                 <w:color w:val="1F1F1F"/>
                 <w:sz w:val="21"/>
                 <w:szCs w:val="21"/>
+                <w:lang w:val="de-DE"/>
               </w:rPr>
               <w:t>Datum</w:t>
             </w:r>
@@ -214,20 +276,22 @@
           <w:p>
             <w:pPr>
               <w:pStyle w:val="normal1"/>
-              <w:ind w:end="127"/>
-              <w:rPr>
-                <w:rFonts w:ascii="Open Sans" w:hAnsi="Open Sans" w:eastAsia="Open Sans" w:cs="Open Sans"/>
+              <w:ind w:right="127"/>
+              <w:rPr>
+                <w:rFonts w:ascii="Open Sans" w:eastAsia="Open Sans" w:hAnsi="Open Sans" w:cs="Open Sans"/>
                 <w:color w:val="1F1F1F"/>
                 <w:sz w:val="21"/>
                 <w:szCs w:val="21"/>
-              </w:rPr>
-            </w:pPr>
-            <w:r>
-              <w:rPr>
-                <w:rFonts w:eastAsia="Open Sans" w:cs="Open Sans" w:ascii="Open Sans" w:hAnsi="Open Sans"/>
+                <w:lang w:val="de-DE"/>
+              </w:rPr>
+            </w:pPr>
+            <w:r>
+              <w:rPr>
+                <w:rFonts w:ascii="Open Sans" w:eastAsia="Open Sans" w:hAnsi="Open Sans" w:cs="Open Sans"/>
                 <w:color w:val="1F1F1F"/>
                 <w:sz w:val="21"/>
                 <w:szCs w:val="21"/>
+                <w:lang w:val="de-DE"/>
               </w:rPr>
               <w:t>Ansprechpartner</w:t>
             </w:r>
@@ -235,22 +299,33 @@
           <w:p>
             <w:pPr>
               <w:pStyle w:val="normal1"/>
-              <w:ind w:end="127"/>
-              <w:rPr>
-                <w:rFonts w:ascii="Open Sans" w:hAnsi="Open Sans" w:eastAsia="Open Sans" w:cs="Open Sans"/>
+              <w:ind w:right="127"/>
+              <w:rPr>
+                <w:rFonts w:ascii="Open Sans" w:eastAsia="Open Sans" w:hAnsi="Open Sans" w:cs="Open Sans"/>
                 <w:color w:val="070707"/>
                 <w:sz w:val="17"/>
                 <w:szCs w:val="17"/>
-              </w:rPr>
-            </w:pPr>
-            <w:r>
-              <w:rPr>
-                <w:rFonts w:eastAsia="Open Sans" w:cs="Open Sans" w:ascii="Open Sans" w:hAnsi="Open Sans"/>
+                <w:lang w:val="de-DE"/>
+              </w:rPr>
+            </w:pPr>
+            <w:r>
+              <w:rPr>
+                <w:rFonts w:ascii="Open Sans" w:eastAsia="Open Sans" w:hAnsi="Open Sans" w:cs="Open Sans"/>
                 <w:color w:val="1F1F1F"/>
                 <w:sz w:val="21"/>
                 <w:szCs w:val="21"/>
+                <w:lang w:val="de-DE"/>
               </w:rPr>
               <w:t>Telefon</w:t>
+            </w:r>
+            <w:r>
+              <w:rPr>
+                <w:rFonts w:ascii="Open Sans" w:eastAsia="Open Sans" w:hAnsi="Open Sans" w:cs="Open Sans"/>
+                <w:color w:val="1F1F1F"/>
+                <w:sz w:val="21"/>
+                <w:szCs w:val="21"/>
+                <w:lang w:val="de-DE"/>
+              </w:rPr>
               <w:br/>
               <w:t>E-Mail</w:t>
             </w:r>
@@ -261,38 +336,41 @@
             <w:tcW w:w="2596" w:type="dxa"/>
             <w:tcBorders>
               <w:top w:val="single" w:sz="8" w:space="0" w:color="FFFFFF"/>
-              <w:start w:val="single" w:sz="8" w:space="0" w:color="FFFFFF"/>
+              <w:left w:val="single" w:sz="8" w:space="0" w:color="FFFFFF"/>
               <w:bottom w:val="single" w:sz="8" w:space="0" w:color="FFFFFF"/>
-              <w:end w:val="single" w:sz="8" w:space="0" w:color="FFFFFF"/>
+              <w:right w:val="single" w:sz="8" w:space="0" w:color="FFFFFF"/>
             </w:tcBorders>
-            <w:shd w:fill="auto" w:val="clear"/>
           </w:tcPr>
           <w:p>
             <w:pPr>
               <w:pStyle w:val="normal1"/>
-              <w:jc w:val="end"/>
-              <w:rPr>
-                <w:rFonts w:ascii="Open Sans" w:hAnsi="Open Sans" w:eastAsia="Open Sans" w:cs="Open Sans"/>
-              </w:rPr>
-            </w:pPr>
-            <w:r>
-              <w:rPr>
-                <w:rFonts w:eastAsia="Open Sans" w:cs="Open Sans" w:ascii="Open Sans" w:hAnsi="Open Sans"/>
+              <w:jc w:val="right"/>
+              <w:rPr>
+                <w:rFonts w:ascii="Open Sans" w:eastAsia="Open Sans" w:hAnsi="Open Sans" w:cs="Open Sans"/>
+                <w:lang w:val="de-DE"/>
+              </w:rPr>
+            </w:pPr>
+            <w:r>
+              <w:rPr>
+                <w:rFonts w:ascii="Open Sans" w:eastAsia="Open Sans" w:hAnsi="Open Sans" w:cs="Open Sans"/>
+                <w:lang w:val="de-DE"/>
               </w:rPr>
               <w:t>{</w:t>
             </w:r>
             <w:r>
               <w:rPr>
-                <w:rFonts w:eastAsia="Open Sans" w:cs="Open Sans" w:ascii="Open Sans" w:hAnsi="Open Sans"/>
+                <w:rFonts w:ascii="Open Sans" w:eastAsia="Open Sans" w:hAnsi="Open Sans" w:cs="Open Sans"/>
                 <w:color w:val="1F1F1F"/>
                 <w:sz w:val="21"/>
                 <w:szCs w:val="21"/>
+                <w:lang w:val="de-DE"/>
               </w:rPr>
               <w:t>Angebotsnummer</w:t>
             </w:r>
             <w:r>
               <w:rPr>
-                <w:rFonts w:eastAsia="Open Sans" w:cs="Open Sans" w:ascii="Open Sans" w:hAnsi="Open Sans"/>
+                <w:rFonts w:ascii="Open Sans" w:eastAsia="Open Sans" w:hAnsi="Open Sans" w:cs="Open Sans"/>
+                <w:lang w:val="de-DE"/>
               </w:rPr>
               <w:t>}</w:t>
             </w:r>
@@ -300,71 +378,80 @@
           <w:p>
             <w:pPr>
               <w:pStyle w:val="normal1"/>
-              <w:jc w:val="end"/>
-              <w:rPr>
-                <w:rFonts w:ascii="Open Sans" w:hAnsi="Open Sans" w:eastAsia="Open Sans" w:cs="Open Sans"/>
+              <w:jc w:val="right"/>
+              <w:rPr>
+                <w:rFonts w:ascii="Open Sans" w:eastAsia="Open Sans" w:hAnsi="Open Sans" w:cs="Open Sans"/>
                 <w:color w:val="1F1F1F"/>
                 <w:sz w:val="21"/>
                 <w:szCs w:val="21"/>
-              </w:rPr>
-            </w:pPr>
-            <w:r>
-              <w:rPr>
-                <w:rFonts w:eastAsia="Open Sans" w:cs="Open Sans" w:ascii="Open Sans" w:hAnsi="Open Sans"/>
+                <w:lang w:val="de-DE"/>
+              </w:rPr>
+            </w:pPr>
+            <w:r>
+              <w:rPr>
+                <w:rFonts w:ascii="Open Sans" w:eastAsia="Open Sans" w:hAnsi="Open Sans" w:cs="Open Sans"/>
+                <w:lang w:val="de-DE"/>
               </w:rPr>
               <w:t>{</w:t>
             </w:r>
             <w:r>
               <w:rPr>
-                <w:rFonts w:eastAsia="Open Sans" w:cs="Open Sans" w:ascii="Open Sans" w:hAnsi="Open Sans"/>
+                <w:rFonts w:ascii="Open Sans" w:eastAsia="Open Sans" w:hAnsi="Open Sans" w:cs="Open Sans"/>
                 <w:color w:val="1F1F1F"/>
                 <w:sz w:val="21"/>
                 <w:szCs w:val="21"/>
+                <w:lang w:val="de-DE"/>
               </w:rPr>
               <w:t>Datum</w:t>
             </w:r>
             <w:r>
               <w:rPr>
-                <w:rFonts w:eastAsia="Open Sans" w:cs="Open Sans" w:ascii="Open Sans" w:hAnsi="Open Sans"/>
+                <w:rFonts w:ascii="Open Sans" w:eastAsia="Open Sans" w:hAnsi="Open Sans" w:cs="Open Sans"/>
+                <w:lang w:val="de-DE"/>
               </w:rPr>
               <w:t>}</w:t>
             </w:r>
             <w:r>
               <w:rPr>
-                <w:rFonts w:eastAsia="Open Sans" w:cs="Open Sans" w:ascii="Open Sans" w:hAnsi="Open Sans"/>
+                <w:rFonts w:ascii="Open Sans" w:eastAsia="Open Sans" w:hAnsi="Open Sans" w:cs="Open Sans"/>
                 <w:color w:val="1F1F1F"/>
                 <w:sz w:val="21"/>
                 <w:szCs w:val="21"/>
+                <w:lang w:val="de-DE"/>
               </w:rPr>
               <w:br/>
             </w:r>
             <w:r>
               <w:rPr>
-                <w:rFonts w:eastAsia="Open Sans" w:cs="Open Sans" w:ascii="Open Sans" w:hAnsi="Open Sans"/>
+                <w:rFonts w:ascii="Open Sans" w:eastAsia="Open Sans" w:hAnsi="Open Sans" w:cs="Open Sans"/>
+                <w:lang w:val="de-DE"/>
               </w:rPr>
               <w:t>{</w:t>
             </w:r>
             <w:r>
               <w:rPr>
-                <w:rFonts w:eastAsia="Open Sans" w:cs="Open Sans" w:ascii="Open Sans" w:hAnsi="Open Sans"/>
+                <w:rFonts w:ascii="Open Sans" w:eastAsia="Open Sans" w:hAnsi="Open Sans" w:cs="Open Sans"/>
                 <w:color w:val="1F1F1F"/>
                 <w:sz w:val="21"/>
                 <w:szCs w:val="21"/>
+                <w:lang w:val="de-DE"/>
               </w:rPr>
               <w:t>Ansprechpartner</w:t>
             </w:r>
             <w:r>
               <w:rPr>
-                <w:rFonts w:eastAsia="Open Sans" w:cs="Open Sans" w:ascii="Open Sans" w:hAnsi="Open Sans"/>
+                <w:rFonts w:ascii="Open Sans" w:eastAsia="Open Sans" w:hAnsi="Open Sans" w:cs="Open Sans"/>
+                <w:lang w:val="de-DE"/>
               </w:rPr>
               <w:t>}</w:t>
             </w:r>
             <w:r>
               <w:rPr>
-                <w:rFonts w:eastAsia="Open Sans" w:cs="Open Sans" w:ascii="Open Sans" w:hAnsi="Open Sans"/>
+                <w:rFonts w:ascii="Open Sans" w:eastAsia="Open Sans" w:hAnsi="Open Sans" w:cs="Open Sans"/>
                 <w:color w:val="1F1F1F"/>
                 <w:sz w:val="21"/>
                 <w:szCs w:val="21"/>
+                <w:lang w:val="de-DE"/>
               </w:rPr>
               <w:br/>
               <w:t xml:space="preserve">          09281 5915900</w:t>
@@ -373,20 +460,22 @@
           <w:p>
             <w:pPr>
               <w:pStyle w:val="normal1"/>
-              <w:jc w:val="end"/>
-              <w:rPr>
-                <w:rFonts w:ascii="Open Sans" w:hAnsi="Open Sans" w:eastAsia="Open Sans" w:cs="Open Sans"/>
+              <w:jc w:val="right"/>
+              <w:rPr>
+                <w:rFonts w:ascii="Open Sans" w:eastAsia="Open Sans" w:hAnsi="Open Sans" w:cs="Open Sans"/>
                 <w:color w:val="070707"/>
                 <w:sz w:val="17"/>
                 <w:szCs w:val="17"/>
-              </w:rPr>
-            </w:pPr>
-            <w:r>
-              <w:rPr>
-                <w:rFonts w:eastAsia="Open Sans" w:cs="Open Sans" w:ascii="Open Sans" w:hAnsi="Open Sans"/>
+                <w:lang w:val="de-DE"/>
+              </w:rPr>
+            </w:pPr>
+            <w:r>
+              <w:rPr>
+                <w:rFonts w:ascii="Open Sans" w:eastAsia="Open Sans" w:hAnsi="Open Sans" w:cs="Open Sans"/>
                 <w:color w:val="1F1F1F"/>
                 <w:sz w:val="21"/>
                 <w:szCs w:val="21"/>
+                <w:lang w:val="de-DE"/>
               </w:rPr>
               <w:t>service@e-m-c-2.de</w:t>
             </w:r>
@@ -395,86 +484,94 @@
       </w:tr>
       <w:tr>
         <w:trPr>
-          <w:trHeight w:val="370" w:hRule="atLeast"/>
+          <w:trHeight w:val="370"/>
         </w:trPr>
         <w:tc>
           <w:tcPr>
-            <w:tcW w:w="5505" w:type="dxa"/>
+            <w:tcW w:w="5093" w:type="dxa"/>
             <w:tcBorders>
               <w:top w:val="single" w:sz="8" w:space="0" w:color="FFFFFF"/>
-              <w:start w:val="single" w:sz="8" w:space="0" w:color="FFFFFF"/>
+              <w:left w:val="single" w:sz="8" w:space="0" w:color="FFFFFF"/>
               <w:bottom w:val="single" w:sz="8" w:space="0" w:color="FFFFFF"/>
-              <w:end w:val="single" w:sz="8" w:space="0" w:color="FFFFFF"/>
+              <w:right w:val="single" w:sz="8" w:space="0" w:color="FFFFFF"/>
             </w:tcBorders>
-            <w:shd w:fill="auto" w:val="clear"/>
           </w:tcPr>
           <w:p>
             <w:pPr>
               <w:pStyle w:val="normal1"/>
-              <w:keepNext w:val="false"/>
-              <w:keepLines w:val="false"/>
-              <w:widowControl w:val="false"/>
-              <w:pBdr/>
-              <w:shd w:val="clear" w:fill="auto"/>
-              <w:spacing w:lineRule="auto" w:line="240" w:before="0" w:after="0"/>
-              <w:ind w:hanging="0" w:start="0" w:end="0"/>
-              <w:jc w:val="start"/>
-              <w:rPr>
-                <w:rFonts w:ascii="Open Sans" w:hAnsi="Open Sans" w:eastAsia="Open Sans" w:cs="Open Sans"/>
+              <w:rPr>
+                <w:rFonts w:ascii="Open Sans" w:eastAsia="Open Sans" w:hAnsi="Open Sans" w:cs="Open Sans"/>
                 <w:color w:val="070707"/>
                 <w:sz w:val="17"/>
                 <w:szCs w:val="17"/>
-              </w:rPr>
-            </w:pPr>
-            <w:r>
-              <w:rPr>
-                <w:rFonts w:eastAsia="Open Sans" w:cs="Open Sans" w:ascii="Open Sans" w:hAnsi="Open Sans"/>
+                <w:lang w:val="de-DE"/>
+              </w:rPr>
+            </w:pPr>
+          </w:p>
+        </w:tc>
+        <w:tc>
+          <w:tcPr>
+            <w:tcW w:w="4942" w:type="dxa"/>
+            <w:gridSpan w:val="2"/>
+            <w:tcBorders>
+              <w:top w:val="single" w:sz="8" w:space="0" w:color="FFFFFF"/>
+              <w:left w:val="single" w:sz="8" w:space="0" w:color="FFFFFF"/>
+              <w:bottom w:val="single" w:sz="8" w:space="0" w:color="FFFFFF"/>
+              <w:right w:val="single" w:sz="8" w:space="0" w:color="FFFFFF"/>
+            </w:tcBorders>
+          </w:tcPr>
+          <w:p>
+            <w:pPr>
+              <w:pStyle w:val="normal1"/>
+              <w:ind w:right="127"/>
+              <w:rPr>
+                <w:rFonts w:ascii="Open Sans" w:eastAsia="Open Sans" w:hAnsi="Open Sans" w:cs="Open Sans"/>
                 <w:color w:val="070707"/>
                 <w:sz w:val="17"/>
                 <w:szCs w:val="17"/>
               </w:rPr>
-            </w:r>
-          </w:p>
-        </w:tc>
-        <w:tc>
-          <w:tcPr>
-            <w:tcW w:w="4530" w:type="dxa"/>
-            <w:gridSpan w:val="2"/>
-            <w:tcBorders>
-              <w:top w:val="single" w:sz="8" w:space="0" w:color="FFFFFF"/>
-              <w:start w:val="single" w:sz="8" w:space="0" w:color="FFFFFF"/>
-              <w:bottom w:val="single" w:sz="8" w:space="0" w:color="FFFFFF"/>
-              <w:end w:val="single" w:sz="8" w:space="0" w:color="FFFFFF"/>
-            </w:tcBorders>
-            <w:shd w:fill="auto" w:val="clear"/>
-          </w:tcPr>
-          <w:p>
-            <w:pPr>
-              <w:pStyle w:val="normal1"/>
-              <w:ind w:end="127"/>
-              <w:rPr>
-                <w:rFonts w:ascii="Open Sans" w:hAnsi="Open Sans" w:eastAsia="Open Sans" w:cs="Open Sans"/>
-                <w:color w:val="070707"/>
-                <w:sz w:val="17"/>
-                <w:szCs w:val="17"/>
-              </w:rPr>
-            </w:pPr>
-            <w:r>
-              <w:rPr>
-                <w:rFonts w:eastAsia="Open Sans" w:cs="Open Sans" w:ascii="Open Sans" w:hAnsi="Open Sans"/>
+            </w:pPr>
+            <w:proofErr w:type="spellStart"/>
+            <w:r>
+              <w:rPr>
+                <w:rFonts w:ascii="Open Sans" w:eastAsia="Open Sans" w:hAnsi="Open Sans" w:cs="Open Sans"/>
                 <w:b/>
                 <w:color w:val="1F1F1F"/>
                 <w:sz w:val="21"/>
                 <w:szCs w:val="21"/>
               </w:rPr>
               <w:t>Referenz</w:t>
+            </w:r>
+            <w:proofErr w:type="spellEnd"/>
+            <w:r>
+              <w:rPr>
+                <w:rFonts w:ascii="Open Sans" w:eastAsia="Open Sans" w:hAnsi="Open Sans" w:cs="Open Sans"/>
+                <w:b/>
+                <w:color w:val="1F1F1F"/>
+                <w:sz w:val="21"/>
+                <w:szCs w:val="21"/>
+              </w:rPr>
               <w:br/>
             </w:r>
             <w:r>
               <w:rPr>
-                <w:rFonts w:eastAsia="Open Sans" w:cs="Open Sans" w:ascii="Open Sans" w:hAnsi="Open Sans"/>
-              </w:rPr>
-              <w:t>{Kundennummer}</w:t>
+                <w:rFonts w:ascii="Open Sans" w:eastAsia="Open Sans" w:hAnsi="Open Sans" w:cs="Open Sans"/>
+              </w:rPr>
+              <w:t>{</w:t>
+            </w:r>
+            <w:proofErr w:type="spellStart"/>
+            <w:r>
+              <w:rPr>
+                <w:rFonts w:ascii="Open Sans" w:eastAsia="Open Sans" w:hAnsi="Open Sans" w:cs="Open Sans"/>
+              </w:rPr>
+              <w:t>Kundennummer</w:t>
+            </w:r>
+            <w:proofErr w:type="spellEnd"/>
+            <w:r>
+              <w:rPr>
+                <w:rFonts w:ascii="Open Sans" w:eastAsia="Open Sans" w:hAnsi="Open Sans" w:cs="Open Sans"/>
+              </w:rPr>
+              <w:t>}</w:t>
             </w:r>
           </w:p>
         </w:tc>
@@ -483,171 +580,316 @@
     <w:p>
       <w:pPr>
         <w:pStyle w:val="normal1"/>
-        <w:spacing w:lineRule="auto" w:line="240" w:before="0" w:after="0"/>
-        <w:ind w:hanging="0" w:start="0" w:end="0"/>
-        <w:jc w:val="start"/>
-        <w:rPr>
-          <w:rFonts w:ascii="Open Sans" w:hAnsi="Open Sans" w:eastAsia="Open Sans" w:cs="Open Sans"/>
+        <w:rPr>
+          <w:rFonts w:ascii="Open Sans" w:eastAsia="Open Sans" w:hAnsi="Open Sans" w:cs="Open Sans"/>
           <w:color w:val="000000"/>
-          <w:sz w:val="22"/>
-          <w:szCs w:val="22"/>
-          <w:shd w:fill="auto" w:val="clear"/>
         </w:rPr>
       </w:pPr>
-      <w:r>
-        <w:rPr>
-          <w:rFonts w:eastAsia="Open Sans" w:cs="Open Sans" w:ascii="Open Sans" w:hAnsi="Open Sans"/>
-          <w:color w:val="000000"/>
-          <w:sz w:val="22"/>
-          <w:szCs w:val="22"/>
-          <w:shd w:fill="auto" w:val="clear"/>
-        </w:rPr>
-      </w:r>
     </w:p>
     <w:p>
       <w:pPr>
         <w:pStyle w:val="normal1"/>
-        <w:spacing w:lineRule="auto" w:line="240" w:before="156" w:after="0"/>
-        <w:ind w:hanging="0" w:start="0" w:end="0"/>
-        <w:jc w:val="start"/>
-        <w:rPr>
-          <w:rFonts w:ascii="Arimo" w:hAnsi="Arimo" w:eastAsia="Arimo" w:cs="Arimo"/>
+        <w:spacing w:before="156"/>
+        <w:rPr>
+          <w:rFonts w:ascii="Arimo" w:eastAsia="Arimo" w:hAnsi="Arimo" w:cs="Arimo"/>
           <w:b/>
           <w:color w:val="000000"/>
           <w:sz w:val="24"/>
           <w:szCs w:val="24"/>
-          <w:shd w:fill="auto" w:val="clear"/>
         </w:rPr>
       </w:pPr>
       <w:r>
         <w:rPr>
-          <w:rFonts w:eastAsia="Arimo" w:cs="Arimo" w:ascii="Arimo" w:hAnsi="Arimo"/>
+          <w:rFonts w:ascii="Arimo" w:eastAsia="Arimo" w:hAnsi="Arimo" w:cs="Arimo"/>
           <w:b/>
           <w:color w:val="000000"/>
           <w:sz w:val="24"/>
           <w:szCs w:val="24"/>
-          <w:shd w:fill="auto" w:val="clear"/>
         </w:rPr>
         <w:t xml:space="preserve">  </w:t>
       </w:r>
-      <w:r>
-        <w:rPr>
-          <w:rFonts w:eastAsia="Arimo" w:cs="Arimo" w:ascii="Arimo" w:hAnsi="Arimo"/>
+      <w:proofErr w:type="spellStart"/>
+      <w:r>
+        <w:rPr>
+          <w:rFonts w:ascii="Arimo" w:eastAsia="Arimo" w:hAnsi="Arimo" w:cs="Arimo"/>
           <w:b/>
           <w:color w:val="000000"/>
           <w:sz w:val="24"/>
           <w:szCs w:val="24"/>
-          <w:shd w:fill="auto" w:val="clear"/>
-        </w:rPr>
-        <w:t>Ihr Angebot {Angebotsnummer}</w:t>
+        </w:rPr>
+        <w:t>Ihr</w:t>
+      </w:r>
+      <w:proofErr w:type="spellEnd"/>
+      <w:r>
+        <w:rPr>
+          <w:rFonts w:ascii="Arimo" w:eastAsia="Arimo" w:hAnsi="Arimo" w:cs="Arimo"/>
+          <w:b/>
+          <w:color w:val="000000"/>
+          <w:sz w:val="24"/>
+          <w:szCs w:val="24"/>
+        </w:rPr>
+        <w:t xml:space="preserve"> </w:t>
+      </w:r>
+      <w:proofErr w:type="spellStart"/>
+      <w:r>
+        <w:rPr>
+          <w:rFonts w:ascii="Arimo" w:eastAsia="Arimo" w:hAnsi="Arimo" w:cs="Arimo"/>
+          <w:b/>
+          <w:color w:val="000000"/>
+          <w:sz w:val="24"/>
+          <w:szCs w:val="24"/>
+        </w:rPr>
+        <w:t>Angebot</w:t>
+      </w:r>
+      <w:proofErr w:type="spellEnd"/>
+      <w:r>
+        <w:rPr>
+          <w:rFonts w:ascii="Arimo" w:eastAsia="Arimo" w:hAnsi="Arimo" w:cs="Arimo"/>
+          <w:b/>
+          <w:color w:val="000000"/>
+          <w:sz w:val="24"/>
+          <w:szCs w:val="24"/>
+        </w:rPr>
+        <w:t xml:space="preserve"> {</w:t>
+      </w:r>
+      <w:proofErr w:type="spellStart"/>
+      <w:r>
+        <w:rPr>
+          <w:rFonts w:ascii="Arimo" w:eastAsia="Arimo" w:hAnsi="Arimo" w:cs="Arimo"/>
+          <w:b/>
+          <w:color w:val="000000"/>
+          <w:sz w:val="24"/>
+          <w:szCs w:val="24"/>
+        </w:rPr>
+        <w:t>Angebotsnummer</w:t>
+      </w:r>
+      <w:proofErr w:type="spellEnd"/>
+      <w:r>
+        <w:rPr>
+          <w:rFonts w:ascii="Arimo" w:eastAsia="Arimo" w:hAnsi="Arimo" w:cs="Arimo"/>
+          <w:b/>
+          <w:color w:val="000000"/>
+          <w:sz w:val="24"/>
+          <w:szCs w:val="24"/>
+        </w:rPr>
+        <w:t>}</w:t>
       </w:r>
     </w:p>
     <w:p>
       <w:pPr>
         <w:pStyle w:val="normal1"/>
-        <w:spacing w:lineRule="auto" w:line="240" w:before="156" w:after="0"/>
-        <w:ind w:hanging="0" w:start="0" w:end="0"/>
-        <w:jc w:val="start"/>
-        <w:rPr>
-          <w:rFonts w:ascii="Open Sans" w:hAnsi="Open Sans" w:eastAsia="Open Sans" w:cs="Open Sans"/>
+        <w:spacing w:before="156"/>
+        <w:rPr>
+          <w:rFonts w:ascii="Open Sans" w:eastAsia="Open Sans" w:hAnsi="Open Sans" w:cs="Open Sans"/>
           <w:color w:val="000000"/>
-          <w:sz w:val="22"/>
-          <w:szCs w:val="22"/>
-          <w:shd w:fill="auto" w:val="clear"/>
         </w:rPr>
       </w:pPr>
       <w:r>
         <w:rPr>
-          <w:rFonts w:eastAsia="Open Sans" w:cs="Open Sans" w:ascii="Open Sans" w:hAnsi="Open Sans"/>
+          <w:rFonts w:ascii="Open Sans" w:eastAsia="Open Sans" w:hAnsi="Open Sans" w:cs="Open Sans"/>
           <w:color w:val="000000"/>
-          <w:sz w:val="22"/>
-          <w:szCs w:val="22"/>
-          <w:shd w:fill="auto" w:val="clear"/>
-        </w:rPr>
-        <w:t xml:space="preserve">  </w:t>
-      </w:r>
-      <w:r>
-        <w:rPr>
-          <w:rFonts w:eastAsia="Open Sans" w:cs="Open Sans" w:ascii="Open Sans" w:hAnsi="Open Sans"/>
+        </w:rPr>
+        <w:t xml:space="preserve">  {Greeting} {</w:t>
+      </w:r>
+      <w:proofErr w:type="spellStart"/>
+      <w:r>
+        <w:rPr>
+          <w:rFonts w:ascii="Open Sans" w:eastAsia="Open Sans" w:hAnsi="Open Sans" w:cs="Open Sans"/>
           <w:color w:val="000000"/>
-          <w:sz w:val="22"/>
-          <w:szCs w:val="22"/>
-          <w:shd w:fill="auto" w:val="clear"/>
-        </w:rPr>
-        <w:t>{Greeting} {Nachname},</w:t>
+        </w:rPr>
+        <w:t>Nachname</w:t>
+      </w:r>
+      <w:proofErr w:type="spellEnd"/>
+      <w:r>
+        <w:rPr>
+          <w:rFonts w:ascii="Open Sans" w:eastAsia="Open Sans" w:hAnsi="Open Sans" w:cs="Open Sans"/>
+          <w:color w:val="000000"/>
+        </w:rPr>
+        <w:t>},</w:t>
+      </w:r>
+      <w:r>
+        <w:rPr>
+          <w:rFonts w:ascii="Open Sans" w:eastAsia="Open Sans" w:hAnsi="Open Sans" w:cs="Open Sans"/>
+          <w:color w:val="000000"/>
+        </w:rPr>
         <w:br/>
       </w:r>
     </w:p>
     <w:p>
       <w:pPr>
         <w:pStyle w:val="normal1"/>
-        <w:spacing w:lineRule="auto" w:line="240" w:before="1" w:after="0"/>
-        <w:ind w:hanging="5" w:start="125" w:end="-89"/>
-        <w:jc w:val="start"/>
-        <w:rPr>
-          <w:rFonts w:ascii="Open Sans" w:hAnsi="Open Sans" w:eastAsia="Open Sans" w:cs="Open Sans"/>
+        <w:spacing w:before="1"/>
+        <w:ind w:left="125" w:right="-89" w:hanging="5"/>
+        <w:rPr>
+          <w:rFonts w:ascii="Open Sans" w:eastAsia="Open Sans" w:hAnsi="Open Sans" w:cs="Open Sans"/>
           <w:color w:val="000000"/>
-          <w:sz w:val="22"/>
-          <w:szCs w:val="22"/>
-          <w:shd w:fill="auto" w:val="clear"/>
         </w:rPr>
       </w:pPr>
       <w:r>
         <w:rPr>
-          <w:rFonts w:eastAsia="Open Sans" w:cs="Open Sans" w:ascii="Open Sans" w:hAnsi="Open Sans"/>
+          <w:rFonts w:ascii="Open Sans" w:eastAsia="Open Sans" w:hAnsi="Open Sans" w:cs="Open Sans"/>
           <w:color w:val="070707"/>
-          <w:sz w:val="22"/>
-          <w:szCs w:val="22"/>
-          <w:shd w:fill="auto" w:val="clear"/>
+          <w:lang w:val="de-DE"/>
         </w:rPr>
         <w:t xml:space="preserve">vielen Dank für Ihre Anfrage und Ihr damit verbundenes Interesse. </w:t>
+      </w:r>
+      <w:r>
+        <w:rPr>
+          <w:rFonts w:ascii="Open Sans" w:eastAsia="Open Sans" w:hAnsi="Open Sans" w:cs="Open Sans"/>
+          <w:color w:val="070707"/>
+          <w:lang w:val="de-DE"/>
+        </w:rPr>
         <w:br/>
-        <w:t>Wir freuen uns, Ihnen folgendes Angebot unterbreiten zu können.</w:t>
+      </w:r>
+      <w:r>
+        <w:rPr>
+          <w:rFonts w:ascii="Open Sans" w:eastAsia="Open Sans" w:hAnsi="Open Sans" w:cs="Open Sans"/>
+          <w:color w:val="070707"/>
+        </w:rPr>
+        <w:t xml:space="preserve">Wir </w:t>
+      </w:r>
+      <w:proofErr w:type="spellStart"/>
+      <w:r>
+        <w:rPr>
+          <w:rFonts w:ascii="Open Sans" w:eastAsia="Open Sans" w:hAnsi="Open Sans" w:cs="Open Sans"/>
+          <w:color w:val="070707"/>
+        </w:rPr>
+        <w:t>freuen</w:t>
+      </w:r>
+      <w:proofErr w:type="spellEnd"/>
+      <w:r>
+        <w:rPr>
+          <w:rFonts w:ascii="Open Sans" w:eastAsia="Open Sans" w:hAnsi="Open Sans" w:cs="Open Sans"/>
+          <w:color w:val="070707"/>
+        </w:rPr>
+        <w:t xml:space="preserve"> </w:t>
+      </w:r>
+      <w:proofErr w:type="spellStart"/>
+      <w:r>
+        <w:rPr>
+          <w:rFonts w:ascii="Open Sans" w:eastAsia="Open Sans" w:hAnsi="Open Sans" w:cs="Open Sans"/>
+          <w:color w:val="070707"/>
+        </w:rPr>
+        <w:t>uns</w:t>
+      </w:r>
+      <w:proofErr w:type="spellEnd"/>
+      <w:r>
+        <w:rPr>
+          <w:rFonts w:ascii="Open Sans" w:eastAsia="Open Sans" w:hAnsi="Open Sans" w:cs="Open Sans"/>
+          <w:color w:val="070707"/>
+        </w:rPr>
+        <w:t xml:space="preserve">, Ihnen </w:t>
+      </w:r>
+      <w:proofErr w:type="spellStart"/>
+      <w:r>
+        <w:rPr>
+          <w:rFonts w:ascii="Open Sans" w:eastAsia="Open Sans" w:hAnsi="Open Sans" w:cs="Open Sans"/>
+          <w:color w:val="070707"/>
+        </w:rPr>
+        <w:t>folgendes</w:t>
+      </w:r>
+      <w:proofErr w:type="spellEnd"/>
+      <w:r>
+        <w:rPr>
+          <w:rFonts w:ascii="Open Sans" w:eastAsia="Open Sans" w:hAnsi="Open Sans" w:cs="Open Sans"/>
+          <w:color w:val="070707"/>
+        </w:rPr>
+        <w:t xml:space="preserve"> </w:t>
+      </w:r>
+      <w:proofErr w:type="spellStart"/>
+      <w:r>
+        <w:rPr>
+          <w:rFonts w:ascii="Open Sans" w:eastAsia="Open Sans" w:hAnsi="Open Sans" w:cs="Open Sans"/>
+          <w:color w:val="070707"/>
+        </w:rPr>
+        <w:t>Angebot</w:t>
+      </w:r>
+      <w:proofErr w:type="spellEnd"/>
+      <w:r>
+        <w:rPr>
+          <w:rFonts w:ascii="Open Sans" w:eastAsia="Open Sans" w:hAnsi="Open Sans" w:cs="Open Sans"/>
+          <w:color w:val="070707"/>
+        </w:rPr>
+        <w:t xml:space="preserve"> </w:t>
+      </w:r>
+      <w:proofErr w:type="spellStart"/>
+      <w:r>
+        <w:rPr>
+          <w:rFonts w:ascii="Open Sans" w:eastAsia="Open Sans" w:hAnsi="Open Sans" w:cs="Open Sans"/>
+          <w:color w:val="070707"/>
+        </w:rPr>
+        <w:t>unterbreiten</w:t>
+      </w:r>
+      <w:proofErr w:type="spellEnd"/>
+      <w:r>
+        <w:rPr>
+          <w:rFonts w:ascii="Open Sans" w:eastAsia="Open Sans" w:hAnsi="Open Sans" w:cs="Open Sans"/>
+          <w:color w:val="070707"/>
+        </w:rPr>
+        <w:t xml:space="preserve"> </w:t>
+      </w:r>
+      <w:proofErr w:type="spellStart"/>
+      <w:r>
+        <w:rPr>
+          <w:rFonts w:ascii="Open Sans" w:eastAsia="Open Sans" w:hAnsi="Open Sans" w:cs="Open Sans"/>
+          <w:color w:val="070707"/>
+        </w:rPr>
+        <w:t>zu</w:t>
+      </w:r>
+      <w:proofErr w:type="spellEnd"/>
+      <w:r>
+        <w:rPr>
+          <w:rFonts w:ascii="Open Sans" w:eastAsia="Open Sans" w:hAnsi="Open Sans" w:cs="Open Sans"/>
+          <w:color w:val="070707"/>
+        </w:rPr>
+        <w:t xml:space="preserve"> </w:t>
+      </w:r>
+      <w:proofErr w:type="spellStart"/>
+      <w:r>
+        <w:rPr>
+          <w:rFonts w:ascii="Open Sans" w:eastAsia="Open Sans" w:hAnsi="Open Sans" w:cs="Open Sans"/>
+          <w:color w:val="070707"/>
+        </w:rPr>
+        <w:t>können</w:t>
+      </w:r>
+      <w:proofErr w:type="spellEnd"/>
+      <w:r>
+        <w:rPr>
+          <w:rFonts w:ascii="Open Sans" w:eastAsia="Open Sans" w:hAnsi="Open Sans" w:cs="Open Sans"/>
+          <w:color w:val="070707"/>
+        </w:rPr>
+        <w:t>.</w:t>
       </w:r>
     </w:p>
     <w:p>
       <w:pPr>
         <w:pStyle w:val="normal1"/>
         <w:tabs>
-          <w:tab w:val="clear" w:pos="720"/>
-          <w:tab w:val="left" w:pos="750" w:leader="none"/>
-          <w:tab w:val="left" w:pos="1416" w:leader="none"/>
+          <w:tab w:val="left" w:pos="750"/>
+          <w:tab w:val="left" w:pos="1416"/>
         </w:tabs>
-        <w:spacing w:lineRule="auto" w:line="240" w:before="121" w:after="0"/>
-        <w:ind w:hanging="0" w:start="0" w:end="0"/>
-        <w:jc w:val="start"/>
-        <w:rPr>
-          <w:rFonts w:ascii="Open Sans" w:hAnsi="Open Sans" w:eastAsia="Open Sans" w:cs="Open Sans"/>
+        <w:spacing w:before="121"/>
+        <w:rPr>
+          <w:rFonts w:ascii="Open Sans" w:eastAsia="Open Sans" w:hAnsi="Open Sans" w:cs="Open Sans"/>
           <w:color w:val="070707"/>
           <w:sz w:val="20"/>
           <w:szCs w:val="20"/>
-          <w:shd w:fill="auto" w:val="clear"/>
         </w:rPr>
       </w:pPr>
-      <w:r>
-        <w:rPr>
-          <w:rFonts w:eastAsia="Open Sans" w:cs="Open Sans" w:ascii="Open Sans" w:hAnsi="Open Sans"/>
-          <w:color w:val="070707"/>
-          <w:sz w:val="20"/>
-          <w:szCs w:val="20"/>
-          <w:shd w:fill="auto" w:val="clear"/>
-        </w:rPr>
-      </w:r>
     </w:p>
     <w:tbl>
       <w:tblPr>
-        <w:tblStyle w:val="Table2"/>
+        <w:tblStyle w:val="TableNormal"/>
         <w:tblW w:w="9780" w:type="dxa"/>
-        <w:jc w:val="start"/>
         <w:tblInd w:w="1" w:type="dxa"/>
         <w:tblLayout w:type="fixed"/>
         <w:tblCellMar>
           <w:top w:w="0" w:type="dxa"/>
-          <w:start w:w="0" w:type="dxa"/>
+          <w:left w:w="0" w:type="dxa"/>
           <w:bottom w:w="0" w:type="dxa"/>
-          <w:end w:w="0" w:type="dxa"/>
+          <w:right w:w="0" w:type="dxa"/>
         </w:tblCellMar>
-        <w:tblLook w:val="0000"/>
+        <w:tblLook w:val="0000" w:firstRow="0" w:lastRow="0" w:firstColumn="0" w:lastColumn="0" w:noHBand="0" w:noVBand="0"/>
       </w:tblPr>
       <w:tblGrid>
         <w:gridCol w:w="660"/>
@@ -658,37 +900,27 @@
       </w:tblGrid>
       <w:tr>
         <w:trPr>
-          <w:trHeight w:val="1" w:hRule="atLeast"/>
+          <w:trHeight w:val="1"/>
         </w:trPr>
         <w:tc>
           <w:tcPr>
             <w:tcW w:w="660" w:type="dxa"/>
             <w:tcBorders>
               <w:top w:val="single" w:sz="8" w:space="0" w:color="CCCCCC"/>
-              <w:start w:val="single" w:sz="8" w:space="0" w:color="CCCCCC"/>
+              <w:left w:val="single" w:sz="8" w:space="0" w:color="CCCCCC"/>
               <w:bottom w:val="single" w:sz="8" w:space="0" w:color="FFFFFF"/>
-              <w:end w:val="single" w:sz="8" w:space="0" w:color="CCCCCC"/>
+              <w:right w:val="single" w:sz="8" w:space="0" w:color="CCCCCC"/>
             </w:tcBorders>
-            <w:shd w:fill="CCCCCC" w:val="clear"/>
+            <w:shd w:val="clear" w:color="auto" w:fill="CCCCCC"/>
           </w:tcPr>
           <w:p>
             <w:pPr>
               <w:pStyle w:val="normal1"/>
-              <w:spacing w:lineRule="auto" w:line="240" w:before="0" w:after="0"/>
-              <w:ind w:hanging="0" w:start="0" w:end="0"/>
-              <w:jc w:val="start"/>
-              <w:rPr>
-                <w:sz w:val="22"/>
-                <w:szCs w:val="22"/>
-              </w:rPr>
-            </w:pPr>
-            <w:r>
-              <w:rPr>
-                <w:rFonts w:eastAsia="Open Sans" w:cs="Open Sans" w:ascii="Open Sans" w:hAnsi="Open Sans"/>
+            </w:pPr>
+            <w:r>
+              <w:rPr>
+                <w:rFonts w:ascii="Open Sans" w:eastAsia="Open Sans" w:hAnsi="Open Sans" w:cs="Open Sans"/>
                 <w:color w:val="070707"/>
-                <w:sz w:val="22"/>
-                <w:szCs w:val="22"/>
-                <w:shd w:fill="auto" w:val="clear"/>
               </w:rPr>
               <w:t>Pos</w:t>
             </w:r>
@@ -699,30 +931,20 @@
             <w:tcW w:w="885" w:type="dxa"/>
             <w:tcBorders>
               <w:top w:val="single" w:sz="8" w:space="0" w:color="CCCCCC"/>
-              <w:start w:val="single" w:sz="8" w:space="0" w:color="CCCCCC"/>
+              <w:left w:val="single" w:sz="8" w:space="0" w:color="CCCCCC"/>
               <w:bottom w:val="single" w:sz="8" w:space="0" w:color="FFFFFF"/>
-              <w:end w:val="single" w:sz="8" w:space="0" w:color="CCCCCC"/>
+              <w:right w:val="single" w:sz="8" w:space="0" w:color="CCCCCC"/>
             </w:tcBorders>
-            <w:shd w:fill="CCCCCC" w:val="clear"/>
+            <w:shd w:val="clear" w:color="auto" w:fill="CCCCCC"/>
           </w:tcPr>
           <w:p>
             <w:pPr>
               <w:pStyle w:val="normal1"/>
-              <w:spacing w:lineRule="auto" w:line="240" w:before="0" w:after="0"/>
-              <w:ind w:hanging="0" w:start="0" w:end="0"/>
-              <w:jc w:val="start"/>
-              <w:rPr>
-                <w:sz w:val="22"/>
-                <w:szCs w:val="22"/>
-              </w:rPr>
-            </w:pPr>
-            <w:r>
-              <w:rPr>
-                <w:rFonts w:eastAsia="Open Sans" w:cs="Open Sans" w:ascii="Open Sans" w:hAnsi="Open Sans"/>
+            </w:pPr>
+            <w:r>
+              <w:rPr>
+                <w:rFonts w:ascii="Open Sans" w:eastAsia="Open Sans" w:hAnsi="Open Sans" w:cs="Open Sans"/>
                 <w:color w:val="070707"/>
-                <w:sz w:val="22"/>
-                <w:szCs w:val="22"/>
-                <w:shd w:fill="auto" w:val="clear"/>
               </w:rPr>
               <w:t>Menge</w:t>
             </w:r>
@@ -733,31 +955,25 @@
             <w:tcW w:w="4424" w:type="dxa"/>
             <w:tcBorders>
               <w:top w:val="single" w:sz="8" w:space="0" w:color="CCCCCC"/>
-              <w:start w:val="single" w:sz="8" w:space="0" w:color="CCCCCC"/>
+              <w:left w:val="single" w:sz="8" w:space="0" w:color="CCCCCC"/>
               <w:bottom w:val="single" w:sz="8" w:space="0" w:color="FFFFFF"/>
-              <w:end w:val="single" w:sz="8" w:space="0" w:color="CCCCCC"/>
+              <w:right w:val="single" w:sz="8" w:space="0" w:color="CCCCCC"/>
             </w:tcBorders>
-            <w:shd w:fill="CCCCCC" w:val="clear"/>
+            <w:shd w:val="clear" w:color="auto" w:fill="CCCCCC"/>
           </w:tcPr>
           <w:p>
             <w:pPr>
               <w:pStyle w:val="normal1"/>
-              <w:spacing w:lineRule="auto" w:line="278" w:before="0" w:after="0"/>
-              <w:ind w:hanging="0" w:start="0" w:end="314"/>
-              <w:jc w:val="start"/>
-              <w:rPr>
-                <w:color w:val="000000"/>
-                <w:sz w:val="22"/>
-                <w:szCs w:val="22"/>
-              </w:rPr>
-            </w:pPr>
-            <w:r>
-              <w:rPr>
-                <w:rFonts w:eastAsia="Open Sans" w:cs="Open Sans" w:ascii="Open Sans" w:hAnsi="Open Sans"/>
-                <w:color w:val="000000"/>
-                <w:sz w:val="22"/>
-                <w:szCs w:val="22"/>
-                <w:shd w:fill="auto" w:val="clear"/>
+              <w:spacing w:line="278" w:lineRule="auto"/>
+              <w:ind w:right="314"/>
+              <w:rPr>
+                <w:color w:val="000000"/>
+              </w:rPr>
+            </w:pPr>
+            <w:r>
+              <w:rPr>
+                <w:rFonts w:ascii="Open Sans" w:eastAsia="Open Sans" w:hAnsi="Open Sans" w:cs="Open Sans"/>
+                <w:color w:val="000000"/>
               </w:rPr>
               <w:t>Bezeichnung</w:t>
             </w:r>
@@ -768,34 +984,31 @@
             <w:tcW w:w="2326" w:type="dxa"/>
             <w:tcBorders>
               <w:top w:val="single" w:sz="8" w:space="0" w:color="CCCCCC"/>
-              <w:start w:val="single" w:sz="8" w:space="0" w:color="CCCCCC"/>
+              <w:left w:val="single" w:sz="8" w:space="0" w:color="CCCCCC"/>
               <w:bottom w:val="single" w:sz="8" w:space="0" w:color="FFFFFF"/>
-              <w:end w:val="single" w:sz="8" w:space="0" w:color="CCCCCC"/>
+              <w:right w:val="single" w:sz="8" w:space="0" w:color="CCCCCC"/>
             </w:tcBorders>
-            <w:shd w:fill="CCCCCC" w:val="clear"/>
+            <w:shd w:val="clear" w:color="auto" w:fill="CCCCCC"/>
           </w:tcPr>
           <w:p>
             <w:pPr>
               <w:pStyle w:val="normal1"/>
-              <w:spacing w:lineRule="auto" w:line="278" w:before="0" w:after="0"/>
-              <w:ind w:hanging="0" w:start="-141" w:end="314"/>
+              <w:spacing w:line="278" w:lineRule="auto"/>
+              <w:ind w:left="-141" w:right="314"/>
               <w:jc w:val="center"/>
               <w:rPr>
                 <w:color w:val="000000"/>
-                <w:sz w:val="22"/>
-                <w:szCs w:val="22"/>
-              </w:rPr>
-            </w:pPr>
-            <w:r>
-              <w:rPr>
-                <w:rFonts w:eastAsia="Open Sans" w:cs="Open Sans" w:ascii="Open Sans" w:hAnsi="Open Sans"/>
-                <w:color w:val="000000"/>
-                <w:sz w:val="22"/>
-                <w:szCs w:val="22"/>
-                <w:shd w:fill="auto" w:val="clear"/>
+              </w:rPr>
+            </w:pPr>
+            <w:proofErr w:type="spellStart"/>
+            <w:r>
+              <w:rPr>
+                <w:rFonts w:ascii="Open Sans" w:eastAsia="Open Sans" w:hAnsi="Open Sans" w:cs="Open Sans"/>
+                <w:color w:val="000000"/>
               </w:rPr>
               <w:t>Einheitspreis</w:t>
             </w:r>
+            <w:proofErr w:type="spellEnd"/>
           </w:p>
         </w:tc>
         <w:tc>
@@ -803,71 +1016,63 @@
             <w:tcW w:w="1485" w:type="dxa"/>
             <w:tcBorders>
               <w:top w:val="single" w:sz="8" w:space="0" w:color="CCCCCC"/>
-              <w:start w:val="single" w:sz="8" w:space="0" w:color="CCCCCC"/>
+              <w:left w:val="single" w:sz="8" w:space="0" w:color="CCCCCC"/>
               <w:bottom w:val="single" w:sz="8" w:space="0" w:color="FFFFFF"/>
-              <w:end w:val="single" w:sz="8" w:space="0" w:color="CCCCCC"/>
+              <w:right w:val="single" w:sz="8" w:space="0" w:color="CCCCCC"/>
             </w:tcBorders>
-            <w:shd w:fill="CCCCCC" w:val="clear"/>
+            <w:shd w:val="clear" w:color="auto" w:fill="CCCCCC"/>
           </w:tcPr>
           <w:p>
             <w:pPr>
               <w:pStyle w:val="normal1"/>
-              <w:spacing w:lineRule="auto" w:line="278" w:before="0" w:after="0"/>
-              <w:ind w:hanging="0" w:start="0" w:end="314"/>
+              <w:spacing w:line="278" w:lineRule="auto"/>
+              <w:ind w:right="314"/>
               <w:jc w:val="center"/>
               <w:rPr>
                 <w:color w:val="000000"/>
-                <w:sz w:val="22"/>
-                <w:szCs w:val="22"/>
-              </w:rPr>
-            </w:pPr>
-            <w:r>
-              <w:rPr>
-                <w:rFonts w:eastAsia="Open Sans" w:cs="Open Sans" w:ascii="Open Sans" w:hAnsi="Open Sans"/>
-                <w:color w:val="000000"/>
-                <w:sz w:val="22"/>
-                <w:szCs w:val="22"/>
-                <w:shd w:fill="auto" w:val="clear"/>
+              </w:rPr>
+            </w:pPr>
+            <w:proofErr w:type="spellStart"/>
+            <w:r>
+              <w:rPr>
+                <w:rFonts w:ascii="Open Sans" w:eastAsia="Open Sans" w:hAnsi="Open Sans" w:cs="Open Sans"/>
+                <w:color w:val="000000"/>
               </w:rPr>
               <w:t>Gesamt</w:t>
             </w:r>
+            <w:proofErr w:type="spellEnd"/>
           </w:p>
         </w:tc>
       </w:tr>
       <w:tr>
         <w:trPr>
-          <w:trHeight w:val="315" w:hRule="atLeast"/>
+          <w:trHeight w:val="315"/>
         </w:trPr>
         <w:tc>
           <w:tcPr>
             <w:tcW w:w="660" w:type="dxa"/>
             <w:tcBorders>
               <w:top w:val="single" w:sz="8" w:space="0" w:color="FFFFFF"/>
-              <w:start w:val="single" w:sz="8" w:space="0" w:color="FFFFFF"/>
+              <w:left w:val="single" w:sz="8" w:space="0" w:color="FFFFFF"/>
               <w:bottom w:val="single" w:sz="8" w:space="0" w:color="FFFFFF"/>
-              <w:end w:val="single" w:sz="8" w:space="0" w:color="FFFFFF"/>
+              <w:right w:val="single" w:sz="8" w:space="0" w:color="FFFFFF"/>
             </w:tcBorders>
-            <w:shd w:fill="FFFFFF" w:val="clear"/>
+            <w:shd w:val="clear" w:color="auto" w:fill="FFFFFF"/>
             <w:tcMar>
-              <w:start w:w="56" w:type="dxa"/>
-              <w:end w:w="56" w:type="dxa"/>
+              <w:left w:w="56" w:type="dxa"/>
+              <w:right w:w="56" w:type="dxa"/>
             </w:tcMar>
           </w:tcPr>
           <w:p>
             <w:pPr>
               <w:pStyle w:val="normal1"/>
-              <w:spacing w:lineRule="auto" w:line="240" w:before="0" w:after="0"/>
-              <w:ind w:hanging="0" w:start="0" w:end="0"/>
-              <w:jc w:val="start"/>
-              <w:rPr/>
-            </w:pPr>
-            <w:r>
-              <w:rPr>
-                <w:rFonts w:eastAsia="Open Sans" w:cs="Open Sans" w:ascii="Open Sans" w:hAnsi="Open Sans"/>
+            </w:pPr>
+            <w:r>
+              <w:rPr>
+                <w:rFonts w:ascii="Open Sans" w:eastAsia="Open Sans" w:hAnsi="Open Sans" w:cs="Open Sans"/>
                 <w:color w:val="070707"/>
                 <w:sz w:val="20"/>
                 <w:szCs w:val="20"/>
-                <w:shd w:fill="auto" w:val="clear"/>
               </w:rPr>
               <w:t>001</w:t>
             </w:r>
@@ -878,34 +1083,40 @@
             <w:tcW w:w="885" w:type="dxa"/>
             <w:tcBorders>
               <w:top w:val="single" w:sz="8" w:space="0" w:color="FFFFFF"/>
-              <w:start w:val="single" w:sz="8" w:space="0" w:color="FFFFFF"/>
+              <w:left w:val="single" w:sz="8" w:space="0" w:color="FFFFFF"/>
               <w:bottom w:val="single" w:sz="8" w:space="0" w:color="FFFFFF"/>
-              <w:end w:val="single" w:sz="8" w:space="0" w:color="FFFFFF"/>
+              <w:right w:val="single" w:sz="8" w:space="0" w:color="FFFFFF"/>
             </w:tcBorders>
-            <w:shd w:fill="FFFFFF" w:val="clear"/>
+            <w:shd w:val="clear" w:color="auto" w:fill="FFFFFF"/>
             <w:tcMar>
-              <w:start w:w="56" w:type="dxa"/>
-              <w:end w:w="56" w:type="dxa"/>
+              <w:left w:w="56" w:type="dxa"/>
+              <w:right w:w="56" w:type="dxa"/>
             </w:tcMar>
           </w:tcPr>
           <w:p>
             <w:pPr>
               <w:pStyle w:val="normal1"/>
-              <w:spacing w:lineRule="auto" w:line="240" w:before="0" w:after="0"/>
-              <w:ind w:hanging="0" w:start="0" w:end="0"/>
-              <w:jc w:val="start"/>
-              <w:rPr/>
-            </w:pPr>
-            <w:r>
-              <w:rPr>
-                <w:rFonts w:eastAsia="Open Sans" w:cs="Open Sans" w:ascii="Open Sans" w:hAnsi="Open Sans"/>
+            </w:pPr>
+            <w:r>
+              <w:rPr>
+                <w:rFonts w:ascii="Open Sans" w:eastAsia="Open Sans" w:hAnsi="Open Sans" w:cs="Open Sans"/>
                 <w:color w:val="070707"/>
                 <w:sz w:val="20"/>
                 <w:szCs w:val="20"/>
-                <w:shd w:fill="auto" w:val="clear"/>
-              </w:rPr>
-              <w:t>1 Stk</w:t>
-            </w:r>
+              </w:rPr>
+              <w:t xml:space="preserve">1 </w:t>
+            </w:r>
+            <w:proofErr w:type="spellStart"/>
+            <w:r>
+              <w:rPr>
+                <w:rFonts w:ascii="Open Sans" w:eastAsia="Open Sans" w:hAnsi="Open Sans" w:cs="Open Sans"/>
+                <w:color w:val="070707"/>
+                <w:sz w:val="20"/>
+                <w:szCs w:val="20"/>
+              </w:rPr>
+              <w:t>Stk</w:t>
+            </w:r>
+            <w:proofErr w:type="spellEnd"/>
           </w:p>
         </w:tc>
         <w:tc>
@@ -913,37 +1124,59 @@
             <w:tcW w:w="4424" w:type="dxa"/>
             <w:tcBorders>
               <w:top w:val="single" w:sz="8" w:space="0" w:color="FFFFFF"/>
-              <w:start w:val="single" w:sz="8" w:space="0" w:color="FFFFFF"/>
+              <w:left w:val="single" w:sz="8" w:space="0" w:color="FFFFFF"/>
               <w:bottom w:val="single" w:sz="8" w:space="0" w:color="FFFFFF"/>
-              <w:end w:val="single" w:sz="8" w:space="0" w:color="FFFFFF"/>
+              <w:right w:val="single" w:sz="8" w:space="0" w:color="FFFFFF"/>
             </w:tcBorders>
-            <w:shd w:fill="FFFFFF" w:val="clear"/>
+            <w:shd w:val="clear" w:color="auto" w:fill="FFFFFF"/>
             <w:tcMar>
-              <w:start w:w="56" w:type="dxa"/>
-              <w:end w:w="56" w:type="dxa"/>
+              <w:left w:w="56" w:type="dxa"/>
+              <w:right w:w="56" w:type="dxa"/>
             </w:tcMar>
           </w:tcPr>
           <w:p>
             <w:pPr>
               <w:pStyle w:val="normal1"/>
-              <w:spacing w:lineRule="auto" w:line="278" w:before="0" w:after="0"/>
-              <w:ind w:hanging="0" w:start="0" w:end="314"/>
-              <w:jc w:val="start"/>
-              <w:rPr>
-                <w:color w:val="000000"/>
-              </w:rPr>
-            </w:pPr>
-            <w:r>
-              <w:rPr>
-                <w:rFonts w:eastAsia="Arimo" w:cs="Arimo" w:ascii="Arimo" w:hAnsi="Arimo"/>
+              <w:spacing w:line="278" w:lineRule="auto"/>
+              <w:ind w:right="314"/>
+              <w:rPr>
+                <w:color w:val="000000"/>
+              </w:rPr>
+            </w:pPr>
+            <w:proofErr w:type="spellStart"/>
+            <w:r>
+              <w:rPr>
+                <w:rFonts w:ascii="Arimo" w:eastAsia="Arimo" w:hAnsi="Arimo" w:cs="Arimo"/>
                 <w:b/>
                 <w:color w:val="000000"/>
                 <w:sz w:val="20"/>
                 <w:szCs w:val="20"/>
-                <w:shd w:fill="auto" w:val="clear"/>
-              </w:rPr>
-              <w:t>Auszuführende Arbeiten</w:t>
-            </w:r>
+              </w:rPr>
+              <w:t>Auszuführende</w:t>
+            </w:r>
+            <w:proofErr w:type="spellEnd"/>
+            <w:r>
+              <w:rPr>
+                <w:rFonts w:ascii="Arimo" w:eastAsia="Arimo" w:hAnsi="Arimo" w:cs="Arimo"/>
+                <w:b/>
+                <w:color w:val="000000"/>
+                <w:sz w:val="20"/>
+                <w:szCs w:val="20"/>
+              </w:rPr>
+              <w:t xml:space="preserve"> </w:t>
+            </w:r>
+            <w:proofErr w:type="spellStart"/>
+            <w:r>
+              <w:rPr>
+                <w:rFonts w:ascii="Arimo" w:eastAsia="Arimo" w:hAnsi="Arimo" w:cs="Arimo"/>
+                <w:b/>
+                <w:color w:val="000000"/>
+                <w:sz w:val="20"/>
+                <w:szCs w:val="20"/>
+              </w:rPr>
+              <w:t>Arbeiten</w:t>
+            </w:r>
+            <w:proofErr w:type="spellEnd"/>
           </w:p>
         </w:tc>
         <w:tc>
@@ -951,21 +1184,21 @@
             <w:tcW w:w="2326" w:type="dxa"/>
             <w:tcBorders>
               <w:top w:val="single" w:sz="8" w:space="0" w:color="FFFFFF"/>
-              <w:start w:val="single" w:sz="8" w:space="0" w:color="FFFFFF"/>
+              <w:left w:val="single" w:sz="8" w:space="0" w:color="FFFFFF"/>
               <w:bottom w:val="single" w:sz="8" w:space="0" w:color="FFFFFF"/>
-              <w:end w:val="single" w:sz="8" w:space="0" w:color="FFFFFF"/>
+              <w:right w:val="single" w:sz="8" w:space="0" w:color="FFFFFF"/>
             </w:tcBorders>
-            <w:shd w:fill="FFFFFF" w:val="clear"/>
+            <w:shd w:val="clear" w:color="auto" w:fill="FFFFFF"/>
             <w:tcMar>
-              <w:start w:w="56" w:type="dxa"/>
-              <w:end w:w="56" w:type="dxa"/>
+              <w:left w:w="56" w:type="dxa"/>
+              <w:right w:w="56" w:type="dxa"/>
             </w:tcMar>
           </w:tcPr>
           <w:p>
             <w:pPr>
               <w:pStyle w:val="normal1"/>
-              <w:spacing w:lineRule="auto" w:line="278" w:before="0" w:after="0"/>
-              <w:ind w:hanging="0" w:start="0" w:end="314"/>
+              <w:spacing w:line="278" w:lineRule="auto"/>
+              <w:ind w:right="314"/>
               <w:jc w:val="center"/>
               <w:rPr>
                 <w:color w:val="000000"/>
@@ -973,13 +1206,32 @@
             </w:pPr>
             <w:r>
               <w:rPr>
-                <w:rFonts w:eastAsia="Open Sans" w:cs="Open Sans" w:ascii="Open Sans" w:hAnsi="Open Sans"/>
+                <w:rFonts w:ascii="Open Sans" w:eastAsia="Open Sans" w:hAnsi="Open Sans" w:cs="Open Sans"/>
                 <w:color w:val="000000"/>
                 <w:sz w:val="20"/>
                 <w:szCs w:val="20"/>
-                <w:shd w:fill="auto" w:val="clear"/>
-              </w:rPr>
-              <w:t>{ServiceUnitPrice}</w:t>
+              </w:rPr>
+              <w:t>{</w:t>
+            </w:r>
+            <w:proofErr w:type="spellStart"/>
+            <w:r>
+              <w:rPr>
+                <w:rFonts w:ascii="Open Sans" w:eastAsia="Open Sans" w:hAnsi="Open Sans" w:cs="Open Sans"/>
+                <w:color w:val="000000"/>
+                <w:sz w:val="20"/>
+                <w:szCs w:val="20"/>
+              </w:rPr>
+              <w:t>ServiceUnitPrice</w:t>
+            </w:r>
+            <w:proofErr w:type="spellEnd"/>
+            <w:r>
+              <w:rPr>
+                <w:rFonts w:ascii="Open Sans" w:eastAsia="Open Sans" w:hAnsi="Open Sans" w:cs="Open Sans"/>
+                <w:color w:val="000000"/>
+                <w:sz w:val="20"/>
+                <w:szCs w:val="20"/>
+              </w:rPr>
+              <w:t>}</w:t>
             </w:r>
           </w:p>
         </w:tc>
@@ -988,21 +1240,21 @@
             <w:tcW w:w="1485" w:type="dxa"/>
             <w:tcBorders>
               <w:top w:val="single" w:sz="8" w:space="0" w:color="FFFFFF"/>
-              <w:start w:val="single" w:sz="8" w:space="0" w:color="FFFFFF"/>
+              <w:left w:val="single" w:sz="8" w:space="0" w:color="FFFFFF"/>
               <w:bottom w:val="single" w:sz="8" w:space="0" w:color="FFFFFF"/>
-              <w:end w:val="single" w:sz="8" w:space="0" w:color="FFFFFF"/>
+              <w:right w:val="single" w:sz="8" w:space="0" w:color="FFFFFF"/>
             </w:tcBorders>
-            <w:shd w:fill="FFFFFF" w:val="clear"/>
+            <w:shd w:val="clear" w:color="auto" w:fill="FFFFFF"/>
             <w:tcMar>
-              <w:start w:w="56" w:type="dxa"/>
-              <w:end w:w="56" w:type="dxa"/>
+              <w:left w:w="56" w:type="dxa"/>
+              <w:right w:w="56" w:type="dxa"/>
             </w:tcMar>
           </w:tcPr>
           <w:p>
             <w:pPr>
               <w:pStyle w:val="normal1"/>
-              <w:spacing w:lineRule="auto" w:line="278" w:before="0" w:after="0"/>
-              <w:ind w:hanging="0" w:start="-141" w:end="314"/>
+              <w:spacing w:line="278" w:lineRule="auto"/>
+              <w:ind w:left="-141" w:right="314"/>
               <w:jc w:val="center"/>
               <w:rPr>
                 <w:color w:val="000000"/>
@@ -1010,72 +1262,75 @@
             </w:pPr>
             <w:r>
               <w:rPr>
-                <w:rFonts w:eastAsia="Open Sans" w:cs="Open Sans" w:ascii="Open Sans" w:hAnsi="Open Sans"/>
+                <w:rFonts w:ascii="Open Sans" w:eastAsia="Open Sans" w:hAnsi="Open Sans" w:cs="Open Sans"/>
                 <w:color w:val="000000"/>
                 <w:sz w:val="20"/>
                 <w:szCs w:val="20"/>
-                <w:shd w:fill="auto" w:val="clear"/>
-              </w:rPr>
-              <w:t>{ServiceTotal}</w:t>
+              </w:rPr>
+              <w:t>{</w:t>
+            </w:r>
+            <w:proofErr w:type="spellStart"/>
+            <w:r>
+              <w:rPr>
+                <w:rFonts w:ascii="Open Sans" w:eastAsia="Open Sans" w:hAnsi="Open Sans" w:cs="Open Sans"/>
+                <w:color w:val="000000"/>
+                <w:sz w:val="20"/>
+                <w:szCs w:val="20"/>
+              </w:rPr>
+              <w:t>ServiceTotal</w:t>
+            </w:r>
+            <w:proofErr w:type="spellEnd"/>
+            <w:r>
+              <w:rPr>
+                <w:rFonts w:ascii="Open Sans" w:eastAsia="Open Sans" w:hAnsi="Open Sans" w:cs="Open Sans"/>
+                <w:color w:val="000000"/>
+                <w:sz w:val="20"/>
+                <w:szCs w:val="20"/>
+              </w:rPr>
+              <w:t>}</w:t>
             </w:r>
           </w:p>
         </w:tc>
       </w:tr>
       <w:tr>
         <w:trPr>
-          <w:trHeight w:val="1741" w:hRule="atLeast"/>
+          <w:trHeight w:val="1741"/>
         </w:trPr>
         <w:tc>
           <w:tcPr>
             <w:tcW w:w="660" w:type="dxa"/>
             <w:tcBorders>
               <w:top w:val="single" w:sz="8" w:space="0" w:color="FFFFFF"/>
-              <w:start w:val="single" w:sz="8" w:space="0" w:color="FFFFFF"/>
+              <w:left w:val="single" w:sz="8" w:space="0" w:color="FFFFFF"/>
               <w:bottom w:val="single" w:sz="8" w:space="0" w:color="FFFFFF"/>
-              <w:end w:val="single" w:sz="8" w:space="0" w:color="FFFFFF"/>
+              <w:right w:val="single" w:sz="8" w:space="0" w:color="FFFFFF"/>
             </w:tcBorders>
-            <w:shd w:fill="FFFFFF" w:val="clear"/>
+            <w:shd w:val="clear" w:color="auto" w:fill="FFFFFF"/>
             <w:tcMar>
-              <w:start w:w="56" w:type="dxa"/>
-              <w:end w:w="56" w:type="dxa"/>
+              <w:left w:w="56" w:type="dxa"/>
+              <w:right w:w="56" w:type="dxa"/>
             </w:tcMar>
           </w:tcPr>
           <w:p>
             <w:pPr>
               <w:pStyle w:val="normal1"/>
               <w:tabs>
-                <w:tab w:val="clear" w:pos="720"/>
-                <w:tab w:val="left" w:pos="750" w:leader="none"/>
-                <w:tab w:val="left" w:pos="1416" w:leader="none"/>
+                <w:tab w:val="left" w:pos="750"/>
+                <w:tab w:val="left" w:pos="1416"/>
               </w:tabs>
-              <w:spacing w:lineRule="auto" w:line="240" w:before="121" w:after="0"/>
-              <w:rPr>
-                <w:rFonts w:ascii="Open Sans" w:hAnsi="Open Sans" w:eastAsia="Open Sans" w:cs="Open Sans"/>
+              <w:spacing w:before="121"/>
+              <w:rPr>
+                <w:rFonts w:ascii="Open Sans" w:eastAsia="Open Sans" w:hAnsi="Open Sans" w:cs="Open Sans"/>
                 <w:color w:val="070707"/>
                 <w:sz w:val="20"/>
                 <w:szCs w:val="20"/>
               </w:rPr>
             </w:pPr>
-            <w:r>
-              <w:rPr>
-                <w:rFonts w:eastAsia="Open Sans" w:cs="Open Sans" w:ascii="Open Sans" w:hAnsi="Open Sans"/>
-                <w:color w:val="070707"/>
-                <w:sz w:val="20"/>
-                <w:szCs w:val="20"/>
-              </w:rPr>
-            </w:r>
-          </w:p>
-          <w:p>
-            <w:pPr>
-              <w:pStyle w:val="normal1"/>
-              <w:spacing w:lineRule="auto" w:line="240" w:before="0" w:after="0"/>
-              <w:ind w:hanging="0" w:start="0" w:end="0"/>
-              <w:jc w:val="start"/>
-              <w:rPr/>
-            </w:pPr>
-            <w:r>
-              <w:rPr/>
-            </w:r>
+          </w:p>
+          <w:p>
+            <w:pPr>
+              <w:pStyle w:val="normal1"/>
+            </w:pPr>
           </w:p>
         </w:tc>
         <w:tc>
@@ -1083,39 +1338,23 @@
             <w:tcW w:w="885" w:type="dxa"/>
             <w:tcBorders>
               <w:top w:val="single" w:sz="8" w:space="0" w:color="FFFFFF"/>
-              <w:start w:val="single" w:sz="8" w:space="0" w:color="FFFFFF"/>
+              <w:left w:val="single" w:sz="8" w:space="0" w:color="FFFFFF"/>
               <w:bottom w:val="single" w:sz="8" w:space="0" w:color="FFFFFF"/>
-              <w:end w:val="single" w:sz="8" w:space="0" w:color="FFFFFF"/>
+              <w:right w:val="single" w:sz="8" w:space="0" w:color="FFFFFF"/>
             </w:tcBorders>
-            <w:shd w:fill="FFFFFF" w:val="clear"/>
+            <w:shd w:val="clear" w:color="auto" w:fill="FFFFFF"/>
             <w:tcMar>
-              <w:start w:w="56" w:type="dxa"/>
-              <w:end w:w="56" w:type="dxa"/>
+              <w:left w:w="56" w:type="dxa"/>
+              <w:right w:w="56" w:type="dxa"/>
             </w:tcMar>
           </w:tcPr>
           <w:p>
             <w:pPr>
               <w:pStyle w:val="normal1"/>
-              <w:spacing w:lineRule="auto" w:line="240" w:before="0" w:after="0"/>
-              <w:ind w:hanging="0" w:start="0" w:end="0"/>
-              <w:jc w:val="start"/>
-              <w:rPr>
-                <w:rFonts w:ascii="Calibri" w:hAnsi="Calibri" w:eastAsia="Calibri" w:cs="Calibri"/>
-                <w:color w:val="000000"/>
-                <w:sz w:val="22"/>
-                <w:szCs w:val="22"/>
-                <w:shd w:fill="auto" w:val="clear"/>
-              </w:rPr>
-            </w:pPr>
-            <w:r>
-              <w:rPr>
-                <w:rFonts w:eastAsia="Calibri" w:cs="Calibri"/>
-                <w:color w:val="000000"/>
-                <w:sz w:val="22"/>
-                <w:szCs w:val="22"/>
-                <w:shd w:fill="auto" w:val="clear"/>
-              </w:rPr>
-            </w:r>
+              <w:rPr>
+                <w:color w:val="000000"/>
+              </w:rPr>
+            </w:pPr>
           </w:p>
         </w:tc>
         <w:tc>
@@ -1123,22 +1362,21 @@
             <w:tcW w:w="4424" w:type="dxa"/>
             <w:tcBorders>
               <w:top w:val="single" w:sz="8" w:space="0" w:color="FFFFFF"/>
-              <w:start w:val="single" w:sz="8" w:space="0" w:color="FFFFFF"/>
+              <w:left w:val="single" w:sz="8" w:space="0" w:color="FFFFFF"/>
               <w:bottom w:val="single" w:sz="8" w:space="0" w:color="FFFFFF"/>
-              <w:end w:val="single" w:sz="8" w:space="0" w:color="FFFFFF"/>
+              <w:right w:val="single" w:sz="8" w:space="0" w:color="FFFFFF"/>
             </w:tcBorders>
-            <w:shd w:fill="FFFFFF" w:val="clear"/>
+            <w:shd w:val="clear" w:color="auto" w:fill="FFFFFF"/>
             <w:tcMar>
-              <w:start w:w="56" w:type="dxa"/>
-              <w:end w:w="56" w:type="dxa"/>
+              <w:left w:w="56" w:type="dxa"/>
+              <w:right w:w="56" w:type="dxa"/>
             </w:tcMar>
           </w:tcPr>
           <w:p>
             <w:pPr>
               <w:pStyle w:val="normal1"/>
-              <w:spacing w:lineRule="auto" w:line="278" w:before="0" w:after="0"/>
-              <w:ind w:hanging="0" w:start="0" w:end="314"/>
-              <w:jc w:val="start"/>
+              <w:spacing w:line="278" w:lineRule="auto"/>
+              <w:ind w:right="314"/>
               <w:rPr>
                 <w:color w:val="000000"/>
                 <w:sz w:val="18"/>
@@ -1147,11 +1385,10 @@
             </w:pPr>
             <w:r>
               <w:rPr>
-                <w:rFonts w:eastAsia="Open Sans" w:cs="Open Sans" w:ascii="Open Sans" w:hAnsi="Open Sans"/>
+                <w:rFonts w:ascii="Open Sans" w:eastAsia="Open Sans" w:hAnsi="Open Sans" w:cs="Open Sans"/>
                 <w:color w:val="000000"/>
                 <w:sz w:val="18"/>
                 <w:szCs w:val="18"/>
-                <w:shd w:fill="auto" w:val="clear"/>
               </w:rPr>
               <w:t>{#PrimaryServiceLines}</w:t>
             </w:r>
@@ -1159,9 +1396,8 @@
           <w:p>
             <w:pPr>
               <w:pStyle w:val="normal1"/>
-              <w:spacing w:lineRule="auto" w:line="278" w:before="0" w:after="0"/>
-              <w:ind w:hanging="0" w:start="0" w:end="314"/>
-              <w:jc w:val="start"/>
+              <w:spacing w:line="278" w:lineRule="auto"/>
+              <w:ind w:right="314"/>
               <w:rPr>
                 <w:color w:val="000000"/>
                 <w:sz w:val="18"/>
@@ -1170,44 +1406,39 @@
             </w:pPr>
             <w:r>
               <w:rPr>
-                <w:rFonts w:eastAsia="Open Sans" w:cs="Open Sans" w:ascii="Open Sans" w:hAnsi="Open Sans"/>
+                <w:rFonts w:ascii="Open Sans" w:eastAsia="Open Sans" w:hAnsi="Open Sans" w:cs="Open Sans"/>
                 <w:color w:val="000000"/>
                 <w:sz w:val="18"/>
                 <w:szCs w:val="18"/>
-                <w:shd w:fill="auto" w:val="clear"/>
-              </w:rPr>
-              <w:t>{ServiceLine}</w:t>
-            </w:r>
-          </w:p>
-          <w:p>
-            <w:pPr>
-              <w:pStyle w:val="normal1"/>
-              <w:spacing w:lineRule="auto" w:line="278" w:before="0" w:after="0"/>
-              <w:ind w:hanging="0" w:start="0" w:end="314"/>
-              <w:jc w:val="start"/>
-              <w:rPr>
+              </w:rPr>
+              <w:t>{</w:t>
+            </w:r>
+            <w:proofErr w:type="spellStart"/>
+            <w:r>
+              <w:rPr>
+                <w:rFonts w:ascii="Open Sans" w:eastAsia="Open Sans" w:hAnsi="Open Sans" w:cs="Open Sans"/>
                 <w:color w:val="000000"/>
                 <w:sz w:val="18"/>
                 <w:szCs w:val="18"/>
               </w:rPr>
-            </w:pPr>
-            <w:r>
-              <w:rPr>
-                <w:rFonts w:eastAsia="Open Sans" w:cs="Open Sans" w:ascii="Open Sans" w:hAnsi="Open Sans"/>
+              <w:t>ServiceLine</w:t>
+            </w:r>
+            <w:proofErr w:type="spellEnd"/>
+            <w:r>
+              <w:rPr>
+                <w:rFonts w:ascii="Open Sans" w:eastAsia="Open Sans" w:hAnsi="Open Sans" w:cs="Open Sans"/>
                 <w:color w:val="000000"/>
                 <w:sz w:val="18"/>
                 <w:szCs w:val="18"/>
-                <w:shd w:fill="auto" w:val="clear"/>
-              </w:rPr>
-              <w:t>{/PrimaryServiceLines}</w:t>
-            </w:r>
-          </w:p>
-          <w:p>
-            <w:pPr>
-              <w:pStyle w:val="normal1"/>
-              <w:spacing w:lineRule="auto" w:line="278" w:before="0" w:after="0"/>
-              <w:ind w:hanging="0" w:start="0" w:end="314"/>
-              <w:jc w:val="start"/>
+              </w:rPr>
+              <w:t>}</w:t>
+            </w:r>
+          </w:p>
+          <w:p>
+            <w:pPr>
+              <w:pStyle w:val="normal1"/>
+              <w:spacing w:line="278" w:lineRule="auto"/>
+              <w:ind w:right="314"/>
               <w:rPr>
                 <w:color w:val="000000"/>
                 <w:sz w:val="18"/>
@@ -1216,31 +1447,63 @@
             </w:pPr>
             <w:r>
               <w:rPr>
+                <w:rFonts w:ascii="Open Sans" w:eastAsia="Open Sans" w:hAnsi="Open Sans" w:cs="Open Sans"/>
                 <w:color w:val="000000"/>
                 <w:sz w:val="18"/>
                 <w:szCs w:val="18"/>
               </w:rPr>
-            </w:r>
-          </w:p>
-          <w:p>
-            <w:pPr>
-              <w:pStyle w:val="normal1"/>
-              <w:spacing w:lineRule="auto" w:line="278" w:before="0" w:after="0"/>
-              <w:ind w:hanging="0" w:start="0" w:end="314"/>
-              <w:jc w:val="start"/>
-              <w:rPr>
+              <w:t>{/</w:t>
+            </w:r>
+            <w:proofErr w:type="spellStart"/>
+            <w:r>
+              <w:rPr>
+                <w:rFonts w:ascii="Open Sans" w:eastAsia="Open Sans" w:hAnsi="Open Sans" w:cs="Open Sans"/>
                 <w:color w:val="000000"/>
                 <w:sz w:val="18"/>
                 <w:szCs w:val="18"/>
               </w:rPr>
-            </w:pPr>
-            <w:r>
-              <w:rPr>
-                <w:rFonts w:eastAsia="Open Sans" w:cs="Open Sans" w:ascii="Open Sans" w:hAnsi="Open Sans"/>
+              <w:t>PrimaryServiceLines</w:t>
+            </w:r>
+            <w:proofErr w:type="spellEnd"/>
+            <w:r>
+              <w:rPr>
+                <w:rFonts w:ascii="Open Sans" w:eastAsia="Open Sans" w:hAnsi="Open Sans" w:cs="Open Sans"/>
                 <w:color w:val="000000"/>
                 <w:sz w:val="18"/>
                 <w:szCs w:val="18"/>
-                <w:shd w:fill="auto" w:val="clear"/>
+              </w:rPr>
+              <w:t>}</w:t>
+            </w:r>
+          </w:p>
+          <w:p>
+            <w:pPr>
+              <w:pStyle w:val="normal1"/>
+              <w:spacing w:line="278" w:lineRule="auto"/>
+              <w:ind w:right="314"/>
+              <w:rPr>
+                <w:color w:val="000000"/>
+                <w:sz w:val="18"/>
+                <w:szCs w:val="18"/>
+              </w:rPr>
+            </w:pPr>
+          </w:p>
+          <w:p>
+            <w:pPr>
+              <w:pStyle w:val="normal1"/>
+              <w:spacing w:line="278" w:lineRule="auto"/>
+              <w:ind w:right="314"/>
+              <w:rPr>
+                <w:color w:val="000000"/>
+                <w:sz w:val="18"/>
+                <w:szCs w:val="18"/>
+              </w:rPr>
+            </w:pPr>
+            <w:r>
+              <w:rPr>
+                <w:rFonts w:ascii="Open Sans" w:eastAsia="Open Sans" w:hAnsi="Open Sans" w:cs="Open Sans"/>
+                <w:color w:val="000000"/>
+                <w:sz w:val="18"/>
+                <w:szCs w:val="18"/>
               </w:rPr>
               <w:t>{#HasIncluded}</w:t>
             </w:r>
@@ -1248,32 +1511,40 @@
           <w:p>
             <w:pPr>
               <w:pStyle w:val="normal1"/>
-              <w:spacing w:lineRule="auto" w:line="278" w:before="0" w:after="0"/>
-              <w:ind w:hanging="0" w:start="0" w:end="314"/>
-              <w:jc w:val="start"/>
+              <w:spacing w:line="278" w:lineRule="auto"/>
+              <w:ind w:right="314"/>
               <w:rPr>
                 <w:color w:val="000000"/>
                 <w:sz w:val="20"/>
                 <w:szCs w:val="20"/>
               </w:rPr>
             </w:pPr>
-            <w:r>
-              <w:rPr>
-                <w:rFonts w:eastAsia="Open Sans" w:cs="Open Sans" w:ascii="Open Sans" w:hAnsi="Open Sans"/>
+            <w:proofErr w:type="spellStart"/>
+            <w:r>
+              <w:rPr>
+                <w:rFonts w:ascii="Open Sans" w:eastAsia="Open Sans" w:hAnsi="Open Sans" w:cs="Open Sans"/>
                 <w:color w:val="000000"/>
                 <w:sz w:val="20"/>
                 <w:szCs w:val="20"/>
-                <w:shd w:fill="auto" w:val="clear"/>
-              </w:rPr>
-              <w:t>Enthält je Einheit</w:t>
-            </w:r>
-          </w:p>
-          <w:p>
-            <w:pPr>
-              <w:pStyle w:val="normal1"/>
-              <w:spacing w:lineRule="auto" w:line="278" w:before="0" w:after="0"/>
-              <w:ind w:hanging="0" w:start="0" w:end="314"/>
-              <w:jc w:val="start"/>
+              </w:rPr>
+              <w:t>Enthält</w:t>
+            </w:r>
+            <w:proofErr w:type="spellEnd"/>
+            <w:r>
+              <w:rPr>
+                <w:rFonts w:ascii="Open Sans" w:eastAsia="Open Sans" w:hAnsi="Open Sans" w:cs="Open Sans"/>
+                <w:color w:val="000000"/>
+                <w:sz w:val="20"/>
+                <w:szCs w:val="20"/>
+              </w:rPr>
+              <w:t xml:space="preserve"> je Einheit</w:t>
+            </w:r>
+          </w:p>
+          <w:p>
+            <w:pPr>
+              <w:pStyle w:val="normal1"/>
+              <w:spacing w:line="278" w:lineRule="auto"/>
+              <w:ind w:right="314"/>
               <w:rPr>
                 <w:color w:val="000000"/>
                 <w:sz w:val="18"/>
@@ -1282,44 +1553,39 @@
             </w:pPr>
             <w:r>
               <w:rPr>
-                <w:rFonts w:eastAsia="Open Sans" w:cs="Open Sans" w:ascii="Open Sans" w:hAnsi="Open Sans"/>
+                <w:rFonts w:ascii="Open Sans" w:eastAsia="Open Sans" w:hAnsi="Open Sans" w:cs="Open Sans"/>
                 <w:color w:val="000000"/>
                 <w:sz w:val="18"/>
                 <w:szCs w:val="18"/>
-                <w:shd w:fill="auto" w:val="clear"/>
-              </w:rPr>
-              <w:t>{/HasIncluded}</w:t>
-            </w:r>
-          </w:p>
-          <w:p>
-            <w:pPr>
-              <w:pStyle w:val="normal1"/>
-              <w:spacing w:lineRule="auto" w:line="278" w:before="0" w:after="0"/>
-              <w:ind w:hanging="0" w:start="0" w:end="314"/>
-              <w:jc w:val="start"/>
-              <w:rPr>
+              </w:rPr>
+              <w:t>{/</w:t>
+            </w:r>
+            <w:proofErr w:type="spellStart"/>
+            <w:r>
+              <w:rPr>
+                <w:rFonts w:ascii="Open Sans" w:eastAsia="Open Sans" w:hAnsi="Open Sans" w:cs="Open Sans"/>
                 <w:color w:val="000000"/>
                 <w:sz w:val="18"/>
                 <w:szCs w:val="18"/>
               </w:rPr>
-            </w:pPr>
-            <w:r>
-              <w:rPr>
-                <w:rFonts w:eastAsia="Open Sans" w:cs="Open Sans" w:ascii="Open Sans" w:hAnsi="Open Sans"/>
+              <w:t>HasIncluded</w:t>
+            </w:r>
+            <w:proofErr w:type="spellEnd"/>
+            <w:r>
+              <w:rPr>
+                <w:rFonts w:ascii="Open Sans" w:eastAsia="Open Sans" w:hAnsi="Open Sans" w:cs="Open Sans"/>
                 <w:color w:val="000000"/>
                 <w:sz w:val="18"/>
                 <w:szCs w:val="18"/>
-                <w:shd w:fill="auto" w:val="clear"/>
-              </w:rPr>
-              <w:t>{#IncludedServiceLines}</w:t>
-            </w:r>
-          </w:p>
-          <w:p>
-            <w:pPr>
-              <w:pStyle w:val="normal1"/>
-              <w:spacing w:lineRule="auto" w:line="278" w:before="0" w:after="0"/>
-              <w:ind w:hanging="0" w:start="0" w:end="314"/>
-              <w:jc w:val="start"/>
+              </w:rPr>
+              <w:t>}</w:t>
+            </w:r>
+          </w:p>
+          <w:p>
+            <w:pPr>
+              <w:pStyle w:val="normal1"/>
+              <w:spacing w:line="278" w:lineRule="auto"/>
+              <w:ind w:right="314"/>
               <w:rPr>
                 <w:color w:val="000000"/>
                 <w:sz w:val="18"/>
@@ -1328,21 +1594,19 @@
             </w:pPr>
             <w:r>
               <w:rPr>
-                <w:rFonts w:eastAsia="Open Sans" w:cs="Open Sans" w:ascii="Open Sans" w:hAnsi="Open Sans"/>
+                <w:rFonts w:ascii="Open Sans" w:eastAsia="Open Sans" w:hAnsi="Open Sans" w:cs="Open Sans"/>
                 <w:color w:val="000000"/>
                 <w:sz w:val="18"/>
                 <w:szCs w:val="18"/>
-                <w:shd w:fill="auto" w:val="clear"/>
-              </w:rPr>
-              <w:t>{ServiceLine}</w:t>
-            </w:r>
-          </w:p>
-          <w:p>
-            <w:pPr>
-              <w:pStyle w:val="normal1"/>
-              <w:spacing w:lineRule="auto" w:line="278" w:before="0" w:after="0"/>
-              <w:ind w:hanging="0" w:start="0" w:end="314"/>
-              <w:jc w:val="start"/>
+              </w:rPr>
+              <w:t>{#IncludedServiceLines}</w:t>
+            </w:r>
+          </w:p>
+          <w:p>
+            <w:pPr>
+              <w:pStyle w:val="normal1"/>
+              <w:spacing w:line="278" w:lineRule="auto"/>
+              <w:ind w:right="314"/>
               <w:rPr>
                 <w:color w:val="000000"/>
                 <w:sz w:val="18"/>
@@ -1351,13 +1615,73 @@
             </w:pPr>
             <w:r>
               <w:rPr>
-                <w:rFonts w:eastAsia="Open Sans" w:cs="Open Sans" w:ascii="Open Sans" w:hAnsi="Open Sans"/>
+                <w:rFonts w:ascii="Open Sans" w:eastAsia="Open Sans" w:hAnsi="Open Sans" w:cs="Open Sans"/>
                 <w:color w:val="000000"/>
                 <w:sz w:val="18"/>
                 <w:szCs w:val="18"/>
-                <w:shd w:fill="auto" w:val="clear"/>
-              </w:rPr>
-              <w:t>{/IncludedServiceLines}</w:t>
+              </w:rPr>
+              <w:t>{</w:t>
+            </w:r>
+            <w:proofErr w:type="spellStart"/>
+            <w:r>
+              <w:rPr>
+                <w:rFonts w:ascii="Open Sans" w:eastAsia="Open Sans" w:hAnsi="Open Sans" w:cs="Open Sans"/>
+                <w:color w:val="000000"/>
+                <w:sz w:val="18"/>
+                <w:szCs w:val="18"/>
+              </w:rPr>
+              <w:t>ServiceLine</w:t>
+            </w:r>
+            <w:proofErr w:type="spellEnd"/>
+            <w:r>
+              <w:rPr>
+                <w:rFonts w:ascii="Open Sans" w:eastAsia="Open Sans" w:hAnsi="Open Sans" w:cs="Open Sans"/>
+                <w:color w:val="000000"/>
+                <w:sz w:val="18"/>
+                <w:szCs w:val="18"/>
+              </w:rPr>
+              <w:t>}</w:t>
+            </w:r>
+          </w:p>
+          <w:p>
+            <w:pPr>
+              <w:pStyle w:val="normal1"/>
+              <w:spacing w:line="278" w:lineRule="auto"/>
+              <w:ind w:right="314"/>
+              <w:rPr>
+                <w:color w:val="000000"/>
+                <w:sz w:val="18"/>
+                <w:szCs w:val="18"/>
+              </w:rPr>
+            </w:pPr>
+            <w:r>
+              <w:rPr>
+                <w:rFonts w:ascii="Open Sans" w:eastAsia="Open Sans" w:hAnsi="Open Sans" w:cs="Open Sans"/>
+                <w:color w:val="000000"/>
+                <w:sz w:val="18"/>
+                <w:szCs w:val="18"/>
+              </w:rPr>
+              <w:t>{/</w:t>
+            </w:r>
+            <w:proofErr w:type="spellStart"/>
+            <w:r>
+              <w:rPr>
+                <w:rFonts w:ascii="Open Sans" w:eastAsia="Open Sans" w:hAnsi="Open Sans" w:cs="Open Sans"/>
+                <w:color w:val="000000"/>
+                <w:sz w:val="18"/>
+                <w:szCs w:val="18"/>
+              </w:rPr>
+              <w:t>IncludedServiceLines</w:t>
+            </w:r>
+            <w:proofErr w:type="spellEnd"/>
+            <w:r>
+              <w:rPr>
+                <w:rFonts w:ascii="Open Sans" w:eastAsia="Open Sans" w:hAnsi="Open Sans" w:cs="Open Sans"/>
+                <w:color w:val="000000"/>
+                <w:sz w:val="18"/>
+                <w:szCs w:val="18"/>
+              </w:rPr>
+              <w:t>}</w:t>
             </w:r>
           </w:p>
         </w:tc>
@@ -1366,39 +1690,26 @@
             <w:tcW w:w="2326" w:type="dxa"/>
             <w:tcBorders>
               <w:top w:val="single" w:sz="8" w:space="0" w:color="FFFFFF"/>
-              <w:start w:val="single" w:sz="8" w:space="0" w:color="FFFFFF"/>
+              <w:left w:val="single" w:sz="8" w:space="0" w:color="FFFFFF"/>
               <w:bottom w:val="single" w:sz="8" w:space="0" w:color="FFFFFF"/>
-              <w:end w:val="single" w:sz="8" w:space="0" w:color="FFFFFF"/>
+              <w:right w:val="single" w:sz="8" w:space="0" w:color="FFFFFF"/>
             </w:tcBorders>
-            <w:shd w:fill="FFFFFF" w:val="clear"/>
+            <w:shd w:val="clear" w:color="auto" w:fill="FFFFFF"/>
             <w:tcMar>
-              <w:start w:w="56" w:type="dxa"/>
-              <w:end w:w="56" w:type="dxa"/>
+              <w:left w:w="56" w:type="dxa"/>
+              <w:right w:w="56" w:type="dxa"/>
             </w:tcMar>
           </w:tcPr>
           <w:p>
             <w:pPr>
               <w:pStyle w:val="normal1"/>
-              <w:spacing w:lineRule="auto" w:line="278" w:before="0" w:after="0"/>
-              <w:ind w:hanging="0" w:start="0" w:end="314"/>
-              <w:jc w:val="end"/>
-              <w:rPr>
-                <w:rFonts w:ascii="Calibri" w:hAnsi="Calibri" w:eastAsia="Calibri" w:cs="Calibri"/>
-                <w:color w:val="000000"/>
-                <w:sz w:val="22"/>
-                <w:szCs w:val="22"/>
-                <w:shd w:fill="auto" w:val="clear"/>
-              </w:rPr>
-            </w:pPr>
-            <w:r>
-              <w:rPr>
-                <w:rFonts w:eastAsia="Calibri" w:cs="Calibri"/>
-                <w:color w:val="000000"/>
-                <w:sz w:val="22"/>
-                <w:szCs w:val="22"/>
-                <w:shd w:fill="auto" w:val="clear"/>
-              </w:rPr>
-            </w:r>
+              <w:spacing w:line="278" w:lineRule="auto"/>
+              <w:ind w:right="314"/>
+              <w:jc w:val="right"/>
+              <w:rPr>
+                <w:color w:val="000000"/>
+              </w:rPr>
+            </w:pPr>
           </w:p>
         </w:tc>
         <w:tc>
@@ -1406,40 +1717,26 @@
             <w:tcW w:w="1485" w:type="dxa"/>
             <w:tcBorders>
               <w:top w:val="single" w:sz="8" w:space="0" w:color="FFFFFF"/>
-              <w:start w:val="single" w:sz="8" w:space="0" w:color="FFFFFF"/>
+              <w:left w:val="single" w:sz="8" w:space="0" w:color="FFFFFF"/>
               <w:bottom w:val="single" w:sz="8" w:space="0" w:color="FFFFFF"/>
-              <w:end w:val="single" w:sz="8" w:space="0" w:color="FFFFFF"/>
+              <w:right w:val="single" w:sz="8" w:space="0" w:color="FFFFFF"/>
             </w:tcBorders>
-            <w:shd w:fill="FFFFFF" w:val="clear"/>
+            <w:shd w:val="clear" w:color="auto" w:fill="FFFFFF"/>
             <w:tcMar>
-              <w:start w:w="56" w:type="dxa"/>
-              <w:end w:w="56" w:type="dxa"/>
+              <w:left w:w="56" w:type="dxa"/>
+              <w:right w:w="56" w:type="dxa"/>
             </w:tcMar>
             <w:vAlign w:val="center"/>
           </w:tcPr>
           <w:p>
             <w:pPr>
               <w:pStyle w:val="normal1"/>
-              <w:spacing w:lineRule="auto" w:line="278" w:before="0" w:after="0"/>
-              <w:ind w:hanging="0" w:start="0" w:end="314"/>
-              <w:jc w:val="start"/>
-              <w:rPr>
-                <w:rFonts w:ascii="Calibri" w:hAnsi="Calibri" w:eastAsia="Calibri" w:cs="Calibri"/>
-                <w:color w:val="000000"/>
-                <w:sz w:val="22"/>
-                <w:szCs w:val="22"/>
-                <w:shd w:fill="auto" w:val="clear"/>
-              </w:rPr>
-            </w:pPr>
-            <w:r>
-              <w:rPr>
-                <w:rFonts w:eastAsia="Calibri" w:cs="Calibri"/>
-                <w:color w:val="000000"/>
-                <w:sz w:val="22"/>
-                <w:szCs w:val="22"/>
-                <w:shd w:fill="auto" w:val="clear"/>
-              </w:rPr>
-            </w:r>
+              <w:spacing w:line="278" w:lineRule="auto"/>
+              <w:ind w:right="314"/>
+              <w:rPr>
+                <w:color w:val="000000"/>
+              </w:rPr>
+            </w:pPr>
           </w:p>
         </w:tc>
       </w:tr>
@@ -1448,45 +1745,31 @@
       <w:pPr>
         <w:pStyle w:val="normal1"/>
         <w:tabs>
-          <w:tab w:val="clear" w:pos="720"/>
-          <w:tab w:val="left" w:pos="750" w:leader="none"/>
-          <w:tab w:val="left" w:pos="1416" w:leader="none"/>
+          <w:tab w:val="left" w:pos="750"/>
+          <w:tab w:val="left" w:pos="1416"/>
         </w:tabs>
-        <w:spacing w:lineRule="auto" w:line="240" w:before="121" w:after="0"/>
-        <w:ind w:hanging="0" w:start="0" w:end="0"/>
-        <w:jc w:val="start"/>
-        <w:rPr>
-          <w:rFonts w:ascii="Open Sans" w:hAnsi="Open Sans" w:eastAsia="Open Sans" w:cs="Open Sans"/>
+        <w:spacing w:before="121"/>
+        <w:rPr>
+          <w:rFonts w:ascii="Open Sans" w:eastAsia="Open Sans" w:hAnsi="Open Sans" w:cs="Open Sans"/>
           <w:color w:val="070707"/>
           <w:sz w:val="20"/>
           <w:szCs w:val="20"/>
-          <w:shd w:fill="auto" w:val="clear"/>
         </w:rPr>
       </w:pPr>
-      <w:r>
-        <w:rPr>
-          <w:rFonts w:eastAsia="Open Sans" w:cs="Open Sans" w:ascii="Open Sans" w:hAnsi="Open Sans"/>
-          <w:color w:val="070707"/>
-          <w:sz w:val="20"/>
-          <w:szCs w:val="20"/>
-          <w:shd w:fill="auto" w:val="clear"/>
-        </w:rPr>
-      </w:r>
     </w:p>
     <w:tbl>
       <w:tblPr>
-        <w:tblStyle w:val="Table3"/>
+        <w:tblStyle w:val="TableNormal"/>
         <w:tblW w:w="10050" w:type="dxa"/>
-        <w:jc w:val="start"/>
         <w:tblInd w:w="1" w:type="dxa"/>
         <w:tblLayout w:type="fixed"/>
         <w:tblCellMar>
           <w:top w:w="0" w:type="dxa"/>
-          <w:start w:w="56" w:type="dxa"/>
+          <w:left w:w="56" w:type="dxa"/>
           <w:bottom w:w="0" w:type="dxa"/>
-          <w:end w:w="56" w:type="dxa"/>
+          <w:right w:w="56" w:type="dxa"/>
         </w:tblCellMar>
-        <w:tblLook w:val="0000"/>
+        <w:tblLook w:val="0000" w:firstRow="0" w:lastRow="0" w:firstColumn="0" w:lastColumn="0" w:noHBand="0" w:noVBand="0"/>
       </w:tblPr>
       <w:tblGrid>
         <w:gridCol w:w="675"/>
@@ -1497,34 +1780,29 @@
       </w:tblGrid>
       <w:tr>
         <w:trPr>
-          <w:trHeight w:val="645" w:hRule="atLeast"/>
+          <w:trHeight w:val="645"/>
         </w:trPr>
         <w:tc>
           <w:tcPr>
             <w:tcW w:w="675" w:type="dxa"/>
             <w:tcBorders>
               <w:top w:val="single" w:sz="8" w:space="0" w:color="FFFFFF"/>
-              <w:start w:val="single" w:sz="8" w:space="0" w:color="FFFFFF"/>
+              <w:left w:val="single" w:sz="8" w:space="0" w:color="FFFFFF"/>
               <w:bottom w:val="single" w:sz="8" w:space="0" w:color="FFFFFF"/>
-              <w:end w:val="single" w:sz="8" w:space="0" w:color="FFFFFF"/>
+              <w:right w:val="single" w:sz="8" w:space="0" w:color="FFFFFF"/>
             </w:tcBorders>
-            <w:shd w:fill="FFFFFF" w:val="clear"/>
+            <w:shd w:val="clear" w:color="auto" w:fill="FFFFFF"/>
           </w:tcPr>
           <w:p>
             <w:pPr>
               <w:pStyle w:val="normal1"/>
-              <w:spacing w:lineRule="auto" w:line="240" w:before="0" w:after="0"/>
-              <w:ind w:hanging="0" w:start="0" w:end="0"/>
-              <w:jc w:val="start"/>
-              <w:rPr/>
-            </w:pPr>
-            <w:r>
-              <w:rPr>
-                <w:rFonts w:eastAsia="Open Sans" w:cs="Open Sans" w:ascii="Open Sans" w:hAnsi="Open Sans"/>
+            </w:pPr>
+            <w:r>
+              <w:rPr>
+                <w:rFonts w:ascii="Open Sans" w:eastAsia="Open Sans" w:hAnsi="Open Sans" w:cs="Open Sans"/>
                 <w:color w:val="070707"/>
                 <w:sz w:val="20"/>
                 <w:szCs w:val="20"/>
-                <w:shd w:fill="auto" w:val="clear"/>
               </w:rPr>
               <w:t>002</w:t>
             </w:r>
@@ -1535,30 +1813,36 @@
             <w:tcW w:w="884" w:type="dxa"/>
             <w:tcBorders>
               <w:top w:val="single" w:sz="8" w:space="0" w:color="FFFFFF"/>
-              <w:start w:val="single" w:sz="8" w:space="0" w:color="FFFFFF"/>
+              <w:left w:val="single" w:sz="8" w:space="0" w:color="FFFFFF"/>
               <w:bottom w:val="single" w:sz="8" w:space="0" w:color="FFFFFF"/>
-              <w:end w:val="single" w:sz="8" w:space="0" w:color="FFFFFF"/>
+              <w:right w:val="single" w:sz="8" w:space="0" w:color="FFFFFF"/>
             </w:tcBorders>
-            <w:shd w:fill="FFFFFF" w:val="clear"/>
+            <w:shd w:val="clear" w:color="auto" w:fill="FFFFFF"/>
           </w:tcPr>
           <w:p>
             <w:pPr>
               <w:pStyle w:val="normal1"/>
-              <w:spacing w:lineRule="auto" w:line="240" w:before="0" w:after="0"/>
-              <w:ind w:hanging="0" w:start="0" w:end="0"/>
-              <w:jc w:val="start"/>
-              <w:rPr/>
-            </w:pPr>
-            <w:r>
-              <w:rPr>
-                <w:rFonts w:eastAsia="Open Sans" w:cs="Open Sans" w:ascii="Open Sans" w:hAnsi="Open Sans"/>
+            </w:pPr>
+            <w:r>
+              <w:rPr>
+                <w:rFonts w:ascii="Open Sans" w:eastAsia="Open Sans" w:hAnsi="Open Sans" w:cs="Open Sans"/>
                 <w:color w:val="070707"/>
                 <w:sz w:val="20"/>
                 <w:szCs w:val="20"/>
-                <w:shd w:fill="auto" w:val="clear"/>
-              </w:rPr>
-              <w:t>1 Stk</w:t>
-            </w:r>
+              </w:rPr>
+              <w:t xml:space="preserve">1 </w:t>
+            </w:r>
+            <w:proofErr w:type="spellStart"/>
+            <w:r>
+              <w:rPr>
+                <w:rFonts w:ascii="Open Sans" w:eastAsia="Open Sans" w:hAnsi="Open Sans" w:cs="Open Sans"/>
+                <w:color w:val="070707"/>
+                <w:sz w:val="20"/>
+                <w:szCs w:val="20"/>
+              </w:rPr>
+              <w:t>Stk</w:t>
+            </w:r>
+            <w:proofErr w:type="spellEnd"/>
           </w:p>
         </w:tc>
         <w:tc>
@@ -1566,33 +1850,43 @@
             <w:tcW w:w="4410" w:type="dxa"/>
             <w:tcBorders>
               <w:top w:val="single" w:sz="8" w:space="0" w:color="FFFFFF"/>
-              <w:start w:val="single" w:sz="8" w:space="0" w:color="FFFFFF"/>
+              <w:left w:val="single" w:sz="8" w:space="0" w:color="FFFFFF"/>
               <w:bottom w:val="single" w:sz="8" w:space="0" w:color="FFFFFF"/>
-              <w:end w:val="single" w:sz="8" w:space="0" w:color="FFFFFF"/>
+              <w:right w:val="single" w:sz="8" w:space="0" w:color="FFFFFF"/>
             </w:tcBorders>
-            <w:shd w:fill="FFFFFF" w:val="clear"/>
+            <w:shd w:val="clear" w:color="auto" w:fill="FFFFFF"/>
           </w:tcPr>
           <w:p>
             <w:pPr>
               <w:pStyle w:val="normal1"/>
-              <w:spacing w:lineRule="auto" w:line="278" w:before="0" w:after="0"/>
-              <w:ind w:hanging="0" w:start="0" w:end="314"/>
-              <w:jc w:val="start"/>
-              <w:rPr>
-                <w:color w:val="000000"/>
-              </w:rPr>
-            </w:pPr>
-            <w:r>
-              <w:rPr>
-                <w:rFonts w:eastAsia="Arimo" w:cs="Arimo" w:ascii="Arimo" w:hAnsi="Arimo"/>
+              <w:spacing w:line="278" w:lineRule="auto"/>
+              <w:ind w:right="314"/>
+              <w:rPr>
+                <w:color w:val="000000"/>
+              </w:rPr>
+            </w:pPr>
+            <w:r>
+              <w:rPr>
+                <w:rFonts w:ascii="Arimo" w:eastAsia="Arimo" w:hAnsi="Arimo" w:cs="Arimo"/>
                 <w:b/>
                 <w:color w:val="000000"/>
                 <w:sz w:val="20"/>
                 <w:szCs w:val="20"/>
-                <w:shd w:fill="auto" w:val="clear"/>
-              </w:rPr>
-              <w:t>Material für Badumbau</w:t>
-            </w:r>
+              </w:rPr>
+              <w:t xml:space="preserve">Material für </w:t>
+            </w:r>
+            <w:proofErr w:type="spellStart"/>
+            <w:r>
+              <w:rPr>
+                <w:rFonts w:ascii="Arimo" w:eastAsia="Arimo" w:hAnsi="Arimo" w:cs="Arimo"/>
+                <w:b/>
+                <w:color w:val="000000"/>
+                <w:sz w:val="20"/>
+                <w:szCs w:val="20"/>
+              </w:rPr>
+              <w:t>Badumbau</w:t>
+            </w:r>
+            <w:proofErr w:type="spellEnd"/>
           </w:p>
         </w:tc>
         <w:tc>
@@ -1600,17 +1894,17 @@
             <w:tcW w:w="2326" w:type="dxa"/>
             <w:tcBorders>
               <w:top w:val="single" w:sz="8" w:space="0" w:color="FFFFFF"/>
-              <w:start w:val="single" w:sz="8" w:space="0" w:color="FFFFFF"/>
+              <w:left w:val="single" w:sz="8" w:space="0" w:color="FFFFFF"/>
               <w:bottom w:val="single" w:sz="8" w:space="0" w:color="FFFFFF"/>
-              <w:end w:val="single" w:sz="8" w:space="0" w:color="FFFFFF"/>
+              <w:right w:val="single" w:sz="8" w:space="0" w:color="FFFFFF"/>
             </w:tcBorders>
-            <w:shd w:fill="FFFFFF" w:val="clear"/>
+            <w:shd w:val="clear" w:color="auto" w:fill="FFFFFF"/>
           </w:tcPr>
           <w:p>
             <w:pPr>
               <w:pStyle w:val="normal1"/>
-              <w:spacing w:lineRule="auto" w:line="278" w:before="0" w:after="0"/>
-              <w:ind w:hanging="0" w:start="0" w:end="314"/>
+              <w:spacing w:line="278" w:lineRule="auto"/>
+              <w:ind w:right="314"/>
               <w:jc w:val="center"/>
               <w:rPr>
                 <w:color w:val="000000"/>
@@ -1618,13 +1912,32 @@
             </w:pPr>
             <w:r>
               <w:rPr>
-                <w:rFonts w:eastAsia="Open Sans" w:cs="Open Sans" w:ascii="Open Sans" w:hAnsi="Open Sans"/>
+                <w:rFonts w:ascii="Open Sans" w:eastAsia="Open Sans" w:hAnsi="Open Sans" w:cs="Open Sans"/>
                 <w:color w:val="000000"/>
                 <w:sz w:val="20"/>
                 <w:szCs w:val="20"/>
-                <w:shd w:fill="auto" w:val="clear"/>
-              </w:rPr>
-              <w:t>{MaterialsUnitPrice}</w:t>
+              </w:rPr>
+              <w:t>{</w:t>
+            </w:r>
+            <w:proofErr w:type="spellStart"/>
+            <w:r>
+              <w:rPr>
+                <w:rFonts w:ascii="Open Sans" w:eastAsia="Open Sans" w:hAnsi="Open Sans" w:cs="Open Sans"/>
+                <w:color w:val="000000"/>
+                <w:sz w:val="20"/>
+                <w:szCs w:val="20"/>
+              </w:rPr>
+              <w:t>MaterialsUnitPrice</w:t>
+            </w:r>
+            <w:proofErr w:type="spellEnd"/>
+            <w:r>
+              <w:rPr>
+                <w:rFonts w:ascii="Open Sans" w:eastAsia="Open Sans" w:hAnsi="Open Sans" w:cs="Open Sans"/>
+                <w:color w:val="000000"/>
+                <w:sz w:val="20"/>
+                <w:szCs w:val="20"/>
+              </w:rPr>
+              <w:t>}</w:t>
             </w:r>
           </w:p>
         </w:tc>
@@ -1633,67 +1946,57 @@
             <w:tcW w:w="1755" w:type="dxa"/>
             <w:tcBorders>
               <w:top w:val="single" w:sz="8" w:space="0" w:color="FFFFFF"/>
-              <w:start w:val="single" w:sz="8" w:space="0" w:color="FFFFFF"/>
+              <w:left w:val="single" w:sz="8" w:space="0" w:color="FFFFFF"/>
               <w:bottom w:val="single" w:sz="8" w:space="0" w:color="FFFFFF"/>
-              <w:end w:val="single" w:sz="8" w:space="0" w:color="FFFFFF"/>
+              <w:right w:val="single" w:sz="8" w:space="0" w:color="FFFFFF"/>
             </w:tcBorders>
-            <w:shd w:fill="FFFFFF" w:val="clear"/>
+            <w:shd w:val="clear" w:color="auto" w:fill="FFFFFF"/>
             <w:tcMar>
-              <w:start w:w="0" w:type="dxa"/>
-              <w:end w:w="0" w:type="dxa"/>
+              <w:left w:w="0" w:type="dxa"/>
+              <w:right w:w="0" w:type="dxa"/>
             </w:tcMar>
           </w:tcPr>
           <w:p>
             <w:pPr>
               <w:pStyle w:val="normal1"/>
               <w:jc w:val="center"/>
-              <w:rPr/>
-            </w:pPr>
-            <w:r>
-              <w:rPr/>
-              <w:t>{MaterialsTotal}</w:t>
+            </w:pPr>
+            <w:r>
+              <w:t>{</w:t>
+            </w:r>
+            <w:proofErr w:type="spellStart"/>
+            <w:r>
+              <w:t>MaterialsTotal</w:t>
+            </w:r>
+            <w:proofErr w:type="spellEnd"/>
+            <w:r>
+              <w:t>}</w:t>
             </w:r>
           </w:p>
         </w:tc>
       </w:tr>
       <w:tr>
         <w:trPr>
-          <w:trHeight w:val="1" w:hRule="atLeast"/>
+          <w:trHeight w:val="1"/>
         </w:trPr>
         <w:tc>
           <w:tcPr>
             <w:tcW w:w="675" w:type="dxa"/>
             <w:tcBorders>
               <w:top w:val="single" w:sz="8" w:space="0" w:color="FFFFFF"/>
-              <w:start w:val="single" w:sz="8" w:space="0" w:color="FFFFFF"/>
+              <w:left w:val="single" w:sz="8" w:space="0" w:color="FFFFFF"/>
               <w:bottom w:val="single" w:sz="8" w:space="0" w:color="FFFFFF"/>
-              <w:end w:val="single" w:sz="8" w:space="0" w:color="FFFFFF"/>
+              <w:right w:val="single" w:sz="8" w:space="0" w:color="FFFFFF"/>
             </w:tcBorders>
-            <w:shd w:fill="FFFFFF" w:val="clear"/>
+            <w:shd w:val="clear" w:color="auto" w:fill="FFFFFF"/>
           </w:tcPr>
           <w:p>
             <w:pPr>
               <w:pStyle w:val="normal1"/>
-              <w:spacing w:lineRule="auto" w:line="240" w:before="0" w:after="0"/>
-              <w:ind w:hanging="0" w:start="0" w:end="0"/>
-              <w:jc w:val="start"/>
-              <w:rPr>
-                <w:rFonts w:ascii="Calibri" w:hAnsi="Calibri" w:eastAsia="Calibri" w:cs="Calibri"/>
-                <w:color w:val="000000"/>
-                <w:sz w:val="22"/>
-                <w:szCs w:val="22"/>
-                <w:shd w:fill="auto" w:val="clear"/>
-              </w:rPr>
-            </w:pPr>
-            <w:r>
-              <w:rPr>
-                <w:rFonts w:eastAsia="Calibri" w:cs="Calibri"/>
-                <w:color w:val="000000"/>
-                <w:sz w:val="22"/>
-                <w:szCs w:val="22"/>
-                <w:shd w:fill="auto" w:val="clear"/>
-              </w:rPr>
-            </w:r>
+              <w:rPr>
+                <w:color w:val="000000"/>
+              </w:rPr>
+            </w:pPr>
           </w:p>
         </w:tc>
         <w:tc>
@@ -1701,35 +2004,19 @@
             <w:tcW w:w="884" w:type="dxa"/>
             <w:tcBorders>
               <w:top w:val="single" w:sz="8" w:space="0" w:color="FFFFFF"/>
-              <w:start w:val="single" w:sz="8" w:space="0" w:color="FFFFFF"/>
+              <w:left w:val="single" w:sz="8" w:space="0" w:color="FFFFFF"/>
               <w:bottom w:val="single" w:sz="8" w:space="0" w:color="FFFFFF"/>
-              <w:end w:val="single" w:sz="8" w:space="0" w:color="FFFFFF"/>
+              <w:right w:val="single" w:sz="8" w:space="0" w:color="FFFFFF"/>
             </w:tcBorders>
-            <w:shd w:fill="FFFFFF" w:val="clear"/>
+            <w:shd w:val="clear" w:color="auto" w:fill="FFFFFF"/>
           </w:tcPr>
           <w:p>
             <w:pPr>
               <w:pStyle w:val="normal1"/>
-              <w:spacing w:lineRule="auto" w:line="240" w:before="0" w:after="0"/>
-              <w:ind w:hanging="0" w:start="0" w:end="0"/>
-              <w:jc w:val="start"/>
-              <w:rPr>
-                <w:rFonts w:ascii="Calibri" w:hAnsi="Calibri" w:eastAsia="Calibri" w:cs="Calibri"/>
-                <w:color w:val="000000"/>
-                <w:sz w:val="22"/>
-                <w:szCs w:val="22"/>
-                <w:shd w:fill="auto" w:val="clear"/>
-              </w:rPr>
-            </w:pPr>
-            <w:r>
-              <w:rPr>
-                <w:rFonts w:eastAsia="Calibri" w:cs="Calibri"/>
-                <w:color w:val="000000"/>
-                <w:sz w:val="22"/>
-                <w:szCs w:val="22"/>
-                <w:shd w:fill="auto" w:val="clear"/>
-              </w:rPr>
-            </w:r>
+              <w:rPr>
+                <w:color w:val="000000"/>
+              </w:rPr>
+            </w:pPr>
           </w:p>
         </w:tc>
         <w:tc>
@@ -1737,33 +2024,30 @@
             <w:tcW w:w="4410" w:type="dxa"/>
             <w:tcBorders>
               <w:top w:val="single" w:sz="8" w:space="0" w:color="FFFFFF"/>
-              <w:start w:val="single" w:sz="8" w:space="0" w:color="FFFFFF"/>
+              <w:left w:val="single" w:sz="8" w:space="0" w:color="FFFFFF"/>
               <w:bottom w:val="single" w:sz="8" w:space="0" w:color="FFFFFF"/>
-              <w:end w:val="single" w:sz="8" w:space="0" w:color="FFFFFF"/>
+              <w:right w:val="single" w:sz="8" w:space="0" w:color="FFFFFF"/>
             </w:tcBorders>
-            <w:shd w:fill="FFFFFF" w:val="clear"/>
+            <w:shd w:val="clear" w:color="auto" w:fill="FFFFFF"/>
           </w:tcPr>
           <w:p>
             <w:pPr>
               <w:pStyle w:val="normal1"/>
-              <w:spacing w:lineRule="auto" w:line="278" w:before="0" w:after="0"/>
-              <w:ind w:hanging="0" w:start="0" w:end="314"/>
-              <w:jc w:val="start"/>
-              <w:rPr>
-                <w:rFonts w:ascii="Open Sans" w:hAnsi="Open Sans" w:eastAsia="Open Sans" w:cs="Open Sans"/>
+              <w:spacing w:line="278" w:lineRule="auto"/>
+              <w:ind w:right="314"/>
+              <w:rPr>
+                <w:rFonts w:ascii="Open Sans" w:eastAsia="Open Sans" w:hAnsi="Open Sans" w:cs="Open Sans"/>
                 <w:color w:val="000000"/>
                 <w:sz w:val="18"/>
                 <w:szCs w:val="18"/>
-                <w:shd w:fill="auto" w:val="clear"/>
-              </w:rPr>
-            </w:pPr>
-            <w:r>
-              <w:rPr>
-                <w:rFonts w:eastAsia="Open Sans" w:cs="Open Sans" w:ascii="Open Sans" w:hAnsi="Open Sans"/>
+              </w:rPr>
+            </w:pPr>
+            <w:r>
+              <w:rPr>
+                <w:rFonts w:ascii="Open Sans" w:eastAsia="Open Sans" w:hAnsi="Open Sans" w:cs="Open Sans"/>
                 <w:color w:val="000000"/>
                 <w:sz w:val="18"/>
                 <w:szCs w:val="18"/>
-                <w:shd w:fill="auto" w:val="clear"/>
               </w:rPr>
               <w:t>{#MaterialsLines}</w:t>
             </w:r>
@@ -1771,49 +2055,84 @@
           <w:p>
             <w:pPr>
               <w:pStyle w:val="normal1"/>
-              <w:spacing w:lineRule="auto" w:line="278" w:before="0" w:after="0"/>
-              <w:ind w:hanging="0" w:start="0" w:end="314"/>
-              <w:jc w:val="start"/>
-              <w:rPr>
-                <w:rFonts w:ascii="Open Sans" w:hAnsi="Open Sans" w:eastAsia="Open Sans" w:cs="Open Sans"/>
+              <w:spacing w:line="278" w:lineRule="auto"/>
+              <w:ind w:right="314"/>
+              <w:rPr>
+                <w:rFonts w:ascii="Open Sans" w:eastAsia="Open Sans" w:hAnsi="Open Sans" w:cs="Open Sans"/>
                 <w:color w:val="000000"/>
                 <w:sz w:val="18"/>
                 <w:szCs w:val="18"/>
-                <w:shd w:fill="auto" w:val="clear"/>
-              </w:rPr>
-            </w:pPr>
-            <w:r>
-              <w:rPr>
-                <w:rFonts w:eastAsia="Open Sans" w:cs="Open Sans" w:ascii="Open Sans" w:hAnsi="Open Sans"/>
+              </w:rPr>
+            </w:pPr>
+            <w:r>
+              <w:rPr>
+                <w:rFonts w:ascii="Open Sans" w:eastAsia="Open Sans" w:hAnsi="Open Sans" w:cs="Open Sans"/>
                 <w:color w:val="000000"/>
                 <w:sz w:val="18"/>
                 <w:szCs w:val="18"/>
-                <w:shd w:fill="auto" w:val="clear"/>
-              </w:rPr>
-              <w:t>{MaterialLine}</w:t>
-            </w:r>
-          </w:p>
-          <w:p>
-            <w:pPr>
-              <w:pStyle w:val="normal1"/>
-              <w:spacing w:lineRule="auto" w:line="278" w:before="0" w:after="0"/>
-              <w:ind w:hanging="0" w:start="0" w:end="314"/>
-              <w:jc w:val="start"/>
-              <w:rPr>
+              </w:rPr>
+              <w:t>{</w:t>
+            </w:r>
+            <w:proofErr w:type="spellStart"/>
+            <w:r>
+              <w:rPr>
+                <w:rFonts w:ascii="Open Sans" w:eastAsia="Open Sans" w:hAnsi="Open Sans" w:cs="Open Sans"/>
                 <w:color w:val="000000"/>
                 <w:sz w:val="18"/>
                 <w:szCs w:val="18"/>
               </w:rPr>
-            </w:pPr>
-            <w:r>
-              <w:rPr>
-                <w:rFonts w:eastAsia="Open Sans" w:cs="Open Sans" w:ascii="Open Sans" w:hAnsi="Open Sans"/>
+              <w:t>MaterialLine</w:t>
+            </w:r>
+            <w:proofErr w:type="spellEnd"/>
+            <w:r>
+              <w:rPr>
+                <w:rFonts w:ascii="Open Sans" w:eastAsia="Open Sans" w:hAnsi="Open Sans" w:cs="Open Sans"/>
                 <w:color w:val="000000"/>
                 <w:sz w:val="18"/>
                 <w:szCs w:val="18"/>
-                <w:shd w:fill="auto" w:val="clear"/>
-              </w:rPr>
-              <w:t>{/MaterialsLines}</w:t>
+              </w:rPr>
+              <w:t>}</w:t>
+            </w:r>
+          </w:p>
+          <w:p>
+            <w:pPr>
+              <w:pStyle w:val="normal1"/>
+              <w:spacing w:line="278" w:lineRule="auto"/>
+              <w:ind w:right="314"/>
+              <w:rPr>
+                <w:color w:val="000000"/>
+                <w:sz w:val="18"/>
+                <w:szCs w:val="18"/>
+              </w:rPr>
+            </w:pPr>
+            <w:r>
+              <w:rPr>
+                <w:rFonts w:ascii="Open Sans" w:eastAsia="Open Sans" w:hAnsi="Open Sans" w:cs="Open Sans"/>
+                <w:color w:val="000000"/>
+                <w:sz w:val="18"/>
+                <w:szCs w:val="18"/>
+              </w:rPr>
+              <w:t>{/</w:t>
+            </w:r>
+            <w:proofErr w:type="spellStart"/>
+            <w:r>
+              <w:rPr>
+                <w:rFonts w:ascii="Open Sans" w:eastAsia="Open Sans" w:hAnsi="Open Sans" w:cs="Open Sans"/>
+                <w:color w:val="000000"/>
+                <w:sz w:val="18"/>
+                <w:szCs w:val="18"/>
+              </w:rPr>
+              <w:t>MaterialsLines</w:t>
+            </w:r>
+            <w:proofErr w:type="spellEnd"/>
+            <w:r>
+              <w:rPr>
+                <w:rFonts w:ascii="Open Sans" w:eastAsia="Open Sans" w:hAnsi="Open Sans" w:cs="Open Sans"/>
+                <w:color w:val="000000"/>
+                <w:sz w:val="18"/>
+                <w:szCs w:val="18"/>
+              </w:rPr>
+              <w:t>}</w:t>
             </w:r>
           </w:p>
         </w:tc>
@@ -1822,35 +2141,21 @@
             <w:tcW w:w="2326" w:type="dxa"/>
             <w:tcBorders>
               <w:top w:val="single" w:sz="8" w:space="0" w:color="FFFFFF"/>
-              <w:start w:val="single" w:sz="8" w:space="0" w:color="FFFFFF"/>
+              <w:left w:val="single" w:sz="8" w:space="0" w:color="FFFFFF"/>
               <w:bottom w:val="single" w:sz="8" w:space="0" w:color="FFFFFF"/>
-              <w:end w:val="single" w:sz="8" w:space="0" w:color="FFFFFF"/>
+              <w:right w:val="single" w:sz="8" w:space="0" w:color="FFFFFF"/>
             </w:tcBorders>
-            <w:shd w:fill="FFFFFF" w:val="clear"/>
+            <w:shd w:val="clear" w:color="auto" w:fill="FFFFFF"/>
           </w:tcPr>
           <w:p>
             <w:pPr>
               <w:pStyle w:val="normal1"/>
-              <w:spacing w:lineRule="auto" w:line="278" w:before="0" w:after="0"/>
-              <w:ind w:hanging="0" w:start="0" w:end="314"/>
-              <w:jc w:val="start"/>
-              <w:rPr>
-                <w:rFonts w:ascii="Calibri" w:hAnsi="Calibri" w:eastAsia="Calibri" w:cs="Calibri"/>
-                <w:color w:val="000000"/>
-                <w:sz w:val="22"/>
-                <w:szCs w:val="22"/>
-                <w:shd w:fill="auto" w:val="clear"/>
-              </w:rPr>
-            </w:pPr>
-            <w:r>
-              <w:rPr>
-                <w:rFonts w:eastAsia="Calibri" w:cs="Calibri"/>
-                <w:color w:val="000000"/>
-                <w:sz w:val="22"/>
-                <w:szCs w:val="22"/>
-                <w:shd w:fill="auto" w:val="clear"/>
-              </w:rPr>
-            </w:r>
+              <w:spacing w:line="278" w:lineRule="auto"/>
+              <w:ind w:right="314"/>
+              <w:rPr>
+                <w:color w:val="000000"/>
+              </w:rPr>
+            </w:pPr>
           </w:p>
         </w:tc>
         <w:tc>
@@ -1858,73 +2163,67 @@
             <w:tcW w:w="1755" w:type="dxa"/>
             <w:tcBorders>
               <w:top w:val="single" w:sz="8" w:space="0" w:color="FFFFFF"/>
-              <w:start w:val="single" w:sz="8" w:space="0" w:color="FFFFFF"/>
+              <w:left w:val="single" w:sz="8" w:space="0" w:color="FFFFFF"/>
               <w:bottom w:val="single" w:sz="8" w:space="0" w:color="FFFFFF"/>
-              <w:end w:val="single" w:sz="8" w:space="0" w:color="FFFFFF"/>
+              <w:right w:val="single" w:sz="8" w:space="0" w:color="FFFFFF"/>
             </w:tcBorders>
-            <w:shd w:fill="FFFFFF" w:val="clear"/>
+            <w:shd w:val="clear" w:color="auto" w:fill="FFFFFF"/>
             <w:vAlign w:val="center"/>
           </w:tcPr>
           <w:p>
             <w:pPr>
               <w:pStyle w:val="normal1"/>
-              <w:spacing w:lineRule="auto" w:line="278" w:before="0" w:after="0"/>
-              <w:ind w:hanging="0" w:start="0" w:end="314"/>
-              <w:jc w:val="start"/>
-              <w:rPr>
-                <w:rFonts w:ascii="Calibri" w:hAnsi="Calibri" w:eastAsia="Calibri" w:cs="Calibri"/>
-                <w:color w:val="000000"/>
-                <w:sz w:val="22"/>
-                <w:szCs w:val="22"/>
-                <w:shd w:fill="auto" w:val="clear"/>
-              </w:rPr>
-            </w:pPr>
-            <w:r>
-              <w:rPr>
-                <w:rFonts w:eastAsia="Calibri" w:cs="Calibri"/>
-                <w:color w:val="000000"/>
-                <w:sz w:val="22"/>
-                <w:szCs w:val="22"/>
-                <w:shd w:fill="auto" w:val="clear"/>
-              </w:rPr>
-            </w:r>
+              <w:spacing w:line="278" w:lineRule="auto"/>
+              <w:ind w:right="314"/>
+              <w:rPr>
+                <w:color w:val="000000"/>
+              </w:rPr>
+            </w:pPr>
           </w:p>
         </w:tc>
       </w:tr>
       <w:tr>
         <w:trPr>
-          <w:trHeight w:val="1" w:hRule="atLeast"/>
+          <w:trHeight w:val="1"/>
         </w:trPr>
         <w:tc>
           <w:tcPr>
             <w:tcW w:w="675" w:type="dxa"/>
             <w:tcBorders>
               <w:top w:val="single" w:sz="8" w:space="0" w:color="FFFFFF"/>
-              <w:start w:val="single" w:sz="8" w:space="0" w:color="FFFFFF"/>
+              <w:left w:val="single" w:sz="8" w:space="0" w:color="FFFFFF"/>
               <w:bottom w:val="single" w:sz="8" w:space="0" w:color="FFFFFF"/>
-              <w:end w:val="single" w:sz="8" w:space="0" w:color="FFFFFF"/>
+              <w:right w:val="single" w:sz="8" w:space="0" w:color="FFFFFF"/>
             </w:tcBorders>
-            <w:shd w:fill="FFFFFF" w:val="clear"/>
+            <w:shd w:val="clear" w:color="auto" w:fill="FFFFFF"/>
           </w:tcPr>
           <w:p>
             <w:pPr>
               <w:pStyle w:val="normal1"/>
-              <w:spacing w:lineRule="auto" w:line="278" w:before="0" w:after="0"/>
-              <w:ind w:hanging="0" w:start="0" w:end="-26"/>
-              <w:jc w:val="start"/>
-              <w:rPr>
-                <w:color w:val="000000"/>
-              </w:rPr>
-            </w:pPr>
-            <w:r>
-              <w:rPr>
-                <w:rFonts w:eastAsia="Open Sans" w:cs="Open Sans" w:ascii="Open Sans" w:hAnsi="Open Sans"/>
+              <w:spacing w:line="278" w:lineRule="auto"/>
+              <w:ind w:right="-26"/>
+              <w:rPr>
+                <w:color w:val="000000"/>
+              </w:rPr>
+            </w:pPr>
+            <w:r>
+              <w:rPr>
+                <w:rFonts w:ascii="Open Sans" w:eastAsia="Open Sans" w:hAnsi="Open Sans" w:cs="Open Sans"/>
                 <w:color w:val="000000"/>
                 <w:sz w:val="20"/>
                 <w:szCs w:val="20"/>
-                <w:shd w:fill="auto" w:val="clear"/>
-              </w:rPr>
-              <w:t>{#hasBonus}{#BonusRows}{Bonus}</w:t>
+              </w:rPr>
+              <w:t>{#hasBonus}{#BonusRo</w:t>
+            </w:r>
+            <w:r>
+              <w:rPr>
+                <w:rFonts w:ascii="Open Sans" w:eastAsia="Open Sans" w:hAnsi="Open Sans" w:cs="Open Sans"/>
+                <w:color w:val="000000"/>
+                <w:sz w:val="20"/>
+                <w:szCs w:val="20"/>
+              </w:rPr>
+              <w:lastRenderedPageBreak/>
+              <w:t>ws}{Bonus}</w:t>
             </w:r>
           </w:p>
         </w:tc>
@@ -1933,31 +2232,50 @@
             <w:tcW w:w="884" w:type="dxa"/>
             <w:tcBorders>
               <w:top w:val="single" w:sz="8" w:space="0" w:color="FFFFFF"/>
-              <w:start w:val="single" w:sz="8" w:space="0" w:color="FFFFFF"/>
+              <w:left w:val="single" w:sz="8" w:space="0" w:color="FFFFFF"/>
               <w:bottom w:val="single" w:sz="8" w:space="0" w:color="FFFFFF"/>
-              <w:end w:val="single" w:sz="8" w:space="0" w:color="FFFFFF"/>
+              <w:right w:val="single" w:sz="8" w:space="0" w:color="FFFFFF"/>
             </w:tcBorders>
-            <w:shd w:fill="FFFFFF" w:val="clear"/>
+            <w:shd w:val="clear" w:color="auto" w:fill="FFFFFF"/>
           </w:tcPr>
           <w:p>
             <w:pPr>
               <w:pStyle w:val="normal1"/>
-              <w:spacing w:lineRule="auto" w:line="278" w:before="0" w:after="0"/>
-              <w:ind w:hanging="0" w:start="0" w:end="314"/>
-              <w:jc w:val="start"/>
-              <w:rPr>
-                <w:color w:val="000000"/>
-              </w:rPr>
-            </w:pPr>
-            <w:r>
-              <w:rPr>
-                <w:rFonts w:eastAsia="Open Sans" w:cs="Open Sans" w:ascii="Open Sans" w:hAnsi="Open Sans"/>
+              <w:spacing w:line="278" w:lineRule="auto"/>
+              <w:ind w:right="314"/>
+              <w:rPr>
+                <w:color w:val="000000"/>
+              </w:rPr>
+            </w:pPr>
+            <w:r>
+              <w:rPr>
+                <w:rFonts w:ascii="Open Sans" w:eastAsia="Open Sans" w:hAnsi="Open Sans" w:cs="Open Sans"/>
                 <w:color w:val="000000"/>
                 <w:sz w:val="20"/>
                 <w:szCs w:val="20"/>
-                <w:shd w:fill="auto" w:val="clear"/>
-              </w:rPr>
-              <w:t>{BonusMenge}</w:t>
+              </w:rPr>
+              <w:lastRenderedPageBreak/>
+              <w:t>{</w:t>
+            </w:r>
+            <w:proofErr w:type="spellStart"/>
+            <w:r>
+              <w:rPr>
+                <w:rFonts w:ascii="Open Sans" w:eastAsia="Open Sans" w:hAnsi="Open Sans" w:cs="Open Sans"/>
+                <w:color w:val="000000"/>
+                <w:sz w:val="20"/>
+                <w:szCs w:val="20"/>
+              </w:rPr>
+              <w:t>BonusMenge</w:t>
+            </w:r>
+            <w:proofErr w:type="spellEnd"/>
+            <w:r>
+              <w:rPr>
+                <w:rFonts w:ascii="Open Sans" w:eastAsia="Open Sans" w:hAnsi="Open Sans" w:cs="Open Sans"/>
+                <w:color w:val="000000"/>
+                <w:sz w:val="20"/>
+                <w:szCs w:val="20"/>
+              </w:rPr>
+              <w:t>}</w:t>
             </w:r>
           </w:p>
         </w:tc>
@@ -1966,60 +2284,97 @@
             <w:tcW w:w="4410" w:type="dxa"/>
             <w:tcBorders>
               <w:top w:val="single" w:sz="8" w:space="0" w:color="FFFFFF"/>
-              <w:start w:val="single" w:sz="8" w:space="0" w:color="FFFFFF"/>
+              <w:left w:val="single" w:sz="8" w:space="0" w:color="FFFFFF"/>
               <w:bottom w:val="single" w:sz="8" w:space="0" w:color="FFFFFF"/>
-              <w:end w:val="single" w:sz="8" w:space="0" w:color="FFFFFF"/>
+              <w:right w:val="single" w:sz="8" w:space="0" w:color="FFFFFF"/>
             </w:tcBorders>
-            <w:shd w:fill="FFFFFF" w:val="clear"/>
+            <w:shd w:val="clear" w:color="auto" w:fill="FFFFFF"/>
           </w:tcPr>
           <w:p>
             <w:pPr>
               <w:pStyle w:val="normal1"/>
-              <w:spacing w:lineRule="auto" w:line="278" w:before="0" w:after="0"/>
-              <w:ind w:hanging="0" w:start="0" w:end="314"/>
-              <w:jc w:val="start"/>
-              <w:rPr>
-                <w:rFonts w:ascii="Open Sans" w:hAnsi="Open Sans" w:eastAsia="Open Sans" w:cs="Open Sans"/>
+              <w:spacing w:line="278" w:lineRule="auto"/>
+              <w:ind w:right="314"/>
+              <w:rPr>
+                <w:rFonts w:ascii="Open Sans" w:eastAsia="Open Sans" w:hAnsi="Open Sans" w:cs="Open Sans"/>
                 <w:b/>
                 <w:color w:val="000000"/>
                 <w:sz w:val="18"/>
                 <w:szCs w:val="18"/>
-                <w:shd w:fill="auto" w:val="clear"/>
-              </w:rPr>
-            </w:pPr>
-            <w:r>
-              <w:rPr>
-                <w:rFonts w:eastAsia="Open Sans" w:cs="Open Sans" w:ascii="Open Sans" w:hAnsi="Open Sans"/>
+              </w:rPr>
+            </w:pPr>
+            <w:r>
+              <w:rPr>
+                <w:rFonts w:ascii="Open Sans" w:eastAsia="Open Sans" w:hAnsi="Open Sans" w:cs="Open Sans"/>
                 <w:b/>
                 <w:color w:val="000000"/>
                 <w:sz w:val="18"/>
                 <w:szCs w:val="18"/>
-                <w:shd w:fill="auto" w:val="clear"/>
-              </w:rPr>
-              <w:t>{BonusLabel}</w:t>
-            </w:r>
-          </w:p>
-          <w:p>
-            <w:pPr>
-              <w:pStyle w:val="normal1"/>
-              <w:spacing w:lineRule="auto" w:line="278" w:before="0" w:after="0"/>
-              <w:ind w:hanging="0" w:start="0" w:end="314"/>
-              <w:jc w:val="start"/>
-              <w:rPr>
+              </w:rPr>
+              <w:t>{</w:t>
+            </w:r>
+            <w:proofErr w:type="spellStart"/>
+            <w:r>
+              <w:rPr>
+                <w:rFonts w:ascii="Open Sans" w:eastAsia="Open Sans" w:hAnsi="Open Sans" w:cs="Open Sans"/>
+                <w:b/>
                 <w:color w:val="000000"/>
                 <w:sz w:val="18"/>
                 <w:szCs w:val="18"/>
               </w:rPr>
-            </w:pPr>
-            <w:r>
-              <w:rPr>
-                <w:rFonts w:eastAsia="Open Sans" w:cs="Open Sans" w:ascii="Open Sans" w:hAnsi="Open Sans"/>
+              <w:t>BonusLabel</w:t>
+            </w:r>
+            <w:proofErr w:type="spellEnd"/>
+            <w:r>
+              <w:rPr>
+                <w:rFonts w:ascii="Open Sans" w:eastAsia="Open Sans" w:hAnsi="Open Sans" w:cs="Open Sans"/>
+                <w:b/>
                 <w:color w:val="000000"/>
                 <w:sz w:val="18"/>
                 <w:szCs w:val="18"/>
-                <w:shd w:fill="auto" w:val="clear"/>
-              </w:rPr>
-              <w:t>{BonusDetail}</w:t>
+              </w:rPr>
+              <w:t>}</w:t>
+            </w:r>
+          </w:p>
+          <w:p>
+            <w:pPr>
+              <w:pStyle w:val="normal1"/>
+              <w:spacing w:line="278" w:lineRule="auto"/>
+              <w:ind w:right="314"/>
+              <w:rPr>
+                <w:color w:val="000000"/>
+                <w:sz w:val="18"/>
+                <w:szCs w:val="18"/>
+              </w:rPr>
+            </w:pPr>
+            <w:r>
+              <w:rPr>
+                <w:rFonts w:ascii="Open Sans" w:eastAsia="Open Sans" w:hAnsi="Open Sans" w:cs="Open Sans"/>
+                <w:color w:val="000000"/>
+                <w:sz w:val="18"/>
+                <w:szCs w:val="18"/>
+              </w:rPr>
+              <w:t>{</w:t>
+            </w:r>
+            <w:proofErr w:type="spellStart"/>
+            <w:r>
+              <w:rPr>
+                <w:rFonts w:ascii="Open Sans" w:eastAsia="Open Sans" w:hAnsi="Open Sans" w:cs="Open Sans"/>
+                <w:color w:val="000000"/>
+                <w:sz w:val="18"/>
+                <w:szCs w:val="18"/>
+              </w:rPr>
+              <w:t>BonusDetail</w:t>
+            </w:r>
+            <w:proofErr w:type="spellEnd"/>
+            <w:r>
+              <w:rPr>
+                <w:rFonts w:ascii="Open Sans" w:eastAsia="Open Sans" w:hAnsi="Open Sans" w:cs="Open Sans"/>
+                <w:color w:val="000000"/>
+                <w:sz w:val="18"/>
+                <w:szCs w:val="18"/>
+              </w:rPr>
+              <w:t>}</w:t>
             </w:r>
           </w:p>
         </w:tc>
@@ -2028,31 +2383,49 @@
             <w:tcW w:w="2326" w:type="dxa"/>
             <w:tcBorders>
               <w:top w:val="single" w:sz="8" w:space="0" w:color="FFFFFF"/>
-              <w:start w:val="single" w:sz="8" w:space="0" w:color="FFFFFF"/>
+              <w:left w:val="single" w:sz="8" w:space="0" w:color="FFFFFF"/>
               <w:bottom w:val="single" w:sz="8" w:space="0" w:color="FFFFFF"/>
-              <w:end w:val="single" w:sz="8" w:space="0" w:color="FFFFFF"/>
+              <w:right w:val="single" w:sz="8" w:space="0" w:color="FFFFFF"/>
             </w:tcBorders>
-            <w:shd w:fill="FFFFFF" w:val="clear"/>
+            <w:shd w:val="clear" w:color="auto" w:fill="FFFFFF"/>
           </w:tcPr>
           <w:p>
             <w:pPr>
               <w:pStyle w:val="normal1"/>
-              <w:spacing w:lineRule="auto" w:line="278" w:before="0" w:after="0"/>
-              <w:ind w:hanging="0" w:start="0" w:end="314"/>
-              <w:jc w:val="start"/>
-              <w:rPr>
-                <w:color w:val="000000"/>
-              </w:rPr>
-            </w:pPr>
-            <w:r>
-              <w:rPr>
-                <w:rFonts w:eastAsia="Open Sans" w:cs="Open Sans" w:ascii="Open Sans" w:hAnsi="Open Sans"/>
+              <w:spacing w:line="278" w:lineRule="auto"/>
+              <w:ind w:right="314"/>
+              <w:rPr>
+                <w:color w:val="000000"/>
+              </w:rPr>
+            </w:pPr>
+            <w:r>
+              <w:rPr>
+                <w:rFonts w:ascii="Open Sans" w:eastAsia="Open Sans" w:hAnsi="Open Sans" w:cs="Open Sans"/>
                 <w:color w:val="000000"/>
                 <w:sz w:val="20"/>
                 <w:szCs w:val="20"/>
-                <w:shd w:fill="auto" w:val="clear"/>
-              </w:rPr>
-              <w:t>{preis}</w:t>
+              </w:rPr>
+              <w:t>{</w:t>
+            </w:r>
+            <w:proofErr w:type="spellStart"/>
+            <w:r>
+              <w:rPr>
+                <w:rFonts w:ascii="Open Sans" w:eastAsia="Open Sans" w:hAnsi="Open Sans" w:cs="Open Sans"/>
+                <w:color w:val="000000"/>
+                <w:sz w:val="20"/>
+                <w:szCs w:val="20"/>
+              </w:rPr>
+              <w:t>preis</w:t>
+            </w:r>
+            <w:proofErr w:type="spellEnd"/>
+            <w:r>
+              <w:rPr>
+                <w:rFonts w:ascii="Open Sans" w:eastAsia="Open Sans" w:hAnsi="Open Sans" w:cs="Open Sans"/>
+                <w:color w:val="000000"/>
+                <w:sz w:val="20"/>
+                <w:szCs w:val="20"/>
+              </w:rPr>
+              <w:t>}</w:t>
             </w:r>
           </w:p>
         </w:tc>
@@ -2061,17 +2434,17 @@
             <w:tcW w:w="1755" w:type="dxa"/>
             <w:tcBorders>
               <w:top w:val="single" w:sz="8" w:space="0" w:color="FFFFFF"/>
-              <w:start w:val="single" w:sz="8" w:space="0" w:color="FFFFFF"/>
+              <w:left w:val="single" w:sz="8" w:space="0" w:color="FFFFFF"/>
               <w:bottom w:val="single" w:sz="8" w:space="0" w:color="FFFFFF"/>
-              <w:end w:val="single" w:sz="8" w:space="0" w:color="FFFFFF"/>
+              <w:right w:val="single" w:sz="8" w:space="0" w:color="FFFFFF"/>
             </w:tcBorders>
-            <w:shd w:fill="FFFFFF" w:val="clear"/>
+            <w:shd w:val="clear" w:color="auto" w:fill="FFFFFF"/>
           </w:tcPr>
           <w:p>
             <w:pPr>
               <w:pStyle w:val="normal1"/>
-              <w:spacing w:lineRule="auto" w:line="278" w:before="0" w:after="0"/>
-              <w:ind w:hanging="0" w:start="0" w:end="314"/>
+              <w:spacing w:line="278" w:lineRule="auto"/>
+              <w:ind w:right="314"/>
               <w:jc w:val="center"/>
               <w:rPr>
                 <w:color w:val="000000"/>
@@ -2079,13 +2452,72 @@
             </w:pPr>
             <w:r>
               <w:rPr>
-                <w:rFonts w:eastAsia="Open Sans" w:cs="Open Sans" w:ascii="Open Sans" w:hAnsi="Open Sans"/>
+                <w:rFonts w:ascii="Open Sans" w:eastAsia="Open Sans" w:hAnsi="Open Sans" w:cs="Open Sans"/>
                 <w:color w:val="000000"/>
                 <w:sz w:val="20"/>
                 <w:szCs w:val="20"/>
-                <w:shd w:fill="auto" w:val="clear"/>
-              </w:rPr>
-              <w:t>{gesamt}{/BonusRows}{/hasBonus}</w:t>
+              </w:rPr>
+              <w:t>{</w:t>
+            </w:r>
+            <w:proofErr w:type="spellStart"/>
+            <w:r>
+              <w:rPr>
+                <w:rFonts w:ascii="Open Sans" w:eastAsia="Open Sans" w:hAnsi="Open Sans" w:cs="Open Sans"/>
+                <w:color w:val="000000"/>
+                <w:sz w:val="20"/>
+                <w:szCs w:val="20"/>
+              </w:rPr>
+              <w:t>gesamt</w:t>
+            </w:r>
+            <w:proofErr w:type="spellEnd"/>
+            <w:r>
+              <w:rPr>
+                <w:rFonts w:ascii="Open Sans" w:eastAsia="Open Sans" w:hAnsi="Open Sans" w:cs="Open Sans"/>
+                <w:color w:val="000000"/>
+                <w:sz w:val="20"/>
+                <w:szCs w:val="20"/>
+              </w:rPr>
+              <w:t>}{/</w:t>
+            </w:r>
+            <w:proofErr w:type="spellStart"/>
+            <w:r>
+              <w:rPr>
+                <w:rFonts w:ascii="Open Sans" w:eastAsia="Open Sans" w:hAnsi="Open Sans" w:cs="Open Sans"/>
+                <w:color w:val="000000"/>
+                <w:sz w:val="20"/>
+                <w:szCs w:val="20"/>
+              </w:rPr>
+              <w:t>BonusRows</w:t>
+            </w:r>
+            <w:proofErr w:type="spellEnd"/>
+            <w:r>
+              <w:rPr>
+                <w:rFonts w:ascii="Open Sans" w:eastAsia="Open Sans" w:hAnsi="Open Sans" w:cs="Open Sans"/>
+                <w:color w:val="000000"/>
+                <w:sz w:val="20"/>
+                <w:szCs w:val="20"/>
+              </w:rPr>
+              <w:t>}{/</w:t>
+            </w:r>
+            <w:proofErr w:type="spellStart"/>
+            <w:r>
+              <w:rPr>
+                <w:rFonts w:ascii="Open Sans" w:eastAsia="Open Sans" w:hAnsi="Open Sans" w:cs="Open Sans"/>
+                <w:color w:val="000000"/>
+                <w:sz w:val="20"/>
+                <w:szCs w:val="20"/>
+              </w:rPr>
+              <w:t>hasBonus</w:t>
+            </w:r>
+            <w:proofErr w:type="spellEnd"/>
+            <w:r>
+              <w:rPr>
+                <w:rFonts w:ascii="Open Sans" w:eastAsia="Open Sans" w:hAnsi="Open Sans" w:cs="Open Sans"/>
+                <w:color w:val="000000"/>
+                <w:sz w:val="20"/>
+                <w:szCs w:val="20"/>
+              </w:rPr>
+              <w:t>}</w:t>
             </w:r>
           </w:p>
         </w:tc>
@@ -2095,45 +2527,31 @@
       <w:pPr>
         <w:pStyle w:val="normal1"/>
         <w:tabs>
-          <w:tab w:val="clear" w:pos="720"/>
-          <w:tab w:val="left" w:pos="750" w:leader="none"/>
-          <w:tab w:val="left" w:pos="1416" w:leader="none"/>
+          <w:tab w:val="left" w:pos="750"/>
+          <w:tab w:val="left" w:pos="1416"/>
         </w:tabs>
-        <w:spacing w:lineRule="auto" w:line="240" w:before="121" w:after="0"/>
-        <w:ind w:hanging="0" w:start="0" w:end="0"/>
-        <w:jc w:val="start"/>
-        <w:rPr>
-          <w:rFonts w:ascii="Open Sans" w:hAnsi="Open Sans" w:eastAsia="Open Sans" w:cs="Open Sans"/>
+        <w:spacing w:before="121"/>
+        <w:rPr>
+          <w:rFonts w:ascii="Open Sans" w:eastAsia="Open Sans" w:hAnsi="Open Sans" w:cs="Open Sans"/>
           <w:color w:val="070707"/>
           <w:sz w:val="20"/>
           <w:szCs w:val="20"/>
-          <w:shd w:fill="auto" w:val="clear"/>
         </w:rPr>
       </w:pPr>
-      <w:r>
-        <w:rPr>
-          <w:rFonts w:eastAsia="Open Sans" w:cs="Open Sans" w:ascii="Open Sans" w:hAnsi="Open Sans"/>
-          <w:color w:val="070707"/>
-          <w:sz w:val="20"/>
-          <w:szCs w:val="20"/>
-          <w:shd w:fill="auto" w:val="clear"/>
-        </w:rPr>
-      </w:r>
     </w:p>
     <w:tbl>
       <w:tblPr>
-        <w:tblStyle w:val="Table4"/>
+        <w:tblStyle w:val="TableNormal"/>
         <w:tblW w:w="9660" w:type="dxa"/>
-        <w:jc w:val="start"/>
         <w:tblInd w:w="1" w:type="dxa"/>
         <w:tblLayout w:type="fixed"/>
         <w:tblCellMar>
           <w:top w:w="0" w:type="dxa"/>
-          <w:start w:w="108" w:type="dxa"/>
+          <w:left w:w="108" w:type="dxa"/>
           <w:bottom w:w="0" w:type="dxa"/>
-          <w:end w:w="108" w:type="dxa"/>
+          <w:right w:w="108" w:type="dxa"/>
         </w:tblCellMar>
-        <w:tblLook w:val="0000"/>
+        <w:tblLook w:val="0000" w:firstRow="0" w:lastRow="0" w:firstColumn="0" w:lastColumn="0" w:noHBand="0" w:noVBand="0"/>
       </w:tblPr>
       <w:tblGrid>
         <w:gridCol w:w="3915"/>
@@ -2143,46 +2561,42 @@
       </w:tblGrid>
       <w:tr>
         <w:trPr>
-          <w:trHeight w:val="1" w:hRule="atLeast"/>
+          <w:trHeight w:val="1"/>
         </w:trPr>
         <w:tc>
           <w:tcPr>
             <w:tcW w:w="3915" w:type="dxa"/>
             <w:tcBorders>
               <w:top w:val="single" w:sz="8" w:space="0" w:color="FFFFFF"/>
-              <w:start w:val="single" w:sz="8" w:space="0" w:color="D9D9D9"/>
+              <w:left w:val="single" w:sz="8" w:space="0" w:color="D9D9D9"/>
               <w:bottom w:val="single" w:sz="8" w:space="0" w:color="FFFFFF"/>
-              <w:end w:val="single" w:sz="8" w:space="0" w:color="D9D9D9"/>
+              <w:right w:val="single" w:sz="8" w:space="0" w:color="D9D9D9"/>
             </w:tcBorders>
-            <w:shd w:fill="D9D9D9" w:val="clear"/>
+            <w:shd w:val="clear" w:color="auto" w:fill="D9D9D9"/>
             <w:vAlign w:val="center"/>
           </w:tcPr>
           <w:p>
             <w:pPr>
               <w:pStyle w:val="normal1"/>
-              <w:spacing w:lineRule="auto" w:line="240" w:before="56" w:after="0"/>
-              <w:ind w:hanging="0" w:start="50" w:end="0"/>
-              <w:jc w:val="start"/>
-              <w:rPr/>
-            </w:pPr>
-            <w:r>
-              <w:rPr>
-                <w:rFonts w:eastAsia="Open Sans SemiBold" w:cs="Open Sans SemiBold" w:ascii="Open Sans SemiBold" w:hAnsi="Open Sans SemiBold"/>
+              <w:spacing w:before="56"/>
+              <w:ind w:left="50"/>
+            </w:pPr>
+            <w:r>
+              <w:rPr>
+                <w:rFonts w:ascii="Open Sans Semibold" w:eastAsia="Open Sans Semibold" w:hAnsi="Open Sans Semibold" w:cs="Open Sans Semibold"/>
                 <w:color w:val="030303"/>
                 <w:sz w:val="20"/>
                 <w:szCs w:val="20"/>
-                <w:shd w:fill="auto" w:val="clear"/>
               </w:rPr>
               <w:t>{#Totals}{#isAlt}</w:t>
             </w:r>
             <w:r>
               <w:rPr>
-                <w:rFonts w:eastAsia="Open Sans SemiBold" w:cs="Open Sans SemiBold" w:ascii="Open Sans SemiBold" w:hAnsi="Open Sans SemiBold"/>
+                <w:rFonts w:ascii="Open Sans Semibold" w:eastAsia="Open Sans Semibold" w:hAnsi="Open Sans Semibold" w:cs="Open Sans Semibold"/>
                 <w:b/>
                 <w:color w:val="030303"/>
                 <w:sz w:val="20"/>
                 <w:szCs w:val="20"/>
-                <w:shd w:fill="auto" w:val="clear"/>
               </w:rPr>
               <w:t>{label}</w:t>
             </w:r>
@@ -2193,36 +2607,20 @@
             <w:tcW w:w="915" w:type="dxa"/>
             <w:tcBorders>
               <w:top w:val="single" w:sz="8" w:space="0" w:color="FFFFFF"/>
-              <w:start w:val="single" w:sz="8" w:space="0" w:color="D9D9D9"/>
+              <w:left w:val="single" w:sz="8" w:space="0" w:color="D9D9D9"/>
               <w:bottom w:val="single" w:sz="8" w:space="0" w:color="FFFFFF"/>
-              <w:end w:val="single" w:sz="8" w:space="0" w:color="D9D9D9"/>
+              <w:right w:val="single" w:sz="8" w:space="0" w:color="D9D9D9"/>
             </w:tcBorders>
-            <w:shd w:fill="D9D9D9" w:val="clear"/>
+            <w:shd w:val="clear" w:color="auto" w:fill="D9D9D9"/>
             <w:vAlign w:val="center"/>
           </w:tcPr>
           <w:p>
             <w:pPr>
               <w:pStyle w:val="normal1"/>
-              <w:spacing w:lineRule="auto" w:line="240" w:before="0" w:after="0"/>
-              <w:ind w:hanging="0" w:start="0" w:end="0"/>
-              <w:jc w:val="start"/>
-              <w:rPr>
-                <w:rFonts w:ascii="Calibri" w:hAnsi="Calibri" w:eastAsia="Calibri" w:cs="Calibri"/>
-                <w:color w:val="000000"/>
-                <w:sz w:val="22"/>
-                <w:szCs w:val="22"/>
-                <w:shd w:fill="auto" w:val="clear"/>
-              </w:rPr>
-            </w:pPr>
-            <w:r>
-              <w:rPr>
-                <w:rFonts w:eastAsia="Calibri" w:cs="Calibri"/>
-                <w:color w:val="000000"/>
-                <w:sz w:val="22"/>
-                <w:szCs w:val="22"/>
-                <w:shd w:fill="auto" w:val="clear"/>
-              </w:rPr>
-            </w:r>
+              <w:rPr>
+                <w:color w:val="000000"/>
+              </w:rPr>
+            </w:pPr>
           </w:p>
         </w:tc>
         <w:tc>
@@ -2230,36 +2628,20 @@
             <w:tcW w:w="2102" w:type="dxa"/>
             <w:tcBorders>
               <w:top w:val="single" w:sz="8" w:space="0" w:color="FFFFFF"/>
-              <w:start w:val="single" w:sz="8" w:space="0" w:color="D9D9D9"/>
+              <w:left w:val="single" w:sz="8" w:space="0" w:color="D9D9D9"/>
               <w:bottom w:val="single" w:sz="8" w:space="0" w:color="FFFFFF"/>
-              <w:end w:val="single" w:sz="8" w:space="0" w:color="D9D9D9"/>
+              <w:right w:val="single" w:sz="8" w:space="0" w:color="D9D9D9"/>
             </w:tcBorders>
-            <w:shd w:fill="D9D9D9" w:val="clear"/>
+            <w:shd w:val="clear" w:color="auto" w:fill="D9D9D9"/>
             <w:vAlign w:val="center"/>
           </w:tcPr>
           <w:p>
             <w:pPr>
               <w:pStyle w:val="normal1"/>
-              <w:spacing w:lineRule="auto" w:line="240" w:before="0" w:after="0"/>
-              <w:ind w:hanging="0" w:start="0" w:end="0"/>
-              <w:jc w:val="start"/>
-              <w:rPr>
-                <w:rFonts w:ascii="Calibri" w:hAnsi="Calibri" w:eastAsia="Calibri" w:cs="Calibri"/>
-                <w:color w:val="000000"/>
-                <w:sz w:val="22"/>
-                <w:szCs w:val="22"/>
-                <w:shd w:fill="auto" w:val="clear"/>
-              </w:rPr>
-            </w:pPr>
-            <w:r>
-              <w:rPr>
-                <w:rFonts w:eastAsia="Calibri" w:cs="Calibri"/>
-                <w:color w:val="000000"/>
-                <w:sz w:val="22"/>
-                <w:szCs w:val="22"/>
-                <w:shd w:fill="auto" w:val="clear"/>
-              </w:rPr>
-            </w:r>
+              <w:rPr>
+                <w:color w:val="000000"/>
+              </w:rPr>
+            </w:pPr>
           </w:p>
         </w:tc>
         <w:tc>
@@ -2267,91 +2649,114 @@
             <w:tcW w:w="2728" w:type="dxa"/>
             <w:tcBorders>
               <w:top w:val="single" w:sz="8" w:space="0" w:color="FFFFFF"/>
-              <w:start w:val="single" w:sz="8" w:space="0" w:color="D9D9D9"/>
+              <w:left w:val="single" w:sz="8" w:space="0" w:color="D9D9D9"/>
               <w:bottom w:val="single" w:sz="8" w:space="0" w:color="FFFFFF"/>
-              <w:end w:val="single" w:sz="8" w:space="0" w:color="D9D9D9"/>
+              <w:right w:val="single" w:sz="8" w:space="0" w:color="D9D9D9"/>
             </w:tcBorders>
-            <w:shd w:fill="D9D9D9" w:val="clear"/>
+            <w:shd w:val="clear" w:color="auto" w:fill="D9D9D9"/>
             <w:vAlign w:val="center"/>
           </w:tcPr>
           <w:p>
             <w:pPr>
               <w:pStyle w:val="normal1"/>
-              <w:spacing w:lineRule="auto" w:line="278" w:before="0" w:after="0"/>
-              <w:ind w:hanging="0" w:start="0" w:end="314"/>
-              <w:jc w:val="end"/>
-              <w:rPr>
-                <w:color w:val="000000"/>
-                <w:sz w:val="22"/>
-                <w:szCs w:val="22"/>
-              </w:rPr>
-            </w:pPr>
-            <w:r>
-              <w:rPr>
-                <w:rFonts w:eastAsia="Open Sans SemiBold" w:cs="Open Sans SemiBold" w:ascii="Open Sans SemiBold" w:hAnsi="Open Sans SemiBold"/>
+              <w:spacing w:line="278" w:lineRule="auto"/>
+              <w:ind w:right="314"/>
+              <w:jc w:val="right"/>
+              <w:rPr>
+                <w:color w:val="000000"/>
+              </w:rPr>
+            </w:pPr>
+            <w:r>
+              <w:rPr>
+                <w:rFonts w:ascii="Open Sans Semibold" w:eastAsia="Open Sans Semibold" w:hAnsi="Open Sans Semibold" w:cs="Open Sans Semibold"/>
                 <w:b/>
                 <w:color w:val="000000"/>
-                <w:sz w:val="22"/>
-                <w:szCs w:val="22"/>
-                <w:shd w:fill="auto" w:val="clear"/>
               </w:rPr>
               <w:t>{value}</w:t>
             </w:r>
             <w:r>
               <w:rPr>
-                <w:rFonts w:eastAsia="Open Sans SemiBold" w:cs="Open Sans SemiBold" w:ascii="Open Sans SemiBold" w:hAnsi="Open Sans SemiBold"/>
-                <w:color w:val="000000"/>
-                <w:sz w:val="22"/>
-                <w:szCs w:val="22"/>
-                <w:shd w:fill="auto" w:val="clear"/>
-              </w:rPr>
-              <w:t>{/isAlt}</w:t>
+                <w:rFonts w:ascii="Open Sans Semibold" w:eastAsia="Open Sans Semibold" w:hAnsi="Open Sans Semibold" w:cs="Open Sans Semibold"/>
+                <w:color w:val="000000"/>
+              </w:rPr>
+              <w:t>{/</w:t>
+            </w:r>
+            <w:proofErr w:type="spellStart"/>
+            <w:r>
+              <w:rPr>
+                <w:rFonts w:ascii="Open Sans Semibold" w:eastAsia="Open Sans Semibold" w:hAnsi="Open Sans Semibold" w:cs="Open Sans Semibold"/>
+                <w:color w:val="000000"/>
+              </w:rPr>
+              <w:t>isAlt</w:t>
+            </w:r>
+            <w:proofErr w:type="spellEnd"/>
+            <w:r>
+              <w:rPr>
+                <w:rFonts w:ascii="Open Sans Semibold" w:eastAsia="Open Sans Semibold" w:hAnsi="Open Sans Semibold" w:cs="Open Sans Semibold"/>
+                <w:color w:val="000000"/>
+              </w:rPr>
+              <w:t>}</w:t>
             </w:r>
           </w:p>
         </w:tc>
       </w:tr>
       <w:tr>
         <w:trPr>
-          <w:trHeight w:val="285" w:hRule="atLeast"/>
+          <w:trHeight w:val="285"/>
         </w:trPr>
         <w:tc>
           <w:tcPr>
             <w:tcW w:w="3915" w:type="dxa"/>
             <w:tcBorders>
               <w:top w:val="single" w:sz="8" w:space="0" w:color="FFFFFF"/>
-              <w:start w:val="single" w:sz="8" w:space="0" w:color="FFFFFF"/>
+              <w:left w:val="single" w:sz="8" w:space="0" w:color="FFFFFF"/>
               <w:bottom w:val="single" w:sz="8" w:space="0" w:color="FFFFFF"/>
-              <w:end w:val="single" w:sz="8" w:space="0" w:color="FFFFFF"/>
+              <w:right w:val="single" w:sz="8" w:space="0" w:color="FFFFFF"/>
             </w:tcBorders>
-            <w:shd w:fill="FFFFFF" w:val="clear"/>
+            <w:shd w:val="clear" w:color="auto" w:fill="FFFFFF"/>
             <w:vAlign w:val="center"/>
           </w:tcPr>
           <w:p>
             <w:pPr>
               <w:pStyle w:val="normal1"/>
-              <w:spacing w:lineRule="auto" w:line="240" w:before="57" w:after="0"/>
-              <w:ind w:hanging="0" w:start="0" w:end="0"/>
-              <w:jc w:val="start"/>
-              <w:rPr/>
-            </w:pPr>
-            <w:r>
-              <w:rPr>
-                <w:rFonts w:eastAsia="Open Sans SemiBold" w:cs="Open Sans SemiBold" w:ascii="Open Sans SemiBold" w:hAnsi="Open Sans SemiBold"/>
+              <w:spacing w:before="57"/>
+            </w:pPr>
+            <w:r>
+              <w:rPr>
+                <w:rFonts w:ascii="Open Sans Semibold" w:eastAsia="Open Sans Semibold" w:hAnsi="Open Sans Semibold" w:cs="Open Sans Semibold"/>
                 <w:color w:val="030303"/>
                 <w:sz w:val="20"/>
                 <w:szCs w:val="20"/>
-                <w:shd w:fill="auto" w:val="clear"/>
-              </w:rPr>
-              <w:t>{^isAlt}</w:t>
-            </w:r>
-            <w:r>
-              <w:rPr>
-                <w:rFonts w:eastAsia="Open Sans SemiBold" w:cs="Open Sans SemiBold" w:ascii="Open Sans SemiBold" w:hAnsi="Open Sans SemiBold"/>
+              </w:rPr>
+              <w:t>{^</w:t>
+            </w:r>
+            <w:proofErr w:type="spellStart"/>
+            <w:r>
+              <w:rPr>
+                <w:rFonts w:ascii="Open Sans Semibold" w:eastAsia="Open Sans Semibold" w:hAnsi="Open Sans Semibold" w:cs="Open Sans Semibold"/>
+                <w:color w:val="030303"/>
+                <w:sz w:val="20"/>
+                <w:szCs w:val="20"/>
+              </w:rPr>
+              <w:t>isAlt</w:t>
+            </w:r>
+            <w:proofErr w:type="spellEnd"/>
+            <w:r>
+              <w:rPr>
+                <w:rFonts w:ascii="Open Sans Semibold" w:eastAsia="Open Sans Semibold" w:hAnsi="Open Sans Semibold" w:cs="Open Sans Semibold"/>
+                <w:color w:val="030303"/>
+                <w:sz w:val="20"/>
+                <w:szCs w:val="20"/>
+              </w:rPr>
+              <w:t>}</w:t>
+            </w:r>
+            <w:r>
+              <w:rPr>
+                <w:rFonts w:ascii="Open Sans Semibold" w:eastAsia="Open Sans Semibold" w:hAnsi="Open Sans Semibold" w:cs="Open Sans Semibold"/>
                 <w:b/>
                 <w:color w:val="030303"/>
                 <w:sz w:val="20"/>
                 <w:szCs w:val="20"/>
-                <w:shd w:fill="auto" w:val="clear"/>
               </w:rPr>
               <w:t>{label}</w:t>
             </w:r>
@@ -2362,36 +2767,20 @@
             <w:tcW w:w="915" w:type="dxa"/>
             <w:tcBorders>
               <w:top w:val="single" w:sz="8" w:space="0" w:color="FFFFFF"/>
-              <w:start w:val="single" w:sz="8" w:space="0" w:color="FFFFFF"/>
+              <w:left w:val="single" w:sz="8" w:space="0" w:color="FFFFFF"/>
               <w:bottom w:val="single" w:sz="8" w:space="0" w:color="FFFFFF"/>
-              <w:end w:val="single" w:sz="8" w:space="0" w:color="FFFFFF"/>
+              <w:right w:val="single" w:sz="8" w:space="0" w:color="FFFFFF"/>
             </w:tcBorders>
-            <w:shd w:fill="FFFFFF" w:val="clear"/>
+            <w:shd w:val="clear" w:color="auto" w:fill="FFFFFF"/>
             <w:vAlign w:val="center"/>
           </w:tcPr>
           <w:p>
             <w:pPr>
               <w:pStyle w:val="normal1"/>
-              <w:spacing w:lineRule="auto" w:line="240" w:before="0" w:after="0"/>
-              <w:ind w:hanging="0" w:start="0" w:end="0"/>
-              <w:jc w:val="start"/>
-              <w:rPr>
-                <w:rFonts w:ascii="Calibri" w:hAnsi="Calibri" w:eastAsia="Calibri" w:cs="Calibri"/>
-                <w:color w:val="000000"/>
-                <w:sz w:val="22"/>
-                <w:szCs w:val="22"/>
-                <w:shd w:fill="auto" w:val="clear"/>
-              </w:rPr>
-            </w:pPr>
-            <w:r>
-              <w:rPr>
-                <w:rFonts w:eastAsia="Calibri" w:cs="Calibri"/>
-                <w:color w:val="000000"/>
-                <w:sz w:val="22"/>
-                <w:szCs w:val="22"/>
-                <w:shd w:fill="auto" w:val="clear"/>
-              </w:rPr>
-            </w:r>
+              <w:rPr>
+                <w:color w:val="000000"/>
+              </w:rPr>
+            </w:pPr>
           </w:p>
         </w:tc>
         <w:tc>
@@ -2399,36 +2788,20 @@
             <w:tcW w:w="2102" w:type="dxa"/>
             <w:tcBorders>
               <w:top w:val="single" w:sz="8" w:space="0" w:color="FFFFFF"/>
-              <w:start w:val="single" w:sz="8" w:space="0" w:color="FFFFFF"/>
+              <w:left w:val="single" w:sz="8" w:space="0" w:color="FFFFFF"/>
               <w:bottom w:val="single" w:sz="8" w:space="0" w:color="FFFFFF"/>
-              <w:end w:val="single" w:sz="8" w:space="0" w:color="FFFFFF"/>
+              <w:right w:val="single" w:sz="8" w:space="0" w:color="FFFFFF"/>
             </w:tcBorders>
-            <w:shd w:fill="FFFFFF" w:val="clear"/>
+            <w:shd w:val="clear" w:color="auto" w:fill="FFFFFF"/>
             <w:vAlign w:val="center"/>
           </w:tcPr>
           <w:p>
             <w:pPr>
               <w:pStyle w:val="normal1"/>
-              <w:spacing w:lineRule="auto" w:line="240" w:before="0" w:after="0"/>
-              <w:ind w:hanging="0" w:start="0" w:end="0"/>
-              <w:jc w:val="start"/>
-              <w:rPr>
-                <w:rFonts w:ascii="Calibri" w:hAnsi="Calibri" w:eastAsia="Calibri" w:cs="Calibri"/>
-                <w:color w:val="000000"/>
-                <w:sz w:val="22"/>
-                <w:szCs w:val="22"/>
-                <w:shd w:fill="auto" w:val="clear"/>
-              </w:rPr>
-            </w:pPr>
-            <w:r>
-              <w:rPr>
-                <w:rFonts w:eastAsia="Calibri" w:cs="Calibri"/>
-                <w:color w:val="000000"/>
-                <w:sz w:val="22"/>
-                <w:szCs w:val="22"/>
-                <w:shd w:fill="auto" w:val="clear"/>
-              </w:rPr>
-            </w:r>
+              <w:rPr>
+                <w:color w:val="000000"/>
+              </w:rPr>
+            </w:pPr>
           </w:p>
         </w:tc>
         <w:tc>
@@ -2436,45 +2809,53 @@
             <w:tcW w:w="2728" w:type="dxa"/>
             <w:tcBorders>
               <w:top w:val="single" w:sz="8" w:space="0" w:color="FFFFFF"/>
-              <w:start w:val="single" w:sz="8" w:space="0" w:color="FFFFFF"/>
+              <w:left w:val="single" w:sz="8" w:space="0" w:color="FFFFFF"/>
               <w:bottom w:val="single" w:sz="8" w:space="0" w:color="FFFFFF"/>
-              <w:end w:val="single" w:sz="8" w:space="0" w:color="FFFFFF"/>
+              <w:right w:val="single" w:sz="8" w:space="0" w:color="FFFFFF"/>
             </w:tcBorders>
-            <w:shd w:fill="FFFFFF" w:val="clear"/>
+            <w:shd w:val="clear" w:color="auto" w:fill="FFFFFF"/>
             <w:vAlign w:val="center"/>
           </w:tcPr>
           <w:p>
             <w:pPr>
               <w:pStyle w:val="normal1"/>
-              <w:spacing w:lineRule="auto" w:line="278" w:before="0" w:after="0"/>
-              <w:ind w:hanging="0" w:start="0" w:end="314"/>
-              <w:jc w:val="end"/>
-              <w:rPr>
-                <w:color w:val="000000"/>
-                <w:sz w:val="22"/>
-                <w:szCs w:val="22"/>
-              </w:rPr>
-            </w:pPr>
-            <w:r>
-              <w:rPr>
-                <w:rFonts w:eastAsia="Open Sans SemiBold" w:cs="Open Sans SemiBold" w:ascii="Open Sans SemiBold" w:hAnsi="Open Sans SemiBold"/>
+              <w:spacing w:line="278" w:lineRule="auto"/>
+              <w:ind w:right="314"/>
+              <w:jc w:val="right"/>
+              <w:rPr>
+                <w:color w:val="000000"/>
+              </w:rPr>
+            </w:pPr>
+            <w:r>
+              <w:rPr>
+                <w:rFonts w:ascii="Open Sans Semibold" w:eastAsia="Open Sans Semibold" w:hAnsi="Open Sans Semibold" w:cs="Open Sans Semibold"/>
                 <w:b/>
                 <w:color w:val="000000"/>
-                <w:sz w:val="22"/>
-                <w:szCs w:val="22"/>
-                <w:shd w:fill="auto" w:val="clear"/>
               </w:rPr>
               <w:t>{value}</w:t>
             </w:r>
             <w:r>
               <w:rPr>
-                <w:rFonts w:eastAsia="Open Sans SemiBold" w:cs="Open Sans SemiBold" w:ascii="Open Sans SemiBold" w:hAnsi="Open Sans SemiBold"/>
-                <w:color w:val="000000"/>
-                <w:sz w:val="22"/>
-                <w:szCs w:val="22"/>
-                <w:shd w:fill="auto" w:val="clear"/>
-              </w:rPr>
-              <w:t>{/isAlt}{/Totals}</w:t>
+                <w:rFonts w:ascii="Open Sans Semibold" w:eastAsia="Open Sans Semibold" w:hAnsi="Open Sans Semibold" w:cs="Open Sans Semibold"/>
+                <w:color w:val="000000"/>
+              </w:rPr>
+              <w:t>{/</w:t>
+            </w:r>
+            <w:proofErr w:type="spellStart"/>
+            <w:r>
+              <w:rPr>
+                <w:rFonts w:ascii="Open Sans Semibold" w:eastAsia="Open Sans Semibold" w:hAnsi="Open Sans Semibold" w:cs="Open Sans Semibold"/>
+                <w:color w:val="000000"/>
+              </w:rPr>
+              <w:t>isAlt</w:t>
+            </w:r>
+            <w:proofErr w:type="spellEnd"/>
+            <w:r>
+              <w:rPr>
+                <w:rFonts w:ascii="Open Sans Semibold" w:eastAsia="Open Sans Semibold" w:hAnsi="Open Sans Semibold" w:cs="Open Sans Semibold"/>
+                <w:color w:val="000000"/>
+              </w:rPr>
+              <w:t>}{/Totals}</w:t>
             </w:r>
           </w:p>
         </w:tc>
@@ -2483,48 +2864,27 @@
     <w:p>
       <w:pPr>
         <w:pStyle w:val="normal1"/>
-        <w:spacing w:lineRule="auto" w:line="240" w:before="0" w:after="0"/>
-        <w:ind w:hanging="0" w:start="0" w:end="0"/>
-        <w:jc w:val="start"/>
-        <w:rPr>
-          <w:rFonts w:ascii="Open Sans" w:hAnsi="Open Sans" w:eastAsia="Open Sans" w:cs="Open Sans"/>
+        <w:rPr>
+          <w:rFonts w:ascii="Open Sans" w:eastAsia="Open Sans" w:hAnsi="Open Sans" w:cs="Open Sans"/>
           <w:color w:val="030303"/>
-          <w:sz w:val="22"/>
-          <w:szCs w:val="22"/>
-          <w:shd w:fill="auto" w:val="clear"/>
         </w:rPr>
       </w:pPr>
-      <w:r>
-        <w:rPr>
-          <w:rFonts w:eastAsia="Open Sans" w:cs="Open Sans" w:ascii="Open Sans" w:hAnsi="Open Sans"/>
-          <w:color w:val="030303"/>
-          <w:sz w:val="22"/>
-          <w:szCs w:val="22"/>
-          <w:shd w:fill="auto" w:val="clear"/>
-        </w:rPr>
-      </w:r>
     </w:p>
     <w:p>
       <w:pPr>
         <w:pStyle w:val="normal1"/>
-        <w:spacing w:lineRule="auto" w:line="240" w:before="0" w:after="0"/>
-        <w:ind w:hanging="0" w:start="125" w:end="0"/>
-        <w:jc w:val="start"/>
-        <w:rPr>
-          <w:rFonts w:ascii="Open Sans" w:hAnsi="Open Sans" w:eastAsia="Open Sans" w:cs="Open Sans"/>
+        <w:ind w:left="125"/>
+        <w:rPr>
+          <w:rFonts w:ascii="Open Sans" w:eastAsia="Open Sans" w:hAnsi="Open Sans" w:cs="Open Sans"/>
           <w:color w:val="000000"/>
-          <w:sz w:val="22"/>
-          <w:szCs w:val="22"/>
-          <w:shd w:fill="auto" w:val="clear"/>
+          <w:lang w:val="de-DE"/>
         </w:rPr>
       </w:pPr>
       <w:r>
         <w:rPr>
-          <w:rFonts w:eastAsia="Open Sans" w:cs="Open Sans" w:ascii="Open Sans" w:hAnsi="Open Sans"/>
+          <w:rFonts w:ascii="Open Sans" w:eastAsia="Open Sans" w:hAnsi="Open Sans" w:cs="Open Sans"/>
           <w:color w:val="030303"/>
-          <w:sz w:val="22"/>
-          <w:szCs w:val="22"/>
-          <w:shd w:fill="auto" w:val="clear"/>
+          <w:lang w:val="de-DE"/>
         </w:rPr>
         <w:t>Es handelt sich hierbei um ein Festpreisangebot für die oben definierten Leistungen.{#EbenerdigHinweis}</w:t>
       </w:r>
@@ -2532,182 +2892,119 @@
     <w:p>
       <w:pPr>
         <w:pStyle w:val="normal1"/>
-        <w:spacing w:lineRule="auto" w:line="240" w:before="23" w:after="0"/>
-        <w:ind w:hanging="0" w:start="0" w:end="0"/>
-        <w:jc w:val="start"/>
-        <w:rPr>
-          <w:rFonts w:ascii="Open Sans" w:hAnsi="Open Sans" w:eastAsia="Open Sans" w:cs="Open Sans"/>
+        <w:spacing w:before="23"/>
+        <w:rPr>
+          <w:rFonts w:ascii="Open Sans" w:eastAsia="Open Sans" w:hAnsi="Open Sans" w:cs="Open Sans"/>
           <w:color w:val="000000"/>
-          <w:sz w:val="22"/>
-          <w:szCs w:val="22"/>
-          <w:shd w:fill="auto" w:val="clear"/>
+          <w:lang w:val="de-DE"/>
         </w:rPr>
       </w:pPr>
-      <w:r>
-        <w:rPr>
-          <w:rFonts w:eastAsia="Open Sans" w:cs="Open Sans" w:ascii="Open Sans" w:hAnsi="Open Sans"/>
-          <w:color w:val="000000"/>
-          <w:sz w:val="22"/>
-          <w:szCs w:val="22"/>
-          <w:shd w:fill="auto" w:val="clear"/>
-        </w:rPr>
-      </w:r>
     </w:p>
     <w:p>
       <w:pPr>
         <w:pStyle w:val="normal1"/>
-        <w:spacing w:lineRule="auto" w:line="286" w:before="0" w:after="0"/>
-        <w:ind w:hanging="0" w:start="123" w:end="0"/>
-        <w:jc w:val="start"/>
-        <w:rPr>
-          <w:rFonts w:ascii="Open Sans" w:hAnsi="Open Sans" w:eastAsia="Open Sans" w:cs="Open Sans"/>
+        <w:spacing w:line="286" w:lineRule="auto"/>
+        <w:ind w:left="123"/>
+        <w:rPr>
+          <w:rFonts w:ascii="Open Sans" w:eastAsia="Open Sans" w:hAnsi="Open Sans" w:cs="Open Sans"/>
           <w:color w:val="000000"/>
-          <w:sz w:val="22"/>
-          <w:szCs w:val="22"/>
-          <w:shd w:fill="auto" w:val="clear"/>
+          <w:lang w:val="de-DE"/>
         </w:rPr>
       </w:pPr>
       <w:r>
         <w:rPr>
-          <w:rFonts w:eastAsia="Open Sans SemiBold" w:cs="Open Sans SemiBold" w:ascii="Open Sans SemiBold" w:hAnsi="Open Sans SemiBold"/>
+          <w:rFonts w:ascii="Open Sans Semibold" w:eastAsia="Open Sans Semibold" w:hAnsi="Open Sans Semibold" w:cs="Open Sans Semibold"/>
           <w:color w:val="030303"/>
-          <w:sz w:val="22"/>
-          <w:szCs w:val="22"/>
-          <w:shd w:fill="auto" w:val="clear"/>
+          <w:lang w:val="de-DE"/>
         </w:rPr>
         <w:t>ACHTUNG:</w:t>
       </w:r>
       <w:r>
         <w:rPr>
-          <w:rFonts w:eastAsia="Open Sans" w:cs="Open Sans" w:ascii="Open Sans" w:hAnsi="Open Sans"/>
+          <w:rFonts w:ascii="Open Sans" w:eastAsia="Open Sans" w:hAnsi="Open Sans" w:cs="Open Sans"/>
           <w:color w:val="030303"/>
-          <w:sz w:val="22"/>
-          <w:szCs w:val="22"/>
-          <w:shd w:fill="auto" w:val="clear"/>
+          <w:lang w:val="de-DE"/>
         </w:rPr>
         <w:t xml:space="preserve"> Ob eine ebenerdige Montage der Duschwanne möglich ist, kann erst nach dem Ausbau der bestehenden Wanne beurteilen werden. Sollten dabei zusätzliche oder weitere Leistungen erforderlich oder von Ihnen gewünscht sein, können zusätzliche Kosten entstehen.{/EbenerdigHinweis}</w:t>
+      </w:r>
+      <w:r>
+        <w:rPr>
+          <w:rFonts w:ascii="Open Sans" w:eastAsia="Open Sans" w:hAnsi="Open Sans" w:cs="Open Sans"/>
+          <w:color w:val="030303"/>
+          <w:lang w:val="de-DE"/>
+        </w:rPr>
         <w:br/>
       </w:r>
     </w:p>
     <w:p>
       <w:pPr>
         <w:pStyle w:val="normal1"/>
-        <w:spacing w:lineRule="auto" w:line="283" w:before="0" w:after="0"/>
-        <w:ind w:hanging="0" w:start="125" w:end="1024"/>
-        <w:rPr>
-          <w:rFonts w:ascii="Open Sans" w:hAnsi="Open Sans" w:eastAsia="Open Sans" w:cs="Open Sans"/>
+        <w:spacing w:line="283" w:lineRule="auto"/>
+        <w:ind w:left="125" w:right="1024"/>
+        <w:rPr>
+          <w:rFonts w:ascii="Open Sans" w:eastAsia="Open Sans" w:hAnsi="Open Sans" w:cs="Open Sans"/>
           <w:b/>
           <w:i/>
-          <w:i/>
           <w:color w:val="030303"/>
-          <w:sz w:val="22"/>
-          <w:szCs w:val="22"/>
-          <w:shd w:fill="auto" w:val="clear"/>
+          <w:lang w:val="de-DE"/>
         </w:rPr>
       </w:pPr>
       <w:r>
         <w:rPr>
-          <w:rFonts w:eastAsia="Open Sans" w:cs="Open Sans" w:ascii="Open Sans" w:hAnsi="Open Sans"/>
+          <w:rFonts w:ascii="Open Sans" w:eastAsia="Open Sans" w:hAnsi="Open Sans" w:cs="Open Sans"/>
           <w:color w:val="030303"/>
-          <w:sz w:val="22"/>
-          <w:szCs w:val="22"/>
-          <w:shd w:fill="auto" w:val="clear"/>
-        </w:rPr>
-        <w:t>Diese werden vorab mit Ihnen besprochen, bedürfen lhrer Zustimmung und</w:t>
-      </w:r>
-      <w:r>
-        <w:rPr>
-          <w:rFonts w:eastAsia="Open Sans" w:cs="Open Sans" w:ascii="Open Sans" w:hAnsi="Open Sans"/>
+          <w:lang w:val="de-DE"/>
+        </w:rPr>
+        <w:t>Diese werden vorab mit Ihnen besprochen, bedürfen lhrer Zustimmung und werden auf Regiebasis nach tatsächlichem Aufwand abgerechnet. (Stundensatz-Facharbeiter: {RegieRateFmt} netto){#hasSubsidyLine}</w:t>
+      </w:r>
+      <w:r>
+        <w:rPr>
+          <w:rFonts w:ascii="Open Sans" w:eastAsia="Open Sans" w:hAnsi="Open Sans" w:cs="Open Sans"/>
           <w:color w:val="030303"/>
-        </w:rPr>
-        <w:t xml:space="preserve"> </w:t>
-      </w:r>
-      <w:r>
-        <w:rPr>
-          <w:rFonts w:eastAsia="Open Sans" w:cs="Open Sans" w:ascii="Open Sans" w:hAnsi="Open Sans"/>
+          <w:lang w:val="de-DE"/>
+        </w:rPr>
+        <w:br/>
+      </w:r>
+      <w:r>
+        <w:rPr>
+          <w:rFonts w:ascii="Open Sans" w:eastAsia="Open Sans" w:hAnsi="Open Sans" w:cs="Open Sans"/>
           <w:color w:val="030303"/>
-          <w:sz w:val="22"/>
-          <w:szCs w:val="22"/>
-          <w:shd w:fill="auto" w:val="clear"/>
-        </w:rPr>
-        <w:t>werden auf Regiebasis nach tatsächlichem Aufwand</w:t>
-      </w:r>
-      <w:r>
-        <w:rPr>
-          <w:rFonts w:eastAsia="Open Sans" w:cs="Open Sans" w:ascii="Open Sans" w:hAnsi="Open Sans"/>
-          <w:color w:val="030303"/>
-        </w:rPr>
-        <w:t xml:space="preserve"> </w:t>
-      </w:r>
-      <w:r>
-        <w:rPr>
-          <w:rFonts w:eastAsia="Open Sans" w:cs="Open Sans" w:ascii="Open Sans" w:hAnsi="Open Sans"/>
-          <w:color w:val="030303"/>
-          <w:sz w:val="22"/>
-          <w:szCs w:val="22"/>
-          <w:shd w:fill="auto" w:val="clear"/>
-        </w:rPr>
-        <w:t>abgerechnet. (Stundensatz-Facharbeiter: {RegieRateFmt} netto){#hasSubsidyLine}</w:t>
+          <w:lang w:val="de-DE"/>
+        </w:rPr>
         <w:br/>
-        <w:br/>
-        <w:t>Der</w:t>
-      </w:r>
-      <w:r>
-        <w:rPr>
-          <w:rFonts w:eastAsia="Open Sans" w:cs="Open Sans" w:ascii="Open Sans" w:hAnsi="Open Sans"/>
-          <w:color w:val="030303"/>
-        </w:rPr>
-        <w:t xml:space="preserve"> </w:t>
-      </w:r>
-      <w:r>
-        <w:rPr>
-          <w:rFonts w:eastAsia="Open Sans" w:cs="Open Sans" w:ascii="Open Sans" w:hAnsi="Open Sans"/>
-          <w:color w:val="030303"/>
-          <w:sz w:val="22"/>
-          <w:szCs w:val="22"/>
-          <w:shd w:fill="auto" w:val="clear"/>
-        </w:rPr>
-        <w:t xml:space="preserve">Selbstkostenanteil beträgt </w:t>
-      </w:r>
-      <w:r>
-        <w:rPr>
-          <w:rFonts w:eastAsia="Open Sans" w:cs="Open Sans" w:ascii="Open Sans" w:hAnsi="Open Sans"/>
+        <w:t xml:space="preserve">Der Selbstkostenanteil beträgt </w:t>
+      </w:r>
+      <w:r>
+        <w:rPr>
+          <w:rFonts w:ascii="Open Sans" w:eastAsia="Open Sans" w:hAnsi="Open Sans" w:cs="Open Sans"/>
           <w:b/>
           <w:color w:val="030303"/>
-          <w:sz w:val="22"/>
-          <w:szCs w:val="22"/>
-          <w:shd w:fill="auto" w:val="clear"/>
+          <w:lang w:val="de-DE"/>
         </w:rPr>
         <w:t>{SelbstkostenanteilFmt}</w:t>
       </w:r>
       <w:r>
         <w:rPr>
-          <w:rFonts w:eastAsia="Open Sans" w:cs="Open Sans" w:ascii="Open Sans" w:hAnsi="Open Sans"/>
+          <w:rFonts w:ascii="Open Sans" w:eastAsia="Open Sans" w:hAnsi="Open Sans" w:cs="Open Sans"/>
           <w:color w:val="030303"/>
-          <w:sz w:val="22"/>
-          <w:szCs w:val="22"/>
-          <w:shd w:fill="auto" w:val="clear"/>
+          <w:lang w:val="de-DE"/>
         </w:rPr>
         <w:t xml:space="preserve"> unter Berücksichtigung eines gewährten Zuschusses durch die Pflegekasse i.H.v. </w:t>
       </w:r>
       <w:r>
         <w:rPr>
-          <w:rFonts w:eastAsia="Open Sans" w:cs="Open Sans" w:ascii="Open Sans" w:hAnsi="Open Sans"/>
+          <w:rFonts w:ascii="Open Sans" w:eastAsia="Open Sans" w:hAnsi="Open Sans" w:cs="Open Sans"/>
           <w:b/>
           <w:color w:val="030303"/>
-          <w:sz w:val="22"/>
-          <w:szCs w:val="22"/>
-          <w:shd w:fill="auto" w:val="clear"/>
+          <w:lang w:val="de-DE"/>
         </w:rPr>
         <w:t>{Zuschusskrankenkasse}</w:t>
       </w:r>
       <w:r>
         <w:rPr>
-          <w:rFonts w:eastAsia="Open Sans" w:cs="Open Sans" w:ascii="Open Sans" w:hAnsi="Open Sans"/>
+          <w:rFonts w:ascii="Open Sans" w:eastAsia="Open Sans" w:hAnsi="Open Sans" w:cs="Open Sans"/>
           <w:color w:val="030303"/>
-          <w:sz w:val="22"/>
-          <w:szCs w:val="22"/>
-          <w:shd w:fill="auto" w:val="clear"/>
+          <w:lang w:val="de-DE"/>
         </w:rPr>
         <w:t>.{/hasSubsidyLine}</w:t>
       </w:r>
@@ -2715,24 +3012,19 @@
     <w:p>
       <w:pPr>
         <w:pStyle w:val="normal1"/>
-        <w:spacing w:lineRule="auto" w:line="288" w:before="224" w:after="0"/>
-        <w:ind w:hanging="0" w:start="125" w:end="0"/>
-        <w:jc w:val="start"/>
-        <w:rPr>
-          <w:rFonts w:ascii="Open Sans" w:hAnsi="Open Sans" w:eastAsia="Open Sans" w:cs="Open Sans"/>
+        <w:spacing w:before="224" w:line="288" w:lineRule="auto"/>
+        <w:ind w:left="125"/>
+        <w:rPr>
+          <w:rFonts w:ascii="Open Sans" w:eastAsia="Open Sans" w:hAnsi="Open Sans" w:cs="Open Sans"/>
           <w:color w:val="030303"/>
-          <w:sz w:val="22"/>
-          <w:szCs w:val="22"/>
-          <w:shd w:fill="auto" w:val="clear"/>
+          <w:lang w:val="de-DE"/>
         </w:rPr>
       </w:pPr>
       <w:r>
         <w:rPr>
-          <w:rFonts w:eastAsia="Open Sans" w:cs="Open Sans" w:ascii="Open Sans" w:hAnsi="Open Sans"/>
+          <w:rFonts w:ascii="Open Sans" w:eastAsia="Open Sans" w:hAnsi="Open Sans" w:cs="Open Sans"/>
           <w:color w:val="030303"/>
-          <w:sz w:val="22"/>
-          <w:szCs w:val="22"/>
-          <w:shd w:fill="auto" w:val="clear"/>
+          <w:lang w:val="de-DE"/>
         </w:rPr>
         <w:t>Dieser wird bei Auftragsbestätigung vorab fällig.</w:t>
       </w:r>
@@ -2740,48 +3032,38 @@
     <w:p>
       <w:pPr>
         <w:pStyle w:val="normal1"/>
-        <w:spacing w:lineRule="auto" w:line="286" w:before="215" w:after="0"/>
-        <w:ind w:hanging="0" w:start="123" w:end="222"/>
-        <w:jc w:val="start"/>
-        <w:rPr>
-          <w:rFonts w:ascii="Open Sans" w:hAnsi="Open Sans" w:eastAsia="Open Sans" w:cs="Open Sans"/>
+        <w:spacing w:before="215" w:line="286" w:lineRule="auto"/>
+        <w:ind w:left="123" w:right="222"/>
+        <w:rPr>
+          <w:rFonts w:ascii="Open Sans" w:eastAsia="Open Sans" w:hAnsi="Open Sans" w:cs="Open Sans"/>
           <w:color w:val="000000"/>
-          <w:sz w:val="22"/>
-          <w:szCs w:val="22"/>
-          <w:shd w:fill="auto" w:val="clear"/>
+          <w:lang w:val="de-DE"/>
         </w:rPr>
       </w:pPr>
       <w:r>
         <w:rPr>
-          <w:rFonts w:eastAsia="Open Sans" w:cs="Open Sans" w:ascii="Open Sans" w:hAnsi="Open Sans"/>
+          <w:rFonts w:ascii="Open Sans" w:eastAsia="Open Sans" w:hAnsi="Open Sans" w:cs="Open Sans"/>
           <w:color w:val="030303"/>
-          <w:sz w:val="22"/>
-          <w:szCs w:val="22"/>
-          <w:shd w:fill="auto" w:val="clear"/>
+          <w:lang w:val="de-DE"/>
         </w:rPr>
         <w:t xml:space="preserve">Bitte unterschreiben Sie bei Annahme an entsprechender Stelle und senden uns das Angebot wieder zurück - gerne auch per E-Mail an </w:t>
       </w:r>
-      <w:hyperlink r:id="rId2">
+      <w:hyperlink r:id="rId6">
         <w:r>
           <w:rPr>
-            <w:rStyle w:val="Style3"/>
-            <w:rFonts w:eastAsia="Open Sans" w:cs="Open Sans" w:ascii="Open Sans" w:hAnsi="Open Sans"/>
+            <w:rFonts w:ascii="Open Sans" w:eastAsia="Open Sans" w:hAnsi="Open Sans" w:cs="Open Sans"/>
             <w:color w:val="030303"/>
-            <w:sz w:val="22"/>
-            <w:szCs w:val="22"/>
             <w:u w:val="single"/>
-            <w:shd w:fill="auto" w:val="clear"/>
+            <w:lang w:val="de-DE"/>
           </w:rPr>
           <w:t>service@e-m-c-2.de.</w:t>
         </w:r>
       </w:hyperlink>
       <w:r>
         <w:rPr>
-          <w:rFonts w:eastAsia="Open Sans" w:cs="Open Sans" w:ascii="Open Sans" w:hAnsi="Open Sans"/>
+          <w:rFonts w:ascii="Open Sans" w:eastAsia="Open Sans" w:hAnsi="Open Sans" w:cs="Open Sans"/>
           <w:color w:val="030303"/>
-          <w:sz w:val="22"/>
-          <w:szCs w:val="22"/>
-          <w:shd w:fill="auto" w:val="clear"/>
+          <w:lang w:val="de-DE"/>
         </w:rPr>
         <w:t xml:space="preserve"> Die Unterschrift gilt für uns als Auftragsbestätigung.</w:t>
       </w:r>
@@ -2789,48 +3071,29 @@
     <w:p>
       <w:pPr>
         <w:pStyle w:val="normal1"/>
-        <w:spacing w:lineRule="auto" w:line="240" w:before="26" w:after="0"/>
-        <w:ind w:hanging="0" w:start="0" w:end="0"/>
-        <w:jc w:val="start"/>
-        <w:rPr>
-          <w:rFonts w:ascii="Open Sans" w:hAnsi="Open Sans" w:eastAsia="Open Sans" w:cs="Open Sans"/>
+        <w:spacing w:before="26"/>
+        <w:rPr>
+          <w:rFonts w:ascii="Open Sans" w:eastAsia="Open Sans" w:hAnsi="Open Sans" w:cs="Open Sans"/>
           <w:color w:val="000000"/>
-          <w:sz w:val="22"/>
-          <w:szCs w:val="22"/>
-          <w:shd w:fill="auto" w:val="clear"/>
+          <w:lang w:val="de-DE"/>
         </w:rPr>
       </w:pPr>
-      <w:r>
-        <w:rPr>
-          <w:rFonts w:eastAsia="Open Sans" w:cs="Open Sans" w:ascii="Open Sans" w:hAnsi="Open Sans"/>
-          <w:color w:val="000000"/>
-          <w:sz w:val="22"/>
-          <w:szCs w:val="22"/>
-          <w:shd w:fill="auto" w:val="clear"/>
-        </w:rPr>
-      </w:r>
     </w:p>
     <w:p>
       <w:pPr>
         <w:pStyle w:val="normal1"/>
-        <w:spacing w:lineRule="auto" w:line="240" w:before="0" w:after="0"/>
-        <w:ind w:hanging="0" w:start="123" w:end="0"/>
-        <w:jc w:val="start"/>
-        <w:rPr>
-          <w:rFonts w:ascii="Open Sans" w:hAnsi="Open Sans" w:eastAsia="Open Sans" w:cs="Open Sans"/>
+        <w:ind w:left="123"/>
+        <w:rPr>
+          <w:rFonts w:ascii="Open Sans" w:eastAsia="Open Sans" w:hAnsi="Open Sans" w:cs="Open Sans"/>
           <w:color w:val="000000"/>
-          <w:sz w:val="22"/>
-          <w:szCs w:val="22"/>
-          <w:shd w:fill="auto" w:val="clear"/>
+          <w:lang w:val="de-DE"/>
         </w:rPr>
       </w:pPr>
       <w:r>
         <w:rPr>
-          <w:rFonts w:eastAsia="Open Sans" w:cs="Open Sans" w:ascii="Open Sans" w:hAnsi="Open Sans"/>
+          <w:rFonts w:ascii="Open Sans" w:eastAsia="Open Sans" w:hAnsi="Open Sans" w:cs="Open Sans"/>
           <w:color w:val="030303"/>
-          <w:sz w:val="22"/>
-          <w:szCs w:val="22"/>
-          <w:shd w:fill="auto" w:val="clear"/>
+          <w:lang w:val="de-DE"/>
         </w:rPr>
         <w:t xml:space="preserve">Angebot akzeptiert / Auftrag bestätigt:                                       </w:t>
       </w:r>
@@ -2838,88 +3101,56 @@
     <w:p>
       <w:pPr>
         <w:pStyle w:val="normal1"/>
-        <w:spacing w:lineRule="auto" w:line="240" w:before="0" w:after="0"/>
-        <w:ind w:hanging="0" w:start="0" w:end="0"/>
-        <w:jc w:val="start"/>
-        <w:rPr>
-          <w:rFonts w:ascii="Open Sans" w:hAnsi="Open Sans" w:eastAsia="Open Sans" w:cs="Open Sans"/>
+        <w:rPr>
+          <w:rFonts w:ascii="Open Sans" w:eastAsia="Open Sans" w:hAnsi="Open Sans" w:cs="Open Sans"/>
           <w:color w:val="000000"/>
           <w:sz w:val="20"/>
           <w:szCs w:val="20"/>
-          <w:shd w:fill="auto" w:val="clear"/>
+          <w:lang w:val="de-DE"/>
         </w:rPr>
       </w:pPr>
-      <w:r>
-        <w:rPr>
-          <w:rFonts w:eastAsia="Open Sans" w:cs="Open Sans" w:ascii="Open Sans" w:hAnsi="Open Sans"/>
-          <w:color w:val="000000"/>
-          <w:sz w:val="20"/>
-          <w:szCs w:val="20"/>
-          <w:shd w:fill="auto" w:val="clear"/>
-        </w:rPr>
-      </w:r>
     </w:p>
     <w:p>
       <w:pPr>
         <w:pStyle w:val="normal1"/>
-        <w:spacing w:lineRule="auto" w:line="240" w:before="0" w:after="0"/>
-        <w:ind w:hanging="0" w:start="0" w:end="0"/>
-        <w:jc w:val="start"/>
-        <w:rPr>
-          <w:rFonts w:ascii="Open Sans" w:hAnsi="Open Sans" w:eastAsia="Open Sans" w:cs="Open Sans"/>
+        <w:rPr>
+          <w:rFonts w:ascii="Open Sans" w:eastAsia="Open Sans" w:hAnsi="Open Sans" w:cs="Open Sans"/>
           <w:color w:val="000000"/>
           <w:sz w:val="20"/>
           <w:szCs w:val="20"/>
-          <w:shd w:fill="auto" w:val="clear"/>
+          <w:lang w:val="de-DE"/>
         </w:rPr>
       </w:pPr>
-      <w:r>
-        <w:rPr>
-          <w:rFonts w:eastAsia="Open Sans" w:cs="Open Sans" w:ascii="Open Sans" w:hAnsi="Open Sans"/>
-          <w:color w:val="000000"/>
-          <w:sz w:val="20"/>
-          <w:szCs w:val="20"/>
-          <w:shd w:fill="auto" w:val="clear"/>
-        </w:rPr>
-      </w:r>
     </w:p>
     <w:p>
       <w:pPr>
         <w:pStyle w:val="normal1"/>
-        <w:spacing w:lineRule="auto" w:line="240" w:before="81" w:after="0"/>
-        <w:ind w:hanging="0" w:start="0" w:end="0"/>
-        <w:jc w:val="start"/>
-        <w:rPr>
-          <w:rFonts w:ascii="Open Sans" w:hAnsi="Open Sans" w:eastAsia="Open Sans" w:cs="Open Sans"/>
+        <w:spacing w:before="81"/>
+        <w:rPr>
+          <w:rFonts w:ascii="Open Sans" w:eastAsia="Open Sans" w:hAnsi="Open Sans" w:cs="Open Sans"/>
           <w:sz w:val="20"/>
           <w:szCs w:val="20"/>
+          <w:lang w:val="de-DE"/>
         </w:rPr>
       </w:pPr>
-      <w:r>
-        <w:rPr>
-          <w:rFonts w:eastAsia="Open Sans" w:cs="Open Sans" w:ascii="Open Sans" w:hAnsi="Open Sans"/>
-          <w:sz w:val="20"/>
-          <w:szCs w:val="20"/>
-        </w:rPr>
-      </w:r>
     </w:p>
     <w:p>
       <w:pPr>
         <w:pStyle w:val="normal1"/>
-        <w:spacing w:lineRule="auto" w:line="240" w:before="81" w:after="0"/>
-        <w:ind w:hanging="0" w:start="0" w:end="0"/>
-        <w:jc w:val="start"/>
-        <w:rPr>
-          <w:rFonts w:ascii="Open Sans" w:hAnsi="Open Sans" w:eastAsia="Open Sans" w:cs="Open Sans"/>
+        <w:spacing w:before="81"/>
+        <w:rPr>
+          <w:rFonts w:ascii="Open Sans" w:eastAsia="Open Sans" w:hAnsi="Open Sans" w:cs="Open Sans"/>
           <w:sz w:val="20"/>
           <w:szCs w:val="20"/>
+          <w:lang w:val="de-DE"/>
         </w:rPr>
       </w:pPr>
       <w:r>
         <w:rPr>
-          <w:rFonts w:eastAsia="Open Sans" w:cs="Open Sans" w:ascii="Open Sans" w:hAnsi="Open Sans"/>
+          <w:rFonts w:ascii="Open Sans" w:eastAsia="Open Sans" w:hAnsi="Open Sans" w:cs="Open Sans"/>
           <w:sz w:val="20"/>
           <w:szCs w:val="20"/>
+          <w:lang w:val="de-DE"/>
         </w:rPr>
         <w:t>_________________________________</w:t>
       </w:r>
@@ -2927,181 +3158,202 @@
     <w:p>
       <w:pPr>
         <w:pStyle w:val="normal1"/>
-        <w:spacing w:lineRule="auto" w:line="360" w:before="67" w:after="0"/>
-        <w:ind w:end="0"/>
-        <w:jc w:val="start"/>
-        <w:rPr>
-          <w:rFonts w:ascii="Open Sans" w:hAnsi="Open Sans" w:eastAsia="Open Sans" w:cs="Open Sans"/>
+        <w:spacing w:before="67" w:line="360" w:lineRule="auto"/>
+        <w:rPr>
+          <w:rFonts w:ascii="Open Sans" w:eastAsia="Open Sans" w:hAnsi="Open Sans" w:cs="Open Sans"/>
           <w:color w:val="030303"/>
+          <w:lang w:val="de-DE"/>
         </w:rPr>
       </w:pPr>
       <w:r>
         <w:rPr>
-          <w:rFonts w:eastAsia="Open Sans" w:cs="Open Sans" w:ascii="Open Sans" w:hAnsi="Open Sans"/>
+          <w:rFonts w:ascii="Open Sans" w:eastAsia="Open Sans" w:hAnsi="Open Sans" w:cs="Open Sans"/>
           <w:color w:val="030303"/>
-          <w:sz w:val="22"/>
-          <w:szCs w:val="22"/>
-          <w:shd w:fill="auto" w:val="clear"/>
+          <w:lang w:val="de-DE"/>
         </w:rPr>
         <w:t>Ort, Datum, Unterschrift</w:t>
       </w:r>
       <w:r>
         <w:rPr>
-          <w:rFonts w:eastAsia="Open Sans" w:cs="Open Sans" w:ascii="Open Sans" w:hAnsi="Open Sans"/>
+          <w:rFonts w:ascii="Open Sans" w:eastAsia="Open Sans" w:hAnsi="Open Sans" w:cs="Open Sans"/>
+          <w:lang w:val="de-DE"/>
         </w:rPr>
         <w:br/>
+      </w:r>
+      <w:r>
+        <w:rPr>
+          <w:rFonts w:ascii="Open Sans" w:eastAsia="Open Sans" w:hAnsi="Open Sans" w:cs="Open Sans"/>
+          <w:lang w:val="de-DE"/>
+        </w:rPr>
         <w:br/>
       </w:r>
       <w:r>
         <w:rPr>
-          <w:rFonts w:eastAsia="Open Sans" w:cs="Open Sans" w:ascii="Open Sans" w:hAnsi="Open Sans"/>
+          <w:rFonts w:ascii="Open Sans" w:eastAsia="Open Sans" w:hAnsi="Open Sans" w:cs="Open Sans"/>
           <w:color w:val="030303"/>
-        </w:rPr>
+          <w:lang w:val="de-DE"/>
+        </w:rPr>
+        <w:lastRenderedPageBreak/>
         <w:t xml:space="preserve">Für Rückfragen stehen wir Ihnen gerne zur Verfügung.  Wir bedanken uns für Ihr Vertrauen und freuen uns, von Ihnen zu hören. </w:t>
       </w:r>
     </w:p>
     <w:p>
       <w:pPr>
         <w:pStyle w:val="normal1"/>
-        <w:spacing w:lineRule="auto" w:line="276" w:before="67" w:after="0"/>
-        <w:ind w:end="0"/>
-        <w:jc w:val="start"/>
-        <w:rPr>
-          <w:rFonts w:ascii="Open Sans" w:hAnsi="Open Sans" w:eastAsia="Open Sans" w:cs="Open Sans"/>
+        <w:spacing w:before="67" w:line="276" w:lineRule="auto"/>
+        <w:rPr>
+          <w:rFonts w:ascii="Open Sans" w:eastAsia="Open Sans" w:hAnsi="Open Sans" w:cs="Open Sans"/>
           <w:color w:val="030303"/>
+          <w:lang w:val="de-DE"/>
         </w:rPr>
       </w:pPr>
       <w:r>
         <w:rPr>
-          <w:rFonts w:eastAsia="Open Sans" w:cs="Open Sans" w:ascii="Open Sans" w:hAnsi="Open Sans"/>
+          <w:rFonts w:ascii="Open Sans" w:eastAsia="Open Sans" w:hAnsi="Open Sans" w:cs="Open Sans"/>
           <w:color w:val="030303"/>
+          <w:lang w:val="de-DE"/>
         </w:rPr>
         <w:br/>
         <w:t>Mit freundlichen Grüßen</w:t>
+      </w:r>
+      <w:r>
+        <w:rPr>
+          <w:rFonts w:ascii="Open Sans" w:eastAsia="Open Sans" w:hAnsi="Open Sans" w:cs="Open Sans"/>
+          <w:color w:val="030303"/>
+          <w:lang w:val="de-DE"/>
+        </w:rPr>
         <w:br/>
+      </w:r>
+      <w:r>
+        <w:rPr>
+          <w:rFonts w:ascii="Open Sans" w:eastAsia="Open Sans" w:hAnsi="Open Sans" w:cs="Open Sans"/>
+          <w:color w:val="030303"/>
+          <w:lang w:val="de-DE"/>
+        </w:rPr>
         <w:br/>
       </w:r>
     </w:p>
     <w:p>
       <w:pPr>
         <w:pStyle w:val="normal1"/>
-        <w:spacing w:lineRule="auto" w:line="276" w:before="67" w:after="0"/>
-        <w:ind w:end="0"/>
-        <w:jc w:val="start"/>
-        <w:rPr>
-          <w:rFonts w:ascii="Open Sans" w:hAnsi="Open Sans" w:eastAsia="Open Sans" w:cs="Open Sans"/>
+        <w:spacing w:before="67" w:line="276" w:lineRule="auto"/>
+        <w:rPr>
+          <w:rFonts w:ascii="Open Sans" w:eastAsia="Open Sans" w:hAnsi="Open Sans" w:cs="Open Sans"/>
           <w:color w:val="000000"/>
-          <w:sz w:val="22"/>
-          <w:szCs w:val="22"/>
-          <w:shd w:fill="auto" w:val="clear"/>
+          <w:lang w:val="de-DE"/>
         </w:rPr>
       </w:pPr>
       <w:r>
         <w:rPr>
-          <w:rFonts w:eastAsia="Open Sans" w:cs="Open Sans" w:ascii="Open Sans" w:hAnsi="Open Sans"/>
+          <w:rFonts w:ascii="Open Sans" w:eastAsia="Open Sans" w:hAnsi="Open Sans" w:cs="Open Sans"/>
           <w:color w:val="030303"/>
-          <w:sz w:val="22"/>
-          <w:szCs w:val="22"/>
-          <w:shd w:fill="auto" w:val="clear"/>
+          <w:lang w:val="de-DE"/>
         </w:rPr>
         <w:t>Ihr Team von EmC2</w:t>
       </w:r>
     </w:p>
     <w:sectPr>
-      <w:headerReference w:type="even" r:id="rId3"/>
-      <w:headerReference w:type="default" r:id="rId4"/>
-      <w:headerReference w:type="first" r:id="rId5"/>
-      <w:footerReference w:type="even" r:id="rId6"/>
-      <w:footerReference w:type="default" r:id="rId7"/>
-      <w:footerReference w:type="first" r:id="rId8"/>
-      <w:type w:val="nextPage"/>
+      <w:headerReference w:type="even" r:id="rId7"/>
+      <w:headerReference w:type="default" r:id="rId8"/>
+      <w:footerReference w:type="even" r:id="rId9"/>
+      <w:footerReference w:type="default" r:id="rId10"/>
+      <w:headerReference w:type="first" r:id="rId11"/>
+      <w:footerReference w:type="first" r:id="rId12"/>
       <w:pgSz w:w="12240" w:h="15840"/>
-      <w:pgMar w:left="1440" w:right="1440" w:gutter="0" w:header="0" w:top="1440" w:footer="0" w:bottom="1440"/>
-      <w:pgNumType w:start="1" w:fmt="decimal"/>
-      <w:formProt w:val="false"/>
-      <w:textDirection w:val="lrTb"/>
-      <w:docGrid w:type="default" w:linePitch="100" w:charSpace="0"/>
+      <w:pgMar w:top="1440" w:right="1440" w:bottom="1440" w:left="1440" w:header="0" w:footer="0" w:gutter="0"/>
+      <w:pgNumType w:start="1"/>
+      <w:cols w:space="708"/>
+      <w:formProt w:val="0"/>
+      <w:docGrid w:linePitch="100"/>
     </w:sectPr>
   </w:body>
 </w:document>
 </file>
 
+<file path=word/endnotes.xml><?xml version="1.0" encoding="utf-8"?>
+<w:endnotes xmlns:wpc="http://schemas.microsoft.com/office/word/2010/wordprocessingCanvas" xmlns:cx="http://schemas.microsoft.com/office/drawing/2014/chartex" xmlns:cx1="http://schemas.microsoft.com/office/drawing/2015/9/8/chartex" xmlns:cx2="http://schemas.microsoft.com/office/drawing/2015/10/21/chartex" xmlns:cx3="http://schemas.microsoft.com/office/drawing/2016/5/9/chartex" xmlns:cx4="http://schemas.microsoft.com/office/drawing/2016/5/10/chartex" xmlns:cx5="http://schemas.microsoft.com/office/drawing/2016/5/11/chartex" xmlns:cx6="http://schemas.microsoft.com/office/drawing/2016/5/12/chartex" xmlns:cx7="http://schemas.microsoft.com/office/drawing/2016/5/13/chartex" xmlns:cx8="http://schemas.microsoft.com/office/drawing/2016/5/14/chartex" xmlns:mc="http://schemas.openxmlformats.org/markup-compatibility/2006" xmlns:aink="http://schemas.microsoft.com/office/drawing/2016/ink" xmlns:am3d="http://schemas.microsoft.com/office/drawing/2017/model3d" xmlns:o="urn:schemas-microsoft-com:office:office" xmlns:oel="http://schemas.microsoft.com/office/2019/extlst" xmlns:r="http://schemas.openxmlformats.org/officeDocument/2006/relationships" xmlns:m="http://schemas.openxmlformats.org/officeDocument/2006/math" xmlns:v="urn:schemas-microsoft-com:vml" xmlns:wp14="http://schemas.microsoft.com/office/word/2010/wordprocessingDrawing" xmlns:wp="http://schemas.openxmlformats.org/drawingml/2006/wordprocessingDrawing" xmlns:w10="urn:schemas-microsoft-com:office:word" xmlns:w="http://schemas.openxmlformats.org/wordprocessingml/2006/main" xmlns:w14="http://schemas.microsoft.com/office/word/2010/wordml" xmlns:w15="http://schemas.microsoft.com/office/word/2012/wordml" xmlns:w16cex="http://schemas.microsoft.com/office/word/2018/wordml/cex" xmlns:w16cid="http://schemas.microsoft.com/office/word/2016/wordml/cid" xmlns:w16="http://schemas.microsoft.com/office/word/2018/wordml" xmlns:w16du="http://schemas.microsoft.com/office/word/2023/wordml/word16du" xmlns:w16sdtdh="http://schemas.microsoft.com/office/word/2020/wordml/sdtdatahash" xmlns:w16sdtfl="http://schemas.microsoft.com/office/word/2024/wordml/sdtformatlock" xmlns:w16se="http://schemas.microsoft.com/office/word/2015/wordml/symex" xmlns:wpg="http://schemas.microsoft.com/office/word/2010/wordprocessingGroup" xmlns:wpi="http://schemas.microsoft.com/office/word/2010/wordprocessingInk" xmlns:wne="http://schemas.microsoft.com/office/word/2006/wordml" xmlns:wps="http://schemas.microsoft.com/office/word/2010/wordprocessingShape" mc:Ignorable="w14 w15 w16se w16cid w16 w16cex w16sdtdh w16sdtfl w16du wp14">
+  <w:endnote w:type="separator" w:id="-1">
+    <w:p>
+      <w:r>
+        <w:separator/>
+      </w:r>
+    </w:p>
+  </w:endnote>
+  <w:endnote w:type="continuationSeparator" w:id="0">
+    <w:p>
+      <w:r>
+        <w:continuationSeparator/>
+      </w:r>
+    </w:p>
+  </w:endnote>
+</w:endnotes>
+</file>
+
 <file path=word/footer1.xml><?xml version="1.0" encoding="utf-8"?>
-<w:ftr xmlns:o="urn:schemas-microsoft-com:office:office" xmlns:r="http://schemas.openxmlformats.org/officeDocument/2006/relationships" xmlns:v="urn:schemas-microsoft-com:vml" xmlns:w="http://schemas.openxmlformats.org/wordprocessingml/2006/main" xmlns:w10="urn:schemas-microsoft-com:office:word" xmlns:wp="http://schemas.openxmlformats.org/drawingml/2006/wordprocessingDrawing" xmlns:pic="http://schemas.openxmlformats.org/drawingml/2006/picture" xmlns:wps="http://schemas.microsoft.com/office/word/2010/wordprocessingShape" xmlns:wpg="http://schemas.microsoft.com/office/word/2010/wordprocessingGroup" xmlns:mc="http://schemas.openxmlformats.org/markup-compatibility/2006" xmlns:wp14="http://schemas.microsoft.com/office/word/2010/wordprocessingDrawing" xmlns:w14="http://schemas.microsoft.com/office/word/2010/wordml" xmlns:w15="http://schemas.microsoft.com/office/word/2012/wordml" mc:Ignorable="w14 wp14 w15">
+<w:ftr xmlns:wpc="http://schemas.microsoft.com/office/word/2010/wordprocessingCanvas" xmlns:cx="http://schemas.microsoft.com/office/drawing/2014/chartex" xmlns:cx1="http://schemas.microsoft.com/office/drawing/2015/9/8/chartex" xmlns:cx2="http://schemas.microsoft.com/office/drawing/2015/10/21/chartex" xmlns:cx3="http://schemas.microsoft.com/office/drawing/2016/5/9/chartex" xmlns:cx4="http://schemas.microsoft.com/office/drawing/2016/5/10/chartex" xmlns:cx5="http://schemas.microsoft.com/office/drawing/2016/5/11/chartex" xmlns:cx6="http://schemas.microsoft.com/office/drawing/2016/5/12/chartex" xmlns:cx7="http://schemas.microsoft.com/office/drawing/2016/5/13/chartex" xmlns:cx8="http://schemas.microsoft.com/office/drawing/2016/5/14/chartex" xmlns:mc="http://schemas.openxmlformats.org/markup-compatibility/2006" xmlns:aink="http://schemas.microsoft.com/office/drawing/2016/ink" xmlns:am3d="http://schemas.microsoft.com/office/drawing/2017/model3d" xmlns:o="urn:schemas-microsoft-com:office:office" xmlns:oel="http://schemas.microsoft.com/office/2019/extlst" xmlns:r="http://schemas.openxmlformats.org/officeDocument/2006/relationships" xmlns:m="http://schemas.openxmlformats.org/officeDocument/2006/math" xmlns:v="urn:schemas-microsoft-com:vml" xmlns:wp14="http://schemas.microsoft.com/office/word/2010/wordprocessingDrawing" xmlns:wp="http://schemas.openxmlformats.org/drawingml/2006/wordprocessingDrawing" xmlns:w10="urn:schemas-microsoft-com:office:word" xmlns:w="http://schemas.openxmlformats.org/wordprocessingml/2006/main" xmlns:w14="http://schemas.microsoft.com/office/word/2010/wordml" xmlns:w15="http://schemas.microsoft.com/office/word/2012/wordml" xmlns:w16cex="http://schemas.microsoft.com/office/word/2018/wordml/cex" xmlns:w16cid="http://schemas.microsoft.com/office/word/2016/wordml/cid" xmlns:w16="http://schemas.microsoft.com/office/word/2018/wordml" xmlns:w16du="http://schemas.microsoft.com/office/word/2023/wordml/word16du" xmlns:w16sdtdh="http://schemas.microsoft.com/office/word/2020/wordml/sdtdatahash" xmlns:w16sdtfl="http://schemas.microsoft.com/office/word/2024/wordml/sdtformatlock" xmlns:w16se="http://schemas.microsoft.com/office/word/2015/wordml/symex" xmlns:wpg="http://schemas.microsoft.com/office/word/2010/wordprocessingGroup" xmlns:wpi="http://schemas.microsoft.com/office/word/2010/wordprocessingInk" xmlns:wne="http://schemas.microsoft.com/office/word/2006/wordml" xmlns:wps="http://schemas.microsoft.com/office/word/2010/wordprocessingShape" mc:Ignorable="w14 w15 w16se w16cid w16 w16cex w16sdtdh w16sdtfl w16du wp14">
   <w:p>
     <w:pPr>
-      <w:pStyle w:val="Footer"/>
-      <w:rPr/>
+      <w:pStyle w:val="Stopka"/>
     </w:pPr>
-    <w:r>
-      <w:rPr/>
-    </w:r>
   </w:p>
 </w:ftr>
 </file>
 
 <file path=word/footer2.xml><?xml version="1.0" encoding="utf-8"?>
-<w:ftr xmlns:o="urn:schemas-microsoft-com:office:office" xmlns:r="http://schemas.openxmlformats.org/officeDocument/2006/relationships" xmlns:v="urn:schemas-microsoft-com:vml" xmlns:w="http://schemas.openxmlformats.org/wordprocessingml/2006/main" xmlns:w10="urn:schemas-microsoft-com:office:word" xmlns:wp="http://schemas.openxmlformats.org/drawingml/2006/wordprocessingDrawing" xmlns:pic="http://schemas.openxmlformats.org/drawingml/2006/picture" xmlns:wps="http://schemas.microsoft.com/office/word/2010/wordprocessingShape" xmlns:wpg="http://schemas.microsoft.com/office/word/2010/wordprocessingGroup" xmlns:mc="http://schemas.openxmlformats.org/markup-compatibility/2006" xmlns:wp14="http://schemas.microsoft.com/office/word/2010/wordprocessingDrawing" xmlns:w14="http://schemas.microsoft.com/office/word/2010/wordml" xmlns:w15="http://schemas.microsoft.com/office/word/2012/wordml" mc:Ignorable="w14 wp14 w15">
+<w:ftr xmlns:wpc="http://schemas.microsoft.com/office/word/2010/wordprocessingCanvas" xmlns:cx="http://schemas.microsoft.com/office/drawing/2014/chartex" xmlns:cx1="http://schemas.microsoft.com/office/drawing/2015/9/8/chartex" xmlns:cx2="http://schemas.microsoft.com/office/drawing/2015/10/21/chartex" xmlns:cx3="http://schemas.microsoft.com/office/drawing/2016/5/9/chartex" xmlns:cx4="http://schemas.microsoft.com/office/drawing/2016/5/10/chartex" xmlns:cx5="http://schemas.microsoft.com/office/drawing/2016/5/11/chartex" xmlns:cx6="http://schemas.microsoft.com/office/drawing/2016/5/12/chartex" xmlns:cx7="http://schemas.microsoft.com/office/drawing/2016/5/13/chartex" xmlns:cx8="http://schemas.microsoft.com/office/drawing/2016/5/14/chartex" xmlns:mc="http://schemas.openxmlformats.org/markup-compatibility/2006" xmlns:aink="http://schemas.microsoft.com/office/drawing/2016/ink" xmlns:am3d="http://schemas.microsoft.com/office/drawing/2017/model3d" xmlns:o="urn:schemas-microsoft-com:office:office" xmlns:oel="http://schemas.microsoft.com/office/2019/extlst" xmlns:r="http://schemas.openxmlformats.org/officeDocument/2006/relationships" xmlns:m="http://schemas.openxmlformats.org/officeDocument/2006/math" xmlns:v="urn:schemas-microsoft-com:vml" xmlns:wp14="http://schemas.microsoft.com/office/word/2010/wordprocessingDrawing" xmlns:wp="http://schemas.openxmlformats.org/drawingml/2006/wordprocessingDrawing" xmlns:w10="urn:schemas-microsoft-com:office:word" xmlns:w="http://schemas.openxmlformats.org/wordprocessingml/2006/main" xmlns:w14="http://schemas.microsoft.com/office/word/2010/wordml" xmlns:w15="http://schemas.microsoft.com/office/word/2012/wordml" xmlns:w16cex="http://schemas.microsoft.com/office/word/2018/wordml/cex" xmlns:w16cid="http://schemas.microsoft.com/office/word/2016/wordml/cid" xmlns:w16="http://schemas.microsoft.com/office/word/2018/wordml" xmlns:w16du="http://schemas.microsoft.com/office/word/2023/wordml/word16du" xmlns:w16sdtdh="http://schemas.microsoft.com/office/word/2020/wordml/sdtdatahash" xmlns:w16sdtfl="http://schemas.microsoft.com/office/word/2024/wordml/sdtformatlock" xmlns:w16se="http://schemas.microsoft.com/office/word/2015/wordml/symex" xmlns:wpg="http://schemas.microsoft.com/office/word/2010/wordprocessingGroup" xmlns:wpi="http://schemas.microsoft.com/office/word/2010/wordprocessingInk" xmlns:wne="http://schemas.microsoft.com/office/word/2006/wordml" xmlns:wps="http://schemas.microsoft.com/office/word/2010/wordprocessingShape" mc:Ignorable="w14 w15 w16se w16cid w16 w16cex w16sdtdh w16sdtfl w16du wp14">
   <w:p>
     <w:pPr>
       <w:pStyle w:val="normal1"/>
-      <w:spacing w:lineRule="auto" w:line="14" w:before="240" w:after="240"/>
-      <w:jc w:val="start"/>
-      <w:rPr/>
+      <w:spacing w:before="240" w:after="240" w:line="14" w:lineRule="auto"/>
     </w:pPr>
-    <w:r>
-      <w:rPr/>
-    </w:r>
   </w:p>
   <w:tbl>
     <w:tblPr>
-      <w:tblStyle w:val="Table5"/>
+      <w:tblStyle w:val="TableNormal"/>
       <w:tblW w:w="9885" w:type="dxa"/>
-      <w:jc w:val="start"/>
       <w:tblInd w:w="0" w:type="dxa"/>
       <w:tblLayout w:type="fixed"/>
       <w:tblCellMar>
         <w:top w:w="0" w:type="dxa"/>
-        <w:start w:w="0" w:type="dxa"/>
+        <w:left w:w="0" w:type="dxa"/>
         <w:bottom w:w="0" w:type="dxa"/>
-        <w:end w:w="0" w:type="dxa"/>
+        <w:right w:w="0" w:type="dxa"/>
       </w:tblCellMar>
-      <w:tblLook w:val="0600"/>
+      <w:tblLook w:val="0600" w:firstRow="0" w:lastRow="0" w:firstColumn="0" w:lastColumn="0" w:noHBand="1" w:noVBand="1"/>
     </w:tblPr>
     <w:tblGrid>
       <w:gridCol w:w="8055"/>
       <w:gridCol w:w="1830"/>
     </w:tblGrid>
     <w:tr>
-      <w:trPr/>
       <w:tc>
         <w:tcPr>
           <w:tcW w:w="8055" w:type="dxa"/>
           <w:tcBorders>
             <w:top w:val="single" w:sz="8" w:space="0" w:color="FFFFFF"/>
-            <w:start w:val="single" w:sz="8" w:space="0" w:color="FFFFFF"/>
+            <w:left w:val="single" w:sz="8" w:space="0" w:color="FFFFFF"/>
             <w:bottom w:val="single" w:sz="8" w:space="0" w:color="FFFFFF"/>
-            <w:end w:val="single" w:sz="8" w:space="0" w:color="FFFFFF"/>
+            <w:right w:val="single" w:sz="8" w:space="0" w:color="FFFFFF"/>
           </w:tcBorders>
-          <w:shd w:fill="auto" w:val="clear"/>
           <w:vAlign w:val="bottom"/>
         </w:tcPr>
         <w:p>
           <w:pPr>
             <w:pStyle w:val="normal1"/>
             <w:keepLines/>
-            <w:spacing w:lineRule="auto" w:line="240" w:before="0" w:after="0"/>
-            <w:ind w:hanging="0" w:start="720"/>
+            <w:ind w:left="720"/>
             <w:jc w:val="center"/>
             <w:rPr>
               <w:sz w:val="14"/>
               <w:szCs w:val="14"/>
+              <w:lang w:val="de-DE"/>
             </w:rPr>
           </w:pPr>
           <w:r>
             <w:rPr>
               <w:sz w:val="14"/>
               <w:szCs w:val="14"/>
+              <w:lang w:val="de-DE"/>
             </w:rPr>
             <w:t>EmC2 Attila Landgrafe | Waldstraße 5 | 95032 Hof</w:t>
           </w:r>
@@ -3110,18 +3362,19 @@
           <w:pPr>
             <w:pStyle w:val="normal1"/>
             <w:keepLines/>
-            <w:spacing w:lineRule="auto" w:line="240" w:before="0" w:after="0"/>
-            <w:ind w:hanging="0" w:start="720"/>
+            <w:ind w:left="720"/>
             <w:jc w:val="center"/>
             <w:rPr>
               <w:sz w:val="14"/>
               <w:szCs w:val="14"/>
+              <w:lang w:val="de-DE"/>
             </w:rPr>
           </w:pPr>
           <w:r>
             <w:rPr>
               <w:sz w:val="14"/>
               <w:szCs w:val="14"/>
+              <w:lang w:val="de-DE"/>
             </w:rPr>
             <w:t>Steuernummer: 22324320478 | USt-IdNr.: DE296903997</w:t>
           </w:r>
@@ -3130,18 +3383,19 @@
           <w:pPr>
             <w:pStyle w:val="normal1"/>
             <w:keepLines/>
-            <w:spacing w:lineRule="auto" w:line="240" w:before="0" w:after="0"/>
-            <w:ind w:hanging="0" w:start="720"/>
+            <w:ind w:left="720"/>
             <w:jc w:val="center"/>
             <w:rPr>
               <w:sz w:val="14"/>
               <w:szCs w:val="14"/>
+              <w:lang w:val="de-DE"/>
             </w:rPr>
           </w:pPr>
           <w:r>
             <w:rPr>
               <w:sz w:val="14"/>
               <w:szCs w:val="14"/>
+              <w:lang w:val="de-DE"/>
             </w:rPr>
             <w:t>VR Bank Bayreuth-Hof eG | IBAN: DE43 7806 0896 0007 0794 43 | BIC: GENODEF1HO1</w:t>
           </w:r>
@@ -3152,23 +3406,15 @@
           <w:tcW w:w="1830" w:type="dxa"/>
           <w:tcBorders>
             <w:top w:val="single" w:sz="8" w:space="0" w:color="FFFFFF"/>
-            <w:start w:val="single" w:sz="8" w:space="0" w:color="FFFFFF"/>
+            <w:left w:val="single" w:sz="8" w:space="0" w:color="FFFFFF"/>
             <w:bottom w:val="single" w:sz="8" w:space="0" w:color="FFFFFF"/>
-            <w:end w:val="single" w:sz="8" w:space="0" w:color="FFFFFF"/>
+            <w:right w:val="single" w:sz="8" w:space="0" w:color="FFFFFF"/>
           </w:tcBorders>
-          <w:shd w:fill="auto" w:val="clear"/>
         </w:tcPr>
         <w:p>
           <w:pPr>
             <w:pStyle w:val="normal1"/>
-            <w:keepNext w:val="false"/>
-            <w:keepLines w:val="false"/>
-            <w:widowControl w:val="false"/>
-            <w:pBdr/>
-            <w:shd w:val="clear" w:fill="auto"/>
-            <w:spacing w:lineRule="auto" w:line="240" w:before="0" w:after="0"/>
-            <w:ind w:hanging="0" w:start="0" w:end="0"/>
-            <w:jc w:val="end"/>
+            <w:jc w:val="right"/>
             <w:rPr>
               <w:sz w:val="16"/>
               <w:szCs w:val="16"/>
@@ -3178,28 +3424,39 @@
             <w:rPr>
               <w:sz w:val="16"/>
               <w:szCs w:val="16"/>
+              <w:lang w:val="de-DE"/>
             </w:rPr>
             <w:br/>
-            <w:t xml:space="preserve">Seite </w:t>
+          </w:r>
+          <w:proofErr w:type="spellStart"/>
+          <w:r>
+            <w:rPr>
+              <w:sz w:val="16"/>
+              <w:szCs w:val="16"/>
+            </w:rPr>
+            <w:t>Seite</w:t>
+          </w:r>
+          <w:proofErr w:type="spellEnd"/>
+          <w:r>
+            <w:rPr>
+              <w:sz w:val="16"/>
+              <w:szCs w:val="16"/>
+            </w:rPr>
+            <w:t xml:space="preserve"> </w:t>
           </w:r>
           <w:r>
-            <w:rPr/>
             <w:fldChar w:fldCharType="begin"/>
           </w:r>
           <w:r>
-            <w:rPr/>
             <w:instrText xml:space="preserve"> PAGE </w:instrText>
           </w:r>
           <w:r>
-            <w:rPr/>
             <w:fldChar w:fldCharType="separate"/>
           </w:r>
           <w:r>
-            <w:rPr/>
             <w:t>3</w:t>
           </w:r>
           <w:r>
-            <w:rPr/>
             <w:fldChar w:fldCharType="end"/>
           </w:r>
           <w:r>
@@ -3209,26 +3466,11 @@
             </w:rPr>
             <w:t>/</w:t>
           </w:r>
-          <w:r>
-            <w:rPr/>
-            <w:fldChar w:fldCharType="begin"/>
-          </w:r>
-          <w:r>
-            <w:rPr/>
-            <w:instrText xml:space="preserve"> NUMPAGES </w:instrText>
-          </w:r>
-          <w:r>
-            <w:rPr/>
-            <w:fldChar w:fldCharType="separate"/>
-          </w:r>
-          <w:r>
-            <w:rPr/>
-            <w:t>3</w:t>
-          </w:r>
-          <w:r>
-            <w:rPr/>
-            <w:fldChar w:fldCharType="end"/>
-          </w:r>
+          <w:fldSimple w:instr=" NUMPAGES ">
+            <w:r>
+              <w:t>3</w:t>
+            </w:r>
+          </w:fldSimple>
         </w:p>
       </w:tc>
     </w:tr>
@@ -3236,79 +3478,68 @@
   <w:p>
     <w:pPr>
       <w:pStyle w:val="normal1"/>
-      <w:spacing w:lineRule="auto" w:line="14" w:before="240" w:after="240"/>
+      <w:spacing w:before="240" w:after="240" w:line="14" w:lineRule="auto"/>
       <w:jc w:val="center"/>
-      <w:rPr/>
     </w:pPr>
-    <w:r>
-      <w:rPr/>
-    </w:r>
   </w:p>
 </w:ftr>
 </file>
 
 <file path=word/footer3.xml><?xml version="1.0" encoding="utf-8"?>
-<w:ftr xmlns:o="urn:schemas-microsoft-com:office:office" xmlns:r="http://schemas.openxmlformats.org/officeDocument/2006/relationships" xmlns:v="urn:schemas-microsoft-com:vml" xmlns:w="http://schemas.openxmlformats.org/wordprocessingml/2006/main" xmlns:w10="urn:schemas-microsoft-com:office:word" xmlns:wp="http://schemas.openxmlformats.org/drawingml/2006/wordprocessingDrawing" xmlns:pic="http://schemas.openxmlformats.org/drawingml/2006/picture" xmlns:wps="http://schemas.microsoft.com/office/word/2010/wordprocessingShape" xmlns:wpg="http://schemas.microsoft.com/office/word/2010/wordprocessingGroup" xmlns:mc="http://schemas.openxmlformats.org/markup-compatibility/2006" xmlns:wp14="http://schemas.microsoft.com/office/word/2010/wordprocessingDrawing" xmlns:w14="http://schemas.microsoft.com/office/word/2010/wordml" xmlns:w15="http://schemas.microsoft.com/office/word/2012/wordml" mc:Ignorable="w14 wp14 w15">
+<w:ftr xmlns:wpc="http://schemas.microsoft.com/office/word/2010/wordprocessingCanvas" xmlns:cx="http://schemas.microsoft.com/office/drawing/2014/chartex" xmlns:cx1="http://schemas.microsoft.com/office/drawing/2015/9/8/chartex" xmlns:cx2="http://schemas.microsoft.com/office/drawing/2015/10/21/chartex" xmlns:cx3="http://schemas.microsoft.com/office/drawing/2016/5/9/chartex" xmlns:cx4="http://schemas.microsoft.com/office/drawing/2016/5/10/chartex" xmlns:cx5="http://schemas.microsoft.com/office/drawing/2016/5/11/chartex" xmlns:cx6="http://schemas.microsoft.com/office/drawing/2016/5/12/chartex" xmlns:cx7="http://schemas.microsoft.com/office/drawing/2016/5/13/chartex" xmlns:cx8="http://schemas.microsoft.com/office/drawing/2016/5/14/chartex" xmlns:mc="http://schemas.openxmlformats.org/markup-compatibility/2006" xmlns:aink="http://schemas.microsoft.com/office/drawing/2016/ink" xmlns:am3d="http://schemas.microsoft.com/office/drawing/2017/model3d" xmlns:o="urn:schemas-microsoft-com:office:office" xmlns:oel="http://schemas.microsoft.com/office/2019/extlst" xmlns:r="http://schemas.openxmlformats.org/officeDocument/2006/relationships" xmlns:m="http://schemas.openxmlformats.org/officeDocument/2006/math" xmlns:v="urn:schemas-microsoft-com:vml" xmlns:wp14="http://schemas.microsoft.com/office/word/2010/wordprocessingDrawing" xmlns:wp="http://schemas.openxmlformats.org/drawingml/2006/wordprocessingDrawing" xmlns:w10="urn:schemas-microsoft-com:office:word" xmlns:w="http://schemas.openxmlformats.org/wordprocessingml/2006/main" xmlns:w14="http://schemas.microsoft.com/office/word/2010/wordml" xmlns:w15="http://schemas.microsoft.com/office/word/2012/wordml" xmlns:w16cex="http://schemas.microsoft.com/office/word/2018/wordml/cex" xmlns:w16cid="http://schemas.microsoft.com/office/word/2016/wordml/cid" xmlns:w16="http://schemas.microsoft.com/office/word/2018/wordml" xmlns:w16du="http://schemas.microsoft.com/office/word/2023/wordml/word16du" xmlns:w16sdtdh="http://schemas.microsoft.com/office/word/2020/wordml/sdtdatahash" xmlns:w16sdtfl="http://schemas.microsoft.com/office/word/2024/wordml/sdtformatlock" xmlns:w16se="http://schemas.microsoft.com/office/word/2015/wordml/symex" xmlns:wpg="http://schemas.microsoft.com/office/word/2010/wordprocessingGroup" xmlns:wpi="http://schemas.microsoft.com/office/word/2010/wordprocessingInk" xmlns:wne="http://schemas.microsoft.com/office/word/2006/wordml" xmlns:wps="http://schemas.microsoft.com/office/word/2010/wordprocessingShape" mc:Ignorable="w14 w15 w16se w16cid w16 w16cex w16sdtdh w16sdtfl w16du wp14">
   <w:p>
     <w:pPr>
       <w:pStyle w:val="normal1"/>
-      <w:spacing w:lineRule="auto" w:line="14" w:before="240" w:after="240"/>
-      <w:jc w:val="start"/>
-      <w:rPr/>
+      <w:spacing w:before="240" w:after="240" w:line="14" w:lineRule="auto"/>
     </w:pPr>
-    <w:r>
-      <w:rPr/>
-    </w:r>
   </w:p>
   <w:tbl>
     <w:tblPr>
-      <w:tblStyle w:val="Table5"/>
+      <w:tblStyle w:val="TableNormal"/>
       <w:tblW w:w="9885" w:type="dxa"/>
-      <w:jc w:val="start"/>
       <w:tblInd w:w="0" w:type="dxa"/>
       <w:tblLayout w:type="fixed"/>
       <w:tblCellMar>
         <w:top w:w="0" w:type="dxa"/>
-        <w:start w:w="0" w:type="dxa"/>
+        <w:left w:w="0" w:type="dxa"/>
         <w:bottom w:w="0" w:type="dxa"/>
-        <w:end w:w="0" w:type="dxa"/>
+        <w:right w:w="0" w:type="dxa"/>
       </w:tblCellMar>
-      <w:tblLook w:val="0600"/>
+      <w:tblLook w:val="0600" w:firstRow="0" w:lastRow="0" w:firstColumn="0" w:lastColumn="0" w:noHBand="1" w:noVBand="1"/>
     </w:tblPr>
     <w:tblGrid>
       <w:gridCol w:w="8055"/>
       <w:gridCol w:w="1830"/>
     </w:tblGrid>
     <w:tr>
-      <w:trPr/>
       <w:tc>
         <w:tcPr>
           <w:tcW w:w="8055" w:type="dxa"/>
           <w:tcBorders>
             <w:top w:val="single" w:sz="8" w:space="0" w:color="FFFFFF"/>
-            <w:start w:val="single" w:sz="8" w:space="0" w:color="FFFFFF"/>
+            <w:left w:val="single" w:sz="8" w:space="0" w:color="FFFFFF"/>
             <w:bottom w:val="single" w:sz="8" w:space="0" w:color="FFFFFF"/>
-            <w:end w:val="single" w:sz="8" w:space="0" w:color="FFFFFF"/>
+            <w:right w:val="single" w:sz="8" w:space="0" w:color="FFFFFF"/>
           </w:tcBorders>
-          <w:shd w:fill="auto" w:val="clear"/>
           <w:vAlign w:val="bottom"/>
         </w:tcPr>
         <w:p>
           <w:pPr>
             <w:pStyle w:val="normal1"/>
             <w:keepLines/>
-            <w:spacing w:lineRule="auto" w:line="240" w:before="0" w:after="0"/>
-            <w:ind w:hanging="0" w:start="720"/>
+            <w:ind w:left="720"/>
             <w:jc w:val="center"/>
             <w:rPr>
               <w:sz w:val="14"/>
               <w:szCs w:val="14"/>
+              <w:lang w:val="de-DE"/>
             </w:rPr>
           </w:pPr>
           <w:r>
             <w:rPr>
               <w:sz w:val="14"/>
               <w:szCs w:val="14"/>
+              <w:lang w:val="de-DE"/>
             </w:rPr>
             <w:t>EmC2 Attila Landgrafe | Waldstraße 5 | 95032 Hof</w:t>
           </w:r>
@@ -3317,18 +3548,19 @@
           <w:pPr>
             <w:pStyle w:val="normal1"/>
             <w:keepLines/>
-            <w:spacing w:lineRule="auto" w:line="240" w:before="0" w:after="0"/>
-            <w:ind w:hanging="0" w:start="720"/>
+            <w:ind w:left="720"/>
             <w:jc w:val="center"/>
             <w:rPr>
               <w:sz w:val="14"/>
               <w:szCs w:val="14"/>
+              <w:lang w:val="de-DE"/>
             </w:rPr>
           </w:pPr>
           <w:r>
             <w:rPr>
               <w:sz w:val="14"/>
               <w:szCs w:val="14"/>
+              <w:lang w:val="de-DE"/>
             </w:rPr>
             <w:t>Steuernummer: 22324320478 | USt-IdNr.: DE296903997</w:t>
           </w:r>
@@ -3337,18 +3569,19 @@
           <w:pPr>
             <w:pStyle w:val="normal1"/>
             <w:keepLines/>
-            <w:spacing w:lineRule="auto" w:line="240" w:before="0" w:after="0"/>
-            <w:ind w:hanging="0" w:start="720"/>
+            <w:ind w:left="720"/>
             <w:jc w:val="center"/>
             <w:rPr>
               <w:sz w:val="14"/>
               <w:szCs w:val="14"/>
+              <w:lang w:val="de-DE"/>
             </w:rPr>
           </w:pPr>
           <w:r>
             <w:rPr>
               <w:sz w:val="14"/>
               <w:szCs w:val="14"/>
+              <w:lang w:val="de-DE"/>
             </w:rPr>
             <w:t>VR Bank Bayreuth-Hof eG | IBAN: DE43 7806 0896 0007 0794 43 | BIC: GENODEF1HO1</w:t>
           </w:r>
@@ -3359,23 +3592,15 @@
           <w:tcW w:w="1830" w:type="dxa"/>
           <w:tcBorders>
             <w:top w:val="single" w:sz="8" w:space="0" w:color="FFFFFF"/>
-            <w:start w:val="single" w:sz="8" w:space="0" w:color="FFFFFF"/>
+            <w:left w:val="single" w:sz="8" w:space="0" w:color="FFFFFF"/>
             <w:bottom w:val="single" w:sz="8" w:space="0" w:color="FFFFFF"/>
-            <w:end w:val="single" w:sz="8" w:space="0" w:color="FFFFFF"/>
+            <w:right w:val="single" w:sz="8" w:space="0" w:color="FFFFFF"/>
           </w:tcBorders>
-          <w:shd w:fill="auto" w:val="clear"/>
         </w:tcPr>
         <w:p>
           <w:pPr>
             <w:pStyle w:val="normal1"/>
-            <w:keepNext w:val="false"/>
-            <w:keepLines w:val="false"/>
-            <w:widowControl w:val="false"/>
-            <w:pBdr/>
-            <w:shd w:val="clear" w:fill="auto"/>
-            <w:spacing w:lineRule="auto" w:line="240" w:before="0" w:after="0"/>
-            <w:ind w:hanging="0" w:start="0" w:end="0"/>
-            <w:jc w:val="end"/>
+            <w:jc w:val="right"/>
             <w:rPr>
               <w:sz w:val="16"/>
               <w:szCs w:val="16"/>
@@ -3385,28 +3610,39 @@
             <w:rPr>
               <w:sz w:val="16"/>
               <w:szCs w:val="16"/>
+              <w:lang w:val="de-DE"/>
             </w:rPr>
             <w:br/>
-            <w:t xml:space="preserve">Seite </w:t>
+          </w:r>
+          <w:proofErr w:type="spellStart"/>
+          <w:r>
+            <w:rPr>
+              <w:sz w:val="16"/>
+              <w:szCs w:val="16"/>
+            </w:rPr>
+            <w:t>Seite</w:t>
+          </w:r>
+          <w:proofErr w:type="spellEnd"/>
+          <w:r>
+            <w:rPr>
+              <w:sz w:val="16"/>
+              <w:szCs w:val="16"/>
+            </w:rPr>
+            <w:t xml:space="preserve"> </w:t>
           </w:r>
           <w:r>
-            <w:rPr/>
             <w:fldChar w:fldCharType="begin"/>
           </w:r>
           <w:r>
-            <w:rPr/>
             <w:instrText xml:space="preserve"> PAGE </w:instrText>
           </w:r>
           <w:r>
-            <w:rPr/>
             <w:fldChar w:fldCharType="separate"/>
           </w:r>
           <w:r>
-            <w:rPr/>
             <w:t>3</w:t>
           </w:r>
           <w:r>
-            <w:rPr/>
             <w:fldChar w:fldCharType="end"/>
           </w:r>
           <w:r>
@@ -3416,26 +3652,11 @@
             </w:rPr>
             <w:t>/</w:t>
           </w:r>
-          <w:r>
-            <w:rPr/>
-            <w:fldChar w:fldCharType="begin"/>
-          </w:r>
-          <w:r>
-            <w:rPr/>
-            <w:instrText xml:space="preserve"> NUMPAGES </w:instrText>
-          </w:r>
-          <w:r>
-            <w:rPr/>
-            <w:fldChar w:fldCharType="separate"/>
-          </w:r>
-          <w:r>
-            <w:rPr/>
-            <w:t>3</w:t>
-          </w:r>
-          <w:r>
-            <w:rPr/>
-            <w:fldChar w:fldCharType="end"/>
-          </w:r>
+          <w:fldSimple w:instr=" NUMPAGES ">
+            <w:r>
+              <w:t>3</w:t>
+            </w:r>
+          </w:fldSimple>
         </w:p>
       </w:tc>
     </w:tr>
@@ -3443,61 +3664,65 @@
   <w:p>
     <w:pPr>
       <w:pStyle w:val="normal1"/>
-      <w:spacing w:lineRule="auto" w:line="14" w:before="240" w:after="240"/>
+      <w:spacing w:before="240" w:after="240" w:line="14" w:lineRule="auto"/>
       <w:jc w:val="center"/>
-      <w:rPr/>
     </w:pPr>
-    <w:r>
-      <w:rPr/>
-    </w:r>
   </w:p>
 </w:ftr>
 </file>
 
+<file path=word/footnotes.xml><?xml version="1.0" encoding="utf-8"?>
+<w:footnotes xmlns:wpc="http://schemas.microsoft.com/office/word/2010/wordprocessingCanvas" xmlns:cx="http://schemas.microsoft.com/office/drawing/2014/chartex" xmlns:cx1="http://schemas.microsoft.com/office/drawing/2015/9/8/chartex" xmlns:cx2="http://schemas.microsoft.com/office/drawing/2015/10/21/chartex" xmlns:cx3="http://schemas.microsoft.com/office/drawing/2016/5/9/chartex" xmlns:cx4="http://schemas.microsoft.com/office/drawing/2016/5/10/chartex" xmlns:cx5="http://schemas.microsoft.com/office/drawing/2016/5/11/chartex" xmlns:cx6="http://schemas.microsoft.com/office/drawing/2016/5/12/chartex" xmlns:cx7="http://schemas.microsoft.com/office/drawing/2016/5/13/chartex" xmlns:cx8="http://schemas.microsoft.com/office/drawing/2016/5/14/chartex" xmlns:mc="http://schemas.openxmlformats.org/markup-compatibility/2006" xmlns:aink="http://schemas.microsoft.com/office/drawing/2016/ink" xmlns:am3d="http://schemas.microsoft.com/office/drawing/2017/model3d" xmlns:o="urn:schemas-microsoft-com:office:office" xmlns:oel="http://schemas.microsoft.com/office/2019/extlst" xmlns:r="http://schemas.openxmlformats.org/officeDocument/2006/relationships" xmlns:m="http://schemas.openxmlformats.org/officeDocument/2006/math" xmlns:v="urn:schemas-microsoft-com:vml" xmlns:wp14="http://schemas.microsoft.com/office/word/2010/wordprocessingDrawing" xmlns:wp="http://schemas.openxmlformats.org/drawingml/2006/wordprocessingDrawing" xmlns:w10="urn:schemas-microsoft-com:office:word" xmlns:w="http://schemas.openxmlformats.org/wordprocessingml/2006/main" xmlns:w14="http://schemas.microsoft.com/office/word/2010/wordml" xmlns:w15="http://schemas.microsoft.com/office/word/2012/wordml" xmlns:w16cex="http://schemas.microsoft.com/office/word/2018/wordml/cex" xmlns:w16cid="http://schemas.microsoft.com/office/word/2016/wordml/cid" xmlns:w16="http://schemas.microsoft.com/office/word/2018/wordml" xmlns:w16du="http://schemas.microsoft.com/office/word/2023/wordml/word16du" xmlns:w16sdtdh="http://schemas.microsoft.com/office/word/2020/wordml/sdtdatahash" xmlns:w16sdtfl="http://schemas.microsoft.com/office/word/2024/wordml/sdtformatlock" xmlns:w16se="http://schemas.microsoft.com/office/word/2015/wordml/symex" xmlns:wpg="http://schemas.microsoft.com/office/word/2010/wordprocessingGroup" xmlns:wpi="http://schemas.microsoft.com/office/word/2010/wordprocessingInk" xmlns:wne="http://schemas.microsoft.com/office/word/2006/wordml" xmlns:wps="http://schemas.microsoft.com/office/word/2010/wordprocessingShape" mc:Ignorable="w14 w15 w16se w16cid w16 w16cex w16sdtdh w16sdtfl w16du wp14">
+  <w:footnote w:type="separator" w:id="-1">
+    <w:p>
+      <w:r>
+        <w:separator/>
+      </w:r>
+    </w:p>
+  </w:footnote>
+  <w:footnote w:type="continuationSeparator" w:id="0">
+    <w:p>
+      <w:r>
+        <w:continuationSeparator/>
+      </w:r>
+    </w:p>
+  </w:footnote>
+</w:footnotes>
+</file>
+
 <file path=word/header1.xml><?xml version="1.0" encoding="utf-8"?>
-<w:hdr xmlns:o="urn:schemas-microsoft-com:office:office" xmlns:r="http://schemas.openxmlformats.org/officeDocument/2006/relationships" xmlns:v="urn:schemas-microsoft-com:vml" xmlns:w="http://schemas.openxmlformats.org/wordprocessingml/2006/main" xmlns:w10="urn:schemas-microsoft-com:office:word" xmlns:wp="http://schemas.openxmlformats.org/drawingml/2006/wordprocessingDrawing" xmlns:pic="http://schemas.openxmlformats.org/drawingml/2006/picture" xmlns:wps="http://schemas.microsoft.com/office/word/2010/wordprocessingShape" xmlns:wpg="http://schemas.microsoft.com/office/word/2010/wordprocessingGroup" xmlns:mc="http://schemas.openxmlformats.org/markup-compatibility/2006" xmlns:wp14="http://schemas.microsoft.com/office/word/2010/wordprocessingDrawing" xmlns:w14="http://schemas.microsoft.com/office/word/2010/wordml" xmlns:w15="http://schemas.microsoft.com/office/word/2012/wordml" mc:Ignorable="w14 wp14 w15">
+<w:hdr xmlns:wpc="http://schemas.microsoft.com/office/word/2010/wordprocessingCanvas" xmlns:cx="http://schemas.microsoft.com/office/drawing/2014/chartex" xmlns:cx1="http://schemas.microsoft.com/office/drawing/2015/9/8/chartex" xmlns:cx2="http://schemas.microsoft.com/office/drawing/2015/10/21/chartex" xmlns:cx3="http://schemas.microsoft.com/office/drawing/2016/5/9/chartex" xmlns:cx4="http://schemas.microsoft.com/office/drawing/2016/5/10/chartex" xmlns:cx5="http://schemas.microsoft.com/office/drawing/2016/5/11/chartex" xmlns:cx6="http://schemas.microsoft.com/office/drawing/2016/5/12/chartex" xmlns:cx7="http://schemas.microsoft.com/office/drawing/2016/5/13/chartex" xmlns:cx8="http://schemas.microsoft.com/office/drawing/2016/5/14/chartex" xmlns:mc="http://schemas.openxmlformats.org/markup-compatibility/2006" xmlns:aink="http://schemas.microsoft.com/office/drawing/2016/ink" xmlns:am3d="http://schemas.microsoft.com/office/drawing/2017/model3d" xmlns:o="urn:schemas-microsoft-com:office:office" xmlns:oel="http://schemas.microsoft.com/office/2019/extlst" xmlns:r="http://schemas.openxmlformats.org/officeDocument/2006/relationships" xmlns:m="http://schemas.openxmlformats.org/officeDocument/2006/math" xmlns:v="urn:schemas-microsoft-com:vml" xmlns:wp14="http://schemas.microsoft.com/office/word/2010/wordprocessingDrawing" xmlns:wp="http://schemas.openxmlformats.org/drawingml/2006/wordprocessingDrawing" xmlns:w10="urn:schemas-microsoft-com:office:word" xmlns:w="http://schemas.openxmlformats.org/wordprocessingml/2006/main" xmlns:w14="http://schemas.microsoft.com/office/word/2010/wordml" xmlns:w15="http://schemas.microsoft.com/office/word/2012/wordml" xmlns:w16cex="http://schemas.microsoft.com/office/word/2018/wordml/cex" xmlns:w16cid="http://schemas.microsoft.com/office/word/2016/wordml/cid" xmlns:w16="http://schemas.microsoft.com/office/word/2018/wordml" xmlns:w16du="http://schemas.microsoft.com/office/word/2023/wordml/word16du" xmlns:w16sdtdh="http://schemas.microsoft.com/office/word/2020/wordml/sdtdatahash" xmlns:w16sdtfl="http://schemas.microsoft.com/office/word/2024/wordml/sdtformatlock" xmlns:w16se="http://schemas.microsoft.com/office/word/2015/wordml/symex" xmlns:wpg="http://schemas.microsoft.com/office/word/2010/wordprocessingGroup" xmlns:wpi="http://schemas.microsoft.com/office/word/2010/wordprocessingInk" xmlns:wne="http://schemas.microsoft.com/office/word/2006/wordml" xmlns:wps="http://schemas.microsoft.com/office/word/2010/wordprocessingShape" mc:Ignorable="w14 w15 w16se w16cid w16 w16cex w16sdtdh w16sdtfl w16du wp14">
   <w:p>
     <w:pPr>
-      <w:pStyle w:val="Header"/>
-      <w:rPr/>
+      <w:pStyle w:val="Nagwek"/>
     </w:pPr>
-    <w:r>
-      <w:rPr/>
-    </w:r>
   </w:p>
 </w:hdr>
 </file>
 
 <file path=word/header2.xml><?xml version="1.0" encoding="utf-8"?>
-<w:hdr xmlns:o="urn:schemas-microsoft-com:office:office" xmlns:r="http://schemas.openxmlformats.org/officeDocument/2006/relationships" xmlns:v="urn:schemas-microsoft-com:vml" xmlns:w="http://schemas.openxmlformats.org/wordprocessingml/2006/main" xmlns:w10="urn:schemas-microsoft-com:office:word" xmlns:wp="http://schemas.openxmlformats.org/drawingml/2006/wordprocessingDrawing" xmlns:pic="http://schemas.openxmlformats.org/drawingml/2006/picture" xmlns:wps="http://schemas.microsoft.com/office/word/2010/wordprocessingShape" xmlns:wpg="http://schemas.microsoft.com/office/word/2010/wordprocessingGroup" xmlns:mc="http://schemas.openxmlformats.org/markup-compatibility/2006" xmlns:wp14="http://schemas.microsoft.com/office/word/2010/wordprocessingDrawing" xmlns:w14="http://schemas.microsoft.com/office/word/2010/wordml" xmlns:w15="http://schemas.microsoft.com/office/word/2012/wordml" mc:Ignorable="w14 wp14 w15">
+<w:hdr xmlns:wpc="http://schemas.microsoft.com/office/word/2010/wordprocessingCanvas" xmlns:cx="http://schemas.microsoft.com/office/drawing/2014/chartex" xmlns:cx1="http://schemas.microsoft.com/office/drawing/2015/9/8/chartex" xmlns:cx2="http://schemas.microsoft.com/office/drawing/2015/10/21/chartex" xmlns:cx3="http://schemas.microsoft.com/office/drawing/2016/5/9/chartex" xmlns:cx4="http://schemas.microsoft.com/office/drawing/2016/5/10/chartex" xmlns:cx5="http://schemas.microsoft.com/office/drawing/2016/5/11/chartex" xmlns:cx6="http://schemas.microsoft.com/office/drawing/2016/5/12/chartex" xmlns:cx7="http://schemas.microsoft.com/office/drawing/2016/5/13/chartex" xmlns:cx8="http://schemas.microsoft.com/office/drawing/2016/5/14/chartex" xmlns:mc="http://schemas.openxmlformats.org/markup-compatibility/2006" xmlns:aink="http://schemas.microsoft.com/office/drawing/2016/ink" xmlns:am3d="http://schemas.microsoft.com/office/drawing/2017/model3d" xmlns:o="urn:schemas-microsoft-com:office:office" xmlns:oel="http://schemas.microsoft.com/office/2019/extlst" xmlns:r="http://schemas.openxmlformats.org/officeDocument/2006/relationships" xmlns:m="http://schemas.openxmlformats.org/officeDocument/2006/math" xmlns:v="urn:schemas-microsoft-com:vml" xmlns:wp14="http://schemas.microsoft.com/office/word/2010/wordprocessingDrawing" xmlns:wp="http://schemas.openxmlformats.org/drawingml/2006/wordprocessingDrawing" xmlns:w10="urn:schemas-microsoft-com:office:word" xmlns:w="http://schemas.openxmlformats.org/wordprocessingml/2006/main" xmlns:w14="http://schemas.microsoft.com/office/word/2010/wordml" xmlns:w15="http://schemas.microsoft.com/office/word/2012/wordml" xmlns:w16cex="http://schemas.microsoft.com/office/word/2018/wordml/cex" xmlns:w16cid="http://schemas.microsoft.com/office/word/2016/wordml/cid" xmlns:w16="http://schemas.microsoft.com/office/word/2018/wordml" xmlns:w16du="http://schemas.microsoft.com/office/word/2023/wordml/word16du" xmlns:w16sdtdh="http://schemas.microsoft.com/office/word/2020/wordml/sdtdatahash" xmlns:w16sdtfl="http://schemas.microsoft.com/office/word/2024/wordml/sdtformatlock" xmlns:w16se="http://schemas.microsoft.com/office/word/2015/wordml/symex" xmlns:wpg="http://schemas.microsoft.com/office/word/2010/wordprocessingGroup" xmlns:wpi="http://schemas.microsoft.com/office/word/2010/wordprocessingInk" xmlns:wne="http://schemas.microsoft.com/office/word/2006/wordml" xmlns:wps="http://schemas.microsoft.com/office/word/2010/wordprocessingShape" mc:Ignorable="w14 w15 w16se w16cid w16 w16cex w16sdtdh w16sdtfl w16du wp14">
   <w:p>
     <w:pPr>
       <w:pStyle w:val="normal1"/>
-      <w:rPr/>
     </w:pPr>
-    <w:r>
-      <w:rPr/>
-    </w:r>
   </w:p>
   <w:p>
     <w:pPr>
       <w:pStyle w:val="normal1"/>
-      <w:rPr/>
     </w:pPr>
-    <w:r>
-      <w:rPr/>
-    </w:r>
   </w:p>
   <w:p>
     <w:pPr>
       <w:pStyle w:val="normal1"/>
-      <w:ind w:hanging="0" w:start="7200"/>
-      <w:rPr/>
+      <w:ind w:left="7200"/>
     </w:pPr>
     <w:r>
-      <w:rPr/>
+      <w:rPr>
+        <w:noProof/>
+      </w:rPr>
       <w:drawing>
-        <wp:inline distT="0" distB="0" distL="0" distR="0">
+        <wp:inline distT="0" distB="0" distL="0" distR="0" wp14:anchorId="26343197" wp14:editId="3B5F394F">
           <wp:extent cx="1585595" cy="920750"/>
           <wp:effectExtent l="0" t="0" r="0" b="0"/>
           <wp:docPr id="1" name="image1.jpg"/>
@@ -3540,35 +3765,28 @@
 </file>
 
 <file path=word/header3.xml><?xml version="1.0" encoding="utf-8"?>
-<w:hdr xmlns:o="urn:schemas-microsoft-com:office:office" xmlns:r="http://schemas.openxmlformats.org/officeDocument/2006/relationships" xmlns:v="urn:schemas-microsoft-com:vml" xmlns:w="http://schemas.openxmlformats.org/wordprocessingml/2006/main" xmlns:w10="urn:schemas-microsoft-com:office:word" xmlns:wp="http://schemas.openxmlformats.org/drawingml/2006/wordprocessingDrawing" xmlns:pic="http://schemas.openxmlformats.org/drawingml/2006/picture" xmlns:wps="http://schemas.microsoft.com/office/word/2010/wordprocessingShape" xmlns:wpg="http://schemas.microsoft.com/office/word/2010/wordprocessingGroup" xmlns:mc="http://schemas.openxmlformats.org/markup-compatibility/2006" xmlns:wp14="http://schemas.microsoft.com/office/word/2010/wordprocessingDrawing" xmlns:w14="http://schemas.microsoft.com/office/word/2010/wordml" xmlns:w15="http://schemas.microsoft.com/office/word/2012/wordml" mc:Ignorable="w14 wp14 w15">
+<w:hdr xmlns:wpc="http://schemas.microsoft.com/office/word/2010/wordprocessingCanvas" xmlns:cx="http://schemas.microsoft.com/office/drawing/2014/chartex" xmlns:cx1="http://schemas.microsoft.com/office/drawing/2015/9/8/chartex" xmlns:cx2="http://schemas.microsoft.com/office/drawing/2015/10/21/chartex" xmlns:cx3="http://schemas.microsoft.com/office/drawing/2016/5/9/chartex" xmlns:cx4="http://schemas.microsoft.com/office/drawing/2016/5/10/chartex" xmlns:cx5="http://schemas.microsoft.com/office/drawing/2016/5/11/chartex" xmlns:cx6="http://schemas.microsoft.com/office/drawing/2016/5/12/chartex" xmlns:cx7="http://schemas.microsoft.com/office/drawing/2016/5/13/chartex" xmlns:cx8="http://schemas.microsoft.com/office/drawing/2016/5/14/chartex" xmlns:mc="http://schemas.openxmlformats.org/markup-compatibility/2006" xmlns:aink="http://schemas.microsoft.com/office/drawing/2016/ink" xmlns:am3d="http://schemas.microsoft.com/office/drawing/2017/model3d" xmlns:o="urn:schemas-microsoft-com:office:office" xmlns:oel="http://schemas.microsoft.com/office/2019/extlst" xmlns:r="http://schemas.openxmlformats.org/officeDocument/2006/relationships" xmlns:m="http://schemas.openxmlformats.org/officeDocument/2006/math" xmlns:v="urn:schemas-microsoft-com:vml" xmlns:wp14="http://schemas.microsoft.com/office/word/2010/wordprocessingDrawing" xmlns:wp="http://schemas.openxmlformats.org/drawingml/2006/wordprocessingDrawing" xmlns:w10="urn:schemas-microsoft-com:office:word" xmlns:w="http://schemas.openxmlformats.org/wordprocessingml/2006/main" xmlns:w14="http://schemas.microsoft.com/office/word/2010/wordml" xmlns:w15="http://schemas.microsoft.com/office/word/2012/wordml" xmlns:w16cex="http://schemas.microsoft.com/office/word/2018/wordml/cex" xmlns:w16cid="http://schemas.microsoft.com/office/word/2016/wordml/cid" xmlns:w16="http://schemas.microsoft.com/office/word/2018/wordml" xmlns:w16du="http://schemas.microsoft.com/office/word/2023/wordml/word16du" xmlns:w16sdtdh="http://schemas.microsoft.com/office/word/2020/wordml/sdtdatahash" xmlns:w16sdtfl="http://schemas.microsoft.com/office/word/2024/wordml/sdtformatlock" xmlns:w16se="http://schemas.microsoft.com/office/word/2015/wordml/symex" xmlns:wpg="http://schemas.microsoft.com/office/word/2010/wordprocessingGroup" xmlns:wpi="http://schemas.microsoft.com/office/word/2010/wordprocessingInk" xmlns:wne="http://schemas.microsoft.com/office/word/2006/wordml" xmlns:wps="http://schemas.microsoft.com/office/word/2010/wordprocessingShape" mc:Ignorable="w14 w15 w16se w16cid w16 w16cex w16sdtdh w16sdtfl w16du wp14">
   <w:p>
     <w:pPr>
       <w:pStyle w:val="normal1"/>
-      <w:rPr/>
     </w:pPr>
-    <w:r>
-      <w:rPr/>
-    </w:r>
   </w:p>
   <w:p>
     <w:pPr>
       <w:pStyle w:val="normal1"/>
-      <w:rPr/>
     </w:pPr>
-    <w:r>
-      <w:rPr/>
-    </w:r>
   </w:p>
   <w:p>
     <w:pPr>
       <w:pStyle w:val="normal1"/>
-      <w:ind w:hanging="0" w:start="7200"/>
-      <w:rPr/>
+      <w:ind w:left="7200"/>
     </w:pPr>
     <w:r>
-      <w:rPr/>
+      <w:rPr>
+        <w:noProof/>
+      </w:rPr>
       <w:drawing>
-        <wp:inline distT="0" distB="0" distL="0" distR="0">
+        <wp:inline distT="0" distB="0" distL="0" distR="0" wp14:anchorId="4F26622A" wp14:editId="0E90D6A1">
           <wp:extent cx="1585595" cy="920750"/>
           <wp:effectExtent l="0" t="0" r="0" b="0"/>
           <wp:docPr id="2" name="image1.jpg"/>
@@ -3611,11 +3829,11 @@
 </file>
 
 <file path=word/styles.xml><?xml version="1.0" encoding="utf-8"?>
-<w:styles xmlns:w="http://schemas.openxmlformats.org/wordprocessingml/2006/main" xmlns:w14="http://schemas.microsoft.com/office/word/2010/wordml" xmlns:mc="http://schemas.openxmlformats.org/markup-compatibility/2006" mc:Ignorable="w14">
+<w:styles xmlns:mc="http://schemas.openxmlformats.org/markup-compatibility/2006" xmlns:r="http://schemas.openxmlformats.org/officeDocument/2006/relationships" xmlns:w="http://schemas.openxmlformats.org/wordprocessingml/2006/main" xmlns:w14="http://schemas.microsoft.com/office/word/2010/wordml" xmlns:w15="http://schemas.microsoft.com/office/word/2012/wordml" xmlns:w16cex="http://schemas.microsoft.com/office/word/2018/wordml/cex" xmlns:w16cid="http://schemas.microsoft.com/office/word/2016/wordml/cid" xmlns:w16="http://schemas.microsoft.com/office/word/2018/wordml" xmlns:w16du="http://schemas.microsoft.com/office/word/2023/wordml/word16du" xmlns:w16sdtdh="http://schemas.microsoft.com/office/word/2020/wordml/sdtdatahash" xmlns:w16sdtfl="http://schemas.microsoft.com/office/word/2024/wordml/sdtformatlock" xmlns:w16se="http://schemas.microsoft.com/office/word/2015/wordml/symex" mc:Ignorable="w14 w15 w16se w16cid w16 w16cex w16sdtdh w16sdtfl w16du">
   <w:docDefaults>
     <w:rPrDefault>
       <w:rPr>
-        <w:rFonts w:ascii="Calibri" w:hAnsi="Calibri" w:eastAsia="Calibri" w:cs="Calibri"/>
+        <w:rFonts w:ascii="Calibri" w:eastAsia="Calibri" w:hAnsi="Calibri" w:cs="Calibri"/>
         <w:sz w:val="22"/>
         <w:szCs w:val="22"/>
         <w:lang w:val="en-US" w:eastAsia="zh-CN" w:bidi="hi-IN"/>
@@ -3623,38 +3841,406 @@
     </w:rPrDefault>
     <w:pPrDefault>
       <w:pPr>
-        <w:suppressAutoHyphens w:val="true"/>
+        <w:suppressAutoHyphens/>
       </w:pPr>
     </w:pPrDefault>
   </w:docDefaults>
-  <w:style w:type="paragraph" w:styleId="Normal">
+  <w:latentStyles w:defLockedState="0" w:defUIPriority="99" w:defSemiHidden="0" w:defUnhideWhenUsed="0" w:defQFormat="0" w:count="376">
+    <w:lsdException w:name="Normal" w:uiPriority="0" w:qFormat="1"/>
+    <w:lsdException w:name="heading 1" w:uiPriority="9" w:qFormat="1"/>
+    <w:lsdException w:name="heading 2" w:semiHidden="1" w:uiPriority="9" w:unhideWhenUsed="1" w:qFormat="1"/>
+    <w:lsdException w:name="heading 3" w:semiHidden="1" w:uiPriority="9" w:unhideWhenUsed="1" w:qFormat="1"/>
+    <w:lsdException w:name="heading 4" w:semiHidden="1" w:uiPriority="9" w:unhideWhenUsed="1" w:qFormat="1"/>
+    <w:lsdException w:name="heading 5" w:semiHidden="1" w:uiPriority="9" w:unhideWhenUsed="1" w:qFormat="1"/>
+    <w:lsdException w:name="heading 6" w:semiHidden="1" w:uiPriority="9" w:unhideWhenUsed="1" w:qFormat="1"/>
+    <w:lsdException w:name="heading 7" w:semiHidden="1" w:uiPriority="9" w:unhideWhenUsed="1" w:qFormat="1"/>
+    <w:lsdException w:name="heading 8" w:semiHidden="1" w:uiPriority="9" w:unhideWhenUsed="1" w:qFormat="1"/>
+    <w:lsdException w:name="heading 9" w:semiHidden="1" w:uiPriority="9" w:unhideWhenUsed="1" w:qFormat="1"/>
+    <w:lsdException w:name="index 1" w:semiHidden="1" w:unhideWhenUsed="1"/>
+    <w:lsdException w:name="index 2" w:semiHidden="1" w:unhideWhenUsed="1"/>
+    <w:lsdException w:name="index 3" w:semiHidden="1" w:unhideWhenUsed="1"/>
+    <w:lsdException w:name="index 4" w:semiHidden="1" w:unhideWhenUsed="1"/>
+    <w:lsdException w:name="index 5" w:semiHidden="1" w:unhideWhenUsed="1"/>
+    <w:lsdException w:name="index 6" w:semiHidden="1" w:unhideWhenUsed="1"/>
+    <w:lsdException w:name="index 7" w:semiHidden="1" w:unhideWhenUsed="1"/>
+    <w:lsdException w:name="index 8" w:semiHidden="1" w:unhideWhenUsed="1"/>
+    <w:lsdException w:name="index 9" w:semiHidden="1" w:unhideWhenUsed="1"/>
+    <w:lsdException w:name="toc 1" w:semiHidden="1" w:uiPriority="39" w:unhideWhenUsed="1"/>
+    <w:lsdException w:name="toc 2" w:semiHidden="1" w:uiPriority="39" w:unhideWhenUsed="1"/>
+    <w:lsdException w:name="toc 3" w:semiHidden="1" w:uiPriority="39" w:unhideWhenUsed="1"/>
+    <w:lsdException w:name="toc 4" w:semiHidden="1" w:uiPriority="39" w:unhideWhenUsed="1"/>
+    <w:lsdException w:name="toc 5" w:semiHidden="1" w:uiPriority="39" w:unhideWhenUsed="1"/>
+    <w:lsdException w:name="toc 6" w:semiHidden="1" w:uiPriority="39" w:unhideWhenUsed="1"/>
+    <w:lsdException w:name="toc 7" w:semiHidden="1" w:uiPriority="39" w:unhideWhenUsed="1"/>
+    <w:lsdException w:name="toc 8" w:semiHidden="1" w:uiPriority="39" w:unhideWhenUsed="1"/>
+    <w:lsdException w:name="toc 9" w:semiHidden="1" w:uiPriority="39" w:unhideWhenUsed="1"/>
+    <w:lsdException w:name="Normal Indent" w:semiHidden="1" w:unhideWhenUsed="1"/>
+    <w:lsdException w:name="footnote text" w:semiHidden="1" w:unhideWhenUsed="1"/>
+    <w:lsdException w:name="annotation text" w:semiHidden="1" w:unhideWhenUsed="1"/>
+    <w:lsdException w:name="header" w:semiHidden="1" w:unhideWhenUsed="1"/>
+    <w:lsdException w:name="footer" w:semiHidden="1" w:unhideWhenUsed="1"/>
+    <w:lsdException w:name="index heading" w:semiHidden="1" w:unhideWhenUsed="1"/>
+    <w:lsdException w:name="caption" w:semiHidden="1" w:uiPriority="35" w:unhideWhenUsed="1" w:qFormat="1"/>
+    <w:lsdException w:name="table of figures" w:semiHidden="1" w:unhideWhenUsed="1"/>
+    <w:lsdException w:name="envelope address" w:semiHidden="1" w:unhideWhenUsed="1"/>
+    <w:lsdException w:name="envelope return" w:semiHidden="1" w:unhideWhenUsed="1"/>
+    <w:lsdException w:name="footnote reference" w:semiHidden="1" w:unhideWhenUsed="1"/>
+    <w:lsdException w:name="annotation reference" w:semiHidden="1" w:unhideWhenUsed="1"/>
+    <w:lsdException w:name="line number" w:semiHidden="1" w:unhideWhenUsed="1"/>
+    <w:lsdException w:name="page number" w:semiHidden="1" w:unhideWhenUsed="1"/>
+    <w:lsdException w:name="endnote reference" w:semiHidden="1" w:unhideWhenUsed="1"/>
+    <w:lsdException w:name="endnote text" w:semiHidden="1" w:unhideWhenUsed="1"/>
+    <w:lsdException w:name="table of authorities" w:semiHidden="1" w:unhideWhenUsed="1"/>
+    <w:lsdException w:name="macro" w:semiHidden="1" w:unhideWhenUsed="1"/>
+    <w:lsdException w:name="toa heading" w:semiHidden="1" w:unhideWhenUsed="1"/>
+    <w:lsdException w:name="List" w:semiHidden="1" w:unhideWhenUsed="1"/>
+    <w:lsdException w:name="List Bullet" w:semiHidden="1" w:unhideWhenUsed="1"/>
+    <w:lsdException w:name="List Number" w:semiHidden="1" w:unhideWhenUsed="1"/>
+    <w:lsdException w:name="List 2" w:semiHidden="1" w:unhideWhenUsed="1"/>
+    <w:lsdException w:name="List 3" w:semiHidden="1" w:unhideWhenUsed="1"/>
+    <w:lsdException w:name="List 4" w:semiHidden="1" w:unhideWhenUsed="1"/>
+    <w:lsdException w:name="List 5" w:semiHidden="1" w:unhideWhenUsed="1"/>
+    <w:lsdException w:name="List Bullet 2" w:semiHidden="1" w:unhideWhenUsed="1"/>
+    <w:lsdException w:name="List Bullet 3" w:semiHidden="1" w:unhideWhenUsed="1"/>
+    <w:lsdException w:name="List Bullet 4" w:semiHidden="1" w:unhideWhenUsed="1"/>
+    <w:lsdException w:name="List Bullet 5" w:semiHidden="1" w:unhideWhenUsed="1"/>
+    <w:lsdException w:name="List Number 2" w:semiHidden="1" w:unhideWhenUsed="1"/>
+    <w:lsdException w:name="List Number 3" w:semiHidden="1" w:unhideWhenUsed="1"/>
+    <w:lsdException w:name="List Number 4" w:semiHidden="1" w:unhideWhenUsed="1"/>
+    <w:lsdException w:name="List Number 5" w:semiHidden="1" w:unhideWhenUsed="1"/>
+    <w:lsdException w:name="Title" w:uiPriority="10" w:qFormat="1"/>
+    <w:lsdException w:name="Closing" w:semiHidden="1" w:unhideWhenUsed="1"/>
+    <w:lsdException w:name="Signature" w:semiHidden="1" w:unhideWhenUsed="1"/>
+    <w:lsdException w:name="Default Paragraph Font" w:semiHidden="1" w:uiPriority="1" w:unhideWhenUsed="1"/>
+    <w:lsdException w:name="Body Text" w:semiHidden="1" w:unhideWhenUsed="1"/>
+    <w:lsdException w:name="Body Text Indent" w:semiHidden="1" w:unhideWhenUsed="1"/>
+    <w:lsdException w:name="List Continue" w:semiHidden="1" w:unhideWhenUsed="1"/>
+    <w:lsdException w:name="List Continue 2" w:semiHidden="1" w:unhideWhenUsed="1"/>
+    <w:lsdException w:name="List Continue 3" w:semiHidden="1" w:unhideWhenUsed="1"/>
+    <w:lsdException w:name="List Continue 4" w:semiHidden="1" w:unhideWhenUsed="1"/>
+    <w:lsdException w:name="List Continue 5" w:semiHidden="1" w:unhideWhenUsed="1"/>
+    <w:lsdException w:name="Message Header" w:semiHidden="1" w:unhideWhenUsed="1"/>
+    <w:lsdException w:name="Subtitle" w:uiPriority="11" w:qFormat="1"/>
+    <w:lsdException w:name="Salutation" w:semiHidden="1" w:unhideWhenUsed="1"/>
+    <w:lsdException w:name="Date" w:semiHidden="1" w:unhideWhenUsed="1"/>
+    <w:lsdException w:name="Body Text First Indent" w:semiHidden="1" w:unhideWhenUsed="1"/>
+    <w:lsdException w:name="Body Text First Indent 2" w:semiHidden="1" w:unhideWhenUsed="1"/>
+    <w:lsdException w:name="Note Heading" w:semiHidden="1" w:unhideWhenUsed="1"/>
+    <w:lsdException w:name="Body Text 2" w:semiHidden="1" w:unhideWhenUsed="1"/>
+    <w:lsdException w:name="Body Text 3" w:semiHidden="1" w:unhideWhenUsed="1"/>
+    <w:lsdException w:name="Body Text Indent 2" w:semiHidden="1" w:unhideWhenUsed="1"/>
+    <w:lsdException w:name="Body Text Indent 3" w:semiHidden="1" w:unhideWhenUsed="1"/>
+    <w:lsdException w:name="Block Text" w:semiHidden="1" w:unhideWhenUsed="1"/>
+    <w:lsdException w:name="Hyperlink" w:semiHidden="1" w:unhideWhenUsed="1"/>
+    <w:lsdException w:name="FollowedHyperlink" w:semiHidden="1" w:unhideWhenUsed="1"/>
+    <w:lsdException w:name="Strong" w:uiPriority="22" w:qFormat="1"/>
+    <w:lsdException w:name="Emphasis" w:uiPriority="20" w:qFormat="1"/>
+    <w:lsdException w:name="Document Map" w:semiHidden="1" w:unhideWhenUsed="1"/>
+    <w:lsdException w:name="Plain Text" w:semiHidden="1" w:unhideWhenUsed="1"/>
+    <w:lsdException w:name="E-mail Signature" w:semiHidden="1" w:unhideWhenUsed="1"/>
+    <w:lsdException w:name="HTML Top of Form" w:semiHidden="1" w:unhideWhenUsed="1"/>
+    <w:lsdException w:name="HTML Bottom of Form" w:semiHidden="1" w:unhideWhenUsed="1"/>
+    <w:lsdException w:name="Normal (Web)" w:semiHidden="1" w:unhideWhenUsed="1"/>
+    <w:lsdException w:name="HTML Acronym" w:semiHidden="1" w:unhideWhenUsed="1"/>
+    <w:lsdException w:name="HTML Address" w:semiHidden="1" w:unhideWhenUsed="1"/>
+    <w:lsdException w:name="HTML Cite" w:semiHidden="1" w:unhideWhenUsed="1"/>
+    <w:lsdException w:name="HTML Code" w:semiHidden="1" w:unhideWhenUsed="1"/>
+    <w:lsdException w:name="HTML Definition" w:semiHidden="1" w:unhideWhenUsed="1"/>
+    <w:lsdException w:name="HTML Keyboard" w:semiHidden="1" w:unhideWhenUsed="1"/>
+    <w:lsdException w:name="HTML Preformatted" w:semiHidden="1" w:unhideWhenUsed="1"/>
+    <w:lsdException w:name="HTML Sample" w:semiHidden="1" w:unhideWhenUsed="1"/>
+    <w:lsdException w:name="HTML Typewriter" w:semiHidden="1" w:unhideWhenUsed="1"/>
+    <w:lsdException w:name="HTML Variable" w:semiHidden="1" w:unhideWhenUsed="1"/>
+    <w:lsdException w:name="Normal Table" w:semiHidden="1" w:unhideWhenUsed="1"/>
+    <w:lsdException w:name="annotation subject" w:semiHidden="1" w:unhideWhenUsed="1"/>
+    <w:lsdException w:name="No List" w:semiHidden="1" w:unhideWhenUsed="1"/>
+    <w:lsdException w:name="Outline List 1" w:semiHidden="1" w:unhideWhenUsed="1"/>
+    <w:lsdException w:name="Outline List 2" w:semiHidden="1" w:unhideWhenUsed="1"/>
+    <w:lsdException w:name="Outline List 3" w:semiHidden="1" w:unhideWhenUsed="1"/>
+    <w:lsdException w:name="Table Simple 1" w:semiHidden="1" w:unhideWhenUsed="1"/>
+    <w:lsdException w:name="Table Simple 2" w:semiHidden="1" w:unhideWhenUsed="1"/>
+    <w:lsdException w:name="Table Simple 3" w:semiHidden="1" w:unhideWhenUsed="1"/>
+    <w:lsdException w:name="Table Classic 1" w:semiHidden="1" w:unhideWhenUsed="1"/>
+    <w:lsdException w:name="Table Classic 2" w:semiHidden="1" w:unhideWhenUsed="1"/>
+    <w:lsdException w:name="Table Classic 3" w:semiHidden="1" w:unhideWhenUsed="1"/>
+    <w:lsdException w:name="Table Classic 4" w:semiHidden="1" w:unhideWhenUsed="1"/>
+    <w:lsdException w:name="Table Colorful 1" w:semiHidden="1" w:unhideWhenUsed="1"/>
+    <w:lsdException w:name="Table Colorful 2" w:semiHidden="1" w:unhideWhenUsed="1"/>
+    <w:lsdException w:name="Table Colorful 3" w:semiHidden="1" w:unhideWhenUsed="1"/>
+    <w:lsdException w:name="Table Columns 1" w:semiHidden="1" w:unhideWhenUsed="1"/>
+    <w:lsdException w:name="Table Columns 2" w:semiHidden="1" w:unhideWhenUsed="1"/>
+    <w:lsdException w:name="Table Columns 3" w:semiHidden="1" w:unhideWhenUsed="1"/>
+    <w:lsdException w:name="Table Columns 4" w:semiHidden="1" w:unhideWhenUsed="1"/>
+    <w:lsdException w:name="Table Columns 5" w:semiHidden="1" w:unhideWhenUsed="1"/>
+    <w:lsdException w:name="Table Grid 1" w:semiHidden="1" w:unhideWhenUsed="1"/>
+    <w:lsdException w:name="Table Grid 2" w:semiHidden="1" w:unhideWhenUsed="1"/>
+    <w:lsdException w:name="Table Grid 3" w:semiHidden="1" w:unhideWhenUsed="1"/>
+    <w:lsdException w:name="Table Grid 4" w:semiHidden="1" w:unhideWhenUsed="1"/>
+    <w:lsdException w:name="Table Grid 5" w:semiHidden="1" w:unhideWhenUsed="1"/>
+    <w:lsdException w:name="Table Grid 6" w:semiHidden="1" w:unhideWhenUsed="1"/>
+    <w:lsdException w:name="Table Grid 7" w:semiHidden="1" w:unhideWhenUsed="1"/>
+    <w:lsdException w:name="Table Grid 8" w:semiHidden="1" w:unhideWhenUsed="1"/>
+    <w:lsdException w:name="Table List 1" w:semiHidden="1" w:unhideWhenUsed="1"/>
+    <w:lsdException w:name="Table List 2" w:semiHidden="1" w:unhideWhenUsed="1"/>
+    <w:lsdException w:name="Table List 3" w:semiHidden="1" w:unhideWhenUsed="1"/>
+    <w:lsdException w:name="Table List 4" w:semiHidden="1" w:unhideWhenUsed="1"/>
+    <w:lsdException w:name="Table List 5" w:semiHidden="1" w:unhideWhenUsed="1"/>
+    <w:lsdException w:name="Table List 6" w:semiHidden="1" w:unhideWhenUsed="1"/>
+    <w:lsdException w:name="Table List 7" w:semiHidden="1" w:unhideWhenUsed="1"/>
+    <w:lsdException w:name="Table List 8" w:semiHidden="1" w:unhideWhenUsed="1"/>
+    <w:lsdException w:name="Table 3D effects 1" w:semiHidden="1" w:unhideWhenUsed="1"/>
+    <w:lsdException w:name="Table 3D effects 2" w:semiHidden="1" w:unhideWhenUsed="1"/>
+    <w:lsdException w:name="Table 3D effects 3" w:semiHidden="1" w:unhideWhenUsed="1"/>
+    <w:lsdException w:name="Table Contemporary" w:semiHidden="1" w:unhideWhenUsed="1"/>
+    <w:lsdException w:name="Table Elegant" w:semiHidden="1" w:unhideWhenUsed="1"/>
+    <w:lsdException w:name="Table Professional" w:semiHidden="1" w:unhideWhenUsed="1"/>
+    <w:lsdException w:name="Table Subtle 1" w:semiHidden="1" w:unhideWhenUsed="1"/>
+    <w:lsdException w:name="Table Subtle 2" w:semiHidden="1" w:unhideWhenUsed="1"/>
+    <w:lsdException w:name="Table Web 1" w:semiHidden="1" w:unhideWhenUsed="1"/>
+    <w:lsdException w:name="Table Web 2" w:semiHidden="1" w:unhideWhenUsed="1"/>
+    <w:lsdException w:name="Table Web 3" w:semiHidden="1" w:unhideWhenUsed="1"/>
+    <w:lsdException w:name="Balloon Text" w:semiHidden="1" w:unhideWhenUsed="1"/>
+    <w:lsdException w:name="Table Grid" w:uiPriority="39"/>
+    <w:lsdException w:name="Table Theme" w:semiHidden="1" w:unhideWhenUsed="1"/>
+    <w:lsdException w:name="Placeholder Text" w:semiHidden="1"/>
+    <w:lsdException w:name="No Spacing" w:uiPriority="1" w:qFormat="1"/>
+    <w:lsdException w:name="Light Shading" w:uiPriority="60"/>
+    <w:lsdException w:name="Light List" w:uiPriority="61"/>
+    <w:lsdException w:name="Light Grid" w:uiPriority="62"/>
+    <w:lsdException w:name="Medium Shading 1" w:uiPriority="63"/>
+    <w:lsdException w:name="Medium Shading 2" w:uiPriority="64"/>
+    <w:lsdException w:name="Medium List 1" w:uiPriority="65"/>
+    <w:lsdException w:name="Medium List 2" w:uiPriority="66"/>
+    <w:lsdException w:name="Medium Grid 1" w:uiPriority="67"/>
+    <w:lsdException w:name="Medium Grid 2" w:uiPriority="68"/>
+    <w:lsdException w:name="Medium Grid 3" w:uiPriority="69"/>
+    <w:lsdException w:name="Dark List" w:uiPriority="70"/>
+    <w:lsdException w:name="Colorful Shading" w:uiPriority="71"/>
+    <w:lsdException w:name="Colorful List" w:uiPriority="72"/>
+    <w:lsdException w:name="Colorful Grid" w:uiPriority="73"/>
+    <w:lsdException w:name="Light Shading Accent 1" w:uiPriority="60"/>
+    <w:lsdException w:name="Light List Accent 1" w:uiPriority="61"/>
+    <w:lsdException w:name="Light Grid Accent 1" w:uiPriority="62"/>
+    <w:lsdException w:name="Medium Shading 1 Accent 1" w:uiPriority="63"/>
+    <w:lsdException w:name="Medium Shading 2 Accent 1" w:uiPriority="64"/>
+    <w:lsdException w:name="Medium List 1 Accent 1" w:uiPriority="65"/>
+    <w:lsdException w:name="Revision" w:semiHidden="1"/>
+    <w:lsdException w:name="List Paragraph" w:uiPriority="34" w:qFormat="1"/>
+    <w:lsdException w:name="Quote" w:uiPriority="29" w:qFormat="1"/>
+    <w:lsdException w:name="Intense Quote" w:uiPriority="30" w:qFormat="1"/>
+    <w:lsdException w:name="Medium List 2 Accent 1" w:uiPriority="66"/>
+    <w:lsdException w:name="Medium Grid 1 Accent 1" w:uiPriority="67"/>
+    <w:lsdException w:name="Medium Grid 2 Accent 1" w:uiPriority="68"/>
+    <w:lsdException w:name="Medium Grid 3 Accent 1" w:uiPriority="69"/>
+    <w:lsdException w:name="Dark List Accent 1" w:uiPriority="70"/>
+    <w:lsdException w:name="Colorful Shading Accent 1" w:uiPriority="71"/>
+    <w:lsdException w:name="Colorful List Accent 1" w:uiPriority="72"/>
+    <w:lsdException w:name="Colorful Grid Accent 1" w:uiPriority="73"/>
+    <w:lsdException w:name="Light Shading Accent 2" w:uiPriority="60"/>
+    <w:lsdException w:name="Light List Accent 2" w:uiPriority="61"/>
+    <w:lsdException w:name="Light Grid Accent 2" w:uiPriority="62"/>
+    <w:lsdException w:name="Medium Shading 1 Accent 2" w:uiPriority="63"/>
+    <w:lsdException w:name="Medium Shading 2 Accent 2" w:uiPriority="64"/>
+    <w:lsdException w:name="Medium List 1 Accent 2" w:uiPriority="65"/>
+    <w:lsdException w:name="Medium List 2 Accent 2" w:uiPriority="66"/>
+    <w:lsdException w:name="Medium Grid 1 Accent 2" w:uiPriority="67"/>
+    <w:lsdException w:name="Medium Grid 2 Accent 2" w:uiPriority="68"/>
+    <w:lsdException w:name="Medium Grid 3 Accent 2" w:uiPriority="69"/>
+    <w:lsdException w:name="Dark List Accent 2" w:uiPriority="70"/>
+    <w:lsdException w:name="Colorful Shading Accent 2" w:uiPriority="71"/>
+    <w:lsdException w:name="Colorful List Accent 2" w:uiPriority="72"/>
+    <w:lsdException w:name="Colorful Grid Accent 2" w:uiPriority="73"/>
+    <w:lsdException w:name="Light Shading Accent 3" w:uiPriority="60"/>
+    <w:lsdException w:name="Light List Accent 3" w:uiPriority="61"/>
+    <w:lsdException w:name="Light Grid Accent 3" w:uiPriority="62"/>
+    <w:lsdException w:name="Medium Shading 1 Accent 3" w:uiPriority="63"/>
+    <w:lsdException w:name="Medium Shading 2 Accent 3" w:uiPriority="64"/>
+    <w:lsdException w:name="Medium List 1 Accent 3" w:uiPriority="65"/>
+    <w:lsdException w:name="Medium List 2 Accent 3" w:uiPriority="66"/>
+    <w:lsdException w:name="Medium Grid 1 Accent 3" w:uiPriority="67"/>
+    <w:lsdException w:name="Medium Grid 2 Accent 3" w:uiPriority="68"/>
+    <w:lsdException w:name="Medium Grid 3 Accent 3" w:uiPriority="69"/>
+    <w:lsdException w:name="Dark List Accent 3" w:uiPriority="70"/>
+    <w:lsdException w:name="Colorful Shading Accent 3" w:uiPriority="71"/>
+    <w:lsdException w:name="Colorful List Accent 3" w:uiPriority="72"/>
+    <w:lsdException w:name="Colorful Grid Accent 3" w:uiPriority="73"/>
+    <w:lsdException w:name="Light Shading Accent 4" w:uiPriority="60"/>
+    <w:lsdException w:name="Light List Accent 4" w:uiPriority="61"/>
+    <w:lsdException w:name="Light Grid Accent 4" w:uiPriority="62"/>
+    <w:lsdException w:name="Medium Shading 1 Accent 4" w:uiPriority="63"/>
+    <w:lsdException w:name="Medium Shading 2 Accent 4" w:uiPriority="64"/>
+    <w:lsdException w:name="Medium List 1 Accent 4" w:uiPriority="65"/>
+    <w:lsdException w:name="Medium List 2 Accent 4" w:uiPriority="66"/>
+    <w:lsdException w:name="Medium Grid 1 Accent 4" w:uiPriority="67"/>
+    <w:lsdException w:name="Medium Grid 2 Accent 4" w:uiPriority="68"/>
+    <w:lsdException w:name="Medium Grid 3 Accent 4" w:uiPriority="69"/>
+    <w:lsdException w:name="Dark List Accent 4" w:uiPriority="70"/>
+    <w:lsdException w:name="Colorful Shading Accent 4" w:uiPriority="71"/>
+    <w:lsdException w:name="Colorful List Accent 4" w:uiPriority="72"/>
+    <w:lsdException w:name="Colorful Grid Accent 4" w:uiPriority="73"/>
+    <w:lsdException w:name="Light Shading Accent 5" w:uiPriority="60"/>
+    <w:lsdException w:name="Light List Accent 5" w:uiPriority="61"/>
+    <w:lsdException w:name="Light Grid Accent 5" w:uiPriority="62"/>
+    <w:lsdException w:name="Medium Shading 1 Accent 5" w:uiPriority="63"/>
+    <w:lsdException w:name="Medium Shading 2 Accent 5" w:uiPriority="64"/>
+    <w:lsdException w:name="Medium List 1 Accent 5" w:uiPriority="65"/>
+    <w:lsdException w:name="Medium List 2 Accent 5" w:uiPriority="66"/>
+    <w:lsdException w:name="Medium Grid 1 Accent 5" w:uiPriority="67"/>
+    <w:lsdException w:name="Medium Grid 2 Accent 5" w:uiPriority="68"/>
+    <w:lsdException w:name="Medium Grid 3 Accent 5" w:uiPriority="69"/>
+    <w:lsdException w:name="Dark List Accent 5" w:uiPriority="70"/>
+    <w:lsdException w:name="Colorful Shading Accent 5" w:uiPriority="71"/>
+    <w:lsdException w:name="Colorful List Accent 5" w:uiPriority="72"/>
+    <w:lsdException w:name="Colorful Grid Accent 5" w:uiPriority="73"/>
+    <w:lsdException w:name="Light Shading Accent 6" w:uiPriority="60"/>
+    <w:lsdException w:name="Light List Accent 6" w:uiPriority="61"/>
+    <w:lsdException w:name="Light Grid Accent 6" w:uiPriority="62"/>
+    <w:lsdException w:name="Medium Shading 1 Accent 6" w:uiPriority="63"/>
+    <w:lsdException w:name="Medium Shading 2 Accent 6" w:uiPriority="64"/>
+    <w:lsdException w:name="Medium List 1 Accent 6" w:uiPriority="65"/>
+    <w:lsdException w:name="Medium List 2 Accent 6" w:uiPriority="66"/>
+    <w:lsdException w:name="Medium Grid 1 Accent 6" w:uiPriority="67"/>
+    <w:lsdException w:name="Medium Grid 2 Accent 6" w:uiPriority="68"/>
+    <w:lsdException w:name="Medium Grid 3 Accent 6" w:uiPriority="69"/>
+    <w:lsdException w:name="Dark List Accent 6" w:uiPriority="70"/>
+    <w:lsdException w:name="Colorful Shading Accent 6" w:uiPriority="71"/>
+    <w:lsdException w:name="Colorful List Accent 6" w:uiPriority="72"/>
+    <w:lsdException w:name="Colorful Grid Accent 6" w:uiPriority="73"/>
+    <w:lsdException w:name="Subtle Emphasis" w:uiPriority="19" w:qFormat="1"/>
+    <w:lsdException w:name="Intense Emphasis" w:uiPriority="21" w:qFormat="1"/>
+    <w:lsdException w:name="Subtle Reference" w:uiPriority="31" w:qFormat="1"/>
+    <w:lsdException w:name="Intense Reference" w:uiPriority="32" w:qFormat="1"/>
+    <w:lsdException w:name="Book Title" w:uiPriority="33" w:qFormat="1"/>
+    <w:lsdException w:name="Bibliography" w:semiHidden="1" w:uiPriority="37" w:unhideWhenUsed="1"/>
+    <w:lsdException w:name="TOC Heading" w:semiHidden="1" w:uiPriority="39" w:unhideWhenUsed="1" w:qFormat="1"/>
+    <w:lsdException w:name="Plain Table 1" w:uiPriority="41"/>
+    <w:lsdException w:name="Plain Table 2" w:uiPriority="42"/>
+    <w:lsdException w:name="Plain Table 3" w:uiPriority="43"/>
+    <w:lsdException w:name="Plain Table 4" w:uiPriority="44"/>
+    <w:lsdException w:name="Plain Table 5" w:uiPriority="45"/>
+    <w:lsdException w:name="Grid Table Light" w:uiPriority="40"/>
+    <w:lsdException w:name="Grid Table 1 Light" w:uiPriority="46"/>
+    <w:lsdException w:name="Grid Table 2" w:uiPriority="47"/>
+    <w:lsdException w:name="Grid Table 3" w:uiPriority="48"/>
+    <w:lsdException w:name="Grid Table 4" w:uiPriority="49"/>
+    <w:lsdException w:name="Grid Table 5 Dark" w:uiPriority="50"/>
+    <w:lsdException w:name="Grid Table 6 Colorful" w:uiPriority="51"/>
+    <w:lsdException w:name="Grid Table 7 Colorful" w:uiPriority="52"/>
+    <w:lsdException w:name="Grid Table 1 Light Accent 1" w:uiPriority="46"/>
+    <w:lsdException w:name="Grid Table 2 Accent 1" w:uiPriority="47"/>
+    <w:lsdException w:name="Grid Table 3 Accent 1" w:uiPriority="48"/>
+    <w:lsdException w:name="Grid Table 4 Accent 1" w:uiPriority="49"/>
+    <w:lsdException w:name="Grid Table 5 Dark Accent 1" w:uiPriority="50"/>
+    <w:lsdException w:name="Grid Table 6 Colorful Accent 1" w:uiPriority="51"/>
+    <w:lsdException w:name="Grid Table 7 Colorful Accent 1" w:uiPriority="52"/>
+    <w:lsdException w:name="Grid Table 1 Light Accent 2" w:uiPriority="46"/>
+    <w:lsdException w:name="Grid Table 2 Accent 2" w:uiPriority="47"/>
+    <w:lsdException w:name="Grid Table 3 Accent 2" w:uiPriority="48"/>
+    <w:lsdException w:name="Grid Table 4 Accent 2" w:uiPriority="49"/>
+    <w:lsdException w:name="Grid Table 5 Dark Accent 2" w:uiPriority="50"/>
+    <w:lsdException w:name="Grid Table 6 Colorful Accent 2" w:uiPriority="51"/>
+    <w:lsdException w:name="Grid Table 7 Colorful Accent 2" w:uiPriority="52"/>
+    <w:lsdException w:name="Grid Table 1 Light Accent 3" w:uiPriority="46"/>
+    <w:lsdException w:name="Grid Table 2 Accent 3" w:uiPriority="47"/>
+    <w:lsdException w:name="Grid Table 3 Accent 3" w:uiPriority="48"/>
+    <w:lsdException w:name="Grid Table 4 Accent 3" w:uiPriority="49"/>
+    <w:lsdException w:name="Grid Table 5 Dark Accent 3" w:uiPriority="50"/>
+    <w:lsdException w:name="Grid Table 6 Colorful Accent 3" w:uiPriority="51"/>
+    <w:lsdException w:name="Grid Table 7 Colorful Accent 3" w:uiPriority="52"/>
+    <w:lsdException w:name="Grid Table 1 Light Accent 4" w:uiPriority="46"/>
+    <w:lsdException w:name="Grid Table 2 Accent 4" w:uiPriority="47"/>
+    <w:lsdException w:name="Grid Table 3 Accent 4" w:uiPriority="48"/>
+    <w:lsdException w:name="Grid Table 4 Accent 4" w:uiPriority="49"/>
+    <w:lsdException w:name="Grid Table 5 Dark Accent 4" w:uiPriority="50"/>
+    <w:lsdException w:name="Grid Table 6 Colorful Accent 4" w:uiPriority="51"/>
+    <w:lsdException w:name="Grid Table 7 Colorful Accent 4" w:uiPriority="52"/>
+    <w:lsdException w:name="Grid Table 1 Light Accent 5" w:uiPriority="46"/>
+    <w:lsdException w:name="Grid Table 2 Accent 5" w:uiPriority="47"/>
+    <w:lsdException w:name="Grid Table 3 Accent 5" w:uiPriority="48"/>
+    <w:lsdException w:name="Grid Table 4 Accent 5" w:uiPriority="49"/>
+    <w:lsdException w:name="Grid Table 5 Dark Accent 5" w:uiPriority="50"/>
+    <w:lsdException w:name="Grid Table 6 Colorful Accent 5" w:uiPriority="51"/>
+    <w:lsdException w:name="Grid Table 7 Colorful Accent 5" w:uiPriority="52"/>
+    <w:lsdException w:name="Grid Table 1 Light Accent 6" w:uiPriority="46"/>
+    <w:lsdException w:name="Grid Table 2 Accent 6" w:uiPriority="47"/>
+    <w:lsdException w:name="Grid Table 3 Accent 6" w:uiPriority="48"/>
+    <w:lsdException w:name="Grid Table 4 Accent 6" w:uiPriority="49"/>
+    <w:lsdException w:name="Grid Table 5 Dark Accent 6" w:uiPriority="50"/>
+    <w:lsdException w:name="Grid Table 6 Colorful Accent 6" w:uiPriority="51"/>
+    <w:lsdException w:name="Grid Table 7 Colorful Accent 6" w:uiPriority="52"/>
+    <w:lsdException w:name="List Table 1 Light" w:uiPriority="46"/>
+    <w:lsdException w:name="List Table 2" w:uiPriority="47"/>
+    <w:lsdException w:name="List Table 3" w:uiPriority="48"/>
+    <w:lsdException w:name="List Table 4" w:uiPriority="49"/>
+    <w:lsdException w:name="List Table 5 Dark" w:uiPriority="50"/>
+    <w:lsdException w:name="List Table 6 Colorful" w:uiPriority="51"/>
+    <w:lsdException w:name="List Table 7 Colorful" w:uiPriority="52"/>
+    <w:lsdException w:name="List Table 1 Light Accent 1" w:uiPriority="46"/>
+    <w:lsdException w:name="List Table 2 Accent 1" w:uiPriority="47"/>
+    <w:lsdException w:name="List Table 3 Accent 1" w:uiPriority="48"/>
+    <w:lsdException w:name="List Table 4 Accent 1" w:uiPriority="49"/>
+    <w:lsdException w:name="List Table 5 Dark Accent 1" w:uiPriority="50"/>
+    <w:lsdException w:name="List Table 6 Colorful Accent 1" w:uiPriority="51"/>
+    <w:lsdException w:name="List Table 7 Colorful Accent 1" w:uiPriority="52"/>
+    <w:lsdException w:name="List Table 1 Light Accent 2" w:uiPriority="46"/>
+    <w:lsdException w:name="List Table 2 Accent 2" w:uiPriority="47"/>
+    <w:lsdException w:name="List Table 3 Accent 2" w:uiPriority="48"/>
+    <w:lsdException w:name="List Table 4 Accent 2" w:uiPriority="49"/>
+    <w:lsdException w:name="List Table 5 Dark Accent 2" w:uiPriority="50"/>
+    <w:lsdException w:name="List Table 6 Colorful Accent 2" w:uiPriority="51"/>
+    <w:lsdException w:name="List Table 7 Colorful Accent 2" w:uiPriority="52"/>
+    <w:lsdException w:name="List Table 1 Light Accent 3" w:uiPriority="46"/>
+    <w:lsdException w:name="List Table 2 Accent 3" w:uiPriority="47"/>
+    <w:lsdException w:name="List Table 3 Accent 3" w:uiPriority="48"/>
+    <w:lsdException w:name="List Table 4 Accent 3" w:uiPriority="49"/>
+    <w:lsdException w:name="List Table 5 Dark Accent 3" w:uiPriority="50"/>
+    <w:lsdException w:name="List Table 6 Colorful Accent 3" w:uiPriority="51"/>
+    <w:lsdException w:name="List Table 7 Colorful Accent 3" w:uiPriority="52"/>
+    <w:lsdException w:name="List Table 1 Light Accent 4" w:uiPriority="46"/>
+    <w:lsdException w:name="List Table 2 Accent 4" w:uiPriority="47"/>
+    <w:lsdException w:name="List Table 3 Accent 4" w:uiPriority="48"/>
+    <w:lsdException w:name="List Table 4 Accent 4" w:uiPriority="49"/>
+    <w:lsdException w:name="List Table 5 Dark Accent 4" w:uiPriority="50"/>
+    <w:lsdException w:name="List Table 6 Colorful Accent 4" w:uiPriority="51"/>
+    <w:lsdException w:name="List Table 7 Colorful Accent 4" w:uiPriority="52"/>
+    <w:lsdException w:name="List Table 1 Light Accent 5" w:uiPriority="46"/>
+    <w:lsdException w:name="List Table 2 Accent 5" w:uiPriority="47"/>
+    <w:lsdException w:name="List Table 3 Accent 5" w:uiPriority="48"/>
+    <w:lsdException w:name="List Table 4 Accent 5" w:uiPriority="49"/>
+    <w:lsdException w:name="List Table 5 Dark Accent 5" w:uiPriority="50"/>
+    <w:lsdException w:name="List Table 6 Colorful Accent 5" w:uiPriority="51"/>
+    <w:lsdException w:name="List Table 7 Colorful Accent 5" w:uiPriority="52"/>
+    <w:lsdException w:name="List Table 1 Light Accent 6" w:uiPriority="46"/>
+    <w:lsdException w:name="List Table 2 Accent 6" w:uiPriority="47"/>
+    <w:lsdException w:name="List Table 3 Accent 6" w:uiPriority="48"/>
+    <w:lsdException w:name="List Table 4 Accent 6" w:uiPriority="49"/>
+    <w:lsdException w:name="List Table 5 Dark Accent 6" w:uiPriority="50"/>
+    <w:lsdException w:name="List Table 6 Colorful Accent 6" w:uiPriority="51"/>
+    <w:lsdException w:name="List Table 7 Colorful Accent 6" w:uiPriority="52"/>
+    <w:lsdException w:name="Mention" w:semiHidden="1" w:unhideWhenUsed="1"/>
+    <w:lsdException w:name="Smart Hyperlink" w:semiHidden="1" w:unhideWhenUsed="1"/>
+    <w:lsdException w:name="Hashtag" w:semiHidden="1" w:unhideWhenUsed="1"/>
+    <w:lsdException w:name="Unresolved Mention" w:semiHidden="1" w:unhideWhenUsed="1"/>
+    <w:lsdException w:name="Smart Link" w:semiHidden="1" w:unhideWhenUsed="1"/>
+  </w:latentStyles>
+  <w:style w:type="paragraph" w:default="1" w:styleId="Normalny">
     <w:name w:val="Normal"/>
     <w:qFormat/>
     <w:pPr>
-      <w:widowControl w:val="false"/>
-      <w:bidi w:val="0"/>
-      <w:spacing w:before="0" w:after="0"/>
-      <w:jc w:val="start"/>
+      <w:widowControl w:val="0"/>
     </w:pPr>
-    <w:rPr>
-      <w:rFonts w:ascii="Calibri" w:hAnsi="Calibri" w:eastAsia="Calibri" w:cs="Calibri"/>
-      <w:color w:val="auto"/>
-      <w:kern w:val="0"/>
-      <w:sz w:val="22"/>
-      <w:szCs w:val="22"/>
-      <w:lang w:val="en-US" w:eastAsia="zh-CN" w:bidi="hi-IN"/>
-    </w:rPr>
   </w:style>
-  <w:style w:type="paragraph" w:styleId="Heading1">
+  <w:style w:type="paragraph" w:styleId="Nagwek1">
     <w:name w:val="heading 1"/>
     <w:basedOn w:val="normal1"/>
     <w:next w:val="normal1"/>
+    <w:uiPriority w:val="9"/>
     <w:qFormat/>
     <w:pPr>
-      <w:keepNext w:val="true"/>
+      <w:keepNext/>
       <w:keepLines/>
-      <w:pageBreakBefore w:val="false"/>
-      <w:spacing w:lineRule="auto" w:line="240" w:before="480" w:after="120"/>
+      <w:spacing w:before="480" w:after="120"/>
+      <w:outlineLvl w:val="0"/>
     </w:pPr>
     <w:rPr>
       <w:b/>
@@ -3662,16 +4248,19 @@
       <w:szCs w:val="48"/>
     </w:rPr>
   </w:style>
-  <w:style w:type="paragraph" w:styleId="Heading2">
+  <w:style w:type="paragraph" w:styleId="Nagwek2">
     <w:name w:val="heading 2"/>
     <w:basedOn w:val="normal1"/>
     <w:next w:val="normal1"/>
+    <w:uiPriority w:val="9"/>
+    <w:semiHidden/>
+    <w:unhideWhenUsed/>
     <w:qFormat/>
     <w:pPr>
-      <w:keepNext w:val="true"/>
+      <w:keepNext/>
       <w:keepLines/>
-      <w:pageBreakBefore w:val="false"/>
-      <w:spacing w:lineRule="auto" w:line="240" w:before="360" w:after="80"/>
+      <w:spacing w:before="360" w:after="80"/>
+      <w:outlineLvl w:val="1"/>
     </w:pPr>
     <w:rPr>
       <w:b/>
@@ -3679,16 +4268,19 @@
       <w:szCs w:val="36"/>
     </w:rPr>
   </w:style>
-  <w:style w:type="paragraph" w:styleId="Heading3">
+  <w:style w:type="paragraph" w:styleId="Nagwek3">
     <w:name w:val="heading 3"/>
     <w:basedOn w:val="normal1"/>
     <w:next w:val="normal1"/>
+    <w:uiPriority w:val="9"/>
+    <w:semiHidden/>
+    <w:unhideWhenUsed/>
     <w:qFormat/>
     <w:pPr>
-      <w:keepNext w:val="true"/>
+      <w:keepNext/>
       <w:keepLines/>
-      <w:pageBreakBefore w:val="false"/>
-      <w:spacing w:lineRule="auto" w:line="240" w:before="280" w:after="80"/>
+      <w:spacing w:before="280" w:after="80"/>
+      <w:outlineLvl w:val="2"/>
     </w:pPr>
     <w:rPr>
       <w:b/>
@@ -3696,16 +4288,19 @@
       <w:szCs w:val="28"/>
     </w:rPr>
   </w:style>
-  <w:style w:type="paragraph" w:styleId="Heading4">
+  <w:style w:type="paragraph" w:styleId="Nagwek4">
     <w:name w:val="heading 4"/>
     <w:basedOn w:val="normal1"/>
     <w:next w:val="normal1"/>
+    <w:uiPriority w:val="9"/>
+    <w:semiHidden/>
+    <w:unhideWhenUsed/>
     <w:qFormat/>
     <w:pPr>
-      <w:keepNext w:val="true"/>
+      <w:keepNext/>
       <w:keepLines/>
-      <w:pageBreakBefore w:val="false"/>
-      <w:spacing w:lineRule="auto" w:line="240" w:before="240" w:after="40"/>
+      <w:spacing w:before="240" w:after="40"/>
+      <w:outlineLvl w:val="3"/>
     </w:pPr>
     <w:rPr>
       <w:b/>
@@ -3713,33 +4308,37 @@
       <w:szCs w:val="24"/>
     </w:rPr>
   </w:style>
-  <w:style w:type="paragraph" w:styleId="Heading5">
+  <w:style w:type="paragraph" w:styleId="Nagwek5">
     <w:name w:val="heading 5"/>
     <w:basedOn w:val="normal1"/>
     <w:next w:val="normal1"/>
+    <w:uiPriority w:val="9"/>
+    <w:semiHidden/>
+    <w:unhideWhenUsed/>
     <w:qFormat/>
     <w:pPr>
-      <w:keepNext w:val="true"/>
+      <w:keepNext/>
       <w:keepLines/>
-      <w:pageBreakBefore w:val="false"/>
-      <w:spacing w:lineRule="auto" w:line="240" w:before="220" w:after="40"/>
+      <w:spacing w:before="220" w:after="40"/>
+      <w:outlineLvl w:val="4"/>
     </w:pPr>
     <w:rPr>
       <w:b/>
-      <w:sz w:val="22"/>
-      <w:szCs w:val="22"/>
     </w:rPr>
   </w:style>
-  <w:style w:type="paragraph" w:styleId="Heading6">
+  <w:style w:type="paragraph" w:styleId="Nagwek6">
     <w:name w:val="heading 6"/>
     <w:basedOn w:val="normal1"/>
     <w:next w:val="normal1"/>
+    <w:uiPriority w:val="9"/>
+    <w:semiHidden/>
+    <w:unhideWhenUsed/>
     <w:qFormat/>
     <w:pPr>
-      <w:keepNext w:val="true"/>
+      <w:keepNext/>
       <w:keepLines/>
-      <w:pageBreakBefore w:val="false"/>
-      <w:spacing w:lineRule="auto" w:line="240" w:before="200" w:after="40"/>
+      <w:spacing w:before="200" w:after="40"/>
+      <w:outlineLvl w:val="5"/>
     </w:pPr>
     <w:rPr>
       <w:b/>
@@ -3747,47 +4346,72 @@
       <w:szCs w:val="20"/>
     </w:rPr>
   </w:style>
-  <w:style w:type="character" w:styleId="Hyperlink">
+  <w:style w:type="character" w:default="1" w:styleId="Domylnaczcionkaakapitu">
+    <w:name w:val="Default Paragraph Font"/>
+    <w:uiPriority w:val="1"/>
+    <w:semiHidden/>
+    <w:unhideWhenUsed/>
+  </w:style>
+  <w:style w:type="table" w:default="1" w:styleId="Standardowy">
+    <w:name w:val="Normal Table"/>
+    <w:uiPriority w:val="99"/>
+    <w:semiHidden/>
+    <w:unhideWhenUsed/>
+    <w:tblPr>
+      <w:tblInd w:w="0" w:type="dxa"/>
+      <w:tblCellMar>
+        <w:top w:w="0" w:type="dxa"/>
+        <w:left w:w="108" w:type="dxa"/>
+        <w:bottom w:w="0" w:type="dxa"/>
+        <w:right w:w="108" w:type="dxa"/>
+      </w:tblCellMar>
+    </w:tblPr>
+  </w:style>
+  <w:style w:type="numbering" w:default="1" w:styleId="Bezlisty">
+    <w:name w:val="No List"/>
+    <w:uiPriority w:val="99"/>
+    <w:semiHidden/>
+    <w:unhideWhenUsed/>
+  </w:style>
+  <w:style w:type="character" w:styleId="Hipercze">
     <w:name w:val="Hyperlink"/>
     <w:rPr>
       <w:color w:val="000080"/>
       <w:u w:val="single"/>
     </w:rPr>
   </w:style>
-  <w:style w:type="paragraph" w:styleId="Heading">
+  <w:style w:type="paragraph" w:customStyle="1" w:styleId="Heading">
     <w:name w:val="Heading"/>
-    <w:basedOn w:val="Normal"/>
-    <w:next w:val="BodyText"/>
+    <w:basedOn w:val="Normalny"/>
+    <w:next w:val="Tekstpodstawowy"/>
     <w:qFormat/>
     <w:pPr>
-      <w:keepNext w:val="true"/>
+      <w:keepNext/>
       <w:spacing w:before="240" w:after="120"/>
     </w:pPr>
     <w:rPr>
-      <w:rFonts w:ascii="Liberation Sans" w:hAnsi="Liberation Sans" w:eastAsia="Microsoft YaHei" w:cs="Arial"/>
+      <w:rFonts w:ascii="Liberation Sans" w:eastAsia="Microsoft YaHei" w:hAnsi="Liberation Sans" w:cs="Arial"/>
       <w:sz w:val="28"/>
       <w:szCs w:val="28"/>
     </w:rPr>
   </w:style>
-  <w:style w:type="paragraph" w:styleId="BodyText">
+  <w:style w:type="paragraph" w:styleId="Tekstpodstawowy">
     <w:name w:val="Body Text"/>
-    <w:basedOn w:val="Normal"/>
+    <w:basedOn w:val="Normalny"/>
     <w:pPr>
-      <w:spacing w:lineRule="auto" w:line="276" w:before="0" w:after="140"/>
+      <w:spacing w:after="140" w:line="276" w:lineRule="auto"/>
     </w:pPr>
-    <w:rPr/>
   </w:style>
-  <w:style w:type="paragraph" w:styleId="List">
+  <w:style w:type="paragraph" w:styleId="Lista">
     <w:name w:val="List"/>
-    <w:basedOn w:val="BodyText"/>
-    <w:pPr/>
+    <w:basedOn w:val="Tekstpodstawowy"/>
     <w:rPr>
       <w:rFonts w:cs="Arial"/>
     </w:rPr>
   </w:style>
-  <w:style w:type="paragraph" w:styleId="Caption">
+  <w:style w:type="paragraph" w:styleId="Legenda">
     <w:name w:val="caption"/>
-    <w:basedOn w:val="Normal"/>
+    <w:basedOn w:val="Normalny"/>
     <w:qFormat/>
     <w:pPr>
       <w:suppressLineNumbers/>
@@ -3801,9 +4425,9 @@
       <w:szCs w:val="24"/>
     </w:rPr>
   </w:style>
-  <w:style w:type="paragraph" w:styleId="Index">
+  <w:style w:type="paragraph" w:customStyle="1" w:styleId="Index">
     <w:name w:val="Index"/>
-    <w:basedOn w:val="Normal"/>
+    <w:basedOn w:val="Normalny"/>
     <w:qFormat/>
     <w:pPr>
       <w:suppressLineNumbers/>
@@ -3812,34 +4436,23 @@
       <w:rFonts w:cs="Arial"/>
     </w:rPr>
   </w:style>
-  <w:style w:type="paragraph" w:styleId="normal1" w:default="1">
+  <w:style w:type="paragraph" w:customStyle="1" w:styleId="normal1">
     <w:name w:val="normal1"/>
     <w:qFormat/>
     <w:pPr>
-      <w:widowControl w:val="false"/>
-      <w:bidi w:val="0"/>
-      <w:spacing w:before="0" w:after="0"/>
-      <w:jc w:val="start"/>
+      <w:widowControl w:val="0"/>
     </w:pPr>
-    <w:rPr>
-      <w:rFonts w:ascii="Calibri" w:hAnsi="Calibri" w:eastAsia="Calibri" w:cs="Calibri"/>
-      <w:color w:val="auto"/>
-      <w:kern w:val="0"/>
-      <w:sz w:val="22"/>
-      <w:szCs w:val="22"/>
-      <w:lang w:val="en-US" w:eastAsia="zh-CN" w:bidi="hi-IN"/>
-    </w:rPr>
   </w:style>
-  <w:style w:type="paragraph" w:styleId="Title">
+  <w:style w:type="paragraph" w:styleId="Tytu">
     <w:name w:val="Title"/>
     <w:basedOn w:val="normal1"/>
     <w:next w:val="normal1"/>
+    <w:uiPriority w:val="10"/>
     <w:qFormat/>
     <w:pPr>
-      <w:keepNext w:val="true"/>
+      <w:keepNext/>
       <w:keepLines/>
-      <w:pageBreakBefore w:val="false"/>
-      <w:spacing w:lineRule="auto" w:line="240" w:before="480" w:after="120"/>
+      <w:spacing w:before="480" w:after="120"/>
     </w:pPr>
     <w:rPr>
       <w:b/>
@@ -3847,45 +4460,39 @@
       <w:szCs w:val="72"/>
     </w:rPr>
   </w:style>
-  <w:style w:type="paragraph" w:styleId="Subtitle">
+  <w:style w:type="paragraph" w:styleId="Podtytu">
     <w:name w:val="Subtitle"/>
     <w:basedOn w:val="normal1"/>
     <w:next w:val="normal1"/>
+    <w:uiPriority w:val="11"/>
     <w:qFormat/>
     <w:pPr>
-      <w:keepNext w:val="true"/>
+      <w:keepNext/>
       <w:keepLines/>
-      <w:pageBreakBefore w:val="false"/>
-      <w:spacing w:lineRule="auto" w:line="240" w:before="360" w:after="80"/>
+      <w:spacing w:before="360" w:after="80"/>
     </w:pPr>
     <w:rPr>
-      <w:rFonts w:ascii="Georgia" w:hAnsi="Georgia" w:eastAsia="Georgia" w:cs="Georgia"/>
+      <w:rFonts w:ascii="Georgia" w:eastAsia="Georgia" w:hAnsi="Georgia" w:cs="Georgia"/>
       <w:i/>
       <w:color w:val="666666"/>
       <w:sz w:val="48"/>
       <w:szCs w:val="48"/>
     </w:rPr>
   </w:style>
-  <w:style w:type="paragraph" w:styleId="HeaderandFooter">
+  <w:style w:type="paragraph" w:customStyle="1" w:styleId="HeaderandFooter">
     <w:name w:val="Header and Footer"/>
-    <w:basedOn w:val="Normal"/>
+    <w:basedOn w:val="Normalny"/>
     <w:qFormat/>
-    <w:pPr/>
-    <w:rPr/>
   </w:style>
-  <w:style w:type="paragraph" w:styleId="Header">
+  <w:style w:type="paragraph" w:styleId="Nagwek">
     <w:name w:val="header"/>
     <w:basedOn w:val="HeaderandFooter"/>
-    <w:pPr/>
-    <w:rPr/>
   </w:style>
-  <w:style w:type="paragraph" w:styleId="Footer">
+  <w:style w:type="paragraph" w:styleId="Stopka">
     <w:name w:val="footer"/>
     <w:basedOn w:val="HeaderandFooter"/>
-    <w:pPr/>
-    <w:rPr/>
   </w:style>
-  <w:style w:type="table" w:default="1" w:styleId="TableNormal">
+  <w:style w:type="table" w:customStyle="1" w:styleId="TableNormal">
     <w:name w:val="TableNormal"/>
     <w:tblPr>
       <w:tblCellMar>
@@ -3900,41 +4507,41 @@
 </file>
 
 <file path=word/theme/theme1.xml><?xml version="1.0" encoding="utf-8"?>
-<a:theme xmlns:a="http://schemas.openxmlformats.org/drawingml/2006/main" xmlns:r="http://schemas.openxmlformats.org/officeDocument/2006/relationships" name="Office Theme">
+<a:theme xmlns:a="http://schemas.openxmlformats.org/drawingml/2006/main" name="Office Theme">
   <a:themeElements>
     <a:clrScheme name="Office">
       <a:dk1>
         <a:srgbClr val="000000"/>
       </a:dk1>
       <a:lt1>
-        <a:srgbClr val="ffffff"/>
+        <a:srgbClr val="FFFFFF"/>
       </a:lt1>
       <a:dk2>
-        <a:srgbClr val="1f497d"/>
+        <a:srgbClr val="1F497D"/>
       </a:dk2>
       <a:lt2>
-        <a:srgbClr val="eeece1"/>
+        <a:srgbClr val="EEECE1"/>
       </a:lt2>
       <a:accent1>
-        <a:srgbClr val="4f81bd"/>
+        <a:srgbClr val="4F81BD"/>
       </a:accent1>
       <a:accent2>
-        <a:srgbClr val="c0504d"/>
+        <a:srgbClr val="C0504D"/>
       </a:accent2>
       <a:accent3>
-        <a:srgbClr val="9bbb59"/>
+        <a:srgbClr val="9BBB59"/>
       </a:accent3>
       <a:accent4>
-        <a:srgbClr val="8064a2"/>
+        <a:srgbClr val="8064A2"/>
       </a:accent4>
       <a:accent5>
-        <a:srgbClr val="4bacc6"/>
+        <a:srgbClr val="4BACC6"/>
       </a:accent5>
       <a:accent6>
-        <a:srgbClr val="f79646"/>
+        <a:srgbClr val="F79646"/>
       </a:accent6>
       <a:hlink>
-        <a:srgbClr val="0000ff"/>
+        <a:srgbClr val="0000FF"/>
       </a:hlink>
       <a:folHlink>
         <a:srgbClr val="800080"/>
@@ -3942,12 +4549,12 @@
     </a:clrScheme>
     <a:fontScheme name="Office">
       <a:majorFont>
-        <a:latin typeface="Calibri" pitchFamily="0" charset="1"/>
+        <a:latin typeface="Calibri"/>
         <a:ea typeface=""/>
         <a:cs typeface=""/>
       </a:majorFont>
       <a:minorFont>
-        <a:latin typeface="Cambria" pitchFamily="0" charset="1"/>
+        <a:latin typeface="Cambria"/>
         <a:ea typeface=""/>
         <a:cs typeface=""/>
       </a:minorFont>
@@ -3976,7 +4583,7 @@
             </a:gs>
           </a:gsLst>
           <a:lin ang="16200000" scaled="1"/>
-          <a:tileRect l="0" t="0" r="0" b="0"/>
+          <a:tileRect/>
         </a:gradFill>
         <a:gradFill>
           <a:gsLst>
@@ -3994,7 +4601,7 @@
             </a:gs>
           </a:gsLst>
           <a:lin ang="16200000" scaled="0"/>
-          <a:tileRect l="0" t="0" r="0" b="0"/>
+          <a:tileRect/>
         </a:gradFill>
       </a:fillStyleLst>
       <a:lnStyleLst>
@@ -4045,7 +4652,7 @@
           <a:path path="circle">
             <a:fillToRect l="50000" t="-80000" r="50000" b="180000"/>
           </a:path>
-          <a:tileRect l="0" t="0" r="0" b="0"/>
+          <a:tileRect/>
         </a:gradFill>
         <a:gradFill>
           <a:gsLst>
@@ -4063,10 +4670,12 @@
           <a:path path="circle">
             <a:fillToRect l="50000" t="50000" r="50000" b="50000"/>
           </a:path>
-          <a:tileRect l="0" t="0" r="0" b="0"/>
+          <a:tileRect/>
         </a:gradFill>
       </a:bgFillStyleLst>
     </a:fmtScheme>
   </a:themeElements>
+  <a:objectDefaults/>
+  <a:extraClrSchemeLst/>
 </a:theme>
 </file>
--- a/src/templates/Angebot.docx
+++ b/src/templates/Angebot.docx
@@ -79,8 +79,8 @@
       </w:tblPr>
       <w:tblGrid>
         <w:gridCol w:w="5093"/>
-        <w:gridCol w:w="2346"/>
-        <w:gridCol w:w="2596"/>
+        <w:gridCol w:w="1843"/>
+        <w:gridCol w:w="3099"/>
       </w:tblGrid>
       <w:tr>
         <w:trPr>
@@ -224,7 +224,7 @@
         </w:tc>
         <w:tc>
           <w:tcPr>
-            <w:tcW w:w="2346" w:type="dxa"/>
+            <w:tcW w:w="1843" w:type="dxa"/>
             <w:tcBorders>
               <w:top w:val="single" w:sz="8" w:space="0" w:color="FFFFFF"/>
               <w:left w:val="single" w:sz="8" w:space="0" w:color="FFFFFF"/>
@@ -333,7 +333,7 @@
         </w:tc>
         <w:tc>
           <w:tcPr>
-            <w:tcW w:w="2596" w:type="dxa"/>
+            <w:tcW w:w="3099" w:type="dxa"/>
             <w:tcBorders>
               <w:top w:val="single" w:sz="8" w:space="0" w:color="FFFFFF"/>
               <w:left w:val="single" w:sz="8" w:space="0" w:color="FFFFFF"/>
@@ -2925,7 +2925,25 @@
           <w:color w:val="030303"/>
           <w:lang w:val="de-DE"/>
         </w:rPr>
-        <w:t xml:space="preserve"> Ob eine ebenerdige Montage der Duschwanne möglich ist, kann erst nach dem Ausbau der bestehenden Wanne beurteilen werden. Sollten dabei zusätzliche oder weitere Leistungen erforderlich oder von Ihnen gewünscht sein, können zusätzliche Kosten entstehen.{/EbenerdigHinweis}</w:t>
+        <w:t xml:space="preserve"> Ob eine ebenerdige Montage der Duschwanne möglich ist, kann erst nach dem Ausbau der bestehenden Wanne beurteilen werden. Sollten dabei zusätzliche oder weitere Leistungen erforderlich oder von Ihnen gewünscht sein, können zusätzliche Kosten entstehen.{/</w:t>
+      </w:r>
+      <w:proofErr w:type="spellStart"/>
+      <w:r>
+        <w:rPr>
+          <w:rFonts w:ascii="Open Sans" w:eastAsia="Open Sans" w:hAnsi="Open Sans" w:cs="Open Sans"/>
+          <w:color w:val="030303"/>
+          <w:lang w:val="de-DE"/>
+        </w:rPr>
+        <w:t>EbenerdigHinweis</w:t>
+      </w:r>
+      <w:proofErr w:type="spellEnd"/>
+      <w:r>
+        <w:rPr>
+          <w:rFonts w:ascii="Open Sans" w:eastAsia="Open Sans" w:hAnsi="Open Sans" w:cs="Open Sans"/>
+          <w:color w:val="030303"/>
+          <w:lang w:val="de-DE"/>
+        </w:rPr>
+        <w:t>}</w:t>
       </w:r>
       <w:r>
         <w:rPr>
@@ -2955,7 +2973,43 @@
           <w:color w:val="030303"/>
           <w:lang w:val="de-DE"/>
         </w:rPr>
-        <w:t>Diese werden vorab mit Ihnen besprochen, bedürfen lhrer Zustimmung und werden auf Regiebasis nach tatsächlichem Aufwand abgerechnet. (Stundensatz-Facharbeiter: {RegieRateFmt} netto){#hasSubsidyLine}</w:t>
+        <w:t xml:space="preserve">Diese werden vorab mit Ihnen besprochen, bedürfen </w:t>
+      </w:r>
+      <w:proofErr w:type="spellStart"/>
+      <w:r>
+        <w:rPr>
+          <w:rFonts w:ascii="Open Sans" w:eastAsia="Open Sans" w:hAnsi="Open Sans" w:cs="Open Sans"/>
+          <w:color w:val="030303"/>
+          <w:lang w:val="de-DE"/>
+        </w:rPr>
+        <w:t>lhrer</w:t>
+      </w:r>
+      <w:proofErr w:type="spellEnd"/>
+      <w:r>
+        <w:rPr>
+          <w:rFonts w:ascii="Open Sans" w:eastAsia="Open Sans" w:hAnsi="Open Sans" w:cs="Open Sans"/>
+          <w:color w:val="030303"/>
+          <w:lang w:val="de-DE"/>
+        </w:rPr>
+        <w:t xml:space="preserve"> Zustimmung und werden auf Regiebasis nach tatsächlichem Aufwand abgerechnet. (Stundensatz-Facharbeiter: {</w:t>
+      </w:r>
+      <w:proofErr w:type="spellStart"/>
+      <w:r>
+        <w:rPr>
+          <w:rFonts w:ascii="Open Sans" w:eastAsia="Open Sans" w:hAnsi="Open Sans" w:cs="Open Sans"/>
+          <w:color w:val="030303"/>
+          <w:lang w:val="de-DE"/>
+        </w:rPr>
+        <w:t>RegieRateFmt</w:t>
+      </w:r>
+      <w:proofErr w:type="spellEnd"/>
+      <w:r>
+        <w:rPr>
+          <w:rFonts w:ascii="Open Sans" w:eastAsia="Open Sans" w:hAnsi="Open Sans" w:cs="Open Sans"/>
+          <w:color w:val="030303"/>
+          <w:lang w:val="de-DE"/>
+        </w:rPr>
+        <w:t>} netto){#hasSubsidyLine}</w:t>
       </w:r>
       <w:r>
         <w:rPr>
@@ -2981,16 +3035,9 @@
           <w:color w:val="030303"/>
           <w:lang w:val="de-DE"/>
         </w:rPr>
-        <w:t>{SelbstkostenanteilFmt}</w:t>
-      </w:r>
-      <w:r>
-        <w:rPr>
-          <w:rFonts w:ascii="Open Sans" w:eastAsia="Open Sans" w:hAnsi="Open Sans" w:cs="Open Sans"/>
-          <w:color w:val="030303"/>
-          <w:lang w:val="de-DE"/>
-        </w:rPr>
-        <w:t xml:space="preserve"> unter Berücksichtigung eines gewährten Zuschusses durch die Pflegekasse i.H.v. </w:t>
-      </w:r>
+        <w:t>{</w:t>
+      </w:r>
+      <w:proofErr w:type="spellStart"/>
       <w:r>
         <w:rPr>
           <w:rFonts w:ascii="Open Sans" w:eastAsia="Open Sans" w:hAnsi="Open Sans" w:cs="Open Sans"/>
@@ -2998,6 +3045,51 @@
           <w:color w:val="030303"/>
           <w:lang w:val="de-DE"/>
         </w:rPr>
+        <w:t>SelbstkostenanteilFmt</w:t>
+      </w:r>
+      <w:proofErr w:type="spellEnd"/>
+      <w:r>
+        <w:rPr>
+          <w:rFonts w:ascii="Open Sans" w:eastAsia="Open Sans" w:hAnsi="Open Sans" w:cs="Open Sans"/>
+          <w:b/>
+          <w:color w:val="030303"/>
+          <w:lang w:val="de-DE"/>
+        </w:rPr>
+        <w:t>}</w:t>
+      </w:r>
+      <w:r>
+        <w:rPr>
+          <w:rFonts w:ascii="Open Sans" w:eastAsia="Open Sans" w:hAnsi="Open Sans" w:cs="Open Sans"/>
+          <w:color w:val="030303"/>
+          <w:lang w:val="de-DE"/>
+        </w:rPr>
+        <w:t xml:space="preserve"> unter Berücksichtigung eines gewährten Zuschusses durch die Pflegekasse </w:t>
+      </w:r>
+      <w:proofErr w:type="spellStart"/>
+      <w:r>
+        <w:rPr>
+          <w:rFonts w:ascii="Open Sans" w:eastAsia="Open Sans" w:hAnsi="Open Sans" w:cs="Open Sans"/>
+          <w:color w:val="030303"/>
+          <w:lang w:val="de-DE"/>
+        </w:rPr>
+        <w:t>i.H.v</w:t>
+      </w:r>
+      <w:proofErr w:type="spellEnd"/>
+      <w:r>
+        <w:rPr>
+          <w:rFonts w:ascii="Open Sans" w:eastAsia="Open Sans" w:hAnsi="Open Sans" w:cs="Open Sans"/>
+          <w:color w:val="030303"/>
+          <w:lang w:val="de-DE"/>
+        </w:rPr>
+        <w:t xml:space="preserve">. </w:t>
+      </w:r>
+      <w:r>
+        <w:rPr>
+          <w:rFonts w:ascii="Open Sans" w:eastAsia="Open Sans" w:hAnsi="Open Sans" w:cs="Open Sans"/>
+          <w:b/>
+          <w:color w:val="030303"/>
+          <w:lang w:val="de-DE"/>
+        </w:rPr>
         <w:t>{Zuschusskrankenkasse}</w:t>
       </w:r>
       <w:r>
@@ -3006,7 +3098,25 @@
           <w:color w:val="030303"/>
           <w:lang w:val="de-DE"/>
         </w:rPr>
-        <w:t>.{/hasSubsidyLine}</w:t>
+        <w:t>.{/</w:t>
+      </w:r>
+      <w:proofErr w:type="spellStart"/>
+      <w:r>
+        <w:rPr>
+          <w:rFonts w:ascii="Open Sans" w:eastAsia="Open Sans" w:hAnsi="Open Sans" w:cs="Open Sans"/>
+          <w:color w:val="030303"/>
+          <w:lang w:val="de-DE"/>
+        </w:rPr>
+        <w:t>hasSubsidyLine</w:t>
+      </w:r>
+      <w:proofErr w:type="spellEnd"/>
+      <w:r>
+        <w:rPr>
+          <w:rFonts w:ascii="Open Sans" w:eastAsia="Open Sans" w:hAnsi="Open Sans" w:cs="Open Sans"/>
+          <w:color w:val="030303"/>
+          <w:lang w:val="de-DE"/>
+        </w:rPr>
+        <w:t>}</w:t>
       </w:r>
     </w:p>
     <w:p>

--- a/src/templates/Angebot.docx
+++ b/src/templates/Angebot.docx
@@ -344,7 +344,7 @@
           <w:p>
             <w:pPr>
               <w:pStyle w:val="normal1"/>
-              <w:jc w:val="right"/>
+              <w:jc w:val="both"/>
               <w:rPr>
                 <w:rFonts w:ascii="Open Sans" w:eastAsia="Open Sans" w:hAnsi="Open Sans" w:cs="Open Sans"/>
                 <w:lang w:val="de-DE"/>

--- a/src/templates/Angebot.docx
+++ b/src/templates/Angebot.docx
@@ -344,7 +344,7 @@
           <w:p>
             <w:pPr>
               <w:pStyle w:val="normal1"/>
-              <w:jc w:val="both"/>
+              <w:jc w:val="right"/>
               <w:rPr>
                 <w:rFonts w:ascii="Open Sans" w:eastAsia="Open Sans" w:hAnsi="Open Sans" w:cs="Open Sans"/>
                 <w:lang w:val="de-DE"/>

--- a/src/templates/Angebot.docx
+++ b/src/templates/Angebot.docx
@@ -78,9 +78,9 @@
         <w:tblLook w:val="0600" w:firstRow="0" w:lastRow="0" w:firstColumn="0" w:lastColumn="0" w:noHBand="1" w:noVBand="1"/>
       </w:tblPr>
       <w:tblGrid>
-        <w:gridCol w:w="5093"/>
-        <w:gridCol w:w="1843"/>
-        <w:gridCol w:w="3099"/>
+        <w:gridCol w:w="4810"/>
+        <w:gridCol w:w="2268"/>
+        <w:gridCol w:w="2957"/>
       </w:tblGrid>
       <w:tr>
         <w:trPr>
@@ -88,7 +88,7 @@
         </w:trPr>
         <w:tc>
           <w:tcPr>
-            <w:tcW w:w="5093" w:type="dxa"/>
+            <w:tcW w:w="4810" w:type="dxa"/>
             <w:tcBorders>
               <w:top w:val="single" w:sz="8" w:space="0" w:color="FFFFFF"/>
               <w:left w:val="single" w:sz="8" w:space="0" w:color="FFFFFF"/>
@@ -224,7 +224,7 @@
         </w:tc>
         <w:tc>
           <w:tcPr>
-            <w:tcW w:w="1843" w:type="dxa"/>
+            <w:tcW w:w="2268" w:type="dxa"/>
             <w:tcBorders>
               <w:top w:val="single" w:sz="8" w:space="0" w:color="FFFFFF"/>
               <w:left w:val="single" w:sz="8" w:space="0" w:color="FFFFFF"/>
@@ -333,7 +333,7 @@
         </w:tc>
         <w:tc>
           <w:tcPr>
-            <w:tcW w:w="3099" w:type="dxa"/>
+            <w:tcW w:w="2957" w:type="dxa"/>
             <w:tcBorders>
               <w:top w:val="single" w:sz="8" w:space="0" w:color="FFFFFF"/>
               <w:left w:val="single" w:sz="8" w:space="0" w:color="FFFFFF"/>
@@ -488,7 +488,7 @@
         </w:trPr>
         <w:tc>
           <w:tcPr>
-            <w:tcW w:w="5093" w:type="dxa"/>
+            <w:tcW w:w="4810" w:type="dxa"/>
             <w:tcBorders>
               <w:top w:val="single" w:sz="8" w:space="0" w:color="FFFFFF"/>
               <w:left w:val="single" w:sz="8" w:space="0" w:color="FFFFFF"/>
@@ -511,7 +511,7 @@
         </w:tc>
         <w:tc>
           <w:tcPr>
-            <w:tcW w:w="4942" w:type="dxa"/>
+            <w:tcW w:w="5225" w:type="dxa"/>
             <w:gridSpan w:val="2"/>
             <w:tcBorders>
               <w:top w:val="single" w:sz="8" w:space="0" w:color="FFFFFF"/>

--- a/src/templates/Angebot.docx
+++ b/src/templates/Angebot.docx
@@ -3363,12 +3363,10 @@
       </w:r>
     </w:p>
     <w:sectPr>
-      <w:headerReference w:type="even" r:id="rId7"/>
-      <w:headerReference w:type="default" r:id="rId8"/>
-      <w:footerReference w:type="even" r:id="rId9"/>
-      <w:footerReference w:type="default" r:id="rId10"/>
-      <w:headerReference w:type="first" r:id="rId11"/>
-      <w:footerReference w:type="first" r:id="rId12"/>
+      <w:headerReference w:type="default" r:id="rId7"/>
+      <w:footerReference w:type="default" r:id="rId8"/>
+      <w:headerReference w:type="first" r:id="rId9"/>
+      <w:footerReference w:type="first" r:id="rId10"/>
       <w:pgSz w:w="12240" w:h="15840"/>
       <w:pgMar w:top="1440" w:right="1440" w:bottom="1440" w:left="1440" w:header="0" w:footer="0" w:gutter="0"/>
       <w:pgNumType w:start="1"/>
@@ -3403,7 +3401,201 @@
 <w:ftr xmlns:wpc="http://schemas.microsoft.com/office/word/2010/wordprocessingCanvas" xmlns:cx="http://schemas.microsoft.com/office/drawing/2014/chartex" xmlns:cx1="http://schemas.microsoft.com/office/drawing/2015/9/8/chartex" xmlns:cx2="http://schemas.microsoft.com/office/drawing/2015/10/21/chartex" xmlns:cx3="http://schemas.microsoft.com/office/drawing/2016/5/9/chartex" xmlns:cx4="http://schemas.microsoft.com/office/drawing/2016/5/10/chartex" xmlns:cx5="http://schemas.microsoft.com/office/drawing/2016/5/11/chartex" xmlns:cx6="http://schemas.microsoft.com/office/drawing/2016/5/12/chartex" xmlns:cx7="http://schemas.microsoft.com/office/drawing/2016/5/13/chartex" xmlns:cx8="http://schemas.microsoft.com/office/drawing/2016/5/14/chartex" xmlns:mc="http://schemas.openxmlformats.org/markup-compatibility/2006" xmlns:aink="http://schemas.microsoft.com/office/drawing/2016/ink" xmlns:am3d="http://schemas.microsoft.com/office/drawing/2017/model3d" xmlns:o="urn:schemas-microsoft-com:office:office" xmlns:oel="http://schemas.microsoft.com/office/2019/extlst" xmlns:r="http://schemas.openxmlformats.org/officeDocument/2006/relationships" xmlns:m="http://schemas.openxmlformats.org/officeDocument/2006/math" xmlns:v="urn:schemas-microsoft-com:vml" xmlns:wp14="http://schemas.microsoft.com/office/word/2010/wordprocessingDrawing" xmlns:wp="http://schemas.openxmlformats.org/drawingml/2006/wordprocessingDrawing" xmlns:w10="urn:schemas-microsoft-com:office:word" xmlns:w="http://schemas.openxmlformats.org/wordprocessingml/2006/main" xmlns:w14="http://schemas.microsoft.com/office/word/2010/wordml" xmlns:w15="http://schemas.microsoft.com/office/word/2012/wordml" xmlns:w16cex="http://schemas.microsoft.com/office/word/2018/wordml/cex" xmlns:w16cid="http://schemas.microsoft.com/office/word/2016/wordml/cid" xmlns:w16="http://schemas.microsoft.com/office/word/2018/wordml" xmlns:w16du="http://schemas.microsoft.com/office/word/2023/wordml/word16du" xmlns:w16sdtdh="http://schemas.microsoft.com/office/word/2020/wordml/sdtdatahash" xmlns:w16sdtfl="http://schemas.microsoft.com/office/word/2024/wordml/sdtformatlock" xmlns:w16se="http://schemas.microsoft.com/office/word/2015/wordml/symex" xmlns:wpg="http://schemas.microsoft.com/office/word/2010/wordprocessingGroup" xmlns:wpi="http://schemas.microsoft.com/office/word/2010/wordprocessingInk" xmlns:wne="http://schemas.microsoft.com/office/word/2006/wordml" xmlns:wps="http://schemas.microsoft.com/office/word/2010/wordprocessingShape" mc:Ignorable="w14 w15 w16se w16cid w16 w16cex w16sdtdh w16sdtfl w16du wp14">
   <w:p>
     <w:pPr>
-      <w:pStyle w:val="Stopka"/>
+      <w:pStyle w:val="normal1"/>
+      <w:spacing w:before="240" w:after="240" w:line="14" w:lineRule="auto"/>
+    </w:pPr>
+  </w:p>
+  <w:tbl>
+    <w:tblPr>
+      <w:tblStyle w:val="TableNormal"/>
+      <w:tblW w:w="9885" w:type="dxa"/>
+      <w:tblInd w:w="0" w:type="dxa"/>
+      <w:tblLayout w:type="fixed"/>
+      <w:tblCellMar>
+        <w:top w:w="0" w:type="dxa"/>
+        <w:left w:w="0" w:type="dxa"/>
+        <w:bottom w:w="0" w:type="dxa"/>
+        <w:right w:w="0" w:type="dxa"/>
+      </w:tblCellMar>
+      <w:tblLook w:val="0600" w:firstRow="0" w:lastRow="0" w:firstColumn="0" w:lastColumn="0" w:noHBand="1" w:noVBand="1"/>
+    </w:tblPr>
+    <w:tblGrid>
+      <w:gridCol w:w="8055"/>
+      <w:gridCol w:w="1830"/>
+    </w:tblGrid>
+    <w:tr>
+      <w:tc>
+        <w:tcPr>
+          <w:tcW w:w="8055" w:type="dxa"/>
+          <w:tcBorders>
+            <w:top w:val="single" w:sz="8" w:space="0" w:color="FFFFFF"/>
+            <w:left w:val="single" w:sz="8" w:space="0" w:color="FFFFFF"/>
+            <w:bottom w:val="single" w:sz="8" w:space="0" w:color="FFFFFF"/>
+            <w:right w:val="single" w:sz="8" w:space="0" w:color="FFFFFF"/>
+          </w:tcBorders>
+          <w:vAlign w:val="bottom"/>
+        </w:tcPr>
+        <w:p>
+          <w:pPr>
+            <w:pStyle w:val="normal1"/>
+            <w:keepLines/>
+            <w:ind w:left="720"/>
+            <w:jc w:val="center"/>
+            <w:rPr>
+              <w:sz w:val="14"/>
+              <w:szCs w:val="14"/>
+              <w:lang w:val="de-DE"/>
+            </w:rPr>
+          </w:pPr>
+          <w:r>
+            <w:rPr>
+              <w:sz w:val="14"/>
+              <w:szCs w:val="14"/>
+              <w:lang w:val="de-DE"/>
+            </w:rPr>
+            <w:t>EmC2 Attila Landgrafe | Waldstraße 5 | 95032 Hof</w:t>
+          </w:r>
+        </w:p>
+        <w:p>
+          <w:pPr>
+            <w:pStyle w:val="normal1"/>
+            <w:keepLines/>
+            <w:ind w:left="720"/>
+            <w:jc w:val="center"/>
+            <w:rPr>
+              <w:sz w:val="14"/>
+              <w:szCs w:val="14"/>
+              <w:lang w:val="de-DE"/>
+            </w:rPr>
+          </w:pPr>
+          <w:r>
+            <w:rPr>
+              <w:sz w:val="14"/>
+              <w:szCs w:val="14"/>
+              <w:lang w:val="de-DE"/>
+            </w:rPr>
+            <w:t xml:space="preserve">Steuernummer: 22324320478 | </w:t>
+          </w:r>
+          <w:proofErr w:type="spellStart"/>
+          <w:r>
+            <w:rPr>
+              <w:sz w:val="14"/>
+              <w:szCs w:val="14"/>
+              <w:lang w:val="de-DE"/>
+            </w:rPr>
+            <w:t>USt-IdNr</w:t>
+          </w:r>
+          <w:proofErr w:type="spellEnd"/>
+          <w:r>
+            <w:rPr>
+              <w:sz w:val="14"/>
+              <w:szCs w:val="14"/>
+              <w:lang w:val="de-DE"/>
+            </w:rPr>
+            <w:t>.: DE296903997</w:t>
+          </w:r>
+        </w:p>
+        <w:p>
+          <w:pPr>
+            <w:pStyle w:val="normal1"/>
+            <w:keepLines/>
+            <w:ind w:left="720"/>
+            <w:jc w:val="center"/>
+            <w:rPr>
+              <w:sz w:val="14"/>
+              <w:szCs w:val="14"/>
+              <w:lang w:val="de-DE"/>
+            </w:rPr>
+          </w:pPr>
+          <w:r>
+            <w:rPr>
+              <w:sz w:val="14"/>
+              <w:szCs w:val="14"/>
+              <w:lang w:val="de-DE"/>
+            </w:rPr>
+            <w:t>VR Bank Bayreuth-Hof eG | IBAN: DE43 7806 0896 0007 0794 43 | BIC: GENODEF1HO1</w:t>
+          </w:r>
+        </w:p>
+      </w:tc>
+      <w:tc>
+        <w:tcPr>
+          <w:tcW w:w="1830" w:type="dxa"/>
+          <w:tcBorders>
+            <w:top w:val="single" w:sz="8" w:space="0" w:color="FFFFFF"/>
+            <w:left w:val="single" w:sz="8" w:space="0" w:color="FFFFFF"/>
+            <w:bottom w:val="single" w:sz="8" w:space="0" w:color="FFFFFF"/>
+            <w:right w:val="single" w:sz="8" w:space="0" w:color="FFFFFF"/>
+          </w:tcBorders>
+        </w:tcPr>
+        <w:p>
+          <w:pPr>
+            <w:pStyle w:val="normal1"/>
+            <w:jc w:val="right"/>
+            <w:rPr>
+              <w:sz w:val="16"/>
+              <w:szCs w:val="16"/>
+            </w:rPr>
+          </w:pPr>
+          <w:r>
+            <w:rPr>
+              <w:sz w:val="16"/>
+              <w:szCs w:val="16"/>
+              <w:lang w:val="de-DE"/>
+            </w:rPr>
+            <w:br/>
+          </w:r>
+          <w:proofErr w:type="spellStart"/>
+          <w:r>
+            <w:rPr>
+              <w:sz w:val="16"/>
+              <w:szCs w:val="16"/>
+            </w:rPr>
+            <w:t>Seite</w:t>
+          </w:r>
+          <w:proofErr w:type="spellEnd"/>
+          <w:r>
+            <w:rPr>
+              <w:sz w:val="16"/>
+              <w:szCs w:val="16"/>
+            </w:rPr>
+            <w:t xml:space="preserve"> </w:t>
+          </w:r>
+          <w:r>
+            <w:fldChar w:fldCharType="begin"/>
+          </w:r>
+          <w:r>
+            <w:instrText xml:space="preserve"> PAGE </w:instrText>
+          </w:r>
+          <w:r>
+            <w:fldChar w:fldCharType="separate"/>
+          </w:r>
+          <w:r>
+            <w:t>3</w:t>
+          </w:r>
+          <w:r>
+            <w:fldChar w:fldCharType="end"/>
+          </w:r>
+          <w:r>
+            <w:rPr>
+              <w:sz w:val="16"/>
+              <w:szCs w:val="16"/>
+            </w:rPr>
+            <w:t>/</w:t>
+          </w:r>
+          <w:fldSimple w:instr=" NUMPAGES ">
+            <w:r>
+              <w:t>3</w:t>
+            </w:r>
+          </w:fldSimple>
+        </w:p>
+      </w:tc>
+    </w:tr>
+  </w:tbl>
+  <w:p>
+    <w:pPr>
+      <w:pStyle w:val="normal1"/>
+      <w:spacing w:before="240" w:after="240" w:line="14" w:lineRule="auto"/>
+      <w:jc w:val="center"/>
     </w:pPr>
   </w:p>
 </w:ftr>
@@ -3595,192 +3787,6 @@
 </w:ftr>
 </file>
 
-<file path=word/footer3.xml><?xml version="1.0" encoding="utf-8"?>
-<w:ftr xmlns:wpc="http://schemas.microsoft.com/office/word/2010/wordprocessingCanvas" xmlns:cx="http://schemas.microsoft.com/office/drawing/2014/chartex" xmlns:cx1="http://schemas.microsoft.com/office/drawing/2015/9/8/chartex" xmlns:cx2="http://schemas.microsoft.com/office/drawing/2015/10/21/chartex" xmlns:cx3="http://schemas.microsoft.com/office/drawing/2016/5/9/chartex" xmlns:cx4="http://schemas.microsoft.com/office/drawing/2016/5/10/chartex" xmlns:cx5="http://schemas.microsoft.com/office/drawing/2016/5/11/chartex" xmlns:cx6="http://schemas.microsoft.com/office/drawing/2016/5/12/chartex" xmlns:cx7="http://schemas.microsoft.com/office/drawing/2016/5/13/chartex" xmlns:cx8="http://schemas.microsoft.com/office/drawing/2016/5/14/chartex" xmlns:mc="http://schemas.openxmlformats.org/markup-compatibility/2006" xmlns:aink="http://schemas.microsoft.com/office/drawing/2016/ink" xmlns:am3d="http://schemas.microsoft.com/office/drawing/2017/model3d" xmlns:o="urn:schemas-microsoft-com:office:office" xmlns:oel="http://schemas.microsoft.com/office/2019/extlst" xmlns:r="http://schemas.openxmlformats.org/officeDocument/2006/relationships" xmlns:m="http://schemas.openxmlformats.org/officeDocument/2006/math" xmlns:v="urn:schemas-microsoft-com:vml" xmlns:wp14="http://schemas.microsoft.com/office/word/2010/wordprocessingDrawing" xmlns:wp="http://schemas.openxmlformats.org/drawingml/2006/wordprocessingDrawing" xmlns:w10="urn:schemas-microsoft-com:office:word" xmlns:w="http://schemas.openxmlformats.org/wordprocessingml/2006/main" xmlns:w14="http://schemas.microsoft.com/office/word/2010/wordml" xmlns:w15="http://schemas.microsoft.com/office/word/2012/wordml" xmlns:w16cex="http://schemas.microsoft.com/office/word/2018/wordml/cex" xmlns:w16cid="http://schemas.microsoft.com/office/word/2016/wordml/cid" xmlns:w16="http://schemas.microsoft.com/office/word/2018/wordml" xmlns:w16du="http://schemas.microsoft.com/office/word/2023/wordml/word16du" xmlns:w16sdtdh="http://schemas.microsoft.com/office/word/2020/wordml/sdtdatahash" xmlns:w16sdtfl="http://schemas.microsoft.com/office/word/2024/wordml/sdtformatlock" xmlns:w16se="http://schemas.microsoft.com/office/word/2015/wordml/symex" xmlns:wpg="http://schemas.microsoft.com/office/word/2010/wordprocessingGroup" xmlns:wpi="http://schemas.microsoft.com/office/word/2010/wordprocessingInk" xmlns:wne="http://schemas.microsoft.com/office/word/2006/wordml" xmlns:wps="http://schemas.microsoft.com/office/word/2010/wordprocessingShape" mc:Ignorable="w14 w15 w16se w16cid w16 w16cex w16sdtdh w16sdtfl w16du wp14">
-  <w:p>
-    <w:pPr>
-      <w:pStyle w:val="normal1"/>
-      <w:spacing w:before="240" w:after="240" w:line="14" w:lineRule="auto"/>
-    </w:pPr>
-  </w:p>
-  <w:tbl>
-    <w:tblPr>
-      <w:tblStyle w:val="TableNormal"/>
-      <w:tblW w:w="9885" w:type="dxa"/>
-      <w:tblInd w:w="0" w:type="dxa"/>
-      <w:tblLayout w:type="fixed"/>
-      <w:tblCellMar>
-        <w:top w:w="0" w:type="dxa"/>
-        <w:left w:w="0" w:type="dxa"/>
-        <w:bottom w:w="0" w:type="dxa"/>
-        <w:right w:w="0" w:type="dxa"/>
-      </w:tblCellMar>
-      <w:tblLook w:val="0600" w:firstRow="0" w:lastRow="0" w:firstColumn="0" w:lastColumn="0" w:noHBand="1" w:noVBand="1"/>
-    </w:tblPr>
-    <w:tblGrid>
-      <w:gridCol w:w="8055"/>
-      <w:gridCol w:w="1830"/>
-    </w:tblGrid>
-    <w:tr>
-      <w:tc>
-        <w:tcPr>
-          <w:tcW w:w="8055" w:type="dxa"/>
-          <w:tcBorders>
-            <w:top w:val="single" w:sz="8" w:space="0" w:color="FFFFFF"/>
-            <w:left w:val="single" w:sz="8" w:space="0" w:color="FFFFFF"/>
-            <w:bottom w:val="single" w:sz="8" w:space="0" w:color="FFFFFF"/>
-            <w:right w:val="single" w:sz="8" w:space="0" w:color="FFFFFF"/>
-          </w:tcBorders>
-          <w:vAlign w:val="bottom"/>
-        </w:tcPr>
-        <w:p>
-          <w:pPr>
-            <w:pStyle w:val="normal1"/>
-            <w:keepLines/>
-            <w:ind w:left="720"/>
-            <w:jc w:val="center"/>
-            <w:rPr>
-              <w:sz w:val="14"/>
-              <w:szCs w:val="14"/>
-              <w:lang w:val="de-DE"/>
-            </w:rPr>
-          </w:pPr>
-          <w:r>
-            <w:rPr>
-              <w:sz w:val="14"/>
-              <w:szCs w:val="14"/>
-              <w:lang w:val="de-DE"/>
-            </w:rPr>
-            <w:t>EmC2 Attila Landgrafe | Waldstraße 5 | 95032 Hof</w:t>
-          </w:r>
-        </w:p>
-        <w:p>
-          <w:pPr>
-            <w:pStyle w:val="normal1"/>
-            <w:keepLines/>
-            <w:ind w:left="720"/>
-            <w:jc w:val="center"/>
-            <w:rPr>
-              <w:sz w:val="14"/>
-              <w:szCs w:val="14"/>
-              <w:lang w:val="de-DE"/>
-            </w:rPr>
-          </w:pPr>
-          <w:r>
-            <w:rPr>
-              <w:sz w:val="14"/>
-              <w:szCs w:val="14"/>
-              <w:lang w:val="de-DE"/>
-            </w:rPr>
-            <w:t>Steuernummer: 22324320478 | USt-IdNr.: DE296903997</w:t>
-          </w:r>
-        </w:p>
-        <w:p>
-          <w:pPr>
-            <w:pStyle w:val="normal1"/>
-            <w:keepLines/>
-            <w:ind w:left="720"/>
-            <w:jc w:val="center"/>
-            <w:rPr>
-              <w:sz w:val="14"/>
-              <w:szCs w:val="14"/>
-              <w:lang w:val="de-DE"/>
-            </w:rPr>
-          </w:pPr>
-          <w:r>
-            <w:rPr>
-              <w:sz w:val="14"/>
-              <w:szCs w:val="14"/>
-              <w:lang w:val="de-DE"/>
-            </w:rPr>
-            <w:t>VR Bank Bayreuth-Hof eG | IBAN: DE43 7806 0896 0007 0794 43 | BIC: GENODEF1HO1</w:t>
-          </w:r>
-        </w:p>
-      </w:tc>
-      <w:tc>
-        <w:tcPr>
-          <w:tcW w:w="1830" w:type="dxa"/>
-          <w:tcBorders>
-            <w:top w:val="single" w:sz="8" w:space="0" w:color="FFFFFF"/>
-            <w:left w:val="single" w:sz="8" w:space="0" w:color="FFFFFF"/>
-            <w:bottom w:val="single" w:sz="8" w:space="0" w:color="FFFFFF"/>
-            <w:right w:val="single" w:sz="8" w:space="0" w:color="FFFFFF"/>
-          </w:tcBorders>
-        </w:tcPr>
-        <w:p>
-          <w:pPr>
-            <w:pStyle w:val="normal1"/>
-            <w:jc w:val="right"/>
-            <w:rPr>
-              <w:sz w:val="16"/>
-              <w:szCs w:val="16"/>
-            </w:rPr>
-          </w:pPr>
-          <w:r>
-            <w:rPr>
-              <w:sz w:val="16"/>
-              <w:szCs w:val="16"/>
-              <w:lang w:val="de-DE"/>
-            </w:rPr>
-            <w:br/>
-          </w:r>
-          <w:proofErr w:type="spellStart"/>
-          <w:r>
-            <w:rPr>
-              <w:sz w:val="16"/>
-              <w:szCs w:val="16"/>
-            </w:rPr>
-            <w:t>Seite</w:t>
-          </w:r>
-          <w:proofErr w:type="spellEnd"/>
-          <w:r>
-            <w:rPr>
-              <w:sz w:val="16"/>
-              <w:szCs w:val="16"/>
-            </w:rPr>
-            <w:t xml:space="preserve"> </w:t>
-          </w:r>
-          <w:r>
-            <w:fldChar w:fldCharType="begin"/>
-          </w:r>
-          <w:r>
-            <w:instrText xml:space="preserve"> PAGE </w:instrText>
-          </w:r>
-          <w:r>
-            <w:fldChar w:fldCharType="separate"/>
-          </w:r>
-          <w:r>
-            <w:t>3</w:t>
-          </w:r>
-          <w:r>
-            <w:fldChar w:fldCharType="end"/>
-          </w:r>
-          <w:r>
-            <w:rPr>
-              <w:sz w:val="16"/>
-              <w:szCs w:val="16"/>
-            </w:rPr>
-            <w:t>/</w:t>
-          </w:r>
-          <w:fldSimple w:instr=" NUMPAGES ">
-            <w:r>
-              <w:t>3</w:t>
-            </w:r>
-          </w:fldSimple>
-        </w:p>
-      </w:tc>
-    </w:tr>
-  </w:tbl>
-  <w:p>
-    <w:pPr>
-      <w:pStyle w:val="normal1"/>
-      <w:spacing w:before="240" w:after="240" w:line="14" w:lineRule="auto"/>
-      <w:jc w:val="center"/>
-    </w:pPr>
-  </w:p>
-</w:ftr>
-</file>
-
 <file path=word/footnotes.xml><?xml version="1.0" encoding="utf-8"?>
 <w:footnotes xmlns:wpc="http://schemas.microsoft.com/office/word/2010/wordprocessingCanvas" xmlns:cx="http://schemas.microsoft.com/office/drawing/2014/chartex" xmlns:cx1="http://schemas.microsoft.com/office/drawing/2015/9/8/chartex" xmlns:cx2="http://schemas.microsoft.com/office/drawing/2015/10/21/chartex" xmlns:cx3="http://schemas.microsoft.com/office/drawing/2016/5/9/chartex" xmlns:cx4="http://schemas.microsoft.com/office/drawing/2016/5/10/chartex" xmlns:cx5="http://schemas.microsoft.com/office/drawing/2016/5/11/chartex" xmlns:cx6="http://schemas.microsoft.com/office/drawing/2016/5/12/chartex" xmlns:cx7="http://schemas.microsoft.com/office/drawing/2016/5/13/chartex" xmlns:cx8="http://schemas.microsoft.com/office/drawing/2016/5/14/chartex" xmlns:mc="http://schemas.openxmlformats.org/markup-compatibility/2006" xmlns:aink="http://schemas.microsoft.com/office/drawing/2016/ink" xmlns:am3d="http://schemas.microsoft.com/office/drawing/2017/model3d" xmlns:o="urn:schemas-microsoft-com:office:office" xmlns:oel="http://schemas.microsoft.com/office/2019/extlst" xmlns:r="http://schemas.openxmlformats.org/officeDocument/2006/relationships" xmlns:m="http://schemas.openxmlformats.org/officeDocument/2006/math" xmlns:v="urn:schemas-microsoft-com:vml" xmlns:wp14="http://schemas.microsoft.com/office/word/2010/wordprocessingDrawing" xmlns:wp="http://schemas.openxmlformats.org/drawingml/2006/wordprocessingDrawing" xmlns:w10="urn:schemas-microsoft-com:office:word" xmlns:w="http://schemas.openxmlformats.org/wordprocessingml/2006/main" xmlns:w14="http://schemas.microsoft.com/office/word/2010/wordml" xmlns:w15="http://schemas.microsoft.com/office/word/2012/wordml" xmlns:w16cex="http://schemas.microsoft.com/office/word/2018/wordml/cex" xmlns:w16cid="http://schemas.microsoft.com/office/word/2016/wordml/cid" xmlns:w16="http://schemas.microsoft.com/office/word/2018/wordml" xmlns:w16du="http://schemas.microsoft.com/office/word/2023/wordml/word16du" xmlns:w16sdtdh="http://schemas.microsoft.com/office/word/2020/wordml/sdtdatahash" xmlns:w16sdtfl="http://schemas.microsoft.com/office/word/2024/wordml/sdtformatlock" xmlns:w16se="http://schemas.microsoft.com/office/word/2015/wordml/symex" xmlns:wpg="http://schemas.microsoft.com/office/word/2010/wordprocessingGroup" xmlns:wpi="http://schemas.microsoft.com/office/word/2010/wordprocessingInk" xmlns:wne="http://schemas.microsoft.com/office/word/2006/wordml" xmlns:wps="http://schemas.microsoft.com/office/word/2010/wordprocessingShape" mc:Ignorable="w14 w15 w16se w16cid w16 w16cex w16sdtdh w16sdtfl w16du wp14">
   <w:footnote w:type="separator" w:id="-1">
@@ -3802,21 +3808,6 @@
 
 <file path=word/header1.xml><?xml version="1.0" encoding="utf-8"?>
 <w:hdr xmlns:wpc="http://schemas.microsoft.com/office/word/2010/wordprocessingCanvas" xmlns:cx="http://schemas.microsoft.com/office/drawing/2014/chartex" xmlns:cx1="http://schemas.microsoft.com/office/drawing/2015/9/8/chartex" xmlns:cx2="http://schemas.microsoft.com/office/drawing/2015/10/21/chartex" xmlns:cx3="http://schemas.microsoft.com/office/drawing/2016/5/9/chartex" xmlns:cx4="http://schemas.microsoft.com/office/drawing/2016/5/10/chartex" xmlns:cx5="http://schemas.microsoft.com/office/drawing/2016/5/11/chartex" xmlns:cx6="http://schemas.microsoft.com/office/drawing/2016/5/12/chartex" xmlns:cx7="http://schemas.microsoft.com/office/drawing/2016/5/13/chartex" xmlns:cx8="http://schemas.microsoft.com/office/drawing/2016/5/14/chartex" xmlns:mc="http://schemas.openxmlformats.org/markup-compatibility/2006" xmlns:aink="http://schemas.microsoft.com/office/drawing/2016/ink" xmlns:am3d="http://schemas.microsoft.com/office/drawing/2017/model3d" xmlns:o="urn:schemas-microsoft-com:office:office" xmlns:oel="http://schemas.microsoft.com/office/2019/extlst" xmlns:r="http://schemas.openxmlformats.org/officeDocument/2006/relationships" xmlns:m="http://schemas.openxmlformats.org/officeDocument/2006/math" xmlns:v="urn:schemas-microsoft-com:vml" xmlns:wp14="http://schemas.microsoft.com/office/word/2010/wordprocessingDrawing" xmlns:wp="http://schemas.openxmlformats.org/drawingml/2006/wordprocessingDrawing" xmlns:w10="urn:schemas-microsoft-com:office:word" xmlns:w="http://schemas.openxmlformats.org/wordprocessingml/2006/main" xmlns:w14="http://schemas.microsoft.com/office/word/2010/wordml" xmlns:w15="http://schemas.microsoft.com/office/word/2012/wordml" xmlns:w16cex="http://schemas.microsoft.com/office/word/2018/wordml/cex" xmlns:w16cid="http://schemas.microsoft.com/office/word/2016/wordml/cid" xmlns:w16="http://schemas.microsoft.com/office/word/2018/wordml" xmlns:w16du="http://schemas.microsoft.com/office/word/2023/wordml/word16du" xmlns:w16sdtdh="http://schemas.microsoft.com/office/word/2020/wordml/sdtdatahash" xmlns:w16sdtfl="http://schemas.microsoft.com/office/word/2024/wordml/sdtformatlock" xmlns:w16se="http://schemas.microsoft.com/office/word/2015/wordml/symex" xmlns:wpg="http://schemas.microsoft.com/office/word/2010/wordprocessingGroup" xmlns:wpi="http://schemas.microsoft.com/office/word/2010/wordprocessingInk" xmlns:wne="http://schemas.microsoft.com/office/word/2006/wordml" xmlns:wps="http://schemas.microsoft.com/office/word/2010/wordprocessingShape" mc:Ignorable="w14 w15 w16se w16cid w16 w16cex w16sdtdh w16sdtfl w16du wp14">
-  <w:p>
-    <w:pPr>
-      <w:pStyle w:val="Nagwek"/>
-    </w:pPr>
-  </w:p>
-</w:hdr>
-</file>
-
-<file path=word/header2.xml><?xml version="1.0" encoding="utf-8"?>
-<w:hdr xmlns:wpc="http://schemas.microsoft.com/office/word/2010/wordprocessingCanvas" xmlns:cx="http://schemas.microsoft.com/office/drawing/2014/chartex" xmlns:cx1="http://schemas.microsoft.com/office/drawing/2015/9/8/chartex" xmlns:cx2="http://schemas.microsoft.com/office/drawing/2015/10/21/chartex" xmlns:cx3="http://schemas.microsoft.com/office/drawing/2016/5/9/chartex" xmlns:cx4="http://schemas.microsoft.com/office/drawing/2016/5/10/chartex" xmlns:cx5="http://schemas.microsoft.com/office/drawing/2016/5/11/chartex" xmlns:cx6="http://schemas.microsoft.com/office/drawing/2016/5/12/chartex" xmlns:cx7="http://schemas.microsoft.com/office/drawing/2016/5/13/chartex" xmlns:cx8="http://schemas.microsoft.com/office/drawing/2016/5/14/chartex" xmlns:mc="http://schemas.openxmlformats.org/markup-compatibility/2006" xmlns:aink="http://schemas.microsoft.com/office/drawing/2016/ink" xmlns:am3d="http://schemas.microsoft.com/office/drawing/2017/model3d" xmlns:o="urn:schemas-microsoft-com:office:office" xmlns:oel="http://schemas.microsoft.com/office/2019/extlst" xmlns:r="http://schemas.openxmlformats.org/officeDocument/2006/relationships" xmlns:m="http://schemas.openxmlformats.org/officeDocument/2006/math" xmlns:v="urn:schemas-microsoft-com:vml" xmlns:wp14="http://schemas.microsoft.com/office/word/2010/wordprocessingDrawing" xmlns:wp="http://schemas.openxmlformats.org/drawingml/2006/wordprocessingDrawing" xmlns:w10="urn:schemas-microsoft-com:office:word" xmlns:w="http://schemas.openxmlformats.org/wordprocessingml/2006/main" xmlns:w14="http://schemas.microsoft.com/office/word/2010/wordml" xmlns:w15="http://schemas.microsoft.com/office/word/2012/wordml" xmlns:w16cex="http://schemas.microsoft.com/office/word/2018/wordml/cex" xmlns:w16cid="http://schemas.microsoft.com/office/word/2016/wordml/cid" xmlns:w16="http://schemas.microsoft.com/office/word/2018/wordml" xmlns:w16du="http://schemas.microsoft.com/office/word/2023/wordml/word16du" xmlns:w16sdtdh="http://schemas.microsoft.com/office/word/2020/wordml/sdtdatahash" xmlns:w16sdtfl="http://schemas.microsoft.com/office/word/2024/wordml/sdtformatlock" xmlns:w16se="http://schemas.microsoft.com/office/word/2015/wordml/symex" xmlns:wpg="http://schemas.microsoft.com/office/word/2010/wordprocessingGroup" xmlns:wpi="http://schemas.microsoft.com/office/word/2010/wordprocessingInk" xmlns:wne="http://schemas.microsoft.com/office/word/2006/wordml" xmlns:wps="http://schemas.microsoft.com/office/word/2010/wordprocessingShape" mc:Ignorable="w14 w15 w16se w16cid w16 w16cex w16sdtdh w16sdtfl w16du wp14">
-  <w:p>
-    <w:pPr>
-      <w:pStyle w:val="normal1"/>
-    </w:pPr>
-  </w:p>
   <w:p>
     <w:pPr>
       <w:pStyle w:val="normal1"/>
@@ -3874,7 +3865,7 @@
 </w:hdr>
 </file>
 
-<file path=word/header3.xml><?xml version="1.0" encoding="utf-8"?>
+<file path=word/header2.xml><?xml version="1.0" encoding="utf-8"?>
 <w:hdr xmlns:wpc="http://schemas.microsoft.com/office/word/2010/wordprocessingCanvas" xmlns:cx="http://schemas.microsoft.com/office/drawing/2014/chartex" xmlns:cx1="http://schemas.microsoft.com/office/drawing/2015/9/8/chartex" xmlns:cx2="http://schemas.microsoft.com/office/drawing/2015/10/21/chartex" xmlns:cx3="http://schemas.microsoft.com/office/drawing/2016/5/9/chartex" xmlns:cx4="http://schemas.microsoft.com/office/drawing/2016/5/10/chartex" xmlns:cx5="http://schemas.microsoft.com/office/drawing/2016/5/11/chartex" xmlns:cx6="http://schemas.microsoft.com/office/drawing/2016/5/12/chartex" xmlns:cx7="http://schemas.microsoft.com/office/drawing/2016/5/13/chartex" xmlns:cx8="http://schemas.microsoft.com/office/drawing/2016/5/14/chartex" xmlns:mc="http://schemas.openxmlformats.org/markup-compatibility/2006" xmlns:aink="http://schemas.microsoft.com/office/drawing/2016/ink" xmlns:am3d="http://schemas.microsoft.com/office/drawing/2017/model3d" xmlns:o="urn:schemas-microsoft-com:office:office" xmlns:oel="http://schemas.microsoft.com/office/2019/extlst" xmlns:r="http://schemas.openxmlformats.org/officeDocument/2006/relationships" xmlns:m="http://schemas.openxmlformats.org/officeDocument/2006/math" xmlns:v="urn:schemas-microsoft-com:vml" xmlns:wp14="http://schemas.microsoft.com/office/word/2010/wordprocessingDrawing" xmlns:wp="http://schemas.openxmlformats.org/drawingml/2006/wordprocessingDrawing" xmlns:w10="urn:schemas-microsoft-com:office:word" xmlns:w="http://schemas.openxmlformats.org/wordprocessingml/2006/main" xmlns:w14="http://schemas.microsoft.com/office/word/2010/wordml" xmlns:w15="http://schemas.microsoft.com/office/word/2012/wordml" xmlns:w16cex="http://schemas.microsoft.com/office/word/2018/wordml/cex" xmlns:w16cid="http://schemas.microsoft.com/office/word/2016/wordml/cid" xmlns:w16="http://schemas.microsoft.com/office/word/2018/wordml" xmlns:w16du="http://schemas.microsoft.com/office/word/2023/wordml/word16du" xmlns:w16sdtdh="http://schemas.microsoft.com/office/word/2020/wordml/sdtdatahash" xmlns:w16sdtfl="http://schemas.microsoft.com/office/word/2024/wordml/sdtformatlock" xmlns:w16se="http://schemas.microsoft.com/office/word/2015/wordml/symex" xmlns:wpg="http://schemas.microsoft.com/office/word/2010/wordprocessingGroup" xmlns:wpi="http://schemas.microsoft.com/office/word/2010/wordprocessingInk" xmlns:wne="http://schemas.microsoft.com/office/word/2006/wordml" xmlns:wps="http://schemas.microsoft.com/office/word/2010/wordprocessingShape" mc:Ignorable="w14 w15 w16se w16cid w16 w16cex w16sdtdh w16sdtfl w16du wp14">
   <w:p>
     <w:pPr>

--- a/src/templates/Angebot.docx
+++ b/src/templates/Angebot.docx
@@ -3158,7 +3158,7 @@
         </w:rPr>
         <w:t xml:space="preserve">Bitte unterschreiben Sie bei Annahme an entsprechender Stelle und senden uns das Angebot wieder zurück - gerne auch per E-Mail an </w:t>
       </w:r>
-      <w:hyperlink r:id="rId6">
+      <w:hyperlink r:id="rId7">
         <w:r>
           <w:rPr>
             <w:rFonts w:ascii="Open Sans" w:eastAsia="Open Sans" w:hAnsi="Open Sans" w:cs="Open Sans"/>
@@ -3363,10 +3363,12 @@
       </w:r>
     </w:p>
     <w:sectPr>
-      <w:headerReference w:type="default" r:id="rId7"/>
-      <w:footerReference w:type="default" r:id="rId8"/>
-      <w:headerReference w:type="first" r:id="rId9"/>
-      <w:footerReference w:type="first" r:id="rId10"/>
+      <w:headerReference w:type="even" r:id="rId8"/>
+      <w:headerReference w:type="default" r:id="rId9"/>
+      <w:footerReference w:type="even" r:id="rId10"/>
+      <w:footerReference w:type="default" r:id="rId11"/>
+      <w:headerReference w:type="first" r:id="rId12"/>
+      <w:footerReference w:type="first" r:id="rId13"/>
       <w:pgSz w:w="12240" w:h="15840"/>
       <w:pgMar w:top="1440" w:right="1440" w:bottom="1440" w:left="1440" w:header="0" w:footer="0" w:gutter="0"/>
       <w:pgNumType w:start="1"/>
@@ -3398,6 +3400,16 @@
 </file>
 
 <file path=word/footer1.xml><?xml version="1.0" encoding="utf-8"?>
+<w:ftr xmlns:wpc="http://schemas.microsoft.com/office/word/2010/wordprocessingCanvas" xmlns:cx="http://schemas.microsoft.com/office/drawing/2014/chartex" xmlns:cx1="http://schemas.microsoft.com/office/drawing/2015/9/8/chartex" xmlns:cx2="http://schemas.microsoft.com/office/drawing/2015/10/21/chartex" xmlns:cx3="http://schemas.microsoft.com/office/drawing/2016/5/9/chartex" xmlns:cx4="http://schemas.microsoft.com/office/drawing/2016/5/10/chartex" xmlns:cx5="http://schemas.microsoft.com/office/drawing/2016/5/11/chartex" xmlns:cx6="http://schemas.microsoft.com/office/drawing/2016/5/12/chartex" xmlns:cx7="http://schemas.microsoft.com/office/drawing/2016/5/13/chartex" xmlns:cx8="http://schemas.microsoft.com/office/drawing/2016/5/14/chartex" xmlns:mc="http://schemas.openxmlformats.org/markup-compatibility/2006" xmlns:aink="http://schemas.microsoft.com/office/drawing/2016/ink" xmlns:am3d="http://schemas.microsoft.com/office/drawing/2017/model3d" xmlns:o="urn:schemas-microsoft-com:office:office" xmlns:oel="http://schemas.microsoft.com/office/2019/extlst" xmlns:r="http://schemas.openxmlformats.org/officeDocument/2006/relationships" xmlns:m="http://schemas.openxmlformats.org/officeDocument/2006/math" xmlns:v="urn:schemas-microsoft-com:vml" xmlns:wp14="http://schemas.microsoft.com/office/word/2010/wordprocessingDrawing" xmlns:wp="http://schemas.openxmlformats.org/drawingml/2006/wordprocessingDrawing" xmlns:w10="urn:schemas-microsoft-com:office:word" xmlns:w="http://schemas.openxmlformats.org/wordprocessingml/2006/main" xmlns:w14="http://schemas.microsoft.com/office/word/2010/wordml" xmlns:w15="http://schemas.microsoft.com/office/word/2012/wordml" xmlns:w16cex="http://schemas.microsoft.com/office/word/2018/wordml/cex" xmlns:w16cid="http://schemas.microsoft.com/office/word/2016/wordml/cid" xmlns:w16="http://schemas.microsoft.com/office/word/2018/wordml" xmlns:w16du="http://schemas.microsoft.com/office/word/2023/wordml/word16du" xmlns:w16sdtdh="http://schemas.microsoft.com/office/word/2020/wordml/sdtdatahash" xmlns:w16sdtfl="http://schemas.microsoft.com/office/word/2024/wordml/sdtformatlock" xmlns:w16se="http://schemas.microsoft.com/office/word/2015/wordml/symex" xmlns:wpg="http://schemas.microsoft.com/office/word/2010/wordprocessingGroup" xmlns:wpi="http://schemas.microsoft.com/office/word/2010/wordprocessingInk" xmlns:wne="http://schemas.microsoft.com/office/word/2006/wordml" xmlns:wps="http://schemas.microsoft.com/office/word/2010/wordprocessingShape" mc:Ignorable="w14 w15 w16se w16cid w16 w16cex w16sdtdh w16sdtfl w16du wp14">
+  <w:p>
+    <w:pPr>
+      <w:pStyle w:val="Stopka"/>
+    </w:pPr>
+  </w:p>
+</w:ftr>
+</file>
+
+<file path=word/footer2.xml><?xml version="1.0" encoding="utf-8"?>
 <w:ftr xmlns:wpc="http://schemas.microsoft.com/office/word/2010/wordprocessingCanvas" xmlns:cx="http://schemas.microsoft.com/office/drawing/2014/chartex" xmlns:cx1="http://schemas.microsoft.com/office/drawing/2015/9/8/chartex" xmlns:cx2="http://schemas.microsoft.com/office/drawing/2015/10/21/chartex" xmlns:cx3="http://schemas.microsoft.com/office/drawing/2016/5/9/chartex" xmlns:cx4="http://schemas.microsoft.com/office/drawing/2016/5/10/chartex" xmlns:cx5="http://schemas.microsoft.com/office/drawing/2016/5/11/chartex" xmlns:cx6="http://schemas.microsoft.com/office/drawing/2016/5/12/chartex" xmlns:cx7="http://schemas.microsoft.com/office/drawing/2016/5/13/chartex" xmlns:cx8="http://schemas.microsoft.com/office/drawing/2016/5/14/chartex" xmlns:mc="http://schemas.openxmlformats.org/markup-compatibility/2006" xmlns:aink="http://schemas.microsoft.com/office/drawing/2016/ink" xmlns:am3d="http://schemas.microsoft.com/office/drawing/2017/model3d" xmlns:o="urn:schemas-microsoft-com:office:office" xmlns:oel="http://schemas.microsoft.com/office/2019/extlst" xmlns:r="http://schemas.openxmlformats.org/officeDocument/2006/relationships" xmlns:m="http://schemas.openxmlformats.org/officeDocument/2006/math" xmlns:v="urn:schemas-microsoft-com:vml" xmlns:wp14="http://schemas.microsoft.com/office/word/2010/wordprocessingDrawing" xmlns:wp="http://schemas.openxmlformats.org/drawingml/2006/wordprocessingDrawing" xmlns:w10="urn:schemas-microsoft-com:office:word" xmlns:w="http://schemas.openxmlformats.org/wordprocessingml/2006/main" xmlns:w14="http://schemas.microsoft.com/office/word/2010/wordml" xmlns:w15="http://schemas.microsoft.com/office/word/2012/wordml" xmlns:w16cex="http://schemas.microsoft.com/office/word/2018/wordml/cex" xmlns:w16cid="http://schemas.microsoft.com/office/word/2016/wordml/cid" xmlns:w16="http://schemas.microsoft.com/office/word/2018/wordml" xmlns:w16du="http://schemas.microsoft.com/office/word/2023/wordml/word16du" xmlns:w16sdtdh="http://schemas.microsoft.com/office/word/2020/wordml/sdtdatahash" xmlns:w16sdtfl="http://schemas.microsoft.com/office/word/2024/wordml/sdtformatlock" xmlns:w16se="http://schemas.microsoft.com/office/word/2015/wordml/symex" xmlns:wpg="http://schemas.microsoft.com/office/word/2010/wordprocessingGroup" xmlns:wpi="http://schemas.microsoft.com/office/word/2010/wordprocessingInk" xmlns:wne="http://schemas.microsoft.com/office/word/2006/wordml" xmlns:wps="http://schemas.microsoft.com/office/word/2010/wordprocessingShape" mc:Ignorable="w14 w15 w16se w16cid w16 w16cex w16sdtdh w16sdtfl w16du wp14">
   <w:p>
     <w:pPr>
@@ -3594,14 +3606,14 @@
   <w:p>
     <w:pPr>
       <w:pStyle w:val="normal1"/>
-      <w:spacing w:before="240" w:after="240" w:line="14" w:lineRule="auto"/>
+      <w:spacing w:before="240" w:line="14" w:lineRule="auto"/>
       <w:jc w:val="center"/>
     </w:pPr>
   </w:p>
 </w:ftr>
 </file>
 
-<file path=word/footer2.xml><?xml version="1.0" encoding="utf-8"?>
+<file path=word/footer3.xml><?xml version="1.0" encoding="utf-8"?>
 <w:ftr xmlns:wpc="http://schemas.microsoft.com/office/word/2010/wordprocessingCanvas" xmlns:cx="http://schemas.microsoft.com/office/drawing/2014/chartex" xmlns:cx1="http://schemas.microsoft.com/office/drawing/2015/9/8/chartex" xmlns:cx2="http://schemas.microsoft.com/office/drawing/2015/10/21/chartex" xmlns:cx3="http://schemas.microsoft.com/office/drawing/2016/5/9/chartex" xmlns:cx4="http://schemas.microsoft.com/office/drawing/2016/5/10/chartex" xmlns:cx5="http://schemas.microsoft.com/office/drawing/2016/5/11/chartex" xmlns:cx6="http://schemas.microsoft.com/office/drawing/2016/5/12/chartex" xmlns:cx7="http://schemas.microsoft.com/office/drawing/2016/5/13/chartex" xmlns:cx8="http://schemas.microsoft.com/office/drawing/2016/5/14/chartex" xmlns:mc="http://schemas.openxmlformats.org/markup-compatibility/2006" xmlns:aink="http://schemas.microsoft.com/office/drawing/2016/ink" xmlns:am3d="http://schemas.microsoft.com/office/drawing/2017/model3d" xmlns:o="urn:schemas-microsoft-com:office:office" xmlns:oel="http://schemas.microsoft.com/office/2019/extlst" xmlns:r="http://schemas.openxmlformats.org/officeDocument/2006/relationships" xmlns:m="http://schemas.openxmlformats.org/officeDocument/2006/math" xmlns:v="urn:schemas-microsoft-com:vml" xmlns:wp14="http://schemas.microsoft.com/office/word/2010/wordprocessingDrawing" xmlns:wp="http://schemas.openxmlformats.org/drawingml/2006/wordprocessingDrawing" xmlns:w10="urn:schemas-microsoft-com:office:word" xmlns:w="http://schemas.openxmlformats.org/wordprocessingml/2006/main" xmlns:w14="http://schemas.microsoft.com/office/word/2010/wordml" xmlns:w15="http://schemas.microsoft.com/office/word/2012/wordml" xmlns:w16cex="http://schemas.microsoft.com/office/word/2018/wordml/cex" xmlns:w16cid="http://schemas.microsoft.com/office/word/2016/wordml/cid" xmlns:w16="http://schemas.microsoft.com/office/word/2018/wordml" xmlns:w16du="http://schemas.microsoft.com/office/word/2023/wordml/word16du" xmlns:w16sdtdh="http://schemas.microsoft.com/office/word/2020/wordml/sdtdatahash" xmlns:w16sdtfl="http://schemas.microsoft.com/office/word/2024/wordml/sdtformatlock" xmlns:w16se="http://schemas.microsoft.com/office/word/2015/wordml/symex" xmlns:wpg="http://schemas.microsoft.com/office/word/2010/wordprocessingGroup" xmlns:wpi="http://schemas.microsoft.com/office/word/2010/wordprocessingInk" xmlns:wne="http://schemas.microsoft.com/office/word/2006/wordml" xmlns:wps="http://schemas.microsoft.com/office/word/2010/wordprocessingShape" mc:Ignorable="w14 w15 w16se w16cid w16 w16cex w16sdtdh w16sdtfl w16du wp14">
   <w:p>
     <w:pPr>
@@ -3810,12 +3822,23 @@
 <w:hdr xmlns:wpc="http://schemas.microsoft.com/office/word/2010/wordprocessingCanvas" xmlns:cx="http://schemas.microsoft.com/office/drawing/2014/chartex" xmlns:cx1="http://schemas.microsoft.com/office/drawing/2015/9/8/chartex" xmlns:cx2="http://schemas.microsoft.com/office/drawing/2015/10/21/chartex" xmlns:cx3="http://schemas.microsoft.com/office/drawing/2016/5/9/chartex" xmlns:cx4="http://schemas.microsoft.com/office/drawing/2016/5/10/chartex" xmlns:cx5="http://schemas.microsoft.com/office/drawing/2016/5/11/chartex" xmlns:cx6="http://schemas.microsoft.com/office/drawing/2016/5/12/chartex" xmlns:cx7="http://schemas.microsoft.com/office/drawing/2016/5/13/chartex" xmlns:cx8="http://schemas.microsoft.com/office/drawing/2016/5/14/chartex" xmlns:mc="http://schemas.openxmlformats.org/markup-compatibility/2006" xmlns:aink="http://schemas.microsoft.com/office/drawing/2016/ink" xmlns:am3d="http://schemas.microsoft.com/office/drawing/2017/model3d" xmlns:o="urn:schemas-microsoft-com:office:office" xmlns:oel="http://schemas.microsoft.com/office/2019/extlst" xmlns:r="http://schemas.openxmlformats.org/officeDocument/2006/relationships" xmlns:m="http://schemas.openxmlformats.org/officeDocument/2006/math" xmlns:v="urn:schemas-microsoft-com:vml" xmlns:wp14="http://schemas.microsoft.com/office/word/2010/wordprocessingDrawing" xmlns:wp="http://schemas.openxmlformats.org/drawingml/2006/wordprocessingDrawing" xmlns:w10="urn:schemas-microsoft-com:office:word" xmlns:w="http://schemas.openxmlformats.org/wordprocessingml/2006/main" xmlns:w14="http://schemas.microsoft.com/office/word/2010/wordml" xmlns:w15="http://schemas.microsoft.com/office/word/2012/wordml" xmlns:w16cex="http://schemas.microsoft.com/office/word/2018/wordml/cex" xmlns:w16cid="http://schemas.microsoft.com/office/word/2016/wordml/cid" xmlns:w16="http://schemas.microsoft.com/office/word/2018/wordml" xmlns:w16du="http://schemas.microsoft.com/office/word/2023/wordml/word16du" xmlns:w16sdtdh="http://schemas.microsoft.com/office/word/2020/wordml/sdtdatahash" xmlns:w16sdtfl="http://schemas.microsoft.com/office/word/2024/wordml/sdtformatlock" xmlns:w16se="http://schemas.microsoft.com/office/word/2015/wordml/symex" xmlns:wpg="http://schemas.microsoft.com/office/word/2010/wordprocessingGroup" xmlns:wpi="http://schemas.microsoft.com/office/word/2010/wordprocessingInk" xmlns:wne="http://schemas.microsoft.com/office/word/2006/wordml" xmlns:wps="http://schemas.microsoft.com/office/word/2010/wordprocessingShape" mc:Ignorable="w14 w15 w16se w16cid w16 w16cex w16sdtdh w16sdtfl w16du wp14">
   <w:p>
     <w:pPr>
+      <w:pStyle w:val="Nagwek"/>
+    </w:pPr>
+  </w:p>
+</w:hdr>
+</file>
+
+<file path=word/header2.xml><?xml version="1.0" encoding="utf-8"?>
+<w:hdr xmlns:wpc="http://schemas.microsoft.com/office/word/2010/wordprocessingCanvas" xmlns:cx="http://schemas.microsoft.com/office/drawing/2014/chartex" xmlns:cx1="http://schemas.microsoft.com/office/drawing/2015/9/8/chartex" xmlns:cx2="http://schemas.microsoft.com/office/drawing/2015/10/21/chartex" xmlns:cx3="http://schemas.microsoft.com/office/drawing/2016/5/9/chartex" xmlns:cx4="http://schemas.microsoft.com/office/drawing/2016/5/10/chartex" xmlns:cx5="http://schemas.microsoft.com/office/drawing/2016/5/11/chartex" xmlns:cx6="http://schemas.microsoft.com/office/drawing/2016/5/12/chartex" xmlns:cx7="http://schemas.microsoft.com/office/drawing/2016/5/13/chartex" xmlns:cx8="http://schemas.microsoft.com/office/drawing/2016/5/14/chartex" xmlns:mc="http://schemas.openxmlformats.org/markup-compatibility/2006" xmlns:aink="http://schemas.microsoft.com/office/drawing/2016/ink" xmlns:am3d="http://schemas.microsoft.com/office/drawing/2017/model3d" xmlns:o="urn:schemas-microsoft-com:office:office" xmlns:oel="http://schemas.microsoft.com/office/2019/extlst" xmlns:r="http://schemas.openxmlformats.org/officeDocument/2006/relationships" xmlns:m="http://schemas.openxmlformats.org/officeDocument/2006/math" xmlns:v="urn:schemas-microsoft-com:vml" xmlns:wp14="http://schemas.microsoft.com/office/word/2010/wordprocessingDrawing" xmlns:wp="http://schemas.openxmlformats.org/drawingml/2006/wordprocessingDrawing" xmlns:w10="urn:schemas-microsoft-com:office:word" xmlns:w="http://schemas.openxmlformats.org/wordprocessingml/2006/main" xmlns:w14="http://schemas.microsoft.com/office/word/2010/wordml" xmlns:w15="http://schemas.microsoft.com/office/word/2012/wordml" xmlns:w16cex="http://schemas.microsoft.com/office/word/2018/wordml/cex" xmlns:w16cid="http://schemas.microsoft.com/office/word/2016/wordml/cid" xmlns:w16="http://schemas.microsoft.com/office/word/2018/wordml" xmlns:w16du="http://schemas.microsoft.com/office/word/2023/wordml/word16du" xmlns:w16sdtdh="http://schemas.microsoft.com/office/word/2020/wordml/sdtdatahash" xmlns:w16sdtfl="http://schemas.microsoft.com/office/word/2024/wordml/sdtformatlock" xmlns:w16se="http://schemas.microsoft.com/office/word/2015/wordml/symex" xmlns:wpg="http://schemas.microsoft.com/office/word/2010/wordprocessingGroup" xmlns:wpi="http://schemas.microsoft.com/office/word/2010/wordprocessingInk" xmlns:wne="http://schemas.microsoft.com/office/word/2006/wordml" xmlns:wps="http://schemas.microsoft.com/office/word/2010/wordprocessingShape" mc:Ignorable="w14 w15 w16se w16cid w16 w16cex w16sdtdh w16sdtfl w16du wp14">
+  <w:p>
+    <w:pPr>
       <w:pStyle w:val="normal1"/>
     </w:pPr>
   </w:p>
   <w:p>
     <w:pPr>
       <w:pStyle w:val="normal1"/>
+      <w:spacing w:before="120"/>
       <w:ind w:left="7200"/>
     </w:pPr>
     <w:r>
@@ -3865,7 +3888,7 @@
 </w:hdr>
 </file>
 
-<file path=word/header2.xml><?xml version="1.0" encoding="utf-8"?>
+<file path=word/header3.xml><?xml version="1.0" encoding="utf-8"?>
 <w:hdr xmlns:wpc="http://schemas.microsoft.com/office/word/2010/wordprocessingCanvas" xmlns:cx="http://schemas.microsoft.com/office/drawing/2014/chartex" xmlns:cx1="http://schemas.microsoft.com/office/drawing/2015/9/8/chartex" xmlns:cx2="http://schemas.microsoft.com/office/drawing/2015/10/21/chartex" xmlns:cx3="http://schemas.microsoft.com/office/drawing/2016/5/9/chartex" xmlns:cx4="http://schemas.microsoft.com/office/drawing/2016/5/10/chartex" xmlns:cx5="http://schemas.microsoft.com/office/drawing/2016/5/11/chartex" xmlns:cx6="http://schemas.microsoft.com/office/drawing/2016/5/12/chartex" xmlns:cx7="http://schemas.microsoft.com/office/drawing/2016/5/13/chartex" xmlns:cx8="http://schemas.microsoft.com/office/drawing/2016/5/14/chartex" xmlns:mc="http://schemas.openxmlformats.org/markup-compatibility/2006" xmlns:aink="http://schemas.microsoft.com/office/drawing/2016/ink" xmlns:am3d="http://schemas.microsoft.com/office/drawing/2017/model3d" xmlns:o="urn:schemas-microsoft-com:office:office" xmlns:oel="http://schemas.microsoft.com/office/2019/extlst" xmlns:r="http://schemas.openxmlformats.org/officeDocument/2006/relationships" xmlns:m="http://schemas.openxmlformats.org/officeDocument/2006/math" xmlns:v="urn:schemas-microsoft-com:vml" xmlns:wp14="http://schemas.microsoft.com/office/word/2010/wordprocessingDrawing" xmlns:wp="http://schemas.openxmlformats.org/drawingml/2006/wordprocessingDrawing" xmlns:w10="urn:schemas-microsoft-com:office:word" xmlns:w="http://schemas.openxmlformats.org/wordprocessingml/2006/main" xmlns:w14="http://schemas.microsoft.com/office/word/2010/wordml" xmlns:w15="http://schemas.microsoft.com/office/word/2012/wordml" xmlns:w16cex="http://schemas.microsoft.com/office/word/2018/wordml/cex" xmlns:w16cid="http://schemas.microsoft.com/office/word/2016/wordml/cid" xmlns:w16="http://schemas.microsoft.com/office/word/2018/wordml" xmlns:w16du="http://schemas.microsoft.com/office/word/2023/wordml/word16du" xmlns:w16sdtdh="http://schemas.microsoft.com/office/word/2020/wordml/sdtdatahash" xmlns:w16sdtfl="http://schemas.microsoft.com/office/word/2024/wordml/sdtformatlock" xmlns:w16se="http://schemas.microsoft.com/office/word/2015/wordml/symex" xmlns:wpg="http://schemas.microsoft.com/office/word/2010/wordprocessingGroup" xmlns:wpi="http://schemas.microsoft.com/office/word/2010/wordprocessingInk" xmlns:wne="http://schemas.microsoft.com/office/word/2006/wordml" xmlns:wps="http://schemas.microsoft.com/office/word/2010/wordprocessingShape" mc:Ignorable="w14 w15 w16se w16cid w16 w16cex w16sdtdh w16sdtfl w16du wp14">
   <w:p>
     <w:pPr>
@@ -4779,4 +4802,16 @@
   <a:objectDefaults/>
   <a:extraClrSchemeLst/>
 </a:theme>
+</file>
+
+<file path=customXml/item1.xml><?xml version="1.0" encoding="utf-8"?>
+<b:Sources xmlns:b="http://schemas.openxmlformats.org/officeDocument/2006/bibliography" xmlns="http://schemas.openxmlformats.org/officeDocument/2006/bibliography" SelectedStyle="\APASixthEditionOfficeOnline.xsl" StyleName="APA" Version="6"/>
+</file>
+
+<file path=customXml/itemProps1.xml><?xml version="1.0" encoding="utf-8"?>
+<ds:datastoreItem xmlns:ds="http://schemas.openxmlformats.org/officeDocument/2006/customXml" ds:itemID="{1DA076A3-A826-478E-933E-7998A844BFB4}">
+  <ds:schemaRefs>
+    <ds:schemaRef ds:uri="http://schemas.openxmlformats.org/officeDocument/2006/bibliography"/>
+  </ds:schemaRefs>
+</ds:datastoreItem>
 </file>
--- a/src/templates/Angebot.docx
+++ b/src/templates/Angebot.docx
@@ -235,6 +235,7 @@
           <w:p>
             <w:pPr>
               <w:pStyle w:val="normal1"/>
+              <w:spacing w:line="276" w:lineRule="auto"/>
               <w:ind w:right="127"/>
               <w:rPr>
                 <w:rFonts w:ascii="Open Sans" w:eastAsia="Open Sans" w:hAnsi="Open Sans" w:cs="Open Sans"/>
@@ -276,6 +277,7 @@
           <w:p>
             <w:pPr>
               <w:pStyle w:val="normal1"/>
+              <w:spacing w:line="276" w:lineRule="auto"/>
               <w:ind w:right="127"/>
               <w:rPr>
                 <w:rFonts w:ascii="Open Sans" w:eastAsia="Open Sans" w:hAnsi="Open Sans" w:cs="Open Sans"/>
@@ -299,6 +301,7 @@
           <w:p>
             <w:pPr>
               <w:pStyle w:val="normal1"/>
+              <w:spacing w:line="276" w:lineRule="auto"/>
               <w:ind w:right="127"/>
               <w:rPr>
                 <w:rFonts w:ascii="Open Sans" w:eastAsia="Open Sans" w:hAnsi="Open Sans" w:cs="Open Sans"/>
@@ -344,6 +347,7 @@
           <w:p>
             <w:pPr>
               <w:pStyle w:val="normal1"/>
+              <w:spacing w:line="276" w:lineRule="auto"/>
               <w:jc w:val="right"/>
               <w:rPr>
                 <w:rFonts w:ascii="Open Sans" w:eastAsia="Open Sans" w:hAnsi="Open Sans" w:cs="Open Sans"/>
@@ -378,6 +382,7 @@
           <w:p>
             <w:pPr>
               <w:pStyle w:val="normal1"/>
+              <w:spacing w:line="276" w:lineRule="auto"/>
               <w:jc w:val="right"/>
               <w:rPr>
                 <w:rFonts w:ascii="Open Sans" w:eastAsia="Open Sans" w:hAnsi="Open Sans" w:cs="Open Sans"/>
@@ -460,6 +465,7 @@
           <w:p>
             <w:pPr>
               <w:pStyle w:val="normal1"/>
+              <w:spacing w:line="276" w:lineRule="auto"/>
               <w:jc w:val="right"/>
               <w:rPr>
                 <w:rFonts w:ascii="Open Sans" w:eastAsia="Open Sans" w:hAnsi="Open Sans" w:cs="Open Sans"/>
@@ -1066,6 +1072,7 @@
           <w:p>
             <w:pPr>
               <w:pStyle w:val="normal1"/>
+              <w:spacing w:before="40"/>
             </w:pPr>
             <w:r>
               <w:rPr>
@@ -1096,6 +1103,7 @@
           <w:p>
             <w:pPr>
               <w:pStyle w:val="normal1"/>
+              <w:spacing w:before="40"/>
             </w:pPr>
             <w:r>
               <w:rPr>
@@ -1137,7 +1145,7 @@
           <w:p>
             <w:pPr>
               <w:pStyle w:val="normal1"/>
-              <w:spacing w:line="278" w:lineRule="auto"/>
+              <w:spacing w:before="40" w:line="278" w:lineRule="auto"/>
               <w:ind w:right="314"/>
               <w:rPr>
                 <w:color w:val="000000"/>
@@ -1197,7 +1205,7 @@
           <w:p>
             <w:pPr>
               <w:pStyle w:val="normal1"/>
-              <w:spacing w:line="278" w:lineRule="auto"/>
+              <w:spacing w:before="40" w:line="278" w:lineRule="auto"/>
               <w:ind w:right="314"/>
               <w:jc w:val="center"/>
               <w:rPr>
@@ -1253,7 +1261,7 @@
           <w:p>
             <w:pPr>
               <w:pStyle w:val="normal1"/>
-              <w:spacing w:line="278" w:lineRule="auto"/>
+              <w:spacing w:before="40" w:line="278" w:lineRule="auto"/>
               <w:ind w:left="-141" w:right="314"/>
               <w:jc w:val="center"/>
               <w:rPr>
@@ -1379,6 +1387,277 @@
               <w:ind w:right="314"/>
               <w:rPr>
                 <w:color w:val="000000"/>
+                <w:sz w:val="20"/>
+                <w:szCs w:val="20"/>
+              </w:rPr>
+            </w:pPr>
+            <w:r>
+              <w:rPr>
+                <w:rFonts w:ascii="Open Sans" w:eastAsia="Open Sans" w:hAnsi="Open Sans" w:cs="Open Sans"/>
+                <w:color w:val="000000"/>
+                <w:sz w:val="20"/>
+                <w:szCs w:val="20"/>
+              </w:rPr>
+              <w:t>{#PrimaryServiceLines}</w:t>
+            </w:r>
+          </w:p>
+          <w:p>
+            <w:pPr>
+              <w:pStyle w:val="normal1"/>
+              <w:spacing w:line="278" w:lineRule="auto"/>
+              <w:ind w:right="314"/>
+              <w:rPr>
+                <w:color w:val="000000"/>
+                <w:sz w:val="20"/>
+                <w:szCs w:val="20"/>
+              </w:rPr>
+            </w:pPr>
+            <w:r>
+              <w:rPr>
+                <w:rFonts w:ascii="Open Sans" w:eastAsia="Open Sans" w:hAnsi="Open Sans" w:cs="Open Sans"/>
+                <w:color w:val="000000"/>
+                <w:sz w:val="20"/>
+                <w:szCs w:val="20"/>
+              </w:rPr>
+              <w:t>{</w:t>
+            </w:r>
+            <w:proofErr w:type="spellStart"/>
+            <w:r>
+              <w:rPr>
+                <w:rFonts w:ascii="Open Sans" w:eastAsia="Open Sans" w:hAnsi="Open Sans" w:cs="Open Sans"/>
+                <w:color w:val="000000"/>
+                <w:sz w:val="20"/>
+                <w:szCs w:val="20"/>
+              </w:rPr>
+              <w:t>ServiceLine</w:t>
+            </w:r>
+            <w:proofErr w:type="spellEnd"/>
+            <w:r>
+              <w:rPr>
+                <w:rFonts w:ascii="Open Sans" w:eastAsia="Open Sans" w:hAnsi="Open Sans" w:cs="Open Sans"/>
+                <w:color w:val="000000"/>
+                <w:sz w:val="20"/>
+                <w:szCs w:val="20"/>
+              </w:rPr>
+              <w:t>}</w:t>
+            </w:r>
+          </w:p>
+          <w:p>
+            <w:pPr>
+              <w:pStyle w:val="normal1"/>
+              <w:spacing w:line="278" w:lineRule="auto"/>
+              <w:ind w:right="314"/>
+              <w:rPr>
+                <w:color w:val="000000"/>
+                <w:sz w:val="20"/>
+                <w:szCs w:val="20"/>
+              </w:rPr>
+            </w:pPr>
+            <w:r>
+              <w:rPr>
+                <w:rFonts w:ascii="Open Sans" w:eastAsia="Open Sans" w:hAnsi="Open Sans" w:cs="Open Sans"/>
+                <w:color w:val="000000"/>
+                <w:sz w:val="20"/>
+                <w:szCs w:val="20"/>
+              </w:rPr>
+              <w:t>{/</w:t>
+            </w:r>
+            <w:proofErr w:type="spellStart"/>
+            <w:r>
+              <w:rPr>
+                <w:rFonts w:ascii="Open Sans" w:eastAsia="Open Sans" w:hAnsi="Open Sans" w:cs="Open Sans"/>
+                <w:color w:val="000000"/>
+                <w:sz w:val="20"/>
+                <w:szCs w:val="20"/>
+              </w:rPr>
+              <w:t>PrimaryServiceLines</w:t>
+            </w:r>
+            <w:proofErr w:type="spellEnd"/>
+            <w:r>
+              <w:rPr>
+                <w:rFonts w:ascii="Open Sans" w:eastAsia="Open Sans" w:hAnsi="Open Sans" w:cs="Open Sans"/>
+                <w:color w:val="000000"/>
+                <w:sz w:val="20"/>
+                <w:szCs w:val="20"/>
+              </w:rPr>
+              <w:t>}</w:t>
+            </w:r>
+          </w:p>
+          <w:p>
+            <w:pPr>
+              <w:pStyle w:val="normal1"/>
+              <w:spacing w:line="278" w:lineRule="auto"/>
+              <w:ind w:right="314"/>
+              <w:rPr>
+                <w:color w:val="000000"/>
+                <w:sz w:val="20"/>
+                <w:szCs w:val="20"/>
+              </w:rPr>
+            </w:pPr>
+          </w:p>
+          <w:p>
+            <w:pPr>
+              <w:pStyle w:val="normal1"/>
+              <w:spacing w:line="278" w:lineRule="auto"/>
+              <w:ind w:right="314"/>
+              <w:rPr>
+                <w:color w:val="000000"/>
+                <w:sz w:val="20"/>
+                <w:szCs w:val="20"/>
+              </w:rPr>
+            </w:pPr>
+            <w:r>
+              <w:rPr>
+                <w:rFonts w:ascii="Open Sans" w:eastAsia="Open Sans" w:hAnsi="Open Sans" w:cs="Open Sans"/>
+                <w:color w:val="000000"/>
+                <w:sz w:val="20"/>
+                <w:szCs w:val="20"/>
+              </w:rPr>
+              <w:t>{#HasIncluded}</w:t>
+            </w:r>
+          </w:p>
+          <w:p>
+            <w:pPr>
+              <w:pStyle w:val="normal1"/>
+              <w:spacing w:line="278" w:lineRule="auto"/>
+              <w:ind w:right="314"/>
+              <w:rPr>
+                <w:color w:val="000000"/>
+                <w:sz w:val="20"/>
+                <w:szCs w:val="20"/>
+              </w:rPr>
+            </w:pPr>
+            <w:proofErr w:type="spellStart"/>
+            <w:r>
+              <w:rPr>
+                <w:rFonts w:ascii="Open Sans" w:eastAsia="Open Sans" w:hAnsi="Open Sans" w:cs="Open Sans"/>
+                <w:color w:val="000000"/>
+                <w:sz w:val="20"/>
+                <w:szCs w:val="20"/>
+              </w:rPr>
+              <w:t>Enthält</w:t>
+            </w:r>
+            <w:proofErr w:type="spellEnd"/>
+            <w:r>
+              <w:rPr>
+                <w:rFonts w:ascii="Open Sans" w:eastAsia="Open Sans" w:hAnsi="Open Sans" w:cs="Open Sans"/>
+                <w:color w:val="000000"/>
+                <w:sz w:val="20"/>
+                <w:szCs w:val="20"/>
+              </w:rPr>
+              <w:t xml:space="preserve"> je Einheit</w:t>
+            </w:r>
+          </w:p>
+          <w:p>
+            <w:pPr>
+              <w:pStyle w:val="normal1"/>
+              <w:spacing w:line="278" w:lineRule="auto"/>
+              <w:ind w:right="314"/>
+              <w:rPr>
+                <w:color w:val="000000"/>
+                <w:sz w:val="20"/>
+                <w:szCs w:val="20"/>
+              </w:rPr>
+            </w:pPr>
+            <w:r>
+              <w:rPr>
+                <w:rFonts w:ascii="Open Sans" w:eastAsia="Open Sans" w:hAnsi="Open Sans" w:cs="Open Sans"/>
+                <w:color w:val="000000"/>
+                <w:sz w:val="20"/>
+                <w:szCs w:val="20"/>
+              </w:rPr>
+              <w:t>{/</w:t>
+            </w:r>
+            <w:proofErr w:type="spellStart"/>
+            <w:r>
+              <w:rPr>
+                <w:rFonts w:ascii="Open Sans" w:eastAsia="Open Sans" w:hAnsi="Open Sans" w:cs="Open Sans"/>
+                <w:color w:val="000000"/>
+                <w:sz w:val="20"/>
+                <w:szCs w:val="20"/>
+              </w:rPr>
+              <w:t>HasIncluded</w:t>
+            </w:r>
+            <w:proofErr w:type="spellEnd"/>
+            <w:r>
+              <w:rPr>
+                <w:rFonts w:ascii="Open Sans" w:eastAsia="Open Sans" w:hAnsi="Open Sans" w:cs="Open Sans"/>
+                <w:color w:val="000000"/>
+                <w:sz w:val="20"/>
+                <w:szCs w:val="20"/>
+              </w:rPr>
+              <w:t>}</w:t>
+            </w:r>
+          </w:p>
+          <w:p>
+            <w:pPr>
+              <w:pStyle w:val="normal1"/>
+              <w:spacing w:line="278" w:lineRule="auto"/>
+              <w:ind w:right="314"/>
+              <w:rPr>
+                <w:color w:val="000000"/>
+                <w:sz w:val="20"/>
+                <w:szCs w:val="20"/>
+              </w:rPr>
+            </w:pPr>
+            <w:r>
+              <w:rPr>
+                <w:rFonts w:ascii="Open Sans" w:eastAsia="Open Sans" w:hAnsi="Open Sans" w:cs="Open Sans"/>
+                <w:color w:val="000000"/>
+                <w:sz w:val="20"/>
+                <w:szCs w:val="20"/>
+              </w:rPr>
+              <w:t>{#IncludedServiceLines}</w:t>
+            </w:r>
+          </w:p>
+          <w:p>
+            <w:pPr>
+              <w:pStyle w:val="normal1"/>
+              <w:spacing w:line="278" w:lineRule="auto"/>
+              <w:ind w:right="314"/>
+              <w:rPr>
+                <w:color w:val="000000"/>
+                <w:sz w:val="20"/>
+                <w:szCs w:val="20"/>
+              </w:rPr>
+            </w:pPr>
+            <w:r>
+              <w:rPr>
+                <w:rFonts w:ascii="Open Sans" w:eastAsia="Open Sans" w:hAnsi="Open Sans" w:cs="Open Sans"/>
+                <w:color w:val="000000"/>
+                <w:sz w:val="20"/>
+                <w:szCs w:val="20"/>
+              </w:rPr>
+              <w:t>{</w:t>
+            </w:r>
+            <w:proofErr w:type="spellStart"/>
+            <w:r>
+              <w:rPr>
+                <w:rFonts w:ascii="Open Sans" w:eastAsia="Open Sans" w:hAnsi="Open Sans" w:cs="Open Sans"/>
+                <w:color w:val="000000"/>
+                <w:sz w:val="20"/>
+                <w:szCs w:val="20"/>
+              </w:rPr>
+              <w:t>ServiceLine</w:t>
+            </w:r>
+            <w:proofErr w:type="spellEnd"/>
+            <w:r>
+              <w:rPr>
+                <w:rFonts w:ascii="Open Sans" w:eastAsia="Open Sans" w:hAnsi="Open Sans" w:cs="Open Sans"/>
+                <w:color w:val="000000"/>
+                <w:sz w:val="20"/>
+                <w:szCs w:val="20"/>
+              </w:rPr>
+              <w:t>}</w:t>
+            </w:r>
+          </w:p>
+          <w:p>
+            <w:pPr>
+              <w:pStyle w:val="normal1"/>
+              <w:spacing w:line="278" w:lineRule="auto"/>
+              <w:ind w:right="314"/>
+              <w:rPr>
+                <w:color w:val="000000"/>
                 <w:sz w:val="18"/>
                 <w:szCs w:val="18"/>
               </w:rPr>
@@ -1387,299 +1666,28 @@
               <w:rPr>
                 <w:rFonts w:ascii="Open Sans" w:eastAsia="Open Sans" w:hAnsi="Open Sans" w:cs="Open Sans"/>
                 <w:color w:val="000000"/>
-                <w:sz w:val="18"/>
-                <w:szCs w:val="18"/>
-              </w:rPr>
-              <w:t>{#PrimaryServiceLines}</w:t>
-            </w:r>
-          </w:p>
-          <w:p>
-            <w:pPr>
-              <w:pStyle w:val="normal1"/>
-              <w:spacing w:line="278" w:lineRule="auto"/>
-              <w:ind w:right="314"/>
-              <w:rPr>
-                <w:color w:val="000000"/>
-                <w:sz w:val="18"/>
-                <w:szCs w:val="18"/>
-              </w:rPr>
-            </w:pPr>
-            <w:r>
-              <w:rPr>
-                <w:rFonts w:ascii="Open Sans" w:eastAsia="Open Sans" w:hAnsi="Open Sans" w:cs="Open Sans"/>
-                <w:color w:val="000000"/>
-                <w:sz w:val="18"/>
-                <w:szCs w:val="18"/>
-              </w:rPr>
-              <w:t>{</w:t>
+                <w:sz w:val="20"/>
+                <w:szCs w:val="20"/>
+              </w:rPr>
+              <w:t>{/</w:t>
             </w:r>
             <w:proofErr w:type="spellStart"/>
             <w:r>
               <w:rPr>
                 <w:rFonts w:ascii="Open Sans" w:eastAsia="Open Sans" w:hAnsi="Open Sans" w:cs="Open Sans"/>
                 <w:color w:val="000000"/>
-                <w:sz w:val="18"/>
-                <w:szCs w:val="18"/>
-              </w:rPr>
-              <w:t>ServiceLine</w:t>
+                <w:sz w:val="20"/>
+                <w:szCs w:val="20"/>
+              </w:rPr>
+              <w:t>IncludedServiceLines</w:t>
             </w:r>
             <w:proofErr w:type="spellEnd"/>
             <w:r>
               <w:rPr>
                 <w:rFonts w:ascii="Open Sans" w:eastAsia="Open Sans" w:hAnsi="Open Sans" w:cs="Open Sans"/>
                 <w:color w:val="000000"/>
-                <w:sz w:val="18"/>
-                <w:szCs w:val="18"/>
-              </w:rPr>
-              <w:t>}</w:t>
-            </w:r>
-          </w:p>
-          <w:p>
-            <w:pPr>
-              <w:pStyle w:val="normal1"/>
-              <w:spacing w:line="278" w:lineRule="auto"/>
-              <w:ind w:right="314"/>
-              <w:rPr>
-                <w:color w:val="000000"/>
-                <w:sz w:val="18"/>
-                <w:szCs w:val="18"/>
-              </w:rPr>
-            </w:pPr>
-            <w:r>
-              <w:rPr>
-                <w:rFonts w:ascii="Open Sans" w:eastAsia="Open Sans" w:hAnsi="Open Sans" w:cs="Open Sans"/>
-                <w:color w:val="000000"/>
-                <w:sz w:val="18"/>
-                <w:szCs w:val="18"/>
-              </w:rPr>
-              <w:t>{/</w:t>
-            </w:r>
-            <w:proofErr w:type="spellStart"/>
-            <w:r>
-              <w:rPr>
-                <w:rFonts w:ascii="Open Sans" w:eastAsia="Open Sans" w:hAnsi="Open Sans" w:cs="Open Sans"/>
-                <w:color w:val="000000"/>
-                <w:sz w:val="18"/>
-                <w:szCs w:val="18"/>
-              </w:rPr>
-              <w:t>PrimaryServiceLines</w:t>
-            </w:r>
-            <w:proofErr w:type="spellEnd"/>
-            <w:r>
-              <w:rPr>
-                <w:rFonts w:ascii="Open Sans" w:eastAsia="Open Sans" w:hAnsi="Open Sans" w:cs="Open Sans"/>
-                <w:color w:val="000000"/>
-                <w:sz w:val="18"/>
-                <w:szCs w:val="18"/>
-              </w:rPr>
-              <w:t>}</w:t>
-            </w:r>
-          </w:p>
-          <w:p>
-            <w:pPr>
-              <w:pStyle w:val="normal1"/>
-              <w:spacing w:line="278" w:lineRule="auto"/>
-              <w:ind w:right="314"/>
-              <w:rPr>
-                <w:color w:val="000000"/>
-                <w:sz w:val="18"/>
-                <w:szCs w:val="18"/>
-              </w:rPr>
-            </w:pPr>
-          </w:p>
-          <w:p>
-            <w:pPr>
-              <w:pStyle w:val="normal1"/>
-              <w:spacing w:line="278" w:lineRule="auto"/>
-              <w:ind w:right="314"/>
-              <w:rPr>
-                <w:color w:val="000000"/>
-                <w:sz w:val="18"/>
-                <w:szCs w:val="18"/>
-              </w:rPr>
-            </w:pPr>
-            <w:r>
-              <w:rPr>
-                <w:rFonts w:ascii="Open Sans" w:eastAsia="Open Sans" w:hAnsi="Open Sans" w:cs="Open Sans"/>
-                <w:color w:val="000000"/>
-                <w:sz w:val="18"/>
-                <w:szCs w:val="18"/>
-              </w:rPr>
-              <w:t>{#HasIncluded}</w:t>
-            </w:r>
-          </w:p>
-          <w:p>
-            <w:pPr>
-              <w:pStyle w:val="normal1"/>
-              <w:spacing w:line="278" w:lineRule="auto"/>
-              <w:ind w:right="314"/>
-              <w:rPr>
-                <w:color w:val="000000"/>
-                <w:sz w:val="20"/>
-                <w:szCs w:val="20"/>
-              </w:rPr>
-            </w:pPr>
-            <w:proofErr w:type="spellStart"/>
-            <w:r>
-              <w:rPr>
-                <w:rFonts w:ascii="Open Sans" w:eastAsia="Open Sans" w:hAnsi="Open Sans" w:cs="Open Sans"/>
-                <w:color w:val="000000"/>
-                <w:sz w:val="20"/>
-                <w:szCs w:val="20"/>
-              </w:rPr>
-              <w:t>Enthält</w:t>
-            </w:r>
-            <w:proofErr w:type="spellEnd"/>
-            <w:r>
-              <w:rPr>
-                <w:rFonts w:ascii="Open Sans" w:eastAsia="Open Sans" w:hAnsi="Open Sans" w:cs="Open Sans"/>
-                <w:color w:val="000000"/>
-                <w:sz w:val="20"/>
-                <w:szCs w:val="20"/>
-              </w:rPr>
-              <w:t xml:space="preserve"> je Einheit</w:t>
-            </w:r>
-          </w:p>
-          <w:p>
-            <w:pPr>
-              <w:pStyle w:val="normal1"/>
-              <w:spacing w:line="278" w:lineRule="auto"/>
-              <w:ind w:right="314"/>
-              <w:rPr>
-                <w:color w:val="000000"/>
-                <w:sz w:val="18"/>
-                <w:szCs w:val="18"/>
-              </w:rPr>
-            </w:pPr>
-            <w:r>
-              <w:rPr>
-                <w:rFonts w:ascii="Open Sans" w:eastAsia="Open Sans" w:hAnsi="Open Sans" w:cs="Open Sans"/>
-                <w:color w:val="000000"/>
-                <w:sz w:val="18"/>
-                <w:szCs w:val="18"/>
-              </w:rPr>
-              <w:t>{/</w:t>
-            </w:r>
-            <w:proofErr w:type="spellStart"/>
-            <w:r>
-              <w:rPr>
-                <w:rFonts w:ascii="Open Sans" w:eastAsia="Open Sans" w:hAnsi="Open Sans" w:cs="Open Sans"/>
-                <w:color w:val="000000"/>
-                <w:sz w:val="18"/>
-                <w:szCs w:val="18"/>
-              </w:rPr>
-              <w:t>HasIncluded</w:t>
-            </w:r>
-            <w:proofErr w:type="spellEnd"/>
-            <w:r>
-              <w:rPr>
-                <w:rFonts w:ascii="Open Sans" w:eastAsia="Open Sans" w:hAnsi="Open Sans" w:cs="Open Sans"/>
-                <w:color w:val="000000"/>
-                <w:sz w:val="18"/>
-                <w:szCs w:val="18"/>
-              </w:rPr>
-              <w:t>}</w:t>
-            </w:r>
-          </w:p>
-          <w:p>
-            <w:pPr>
-              <w:pStyle w:val="normal1"/>
-              <w:spacing w:line="278" w:lineRule="auto"/>
-              <w:ind w:right="314"/>
-              <w:rPr>
-                <w:color w:val="000000"/>
-                <w:sz w:val="18"/>
-                <w:szCs w:val="18"/>
-              </w:rPr>
-            </w:pPr>
-            <w:r>
-              <w:rPr>
-                <w:rFonts w:ascii="Open Sans" w:eastAsia="Open Sans" w:hAnsi="Open Sans" w:cs="Open Sans"/>
-                <w:color w:val="000000"/>
-                <w:sz w:val="18"/>
-                <w:szCs w:val="18"/>
-              </w:rPr>
-              <w:t>{#IncludedServiceLines}</w:t>
-            </w:r>
-          </w:p>
-          <w:p>
-            <w:pPr>
-              <w:pStyle w:val="normal1"/>
-              <w:spacing w:line="278" w:lineRule="auto"/>
-              <w:ind w:right="314"/>
-              <w:rPr>
-                <w:color w:val="000000"/>
-                <w:sz w:val="18"/>
-                <w:szCs w:val="18"/>
-              </w:rPr>
-            </w:pPr>
-            <w:r>
-              <w:rPr>
-                <w:rFonts w:ascii="Open Sans" w:eastAsia="Open Sans" w:hAnsi="Open Sans" w:cs="Open Sans"/>
-                <w:color w:val="000000"/>
-                <w:sz w:val="18"/>
-                <w:szCs w:val="18"/>
-              </w:rPr>
-              <w:t>{</w:t>
-            </w:r>
-            <w:proofErr w:type="spellStart"/>
-            <w:r>
-              <w:rPr>
-                <w:rFonts w:ascii="Open Sans" w:eastAsia="Open Sans" w:hAnsi="Open Sans" w:cs="Open Sans"/>
-                <w:color w:val="000000"/>
-                <w:sz w:val="18"/>
-                <w:szCs w:val="18"/>
-              </w:rPr>
-              <w:t>ServiceLine</w:t>
-            </w:r>
-            <w:proofErr w:type="spellEnd"/>
-            <w:r>
-              <w:rPr>
-                <w:rFonts w:ascii="Open Sans" w:eastAsia="Open Sans" w:hAnsi="Open Sans" w:cs="Open Sans"/>
-                <w:color w:val="000000"/>
-                <w:sz w:val="18"/>
-                <w:szCs w:val="18"/>
-              </w:rPr>
-              <w:t>}</w:t>
-            </w:r>
-          </w:p>
-          <w:p>
-            <w:pPr>
-              <w:pStyle w:val="normal1"/>
-              <w:spacing w:line="278" w:lineRule="auto"/>
-              <w:ind w:right="314"/>
-              <w:rPr>
-                <w:color w:val="000000"/>
-                <w:sz w:val="18"/>
-                <w:szCs w:val="18"/>
-              </w:rPr>
-            </w:pPr>
-            <w:r>
-              <w:rPr>
-                <w:rFonts w:ascii="Open Sans" w:eastAsia="Open Sans" w:hAnsi="Open Sans" w:cs="Open Sans"/>
-                <w:color w:val="000000"/>
-                <w:sz w:val="18"/>
-                <w:szCs w:val="18"/>
-              </w:rPr>
-              <w:t>{/</w:t>
-            </w:r>
-            <w:proofErr w:type="spellStart"/>
-            <w:r>
-              <w:rPr>
-                <w:rFonts w:ascii="Open Sans" w:eastAsia="Open Sans" w:hAnsi="Open Sans" w:cs="Open Sans"/>
-                <w:color w:val="000000"/>
-                <w:sz w:val="18"/>
-                <w:szCs w:val="18"/>
-              </w:rPr>
-              <w:t>IncludedServiceLines</w:t>
-            </w:r>
-            <w:proofErr w:type="spellEnd"/>
-            <w:r>
-              <w:rPr>
-                <w:rFonts w:ascii="Open Sans" w:eastAsia="Open Sans" w:hAnsi="Open Sans" w:cs="Open Sans"/>
-                <w:color w:val="000000"/>
-                <w:sz w:val="18"/>
-                <w:szCs w:val="18"/>
+                <w:sz w:val="20"/>
+                <w:szCs w:val="20"/>
               </w:rPr>
               <w:t>}</w:t>
             </w:r>
@@ -2038,6 +2046,69 @@
               <w:rPr>
                 <w:rFonts w:ascii="Open Sans" w:eastAsia="Open Sans" w:hAnsi="Open Sans" w:cs="Open Sans"/>
                 <w:color w:val="000000"/>
+                <w:sz w:val="20"/>
+                <w:szCs w:val="20"/>
+              </w:rPr>
+            </w:pPr>
+            <w:r>
+              <w:rPr>
+                <w:rFonts w:ascii="Open Sans" w:eastAsia="Open Sans" w:hAnsi="Open Sans" w:cs="Open Sans"/>
+                <w:color w:val="000000"/>
+                <w:sz w:val="20"/>
+                <w:szCs w:val="20"/>
+              </w:rPr>
+              <w:t>{#MaterialsLines}</w:t>
+            </w:r>
+          </w:p>
+          <w:p>
+            <w:pPr>
+              <w:pStyle w:val="normal1"/>
+              <w:spacing w:line="278" w:lineRule="auto"/>
+              <w:ind w:right="314"/>
+              <w:rPr>
+                <w:rFonts w:ascii="Open Sans" w:eastAsia="Open Sans" w:hAnsi="Open Sans" w:cs="Open Sans"/>
+                <w:color w:val="000000"/>
+                <w:sz w:val="20"/>
+                <w:szCs w:val="20"/>
+              </w:rPr>
+            </w:pPr>
+            <w:r>
+              <w:rPr>
+                <w:rFonts w:ascii="Open Sans" w:eastAsia="Open Sans" w:hAnsi="Open Sans" w:cs="Open Sans"/>
+                <w:color w:val="000000"/>
+                <w:sz w:val="20"/>
+                <w:szCs w:val="20"/>
+              </w:rPr>
+              <w:t>{</w:t>
+            </w:r>
+            <w:proofErr w:type="spellStart"/>
+            <w:r>
+              <w:rPr>
+                <w:rFonts w:ascii="Open Sans" w:eastAsia="Open Sans" w:hAnsi="Open Sans" w:cs="Open Sans"/>
+                <w:color w:val="000000"/>
+                <w:sz w:val="20"/>
+                <w:szCs w:val="20"/>
+              </w:rPr>
+              <w:t>MaterialLine</w:t>
+            </w:r>
+            <w:proofErr w:type="spellEnd"/>
+            <w:r>
+              <w:rPr>
+                <w:rFonts w:ascii="Open Sans" w:eastAsia="Open Sans" w:hAnsi="Open Sans" w:cs="Open Sans"/>
+                <w:color w:val="000000"/>
+                <w:sz w:val="20"/>
+                <w:szCs w:val="20"/>
+              </w:rPr>
+              <w:t>}</w:t>
+            </w:r>
+          </w:p>
+          <w:p>
+            <w:pPr>
+              <w:pStyle w:val="normal1"/>
+              <w:spacing w:line="278" w:lineRule="auto"/>
+              <w:ind w:right="314"/>
+              <w:rPr>
+                <w:color w:val="000000"/>
                 <w:sz w:val="18"/>
                 <w:szCs w:val="18"/>
               </w:rPr>
@@ -2046,91 +2117,28 @@
               <w:rPr>
                 <w:rFonts w:ascii="Open Sans" w:eastAsia="Open Sans" w:hAnsi="Open Sans" w:cs="Open Sans"/>
                 <w:color w:val="000000"/>
-                <w:sz w:val="18"/>
-                <w:szCs w:val="18"/>
-              </w:rPr>
-              <w:t>{#MaterialsLines}</w:t>
-            </w:r>
-          </w:p>
-          <w:p>
-            <w:pPr>
-              <w:pStyle w:val="normal1"/>
-              <w:spacing w:line="278" w:lineRule="auto"/>
-              <w:ind w:right="314"/>
-              <w:rPr>
-                <w:rFonts w:ascii="Open Sans" w:eastAsia="Open Sans" w:hAnsi="Open Sans" w:cs="Open Sans"/>
-                <w:color w:val="000000"/>
-                <w:sz w:val="18"/>
-                <w:szCs w:val="18"/>
-              </w:rPr>
-            </w:pPr>
-            <w:r>
-              <w:rPr>
-                <w:rFonts w:ascii="Open Sans" w:eastAsia="Open Sans" w:hAnsi="Open Sans" w:cs="Open Sans"/>
-                <w:color w:val="000000"/>
-                <w:sz w:val="18"/>
-                <w:szCs w:val="18"/>
-              </w:rPr>
-              <w:t>{</w:t>
+                <w:sz w:val="20"/>
+                <w:szCs w:val="20"/>
+              </w:rPr>
+              <w:t>{/</w:t>
             </w:r>
             <w:proofErr w:type="spellStart"/>
             <w:r>
               <w:rPr>
                 <w:rFonts w:ascii="Open Sans" w:eastAsia="Open Sans" w:hAnsi="Open Sans" w:cs="Open Sans"/>
                 <w:color w:val="000000"/>
-                <w:sz w:val="18"/>
-                <w:szCs w:val="18"/>
-              </w:rPr>
-              <w:t>MaterialLine</w:t>
+                <w:sz w:val="20"/>
+                <w:szCs w:val="20"/>
+              </w:rPr>
+              <w:t>MaterialsLines</w:t>
             </w:r>
             <w:proofErr w:type="spellEnd"/>
             <w:r>
               <w:rPr>
                 <w:rFonts w:ascii="Open Sans" w:eastAsia="Open Sans" w:hAnsi="Open Sans" w:cs="Open Sans"/>
                 <w:color w:val="000000"/>
-                <w:sz w:val="18"/>
-                <w:szCs w:val="18"/>
-              </w:rPr>
-              <w:t>}</w:t>
-            </w:r>
-          </w:p>
-          <w:p>
-            <w:pPr>
-              <w:pStyle w:val="normal1"/>
-              <w:spacing w:line="278" w:lineRule="auto"/>
-              <w:ind w:right="314"/>
-              <w:rPr>
-                <w:color w:val="000000"/>
-                <w:sz w:val="18"/>
-                <w:szCs w:val="18"/>
-              </w:rPr>
-            </w:pPr>
-            <w:r>
-              <w:rPr>
-                <w:rFonts w:ascii="Open Sans" w:eastAsia="Open Sans" w:hAnsi="Open Sans" w:cs="Open Sans"/>
-                <w:color w:val="000000"/>
-                <w:sz w:val="18"/>
-                <w:szCs w:val="18"/>
-              </w:rPr>
-              <w:t>{/</w:t>
-            </w:r>
-            <w:proofErr w:type="spellStart"/>
-            <w:r>
-              <w:rPr>
-                <w:rFonts w:ascii="Open Sans" w:eastAsia="Open Sans" w:hAnsi="Open Sans" w:cs="Open Sans"/>
-                <w:color w:val="000000"/>
-                <w:sz w:val="18"/>
-                <w:szCs w:val="18"/>
-              </w:rPr>
-              <w:t>MaterialsLines</w:t>
-            </w:r>
-            <w:proofErr w:type="spellEnd"/>
-            <w:r>
-              <w:rPr>
-                <w:rFonts w:ascii="Open Sans" w:eastAsia="Open Sans" w:hAnsi="Open Sans" w:cs="Open Sans"/>
-                <w:color w:val="000000"/>
-                <w:sz w:val="18"/>
-                <w:szCs w:val="18"/>
+                <w:sz w:val="20"/>
+                <w:szCs w:val="20"/>
               </w:rPr>
               <w:t>}</w:t>
             </w:r>
@@ -2213,7 +2221,7 @@
                 <w:sz w:val="20"/>
                 <w:szCs w:val="20"/>
               </w:rPr>
-              <w:t>{#hasBonus}{#BonusRo</w:t>
+              <w:t>{#hasBonus</w:t>
             </w:r>
             <w:r>
               <w:rPr>
@@ -2223,7 +2231,7 @@
                 <w:szCs w:val="20"/>
               </w:rPr>
               <w:lastRenderedPageBreak/>
-              <w:t>ws}{Bonus}</w:t>
+              <w:t>}{#BonusRows}{Bonus}</w:t>
             </w:r>
           </w:p>
         </w:tc>
@@ -2265,7 +2273,17 @@
                 <w:sz w:val="20"/>
                 <w:szCs w:val="20"/>
               </w:rPr>
-              <w:t>BonusMenge</w:t>
+              <w:t>BonusM</w:t>
+            </w:r>
+            <w:r>
+              <w:rPr>
+                <w:rFonts w:ascii="Open Sans" w:eastAsia="Open Sans" w:hAnsi="Open Sans" w:cs="Open Sans"/>
+                <w:color w:val="000000"/>
+                <w:sz w:val="20"/>
+                <w:szCs w:val="20"/>
+              </w:rPr>
+              <w:lastRenderedPageBreak/>
+              <w:t>enge</w:t>
             </w:r>
             <w:proofErr w:type="spellEnd"/>
             <w:r>
@@ -2311,6 +2329,7 @@
                 <w:sz w:val="18"/>
                 <w:szCs w:val="18"/>
               </w:rPr>
+              <w:lastRenderedPageBreak/>
               <w:t>{</w:t>
             </w:r>
             <w:proofErr w:type="spellStart"/>
@@ -2507,7 +2526,17 @@
                 <w:sz w:val="20"/>
                 <w:szCs w:val="20"/>
               </w:rPr>
-              <w:t>hasBonus</w:t>
+              <w:t>hasB</w:t>
+            </w:r>
+            <w:r>
+              <w:rPr>
+                <w:rFonts w:ascii="Open Sans" w:eastAsia="Open Sans" w:hAnsi="Open Sans" w:cs="Open Sans"/>
+                <w:color w:val="000000"/>
+                <w:sz w:val="20"/>
+                <w:szCs w:val="20"/>
+              </w:rPr>
+              <w:lastRenderedPageBreak/>
+              <w:t>onus</w:t>
             </w:r>
             <w:proofErr w:type="spellEnd"/>
             <w:r>
@@ -3295,6 +3324,7 @@
           <w:rFonts w:ascii="Open Sans" w:eastAsia="Open Sans" w:hAnsi="Open Sans" w:cs="Open Sans"/>
           <w:lang w:val="de-DE"/>
         </w:rPr>
+        <w:lastRenderedPageBreak/>
         <w:br/>
       </w:r>
       <w:r>
@@ -3303,7 +3333,6 @@
           <w:color w:val="030303"/>
           <w:lang w:val="de-DE"/>
         </w:rPr>
-        <w:lastRenderedPageBreak/>
         <w:t xml:space="preserve">Für Rückfragen stehen wir Ihnen gerne zur Verfügung.  Wir bedanken uns für Ihr Vertrauen und freuen uns, von Ihnen zu hören. </w:t>
       </w:r>
     </w:p>
@@ -3363,12 +3392,10 @@
       </w:r>
     </w:p>
     <w:sectPr>
-      <w:headerReference w:type="even" r:id="rId8"/>
-      <w:headerReference w:type="default" r:id="rId9"/>
-      <w:footerReference w:type="even" r:id="rId10"/>
-      <w:footerReference w:type="default" r:id="rId11"/>
-      <w:headerReference w:type="first" r:id="rId12"/>
-      <w:footerReference w:type="first" r:id="rId13"/>
+      <w:headerReference w:type="default" r:id="rId8"/>
+      <w:footerReference w:type="default" r:id="rId9"/>
+      <w:headerReference w:type="first" r:id="rId10"/>
+      <w:footerReference w:type="first" r:id="rId11"/>
       <w:pgSz w:w="12240" w:h="15840"/>
       <w:pgMar w:top="1440" w:right="1440" w:bottom="1440" w:left="1440" w:header="0" w:footer="0" w:gutter="0"/>
       <w:pgNumType w:start="1"/>
@@ -3400,16 +3427,6 @@
 </file>
 
 <file path=word/footer1.xml><?xml version="1.0" encoding="utf-8"?>
-<w:ftr xmlns:wpc="http://schemas.microsoft.com/office/word/2010/wordprocessingCanvas" xmlns:cx="http://schemas.microsoft.com/office/drawing/2014/chartex" xmlns:cx1="http://schemas.microsoft.com/office/drawing/2015/9/8/chartex" xmlns:cx2="http://schemas.microsoft.com/office/drawing/2015/10/21/chartex" xmlns:cx3="http://schemas.microsoft.com/office/drawing/2016/5/9/chartex" xmlns:cx4="http://schemas.microsoft.com/office/drawing/2016/5/10/chartex" xmlns:cx5="http://schemas.microsoft.com/office/drawing/2016/5/11/chartex" xmlns:cx6="http://schemas.microsoft.com/office/drawing/2016/5/12/chartex" xmlns:cx7="http://schemas.microsoft.com/office/drawing/2016/5/13/chartex" xmlns:cx8="http://schemas.microsoft.com/office/drawing/2016/5/14/chartex" xmlns:mc="http://schemas.openxmlformats.org/markup-compatibility/2006" xmlns:aink="http://schemas.microsoft.com/office/drawing/2016/ink" xmlns:am3d="http://schemas.microsoft.com/office/drawing/2017/model3d" xmlns:o="urn:schemas-microsoft-com:office:office" xmlns:oel="http://schemas.microsoft.com/office/2019/extlst" xmlns:r="http://schemas.openxmlformats.org/officeDocument/2006/relationships" xmlns:m="http://schemas.openxmlformats.org/officeDocument/2006/math" xmlns:v="urn:schemas-microsoft-com:vml" xmlns:wp14="http://schemas.microsoft.com/office/word/2010/wordprocessingDrawing" xmlns:wp="http://schemas.openxmlformats.org/drawingml/2006/wordprocessingDrawing" xmlns:w10="urn:schemas-microsoft-com:office:word" xmlns:w="http://schemas.openxmlformats.org/wordprocessingml/2006/main" xmlns:w14="http://schemas.microsoft.com/office/word/2010/wordml" xmlns:w15="http://schemas.microsoft.com/office/word/2012/wordml" xmlns:w16cex="http://schemas.microsoft.com/office/word/2018/wordml/cex" xmlns:w16cid="http://schemas.microsoft.com/office/word/2016/wordml/cid" xmlns:w16="http://schemas.microsoft.com/office/word/2018/wordml" xmlns:w16du="http://schemas.microsoft.com/office/word/2023/wordml/word16du" xmlns:w16sdtdh="http://schemas.microsoft.com/office/word/2020/wordml/sdtdatahash" xmlns:w16sdtfl="http://schemas.microsoft.com/office/word/2024/wordml/sdtformatlock" xmlns:w16se="http://schemas.microsoft.com/office/word/2015/wordml/symex" xmlns:wpg="http://schemas.microsoft.com/office/word/2010/wordprocessingGroup" xmlns:wpi="http://schemas.microsoft.com/office/word/2010/wordprocessingInk" xmlns:wne="http://schemas.microsoft.com/office/word/2006/wordml" xmlns:wps="http://schemas.microsoft.com/office/word/2010/wordprocessingShape" mc:Ignorable="w14 w15 w16se w16cid w16 w16cex w16sdtdh w16sdtfl w16du wp14">
-  <w:p>
-    <w:pPr>
-      <w:pStyle w:val="Stopka"/>
-    </w:pPr>
-  </w:p>
-</w:ftr>
-</file>
-
-<file path=word/footer2.xml><?xml version="1.0" encoding="utf-8"?>
 <w:ftr xmlns:wpc="http://schemas.microsoft.com/office/word/2010/wordprocessingCanvas" xmlns:cx="http://schemas.microsoft.com/office/drawing/2014/chartex" xmlns:cx1="http://schemas.microsoft.com/office/drawing/2015/9/8/chartex" xmlns:cx2="http://schemas.microsoft.com/office/drawing/2015/10/21/chartex" xmlns:cx3="http://schemas.microsoft.com/office/drawing/2016/5/9/chartex" xmlns:cx4="http://schemas.microsoft.com/office/drawing/2016/5/10/chartex" xmlns:cx5="http://schemas.microsoft.com/office/drawing/2016/5/11/chartex" xmlns:cx6="http://schemas.microsoft.com/office/drawing/2016/5/12/chartex" xmlns:cx7="http://schemas.microsoft.com/office/drawing/2016/5/13/chartex" xmlns:cx8="http://schemas.microsoft.com/office/drawing/2016/5/14/chartex" xmlns:mc="http://schemas.openxmlformats.org/markup-compatibility/2006" xmlns:aink="http://schemas.microsoft.com/office/drawing/2016/ink" xmlns:am3d="http://schemas.microsoft.com/office/drawing/2017/model3d" xmlns:o="urn:schemas-microsoft-com:office:office" xmlns:oel="http://schemas.microsoft.com/office/2019/extlst" xmlns:r="http://schemas.openxmlformats.org/officeDocument/2006/relationships" xmlns:m="http://schemas.openxmlformats.org/officeDocument/2006/math" xmlns:v="urn:schemas-microsoft-com:vml" xmlns:wp14="http://schemas.microsoft.com/office/word/2010/wordprocessingDrawing" xmlns:wp="http://schemas.openxmlformats.org/drawingml/2006/wordprocessingDrawing" xmlns:w10="urn:schemas-microsoft-com:office:word" xmlns:w="http://schemas.openxmlformats.org/wordprocessingml/2006/main" xmlns:w14="http://schemas.microsoft.com/office/word/2010/wordml" xmlns:w15="http://schemas.microsoft.com/office/word/2012/wordml" xmlns:w16cex="http://schemas.microsoft.com/office/word/2018/wordml/cex" xmlns:w16cid="http://schemas.microsoft.com/office/word/2016/wordml/cid" xmlns:w16="http://schemas.microsoft.com/office/word/2018/wordml" xmlns:w16du="http://schemas.microsoft.com/office/word/2023/wordml/word16du" xmlns:w16sdtdh="http://schemas.microsoft.com/office/word/2020/wordml/sdtdatahash" xmlns:w16sdtfl="http://schemas.microsoft.com/office/word/2024/wordml/sdtformatlock" xmlns:w16se="http://schemas.microsoft.com/office/word/2015/wordml/symex" xmlns:wpg="http://schemas.microsoft.com/office/word/2010/wordprocessingGroup" xmlns:wpi="http://schemas.microsoft.com/office/word/2010/wordprocessingInk" xmlns:wne="http://schemas.microsoft.com/office/word/2006/wordml" xmlns:wps="http://schemas.microsoft.com/office/word/2010/wordprocessingShape" mc:Ignorable="w14 w15 w16se w16cid w16 w16cex w16sdtdh w16sdtfl w16du wp14">
   <w:p>
     <w:pPr>
@@ -3613,7 +3630,7 @@
 </w:ftr>
 </file>
 
-<file path=word/footer3.xml><?xml version="1.0" encoding="utf-8"?>
+<file path=word/footer2.xml><?xml version="1.0" encoding="utf-8"?>
 <w:ftr xmlns:wpc="http://schemas.microsoft.com/office/word/2010/wordprocessingCanvas" xmlns:cx="http://schemas.microsoft.com/office/drawing/2014/chartex" xmlns:cx1="http://schemas.microsoft.com/office/drawing/2015/9/8/chartex" xmlns:cx2="http://schemas.microsoft.com/office/drawing/2015/10/21/chartex" xmlns:cx3="http://schemas.microsoft.com/office/drawing/2016/5/9/chartex" xmlns:cx4="http://schemas.microsoft.com/office/drawing/2016/5/10/chartex" xmlns:cx5="http://schemas.microsoft.com/office/drawing/2016/5/11/chartex" xmlns:cx6="http://schemas.microsoft.com/office/drawing/2016/5/12/chartex" xmlns:cx7="http://schemas.microsoft.com/office/drawing/2016/5/13/chartex" xmlns:cx8="http://schemas.microsoft.com/office/drawing/2016/5/14/chartex" xmlns:mc="http://schemas.openxmlformats.org/markup-compatibility/2006" xmlns:aink="http://schemas.microsoft.com/office/drawing/2016/ink" xmlns:am3d="http://schemas.microsoft.com/office/drawing/2017/model3d" xmlns:o="urn:schemas-microsoft-com:office:office" xmlns:oel="http://schemas.microsoft.com/office/2019/extlst" xmlns:r="http://schemas.openxmlformats.org/officeDocument/2006/relationships" xmlns:m="http://schemas.openxmlformats.org/officeDocument/2006/math" xmlns:v="urn:schemas-microsoft-com:vml" xmlns:wp14="http://schemas.microsoft.com/office/word/2010/wordprocessingDrawing" xmlns:wp="http://schemas.openxmlformats.org/drawingml/2006/wordprocessingDrawing" xmlns:w10="urn:schemas-microsoft-com:office:word" xmlns:w="http://schemas.openxmlformats.org/wordprocessingml/2006/main" xmlns:w14="http://schemas.microsoft.com/office/word/2010/wordml" xmlns:w15="http://schemas.microsoft.com/office/word/2012/wordml" xmlns:w16cex="http://schemas.microsoft.com/office/word/2018/wordml/cex" xmlns:w16cid="http://schemas.microsoft.com/office/word/2016/wordml/cid" xmlns:w16="http://schemas.microsoft.com/office/word/2018/wordml" xmlns:w16du="http://schemas.microsoft.com/office/word/2023/wordml/word16du" xmlns:w16sdtdh="http://schemas.microsoft.com/office/word/2020/wordml/sdtdatahash" xmlns:w16sdtfl="http://schemas.microsoft.com/office/word/2024/wordml/sdtformatlock" xmlns:w16se="http://schemas.microsoft.com/office/word/2015/wordml/symex" xmlns:wpg="http://schemas.microsoft.com/office/word/2010/wordprocessingGroup" xmlns:wpi="http://schemas.microsoft.com/office/word/2010/wordprocessingInk" xmlns:wne="http://schemas.microsoft.com/office/word/2006/wordml" xmlns:wps="http://schemas.microsoft.com/office/word/2010/wordprocessingShape" mc:Ignorable="w14 w15 w16se w16cid w16 w16cex w16sdtdh w16sdtfl w16du wp14">
   <w:p>
     <w:pPr>
@@ -3822,16 +3839,6 @@
 <w:hdr xmlns:wpc="http://schemas.microsoft.com/office/word/2010/wordprocessingCanvas" xmlns:cx="http://schemas.microsoft.com/office/drawing/2014/chartex" xmlns:cx1="http://schemas.microsoft.com/office/drawing/2015/9/8/chartex" xmlns:cx2="http://schemas.microsoft.com/office/drawing/2015/10/21/chartex" xmlns:cx3="http://schemas.microsoft.com/office/drawing/2016/5/9/chartex" xmlns:cx4="http://schemas.microsoft.com/office/drawing/2016/5/10/chartex" xmlns:cx5="http://schemas.microsoft.com/office/drawing/2016/5/11/chartex" xmlns:cx6="http://schemas.microsoft.com/office/drawing/2016/5/12/chartex" xmlns:cx7="http://schemas.microsoft.com/office/drawing/2016/5/13/chartex" xmlns:cx8="http://schemas.microsoft.com/office/drawing/2016/5/14/chartex" xmlns:mc="http://schemas.openxmlformats.org/markup-compatibility/2006" xmlns:aink="http://schemas.microsoft.com/office/drawing/2016/ink" xmlns:am3d="http://schemas.microsoft.com/office/drawing/2017/model3d" xmlns:o="urn:schemas-microsoft-com:office:office" xmlns:oel="http://schemas.microsoft.com/office/2019/extlst" xmlns:r="http://schemas.openxmlformats.org/officeDocument/2006/relationships" xmlns:m="http://schemas.openxmlformats.org/officeDocument/2006/math" xmlns:v="urn:schemas-microsoft-com:vml" xmlns:wp14="http://schemas.microsoft.com/office/word/2010/wordprocessingDrawing" xmlns:wp="http://schemas.openxmlformats.org/drawingml/2006/wordprocessingDrawing" xmlns:w10="urn:schemas-microsoft-com:office:word" xmlns:w="http://schemas.openxmlformats.org/wordprocessingml/2006/main" xmlns:w14="http://schemas.microsoft.com/office/word/2010/wordml" xmlns:w15="http://schemas.microsoft.com/office/word/2012/wordml" xmlns:w16cex="http://schemas.microsoft.com/office/word/2018/wordml/cex" xmlns:w16cid="http://schemas.microsoft.com/office/word/2016/wordml/cid" xmlns:w16="http://schemas.microsoft.com/office/word/2018/wordml" xmlns:w16du="http://schemas.microsoft.com/office/word/2023/wordml/word16du" xmlns:w16sdtdh="http://schemas.microsoft.com/office/word/2020/wordml/sdtdatahash" xmlns:w16sdtfl="http://schemas.microsoft.com/office/word/2024/wordml/sdtformatlock" xmlns:w16se="http://schemas.microsoft.com/office/word/2015/wordml/symex" xmlns:wpg="http://schemas.microsoft.com/office/word/2010/wordprocessingGroup" xmlns:wpi="http://schemas.microsoft.com/office/word/2010/wordprocessingInk" xmlns:wne="http://schemas.microsoft.com/office/word/2006/wordml" xmlns:wps="http://schemas.microsoft.com/office/word/2010/wordprocessingShape" mc:Ignorable="w14 w15 w16se w16cid w16 w16cex w16sdtdh w16sdtfl w16du wp14">
   <w:p>
     <w:pPr>
-      <w:pStyle w:val="Nagwek"/>
-    </w:pPr>
-  </w:p>
-</w:hdr>
-</file>
-
-<file path=word/header2.xml><?xml version="1.0" encoding="utf-8"?>
-<w:hdr xmlns:wpc="http://schemas.microsoft.com/office/word/2010/wordprocessingCanvas" xmlns:cx="http://schemas.microsoft.com/office/drawing/2014/chartex" xmlns:cx1="http://schemas.microsoft.com/office/drawing/2015/9/8/chartex" xmlns:cx2="http://schemas.microsoft.com/office/drawing/2015/10/21/chartex" xmlns:cx3="http://schemas.microsoft.com/office/drawing/2016/5/9/chartex" xmlns:cx4="http://schemas.microsoft.com/office/drawing/2016/5/10/chartex" xmlns:cx5="http://schemas.microsoft.com/office/drawing/2016/5/11/chartex" xmlns:cx6="http://schemas.microsoft.com/office/drawing/2016/5/12/chartex" xmlns:cx7="http://schemas.microsoft.com/office/drawing/2016/5/13/chartex" xmlns:cx8="http://schemas.microsoft.com/office/drawing/2016/5/14/chartex" xmlns:mc="http://schemas.openxmlformats.org/markup-compatibility/2006" xmlns:aink="http://schemas.microsoft.com/office/drawing/2016/ink" xmlns:am3d="http://schemas.microsoft.com/office/drawing/2017/model3d" xmlns:o="urn:schemas-microsoft-com:office:office" xmlns:oel="http://schemas.microsoft.com/office/2019/extlst" xmlns:r="http://schemas.openxmlformats.org/officeDocument/2006/relationships" xmlns:m="http://schemas.openxmlformats.org/officeDocument/2006/math" xmlns:v="urn:schemas-microsoft-com:vml" xmlns:wp14="http://schemas.microsoft.com/office/word/2010/wordprocessingDrawing" xmlns:wp="http://schemas.openxmlformats.org/drawingml/2006/wordprocessingDrawing" xmlns:w10="urn:schemas-microsoft-com:office:word" xmlns:w="http://schemas.openxmlformats.org/wordprocessingml/2006/main" xmlns:w14="http://schemas.microsoft.com/office/word/2010/wordml" xmlns:w15="http://schemas.microsoft.com/office/word/2012/wordml" xmlns:w16cex="http://schemas.microsoft.com/office/word/2018/wordml/cex" xmlns:w16cid="http://schemas.microsoft.com/office/word/2016/wordml/cid" xmlns:w16="http://schemas.microsoft.com/office/word/2018/wordml" xmlns:w16du="http://schemas.microsoft.com/office/word/2023/wordml/word16du" xmlns:w16sdtdh="http://schemas.microsoft.com/office/word/2020/wordml/sdtdatahash" xmlns:w16sdtfl="http://schemas.microsoft.com/office/word/2024/wordml/sdtformatlock" xmlns:w16se="http://schemas.microsoft.com/office/word/2015/wordml/symex" xmlns:wpg="http://schemas.microsoft.com/office/word/2010/wordprocessingGroup" xmlns:wpi="http://schemas.microsoft.com/office/word/2010/wordprocessingInk" xmlns:wne="http://schemas.microsoft.com/office/word/2006/wordml" xmlns:wps="http://schemas.microsoft.com/office/word/2010/wordprocessingShape" mc:Ignorable="w14 w15 w16se w16cid w16 w16cex w16sdtdh w16sdtfl w16du wp14">
-  <w:p>
-    <w:pPr>
       <w:pStyle w:val="normal1"/>
     </w:pPr>
   </w:p>
@@ -3888,7 +3895,7 @@
 </w:hdr>
 </file>
 
-<file path=word/header3.xml><?xml version="1.0" encoding="utf-8"?>
+<file path=word/header2.xml><?xml version="1.0" encoding="utf-8"?>
 <w:hdr xmlns:wpc="http://schemas.microsoft.com/office/word/2010/wordprocessingCanvas" xmlns:cx="http://schemas.microsoft.com/office/drawing/2014/chartex" xmlns:cx1="http://schemas.microsoft.com/office/drawing/2015/9/8/chartex" xmlns:cx2="http://schemas.microsoft.com/office/drawing/2015/10/21/chartex" xmlns:cx3="http://schemas.microsoft.com/office/drawing/2016/5/9/chartex" xmlns:cx4="http://schemas.microsoft.com/office/drawing/2016/5/10/chartex" xmlns:cx5="http://schemas.microsoft.com/office/drawing/2016/5/11/chartex" xmlns:cx6="http://schemas.microsoft.com/office/drawing/2016/5/12/chartex" xmlns:cx7="http://schemas.microsoft.com/office/drawing/2016/5/13/chartex" xmlns:cx8="http://schemas.microsoft.com/office/drawing/2016/5/14/chartex" xmlns:mc="http://schemas.openxmlformats.org/markup-compatibility/2006" xmlns:aink="http://schemas.microsoft.com/office/drawing/2016/ink" xmlns:am3d="http://schemas.microsoft.com/office/drawing/2017/model3d" xmlns:o="urn:schemas-microsoft-com:office:office" xmlns:oel="http://schemas.microsoft.com/office/2019/extlst" xmlns:r="http://schemas.openxmlformats.org/officeDocument/2006/relationships" xmlns:m="http://schemas.openxmlformats.org/officeDocument/2006/math" xmlns:v="urn:schemas-microsoft-com:vml" xmlns:wp14="http://schemas.microsoft.com/office/word/2010/wordprocessingDrawing" xmlns:wp="http://schemas.openxmlformats.org/drawingml/2006/wordprocessingDrawing" xmlns:w10="urn:schemas-microsoft-com:office:word" xmlns:w="http://schemas.openxmlformats.org/wordprocessingml/2006/main" xmlns:w14="http://schemas.microsoft.com/office/word/2010/wordml" xmlns:w15="http://schemas.microsoft.com/office/word/2012/wordml" xmlns:w16cex="http://schemas.microsoft.com/office/word/2018/wordml/cex" xmlns:w16cid="http://schemas.microsoft.com/office/word/2016/wordml/cid" xmlns:w16="http://schemas.microsoft.com/office/word/2018/wordml" xmlns:w16du="http://schemas.microsoft.com/office/word/2023/wordml/word16du" xmlns:w16sdtdh="http://schemas.microsoft.com/office/word/2020/wordml/sdtdatahash" xmlns:w16sdtfl="http://schemas.microsoft.com/office/word/2024/wordml/sdtformatlock" xmlns:w16se="http://schemas.microsoft.com/office/word/2015/wordml/symex" xmlns:wpg="http://schemas.microsoft.com/office/word/2010/wordprocessingGroup" xmlns:wpi="http://schemas.microsoft.com/office/word/2010/wordprocessingInk" xmlns:wne="http://schemas.microsoft.com/office/word/2006/wordml" xmlns:wps="http://schemas.microsoft.com/office/word/2010/wordprocessingShape" mc:Ignorable="w14 w15 w16se w16cid w16 w16cex w16sdtdh w16sdtfl w16du wp14">
   <w:p>
     <w:pPr>

--- a/src/templates/Angebot.docx
+++ b/src/templates/Angebot.docx
@@ -914,7 +914,7 @@
             <w:tcBorders>
               <w:top w:val="single" w:sz="8" w:space="0" w:color="CCCCCC"/>
               <w:left w:val="single" w:sz="8" w:space="0" w:color="CCCCCC"/>
-              <w:bottom w:val="single" w:sz="8" w:space="0" w:color="FFFFFF"/>
+              <w:bottom w:val="single" w:sz="4" w:space="0" w:color="auto"/>
               <w:right w:val="single" w:sz="8" w:space="0" w:color="CCCCCC"/>
             </w:tcBorders>
             <w:shd w:val="clear" w:color="auto" w:fill="CCCCCC"/>
@@ -938,7 +938,7 @@
             <w:tcBorders>
               <w:top w:val="single" w:sz="8" w:space="0" w:color="CCCCCC"/>
               <w:left w:val="single" w:sz="8" w:space="0" w:color="CCCCCC"/>
-              <w:bottom w:val="single" w:sz="8" w:space="0" w:color="FFFFFF"/>
+              <w:bottom w:val="single" w:sz="4" w:space="0" w:color="auto"/>
               <w:right w:val="single" w:sz="8" w:space="0" w:color="CCCCCC"/>
             </w:tcBorders>
             <w:shd w:val="clear" w:color="auto" w:fill="CCCCCC"/>
@@ -962,7 +962,7 @@
             <w:tcBorders>
               <w:top w:val="single" w:sz="8" w:space="0" w:color="CCCCCC"/>
               <w:left w:val="single" w:sz="8" w:space="0" w:color="CCCCCC"/>
-              <w:bottom w:val="single" w:sz="8" w:space="0" w:color="FFFFFF"/>
+              <w:bottom w:val="single" w:sz="4" w:space="0" w:color="auto"/>
               <w:right w:val="single" w:sz="8" w:space="0" w:color="CCCCCC"/>
             </w:tcBorders>
             <w:shd w:val="clear" w:color="auto" w:fill="CCCCCC"/>
@@ -991,7 +991,7 @@
             <w:tcBorders>
               <w:top w:val="single" w:sz="8" w:space="0" w:color="CCCCCC"/>
               <w:left w:val="single" w:sz="8" w:space="0" w:color="CCCCCC"/>
-              <w:bottom w:val="single" w:sz="8" w:space="0" w:color="FFFFFF"/>
+              <w:bottom w:val="single" w:sz="4" w:space="0" w:color="auto"/>
               <w:right w:val="single" w:sz="8" w:space="0" w:color="CCCCCC"/>
             </w:tcBorders>
             <w:shd w:val="clear" w:color="auto" w:fill="CCCCCC"/>
@@ -1023,7 +1023,7 @@
             <w:tcBorders>
               <w:top w:val="single" w:sz="8" w:space="0" w:color="CCCCCC"/>
               <w:left w:val="single" w:sz="8" w:space="0" w:color="CCCCCC"/>
-              <w:bottom w:val="single" w:sz="8" w:space="0" w:color="FFFFFF"/>
+              <w:bottom w:val="single" w:sz="4" w:space="0" w:color="auto"/>
               <w:right w:val="single" w:sz="8" w:space="0" w:color="CCCCCC"/>
             </w:tcBorders>
             <w:shd w:val="clear" w:color="auto" w:fill="CCCCCC"/>
@@ -1058,7 +1058,257 @@
           <w:tcPr>
             <w:tcW w:w="660" w:type="dxa"/>
             <w:tcBorders>
-              <w:top w:val="single" w:sz="8" w:space="0" w:color="FFFFFF"/>
+              <w:top w:val="single" w:sz="4" w:space="0" w:color="auto"/>
+              <w:left w:val="single" w:sz="4" w:space="0" w:color="auto"/>
+              <w:bottom w:val="single" w:sz="4" w:space="0" w:color="auto"/>
+              <w:right w:val="single" w:sz="4" w:space="0" w:color="auto"/>
+            </w:tcBorders>
+            <w:shd w:val="clear" w:color="auto" w:fill="FFFFFF"/>
+            <w:tcMar>
+              <w:left w:w="56" w:type="dxa"/>
+              <w:right w:w="56" w:type="dxa"/>
+            </w:tcMar>
+          </w:tcPr>
+          <w:p>
+            <w:pPr>
+              <w:pStyle w:val="normal1"/>
+              <w:spacing w:before="40"/>
+            </w:pPr>
+            <w:r>
+              <w:rPr>
+                <w:rFonts w:ascii="Open Sans" w:eastAsia="Open Sans" w:hAnsi="Open Sans" w:cs="Open Sans"/>
+                <w:color w:val="070707"/>
+                <w:sz w:val="20"/>
+                <w:szCs w:val="20"/>
+              </w:rPr>
+              <w:t>001</w:t>
+            </w:r>
+          </w:p>
+        </w:tc>
+        <w:tc>
+          <w:tcPr>
+            <w:tcW w:w="885" w:type="dxa"/>
+            <w:tcBorders>
+              <w:top w:val="single" w:sz="4" w:space="0" w:color="auto"/>
+              <w:left w:val="single" w:sz="4" w:space="0" w:color="auto"/>
+              <w:bottom w:val="single" w:sz="4" w:space="0" w:color="auto"/>
+              <w:right w:val="single" w:sz="4" w:space="0" w:color="auto"/>
+            </w:tcBorders>
+            <w:shd w:val="clear" w:color="auto" w:fill="FFFFFF"/>
+            <w:tcMar>
+              <w:left w:w="56" w:type="dxa"/>
+              <w:right w:w="56" w:type="dxa"/>
+            </w:tcMar>
+          </w:tcPr>
+          <w:p>
+            <w:pPr>
+              <w:pStyle w:val="normal1"/>
+              <w:spacing w:before="40"/>
+            </w:pPr>
+            <w:r>
+              <w:rPr>
+                <w:rFonts w:ascii="Open Sans" w:eastAsia="Open Sans" w:hAnsi="Open Sans" w:cs="Open Sans"/>
+                <w:color w:val="070707"/>
+                <w:sz w:val="20"/>
+                <w:szCs w:val="20"/>
+              </w:rPr>
+              <w:t xml:space="preserve">1 </w:t>
+            </w:r>
+            <w:proofErr w:type="spellStart"/>
+            <w:r>
+              <w:rPr>
+                <w:rFonts w:ascii="Open Sans" w:eastAsia="Open Sans" w:hAnsi="Open Sans" w:cs="Open Sans"/>
+                <w:color w:val="070707"/>
+                <w:sz w:val="20"/>
+                <w:szCs w:val="20"/>
+              </w:rPr>
+              <w:t>Stk</w:t>
+            </w:r>
+            <w:proofErr w:type="spellEnd"/>
+          </w:p>
+        </w:tc>
+        <w:tc>
+          <w:tcPr>
+            <w:tcW w:w="4424" w:type="dxa"/>
+            <w:tcBorders>
+              <w:top w:val="single" w:sz="4" w:space="0" w:color="auto"/>
+              <w:left w:val="single" w:sz="4" w:space="0" w:color="auto"/>
+              <w:bottom w:val="single" w:sz="4" w:space="0" w:color="auto"/>
+              <w:right w:val="single" w:sz="4" w:space="0" w:color="auto"/>
+            </w:tcBorders>
+            <w:shd w:val="clear" w:color="auto" w:fill="FFFFFF"/>
+            <w:tcMar>
+              <w:left w:w="56" w:type="dxa"/>
+              <w:right w:w="56" w:type="dxa"/>
+            </w:tcMar>
+          </w:tcPr>
+          <w:p>
+            <w:pPr>
+              <w:pStyle w:val="normal1"/>
+              <w:spacing w:before="40" w:line="278" w:lineRule="auto"/>
+              <w:ind w:right="314"/>
+              <w:rPr>
+                <w:color w:val="000000"/>
+              </w:rPr>
+            </w:pPr>
+            <w:proofErr w:type="spellStart"/>
+            <w:r>
+              <w:rPr>
+                <w:rFonts w:ascii="Arimo" w:eastAsia="Arimo" w:hAnsi="Arimo" w:cs="Arimo"/>
+                <w:b/>
+                <w:color w:val="000000"/>
+                <w:sz w:val="20"/>
+                <w:szCs w:val="20"/>
+              </w:rPr>
+              <w:t>Auszuführende</w:t>
+            </w:r>
+            <w:proofErr w:type="spellEnd"/>
+            <w:r>
+              <w:rPr>
+                <w:rFonts w:ascii="Arimo" w:eastAsia="Arimo" w:hAnsi="Arimo" w:cs="Arimo"/>
+                <w:b/>
+                <w:color w:val="000000"/>
+                <w:sz w:val="20"/>
+                <w:szCs w:val="20"/>
+              </w:rPr>
+              <w:t xml:space="preserve"> </w:t>
+            </w:r>
+            <w:proofErr w:type="spellStart"/>
+            <w:r>
+              <w:rPr>
+                <w:rFonts w:ascii="Arimo" w:eastAsia="Arimo" w:hAnsi="Arimo" w:cs="Arimo"/>
+                <w:b/>
+                <w:color w:val="000000"/>
+                <w:sz w:val="20"/>
+                <w:szCs w:val="20"/>
+              </w:rPr>
+              <w:t>Arbeiten</w:t>
+            </w:r>
+            <w:proofErr w:type="spellEnd"/>
+          </w:p>
+        </w:tc>
+        <w:tc>
+          <w:tcPr>
+            <w:tcW w:w="2326" w:type="dxa"/>
+            <w:tcBorders>
+              <w:top w:val="single" w:sz="4" w:space="0" w:color="auto"/>
+              <w:left w:val="single" w:sz="4" w:space="0" w:color="auto"/>
+              <w:bottom w:val="single" w:sz="4" w:space="0" w:color="auto"/>
+              <w:right w:val="single" w:sz="4" w:space="0" w:color="auto"/>
+            </w:tcBorders>
+            <w:shd w:val="clear" w:color="auto" w:fill="FFFFFF"/>
+            <w:tcMar>
+              <w:left w:w="56" w:type="dxa"/>
+              <w:right w:w="56" w:type="dxa"/>
+            </w:tcMar>
+          </w:tcPr>
+          <w:p>
+            <w:pPr>
+              <w:pStyle w:val="normal1"/>
+              <w:spacing w:before="40" w:line="278" w:lineRule="auto"/>
+              <w:ind w:right="314"/>
+              <w:jc w:val="center"/>
+              <w:rPr>
+                <w:color w:val="000000"/>
+              </w:rPr>
+            </w:pPr>
+            <w:r>
+              <w:rPr>
+                <w:rFonts w:ascii="Open Sans" w:eastAsia="Open Sans" w:hAnsi="Open Sans" w:cs="Open Sans"/>
+                <w:color w:val="000000"/>
+                <w:sz w:val="20"/>
+                <w:szCs w:val="20"/>
+              </w:rPr>
+              <w:t>{</w:t>
+            </w:r>
+            <w:proofErr w:type="spellStart"/>
+            <w:r>
+              <w:rPr>
+                <w:rFonts w:ascii="Open Sans" w:eastAsia="Open Sans" w:hAnsi="Open Sans" w:cs="Open Sans"/>
+                <w:color w:val="000000"/>
+                <w:sz w:val="20"/>
+                <w:szCs w:val="20"/>
+              </w:rPr>
+              <w:t>ServiceUnitPrice</w:t>
+            </w:r>
+            <w:proofErr w:type="spellEnd"/>
+            <w:r>
+              <w:rPr>
+                <w:rFonts w:ascii="Open Sans" w:eastAsia="Open Sans" w:hAnsi="Open Sans" w:cs="Open Sans"/>
+                <w:color w:val="000000"/>
+                <w:sz w:val="20"/>
+                <w:szCs w:val="20"/>
+              </w:rPr>
+              <w:t>}</w:t>
+            </w:r>
+          </w:p>
+        </w:tc>
+        <w:tc>
+          <w:tcPr>
+            <w:tcW w:w="1485" w:type="dxa"/>
+            <w:tcBorders>
+              <w:top w:val="single" w:sz="4" w:space="0" w:color="auto"/>
+              <w:left w:val="single" w:sz="4" w:space="0" w:color="auto"/>
+              <w:bottom w:val="single" w:sz="4" w:space="0" w:color="auto"/>
+              <w:right w:val="single" w:sz="4" w:space="0" w:color="auto"/>
+            </w:tcBorders>
+            <w:shd w:val="clear" w:color="auto" w:fill="FFFFFF"/>
+            <w:tcMar>
+              <w:left w:w="56" w:type="dxa"/>
+              <w:right w:w="56" w:type="dxa"/>
+            </w:tcMar>
+          </w:tcPr>
+          <w:p>
+            <w:pPr>
+              <w:pStyle w:val="normal1"/>
+              <w:spacing w:before="40" w:line="278" w:lineRule="auto"/>
+              <w:ind w:left="-141" w:right="314"/>
+              <w:jc w:val="center"/>
+              <w:rPr>
+                <w:color w:val="000000"/>
+              </w:rPr>
+            </w:pPr>
+            <w:r>
+              <w:rPr>
+                <w:rFonts w:ascii="Open Sans" w:eastAsia="Open Sans" w:hAnsi="Open Sans" w:cs="Open Sans"/>
+                <w:color w:val="000000"/>
+                <w:sz w:val="20"/>
+                <w:szCs w:val="20"/>
+              </w:rPr>
+              <w:t>{</w:t>
+            </w:r>
+            <w:proofErr w:type="spellStart"/>
+            <w:r>
+              <w:rPr>
+                <w:rFonts w:ascii="Open Sans" w:eastAsia="Open Sans" w:hAnsi="Open Sans" w:cs="Open Sans"/>
+                <w:color w:val="000000"/>
+                <w:sz w:val="20"/>
+                <w:szCs w:val="20"/>
+              </w:rPr>
+              <w:t>ServiceTotal</w:t>
+            </w:r>
+            <w:proofErr w:type="spellEnd"/>
+            <w:r>
+              <w:rPr>
+                <w:rFonts w:ascii="Open Sans" w:eastAsia="Open Sans" w:hAnsi="Open Sans" w:cs="Open Sans"/>
+                <w:color w:val="000000"/>
+                <w:sz w:val="20"/>
+                <w:szCs w:val="20"/>
+              </w:rPr>
+              <w:t>}</w:t>
+            </w:r>
+          </w:p>
+        </w:tc>
+      </w:tr>
+      <w:tr>
+        <w:trPr>
+          <w:trHeight w:val="1741"/>
+        </w:trPr>
+        <w:tc>
+          <w:tcPr>
+            <w:tcW w:w="660" w:type="dxa"/>
+            <w:tcBorders>
+              <w:top w:val="single" w:sz="4" w:space="0" w:color="auto"/>
               <w:left w:val="single" w:sz="8" w:space="0" w:color="FFFFFF"/>
               <w:bottom w:val="single" w:sz="8" w:space="0" w:color="FFFFFF"/>
               <w:right w:val="single" w:sz="8" w:space="0" w:color="FFFFFF"/>
@@ -1072,24 +1322,30 @@
           <w:p>
             <w:pPr>
               <w:pStyle w:val="normal1"/>
-              <w:spacing w:before="40"/>
-            </w:pPr>
-            <w:r>
+              <w:tabs>
+                <w:tab w:val="left" w:pos="750"/>
+                <w:tab w:val="left" w:pos="1416"/>
+              </w:tabs>
+              <w:spacing w:before="121"/>
               <w:rPr>
                 <w:rFonts w:ascii="Open Sans" w:eastAsia="Open Sans" w:hAnsi="Open Sans" w:cs="Open Sans"/>
                 <w:color w:val="070707"/>
                 <w:sz w:val="20"/>
                 <w:szCs w:val="20"/>
               </w:rPr>
-              <w:t>001</w:t>
-            </w:r>
+            </w:pPr>
+          </w:p>
+          <w:p>
+            <w:pPr>
+              <w:pStyle w:val="normal1"/>
+            </w:pPr>
           </w:p>
         </w:tc>
         <w:tc>
           <w:tcPr>
             <w:tcW w:w="885" w:type="dxa"/>
             <w:tcBorders>
-              <w:top w:val="single" w:sz="8" w:space="0" w:color="FFFFFF"/>
+              <w:top w:val="single" w:sz="4" w:space="0" w:color="auto"/>
               <w:left w:val="single" w:sz="8" w:space="0" w:color="FFFFFF"/>
               <w:bottom w:val="single" w:sz="8" w:space="0" w:color="FFFFFF"/>
               <w:right w:val="single" w:sz="8" w:space="0" w:color="FFFFFF"/>
@@ -1103,35 +1359,17 @@
           <w:p>
             <w:pPr>
               <w:pStyle w:val="normal1"/>
-              <w:spacing w:before="40"/>
-            </w:pPr>
-            <w:r>
-              <w:rPr>
-                <w:rFonts w:ascii="Open Sans" w:eastAsia="Open Sans" w:hAnsi="Open Sans" w:cs="Open Sans"/>
-                <w:color w:val="070707"/>
-                <w:sz w:val="20"/>
-                <w:szCs w:val="20"/>
-              </w:rPr>
-              <w:t xml:space="preserve">1 </w:t>
-            </w:r>
-            <w:proofErr w:type="spellStart"/>
-            <w:r>
-              <w:rPr>
-                <w:rFonts w:ascii="Open Sans" w:eastAsia="Open Sans" w:hAnsi="Open Sans" w:cs="Open Sans"/>
-                <w:color w:val="070707"/>
-                <w:sz w:val="20"/>
-                <w:szCs w:val="20"/>
-              </w:rPr>
-              <w:t>Stk</w:t>
-            </w:r>
-            <w:proofErr w:type="spellEnd"/>
+              <w:rPr>
+                <w:color w:val="000000"/>
+              </w:rPr>
+            </w:pPr>
           </w:p>
         </w:tc>
         <w:tc>
           <w:tcPr>
             <w:tcW w:w="4424" w:type="dxa"/>
             <w:tcBorders>
-              <w:top w:val="single" w:sz="8" w:space="0" w:color="FFFFFF"/>
+              <w:top w:val="single" w:sz="4" w:space="0" w:color="auto"/>
               <w:left w:val="single" w:sz="8" w:space="0" w:color="FFFFFF"/>
               <w:bottom w:val="single" w:sz="8" w:space="0" w:color="FFFFFF"/>
               <w:right w:val="single" w:sz="8" w:space="0" w:color="FFFFFF"/>
@@ -1145,53 +1383,321 @@
           <w:p>
             <w:pPr>
               <w:pStyle w:val="normal1"/>
-              <w:spacing w:before="40" w:line="278" w:lineRule="auto"/>
+              <w:spacing w:line="278" w:lineRule="auto"/>
               <w:ind w:right="314"/>
               <w:rPr>
                 <w:color w:val="000000"/>
-              </w:rPr>
-            </w:pPr>
+                <w:sz w:val="20"/>
+                <w:szCs w:val="20"/>
+              </w:rPr>
+            </w:pPr>
+            <w:r>
+              <w:rPr>
+                <w:rFonts w:ascii="Open Sans" w:eastAsia="Open Sans" w:hAnsi="Open Sans" w:cs="Open Sans"/>
+                <w:color w:val="000000"/>
+                <w:sz w:val="20"/>
+                <w:szCs w:val="20"/>
+              </w:rPr>
+              <w:t>{#PrimaryServiceLines}</w:t>
+            </w:r>
+          </w:p>
+          <w:p>
+            <w:pPr>
+              <w:pStyle w:val="normal1"/>
+              <w:spacing w:line="278" w:lineRule="auto"/>
+              <w:ind w:right="314"/>
+              <w:rPr>
+                <w:color w:val="000000"/>
+                <w:sz w:val="20"/>
+                <w:szCs w:val="20"/>
+              </w:rPr>
+            </w:pPr>
+            <w:r>
+              <w:rPr>
+                <w:rFonts w:ascii="Open Sans" w:eastAsia="Open Sans" w:hAnsi="Open Sans" w:cs="Open Sans"/>
+                <w:color w:val="000000"/>
+                <w:sz w:val="20"/>
+                <w:szCs w:val="20"/>
+              </w:rPr>
+              <w:t>{</w:t>
+            </w:r>
             <w:proofErr w:type="spellStart"/>
             <w:r>
               <w:rPr>
-                <w:rFonts w:ascii="Arimo" w:eastAsia="Arimo" w:hAnsi="Arimo" w:cs="Arimo"/>
-                <w:b/>
-                <w:color w:val="000000"/>
-                <w:sz w:val="20"/>
-                <w:szCs w:val="20"/>
-              </w:rPr>
-              <w:t>Auszuführende</w:t>
+                <w:rFonts w:ascii="Open Sans" w:eastAsia="Open Sans" w:hAnsi="Open Sans" w:cs="Open Sans"/>
+                <w:color w:val="000000"/>
+                <w:sz w:val="20"/>
+                <w:szCs w:val="20"/>
+              </w:rPr>
+              <w:t>ServiceLine</w:t>
             </w:r>
             <w:proofErr w:type="spellEnd"/>
             <w:r>
               <w:rPr>
-                <w:rFonts w:ascii="Arimo" w:eastAsia="Arimo" w:hAnsi="Arimo" w:cs="Arimo"/>
-                <w:b/>
-                <w:color w:val="000000"/>
-                <w:sz w:val="20"/>
-                <w:szCs w:val="20"/>
-              </w:rPr>
-              <w:t xml:space="preserve"> </w:t>
+                <w:rFonts w:ascii="Open Sans" w:eastAsia="Open Sans" w:hAnsi="Open Sans" w:cs="Open Sans"/>
+                <w:color w:val="000000"/>
+                <w:sz w:val="20"/>
+                <w:szCs w:val="20"/>
+              </w:rPr>
+              <w:t>}</w:t>
+            </w:r>
+          </w:p>
+          <w:p>
+            <w:pPr>
+              <w:pStyle w:val="normal1"/>
+              <w:spacing w:line="278" w:lineRule="auto"/>
+              <w:ind w:right="314"/>
+              <w:rPr>
+                <w:color w:val="000000"/>
+                <w:sz w:val="20"/>
+                <w:szCs w:val="20"/>
+              </w:rPr>
+            </w:pPr>
+            <w:r>
+              <w:rPr>
+                <w:rFonts w:ascii="Open Sans" w:eastAsia="Open Sans" w:hAnsi="Open Sans" w:cs="Open Sans"/>
+                <w:color w:val="000000"/>
+                <w:sz w:val="20"/>
+                <w:szCs w:val="20"/>
+              </w:rPr>
+              <w:t>{/</w:t>
             </w:r>
             <w:proofErr w:type="spellStart"/>
             <w:r>
               <w:rPr>
-                <w:rFonts w:ascii="Arimo" w:eastAsia="Arimo" w:hAnsi="Arimo" w:cs="Arimo"/>
-                <w:b/>
-                <w:color w:val="000000"/>
-                <w:sz w:val="20"/>
-                <w:szCs w:val="20"/>
-              </w:rPr>
-              <w:t>Arbeiten</w:t>
+                <w:rFonts w:ascii="Open Sans" w:eastAsia="Open Sans" w:hAnsi="Open Sans" w:cs="Open Sans"/>
+                <w:color w:val="000000"/>
+                <w:sz w:val="20"/>
+                <w:szCs w:val="20"/>
+              </w:rPr>
+              <w:t>PrimaryServiceLines</w:t>
             </w:r>
             <w:proofErr w:type="spellEnd"/>
+            <w:r>
+              <w:rPr>
+                <w:rFonts w:ascii="Open Sans" w:eastAsia="Open Sans" w:hAnsi="Open Sans" w:cs="Open Sans"/>
+                <w:color w:val="000000"/>
+                <w:sz w:val="20"/>
+                <w:szCs w:val="20"/>
+              </w:rPr>
+              <w:t>}</w:t>
+            </w:r>
+          </w:p>
+          <w:p>
+            <w:pPr>
+              <w:pStyle w:val="normal1"/>
+              <w:spacing w:line="278" w:lineRule="auto"/>
+              <w:ind w:right="314"/>
+              <w:rPr>
+                <w:color w:val="000000"/>
+                <w:sz w:val="20"/>
+                <w:szCs w:val="20"/>
+              </w:rPr>
+            </w:pPr>
+          </w:p>
+          <w:p>
+            <w:pPr>
+              <w:pStyle w:val="normal1"/>
+              <w:spacing w:line="278" w:lineRule="auto"/>
+              <w:ind w:right="314"/>
+              <w:rPr>
+                <w:color w:val="000000"/>
+                <w:sz w:val="20"/>
+                <w:szCs w:val="20"/>
+              </w:rPr>
+            </w:pPr>
+            <w:r>
+              <w:rPr>
+                <w:rFonts w:ascii="Open Sans" w:eastAsia="Open Sans" w:hAnsi="Open Sans" w:cs="Open Sans"/>
+                <w:color w:val="000000"/>
+                <w:sz w:val="20"/>
+                <w:szCs w:val="20"/>
+              </w:rPr>
+              <w:t>{#HasIncluded}</w:t>
+            </w:r>
+          </w:p>
+          <w:p>
+            <w:pPr>
+              <w:pStyle w:val="normal1"/>
+              <w:spacing w:line="278" w:lineRule="auto"/>
+              <w:ind w:right="314"/>
+              <w:rPr>
+                <w:color w:val="000000"/>
+                <w:sz w:val="20"/>
+                <w:szCs w:val="20"/>
+              </w:rPr>
+            </w:pPr>
+            <w:proofErr w:type="spellStart"/>
+            <w:r>
+              <w:rPr>
+                <w:rFonts w:ascii="Open Sans" w:eastAsia="Open Sans" w:hAnsi="Open Sans" w:cs="Open Sans"/>
+                <w:color w:val="000000"/>
+                <w:sz w:val="20"/>
+                <w:szCs w:val="20"/>
+              </w:rPr>
+              <w:t>Enthält</w:t>
+            </w:r>
+            <w:proofErr w:type="spellEnd"/>
+            <w:r>
+              <w:rPr>
+                <w:rFonts w:ascii="Open Sans" w:eastAsia="Open Sans" w:hAnsi="Open Sans" w:cs="Open Sans"/>
+                <w:color w:val="000000"/>
+                <w:sz w:val="20"/>
+                <w:szCs w:val="20"/>
+              </w:rPr>
+              <w:t xml:space="preserve"> je Einheit</w:t>
+            </w:r>
+          </w:p>
+          <w:p>
+            <w:pPr>
+              <w:pStyle w:val="normal1"/>
+              <w:spacing w:line="278" w:lineRule="auto"/>
+              <w:ind w:right="314"/>
+              <w:rPr>
+                <w:color w:val="000000"/>
+                <w:sz w:val="20"/>
+                <w:szCs w:val="20"/>
+              </w:rPr>
+            </w:pPr>
+            <w:r>
+              <w:rPr>
+                <w:rFonts w:ascii="Open Sans" w:eastAsia="Open Sans" w:hAnsi="Open Sans" w:cs="Open Sans"/>
+                <w:color w:val="000000"/>
+                <w:sz w:val="20"/>
+                <w:szCs w:val="20"/>
+              </w:rPr>
+              <w:t>{/</w:t>
+            </w:r>
+            <w:proofErr w:type="spellStart"/>
+            <w:r>
+              <w:rPr>
+                <w:rFonts w:ascii="Open Sans" w:eastAsia="Open Sans" w:hAnsi="Open Sans" w:cs="Open Sans"/>
+                <w:color w:val="000000"/>
+                <w:sz w:val="20"/>
+                <w:szCs w:val="20"/>
+              </w:rPr>
+              <w:t>HasIncluded</w:t>
+            </w:r>
+            <w:proofErr w:type="spellEnd"/>
+            <w:r>
+              <w:rPr>
+                <w:rFonts w:ascii="Open Sans" w:eastAsia="Open Sans" w:hAnsi="Open Sans" w:cs="Open Sans"/>
+                <w:color w:val="000000"/>
+                <w:sz w:val="20"/>
+                <w:szCs w:val="20"/>
+              </w:rPr>
+              <w:t>}</w:t>
+            </w:r>
+          </w:p>
+          <w:p>
+            <w:pPr>
+              <w:pStyle w:val="normal1"/>
+              <w:spacing w:line="278" w:lineRule="auto"/>
+              <w:ind w:right="314"/>
+              <w:rPr>
+                <w:color w:val="000000"/>
+                <w:sz w:val="20"/>
+                <w:szCs w:val="20"/>
+              </w:rPr>
+            </w:pPr>
+            <w:r>
+              <w:rPr>
+                <w:rFonts w:ascii="Open Sans" w:eastAsia="Open Sans" w:hAnsi="Open Sans" w:cs="Open Sans"/>
+                <w:color w:val="000000"/>
+                <w:sz w:val="20"/>
+                <w:szCs w:val="20"/>
+              </w:rPr>
+              <w:t>{#IncludedServiceLines}</w:t>
+            </w:r>
+          </w:p>
+          <w:p>
+            <w:pPr>
+              <w:pStyle w:val="normal1"/>
+              <w:spacing w:line="278" w:lineRule="auto"/>
+              <w:ind w:right="314"/>
+              <w:rPr>
+                <w:color w:val="000000"/>
+                <w:sz w:val="20"/>
+                <w:szCs w:val="20"/>
+              </w:rPr>
+            </w:pPr>
+            <w:r>
+              <w:rPr>
+                <w:rFonts w:ascii="Open Sans" w:eastAsia="Open Sans" w:hAnsi="Open Sans" w:cs="Open Sans"/>
+                <w:color w:val="000000"/>
+                <w:sz w:val="20"/>
+                <w:szCs w:val="20"/>
+              </w:rPr>
+              <w:t>{</w:t>
+            </w:r>
+            <w:proofErr w:type="spellStart"/>
+            <w:r>
+              <w:rPr>
+                <w:rFonts w:ascii="Open Sans" w:eastAsia="Open Sans" w:hAnsi="Open Sans" w:cs="Open Sans"/>
+                <w:color w:val="000000"/>
+                <w:sz w:val="20"/>
+                <w:szCs w:val="20"/>
+              </w:rPr>
+              <w:t>ServiceLine</w:t>
+            </w:r>
+            <w:proofErr w:type="spellEnd"/>
+            <w:r>
+              <w:rPr>
+                <w:rFonts w:ascii="Open Sans" w:eastAsia="Open Sans" w:hAnsi="Open Sans" w:cs="Open Sans"/>
+                <w:color w:val="000000"/>
+                <w:sz w:val="20"/>
+                <w:szCs w:val="20"/>
+              </w:rPr>
+              <w:t>}</w:t>
+            </w:r>
+          </w:p>
+          <w:p>
+            <w:pPr>
+              <w:pStyle w:val="normal1"/>
+              <w:spacing w:line="278" w:lineRule="auto"/>
+              <w:ind w:right="314"/>
+              <w:rPr>
+                <w:color w:val="000000"/>
+                <w:sz w:val="18"/>
+                <w:szCs w:val="18"/>
+              </w:rPr>
+            </w:pPr>
+            <w:r>
+              <w:rPr>
+                <w:rFonts w:ascii="Open Sans" w:eastAsia="Open Sans" w:hAnsi="Open Sans" w:cs="Open Sans"/>
+                <w:color w:val="000000"/>
+                <w:sz w:val="20"/>
+                <w:szCs w:val="20"/>
+              </w:rPr>
+              <w:t>{/</w:t>
+            </w:r>
+            <w:proofErr w:type="spellStart"/>
+            <w:r>
+              <w:rPr>
+                <w:rFonts w:ascii="Open Sans" w:eastAsia="Open Sans" w:hAnsi="Open Sans" w:cs="Open Sans"/>
+                <w:color w:val="000000"/>
+                <w:sz w:val="20"/>
+                <w:szCs w:val="20"/>
+              </w:rPr>
+              <w:t>IncludedServiceLines</w:t>
+            </w:r>
+            <w:proofErr w:type="spellEnd"/>
+            <w:r>
+              <w:rPr>
+                <w:rFonts w:ascii="Open Sans" w:eastAsia="Open Sans" w:hAnsi="Open Sans" w:cs="Open Sans"/>
+                <w:color w:val="000000"/>
+                <w:sz w:val="20"/>
+                <w:szCs w:val="20"/>
+              </w:rPr>
+              <w:t>}</w:t>
+            </w:r>
           </w:p>
         </w:tc>
         <w:tc>
           <w:tcPr>
             <w:tcW w:w="2326" w:type="dxa"/>
             <w:tcBorders>
-              <w:top w:val="single" w:sz="8" w:space="0" w:color="FFFFFF"/>
+              <w:top w:val="single" w:sz="4" w:space="0" w:color="auto"/>
               <w:left w:val="single" w:sz="8" w:space="0" w:color="FFFFFF"/>
               <w:bottom w:val="single" w:sz="8" w:space="0" w:color="FFFFFF"/>
               <w:right w:val="single" w:sz="8" w:space="0" w:color="FFFFFF"/>
@@ -1205,526 +1711,20 @@
           <w:p>
             <w:pPr>
               <w:pStyle w:val="normal1"/>
-              <w:spacing w:before="40" w:line="278" w:lineRule="auto"/>
+              <w:spacing w:line="278" w:lineRule="auto"/>
               <w:ind w:right="314"/>
-              <w:jc w:val="center"/>
-              <w:rPr>
-                <w:color w:val="000000"/>
-              </w:rPr>
-            </w:pPr>
-            <w:r>
-              <w:rPr>
-                <w:rFonts w:ascii="Open Sans" w:eastAsia="Open Sans" w:hAnsi="Open Sans" w:cs="Open Sans"/>
-                <w:color w:val="000000"/>
-                <w:sz w:val="20"/>
-                <w:szCs w:val="20"/>
-              </w:rPr>
-              <w:t>{</w:t>
-            </w:r>
-            <w:proofErr w:type="spellStart"/>
-            <w:r>
-              <w:rPr>
-                <w:rFonts w:ascii="Open Sans" w:eastAsia="Open Sans" w:hAnsi="Open Sans" w:cs="Open Sans"/>
-                <w:color w:val="000000"/>
-                <w:sz w:val="20"/>
-                <w:szCs w:val="20"/>
-              </w:rPr>
-              <w:t>ServiceUnitPrice</w:t>
-            </w:r>
-            <w:proofErr w:type="spellEnd"/>
-            <w:r>
-              <w:rPr>
-                <w:rFonts w:ascii="Open Sans" w:eastAsia="Open Sans" w:hAnsi="Open Sans" w:cs="Open Sans"/>
-                <w:color w:val="000000"/>
-                <w:sz w:val="20"/>
-                <w:szCs w:val="20"/>
-              </w:rPr>
-              <w:t>}</w:t>
-            </w:r>
+              <w:jc w:val="right"/>
+              <w:rPr>
+                <w:color w:val="000000"/>
+              </w:rPr>
+            </w:pPr>
           </w:p>
         </w:tc>
         <w:tc>
           <w:tcPr>
             <w:tcW w:w="1485" w:type="dxa"/>
             <w:tcBorders>
-              <w:top w:val="single" w:sz="8" w:space="0" w:color="FFFFFF"/>
-              <w:left w:val="single" w:sz="8" w:space="0" w:color="FFFFFF"/>
-              <w:bottom w:val="single" w:sz="8" w:space="0" w:color="FFFFFF"/>
-              <w:right w:val="single" w:sz="8" w:space="0" w:color="FFFFFF"/>
-            </w:tcBorders>
-            <w:shd w:val="clear" w:color="auto" w:fill="FFFFFF"/>
-            <w:tcMar>
-              <w:left w:w="56" w:type="dxa"/>
-              <w:right w:w="56" w:type="dxa"/>
-            </w:tcMar>
-          </w:tcPr>
-          <w:p>
-            <w:pPr>
-              <w:pStyle w:val="normal1"/>
-              <w:spacing w:before="40" w:line="278" w:lineRule="auto"/>
-              <w:ind w:left="-141" w:right="314"/>
-              <w:jc w:val="center"/>
-              <w:rPr>
-                <w:color w:val="000000"/>
-              </w:rPr>
-            </w:pPr>
-            <w:r>
-              <w:rPr>
-                <w:rFonts w:ascii="Open Sans" w:eastAsia="Open Sans" w:hAnsi="Open Sans" w:cs="Open Sans"/>
-                <w:color w:val="000000"/>
-                <w:sz w:val="20"/>
-                <w:szCs w:val="20"/>
-              </w:rPr>
-              <w:t>{</w:t>
-            </w:r>
-            <w:proofErr w:type="spellStart"/>
-            <w:r>
-              <w:rPr>
-                <w:rFonts w:ascii="Open Sans" w:eastAsia="Open Sans" w:hAnsi="Open Sans" w:cs="Open Sans"/>
-                <w:color w:val="000000"/>
-                <w:sz w:val="20"/>
-                <w:szCs w:val="20"/>
-              </w:rPr>
-              <w:t>ServiceTotal</w:t>
-            </w:r>
-            <w:proofErr w:type="spellEnd"/>
-            <w:r>
-              <w:rPr>
-                <w:rFonts w:ascii="Open Sans" w:eastAsia="Open Sans" w:hAnsi="Open Sans" w:cs="Open Sans"/>
-                <w:color w:val="000000"/>
-                <w:sz w:val="20"/>
-                <w:szCs w:val="20"/>
-              </w:rPr>
-              <w:t>}</w:t>
-            </w:r>
-          </w:p>
-        </w:tc>
-      </w:tr>
-      <w:tr>
-        <w:trPr>
-          <w:trHeight w:val="1741"/>
-        </w:trPr>
-        <w:tc>
-          <w:tcPr>
-            <w:tcW w:w="660" w:type="dxa"/>
-            <w:tcBorders>
-              <w:top w:val="single" w:sz="8" w:space="0" w:color="FFFFFF"/>
-              <w:left w:val="single" w:sz="8" w:space="0" w:color="FFFFFF"/>
-              <w:bottom w:val="single" w:sz="8" w:space="0" w:color="FFFFFF"/>
-              <w:right w:val="single" w:sz="8" w:space="0" w:color="FFFFFF"/>
-            </w:tcBorders>
-            <w:shd w:val="clear" w:color="auto" w:fill="FFFFFF"/>
-            <w:tcMar>
-              <w:left w:w="56" w:type="dxa"/>
-              <w:right w:w="56" w:type="dxa"/>
-            </w:tcMar>
-          </w:tcPr>
-          <w:p>
-            <w:pPr>
-              <w:pStyle w:val="normal1"/>
-              <w:tabs>
-                <w:tab w:val="left" w:pos="750"/>
-                <w:tab w:val="left" w:pos="1416"/>
-              </w:tabs>
-              <w:spacing w:before="121"/>
-              <w:rPr>
-                <w:rFonts w:ascii="Open Sans" w:eastAsia="Open Sans" w:hAnsi="Open Sans" w:cs="Open Sans"/>
-                <w:color w:val="070707"/>
-                <w:sz w:val="20"/>
-                <w:szCs w:val="20"/>
-              </w:rPr>
-            </w:pPr>
-          </w:p>
-          <w:p>
-            <w:pPr>
-              <w:pStyle w:val="normal1"/>
-            </w:pPr>
-          </w:p>
-        </w:tc>
-        <w:tc>
-          <w:tcPr>
-            <w:tcW w:w="885" w:type="dxa"/>
-            <w:tcBorders>
-              <w:top w:val="single" w:sz="8" w:space="0" w:color="FFFFFF"/>
-              <w:left w:val="single" w:sz="8" w:space="0" w:color="FFFFFF"/>
-              <w:bottom w:val="single" w:sz="8" w:space="0" w:color="FFFFFF"/>
-              <w:right w:val="single" w:sz="8" w:space="0" w:color="FFFFFF"/>
-            </w:tcBorders>
-            <w:shd w:val="clear" w:color="auto" w:fill="FFFFFF"/>
-            <w:tcMar>
-              <w:left w:w="56" w:type="dxa"/>
-              <w:right w:w="56" w:type="dxa"/>
-            </w:tcMar>
-          </w:tcPr>
-          <w:p>
-            <w:pPr>
-              <w:pStyle w:val="normal1"/>
-              <w:rPr>
-                <w:color w:val="000000"/>
-              </w:rPr>
-            </w:pPr>
-          </w:p>
-        </w:tc>
-        <w:tc>
-          <w:tcPr>
-            <w:tcW w:w="4424" w:type="dxa"/>
-            <w:tcBorders>
-              <w:top w:val="single" w:sz="8" w:space="0" w:color="FFFFFF"/>
-              <w:left w:val="single" w:sz="8" w:space="0" w:color="FFFFFF"/>
-              <w:bottom w:val="single" w:sz="8" w:space="0" w:color="FFFFFF"/>
-              <w:right w:val="single" w:sz="8" w:space="0" w:color="FFFFFF"/>
-            </w:tcBorders>
-            <w:shd w:val="clear" w:color="auto" w:fill="FFFFFF"/>
-            <w:tcMar>
-              <w:left w:w="56" w:type="dxa"/>
-              <w:right w:w="56" w:type="dxa"/>
-            </w:tcMar>
-          </w:tcPr>
-          <w:p>
-            <w:pPr>
-              <w:pStyle w:val="normal1"/>
-              <w:spacing w:line="278" w:lineRule="auto"/>
-              <w:ind w:right="314"/>
-              <w:rPr>
-                <w:color w:val="000000"/>
-                <w:sz w:val="20"/>
-                <w:szCs w:val="20"/>
-              </w:rPr>
-            </w:pPr>
-            <w:r>
-              <w:rPr>
-                <w:rFonts w:ascii="Open Sans" w:eastAsia="Open Sans" w:hAnsi="Open Sans" w:cs="Open Sans"/>
-                <w:color w:val="000000"/>
-                <w:sz w:val="20"/>
-                <w:szCs w:val="20"/>
-              </w:rPr>
-              <w:t>{#PrimaryServiceLines}</w:t>
-            </w:r>
-          </w:p>
-          <w:p>
-            <w:pPr>
-              <w:pStyle w:val="normal1"/>
-              <w:spacing w:line="278" w:lineRule="auto"/>
-              <w:ind w:right="314"/>
-              <w:rPr>
-                <w:color w:val="000000"/>
-                <w:sz w:val="20"/>
-                <w:szCs w:val="20"/>
-              </w:rPr>
-            </w:pPr>
-            <w:r>
-              <w:rPr>
-                <w:rFonts w:ascii="Open Sans" w:eastAsia="Open Sans" w:hAnsi="Open Sans" w:cs="Open Sans"/>
-                <w:color w:val="000000"/>
-                <w:sz w:val="20"/>
-                <w:szCs w:val="20"/>
-              </w:rPr>
-              <w:t>{</w:t>
-            </w:r>
-            <w:proofErr w:type="spellStart"/>
-            <w:r>
-              <w:rPr>
-                <w:rFonts w:ascii="Open Sans" w:eastAsia="Open Sans" w:hAnsi="Open Sans" w:cs="Open Sans"/>
-                <w:color w:val="000000"/>
-                <w:sz w:val="20"/>
-                <w:szCs w:val="20"/>
-              </w:rPr>
-              <w:t>ServiceLine</w:t>
-            </w:r>
-            <w:proofErr w:type="spellEnd"/>
-            <w:r>
-              <w:rPr>
-                <w:rFonts w:ascii="Open Sans" w:eastAsia="Open Sans" w:hAnsi="Open Sans" w:cs="Open Sans"/>
-                <w:color w:val="000000"/>
-                <w:sz w:val="20"/>
-                <w:szCs w:val="20"/>
-              </w:rPr>
-              <w:t>}</w:t>
-            </w:r>
-          </w:p>
-          <w:p>
-            <w:pPr>
-              <w:pStyle w:val="normal1"/>
-              <w:spacing w:line="278" w:lineRule="auto"/>
-              <w:ind w:right="314"/>
-              <w:rPr>
-                <w:color w:val="000000"/>
-                <w:sz w:val="20"/>
-                <w:szCs w:val="20"/>
-              </w:rPr>
-            </w:pPr>
-            <w:r>
-              <w:rPr>
-                <w:rFonts w:ascii="Open Sans" w:eastAsia="Open Sans" w:hAnsi="Open Sans" w:cs="Open Sans"/>
-                <w:color w:val="000000"/>
-                <w:sz w:val="20"/>
-                <w:szCs w:val="20"/>
-              </w:rPr>
-              <w:t>{/</w:t>
-            </w:r>
-            <w:proofErr w:type="spellStart"/>
-            <w:r>
-              <w:rPr>
-                <w:rFonts w:ascii="Open Sans" w:eastAsia="Open Sans" w:hAnsi="Open Sans" w:cs="Open Sans"/>
-                <w:color w:val="000000"/>
-                <w:sz w:val="20"/>
-                <w:szCs w:val="20"/>
-              </w:rPr>
-              <w:t>PrimaryServiceLines</w:t>
-            </w:r>
-            <w:proofErr w:type="spellEnd"/>
-            <w:r>
-              <w:rPr>
-                <w:rFonts w:ascii="Open Sans" w:eastAsia="Open Sans" w:hAnsi="Open Sans" w:cs="Open Sans"/>
-                <w:color w:val="000000"/>
-                <w:sz w:val="20"/>
-                <w:szCs w:val="20"/>
-              </w:rPr>
-              <w:t>}</w:t>
-            </w:r>
-          </w:p>
-          <w:p>
-            <w:pPr>
-              <w:pStyle w:val="normal1"/>
-              <w:spacing w:line="278" w:lineRule="auto"/>
-              <w:ind w:right="314"/>
-              <w:rPr>
-                <w:color w:val="000000"/>
-                <w:sz w:val="20"/>
-                <w:szCs w:val="20"/>
-              </w:rPr>
-            </w:pPr>
-          </w:p>
-          <w:p>
-            <w:pPr>
-              <w:pStyle w:val="normal1"/>
-              <w:spacing w:line="278" w:lineRule="auto"/>
-              <w:ind w:right="314"/>
-              <w:rPr>
-                <w:color w:val="000000"/>
-                <w:sz w:val="20"/>
-                <w:szCs w:val="20"/>
-              </w:rPr>
-            </w:pPr>
-            <w:r>
-              <w:rPr>
-                <w:rFonts w:ascii="Open Sans" w:eastAsia="Open Sans" w:hAnsi="Open Sans" w:cs="Open Sans"/>
-                <w:color w:val="000000"/>
-                <w:sz w:val="20"/>
-                <w:szCs w:val="20"/>
-              </w:rPr>
-              <w:t>{#HasIncluded}</w:t>
-            </w:r>
-          </w:p>
-          <w:p>
-            <w:pPr>
-              <w:pStyle w:val="normal1"/>
-              <w:spacing w:line="278" w:lineRule="auto"/>
-              <w:ind w:right="314"/>
-              <w:rPr>
-                <w:color w:val="000000"/>
-                <w:sz w:val="20"/>
-                <w:szCs w:val="20"/>
-              </w:rPr>
-            </w:pPr>
-            <w:proofErr w:type="spellStart"/>
-            <w:r>
-              <w:rPr>
-                <w:rFonts w:ascii="Open Sans" w:eastAsia="Open Sans" w:hAnsi="Open Sans" w:cs="Open Sans"/>
-                <w:color w:val="000000"/>
-                <w:sz w:val="20"/>
-                <w:szCs w:val="20"/>
-              </w:rPr>
-              <w:t>Enthält</w:t>
-            </w:r>
-            <w:proofErr w:type="spellEnd"/>
-            <w:r>
-              <w:rPr>
-                <w:rFonts w:ascii="Open Sans" w:eastAsia="Open Sans" w:hAnsi="Open Sans" w:cs="Open Sans"/>
-                <w:color w:val="000000"/>
-                <w:sz w:val="20"/>
-                <w:szCs w:val="20"/>
-              </w:rPr>
-              <w:t xml:space="preserve"> je Einheit</w:t>
-            </w:r>
-          </w:p>
-          <w:p>
-            <w:pPr>
-              <w:pStyle w:val="normal1"/>
-              <w:spacing w:line="278" w:lineRule="auto"/>
-              <w:ind w:right="314"/>
-              <w:rPr>
-                <w:color w:val="000000"/>
-                <w:sz w:val="20"/>
-                <w:szCs w:val="20"/>
-              </w:rPr>
-            </w:pPr>
-            <w:r>
-              <w:rPr>
-                <w:rFonts w:ascii="Open Sans" w:eastAsia="Open Sans" w:hAnsi="Open Sans" w:cs="Open Sans"/>
-                <w:color w:val="000000"/>
-                <w:sz w:val="20"/>
-                <w:szCs w:val="20"/>
-              </w:rPr>
-              <w:t>{/</w:t>
-            </w:r>
-            <w:proofErr w:type="spellStart"/>
-            <w:r>
-              <w:rPr>
-                <w:rFonts w:ascii="Open Sans" w:eastAsia="Open Sans" w:hAnsi="Open Sans" w:cs="Open Sans"/>
-                <w:color w:val="000000"/>
-                <w:sz w:val="20"/>
-                <w:szCs w:val="20"/>
-              </w:rPr>
-              <w:t>HasIncluded</w:t>
-            </w:r>
-            <w:proofErr w:type="spellEnd"/>
-            <w:r>
-              <w:rPr>
-                <w:rFonts w:ascii="Open Sans" w:eastAsia="Open Sans" w:hAnsi="Open Sans" w:cs="Open Sans"/>
-                <w:color w:val="000000"/>
-                <w:sz w:val="20"/>
-                <w:szCs w:val="20"/>
-              </w:rPr>
-              <w:t>}</w:t>
-            </w:r>
-          </w:p>
-          <w:p>
-            <w:pPr>
-              <w:pStyle w:val="normal1"/>
-              <w:spacing w:line="278" w:lineRule="auto"/>
-              <w:ind w:right="314"/>
-              <w:rPr>
-                <w:color w:val="000000"/>
-                <w:sz w:val="20"/>
-                <w:szCs w:val="20"/>
-              </w:rPr>
-            </w:pPr>
-            <w:r>
-              <w:rPr>
-                <w:rFonts w:ascii="Open Sans" w:eastAsia="Open Sans" w:hAnsi="Open Sans" w:cs="Open Sans"/>
-                <w:color w:val="000000"/>
-                <w:sz w:val="20"/>
-                <w:szCs w:val="20"/>
-              </w:rPr>
-              <w:t>{#IncludedServiceLines}</w:t>
-            </w:r>
-          </w:p>
-          <w:p>
-            <w:pPr>
-              <w:pStyle w:val="normal1"/>
-              <w:spacing w:line="278" w:lineRule="auto"/>
-              <w:ind w:right="314"/>
-              <w:rPr>
-                <w:color w:val="000000"/>
-                <w:sz w:val="20"/>
-                <w:szCs w:val="20"/>
-              </w:rPr>
-            </w:pPr>
-            <w:r>
-              <w:rPr>
-                <w:rFonts w:ascii="Open Sans" w:eastAsia="Open Sans" w:hAnsi="Open Sans" w:cs="Open Sans"/>
-                <w:color w:val="000000"/>
-                <w:sz w:val="20"/>
-                <w:szCs w:val="20"/>
-              </w:rPr>
-              <w:t>{</w:t>
-            </w:r>
-            <w:proofErr w:type="spellStart"/>
-            <w:r>
-              <w:rPr>
-                <w:rFonts w:ascii="Open Sans" w:eastAsia="Open Sans" w:hAnsi="Open Sans" w:cs="Open Sans"/>
-                <w:color w:val="000000"/>
-                <w:sz w:val="20"/>
-                <w:szCs w:val="20"/>
-              </w:rPr>
-              <w:t>ServiceLine</w:t>
-            </w:r>
-            <w:proofErr w:type="spellEnd"/>
-            <w:r>
-              <w:rPr>
-                <w:rFonts w:ascii="Open Sans" w:eastAsia="Open Sans" w:hAnsi="Open Sans" w:cs="Open Sans"/>
-                <w:color w:val="000000"/>
-                <w:sz w:val="20"/>
-                <w:szCs w:val="20"/>
-              </w:rPr>
-              <w:t>}</w:t>
-            </w:r>
-          </w:p>
-          <w:p>
-            <w:pPr>
-              <w:pStyle w:val="normal1"/>
-              <w:spacing w:line="278" w:lineRule="auto"/>
-              <w:ind w:right="314"/>
-              <w:rPr>
-                <w:color w:val="000000"/>
-                <w:sz w:val="18"/>
-                <w:szCs w:val="18"/>
-              </w:rPr>
-            </w:pPr>
-            <w:r>
-              <w:rPr>
-                <w:rFonts w:ascii="Open Sans" w:eastAsia="Open Sans" w:hAnsi="Open Sans" w:cs="Open Sans"/>
-                <w:color w:val="000000"/>
-                <w:sz w:val="20"/>
-                <w:szCs w:val="20"/>
-              </w:rPr>
-              <w:t>{/</w:t>
-            </w:r>
-            <w:proofErr w:type="spellStart"/>
-            <w:r>
-              <w:rPr>
-                <w:rFonts w:ascii="Open Sans" w:eastAsia="Open Sans" w:hAnsi="Open Sans" w:cs="Open Sans"/>
-                <w:color w:val="000000"/>
-                <w:sz w:val="20"/>
-                <w:szCs w:val="20"/>
-              </w:rPr>
-              <w:t>IncludedServiceLines</w:t>
-            </w:r>
-            <w:proofErr w:type="spellEnd"/>
-            <w:r>
-              <w:rPr>
-                <w:rFonts w:ascii="Open Sans" w:eastAsia="Open Sans" w:hAnsi="Open Sans" w:cs="Open Sans"/>
-                <w:color w:val="000000"/>
-                <w:sz w:val="20"/>
-                <w:szCs w:val="20"/>
-              </w:rPr>
-              <w:t>}</w:t>
-            </w:r>
-          </w:p>
-        </w:tc>
-        <w:tc>
-          <w:tcPr>
-            <w:tcW w:w="2326" w:type="dxa"/>
-            <w:tcBorders>
-              <w:top w:val="single" w:sz="8" w:space="0" w:color="FFFFFF"/>
-              <w:left w:val="single" w:sz="8" w:space="0" w:color="FFFFFF"/>
-              <w:bottom w:val="single" w:sz="8" w:space="0" w:color="FFFFFF"/>
-              <w:right w:val="single" w:sz="8" w:space="0" w:color="FFFFFF"/>
-            </w:tcBorders>
-            <w:shd w:val="clear" w:color="auto" w:fill="FFFFFF"/>
-            <w:tcMar>
-              <w:left w:w="56" w:type="dxa"/>
-              <w:right w:w="56" w:type="dxa"/>
-            </w:tcMar>
-          </w:tcPr>
-          <w:p>
-            <w:pPr>
-              <w:pStyle w:val="normal1"/>
-              <w:spacing w:line="278" w:lineRule="auto"/>
-              <w:ind w:right="314"/>
-              <w:jc w:val="right"/>
-              <w:rPr>
-                <w:color w:val="000000"/>
-              </w:rPr>
-            </w:pPr>
-          </w:p>
-        </w:tc>
-        <w:tc>
-          <w:tcPr>
-            <w:tcW w:w="1485" w:type="dxa"/>
-            <w:tcBorders>
-              <w:top w:val="single" w:sz="8" w:space="0" w:color="FFFFFF"/>
+              <w:top w:val="single" w:sz="4" w:space="0" w:color="auto"/>
               <w:left w:val="single" w:sz="8" w:space="0" w:color="FFFFFF"/>
               <w:bottom w:val="single" w:sz="8" w:space="0" w:color="FFFFFF"/>
               <w:right w:val="single" w:sz="8" w:space="0" w:color="FFFFFF"/>
@@ -1788,16 +1788,16 @@
       </w:tblGrid>
       <w:tr>
         <w:trPr>
-          <w:trHeight w:val="645"/>
+          <w:trHeight w:val="379"/>
         </w:trPr>
         <w:tc>
           <w:tcPr>
             <w:tcW w:w="675" w:type="dxa"/>
             <w:tcBorders>
-              <w:top w:val="single" w:sz="8" w:space="0" w:color="FFFFFF"/>
-              <w:left w:val="single" w:sz="8" w:space="0" w:color="FFFFFF"/>
-              <w:bottom w:val="single" w:sz="8" w:space="0" w:color="FFFFFF"/>
-              <w:right w:val="single" w:sz="8" w:space="0" w:color="FFFFFF"/>
+              <w:top w:val="single" w:sz="4" w:space="0" w:color="auto"/>
+              <w:left w:val="single" w:sz="4" w:space="0" w:color="auto"/>
+              <w:bottom w:val="single" w:sz="4" w:space="0" w:color="auto"/>
+              <w:right w:val="single" w:sz="4" w:space="0" w:color="auto"/>
             </w:tcBorders>
             <w:shd w:val="clear" w:color="auto" w:fill="FFFFFF"/>
           </w:tcPr>
@@ -1820,10 +1820,10 @@
           <w:tcPr>
             <w:tcW w:w="884" w:type="dxa"/>
             <w:tcBorders>
-              <w:top w:val="single" w:sz="8" w:space="0" w:color="FFFFFF"/>
-              <w:left w:val="single" w:sz="8" w:space="0" w:color="FFFFFF"/>
-              <w:bottom w:val="single" w:sz="8" w:space="0" w:color="FFFFFF"/>
-              <w:right w:val="single" w:sz="8" w:space="0" w:color="FFFFFF"/>
+              <w:top w:val="single" w:sz="4" w:space="0" w:color="auto"/>
+              <w:left w:val="single" w:sz="4" w:space="0" w:color="auto"/>
+              <w:bottom w:val="single" w:sz="4" w:space="0" w:color="auto"/>
+              <w:right w:val="single" w:sz="4" w:space="0" w:color="auto"/>
             </w:tcBorders>
             <w:shd w:val="clear" w:color="auto" w:fill="FFFFFF"/>
           </w:tcPr>
@@ -1857,10 +1857,10 @@
           <w:tcPr>
             <w:tcW w:w="4410" w:type="dxa"/>
             <w:tcBorders>
-              <w:top w:val="single" w:sz="8" w:space="0" w:color="FFFFFF"/>
-              <w:left w:val="single" w:sz="8" w:space="0" w:color="FFFFFF"/>
-              <w:bottom w:val="single" w:sz="8" w:space="0" w:color="FFFFFF"/>
-              <w:right w:val="single" w:sz="8" w:space="0" w:color="FFFFFF"/>
+              <w:top w:val="single" w:sz="4" w:space="0" w:color="auto"/>
+              <w:left w:val="single" w:sz="4" w:space="0" w:color="auto"/>
+              <w:bottom w:val="single" w:sz="4" w:space="0" w:color="auto"/>
+              <w:right w:val="single" w:sz="4" w:space="0" w:color="auto"/>
             </w:tcBorders>
             <w:shd w:val="clear" w:color="auto" w:fill="FFFFFF"/>
           </w:tcPr>
@@ -1901,10 +1901,10 @@
           <w:tcPr>
             <w:tcW w:w="2326" w:type="dxa"/>
             <w:tcBorders>
-              <w:top w:val="single" w:sz="8" w:space="0" w:color="FFFFFF"/>
-              <w:left w:val="single" w:sz="8" w:space="0" w:color="FFFFFF"/>
-              <w:bottom w:val="single" w:sz="8" w:space="0" w:color="FFFFFF"/>
-              <w:right w:val="single" w:sz="8" w:space="0" w:color="FFFFFF"/>
+              <w:top w:val="single" w:sz="4" w:space="0" w:color="auto"/>
+              <w:left w:val="single" w:sz="4" w:space="0" w:color="auto"/>
+              <w:bottom w:val="single" w:sz="4" w:space="0" w:color="auto"/>
+              <w:right w:val="single" w:sz="4" w:space="0" w:color="auto"/>
             </w:tcBorders>
             <w:shd w:val="clear" w:color="auto" w:fill="FFFFFF"/>
           </w:tcPr>
@@ -1953,10 +1953,10 @@
           <w:tcPr>
             <w:tcW w:w="1755" w:type="dxa"/>
             <w:tcBorders>
-              <w:top w:val="single" w:sz="8" w:space="0" w:color="FFFFFF"/>
-              <w:left w:val="single" w:sz="8" w:space="0" w:color="FFFFFF"/>
-              <w:bottom w:val="single" w:sz="8" w:space="0" w:color="FFFFFF"/>
-              <w:right w:val="single" w:sz="8" w:space="0" w:color="FFFFFF"/>
+              <w:top w:val="single" w:sz="4" w:space="0" w:color="auto"/>
+              <w:left w:val="single" w:sz="4" w:space="0" w:color="auto"/>
+              <w:bottom w:val="single" w:sz="4" w:space="0" w:color="auto"/>
+              <w:right w:val="single" w:sz="4" w:space="0" w:color="auto"/>
             </w:tcBorders>
             <w:shd w:val="clear" w:color="auto" w:fill="FFFFFF"/>
             <w:tcMar>
@@ -1991,10 +1991,10 @@
           <w:tcPr>
             <w:tcW w:w="675" w:type="dxa"/>
             <w:tcBorders>
-              <w:top w:val="single" w:sz="8" w:space="0" w:color="FFFFFF"/>
-              <w:left w:val="single" w:sz="8" w:space="0" w:color="FFFFFF"/>
-              <w:bottom w:val="single" w:sz="8" w:space="0" w:color="FFFFFF"/>
-              <w:right w:val="single" w:sz="8" w:space="0" w:color="FFFFFF"/>
+              <w:top w:val="single" w:sz="4" w:space="0" w:color="auto"/>
+              <w:left w:val="single" w:sz="4" w:space="0" w:color="auto"/>
+              <w:bottom w:val="single" w:sz="4" w:space="0" w:color="auto"/>
+              <w:right w:val="single" w:sz="4" w:space="0" w:color="auto"/>
             </w:tcBorders>
             <w:shd w:val="clear" w:color="auto" w:fill="FFFFFF"/>
           </w:tcPr>
@@ -2011,10 +2011,10 @@
           <w:tcPr>
             <w:tcW w:w="884" w:type="dxa"/>
             <w:tcBorders>
-              <w:top w:val="single" w:sz="8" w:space="0" w:color="FFFFFF"/>
-              <w:left w:val="single" w:sz="8" w:space="0" w:color="FFFFFF"/>
-              <w:bottom w:val="single" w:sz="8" w:space="0" w:color="FFFFFF"/>
-              <w:right w:val="single" w:sz="8" w:space="0" w:color="FFFFFF"/>
+              <w:top w:val="single" w:sz="4" w:space="0" w:color="auto"/>
+              <w:left w:val="single" w:sz="4" w:space="0" w:color="auto"/>
+              <w:bottom w:val="single" w:sz="4" w:space="0" w:color="auto"/>
+              <w:right w:val="single" w:sz="4" w:space="0" w:color="auto"/>
             </w:tcBorders>
             <w:shd w:val="clear" w:color="auto" w:fill="FFFFFF"/>
           </w:tcPr>
@@ -2031,10 +2031,10 @@
           <w:tcPr>
             <w:tcW w:w="4410" w:type="dxa"/>
             <w:tcBorders>
-              <w:top w:val="single" w:sz="8" w:space="0" w:color="FFFFFF"/>
-              <w:left w:val="single" w:sz="8" w:space="0" w:color="FFFFFF"/>
-              <w:bottom w:val="single" w:sz="8" w:space="0" w:color="FFFFFF"/>
-              <w:right w:val="single" w:sz="8" w:space="0" w:color="FFFFFF"/>
+              <w:top w:val="single" w:sz="4" w:space="0" w:color="auto"/>
+              <w:left w:val="single" w:sz="4" w:space="0" w:color="auto"/>
+              <w:bottom w:val="single" w:sz="4" w:space="0" w:color="auto"/>
+              <w:right w:val="single" w:sz="4" w:space="0" w:color="auto"/>
             </w:tcBorders>
             <w:shd w:val="clear" w:color="auto" w:fill="FFFFFF"/>
           </w:tcPr>
@@ -2148,10 +2148,10 @@
           <w:tcPr>
             <w:tcW w:w="2326" w:type="dxa"/>
             <w:tcBorders>
-              <w:top w:val="single" w:sz="8" w:space="0" w:color="FFFFFF"/>
-              <w:left w:val="single" w:sz="8" w:space="0" w:color="FFFFFF"/>
-              <w:bottom w:val="single" w:sz="8" w:space="0" w:color="FFFFFF"/>
-              <w:right w:val="single" w:sz="8" w:space="0" w:color="FFFFFF"/>
+              <w:top w:val="single" w:sz="4" w:space="0" w:color="auto"/>
+              <w:left w:val="single" w:sz="4" w:space="0" w:color="auto"/>
+              <w:bottom w:val="single" w:sz="4" w:space="0" w:color="auto"/>
+              <w:right w:val="single" w:sz="4" w:space="0" w:color="auto"/>
             </w:tcBorders>
             <w:shd w:val="clear" w:color="auto" w:fill="FFFFFF"/>
           </w:tcPr>
@@ -2170,10 +2170,10 @@
           <w:tcPr>
             <w:tcW w:w="1755" w:type="dxa"/>
             <w:tcBorders>
-              <w:top w:val="single" w:sz="8" w:space="0" w:color="FFFFFF"/>
-              <w:left w:val="single" w:sz="8" w:space="0" w:color="FFFFFF"/>
-              <w:bottom w:val="single" w:sz="8" w:space="0" w:color="FFFFFF"/>
-              <w:right w:val="single" w:sz="8" w:space="0" w:color="FFFFFF"/>
+              <w:top w:val="single" w:sz="4" w:space="0" w:color="auto"/>
+              <w:left w:val="single" w:sz="4" w:space="0" w:color="auto"/>
+              <w:bottom w:val="single" w:sz="4" w:space="0" w:color="auto"/>
+              <w:right w:val="single" w:sz="4" w:space="0" w:color="auto"/>
             </w:tcBorders>
             <w:shd w:val="clear" w:color="auto" w:fill="FFFFFF"/>
             <w:vAlign w:val="center"/>
@@ -2198,7 +2198,7 @@
           <w:tcPr>
             <w:tcW w:w="675" w:type="dxa"/>
             <w:tcBorders>
-              <w:top w:val="single" w:sz="8" w:space="0" w:color="FFFFFF"/>
+              <w:top w:val="single" w:sz="4" w:space="0" w:color="auto"/>
               <w:left w:val="single" w:sz="8" w:space="0" w:color="FFFFFF"/>
               <w:bottom w:val="single" w:sz="8" w:space="0" w:color="FFFFFF"/>
               <w:right w:val="single" w:sz="8" w:space="0" w:color="FFFFFF"/>
@@ -2221,7 +2221,7 @@
                 <w:sz w:val="20"/>
                 <w:szCs w:val="20"/>
               </w:rPr>
-              <w:t>{#hasBonus</w:t>
+              <w:t>{#hasBonus}{#Bo</w:t>
             </w:r>
             <w:r>
               <w:rPr>
@@ -2231,7 +2231,7 @@
                 <w:szCs w:val="20"/>
               </w:rPr>
               <w:lastRenderedPageBreak/>
-              <w:t>}{#BonusRows}{Bonus}</w:t>
+              <w:t>nusRows}{Bonus}</w:t>
             </w:r>
           </w:p>
         </w:tc>
@@ -2239,7 +2239,7 @@
           <w:tcPr>
             <w:tcW w:w="884" w:type="dxa"/>
             <w:tcBorders>
-              <w:top w:val="single" w:sz="8" w:space="0" w:color="FFFFFF"/>
+              <w:top w:val="single" w:sz="4" w:space="0" w:color="auto"/>
               <w:left w:val="single" w:sz="8" w:space="0" w:color="FFFFFF"/>
               <w:bottom w:val="single" w:sz="8" w:space="0" w:color="FFFFFF"/>
               <w:right w:val="single" w:sz="8" w:space="0" w:color="FFFFFF"/>
@@ -2273,8 +2273,9 @@
                 <w:sz w:val="20"/>
                 <w:szCs w:val="20"/>
               </w:rPr>
-              <w:t>BonusM</w:t>
-            </w:r>
+              <w:t>BonusMenge</w:t>
+            </w:r>
+            <w:proofErr w:type="spellEnd"/>
             <w:r>
               <w:rPr>
                 <w:rFonts w:ascii="Open Sans" w:eastAsia="Open Sans" w:hAnsi="Open Sans" w:cs="Open Sans"/>
@@ -2283,16 +2284,6 @@
                 <w:szCs w:val="20"/>
               </w:rPr>
               <w:lastRenderedPageBreak/>
-              <w:t>enge</w:t>
-            </w:r>
-            <w:proofErr w:type="spellEnd"/>
-            <w:r>
-              <w:rPr>
-                <w:rFonts w:ascii="Open Sans" w:eastAsia="Open Sans" w:hAnsi="Open Sans" w:cs="Open Sans"/>
-                <w:color w:val="000000"/>
-                <w:sz w:val="20"/>
-                <w:szCs w:val="20"/>
-              </w:rPr>
               <w:t>}</w:t>
             </w:r>
           </w:p>
@@ -2301,7 +2292,7 @@
           <w:tcPr>
             <w:tcW w:w="4410" w:type="dxa"/>
             <w:tcBorders>
-              <w:top w:val="single" w:sz="8" w:space="0" w:color="FFFFFF"/>
+              <w:top w:val="single" w:sz="4" w:space="0" w:color="auto"/>
               <w:left w:val="single" w:sz="8" w:space="0" w:color="FFFFFF"/>
               <w:bottom w:val="single" w:sz="8" w:space="0" w:color="FFFFFF"/>
               <w:right w:val="single" w:sz="8" w:space="0" w:color="FFFFFF"/>
@@ -2317,6 +2308,51 @@
                 <w:rFonts w:ascii="Open Sans" w:eastAsia="Open Sans" w:hAnsi="Open Sans" w:cs="Open Sans"/>
                 <w:b/>
                 <w:color w:val="000000"/>
+                <w:sz w:val="20"/>
+                <w:szCs w:val="20"/>
+              </w:rPr>
+            </w:pPr>
+            <w:r>
+              <w:rPr>
+                <w:rFonts w:ascii="Open Sans" w:eastAsia="Open Sans" w:hAnsi="Open Sans" w:cs="Open Sans"/>
+                <w:b/>
+                <w:color w:val="000000"/>
+                <w:sz w:val="20"/>
+                <w:szCs w:val="20"/>
+              </w:rPr>
+              <w:lastRenderedPageBreak/>
+              <w:t>{</w:t>
+            </w:r>
+            <w:proofErr w:type="spellStart"/>
+            <w:r>
+              <w:rPr>
+                <w:rFonts w:ascii="Open Sans" w:eastAsia="Open Sans" w:hAnsi="Open Sans" w:cs="Open Sans"/>
+                <w:b/>
+                <w:color w:val="000000"/>
+                <w:sz w:val="20"/>
+                <w:szCs w:val="20"/>
+              </w:rPr>
+              <w:t>BonusLabel</w:t>
+            </w:r>
+            <w:proofErr w:type="spellEnd"/>
+            <w:r>
+              <w:rPr>
+                <w:rFonts w:ascii="Open Sans" w:eastAsia="Open Sans" w:hAnsi="Open Sans" w:cs="Open Sans"/>
+                <w:b/>
+                <w:color w:val="000000"/>
+                <w:sz w:val="20"/>
+                <w:szCs w:val="20"/>
+              </w:rPr>
+              <w:t>}</w:t>
+            </w:r>
+          </w:p>
+          <w:p>
+            <w:pPr>
+              <w:pStyle w:val="normal1"/>
+              <w:spacing w:line="278" w:lineRule="auto"/>
+              <w:ind w:right="314"/>
+              <w:rPr>
+                <w:color w:val="000000"/>
                 <w:sz w:val="18"/>
                 <w:szCs w:val="18"/>
               </w:rPr>
@@ -2324,74 +2360,29 @@
             <w:r>
               <w:rPr>
                 <w:rFonts w:ascii="Open Sans" w:eastAsia="Open Sans" w:hAnsi="Open Sans" w:cs="Open Sans"/>
-                <w:b/>
-                <w:color w:val="000000"/>
-                <w:sz w:val="18"/>
-                <w:szCs w:val="18"/>
-              </w:rPr>
-              <w:lastRenderedPageBreak/>
+                <w:color w:val="000000"/>
+                <w:sz w:val="20"/>
+                <w:szCs w:val="20"/>
+              </w:rPr>
               <w:t>{</w:t>
             </w:r>
             <w:proofErr w:type="spellStart"/>
             <w:r>
               <w:rPr>
                 <w:rFonts w:ascii="Open Sans" w:eastAsia="Open Sans" w:hAnsi="Open Sans" w:cs="Open Sans"/>
-                <w:b/>
-                <w:color w:val="000000"/>
-                <w:sz w:val="18"/>
-                <w:szCs w:val="18"/>
-              </w:rPr>
-              <w:t>BonusLabel</w:t>
+                <w:color w:val="000000"/>
+                <w:sz w:val="20"/>
+                <w:szCs w:val="20"/>
+              </w:rPr>
+              <w:t>BonusDetail</w:t>
             </w:r>
             <w:proofErr w:type="spellEnd"/>
             <w:r>
               <w:rPr>
                 <w:rFonts w:ascii="Open Sans" w:eastAsia="Open Sans" w:hAnsi="Open Sans" w:cs="Open Sans"/>
-                <w:b/>
-                <w:color w:val="000000"/>
-                <w:sz w:val="18"/>
-                <w:szCs w:val="18"/>
-              </w:rPr>
-              <w:t>}</w:t>
-            </w:r>
-          </w:p>
-          <w:p>
-            <w:pPr>
-              <w:pStyle w:val="normal1"/>
-              <w:spacing w:line="278" w:lineRule="auto"/>
-              <w:ind w:right="314"/>
-              <w:rPr>
-                <w:color w:val="000000"/>
-                <w:sz w:val="18"/>
-                <w:szCs w:val="18"/>
-              </w:rPr>
-            </w:pPr>
-            <w:r>
-              <w:rPr>
-                <w:rFonts w:ascii="Open Sans" w:eastAsia="Open Sans" w:hAnsi="Open Sans" w:cs="Open Sans"/>
-                <w:color w:val="000000"/>
-                <w:sz w:val="18"/>
-                <w:szCs w:val="18"/>
-              </w:rPr>
-              <w:t>{</w:t>
-            </w:r>
-            <w:proofErr w:type="spellStart"/>
-            <w:r>
-              <w:rPr>
-                <w:rFonts w:ascii="Open Sans" w:eastAsia="Open Sans" w:hAnsi="Open Sans" w:cs="Open Sans"/>
-                <w:color w:val="000000"/>
-                <w:sz w:val="18"/>
-                <w:szCs w:val="18"/>
-              </w:rPr>
-              <w:t>BonusDetail</w:t>
-            </w:r>
-            <w:proofErr w:type="spellEnd"/>
-            <w:r>
-              <w:rPr>
-                <w:rFonts w:ascii="Open Sans" w:eastAsia="Open Sans" w:hAnsi="Open Sans" w:cs="Open Sans"/>
-                <w:color w:val="000000"/>
-                <w:sz w:val="18"/>
-                <w:szCs w:val="18"/>
+                <w:color w:val="000000"/>
+                <w:sz w:val="20"/>
+                <w:szCs w:val="20"/>
               </w:rPr>
               <w:t>}</w:t>
             </w:r>
@@ -2401,7 +2392,7 @@
           <w:tcPr>
             <w:tcW w:w="2326" w:type="dxa"/>
             <w:tcBorders>
-              <w:top w:val="single" w:sz="8" w:space="0" w:color="FFFFFF"/>
+              <w:top w:val="single" w:sz="4" w:space="0" w:color="auto"/>
               <w:left w:val="single" w:sz="8" w:space="0" w:color="FFFFFF"/>
               <w:bottom w:val="single" w:sz="8" w:space="0" w:color="FFFFFF"/>
               <w:right w:val="single" w:sz="8" w:space="0" w:color="FFFFFF"/>
@@ -2452,7 +2443,7 @@
           <w:tcPr>
             <w:tcW w:w="1755" w:type="dxa"/>
             <w:tcBorders>
-              <w:top w:val="single" w:sz="8" w:space="0" w:color="FFFFFF"/>
+              <w:top w:val="single" w:sz="4" w:space="0" w:color="auto"/>
               <w:left w:val="single" w:sz="8" w:space="0" w:color="FFFFFF"/>
               <w:bottom w:val="single" w:sz="8" w:space="0" w:color="FFFFFF"/>
               <w:right w:val="single" w:sz="8" w:space="0" w:color="FFFFFF"/>
@@ -2526,17 +2517,7 @@
                 <w:sz w:val="20"/>
                 <w:szCs w:val="20"/>
               </w:rPr>
-              <w:t>hasB</w:t>
-            </w:r>
-            <w:r>
-              <w:rPr>
-                <w:rFonts w:ascii="Open Sans" w:eastAsia="Open Sans" w:hAnsi="Open Sans" w:cs="Open Sans"/>
-                <w:color w:val="000000"/>
-                <w:sz w:val="20"/>
-                <w:szCs w:val="20"/>
-              </w:rPr>
-              <w:lastRenderedPageBreak/>
-              <w:t>onus</w:t>
+              <w:t>hasBonus</w:t>
             </w:r>
             <w:proofErr w:type="spellEnd"/>
             <w:r>
@@ -3324,15 +3305,15 @@
           <w:rFonts w:ascii="Open Sans" w:eastAsia="Open Sans" w:hAnsi="Open Sans" w:cs="Open Sans"/>
           <w:lang w:val="de-DE"/>
         </w:rPr>
+        <w:br/>
+      </w:r>
+      <w:r>
+        <w:rPr>
+          <w:rFonts w:ascii="Open Sans" w:eastAsia="Open Sans" w:hAnsi="Open Sans" w:cs="Open Sans"/>
+          <w:color w:val="030303"/>
+          <w:lang w:val="de-DE"/>
+        </w:rPr>
         <w:lastRenderedPageBreak/>
-        <w:br/>
-      </w:r>
-      <w:r>
-        <w:rPr>
-          <w:rFonts w:ascii="Open Sans" w:eastAsia="Open Sans" w:hAnsi="Open Sans" w:cs="Open Sans"/>
-          <w:color w:val="030303"/>
-          <w:lang w:val="de-DE"/>
-        </w:rPr>
         <w:t xml:space="preserve">Für Rückfragen stehen wir Ihnen gerne zur Verfügung.  Wir bedanken uns für Ihr Vertrauen und freuen uns, von Ihnen zu hören. </w:t>
       </w:r>
     </w:p>

--- a/src/templates/Angebot.docx
+++ b/src/templates/Angebot.docx
@@ -911,12 +911,6 @@
         <w:tc>
           <w:tcPr>
             <w:tcW w:w="660" w:type="dxa"/>
-            <w:tcBorders>
-              <w:top w:val="single" w:sz="8" w:space="0" w:color="CCCCCC"/>
-              <w:left w:val="single" w:sz="8" w:space="0" w:color="CCCCCC"/>
-              <w:bottom w:val="single" w:sz="4" w:space="0" w:color="auto"/>
-              <w:right w:val="single" w:sz="8" w:space="0" w:color="CCCCCC"/>
-            </w:tcBorders>
             <w:shd w:val="clear" w:color="auto" w:fill="CCCCCC"/>
           </w:tcPr>
           <w:p>
@@ -935,12 +929,6 @@
         <w:tc>
           <w:tcPr>
             <w:tcW w:w="885" w:type="dxa"/>
-            <w:tcBorders>
-              <w:top w:val="single" w:sz="8" w:space="0" w:color="CCCCCC"/>
-              <w:left w:val="single" w:sz="8" w:space="0" w:color="CCCCCC"/>
-              <w:bottom w:val="single" w:sz="4" w:space="0" w:color="auto"/>
-              <w:right w:val="single" w:sz="8" w:space="0" w:color="CCCCCC"/>
-            </w:tcBorders>
             <w:shd w:val="clear" w:color="auto" w:fill="CCCCCC"/>
           </w:tcPr>
           <w:p>
@@ -959,12 +947,6 @@
         <w:tc>
           <w:tcPr>
             <w:tcW w:w="4424" w:type="dxa"/>
-            <w:tcBorders>
-              <w:top w:val="single" w:sz="8" w:space="0" w:color="CCCCCC"/>
-              <w:left w:val="single" w:sz="8" w:space="0" w:color="CCCCCC"/>
-              <w:bottom w:val="single" w:sz="4" w:space="0" w:color="auto"/>
-              <w:right w:val="single" w:sz="8" w:space="0" w:color="CCCCCC"/>
-            </w:tcBorders>
             <w:shd w:val="clear" w:color="auto" w:fill="CCCCCC"/>
           </w:tcPr>
           <w:p>
@@ -988,12 +970,6 @@
         <w:tc>
           <w:tcPr>
             <w:tcW w:w="2326" w:type="dxa"/>
-            <w:tcBorders>
-              <w:top w:val="single" w:sz="8" w:space="0" w:color="CCCCCC"/>
-              <w:left w:val="single" w:sz="8" w:space="0" w:color="CCCCCC"/>
-              <w:bottom w:val="single" w:sz="4" w:space="0" w:color="auto"/>
-              <w:right w:val="single" w:sz="8" w:space="0" w:color="CCCCCC"/>
-            </w:tcBorders>
             <w:shd w:val="clear" w:color="auto" w:fill="CCCCCC"/>
           </w:tcPr>
           <w:p>
@@ -1020,12 +996,6 @@
         <w:tc>
           <w:tcPr>
             <w:tcW w:w="1485" w:type="dxa"/>
-            <w:tcBorders>
-              <w:top w:val="single" w:sz="8" w:space="0" w:color="CCCCCC"/>
-              <w:left w:val="single" w:sz="8" w:space="0" w:color="CCCCCC"/>
-              <w:bottom w:val="single" w:sz="4" w:space="0" w:color="auto"/>
-              <w:right w:val="single" w:sz="8" w:space="0" w:color="CCCCCC"/>
-            </w:tcBorders>
             <w:shd w:val="clear" w:color="auto" w:fill="CCCCCC"/>
           </w:tcPr>
           <w:p>
@@ -1057,12 +1027,6 @@
         <w:tc>
           <w:tcPr>
             <w:tcW w:w="660" w:type="dxa"/>
-            <w:tcBorders>
-              <w:top w:val="single" w:sz="4" w:space="0" w:color="auto"/>
-              <w:left w:val="single" w:sz="4" w:space="0" w:color="auto"/>
-              <w:bottom w:val="single" w:sz="4" w:space="0" w:color="auto"/>
-              <w:right w:val="single" w:sz="4" w:space="0" w:color="auto"/>
-            </w:tcBorders>
             <w:shd w:val="clear" w:color="auto" w:fill="FFFFFF"/>
             <w:tcMar>
               <w:left w:w="56" w:type="dxa"/>
@@ -1088,12 +1052,6 @@
         <w:tc>
           <w:tcPr>
             <w:tcW w:w="885" w:type="dxa"/>
-            <w:tcBorders>
-              <w:top w:val="single" w:sz="4" w:space="0" w:color="auto"/>
-              <w:left w:val="single" w:sz="4" w:space="0" w:color="auto"/>
-              <w:bottom w:val="single" w:sz="4" w:space="0" w:color="auto"/>
-              <w:right w:val="single" w:sz="4" w:space="0" w:color="auto"/>
-            </w:tcBorders>
             <w:shd w:val="clear" w:color="auto" w:fill="FFFFFF"/>
             <w:tcMar>
               <w:left w:w="56" w:type="dxa"/>
@@ -1130,12 +1088,6 @@
         <w:tc>
           <w:tcPr>
             <w:tcW w:w="4424" w:type="dxa"/>
-            <w:tcBorders>
-              <w:top w:val="single" w:sz="4" w:space="0" w:color="auto"/>
-              <w:left w:val="single" w:sz="4" w:space="0" w:color="auto"/>
-              <w:bottom w:val="single" w:sz="4" w:space="0" w:color="auto"/>
-              <w:right w:val="single" w:sz="4" w:space="0" w:color="auto"/>
-            </w:tcBorders>
             <w:shd w:val="clear" w:color="auto" w:fill="FFFFFF"/>
             <w:tcMar>
               <w:left w:w="56" w:type="dxa"/>
@@ -1190,12 +1142,6 @@
         <w:tc>
           <w:tcPr>
             <w:tcW w:w="2326" w:type="dxa"/>
-            <w:tcBorders>
-              <w:top w:val="single" w:sz="4" w:space="0" w:color="auto"/>
-              <w:left w:val="single" w:sz="4" w:space="0" w:color="auto"/>
-              <w:bottom w:val="single" w:sz="4" w:space="0" w:color="auto"/>
-              <w:right w:val="single" w:sz="4" w:space="0" w:color="auto"/>
-            </w:tcBorders>
             <w:shd w:val="clear" w:color="auto" w:fill="FFFFFF"/>
             <w:tcMar>
               <w:left w:w="56" w:type="dxa"/>
@@ -1246,12 +1192,6 @@
         <w:tc>
           <w:tcPr>
             <w:tcW w:w="1485" w:type="dxa"/>
-            <w:tcBorders>
-              <w:top w:val="single" w:sz="4" w:space="0" w:color="auto"/>
-              <w:left w:val="single" w:sz="4" w:space="0" w:color="auto"/>
-              <w:bottom w:val="single" w:sz="4" w:space="0" w:color="auto"/>
-              <w:right w:val="single" w:sz="4" w:space="0" w:color="auto"/>
-            </w:tcBorders>
             <w:shd w:val="clear" w:color="auto" w:fill="FFFFFF"/>
             <w:tcMar>
               <w:left w:w="56" w:type="dxa"/>
@@ -1308,7 +1248,6 @@
           <w:tcPr>
             <w:tcW w:w="660" w:type="dxa"/>
             <w:tcBorders>
-              <w:top w:val="single" w:sz="4" w:space="0" w:color="auto"/>
               <w:left w:val="single" w:sz="8" w:space="0" w:color="FFFFFF"/>
               <w:bottom w:val="single" w:sz="8" w:space="0" w:color="FFFFFF"/>
               <w:right w:val="single" w:sz="8" w:space="0" w:color="FFFFFF"/>
@@ -1345,7 +1284,6 @@
           <w:tcPr>
             <w:tcW w:w="885" w:type="dxa"/>
             <w:tcBorders>
-              <w:top w:val="single" w:sz="4" w:space="0" w:color="auto"/>
               <w:left w:val="single" w:sz="8" w:space="0" w:color="FFFFFF"/>
               <w:bottom w:val="single" w:sz="8" w:space="0" w:color="FFFFFF"/>
               <w:right w:val="single" w:sz="8" w:space="0" w:color="FFFFFF"/>
@@ -1369,7 +1307,6 @@
           <w:tcPr>
             <w:tcW w:w="4424" w:type="dxa"/>
             <w:tcBorders>
-              <w:top w:val="single" w:sz="4" w:space="0" w:color="auto"/>
               <w:left w:val="single" w:sz="8" w:space="0" w:color="FFFFFF"/>
               <w:bottom w:val="single" w:sz="8" w:space="0" w:color="FFFFFF"/>
               <w:right w:val="single" w:sz="8" w:space="0" w:color="FFFFFF"/>
@@ -1697,7 +1634,6 @@
           <w:tcPr>
             <w:tcW w:w="2326" w:type="dxa"/>
             <w:tcBorders>
-              <w:top w:val="single" w:sz="4" w:space="0" w:color="auto"/>
               <w:left w:val="single" w:sz="8" w:space="0" w:color="FFFFFF"/>
               <w:bottom w:val="single" w:sz="8" w:space="0" w:color="FFFFFF"/>
               <w:right w:val="single" w:sz="8" w:space="0" w:color="FFFFFF"/>
@@ -1724,7 +1660,6 @@
           <w:tcPr>
             <w:tcW w:w="1485" w:type="dxa"/>
             <w:tcBorders>
-              <w:top w:val="single" w:sz="4" w:space="0" w:color="auto"/>
               <w:left w:val="single" w:sz="8" w:space="0" w:color="FFFFFF"/>
               <w:bottom w:val="single" w:sz="8" w:space="0" w:color="FFFFFF"/>
               <w:right w:val="single" w:sz="8" w:space="0" w:color="FFFFFF"/>
@@ -1793,12 +1728,6 @@
         <w:tc>
           <w:tcPr>
             <w:tcW w:w="675" w:type="dxa"/>
-            <w:tcBorders>
-              <w:top w:val="single" w:sz="4" w:space="0" w:color="auto"/>
-              <w:left w:val="single" w:sz="4" w:space="0" w:color="auto"/>
-              <w:bottom w:val="single" w:sz="4" w:space="0" w:color="auto"/>
-              <w:right w:val="single" w:sz="4" w:space="0" w:color="auto"/>
-            </w:tcBorders>
             <w:shd w:val="clear" w:color="auto" w:fill="FFFFFF"/>
           </w:tcPr>
           <w:p>
@@ -1819,12 +1748,6 @@
         <w:tc>
           <w:tcPr>
             <w:tcW w:w="884" w:type="dxa"/>
-            <w:tcBorders>
-              <w:top w:val="single" w:sz="4" w:space="0" w:color="auto"/>
-              <w:left w:val="single" w:sz="4" w:space="0" w:color="auto"/>
-              <w:bottom w:val="single" w:sz="4" w:space="0" w:color="auto"/>
-              <w:right w:val="single" w:sz="4" w:space="0" w:color="auto"/>
-            </w:tcBorders>
             <w:shd w:val="clear" w:color="auto" w:fill="FFFFFF"/>
           </w:tcPr>
           <w:p>
@@ -1856,12 +1779,6 @@
         <w:tc>
           <w:tcPr>
             <w:tcW w:w="4410" w:type="dxa"/>
-            <w:tcBorders>
-              <w:top w:val="single" w:sz="4" w:space="0" w:color="auto"/>
-              <w:left w:val="single" w:sz="4" w:space="0" w:color="auto"/>
-              <w:bottom w:val="single" w:sz="4" w:space="0" w:color="auto"/>
-              <w:right w:val="single" w:sz="4" w:space="0" w:color="auto"/>
-            </w:tcBorders>
             <w:shd w:val="clear" w:color="auto" w:fill="FFFFFF"/>
           </w:tcPr>
           <w:p>
@@ -1900,12 +1817,6 @@
         <w:tc>
           <w:tcPr>
             <w:tcW w:w="2326" w:type="dxa"/>
-            <w:tcBorders>
-              <w:top w:val="single" w:sz="4" w:space="0" w:color="auto"/>
-              <w:left w:val="single" w:sz="4" w:space="0" w:color="auto"/>
-              <w:bottom w:val="single" w:sz="4" w:space="0" w:color="auto"/>
-              <w:right w:val="single" w:sz="4" w:space="0" w:color="auto"/>
-            </w:tcBorders>
             <w:shd w:val="clear" w:color="auto" w:fill="FFFFFF"/>
           </w:tcPr>
           <w:p>
@@ -1952,12 +1863,6 @@
         <w:tc>
           <w:tcPr>
             <w:tcW w:w="1755" w:type="dxa"/>
-            <w:tcBorders>
-              <w:top w:val="single" w:sz="4" w:space="0" w:color="auto"/>
-              <w:left w:val="single" w:sz="4" w:space="0" w:color="auto"/>
-              <w:bottom w:val="single" w:sz="4" w:space="0" w:color="auto"/>
-              <w:right w:val="single" w:sz="4" w:space="0" w:color="auto"/>
-            </w:tcBorders>
             <w:shd w:val="clear" w:color="auto" w:fill="FFFFFF"/>
             <w:tcMar>
               <w:left w:w="0" w:type="dxa"/>
@@ -1980,6 +1885,183 @@
             <w:r>
               <w:t>}</w:t>
             </w:r>
+          </w:p>
+        </w:tc>
+      </w:tr>
+      <w:tr>
+        <w:trPr>
+          <w:trHeight w:val="1"/>
+        </w:trPr>
+        <w:tc>
+          <w:tcPr>
+            <w:tcW w:w="675" w:type="dxa"/>
+            <w:shd w:val="clear" w:color="auto" w:fill="FFFFFF"/>
+          </w:tcPr>
+          <w:p>
+            <w:pPr>
+              <w:pStyle w:val="normal1"/>
+              <w:rPr>
+                <w:color w:val="000000"/>
+              </w:rPr>
+            </w:pPr>
+          </w:p>
+        </w:tc>
+        <w:tc>
+          <w:tcPr>
+            <w:tcW w:w="884" w:type="dxa"/>
+            <w:shd w:val="clear" w:color="auto" w:fill="FFFFFF"/>
+          </w:tcPr>
+          <w:p>
+            <w:pPr>
+              <w:pStyle w:val="normal1"/>
+              <w:rPr>
+                <w:color w:val="000000"/>
+              </w:rPr>
+            </w:pPr>
+          </w:p>
+        </w:tc>
+        <w:tc>
+          <w:tcPr>
+            <w:tcW w:w="4410" w:type="dxa"/>
+            <w:shd w:val="clear" w:color="auto" w:fill="FFFFFF"/>
+          </w:tcPr>
+          <w:p>
+            <w:pPr>
+              <w:pStyle w:val="normal1"/>
+              <w:spacing w:line="278" w:lineRule="auto"/>
+              <w:ind w:right="314"/>
+              <w:rPr>
+                <w:rFonts w:ascii="Open Sans" w:eastAsia="Open Sans" w:hAnsi="Open Sans" w:cs="Open Sans"/>
+                <w:color w:val="000000"/>
+                <w:sz w:val="20"/>
+                <w:szCs w:val="20"/>
+              </w:rPr>
+            </w:pPr>
+            <w:r>
+              <w:rPr>
+                <w:rFonts w:ascii="Open Sans" w:eastAsia="Open Sans" w:hAnsi="Open Sans" w:cs="Open Sans"/>
+                <w:color w:val="000000"/>
+                <w:sz w:val="20"/>
+                <w:szCs w:val="20"/>
+              </w:rPr>
+              <w:t>{#MaterialsLines}</w:t>
+            </w:r>
+          </w:p>
+          <w:p>
+            <w:pPr>
+              <w:pStyle w:val="normal1"/>
+              <w:spacing w:line="278" w:lineRule="auto"/>
+              <w:ind w:right="314"/>
+              <w:rPr>
+                <w:rFonts w:ascii="Open Sans" w:eastAsia="Open Sans" w:hAnsi="Open Sans" w:cs="Open Sans"/>
+                <w:color w:val="000000"/>
+                <w:sz w:val="20"/>
+                <w:szCs w:val="20"/>
+              </w:rPr>
+            </w:pPr>
+            <w:r>
+              <w:rPr>
+                <w:rFonts w:ascii="Open Sans" w:eastAsia="Open Sans" w:hAnsi="Open Sans" w:cs="Open Sans"/>
+                <w:color w:val="000000"/>
+                <w:sz w:val="20"/>
+                <w:szCs w:val="20"/>
+              </w:rPr>
+              <w:t>{</w:t>
+            </w:r>
+            <w:proofErr w:type="spellStart"/>
+            <w:r>
+              <w:rPr>
+                <w:rFonts w:ascii="Open Sans" w:eastAsia="Open Sans" w:hAnsi="Open Sans" w:cs="Open Sans"/>
+                <w:color w:val="000000"/>
+                <w:sz w:val="20"/>
+                <w:szCs w:val="20"/>
+              </w:rPr>
+              <w:t>MaterialLine</w:t>
+            </w:r>
+            <w:proofErr w:type="spellEnd"/>
+            <w:r>
+              <w:rPr>
+                <w:rFonts w:ascii="Open Sans" w:eastAsia="Open Sans" w:hAnsi="Open Sans" w:cs="Open Sans"/>
+                <w:color w:val="000000"/>
+                <w:sz w:val="20"/>
+                <w:szCs w:val="20"/>
+              </w:rPr>
+              <w:t>}</w:t>
+            </w:r>
+          </w:p>
+          <w:p>
+            <w:pPr>
+              <w:pStyle w:val="normal1"/>
+              <w:spacing w:line="278" w:lineRule="auto"/>
+              <w:ind w:right="314"/>
+              <w:rPr>
+                <w:color w:val="000000"/>
+                <w:sz w:val="18"/>
+                <w:szCs w:val="18"/>
+              </w:rPr>
+            </w:pPr>
+            <w:r>
+              <w:rPr>
+                <w:rFonts w:ascii="Open Sans" w:eastAsia="Open Sans" w:hAnsi="Open Sans" w:cs="Open Sans"/>
+                <w:color w:val="000000"/>
+                <w:sz w:val="20"/>
+                <w:szCs w:val="20"/>
+              </w:rPr>
+              <w:t>{/</w:t>
+            </w:r>
+            <w:proofErr w:type="spellStart"/>
+            <w:r>
+              <w:rPr>
+                <w:rFonts w:ascii="Open Sans" w:eastAsia="Open Sans" w:hAnsi="Open Sans" w:cs="Open Sans"/>
+                <w:color w:val="000000"/>
+                <w:sz w:val="20"/>
+                <w:szCs w:val="20"/>
+              </w:rPr>
+              <w:t>MaterialsLines</w:t>
+            </w:r>
+            <w:proofErr w:type="spellEnd"/>
+            <w:r>
+              <w:rPr>
+                <w:rFonts w:ascii="Open Sans" w:eastAsia="Open Sans" w:hAnsi="Open Sans" w:cs="Open Sans"/>
+                <w:color w:val="000000"/>
+                <w:sz w:val="20"/>
+                <w:szCs w:val="20"/>
+              </w:rPr>
+              <w:t>}</w:t>
+            </w:r>
+          </w:p>
+        </w:tc>
+        <w:tc>
+          <w:tcPr>
+            <w:tcW w:w="2326" w:type="dxa"/>
+            <w:shd w:val="clear" w:color="auto" w:fill="FFFFFF"/>
+          </w:tcPr>
+          <w:p>
+            <w:pPr>
+              <w:pStyle w:val="normal1"/>
+              <w:spacing w:line="278" w:lineRule="auto"/>
+              <w:ind w:right="314"/>
+              <w:rPr>
+                <w:color w:val="000000"/>
+              </w:rPr>
+            </w:pPr>
+          </w:p>
+        </w:tc>
+        <w:tc>
+          <w:tcPr>
+            <w:tcW w:w="1755" w:type="dxa"/>
+            <w:shd w:val="clear" w:color="auto" w:fill="FFFFFF"/>
+            <w:vAlign w:val="center"/>
+          </w:tcPr>
+          <w:p>
+            <w:pPr>
+              <w:pStyle w:val="normal1"/>
+              <w:spacing w:line="278" w:lineRule="auto"/>
+              <w:ind w:right="314"/>
+              <w:rPr>
+                <w:color w:val="000000"/>
+              </w:rPr>
+            </w:pPr>
           </w:p>
         </w:tc>
       </w:tr>
@@ -1991,214 +2073,6 @@
           <w:tcPr>
             <w:tcW w:w="675" w:type="dxa"/>
             <w:tcBorders>
-              <w:top w:val="single" w:sz="4" w:space="0" w:color="auto"/>
-              <w:left w:val="single" w:sz="4" w:space="0" w:color="auto"/>
-              <w:bottom w:val="single" w:sz="4" w:space="0" w:color="auto"/>
-              <w:right w:val="single" w:sz="4" w:space="0" w:color="auto"/>
-            </w:tcBorders>
-            <w:shd w:val="clear" w:color="auto" w:fill="FFFFFF"/>
-          </w:tcPr>
-          <w:p>
-            <w:pPr>
-              <w:pStyle w:val="normal1"/>
-              <w:rPr>
-                <w:color w:val="000000"/>
-              </w:rPr>
-            </w:pPr>
-          </w:p>
-        </w:tc>
-        <w:tc>
-          <w:tcPr>
-            <w:tcW w:w="884" w:type="dxa"/>
-            <w:tcBorders>
-              <w:top w:val="single" w:sz="4" w:space="0" w:color="auto"/>
-              <w:left w:val="single" w:sz="4" w:space="0" w:color="auto"/>
-              <w:bottom w:val="single" w:sz="4" w:space="0" w:color="auto"/>
-              <w:right w:val="single" w:sz="4" w:space="0" w:color="auto"/>
-            </w:tcBorders>
-            <w:shd w:val="clear" w:color="auto" w:fill="FFFFFF"/>
-          </w:tcPr>
-          <w:p>
-            <w:pPr>
-              <w:pStyle w:val="normal1"/>
-              <w:rPr>
-                <w:color w:val="000000"/>
-              </w:rPr>
-            </w:pPr>
-          </w:p>
-        </w:tc>
-        <w:tc>
-          <w:tcPr>
-            <w:tcW w:w="4410" w:type="dxa"/>
-            <w:tcBorders>
-              <w:top w:val="single" w:sz="4" w:space="0" w:color="auto"/>
-              <w:left w:val="single" w:sz="4" w:space="0" w:color="auto"/>
-              <w:bottom w:val="single" w:sz="4" w:space="0" w:color="auto"/>
-              <w:right w:val="single" w:sz="4" w:space="0" w:color="auto"/>
-            </w:tcBorders>
-            <w:shd w:val="clear" w:color="auto" w:fill="FFFFFF"/>
-          </w:tcPr>
-          <w:p>
-            <w:pPr>
-              <w:pStyle w:val="normal1"/>
-              <w:spacing w:line="278" w:lineRule="auto"/>
-              <w:ind w:right="314"/>
-              <w:rPr>
-                <w:rFonts w:ascii="Open Sans" w:eastAsia="Open Sans" w:hAnsi="Open Sans" w:cs="Open Sans"/>
-                <w:color w:val="000000"/>
-                <w:sz w:val="20"/>
-                <w:szCs w:val="20"/>
-              </w:rPr>
-            </w:pPr>
-            <w:r>
-              <w:rPr>
-                <w:rFonts w:ascii="Open Sans" w:eastAsia="Open Sans" w:hAnsi="Open Sans" w:cs="Open Sans"/>
-                <w:color w:val="000000"/>
-                <w:sz w:val="20"/>
-                <w:szCs w:val="20"/>
-              </w:rPr>
-              <w:t>{#MaterialsLines}</w:t>
-            </w:r>
-          </w:p>
-          <w:p>
-            <w:pPr>
-              <w:pStyle w:val="normal1"/>
-              <w:spacing w:line="278" w:lineRule="auto"/>
-              <w:ind w:right="314"/>
-              <w:rPr>
-                <w:rFonts w:ascii="Open Sans" w:eastAsia="Open Sans" w:hAnsi="Open Sans" w:cs="Open Sans"/>
-                <w:color w:val="000000"/>
-                <w:sz w:val="20"/>
-                <w:szCs w:val="20"/>
-              </w:rPr>
-            </w:pPr>
-            <w:r>
-              <w:rPr>
-                <w:rFonts w:ascii="Open Sans" w:eastAsia="Open Sans" w:hAnsi="Open Sans" w:cs="Open Sans"/>
-                <w:color w:val="000000"/>
-                <w:sz w:val="20"/>
-                <w:szCs w:val="20"/>
-              </w:rPr>
-              <w:t>{</w:t>
-            </w:r>
-            <w:proofErr w:type="spellStart"/>
-            <w:r>
-              <w:rPr>
-                <w:rFonts w:ascii="Open Sans" w:eastAsia="Open Sans" w:hAnsi="Open Sans" w:cs="Open Sans"/>
-                <w:color w:val="000000"/>
-                <w:sz w:val="20"/>
-                <w:szCs w:val="20"/>
-              </w:rPr>
-              <w:t>MaterialLine</w:t>
-            </w:r>
-            <w:proofErr w:type="spellEnd"/>
-            <w:r>
-              <w:rPr>
-                <w:rFonts w:ascii="Open Sans" w:eastAsia="Open Sans" w:hAnsi="Open Sans" w:cs="Open Sans"/>
-                <w:color w:val="000000"/>
-                <w:sz w:val="20"/>
-                <w:szCs w:val="20"/>
-              </w:rPr>
-              <w:t>}</w:t>
-            </w:r>
-          </w:p>
-          <w:p>
-            <w:pPr>
-              <w:pStyle w:val="normal1"/>
-              <w:spacing w:line="278" w:lineRule="auto"/>
-              <w:ind w:right="314"/>
-              <w:rPr>
-                <w:color w:val="000000"/>
-                <w:sz w:val="18"/>
-                <w:szCs w:val="18"/>
-              </w:rPr>
-            </w:pPr>
-            <w:r>
-              <w:rPr>
-                <w:rFonts w:ascii="Open Sans" w:eastAsia="Open Sans" w:hAnsi="Open Sans" w:cs="Open Sans"/>
-                <w:color w:val="000000"/>
-                <w:sz w:val="20"/>
-                <w:szCs w:val="20"/>
-              </w:rPr>
-              <w:t>{/</w:t>
-            </w:r>
-            <w:proofErr w:type="spellStart"/>
-            <w:r>
-              <w:rPr>
-                <w:rFonts w:ascii="Open Sans" w:eastAsia="Open Sans" w:hAnsi="Open Sans" w:cs="Open Sans"/>
-                <w:color w:val="000000"/>
-                <w:sz w:val="20"/>
-                <w:szCs w:val="20"/>
-              </w:rPr>
-              <w:t>MaterialsLines</w:t>
-            </w:r>
-            <w:proofErr w:type="spellEnd"/>
-            <w:r>
-              <w:rPr>
-                <w:rFonts w:ascii="Open Sans" w:eastAsia="Open Sans" w:hAnsi="Open Sans" w:cs="Open Sans"/>
-                <w:color w:val="000000"/>
-                <w:sz w:val="20"/>
-                <w:szCs w:val="20"/>
-              </w:rPr>
-              <w:t>}</w:t>
-            </w:r>
-          </w:p>
-        </w:tc>
-        <w:tc>
-          <w:tcPr>
-            <w:tcW w:w="2326" w:type="dxa"/>
-            <w:tcBorders>
-              <w:top w:val="single" w:sz="4" w:space="0" w:color="auto"/>
-              <w:left w:val="single" w:sz="4" w:space="0" w:color="auto"/>
-              <w:bottom w:val="single" w:sz="4" w:space="0" w:color="auto"/>
-              <w:right w:val="single" w:sz="4" w:space="0" w:color="auto"/>
-            </w:tcBorders>
-            <w:shd w:val="clear" w:color="auto" w:fill="FFFFFF"/>
-          </w:tcPr>
-          <w:p>
-            <w:pPr>
-              <w:pStyle w:val="normal1"/>
-              <w:spacing w:line="278" w:lineRule="auto"/>
-              <w:ind w:right="314"/>
-              <w:rPr>
-                <w:color w:val="000000"/>
-              </w:rPr>
-            </w:pPr>
-          </w:p>
-        </w:tc>
-        <w:tc>
-          <w:tcPr>
-            <w:tcW w:w="1755" w:type="dxa"/>
-            <w:tcBorders>
-              <w:top w:val="single" w:sz="4" w:space="0" w:color="auto"/>
-              <w:left w:val="single" w:sz="4" w:space="0" w:color="auto"/>
-              <w:bottom w:val="single" w:sz="4" w:space="0" w:color="auto"/>
-              <w:right w:val="single" w:sz="4" w:space="0" w:color="auto"/>
-            </w:tcBorders>
-            <w:shd w:val="clear" w:color="auto" w:fill="FFFFFF"/>
-            <w:vAlign w:val="center"/>
-          </w:tcPr>
-          <w:p>
-            <w:pPr>
-              <w:pStyle w:val="normal1"/>
-              <w:spacing w:line="278" w:lineRule="auto"/>
-              <w:ind w:right="314"/>
-              <w:rPr>
-                <w:color w:val="000000"/>
-              </w:rPr>
-            </w:pPr>
-          </w:p>
-        </w:tc>
-      </w:tr>
-      <w:tr>
-        <w:trPr>
-          <w:trHeight w:val="1"/>
-        </w:trPr>
-        <w:tc>
-          <w:tcPr>
-            <w:tcW w:w="675" w:type="dxa"/>
-            <w:tcBorders>
-              <w:top w:val="single" w:sz="4" w:space="0" w:color="auto"/>
               <w:left w:val="single" w:sz="8" w:space="0" w:color="FFFFFF"/>
               <w:bottom w:val="single" w:sz="8" w:space="0" w:color="FFFFFF"/>
               <w:right w:val="single" w:sz="8" w:space="0" w:color="FFFFFF"/>
@@ -2221,7 +2095,7 @@
                 <w:sz w:val="20"/>
                 <w:szCs w:val="20"/>
               </w:rPr>
-              <w:t>{#hasBonus}{#Bo</w:t>
+              <w:t>{#hasBonus}{#BonusRo</w:t>
             </w:r>
             <w:r>
               <w:rPr>
@@ -2231,7 +2105,7 @@
                 <w:szCs w:val="20"/>
               </w:rPr>
               <w:lastRenderedPageBreak/>
-              <w:t>nusRows}{Bonus}</w:t>
+              <w:t>ws}{Bonus}</w:t>
             </w:r>
           </w:p>
         </w:tc>
@@ -2239,7 +2113,6 @@
           <w:tcPr>
             <w:tcW w:w="884" w:type="dxa"/>
             <w:tcBorders>
-              <w:top w:val="single" w:sz="4" w:space="0" w:color="auto"/>
               <w:left w:val="single" w:sz="8" w:space="0" w:color="FFFFFF"/>
               <w:bottom w:val="single" w:sz="8" w:space="0" w:color="FFFFFF"/>
               <w:right w:val="single" w:sz="8" w:space="0" w:color="FFFFFF"/>
@@ -2283,7 +2156,6 @@
                 <w:sz w:val="20"/>
                 <w:szCs w:val="20"/>
               </w:rPr>
-              <w:lastRenderedPageBreak/>
               <w:t>}</w:t>
             </w:r>
           </w:p>
@@ -2292,7 +2164,6 @@
           <w:tcPr>
             <w:tcW w:w="4410" w:type="dxa"/>
             <w:tcBorders>
-              <w:top w:val="single" w:sz="4" w:space="0" w:color="auto"/>
               <w:left w:val="single" w:sz="8" w:space="0" w:color="FFFFFF"/>
               <w:bottom w:val="single" w:sz="8" w:space="0" w:color="FFFFFF"/>
               <w:right w:val="single" w:sz="8" w:space="0" w:color="FFFFFF"/>
@@ -2320,7 +2191,6 @@
                 <w:sz w:val="20"/>
                 <w:szCs w:val="20"/>
               </w:rPr>
-              <w:lastRenderedPageBreak/>
               <w:t>{</w:t>
             </w:r>
             <w:proofErr w:type="spellStart"/>
@@ -2392,7 +2262,6 @@
           <w:tcPr>
             <w:tcW w:w="2326" w:type="dxa"/>
             <w:tcBorders>
-              <w:top w:val="single" w:sz="4" w:space="0" w:color="auto"/>
               <w:left w:val="single" w:sz="8" w:space="0" w:color="FFFFFF"/>
               <w:bottom w:val="single" w:sz="8" w:space="0" w:color="FFFFFF"/>
               <w:right w:val="single" w:sz="8" w:space="0" w:color="FFFFFF"/>
@@ -2443,7 +2312,6 @@
           <w:tcPr>
             <w:tcW w:w="1755" w:type="dxa"/>
             <w:tcBorders>
-              <w:top w:val="single" w:sz="4" w:space="0" w:color="auto"/>
               <w:left w:val="single" w:sz="8" w:space="0" w:color="FFFFFF"/>
               <w:bottom w:val="single" w:sz="8" w:space="0" w:color="FFFFFF"/>
               <w:right w:val="single" w:sz="8" w:space="0" w:color="FFFFFF"/>

--- a/src/templates/Angebot.docx
+++ b/src/templates/Angebot.docx
@@ -1,13 +1,13 @@
 
 <file path=word/document.xml><?xml version="1.0" encoding="utf-8"?>
-<w:document xmlns:wpc="http://schemas.microsoft.com/office/word/2010/wordprocessingCanvas" xmlns:cx="http://schemas.microsoft.com/office/drawing/2014/chartex" xmlns:cx1="http://schemas.microsoft.com/office/drawing/2015/9/8/chartex" xmlns:cx2="http://schemas.microsoft.com/office/drawing/2015/10/21/chartex" xmlns:cx3="http://schemas.microsoft.com/office/drawing/2016/5/9/chartex" xmlns:cx4="http://schemas.microsoft.com/office/drawing/2016/5/10/chartex" xmlns:cx5="http://schemas.microsoft.com/office/drawing/2016/5/11/chartex" xmlns:cx6="http://schemas.microsoft.com/office/drawing/2016/5/12/chartex" xmlns:cx7="http://schemas.microsoft.com/office/drawing/2016/5/13/chartex" xmlns:cx8="http://schemas.microsoft.com/office/drawing/2016/5/14/chartex" xmlns:mc="http://schemas.openxmlformats.org/markup-compatibility/2006" xmlns:aink="http://schemas.microsoft.com/office/drawing/2016/ink" xmlns:am3d="http://schemas.microsoft.com/office/drawing/2017/model3d" xmlns:o="urn:schemas-microsoft-com:office:office" xmlns:oel="http://schemas.microsoft.com/office/2019/extlst" xmlns:r="http://schemas.openxmlformats.org/officeDocument/2006/relationships" xmlns:m="http://schemas.openxmlformats.org/officeDocument/2006/math" xmlns:v="urn:schemas-microsoft-com:vml" xmlns:wp14="http://schemas.microsoft.com/office/word/2010/wordprocessingDrawing" xmlns:wp="http://schemas.openxmlformats.org/drawingml/2006/wordprocessingDrawing" xmlns:w10="urn:schemas-microsoft-com:office:word" xmlns:w="http://schemas.openxmlformats.org/wordprocessingml/2006/main" xmlns:w14="http://schemas.microsoft.com/office/word/2010/wordml" xmlns:w15="http://schemas.microsoft.com/office/word/2012/wordml" xmlns:w16cex="http://schemas.microsoft.com/office/word/2018/wordml/cex" xmlns:w16cid="http://schemas.microsoft.com/office/word/2016/wordml/cid" xmlns:w16="http://schemas.microsoft.com/office/word/2018/wordml" xmlns:w16du="http://schemas.microsoft.com/office/word/2023/wordml/word16du" xmlns:w16sdtdh="http://schemas.microsoft.com/office/word/2020/wordml/sdtdatahash" xmlns:w16sdtfl="http://schemas.microsoft.com/office/word/2024/wordml/sdtformatlock" xmlns:w16se="http://schemas.microsoft.com/office/word/2015/wordml/symex" xmlns:wpg="http://schemas.microsoft.com/office/word/2010/wordprocessingGroup" xmlns:wpi="http://schemas.microsoft.com/office/word/2010/wordprocessingInk" xmlns:wne="http://schemas.microsoft.com/office/word/2006/wordml" xmlns:wps="http://schemas.microsoft.com/office/word/2010/wordprocessingShape" mc:Ignorable="w14 w15 w16se w16cid w16 w16cex w16sdtdh w16sdtfl w16du wp14">
+<w:document xmlns:o="urn:schemas-microsoft-com:office:office" xmlns:r="http://schemas.openxmlformats.org/officeDocument/2006/relationships" xmlns:v="urn:schemas-microsoft-com:vml" xmlns:w="http://schemas.openxmlformats.org/wordprocessingml/2006/main" xmlns:w10="urn:schemas-microsoft-com:office:word" xmlns:wp="http://schemas.openxmlformats.org/drawingml/2006/wordprocessingDrawing" xmlns:pic="http://schemas.openxmlformats.org/drawingml/2006/picture" xmlns:wps="http://schemas.microsoft.com/office/word/2010/wordprocessingShape" xmlns:wpg="http://schemas.microsoft.com/office/word/2010/wordprocessingGroup" xmlns:mc="http://schemas.openxmlformats.org/markup-compatibility/2006" xmlns:wp14="http://schemas.microsoft.com/office/word/2010/wordprocessingDrawing" xmlns:w14="http://schemas.microsoft.com/office/word/2010/wordml" xmlns:w15="http://schemas.microsoft.com/office/word/2012/wordml" mc:Ignorable="w14 wp14 w15">
   <w:body>
     <w:p>
       <w:pPr>
         <w:pStyle w:val="normal1"/>
-        <w:spacing w:before="171"/>
-        <w:rPr>
-          <w:rFonts w:ascii="Open Sans" w:eastAsia="Open Sans" w:hAnsi="Open Sans" w:cs="Open Sans"/>
+        <w:spacing w:before="171" w:after="0"/>
+        <w:rPr>
+          <w:rFonts w:ascii="Open Sans" w:hAnsi="Open Sans" w:eastAsia="Open Sans" w:cs="Open Sans"/>
           <w:color w:val="070707"/>
           <w:sz w:val="17"/>
           <w:szCs w:val="17"/>
@@ -15,7 +15,7 @@
       </w:pPr>
       <w:r>
         <w:rPr>
-          <w:rFonts w:ascii="Open Sans" w:eastAsia="Open Sans" w:hAnsi="Open Sans" w:cs="Open Sans"/>
+          <w:rFonts w:eastAsia="Open Sans" w:cs="Open Sans" w:ascii="Open Sans" w:hAnsi="Open Sans"/>
           <w:b/>
           <w:sz w:val="17"/>
           <w:szCs w:val="17"/>
@@ -24,191 +24,144 @@
       </w:r>
       <w:r>
         <w:rPr>
-          <w:rFonts w:ascii="Open Sans" w:eastAsia="Open Sans" w:hAnsi="Open Sans" w:cs="Open Sans"/>
+          <w:rFonts w:eastAsia="Open Sans" w:cs="Open Sans" w:ascii="Open Sans" w:hAnsi="Open Sans"/>
           <w:color w:val="070707"/>
           <w:sz w:val="17"/>
           <w:szCs w:val="17"/>
         </w:rPr>
-        <w:t xml:space="preserve">EmC2 Attila Landgrafe, </w:t>
-      </w:r>
-      <w:proofErr w:type="spellStart"/>
-      <w:r>
-        <w:rPr>
-          <w:rFonts w:ascii="Open Sans" w:eastAsia="Open Sans" w:hAnsi="Open Sans" w:cs="Open Sans"/>
-          <w:color w:val="070707"/>
-          <w:sz w:val="17"/>
-          <w:szCs w:val="17"/>
-        </w:rPr>
-        <w:t>Waldstraße</w:t>
-      </w:r>
-      <w:proofErr w:type="spellEnd"/>
-      <w:r>
-        <w:rPr>
-          <w:rFonts w:ascii="Open Sans" w:eastAsia="Open Sans" w:hAnsi="Open Sans" w:cs="Open Sans"/>
-          <w:color w:val="070707"/>
-          <w:sz w:val="17"/>
-          <w:szCs w:val="17"/>
-        </w:rPr>
-        <w:t xml:space="preserve"> 5, 95032 Hof</w:t>
+        <w:t>EmC2 Attila Landgrafe, Waldstraße 5, 95032 Hof</w:t>
       </w:r>
     </w:p>
     <w:p>
       <w:pPr>
         <w:pStyle w:val="normal1"/>
         <w:rPr>
-          <w:rFonts w:ascii="Open Sans" w:eastAsia="Open Sans" w:hAnsi="Open Sans" w:cs="Open Sans"/>
+          <w:rFonts w:ascii="Open Sans" w:hAnsi="Open Sans" w:eastAsia="Open Sans" w:cs="Open Sans"/>
           <w:color w:val="070707"/>
           <w:sz w:val="17"/>
           <w:szCs w:val="17"/>
         </w:rPr>
       </w:pPr>
+      <w:r>
+        <w:rPr>
+          <w:rFonts w:eastAsia="Open Sans" w:cs="Open Sans" w:ascii="Open Sans" w:hAnsi="Open Sans"/>
+          <w:color w:val="070707"/>
+          <w:sz w:val="17"/>
+          <w:szCs w:val="17"/>
+        </w:rPr>
+      </w:r>
     </w:p>
     <w:tbl>
       <w:tblPr>
         <w:tblStyle w:val="TableNormal"/>
         <w:tblW w:w="10035" w:type="dxa"/>
+        <w:jc w:val="start"/>
         <w:tblInd w:w="0" w:type="dxa"/>
         <w:tblLayout w:type="fixed"/>
         <w:tblCellMar>
           <w:top w:w="0" w:type="dxa"/>
-          <w:left w:w="0" w:type="dxa"/>
+          <w:start w:w="10" w:type="dxa"/>
           <w:bottom w:w="0" w:type="dxa"/>
-          <w:right w:w="0" w:type="dxa"/>
+          <w:end w:w="10" w:type="dxa"/>
         </w:tblCellMar>
-        <w:tblLook w:val="0600" w:firstRow="0" w:lastRow="0" w:firstColumn="0" w:lastColumn="0" w:noHBand="1" w:noVBand="1"/>
+        <w:tblLook w:firstRow="0" w:noVBand="1" w:lastRow="0" w:firstColumn="0" w:lastColumn="0" w:noHBand="1" w:val="0600"/>
       </w:tblPr>
       <w:tblGrid>
-        <w:gridCol w:w="4810"/>
+        <w:gridCol w:w="4809"/>
         <w:gridCol w:w="2268"/>
-        <w:gridCol w:w="2957"/>
+        <w:gridCol w:w="2958"/>
       </w:tblGrid>
       <w:tr>
         <w:trPr>
-          <w:trHeight w:val="1380"/>
+          <w:trHeight w:val="1380" w:hRule="atLeast"/>
         </w:trPr>
         <w:tc>
           <w:tcPr>
-            <w:tcW w:w="4810" w:type="dxa"/>
+            <w:tcW w:w="4809" w:type="dxa"/>
             <w:tcBorders>
               <w:top w:val="single" w:sz="8" w:space="0" w:color="FFFFFF"/>
-              <w:left w:val="single" w:sz="8" w:space="0" w:color="FFFFFF"/>
+              <w:start w:val="single" w:sz="8" w:space="0" w:color="FFFFFF"/>
               <w:bottom w:val="single" w:sz="8" w:space="0" w:color="FFFFFF"/>
-              <w:right w:val="single" w:sz="8" w:space="0" w:color="FFFFFF"/>
+              <w:end w:val="single" w:sz="8" w:space="0" w:color="FFFFFF"/>
             </w:tcBorders>
           </w:tcPr>
           <w:p>
             <w:pPr>
               <w:pStyle w:val="normal1"/>
-              <w:spacing w:line="278" w:lineRule="auto"/>
-              <w:ind w:right="314"/>
-              <w:rPr>
-                <w:rFonts w:ascii="Open Sans" w:eastAsia="Open Sans" w:hAnsi="Open Sans" w:cs="Open Sans"/>
-              </w:rPr>
-            </w:pPr>
-            <w:r>
-              <w:rPr>
-                <w:rFonts w:ascii="Open Sans" w:eastAsia="Open Sans" w:hAnsi="Open Sans" w:cs="Open Sans"/>
-              </w:rPr>
-              <w:t>{</w:t>
-            </w:r>
-            <w:proofErr w:type="spellStart"/>
-            <w:r>
-              <w:rPr>
-                <w:rFonts w:ascii="Open Sans" w:eastAsia="Open Sans" w:hAnsi="Open Sans" w:cs="Open Sans"/>
-              </w:rPr>
-              <w:t>Anrede</w:t>
-            </w:r>
-            <w:proofErr w:type="spellEnd"/>
-            <w:r>
-              <w:rPr>
-                <w:rFonts w:ascii="Open Sans" w:eastAsia="Open Sans" w:hAnsi="Open Sans" w:cs="Open Sans"/>
-              </w:rPr>
-              <w:t>}</w:t>
-            </w:r>
-          </w:p>
-          <w:p>
-            <w:pPr>
-              <w:pStyle w:val="normal1"/>
-              <w:spacing w:line="278" w:lineRule="auto"/>
-              <w:ind w:right="314"/>
-              <w:rPr>
-                <w:rFonts w:ascii="Open Sans" w:eastAsia="Open Sans" w:hAnsi="Open Sans" w:cs="Open Sans"/>
+              <w:suppressAutoHyphens w:val="true"/>
+              <w:spacing w:lineRule="auto" w:line="278" w:before="0" w:after="0"/>
+              <w:ind w:end="314"/>
+              <w:jc w:val="start"/>
+              <w:rPr>
+                <w:rFonts w:ascii="Open Sans" w:hAnsi="Open Sans" w:eastAsia="Open Sans" w:cs="Open Sans"/>
+              </w:rPr>
+            </w:pPr>
+            <w:r>
+              <w:rPr>
+                <w:rFonts w:eastAsia="Open Sans" w:cs="Open Sans" w:ascii="Open Sans" w:hAnsi="Open Sans"/>
+                <w:kern w:val="0"/>
+                <w:sz w:val="22"/>
+                <w:szCs w:val="22"/>
+                <w:lang w:val="en-US" w:eastAsia="zh-CN" w:bidi="hi-IN"/>
+              </w:rPr>
+              <w:t>{Anrede}</w:t>
+            </w:r>
+          </w:p>
+          <w:p>
+            <w:pPr>
+              <w:pStyle w:val="normal1"/>
+              <w:suppressAutoHyphens w:val="true"/>
+              <w:spacing w:lineRule="auto" w:line="278" w:before="0" w:after="0"/>
+              <w:ind w:end="314"/>
+              <w:jc w:val="start"/>
+              <w:rPr>
+                <w:rFonts w:ascii="Open Sans" w:hAnsi="Open Sans" w:eastAsia="Open Sans" w:cs="Open Sans"/>
                 <w:color w:val="1F1F1F"/>
               </w:rPr>
             </w:pPr>
             <w:r>
               <w:rPr>
-                <w:rFonts w:ascii="Open Sans" w:eastAsia="Open Sans" w:hAnsi="Open Sans" w:cs="Open Sans"/>
-              </w:rPr>
-              <w:t>{</w:t>
-            </w:r>
-            <w:proofErr w:type="spellStart"/>
-            <w:r>
-              <w:rPr>
-                <w:rFonts w:ascii="Open Sans" w:eastAsia="Open Sans" w:hAnsi="Open Sans" w:cs="Open Sans"/>
-              </w:rPr>
-              <w:t>Vorname</w:t>
-            </w:r>
-            <w:proofErr w:type="spellEnd"/>
-            <w:r>
-              <w:rPr>
-                <w:rFonts w:ascii="Open Sans" w:eastAsia="Open Sans" w:hAnsi="Open Sans" w:cs="Open Sans"/>
-              </w:rPr>
-              <w:t>} {</w:t>
-            </w:r>
-            <w:proofErr w:type="spellStart"/>
-            <w:r>
-              <w:rPr>
-                <w:rFonts w:ascii="Open Sans" w:eastAsia="Open Sans" w:hAnsi="Open Sans" w:cs="Open Sans"/>
-              </w:rPr>
-              <w:t>Nachname</w:t>
-            </w:r>
-            <w:proofErr w:type="spellEnd"/>
-            <w:r>
-              <w:rPr>
-                <w:rFonts w:ascii="Open Sans" w:eastAsia="Open Sans" w:hAnsi="Open Sans" w:cs="Open Sans"/>
-              </w:rPr>
-              <w:t>}</w:t>
-            </w:r>
-          </w:p>
-          <w:p>
-            <w:pPr>
-              <w:pStyle w:val="normal1"/>
-              <w:spacing w:line="278" w:lineRule="auto"/>
-              <w:ind w:right="314"/>
-              <w:rPr>
-                <w:rFonts w:ascii="Open Sans" w:eastAsia="Open Sans" w:hAnsi="Open Sans" w:cs="Open Sans"/>
+                <w:rFonts w:eastAsia="Open Sans" w:cs="Open Sans" w:ascii="Open Sans" w:hAnsi="Open Sans"/>
+                <w:kern w:val="0"/>
+                <w:sz w:val="22"/>
+                <w:szCs w:val="22"/>
+                <w:lang w:val="en-US" w:eastAsia="zh-CN" w:bidi="hi-IN"/>
+              </w:rPr>
+              <w:t>{Vorname} {Nachname}</w:t>
+            </w:r>
+          </w:p>
+          <w:p>
+            <w:pPr>
+              <w:pStyle w:val="normal1"/>
+              <w:suppressAutoHyphens w:val="true"/>
+              <w:spacing w:lineRule="auto" w:line="278" w:before="0" w:after="0"/>
+              <w:ind w:end="314"/>
+              <w:jc w:val="start"/>
+              <w:rPr>
+                <w:rFonts w:ascii="Open Sans" w:hAnsi="Open Sans" w:eastAsia="Open Sans" w:cs="Open Sans"/>
                 <w:color w:val="1F1F1F"/>
               </w:rPr>
             </w:pPr>
             <w:r>
               <w:rPr>
-                <w:rFonts w:ascii="Open Sans" w:eastAsia="Open Sans" w:hAnsi="Open Sans" w:cs="Open Sans"/>
-              </w:rPr>
-              <w:t>{</w:t>
-            </w:r>
-            <w:proofErr w:type="spellStart"/>
-            <w:r>
-              <w:rPr>
-                <w:rFonts w:ascii="Open Sans" w:eastAsia="Open Sans" w:hAnsi="Open Sans" w:cs="Open Sans"/>
-              </w:rPr>
-              <w:t>Adresse</w:t>
-            </w:r>
-            <w:proofErr w:type="spellEnd"/>
-            <w:r>
-              <w:rPr>
-                <w:rFonts w:ascii="Open Sans" w:eastAsia="Open Sans" w:hAnsi="Open Sans" w:cs="Open Sans"/>
-              </w:rPr>
-              <w:t>}</w:t>
-            </w:r>
-          </w:p>
-          <w:p>
-            <w:pPr>
-              <w:pStyle w:val="normal1"/>
-              <w:spacing w:line="278" w:lineRule="auto"/>
-              <w:ind w:right="314"/>
-              <w:rPr>
-                <w:rFonts w:ascii="Open Sans" w:eastAsia="Open Sans" w:hAnsi="Open Sans" w:cs="Open Sans"/>
+                <w:rFonts w:eastAsia="Open Sans" w:cs="Open Sans" w:ascii="Open Sans" w:hAnsi="Open Sans"/>
+                <w:kern w:val="0"/>
+                <w:sz w:val="22"/>
+                <w:szCs w:val="22"/>
+                <w:lang w:val="en-US" w:eastAsia="zh-CN" w:bidi="hi-IN"/>
+              </w:rPr>
+              <w:t>{Adresse}</w:t>
+            </w:r>
+          </w:p>
+          <w:p>
+            <w:pPr>
+              <w:pStyle w:val="normal1"/>
+              <w:suppressAutoHyphens w:val="true"/>
+              <w:spacing w:lineRule="auto" w:line="278" w:before="0" w:after="0"/>
+              <w:ind w:end="314"/>
+              <w:jc w:val="start"/>
+              <w:rPr>
+                <w:rFonts w:ascii="Open Sans" w:hAnsi="Open Sans" w:eastAsia="Open Sans" w:cs="Open Sans"/>
                 <w:color w:val="070707"/>
                 <w:sz w:val="17"/>
                 <w:szCs w:val="17"/>
@@ -216,7 +169,11 @@
             </w:pPr>
             <w:r>
               <w:rPr>
-                <w:rFonts w:ascii="Open Sans" w:eastAsia="Open Sans" w:hAnsi="Open Sans" w:cs="Open Sans"/>
+                <w:rFonts w:eastAsia="Open Sans" w:cs="Open Sans" w:ascii="Open Sans" w:hAnsi="Open Sans"/>
+                <w:kern w:val="0"/>
+                <w:sz w:val="22"/>
+                <w:szCs w:val="22"/>
+                <w:lang w:val="en-US" w:eastAsia="zh-CN" w:bidi="hi-IN"/>
               </w:rPr>
               <w:t>{PLZ} {Stadt}</w:t>
             </w:r>
@@ -227,18 +184,20 @@
             <w:tcW w:w="2268" w:type="dxa"/>
             <w:tcBorders>
               <w:top w:val="single" w:sz="8" w:space="0" w:color="FFFFFF"/>
-              <w:left w:val="single" w:sz="8" w:space="0" w:color="FFFFFF"/>
+              <w:start w:val="single" w:sz="8" w:space="0" w:color="FFFFFF"/>
               <w:bottom w:val="single" w:sz="8" w:space="0" w:color="FFFFFF"/>
-              <w:right w:val="single" w:sz="8" w:space="0" w:color="FFFFFF"/>
+              <w:end w:val="single" w:sz="8" w:space="0" w:color="FFFFFF"/>
             </w:tcBorders>
           </w:tcPr>
           <w:p>
             <w:pPr>
               <w:pStyle w:val="normal1"/>
-              <w:spacing w:line="276" w:lineRule="auto"/>
-              <w:ind w:right="127"/>
-              <w:rPr>
-                <w:rFonts w:ascii="Open Sans" w:eastAsia="Open Sans" w:hAnsi="Open Sans" w:cs="Open Sans"/>
+              <w:suppressAutoHyphens w:val="true"/>
+              <w:spacing w:lineRule="auto" w:line="276" w:before="0" w:after="0"/>
+              <w:ind w:end="127"/>
+              <w:jc w:val="start"/>
+              <w:rPr>
+                <w:rFonts w:ascii="Open Sans" w:hAnsi="Open Sans" w:eastAsia="Open Sans" w:cs="Open Sans"/>
                 <w:sz w:val="21"/>
                 <w:szCs w:val="21"/>
                 <w:lang w:val="de-DE"/>
@@ -246,65 +205,255 @@
             </w:pPr>
             <w:r>
               <w:rPr>
-                <w:rFonts w:ascii="Open Sans" w:eastAsia="Open Sans" w:hAnsi="Open Sans" w:cs="Open Sans"/>
+                <w:rFonts w:eastAsia="Open Sans" w:cs="Open Sans" w:ascii="Open Sans" w:hAnsi="Open Sans"/>
+                <w:color w:val="1F1F1F"/>
+                <w:kern w:val="0"/>
+                <w:sz w:val="21"/>
+                <w:szCs w:val="21"/>
+                <w:lang w:val="de-DE" w:eastAsia="zh-CN" w:bidi="hi-IN"/>
+              </w:rPr>
+              <w:t>Angebotsnummer</w:t>
+            </w:r>
+            <w:r>
+              <w:rPr>
+                <w:rFonts w:eastAsia="Open Sans" w:cs="Open Sans" w:ascii="Open Sans" w:hAnsi="Open Sans"/>
+                <w:kern w:val="0"/>
+                <w:sz w:val="21"/>
+                <w:szCs w:val="21"/>
+                <w:lang w:val="de-DE" w:eastAsia="zh-CN" w:bidi="hi-IN"/>
+              </w:rPr>
+              <w:t xml:space="preserve">        </w:t>
+            </w:r>
+            <w:r>
+              <w:rPr>
+                <w:rFonts w:eastAsia="Open Sans" w:cs="Open Sans" w:ascii="Open Sans" w:hAnsi="Open Sans"/>
+                <w:color w:val="1F1F1F"/>
+                <w:kern w:val="0"/>
+                <w:sz w:val="21"/>
+                <w:szCs w:val="21"/>
+                <w:lang w:val="de-DE" w:eastAsia="zh-CN" w:bidi="hi-IN"/>
+              </w:rPr>
+              <w:t>Datum</w:t>
+            </w:r>
+          </w:p>
+          <w:p>
+            <w:pPr>
+              <w:pStyle w:val="normal1"/>
+              <w:suppressAutoHyphens w:val="true"/>
+              <w:spacing w:lineRule="auto" w:line="276" w:before="0" w:after="0"/>
+              <w:ind w:end="127"/>
+              <w:jc w:val="start"/>
+              <w:rPr>
+                <w:rFonts w:ascii="Open Sans" w:hAnsi="Open Sans" w:eastAsia="Open Sans" w:cs="Open Sans"/>
                 <w:color w:val="1F1F1F"/>
                 <w:sz w:val="21"/>
                 <w:szCs w:val="21"/>
                 <w:lang w:val="de-DE"/>
               </w:rPr>
-              <w:t>Angebotsnummer</w:t>
-            </w:r>
-            <w:r>
-              <w:rPr>
-                <w:rFonts w:ascii="Open Sans" w:eastAsia="Open Sans" w:hAnsi="Open Sans" w:cs="Open Sans"/>
+            </w:pPr>
+            <w:r>
+              <w:rPr>
+                <w:rFonts w:eastAsia="Open Sans" w:cs="Open Sans" w:ascii="Open Sans" w:hAnsi="Open Sans"/>
+                <w:color w:val="1F1F1F"/>
+                <w:kern w:val="0"/>
                 <w:sz w:val="21"/>
                 <w:szCs w:val="21"/>
+                <w:lang w:val="de-DE" w:eastAsia="zh-CN" w:bidi="hi-IN"/>
+              </w:rPr>
+              <w:t>Ansprechpartner</w:t>
+            </w:r>
+          </w:p>
+          <w:p>
+            <w:pPr>
+              <w:pStyle w:val="normal1"/>
+              <w:suppressAutoHyphens w:val="true"/>
+              <w:spacing w:lineRule="auto" w:line="276" w:before="0" w:after="0"/>
+              <w:ind w:end="127"/>
+              <w:jc w:val="start"/>
+              <w:rPr>
+                <w:rFonts w:ascii="Open Sans" w:hAnsi="Open Sans" w:eastAsia="Open Sans" w:cs="Open Sans"/>
+                <w:color w:val="070707"/>
+                <w:sz w:val="17"/>
+                <w:szCs w:val="17"/>
                 <w:lang w:val="de-DE"/>
               </w:rPr>
-              <w:t xml:space="preserve">        </w:t>
-            </w:r>
-            <w:r>
-              <w:rPr>
-                <w:rFonts w:ascii="Open Sans" w:eastAsia="Open Sans" w:hAnsi="Open Sans" w:cs="Open Sans"/>
+            </w:pPr>
+            <w:r>
+              <w:rPr>
+                <w:rFonts w:eastAsia="Open Sans" w:cs="Open Sans" w:ascii="Open Sans" w:hAnsi="Open Sans"/>
+                <w:color w:val="1F1F1F"/>
+                <w:kern w:val="0"/>
+                <w:sz w:val="21"/>
+                <w:szCs w:val="21"/>
+                <w:lang w:val="de-DE" w:eastAsia="zh-CN" w:bidi="hi-IN"/>
+              </w:rPr>
+              <w:t>Telefon</w:t>
+              <w:br/>
+              <w:t>E-Mail</w:t>
+            </w:r>
+          </w:p>
+        </w:tc>
+        <w:tc>
+          <w:tcPr>
+            <w:tcW w:w="2958" w:type="dxa"/>
+            <w:tcBorders>
+              <w:top w:val="single" w:sz="8" w:space="0" w:color="FFFFFF"/>
+              <w:start w:val="single" w:sz="8" w:space="0" w:color="FFFFFF"/>
+              <w:bottom w:val="single" w:sz="8" w:space="0" w:color="FFFFFF"/>
+              <w:end w:val="single" w:sz="8" w:space="0" w:color="FFFFFF"/>
+            </w:tcBorders>
+          </w:tcPr>
+          <w:p>
+            <w:pPr>
+              <w:pStyle w:val="normal1"/>
+              <w:suppressAutoHyphens w:val="true"/>
+              <w:spacing w:lineRule="auto" w:line="276" w:before="0" w:after="0"/>
+              <w:jc w:val="end"/>
+              <w:rPr>
+                <w:rFonts w:ascii="Open Sans" w:hAnsi="Open Sans" w:eastAsia="Open Sans" w:cs="Open Sans"/>
+                <w:lang w:val="de-DE"/>
+              </w:rPr>
+            </w:pPr>
+            <w:r>
+              <w:rPr>
+                <w:rFonts w:eastAsia="Open Sans" w:cs="Open Sans" w:ascii="Open Sans" w:hAnsi="Open Sans"/>
+                <w:kern w:val="0"/>
+                <w:sz w:val="22"/>
+                <w:szCs w:val="22"/>
+                <w:lang w:val="de-DE" w:eastAsia="zh-CN" w:bidi="hi-IN"/>
+              </w:rPr>
+              <w:t>{</w:t>
+            </w:r>
+            <w:r>
+              <w:rPr>
+                <w:rFonts w:eastAsia="Open Sans" w:cs="Open Sans" w:ascii="Open Sans" w:hAnsi="Open Sans"/>
+                <w:color w:val="1F1F1F"/>
+                <w:kern w:val="0"/>
+                <w:sz w:val="21"/>
+                <w:szCs w:val="21"/>
+                <w:lang w:val="de-DE" w:eastAsia="zh-CN" w:bidi="hi-IN"/>
+              </w:rPr>
+              <w:t>Angebotsnummer</w:t>
+            </w:r>
+            <w:r>
+              <w:rPr>
+                <w:rFonts w:eastAsia="Open Sans" w:cs="Open Sans" w:ascii="Open Sans" w:hAnsi="Open Sans"/>
+                <w:kern w:val="0"/>
+                <w:sz w:val="22"/>
+                <w:szCs w:val="22"/>
+                <w:lang w:val="de-DE" w:eastAsia="zh-CN" w:bidi="hi-IN"/>
+              </w:rPr>
+              <w:t>}</w:t>
+            </w:r>
+          </w:p>
+          <w:p>
+            <w:pPr>
+              <w:pStyle w:val="normal1"/>
+              <w:suppressAutoHyphens w:val="true"/>
+              <w:spacing w:lineRule="auto" w:line="276" w:before="0" w:after="0"/>
+              <w:jc w:val="end"/>
+              <w:rPr>
+                <w:rFonts w:ascii="Open Sans" w:hAnsi="Open Sans" w:eastAsia="Open Sans" w:cs="Open Sans"/>
                 <w:color w:val="1F1F1F"/>
                 <w:sz w:val="21"/>
                 <w:szCs w:val="21"/>
                 <w:lang w:val="de-DE"/>
               </w:rPr>
-              <w:t>Datum</w:t>
-            </w:r>
-          </w:p>
-          <w:p>
-            <w:pPr>
-              <w:pStyle w:val="normal1"/>
-              <w:spacing w:line="276" w:lineRule="auto"/>
-              <w:ind w:right="127"/>
-              <w:rPr>
-                <w:rFonts w:ascii="Open Sans" w:eastAsia="Open Sans" w:hAnsi="Open Sans" w:cs="Open Sans"/>
+            </w:pPr>
+            <w:r>
+              <w:rPr>
+                <w:rFonts w:eastAsia="Open Sans" w:cs="Open Sans" w:ascii="Open Sans" w:hAnsi="Open Sans"/>
+                <w:kern w:val="0"/>
+                <w:sz w:val="22"/>
+                <w:szCs w:val="22"/>
+                <w:lang w:val="de-DE" w:eastAsia="zh-CN" w:bidi="hi-IN"/>
+              </w:rPr>
+              <w:t>{</w:t>
+            </w:r>
+            <w:r>
+              <w:rPr>
+                <w:rFonts w:eastAsia="Open Sans" w:cs="Open Sans" w:ascii="Open Sans" w:hAnsi="Open Sans"/>
                 <w:color w:val="1F1F1F"/>
+                <w:kern w:val="0"/>
                 <w:sz w:val="21"/>
                 <w:szCs w:val="21"/>
-                <w:lang w:val="de-DE"/>
-              </w:rPr>
-            </w:pPr>
-            <w:r>
-              <w:rPr>
-                <w:rFonts w:ascii="Open Sans" w:eastAsia="Open Sans" w:hAnsi="Open Sans" w:cs="Open Sans"/>
+                <w:lang w:val="de-DE" w:eastAsia="zh-CN" w:bidi="hi-IN"/>
+              </w:rPr>
+              <w:t>Datum</w:t>
+            </w:r>
+            <w:r>
+              <w:rPr>
+                <w:rFonts w:eastAsia="Open Sans" w:cs="Open Sans" w:ascii="Open Sans" w:hAnsi="Open Sans"/>
+                <w:kern w:val="0"/>
+                <w:sz w:val="22"/>
+                <w:szCs w:val="22"/>
+                <w:lang w:val="de-DE" w:eastAsia="zh-CN" w:bidi="hi-IN"/>
+              </w:rPr>
+              <w:t>}</w:t>
+            </w:r>
+            <w:r>
+              <w:rPr>
+                <w:rFonts w:eastAsia="Open Sans" w:cs="Open Sans" w:ascii="Open Sans" w:hAnsi="Open Sans"/>
                 <w:color w:val="1F1F1F"/>
+                <w:kern w:val="0"/>
                 <w:sz w:val="21"/>
                 <w:szCs w:val="21"/>
-                <w:lang w:val="de-DE"/>
+                <w:lang w:val="de-DE" w:eastAsia="zh-CN" w:bidi="hi-IN"/>
+              </w:rPr>
+              <w:br/>
+            </w:r>
+            <w:r>
+              <w:rPr>
+                <w:rFonts w:eastAsia="Open Sans" w:cs="Open Sans" w:ascii="Open Sans" w:hAnsi="Open Sans"/>
+                <w:kern w:val="0"/>
+                <w:sz w:val="22"/>
+                <w:szCs w:val="22"/>
+                <w:lang w:val="de-DE" w:eastAsia="zh-CN" w:bidi="hi-IN"/>
+              </w:rPr>
+              <w:t>{</w:t>
+            </w:r>
+            <w:r>
+              <w:rPr>
+                <w:rFonts w:eastAsia="Open Sans" w:cs="Open Sans" w:ascii="Open Sans" w:hAnsi="Open Sans"/>
+                <w:color w:val="1F1F1F"/>
+                <w:kern w:val="0"/>
+                <w:sz w:val="21"/>
+                <w:szCs w:val="21"/>
+                <w:lang w:val="de-DE" w:eastAsia="zh-CN" w:bidi="hi-IN"/>
               </w:rPr>
               <w:t>Ansprechpartner</w:t>
             </w:r>
-          </w:p>
-          <w:p>
-            <w:pPr>
-              <w:pStyle w:val="normal1"/>
-              <w:spacing w:line="276" w:lineRule="auto"/>
-              <w:ind w:right="127"/>
-              <w:rPr>
-                <w:rFonts w:ascii="Open Sans" w:eastAsia="Open Sans" w:hAnsi="Open Sans" w:cs="Open Sans"/>
+            <w:r>
+              <w:rPr>
+                <w:rFonts w:eastAsia="Open Sans" w:cs="Open Sans" w:ascii="Open Sans" w:hAnsi="Open Sans"/>
+                <w:kern w:val="0"/>
+                <w:sz w:val="22"/>
+                <w:szCs w:val="22"/>
+                <w:lang w:val="de-DE" w:eastAsia="zh-CN" w:bidi="hi-IN"/>
+              </w:rPr>
+              <w:t>}</w:t>
+            </w:r>
+            <w:r>
+              <w:rPr>
+                <w:rFonts w:eastAsia="Open Sans" w:cs="Open Sans" w:ascii="Open Sans" w:hAnsi="Open Sans"/>
+                <w:color w:val="1F1F1F"/>
+                <w:kern w:val="0"/>
+                <w:sz w:val="21"/>
+                <w:szCs w:val="21"/>
+                <w:lang w:val="de-DE" w:eastAsia="zh-CN" w:bidi="hi-IN"/>
+              </w:rPr>
+              <w:br/>
+              <w:t xml:space="preserve">          09281 5915900</w:t>
+            </w:r>
+          </w:p>
+          <w:p>
+            <w:pPr>
+              <w:pStyle w:val="normal1"/>
+              <w:suppressAutoHyphens w:val="true"/>
+              <w:spacing w:lineRule="auto" w:line="276" w:before="0" w:after="0"/>
+              <w:jc w:val="end"/>
+              <w:rPr>
+                <w:rFonts w:ascii="Open Sans" w:hAnsi="Open Sans" w:eastAsia="Open Sans" w:cs="Open Sans"/>
                 <w:color w:val="070707"/>
                 <w:sz w:val="17"/>
                 <w:szCs w:val="17"/>
@@ -313,162 +462,40 @@
             </w:pPr>
             <w:r>
               <w:rPr>
-                <w:rFonts w:ascii="Open Sans" w:eastAsia="Open Sans" w:hAnsi="Open Sans" w:cs="Open Sans"/>
+                <w:rFonts w:eastAsia="Open Sans" w:cs="Open Sans" w:ascii="Open Sans" w:hAnsi="Open Sans"/>
                 <w:color w:val="1F1F1F"/>
+                <w:kern w:val="0"/>
                 <w:sz w:val="21"/>
                 <w:szCs w:val="21"/>
-                <w:lang w:val="de-DE"/>
-              </w:rPr>
-              <w:t>Telefon</w:t>
-            </w:r>
-            <w:r>
-              <w:rPr>
-                <w:rFonts w:ascii="Open Sans" w:eastAsia="Open Sans" w:hAnsi="Open Sans" w:cs="Open Sans"/>
-                <w:color w:val="1F1F1F"/>
-                <w:sz w:val="21"/>
-                <w:szCs w:val="21"/>
-                <w:lang w:val="de-DE"/>
-              </w:rPr>
-              <w:br/>
-              <w:t>E-Mail</w:t>
+                <w:lang w:val="de-DE" w:eastAsia="zh-CN" w:bidi="hi-IN"/>
+              </w:rPr>
+              <w:t>service@e-m-c-2.de</w:t>
             </w:r>
           </w:p>
         </w:tc>
+      </w:tr>
+      <w:tr>
+        <w:trPr>
+          <w:trHeight w:val="370" w:hRule="atLeast"/>
+        </w:trPr>
         <w:tc>
           <w:tcPr>
-            <w:tcW w:w="2957" w:type="dxa"/>
+            <w:tcW w:w="4809" w:type="dxa"/>
             <w:tcBorders>
               <w:top w:val="single" w:sz="8" w:space="0" w:color="FFFFFF"/>
-              <w:left w:val="single" w:sz="8" w:space="0" w:color="FFFFFF"/>
+              <w:start w:val="single" w:sz="8" w:space="0" w:color="FFFFFF"/>
               <w:bottom w:val="single" w:sz="8" w:space="0" w:color="FFFFFF"/>
-              <w:right w:val="single" w:sz="8" w:space="0" w:color="FFFFFF"/>
+              <w:end w:val="single" w:sz="8" w:space="0" w:color="FFFFFF"/>
             </w:tcBorders>
           </w:tcPr>
           <w:p>
             <w:pPr>
               <w:pStyle w:val="normal1"/>
-              <w:spacing w:line="276" w:lineRule="auto"/>
-              <w:jc w:val="right"/>
-              <w:rPr>
-                <w:rFonts w:ascii="Open Sans" w:eastAsia="Open Sans" w:hAnsi="Open Sans" w:cs="Open Sans"/>
-                <w:lang w:val="de-DE"/>
-              </w:rPr>
-            </w:pPr>
-            <w:r>
-              <w:rPr>
-                <w:rFonts w:ascii="Open Sans" w:eastAsia="Open Sans" w:hAnsi="Open Sans" w:cs="Open Sans"/>
-                <w:lang w:val="de-DE"/>
-              </w:rPr>
-              <w:t>{</w:t>
-            </w:r>
-            <w:r>
-              <w:rPr>
-                <w:rFonts w:ascii="Open Sans" w:eastAsia="Open Sans" w:hAnsi="Open Sans" w:cs="Open Sans"/>
-                <w:color w:val="1F1F1F"/>
-                <w:sz w:val="21"/>
-                <w:szCs w:val="21"/>
-                <w:lang w:val="de-DE"/>
-              </w:rPr>
-              <w:t>Angebotsnummer</w:t>
-            </w:r>
-            <w:r>
-              <w:rPr>
-                <w:rFonts w:ascii="Open Sans" w:eastAsia="Open Sans" w:hAnsi="Open Sans" w:cs="Open Sans"/>
-                <w:lang w:val="de-DE"/>
-              </w:rPr>
-              <w:t>}</w:t>
-            </w:r>
-          </w:p>
-          <w:p>
-            <w:pPr>
-              <w:pStyle w:val="normal1"/>
-              <w:spacing w:line="276" w:lineRule="auto"/>
-              <w:jc w:val="right"/>
-              <w:rPr>
-                <w:rFonts w:ascii="Open Sans" w:eastAsia="Open Sans" w:hAnsi="Open Sans" w:cs="Open Sans"/>
-                <w:color w:val="1F1F1F"/>
-                <w:sz w:val="21"/>
-                <w:szCs w:val="21"/>
-                <w:lang w:val="de-DE"/>
-              </w:rPr>
-            </w:pPr>
-            <w:r>
-              <w:rPr>
-                <w:rFonts w:ascii="Open Sans" w:eastAsia="Open Sans" w:hAnsi="Open Sans" w:cs="Open Sans"/>
-                <w:lang w:val="de-DE"/>
-              </w:rPr>
-              <w:t>{</w:t>
-            </w:r>
-            <w:r>
-              <w:rPr>
-                <w:rFonts w:ascii="Open Sans" w:eastAsia="Open Sans" w:hAnsi="Open Sans" w:cs="Open Sans"/>
-                <w:color w:val="1F1F1F"/>
-                <w:sz w:val="21"/>
-                <w:szCs w:val="21"/>
-                <w:lang w:val="de-DE"/>
-              </w:rPr>
-              <w:t>Datum</w:t>
-            </w:r>
-            <w:r>
-              <w:rPr>
-                <w:rFonts w:ascii="Open Sans" w:eastAsia="Open Sans" w:hAnsi="Open Sans" w:cs="Open Sans"/>
-                <w:lang w:val="de-DE"/>
-              </w:rPr>
-              <w:t>}</w:t>
-            </w:r>
-            <w:r>
-              <w:rPr>
-                <w:rFonts w:ascii="Open Sans" w:eastAsia="Open Sans" w:hAnsi="Open Sans" w:cs="Open Sans"/>
-                <w:color w:val="1F1F1F"/>
-                <w:sz w:val="21"/>
-                <w:szCs w:val="21"/>
-                <w:lang w:val="de-DE"/>
-              </w:rPr>
-              <w:br/>
-            </w:r>
-            <w:r>
-              <w:rPr>
-                <w:rFonts w:ascii="Open Sans" w:eastAsia="Open Sans" w:hAnsi="Open Sans" w:cs="Open Sans"/>
-                <w:lang w:val="de-DE"/>
-              </w:rPr>
-              <w:t>{</w:t>
-            </w:r>
-            <w:r>
-              <w:rPr>
-                <w:rFonts w:ascii="Open Sans" w:eastAsia="Open Sans" w:hAnsi="Open Sans" w:cs="Open Sans"/>
-                <w:color w:val="1F1F1F"/>
-                <w:sz w:val="21"/>
-                <w:szCs w:val="21"/>
-                <w:lang w:val="de-DE"/>
-              </w:rPr>
-              <w:t>Ansprechpartner</w:t>
-            </w:r>
-            <w:r>
-              <w:rPr>
-                <w:rFonts w:ascii="Open Sans" w:eastAsia="Open Sans" w:hAnsi="Open Sans" w:cs="Open Sans"/>
-                <w:lang w:val="de-DE"/>
-              </w:rPr>
-              <w:t>}</w:t>
-            </w:r>
-            <w:r>
-              <w:rPr>
-                <w:rFonts w:ascii="Open Sans" w:eastAsia="Open Sans" w:hAnsi="Open Sans" w:cs="Open Sans"/>
-                <w:color w:val="1F1F1F"/>
-                <w:sz w:val="21"/>
-                <w:szCs w:val="21"/>
-                <w:lang w:val="de-DE"/>
-              </w:rPr>
-              <w:br/>
-              <w:t xml:space="preserve">          09281 5915900</w:t>
-            </w:r>
-          </w:p>
-          <w:p>
-            <w:pPr>
-              <w:pStyle w:val="normal1"/>
-              <w:spacing w:line="276" w:lineRule="auto"/>
-              <w:jc w:val="right"/>
-              <w:rPr>
-                <w:rFonts w:ascii="Open Sans" w:eastAsia="Open Sans" w:hAnsi="Open Sans" w:cs="Open Sans"/>
+              <w:suppressAutoHyphens w:val="true"/>
+              <w:spacing w:before="0" w:after="0"/>
+              <w:jc w:val="start"/>
+              <w:rPr>
+                <w:rFonts w:ascii="Open Sans" w:hAnsi="Open Sans" w:eastAsia="Open Sans" w:cs="Open Sans"/>
                 <w:color w:val="070707"/>
                 <w:sz w:val="17"/>
                 <w:szCs w:val="17"/>
@@ -477,107 +504,63 @@
             </w:pPr>
             <w:r>
               <w:rPr>
-                <w:rFonts w:ascii="Open Sans" w:eastAsia="Open Sans" w:hAnsi="Open Sans" w:cs="Open Sans"/>
-                <w:color w:val="1F1F1F"/>
-                <w:sz w:val="21"/>
-                <w:szCs w:val="21"/>
-                <w:lang w:val="de-DE"/>
-              </w:rPr>
-              <w:t>service@e-m-c-2.de</w:t>
+                <w:rFonts w:eastAsia="Open Sans" w:cs="Open Sans" w:ascii="Open Sans" w:hAnsi="Open Sans"/>
+                <w:color w:val="070707"/>
+                <w:kern w:val="0"/>
+                <w:sz w:val="17"/>
+                <w:szCs w:val="17"/>
+                <w:lang w:val="de-DE" w:eastAsia="zh-CN" w:bidi="hi-IN"/>
+              </w:rPr>
             </w:r>
           </w:p>
         </w:tc>
-      </w:tr>
-      <w:tr>
-        <w:trPr>
-          <w:trHeight w:val="370"/>
-        </w:trPr>
         <w:tc>
           <w:tcPr>
-            <w:tcW w:w="4810" w:type="dxa"/>
+            <w:tcW w:w="5226" w:type="dxa"/>
+            <w:gridSpan w:val="2"/>
             <w:tcBorders>
               <w:top w:val="single" w:sz="8" w:space="0" w:color="FFFFFF"/>
-              <w:left w:val="single" w:sz="8" w:space="0" w:color="FFFFFF"/>
+              <w:start w:val="single" w:sz="8" w:space="0" w:color="FFFFFF"/>
               <w:bottom w:val="single" w:sz="8" w:space="0" w:color="FFFFFF"/>
-              <w:right w:val="single" w:sz="8" w:space="0" w:color="FFFFFF"/>
+              <w:end w:val="single" w:sz="8" w:space="0" w:color="FFFFFF"/>
             </w:tcBorders>
           </w:tcPr>
           <w:p>
             <w:pPr>
               <w:pStyle w:val="normal1"/>
-              <w:rPr>
-                <w:rFonts w:ascii="Open Sans" w:eastAsia="Open Sans" w:hAnsi="Open Sans" w:cs="Open Sans"/>
+              <w:suppressAutoHyphens w:val="true"/>
+              <w:spacing w:before="0" w:after="0"/>
+              <w:ind w:end="127"/>
+              <w:jc w:val="start"/>
+              <w:rPr>
+                <w:rFonts w:ascii="Open Sans" w:hAnsi="Open Sans" w:eastAsia="Open Sans" w:cs="Open Sans"/>
                 <w:color w:val="070707"/>
                 <w:sz w:val="17"/>
                 <w:szCs w:val="17"/>
-                <w:lang w:val="de-DE"/>
-              </w:rPr>
-            </w:pPr>
-          </w:p>
-        </w:tc>
-        <w:tc>
-          <w:tcPr>
-            <w:tcW w:w="5225" w:type="dxa"/>
-            <w:gridSpan w:val="2"/>
-            <w:tcBorders>
-              <w:top w:val="single" w:sz="8" w:space="0" w:color="FFFFFF"/>
-              <w:left w:val="single" w:sz="8" w:space="0" w:color="FFFFFF"/>
-              <w:bottom w:val="single" w:sz="8" w:space="0" w:color="FFFFFF"/>
-              <w:right w:val="single" w:sz="8" w:space="0" w:color="FFFFFF"/>
-            </w:tcBorders>
-          </w:tcPr>
-          <w:p>
-            <w:pPr>
-              <w:pStyle w:val="normal1"/>
-              <w:ind w:right="127"/>
-              <w:rPr>
-                <w:rFonts w:ascii="Open Sans" w:eastAsia="Open Sans" w:hAnsi="Open Sans" w:cs="Open Sans"/>
-                <w:color w:val="070707"/>
-                <w:sz w:val="17"/>
-                <w:szCs w:val="17"/>
-              </w:rPr>
-            </w:pPr>
-            <w:proofErr w:type="spellStart"/>
-            <w:r>
-              <w:rPr>
-                <w:rFonts w:ascii="Open Sans" w:eastAsia="Open Sans" w:hAnsi="Open Sans" w:cs="Open Sans"/>
+              </w:rPr>
+            </w:pPr>
+            <w:r>
+              <w:rPr>
+                <w:rFonts w:eastAsia="Open Sans" w:cs="Open Sans" w:ascii="Open Sans" w:hAnsi="Open Sans"/>
                 <w:b/>
                 <w:color w:val="1F1F1F"/>
+                <w:kern w:val="0"/>
                 <w:sz w:val="21"/>
                 <w:szCs w:val="21"/>
+                <w:lang w:val="en-US" w:eastAsia="zh-CN" w:bidi="hi-IN"/>
               </w:rPr>
               <w:t>Referenz</w:t>
-            </w:r>
-            <w:proofErr w:type="spellEnd"/>
-            <w:r>
-              <w:rPr>
-                <w:rFonts w:ascii="Open Sans" w:eastAsia="Open Sans" w:hAnsi="Open Sans" w:cs="Open Sans"/>
-                <w:b/>
-                <w:color w:val="1F1F1F"/>
-                <w:sz w:val="21"/>
-                <w:szCs w:val="21"/>
-              </w:rPr>
               <w:br/>
             </w:r>
             <w:r>
               <w:rPr>
-                <w:rFonts w:ascii="Open Sans" w:eastAsia="Open Sans" w:hAnsi="Open Sans" w:cs="Open Sans"/>
-              </w:rPr>
-              <w:t>{</w:t>
-            </w:r>
-            <w:proofErr w:type="spellStart"/>
-            <w:r>
-              <w:rPr>
-                <w:rFonts w:ascii="Open Sans" w:eastAsia="Open Sans" w:hAnsi="Open Sans" w:cs="Open Sans"/>
-              </w:rPr>
-              <w:t>Kundennummer</w:t>
-            </w:r>
-            <w:proofErr w:type="spellEnd"/>
-            <w:r>
-              <w:rPr>
-                <w:rFonts w:ascii="Open Sans" w:eastAsia="Open Sans" w:hAnsi="Open Sans" w:cs="Open Sans"/>
-              </w:rPr>
-              <w:t>}</w:t>
+                <w:rFonts w:eastAsia="Open Sans" w:cs="Open Sans" w:ascii="Open Sans" w:hAnsi="Open Sans"/>
+                <w:kern w:val="0"/>
+                <w:sz w:val="22"/>
+                <w:szCs w:val="22"/>
+                <w:lang w:val="en-US" w:eastAsia="zh-CN" w:bidi="hi-IN"/>
+              </w:rPr>
+              <w:t>{Kundennummer}</w:t>
             </w:r>
           </w:p>
         </w:tc>
@@ -587,340 +570,181 @@
       <w:pPr>
         <w:pStyle w:val="normal1"/>
         <w:rPr>
-          <w:rFonts w:ascii="Open Sans" w:eastAsia="Open Sans" w:hAnsi="Open Sans" w:cs="Open Sans"/>
+          <w:rFonts w:ascii="Open Sans" w:hAnsi="Open Sans" w:eastAsia="Open Sans" w:cs="Open Sans"/>
           <w:color w:val="000000"/>
-        </w:rPr>
-      </w:pPr>
-    </w:p>
-    <w:p>
-      <w:pPr>
-        <w:pStyle w:val="normal1"/>
-        <w:spacing w:before="156"/>
-        <w:rPr>
-          <w:rFonts w:ascii="Arimo" w:eastAsia="Arimo" w:hAnsi="Arimo" w:cs="Arimo"/>
-          <w:b/>
-          <w:color w:val="000000"/>
-          <w:sz w:val="24"/>
-          <w:szCs w:val="24"/>
         </w:rPr>
       </w:pPr>
       <w:r>
         <w:rPr>
-          <w:rFonts w:ascii="Arimo" w:eastAsia="Arimo" w:hAnsi="Arimo" w:cs="Arimo"/>
-          <w:b/>
+          <w:rFonts w:eastAsia="Open Sans" w:cs="Open Sans" w:ascii="Open Sans" w:hAnsi="Open Sans"/>
           <w:color w:val="000000"/>
-          <w:sz w:val="24"/>
-          <w:szCs w:val="24"/>
-        </w:rPr>
-        <w:t xml:space="preserve">  </w:t>
-      </w:r>
-      <w:proofErr w:type="spellStart"/>
-      <w:r>
-        <w:rPr>
-          <w:rFonts w:ascii="Arimo" w:eastAsia="Arimo" w:hAnsi="Arimo" w:cs="Arimo"/>
-          <w:b/>
-          <w:color w:val="000000"/>
-          <w:sz w:val="24"/>
-          <w:szCs w:val="24"/>
-        </w:rPr>
-        <w:t>Ihr</w:t>
-      </w:r>
-      <w:proofErr w:type="spellEnd"/>
-      <w:r>
-        <w:rPr>
-          <w:rFonts w:ascii="Arimo" w:eastAsia="Arimo" w:hAnsi="Arimo" w:cs="Arimo"/>
-          <w:b/>
-          <w:color w:val="000000"/>
-          <w:sz w:val="24"/>
-          <w:szCs w:val="24"/>
-        </w:rPr>
-        <w:t xml:space="preserve"> </w:t>
-      </w:r>
-      <w:proofErr w:type="spellStart"/>
-      <w:r>
-        <w:rPr>
-          <w:rFonts w:ascii="Arimo" w:eastAsia="Arimo" w:hAnsi="Arimo" w:cs="Arimo"/>
-          <w:b/>
-          <w:color w:val="000000"/>
-          <w:sz w:val="24"/>
-          <w:szCs w:val="24"/>
-        </w:rPr>
-        <w:t>Angebot</w:t>
-      </w:r>
-      <w:proofErr w:type="spellEnd"/>
-      <w:r>
-        <w:rPr>
-          <w:rFonts w:ascii="Arimo" w:eastAsia="Arimo" w:hAnsi="Arimo" w:cs="Arimo"/>
-          <w:b/>
-          <w:color w:val="000000"/>
-          <w:sz w:val="24"/>
-          <w:szCs w:val="24"/>
-        </w:rPr>
-        <w:t xml:space="preserve"> {</w:t>
-      </w:r>
-      <w:proofErr w:type="spellStart"/>
-      <w:r>
-        <w:rPr>
-          <w:rFonts w:ascii="Arimo" w:eastAsia="Arimo" w:hAnsi="Arimo" w:cs="Arimo"/>
-          <w:b/>
-          <w:color w:val="000000"/>
-          <w:sz w:val="24"/>
-          <w:szCs w:val="24"/>
-        </w:rPr>
-        <w:t>Angebotsnummer</w:t>
-      </w:r>
-      <w:proofErr w:type="spellEnd"/>
-      <w:r>
-        <w:rPr>
-          <w:rFonts w:ascii="Arimo" w:eastAsia="Arimo" w:hAnsi="Arimo" w:cs="Arimo"/>
-          <w:b/>
-          <w:color w:val="000000"/>
-          <w:sz w:val="24"/>
-          <w:szCs w:val="24"/>
-        </w:rPr>
-        <w:t>}</w:t>
+        </w:rPr>
       </w:r>
     </w:p>
     <w:p>
       <w:pPr>
         <w:pStyle w:val="normal1"/>
-        <w:spacing w:before="156"/>
-        <w:rPr>
-          <w:rFonts w:ascii="Open Sans" w:eastAsia="Open Sans" w:hAnsi="Open Sans" w:cs="Open Sans"/>
+        <w:spacing w:before="156" w:after="0"/>
+        <w:rPr>
+          <w:rFonts w:ascii="Arimo" w:hAnsi="Arimo" w:eastAsia="Arimo" w:cs="Arimo"/>
+          <w:b/>
           <w:color w:val="000000"/>
+          <w:sz w:val="24"/>
+          <w:szCs w:val="24"/>
         </w:rPr>
       </w:pPr>
       <w:r>
         <w:rPr>
-          <w:rFonts w:ascii="Open Sans" w:eastAsia="Open Sans" w:hAnsi="Open Sans" w:cs="Open Sans"/>
+          <w:rFonts w:eastAsia="Arimo" w:cs="Arimo" w:ascii="Arimo" w:hAnsi="Arimo"/>
+          <w:b/>
           <w:color w:val="000000"/>
-        </w:rPr>
-        <w:t xml:space="preserve">  {Greeting} {</w:t>
-      </w:r>
-      <w:proofErr w:type="spellStart"/>
-      <w:r>
-        <w:rPr>
-          <w:rFonts w:ascii="Open Sans" w:eastAsia="Open Sans" w:hAnsi="Open Sans" w:cs="Open Sans"/>
-          <w:color w:val="000000"/>
-        </w:rPr>
-        <w:t>Nachname</w:t>
-      </w:r>
-      <w:proofErr w:type="spellEnd"/>
-      <w:r>
-        <w:rPr>
-          <w:rFonts w:ascii="Open Sans" w:eastAsia="Open Sans" w:hAnsi="Open Sans" w:cs="Open Sans"/>
-          <w:color w:val="000000"/>
-        </w:rPr>
-        <w:t>},</w:t>
+          <w:sz w:val="24"/>
+          <w:szCs w:val="24"/>
+        </w:rPr>
+        <w:t xml:space="preserve">  </w:t>
       </w:r>
       <w:r>
         <w:rPr>
-          <w:rFonts w:ascii="Open Sans" w:eastAsia="Open Sans" w:hAnsi="Open Sans" w:cs="Open Sans"/>
+          <w:rFonts w:eastAsia="Arimo" w:cs="Arimo" w:ascii="Arimo" w:hAnsi="Arimo"/>
+          <w:b/>
           <w:color w:val="000000"/>
-        </w:rPr>
+          <w:sz w:val="24"/>
+          <w:szCs w:val="24"/>
+        </w:rPr>
+        <w:t>Ihr Angebot {Angebotsnummer}</w:t>
+      </w:r>
+    </w:p>
+    <w:p>
+      <w:pPr>
+        <w:pStyle w:val="normal1"/>
+        <w:spacing w:before="156" w:after="0"/>
+        <w:rPr>
+          <w:rFonts w:ascii="Open Sans" w:hAnsi="Open Sans" w:eastAsia="Open Sans" w:cs="Open Sans"/>
+          <w:color w:val="000000"/>
+        </w:rPr>
+      </w:pPr>
+      <w:r>
+        <w:rPr>
+          <w:rFonts w:eastAsia="Open Sans" w:cs="Open Sans" w:ascii="Open Sans" w:hAnsi="Open Sans"/>
+          <w:color w:val="000000"/>
+        </w:rPr>
+        <w:t xml:space="preserve">  </w:t>
+      </w:r>
+      <w:r>
+        <w:rPr>
+          <w:rFonts w:eastAsia="Open Sans" w:cs="Open Sans" w:ascii="Open Sans" w:hAnsi="Open Sans"/>
+          <w:color w:val="000000"/>
+        </w:rPr>
+        <w:t>{Greeting} {Nachname},</w:t>
         <w:br/>
       </w:r>
     </w:p>
     <w:p>
       <w:pPr>
         <w:pStyle w:val="normal1"/>
-        <w:spacing w:before="1"/>
-        <w:ind w:left="125" w:right="-89" w:hanging="5"/>
-        <w:rPr>
-          <w:rFonts w:ascii="Open Sans" w:eastAsia="Open Sans" w:hAnsi="Open Sans" w:cs="Open Sans"/>
+        <w:spacing w:before="1" w:after="0"/>
+        <w:ind w:hanging="5" w:start="125" w:end="-89"/>
+        <w:rPr>
+          <w:rFonts w:ascii="Open Sans" w:hAnsi="Open Sans" w:eastAsia="Open Sans" w:cs="Open Sans"/>
           <w:color w:val="000000"/>
         </w:rPr>
       </w:pPr>
       <w:r>
         <w:rPr>
-          <w:rFonts w:ascii="Open Sans" w:eastAsia="Open Sans" w:hAnsi="Open Sans" w:cs="Open Sans"/>
+          <w:rFonts w:eastAsia="Open Sans" w:cs="Open Sans" w:ascii="Open Sans" w:hAnsi="Open Sans"/>
           <w:color w:val="070707"/>
           <w:lang w:val="de-DE"/>
         </w:rPr>
         <w:t xml:space="preserve">vielen Dank für Ihre Anfrage und Ihr damit verbundenes Interesse. </w:t>
-      </w:r>
-      <w:r>
-        <w:rPr>
-          <w:rFonts w:ascii="Open Sans" w:eastAsia="Open Sans" w:hAnsi="Open Sans" w:cs="Open Sans"/>
-          <w:color w:val="070707"/>
-          <w:lang w:val="de-DE"/>
-        </w:rPr>
         <w:br/>
       </w:r>
       <w:r>
         <w:rPr>
-          <w:rFonts w:ascii="Open Sans" w:eastAsia="Open Sans" w:hAnsi="Open Sans" w:cs="Open Sans"/>
+          <w:rFonts w:eastAsia="Open Sans" w:cs="Open Sans" w:ascii="Open Sans" w:hAnsi="Open Sans"/>
           <w:color w:val="070707"/>
         </w:rPr>
-        <w:t xml:space="preserve">Wir </w:t>
-      </w:r>
-      <w:proofErr w:type="spellStart"/>
-      <w:r>
-        <w:rPr>
-          <w:rFonts w:ascii="Open Sans" w:eastAsia="Open Sans" w:hAnsi="Open Sans" w:cs="Open Sans"/>
-          <w:color w:val="070707"/>
-        </w:rPr>
-        <w:t>freuen</w:t>
-      </w:r>
-      <w:proofErr w:type="spellEnd"/>
-      <w:r>
-        <w:rPr>
-          <w:rFonts w:ascii="Open Sans" w:eastAsia="Open Sans" w:hAnsi="Open Sans" w:cs="Open Sans"/>
-          <w:color w:val="070707"/>
-        </w:rPr>
-        <w:t xml:space="preserve"> </w:t>
-      </w:r>
-      <w:proofErr w:type="spellStart"/>
-      <w:r>
-        <w:rPr>
-          <w:rFonts w:ascii="Open Sans" w:eastAsia="Open Sans" w:hAnsi="Open Sans" w:cs="Open Sans"/>
-          <w:color w:val="070707"/>
-        </w:rPr>
-        <w:t>uns</w:t>
-      </w:r>
-      <w:proofErr w:type="spellEnd"/>
-      <w:r>
-        <w:rPr>
-          <w:rFonts w:ascii="Open Sans" w:eastAsia="Open Sans" w:hAnsi="Open Sans" w:cs="Open Sans"/>
-          <w:color w:val="070707"/>
-        </w:rPr>
-        <w:t xml:space="preserve">, Ihnen </w:t>
-      </w:r>
-      <w:proofErr w:type="spellStart"/>
-      <w:r>
-        <w:rPr>
-          <w:rFonts w:ascii="Open Sans" w:eastAsia="Open Sans" w:hAnsi="Open Sans" w:cs="Open Sans"/>
-          <w:color w:val="070707"/>
-        </w:rPr>
-        <w:t>folgendes</w:t>
-      </w:r>
-      <w:proofErr w:type="spellEnd"/>
-      <w:r>
-        <w:rPr>
-          <w:rFonts w:ascii="Open Sans" w:eastAsia="Open Sans" w:hAnsi="Open Sans" w:cs="Open Sans"/>
-          <w:color w:val="070707"/>
-        </w:rPr>
-        <w:t xml:space="preserve"> </w:t>
-      </w:r>
-      <w:proofErr w:type="spellStart"/>
-      <w:r>
-        <w:rPr>
-          <w:rFonts w:ascii="Open Sans" w:eastAsia="Open Sans" w:hAnsi="Open Sans" w:cs="Open Sans"/>
-          <w:color w:val="070707"/>
-        </w:rPr>
-        <w:t>Angebot</w:t>
-      </w:r>
-      <w:proofErr w:type="spellEnd"/>
-      <w:r>
-        <w:rPr>
-          <w:rFonts w:ascii="Open Sans" w:eastAsia="Open Sans" w:hAnsi="Open Sans" w:cs="Open Sans"/>
-          <w:color w:val="070707"/>
-        </w:rPr>
-        <w:t xml:space="preserve"> </w:t>
-      </w:r>
-      <w:proofErr w:type="spellStart"/>
-      <w:r>
-        <w:rPr>
-          <w:rFonts w:ascii="Open Sans" w:eastAsia="Open Sans" w:hAnsi="Open Sans" w:cs="Open Sans"/>
-          <w:color w:val="070707"/>
-        </w:rPr>
-        <w:t>unterbreiten</w:t>
-      </w:r>
-      <w:proofErr w:type="spellEnd"/>
-      <w:r>
-        <w:rPr>
-          <w:rFonts w:ascii="Open Sans" w:eastAsia="Open Sans" w:hAnsi="Open Sans" w:cs="Open Sans"/>
-          <w:color w:val="070707"/>
-        </w:rPr>
-        <w:t xml:space="preserve"> </w:t>
-      </w:r>
-      <w:proofErr w:type="spellStart"/>
-      <w:r>
-        <w:rPr>
-          <w:rFonts w:ascii="Open Sans" w:eastAsia="Open Sans" w:hAnsi="Open Sans" w:cs="Open Sans"/>
-          <w:color w:val="070707"/>
-        </w:rPr>
-        <w:t>zu</w:t>
-      </w:r>
-      <w:proofErr w:type="spellEnd"/>
-      <w:r>
-        <w:rPr>
-          <w:rFonts w:ascii="Open Sans" w:eastAsia="Open Sans" w:hAnsi="Open Sans" w:cs="Open Sans"/>
-          <w:color w:val="070707"/>
-        </w:rPr>
-        <w:t xml:space="preserve"> </w:t>
-      </w:r>
-      <w:proofErr w:type="spellStart"/>
-      <w:r>
-        <w:rPr>
-          <w:rFonts w:ascii="Open Sans" w:eastAsia="Open Sans" w:hAnsi="Open Sans" w:cs="Open Sans"/>
-          <w:color w:val="070707"/>
-        </w:rPr>
-        <w:t>können</w:t>
-      </w:r>
-      <w:proofErr w:type="spellEnd"/>
-      <w:r>
-        <w:rPr>
-          <w:rFonts w:ascii="Open Sans" w:eastAsia="Open Sans" w:hAnsi="Open Sans" w:cs="Open Sans"/>
-          <w:color w:val="070707"/>
-        </w:rPr>
-        <w:t>.</w:t>
+        <w:t>Wir freuen uns, Ihnen folgendes Angebot unterbreiten zu können.</w:t>
       </w:r>
     </w:p>
     <w:p>
       <w:pPr>
         <w:pStyle w:val="normal1"/>
         <w:tabs>
-          <w:tab w:val="left" w:pos="750"/>
-          <w:tab w:val="left" w:pos="1416"/>
+          <w:tab w:val="clear" w:pos="720"/>
+          <w:tab w:val="left" w:pos="750" w:leader="none"/>
+          <w:tab w:val="left" w:pos="1416" w:leader="none"/>
         </w:tabs>
-        <w:spacing w:before="121"/>
-        <w:rPr>
-          <w:rFonts w:ascii="Open Sans" w:eastAsia="Open Sans" w:hAnsi="Open Sans" w:cs="Open Sans"/>
+        <w:spacing w:before="121" w:after="0"/>
+        <w:rPr>
+          <w:rFonts w:ascii="Open Sans" w:hAnsi="Open Sans" w:eastAsia="Open Sans" w:cs="Open Sans"/>
           <w:color w:val="070707"/>
           <w:sz w:val="20"/>
           <w:szCs w:val="20"/>
         </w:rPr>
       </w:pPr>
+      <w:r>
+        <w:rPr>
+          <w:rFonts w:eastAsia="Open Sans" w:cs="Open Sans" w:ascii="Open Sans" w:hAnsi="Open Sans"/>
+          <w:color w:val="070707"/>
+          <w:sz w:val="20"/>
+          <w:szCs w:val="20"/>
+        </w:rPr>
+      </w:r>
     </w:p>
     <w:tbl>
       <w:tblPr>
         <w:tblStyle w:val="TableNormal"/>
         <w:tblW w:w="9780" w:type="dxa"/>
+        <w:jc w:val="start"/>
         <w:tblInd w:w="1" w:type="dxa"/>
         <w:tblLayout w:type="fixed"/>
         <w:tblCellMar>
           <w:top w:w="0" w:type="dxa"/>
-          <w:left w:w="0" w:type="dxa"/>
+          <w:start w:w="0" w:type="dxa"/>
           <w:bottom w:w="0" w:type="dxa"/>
-          <w:right w:w="0" w:type="dxa"/>
+          <w:end w:w="0" w:type="dxa"/>
         </w:tblCellMar>
-        <w:tblLook w:val="0000" w:firstRow="0" w:lastRow="0" w:firstColumn="0" w:lastColumn="0" w:noHBand="0" w:noVBand="0"/>
+        <w:tblLook w:firstRow="0" w:noVBand="0" w:lastRow="0" w:firstColumn="0" w:lastColumn="0" w:noHBand="0" w:val="0000"/>
       </w:tblPr>
       <w:tblGrid>
         <w:gridCol w:w="660"/>
         <w:gridCol w:w="885"/>
-        <w:gridCol w:w="4424"/>
-        <w:gridCol w:w="2326"/>
+        <w:gridCol w:w="4423"/>
+        <w:gridCol w:w="2327"/>
         <w:gridCol w:w="1485"/>
       </w:tblGrid>
       <w:tr>
         <w:trPr>
-          <w:trHeight w:val="1"/>
+          <w:trHeight w:val="1" w:hRule="atLeast"/>
         </w:trPr>
         <w:tc>
           <w:tcPr>
             <w:tcW w:w="660" w:type="dxa"/>
-            <w:shd w:val="clear" w:color="auto" w:fill="CCCCCC"/>
+            <w:tcBorders/>
+            <w:shd w:color="auto" w:fill="CCCCCC" w:val="clear"/>
           </w:tcPr>
           <w:p>
             <w:pPr>
               <w:pStyle w:val="normal1"/>
-            </w:pPr>
-            <w:r>
-              <w:rPr>
-                <w:rFonts w:ascii="Open Sans" w:eastAsia="Open Sans" w:hAnsi="Open Sans" w:cs="Open Sans"/>
+              <w:suppressAutoHyphens w:val="true"/>
+              <w:spacing w:before="0" w:after="0"/>
+              <w:jc w:val="start"/>
+              <w:rPr>
+                <w:rFonts w:ascii="Calibri" w:hAnsi="Calibri" w:eastAsia="Calibri" w:cs="Calibri"/>
+                <w:kern w:val="0"/>
+                <w:sz w:val="22"/>
+                <w:szCs w:val="22"/>
+                <w:lang w:val="en-US" w:eastAsia="zh-CN" w:bidi="hi-IN"/>
+              </w:rPr>
+            </w:pPr>
+            <w:r>
+              <w:rPr>
+                <w:rFonts w:eastAsia="Open Sans" w:cs="Open Sans" w:ascii="Open Sans" w:hAnsi="Open Sans"/>
                 <w:color w:val="070707"/>
+                <w:kern w:val="0"/>
+                <w:sz w:val="22"/>
+                <w:szCs w:val="22"/>
+                <w:lang w:val="en-US" w:eastAsia="zh-CN" w:bidi="hi-IN"/>
               </w:rPr>
               <w:t>Pos</w:t>
             </w:r>
@@ -929,16 +753,31 @@
         <w:tc>
           <w:tcPr>
             <w:tcW w:w="885" w:type="dxa"/>
-            <w:shd w:val="clear" w:color="auto" w:fill="CCCCCC"/>
+            <w:tcBorders/>
+            <w:shd w:color="auto" w:fill="CCCCCC" w:val="clear"/>
           </w:tcPr>
           <w:p>
             <w:pPr>
               <w:pStyle w:val="normal1"/>
-            </w:pPr>
-            <w:r>
-              <w:rPr>
-                <w:rFonts w:ascii="Open Sans" w:eastAsia="Open Sans" w:hAnsi="Open Sans" w:cs="Open Sans"/>
+              <w:suppressAutoHyphens w:val="true"/>
+              <w:spacing w:before="0" w:after="0"/>
+              <w:jc w:val="start"/>
+              <w:rPr>
+                <w:rFonts w:ascii="Calibri" w:hAnsi="Calibri" w:eastAsia="Calibri" w:cs="Calibri"/>
+                <w:kern w:val="0"/>
+                <w:sz w:val="22"/>
+                <w:szCs w:val="22"/>
+                <w:lang w:val="en-US" w:eastAsia="zh-CN" w:bidi="hi-IN"/>
+              </w:rPr>
+            </w:pPr>
+            <w:r>
+              <w:rPr>
+                <w:rFonts w:eastAsia="Open Sans" w:cs="Open Sans" w:ascii="Open Sans" w:hAnsi="Open Sans"/>
                 <w:color w:val="070707"/>
+                <w:kern w:val="0"/>
+                <w:sz w:val="22"/>
+                <w:szCs w:val="22"/>
+                <w:lang w:val="en-US" w:eastAsia="zh-CN" w:bidi="hi-IN"/>
               </w:rPr>
               <w:t>Menge</w:t>
             </w:r>
@@ -946,22 +785,29 @@
         </w:tc>
         <w:tc>
           <w:tcPr>
-            <w:tcW w:w="4424" w:type="dxa"/>
-            <w:shd w:val="clear" w:color="auto" w:fill="CCCCCC"/>
+            <w:tcW w:w="4423" w:type="dxa"/>
+            <w:tcBorders/>
+            <w:shd w:color="auto" w:fill="CCCCCC" w:val="clear"/>
           </w:tcPr>
           <w:p>
             <w:pPr>
               <w:pStyle w:val="normal1"/>
-              <w:spacing w:line="278" w:lineRule="auto"/>
-              <w:ind w:right="314"/>
-              <w:rPr>
-                <w:color w:val="000000"/>
-              </w:rPr>
-            </w:pPr>
-            <w:r>
-              <w:rPr>
-                <w:rFonts w:ascii="Open Sans" w:eastAsia="Open Sans" w:hAnsi="Open Sans" w:cs="Open Sans"/>
-                <w:color w:val="000000"/>
+              <w:suppressAutoHyphens w:val="true"/>
+              <w:spacing w:lineRule="auto" w:line="278" w:before="0" w:after="0"/>
+              <w:ind w:end="314"/>
+              <w:jc w:val="start"/>
+              <w:rPr>
+                <w:color w:val="000000"/>
+              </w:rPr>
+            </w:pPr>
+            <w:r>
+              <w:rPr>
+                <w:rFonts w:eastAsia="Open Sans" w:cs="Open Sans" w:ascii="Open Sans" w:hAnsi="Open Sans"/>
+                <w:color w:val="000000"/>
+                <w:kern w:val="0"/>
+                <w:sz w:val="22"/>
+                <w:szCs w:val="22"/>
+                <w:lang w:val="en-US" w:eastAsia="zh-CN" w:bidi="hi-IN"/>
               </w:rPr>
               <w:t>Bezeichnung</w:t>
             </w:r>
@@ -969,81 +815,101 @@
         </w:tc>
         <w:tc>
           <w:tcPr>
-            <w:tcW w:w="2326" w:type="dxa"/>
-            <w:shd w:val="clear" w:color="auto" w:fill="CCCCCC"/>
+            <w:tcW w:w="2327" w:type="dxa"/>
+            <w:tcBorders/>
+            <w:shd w:color="auto" w:fill="CCCCCC" w:val="clear"/>
           </w:tcPr>
           <w:p>
             <w:pPr>
               <w:pStyle w:val="normal1"/>
-              <w:spacing w:line="278" w:lineRule="auto"/>
-              <w:ind w:left="-141" w:right="314"/>
+              <w:suppressAutoHyphens w:val="true"/>
+              <w:spacing w:lineRule="auto" w:line="278" w:before="0" w:after="0"/>
+              <w:ind w:start="-141" w:end="314"/>
               <w:jc w:val="center"/>
               <w:rPr>
                 <w:color w:val="000000"/>
               </w:rPr>
             </w:pPr>
-            <w:proofErr w:type="spellStart"/>
-            <w:r>
-              <w:rPr>
-                <w:rFonts w:ascii="Open Sans" w:eastAsia="Open Sans" w:hAnsi="Open Sans" w:cs="Open Sans"/>
-                <w:color w:val="000000"/>
+            <w:r>
+              <w:rPr>
+                <w:rFonts w:eastAsia="Open Sans" w:cs="Open Sans" w:ascii="Open Sans" w:hAnsi="Open Sans"/>
+                <w:color w:val="000000"/>
+                <w:kern w:val="0"/>
+                <w:sz w:val="22"/>
+                <w:szCs w:val="22"/>
+                <w:lang w:val="en-US" w:eastAsia="zh-CN" w:bidi="hi-IN"/>
               </w:rPr>
               <w:t>Einheitspreis</w:t>
             </w:r>
-            <w:proofErr w:type="spellEnd"/>
           </w:p>
         </w:tc>
         <w:tc>
           <w:tcPr>
             <w:tcW w:w="1485" w:type="dxa"/>
-            <w:shd w:val="clear" w:color="auto" w:fill="CCCCCC"/>
+            <w:tcBorders/>
+            <w:shd w:color="auto" w:fill="CCCCCC" w:val="clear"/>
           </w:tcPr>
           <w:p>
             <w:pPr>
               <w:pStyle w:val="normal1"/>
-              <w:spacing w:line="278" w:lineRule="auto"/>
-              <w:ind w:right="314"/>
+              <w:suppressAutoHyphens w:val="true"/>
+              <w:spacing w:lineRule="auto" w:line="278" w:before="0" w:after="0"/>
+              <w:ind w:end="314"/>
               <w:jc w:val="center"/>
               <w:rPr>
                 <w:color w:val="000000"/>
               </w:rPr>
             </w:pPr>
-            <w:proofErr w:type="spellStart"/>
-            <w:r>
-              <w:rPr>
-                <w:rFonts w:ascii="Open Sans" w:eastAsia="Open Sans" w:hAnsi="Open Sans" w:cs="Open Sans"/>
-                <w:color w:val="000000"/>
+            <w:r>
+              <w:rPr>
+                <w:rFonts w:eastAsia="Open Sans" w:cs="Open Sans" w:ascii="Open Sans" w:hAnsi="Open Sans"/>
+                <w:color w:val="000000"/>
+                <w:kern w:val="0"/>
+                <w:sz w:val="22"/>
+                <w:szCs w:val="22"/>
+                <w:lang w:val="en-US" w:eastAsia="zh-CN" w:bidi="hi-IN"/>
               </w:rPr>
               <w:t>Gesamt</w:t>
             </w:r>
-            <w:proofErr w:type="spellEnd"/>
           </w:p>
         </w:tc>
       </w:tr>
       <w:tr>
         <w:trPr>
-          <w:trHeight w:val="315"/>
+          <w:trHeight w:val="315" w:hRule="atLeast"/>
         </w:trPr>
         <w:tc>
           <w:tcPr>
             <w:tcW w:w="660" w:type="dxa"/>
-            <w:shd w:val="clear" w:color="auto" w:fill="FFFFFF"/>
+            <w:tcBorders/>
+            <w:shd w:color="auto" w:fill="FFFFFF" w:val="clear"/>
             <w:tcMar>
-              <w:left w:w="56" w:type="dxa"/>
-              <w:right w:w="56" w:type="dxa"/>
+              <w:start w:w="56" w:type="dxa"/>
+              <w:end w:w="56" w:type="dxa"/>
             </w:tcMar>
           </w:tcPr>
           <w:p>
             <w:pPr>
               <w:pStyle w:val="normal1"/>
-              <w:spacing w:before="40"/>
-            </w:pPr>
-            <w:r>
-              <w:rPr>
-                <w:rFonts w:ascii="Open Sans" w:eastAsia="Open Sans" w:hAnsi="Open Sans" w:cs="Open Sans"/>
+              <w:suppressAutoHyphens w:val="true"/>
+              <w:spacing w:before="40" w:after="0"/>
+              <w:jc w:val="start"/>
+              <w:rPr>
+                <w:rFonts w:ascii="Calibri" w:hAnsi="Calibri" w:eastAsia="Calibri" w:cs="Calibri"/>
+                <w:kern w:val="0"/>
+                <w:sz w:val="22"/>
+                <w:szCs w:val="22"/>
+                <w:lang w:val="en-US" w:eastAsia="zh-CN" w:bidi="hi-IN"/>
+              </w:rPr>
+            </w:pPr>
+            <w:r>
+              <w:rPr>
+                <w:rFonts w:eastAsia="Open Sans" w:cs="Open Sans" w:ascii="Open Sans" w:hAnsi="Open Sans"/>
                 <w:color w:val="070707"/>
+                <w:kern w:val="0"/>
                 <w:sz w:val="20"/>
                 <w:szCs w:val="20"/>
+                <w:lang w:val="en-US" w:eastAsia="zh-CN" w:bidi="hi-IN"/>
               </w:rPr>
               <w:t>001</w:t>
             </w:r>
@@ -1052,107 +918,91 @@
         <w:tc>
           <w:tcPr>
             <w:tcW w:w="885" w:type="dxa"/>
-            <w:shd w:val="clear" w:color="auto" w:fill="FFFFFF"/>
+            <w:tcBorders/>
+            <w:shd w:color="auto" w:fill="FFFFFF" w:val="clear"/>
             <w:tcMar>
-              <w:left w:w="56" w:type="dxa"/>
-              <w:right w:w="56" w:type="dxa"/>
+              <w:start w:w="56" w:type="dxa"/>
+              <w:end w:w="56" w:type="dxa"/>
             </w:tcMar>
           </w:tcPr>
           <w:p>
             <w:pPr>
               <w:pStyle w:val="normal1"/>
-              <w:spacing w:before="40"/>
-            </w:pPr>
-            <w:r>
-              <w:rPr>
-                <w:rFonts w:ascii="Open Sans" w:eastAsia="Open Sans" w:hAnsi="Open Sans" w:cs="Open Sans"/>
+              <w:suppressAutoHyphens w:val="true"/>
+              <w:spacing w:before="40" w:after="0"/>
+              <w:jc w:val="start"/>
+              <w:rPr>
+                <w:rFonts w:ascii="Calibri" w:hAnsi="Calibri" w:eastAsia="Calibri" w:cs="Calibri"/>
+                <w:kern w:val="0"/>
+                <w:sz w:val="22"/>
+                <w:szCs w:val="22"/>
+                <w:lang w:val="en-US" w:eastAsia="zh-CN" w:bidi="hi-IN"/>
+              </w:rPr>
+            </w:pPr>
+            <w:r>
+              <w:rPr>
+                <w:rFonts w:eastAsia="Open Sans" w:cs="Open Sans" w:ascii="Open Sans" w:hAnsi="Open Sans"/>
                 <w:color w:val="070707"/>
+                <w:kern w:val="0"/>
                 <w:sz w:val="20"/>
                 <w:szCs w:val="20"/>
-              </w:rPr>
-              <w:t xml:space="preserve">1 </w:t>
-            </w:r>
-            <w:proofErr w:type="spellStart"/>
-            <w:r>
-              <w:rPr>
-                <w:rFonts w:ascii="Open Sans" w:eastAsia="Open Sans" w:hAnsi="Open Sans" w:cs="Open Sans"/>
-                <w:color w:val="070707"/>
-                <w:sz w:val="20"/>
-                <w:szCs w:val="20"/>
-              </w:rPr>
-              <w:t>Stk</w:t>
-            </w:r>
-            <w:proofErr w:type="spellEnd"/>
+                <w:lang w:val="en-US" w:eastAsia="zh-CN" w:bidi="hi-IN"/>
+              </w:rPr>
+              <w:t>1 Stk</w:t>
+            </w:r>
           </w:p>
         </w:tc>
         <w:tc>
           <w:tcPr>
-            <w:tcW w:w="4424" w:type="dxa"/>
-            <w:shd w:val="clear" w:color="auto" w:fill="FFFFFF"/>
+            <w:tcW w:w="4423" w:type="dxa"/>
+            <w:tcBorders/>
+            <w:shd w:color="auto" w:fill="FFFFFF" w:val="clear"/>
             <w:tcMar>
-              <w:left w:w="56" w:type="dxa"/>
-              <w:right w:w="56" w:type="dxa"/>
+              <w:start w:w="56" w:type="dxa"/>
+              <w:end w:w="56" w:type="dxa"/>
             </w:tcMar>
           </w:tcPr>
           <w:p>
             <w:pPr>
               <w:pStyle w:val="normal1"/>
-              <w:spacing w:before="40" w:line="278" w:lineRule="auto"/>
-              <w:ind w:right="314"/>
-              <w:rPr>
-                <w:color w:val="000000"/>
-              </w:rPr>
-            </w:pPr>
-            <w:proofErr w:type="spellStart"/>
-            <w:r>
-              <w:rPr>
-                <w:rFonts w:ascii="Arimo" w:eastAsia="Arimo" w:hAnsi="Arimo" w:cs="Arimo"/>
+              <w:suppressAutoHyphens w:val="true"/>
+              <w:spacing w:lineRule="auto" w:line="278" w:before="40" w:after="0"/>
+              <w:ind w:end="314"/>
+              <w:jc w:val="start"/>
+              <w:rPr>
+                <w:color w:val="000000"/>
+              </w:rPr>
+            </w:pPr>
+            <w:r>
+              <w:rPr>
+                <w:rFonts w:eastAsia="Arimo" w:cs="Arimo" w:ascii="Arimo" w:hAnsi="Arimo"/>
                 <w:b/>
                 <w:color w:val="000000"/>
+                <w:kern w:val="0"/>
                 <w:sz w:val="20"/>
                 <w:szCs w:val="20"/>
-              </w:rPr>
-              <w:t>Auszuführende</w:t>
-            </w:r>
-            <w:proofErr w:type="spellEnd"/>
-            <w:r>
-              <w:rPr>
-                <w:rFonts w:ascii="Arimo" w:eastAsia="Arimo" w:hAnsi="Arimo" w:cs="Arimo"/>
-                <w:b/>
-                <w:color w:val="000000"/>
-                <w:sz w:val="20"/>
-                <w:szCs w:val="20"/>
-              </w:rPr>
-              <w:t xml:space="preserve"> </w:t>
-            </w:r>
-            <w:proofErr w:type="spellStart"/>
-            <w:r>
-              <w:rPr>
-                <w:rFonts w:ascii="Arimo" w:eastAsia="Arimo" w:hAnsi="Arimo" w:cs="Arimo"/>
-                <w:b/>
-                <w:color w:val="000000"/>
-                <w:sz w:val="20"/>
-                <w:szCs w:val="20"/>
-              </w:rPr>
-              <w:t>Arbeiten</w:t>
-            </w:r>
-            <w:proofErr w:type="spellEnd"/>
+                <w:lang w:val="en-US" w:eastAsia="zh-CN" w:bidi="hi-IN"/>
+              </w:rPr>
+              <w:t>Auszuführende Arbeiten</w:t>
+            </w:r>
           </w:p>
         </w:tc>
         <w:tc>
           <w:tcPr>
-            <w:tcW w:w="2326" w:type="dxa"/>
-            <w:shd w:val="clear" w:color="auto" w:fill="FFFFFF"/>
+            <w:tcW w:w="2327" w:type="dxa"/>
+            <w:tcBorders/>
+            <w:shd w:color="auto" w:fill="FFFFFF" w:val="clear"/>
             <w:tcMar>
-              <w:left w:w="56" w:type="dxa"/>
-              <w:right w:w="56" w:type="dxa"/>
+              <w:start w:w="56" w:type="dxa"/>
+              <w:end w:w="56" w:type="dxa"/>
             </w:tcMar>
           </w:tcPr>
           <w:p>
             <w:pPr>
               <w:pStyle w:val="normal1"/>
-              <w:spacing w:before="40" w:line="278" w:lineRule="auto"/>
-              <w:ind w:right="314"/>
+              <w:suppressAutoHyphens w:val="true"/>
+              <w:spacing w:lineRule="auto" w:line="278" w:before="40" w:after="0"/>
+              <w:ind w:end="314"/>
               <w:jc w:val="center"/>
               <w:rPr>
                 <w:color w:val="000000"/>
@@ -1160,49 +1010,33 @@
             </w:pPr>
             <w:r>
               <w:rPr>
-                <w:rFonts w:ascii="Open Sans" w:eastAsia="Open Sans" w:hAnsi="Open Sans" w:cs="Open Sans"/>
-                <w:color w:val="000000"/>
+                <w:rFonts w:eastAsia="Open Sans" w:cs="Open Sans" w:ascii="Open Sans" w:hAnsi="Open Sans"/>
+                <w:color w:val="000000"/>
+                <w:kern w:val="0"/>
                 <w:sz w:val="20"/>
                 <w:szCs w:val="20"/>
-              </w:rPr>
-              <w:t>{</w:t>
-            </w:r>
-            <w:proofErr w:type="spellStart"/>
-            <w:r>
-              <w:rPr>
-                <w:rFonts w:ascii="Open Sans" w:eastAsia="Open Sans" w:hAnsi="Open Sans" w:cs="Open Sans"/>
-                <w:color w:val="000000"/>
-                <w:sz w:val="20"/>
-                <w:szCs w:val="20"/>
-              </w:rPr>
-              <w:t>ServiceUnitPrice</w:t>
-            </w:r>
-            <w:proofErr w:type="spellEnd"/>
-            <w:r>
-              <w:rPr>
-                <w:rFonts w:ascii="Open Sans" w:eastAsia="Open Sans" w:hAnsi="Open Sans" w:cs="Open Sans"/>
-                <w:color w:val="000000"/>
-                <w:sz w:val="20"/>
-                <w:szCs w:val="20"/>
-              </w:rPr>
-              <w:t>}</w:t>
+                <w:lang w:val="en-US" w:eastAsia="zh-CN" w:bidi="hi-IN"/>
+              </w:rPr>
+              <w:t>{ServiceUnitPrice}</w:t>
             </w:r>
           </w:p>
         </w:tc>
         <w:tc>
           <w:tcPr>
             <w:tcW w:w="1485" w:type="dxa"/>
-            <w:shd w:val="clear" w:color="auto" w:fill="FFFFFF"/>
+            <w:tcBorders/>
+            <w:shd w:color="auto" w:fill="FFFFFF" w:val="clear"/>
             <w:tcMar>
-              <w:left w:w="56" w:type="dxa"/>
-              <w:right w:w="56" w:type="dxa"/>
+              <w:start w:w="56" w:type="dxa"/>
+              <w:end w:w="56" w:type="dxa"/>
             </w:tcMar>
           </w:tcPr>
           <w:p>
             <w:pPr>
               <w:pStyle w:val="normal1"/>
-              <w:spacing w:before="40" w:line="278" w:lineRule="auto"/>
-              <w:ind w:left="-141" w:right="314"/>
+              <w:suppressAutoHyphens w:val="true"/>
+              <w:spacing w:lineRule="auto" w:line="278" w:before="40" w:after="0"/>
+              <w:ind w:start="-141" w:end="314"/>
               <w:jc w:val="center"/>
               <w:rPr>
                 <w:color w:val="000000"/>
@@ -1210,118 +1044,147 @@
             </w:pPr>
             <w:r>
               <w:rPr>
-                <w:rFonts w:ascii="Open Sans" w:eastAsia="Open Sans" w:hAnsi="Open Sans" w:cs="Open Sans"/>
-                <w:color w:val="000000"/>
+                <w:rFonts w:eastAsia="Open Sans" w:cs="Open Sans" w:ascii="Open Sans" w:hAnsi="Open Sans"/>
+                <w:color w:val="000000"/>
+                <w:kern w:val="0"/>
                 <w:sz w:val="20"/>
                 <w:szCs w:val="20"/>
-              </w:rPr>
-              <w:t>{</w:t>
-            </w:r>
-            <w:proofErr w:type="spellStart"/>
-            <w:r>
-              <w:rPr>
-                <w:rFonts w:ascii="Open Sans" w:eastAsia="Open Sans" w:hAnsi="Open Sans" w:cs="Open Sans"/>
-                <w:color w:val="000000"/>
-                <w:sz w:val="20"/>
-                <w:szCs w:val="20"/>
-              </w:rPr>
-              <w:t>ServiceTotal</w:t>
-            </w:r>
-            <w:proofErr w:type="spellEnd"/>
-            <w:r>
-              <w:rPr>
-                <w:rFonts w:ascii="Open Sans" w:eastAsia="Open Sans" w:hAnsi="Open Sans" w:cs="Open Sans"/>
-                <w:color w:val="000000"/>
-                <w:sz w:val="20"/>
-                <w:szCs w:val="20"/>
-              </w:rPr>
-              <w:t>}</w:t>
+                <w:lang w:val="en-US" w:eastAsia="zh-CN" w:bidi="hi-IN"/>
+              </w:rPr>
+              <w:t>{ServiceTotal}</w:t>
             </w:r>
           </w:p>
         </w:tc>
       </w:tr>
       <w:tr>
         <w:trPr>
-          <w:trHeight w:val="1741"/>
+          <w:trHeight w:val="1741" w:hRule="atLeast"/>
         </w:trPr>
         <w:tc>
           <w:tcPr>
             <w:tcW w:w="660" w:type="dxa"/>
             <w:tcBorders>
-              <w:left w:val="single" w:sz="8" w:space="0" w:color="FFFFFF"/>
+              <w:start w:val="single" w:sz="8" w:space="0" w:color="FFFFFF"/>
               <w:bottom w:val="single" w:sz="8" w:space="0" w:color="FFFFFF"/>
-              <w:right w:val="single" w:sz="8" w:space="0" w:color="FFFFFF"/>
+              <w:end w:val="single" w:sz="8" w:space="0" w:color="FFFFFF"/>
             </w:tcBorders>
-            <w:shd w:val="clear" w:color="auto" w:fill="FFFFFF"/>
+            <w:shd w:color="auto" w:fill="FFFFFF" w:val="clear"/>
             <w:tcMar>
-              <w:left w:w="56" w:type="dxa"/>
-              <w:right w:w="56" w:type="dxa"/>
+              <w:start w:w="56" w:type="dxa"/>
+              <w:end w:w="56" w:type="dxa"/>
             </w:tcMar>
           </w:tcPr>
           <w:p>
             <w:pPr>
               <w:pStyle w:val="normal1"/>
               <w:tabs>
-                <w:tab w:val="left" w:pos="750"/>
-                <w:tab w:val="left" w:pos="1416"/>
+                <w:tab w:val="clear" w:pos="720"/>
+                <w:tab w:val="left" w:pos="750" w:leader="none"/>
+                <w:tab w:val="left" w:pos="1416" w:leader="none"/>
               </w:tabs>
-              <w:spacing w:before="121"/>
-              <w:rPr>
-                <w:rFonts w:ascii="Open Sans" w:eastAsia="Open Sans" w:hAnsi="Open Sans" w:cs="Open Sans"/>
+              <w:suppressAutoHyphens w:val="true"/>
+              <w:spacing w:before="121" w:after="0"/>
+              <w:jc w:val="start"/>
+              <w:rPr>
+                <w:rFonts w:ascii="Open Sans" w:hAnsi="Open Sans" w:eastAsia="Open Sans" w:cs="Open Sans"/>
                 <w:color w:val="070707"/>
                 <w:sz w:val="20"/>
                 <w:szCs w:val="20"/>
               </w:rPr>
             </w:pPr>
-          </w:p>
-          <w:p>
-            <w:pPr>
-              <w:pStyle w:val="normal1"/>
-            </w:pPr>
+            <w:r>
+              <w:rPr>
+                <w:rFonts w:eastAsia="Open Sans" w:cs="Open Sans" w:ascii="Open Sans" w:hAnsi="Open Sans"/>
+                <w:color w:val="070707"/>
+                <w:kern w:val="0"/>
+                <w:sz w:val="20"/>
+                <w:szCs w:val="20"/>
+                <w:lang w:val="en-US" w:eastAsia="zh-CN" w:bidi="hi-IN"/>
+              </w:rPr>
+            </w:r>
+          </w:p>
+          <w:p>
+            <w:pPr>
+              <w:pStyle w:val="normal1"/>
+              <w:suppressAutoHyphens w:val="true"/>
+              <w:spacing w:before="0" w:after="0"/>
+              <w:jc w:val="start"/>
+              <w:rPr>
+                <w:rFonts w:ascii="Calibri" w:hAnsi="Calibri" w:eastAsia="Calibri" w:cs="Calibri"/>
+                <w:kern w:val="0"/>
+                <w:sz w:val="22"/>
+                <w:szCs w:val="22"/>
+                <w:lang w:val="en-US" w:eastAsia="zh-CN" w:bidi="hi-IN"/>
+              </w:rPr>
+            </w:pPr>
+            <w:r>
+              <w:rPr>
+                <w:rFonts w:eastAsia="Calibri" w:cs="Calibri"/>
+                <w:kern w:val="0"/>
+                <w:sz w:val="22"/>
+                <w:szCs w:val="22"/>
+                <w:lang w:val="en-US" w:eastAsia="zh-CN" w:bidi="hi-IN"/>
+              </w:rPr>
+            </w:r>
           </w:p>
         </w:tc>
         <w:tc>
           <w:tcPr>
             <w:tcW w:w="885" w:type="dxa"/>
             <w:tcBorders>
-              <w:left w:val="single" w:sz="8" w:space="0" w:color="FFFFFF"/>
+              <w:start w:val="single" w:sz="8" w:space="0" w:color="FFFFFF"/>
               <w:bottom w:val="single" w:sz="8" w:space="0" w:color="FFFFFF"/>
-              <w:right w:val="single" w:sz="8" w:space="0" w:color="FFFFFF"/>
+              <w:end w:val="single" w:sz="8" w:space="0" w:color="FFFFFF"/>
             </w:tcBorders>
-            <w:shd w:val="clear" w:color="auto" w:fill="FFFFFF"/>
+            <w:shd w:color="auto" w:fill="FFFFFF" w:val="clear"/>
             <w:tcMar>
-              <w:left w:w="56" w:type="dxa"/>
-              <w:right w:w="56" w:type="dxa"/>
+              <w:start w:w="56" w:type="dxa"/>
+              <w:end w:w="56" w:type="dxa"/>
             </w:tcMar>
           </w:tcPr>
           <w:p>
             <w:pPr>
               <w:pStyle w:val="normal1"/>
-              <w:rPr>
-                <w:color w:val="000000"/>
-              </w:rPr>
-            </w:pPr>
+              <w:suppressAutoHyphens w:val="true"/>
+              <w:spacing w:before="0" w:after="0"/>
+              <w:jc w:val="start"/>
+              <w:rPr>
+                <w:color w:val="000000"/>
+              </w:rPr>
+            </w:pPr>
+            <w:r>
+              <w:rPr>
+                <w:rFonts w:eastAsia="Calibri" w:cs="Calibri"/>
+                <w:color w:val="000000"/>
+                <w:kern w:val="0"/>
+                <w:sz w:val="22"/>
+                <w:szCs w:val="22"/>
+                <w:lang w:val="en-US" w:eastAsia="zh-CN" w:bidi="hi-IN"/>
+              </w:rPr>
+            </w:r>
           </w:p>
         </w:tc>
         <w:tc>
           <w:tcPr>
-            <w:tcW w:w="4424" w:type="dxa"/>
+            <w:tcW w:w="4423" w:type="dxa"/>
             <w:tcBorders>
-              <w:left w:val="single" w:sz="8" w:space="0" w:color="FFFFFF"/>
+              <w:start w:val="single" w:sz="8" w:space="0" w:color="FFFFFF"/>
               <w:bottom w:val="single" w:sz="8" w:space="0" w:color="FFFFFF"/>
-              <w:right w:val="single" w:sz="8" w:space="0" w:color="FFFFFF"/>
+              <w:end w:val="single" w:sz="8" w:space="0" w:color="FFFFFF"/>
             </w:tcBorders>
-            <w:shd w:val="clear" w:color="auto" w:fill="FFFFFF"/>
+            <w:shd w:color="auto" w:fill="FFFFFF" w:val="clear"/>
             <w:tcMar>
-              <w:left w:w="56" w:type="dxa"/>
-              <w:right w:w="56" w:type="dxa"/>
+              <w:start w:w="56" w:type="dxa"/>
+              <w:end w:w="56" w:type="dxa"/>
             </w:tcMar>
           </w:tcPr>
           <w:p>
             <w:pPr>
               <w:pStyle w:val="normal1"/>
-              <w:spacing w:line="278" w:lineRule="auto"/>
-              <w:ind w:right="314"/>
+              <w:suppressAutoHyphens w:val="true"/>
+              <w:spacing w:lineRule="auto" w:line="278" w:before="0" w:after="0"/>
+              <w:ind w:end="314"/>
+              <w:jc w:val="start"/>
               <w:rPr>
                 <w:color w:val="000000"/>
                 <w:sz w:val="20"/>
@@ -1330,10 +1193,12 @@
             </w:pPr>
             <w:r>
               <w:rPr>
-                <w:rFonts w:ascii="Open Sans" w:eastAsia="Open Sans" w:hAnsi="Open Sans" w:cs="Open Sans"/>
-                <w:color w:val="000000"/>
+                <w:rFonts w:eastAsia="Open Sans" w:cs="Open Sans" w:ascii="Open Sans" w:hAnsi="Open Sans"/>
+                <w:color w:val="000000"/>
+                <w:kern w:val="0"/>
                 <w:sz w:val="20"/>
                 <w:szCs w:val="20"/>
+                <w:lang w:val="en-US" w:eastAsia="zh-CN" w:bidi="hi-IN"/>
               </w:rPr>
               <w:t>{#PrimaryServiceLines}</w:t>
             </w:r>
@@ -1341,8 +1206,10 @@
           <w:p>
             <w:pPr>
               <w:pStyle w:val="normal1"/>
-              <w:spacing w:line="278" w:lineRule="auto"/>
-              <w:ind w:right="314"/>
+              <w:suppressAutoHyphens w:val="true"/>
+              <w:spacing w:lineRule="auto" w:line="278" w:before="0" w:after="0"/>
+              <w:ind w:end="314"/>
+              <w:jc w:val="start"/>
               <w:rPr>
                 <w:color w:val="000000"/>
                 <w:sz w:val="20"/>
@@ -1351,39 +1218,48 @@
             </w:pPr>
             <w:r>
               <w:rPr>
-                <w:rFonts w:ascii="Open Sans" w:eastAsia="Open Sans" w:hAnsi="Open Sans" w:cs="Open Sans"/>
-                <w:color w:val="000000"/>
+                <w:rFonts w:eastAsia="Open Sans" w:cs="Open Sans" w:ascii="Open Sans" w:hAnsi="Open Sans"/>
+                <w:color w:val="000000"/>
+                <w:kern w:val="0"/>
                 <w:sz w:val="20"/>
                 <w:szCs w:val="20"/>
-              </w:rPr>
-              <w:t>{</w:t>
-            </w:r>
-            <w:proofErr w:type="spellStart"/>
-            <w:r>
-              <w:rPr>
-                <w:rFonts w:ascii="Open Sans" w:eastAsia="Open Sans" w:hAnsi="Open Sans" w:cs="Open Sans"/>
+                <w:lang w:val="en-US" w:eastAsia="zh-CN" w:bidi="hi-IN"/>
+              </w:rPr>
+              <w:t>{ServiceLine}</w:t>
+            </w:r>
+          </w:p>
+          <w:p>
+            <w:pPr>
+              <w:pStyle w:val="normal1"/>
+              <w:suppressAutoHyphens w:val="true"/>
+              <w:spacing w:lineRule="auto" w:line="278" w:before="0" w:after="0"/>
+              <w:ind w:end="314"/>
+              <w:jc w:val="start"/>
+              <w:rPr>
                 <w:color w:val="000000"/>
                 <w:sz w:val="20"/>
                 <w:szCs w:val="20"/>
               </w:rPr>
-              <w:t>ServiceLine</w:t>
-            </w:r>
-            <w:proofErr w:type="spellEnd"/>
-            <w:r>
-              <w:rPr>
-                <w:rFonts w:ascii="Open Sans" w:eastAsia="Open Sans" w:hAnsi="Open Sans" w:cs="Open Sans"/>
-                <w:color w:val="000000"/>
+            </w:pPr>
+            <w:r>
+              <w:rPr>
+                <w:rFonts w:eastAsia="Open Sans" w:cs="Open Sans" w:ascii="Open Sans" w:hAnsi="Open Sans"/>
+                <w:color w:val="000000"/>
+                <w:kern w:val="0"/>
                 <w:sz w:val="20"/>
                 <w:szCs w:val="20"/>
-              </w:rPr>
-              <w:t>}</w:t>
-            </w:r>
-          </w:p>
-          <w:p>
-            <w:pPr>
-              <w:pStyle w:val="normal1"/>
-              <w:spacing w:line="278" w:lineRule="auto"/>
-              <w:ind w:right="314"/>
+                <w:lang w:val="en-US" w:eastAsia="zh-CN" w:bidi="hi-IN"/>
+              </w:rPr>
+              <w:t>{/PrimaryServiceLines}</w:t>
+            </w:r>
+          </w:p>
+          <w:p>
+            <w:pPr>
+              <w:pStyle w:val="normal1"/>
+              <w:suppressAutoHyphens w:val="true"/>
+              <w:spacing w:lineRule="auto" w:line="278" w:before="0" w:after="0"/>
+              <w:ind w:end="314"/>
+              <w:jc w:val="start"/>
               <w:rPr>
                 <w:color w:val="000000"/>
                 <w:sz w:val="20"/>
@@ -1392,104 +1268,122 @@
             </w:pPr>
             <w:r>
               <w:rPr>
-                <w:rFonts w:ascii="Open Sans" w:eastAsia="Open Sans" w:hAnsi="Open Sans" w:cs="Open Sans"/>
-                <w:color w:val="000000"/>
+                <w:rFonts w:eastAsia="Calibri" w:cs="Calibri"/>
+                <w:color w:val="000000"/>
+                <w:kern w:val="0"/>
                 <w:sz w:val="20"/>
                 <w:szCs w:val="20"/>
-              </w:rPr>
-              <w:t>{/</w:t>
-            </w:r>
-            <w:proofErr w:type="spellStart"/>
-            <w:r>
-              <w:rPr>
-                <w:rFonts w:ascii="Open Sans" w:eastAsia="Open Sans" w:hAnsi="Open Sans" w:cs="Open Sans"/>
+                <w:lang w:val="en-US" w:eastAsia="zh-CN" w:bidi="hi-IN"/>
+              </w:rPr>
+            </w:r>
+          </w:p>
+          <w:p>
+            <w:pPr>
+              <w:pStyle w:val="normal1"/>
+              <w:suppressAutoHyphens w:val="true"/>
+              <w:spacing w:lineRule="auto" w:line="278" w:before="0" w:after="0"/>
+              <w:ind w:end="314"/>
+              <w:jc w:val="start"/>
+              <w:rPr>
                 <w:color w:val="000000"/>
                 <w:sz w:val="20"/>
                 <w:szCs w:val="20"/>
               </w:rPr>
-              <w:t>PrimaryServiceLines</w:t>
-            </w:r>
-            <w:proofErr w:type="spellEnd"/>
-            <w:r>
-              <w:rPr>
-                <w:rFonts w:ascii="Open Sans" w:eastAsia="Open Sans" w:hAnsi="Open Sans" w:cs="Open Sans"/>
-                <w:color w:val="000000"/>
+            </w:pPr>
+            <w:r>
+              <w:rPr>
+                <w:rFonts w:eastAsia="Open Sans" w:cs="Open Sans" w:ascii="Open Sans" w:hAnsi="Open Sans"/>
+                <w:color w:val="000000"/>
+                <w:kern w:val="0"/>
                 <w:sz w:val="20"/>
                 <w:szCs w:val="20"/>
-              </w:rPr>
-              <w:t>}</w:t>
-            </w:r>
-          </w:p>
-          <w:p>
-            <w:pPr>
-              <w:pStyle w:val="normal1"/>
-              <w:spacing w:line="278" w:lineRule="auto"/>
-              <w:ind w:right="314"/>
+                <w:lang w:val="en-US" w:eastAsia="zh-CN" w:bidi="hi-IN"/>
+              </w:rPr>
+              <w:t>{#HasIncluded}</w:t>
+            </w:r>
+          </w:p>
+          <w:p>
+            <w:pPr>
+              <w:pStyle w:val="normal1"/>
+              <w:suppressAutoHyphens w:val="true"/>
+              <w:spacing w:lineRule="auto" w:line="278" w:before="0" w:after="0"/>
+              <w:ind w:end="314"/>
+              <w:jc w:val="start"/>
               <w:rPr>
                 <w:color w:val="000000"/>
                 <w:sz w:val="20"/>
                 <w:szCs w:val="20"/>
               </w:rPr>
             </w:pPr>
-          </w:p>
-          <w:p>
-            <w:pPr>
-              <w:pStyle w:val="normal1"/>
-              <w:spacing w:line="278" w:lineRule="auto"/>
-              <w:ind w:right="314"/>
-              <w:rPr>
-                <w:color w:val="000000"/>
+            <w:r>
+              <w:rPr>
+                <w:rFonts w:eastAsia="Open Sans" w:cs="Open Sans" w:ascii="Open Sans" w:hAnsi="Open Sans"/>
+                <w:color w:val="000000"/>
+                <w:kern w:val="0"/>
                 <w:sz w:val="20"/>
                 <w:szCs w:val="20"/>
-              </w:rPr>
-            </w:pPr>
-            <w:r>
-              <w:rPr>
-                <w:rFonts w:ascii="Open Sans" w:eastAsia="Open Sans" w:hAnsi="Open Sans" w:cs="Open Sans"/>
+                <w:lang w:val="en-US" w:eastAsia="zh-CN" w:bidi="hi-IN"/>
+              </w:rPr>
+              <w:t>Enthält je Einheit</w:t>
+            </w:r>
+          </w:p>
+          <w:p>
+            <w:pPr>
+              <w:pStyle w:val="normal1"/>
+              <w:suppressAutoHyphens w:val="true"/>
+              <w:spacing w:lineRule="auto" w:line="278" w:before="0" w:after="0"/>
+              <w:ind w:end="314"/>
+              <w:jc w:val="start"/>
+              <w:rPr>
                 <w:color w:val="000000"/>
                 <w:sz w:val="20"/>
                 <w:szCs w:val="20"/>
               </w:rPr>
-              <w:t>{#HasIncluded}</w:t>
-            </w:r>
-          </w:p>
-          <w:p>
-            <w:pPr>
-              <w:pStyle w:val="normal1"/>
-              <w:spacing w:line="278" w:lineRule="auto"/>
-              <w:ind w:right="314"/>
-              <w:rPr>
-                <w:color w:val="000000"/>
+            </w:pPr>
+            <w:r>
+              <w:rPr>
+                <w:rFonts w:eastAsia="Open Sans" w:cs="Open Sans" w:ascii="Open Sans" w:hAnsi="Open Sans"/>
+                <w:color w:val="000000"/>
+                <w:kern w:val="0"/>
                 <w:sz w:val="20"/>
                 <w:szCs w:val="20"/>
-              </w:rPr>
-            </w:pPr>
-            <w:proofErr w:type="spellStart"/>
-            <w:r>
-              <w:rPr>
-                <w:rFonts w:ascii="Open Sans" w:eastAsia="Open Sans" w:hAnsi="Open Sans" w:cs="Open Sans"/>
+                <w:lang w:val="en-US" w:eastAsia="zh-CN" w:bidi="hi-IN"/>
+              </w:rPr>
+              <w:t>{/HasIncluded}</w:t>
+            </w:r>
+          </w:p>
+          <w:p>
+            <w:pPr>
+              <w:pStyle w:val="normal1"/>
+              <w:suppressAutoHyphens w:val="true"/>
+              <w:spacing w:lineRule="auto" w:line="278" w:before="0" w:after="0"/>
+              <w:ind w:end="314"/>
+              <w:jc w:val="start"/>
+              <w:rPr>
                 <w:color w:val="000000"/>
                 <w:sz w:val="20"/>
                 <w:szCs w:val="20"/>
               </w:rPr>
-              <w:t>Enthält</w:t>
-            </w:r>
-            <w:proofErr w:type="spellEnd"/>
-            <w:r>
-              <w:rPr>
-                <w:rFonts w:ascii="Open Sans" w:eastAsia="Open Sans" w:hAnsi="Open Sans" w:cs="Open Sans"/>
-                <w:color w:val="000000"/>
+            </w:pPr>
+            <w:r>
+              <w:rPr>
+                <w:rFonts w:eastAsia="Open Sans" w:cs="Open Sans" w:ascii="Open Sans" w:hAnsi="Open Sans"/>
+                <w:color w:val="000000"/>
+                <w:kern w:val="0"/>
                 <w:sz w:val="20"/>
                 <w:szCs w:val="20"/>
-              </w:rPr>
-              <w:t xml:space="preserve"> je Einheit</w:t>
-            </w:r>
-          </w:p>
-          <w:p>
-            <w:pPr>
-              <w:pStyle w:val="normal1"/>
-              <w:spacing w:line="278" w:lineRule="auto"/>
-              <w:ind w:right="314"/>
+                <w:lang w:val="en-US" w:eastAsia="zh-CN" w:bidi="hi-IN"/>
+              </w:rPr>
+              <w:t>{#IncludedServiceLines}</w:t>
+            </w:r>
+          </w:p>
+          <w:p>
+            <w:pPr>
+              <w:pStyle w:val="normal1"/>
+              <w:suppressAutoHyphens w:val="true"/>
+              <w:spacing w:lineRule="auto" w:line="278" w:before="0" w:after="0"/>
+              <w:ind w:end="314"/>
+              <w:jc w:val="start"/>
               <w:rPr>
                 <w:color w:val="000000"/>
                 <w:sz w:val="20"/>
@@ -1498,188 +1392,115 @@
             </w:pPr>
             <w:r>
               <w:rPr>
-                <w:rFonts w:ascii="Open Sans" w:eastAsia="Open Sans" w:hAnsi="Open Sans" w:cs="Open Sans"/>
-                <w:color w:val="000000"/>
+                <w:rFonts w:eastAsia="Open Sans" w:cs="Open Sans" w:ascii="Open Sans" w:hAnsi="Open Sans"/>
+                <w:color w:val="000000"/>
+                <w:kern w:val="0"/>
                 <w:sz w:val="20"/>
                 <w:szCs w:val="20"/>
-              </w:rPr>
-              <w:t>{/</w:t>
-            </w:r>
-            <w:proofErr w:type="spellStart"/>
-            <w:r>
-              <w:rPr>
-                <w:rFonts w:ascii="Open Sans" w:eastAsia="Open Sans" w:hAnsi="Open Sans" w:cs="Open Sans"/>
-                <w:color w:val="000000"/>
+                <w:lang w:val="en-US" w:eastAsia="zh-CN" w:bidi="hi-IN"/>
+              </w:rPr>
+              <w:t>{ServiceLine}</w:t>
+            </w:r>
+          </w:p>
+          <w:p>
+            <w:pPr>
+              <w:pStyle w:val="normal1"/>
+              <w:suppressAutoHyphens w:val="true"/>
+              <w:spacing w:lineRule="auto" w:line="278" w:before="0" w:after="0"/>
+              <w:ind w:end="314"/>
+              <w:jc w:val="start"/>
+              <w:rPr>
+                <w:color w:val="000000"/>
+                <w:sz w:val="18"/>
+                <w:szCs w:val="18"/>
+              </w:rPr>
+            </w:pPr>
+            <w:r>
+              <w:rPr>
+                <w:rFonts w:eastAsia="Open Sans" w:cs="Open Sans" w:ascii="Open Sans" w:hAnsi="Open Sans"/>
+                <w:color w:val="000000"/>
+                <w:kern w:val="0"/>
                 <w:sz w:val="20"/>
                 <w:szCs w:val="20"/>
-              </w:rPr>
-              <w:t>HasIncluded</w:t>
-            </w:r>
-            <w:proofErr w:type="spellEnd"/>
-            <w:r>
-              <w:rPr>
-                <w:rFonts w:ascii="Open Sans" w:eastAsia="Open Sans" w:hAnsi="Open Sans" w:cs="Open Sans"/>
-                <w:color w:val="000000"/>
-                <w:sz w:val="20"/>
-                <w:szCs w:val="20"/>
-              </w:rPr>
-              <w:t>}</w:t>
-            </w:r>
-          </w:p>
-          <w:p>
-            <w:pPr>
-              <w:pStyle w:val="normal1"/>
-              <w:spacing w:line="278" w:lineRule="auto"/>
-              <w:ind w:right="314"/>
-              <w:rPr>
-                <w:color w:val="000000"/>
-                <w:sz w:val="20"/>
-                <w:szCs w:val="20"/>
-              </w:rPr>
-            </w:pPr>
-            <w:r>
-              <w:rPr>
-                <w:rFonts w:ascii="Open Sans" w:eastAsia="Open Sans" w:hAnsi="Open Sans" w:cs="Open Sans"/>
-                <w:color w:val="000000"/>
-                <w:sz w:val="20"/>
-                <w:szCs w:val="20"/>
-              </w:rPr>
-              <w:t>{#IncludedServiceLines}</w:t>
-            </w:r>
-          </w:p>
-          <w:p>
-            <w:pPr>
-              <w:pStyle w:val="normal1"/>
-              <w:spacing w:line="278" w:lineRule="auto"/>
-              <w:ind w:right="314"/>
-              <w:rPr>
-                <w:color w:val="000000"/>
-                <w:sz w:val="20"/>
-                <w:szCs w:val="20"/>
-              </w:rPr>
-            </w:pPr>
-            <w:r>
-              <w:rPr>
-                <w:rFonts w:ascii="Open Sans" w:eastAsia="Open Sans" w:hAnsi="Open Sans" w:cs="Open Sans"/>
-                <w:color w:val="000000"/>
-                <w:sz w:val="20"/>
-                <w:szCs w:val="20"/>
-              </w:rPr>
-              <w:t>{</w:t>
-            </w:r>
-            <w:proofErr w:type="spellStart"/>
-            <w:r>
-              <w:rPr>
-                <w:rFonts w:ascii="Open Sans" w:eastAsia="Open Sans" w:hAnsi="Open Sans" w:cs="Open Sans"/>
-                <w:color w:val="000000"/>
-                <w:sz w:val="20"/>
-                <w:szCs w:val="20"/>
-              </w:rPr>
-              <w:t>ServiceLine</w:t>
-            </w:r>
-            <w:proofErr w:type="spellEnd"/>
-            <w:r>
-              <w:rPr>
-                <w:rFonts w:ascii="Open Sans" w:eastAsia="Open Sans" w:hAnsi="Open Sans" w:cs="Open Sans"/>
-                <w:color w:val="000000"/>
-                <w:sz w:val="20"/>
-                <w:szCs w:val="20"/>
-              </w:rPr>
-              <w:t>}</w:t>
-            </w:r>
-          </w:p>
-          <w:p>
-            <w:pPr>
-              <w:pStyle w:val="normal1"/>
-              <w:spacing w:line="278" w:lineRule="auto"/>
-              <w:ind w:right="314"/>
-              <w:rPr>
-                <w:color w:val="000000"/>
-                <w:sz w:val="18"/>
-                <w:szCs w:val="18"/>
-              </w:rPr>
-            </w:pPr>
-            <w:r>
-              <w:rPr>
-                <w:rFonts w:ascii="Open Sans" w:eastAsia="Open Sans" w:hAnsi="Open Sans" w:cs="Open Sans"/>
-                <w:color w:val="000000"/>
-                <w:sz w:val="20"/>
-                <w:szCs w:val="20"/>
-              </w:rPr>
-              <w:t>{/</w:t>
-            </w:r>
-            <w:proofErr w:type="spellStart"/>
-            <w:r>
-              <w:rPr>
-                <w:rFonts w:ascii="Open Sans" w:eastAsia="Open Sans" w:hAnsi="Open Sans" w:cs="Open Sans"/>
-                <w:color w:val="000000"/>
-                <w:sz w:val="20"/>
-                <w:szCs w:val="20"/>
-              </w:rPr>
-              <w:t>IncludedServiceLines</w:t>
-            </w:r>
-            <w:proofErr w:type="spellEnd"/>
-            <w:r>
-              <w:rPr>
-                <w:rFonts w:ascii="Open Sans" w:eastAsia="Open Sans" w:hAnsi="Open Sans" w:cs="Open Sans"/>
-                <w:color w:val="000000"/>
-                <w:sz w:val="20"/>
-                <w:szCs w:val="20"/>
-              </w:rPr>
-              <w:t>}</w:t>
+                <w:lang w:val="en-US" w:eastAsia="zh-CN" w:bidi="hi-IN"/>
+              </w:rPr>
+              <w:t>{/IncludedServiceLines}</w:t>
             </w:r>
           </w:p>
         </w:tc>
         <w:tc>
           <w:tcPr>
-            <w:tcW w:w="2326" w:type="dxa"/>
+            <w:tcW w:w="2327" w:type="dxa"/>
             <w:tcBorders>
-              <w:left w:val="single" w:sz="8" w:space="0" w:color="FFFFFF"/>
+              <w:start w:val="single" w:sz="8" w:space="0" w:color="FFFFFF"/>
               <w:bottom w:val="single" w:sz="8" w:space="0" w:color="FFFFFF"/>
-              <w:right w:val="single" w:sz="8" w:space="0" w:color="FFFFFF"/>
+              <w:end w:val="single" w:sz="8" w:space="0" w:color="FFFFFF"/>
             </w:tcBorders>
-            <w:shd w:val="clear" w:color="auto" w:fill="FFFFFF"/>
+            <w:shd w:color="auto" w:fill="FFFFFF" w:val="clear"/>
             <w:tcMar>
-              <w:left w:w="56" w:type="dxa"/>
-              <w:right w:w="56" w:type="dxa"/>
+              <w:start w:w="56" w:type="dxa"/>
+              <w:end w:w="56" w:type="dxa"/>
             </w:tcMar>
           </w:tcPr>
           <w:p>
             <w:pPr>
               <w:pStyle w:val="normal1"/>
-              <w:spacing w:line="278" w:lineRule="auto"/>
-              <w:ind w:right="314"/>
-              <w:jc w:val="right"/>
-              <w:rPr>
-                <w:color w:val="000000"/>
-              </w:rPr>
-            </w:pPr>
+              <w:suppressAutoHyphens w:val="true"/>
+              <w:spacing w:lineRule="auto" w:line="278" w:before="0" w:after="0"/>
+              <w:ind w:end="314"/>
+              <w:jc w:val="end"/>
+              <w:rPr>
+                <w:color w:val="000000"/>
+              </w:rPr>
+            </w:pPr>
+            <w:r>
+              <w:rPr>
+                <w:rFonts w:eastAsia="Calibri" w:cs="Calibri"/>
+                <w:color w:val="000000"/>
+                <w:kern w:val="0"/>
+                <w:sz w:val="22"/>
+                <w:szCs w:val="22"/>
+                <w:lang w:val="en-US" w:eastAsia="zh-CN" w:bidi="hi-IN"/>
+              </w:rPr>
+            </w:r>
           </w:p>
         </w:tc>
         <w:tc>
           <w:tcPr>
             <w:tcW w:w="1485" w:type="dxa"/>
             <w:tcBorders>
-              <w:left w:val="single" w:sz="8" w:space="0" w:color="FFFFFF"/>
+              <w:start w:val="single" w:sz="8" w:space="0" w:color="FFFFFF"/>
               <w:bottom w:val="single" w:sz="8" w:space="0" w:color="FFFFFF"/>
-              <w:right w:val="single" w:sz="8" w:space="0" w:color="FFFFFF"/>
+              <w:end w:val="single" w:sz="8" w:space="0" w:color="FFFFFF"/>
             </w:tcBorders>
-            <w:shd w:val="clear" w:color="auto" w:fill="FFFFFF"/>
+            <w:shd w:color="auto" w:fill="FFFFFF" w:val="clear"/>
             <w:tcMar>
-              <w:left w:w="56" w:type="dxa"/>
-              <w:right w:w="56" w:type="dxa"/>
+              <w:start w:w="56" w:type="dxa"/>
+              <w:end w:w="56" w:type="dxa"/>
             </w:tcMar>
             <w:vAlign w:val="center"/>
           </w:tcPr>
           <w:p>
             <w:pPr>
               <w:pStyle w:val="normal1"/>
-              <w:spacing w:line="278" w:lineRule="auto"/>
-              <w:ind w:right="314"/>
-              <w:rPr>
-                <w:color w:val="000000"/>
-              </w:rPr>
-            </w:pPr>
+              <w:suppressAutoHyphens w:val="true"/>
+              <w:spacing w:lineRule="auto" w:line="278" w:before="0" w:after="0"/>
+              <w:ind w:end="314"/>
+              <w:jc w:val="start"/>
+              <w:rPr>
+                <w:color w:val="000000"/>
+              </w:rPr>
+            </w:pPr>
+            <w:r>
+              <w:rPr>
+                <w:rFonts w:eastAsia="Calibri" w:cs="Calibri"/>
+                <w:color w:val="000000"/>
+                <w:kern w:val="0"/>
+                <w:sz w:val="22"/>
+                <w:szCs w:val="22"/>
+                <w:lang w:val="en-US" w:eastAsia="zh-CN" w:bidi="hi-IN"/>
+              </w:rPr>
+            </w:r>
           </w:p>
         </w:tc>
       </w:tr>
@@ -1688,58 +1509,81 @@
       <w:pPr>
         <w:pStyle w:val="normal1"/>
         <w:tabs>
-          <w:tab w:val="left" w:pos="750"/>
-          <w:tab w:val="left" w:pos="1416"/>
+          <w:tab w:val="clear" w:pos="720"/>
+          <w:tab w:val="left" w:pos="750" w:leader="none"/>
+          <w:tab w:val="left" w:pos="1416" w:leader="none"/>
         </w:tabs>
-        <w:spacing w:before="121"/>
-        <w:rPr>
-          <w:rFonts w:ascii="Open Sans" w:eastAsia="Open Sans" w:hAnsi="Open Sans" w:cs="Open Sans"/>
+        <w:spacing w:before="121" w:after="0"/>
+        <w:rPr>
+          <w:rFonts w:ascii="Open Sans" w:hAnsi="Open Sans" w:eastAsia="Open Sans" w:cs="Open Sans"/>
           <w:color w:val="070707"/>
           <w:sz w:val="20"/>
           <w:szCs w:val="20"/>
         </w:rPr>
       </w:pPr>
+      <w:r>
+        <w:rPr>
+          <w:rFonts w:eastAsia="Open Sans" w:cs="Open Sans" w:ascii="Open Sans" w:hAnsi="Open Sans"/>
+          <w:color w:val="070707"/>
+          <w:sz w:val="20"/>
+          <w:szCs w:val="20"/>
+        </w:rPr>
+      </w:r>
     </w:p>
     <w:tbl>
       <w:tblPr>
         <w:tblStyle w:val="TableNormal"/>
         <w:tblW w:w="10050" w:type="dxa"/>
+        <w:jc w:val="start"/>
         <w:tblInd w:w="1" w:type="dxa"/>
         <w:tblLayout w:type="fixed"/>
         <w:tblCellMar>
           <w:top w:w="0" w:type="dxa"/>
-          <w:left w:w="56" w:type="dxa"/>
+          <w:start w:w="56" w:type="dxa"/>
           <w:bottom w:w="0" w:type="dxa"/>
-          <w:right w:w="56" w:type="dxa"/>
+          <w:end w:w="56" w:type="dxa"/>
         </w:tblCellMar>
-        <w:tblLook w:val="0000" w:firstRow="0" w:lastRow="0" w:firstColumn="0" w:lastColumn="0" w:noHBand="0" w:noVBand="0"/>
+        <w:tblLook w:firstRow="0" w:noVBand="0" w:lastRow="0" w:firstColumn="0" w:lastColumn="0" w:noHBand="0" w:val="0000"/>
       </w:tblPr>
       <w:tblGrid>
         <w:gridCol w:w="675"/>
-        <w:gridCol w:w="884"/>
+        <w:gridCol w:w="883"/>
         <w:gridCol w:w="4410"/>
-        <w:gridCol w:w="2326"/>
+        <w:gridCol w:w="2327"/>
         <w:gridCol w:w="1755"/>
       </w:tblGrid>
       <w:tr>
         <w:trPr>
-          <w:trHeight w:val="379"/>
+          <w:trHeight w:val="379" w:hRule="atLeast"/>
         </w:trPr>
         <w:tc>
           <w:tcPr>
             <w:tcW w:w="675" w:type="dxa"/>
-            <w:shd w:val="clear" w:color="auto" w:fill="FFFFFF"/>
+            <w:tcBorders/>
+            <w:shd w:color="auto" w:fill="FFFFFF" w:val="clear"/>
           </w:tcPr>
           <w:p>
             <w:pPr>
               <w:pStyle w:val="normal1"/>
-            </w:pPr>
-            <w:r>
-              <w:rPr>
-                <w:rFonts w:ascii="Open Sans" w:eastAsia="Open Sans" w:hAnsi="Open Sans" w:cs="Open Sans"/>
+              <w:suppressAutoHyphens w:val="true"/>
+              <w:spacing w:before="0" w:after="0"/>
+              <w:jc w:val="start"/>
+              <w:rPr>
+                <w:rFonts w:ascii="Calibri" w:hAnsi="Calibri" w:eastAsia="Calibri" w:cs="Calibri"/>
+                <w:kern w:val="0"/>
+                <w:sz w:val="22"/>
+                <w:szCs w:val="22"/>
+                <w:lang w:val="en-US" w:eastAsia="zh-CN" w:bidi="hi-IN"/>
+              </w:rPr>
+            </w:pPr>
+            <w:r>
+              <w:rPr>
+                <w:rFonts w:eastAsia="Open Sans" w:cs="Open Sans" w:ascii="Open Sans" w:hAnsi="Open Sans"/>
                 <w:color w:val="070707"/>
+                <w:kern w:val="0"/>
                 <w:sz w:val="20"/>
                 <w:szCs w:val="20"/>
+                <w:lang w:val="en-US" w:eastAsia="zh-CN" w:bidi="hi-IN"/>
               </w:rPr>
               <w:t>002</w:t>
             </w:r>
@@ -1747,83 +1591,80 @@
         </w:tc>
         <w:tc>
           <w:tcPr>
-            <w:tcW w:w="884" w:type="dxa"/>
-            <w:shd w:val="clear" w:color="auto" w:fill="FFFFFF"/>
+            <w:tcW w:w="883" w:type="dxa"/>
+            <w:tcBorders/>
+            <w:shd w:color="auto" w:fill="FFFFFF" w:val="clear"/>
           </w:tcPr>
           <w:p>
             <w:pPr>
               <w:pStyle w:val="normal1"/>
-            </w:pPr>
-            <w:r>
-              <w:rPr>
-                <w:rFonts w:ascii="Open Sans" w:eastAsia="Open Sans" w:hAnsi="Open Sans" w:cs="Open Sans"/>
+              <w:suppressAutoHyphens w:val="true"/>
+              <w:spacing w:before="0" w:after="0"/>
+              <w:jc w:val="start"/>
+              <w:rPr>
+                <w:rFonts w:ascii="Calibri" w:hAnsi="Calibri" w:eastAsia="Calibri" w:cs="Calibri"/>
+                <w:kern w:val="0"/>
+                <w:sz w:val="22"/>
+                <w:szCs w:val="22"/>
+                <w:lang w:val="en-US" w:eastAsia="zh-CN" w:bidi="hi-IN"/>
+              </w:rPr>
+            </w:pPr>
+            <w:r>
+              <w:rPr>
+                <w:rFonts w:eastAsia="Open Sans" w:cs="Open Sans" w:ascii="Open Sans" w:hAnsi="Open Sans"/>
                 <w:color w:val="070707"/>
+                <w:kern w:val="0"/>
                 <w:sz w:val="20"/>
                 <w:szCs w:val="20"/>
-              </w:rPr>
-              <w:t xml:space="preserve">1 </w:t>
-            </w:r>
-            <w:proofErr w:type="spellStart"/>
-            <w:r>
-              <w:rPr>
-                <w:rFonts w:ascii="Open Sans" w:eastAsia="Open Sans" w:hAnsi="Open Sans" w:cs="Open Sans"/>
-                <w:color w:val="070707"/>
-                <w:sz w:val="20"/>
-                <w:szCs w:val="20"/>
-              </w:rPr>
-              <w:t>Stk</w:t>
-            </w:r>
-            <w:proofErr w:type="spellEnd"/>
+                <w:lang w:val="en-US" w:eastAsia="zh-CN" w:bidi="hi-IN"/>
+              </w:rPr>
+              <w:t>1 Stk</w:t>
+            </w:r>
           </w:p>
         </w:tc>
         <w:tc>
           <w:tcPr>
             <w:tcW w:w="4410" w:type="dxa"/>
-            <w:shd w:val="clear" w:color="auto" w:fill="FFFFFF"/>
+            <w:tcBorders/>
+            <w:shd w:color="auto" w:fill="FFFFFF" w:val="clear"/>
           </w:tcPr>
           <w:p>
             <w:pPr>
               <w:pStyle w:val="normal1"/>
-              <w:spacing w:line="278" w:lineRule="auto"/>
-              <w:ind w:right="314"/>
-              <w:rPr>
-                <w:color w:val="000000"/>
-              </w:rPr>
-            </w:pPr>
-            <w:r>
-              <w:rPr>
-                <w:rFonts w:ascii="Arimo" w:eastAsia="Arimo" w:hAnsi="Arimo" w:cs="Arimo"/>
+              <w:suppressAutoHyphens w:val="true"/>
+              <w:spacing w:lineRule="auto" w:line="278" w:before="0" w:after="0"/>
+              <w:ind w:end="314"/>
+              <w:jc w:val="start"/>
+              <w:rPr>
+                <w:color w:val="000000"/>
+              </w:rPr>
+            </w:pPr>
+            <w:r>
+              <w:rPr>
+                <w:rFonts w:eastAsia="Arimo" w:cs="Arimo" w:ascii="Arimo" w:hAnsi="Arimo"/>
                 <w:b/>
                 <w:color w:val="000000"/>
+                <w:kern w:val="0"/>
                 <w:sz w:val="20"/>
                 <w:szCs w:val="20"/>
-              </w:rPr>
-              <w:t xml:space="preserve">Material für </w:t>
-            </w:r>
-            <w:proofErr w:type="spellStart"/>
-            <w:r>
-              <w:rPr>
-                <w:rFonts w:ascii="Arimo" w:eastAsia="Arimo" w:hAnsi="Arimo" w:cs="Arimo"/>
-                <w:b/>
-                <w:color w:val="000000"/>
-                <w:sz w:val="20"/>
-                <w:szCs w:val="20"/>
-              </w:rPr>
-              <w:t>Badumbau</w:t>
-            </w:r>
-            <w:proofErr w:type="spellEnd"/>
+                <w:lang w:val="en-US" w:eastAsia="zh-CN" w:bidi="hi-IN"/>
+              </w:rPr>
+              <w:t>Material für Badumbau</w:t>
+            </w:r>
           </w:p>
         </w:tc>
         <w:tc>
           <w:tcPr>
-            <w:tcW w:w="2326" w:type="dxa"/>
-            <w:shd w:val="clear" w:color="auto" w:fill="FFFFFF"/>
+            <w:tcW w:w="2327" w:type="dxa"/>
+            <w:tcBorders/>
+            <w:shd w:color="auto" w:fill="FFFFFF" w:val="clear"/>
           </w:tcPr>
           <w:p>
             <w:pPr>
               <w:pStyle w:val="normal1"/>
-              <w:spacing w:line="278" w:lineRule="auto"/>
-              <w:ind w:right="314"/>
+              <w:suppressAutoHyphens w:val="true"/>
+              <w:spacing w:lineRule="auto" w:line="278" w:before="0" w:after="0"/>
+              <w:ind w:end="314"/>
               <w:jc w:val="center"/>
               <w:rPr>
                 <w:color w:val="000000"/>
@@ -1831,107 +1672,129 @@
             </w:pPr>
             <w:r>
               <w:rPr>
-                <w:rFonts w:ascii="Open Sans" w:eastAsia="Open Sans" w:hAnsi="Open Sans" w:cs="Open Sans"/>
-                <w:color w:val="000000"/>
+                <w:rFonts w:eastAsia="Open Sans" w:cs="Open Sans" w:ascii="Open Sans" w:hAnsi="Open Sans"/>
+                <w:color w:val="000000"/>
+                <w:kern w:val="0"/>
                 <w:sz w:val="20"/>
                 <w:szCs w:val="20"/>
-              </w:rPr>
-              <w:t>{</w:t>
-            </w:r>
-            <w:proofErr w:type="spellStart"/>
-            <w:r>
-              <w:rPr>
-                <w:rFonts w:ascii="Open Sans" w:eastAsia="Open Sans" w:hAnsi="Open Sans" w:cs="Open Sans"/>
-                <w:color w:val="000000"/>
-                <w:sz w:val="20"/>
-                <w:szCs w:val="20"/>
-              </w:rPr>
-              <w:t>MaterialsUnitPrice</w:t>
-            </w:r>
-            <w:proofErr w:type="spellEnd"/>
-            <w:r>
-              <w:rPr>
-                <w:rFonts w:ascii="Open Sans" w:eastAsia="Open Sans" w:hAnsi="Open Sans" w:cs="Open Sans"/>
-                <w:color w:val="000000"/>
-                <w:sz w:val="20"/>
-                <w:szCs w:val="20"/>
-              </w:rPr>
-              <w:t>}</w:t>
+                <w:lang w:val="en-US" w:eastAsia="zh-CN" w:bidi="hi-IN"/>
+              </w:rPr>
+              <w:t>{MaterialsUnitPrice}</w:t>
             </w:r>
           </w:p>
         </w:tc>
         <w:tc>
           <w:tcPr>
             <w:tcW w:w="1755" w:type="dxa"/>
-            <w:shd w:val="clear" w:color="auto" w:fill="FFFFFF"/>
+            <w:tcBorders/>
+            <w:shd w:color="auto" w:fill="FFFFFF" w:val="clear"/>
             <w:tcMar>
-              <w:left w:w="0" w:type="dxa"/>
-              <w:right w:w="0" w:type="dxa"/>
+              <w:start w:w="0" w:type="dxa"/>
+              <w:end w:w="0" w:type="dxa"/>
             </w:tcMar>
           </w:tcPr>
           <w:p>
             <w:pPr>
               <w:pStyle w:val="normal1"/>
+              <w:suppressAutoHyphens w:val="true"/>
+              <w:spacing w:before="0" w:after="0"/>
               <w:jc w:val="center"/>
-            </w:pPr>
-            <w:r>
-              <w:t>{</w:t>
-            </w:r>
-            <w:proofErr w:type="spellStart"/>
-            <w:r>
-              <w:t>MaterialsTotal</w:t>
-            </w:r>
-            <w:proofErr w:type="spellEnd"/>
-            <w:r>
-              <w:t>}</w:t>
+              <w:rPr>
+                <w:rFonts w:ascii="Calibri" w:hAnsi="Calibri" w:eastAsia="Calibri" w:cs="Calibri"/>
+                <w:kern w:val="0"/>
+                <w:sz w:val="22"/>
+                <w:szCs w:val="22"/>
+                <w:lang w:val="en-US" w:eastAsia="zh-CN" w:bidi="hi-IN"/>
+              </w:rPr>
+            </w:pPr>
+            <w:r>
+              <w:rPr>
+                <w:rFonts w:eastAsia="Calibri" w:cs="Calibri"/>
+                <w:kern w:val="0"/>
+                <w:sz w:val="22"/>
+                <w:szCs w:val="22"/>
+                <w:lang w:val="en-US" w:eastAsia="zh-CN" w:bidi="hi-IN"/>
+              </w:rPr>
+              <w:t>{MaterialsTotal}</w:t>
             </w:r>
           </w:p>
         </w:tc>
       </w:tr>
       <w:tr>
         <w:trPr>
-          <w:trHeight w:val="1"/>
+          <w:trHeight w:val="1" w:hRule="atLeast"/>
         </w:trPr>
         <w:tc>
           <w:tcPr>
             <w:tcW w:w="675" w:type="dxa"/>
-            <w:shd w:val="clear" w:color="auto" w:fill="FFFFFF"/>
+            <w:tcBorders/>
+            <w:shd w:color="auto" w:fill="FFFFFF" w:val="clear"/>
           </w:tcPr>
           <w:p>
             <w:pPr>
               <w:pStyle w:val="normal1"/>
-              <w:rPr>
-                <w:color w:val="000000"/>
-              </w:rPr>
-            </w:pPr>
+              <w:suppressAutoHyphens w:val="true"/>
+              <w:spacing w:before="0" w:after="0"/>
+              <w:jc w:val="start"/>
+              <w:rPr>
+                <w:color w:val="000000"/>
+              </w:rPr>
+            </w:pPr>
+            <w:r>
+              <w:rPr>
+                <w:rFonts w:eastAsia="Calibri" w:cs="Calibri"/>
+                <w:color w:val="000000"/>
+                <w:kern w:val="0"/>
+                <w:sz w:val="22"/>
+                <w:szCs w:val="22"/>
+                <w:lang w:val="en-US" w:eastAsia="zh-CN" w:bidi="hi-IN"/>
+              </w:rPr>
+            </w:r>
           </w:p>
         </w:tc>
         <w:tc>
           <w:tcPr>
-            <w:tcW w:w="884" w:type="dxa"/>
-            <w:shd w:val="clear" w:color="auto" w:fill="FFFFFF"/>
+            <w:tcW w:w="883" w:type="dxa"/>
+            <w:tcBorders/>
+            <w:shd w:color="auto" w:fill="FFFFFF" w:val="clear"/>
           </w:tcPr>
           <w:p>
             <w:pPr>
               <w:pStyle w:val="normal1"/>
-              <w:rPr>
-                <w:color w:val="000000"/>
-              </w:rPr>
-            </w:pPr>
+              <w:suppressAutoHyphens w:val="true"/>
+              <w:spacing w:before="0" w:after="0"/>
+              <w:jc w:val="start"/>
+              <w:rPr>
+                <w:color w:val="000000"/>
+              </w:rPr>
+            </w:pPr>
+            <w:r>
+              <w:rPr>
+                <w:rFonts w:eastAsia="Calibri" w:cs="Calibri"/>
+                <w:color w:val="000000"/>
+                <w:kern w:val="0"/>
+                <w:sz w:val="22"/>
+                <w:szCs w:val="22"/>
+                <w:lang w:val="en-US" w:eastAsia="zh-CN" w:bidi="hi-IN"/>
+              </w:rPr>
+            </w:r>
           </w:p>
         </w:tc>
         <w:tc>
           <w:tcPr>
             <w:tcW w:w="4410" w:type="dxa"/>
-            <w:shd w:val="clear" w:color="auto" w:fill="FFFFFF"/>
+            <w:tcBorders/>
+            <w:shd w:color="auto" w:fill="FFFFFF" w:val="clear"/>
           </w:tcPr>
           <w:p>
             <w:pPr>
               <w:pStyle w:val="normal1"/>
-              <w:spacing w:line="278" w:lineRule="auto"/>
-              <w:ind w:right="314"/>
-              <w:rPr>
-                <w:rFonts w:ascii="Open Sans" w:eastAsia="Open Sans" w:hAnsi="Open Sans" w:cs="Open Sans"/>
+              <w:suppressAutoHyphens w:val="true"/>
+              <w:spacing w:lineRule="auto" w:line="278" w:before="0" w:after="0"/>
+              <w:ind w:end="314"/>
+              <w:jc w:val="start"/>
+              <w:rPr>
+                <w:rFonts w:ascii="Open Sans" w:hAnsi="Open Sans" w:eastAsia="Open Sans" w:cs="Open Sans"/>
                 <w:color w:val="000000"/>
                 <w:sz w:val="20"/>
                 <w:szCs w:val="20"/>
@@ -1939,10 +1802,12 @@
             </w:pPr>
             <w:r>
               <w:rPr>
-                <w:rFonts w:ascii="Open Sans" w:eastAsia="Open Sans" w:hAnsi="Open Sans" w:cs="Open Sans"/>
-                <w:color w:val="000000"/>
+                <w:rFonts w:eastAsia="Open Sans" w:cs="Open Sans" w:ascii="Open Sans" w:hAnsi="Open Sans"/>
+                <w:color w:val="000000"/>
+                <w:kern w:val="0"/>
                 <w:sz w:val="20"/>
                 <w:szCs w:val="20"/>
+                <w:lang w:val="en-US" w:eastAsia="zh-CN" w:bidi="hi-IN"/>
               </w:rPr>
               <w:t>{#MaterialsLines}</w:t>
             </w:r>
@@ -1950,10 +1815,12 @@
           <w:p>
             <w:pPr>
               <w:pStyle w:val="normal1"/>
-              <w:spacing w:line="278" w:lineRule="auto"/>
-              <w:ind w:right="314"/>
-              <w:rPr>
-                <w:rFonts w:ascii="Open Sans" w:eastAsia="Open Sans" w:hAnsi="Open Sans" w:cs="Open Sans"/>
+              <w:suppressAutoHyphens w:val="true"/>
+              <w:spacing w:lineRule="auto" w:line="278" w:before="0" w:after="0"/>
+              <w:ind w:end="314"/>
+              <w:jc w:val="start"/>
+              <w:rPr>
+                <w:rFonts w:ascii="Open Sans" w:hAnsi="Open Sans" w:eastAsia="Open Sans" w:cs="Open Sans"/>
                 <w:color w:val="000000"/>
                 <w:sz w:val="20"/>
                 <w:szCs w:val="20"/>
@@ -1961,202 +1828,171 @@
             </w:pPr>
             <w:r>
               <w:rPr>
-                <w:rFonts w:ascii="Open Sans" w:eastAsia="Open Sans" w:hAnsi="Open Sans" w:cs="Open Sans"/>
-                <w:color w:val="000000"/>
+                <w:rFonts w:eastAsia="Open Sans" w:cs="Open Sans" w:ascii="Open Sans" w:hAnsi="Open Sans"/>
+                <w:color w:val="000000"/>
+                <w:kern w:val="0"/>
                 <w:sz w:val="20"/>
                 <w:szCs w:val="20"/>
-              </w:rPr>
-              <w:t>{</w:t>
-            </w:r>
-            <w:proofErr w:type="spellStart"/>
-            <w:r>
-              <w:rPr>
-                <w:rFonts w:ascii="Open Sans" w:eastAsia="Open Sans" w:hAnsi="Open Sans" w:cs="Open Sans"/>
-                <w:color w:val="000000"/>
+                <w:lang w:val="en-US" w:eastAsia="zh-CN" w:bidi="hi-IN"/>
+              </w:rPr>
+              <w:t>{MaterialLine}</w:t>
+            </w:r>
+          </w:p>
+          <w:p>
+            <w:pPr>
+              <w:pStyle w:val="normal1"/>
+              <w:suppressAutoHyphens w:val="true"/>
+              <w:spacing w:lineRule="auto" w:line="278" w:before="0" w:after="0"/>
+              <w:ind w:end="314"/>
+              <w:jc w:val="start"/>
+              <w:rPr>
+                <w:color w:val="000000"/>
+                <w:sz w:val="18"/>
+                <w:szCs w:val="18"/>
+              </w:rPr>
+            </w:pPr>
+            <w:r>
+              <w:rPr>
+                <w:rFonts w:eastAsia="Open Sans" w:cs="Open Sans" w:ascii="Open Sans" w:hAnsi="Open Sans"/>
+                <w:color w:val="000000"/>
+                <w:kern w:val="0"/>
                 <w:sz w:val="20"/>
                 <w:szCs w:val="20"/>
-              </w:rPr>
-              <w:t>MaterialLine</w:t>
-            </w:r>
-            <w:proofErr w:type="spellEnd"/>
-            <w:r>
-              <w:rPr>
-                <w:rFonts w:ascii="Open Sans" w:eastAsia="Open Sans" w:hAnsi="Open Sans" w:cs="Open Sans"/>
-                <w:color w:val="000000"/>
-                <w:sz w:val="20"/>
-                <w:szCs w:val="20"/>
-              </w:rPr>
-              <w:t>}</w:t>
-            </w:r>
-          </w:p>
-          <w:p>
-            <w:pPr>
-              <w:pStyle w:val="normal1"/>
-              <w:spacing w:line="278" w:lineRule="auto"/>
-              <w:ind w:right="314"/>
-              <w:rPr>
-                <w:color w:val="000000"/>
-                <w:sz w:val="18"/>
-                <w:szCs w:val="18"/>
-              </w:rPr>
-            </w:pPr>
-            <w:r>
-              <w:rPr>
-                <w:rFonts w:ascii="Open Sans" w:eastAsia="Open Sans" w:hAnsi="Open Sans" w:cs="Open Sans"/>
-                <w:color w:val="000000"/>
-                <w:sz w:val="20"/>
-                <w:szCs w:val="20"/>
-              </w:rPr>
-              <w:t>{/</w:t>
-            </w:r>
-            <w:proofErr w:type="spellStart"/>
-            <w:r>
-              <w:rPr>
-                <w:rFonts w:ascii="Open Sans" w:eastAsia="Open Sans" w:hAnsi="Open Sans" w:cs="Open Sans"/>
-                <w:color w:val="000000"/>
-                <w:sz w:val="20"/>
-                <w:szCs w:val="20"/>
-              </w:rPr>
-              <w:t>MaterialsLines</w:t>
-            </w:r>
-            <w:proofErr w:type="spellEnd"/>
-            <w:r>
-              <w:rPr>
-                <w:rFonts w:ascii="Open Sans" w:eastAsia="Open Sans" w:hAnsi="Open Sans" w:cs="Open Sans"/>
-                <w:color w:val="000000"/>
-                <w:sz w:val="20"/>
-                <w:szCs w:val="20"/>
-              </w:rPr>
-              <w:t>}</w:t>
+                <w:lang w:val="en-US" w:eastAsia="zh-CN" w:bidi="hi-IN"/>
+              </w:rPr>
+              <w:t>{/MaterialsLines}</w:t>
             </w:r>
           </w:p>
         </w:tc>
         <w:tc>
           <w:tcPr>
-            <w:tcW w:w="2326" w:type="dxa"/>
-            <w:shd w:val="clear" w:color="auto" w:fill="FFFFFF"/>
+            <w:tcW w:w="2327" w:type="dxa"/>
+            <w:tcBorders/>
+            <w:shd w:color="auto" w:fill="FFFFFF" w:val="clear"/>
           </w:tcPr>
           <w:p>
             <w:pPr>
               <w:pStyle w:val="normal1"/>
-              <w:spacing w:line="278" w:lineRule="auto"/>
-              <w:ind w:right="314"/>
-              <w:rPr>
-                <w:color w:val="000000"/>
-              </w:rPr>
-            </w:pPr>
+              <w:suppressAutoHyphens w:val="true"/>
+              <w:spacing w:lineRule="auto" w:line="278" w:before="0" w:after="0"/>
+              <w:ind w:end="314"/>
+              <w:jc w:val="start"/>
+              <w:rPr>
+                <w:color w:val="000000"/>
+              </w:rPr>
+            </w:pPr>
+            <w:r>
+              <w:rPr>
+                <w:rFonts w:eastAsia="Calibri" w:cs="Calibri"/>
+                <w:color w:val="000000"/>
+                <w:kern w:val="0"/>
+                <w:sz w:val="22"/>
+                <w:szCs w:val="22"/>
+                <w:lang w:val="en-US" w:eastAsia="zh-CN" w:bidi="hi-IN"/>
+              </w:rPr>
+            </w:r>
           </w:p>
         </w:tc>
         <w:tc>
           <w:tcPr>
             <w:tcW w:w="1755" w:type="dxa"/>
-            <w:shd w:val="clear" w:color="auto" w:fill="FFFFFF"/>
+            <w:tcBorders/>
+            <w:shd w:color="auto" w:fill="FFFFFF" w:val="clear"/>
             <w:vAlign w:val="center"/>
           </w:tcPr>
           <w:p>
             <w:pPr>
               <w:pStyle w:val="normal1"/>
-              <w:spacing w:line="278" w:lineRule="auto"/>
-              <w:ind w:right="314"/>
-              <w:rPr>
-                <w:color w:val="000000"/>
-              </w:rPr>
-            </w:pPr>
+              <w:suppressAutoHyphens w:val="true"/>
+              <w:spacing w:lineRule="auto" w:line="278" w:before="0" w:after="0"/>
+              <w:ind w:end="314"/>
+              <w:jc w:val="start"/>
+              <w:rPr>
+                <w:color w:val="000000"/>
+              </w:rPr>
+            </w:pPr>
+            <w:r>
+              <w:rPr>
+                <w:rFonts w:eastAsia="Calibri" w:cs="Calibri"/>
+                <w:color w:val="000000"/>
+                <w:kern w:val="0"/>
+                <w:sz w:val="22"/>
+                <w:szCs w:val="22"/>
+                <w:lang w:val="en-US" w:eastAsia="zh-CN" w:bidi="hi-IN"/>
+              </w:rPr>
+            </w:r>
           </w:p>
         </w:tc>
       </w:tr>
       <w:tr>
         <w:trPr>
-          <w:trHeight w:val="1"/>
+          <w:trHeight w:val="1" w:hRule="atLeast"/>
         </w:trPr>
         <w:tc>
           <w:tcPr>
             <w:tcW w:w="675" w:type="dxa"/>
             <w:tcBorders>
-              <w:left w:val="single" w:sz="8" w:space="0" w:color="FFFFFF"/>
+              <w:start w:val="single" w:sz="8" w:space="0" w:color="FFFFFF"/>
               <w:bottom w:val="single" w:sz="8" w:space="0" w:color="FFFFFF"/>
-              <w:right w:val="single" w:sz="8" w:space="0" w:color="FFFFFF"/>
+              <w:end w:val="single" w:sz="8" w:space="0" w:color="FFFFFF"/>
             </w:tcBorders>
-            <w:shd w:val="clear" w:color="auto" w:fill="FFFFFF"/>
+            <w:shd w:color="auto" w:fill="FFFFFF" w:val="clear"/>
           </w:tcPr>
           <w:p>
             <w:pPr>
               <w:pStyle w:val="normal1"/>
-              <w:spacing w:line="278" w:lineRule="auto"/>
-              <w:ind w:right="-26"/>
-              <w:rPr>
-                <w:color w:val="000000"/>
-              </w:rPr>
-            </w:pPr>
-            <w:r>
-              <w:rPr>
-                <w:rFonts w:ascii="Open Sans" w:eastAsia="Open Sans" w:hAnsi="Open Sans" w:cs="Open Sans"/>
-                <w:color w:val="000000"/>
+              <w:suppressAutoHyphens w:val="true"/>
+              <w:spacing w:lineRule="auto" w:line="278" w:before="0" w:after="0"/>
+              <w:ind w:end="-26"/>
+              <w:jc w:val="start"/>
+              <w:rPr>
+                <w:color w:val="000000"/>
+              </w:rPr>
+            </w:pPr>
+            <w:r>
+              <w:rPr>
+                <w:rFonts w:eastAsia="Open Sans" w:cs="Open Sans" w:ascii="Open Sans" w:hAnsi="Open Sans"/>
+                <w:color w:val="000000"/>
+                <w:kern w:val="0"/>
                 <w:sz w:val="20"/>
                 <w:szCs w:val="20"/>
-              </w:rPr>
-              <w:t>{#hasBonus}{#BonusRo</w:t>
-            </w:r>
-            <w:r>
-              <w:rPr>
-                <w:rFonts w:ascii="Open Sans" w:eastAsia="Open Sans" w:hAnsi="Open Sans" w:cs="Open Sans"/>
-                <w:color w:val="000000"/>
-                <w:sz w:val="20"/>
-                <w:szCs w:val="20"/>
-              </w:rPr>
-              <w:lastRenderedPageBreak/>
-              <w:t>ws}{Bonus}</w:t>
+                <w:lang w:val="en-US" w:eastAsia="zh-CN" w:bidi="hi-IN"/>
+              </w:rPr>
+              <w:t>{#hasBonus}{#BonusRows}{Bonus}</w:t>
             </w:r>
           </w:p>
         </w:tc>
         <w:tc>
           <w:tcPr>
-            <w:tcW w:w="884" w:type="dxa"/>
+            <w:tcW w:w="883" w:type="dxa"/>
             <w:tcBorders>
-              <w:left w:val="single" w:sz="8" w:space="0" w:color="FFFFFF"/>
+              <w:start w:val="single" w:sz="8" w:space="0" w:color="FFFFFF"/>
               <w:bottom w:val="single" w:sz="8" w:space="0" w:color="FFFFFF"/>
-              <w:right w:val="single" w:sz="8" w:space="0" w:color="FFFFFF"/>
+              <w:end w:val="single" w:sz="8" w:space="0" w:color="FFFFFF"/>
             </w:tcBorders>
-            <w:shd w:val="clear" w:color="auto" w:fill="FFFFFF"/>
+            <w:shd w:color="auto" w:fill="FFFFFF" w:val="clear"/>
           </w:tcPr>
           <w:p>
             <w:pPr>
               <w:pStyle w:val="normal1"/>
-              <w:spacing w:line="278" w:lineRule="auto"/>
-              <w:ind w:right="314"/>
-              <w:rPr>
-                <w:color w:val="000000"/>
-              </w:rPr>
-            </w:pPr>
-            <w:r>
-              <w:rPr>
-                <w:rFonts w:ascii="Open Sans" w:eastAsia="Open Sans" w:hAnsi="Open Sans" w:cs="Open Sans"/>
-                <w:color w:val="000000"/>
+              <w:suppressAutoHyphens w:val="true"/>
+              <w:spacing w:lineRule="auto" w:line="278" w:before="0" w:after="0"/>
+              <w:ind w:end="314"/>
+              <w:jc w:val="start"/>
+              <w:rPr>
+                <w:color w:val="000000"/>
+              </w:rPr>
+            </w:pPr>
+            <w:r>
+              <w:rPr>
+                <w:rFonts w:eastAsia="Open Sans" w:cs="Open Sans" w:ascii="Open Sans" w:hAnsi="Open Sans"/>
+                <w:color w:val="000000"/>
+                <w:kern w:val="0"/>
                 <w:sz w:val="20"/>
                 <w:szCs w:val="20"/>
-              </w:rPr>
-              <w:lastRenderedPageBreak/>
-              <w:t>{</w:t>
-            </w:r>
-            <w:proofErr w:type="spellStart"/>
-            <w:r>
-              <w:rPr>
-                <w:rFonts w:ascii="Open Sans" w:eastAsia="Open Sans" w:hAnsi="Open Sans" w:cs="Open Sans"/>
-                <w:color w:val="000000"/>
-                <w:sz w:val="20"/>
-                <w:szCs w:val="20"/>
-              </w:rPr>
-              <w:t>BonusMenge</w:t>
-            </w:r>
-            <w:proofErr w:type="spellEnd"/>
-            <w:r>
-              <w:rPr>
-                <w:rFonts w:ascii="Open Sans" w:eastAsia="Open Sans" w:hAnsi="Open Sans" w:cs="Open Sans"/>
-                <w:color w:val="000000"/>
-                <w:sz w:val="20"/>
-                <w:szCs w:val="20"/>
-              </w:rPr>
-              <w:t>}</w:t>
+                <w:lang w:val="en-US" w:eastAsia="zh-CN" w:bidi="hi-IN"/>
+              </w:rPr>
+              <w:t>{BonusMenge}</w:t>
             </w:r>
           </w:p>
         </w:tc>
@@ -2164,19 +2000,21 @@
           <w:tcPr>
             <w:tcW w:w="4410" w:type="dxa"/>
             <w:tcBorders>
-              <w:left w:val="single" w:sz="8" w:space="0" w:color="FFFFFF"/>
+              <w:start w:val="single" w:sz="8" w:space="0" w:color="FFFFFF"/>
               <w:bottom w:val="single" w:sz="8" w:space="0" w:color="FFFFFF"/>
-              <w:right w:val="single" w:sz="8" w:space="0" w:color="FFFFFF"/>
+              <w:end w:val="single" w:sz="8" w:space="0" w:color="FFFFFF"/>
             </w:tcBorders>
-            <w:shd w:val="clear" w:color="auto" w:fill="FFFFFF"/>
+            <w:shd w:color="auto" w:fill="FFFFFF" w:val="clear"/>
           </w:tcPr>
           <w:p>
             <w:pPr>
               <w:pStyle w:val="normal1"/>
-              <w:spacing w:line="278" w:lineRule="auto"/>
-              <w:ind w:right="314"/>
-              <w:rPr>
-                <w:rFonts w:ascii="Open Sans" w:eastAsia="Open Sans" w:hAnsi="Open Sans" w:cs="Open Sans"/>
+              <w:suppressAutoHyphens w:val="true"/>
+              <w:spacing w:lineRule="auto" w:line="278" w:before="0" w:after="0"/>
+              <w:ind w:end="314"/>
+              <w:jc w:val="start"/>
+              <w:rPr>
+                <w:rFonts w:ascii="Open Sans" w:hAnsi="Open Sans" w:eastAsia="Open Sans" w:cs="Open Sans"/>
                 <w:b/>
                 <w:color w:val="000000"/>
                 <w:sz w:val="20"/>
@@ -2185,126 +2023,74 @@
             </w:pPr>
             <w:r>
               <w:rPr>
-                <w:rFonts w:ascii="Open Sans" w:eastAsia="Open Sans" w:hAnsi="Open Sans" w:cs="Open Sans"/>
+                <w:rFonts w:eastAsia="Open Sans" w:cs="Open Sans" w:ascii="Open Sans" w:hAnsi="Open Sans"/>
                 <w:b/>
                 <w:color w:val="000000"/>
+                <w:kern w:val="0"/>
                 <w:sz w:val="20"/>
                 <w:szCs w:val="20"/>
-              </w:rPr>
-              <w:t>{</w:t>
-            </w:r>
-            <w:proofErr w:type="spellStart"/>
-            <w:r>
-              <w:rPr>
-                <w:rFonts w:ascii="Open Sans" w:eastAsia="Open Sans" w:hAnsi="Open Sans" w:cs="Open Sans"/>
-                <w:b/>
-                <w:color w:val="000000"/>
+                <w:lang w:val="en-US" w:eastAsia="zh-CN" w:bidi="hi-IN"/>
+              </w:rPr>
+              <w:t>{BonusLabel}</w:t>
+            </w:r>
+          </w:p>
+          <w:p>
+            <w:pPr>
+              <w:pStyle w:val="normal1"/>
+              <w:suppressAutoHyphens w:val="true"/>
+              <w:spacing w:lineRule="auto" w:line="278" w:before="0" w:after="0"/>
+              <w:ind w:end="314"/>
+              <w:jc w:val="start"/>
+              <w:rPr>
+                <w:color w:val="000000"/>
+                <w:sz w:val="18"/>
+                <w:szCs w:val="18"/>
+              </w:rPr>
+            </w:pPr>
+            <w:r>
+              <w:rPr>
+                <w:rFonts w:eastAsia="Open Sans" w:cs="Open Sans" w:ascii="Open Sans" w:hAnsi="Open Sans"/>
+                <w:color w:val="000000"/>
+                <w:kern w:val="0"/>
                 <w:sz w:val="20"/>
                 <w:szCs w:val="20"/>
-              </w:rPr>
-              <w:t>BonusLabel</w:t>
-            </w:r>
-            <w:proofErr w:type="spellEnd"/>
-            <w:r>
-              <w:rPr>
-                <w:rFonts w:ascii="Open Sans" w:eastAsia="Open Sans" w:hAnsi="Open Sans" w:cs="Open Sans"/>
-                <w:b/>
-                <w:color w:val="000000"/>
-                <w:sz w:val="20"/>
-                <w:szCs w:val="20"/>
-              </w:rPr>
-              <w:t>}</w:t>
-            </w:r>
-          </w:p>
-          <w:p>
-            <w:pPr>
-              <w:pStyle w:val="normal1"/>
-              <w:spacing w:line="278" w:lineRule="auto"/>
-              <w:ind w:right="314"/>
-              <w:rPr>
-                <w:color w:val="000000"/>
-                <w:sz w:val="18"/>
-                <w:szCs w:val="18"/>
-              </w:rPr>
-            </w:pPr>
-            <w:r>
-              <w:rPr>
-                <w:rFonts w:ascii="Open Sans" w:eastAsia="Open Sans" w:hAnsi="Open Sans" w:cs="Open Sans"/>
-                <w:color w:val="000000"/>
-                <w:sz w:val="20"/>
-                <w:szCs w:val="20"/>
-              </w:rPr>
-              <w:t>{</w:t>
-            </w:r>
-            <w:proofErr w:type="spellStart"/>
-            <w:r>
-              <w:rPr>
-                <w:rFonts w:ascii="Open Sans" w:eastAsia="Open Sans" w:hAnsi="Open Sans" w:cs="Open Sans"/>
-                <w:color w:val="000000"/>
-                <w:sz w:val="20"/>
-                <w:szCs w:val="20"/>
-              </w:rPr>
-              <w:t>BonusDetail</w:t>
-            </w:r>
-            <w:proofErr w:type="spellEnd"/>
-            <w:r>
-              <w:rPr>
-                <w:rFonts w:ascii="Open Sans" w:eastAsia="Open Sans" w:hAnsi="Open Sans" w:cs="Open Sans"/>
-                <w:color w:val="000000"/>
-                <w:sz w:val="20"/>
-                <w:szCs w:val="20"/>
-              </w:rPr>
-              <w:t>}</w:t>
+                <w:lang w:val="en-US" w:eastAsia="zh-CN" w:bidi="hi-IN"/>
+              </w:rPr>
+              <w:t>{BonusDetail}</w:t>
             </w:r>
           </w:p>
         </w:tc>
         <w:tc>
           <w:tcPr>
-            <w:tcW w:w="2326" w:type="dxa"/>
+            <w:tcW w:w="2327" w:type="dxa"/>
             <w:tcBorders>
-              <w:left w:val="single" w:sz="8" w:space="0" w:color="FFFFFF"/>
+              <w:start w:val="single" w:sz="8" w:space="0" w:color="FFFFFF"/>
               <w:bottom w:val="single" w:sz="8" w:space="0" w:color="FFFFFF"/>
-              <w:right w:val="single" w:sz="8" w:space="0" w:color="FFFFFF"/>
+              <w:end w:val="single" w:sz="8" w:space="0" w:color="FFFFFF"/>
             </w:tcBorders>
-            <w:shd w:val="clear" w:color="auto" w:fill="FFFFFF"/>
+            <w:shd w:color="auto" w:fill="FFFFFF" w:val="clear"/>
           </w:tcPr>
           <w:p>
             <w:pPr>
               <w:pStyle w:val="normal1"/>
-              <w:spacing w:line="278" w:lineRule="auto"/>
-              <w:ind w:right="314"/>
-              <w:rPr>
-                <w:color w:val="000000"/>
-              </w:rPr>
-            </w:pPr>
-            <w:r>
-              <w:rPr>
-                <w:rFonts w:ascii="Open Sans" w:eastAsia="Open Sans" w:hAnsi="Open Sans" w:cs="Open Sans"/>
-                <w:color w:val="000000"/>
+              <w:suppressAutoHyphens w:val="true"/>
+              <w:spacing w:lineRule="auto" w:line="278" w:before="0" w:after="0"/>
+              <w:ind w:end="314"/>
+              <w:jc w:val="start"/>
+              <w:rPr>
+                <w:color w:val="000000"/>
+              </w:rPr>
+            </w:pPr>
+            <w:r>
+              <w:rPr>
+                <w:rFonts w:eastAsia="Open Sans" w:cs="Open Sans" w:ascii="Open Sans" w:hAnsi="Open Sans"/>
+                <w:color w:val="000000"/>
+                <w:kern w:val="0"/>
                 <w:sz w:val="20"/>
                 <w:szCs w:val="20"/>
-              </w:rPr>
-              <w:t>{</w:t>
-            </w:r>
-            <w:proofErr w:type="spellStart"/>
-            <w:r>
-              <w:rPr>
-                <w:rFonts w:ascii="Open Sans" w:eastAsia="Open Sans" w:hAnsi="Open Sans" w:cs="Open Sans"/>
-                <w:color w:val="000000"/>
-                <w:sz w:val="20"/>
-                <w:szCs w:val="20"/>
-              </w:rPr>
-              <w:t>preis</w:t>
-            </w:r>
-            <w:proofErr w:type="spellEnd"/>
-            <w:r>
-              <w:rPr>
-                <w:rFonts w:ascii="Open Sans" w:eastAsia="Open Sans" w:hAnsi="Open Sans" w:cs="Open Sans"/>
-                <w:color w:val="000000"/>
-                <w:sz w:val="20"/>
-                <w:szCs w:val="20"/>
-              </w:rPr>
-              <w:t>}</w:t>
+                <w:lang w:val="en-US" w:eastAsia="zh-CN" w:bidi="hi-IN"/>
+              </w:rPr>
+              <w:t>{preis}</w:t>
             </w:r>
           </w:p>
         </w:tc>
@@ -2312,17 +2098,18 @@
           <w:tcPr>
             <w:tcW w:w="1755" w:type="dxa"/>
             <w:tcBorders>
-              <w:left w:val="single" w:sz="8" w:space="0" w:color="FFFFFF"/>
+              <w:start w:val="single" w:sz="8" w:space="0" w:color="FFFFFF"/>
               <w:bottom w:val="single" w:sz="8" w:space="0" w:color="FFFFFF"/>
-              <w:right w:val="single" w:sz="8" w:space="0" w:color="FFFFFF"/>
+              <w:end w:val="single" w:sz="8" w:space="0" w:color="FFFFFF"/>
             </w:tcBorders>
-            <w:shd w:val="clear" w:color="auto" w:fill="FFFFFF"/>
+            <w:shd w:color="auto" w:fill="FFFFFF" w:val="clear"/>
           </w:tcPr>
           <w:p>
             <w:pPr>
               <w:pStyle w:val="normal1"/>
-              <w:spacing w:line="278" w:lineRule="auto"/>
-              <w:ind w:right="314"/>
+              <w:suppressAutoHyphens w:val="true"/>
+              <w:spacing w:lineRule="auto" w:line="278" w:before="0" w:after="0"/>
+              <w:ind w:end="314"/>
               <w:jc w:val="center"/>
               <w:rPr>
                 <w:color w:val="000000"/>
@@ -2330,72 +2117,14 @@
             </w:pPr>
             <w:r>
               <w:rPr>
-                <w:rFonts w:ascii="Open Sans" w:eastAsia="Open Sans" w:hAnsi="Open Sans" w:cs="Open Sans"/>
-                <w:color w:val="000000"/>
+                <w:rFonts w:eastAsia="Open Sans" w:cs="Open Sans" w:ascii="Open Sans" w:hAnsi="Open Sans"/>
+                <w:color w:val="000000"/>
+                <w:kern w:val="0"/>
                 <w:sz w:val="20"/>
                 <w:szCs w:val="20"/>
-              </w:rPr>
-              <w:t>{</w:t>
-            </w:r>
-            <w:proofErr w:type="spellStart"/>
-            <w:r>
-              <w:rPr>
-                <w:rFonts w:ascii="Open Sans" w:eastAsia="Open Sans" w:hAnsi="Open Sans" w:cs="Open Sans"/>
-                <w:color w:val="000000"/>
-                <w:sz w:val="20"/>
-                <w:szCs w:val="20"/>
-              </w:rPr>
-              <w:t>gesamt</w:t>
-            </w:r>
-            <w:proofErr w:type="spellEnd"/>
-            <w:r>
-              <w:rPr>
-                <w:rFonts w:ascii="Open Sans" w:eastAsia="Open Sans" w:hAnsi="Open Sans" w:cs="Open Sans"/>
-                <w:color w:val="000000"/>
-                <w:sz w:val="20"/>
-                <w:szCs w:val="20"/>
-              </w:rPr>
-              <w:t>}{/</w:t>
-            </w:r>
-            <w:proofErr w:type="spellStart"/>
-            <w:r>
-              <w:rPr>
-                <w:rFonts w:ascii="Open Sans" w:eastAsia="Open Sans" w:hAnsi="Open Sans" w:cs="Open Sans"/>
-                <w:color w:val="000000"/>
-                <w:sz w:val="20"/>
-                <w:szCs w:val="20"/>
-              </w:rPr>
-              <w:t>BonusRows</w:t>
-            </w:r>
-            <w:proofErr w:type="spellEnd"/>
-            <w:r>
-              <w:rPr>
-                <w:rFonts w:ascii="Open Sans" w:eastAsia="Open Sans" w:hAnsi="Open Sans" w:cs="Open Sans"/>
-                <w:color w:val="000000"/>
-                <w:sz w:val="20"/>
-                <w:szCs w:val="20"/>
-              </w:rPr>
-              <w:t>}{/</w:t>
-            </w:r>
-            <w:proofErr w:type="spellStart"/>
-            <w:r>
-              <w:rPr>
-                <w:rFonts w:ascii="Open Sans" w:eastAsia="Open Sans" w:hAnsi="Open Sans" w:cs="Open Sans"/>
-                <w:color w:val="000000"/>
-                <w:sz w:val="20"/>
-                <w:szCs w:val="20"/>
-              </w:rPr>
-              <w:t>hasBonus</w:t>
-            </w:r>
-            <w:proofErr w:type="spellEnd"/>
-            <w:r>
-              <w:rPr>
-                <w:rFonts w:ascii="Open Sans" w:eastAsia="Open Sans" w:hAnsi="Open Sans" w:cs="Open Sans"/>
-                <w:color w:val="000000"/>
-                <w:sz w:val="20"/>
-                <w:szCs w:val="20"/>
-              </w:rPr>
-              <w:t>}</w:t>
+                <w:lang w:val="en-US" w:eastAsia="zh-CN" w:bidi="hi-IN"/>
+              </w:rPr>
+              <w:t>{gesamt}{/BonusRows}{/hasBonus}</w:t>
             </w:r>
           </w:p>
         </w:tc>
@@ -2405,31 +2134,41 @@
       <w:pPr>
         <w:pStyle w:val="normal1"/>
         <w:tabs>
-          <w:tab w:val="left" w:pos="750"/>
-          <w:tab w:val="left" w:pos="1416"/>
+          <w:tab w:val="clear" w:pos="720"/>
+          <w:tab w:val="left" w:pos="750" w:leader="none"/>
+          <w:tab w:val="left" w:pos="1416" w:leader="none"/>
         </w:tabs>
-        <w:spacing w:before="121"/>
-        <w:rPr>
-          <w:rFonts w:ascii="Open Sans" w:eastAsia="Open Sans" w:hAnsi="Open Sans" w:cs="Open Sans"/>
+        <w:spacing w:before="121" w:after="0"/>
+        <w:rPr>
+          <w:rFonts w:ascii="Open Sans" w:hAnsi="Open Sans" w:eastAsia="Open Sans" w:cs="Open Sans"/>
           <w:color w:val="070707"/>
           <w:sz w:val="20"/>
           <w:szCs w:val="20"/>
         </w:rPr>
       </w:pPr>
+      <w:r>
+        <w:rPr>
+          <w:rFonts w:eastAsia="Open Sans" w:cs="Open Sans" w:ascii="Open Sans" w:hAnsi="Open Sans"/>
+          <w:color w:val="070707"/>
+          <w:sz w:val="20"/>
+          <w:szCs w:val="20"/>
+        </w:rPr>
+      </w:r>
     </w:p>
     <w:tbl>
       <w:tblPr>
         <w:tblStyle w:val="TableNormal"/>
         <w:tblW w:w="9660" w:type="dxa"/>
+        <w:jc w:val="start"/>
         <w:tblInd w:w="1" w:type="dxa"/>
         <w:tblLayout w:type="fixed"/>
         <w:tblCellMar>
           <w:top w:w="0" w:type="dxa"/>
-          <w:left w:w="108" w:type="dxa"/>
+          <w:start w:w="108" w:type="dxa"/>
           <w:bottom w:w="0" w:type="dxa"/>
-          <w:right w:w="108" w:type="dxa"/>
+          <w:end w:w="108" w:type="dxa"/>
         </w:tblCellMar>
-        <w:tblLook w:val="0000" w:firstRow="0" w:lastRow="0" w:firstColumn="0" w:lastColumn="0" w:noHBand="0" w:noVBand="0"/>
+        <w:tblLook w:firstRow="0" w:noVBand="0" w:lastRow="0" w:firstColumn="0" w:lastColumn="0" w:noHBand="0" w:val="0000"/>
       </w:tblPr>
       <w:tblGrid>
         <w:gridCol w:w="3915"/>
@@ -2439,42 +2178,55 @@
       </w:tblGrid>
       <w:tr>
         <w:trPr>
-          <w:trHeight w:val="1"/>
+          <w:trHeight w:val="1" w:hRule="atLeast"/>
         </w:trPr>
         <w:tc>
           <w:tcPr>
             <w:tcW w:w="3915" w:type="dxa"/>
             <w:tcBorders>
               <w:top w:val="single" w:sz="8" w:space="0" w:color="FFFFFF"/>
-              <w:left w:val="single" w:sz="8" w:space="0" w:color="D9D9D9"/>
+              <w:start w:val="single" w:sz="8" w:space="0" w:color="D9D9D9"/>
               <w:bottom w:val="single" w:sz="8" w:space="0" w:color="FFFFFF"/>
-              <w:right w:val="single" w:sz="8" w:space="0" w:color="D9D9D9"/>
+              <w:end w:val="single" w:sz="8" w:space="0" w:color="D9D9D9"/>
             </w:tcBorders>
-            <w:shd w:val="clear" w:color="auto" w:fill="D9D9D9"/>
+            <w:shd w:color="auto" w:fill="D9D9D9" w:val="clear"/>
             <w:vAlign w:val="center"/>
           </w:tcPr>
           <w:p>
             <w:pPr>
               <w:pStyle w:val="normal1"/>
-              <w:spacing w:before="56"/>
-              <w:ind w:left="50"/>
-            </w:pPr>
-            <w:r>
-              <w:rPr>
-                <w:rFonts w:ascii="Open Sans Semibold" w:eastAsia="Open Sans Semibold" w:hAnsi="Open Sans Semibold" w:cs="Open Sans Semibold"/>
+              <w:suppressAutoHyphens w:val="true"/>
+              <w:spacing w:before="56" w:after="0"/>
+              <w:ind w:start="50"/>
+              <w:jc w:val="start"/>
+              <w:rPr>
+                <w:rFonts w:ascii="Calibri" w:hAnsi="Calibri" w:eastAsia="Calibri" w:cs="Calibri"/>
+                <w:kern w:val="0"/>
+                <w:sz w:val="22"/>
+                <w:szCs w:val="22"/>
+                <w:lang w:val="en-US" w:eastAsia="zh-CN" w:bidi="hi-IN"/>
+              </w:rPr>
+            </w:pPr>
+            <w:r>
+              <w:rPr>
+                <w:rFonts w:eastAsia="Open Sans Semibold" w:cs="Open Sans Semibold" w:ascii="Open Sans Semibold" w:hAnsi="Open Sans Semibold"/>
                 <w:color w:val="030303"/>
+                <w:kern w:val="0"/>
                 <w:sz w:val="20"/>
                 <w:szCs w:val="20"/>
+                <w:lang w:val="en-US" w:eastAsia="zh-CN" w:bidi="hi-IN"/>
               </w:rPr>
               <w:t>{#Totals}{#isAlt}</w:t>
             </w:r>
             <w:r>
               <w:rPr>
-                <w:rFonts w:ascii="Open Sans Semibold" w:eastAsia="Open Sans Semibold" w:hAnsi="Open Sans Semibold" w:cs="Open Sans Semibold"/>
+                <w:rFonts w:eastAsia="Open Sans Semibold" w:cs="Open Sans Semibold" w:ascii="Open Sans Semibold" w:hAnsi="Open Sans Semibold"/>
                 <w:b/>
                 <w:color w:val="030303"/>
+                <w:kern w:val="0"/>
                 <w:sz w:val="20"/>
                 <w:szCs w:val="20"/>
+                <w:lang w:val="en-US" w:eastAsia="zh-CN" w:bidi="hi-IN"/>
               </w:rPr>
               <w:t>{label}</w:t>
             </w:r>
@@ -2485,20 +2237,33 @@
             <w:tcW w:w="915" w:type="dxa"/>
             <w:tcBorders>
               <w:top w:val="single" w:sz="8" w:space="0" w:color="FFFFFF"/>
-              <w:left w:val="single" w:sz="8" w:space="0" w:color="D9D9D9"/>
+              <w:start w:val="single" w:sz="8" w:space="0" w:color="D9D9D9"/>
               <w:bottom w:val="single" w:sz="8" w:space="0" w:color="FFFFFF"/>
-              <w:right w:val="single" w:sz="8" w:space="0" w:color="D9D9D9"/>
+              <w:end w:val="single" w:sz="8" w:space="0" w:color="D9D9D9"/>
             </w:tcBorders>
-            <w:shd w:val="clear" w:color="auto" w:fill="D9D9D9"/>
+            <w:shd w:color="auto" w:fill="D9D9D9" w:val="clear"/>
             <w:vAlign w:val="center"/>
           </w:tcPr>
           <w:p>
             <w:pPr>
               <w:pStyle w:val="normal1"/>
-              <w:rPr>
-                <w:color w:val="000000"/>
-              </w:rPr>
-            </w:pPr>
+              <w:suppressAutoHyphens w:val="true"/>
+              <w:spacing w:before="0" w:after="0"/>
+              <w:jc w:val="start"/>
+              <w:rPr>
+                <w:color w:val="000000"/>
+              </w:rPr>
+            </w:pPr>
+            <w:r>
+              <w:rPr>
+                <w:rFonts w:eastAsia="Calibri" w:cs="Calibri"/>
+                <w:color w:val="000000"/>
+                <w:kern w:val="0"/>
+                <w:sz w:val="22"/>
+                <w:szCs w:val="22"/>
+                <w:lang w:val="en-US" w:eastAsia="zh-CN" w:bidi="hi-IN"/>
+              </w:rPr>
+            </w:r>
           </w:p>
         </w:tc>
         <w:tc>
@@ -2506,20 +2271,33 @@
             <w:tcW w:w="2102" w:type="dxa"/>
             <w:tcBorders>
               <w:top w:val="single" w:sz="8" w:space="0" w:color="FFFFFF"/>
-              <w:left w:val="single" w:sz="8" w:space="0" w:color="D9D9D9"/>
+              <w:start w:val="single" w:sz="8" w:space="0" w:color="D9D9D9"/>
               <w:bottom w:val="single" w:sz="8" w:space="0" w:color="FFFFFF"/>
-              <w:right w:val="single" w:sz="8" w:space="0" w:color="D9D9D9"/>
+              <w:end w:val="single" w:sz="8" w:space="0" w:color="D9D9D9"/>
             </w:tcBorders>
-            <w:shd w:val="clear" w:color="auto" w:fill="D9D9D9"/>
+            <w:shd w:color="auto" w:fill="D9D9D9" w:val="clear"/>
             <w:vAlign w:val="center"/>
           </w:tcPr>
           <w:p>
             <w:pPr>
               <w:pStyle w:val="normal1"/>
-              <w:rPr>
-                <w:color w:val="000000"/>
-              </w:rPr>
-            </w:pPr>
+              <w:suppressAutoHyphens w:val="true"/>
+              <w:spacing w:before="0" w:after="0"/>
+              <w:jc w:val="start"/>
+              <w:rPr>
+                <w:color w:val="000000"/>
+              </w:rPr>
+            </w:pPr>
+            <w:r>
+              <w:rPr>
+                <w:rFonts w:eastAsia="Calibri" w:cs="Calibri"/>
+                <w:color w:val="000000"/>
+                <w:kern w:val="0"/>
+                <w:sz w:val="22"/>
+                <w:szCs w:val="22"/>
+                <w:lang w:val="en-US" w:eastAsia="zh-CN" w:bidi="hi-IN"/>
+              </w:rPr>
+            </w:r>
           </w:p>
         </w:tc>
         <w:tc>
@@ -2527,114 +2305,100 @@
             <w:tcW w:w="2728" w:type="dxa"/>
             <w:tcBorders>
               <w:top w:val="single" w:sz="8" w:space="0" w:color="FFFFFF"/>
-              <w:left w:val="single" w:sz="8" w:space="0" w:color="D9D9D9"/>
+              <w:start w:val="single" w:sz="8" w:space="0" w:color="D9D9D9"/>
               <w:bottom w:val="single" w:sz="8" w:space="0" w:color="FFFFFF"/>
-              <w:right w:val="single" w:sz="8" w:space="0" w:color="D9D9D9"/>
+              <w:end w:val="single" w:sz="8" w:space="0" w:color="D9D9D9"/>
             </w:tcBorders>
-            <w:shd w:val="clear" w:color="auto" w:fill="D9D9D9"/>
+            <w:shd w:color="auto" w:fill="D9D9D9" w:val="clear"/>
             <w:vAlign w:val="center"/>
           </w:tcPr>
           <w:p>
             <w:pPr>
               <w:pStyle w:val="normal1"/>
-              <w:spacing w:line="278" w:lineRule="auto"/>
-              <w:ind w:right="314"/>
-              <w:jc w:val="right"/>
-              <w:rPr>
-                <w:color w:val="000000"/>
-              </w:rPr>
-            </w:pPr>
-            <w:r>
-              <w:rPr>
-                <w:rFonts w:ascii="Open Sans Semibold" w:eastAsia="Open Sans Semibold" w:hAnsi="Open Sans Semibold" w:cs="Open Sans Semibold"/>
+              <w:suppressAutoHyphens w:val="true"/>
+              <w:spacing w:lineRule="auto" w:line="278" w:before="0" w:after="0"/>
+              <w:ind w:end="314"/>
+              <w:jc w:val="end"/>
+              <w:rPr>
+                <w:color w:val="000000"/>
+              </w:rPr>
+            </w:pPr>
+            <w:r>
+              <w:rPr>
+                <w:rFonts w:eastAsia="Open Sans Semibold" w:cs="Open Sans Semibold" w:ascii="Open Sans Semibold" w:hAnsi="Open Sans Semibold"/>
                 <w:b/>
                 <w:color w:val="000000"/>
+                <w:kern w:val="0"/>
+                <w:sz w:val="22"/>
+                <w:szCs w:val="22"/>
+                <w:lang w:val="en-US" w:eastAsia="zh-CN" w:bidi="hi-IN"/>
               </w:rPr>
               <w:t>{value}</w:t>
             </w:r>
             <w:r>
               <w:rPr>
-                <w:rFonts w:ascii="Open Sans Semibold" w:eastAsia="Open Sans Semibold" w:hAnsi="Open Sans Semibold" w:cs="Open Sans Semibold"/>
-                <w:color w:val="000000"/>
-              </w:rPr>
-              <w:t>{/</w:t>
-            </w:r>
-            <w:proofErr w:type="spellStart"/>
-            <w:r>
-              <w:rPr>
-                <w:rFonts w:ascii="Open Sans Semibold" w:eastAsia="Open Sans Semibold" w:hAnsi="Open Sans Semibold" w:cs="Open Sans Semibold"/>
-                <w:color w:val="000000"/>
-              </w:rPr>
-              <w:t>isAlt</w:t>
-            </w:r>
-            <w:proofErr w:type="spellEnd"/>
-            <w:r>
-              <w:rPr>
-                <w:rFonts w:ascii="Open Sans Semibold" w:eastAsia="Open Sans Semibold" w:hAnsi="Open Sans Semibold" w:cs="Open Sans Semibold"/>
-                <w:color w:val="000000"/>
-              </w:rPr>
-              <w:t>}</w:t>
+                <w:rFonts w:eastAsia="Open Sans Semibold" w:cs="Open Sans Semibold" w:ascii="Open Sans Semibold" w:hAnsi="Open Sans Semibold"/>
+                <w:color w:val="000000"/>
+                <w:kern w:val="0"/>
+                <w:sz w:val="22"/>
+                <w:szCs w:val="22"/>
+                <w:lang w:val="en-US" w:eastAsia="zh-CN" w:bidi="hi-IN"/>
+              </w:rPr>
+              <w:t>{/isAlt}</w:t>
             </w:r>
           </w:p>
         </w:tc>
       </w:tr>
       <w:tr>
         <w:trPr>
-          <w:trHeight w:val="285"/>
+          <w:trHeight w:val="285" w:hRule="atLeast"/>
         </w:trPr>
         <w:tc>
           <w:tcPr>
             <w:tcW w:w="3915" w:type="dxa"/>
             <w:tcBorders>
               <w:top w:val="single" w:sz="8" w:space="0" w:color="FFFFFF"/>
-              <w:left w:val="single" w:sz="8" w:space="0" w:color="FFFFFF"/>
+              <w:start w:val="single" w:sz="8" w:space="0" w:color="FFFFFF"/>
               <w:bottom w:val="single" w:sz="8" w:space="0" w:color="FFFFFF"/>
-              <w:right w:val="single" w:sz="8" w:space="0" w:color="FFFFFF"/>
+              <w:end w:val="single" w:sz="8" w:space="0" w:color="FFFFFF"/>
             </w:tcBorders>
-            <w:shd w:val="clear" w:color="auto" w:fill="FFFFFF"/>
+            <w:shd w:color="auto" w:fill="FFFFFF" w:val="clear"/>
             <w:vAlign w:val="center"/>
           </w:tcPr>
           <w:p>
             <w:pPr>
               <w:pStyle w:val="normal1"/>
-              <w:spacing w:before="57"/>
-            </w:pPr>
-            <w:r>
-              <w:rPr>
-                <w:rFonts w:ascii="Open Sans Semibold" w:eastAsia="Open Sans Semibold" w:hAnsi="Open Sans Semibold" w:cs="Open Sans Semibold"/>
+              <w:suppressAutoHyphens w:val="true"/>
+              <w:spacing w:before="57" w:after="0"/>
+              <w:jc w:val="start"/>
+              <w:rPr>
+                <w:rFonts w:ascii="Calibri" w:hAnsi="Calibri" w:eastAsia="Calibri" w:cs="Calibri"/>
+                <w:kern w:val="0"/>
+                <w:sz w:val="22"/>
+                <w:szCs w:val="22"/>
+                <w:lang w:val="en-US" w:eastAsia="zh-CN" w:bidi="hi-IN"/>
+              </w:rPr>
+            </w:pPr>
+            <w:r>
+              <w:rPr>
+                <w:rFonts w:eastAsia="Open Sans Semibold" w:cs="Open Sans Semibold" w:ascii="Open Sans Semibold" w:hAnsi="Open Sans Semibold"/>
                 <w:color w:val="030303"/>
+                <w:kern w:val="0"/>
                 <w:sz w:val="20"/>
                 <w:szCs w:val="20"/>
-              </w:rPr>
-              <w:t>{^</w:t>
-            </w:r>
-            <w:proofErr w:type="spellStart"/>
-            <w:r>
-              <w:rPr>
-                <w:rFonts w:ascii="Open Sans Semibold" w:eastAsia="Open Sans Semibold" w:hAnsi="Open Sans Semibold" w:cs="Open Sans Semibold"/>
+                <w:lang w:val="en-US" w:eastAsia="zh-CN" w:bidi="hi-IN"/>
+              </w:rPr>
+              <w:t>{^isAlt}</w:t>
+            </w:r>
+            <w:r>
+              <w:rPr>
+                <w:rFonts w:eastAsia="Open Sans Semibold" w:cs="Open Sans Semibold" w:ascii="Open Sans Semibold" w:hAnsi="Open Sans Semibold"/>
+                <w:b/>
                 <w:color w:val="030303"/>
+                <w:kern w:val="0"/>
                 <w:sz w:val="20"/>
                 <w:szCs w:val="20"/>
-              </w:rPr>
-              <w:t>isAlt</w:t>
-            </w:r>
-            <w:proofErr w:type="spellEnd"/>
-            <w:r>
-              <w:rPr>
-                <w:rFonts w:ascii="Open Sans Semibold" w:eastAsia="Open Sans Semibold" w:hAnsi="Open Sans Semibold" w:cs="Open Sans Semibold"/>
-                <w:color w:val="030303"/>
-                <w:sz w:val="20"/>
-                <w:szCs w:val="20"/>
-              </w:rPr>
-              <w:t>}</w:t>
-            </w:r>
-            <w:r>
-              <w:rPr>
-                <w:rFonts w:ascii="Open Sans Semibold" w:eastAsia="Open Sans Semibold" w:hAnsi="Open Sans Semibold" w:cs="Open Sans Semibold"/>
-                <w:b/>
-                <w:color w:val="030303"/>
-                <w:sz w:val="20"/>
-                <w:szCs w:val="20"/>
+                <w:lang w:val="en-US" w:eastAsia="zh-CN" w:bidi="hi-IN"/>
               </w:rPr>
               <w:t>{label}</w:t>
             </w:r>
@@ -2645,20 +2409,33 @@
             <w:tcW w:w="915" w:type="dxa"/>
             <w:tcBorders>
               <w:top w:val="single" w:sz="8" w:space="0" w:color="FFFFFF"/>
-              <w:left w:val="single" w:sz="8" w:space="0" w:color="FFFFFF"/>
+              <w:start w:val="single" w:sz="8" w:space="0" w:color="FFFFFF"/>
               <w:bottom w:val="single" w:sz="8" w:space="0" w:color="FFFFFF"/>
-              <w:right w:val="single" w:sz="8" w:space="0" w:color="FFFFFF"/>
+              <w:end w:val="single" w:sz="8" w:space="0" w:color="FFFFFF"/>
             </w:tcBorders>
-            <w:shd w:val="clear" w:color="auto" w:fill="FFFFFF"/>
+            <w:shd w:color="auto" w:fill="FFFFFF" w:val="clear"/>
             <w:vAlign w:val="center"/>
           </w:tcPr>
           <w:p>
             <w:pPr>
               <w:pStyle w:val="normal1"/>
-              <w:rPr>
-                <w:color w:val="000000"/>
-              </w:rPr>
-            </w:pPr>
+              <w:suppressAutoHyphens w:val="true"/>
+              <w:spacing w:before="0" w:after="0"/>
+              <w:jc w:val="start"/>
+              <w:rPr>
+                <w:color w:val="000000"/>
+              </w:rPr>
+            </w:pPr>
+            <w:r>
+              <w:rPr>
+                <w:rFonts w:eastAsia="Calibri" w:cs="Calibri"/>
+                <w:color w:val="000000"/>
+                <w:kern w:val="0"/>
+                <w:sz w:val="22"/>
+                <w:szCs w:val="22"/>
+                <w:lang w:val="en-US" w:eastAsia="zh-CN" w:bidi="hi-IN"/>
+              </w:rPr>
+            </w:r>
           </w:p>
         </w:tc>
         <w:tc>
@@ -2666,20 +2443,33 @@
             <w:tcW w:w="2102" w:type="dxa"/>
             <w:tcBorders>
               <w:top w:val="single" w:sz="8" w:space="0" w:color="FFFFFF"/>
-              <w:left w:val="single" w:sz="8" w:space="0" w:color="FFFFFF"/>
+              <w:start w:val="single" w:sz="8" w:space="0" w:color="FFFFFF"/>
               <w:bottom w:val="single" w:sz="8" w:space="0" w:color="FFFFFF"/>
-              <w:right w:val="single" w:sz="8" w:space="0" w:color="FFFFFF"/>
+              <w:end w:val="single" w:sz="8" w:space="0" w:color="FFFFFF"/>
             </w:tcBorders>
-            <w:shd w:val="clear" w:color="auto" w:fill="FFFFFF"/>
+            <w:shd w:color="auto" w:fill="FFFFFF" w:val="clear"/>
             <w:vAlign w:val="center"/>
           </w:tcPr>
           <w:p>
             <w:pPr>
               <w:pStyle w:val="normal1"/>
-              <w:rPr>
-                <w:color w:val="000000"/>
-              </w:rPr>
-            </w:pPr>
+              <w:suppressAutoHyphens w:val="true"/>
+              <w:spacing w:before="0" w:after="0"/>
+              <w:jc w:val="start"/>
+              <w:rPr>
+                <w:color w:val="000000"/>
+              </w:rPr>
+            </w:pPr>
+            <w:r>
+              <w:rPr>
+                <w:rFonts w:eastAsia="Calibri" w:cs="Calibri"/>
+                <w:color w:val="000000"/>
+                <w:kern w:val="0"/>
+                <w:sz w:val="22"/>
+                <w:szCs w:val="22"/>
+                <w:lang w:val="en-US" w:eastAsia="zh-CN" w:bidi="hi-IN"/>
+              </w:rPr>
+            </w:r>
           </w:p>
         </w:tc>
         <w:tc>
@@ -2687,53 +2477,46 @@
             <w:tcW w:w="2728" w:type="dxa"/>
             <w:tcBorders>
               <w:top w:val="single" w:sz="8" w:space="0" w:color="FFFFFF"/>
-              <w:left w:val="single" w:sz="8" w:space="0" w:color="FFFFFF"/>
+              <w:start w:val="single" w:sz="8" w:space="0" w:color="FFFFFF"/>
               <w:bottom w:val="single" w:sz="8" w:space="0" w:color="FFFFFF"/>
-              <w:right w:val="single" w:sz="8" w:space="0" w:color="FFFFFF"/>
+              <w:end w:val="single" w:sz="8" w:space="0" w:color="FFFFFF"/>
             </w:tcBorders>
-            <w:shd w:val="clear" w:color="auto" w:fill="FFFFFF"/>
+            <w:shd w:color="auto" w:fill="FFFFFF" w:val="clear"/>
             <w:vAlign w:val="center"/>
           </w:tcPr>
           <w:p>
             <w:pPr>
               <w:pStyle w:val="normal1"/>
-              <w:spacing w:line="278" w:lineRule="auto"/>
-              <w:ind w:right="314"/>
-              <w:jc w:val="right"/>
-              <w:rPr>
-                <w:color w:val="000000"/>
-              </w:rPr>
-            </w:pPr>
-            <w:r>
-              <w:rPr>
-                <w:rFonts w:ascii="Open Sans Semibold" w:eastAsia="Open Sans Semibold" w:hAnsi="Open Sans Semibold" w:cs="Open Sans Semibold"/>
+              <w:suppressAutoHyphens w:val="true"/>
+              <w:spacing w:lineRule="auto" w:line="278" w:before="0" w:after="0"/>
+              <w:ind w:end="314"/>
+              <w:jc w:val="end"/>
+              <w:rPr>
+                <w:color w:val="000000"/>
+              </w:rPr>
+            </w:pPr>
+            <w:r>
+              <w:rPr>
+                <w:rFonts w:eastAsia="Open Sans Semibold" w:cs="Open Sans Semibold" w:ascii="Open Sans Semibold" w:hAnsi="Open Sans Semibold"/>
                 <w:b/>
                 <w:color w:val="000000"/>
+                <w:kern w:val="0"/>
+                <w:sz w:val="22"/>
+                <w:szCs w:val="22"/>
+                <w:lang w:val="en-US" w:eastAsia="zh-CN" w:bidi="hi-IN"/>
               </w:rPr>
               <w:t>{value}</w:t>
             </w:r>
             <w:r>
               <w:rPr>
-                <w:rFonts w:ascii="Open Sans Semibold" w:eastAsia="Open Sans Semibold" w:hAnsi="Open Sans Semibold" w:cs="Open Sans Semibold"/>
-                <w:color w:val="000000"/>
-              </w:rPr>
-              <w:t>{/</w:t>
-            </w:r>
-            <w:proofErr w:type="spellStart"/>
-            <w:r>
-              <w:rPr>
-                <w:rFonts w:ascii="Open Sans Semibold" w:eastAsia="Open Sans Semibold" w:hAnsi="Open Sans Semibold" w:cs="Open Sans Semibold"/>
-                <w:color w:val="000000"/>
-              </w:rPr>
-              <w:t>isAlt</w:t>
-            </w:r>
-            <w:proofErr w:type="spellEnd"/>
-            <w:r>
-              <w:rPr>
-                <w:rFonts w:ascii="Open Sans Semibold" w:eastAsia="Open Sans Semibold" w:hAnsi="Open Sans Semibold" w:cs="Open Sans Semibold"/>
-                <w:color w:val="000000"/>
-              </w:rPr>
-              <w:t>}{/Totals}</w:t>
+                <w:rFonts w:eastAsia="Open Sans Semibold" w:cs="Open Sans Semibold" w:ascii="Open Sans Semibold" w:hAnsi="Open Sans Semibold"/>
+                <w:color w:val="000000"/>
+                <w:kern w:val="0"/>
+                <w:sz w:val="22"/>
+                <w:szCs w:val="22"/>
+                <w:lang w:val="en-US" w:eastAsia="zh-CN" w:bidi="hi-IN"/>
+              </w:rPr>
+              <w:t>{/isAlt}{/Totals}</w:t>
             </w:r>
           </w:p>
         </w:tc>
@@ -2743,24 +2526,30 @@
       <w:pPr>
         <w:pStyle w:val="normal1"/>
         <w:rPr>
-          <w:rFonts w:ascii="Open Sans" w:eastAsia="Open Sans" w:hAnsi="Open Sans" w:cs="Open Sans"/>
+          <w:rFonts w:ascii="Open Sans" w:hAnsi="Open Sans" w:eastAsia="Open Sans" w:cs="Open Sans"/>
           <w:color w:val="030303"/>
         </w:rPr>
       </w:pPr>
+      <w:r>
+        <w:rPr>
+          <w:rFonts w:eastAsia="Open Sans" w:cs="Open Sans" w:ascii="Open Sans" w:hAnsi="Open Sans"/>
+          <w:color w:val="030303"/>
+        </w:rPr>
+      </w:r>
     </w:p>
     <w:p>
       <w:pPr>
         <w:pStyle w:val="normal1"/>
-        <w:ind w:left="125"/>
-        <w:rPr>
-          <w:rFonts w:ascii="Open Sans" w:eastAsia="Open Sans" w:hAnsi="Open Sans" w:cs="Open Sans"/>
+        <w:ind w:start="125"/>
+        <w:rPr>
+          <w:rFonts w:ascii="Open Sans" w:hAnsi="Open Sans" w:eastAsia="Open Sans" w:cs="Open Sans"/>
           <w:color w:val="000000"/>
           <w:lang w:val="de-DE"/>
         </w:rPr>
       </w:pPr>
       <w:r>
         <w:rPr>
-          <w:rFonts w:ascii="Open Sans" w:eastAsia="Open Sans" w:hAnsi="Open Sans" w:cs="Open Sans"/>
+          <w:rFonts w:eastAsia="Open Sans" w:cs="Open Sans" w:ascii="Open Sans" w:hAnsi="Open Sans"/>
           <w:color w:val="030303"/>
           <w:lang w:val="de-DE"/>
         </w:rPr>
@@ -2770,28 +2559,35 @@
     <w:p>
       <w:pPr>
         <w:pStyle w:val="normal1"/>
-        <w:spacing w:before="23"/>
-        <w:rPr>
-          <w:rFonts w:ascii="Open Sans" w:eastAsia="Open Sans" w:hAnsi="Open Sans" w:cs="Open Sans"/>
+        <w:spacing w:before="23" w:after="0"/>
+        <w:rPr>
+          <w:rFonts w:ascii="Open Sans" w:hAnsi="Open Sans" w:eastAsia="Open Sans" w:cs="Open Sans"/>
           <w:color w:val="000000"/>
           <w:lang w:val="de-DE"/>
         </w:rPr>
       </w:pPr>
+      <w:r>
+        <w:rPr>
+          <w:rFonts w:eastAsia="Open Sans" w:cs="Open Sans" w:ascii="Open Sans" w:hAnsi="Open Sans"/>
+          <w:color w:val="000000"/>
+          <w:lang w:val="de-DE"/>
+        </w:rPr>
+      </w:r>
     </w:p>
     <w:p>
       <w:pPr>
         <w:pStyle w:val="normal1"/>
-        <w:spacing w:line="286" w:lineRule="auto"/>
-        <w:ind w:left="123"/>
-        <w:rPr>
-          <w:rFonts w:ascii="Open Sans" w:eastAsia="Open Sans" w:hAnsi="Open Sans" w:cs="Open Sans"/>
+        <w:spacing w:lineRule="auto" w:line="286"/>
+        <w:ind w:start="123"/>
+        <w:rPr>
+          <w:rFonts w:ascii="Open Sans" w:hAnsi="Open Sans" w:eastAsia="Open Sans" w:cs="Open Sans"/>
           <w:color w:val="000000"/>
           <w:lang w:val="de-DE"/>
         </w:rPr>
       </w:pPr>
       <w:r>
         <w:rPr>
-          <w:rFonts w:ascii="Open Sans Semibold" w:eastAsia="Open Sans Semibold" w:hAnsi="Open Sans Semibold" w:cs="Open Sans Semibold"/>
+          <w:rFonts w:eastAsia="Open Sans Semibold" w:cs="Open Sans Semibold" w:ascii="Open Sans Semibold" w:hAnsi="Open Sans Semibold"/>
           <w:color w:val="030303"/>
           <w:lang w:val="de-DE"/>
         </w:rPr>
@@ -2799,47 +2595,23 @@
       </w:r>
       <w:r>
         <w:rPr>
-          <w:rFonts w:ascii="Open Sans" w:eastAsia="Open Sans" w:hAnsi="Open Sans" w:cs="Open Sans"/>
+          <w:rFonts w:eastAsia="Open Sans" w:cs="Open Sans" w:ascii="Open Sans" w:hAnsi="Open Sans"/>
           <w:color w:val="030303"/>
           <w:lang w:val="de-DE"/>
         </w:rPr>
-        <w:t xml:space="preserve"> Ob eine ebenerdige Montage der Duschwanne möglich ist, kann erst nach dem Ausbau der bestehenden Wanne beurteilen werden. Sollten dabei zusätzliche oder weitere Leistungen erforderlich oder von Ihnen gewünscht sein, können zusätzliche Kosten entstehen.{/</w:t>
-      </w:r>
-      <w:proofErr w:type="spellStart"/>
-      <w:r>
-        <w:rPr>
-          <w:rFonts w:ascii="Open Sans" w:eastAsia="Open Sans" w:hAnsi="Open Sans" w:cs="Open Sans"/>
-          <w:color w:val="030303"/>
-          <w:lang w:val="de-DE"/>
-        </w:rPr>
-        <w:t>EbenerdigHinweis</w:t>
-      </w:r>
-      <w:proofErr w:type="spellEnd"/>
-      <w:r>
-        <w:rPr>
-          <w:rFonts w:ascii="Open Sans" w:eastAsia="Open Sans" w:hAnsi="Open Sans" w:cs="Open Sans"/>
-          <w:color w:val="030303"/>
-          <w:lang w:val="de-DE"/>
-        </w:rPr>
-        <w:t>}</w:t>
-      </w:r>
-      <w:r>
-        <w:rPr>
-          <w:rFonts w:ascii="Open Sans" w:eastAsia="Open Sans" w:hAnsi="Open Sans" w:cs="Open Sans"/>
-          <w:color w:val="030303"/>
-          <w:lang w:val="de-DE"/>
-        </w:rPr>
+        <w:t xml:space="preserve"> Ob eine ebenerdige Montage der Duschwanne möglich ist, kann erst nach dem Ausbau der bestehenden Wanne beurteilen werden. Sollten dabei zusätzliche oder weitere Leistungen erforderlich oder von Ihnen gewünscht sein, können zusätzliche Kosten entstehen.{/EbenerdigHinweis}</w:t>
         <w:br/>
       </w:r>
     </w:p>
     <w:p>
       <w:pPr>
         <w:pStyle w:val="normal1"/>
-        <w:spacing w:line="283" w:lineRule="auto"/>
-        <w:ind w:left="125" w:right="1024"/>
-        <w:rPr>
-          <w:rFonts w:ascii="Open Sans" w:eastAsia="Open Sans" w:hAnsi="Open Sans" w:cs="Open Sans"/>
+        <w:spacing w:lineRule="auto" w:line="283"/>
+        <w:ind w:start="125" w:end="1024"/>
+        <w:rPr>
+          <w:rFonts w:ascii="Open Sans" w:hAnsi="Open Sans" w:eastAsia="Open Sans" w:cs="Open Sans"/>
           <w:b/>
+          <w:i/>
           <w:i/>
           <w:color w:val="030303"/>
           <w:lang w:val="de-DE"/>
@@ -2847,170 +2619,64 @@
       </w:pPr>
       <w:r>
         <w:rPr>
-          <w:rFonts w:ascii="Open Sans" w:eastAsia="Open Sans" w:hAnsi="Open Sans" w:cs="Open Sans"/>
+          <w:rFonts w:eastAsia="Open Sans" w:cs="Open Sans" w:ascii="Open Sans" w:hAnsi="Open Sans"/>
           <w:color w:val="030303"/>
           <w:lang w:val="de-DE"/>
         </w:rPr>
-        <w:t xml:space="preserve">Diese werden vorab mit Ihnen besprochen, bedürfen </w:t>
-      </w:r>
-      <w:proofErr w:type="spellStart"/>
-      <w:r>
-        <w:rPr>
-          <w:rFonts w:ascii="Open Sans" w:eastAsia="Open Sans" w:hAnsi="Open Sans" w:cs="Open Sans"/>
-          <w:color w:val="030303"/>
-          <w:lang w:val="de-DE"/>
-        </w:rPr>
-        <w:t>lhrer</w:t>
-      </w:r>
-      <w:proofErr w:type="spellEnd"/>
-      <w:r>
-        <w:rPr>
-          <w:rFonts w:ascii="Open Sans" w:eastAsia="Open Sans" w:hAnsi="Open Sans" w:cs="Open Sans"/>
-          <w:color w:val="030303"/>
-          <w:lang w:val="de-DE"/>
-        </w:rPr>
-        <w:t xml:space="preserve"> Zustimmung und werden auf Regiebasis nach tatsächlichem Aufwand abgerechnet. (Stundensatz-Facharbeiter: {</w:t>
-      </w:r>
-      <w:proofErr w:type="spellStart"/>
-      <w:r>
-        <w:rPr>
-          <w:rFonts w:ascii="Open Sans" w:eastAsia="Open Sans" w:hAnsi="Open Sans" w:cs="Open Sans"/>
-          <w:color w:val="030303"/>
-          <w:lang w:val="de-DE"/>
-        </w:rPr>
-        <w:t>RegieRateFmt</w:t>
-      </w:r>
-      <w:proofErr w:type="spellEnd"/>
-      <w:r>
-        <w:rPr>
-          <w:rFonts w:ascii="Open Sans" w:eastAsia="Open Sans" w:hAnsi="Open Sans" w:cs="Open Sans"/>
-          <w:color w:val="030303"/>
-          <w:lang w:val="de-DE"/>
-        </w:rPr>
-        <w:t>} netto){#hasSubsidyLine}</w:t>
-      </w:r>
-      <w:r>
-        <w:rPr>
-          <w:rFonts w:ascii="Open Sans" w:eastAsia="Open Sans" w:hAnsi="Open Sans" w:cs="Open Sans"/>
-          <w:color w:val="030303"/>
-          <w:lang w:val="de-DE"/>
-        </w:rPr>
+        <w:t>Diese werden vorab mit Ihnen besprochen, bedürfen lhrer Zustimmung und werden auf Regiebasis nach tatsächlichem Aufwand abgerechnet. (Stundensatz-Facharbeiter: {RegieRateFmt} netto){#hasSubsidyLine}</w:t>
         <w:br/>
-      </w:r>
-      <w:r>
-        <w:rPr>
-          <w:rFonts w:ascii="Open Sans" w:eastAsia="Open Sans" w:hAnsi="Open Sans" w:cs="Open Sans"/>
-          <w:color w:val="030303"/>
-          <w:lang w:val="de-DE"/>
-        </w:rPr>
         <w:br/>
         <w:t xml:space="preserve">Der Selbstkostenanteil beträgt </w:t>
       </w:r>
       <w:r>
         <w:rPr>
-          <w:rFonts w:ascii="Open Sans" w:eastAsia="Open Sans" w:hAnsi="Open Sans" w:cs="Open Sans"/>
+          <w:rFonts w:eastAsia="Open Sans" w:cs="Open Sans" w:ascii="Open Sans" w:hAnsi="Open Sans"/>
           <w:b/>
           <w:color w:val="030303"/>
           <w:lang w:val="de-DE"/>
         </w:rPr>
-        <w:t>{</w:t>
+        <w:t>{SelbstkostenanteilFmt}</w:t>
       </w:r>
-      <w:proofErr w:type="spellStart"/>
       <w:r>
         <w:rPr>
-          <w:rFonts w:ascii="Open Sans" w:eastAsia="Open Sans" w:hAnsi="Open Sans" w:cs="Open Sans"/>
+          <w:rFonts w:eastAsia="Open Sans" w:cs="Open Sans" w:ascii="Open Sans" w:hAnsi="Open Sans"/>
+          <w:color w:val="030303"/>
+          <w:lang w:val="de-DE"/>
+        </w:rPr>
+        <w:t xml:space="preserve"> unter Berücksichtigung eines gewährten Zuschusses durch die Pflegekasse i.H.v. </w:t>
+      </w:r>
+      <w:r>
+        <w:rPr>
+          <w:rFonts w:eastAsia="Open Sans" w:cs="Open Sans" w:ascii="Open Sans" w:hAnsi="Open Sans"/>
           <w:b/>
           <w:color w:val="030303"/>
           <w:lang w:val="de-DE"/>
         </w:rPr>
-        <w:t>SelbstkostenanteilFmt</w:t>
-      </w:r>
-      <w:proofErr w:type="spellEnd"/>
-      <w:r>
-        <w:rPr>
-          <w:rFonts w:ascii="Open Sans" w:eastAsia="Open Sans" w:hAnsi="Open Sans" w:cs="Open Sans"/>
-          <w:b/>
-          <w:color w:val="030303"/>
-          <w:lang w:val="de-DE"/>
-        </w:rPr>
-        <w:t>}</w:t>
-      </w:r>
-      <w:r>
-        <w:rPr>
-          <w:rFonts w:ascii="Open Sans" w:eastAsia="Open Sans" w:hAnsi="Open Sans" w:cs="Open Sans"/>
-          <w:color w:val="030303"/>
-          <w:lang w:val="de-DE"/>
-        </w:rPr>
-        <w:t xml:space="preserve"> unter Berücksichtigung eines gewährten Zuschusses durch die Pflegekasse </w:t>
-      </w:r>
-      <w:proofErr w:type="spellStart"/>
-      <w:r>
-        <w:rPr>
-          <w:rFonts w:ascii="Open Sans" w:eastAsia="Open Sans" w:hAnsi="Open Sans" w:cs="Open Sans"/>
-          <w:color w:val="030303"/>
-          <w:lang w:val="de-DE"/>
-        </w:rPr>
-        <w:t>i.H.v</w:t>
-      </w:r>
-      <w:proofErr w:type="spellEnd"/>
-      <w:r>
-        <w:rPr>
-          <w:rFonts w:ascii="Open Sans" w:eastAsia="Open Sans" w:hAnsi="Open Sans" w:cs="Open Sans"/>
-          <w:color w:val="030303"/>
-          <w:lang w:val="de-DE"/>
-        </w:rPr>
-        <w:t xml:space="preserve">. </w:t>
-      </w:r>
-      <w:r>
-        <w:rPr>
-          <w:rFonts w:ascii="Open Sans" w:eastAsia="Open Sans" w:hAnsi="Open Sans" w:cs="Open Sans"/>
-          <w:b/>
-          <w:color w:val="030303"/>
-          <w:lang w:val="de-DE"/>
-        </w:rPr>
         <w:t>{Zuschusskrankenkasse}</w:t>
       </w:r>
       <w:r>
         <w:rPr>
-          <w:rFonts w:ascii="Open Sans" w:eastAsia="Open Sans" w:hAnsi="Open Sans" w:cs="Open Sans"/>
+          <w:rFonts w:eastAsia="Open Sans" w:cs="Open Sans" w:ascii="Open Sans" w:hAnsi="Open Sans"/>
           <w:color w:val="030303"/>
           <w:lang w:val="de-DE"/>
         </w:rPr>
-        <w:t>.{/</w:t>
-      </w:r>
-      <w:proofErr w:type="spellStart"/>
-      <w:r>
-        <w:rPr>
-          <w:rFonts w:ascii="Open Sans" w:eastAsia="Open Sans" w:hAnsi="Open Sans" w:cs="Open Sans"/>
-          <w:color w:val="030303"/>
-          <w:lang w:val="de-DE"/>
-        </w:rPr>
-        <w:t>hasSubsidyLine</w:t>
-      </w:r>
-      <w:proofErr w:type="spellEnd"/>
-      <w:r>
-        <w:rPr>
-          <w:rFonts w:ascii="Open Sans" w:eastAsia="Open Sans" w:hAnsi="Open Sans" w:cs="Open Sans"/>
-          <w:color w:val="030303"/>
-          <w:lang w:val="de-DE"/>
-        </w:rPr>
-        <w:t>}</w:t>
+        <w:t>.{/hasSubsidyLine}</w:t>
       </w:r>
     </w:p>
     <w:p>
       <w:pPr>
         <w:pStyle w:val="normal1"/>
-        <w:spacing w:before="224" w:line="288" w:lineRule="auto"/>
-        <w:ind w:left="125"/>
-        <w:rPr>
-          <w:rFonts w:ascii="Open Sans" w:eastAsia="Open Sans" w:hAnsi="Open Sans" w:cs="Open Sans"/>
+        <w:spacing w:lineRule="auto" w:line="288" w:before="224" w:after="0"/>
+        <w:ind w:start="125"/>
+        <w:rPr>
+          <w:rFonts w:ascii="Open Sans" w:hAnsi="Open Sans" w:eastAsia="Open Sans" w:cs="Open Sans"/>
           <w:color w:val="030303"/>
           <w:lang w:val="de-DE"/>
         </w:rPr>
       </w:pPr>
       <w:r>
         <w:rPr>
-          <w:rFonts w:ascii="Open Sans" w:eastAsia="Open Sans" w:hAnsi="Open Sans" w:cs="Open Sans"/>
+          <w:rFonts w:eastAsia="Open Sans" w:cs="Open Sans" w:ascii="Open Sans" w:hAnsi="Open Sans"/>
           <w:color w:val="030303"/>
           <w:lang w:val="de-DE"/>
         </w:rPr>
@@ -3020,26 +2686,27 @@
     <w:p>
       <w:pPr>
         <w:pStyle w:val="normal1"/>
-        <w:spacing w:before="215" w:line="286" w:lineRule="auto"/>
-        <w:ind w:left="123" w:right="222"/>
-        <w:rPr>
-          <w:rFonts w:ascii="Open Sans" w:eastAsia="Open Sans" w:hAnsi="Open Sans" w:cs="Open Sans"/>
+        <w:spacing w:lineRule="auto" w:line="286" w:before="215" w:after="0"/>
+        <w:ind w:start="123" w:end="222"/>
+        <w:rPr>
+          <w:rFonts w:ascii="Open Sans" w:hAnsi="Open Sans" w:eastAsia="Open Sans" w:cs="Open Sans"/>
           <w:color w:val="000000"/>
           <w:lang w:val="de-DE"/>
         </w:rPr>
       </w:pPr>
       <w:r>
         <w:rPr>
-          <w:rFonts w:ascii="Open Sans" w:eastAsia="Open Sans" w:hAnsi="Open Sans" w:cs="Open Sans"/>
+          <w:rFonts w:eastAsia="Open Sans" w:cs="Open Sans" w:ascii="Open Sans" w:hAnsi="Open Sans"/>
           <w:color w:val="030303"/>
           <w:lang w:val="de-DE"/>
         </w:rPr>
         <w:t xml:space="preserve">Bitte unterschreiben Sie bei Annahme an entsprechender Stelle und senden uns das Angebot wieder zurück - gerne auch per E-Mail an </w:t>
       </w:r>
-      <w:hyperlink r:id="rId7">
+      <w:hyperlink r:id="rId2">
         <w:r>
           <w:rPr>
-            <w:rFonts w:ascii="Open Sans" w:eastAsia="Open Sans" w:hAnsi="Open Sans" w:cs="Open Sans"/>
+            <w:rStyle w:val="Style3"/>
+            <w:rFonts w:eastAsia="Open Sans" w:cs="Open Sans" w:ascii="Open Sans" w:hAnsi="Open Sans"/>
             <w:color w:val="030303"/>
             <w:u w:val="single"/>
             <w:lang w:val="de-DE"/>
@@ -3049,7 +2716,7 @@
       </w:hyperlink>
       <w:r>
         <w:rPr>
-          <w:rFonts w:ascii="Open Sans" w:eastAsia="Open Sans" w:hAnsi="Open Sans" w:cs="Open Sans"/>
+          <w:rFonts w:eastAsia="Open Sans" w:cs="Open Sans" w:ascii="Open Sans" w:hAnsi="Open Sans"/>
           <w:color w:val="030303"/>
           <w:lang w:val="de-DE"/>
         </w:rPr>
@@ -3059,27 +2726,34 @@
     <w:p>
       <w:pPr>
         <w:pStyle w:val="normal1"/>
-        <w:spacing w:before="26"/>
-        <w:rPr>
-          <w:rFonts w:ascii="Open Sans" w:eastAsia="Open Sans" w:hAnsi="Open Sans" w:cs="Open Sans"/>
+        <w:spacing w:before="26" w:after="0"/>
+        <w:rPr>
+          <w:rFonts w:ascii="Open Sans" w:hAnsi="Open Sans" w:eastAsia="Open Sans" w:cs="Open Sans"/>
           <w:color w:val="000000"/>
           <w:lang w:val="de-DE"/>
         </w:rPr>
       </w:pPr>
+      <w:r>
+        <w:rPr>
+          <w:rFonts w:eastAsia="Open Sans" w:cs="Open Sans" w:ascii="Open Sans" w:hAnsi="Open Sans"/>
+          <w:color w:val="000000"/>
+          <w:lang w:val="de-DE"/>
+        </w:rPr>
+      </w:r>
     </w:p>
     <w:p>
       <w:pPr>
         <w:pStyle w:val="normal1"/>
-        <w:ind w:left="123"/>
-        <w:rPr>
-          <w:rFonts w:ascii="Open Sans" w:eastAsia="Open Sans" w:hAnsi="Open Sans" w:cs="Open Sans"/>
+        <w:ind w:start="123"/>
+        <w:rPr>
+          <w:rFonts w:ascii="Open Sans" w:hAnsi="Open Sans" w:eastAsia="Open Sans" w:cs="Open Sans"/>
           <w:color w:val="000000"/>
           <w:lang w:val="de-DE"/>
         </w:rPr>
       </w:pPr>
       <w:r>
         <w:rPr>
-          <w:rFonts w:ascii="Open Sans" w:eastAsia="Open Sans" w:hAnsi="Open Sans" w:cs="Open Sans"/>
+          <w:rFonts w:eastAsia="Open Sans" w:cs="Open Sans" w:ascii="Open Sans" w:hAnsi="Open Sans"/>
           <w:color w:val="030303"/>
           <w:lang w:val="de-DE"/>
         </w:rPr>
@@ -3090,44 +2764,70 @@
       <w:pPr>
         <w:pStyle w:val="normal1"/>
         <w:rPr>
-          <w:rFonts w:ascii="Open Sans" w:eastAsia="Open Sans" w:hAnsi="Open Sans" w:cs="Open Sans"/>
+          <w:rFonts w:ascii="Open Sans" w:hAnsi="Open Sans" w:eastAsia="Open Sans" w:cs="Open Sans"/>
           <w:color w:val="000000"/>
           <w:sz w:val="20"/>
           <w:szCs w:val="20"/>
           <w:lang w:val="de-DE"/>
         </w:rPr>
       </w:pPr>
+      <w:r>
+        <w:rPr>
+          <w:rFonts w:eastAsia="Open Sans" w:cs="Open Sans" w:ascii="Open Sans" w:hAnsi="Open Sans"/>
+          <w:color w:val="000000"/>
+          <w:sz w:val="20"/>
+          <w:szCs w:val="20"/>
+          <w:lang w:val="de-DE"/>
+        </w:rPr>
+      </w:r>
     </w:p>
     <w:p>
       <w:pPr>
         <w:pStyle w:val="normal1"/>
         <w:rPr>
-          <w:rFonts w:ascii="Open Sans" w:eastAsia="Open Sans" w:hAnsi="Open Sans" w:cs="Open Sans"/>
+          <w:rFonts w:ascii="Open Sans" w:hAnsi="Open Sans" w:eastAsia="Open Sans" w:cs="Open Sans"/>
           <w:color w:val="000000"/>
           <w:sz w:val="20"/>
           <w:szCs w:val="20"/>
           <w:lang w:val="de-DE"/>
         </w:rPr>
       </w:pPr>
+      <w:r>
+        <w:rPr>
+          <w:rFonts w:eastAsia="Open Sans" w:cs="Open Sans" w:ascii="Open Sans" w:hAnsi="Open Sans"/>
+          <w:color w:val="000000"/>
+          <w:sz w:val="20"/>
+          <w:szCs w:val="20"/>
+          <w:lang w:val="de-DE"/>
+        </w:rPr>
+      </w:r>
     </w:p>
     <w:p>
       <w:pPr>
         <w:pStyle w:val="normal1"/>
-        <w:spacing w:before="81"/>
-        <w:rPr>
-          <w:rFonts w:ascii="Open Sans" w:eastAsia="Open Sans" w:hAnsi="Open Sans" w:cs="Open Sans"/>
+        <w:spacing w:before="81" w:after="0"/>
+        <w:rPr>
+          <w:rFonts w:ascii="Open Sans" w:hAnsi="Open Sans" w:eastAsia="Open Sans" w:cs="Open Sans"/>
           <w:sz w:val="20"/>
           <w:szCs w:val="20"/>
           <w:lang w:val="de-DE"/>
         </w:rPr>
       </w:pPr>
+      <w:r>
+        <w:rPr>
+          <w:rFonts w:eastAsia="Open Sans" w:cs="Open Sans" w:ascii="Open Sans" w:hAnsi="Open Sans"/>
+          <w:sz w:val="20"/>
+          <w:szCs w:val="20"/>
+          <w:lang w:val="de-DE"/>
+        </w:rPr>
+      </w:r>
     </w:p>
     <w:p>
       <w:pPr>
         <w:pStyle w:val="normal1"/>
-        <w:spacing w:before="81"/>
-        <w:rPr>
-          <w:rFonts w:ascii="Open Sans" w:eastAsia="Open Sans" w:hAnsi="Open Sans" w:cs="Open Sans"/>
+        <w:spacing w:before="81" w:after="0"/>
+        <w:rPr>
+          <w:rFonts w:ascii="Open Sans" w:hAnsi="Open Sans" w:eastAsia="Open Sans" w:cs="Open Sans"/>
           <w:sz w:val="20"/>
           <w:szCs w:val="20"/>
           <w:lang w:val="de-DE"/>
@@ -3135,7 +2835,7 @@
       </w:pPr>
       <w:r>
         <w:rPr>
-          <w:rFonts w:ascii="Open Sans" w:eastAsia="Open Sans" w:hAnsi="Open Sans" w:cs="Open Sans"/>
+          <w:rFonts w:eastAsia="Open Sans" w:cs="Open Sans" w:ascii="Open Sans" w:hAnsi="Open Sans"/>
           <w:sz w:val="20"/>
           <w:szCs w:val="20"/>
           <w:lang w:val="de-DE"/>
@@ -3146,16 +2846,16 @@
     <w:p>
       <w:pPr>
         <w:pStyle w:val="normal1"/>
-        <w:spacing w:before="67" w:line="360" w:lineRule="auto"/>
-        <w:rPr>
-          <w:rFonts w:ascii="Open Sans" w:eastAsia="Open Sans" w:hAnsi="Open Sans" w:cs="Open Sans"/>
+        <w:spacing w:lineRule="auto" w:line="360" w:before="67" w:after="0"/>
+        <w:rPr>
+          <w:rFonts w:ascii="Open Sans" w:hAnsi="Open Sans" w:eastAsia="Open Sans" w:cs="Open Sans"/>
           <w:color w:val="030303"/>
           <w:lang w:val="de-DE"/>
         </w:rPr>
       </w:pPr>
       <w:r>
         <w:rPr>
-          <w:rFonts w:ascii="Open Sans" w:eastAsia="Open Sans" w:hAnsi="Open Sans" w:cs="Open Sans"/>
+          <w:rFonts w:eastAsia="Open Sans" w:cs="Open Sans" w:ascii="Open Sans" w:hAnsi="Open Sans"/>
           <w:color w:val="030303"/>
           <w:lang w:val="de-DE"/>
         </w:rPr>
@@ -3163,77 +2863,56 @@
       </w:r>
       <w:r>
         <w:rPr>
-          <w:rFonts w:ascii="Open Sans" w:eastAsia="Open Sans" w:hAnsi="Open Sans" w:cs="Open Sans"/>
+          <w:rFonts w:eastAsia="Open Sans" w:cs="Open Sans" w:ascii="Open Sans" w:hAnsi="Open Sans"/>
           <w:lang w:val="de-DE"/>
         </w:rPr>
+        <w:br/>
         <w:br/>
       </w:r>
       <w:r>
         <w:rPr>
-          <w:rFonts w:ascii="Open Sans" w:eastAsia="Open Sans" w:hAnsi="Open Sans" w:cs="Open Sans"/>
-          <w:lang w:val="de-DE"/>
-        </w:rPr>
-        <w:br/>
-      </w:r>
-      <w:r>
-        <w:rPr>
-          <w:rFonts w:ascii="Open Sans" w:eastAsia="Open Sans" w:hAnsi="Open Sans" w:cs="Open Sans"/>
+          <w:rFonts w:eastAsia="Open Sans" w:cs="Open Sans" w:ascii="Open Sans" w:hAnsi="Open Sans"/>
           <w:color w:val="030303"/>
           <w:lang w:val="de-DE"/>
         </w:rPr>
-        <w:lastRenderedPageBreak/>
         <w:t xml:space="preserve">Für Rückfragen stehen wir Ihnen gerne zur Verfügung.  Wir bedanken uns für Ihr Vertrauen und freuen uns, von Ihnen zu hören. </w:t>
       </w:r>
     </w:p>
     <w:p>
       <w:pPr>
         <w:pStyle w:val="normal1"/>
-        <w:spacing w:before="67" w:line="276" w:lineRule="auto"/>
-        <w:rPr>
-          <w:rFonts w:ascii="Open Sans" w:eastAsia="Open Sans" w:hAnsi="Open Sans" w:cs="Open Sans"/>
+        <w:spacing w:lineRule="auto" w:line="276" w:before="67" w:after="0"/>
+        <w:rPr>
+          <w:rFonts w:ascii="Open Sans" w:hAnsi="Open Sans" w:eastAsia="Open Sans" w:cs="Open Sans"/>
           <w:color w:val="030303"/>
           <w:lang w:val="de-DE"/>
         </w:rPr>
       </w:pPr>
       <w:r>
         <w:rPr>
-          <w:rFonts w:ascii="Open Sans" w:eastAsia="Open Sans" w:hAnsi="Open Sans" w:cs="Open Sans"/>
+          <w:rFonts w:eastAsia="Open Sans" w:cs="Open Sans" w:ascii="Open Sans" w:hAnsi="Open Sans"/>
           <w:color w:val="030303"/>
           <w:lang w:val="de-DE"/>
         </w:rPr>
         <w:br/>
         <w:t>Mit freundlichen Grüßen</w:t>
-      </w:r>
-      <w:r>
-        <w:rPr>
-          <w:rFonts w:ascii="Open Sans" w:eastAsia="Open Sans" w:hAnsi="Open Sans" w:cs="Open Sans"/>
-          <w:color w:val="030303"/>
-          <w:lang w:val="de-DE"/>
-        </w:rPr>
         <w:br/>
-      </w:r>
-      <w:r>
-        <w:rPr>
-          <w:rFonts w:ascii="Open Sans" w:eastAsia="Open Sans" w:hAnsi="Open Sans" w:cs="Open Sans"/>
-          <w:color w:val="030303"/>
-          <w:lang w:val="de-DE"/>
-        </w:rPr>
         <w:br/>
       </w:r>
     </w:p>
     <w:p>
       <w:pPr>
         <w:pStyle w:val="normal1"/>
-        <w:spacing w:before="67" w:line="276" w:lineRule="auto"/>
-        <w:rPr>
-          <w:rFonts w:ascii="Open Sans" w:eastAsia="Open Sans" w:hAnsi="Open Sans" w:cs="Open Sans"/>
+        <w:spacing w:lineRule="auto" w:line="276" w:before="67" w:after="0"/>
+        <w:rPr>
+          <w:rFonts w:ascii="Open Sans" w:hAnsi="Open Sans" w:eastAsia="Open Sans" w:cs="Open Sans"/>
           <w:color w:val="000000"/>
           <w:lang w:val="de-DE"/>
         </w:rPr>
       </w:pPr>
       <w:r>
         <w:rPr>
-          <w:rFonts w:ascii="Open Sans" w:eastAsia="Open Sans" w:hAnsi="Open Sans" w:cs="Open Sans"/>
+          <w:rFonts w:eastAsia="Open Sans" w:cs="Open Sans" w:ascii="Open Sans" w:hAnsi="Open Sans"/>
           <w:color w:val="030303"/>
           <w:lang w:val="de-DE"/>
         </w:rPr>
@@ -3241,75 +2920,79 @@
       </w:r>
     </w:p>
     <w:sectPr>
-      <w:headerReference w:type="default" r:id="rId8"/>
-      <w:footerReference w:type="default" r:id="rId9"/>
-      <w:headerReference w:type="first" r:id="rId10"/>
-      <w:footerReference w:type="first" r:id="rId11"/>
+      <w:headerReference w:type="even" r:id="rId3"/>
+      <w:headerReference w:type="default" r:id="rId4"/>
+      <w:headerReference w:type="first" r:id="rId5"/>
+      <w:footerReference w:type="even" r:id="rId6"/>
+      <w:footerReference w:type="default" r:id="rId7"/>
+      <w:footerReference w:type="first" r:id="rId8"/>
+      <w:type w:val="nextPage"/>
       <w:pgSz w:w="12240" w:h="15840"/>
-      <w:pgMar w:top="1440" w:right="1440" w:bottom="1440" w:left="1440" w:header="0" w:footer="0" w:gutter="0"/>
-      <w:pgNumType w:start="1"/>
-      <w:cols w:space="708"/>
-      <w:formProt w:val="0"/>
-      <w:docGrid w:linePitch="100"/>
+      <w:pgMar w:left="1440" w:right="1440" w:gutter="0" w:header="0" w:top="1440" w:footer="0" w:bottom="1440"/>
+      <w:pgNumType w:start="1" w:fmt="decimal"/>
+      <w:formProt w:val="false"/>
+      <w:textDirection w:val="lrTb"/>
+      <w:docGrid w:type="default" w:linePitch="100" w:charSpace="0"/>
     </w:sectPr>
   </w:body>
 </w:document>
 </file>
 
-<file path=word/endnotes.xml><?xml version="1.0" encoding="utf-8"?>
-<w:endnotes xmlns:wpc="http://schemas.microsoft.com/office/word/2010/wordprocessingCanvas" xmlns:cx="http://schemas.microsoft.com/office/drawing/2014/chartex" xmlns:cx1="http://schemas.microsoft.com/office/drawing/2015/9/8/chartex" xmlns:cx2="http://schemas.microsoft.com/office/drawing/2015/10/21/chartex" xmlns:cx3="http://schemas.microsoft.com/office/drawing/2016/5/9/chartex" xmlns:cx4="http://schemas.microsoft.com/office/drawing/2016/5/10/chartex" xmlns:cx5="http://schemas.microsoft.com/office/drawing/2016/5/11/chartex" xmlns:cx6="http://schemas.microsoft.com/office/drawing/2016/5/12/chartex" xmlns:cx7="http://schemas.microsoft.com/office/drawing/2016/5/13/chartex" xmlns:cx8="http://schemas.microsoft.com/office/drawing/2016/5/14/chartex" xmlns:mc="http://schemas.openxmlformats.org/markup-compatibility/2006" xmlns:aink="http://schemas.microsoft.com/office/drawing/2016/ink" xmlns:am3d="http://schemas.microsoft.com/office/drawing/2017/model3d" xmlns:o="urn:schemas-microsoft-com:office:office" xmlns:oel="http://schemas.microsoft.com/office/2019/extlst" xmlns:r="http://schemas.openxmlformats.org/officeDocument/2006/relationships" xmlns:m="http://schemas.openxmlformats.org/officeDocument/2006/math" xmlns:v="urn:schemas-microsoft-com:vml" xmlns:wp14="http://schemas.microsoft.com/office/word/2010/wordprocessingDrawing" xmlns:wp="http://schemas.openxmlformats.org/drawingml/2006/wordprocessingDrawing" xmlns:w10="urn:schemas-microsoft-com:office:word" xmlns:w="http://schemas.openxmlformats.org/wordprocessingml/2006/main" xmlns:w14="http://schemas.microsoft.com/office/word/2010/wordml" xmlns:w15="http://schemas.microsoft.com/office/word/2012/wordml" xmlns:w16cex="http://schemas.microsoft.com/office/word/2018/wordml/cex" xmlns:w16cid="http://schemas.microsoft.com/office/word/2016/wordml/cid" xmlns:w16="http://schemas.microsoft.com/office/word/2018/wordml" xmlns:w16du="http://schemas.microsoft.com/office/word/2023/wordml/word16du" xmlns:w16sdtdh="http://schemas.microsoft.com/office/word/2020/wordml/sdtdatahash" xmlns:w16sdtfl="http://schemas.microsoft.com/office/word/2024/wordml/sdtformatlock" xmlns:w16se="http://schemas.microsoft.com/office/word/2015/wordml/symex" xmlns:wpg="http://schemas.microsoft.com/office/word/2010/wordprocessingGroup" xmlns:wpi="http://schemas.microsoft.com/office/word/2010/wordprocessingInk" xmlns:wne="http://schemas.microsoft.com/office/word/2006/wordml" xmlns:wps="http://schemas.microsoft.com/office/word/2010/wordprocessingShape" mc:Ignorable="w14 w15 w16se w16cid w16 w16cex w16sdtdh w16sdtfl w16du wp14">
-  <w:endnote w:type="separator" w:id="-1">
-    <w:p>
-      <w:r>
-        <w:separator/>
-      </w:r>
-    </w:p>
-  </w:endnote>
-  <w:endnote w:type="continuationSeparator" w:id="0">
-    <w:p>
-      <w:r>
-        <w:continuationSeparator/>
-      </w:r>
-    </w:p>
-  </w:endnote>
-</w:endnotes>
+<file path=word/footer1.xml><?xml version="1.0" encoding="utf-8"?>
+<w:ftr xmlns:o="urn:schemas-microsoft-com:office:office" xmlns:r="http://schemas.openxmlformats.org/officeDocument/2006/relationships" xmlns:v="urn:schemas-microsoft-com:vml" xmlns:w="http://schemas.openxmlformats.org/wordprocessingml/2006/main" xmlns:w10="urn:schemas-microsoft-com:office:word" xmlns:wp="http://schemas.openxmlformats.org/drawingml/2006/wordprocessingDrawing" xmlns:pic="http://schemas.openxmlformats.org/drawingml/2006/picture" xmlns:wps="http://schemas.microsoft.com/office/word/2010/wordprocessingShape" xmlns:wpg="http://schemas.microsoft.com/office/word/2010/wordprocessingGroup" xmlns:mc="http://schemas.openxmlformats.org/markup-compatibility/2006" xmlns:wp14="http://schemas.microsoft.com/office/word/2010/wordprocessingDrawing" xmlns:w14="http://schemas.microsoft.com/office/word/2010/wordml" xmlns:w15="http://schemas.microsoft.com/office/word/2012/wordml" mc:Ignorable="w14 wp14 w15">
+  <w:p>
+    <w:pPr>
+      <w:pStyle w:val="Footer"/>
+      <w:rPr/>
+    </w:pPr>
+    <w:r>
+      <w:rPr/>
+    </w:r>
+  </w:p>
+</w:ftr>
 </file>
 
-<file path=word/footer1.xml><?xml version="1.0" encoding="utf-8"?>
-<w:ftr xmlns:wpc="http://schemas.microsoft.com/office/word/2010/wordprocessingCanvas" xmlns:cx="http://schemas.microsoft.com/office/drawing/2014/chartex" xmlns:cx1="http://schemas.microsoft.com/office/drawing/2015/9/8/chartex" xmlns:cx2="http://schemas.microsoft.com/office/drawing/2015/10/21/chartex" xmlns:cx3="http://schemas.microsoft.com/office/drawing/2016/5/9/chartex" xmlns:cx4="http://schemas.microsoft.com/office/drawing/2016/5/10/chartex" xmlns:cx5="http://schemas.microsoft.com/office/drawing/2016/5/11/chartex" xmlns:cx6="http://schemas.microsoft.com/office/drawing/2016/5/12/chartex" xmlns:cx7="http://schemas.microsoft.com/office/drawing/2016/5/13/chartex" xmlns:cx8="http://schemas.microsoft.com/office/drawing/2016/5/14/chartex" xmlns:mc="http://schemas.openxmlformats.org/markup-compatibility/2006" xmlns:aink="http://schemas.microsoft.com/office/drawing/2016/ink" xmlns:am3d="http://schemas.microsoft.com/office/drawing/2017/model3d" xmlns:o="urn:schemas-microsoft-com:office:office" xmlns:oel="http://schemas.microsoft.com/office/2019/extlst" xmlns:r="http://schemas.openxmlformats.org/officeDocument/2006/relationships" xmlns:m="http://schemas.openxmlformats.org/officeDocument/2006/math" xmlns:v="urn:schemas-microsoft-com:vml" xmlns:wp14="http://schemas.microsoft.com/office/word/2010/wordprocessingDrawing" xmlns:wp="http://schemas.openxmlformats.org/drawingml/2006/wordprocessingDrawing" xmlns:w10="urn:schemas-microsoft-com:office:word" xmlns:w="http://schemas.openxmlformats.org/wordprocessingml/2006/main" xmlns:w14="http://schemas.microsoft.com/office/word/2010/wordml" xmlns:w15="http://schemas.microsoft.com/office/word/2012/wordml" xmlns:w16cex="http://schemas.microsoft.com/office/word/2018/wordml/cex" xmlns:w16cid="http://schemas.microsoft.com/office/word/2016/wordml/cid" xmlns:w16="http://schemas.microsoft.com/office/word/2018/wordml" xmlns:w16du="http://schemas.microsoft.com/office/word/2023/wordml/word16du" xmlns:w16sdtdh="http://schemas.microsoft.com/office/word/2020/wordml/sdtdatahash" xmlns:w16sdtfl="http://schemas.microsoft.com/office/word/2024/wordml/sdtformatlock" xmlns:w16se="http://schemas.microsoft.com/office/word/2015/wordml/symex" xmlns:wpg="http://schemas.microsoft.com/office/word/2010/wordprocessingGroup" xmlns:wpi="http://schemas.microsoft.com/office/word/2010/wordprocessingInk" xmlns:wne="http://schemas.microsoft.com/office/word/2006/wordml" xmlns:wps="http://schemas.microsoft.com/office/word/2010/wordprocessingShape" mc:Ignorable="w14 w15 w16se w16cid w16 w16cex w16sdtdh w16sdtfl w16du wp14">
+<file path=word/footer2.xml><?xml version="1.0" encoding="utf-8"?>
+<w:ftr xmlns:o="urn:schemas-microsoft-com:office:office" xmlns:r="http://schemas.openxmlformats.org/officeDocument/2006/relationships" xmlns:v="urn:schemas-microsoft-com:vml" xmlns:w="http://schemas.openxmlformats.org/wordprocessingml/2006/main" xmlns:w10="urn:schemas-microsoft-com:office:word" xmlns:wp="http://schemas.openxmlformats.org/drawingml/2006/wordprocessingDrawing" xmlns:pic="http://schemas.openxmlformats.org/drawingml/2006/picture" xmlns:wps="http://schemas.microsoft.com/office/word/2010/wordprocessingShape" xmlns:wpg="http://schemas.microsoft.com/office/word/2010/wordprocessingGroup" xmlns:mc="http://schemas.openxmlformats.org/markup-compatibility/2006" xmlns:wp14="http://schemas.microsoft.com/office/word/2010/wordprocessingDrawing" xmlns:w14="http://schemas.microsoft.com/office/word/2010/wordml" xmlns:w15="http://schemas.microsoft.com/office/word/2012/wordml" mc:Ignorable="w14 wp14 w15">
   <w:p>
     <w:pPr>
       <w:pStyle w:val="normal1"/>
-      <w:spacing w:before="240" w:after="240" w:line="14" w:lineRule="auto"/>
+      <w:spacing w:lineRule="auto" w:line="14" w:before="240" w:after="240"/>
+      <w:rPr/>
     </w:pPr>
+    <w:r>
+      <w:rPr/>
+    </w:r>
   </w:p>
   <w:tbl>
     <w:tblPr>
       <w:tblStyle w:val="TableNormal"/>
       <w:tblW w:w="9885" w:type="dxa"/>
+      <w:jc w:val="start"/>
       <w:tblInd w:w="0" w:type="dxa"/>
       <w:tblLayout w:type="fixed"/>
       <w:tblCellMar>
         <w:top w:w="0" w:type="dxa"/>
-        <w:left w:w="0" w:type="dxa"/>
+        <w:start w:w="10" w:type="dxa"/>
         <w:bottom w:w="0" w:type="dxa"/>
-        <w:right w:w="0" w:type="dxa"/>
+        <w:end w:w="10" w:type="dxa"/>
       </w:tblCellMar>
-      <w:tblLook w:val="0600" w:firstRow="0" w:lastRow="0" w:firstColumn="0" w:lastColumn="0" w:noHBand="1" w:noVBand="1"/>
+      <w:tblLook w:firstRow="0" w:noVBand="1" w:lastRow="0" w:firstColumn="0" w:lastColumn="0" w:noHBand="1" w:val="0600"/>
     </w:tblPr>
     <w:tblGrid>
       <w:gridCol w:w="8055"/>
       <w:gridCol w:w="1830"/>
     </w:tblGrid>
     <w:tr>
+      <w:trPr/>
       <w:tc>
         <w:tcPr>
           <w:tcW w:w="8055" w:type="dxa"/>
           <w:tcBorders>
             <w:top w:val="single" w:sz="8" w:space="0" w:color="FFFFFF"/>
-            <w:left w:val="single" w:sz="8" w:space="0" w:color="FFFFFF"/>
+            <w:start w:val="single" w:sz="8" w:space="0" w:color="FFFFFF"/>
             <w:bottom w:val="single" w:sz="8" w:space="0" w:color="FFFFFF"/>
-            <w:right w:val="single" w:sz="8" w:space="0" w:color="FFFFFF"/>
+            <w:end w:val="single" w:sz="8" w:space="0" w:color="FFFFFF"/>
           </w:tcBorders>
           <w:vAlign w:val="bottom"/>
         </w:tcPr>
@@ -3317,7 +3000,9 @@
           <w:pPr>
             <w:pStyle w:val="normal1"/>
             <w:keepLines/>
-            <w:ind w:left="720"/>
+            <w:suppressAutoHyphens w:val="true"/>
+            <w:spacing w:before="0" w:after="0"/>
+            <w:ind w:start="720"/>
             <w:jc w:val="center"/>
             <w:rPr>
               <w:sz w:val="14"/>
@@ -3327,9 +3012,11 @@
           </w:pPr>
           <w:r>
             <w:rPr>
+              <w:rFonts w:eastAsia="Calibri" w:cs="Calibri"/>
+              <w:kern w:val="0"/>
               <w:sz w:val="14"/>
               <w:szCs w:val="14"/>
-              <w:lang w:val="de-DE"/>
+              <w:lang w:val="de-DE" w:eastAsia="zh-CN" w:bidi="hi-IN"/>
             </w:rPr>
             <w:t>EmC2 Attila Landgrafe | Waldstraße 5 | 95032 Hof</w:t>
           </w:r>
@@ -3338,7 +3025,9 @@
           <w:pPr>
             <w:pStyle w:val="normal1"/>
             <w:keepLines/>
-            <w:ind w:left="720"/>
+            <w:suppressAutoHyphens w:val="true"/>
+            <w:spacing w:before="0" w:after="0"/>
+            <w:ind w:start="720"/>
             <w:jc w:val="center"/>
             <w:rPr>
               <w:sz w:val="14"/>
@@ -3348,36 +3037,22 @@
           </w:pPr>
           <w:r>
             <w:rPr>
+              <w:rFonts w:eastAsia="Calibri" w:cs="Calibri"/>
+              <w:kern w:val="0"/>
               <w:sz w:val="14"/>
               <w:szCs w:val="14"/>
-              <w:lang w:val="de-DE"/>
+              <w:lang w:val="de-DE" w:eastAsia="zh-CN" w:bidi="hi-IN"/>
             </w:rPr>
-            <w:t xml:space="preserve">Steuernummer: 22324320478 | </w:t>
-          </w:r>
-          <w:proofErr w:type="spellStart"/>
-          <w:r>
-            <w:rPr>
-              <w:sz w:val="14"/>
-              <w:szCs w:val="14"/>
-              <w:lang w:val="de-DE"/>
-            </w:rPr>
-            <w:t>USt-IdNr</w:t>
-          </w:r>
-          <w:proofErr w:type="spellEnd"/>
-          <w:r>
-            <w:rPr>
-              <w:sz w:val="14"/>
-              <w:szCs w:val="14"/>
-              <w:lang w:val="de-DE"/>
-            </w:rPr>
-            <w:t>.: DE296903997</w:t>
+            <w:t>Steuernummer: 22324320478 | USt-IdNr.: DE296903997</w:t>
           </w:r>
         </w:p>
         <w:p>
           <w:pPr>
             <w:pStyle w:val="normal1"/>
             <w:keepLines/>
-            <w:ind w:left="720"/>
+            <w:suppressAutoHyphens w:val="true"/>
+            <w:spacing w:before="0" w:after="0"/>
+            <w:ind w:start="720"/>
             <w:jc w:val="center"/>
             <w:rPr>
               <w:sz w:val="14"/>
@@ -3387,9 +3062,11 @@
           </w:pPr>
           <w:r>
             <w:rPr>
+              <w:rFonts w:eastAsia="Calibri" w:cs="Calibri"/>
+              <w:kern w:val="0"/>
               <w:sz w:val="14"/>
               <w:szCs w:val="14"/>
-              <w:lang w:val="de-DE"/>
+              <w:lang w:val="de-DE" w:eastAsia="zh-CN" w:bidi="hi-IN"/>
             </w:rPr>
             <w:t>VR Bank Bayreuth-Hof eG | IBAN: DE43 7806 0896 0007 0794 43 | BIC: GENODEF1HO1</w:t>
           </w:r>
@@ -3400,15 +3077,17 @@
           <w:tcW w:w="1830" w:type="dxa"/>
           <w:tcBorders>
             <w:top w:val="single" w:sz="8" w:space="0" w:color="FFFFFF"/>
-            <w:left w:val="single" w:sz="8" w:space="0" w:color="FFFFFF"/>
+            <w:start w:val="single" w:sz="8" w:space="0" w:color="FFFFFF"/>
             <w:bottom w:val="single" w:sz="8" w:space="0" w:color="FFFFFF"/>
-            <w:right w:val="single" w:sz="8" w:space="0" w:color="FFFFFF"/>
+            <w:end w:val="single" w:sz="8" w:space="0" w:color="FFFFFF"/>
           </w:tcBorders>
         </w:tcPr>
         <w:p>
           <w:pPr>
             <w:pStyle w:val="normal1"/>
-            <w:jc w:val="right"/>
+            <w:suppressAutoHyphens w:val="true"/>
+            <w:spacing w:before="0" w:after="0"/>
+            <w:jc w:val="end"/>
             <w:rPr>
               <w:sz w:val="16"/>
               <w:szCs w:val="16"/>
@@ -3416,55 +3095,134 @@
           </w:pPr>
           <w:r>
             <w:rPr>
+              <w:rFonts w:eastAsia="Calibri" w:cs="Calibri"/>
+              <w:kern w:val="0"/>
               <w:sz w:val="16"/>
               <w:szCs w:val="16"/>
-              <w:lang w:val="de-DE"/>
+              <w:lang w:val="de-DE" w:eastAsia="zh-CN" w:bidi="hi-IN"/>
             </w:rPr>
             <w:br/>
           </w:r>
-          <w:proofErr w:type="spellStart"/>
           <w:r>
             <w:rPr>
+              <w:rFonts w:eastAsia="Calibri" w:cs="Calibri"/>
+              <w:kern w:val="0"/>
               <w:sz w:val="16"/>
               <w:szCs w:val="16"/>
+              <w:lang w:val="en-US" w:eastAsia="zh-CN" w:bidi="hi-IN"/>
             </w:rPr>
-            <w:t>Seite</w:t>
+            <w:t xml:space="preserve">Seite </w:t>
           </w:r>
-          <w:proofErr w:type="spellEnd"/>
           <w:r>
             <w:rPr>
-              <w:sz w:val="16"/>
-              <w:szCs w:val="16"/>
+              <w:rFonts w:eastAsia="Calibri" w:cs="Calibri"/>
+              <w:kern w:val="0"/>
+              <w:sz w:val="22"/>
+              <w:szCs w:val="22"/>
+              <w:lang w:val="en-US" w:eastAsia="zh-CN" w:bidi="hi-IN"/>
             </w:rPr>
-            <w:t xml:space="preserve"> </w:t>
-          </w:r>
-          <w:r>
             <w:fldChar w:fldCharType="begin"/>
           </w:r>
           <w:r>
+            <w:rPr>
+              <w:sz w:val="22"/>
+              <w:kern w:val="0"/>
+              <w:szCs w:val="22"/>
+              <w:rFonts w:eastAsia="Calibri" w:cs="Calibri"/>
+              <w:lang w:val="en-US" w:eastAsia="zh-CN" w:bidi="hi-IN"/>
+            </w:rPr>
             <w:instrText xml:space="preserve"> PAGE </w:instrText>
           </w:r>
           <w:r>
+            <w:rPr>
+              <w:sz w:val="22"/>
+              <w:kern w:val="0"/>
+              <w:szCs w:val="22"/>
+              <w:rFonts w:eastAsia="Calibri" w:cs="Calibri"/>
+              <w:lang w:val="en-US" w:eastAsia="zh-CN" w:bidi="hi-IN"/>
+            </w:rPr>
             <w:fldChar w:fldCharType="separate"/>
           </w:r>
           <w:r>
-            <w:t>3</w:t>
+            <w:rPr>
+              <w:sz w:val="22"/>
+              <w:kern w:val="0"/>
+              <w:szCs w:val="22"/>
+              <w:rFonts w:eastAsia="Calibri" w:cs="Calibri"/>
+              <w:lang w:val="en-US" w:eastAsia="zh-CN" w:bidi="hi-IN"/>
+            </w:rPr>
+            <w:t>2</w:t>
           </w:r>
           <w:r>
+            <w:rPr>
+              <w:sz w:val="22"/>
+              <w:kern w:val="0"/>
+              <w:szCs w:val="22"/>
+              <w:rFonts w:eastAsia="Calibri" w:cs="Calibri"/>
+              <w:lang w:val="en-US" w:eastAsia="zh-CN" w:bidi="hi-IN"/>
+            </w:rPr>
             <w:fldChar w:fldCharType="end"/>
           </w:r>
           <w:r>
             <w:rPr>
+              <w:rFonts w:eastAsia="Calibri" w:cs="Calibri"/>
+              <w:kern w:val="0"/>
               <w:sz w:val="16"/>
               <w:szCs w:val="16"/>
+              <w:lang w:val="en-US" w:eastAsia="zh-CN" w:bidi="hi-IN"/>
             </w:rPr>
             <w:t>/</w:t>
           </w:r>
-          <w:fldSimple w:instr=" NUMPAGES ">
-            <w:r>
-              <w:t>3</w:t>
-            </w:r>
-          </w:fldSimple>
+          <w:r>
+            <w:rPr>
+              <w:rFonts w:eastAsia="Calibri" w:cs="Calibri"/>
+              <w:kern w:val="0"/>
+              <w:sz w:val="22"/>
+              <w:szCs w:val="22"/>
+              <w:lang w:val="en-US" w:eastAsia="zh-CN" w:bidi="hi-IN"/>
+            </w:rPr>
+            <w:fldChar w:fldCharType="begin"/>
+          </w:r>
+          <w:r>
+            <w:rPr>
+              <w:sz w:val="22"/>
+              <w:kern w:val="0"/>
+              <w:szCs w:val="22"/>
+              <w:rFonts w:eastAsia="Calibri" w:cs="Calibri"/>
+              <w:lang w:val="en-US" w:eastAsia="zh-CN" w:bidi="hi-IN"/>
+            </w:rPr>
+            <w:instrText xml:space="preserve"> NUMPAGES </w:instrText>
+          </w:r>
+          <w:r>
+            <w:rPr>
+              <w:sz w:val="22"/>
+              <w:kern w:val="0"/>
+              <w:szCs w:val="22"/>
+              <w:rFonts w:eastAsia="Calibri" w:cs="Calibri"/>
+              <w:lang w:val="en-US" w:eastAsia="zh-CN" w:bidi="hi-IN"/>
+            </w:rPr>
+            <w:fldChar w:fldCharType="separate"/>
+          </w:r>
+          <w:r>
+            <w:rPr>
+              <w:sz w:val="22"/>
+              <w:kern w:val="0"/>
+              <w:szCs w:val="22"/>
+              <w:rFonts w:eastAsia="Calibri" w:cs="Calibri"/>
+              <w:lang w:val="en-US" w:eastAsia="zh-CN" w:bidi="hi-IN"/>
+            </w:rPr>
+            <w:t>2</w:t>
+          </w:r>
+          <w:r>
+            <w:rPr>
+              <w:sz w:val="22"/>
+              <w:kern w:val="0"/>
+              <w:szCs w:val="22"/>
+              <w:rFonts w:eastAsia="Calibri" w:cs="Calibri"/>
+              <w:lang w:val="en-US" w:eastAsia="zh-CN" w:bidi="hi-IN"/>
+            </w:rPr>
+            <w:fldChar w:fldCharType="end"/>
+          </w:r>
         </w:p>
       </w:tc>
     </w:tr>
@@ -3472,48 +3230,58 @@
   <w:p>
     <w:pPr>
       <w:pStyle w:val="normal1"/>
-      <w:spacing w:before="240" w:line="14" w:lineRule="auto"/>
+      <w:spacing w:lineRule="auto" w:line="14" w:before="240" w:after="0"/>
       <w:jc w:val="center"/>
+      <w:rPr/>
     </w:pPr>
+    <w:r>
+      <w:rPr/>
+    </w:r>
   </w:p>
 </w:ftr>
 </file>
 
-<file path=word/footer2.xml><?xml version="1.0" encoding="utf-8"?>
-<w:ftr xmlns:wpc="http://schemas.microsoft.com/office/word/2010/wordprocessingCanvas" xmlns:cx="http://schemas.microsoft.com/office/drawing/2014/chartex" xmlns:cx1="http://schemas.microsoft.com/office/drawing/2015/9/8/chartex" xmlns:cx2="http://schemas.microsoft.com/office/drawing/2015/10/21/chartex" xmlns:cx3="http://schemas.microsoft.com/office/drawing/2016/5/9/chartex" xmlns:cx4="http://schemas.microsoft.com/office/drawing/2016/5/10/chartex" xmlns:cx5="http://schemas.microsoft.com/office/drawing/2016/5/11/chartex" xmlns:cx6="http://schemas.microsoft.com/office/drawing/2016/5/12/chartex" xmlns:cx7="http://schemas.microsoft.com/office/drawing/2016/5/13/chartex" xmlns:cx8="http://schemas.microsoft.com/office/drawing/2016/5/14/chartex" xmlns:mc="http://schemas.openxmlformats.org/markup-compatibility/2006" xmlns:aink="http://schemas.microsoft.com/office/drawing/2016/ink" xmlns:am3d="http://schemas.microsoft.com/office/drawing/2017/model3d" xmlns:o="urn:schemas-microsoft-com:office:office" xmlns:oel="http://schemas.microsoft.com/office/2019/extlst" xmlns:r="http://schemas.openxmlformats.org/officeDocument/2006/relationships" xmlns:m="http://schemas.openxmlformats.org/officeDocument/2006/math" xmlns:v="urn:schemas-microsoft-com:vml" xmlns:wp14="http://schemas.microsoft.com/office/word/2010/wordprocessingDrawing" xmlns:wp="http://schemas.openxmlformats.org/drawingml/2006/wordprocessingDrawing" xmlns:w10="urn:schemas-microsoft-com:office:word" xmlns:w="http://schemas.openxmlformats.org/wordprocessingml/2006/main" xmlns:w14="http://schemas.microsoft.com/office/word/2010/wordml" xmlns:w15="http://schemas.microsoft.com/office/word/2012/wordml" xmlns:w16cex="http://schemas.microsoft.com/office/word/2018/wordml/cex" xmlns:w16cid="http://schemas.microsoft.com/office/word/2016/wordml/cid" xmlns:w16="http://schemas.microsoft.com/office/word/2018/wordml" xmlns:w16du="http://schemas.microsoft.com/office/word/2023/wordml/word16du" xmlns:w16sdtdh="http://schemas.microsoft.com/office/word/2020/wordml/sdtdatahash" xmlns:w16sdtfl="http://schemas.microsoft.com/office/word/2024/wordml/sdtformatlock" xmlns:w16se="http://schemas.microsoft.com/office/word/2015/wordml/symex" xmlns:wpg="http://schemas.microsoft.com/office/word/2010/wordprocessingGroup" xmlns:wpi="http://schemas.microsoft.com/office/word/2010/wordprocessingInk" xmlns:wne="http://schemas.microsoft.com/office/word/2006/wordml" xmlns:wps="http://schemas.microsoft.com/office/word/2010/wordprocessingShape" mc:Ignorable="w14 w15 w16se w16cid w16 w16cex w16sdtdh w16sdtfl w16du wp14">
+<file path=word/footer3.xml><?xml version="1.0" encoding="utf-8"?>
+<w:ftr xmlns:o="urn:schemas-microsoft-com:office:office" xmlns:r="http://schemas.openxmlformats.org/officeDocument/2006/relationships" xmlns:v="urn:schemas-microsoft-com:vml" xmlns:w="http://schemas.openxmlformats.org/wordprocessingml/2006/main" xmlns:w10="urn:schemas-microsoft-com:office:word" xmlns:wp="http://schemas.openxmlformats.org/drawingml/2006/wordprocessingDrawing" xmlns:pic="http://schemas.openxmlformats.org/drawingml/2006/picture" xmlns:wps="http://schemas.microsoft.com/office/word/2010/wordprocessingShape" xmlns:wpg="http://schemas.microsoft.com/office/word/2010/wordprocessingGroup" xmlns:mc="http://schemas.openxmlformats.org/markup-compatibility/2006" xmlns:wp14="http://schemas.microsoft.com/office/word/2010/wordprocessingDrawing" xmlns:w14="http://schemas.microsoft.com/office/word/2010/wordml" xmlns:w15="http://schemas.microsoft.com/office/word/2012/wordml" mc:Ignorable="w14 wp14 w15">
   <w:p>
     <w:pPr>
       <w:pStyle w:val="normal1"/>
-      <w:spacing w:before="240" w:after="240" w:line="14" w:lineRule="auto"/>
+      <w:spacing w:lineRule="auto" w:line="14" w:before="240" w:after="240"/>
+      <w:rPr/>
     </w:pPr>
+    <w:r>
+      <w:rPr/>
+    </w:r>
   </w:p>
   <w:tbl>
     <w:tblPr>
       <w:tblStyle w:val="TableNormal"/>
       <w:tblW w:w="9885" w:type="dxa"/>
+      <w:jc w:val="start"/>
       <w:tblInd w:w="0" w:type="dxa"/>
       <w:tblLayout w:type="fixed"/>
       <w:tblCellMar>
         <w:top w:w="0" w:type="dxa"/>
-        <w:left w:w="0" w:type="dxa"/>
+        <w:start w:w="10" w:type="dxa"/>
         <w:bottom w:w="0" w:type="dxa"/>
-        <w:right w:w="0" w:type="dxa"/>
+        <w:end w:w="10" w:type="dxa"/>
       </w:tblCellMar>
-      <w:tblLook w:val="0600" w:firstRow="0" w:lastRow="0" w:firstColumn="0" w:lastColumn="0" w:noHBand="1" w:noVBand="1"/>
+      <w:tblLook w:firstRow="0" w:noVBand="1" w:lastRow="0" w:firstColumn="0" w:lastColumn="0" w:noHBand="1" w:val="0600"/>
     </w:tblPr>
     <w:tblGrid>
       <w:gridCol w:w="8055"/>
       <w:gridCol w:w="1830"/>
     </w:tblGrid>
     <w:tr>
+      <w:trPr/>
       <w:tc>
         <w:tcPr>
           <w:tcW w:w="8055" w:type="dxa"/>
           <w:tcBorders>
             <w:top w:val="single" w:sz="8" w:space="0" w:color="FFFFFF"/>
-            <w:left w:val="single" w:sz="8" w:space="0" w:color="FFFFFF"/>
+            <w:start w:val="single" w:sz="8" w:space="0" w:color="FFFFFF"/>
             <w:bottom w:val="single" w:sz="8" w:space="0" w:color="FFFFFF"/>
-            <w:right w:val="single" w:sz="8" w:space="0" w:color="FFFFFF"/>
+            <w:end w:val="single" w:sz="8" w:space="0" w:color="FFFFFF"/>
           </w:tcBorders>
           <w:vAlign w:val="bottom"/>
         </w:tcPr>
@@ -3521,7 +3289,9 @@
           <w:pPr>
             <w:pStyle w:val="normal1"/>
             <w:keepLines/>
-            <w:ind w:left="720"/>
+            <w:suppressAutoHyphens w:val="true"/>
+            <w:spacing w:before="0" w:after="0"/>
+            <w:ind w:start="720"/>
             <w:jc w:val="center"/>
             <w:rPr>
               <w:sz w:val="14"/>
@@ -3531,9 +3301,11 @@
           </w:pPr>
           <w:r>
             <w:rPr>
+              <w:rFonts w:eastAsia="Calibri" w:cs="Calibri"/>
+              <w:kern w:val="0"/>
               <w:sz w:val="14"/>
               <w:szCs w:val="14"/>
-              <w:lang w:val="de-DE"/>
+              <w:lang w:val="de-DE" w:eastAsia="zh-CN" w:bidi="hi-IN"/>
             </w:rPr>
             <w:t>EmC2 Attila Landgrafe | Waldstraße 5 | 95032 Hof</w:t>
           </w:r>
@@ -3542,7 +3314,9 @@
           <w:pPr>
             <w:pStyle w:val="normal1"/>
             <w:keepLines/>
-            <w:ind w:left="720"/>
+            <w:suppressAutoHyphens w:val="true"/>
+            <w:spacing w:before="0" w:after="0"/>
+            <w:ind w:start="720"/>
             <w:jc w:val="center"/>
             <w:rPr>
               <w:sz w:val="14"/>
@@ -3552,9 +3326,11 @@
           </w:pPr>
           <w:r>
             <w:rPr>
+              <w:rFonts w:eastAsia="Calibri" w:cs="Calibri"/>
+              <w:kern w:val="0"/>
               <w:sz w:val="14"/>
               <w:szCs w:val="14"/>
-              <w:lang w:val="de-DE"/>
+              <w:lang w:val="de-DE" w:eastAsia="zh-CN" w:bidi="hi-IN"/>
             </w:rPr>
             <w:t>Steuernummer: 22324320478 | USt-IdNr.: DE296903997</w:t>
           </w:r>
@@ -3563,7 +3339,9 @@
           <w:pPr>
             <w:pStyle w:val="normal1"/>
             <w:keepLines/>
-            <w:ind w:left="720"/>
+            <w:suppressAutoHyphens w:val="true"/>
+            <w:spacing w:before="0" w:after="0"/>
+            <w:ind w:start="720"/>
             <w:jc w:val="center"/>
             <w:rPr>
               <w:sz w:val="14"/>
@@ -3573,9 +3351,11 @@
           </w:pPr>
           <w:r>
             <w:rPr>
+              <w:rFonts w:eastAsia="Calibri" w:cs="Calibri"/>
+              <w:kern w:val="0"/>
               <w:sz w:val="14"/>
               <w:szCs w:val="14"/>
-              <w:lang w:val="de-DE"/>
+              <w:lang w:val="de-DE" w:eastAsia="zh-CN" w:bidi="hi-IN"/>
             </w:rPr>
             <w:t>VR Bank Bayreuth-Hof eG | IBAN: DE43 7806 0896 0007 0794 43 | BIC: GENODEF1HO1</w:t>
           </w:r>
@@ -3586,15 +3366,17 @@
           <w:tcW w:w="1830" w:type="dxa"/>
           <w:tcBorders>
             <w:top w:val="single" w:sz="8" w:space="0" w:color="FFFFFF"/>
-            <w:left w:val="single" w:sz="8" w:space="0" w:color="FFFFFF"/>
+            <w:start w:val="single" w:sz="8" w:space="0" w:color="FFFFFF"/>
             <w:bottom w:val="single" w:sz="8" w:space="0" w:color="FFFFFF"/>
-            <w:right w:val="single" w:sz="8" w:space="0" w:color="FFFFFF"/>
+            <w:end w:val="single" w:sz="8" w:space="0" w:color="FFFFFF"/>
           </w:tcBorders>
         </w:tcPr>
         <w:p>
           <w:pPr>
             <w:pStyle w:val="normal1"/>
-            <w:jc w:val="right"/>
+            <w:suppressAutoHyphens w:val="true"/>
+            <w:spacing w:before="0" w:after="0"/>
+            <w:jc w:val="end"/>
             <w:rPr>
               <w:sz w:val="16"/>
               <w:szCs w:val="16"/>
@@ -3602,55 +3384,134 @@
           </w:pPr>
           <w:r>
             <w:rPr>
+              <w:rFonts w:eastAsia="Calibri" w:cs="Calibri"/>
+              <w:kern w:val="0"/>
               <w:sz w:val="16"/>
               <w:szCs w:val="16"/>
-              <w:lang w:val="de-DE"/>
+              <w:lang w:val="de-DE" w:eastAsia="zh-CN" w:bidi="hi-IN"/>
             </w:rPr>
             <w:br/>
           </w:r>
-          <w:proofErr w:type="spellStart"/>
           <w:r>
             <w:rPr>
+              <w:rFonts w:eastAsia="Calibri" w:cs="Calibri"/>
+              <w:kern w:val="0"/>
               <w:sz w:val="16"/>
               <w:szCs w:val="16"/>
+              <w:lang w:val="en-US" w:eastAsia="zh-CN" w:bidi="hi-IN"/>
             </w:rPr>
-            <w:t>Seite</w:t>
+            <w:t xml:space="preserve">Seite </w:t>
           </w:r>
-          <w:proofErr w:type="spellEnd"/>
           <w:r>
             <w:rPr>
-              <w:sz w:val="16"/>
-              <w:szCs w:val="16"/>
+              <w:rFonts w:eastAsia="Calibri" w:cs="Calibri"/>
+              <w:kern w:val="0"/>
+              <w:sz w:val="22"/>
+              <w:szCs w:val="22"/>
+              <w:lang w:val="en-US" w:eastAsia="zh-CN" w:bidi="hi-IN"/>
             </w:rPr>
-            <w:t xml:space="preserve"> </w:t>
-          </w:r>
-          <w:r>
             <w:fldChar w:fldCharType="begin"/>
           </w:r>
           <w:r>
+            <w:rPr>
+              <w:sz w:val="22"/>
+              <w:kern w:val="0"/>
+              <w:szCs w:val="22"/>
+              <w:rFonts w:eastAsia="Calibri" w:cs="Calibri"/>
+              <w:lang w:val="en-US" w:eastAsia="zh-CN" w:bidi="hi-IN"/>
+            </w:rPr>
             <w:instrText xml:space="preserve"> PAGE </w:instrText>
           </w:r>
           <w:r>
+            <w:rPr>
+              <w:sz w:val="22"/>
+              <w:kern w:val="0"/>
+              <w:szCs w:val="22"/>
+              <w:rFonts w:eastAsia="Calibri" w:cs="Calibri"/>
+              <w:lang w:val="en-US" w:eastAsia="zh-CN" w:bidi="hi-IN"/>
+            </w:rPr>
             <w:fldChar w:fldCharType="separate"/>
           </w:r>
           <w:r>
-            <w:t>3</w:t>
+            <w:rPr>
+              <w:sz w:val="22"/>
+              <w:kern w:val="0"/>
+              <w:szCs w:val="22"/>
+              <w:rFonts w:eastAsia="Calibri" w:cs="Calibri"/>
+              <w:lang w:val="en-US" w:eastAsia="zh-CN" w:bidi="hi-IN"/>
+            </w:rPr>
+            <w:t>2</w:t>
           </w:r>
           <w:r>
+            <w:rPr>
+              <w:sz w:val="22"/>
+              <w:kern w:val="0"/>
+              <w:szCs w:val="22"/>
+              <w:rFonts w:eastAsia="Calibri" w:cs="Calibri"/>
+              <w:lang w:val="en-US" w:eastAsia="zh-CN" w:bidi="hi-IN"/>
+            </w:rPr>
             <w:fldChar w:fldCharType="end"/>
           </w:r>
           <w:r>
             <w:rPr>
+              <w:rFonts w:eastAsia="Calibri" w:cs="Calibri"/>
+              <w:kern w:val="0"/>
               <w:sz w:val="16"/>
               <w:szCs w:val="16"/>
+              <w:lang w:val="en-US" w:eastAsia="zh-CN" w:bidi="hi-IN"/>
             </w:rPr>
             <w:t>/</w:t>
           </w:r>
-          <w:fldSimple w:instr=" NUMPAGES ">
-            <w:r>
-              <w:t>3</w:t>
-            </w:r>
-          </w:fldSimple>
+          <w:r>
+            <w:rPr>
+              <w:rFonts w:eastAsia="Calibri" w:cs="Calibri"/>
+              <w:kern w:val="0"/>
+              <w:sz w:val="22"/>
+              <w:szCs w:val="22"/>
+              <w:lang w:val="en-US" w:eastAsia="zh-CN" w:bidi="hi-IN"/>
+            </w:rPr>
+            <w:fldChar w:fldCharType="begin"/>
+          </w:r>
+          <w:r>
+            <w:rPr>
+              <w:sz w:val="22"/>
+              <w:kern w:val="0"/>
+              <w:szCs w:val="22"/>
+              <w:rFonts w:eastAsia="Calibri" w:cs="Calibri"/>
+              <w:lang w:val="en-US" w:eastAsia="zh-CN" w:bidi="hi-IN"/>
+            </w:rPr>
+            <w:instrText xml:space="preserve"> NUMPAGES </w:instrText>
+          </w:r>
+          <w:r>
+            <w:rPr>
+              <w:sz w:val="22"/>
+              <w:kern w:val="0"/>
+              <w:szCs w:val="22"/>
+              <w:rFonts w:eastAsia="Calibri" w:cs="Calibri"/>
+              <w:lang w:val="en-US" w:eastAsia="zh-CN" w:bidi="hi-IN"/>
+            </w:rPr>
+            <w:fldChar w:fldCharType="separate"/>
+          </w:r>
+          <w:r>
+            <w:rPr>
+              <w:sz w:val="22"/>
+              <w:kern w:val="0"/>
+              <w:szCs w:val="22"/>
+              <w:rFonts w:eastAsia="Calibri" w:cs="Calibri"/>
+              <w:lang w:val="en-US" w:eastAsia="zh-CN" w:bidi="hi-IN"/>
+            </w:rPr>
+            <w:t>2</w:t>
+          </w:r>
+          <w:r>
+            <w:rPr>
+              <w:sz w:val="22"/>
+              <w:kern w:val="0"/>
+              <w:szCs w:val="22"/>
+              <w:rFonts w:eastAsia="Calibri" w:cs="Calibri"/>
+              <w:lang w:val="en-US" w:eastAsia="zh-CN" w:bidi="hi-IN"/>
+            </w:rPr>
+            <w:fldChar w:fldCharType="end"/>
+          </w:r>
         </w:p>
       </w:tc>
     </w:tr>
@@ -3658,51 +3519,53 @@
   <w:p>
     <w:pPr>
       <w:pStyle w:val="normal1"/>
-      <w:spacing w:before="240" w:after="240" w:line="14" w:lineRule="auto"/>
+      <w:spacing w:lineRule="auto" w:line="14" w:before="240" w:after="0"/>
       <w:jc w:val="center"/>
+      <w:rPr/>
     </w:pPr>
+    <w:r>
+      <w:rPr/>
+    </w:r>
   </w:p>
 </w:ftr>
 </file>
 
-<file path=word/footnotes.xml><?xml version="1.0" encoding="utf-8"?>
-<w:footnotes xmlns:wpc="http://schemas.microsoft.com/office/word/2010/wordprocessingCanvas" xmlns:cx="http://schemas.microsoft.com/office/drawing/2014/chartex" xmlns:cx1="http://schemas.microsoft.com/office/drawing/2015/9/8/chartex" xmlns:cx2="http://schemas.microsoft.com/office/drawing/2015/10/21/chartex" xmlns:cx3="http://schemas.microsoft.com/office/drawing/2016/5/9/chartex" xmlns:cx4="http://schemas.microsoft.com/office/drawing/2016/5/10/chartex" xmlns:cx5="http://schemas.microsoft.com/office/drawing/2016/5/11/chartex" xmlns:cx6="http://schemas.microsoft.com/office/drawing/2016/5/12/chartex" xmlns:cx7="http://schemas.microsoft.com/office/drawing/2016/5/13/chartex" xmlns:cx8="http://schemas.microsoft.com/office/drawing/2016/5/14/chartex" xmlns:mc="http://schemas.openxmlformats.org/markup-compatibility/2006" xmlns:aink="http://schemas.microsoft.com/office/drawing/2016/ink" xmlns:am3d="http://schemas.microsoft.com/office/drawing/2017/model3d" xmlns:o="urn:schemas-microsoft-com:office:office" xmlns:oel="http://schemas.microsoft.com/office/2019/extlst" xmlns:r="http://schemas.openxmlformats.org/officeDocument/2006/relationships" xmlns:m="http://schemas.openxmlformats.org/officeDocument/2006/math" xmlns:v="urn:schemas-microsoft-com:vml" xmlns:wp14="http://schemas.microsoft.com/office/word/2010/wordprocessingDrawing" xmlns:wp="http://schemas.openxmlformats.org/drawingml/2006/wordprocessingDrawing" xmlns:w10="urn:schemas-microsoft-com:office:word" xmlns:w="http://schemas.openxmlformats.org/wordprocessingml/2006/main" xmlns:w14="http://schemas.microsoft.com/office/word/2010/wordml" xmlns:w15="http://schemas.microsoft.com/office/word/2012/wordml" xmlns:w16cex="http://schemas.microsoft.com/office/word/2018/wordml/cex" xmlns:w16cid="http://schemas.microsoft.com/office/word/2016/wordml/cid" xmlns:w16="http://schemas.microsoft.com/office/word/2018/wordml" xmlns:w16du="http://schemas.microsoft.com/office/word/2023/wordml/word16du" xmlns:w16sdtdh="http://schemas.microsoft.com/office/word/2020/wordml/sdtdatahash" xmlns:w16sdtfl="http://schemas.microsoft.com/office/word/2024/wordml/sdtformatlock" xmlns:w16se="http://schemas.microsoft.com/office/word/2015/wordml/symex" xmlns:wpg="http://schemas.microsoft.com/office/word/2010/wordprocessingGroup" xmlns:wpi="http://schemas.microsoft.com/office/word/2010/wordprocessingInk" xmlns:wne="http://schemas.microsoft.com/office/word/2006/wordml" xmlns:wps="http://schemas.microsoft.com/office/word/2010/wordprocessingShape" mc:Ignorable="w14 w15 w16se w16cid w16 w16cex w16sdtdh w16sdtfl w16du wp14">
-  <w:footnote w:type="separator" w:id="-1">
-    <w:p>
-      <w:r>
-        <w:separator/>
-      </w:r>
-    </w:p>
-  </w:footnote>
-  <w:footnote w:type="continuationSeparator" w:id="0">
-    <w:p>
-      <w:r>
-        <w:continuationSeparator/>
-      </w:r>
-    </w:p>
-  </w:footnote>
-</w:footnotes>
+<file path=word/header1.xml><?xml version="1.0" encoding="utf-8"?>
+<w:hdr xmlns:o="urn:schemas-microsoft-com:office:office" xmlns:r="http://schemas.openxmlformats.org/officeDocument/2006/relationships" xmlns:v="urn:schemas-microsoft-com:vml" xmlns:w="http://schemas.openxmlformats.org/wordprocessingml/2006/main" xmlns:w10="urn:schemas-microsoft-com:office:word" xmlns:wp="http://schemas.openxmlformats.org/drawingml/2006/wordprocessingDrawing" xmlns:pic="http://schemas.openxmlformats.org/drawingml/2006/picture" xmlns:wps="http://schemas.microsoft.com/office/word/2010/wordprocessingShape" xmlns:wpg="http://schemas.microsoft.com/office/word/2010/wordprocessingGroup" xmlns:mc="http://schemas.openxmlformats.org/markup-compatibility/2006" xmlns:wp14="http://schemas.microsoft.com/office/word/2010/wordprocessingDrawing" xmlns:w14="http://schemas.microsoft.com/office/word/2010/wordml" xmlns:w15="http://schemas.microsoft.com/office/word/2012/wordml" mc:Ignorable="w14 wp14 w15">
+  <w:p>
+    <w:pPr>
+      <w:pStyle w:val="Header"/>
+      <w:rPr/>
+    </w:pPr>
+    <w:r>
+      <w:rPr/>
+    </w:r>
+  </w:p>
+</w:hdr>
 </file>
 
-<file path=word/header1.xml><?xml version="1.0" encoding="utf-8"?>
-<w:hdr xmlns:wpc="http://schemas.microsoft.com/office/word/2010/wordprocessingCanvas" xmlns:cx="http://schemas.microsoft.com/office/drawing/2014/chartex" xmlns:cx1="http://schemas.microsoft.com/office/drawing/2015/9/8/chartex" xmlns:cx2="http://schemas.microsoft.com/office/drawing/2015/10/21/chartex" xmlns:cx3="http://schemas.microsoft.com/office/drawing/2016/5/9/chartex" xmlns:cx4="http://schemas.microsoft.com/office/drawing/2016/5/10/chartex" xmlns:cx5="http://schemas.microsoft.com/office/drawing/2016/5/11/chartex" xmlns:cx6="http://schemas.microsoft.com/office/drawing/2016/5/12/chartex" xmlns:cx7="http://schemas.microsoft.com/office/drawing/2016/5/13/chartex" xmlns:cx8="http://schemas.microsoft.com/office/drawing/2016/5/14/chartex" xmlns:mc="http://schemas.openxmlformats.org/markup-compatibility/2006" xmlns:aink="http://schemas.microsoft.com/office/drawing/2016/ink" xmlns:am3d="http://schemas.microsoft.com/office/drawing/2017/model3d" xmlns:o="urn:schemas-microsoft-com:office:office" xmlns:oel="http://schemas.microsoft.com/office/2019/extlst" xmlns:r="http://schemas.openxmlformats.org/officeDocument/2006/relationships" xmlns:m="http://schemas.openxmlformats.org/officeDocument/2006/math" xmlns:v="urn:schemas-microsoft-com:vml" xmlns:wp14="http://schemas.microsoft.com/office/word/2010/wordprocessingDrawing" xmlns:wp="http://schemas.openxmlformats.org/drawingml/2006/wordprocessingDrawing" xmlns:w10="urn:schemas-microsoft-com:office:word" xmlns:w="http://schemas.openxmlformats.org/wordprocessingml/2006/main" xmlns:w14="http://schemas.microsoft.com/office/word/2010/wordml" xmlns:w15="http://schemas.microsoft.com/office/word/2012/wordml" xmlns:w16cex="http://schemas.microsoft.com/office/word/2018/wordml/cex" xmlns:w16cid="http://schemas.microsoft.com/office/word/2016/wordml/cid" xmlns:w16="http://schemas.microsoft.com/office/word/2018/wordml" xmlns:w16du="http://schemas.microsoft.com/office/word/2023/wordml/word16du" xmlns:w16sdtdh="http://schemas.microsoft.com/office/word/2020/wordml/sdtdatahash" xmlns:w16sdtfl="http://schemas.microsoft.com/office/word/2024/wordml/sdtformatlock" xmlns:w16se="http://schemas.microsoft.com/office/word/2015/wordml/symex" xmlns:wpg="http://schemas.microsoft.com/office/word/2010/wordprocessingGroup" xmlns:wpi="http://schemas.microsoft.com/office/word/2010/wordprocessingInk" xmlns:wne="http://schemas.microsoft.com/office/word/2006/wordml" xmlns:wps="http://schemas.microsoft.com/office/word/2010/wordprocessingShape" mc:Ignorable="w14 w15 w16se w16cid w16 w16cex w16sdtdh w16sdtfl w16du wp14">
+<file path=word/header2.xml><?xml version="1.0" encoding="utf-8"?>
+<w:hdr xmlns:o="urn:schemas-microsoft-com:office:office" xmlns:r="http://schemas.openxmlformats.org/officeDocument/2006/relationships" xmlns:v="urn:schemas-microsoft-com:vml" xmlns:w="http://schemas.openxmlformats.org/wordprocessingml/2006/main" xmlns:w10="urn:schemas-microsoft-com:office:word" xmlns:wp="http://schemas.openxmlformats.org/drawingml/2006/wordprocessingDrawing" xmlns:pic="http://schemas.openxmlformats.org/drawingml/2006/picture" xmlns:wps="http://schemas.microsoft.com/office/word/2010/wordprocessingShape" xmlns:wpg="http://schemas.microsoft.com/office/word/2010/wordprocessingGroup" xmlns:mc="http://schemas.openxmlformats.org/markup-compatibility/2006" xmlns:wp14="http://schemas.microsoft.com/office/word/2010/wordprocessingDrawing" xmlns:w14="http://schemas.microsoft.com/office/word/2010/wordml" xmlns:w15="http://schemas.microsoft.com/office/word/2012/wordml" mc:Ignorable="w14 wp14 w15">
   <w:p>
     <w:pPr>
       <w:pStyle w:val="normal1"/>
+      <w:rPr/>
     </w:pPr>
+    <w:r>
+      <w:rPr/>
+    </w:r>
   </w:p>
   <w:p>
     <w:pPr>
       <w:pStyle w:val="normal1"/>
-      <w:spacing w:before="120"/>
-      <w:ind w:left="7200"/>
+      <w:spacing w:before="120" w:after="0"/>
+      <w:ind w:start="7200"/>
+      <w:rPr/>
     </w:pPr>
     <w:r>
-      <w:rPr>
-        <w:noProof/>
-      </w:rPr>
+      <w:rPr/>
       <w:drawing>
-        <wp:inline distT="0" distB="0" distL="0" distR="0" wp14:anchorId="26343197" wp14:editId="3B5F394F">
+        <wp:inline distT="0" distB="0" distL="0" distR="0">
           <wp:extent cx="1585595" cy="920750"/>
           <wp:effectExtent l="0" t="0" r="0" b="0"/>
           <wp:docPr id="1" name="image1.jpg"/>
@@ -3744,29 +3607,28 @@
 </w:hdr>
 </file>
 
-<file path=word/header2.xml><?xml version="1.0" encoding="utf-8"?>
-<w:hdr xmlns:wpc="http://schemas.microsoft.com/office/word/2010/wordprocessingCanvas" xmlns:cx="http://schemas.microsoft.com/office/drawing/2014/chartex" xmlns:cx1="http://schemas.microsoft.com/office/drawing/2015/9/8/chartex" xmlns:cx2="http://schemas.microsoft.com/office/drawing/2015/10/21/chartex" xmlns:cx3="http://schemas.microsoft.com/office/drawing/2016/5/9/chartex" xmlns:cx4="http://schemas.microsoft.com/office/drawing/2016/5/10/chartex" xmlns:cx5="http://schemas.microsoft.com/office/drawing/2016/5/11/chartex" xmlns:cx6="http://schemas.microsoft.com/office/drawing/2016/5/12/chartex" xmlns:cx7="http://schemas.microsoft.com/office/drawing/2016/5/13/chartex" xmlns:cx8="http://schemas.microsoft.com/office/drawing/2016/5/14/chartex" xmlns:mc="http://schemas.openxmlformats.org/markup-compatibility/2006" xmlns:aink="http://schemas.microsoft.com/office/drawing/2016/ink" xmlns:am3d="http://schemas.microsoft.com/office/drawing/2017/model3d" xmlns:o="urn:schemas-microsoft-com:office:office" xmlns:oel="http://schemas.microsoft.com/office/2019/extlst" xmlns:r="http://schemas.openxmlformats.org/officeDocument/2006/relationships" xmlns:m="http://schemas.openxmlformats.org/officeDocument/2006/math" xmlns:v="urn:schemas-microsoft-com:vml" xmlns:wp14="http://schemas.microsoft.com/office/word/2010/wordprocessingDrawing" xmlns:wp="http://schemas.openxmlformats.org/drawingml/2006/wordprocessingDrawing" xmlns:w10="urn:schemas-microsoft-com:office:word" xmlns:w="http://schemas.openxmlformats.org/wordprocessingml/2006/main" xmlns:w14="http://schemas.microsoft.com/office/word/2010/wordml" xmlns:w15="http://schemas.microsoft.com/office/word/2012/wordml" xmlns:w16cex="http://schemas.microsoft.com/office/word/2018/wordml/cex" xmlns:w16cid="http://schemas.microsoft.com/office/word/2016/wordml/cid" xmlns:w16="http://schemas.microsoft.com/office/word/2018/wordml" xmlns:w16du="http://schemas.microsoft.com/office/word/2023/wordml/word16du" xmlns:w16sdtdh="http://schemas.microsoft.com/office/word/2020/wordml/sdtdatahash" xmlns:w16sdtfl="http://schemas.microsoft.com/office/word/2024/wordml/sdtformatlock" xmlns:w16se="http://schemas.microsoft.com/office/word/2015/wordml/symex" xmlns:wpg="http://schemas.microsoft.com/office/word/2010/wordprocessingGroup" xmlns:wpi="http://schemas.microsoft.com/office/word/2010/wordprocessingInk" xmlns:wne="http://schemas.microsoft.com/office/word/2006/wordml" xmlns:wps="http://schemas.microsoft.com/office/word/2010/wordprocessingShape" mc:Ignorable="w14 w15 w16se w16cid w16 w16cex w16sdtdh w16sdtfl w16du wp14">
+<file path=word/header3.xml><?xml version="1.0" encoding="utf-8"?>
+<w:hdr xmlns:o="urn:schemas-microsoft-com:office:office" xmlns:r="http://schemas.openxmlformats.org/officeDocument/2006/relationships" xmlns:v="urn:schemas-microsoft-com:vml" xmlns:w="http://schemas.openxmlformats.org/wordprocessingml/2006/main" xmlns:w10="urn:schemas-microsoft-com:office:word" xmlns:wp="http://schemas.openxmlformats.org/drawingml/2006/wordprocessingDrawing" xmlns:pic="http://schemas.openxmlformats.org/drawingml/2006/picture" xmlns:wps="http://schemas.microsoft.com/office/word/2010/wordprocessingShape" xmlns:wpg="http://schemas.microsoft.com/office/word/2010/wordprocessingGroup" xmlns:mc="http://schemas.openxmlformats.org/markup-compatibility/2006" xmlns:wp14="http://schemas.microsoft.com/office/word/2010/wordprocessingDrawing" xmlns:w14="http://schemas.microsoft.com/office/word/2010/wordml" xmlns:w15="http://schemas.microsoft.com/office/word/2012/wordml" mc:Ignorable="w14 wp14 w15">
   <w:p>
     <w:pPr>
       <w:pStyle w:val="normal1"/>
+      <w:rPr/>
     </w:pPr>
+    <w:r>
+      <w:rPr/>
+    </w:r>
   </w:p>
   <w:p>
     <w:pPr>
       <w:pStyle w:val="normal1"/>
-    </w:pPr>
-  </w:p>
-  <w:p>
-    <w:pPr>
-      <w:pStyle w:val="normal1"/>
-      <w:ind w:left="7200"/>
+      <w:spacing w:before="120" w:after="0"/>
+      <w:ind w:start="7200"/>
+      <w:rPr/>
     </w:pPr>
     <w:r>
-      <w:rPr>
-        <w:noProof/>
-      </w:rPr>
+      <w:rPr/>
       <w:drawing>
-        <wp:inline distT="0" distB="0" distL="0" distR="0" wp14:anchorId="4F26622A" wp14:editId="0E90D6A1">
+        <wp:inline distT="0" distB="0" distL="0" distR="0">
           <wp:extent cx="1585595" cy="920750"/>
           <wp:effectExtent l="0" t="0" r="0" b="0"/>
           <wp:docPr id="2" name="image1.jpg"/>
@@ -3809,11 +3671,11 @@
 </file>
 
 <file path=word/styles.xml><?xml version="1.0" encoding="utf-8"?>
-<w:styles xmlns:mc="http://schemas.openxmlformats.org/markup-compatibility/2006" xmlns:r="http://schemas.openxmlformats.org/officeDocument/2006/relationships" xmlns:w="http://schemas.openxmlformats.org/wordprocessingml/2006/main" xmlns:w14="http://schemas.microsoft.com/office/word/2010/wordml" xmlns:w15="http://schemas.microsoft.com/office/word/2012/wordml" xmlns:w16cex="http://schemas.microsoft.com/office/word/2018/wordml/cex" xmlns:w16cid="http://schemas.microsoft.com/office/word/2016/wordml/cid" xmlns:w16="http://schemas.microsoft.com/office/word/2018/wordml" xmlns:w16du="http://schemas.microsoft.com/office/word/2023/wordml/word16du" xmlns:w16sdtdh="http://schemas.microsoft.com/office/word/2020/wordml/sdtdatahash" xmlns:w16sdtfl="http://schemas.microsoft.com/office/word/2024/wordml/sdtformatlock" xmlns:w16se="http://schemas.microsoft.com/office/word/2015/wordml/symex" mc:Ignorable="w14 w15 w16se w16cid w16 w16cex w16sdtdh w16sdtfl w16du">
+<w:styles xmlns:w="http://schemas.openxmlformats.org/wordprocessingml/2006/main" xmlns:w14="http://schemas.microsoft.com/office/word/2010/wordml" xmlns:mc="http://schemas.openxmlformats.org/markup-compatibility/2006" mc:Ignorable="w14">
   <w:docDefaults>
     <w:rPrDefault>
       <w:rPr>
-        <w:rFonts w:ascii="Calibri" w:eastAsia="Calibri" w:hAnsi="Calibri" w:cs="Calibri"/>
+        <w:rFonts w:ascii="Calibri" w:hAnsi="Calibri" w:eastAsia="Calibri" w:cs="Calibri"/>
         <w:sz w:val="22"/>
         <w:szCs w:val="22"/>
         <w:lang w:val="en-US" w:eastAsia="zh-CN" w:bidi="hi-IN"/>
@@ -3821,21 +3683,21 @@
     </w:rPrDefault>
     <w:pPrDefault>
       <w:pPr>
-        <w:suppressAutoHyphens/>
+        <w:suppressAutoHyphens w:val="true"/>
       </w:pPr>
     </w:pPrDefault>
   </w:docDefaults>
   <w:latentStyles w:defLockedState="0" w:defUIPriority="99" w:defSemiHidden="0" w:defUnhideWhenUsed="0" w:defQFormat="0" w:count="376">
     <w:lsdException w:name="Normal" w:uiPriority="0" w:qFormat="1"/>
     <w:lsdException w:name="heading 1" w:uiPriority="9" w:qFormat="1"/>
-    <w:lsdException w:name="heading 2" w:semiHidden="1" w:uiPriority="9" w:unhideWhenUsed="1" w:qFormat="1"/>
-    <w:lsdException w:name="heading 3" w:semiHidden="1" w:uiPriority="9" w:unhideWhenUsed="1" w:qFormat="1"/>
-    <w:lsdException w:name="heading 4" w:semiHidden="1" w:uiPriority="9" w:unhideWhenUsed="1" w:qFormat="1"/>
-    <w:lsdException w:name="heading 5" w:semiHidden="1" w:uiPriority="9" w:unhideWhenUsed="1" w:qFormat="1"/>
-    <w:lsdException w:name="heading 6" w:semiHidden="1" w:uiPriority="9" w:unhideWhenUsed="1" w:qFormat="1"/>
-    <w:lsdException w:name="heading 7" w:semiHidden="1" w:uiPriority="9" w:unhideWhenUsed="1" w:qFormat="1"/>
-    <w:lsdException w:name="heading 8" w:semiHidden="1" w:uiPriority="9" w:unhideWhenUsed="1" w:qFormat="1"/>
-    <w:lsdException w:name="heading 9" w:semiHidden="1" w:uiPriority="9" w:unhideWhenUsed="1" w:qFormat="1"/>
+    <w:lsdException w:name="heading 2" w:uiPriority="9" w:semiHidden="1" w:unhideWhenUsed="1" w:qFormat="1"/>
+    <w:lsdException w:name="heading 3" w:uiPriority="9" w:semiHidden="1" w:unhideWhenUsed="1" w:qFormat="1"/>
+    <w:lsdException w:name="heading 4" w:uiPriority="9" w:semiHidden="1" w:unhideWhenUsed="1" w:qFormat="1"/>
+    <w:lsdException w:name="heading 5" w:uiPriority="9" w:semiHidden="1" w:unhideWhenUsed="1" w:qFormat="1"/>
+    <w:lsdException w:name="heading 6" w:uiPriority="9" w:semiHidden="1" w:unhideWhenUsed="1" w:qFormat="1"/>
+    <w:lsdException w:name="heading 7" w:uiPriority="9" w:semiHidden="1" w:unhideWhenUsed="1" w:qFormat="1"/>
+    <w:lsdException w:name="heading 8" w:uiPriority="9" w:semiHidden="1" w:unhideWhenUsed="1" w:qFormat="1"/>
+    <w:lsdException w:name="heading 9" w:uiPriority="9" w:semiHidden="1" w:unhideWhenUsed="1" w:qFormat="1"/>
     <w:lsdException w:name="index 1" w:semiHidden="1" w:unhideWhenUsed="1"/>
     <w:lsdException w:name="index 2" w:semiHidden="1" w:unhideWhenUsed="1"/>
     <w:lsdException w:name="index 3" w:semiHidden="1" w:unhideWhenUsed="1"/>
@@ -3845,22 +3707,22 @@
     <w:lsdException w:name="index 7" w:semiHidden="1" w:unhideWhenUsed="1"/>
     <w:lsdException w:name="index 8" w:semiHidden="1" w:unhideWhenUsed="1"/>
     <w:lsdException w:name="index 9" w:semiHidden="1" w:unhideWhenUsed="1"/>
-    <w:lsdException w:name="toc 1" w:semiHidden="1" w:uiPriority="39" w:unhideWhenUsed="1"/>
-    <w:lsdException w:name="toc 2" w:semiHidden="1" w:uiPriority="39" w:unhideWhenUsed="1"/>
-    <w:lsdException w:name="toc 3" w:semiHidden="1" w:uiPriority="39" w:unhideWhenUsed="1"/>
-    <w:lsdException w:name="toc 4" w:semiHidden="1" w:uiPriority="39" w:unhideWhenUsed="1"/>
-    <w:lsdException w:name="toc 5" w:semiHidden="1" w:uiPriority="39" w:unhideWhenUsed="1"/>
-    <w:lsdException w:name="toc 6" w:semiHidden="1" w:uiPriority="39" w:unhideWhenUsed="1"/>
-    <w:lsdException w:name="toc 7" w:semiHidden="1" w:uiPriority="39" w:unhideWhenUsed="1"/>
-    <w:lsdException w:name="toc 8" w:semiHidden="1" w:uiPriority="39" w:unhideWhenUsed="1"/>
-    <w:lsdException w:name="toc 9" w:semiHidden="1" w:uiPriority="39" w:unhideWhenUsed="1"/>
+    <w:lsdException w:name="toc 1" w:uiPriority="39" w:semiHidden="1" w:unhideWhenUsed="1"/>
+    <w:lsdException w:name="toc 2" w:uiPriority="39" w:semiHidden="1" w:unhideWhenUsed="1"/>
+    <w:lsdException w:name="toc 3" w:uiPriority="39" w:semiHidden="1" w:unhideWhenUsed="1"/>
+    <w:lsdException w:name="toc 4" w:uiPriority="39" w:semiHidden="1" w:unhideWhenUsed="1"/>
+    <w:lsdException w:name="toc 5" w:uiPriority="39" w:semiHidden="1" w:unhideWhenUsed="1"/>
+    <w:lsdException w:name="toc 6" w:uiPriority="39" w:semiHidden="1" w:unhideWhenUsed="1"/>
+    <w:lsdException w:name="toc 7" w:uiPriority="39" w:semiHidden="1" w:unhideWhenUsed="1"/>
+    <w:lsdException w:name="toc 8" w:uiPriority="39" w:semiHidden="1" w:unhideWhenUsed="1"/>
+    <w:lsdException w:name="toc 9" w:uiPriority="39" w:semiHidden="1" w:unhideWhenUsed="1"/>
     <w:lsdException w:name="Normal Indent" w:semiHidden="1" w:unhideWhenUsed="1"/>
     <w:lsdException w:name="footnote text" w:semiHidden="1" w:unhideWhenUsed="1"/>
     <w:lsdException w:name="annotation text" w:semiHidden="1" w:unhideWhenUsed="1"/>
     <w:lsdException w:name="header" w:semiHidden="1" w:unhideWhenUsed="1"/>
     <w:lsdException w:name="footer" w:semiHidden="1" w:unhideWhenUsed="1"/>
     <w:lsdException w:name="index heading" w:semiHidden="1" w:unhideWhenUsed="1"/>
-    <w:lsdException w:name="caption" w:semiHidden="1" w:uiPriority="35" w:unhideWhenUsed="1" w:qFormat="1"/>
+    <w:lsdException w:name="caption" w:uiPriority="35" w:semiHidden="1" w:unhideWhenUsed="1" w:qFormat="1"/>
     <w:lsdException w:name="table of figures" w:semiHidden="1" w:unhideWhenUsed="1"/>
     <w:lsdException w:name="envelope address" w:semiHidden="1" w:unhideWhenUsed="1"/>
     <w:lsdException w:name="envelope return" w:semiHidden="1" w:unhideWhenUsed="1"/>
@@ -3891,7 +3753,7 @@
     <w:lsdException w:name="Title" w:uiPriority="10" w:qFormat="1"/>
     <w:lsdException w:name="Closing" w:semiHidden="1" w:unhideWhenUsed="1"/>
     <w:lsdException w:name="Signature" w:semiHidden="1" w:unhideWhenUsed="1"/>
-    <w:lsdException w:name="Default Paragraph Font" w:semiHidden="1" w:uiPriority="1" w:unhideWhenUsed="1"/>
+    <w:lsdException w:name="Default Paragraph Font" w:uiPriority="1" w:semiHidden="1" w:unhideWhenUsed="1"/>
     <w:lsdException w:name="Body Text" w:semiHidden="1" w:unhideWhenUsed="1"/>
     <w:lsdException w:name="Body Text Indent" w:semiHidden="1" w:unhideWhenUsed="1"/>
     <w:lsdException w:name="List Continue" w:semiHidden="1" w:unhideWhenUsed="1"/>
@@ -4091,8 +3953,8 @@
     <w:lsdException w:name="Subtle Reference" w:uiPriority="31" w:qFormat="1"/>
     <w:lsdException w:name="Intense Reference" w:uiPriority="32" w:qFormat="1"/>
     <w:lsdException w:name="Book Title" w:uiPriority="33" w:qFormat="1"/>
-    <w:lsdException w:name="Bibliography" w:semiHidden="1" w:uiPriority="37" w:unhideWhenUsed="1"/>
-    <w:lsdException w:name="TOC Heading" w:semiHidden="1" w:uiPriority="39" w:unhideWhenUsed="1" w:qFormat="1"/>
+    <w:lsdException w:name="Bibliography" w:uiPriority="37" w:semiHidden="1" w:unhideWhenUsed="1"/>
+    <w:lsdException w:name="TOC Heading" w:uiPriority="39" w:semiHidden="1" w:unhideWhenUsed="1" w:qFormat="1"/>
     <w:lsdException w:name="Plain Table 1" w:uiPriority="41"/>
     <w:lsdException w:name="Plain Table 2" w:uiPriority="42"/>
     <w:lsdException w:name="Plain Table 3" w:uiPriority="43"/>
@@ -4203,21 +4065,33 @@
     <w:lsdException w:name="Unresolved Mention" w:semiHidden="1" w:unhideWhenUsed="1"/>
     <w:lsdException w:name="Smart Link" w:semiHidden="1" w:unhideWhenUsed="1"/>
   </w:latentStyles>
-  <w:style w:type="paragraph" w:default="1" w:styleId="Normalny">
+  <w:style w:type="paragraph" w:styleId="Normal" w:default="1">
     <w:name w:val="Normal"/>
     <w:qFormat/>
     <w:pPr>
-      <w:widowControl w:val="0"/>
+      <w:widowControl w:val="false"/>
+      <w:suppressAutoHyphens w:val="true"/>
+      <w:bidi w:val="0"/>
+      <w:spacing w:before="0" w:after="0"/>
+      <w:jc w:val="start"/>
     </w:pPr>
+    <w:rPr>
+      <w:rFonts w:ascii="Calibri" w:hAnsi="Calibri" w:eastAsia="Calibri" w:cs="Calibri"/>
+      <w:color w:val="auto"/>
+      <w:kern w:val="0"/>
+      <w:sz w:val="22"/>
+      <w:szCs w:val="22"/>
+      <w:lang w:val="en-US" w:eastAsia="zh-CN" w:bidi="hi-IN"/>
+    </w:rPr>
   </w:style>
-  <w:style w:type="paragraph" w:styleId="Nagwek1">
+  <w:style w:type="paragraph" w:styleId="Heading1">
     <w:name w:val="heading 1"/>
     <w:basedOn w:val="normal1"/>
     <w:next w:val="normal1"/>
     <w:uiPriority w:val="9"/>
     <w:qFormat/>
     <w:pPr>
-      <w:keepNext/>
+      <w:keepNext w:val="true"/>
       <w:keepLines/>
       <w:spacing w:before="480" w:after="120"/>
       <w:outlineLvl w:val="0"/>
@@ -4228,7 +4102,7 @@
       <w:szCs w:val="48"/>
     </w:rPr>
   </w:style>
-  <w:style w:type="paragraph" w:styleId="Nagwek2">
+  <w:style w:type="paragraph" w:styleId="Heading2">
     <w:name w:val="heading 2"/>
     <w:basedOn w:val="normal1"/>
     <w:next w:val="normal1"/>
@@ -4237,7 +4111,7 @@
     <w:unhideWhenUsed/>
     <w:qFormat/>
     <w:pPr>
-      <w:keepNext/>
+      <w:keepNext w:val="true"/>
       <w:keepLines/>
       <w:spacing w:before="360" w:after="80"/>
       <w:outlineLvl w:val="1"/>
@@ -4248,7 +4122,7 @@
       <w:szCs w:val="36"/>
     </w:rPr>
   </w:style>
-  <w:style w:type="paragraph" w:styleId="Nagwek3">
+  <w:style w:type="paragraph" w:styleId="Heading3">
     <w:name w:val="heading 3"/>
     <w:basedOn w:val="normal1"/>
     <w:next w:val="normal1"/>
@@ -4257,7 +4131,7 @@
     <w:unhideWhenUsed/>
     <w:qFormat/>
     <w:pPr>
-      <w:keepNext/>
+      <w:keepNext w:val="true"/>
       <w:keepLines/>
       <w:spacing w:before="280" w:after="80"/>
       <w:outlineLvl w:val="2"/>
@@ -4268,7 +4142,7 @@
       <w:szCs w:val="28"/>
     </w:rPr>
   </w:style>
-  <w:style w:type="paragraph" w:styleId="Nagwek4">
+  <w:style w:type="paragraph" w:styleId="Heading4">
     <w:name w:val="heading 4"/>
     <w:basedOn w:val="normal1"/>
     <w:next w:val="normal1"/>
@@ -4277,7 +4151,7 @@
     <w:unhideWhenUsed/>
     <w:qFormat/>
     <w:pPr>
-      <w:keepNext/>
+      <w:keepNext w:val="true"/>
       <w:keepLines/>
       <w:spacing w:before="240" w:after="40"/>
       <w:outlineLvl w:val="3"/>
@@ -4288,7 +4162,7 @@
       <w:szCs w:val="24"/>
     </w:rPr>
   </w:style>
-  <w:style w:type="paragraph" w:styleId="Nagwek5">
+  <w:style w:type="paragraph" w:styleId="Heading5">
     <w:name w:val="heading 5"/>
     <w:basedOn w:val="normal1"/>
     <w:next w:val="normal1"/>
@@ -4297,7 +4171,7 @@
     <w:unhideWhenUsed/>
     <w:qFormat/>
     <w:pPr>
-      <w:keepNext/>
+      <w:keepNext w:val="true"/>
       <w:keepLines/>
       <w:spacing w:before="220" w:after="40"/>
       <w:outlineLvl w:val="4"/>
@@ -4306,7 +4180,7 @@
       <w:b/>
     </w:rPr>
   </w:style>
-  <w:style w:type="paragraph" w:styleId="Nagwek6">
+  <w:style w:type="paragraph" w:styleId="Heading6">
     <w:name w:val="heading 6"/>
     <w:basedOn w:val="normal1"/>
     <w:next w:val="normal1"/>
@@ -4315,7 +4189,7 @@
     <w:unhideWhenUsed/>
     <w:qFormat/>
     <w:pPr>
-      <w:keepNext/>
+      <w:keepNext w:val="true"/>
       <w:keepLines/>
       <w:spacing w:before="200" w:after="40"/>
       <w:outlineLvl w:val="5"/>
@@ -4326,72 +4200,55 @@
       <w:szCs w:val="20"/>
     </w:rPr>
   </w:style>
-  <w:style w:type="character" w:default="1" w:styleId="Domylnaczcionkaakapitu">
+  <w:style w:type="character" w:styleId="DefaultParagraphFont" w:default="1">
     <w:name w:val="Default Paragraph Font"/>
     <w:uiPriority w:val="1"/>
     <w:semiHidden/>
     <w:unhideWhenUsed/>
+    <w:qFormat/>
+    <w:rPr/>
   </w:style>
-  <w:style w:type="table" w:default="1" w:styleId="Standardowy">
-    <w:name w:val="Normal Table"/>
-    <w:uiPriority w:val="99"/>
-    <w:semiHidden/>
-    <w:unhideWhenUsed/>
-    <w:tblPr>
-      <w:tblInd w:w="0" w:type="dxa"/>
-      <w:tblCellMar>
-        <w:top w:w="0" w:type="dxa"/>
-        <w:left w:w="108" w:type="dxa"/>
-        <w:bottom w:w="0" w:type="dxa"/>
-        <w:right w:w="108" w:type="dxa"/>
-      </w:tblCellMar>
-    </w:tblPr>
-  </w:style>
-  <w:style w:type="numbering" w:default="1" w:styleId="Bezlisty">
-    <w:name w:val="No List"/>
-    <w:uiPriority w:val="99"/>
-    <w:semiHidden/>
-    <w:unhideWhenUsed/>
-  </w:style>
-  <w:style w:type="character" w:styleId="Hipercze">
+  <w:style w:type="character" w:styleId="Hyperlink">
     <w:name w:val="Hyperlink"/>
     <w:rPr>
       <w:color w:val="000080"/>
       <w:u w:val="single"/>
     </w:rPr>
   </w:style>
-  <w:style w:type="paragraph" w:customStyle="1" w:styleId="Heading">
+  <w:style w:type="paragraph" w:styleId="Heading" w:customStyle="1">
     <w:name w:val="Heading"/>
-    <w:basedOn w:val="Normalny"/>
-    <w:next w:val="Tekstpodstawowy"/>
+    <w:basedOn w:val="Normal"/>
+    <w:next w:val="BodyText"/>
     <w:qFormat/>
     <w:pPr>
-      <w:keepNext/>
+      <w:keepNext w:val="true"/>
       <w:spacing w:before="240" w:after="120"/>
     </w:pPr>
     <w:rPr>
-      <w:rFonts w:ascii="Liberation Sans" w:eastAsia="Microsoft YaHei" w:hAnsi="Liberation Sans" w:cs="Arial"/>
+      <w:rFonts w:ascii="Liberation Sans" w:hAnsi="Liberation Sans" w:eastAsia="Microsoft YaHei" w:cs="Arial"/>
       <w:sz w:val="28"/>
       <w:szCs w:val="28"/>
     </w:rPr>
   </w:style>
-  <w:style w:type="paragraph" w:styleId="Tekstpodstawowy">
+  <w:style w:type="paragraph" w:styleId="BodyText">
     <w:name w:val="Body Text"/>
-    <w:basedOn w:val="Normalny"/>
+    <w:basedOn w:val="Normal"/>
     <w:pPr>
-      <w:spacing w:after="140" w:line="276" w:lineRule="auto"/>
+      <w:spacing w:lineRule="auto" w:line="276" w:before="0" w:after="140"/>
     </w:pPr>
+    <w:rPr/>
   </w:style>
-  <w:style w:type="paragraph" w:styleId="Lista">
+  <w:style w:type="paragraph" w:styleId="List">
     <w:name w:val="List"/>
-    <w:basedOn w:val="Tekstpodstawowy"/>
+    <w:basedOn w:val="BodyText"/>
+    <w:pPr/>
     <w:rPr>
       <w:rFonts w:cs="Arial"/>
     </w:rPr>
   </w:style>
-  <w:style w:type="paragraph" w:styleId="Legenda">
+  <w:style w:type="paragraph" w:styleId="Caption">
     <w:name w:val="caption"/>
-    <w:basedOn w:val="Normalny"/>
+    <w:basedOn w:val="Normal"/>
     <w:qFormat/>
     <w:pPr>
       <w:suppressLineNumbers/>
@@ -4405,9 +4262,9 @@
       <w:szCs w:val="24"/>
     </w:rPr>
   </w:style>
-  <w:style w:type="paragraph" w:customStyle="1" w:styleId="Index">
+  <w:style w:type="paragraph" w:styleId="Index" w:customStyle="1">
     <w:name w:val="Index"/>
-    <w:basedOn w:val="Normalny"/>
+    <w:basedOn w:val="Normal"/>
     <w:qFormat/>
     <w:pPr>
       <w:suppressLineNumbers/>
@@ -4416,21 +4273,33 @@
       <w:rFonts w:cs="Arial"/>
     </w:rPr>
   </w:style>
-  <w:style w:type="paragraph" w:customStyle="1" w:styleId="normal1">
+  <w:style w:type="paragraph" w:styleId="normal1" w:customStyle="1">
     <w:name w:val="normal1"/>
     <w:qFormat/>
     <w:pPr>
-      <w:widowControl w:val="0"/>
+      <w:widowControl w:val="false"/>
+      <w:suppressAutoHyphens w:val="true"/>
+      <w:bidi w:val="0"/>
+      <w:spacing w:before="0" w:after="0"/>
+      <w:jc w:val="start"/>
     </w:pPr>
+    <w:rPr>
+      <w:rFonts w:ascii="Calibri" w:hAnsi="Calibri" w:eastAsia="Calibri" w:cs="Calibri"/>
+      <w:color w:val="auto"/>
+      <w:kern w:val="0"/>
+      <w:sz w:val="22"/>
+      <w:szCs w:val="22"/>
+      <w:lang w:val="en-US" w:eastAsia="zh-CN" w:bidi="hi-IN"/>
+    </w:rPr>
   </w:style>
-  <w:style w:type="paragraph" w:styleId="Tytu">
+  <w:style w:type="paragraph" w:styleId="Title">
     <w:name w:val="Title"/>
     <w:basedOn w:val="normal1"/>
     <w:next w:val="normal1"/>
     <w:uiPriority w:val="10"/>
     <w:qFormat/>
     <w:pPr>
-      <w:keepNext/>
+      <w:keepNext w:val="true"/>
       <w:keepLines/>
       <w:spacing w:before="480" w:after="120"/>
     </w:pPr>
@@ -4440,37 +4309,64 @@
       <w:szCs w:val="72"/>
     </w:rPr>
   </w:style>
-  <w:style w:type="paragraph" w:styleId="Podtytu">
+  <w:style w:type="paragraph" w:styleId="Subtitle">
     <w:name w:val="Subtitle"/>
     <w:basedOn w:val="normal1"/>
     <w:next w:val="normal1"/>
     <w:uiPriority w:val="11"/>
     <w:qFormat/>
     <w:pPr>
-      <w:keepNext/>
+      <w:keepNext w:val="true"/>
       <w:keepLines/>
       <w:spacing w:before="360" w:after="80"/>
     </w:pPr>
     <w:rPr>
-      <w:rFonts w:ascii="Georgia" w:eastAsia="Georgia" w:hAnsi="Georgia" w:cs="Georgia"/>
+      <w:rFonts w:ascii="Georgia" w:hAnsi="Georgia" w:eastAsia="Georgia" w:cs="Georgia"/>
       <w:i/>
       <w:color w:val="666666"/>
       <w:sz w:val="48"/>
       <w:szCs w:val="48"/>
     </w:rPr>
   </w:style>
-  <w:style w:type="paragraph" w:customStyle="1" w:styleId="HeaderandFooter">
+  <w:style w:type="paragraph" w:styleId="HeaderandFooter" w:customStyle="1">
     <w:name w:val="Header and Footer"/>
-    <w:basedOn w:val="Normalny"/>
+    <w:basedOn w:val="Normal"/>
+    <w:qFormat/>
+    <w:pPr/>
+    <w:rPr/>
+  </w:style>
+  <w:style w:type="paragraph" w:styleId="Header">
+    <w:name w:val="header"/>
+    <w:basedOn w:val="HeaderandFooter"/>
+    <w:pPr/>
+    <w:rPr/>
+  </w:style>
+  <w:style w:type="paragraph" w:styleId="Footer">
+    <w:name w:val="footer"/>
+    <w:basedOn w:val="HeaderandFooter"/>
+    <w:pPr/>
+    <w:rPr/>
+  </w:style>
+  <w:style w:type="numbering" w:styleId="NoList" w:default="1">
+    <w:name w:val="No List"/>
+    <w:uiPriority w:val="99"/>
+    <w:semiHidden/>
+    <w:unhideWhenUsed/>
     <w:qFormat/>
   </w:style>
-  <w:style w:type="paragraph" w:styleId="Nagwek">
-    <w:name w:val="header"/>
-    <w:basedOn w:val="HeaderandFooter"/>
-  </w:style>
-  <w:style w:type="paragraph" w:styleId="Stopka">
-    <w:name w:val="footer"/>
-    <w:basedOn w:val="HeaderandFooter"/>
+  <w:style w:type="table" w:default="1" w:styleId="Standardowy">
+    <w:name w:val="Normal Table"/>
+    <w:uiPriority w:val="99"/>
+    <w:semiHidden/>
+    <w:unhideWhenUsed/>
+    <w:tblPr>
+      <w:tblCellMar>
+        <w:top w:w="0" w:type="dxa"/>
+        <w:left w:w="108" w:type="dxa"/>
+        <w:bottom w:w="0" w:type="dxa"/>
+        <w:right w:w="108" w:type="dxa"/>
+      </w:tblCellMar>
+    </w:tblPr>
   </w:style>
   <w:style w:type="table" w:customStyle="1" w:styleId="TableNormal">
     <w:name w:val="TableNormal"/>
@@ -4487,41 +4383,41 @@
 </file>
 
 <file path=word/theme/theme1.xml><?xml version="1.0" encoding="utf-8"?>
-<a:theme xmlns:a="http://schemas.openxmlformats.org/drawingml/2006/main" name="Office Theme">
+<a:theme xmlns:a="http://schemas.openxmlformats.org/drawingml/2006/main" xmlns:r="http://schemas.openxmlformats.org/officeDocument/2006/relationships" name="Office Theme">
   <a:themeElements>
     <a:clrScheme name="Office">
       <a:dk1>
         <a:srgbClr val="000000"/>
       </a:dk1>
       <a:lt1>
-        <a:srgbClr val="FFFFFF"/>
+        <a:srgbClr val="ffffff"/>
       </a:lt1>
       <a:dk2>
-        <a:srgbClr val="1F497D"/>
+        <a:srgbClr val="1f497d"/>
       </a:dk2>
       <a:lt2>
-        <a:srgbClr val="EEECE1"/>
+        <a:srgbClr val="eeece1"/>
       </a:lt2>
       <a:accent1>
-        <a:srgbClr val="4F81BD"/>
+        <a:srgbClr val="4f81bd"/>
       </a:accent1>
       <a:accent2>
-        <a:srgbClr val="C0504D"/>
+        <a:srgbClr val="c0504d"/>
       </a:accent2>
       <a:accent3>
-        <a:srgbClr val="9BBB59"/>
+        <a:srgbClr val="9bbb59"/>
       </a:accent3>
       <a:accent4>
-        <a:srgbClr val="8064A2"/>
+        <a:srgbClr val="8064a2"/>
       </a:accent4>
       <a:accent5>
-        <a:srgbClr val="4BACC6"/>
+        <a:srgbClr val="4bacc6"/>
       </a:accent5>
       <a:accent6>
-        <a:srgbClr val="F79646"/>
+        <a:srgbClr val="f79646"/>
       </a:accent6>
       <a:hlink>
-        <a:srgbClr val="0000FF"/>
+        <a:srgbClr val="0000ff"/>
       </a:hlink>
       <a:folHlink>
         <a:srgbClr val="800080"/>
@@ -4529,12 +4425,12 @@
     </a:clrScheme>
     <a:fontScheme name="Office">
       <a:majorFont>
-        <a:latin typeface="Calibri"/>
+        <a:latin typeface="Calibri" pitchFamily="0" charset="1"/>
         <a:ea typeface=""/>
         <a:cs typeface=""/>
       </a:majorFont>
       <a:minorFont>
-        <a:latin typeface="Cambria"/>
+        <a:latin typeface="Cambria" pitchFamily="0" charset="1"/>
         <a:ea typeface=""/>
         <a:cs typeface=""/>
       </a:minorFont>
@@ -4563,7 +4459,7 @@
             </a:gs>
           </a:gsLst>
           <a:lin ang="16200000" scaled="1"/>
-          <a:tileRect/>
+          <a:tileRect l="0" t="0" r="0" b="0"/>
         </a:gradFill>
         <a:gradFill>
           <a:gsLst>
@@ -4581,7 +4477,7 @@
             </a:gs>
           </a:gsLst>
           <a:lin ang="16200000" scaled="0"/>
-          <a:tileRect/>
+          <a:tileRect l="0" t="0" r="0" b="0"/>
         </a:gradFill>
       </a:fillStyleLst>
       <a:lnStyleLst>
@@ -4632,7 +4528,7 @@
           <a:path path="circle">
             <a:fillToRect l="50000" t="-80000" r="50000" b="180000"/>
           </a:path>
-          <a:tileRect/>
+          <a:tileRect l="0" t="0" r="0" b="0"/>
         </a:gradFill>
         <a:gradFill>
           <a:gsLst>
@@ -4650,13 +4546,11 @@
           <a:path path="circle">
             <a:fillToRect l="50000" t="50000" r="50000" b="50000"/>
           </a:path>
-          <a:tileRect/>
+          <a:tileRect l="0" t="0" r="0" b="0"/>
         </a:gradFill>
       </a:bgFillStyleLst>
     </a:fmtScheme>
   </a:themeElements>
-  <a:objectDefaults/>
-  <a:extraClrSchemeLst/>
 </a:theme>
 </file>
 

--- a/src/templates/Angebot.docx
+++ b/src/templates/Angebot.docx
@@ -701,7 +701,7 @@
       <w:tblGrid>
         <w:gridCol w:w="428"/>
         <w:gridCol w:w="789"/>
-        <w:gridCol w:w="6332"/>
+        <w:gridCol w:w="6331"/>
         <w:gridCol w:w="1415"/>
         <w:gridCol w:w="1072"/>
       </w:tblGrid>
@@ -729,9 +729,9 @@
             <w:pPr>
               <w:pBdr/>
               <w:pStyle w:val="normal1"/>
-              <w:spacing w:before="0" w:after="0"/>
+              <w:spacing w:before="24" w:beforeAutospacing="false" w:after="24" w:afterAutospacing="false" w:line="240" w:lineRule="auto"/>
               <w:ind/>
-              <w:jc w:val="left"/>
+              <w:jc w:val="center"/>
               <w:rPr>
                 <w:rFonts w:ascii="Calibri" w:eastAsia="Calibri" w:hAnsi="Calibri" w:cs="Calibri"/>
                 <w:sz w:val="22"/>
@@ -760,9 +760,9 @@
             <w:pPr>
               <w:pBdr/>
               <w:pStyle w:val="normal1"/>
-              <w:spacing w:before="0" w:after="0"/>
+              <w:spacing w:before="24" w:beforeAutospacing="false" w:after="24" w:afterAutospacing="false" w:line="240" w:lineRule="auto"/>
               <w:ind/>
-              <w:jc w:val="left"/>
+              <w:jc w:val="center"/>
               <w:rPr>
                 <w:rFonts w:ascii="Calibri" w:eastAsia="Calibri" w:hAnsi="Calibri" w:cs="Calibri"/>
                 <w:sz w:val="22"/>
@@ -791,9 +791,9 @@
             <w:pPr>
               <w:pBdr/>
               <w:pStyle w:val="normal1"/>
-              <w:spacing w:before="0" w:after="0" w:line="278" w:lineRule="auto"/>
+              <w:spacing w:before="24" w:beforeAutospacing="false" w:after="24" w:afterAutospacing="false" w:line="240" w:lineRule="auto"/>
               <w:ind w:right="314"/>
-              <w:jc w:val="left"/>
+              <w:jc w:val="both"/>
               <w:rPr>
                 <w:color w:val="000000"/>
               </w:rPr>
@@ -820,7 +820,7 @@
             <w:pPr>
               <w:pBdr/>
               <w:pStyle w:val="normal1"/>
-              <w:spacing w:before="0" w:beforeAutospacing="false" w:after="0" w:afterAutospacing="false" w:line="240" w:lineRule="auto"/>
+              <w:spacing w:before="24" w:beforeAutospacing="false" w:after="24" w:afterAutospacing="false" w:line="240" w:lineRule="auto"/>
               <w:ind w:left="0" w:right="0"/>
               <w:jc w:val="center"/>
               <w:rPr>
@@ -849,7 +849,7 @@
             <w:pPr>
               <w:pBdr/>
               <w:pStyle w:val="normal1"/>
-              <w:spacing w:before="0" w:beforeAutospacing="false" w:after="0" w:afterAutospacing="false" w:line="278" w:lineRule="auto"/>
+              <w:spacing w:before="24" w:beforeAutospacing="false" w:after="24" w:afterAutospacing="false" w:line="240" w:lineRule="auto"/>
               <w:ind w:left="0" w:right="0"/>
               <w:jc w:val="center"/>
               <w:rPr>
@@ -903,7 +903,7 @@
             <w:pPr>
               <w:pBdr/>
               <w:pStyle w:val="normal1"/>
-              <w:spacing w:before="40" w:beforeAutospacing="false" w:after="0" w:afterAutospacing="false" w:line="278" w:lineRule="auto"/>
+              <w:spacing w:before="40" w:beforeAutospacing="false" w:after="0" w:afterAutospacing="false" w:line="240" w:lineRule="auto"/>
               <w:ind w:right="0"/>
               <w:jc w:val="center"/>
               <w:rPr>
@@ -945,7 +945,7 @@
             <w:pPr>
               <w:pBdr/>
               <w:pStyle w:val="normal1"/>
-              <w:spacing w:before="40" w:beforeAutospacing="false" w:after="0" w:afterAutospacing="false" w:line="278" w:lineRule="auto"/>
+              <w:spacing w:before="40" w:beforeAutospacing="false" w:after="0" w:afterAutospacing="false" w:line="240" w:lineRule="auto"/>
               <w:ind w:right="0"/>
               <w:jc w:val="center"/>
               <w:rPr>
@@ -987,11 +987,12 @@
             <w:pPr>
               <w:pBdr/>
               <w:pStyle w:val="normal1"/>
-              <w:spacing w:before="40" w:beforeAutospacing="false" w:after="0" w:afterAutospacing="false" w:line="278" w:lineRule="auto"/>
+              <w:spacing w:before="40" w:beforeAutospacing="false" w:after="0" w:afterAutospacing="false" w:line="240" w:lineRule="auto"/>
               <w:ind w:right="0"/>
-              <w:jc w:val="left"/>
-              <w:rPr>
-                <w:color w:val="000000"/>
+              <w:jc w:val="both"/>
+              <w:rPr>
+                <w:color w:val="000000"/>
+                <w:sz w:val="18"/>
               </w:rPr>
             </w:pPr>
             <w:r>
@@ -999,7 +1000,7 @@
                 <w:rFonts w:ascii="arial" w:eastAsia="arial" w:hAnsi="arial" w:cs="arial"/>
                 <w:b/>
                 <w:color w:val="000000"/>
-                <w:sz w:val="20"/>
+                <w:sz w:val="18"/>
                 <w:szCs w:val="20"/>
               </w:rPr>
               <w:t xml:space="preserve">Auszuführende Arbeiten</w:t>
@@ -1028,7 +1029,7 @@
             <w:pPr>
               <w:pBdr/>
               <w:pStyle w:val="normal1"/>
-              <w:spacing w:before="40" w:beforeAutospacing="false" w:after="0" w:afterAutospacing="false" w:line="278" w:lineRule="auto"/>
+              <w:spacing w:before="40" w:beforeAutospacing="false" w:after="0" w:afterAutospacing="false" w:line="240" w:lineRule="auto"/>
               <w:ind w:left="0" w:right="0"/>
               <w:jc w:val="center"/>
               <w:rPr>
@@ -1069,7 +1070,7 @@
             <w:pPr>
               <w:pBdr/>
               <w:pStyle w:val="normal1"/>
-              <w:spacing w:before="40" w:beforeAutospacing="false" w:after="0" w:afterAutospacing="false" w:line="278" w:lineRule="auto"/>
+              <w:spacing w:before="40" w:beforeAutospacing="false" w:after="0" w:afterAutospacing="false" w:line="240" w:lineRule="auto"/>
               <w:ind w:left="0" w:right="0"/>
               <w:jc w:val="center"/>
               <w:rPr>
@@ -1126,7 +1127,7 @@
               <w:pStyle w:val="normal1"/>
               <w:spacing w:before="121" w:after="0"/>
               <w:ind/>
-              <w:jc w:val="left"/>
+              <w:jc w:val="center"/>
               <w:tabs>
                 <w:tab w:val="clear" w:pos="720"/>
                 <w:tab w:val="left" w:pos="750"/>
@@ -1146,7 +1147,7 @@
               <w:pStyle w:val="normal1"/>
               <w:spacing w:before="0" w:after="0"/>
               <w:ind/>
-              <w:jc w:val="left"/>
+              <w:jc w:val="center"/>
               <w:rPr>
                 <w:rFonts w:ascii="Calibri" w:eastAsia="Calibri" w:hAnsi="Calibri" w:cs="Calibri"/>
                 <w:sz w:val="22"/>
@@ -1179,7 +1180,7 @@
               <w:pStyle w:val="normal1"/>
               <w:spacing w:before="0" w:after="0"/>
               <w:ind/>
-              <w:jc w:val="left"/>
+              <w:jc w:val="center"/>
               <w:rPr>
                 <w:color w:val="000000"/>
               </w:rPr>
@@ -1561,7 +1562,7 @@
             <w:pPr>
               <w:pBdr/>
               <w:pStyle w:val="normal1"/>
-              <w:spacing w:before="0" w:beforeAutospacing="false" w:after="0" w:afterAutospacing="false" w:line="240" w:lineRule="auto"/>
+              <w:spacing w:before="10" w:beforeAutospacing="false" w:after="10" w:afterAutospacing="false" w:line="240" w:lineRule="auto"/>
               <w:ind w:right="0"/>
               <w:jc w:val="center"/>
               <w:rPr>
@@ -1597,7 +1598,7 @@
             <w:pPr>
               <w:pBdr/>
               <w:pStyle w:val="normal1"/>
-              <w:spacing w:before="0" w:beforeAutospacing="false" w:after="0" w:afterAutospacing="false" w:line="240" w:lineRule="auto"/>
+              <w:spacing w:before="10" w:beforeAutospacing="false" w:after="10" w:afterAutospacing="false" w:line="240" w:lineRule="auto"/>
               <w:ind w:right="0"/>
               <w:jc w:val="center"/>
               <w:rPr>
@@ -1633,15 +1634,16 @@
             <w:pPr>
               <w:pBdr/>
               <w:pStyle w:val="normal1"/>
-              <w:spacing w:before="0" w:beforeAutospacing="false" w:after="0" w:afterAutospacing="false" w:line="240" w:lineRule="auto"/>
+              <w:spacing w:before="10" w:beforeAutospacing="false" w:after="10" w:afterAutospacing="false" w:line="240" w:lineRule="auto"/>
               <w:ind w:right="0"/>
-              <w:jc w:val="left"/>
+              <w:jc w:val="both"/>
               <w:tabs>
-                <w:tab w:val="left" w:pos="6739.559999999997"/>
-                <w:tab w:val="left" w:pos="6907.559999999999"/>
+                <w:tab w:val="left" w:pos="6739.6002197265625"/>
+                <w:tab w:val="left" w:pos="6907.60009765625"/>
               </w:tabs>
               <w:rPr>
                 <w:color w:val="000000"/>
+                <w:sz w:val="18"/>
               </w:rPr>
             </w:pPr>
             <w:r>
@@ -1649,7 +1651,7 @@
                 <w:rFonts w:ascii="arial" w:eastAsia="arial" w:hAnsi="arial" w:cs="arial"/>
                 <w:b/>
                 <w:color w:val="000000"/>
-                <w:sz w:val="20"/>
+                <w:sz w:val="18"/>
                 <w:szCs w:val="20"/>
               </w:rPr>
               <w:t xml:space="preserve">Material für Badumbau</w:t>
@@ -1672,7 +1674,7 @@
             <w:pPr>
               <w:pBdr/>
               <w:pStyle w:val="normal1"/>
-              <w:spacing w:before="0" w:beforeAutospacing="false" w:after="0" w:afterAutospacing="false" w:line="240" w:lineRule="auto"/>
+              <w:spacing w:before="10" w:beforeAutospacing="false" w:after="10" w:afterAutospacing="false" w:line="240" w:lineRule="auto"/>
               <w:ind w:left="0" w:right="0"/>
               <w:jc w:val="center"/>
               <w:rPr>
@@ -1714,7 +1716,7 @@
             <w:pPr>
               <w:pBdr/>
               <w:pStyle w:val="normal1"/>
-              <w:spacing w:before="0" w:beforeAutospacing="false" w:after="0" w:afterAutospacing="false" w:line="240" w:lineRule="auto"/>
+              <w:spacing w:before="10" w:beforeAutospacing="false" w:after="10" w:afterAutospacing="false" w:line="240" w:lineRule="auto"/>
               <w:ind w:right="0"/>
               <w:jc w:val="center"/>
               <w:rPr>
@@ -1765,7 +1767,7 @@
               <w:pStyle w:val="normal1"/>
               <w:spacing w:before="0" w:after="0"/>
               <w:ind/>
-              <w:jc w:val="left"/>
+              <w:jc w:val="center"/>
               <w:rPr>
                 <w:color w:val="000000"/>
               </w:rPr>
@@ -1790,7 +1792,7 @@
               <w:pStyle w:val="normal1"/>
               <w:spacing w:before="0" w:after="0"/>
               <w:ind/>
-              <w:jc w:val="left"/>
+              <w:jc w:val="center"/>
               <w:rPr>
                 <w:color w:val="000000"/>
               </w:rPr>
@@ -2097,12 +2099,13 @@
               <w:ind w:right="0"/>
               <w:jc w:val="center"/>
               <w:rPr>
-                <w:color w:val="000000"/>
-              </w:rPr>
-            </w:pPr>
-            <w:r>
-              <w:rPr>
-                <w:rFonts w:ascii="Open Sans" w:eastAsia="Open Sans" w:hAnsi="Open Sans" w:cs="Open Sans"/>
+                <w:rFonts w:ascii="Arial" w:eastAsia="Arial" w:hAnsi="Arial" w:cs="Arial"/>
+                <w:color w:val="000000"/>
+              </w:rPr>
+            </w:pPr>
+            <w:r>
+              <w:rPr>
+                <w:rFonts w:ascii="Arial" w:eastAsia="Arial" w:hAnsi="Arial" w:cs="Arial"/>
                 <w:color w:val="000000"/>
                 <w:sz w:val="20"/>
                 <w:szCs w:val="20"/>
@@ -2131,12 +2134,13 @@
               <w:ind w:right="0"/>
               <w:jc w:val="center"/>
               <w:rPr>
-                <w:color w:val="000000"/>
-              </w:rPr>
-            </w:pPr>
-            <w:r>
-              <w:rPr>
-                <w:rFonts w:ascii="Open Sans" w:eastAsia="Open Sans" w:hAnsi="Open Sans" w:cs="Open Sans"/>
+                <w:rFonts w:ascii="Arial" w:eastAsia="Arial" w:hAnsi="Arial" w:cs="Arial"/>
+                <w:color w:val="000000"/>
+              </w:rPr>
+            </w:pPr>
+            <w:r>
+              <w:rPr>
+                <w:rFonts w:ascii="Arial" w:eastAsia="Arial" w:hAnsi="Arial" w:cs="Arial"/>
                 <w:color w:val="000000"/>
                 <w:sz w:val="20"/>
                 <w:szCs w:val="20"/>
@@ -2145,7 +2149,7 @@
             </w:r>
             <w:r>
               <w:rPr>
-                <w:rFonts w:ascii="Open Sans" w:eastAsia="Open Sans" w:hAnsi="Open Sans" w:cs="Open Sans"/>
+                <w:rFonts w:ascii="Arial" w:eastAsia="Arial" w:hAnsi="Arial" w:cs="Arial"/>
                 <w:color w:val="000000"/>
                 <w:sz w:val="20"/>
                 <w:szCs w:val="20"/>
@@ -2154,7 +2158,7 @@
             </w:r>
             <w:r>
               <w:rPr>
-                <w:rFonts w:ascii="Open Sans" w:eastAsia="Open Sans" w:hAnsi="Open Sans" w:cs="Open Sans"/>
+                <w:rFonts w:ascii="Arial" w:eastAsia="Arial" w:hAnsi="Arial" w:cs="Arial"/>
                 <w:color w:val="000000"/>
                 <w:sz w:val="20"/>
                 <w:szCs w:val="20"/>
@@ -2235,8 +2239,8 @@
             <w:pPr>
               <w:pBdr/>
               <w:pStyle w:val="normal1"/>
-              <w:spacing w:before="56" w:after="0"/>
-              <w:ind w:left="50"/>
+              <w:spacing w:before="0" w:beforeAutospacing="false" w:after="0" w:afterAutospacing="false" w:line="240" w:lineRule="auto"/>
+              <w:ind w:left="50" w:right="0"/>
               <w:jc w:val="left"/>
               <w:rPr>
                 <w:rFonts w:ascii="Calibri" w:eastAsia="Calibri" w:hAnsi="Calibri" w:cs="Calibri"/>
@@ -2331,8 +2335,8 @@
             <w:pPr>
               <w:pBdr/>
               <w:pStyle w:val="normal1"/>
-              <w:spacing w:before="0" w:after="0" w:line="278" w:lineRule="auto"/>
-              <w:ind w:right="314"/>
+              <w:spacing w:before="0" w:beforeAutospacing="false" w:after="0" w:afterAutospacing="false" w:line="278" w:lineRule="auto"/>
+              <w:ind w:right="0"/>
               <w:jc w:val="right"/>
               <w:rPr>
                 <w:color w:val="000000"/>
@@ -2389,8 +2393,8 @@
             <w:pPr>
               <w:pBdr/>
               <w:pStyle w:val="normal1"/>
-              <w:spacing w:before="57" w:after="0"/>
-              <w:ind/>
+              <w:spacing w:before="0" w:beforeAutospacing="false" w:after="0" w:afterAutospacing="false" w:line="240" w:lineRule="auto"/>
+              <w:ind w:right="0"/>
               <w:jc w:val="left"/>
               <w:rPr>
                 <w:rFonts w:ascii="Calibri" w:eastAsia="Calibri" w:hAnsi="Calibri" w:cs="Calibri"/>
@@ -2485,8 +2489,8 @@
             <w:pPr>
               <w:pBdr/>
               <w:pStyle w:val="normal1"/>
-              <w:spacing w:before="0" w:after="0" w:line="278" w:lineRule="auto"/>
-              <w:ind w:right="314"/>
+              <w:spacing w:before="0" w:beforeAutospacing="false" w:after="0" w:afterAutospacing="false" w:line="278" w:lineRule="auto"/>
+              <w:ind w:right="0"/>
               <w:jc w:val="right"/>
               <w:rPr>
                 <w:color w:val="000000"/>

--- a/src/templates/Angebot.docx
+++ b/src/templates/Angebot.docx
@@ -2191,28 +2191,45 @@
     <w:tbl>
       <w:tblPr>
         <w:tblStyle w:val="TableNormal"/>
-        <w:tblW w:w="9660" w:type="dxa"/>
-        <w:jc w:val="left"/>
-        <w:tblInd w:w="1" w:type="dxa"/>
+        <w:tblDescription w:val=""/>
+        <w:tblCaption w:val=""/>
+        <w:tblW w:w="9549" w:type="dxa"/>
+        <w:jc w:val="right"/>
+        <w:tblInd w:w="0" w:type="dxa"/>
         <w:tblCellMar>
           <w:top w:w="0" w:type="dxa"/>
-          <w:left w:w="108" w:type="dxa"/>
+          <w:left w:w="100" w:type="dxa"/>
           <w:bottom w:w="0" w:type="dxa"/>
-          <w:right w:w="108" w:type="dxa"/>
+          <w:right w:w="0" w:type="dxa"/>
         </w:tblCellMar>
-        <w:tblBorders/>
+        <w:tblBorders>
+          <w:top w:val="nil"/>
+          <w:left w:val="nil"/>
+          <w:bottom w:val="nil"/>
+          <w:right w:val="nil"/>
+          <w:insideH w:val="nil"/>
+          <w:insideV w:val="nil"/>
+        </w:tblBorders>
         <w:shd w:fill="auto" w:color="auto"/>
         <w:tblLayout w:type="fixed"/>
       </w:tblPr>
       <w:tblGrid>
-        <w:gridCol w:w="3915"/>
-        <w:gridCol w:w="915"/>
-        <w:gridCol w:w="2102"/>
-        <w:gridCol w:w="2728"/>
+        <w:gridCol w:w="16"/>
+        <w:gridCol w:w="2371"/>
+        <w:gridCol w:w="2387"/>
+        <w:gridCol w:w="3482"/>
+        <w:gridCol w:w="1293"/>
       </w:tblGrid>
       <w:tr>
         <w:tblPrEx>
-          <w:tblBorders/>
+          <w:tblBorders>
+            <w:top w:val="nil"/>
+            <w:left w:val="nil"/>
+            <w:bottom w:val="nil"/>
+            <w:right w:val="nil"/>
+            <w:insideH w:val="nil"/>
+            <w:insideV w:val="nil"/>
+          </w:tblBorders>
           <w:tblCellMar>
             <w:top w:w="0" w:type="dxa"/>
             <w:left w:w="108" w:type="dxa"/>
@@ -2221,11 +2238,14 @@
           </w:tblCellMar>
         </w:tblPrEx>
         <w:trPr>
-          <w:trHeight w:hRule="atLeast" w:val="1"/>
+          <w:trHeight w:hRule="atLeast" w:val="20"/>
+          <w:gridBefore w:val="1"/>
+          <w:wBefore w:w="16" w:type="dxa"/>
+          <w:cantSplit/>
         </w:trPr>
         <w:tc>
           <w:tcPr>
-            <w:tcW w:w="3915" w:type="dxa"/>
+            <w:tcW w:w="2375" w:type="dxa"/>
             <w:tcBorders>
               <w:top w:val="nil"/>
               <w:left w:val="nil"/>
@@ -2239,9 +2259,11 @@
             <w:pPr>
               <w:pBdr/>
               <w:pStyle w:val="normal1"/>
+              <w:keepNext/>
+              <w:keepLines/>
               <w:spacing w:before="0" w:beforeAutospacing="false" w:after="0" w:afterAutospacing="false" w:line="240" w:lineRule="auto"/>
               <w:ind w:left="50" w:right="0"/>
-              <w:jc w:val="left"/>
+              <w:jc w:val="both"/>
               <w:rPr>
                 <w:rFonts w:ascii="Calibri" w:eastAsia="Calibri" w:hAnsi="Calibri" w:cs="Calibri"/>
                 <w:sz w:val="22"/>
@@ -2271,7 +2293,7 @@
         </w:tc>
         <w:tc>
           <w:tcPr>
-            <w:tcW w:w="915" w:type="dxa"/>
+            <w:tcW w:w="2391" w:type="dxa"/>
             <w:tcBorders>
               <w:top w:val="nil"/>
               <w:left w:val="nil"/>
@@ -2285,9 +2307,11 @@
             <w:pPr>
               <w:pBdr/>
               <w:pStyle w:val="normal1"/>
-              <w:spacing w:before="0" w:after="0"/>
+              <w:keepNext/>
+              <w:keepLines/>
+              <w:spacing w:before="0" w:beforeAutospacing="false" w:after="0" w:afterAutospacing="false" w:line="240" w:lineRule="auto"/>
               <w:ind/>
-              <w:jc w:val="left"/>
+              <w:jc w:val="both"/>
               <w:rPr>
                 <w:color w:val="000000"/>
               </w:rPr>
@@ -2296,7 +2320,7 @@
         </w:tc>
         <w:tc>
           <w:tcPr>
-            <w:tcW w:w="2102" w:type="dxa"/>
+            <w:tcW w:w="3487" w:type="dxa"/>
             <w:tcBorders>
               <w:top w:val="nil"/>
               <w:left w:val="nil"/>
@@ -2310,9 +2334,11 @@
             <w:pPr>
               <w:pBdr/>
               <w:pStyle w:val="normal1"/>
-              <w:spacing w:before="0" w:after="0"/>
+              <w:keepNext/>
+              <w:keepLines/>
+              <w:spacing w:before="0" w:beforeAutospacing="false" w:after="0" w:afterAutospacing="false" w:line="240" w:lineRule="auto"/>
               <w:ind/>
-              <w:jc w:val="left"/>
+              <w:jc w:val="both"/>
               <w:rPr>
                 <w:color w:val="000000"/>
               </w:rPr>
@@ -2321,7 +2347,7 @@
         </w:tc>
         <w:tc>
           <w:tcPr>
-            <w:tcW w:w="2728" w:type="dxa"/>
+            <w:tcW w:w="1295" w:type="dxa"/>
             <w:tcBorders>
               <w:top w:val="nil"/>
               <w:left w:val="nil"/>
@@ -2335,9 +2361,11 @@
             <w:pPr>
               <w:pBdr/>
               <w:pStyle w:val="normal1"/>
-              <w:spacing w:before="0" w:beforeAutospacing="false" w:after="0" w:afterAutospacing="false" w:line="278" w:lineRule="auto"/>
+              <w:keepNext/>
+              <w:keepLines/>
+              <w:spacing w:before="0" w:beforeAutospacing="false" w:after="0" w:afterAutospacing="false" w:line="240" w:lineRule="auto"/>
               <w:ind w:right="0"/>
-              <w:jc w:val="right"/>
+              <w:jc w:val="both"/>
               <w:rPr>
                 <w:color w:val="000000"/>
               </w:rPr>
@@ -2366,7 +2394,14 @@
       </w:tr>
       <w:tr>
         <w:tblPrEx>
-          <w:tblBorders/>
+          <w:tblBorders>
+            <w:top w:val="nil"/>
+            <w:left w:val="nil"/>
+            <w:bottom w:val="nil"/>
+            <w:right w:val="nil"/>
+            <w:insideH w:val="nil"/>
+            <w:insideV w:val="nil"/>
+          </w:tblBorders>
           <w:tblCellMar>
             <w:top w:w="0" w:type="dxa"/>
             <w:left w:w="108" w:type="dxa"/>
@@ -2375,11 +2410,14 @@
           </w:tblCellMar>
         </w:tblPrEx>
         <w:trPr>
-          <w:trHeight w:hRule="atLeast" w:val="285"/>
+          <w:trHeight w:hRule="atLeast" w:val="20"/>
+          <w:gridBefore w:val="1"/>
+          <w:wBefore w:w="16" w:type="dxa"/>
+          <w:cantSplit/>
         </w:trPr>
         <w:tc>
           <w:tcPr>
-            <w:tcW w:w="3915" w:type="dxa"/>
+            <w:tcW w:w="2375" w:type="dxa"/>
             <w:tcBorders>
               <w:top w:val="nil"/>
               <w:left w:val="nil"/>
@@ -2393,9 +2431,11 @@
             <w:pPr>
               <w:pBdr/>
               <w:pStyle w:val="normal1"/>
+              <w:keepNext/>
+              <w:keepLines/>
               <w:spacing w:before="0" w:beforeAutospacing="false" w:after="0" w:afterAutospacing="false" w:line="240" w:lineRule="auto"/>
               <w:ind w:right="0"/>
-              <w:jc w:val="left"/>
+              <w:jc w:val="both"/>
               <w:rPr>
                 <w:rFonts w:ascii="Calibri" w:eastAsia="Calibri" w:hAnsi="Calibri" w:cs="Calibri"/>
                 <w:sz w:val="22"/>
@@ -2425,7 +2465,7 @@
         </w:tc>
         <w:tc>
           <w:tcPr>
-            <w:tcW w:w="915" w:type="dxa"/>
+            <w:tcW w:w="2391" w:type="dxa"/>
             <w:tcBorders>
               <w:top w:val="nil"/>
               <w:left w:val="nil"/>
@@ -2439,9 +2479,11 @@
             <w:pPr>
               <w:pBdr/>
               <w:pStyle w:val="normal1"/>
-              <w:spacing w:before="0" w:after="0"/>
+              <w:keepNext/>
+              <w:keepLines/>
+              <w:spacing w:before="0" w:beforeAutospacing="false" w:after="0" w:afterAutospacing="false" w:line="240" w:lineRule="auto"/>
               <w:ind/>
-              <w:jc w:val="left"/>
+              <w:jc w:val="both"/>
               <w:rPr>
                 <w:color w:val="000000"/>
               </w:rPr>
@@ -2450,7 +2492,7 @@
         </w:tc>
         <w:tc>
           <w:tcPr>
-            <w:tcW w:w="2102" w:type="dxa"/>
+            <w:tcW w:w="3487" w:type="dxa"/>
             <w:tcBorders>
               <w:top w:val="nil"/>
               <w:left w:val="nil"/>
@@ -2464,9 +2506,11 @@
             <w:pPr>
               <w:pBdr/>
               <w:pStyle w:val="normal1"/>
-              <w:spacing w:before="0" w:after="0"/>
+              <w:keepNext/>
+              <w:keepLines/>
+              <w:spacing w:before="0" w:beforeAutospacing="false" w:after="0" w:afterAutospacing="false" w:line="240" w:lineRule="auto"/>
               <w:ind/>
-              <w:jc w:val="left"/>
+              <w:jc w:val="both"/>
               <w:rPr>
                 <w:color w:val="000000"/>
               </w:rPr>
@@ -2475,7 +2519,7 @@
         </w:tc>
         <w:tc>
           <w:tcPr>
-            <w:tcW w:w="2728" w:type="dxa"/>
+            <w:tcW w:w="1295" w:type="dxa"/>
             <w:tcBorders>
               <w:top w:val="nil"/>
               <w:left w:val="nil"/>
@@ -2489,9 +2533,11 @@
             <w:pPr>
               <w:pBdr/>
               <w:pStyle w:val="normal1"/>
-              <w:spacing w:before="0" w:beforeAutospacing="false" w:after="0" w:afterAutospacing="false" w:line="278" w:lineRule="auto"/>
+              <w:keepNext/>
+              <w:keepLines/>
+              <w:spacing w:before="0" w:beforeAutospacing="false" w:after="0" w:afterAutospacing="false" w:line="240" w:lineRule="auto"/>
               <w:ind w:right="0"/>
-              <w:jc w:val="right"/>
+              <w:jc w:val="both"/>
               <w:rPr>
                 <w:color w:val="000000"/>
               </w:rPr>

--- a/src/templates/Angebot.docx
+++ b/src/templates/Angebot.docx
@@ -3,46 +3,80 @@
 <w:document xmlns:wpc="http://schemas.microsoft.com/office/word/2010/wordprocessingCanvas" xmlns:mc="http://schemas.openxmlformats.org/markup-compatibility/2006" xmlns:o="urn:schemas-microsoft-com:office:office" xmlns:r="http://schemas.openxmlformats.org/officeDocument/2006/relationships" xmlns:m="http://schemas.openxmlformats.org/officeDocument/2006/math" xmlns:v="urn:schemas-microsoft-com:vml" xmlns:wp14="http://schemas.microsoft.com/office/word/2010/wordprocessingDrawing" xmlns:wp="http://schemas.openxmlformats.org/drawingml/2006/wordprocessingDrawing" xmlns:w10="urn:schemas-microsoft-com:office:word" xmlns:w="http://schemas.openxmlformats.org/wordprocessingml/2006/main" xmlns:w14="http://schemas.microsoft.com/office/word/2010/wordml" xmlns:w15="http://schemas.microsoft.com/office/word/2012/wordml" xmlns:wpg="http://schemas.microsoft.com/office/word/2010/wordprocessingGroup" xmlns:wpi="http://schemas.microsoft.com/office/word/2010/wordprocessingInk" xmlns:wne="http://schemas.microsoft.com/office/word/2006/wordml" xmlns:wps="http://schemas.microsoft.com/office/word/2010/wordprocessingShape" mc:Ignorable="w14 w15 wp14">
   <w:background w:color="FFFFFF"/>
   <w:body>
-    <w:p>
+    <w:p xmlns:wp14="http://schemas.microsoft.com/office/word/2010/wordml" wp14:textId="77777777">
       <w:pPr>
-        <w:pBdr/>
-        <w:pStyle w:val="normal1"/>
         <w:spacing w:before="171" w:after="0"/>
         <w:ind/>
         <w:rPr>
-          <w:rFonts w:ascii="Open Sans" w:eastAsia="Open Sans" w:hAnsi="Open Sans" w:cs="Open Sans"/>
+          <w:rFonts w:ascii="Open Sans" w:hAnsi="Open Sans" w:eastAsia="Open Sans" w:cs="Open Sans"/>
           <w:color w:val="070707"/>
           <w:sz w:val="17"/>
           <w:szCs w:val="17"/>
+          <w:lang w:val="en-US"/>
         </w:rPr>
       </w:pPr>
       <w:r>
-        <w:rPr>
-          <w:rFonts w:ascii="Open Sans" w:eastAsia="Open Sans" w:hAnsi="Open Sans" w:cs="Open Sans"/>
-          <w:b/>
-          <w:sz w:val="17"/>
-          <w:szCs w:val="17"/>
-        </w:rPr>
         <w:br/>
       </w:r>
       <w:r>
         <w:rPr>
-          <w:rFonts w:ascii="Open Sans" w:eastAsia="Open Sans" w:hAnsi="Open Sans" w:cs="Open Sans"/>
+          <w:rFonts w:ascii="Open Sans" w:hAnsi="Open Sans" w:eastAsia="Open Sans" w:cs="Open Sans"/>
           <w:color w:val="070707"/>
           <w:sz w:val="17"/>
           <w:szCs w:val="17"/>
-        </w:rPr>
-        <w:t xml:space="preserve">EmC2 Attila Landgrafe, Waldstraße 5, 95032 Hof</w:t>
+          <w:lang w:val="en-US"/>
+        </w:rPr>
+        <w:t xml:space="preserve">EmC2 Attila </w:t>
+      </w:r>
+      <w:r>
+        <w:rPr>
+          <w:rFonts w:ascii="Open Sans" w:hAnsi="Open Sans" w:eastAsia="Open Sans" w:cs="Open Sans"/>
+          <w:color w:val="070707"/>
+          <w:sz w:val="17"/>
+          <w:szCs w:val="17"/>
+          <w:lang w:val="en-US"/>
+        </w:rPr>
+        <w:t>Landgrafe</w:t>
+      </w:r>
+      <w:r>
+        <w:rPr>
+          <w:rFonts w:ascii="Open Sans" w:hAnsi="Open Sans" w:eastAsia="Open Sans" w:cs="Open Sans"/>
+          <w:color w:val="070707"/>
+          <w:sz w:val="17"/>
+          <w:szCs w:val="17"/>
+          <w:lang w:val="en-US"/>
+        </w:rPr>
+        <w:t xml:space="preserve">, </w:t>
+      </w:r>
+      <w:r>
+        <w:rPr>
+          <w:rFonts w:ascii="Open Sans" w:hAnsi="Open Sans" w:eastAsia="Open Sans" w:cs="Open Sans"/>
+          <w:color w:val="070707"/>
+          <w:sz w:val="17"/>
+          <w:szCs w:val="17"/>
+          <w:lang w:val="en-US"/>
+        </w:rPr>
+        <w:t>Waldstraße</w:t>
+      </w:r>
+      <w:r>
+        <w:rPr>
+          <w:rFonts w:ascii="Open Sans" w:hAnsi="Open Sans" w:eastAsia="Open Sans" w:cs="Open Sans"/>
+          <w:color w:val="070707"/>
+          <w:sz w:val="17"/>
+          <w:szCs w:val="17"/>
+          <w:lang w:val="en-US"/>
+        </w:rPr>
+        <w:t xml:space="preserve"> 5, 95032 Hof</w:t>
       </w:r>
     </w:p>
-    <w:p>
+    <w:p xmlns:wp14="http://schemas.microsoft.com/office/word/2010/wordml" wp14:textId="77777777">
       <w:pPr>
         <w:pBdr/>
         <w:pStyle w:val="normal1"/>
         <w:spacing/>
         <w:ind/>
         <w:rPr>
-          <w:rFonts w:ascii="Open Sans" w:eastAsia="Open Sans" w:hAnsi="Open Sans" w:cs="Open Sans"/>
+          <w:rFonts w:ascii="Open Sans" w:hAnsi="Open Sans" w:eastAsia="Open Sans" w:cs="Open Sans"/>
           <w:color w:val="070707"/>
           <w:sz w:val="17"/>
           <w:szCs w:val="17"/>
@@ -62,7 +96,7 @@
           <w:right w:w="10" w:type="dxa"/>
         </w:tblCellMar>
         <w:tblBorders/>
-        <w:shd w:fill="auto" w:color="auto"/>
+        <w:shd w:color="auto" w:fill="auto"/>
         <w:tblLayout w:type="fixed"/>
       </w:tblPr>
       <w:tblGrid>
@@ -70,7 +104,7 @@
         <w:gridCol w:w="2268"/>
         <w:gridCol w:w="2958"/>
       </w:tblGrid>
-      <w:tr>
+      <w:tr xmlns:wp14="http://schemas.microsoft.com/office/word/2010/wordml" wp14:textId="77777777">
         <w:tblPrEx>
           <w:tblBorders/>
           <w:tblCellMar>
@@ -81,21 +115,156 @@
           </w:tblCellMar>
         </w:tblPrEx>
         <w:trPr>
-          <w:trHeight w:hRule="atLeast" w:val="1380"/>
+          <w:trHeight w:val="1380" w:hRule="atLeast"/>
         </w:trPr>
         <w:tc>
           <w:tcPr>
             <w:tcW w:w="4809" w:type="dxa"/>
             <w:tcBorders>
-              <w:top w:val="single" w:color="FFFFFF" w:sz="8" w:space="0"/>
-              <w:left w:val="single" w:color="FFFFFF" w:sz="8" w:space="0"/>
-              <w:bottom w:val="single" w:color="FFFFFF" w:sz="8" w:space="0"/>
-              <w:right w:val="single" w:color="FFFFFF" w:sz="8" w:space="0"/>
+              <w:top w:val="single" w:color="FFFFFF" w:themeColor="background1" w:sz="8" w:space="0"/>
+              <w:left w:val="single" w:color="FFFFFF" w:themeColor="background1" w:sz="8" w:space="0"/>
+              <w:bottom w:val="single" w:color="FFFFFF" w:themeColor="background1" w:sz="8" w:space="0"/>
+              <w:right w:val="single" w:color="FFFFFF" w:themeColor="background1" w:sz="8" w:space="0"/>
             </w:tcBorders>
-            <w:shd w:fill="auto" w:color="auto" w:val="clear"/>
+            <w:shd w:val="clear" w:color="auto" w:fill="auto"/>
+            <w:tcMar/>
             <w:vAlign w:val="top"/>
           </w:tcPr>
-          <w:p>
+          <w:p wp14:textId="77777777">
+            <w:pPr>
+              <w:spacing w:before="0" w:after="0" w:line="278" w:lineRule="auto"/>
+              <w:ind w:right="314"/>
+              <w:jc w:val="left"/>
+              <w:rPr>
+                <w:rFonts w:ascii="Open Sans" w:hAnsi="Open Sans" w:eastAsia="Open Sans" w:cs="Open Sans"/>
+                <w:lang w:val="en-US"/>
+              </w:rPr>
+            </w:pPr>
+            <w:r>
+              <w:rPr>
+                <w:rFonts w:ascii="Open Sans" w:hAnsi="Open Sans" w:eastAsia="Open Sans" w:cs="Open Sans"/>
+                <w:sz w:val="22"/>
+                <w:szCs w:val="22"/>
+                <w:lang w:val="en-US"/>
+              </w:rPr>
+              <w:t>{</w:t>
+            </w:r>
+            <w:r>
+              <w:rPr>
+                <w:rFonts w:ascii="Open Sans" w:hAnsi="Open Sans" w:eastAsia="Open Sans" w:cs="Open Sans"/>
+                <w:sz w:val="22"/>
+                <w:szCs w:val="22"/>
+                <w:lang w:val="en-US"/>
+              </w:rPr>
+              <w:t>Anrede</w:t>
+            </w:r>
+            <w:r>
+              <w:rPr>
+                <w:rFonts w:ascii="Open Sans" w:hAnsi="Open Sans" w:eastAsia="Open Sans" w:cs="Open Sans"/>
+                <w:sz w:val="22"/>
+                <w:szCs w:val="22"/>
+                <w:lang w:val="en-US"/>
+              </w:rPr>
+              <w:t>}</w:t>
+            </w:r>
+          </w:p>
+          <w:p wp14:textId="77777777">
+            <w:pPr>
+              <w:spacing w:before="0" w:after="0" w:line="278" w:lineRule="auto"/>
+              <w:ind w:right="314"/>
+              <w:jc w:val="left"/>
+              <w:rPr>
+                <w:rFonts w:ascii="Open Sans" w:hAnsi="Open Sans" w:eastAsia="Open Sans" w:cs="Open Sans"/>
+                <w:color w:val="1F1F1F"/>
+                <w:lang w:val="en-US"/>
+              </w:rPr>
+            </w:pPr>
+            <w:r>
+              <w:rPr>
+                <w:rFonts w:ascii="Open Sans" w:hAnsi="Open Sans" w:eastAsia="Open Sans" w:cs="Open Sans"/>
+                <w:sz w:val="22"/>
+                <w:szCs w:val="22"/>
+                <w:lang w:val="en-US"/>
+              </w:rPr>
+              <w:t>{</w:t>
+            </w:r>
+            <w:r>
+              <w:rPr>
+                <w:rFonts w:ascii="Open Sans" w:hAnsi="Open Sans" w:eastAsia="Open Sans" w:cs="Open Sans"/>
+                <w:sz w:val="22"/>
+                <w:szCs w:val="22"/>
+                <w:lang w:val="en-US"/>
+              </w:rPr>
+              <w:t>Vorname</w:t>
+            </w:r>
+            <w:r>
+              <w:rPr>
+                <w:rFonts w:ascii="Open Sans" w:hAnsi="Open Sans" w:eastAsia="Open Sans" w:cs="Open Sans"/>
+                <w:sz w:val="22"/>
+                <w:szCs w:val="22"/>
+                <w:lang w:val="en-US"/>
+              </w:rPr>
+              <w:t>} {</w:t>
+            </w:r>
+            <w:r>
+              <w:rPr>
+                <w:rFonts w:ascii="Open Sans" w:hAnsi="Open Sans" w:eastAsia="Open Sans" w:cs="Open Sans"/>
+                <w:sz w:val="22"/>
+                <w:szCs w:val="22"/>
+                <w:lang w:val="en-US"/>
+              </w:rPr>
+              <w:t>Nachname</w:t>
+            </w:r>
+            <w:r>
+              <w:rPr>
+                <w:rFonts w:ascii="Open Sans" w:hAnsi="Open Sans" w:eastAsia="Open Sans" w:cs="Open Sans"/>
+                <w:sz w:val="22"/>
+                <w:szCs w:val="22"/>
+                <w:lang w:val="en-US"/>
+              </w:rPr>
+              <w:t>}</w:t>
+            </w:r>
+          </w:p>
+          <w:p wp14:textId="77777777">
+            <w:pPr>
+              <w:spacing w:before="0" w:after="0" w:line="278" w:lineRule="auto"/>
+              <w:ind w:right="314"/>
+              <w:jc w:val="left"/>
+              <w:rPr>
+                <w:rFonts w:ascii="Open Sans" w:hAnsi="Open Sans" w:eastAsia="Open Sans" w:cs="Open Sans"/>
+                <w:color w:val="1F1F1F"/>
+                <w:lang w:val="en-US"/>
+              </w:rPr>
+            </w:pPr>
+            <w:r>
+              <w:rPr>
+                <w:rFonts w:ascii="Open Sans" w:hAnsi="Open Sans" w:eastAsia="Open Sans" w:cs="Open Sans"/>
+                <w:sz w:val="22"/>
+                <w:szCs w:val="22"/>
+                <w:lang w:val="en-US"/>
+              </w:rPr>
+              <w:t>{</w:t>
+            </w:r>
+            <w:r>
+              <w:rPr>
+                <w:rFonts w:ascii="Open Sans" w:hAnsi="Open Sans" w:eastAsia="Open Sans" w:cs="Open Sans"/>
+                <w:sz w:val="22"/>
+                <w:szCs w:val="22"/>
+                <w:lang w:val="en-US"/>
+              </w:rPr>
+              <w:t>Adresse</w:t>
+            </w:r>
+            <w:r>
+              <w:rPr>
+                <w:rFonts w:ascii="Open Sans" w:hAnsi="Open Sans" w:eastAsia="Open Sans" w:cs="Open Sans"/>
+                <w:sz w:val="22"/>
+                <w:szCs w:val="22"/>
+                <w:lang w:val="en-US"/>
+              </w:rPr>
+              <w:t>}</w:t>
+            </w:r>
+          </w:p>
+          <w:p wp14:textId="77777777">
             <w:pPr>
               <w:pBdr/>
               <w:pStyle w:val="normal1"/>
@@ -103,69 +272,7 @@
               <w:ind w:right="314"/>
               <w:jc w:val="left"/>
               <w:rPr>
-                <w:rFonts w:ascii="Open Sans" w:eastAsia="Open Sans" w:hAnsi="Open Sans" w:cs="Open Sans"/>
-              </w:rPr>
-            </w:pPr>
-            <w:r>
-              <w:rPr>
-                <w:rFonts w:ascii="Open Sans" w:eastAsia="Open Sans" w:hAnsi="Open Sans" w:cs="Open Sans"/>
-                <w:sz w:val="22"/>
-                <w:szCs w:val="22"/>
-              </w:rPr>
-              <w:t xml:space="preserve">{Anrede}</w:t>
-            </w:r>
-          </w:p>
-          <w:p>
-            <w:pPr>
-              <w:pBdr/>
-              <w:pStyle w:val="normal1"/>
-              <w:spacing w:before="0" w:after="0" w:line="278" w:lineRule="auto"/>
-              <w:ind w:right="314"/>
-              <w:jc w:val="left"/>
-              <w:rPr>
-                <w:rFonts w:ascii="Open Sans" w:eastAsia="Open Sans" w:hAnsi="Open Sans" w:cs="Open Sans"/>
-                <w:color w:val="1F1F1F"/>
-              </w:rPr>
-            </w:pPr>
-            <w:r>
-              <w:rPr>
-                <w:rFonts w:ascii="Open Sans" w:eastAsia="Open Sans" w:hAnsi="Open Sans" w:cs="Open Sans"/>
-                <w:sz w:val="22"/>
-                <w:szCs w:val="22"/>
-              </w:rPr>
-              <w:t xml:space="preserve">{Vorname} {Nachname}</w:t>
-            </w:r>
-          </w:p>
-          <w:p>
-            <w:pPr>
-              <w:pBdr/>
-              <w:pStyle w:val="normal1"/>
-              <w:spacing w:before="0" w:after="0" w:line="278" w:lineRule="auto"/>
-              <w:ind w:right="314"/>
-              <w:jc w:val="left"/>
-              <w:rPr>
-                <w:rFonts w:ascii="Open Sans" w:eastAsia="Open Sans" w:hAnsi="Open Sans" w:cs="Open Sans"/>
-                <w:color w:val="1F1F1F"/>
-              </w:rPr>
-            </w:pPr>
-            <w:r>
-              <w:rPr>
-                <w:rFonts w:ascii="Open Sans" w:eastAsia="Open Sans" w:hAnsi="Open Sans" w:cs="Open Sans"/>
-                <w:sz w:val="22"/>
-                <w:szCs w:val="22"/>
-              </w:rPr>
-              <w:t xml:space="preserve">{Adresse}</w:t>
-            </w:r>
-          </w:p>
-          <w:p>
-            <w:pPr>
-              <w:pBdr/>
-              <w:pStyle w:val="normal1"/>
-              <w:spacing w:before="0" w:after="0" w:line="278" w:lineRule="auto"/>
-              <w:ind w:right="314"/>
-              <w:jc w:val="left"/>
-              <w:rPr>
-                <w:rFonts w:ascii="Open Sans" w:eastAsia="Open Sans" w:hAnsi="Open Sans" w:cs="Open Sans"/>
+                <w:rFonts w:ascii="Open Sans" w:hAnsi="Open Sans" w:eastAsia="Open Sans" w:cs="Open Sans"/>
                 <w:color w:val="070707"/>
                 <w:sz w:val="17"/>
                 <w:szCs w:val="17"/>
@@ -173,7 +280,7 @@
             </w:pPr>
             <w:r>
               <w:rPr>
-                <w:rFonts w:ascii="Open Sans" w:eastAsia="Open Sans" w:hAnsi="Open Sans" w:cs="Open Sans"/>
+                <w:rFonts w:ascii="Open Sans" w:hAnsi="Open Sans" w:eastAsia="Open Sans" w:cs="Open Sans"/>
                 <w:sz w:val="22"/>
                 <w:szCs w:val="22"/>
               </w:rPr>
@@ -185,15 +292,82 @@
           <w:tcPr>
             <w:tcW w:w="2268" w:type="dxa"/>
             <w:tcBorders>
-              <w:top w:val="single" w:color="FFFFFF" w:sz="8" w:space="0"/>
-              <w:left w:val="single" w:color="FFFFFF" w:sz="8" w:space="0"/>
-              <w:bottom w:val="single" w:color="FFFFFF" w:sz="8" w:space="0"/>
-              <w:right w:val="single" w:color="FFFFFF" w:sz="8" w:space="0"/>
+              <w:top w:val="single" w:color="FFFFFF" w:themeColor="background1" w:sz="8" w:space="0"/>
+              <w:left w:val="single" w:color="FFFFFF" w:themeColor="background1" w:sz="8" w:space="0"/>
+              <w:bottom w:val="single" w:color="FFFFFF" w:themeColor="background1" w:sz="8" w:space="0"/>
+              <w:right w:val="single" w:color="FFFFFF" w:themeColor="background1" w:sz="8" w:space="0"/>
             </w:tcBorders>
-            <w:shd w:fill="auto" w:color="auto" w:val="clear"/>
+            <w:shd w:val="clear" w:color="auto" w:fill="auto"/>
+            <w:tcMar/>
             <w:vAlign w:val="top"/>
           </w:tcPr>
-          <w:p>
+          <w:p wp14:textId="77777777">
+            <w:pPr>
+              <w:spacing w:before="0" w:after="0" w:line="276" w:lineRule="auto"/>
+              <w:ind w:right="127"/>
+              <w:jc w:val="left"/>
+              <w:rPr>
+                <w:rFonts w:ascii="Open Sans" w:hAnsi="Open Sans" w:eastAsia="Open Sans" w:cs="Open Sans"/>
+                <w:sz w:val="21"/>
+                <w:szCs w:val="21"/>
+                <w:lang w:val="en-US"/>
+              </w:rPr>
+            </w:pPr>
+            <w:r>
+              <w:rPr>
+                <w:rFonts w:ascii="Open Sans" w:hAnsi="Open Sans" w:eastAsia="Open Sans" w:cs="Open Sans"/>
+                <w:color w:val="1F1F1F"/>
+                <w:sz w:val="21"/>
+                <w:szCs w:val="21"/>
+                <w:lang w:val="en-US"/>
+              </w:rPr>
+              <w:t>Angebotsnummer</w:t>
+            </w:r>
+            <w:r>
+              <w:rPr>
+                <w:rFonts w:ascii="Open Sans" w:hAnsi="Open Sans" w:eastAsia="Open Sans" w:cs="Open Sans"/>
+                <w:sz w:val="21"/>
+                <w:szCs w:val="21"/>
+                <w:lang w:val="en-US"/>
+              </w:rPr>
+              <w:t xml:space="preserve">        </w:t>
+            </w:r>
+            <w:r>
+              <w:rPr>
+                <w:rFonts w:ascii="Open Sans" w:hAnsi="Open Sans" w:eastAsia="Open Sans" w:cs="Open Sans"/>
+                <w:color w:val="1F1F1F"/>
+                <w:sz w:val="21"/>
+                <w:szCs w:val="21"/>
+                <w:lang w:val="en-US"/>
+              </w:rPr>
+              <w:t>Datum</w:t>
+            </w:r>
+          </w:p>
+          <w:p wp14:textId="77777777">
+            <w:pPr>
+              <w:spacing w:before="0" w:after="0" w:line="276" w:lineRule="auto"/>
+              <w:ind w:right="127"/>
+              <w:jc w:val="left"/>
+              <w:rPr>
+                <w:rFonts w:ascii="Open Sans" w:hAnsi="Open Sans" w:eastAsia="Open Sans" w:cs="Open Sans"/>
+                <w:color w:val="1F1F1F"/>
+                <w:sz w:val="21"/>
+                <w:szCs w:val="21"/>
+                <w:lang w:val="en-US"/>
+              </w:rPr>
+            </w:pPr>
+            <w:r>
+              <w:rPr>
+                <w:rFonts w:ascii="Open Sans" w:hAnsi="Open Sans" w:eastAsia="Open Sans" w:cs="Open Sans"/>
+                <w:color w:val="1F1F1F"/>
+                <w:sz w:val="21"/>
+                <w:szCs w:val="21"/>
+                <w:lang w:val="en-US"/>
+              </w:rPr>
+              <w:t>Ansprechpartner</w:t>
+            </w:r>
+          </w:p>
+          <w:p wp14:textId="77777777">
             <w:pPr>
               <w:pBdr/>
               <w:pStyle w:val="normal1"/>
@@ -201,97 +375,33 @@
               <w:ind w:right="127"/>
               <w:jc w:val="left"/>
               <w:rPr>
-                <w:rFonts w:ascii="Open Sans" w:eastAsia="Open Sans" w:hAnsi="Open Sans" w:cs="Open Sans"/>
-                <w:sz w:val="21"/>
-                <w:szCs w:val="21"/>
+                <w:rFonts w:ascii="Open Sans" w:hAnsi="Open Sans" w:eastAsia="Open Sans" w:cs="Open Sans"/>
+                <w:color w:val="070707"/>
+                <w:sz w:val="17"/>
+                <w:szCs w:val="17"/>
               </w:rPr>
             </w:pPr>
             <w:r>
               <w:rPr>
-                <w:rFonts w:ascii="Open Sans" w:eastAsia="Open Sans" w:hAnsi="Open Sans" w:cs="Open Sans"/>
+                <w:rFonts w:ascii="Open Sans" w:hAnsi="Open Sans" w:eastAsia="Open Sans" w:cs="Open Sans"/>
                 <w:color w:val="1F1F1F"/>
                 <w:sz w:val="21"/>
                 <w:szCs w:val="21"/>
               </w:rPr>
-              <w:t xml:space="preserve">Angebotsnummer</w:t>
-            </w:r>
-            <w:r>
-              <w:rPr>
-                <w:rFonts w:ascii="Open Sans" w:eastAsia="Open Sans" w:hAnsi="Open Sans" w:cs="Open Sans"/>
-                <w:sz w:val="21"/>
-                <w:szCs w:val="21"/>
-              </w:rPr>
-              <w:t xml:space="preserve">        </w:t>
-            </w:r>
-            <w:r>
-              <w:rPr>
-                <w:rFonts w:ascii="Open Sans" w:eastAsia="Open Sans" w:hAnsi="Open Sans" w:cs="Open Sans"/>
+              <w:t xml:space="preserve">Telefon</w:t>
+            </w:r>
+            <w:r>
+              <w:rPr>
+                <w:rFonts w:ascii="Open Sans" w:hAnsi="Open Sans" w:eastAsia="Open Sans" w:cs="Open Sans"/>
                 <w:color w:val="1F1F1F"/>
                 <w:sz w:val="21"/>
                 <w:szCs w:val="21"/>
               </w:rPr>
-              <w:t xml:space="preserve">Datum</w:t>
-            </w:r>
-          </w:p>
-          <w:p>
-            <w:pPr>
-              <w:pBdr/>
-              <w:pStyle w:val="normal1"/>
-              <w:spacing w:before="0" w:after="0" w:line="276" w:lineRule="auto"/>
-              <w:ind w:right="127"/>
-              <w:jc w:val="left"/>
-              <w:rPr>
-                <w:rFonts w:ascii="Open Sans" w:eastAsia="Open Sans" w:hAnsi="Open Sans" w:cs="Open Sans"/>
-                <w:color w:val="1F1F1F"/>
-                <w:sz w:val="21"/>
-                <w:szCs w:val="21"/>
-              </w:rPr>
-            </w:pPr>
-            <w:r>
-              <w:rPr>
-                <w:rFonts w:ascii="Open Sans" w:eastAsia="Open Sans" w:hAnsi="Open Sans" w:cs="Open Sans"/>
-                <w:color w:val="1F1F1F"/>
-                <w:sz w:val="21"/>
-                <w:szCs w:val="21"/>
-              </w:rPr>
-              <w:t xml:space="preserve">Ansprechpartner</w:t>
-            </w:r>
-          </w:p>
-          <w:p>
-            <w:pPr>
-              <w:pBdr/>
-              <w:pStyle w:val="normal1"/>
-              <w:spacing w:before="0" w:after="0" w:line="276" w:lineRule="auto"/>
-              <w:ind w:right="127"/>
-              <w:jc w:val="left"/>
-              <w:rPr>
-                <w:rFonts w:ascii="Open Sans" w:eastAsia="Open Sans" w:hAnsi="Open Sans" w:cs="Open Sans"/>
-                <w:color w:val="070707"/>
-                <w:sz w:val="17"/>
-                <w:szCs w:val="17"/>
-              </w:rPr>
-            </w:pPr>
-            <w:r>
-              <w:rPr>
-                <w:rFonts w:ascii="Open Sans" w:eastAsia="Open Sans" w:hAnsi="Open Sans" w:cs="Open Sans"/>
-                <w:color w:val="1F1F1F"/>
-                <w:sz w:val="21"/>
-                <w:szCs w:val="21"/>
-              </w:rPr>
-              <w:t xml:space="preserve">Telefon</w:t>
-            </w:r>
-            <w:r>
-              <w:rPr>
-                <w:rFonts w:ascii="Open Sans" w:eastAsia="Open Sans" w:hAnsi="Open Sans" w:cs="Open Sans"/>
-                <w:color w:val="1F1F1F"/>
-                <w:sz w:val="21"/>
-                <w:szCs w:val="21"/>
-              </w:rPr>
               <w:br/>
             </w:r>
             <w:r>
               <w:rPr>
-                <w:rFonts w:ascii="Open Sans" w:eastAsia="Open Sans" w:hAnsi="Open Sans" w:cs="Open Sans"/>
+                <w:rFonts w:ascii="Open Sans" w:hAnsi="Open Sans" w:eastAsia="Open Sans" w:cs="Open Sans"/>
                 <w:color w:val="1F1F1F"/>
                 <w:sz w:val="21"/>
                 <w:szCs w:val="21"/>
@@ -304,15 +414,141 @@
           <w:tcPr>
             <w:tcW w:w="2958" w:type="dxa"/>
             <w:tcBorders>
-              <w:top w:val="single" w:color="FFFFFF" w:sz="8" w:space="0"/>
-              <w:left w:val="single" w:color="FFFFFF" w:sz="8" w:space="0"/>
-              <w:bottom w:val="single" w:color="FFFFFF" w:sz="8" w:space="0"/>
-              <w:right w:val="single" w:color="FFFFFF" w:sz="8" w:space="0"/>
+              <w:top w:val="single" w:color="FFFFFF" w:themeColor="background1" w:sz="8" w:space="0"/>
+              <w:left w:val="single" w:color="FFFFFF" w:themeColor="background1" w:sz="8" w:space="0"/>
+              <w:bottom w:val="single" w:color="FFFFFF" w:themeColor="background1" w:sz="8" w:space="0"/>
+              <w:right w:val="single" w:color="FFFFFF" w:themeColor="background1" w:sz="8" w:space="0"/>
             </w:tcBorders>
-            <w:shd w:fill="auto" w:color="auto" w:val="clear"/>
+            <w:shd w:val="clear" w:color="auto" w:fill="auto"/>
+            <w:tcMar/>
             <w:vAlign w:val="top"/>
           </w:tcPr>
-          <w:p>
+          <w:p wp14:textId="77777777">
+            <w:pPr>
+              <w:spacing w:before="0" w:after="0" w:line="276" w:lineRule="auto"/>
+              <w:ind/>
+              <w:jc w:val="right"/>
+              <w:rPr>
+                <w:rFonts w:ascii="Open Sans" w:hAnsi="Open Sans" w:eastAsia="Open Sans" w:cs="Open Sans"/>
+                <w:lang w:val="en-US"/>
+              </w:rPr>
+            </w:pPr>
+            <w:r>
+              <w:rPr>
+                <w:rFonts w:ascii="Open Sans" w:hAnsi="Open Sans" w:eastAsia="Open Sans" w:cs="Open Sans"/>
+                <w:sz w:val="22"/>
+                <w:szCs w:val="22"/>
+                <w:lang w:val="en-US"/>
+              </w:rPr>
+              <w:t>{</w:t>
+            </w:r>
+            <w:r>
+              <w:rPr>
+                <w:rFonts w:ascii="Open Sans" w:hAnsi="Open Sans" w:eastAsia="Open Sans" w:cs="Open Sans"/>
+                <w:color w:val="1F1F1F"/>
+                <w:sz w:val="21"/>
+                <w:szCs w:val="21"/>
+                <w:lang w:val="en-US"/>
+              </w:rPr>
+              <w:t>Angebotsnummer</w:t>
+            </w:r>
+            <w:r>
+              <w:rPr>
+                <w:rFonts w:ascii="Open Sans" w:hAnsi="Open Sans" w:eastAsia="Open Sans" w:cs="Open Sans"/>
+                <w:sz w:val="22"/>
+                <w:szCs w:val="22"/>
+                <w:lang w:val="en-US"/>
+              </w:rPr>
+              <w:t>}</w:t>
+            </w:r>
+          </w:p>
+          <w:p wp14:textId="77777777">
+            <w:pPr>
+              <w:spacing w:before="0" w:after="0" w:line="276" w:lineRule="auto"/>
+              <w:ind/>
+              <w:jc w:val="right"/>
+              <w:rPr>
+                <w:rFonts w:ascii="Open Sans" w:hAnsi="Open Sans" w:eastAsia="Open Sans" w:cs="Open Sans"/>
+                <w:color w:val="1F1F1F"/>
+                <w:sz w:val="21"/>
+                <w:szCs w:val="21"/>
+                <w:lang w:val="en-US"/>
+              </w:rPr>
+            </w:pPr>
+            <w:r>
+              <w:rPr>
+                <w:rFonts w:ascii="Open Sans" w:hAnsi="Open Sans" w:eastAsia="Open Sans" w:cs="Open Sans"/>
+                <w:sz w:val="22"/>
+                <w:szCs w:val="22"/>
+                <w:lang w:val="en-US"/>
+              </w:rPr>
+              <w:t>{</w:t>
+            </w:r>
+            <w:r>
+              <w:rPr>
+                <w:rFonts w:ascii="Open Sans" w:hAnsi="Open Sans" w:eastAsia="Open Sans" w:cs="Open Sans"/>
+                <w:color w:val="1F1F1F"/>
+                <w:sz w:val="21"/>
+                <w:szCs w:val="21"/>
+                <w:lang w:val="en-US"/>
+              </w:rPr>
+              <w:t>Datum</w:t>
+            </w:r>
+            <w:r>
+              <w:rPr>
+                <w:rFonts w:ascii="Open Sans" w:hAnsi="Open Sans" w:eastAsia="Open Sans" w:cs="Open Sans"/>
+                <w:sz w:val="22"/>
+                <w:szCs w:val="22"/>
+                <w:lang w:val="en-US"/>
+              </w:rPr>
+              <w:t>}</w:t>
+            </w:r>
+            <w:r>
+              <w:br/>
+            </w:r>
+            <w:r>
+              <w:rPr>
+                <w:rFonts w:ascii="Open Sans" w:hAnsi="Open Sans" w:eastAsia="Open Sans" w:cs="Open Sans"/>
+                <w:sz w:val="22"/>
+                <w:szCs w:val="22"/>
+                <w:lang w:val="en-US"/>
+              </w:rPr>
+              <w:t>{</w:t>
+            </w:r>
+            <w:r>
+              <w:rPr>
+                <w:rFonts w:ascii="Open Sans" w:hAnsi="Open Sans" w:eastAsia="Open Sans" w:cs="Open Sans"/>
+                <w:color w:val="1F1F1F"/>
+                <w:sz w:val="21"/>
+                <w:szCs w:val="21"/>
+                <w:lang w:val="en-US"/>
+              </w:rPr>
+              <w:t>Ansprechpartner</w:t>
+            </w:r>
+            <w:r>
+              <w:rPr>
+                <w:rFonts w:ascii="Open Sans" w:hAnsi="Open Sans" w:eastAsia="Open Sans" w:cs="Open Sans"/>
+                <w:sz w:val="22"/>
+                <w:szCs w:val="22"/>
+                <w:lang w:val="en-US"/>
+              </w:rPr>
+              <w:t>}</w:t>
+            </w:r>
+            <w:r>
+              <w:br/>
+            </w:r>
+            <w:r>
+              <w:rPr>
+                <w:rFonts w:ascii="Open Sans" w:hAnsi="Open Sans" w:eastAsia="Open Sans" w:cs="Open Sans"/>
+                <w:color w:val="1F1F1F"/>
+                <w:sz w:val="21"/>
+                <w:szCs w:val="21"/>
+                <w:lang w:val="en-US"/>
+              </w:rPr>
+              <w:t xml:space="preserve">          09281 5915900</w:t>
+            </w:r>
+          </w:p>
+          <w:p wp14:textId="77777777">
             <w:pPr>
               <w:pBdr/>
               <w:pStyle w:val="normal1"/>
@@ -320,154 +556,25 @@
               <w:ind/>
               <w:jc w:val="right"/>
               <w:rPr>
-                <w:rFonts w:ascii="Open Sans" w:eastAsia="Open Sans" w:hAnsi="Open Sans" w:cs="Open Sans"/>
+                <w:rFonts w:ascii="Open Sans" w:hAnsi="Open Sans" w:eastAsia="Open Sans" w:cs="Open Sans"/>
+                <w:color w:val="070707"/>
+                <w:sz w:val="17"/>
+                <w:szCs w:val="17"/>
               </w:rPr>
             </w:pPr>
             <w:r>
               <w:rPr>
-                <w:rFonts w:ascii="Open Sans" w:eastAsia="Open Sans" w:hAnsi="Open Sans" w:cs="Open Sans"/>
-                <w:sz w:val="22"/>
-                <w:szCs w:val="22"/>
-              </w:rPr>
-              <w:t xml:space="preserve">{</w:t>
-            </w:r>
-            <w:r>
-              <w:rPr>
-                <w:rFonts w:ascii="Open Sans" w:eastAsia="Open Sans" w:hAnsi="Open Sans" w:cs="Open Sans"/>
+                <w:rFonts w:ascii="Open Sans" w:hAnsi="Open Sans" w:eastAsia="Open Sans" w:cs="Open Sans"/>
                 <w:color w:val="1F1F1F"/>
                 <w:sz w:val="21"/>
                 <w:szCs w:val="21"/>
               </w:rPr>
-              <w:t xml:space="preserve">Angebotsnummer</w:t>
-            </w:r>
-            <w:r>
-              <w:rPr>
-                <w:rFonts w:ascii="Open Sans" w:eastAsia="Open Sans" w:hAnsi="Open Sans" w:cs="Open Sans"/>
-                <w:sz w:val="22"/>
-                <w:szCs w:val="22"/>
-              </w:rPr>
-              <w:t xml:space="preserve">}</w:t>
-            </w:r>
-          </w:p>
-          <w:p>
-            <w:pPr>
-              <w:pBdr/>
-              <w:pStyle w:val="normal1"/>
-              <w:spacing w:before="0" w:after="0" w:line="276" w:lineRule="auto"/>
-              <w:ind/>
-              <w:jc w:val="right"/>
-              <w:rPr>
-                <w:rFonts w:ascii="Open Sans" w:eastAsia="Open Sans" w:hAnsi="Open Sans" w:cs="Open Sans"/>
-                <w:color w:val="1F1F1F"/>
-                <w:sz w:val="21"/>
-                <w:szCs w:val="21"/>
-              </w:rPr>
-            </w:pPr>
-            <w:r>
-              <w:rPr>
-                <w:rFonts w:ascii="Open Sans" w:eastAsia="Open Sans" w:hAnsi="Open Sans" w:cs="Open Sans"/>
-                <w:sz w:val="22"/>
-                <w:szCs w:val="22"/>
-              </w:rPr>
-              <w:t xml:space="preserve">{</w:t>
-            </w:r>
-            <w:r>
-              <w:rPr>
-                <w:rFonts w:ascii="Open Sans" w:eastAsia="Open Sans" w:hAnsi="Open Sans" w:cs="Open Sans"/>
-                <w:color w:val="1F1F1F"/>
-                <w:sz w:val="21"/>
-                <w:szCs w:val="21"/>
-              </w:rPr>
-              <w:t xml:space="preserve">Datum</w:t>
-            </w:r>
-            <w:r>
-              <w:rPr>
-                <w:rFonts w:ascii="Open Sans" w:eastAsia="Open Sans" w:hAnsi="Open Sans" w:cs="Open Sans"/>
-                <w:sz w:val="22"/>
-                <w:szCs w:val="22"/>
-              </w:rPr>
-              <w:t xml:space="preserve">}</w:t>
-            </w:r>
-            <w:r>
-              <w:rPr>
-                <w:rFonts w:ascii="Open Sans" w:eastAsia="Open Sans" w:hAnsi="Open Sans" w:cs="Open Sans"/>
-                <w:color w:val="1F1F1F"/>
-                <w:sz w:val="21"/>
-                <w:szCs w:val="21"/>
-              </w:rPr>
-              <w:br/>
-            </w:r>
-            <w:r>
-              <w:rPr>
-                <w:rFonts w:ascii="Open Sans" w:eastAsia="Open Sans" w:hAnsi="Open Sans" w:cs="Open Sans"/>
-                <w:sz w:val="22"/>
-                <w:szCs w:val="22"/>
-              </w:rPr>
-              <w:t xml:space="preserve">{</w:t>
-            </w:r>
-            <w:r>
-              <w:rPr>
-                <w:rFonts w:ascii="Open Sans" w:eastAsia="Open Sans" w:hAnsi="Open Sans" w:cs="Open Sans"/>
-                <w:color w:val="1F1F1F"/>
-                <w:sz w:val="21"/>
-                <w:szCs w:val="21"/>
-              </w:rPr>
-              <w:t xml:space="preserve">Ansprechpartner</w:t>
-            </w:r>
-            <w:r>
-              <w:rPr>
-                <w:rFonts w:ascii="Open Sans" w:eastAsia="Open Sans" w:hAnsi="Open Sans" w:cs="Open Sans"/>
-                <w:sz w:val="22"/>
-                <w:szCs w:val="22"/>
-              </w:rPr>
-              <w:t xml:space="preserve">}</w:t>
-            </w:r>
-            <w:r>
-              <w:rPr>
-                <w:rFonts w:ascii="Open Sans" w:eastAsia="Open Sans" w:hAnsi="Open Sans" w:cs="Open Sans"/>
-                <w:color w:val="1F1F1F"/>
-                <w:sz w:val="21"/>
-                <w:szCs w:val="21"/>
-              </w:rPr>
-              <w:br/>
-            </w:r>
-            <w:r>
-              <w:rPr>
-                <w:rFonts w:ascii="Open Sans" w:eastAsia="Open Sans" w:hAnsi="Open Sans" w:cs="Open Sans"/>
-                <w:color w:val="1F1F1F"/>
-                <w:sz w:val="21"/>
-                <w:szCs w:val="21"/>
-              </w:rPr>
-              <w:t xml:space="preserve">          09281 5915900</w:t>
-            </w:r>
-          </w:p>
-          <w:p>
-            <w:pPr>
-              <w:pBdr/>
-              <w:pStyle w:val="normal1"/>
-              <w:spacing w:before="0" w:after="0" w:line="276" w:lineRule="auto"/>
-              <w:ind/>
-              <w:jc w:val="right"/>
-              <w:rPr>
-                <w:rFonts w:ascii="Open Sans" w:eastAsia="Open Sans" w:hAnsi="Open Sans" w:cs="Open Sans"/>
-                <w:color w:val="070707"/>
-                <w:sz w:val="17"/>
-                <w:szCs w:val="17"/>
-              </w:rPr>
-            </w:pPr>
-            <w:r>
-              <w:rPr>
-                <w:rFonts w:ascii="Open Sans" w:eastAsia="Open Sans" w:hAnsi="Open Sans" w:cs="Open Sans"/>
-                <w:color w:val="1F1F1F"/>
-                <w:sz w:val="21"/>
-                <w:szCs w:val="21"/>
-              </w:rPr>
               <w:t xml:space="preserve">service@e-m-c-2.de</w:t>
             </w:r>
           </w:p>
         </w:tc>
       </w:tr>
-      <w:tr>
+      <w:tr xmlns:wp14="http://schemas.microsoft.com/office/word/2010/wordml" wp14:textId="77777777">
         <w:tblPrEx>
           <w:tblBorders/>
           <w:tblCellMar>
@@ -478,21 +585,22 @@
           </w:tblCellMar>
         </w:tblPrEx>
         <w:trPr>
-          <w:trHeight w:hRule="atLeast" w:val="370"/>
+          <w:trHeight w:val="370" w:hRule="atLeast"/>
         </w:trPr>
         <w:tc>
           <w:tcPr>
             <w:tcW w:w="4809" w:type="dxa"/>
             <w:tcBorders>
-              <w:top w:val="single" w:color="FFFFFF" w:sz="8" w:space="0"/>
-              <w:left w:val="single" w:color="FFFFFF" w:sz="8" w:space="0"/>
-              <w:bottom w:val="single" w:color="FFFFFF" w:sz="8" w:space="0"/>
-              <w:right w:val="single" w:color="FFFFFF" w:sz="8" w:space="0"/>
+              <w:top w:val="single" w:color="FFFFFF" w:themeColor="background1" w:sz="8" w:space="0"/>
+              <w:left w:val="single" w:color="FFFFFF" w:themeColor="background1" w:sz="8" w:space="0"/>
+              <w:bottom w:val="single" w:color="FFFFFF" w:themeColor="background1" w:sz="8" w:space="0"/>
+              <w:right w:val="single" w:color="FFFFFF" w:themeColor="background1" w:sz="8" w:space="0"/>
             </w:tcBorders>
-            <w:shd w:fill="auto" w:color="auto" w:val="clear"/>
+            <w:shd w:val="clear" w:color="auto" w:fill="auto"/>
+            <w:tcMar/>
             <w:vAlign w:val="top"/>
           </w:tcPr>
-          <w:p>
+          <w:p wp14:textId="77777777">
             <w:pPr>
               <w:pBdr/>
               <w:pStyle w:val="normal1"/>
@@ -500,7 +608,7 @@
               <w:ind/>
               <w:jc w:val="left"/>
               <w:rPr>
-                <w:rFonts w:ascii="Open Sans" w:eastAsia="Open Sans" w:hAnsi="Open Sans" w:cs="Open Sans"/>
+                <w:rFonts w:ascii="Open Sans" w:hAnsi="Open Sans" w:eastAsia="Open Sans" w:cs="Open Sans"/>
                 <w:color w:val="070707"/>
                 <w:sz w:val="17"/>
                 <w:szCs w:val="17"/>
@@ -511,159 +619,457 @@
         <w:tc>
           <w:tcPr>
             <w:tcW w:w="5226" w:type="dxa"/>
+            <w:gridSpan w:val="2"/>
             <w:tcBorders>
-              <w:top w:val="single" w:color="FFFFFF" w:sz="8" w:space="0"/>
-              <w:left w:val="single" w:color="FFFFFF" w:sz="8" w:space="0"/>
-              <w:bottom w:val="single" w:color="FFFFFF" w:sz="8" w:space="0"/>
-              <w:right w:val="single" w:color="FFFFFF" w:sz="8" w:space="0"/>
+              <w:top w:val="single" w:color="FFFFFF" w:themeColor="background1" w:sz="8" w:space="0"/>
+              <w:left w:val="single" w:color="FFFFFF" w:themeColor="background1" w:sz="8" w:space="0"/>
+              <w:bottom w:val="single" w:color="FFFFFF" w:themeColor="background1" w:sz="8" w:space="0"/>
+              <w:right w:val="single" w:color="FFFFFF" w:themeColor="background1" w:sz="8" w:space="0"/>
             </w:tcBorders>
-            <w:shd w:fill="auto" w:color="auto" w:val="clear"/>
+            <w:shd w:val="clear" w:color="auto" w:fill="auto"/>
+            <w:tcMar/>
             <w:vAlign w:val="top"/>
             <w:gridSpan w:val="2"/>
           </w:tcPr>
-          <w:p>
+          <w:p wp14:textId="77777777">
             <w:pPr>
-              <w:pBdr/>
-              <w:pStyle w:val="normal1"/>
               <w:spacing w:before="0" w:after="0"/>
               <w:ind w:right="127"/>
               <w:jc w:val="left"/>
               <w:rPr>
-                <w:rFonts w:ascii="Open Sans" w:eastAsia="Open Sans" w:hAnsi="Open Sans" w:cs="Open Sans"/>
+                <w:rFonts w:ascii="Open Sans" w:hAnsi="Open Sans" w:eastAsia="Open Sans" w:cs="Open Sans"/>
                 <w:color w:val="070707"/>
                 <w:sz w:val="17"/>
                 <w:szCs w:val="17"/>
+                <w:lang w:val="en-US"/>
               </w:rPr>
             </w:pPr>
             <w:r>
               <w:rPr>
-                <w:rFonts w:ascii="Open Sans" w:eastAsia="Open Sans" w:hAnsi="Open Sans" w:cs="Open Sans"/>
-                <w:b/>
+                <w:rFonts w:ascii="Open Sans" w:hAnsi="Open Sans" w:eastAsia="Open Sans" w:cs="Open Sans"/>
+                <w:b w:val="1"/>
+                <w:bCs w:val="1"/>
                 <w:color w:val="1F1F1F"/>
                 <w:sz w:val="21"/>
                 <w:szCs w:val="21"/>
-              </w:rPr>
-              <w:t xml:space="preserve">Referenz</w:t>
-            </w:r>
-            <w:r>
-              <w:rPr>
-                <w:rFonts w:ascii="Open Sans" w:eastAsia="Open Sans" w:hAnsi="Open Sans" w:cs="Open Sans"/>
-                <w:b/>
-                <w:color w:val="1F1F1F"/>
-                <w:sz w:val="21"/>
-                <w:szCs w:val="21"/>
-              </w:rPr>
+                <w:lang w:val="en-US"/>
+              </w:rPr>
+              <w:t>Referenz</w:t>
+            </w:r>
+            <w:r>
               <w:br/>
             </w:r>
             <w:r>
               <w:rPr>
-                <w:rFonts w:ascii="Open Sans" w:eastAsia="Open Sans" w:hAnsi="Open Sans" w:cs="Open Sans"/>
+                <w:rFonts w:ascii="Open Sans" w:hAnsi="Open Sans" w:eastAsia="Open Sans" w:cs="Open Sans"/>
                 <w:sz w:val="22"/>
                 <w:szCs w:val="22"/>
-              </w:rPr>
-              <w:t xml:space="preserve">{Kundennummer}</w:t>
+                <w:lang w:val="en-US"/>
+              </w:rPr>
+              <w:t>{</w:t>
+            </w:r>
+            <w:r>
+              <w:rPr>
+                <w:rFonts w:ascii="Open Sans" w:hAnsi="Open Sans" w:eastAsia="Open Sans" w:cs="Open Sans"/>
+                <w:sz w:val="22"/>
+                <w:szCs w:val="22"/>
+                <w:lang w:val="en-US"/>
+              </w:rPr>
+              <w:t>Kundennummer</w:t>
+            </w:r>
+            <w:r>
+              <w:rPr>
+                <w:rFonts w:ascii="Open Sans" w:hAnsi="Open Sans" w:eastAsia="Open Sans" w:cs="Open Sans"/>
+                <w:sz w:val="22"/>
+                <w:szCs w:val="22"/>
+                <w:lang w:val="en-US"/>
+              </w:rPr>
+              <w:t>}</w:t>
             </w:r>
           </w:p>
         </w:tc>
       </w:tr>
     </w:tbl>
-    <w:p>
+    <w:p xmlns:wp14="http://schemas.microsoft.com/office/word/2010/wordml" wp14:textId="77777777">
       <w:pPr>
         <w:pBdr/>
         <w:pStyle w:val="normal1"/>
         <w:spacing/>
         <w:ind/>
         <w:rPr>
-          <w:rFonts w:ascii="Open Sans" w:eastAsia="Open Sans" w:hAnsi="Open Sans" w:cs="Open Sans"/>
+          <w:rFonts w:ascii="Open Sans" w:hAnsi="Open Sans" w:eastAsia="Open Sans" w:cs="Open Sans"/>
           <w:color w:val="000000"/>
         </w:rPr>
       </w:pPr>
     </w:p>
-    <w:p>
+    <w:p xmlns:wp14="http://schemas.microsoft.com/office/word/2010/wordml" wp14:textId="77777777">
       <w:pPr>
-        <w:pBdr/>
-        <w:pStyle w:val="normal1"/>
         <w:spacing w:before="156" w:after="0"/>
         <w:ind/>
         <w:rPr>
-          <w:rFonts w:ascii="arial" w:eastAsia="arial" w:hAnsi="arial" w:cs="arial"/>
-          <w:b/>
+          <w:rFonts w:ascii="arial" w:hAnsi="arial" w:eastAsia="arial" w:cs="arial"/>
+          <w:b w:val="1"/>
+          <w:bCs w:val="1"/>
           <w:color w:val="000000"/>
           <w:sz w:val="24"/>
           <w:szCs w:val="24"/>
+          <w:lang w:val="en-US"/>
         </w:rPr>
       </w:pPr>
       <w:r>
         <w:rPr>
-          <w:rFonts w:ascii="arial" w:eastAsia="arial" w:hAnsi="arial" w:cs="arial"/>
-          <w:b/>
-          <w:color w:val="000000"/>
+          <w:rFonts w:ascii="arial" w:hAnsi="arial" w:eastAsia="arial" w:cs="arial"/>
+          <w:b w:val="1"/>
+          <w:bCs w:val="1"/>
+          <w:color w:val="000000" w:themeColor="text1" w:themeTint="FF" w:themeShade="FF"/>
           <w:sz w:val="24"/>
           <w:szCs w:val="24"/>
-        </w:rPr>
-        <w:t xml:space="preserve">  Ihr Angebot {Angebotsnummer}</w:t>
+          <w:lang w:val="en-US"/>
+        </w:rPr>
+        <w:t xml:space="preserve">  </w:t>
+      </w:r>
+      <w:r>
+        <w:rPr>
+          <w:rFonts w:ascii="arial" w:hAnsi="arial" w:eastAsia="arial" w:cs="arial"/>
+          <w:b w:val="1"/>
+          <w:bCs w:val="1"/>
+          <w:color w:val="000000" w:themeColor="text1" w:themeTint="FF" w:themeShade="FF"/>
+          <w:sz w:val="24"/>
+          <w:szCs w:val="24"/>
+          <w:lang w:val="en-US"/>
+        </w:rPr>
+        <w:t>Ihr</w:t>
+      </w:r>
+      <w:r>
+        <w:rPr>
+          <w:rFonts w:ascii="arial" w:hAnsi="arial" w:eastAsia="arial" w:cs="arial"/>
+          <w:b w:val="1"/>
+          <w:bCs w:val="1"/>
+          <w:color w:val="000000" w:themeColor="text1" w:themeTint="FF" w:themeShade="FF"/>
+          <w:sz w:val="24"/>
+          <w:szCs w:val="24"/>
+          <w:lang w:val="en-US"/>
+        </w:rPr>
+        <w:t xml:space="preserve"> </w:t>
+      </w:r>
+      <w:r>
+        <w:rPr>
+          <w:rFonts w:ascii="arial" w:hAnsi="arial" w:eastAsia="arial" w:cs="arial"/>
+          <w:b w:val="1"/>
+          <w:bCs w:val="1"/>
+          <w:color w:val="000000" w:themeColor="text1" w:themeTint="FF" w:themeShade="FF"/>
+          <w:sz w:val="24"/>
+          <w:szCs w:val="24"/>
+          <w:lang w:val="en-US"/>
+        </w:rPr>
+        <w:t>Angebot</w:t>
+      </w:r>
+      <w:r>
+        <w:rPr>
+          <w:rFonts w:ascii="arial" w:hAnsi="arial" w:eastAsia="arial" w:cs="arial"/>
+          <w:b w:val="1"/>
+          <w:bCs w:val="1"/>
+          <w:color w:val="000000" w:themeColor="text1" w:themeTint="FF" w:themeShade="FF"/>
+          <w:sz w:val="24"/>
+          <w:szCs w:val="24"/>
+          <w:lang w:val="en-US"/>
+        </w:rPr>
+        <w:t xml:space="preserve"> {</w:t>
+      </w:r>
+      <w:r>
+        <w:rPr>
+          <w:rFonts w:ascii="arial" w:hAnsi="arial" w:eastAsia="arial" w:cs="arial"/>
+          <w:b w:val="1"/>
+          <w:bCs w:val="1"/>
+          <w:color w:val="000000" w:themeColor="text1" w:themeTint="FF" w:themeShade="FF"/>
+          <w:sz w:val="24"/>
+          <w:szCs w:val="24"/>
+          <w:lang w:val="en-US"/>
+        </w:rPr>
+        <w:t>Angebotsnummer</w:t>
+      </w:r>
+      <w:r>
+        <w:rPr>
+          <w:rFonts w:ascii="arial" w:hAnsi="arial" w:eastAsia="arial" w:cs="arial"/>
+          <w:b w:val="1"/>
+          <w:bCs w:val="1"/>
+          <w:color w:val="000000" w:themeColor="text1" w:themeTint="FF" w:themeShade="FF"/>
+          <w:sz w:val="24"/>
+          <w:szCs w:val="24"/>
+          <w:lang w:val="en-US"/>
+        </w:rPr>
+        <w:t>}</w:t>
       </w:r>
     </w:p>
-    <w:p>
+    <w:p xmlns:wp14="http://schemas.microsoft.com/office/word/2010/wordml" wp14:textId="77777777">
       <w:pPr>
-        <w:pBdr/>
-        <w:pStyle w:val="normal1"/>
         <w:spacing w:before="156" w:after="0"/>
         <w:ind/>
         <w:rPr>
-          <w:rFonts w:ascii="Open Sans" w:eastAsia="Open Sans" w:hAnsi="Open Sans" w:cs="Open Sans"/>
+          <w:rFonts w:ascii="Open Sans" w:hAnsi="Open Sans" w:eastAsia="Open Sans" w:cs="Open Sans"/>
           <w:color w:val="000000"/>
+          <w:lang w:val="en-US"/>
         </w:rPr>
       </w:pPr>
       <w:r>
         <w:rPr>
-          <w:rFonts w:ascii="Open Sans" w:eastAsia="Open Sans" w:hAnsi="Open Sans" w:cs="Open Sans"/>
-          <w:color w:val="000000"/>
-        </w:rPr>
-        <w:t xml:space="preserve">  {Greeting} {Nachname},</w:t>
-      </w:r>
-      <w:r>
-        <w:rPr>
-          <w:rFonts w:ascii="Open Sans" w:eastAsia="Open Sans" w:hAnsi="Open Sans" w:cs="Open Sans"/>
-          <w:color w:val="000000"/>
-        </w:rPr>
+          <w:rFonts w:ascii="Open Sans" w:hAnsi="Open Sans" w:eastAsia="Open Sans" w:cs="Open Sans"/>
+          <w:color w:val="000000" w:themeColor="text1" w:themeTint="FF" w:themeShade="FF"/>
+          <w:lang w:val="en-US"/>
+        </w:rPr>
+        <w:t xml:space="preserve">  {Greeting} {</w:t>
+      </w:r>
+      <w:r>
+        <w:rPr>
+          <w:rFonts w:ascii="Open Sans" w:hAnsi="Open Sans" w:eastAsia="Open Sans" w:cs="Open Sans"/>
+          <w:color w:val="000000" w:themeColor="text1" w:themeTint="FF" w:themeShade="FF"/>
+          <w:lang w:val="en-US"/>
+        </w:rPr>
+        <w:t>Nachname</w:t>
+      </w:r>
+      <w:r>
+        <w:rPr>
+          <w:rFonts w:ascii="Open Sans" w:hAnsi="Open Sans" w:eastAsia="Open Sans" w:cs="Open Sans"/>
+          <w:color w:val="000000" w:themeColor="text1" w:themeTint="FF" w:themeShade="FF"/>
+          <w:lang w:val="en-US"/>
+        </w:rPr>
+        <w:t>},</w:t>
+      </w:r>
+      <w:r>
         <w:br/>
       </w:r>
     </w:p>
-    <w:p>
+    <w:p xmlns:wp14="http://schemas.microsoft.com/office/word/2010/wordml" wp14:textId="77777777">
       <w:pPr>
-        <w:pBdr/>
-        <w:pStyle w:val="normal1"/>
         <w:spacing w:before="1" w:after="0"/>
         <w:ind w:left="125" w:right="-89" w:hanging="5"/>
         <w:rPr>
-          <w:rFonts w:ascii="Open Sans" w:eastAsia="Open Sans" w:hAnsi="Open Sans" w:cs="Open Sans"/>
+          <w:rFonts w:ascii="Open Sans" w:hAnsi="Open Sans" w:eastAsia="Open Sans" w:cs="Open Sans"/>
           <w:color w:val="000000"/>
+          <w:lang w:val="en-US"/>
         </w:rPr>
       </w:pPr>
       <w:r>
         <w:rPr>
-          <w:rFonts w:ascii="Open Sans" w:eastAsia="Open Sans" w:hAnsi="Open Sans" w:cs="Open Sans"/>
+          <w:rFonts w:ascii="Open Sans" w:hAnsi="Open Sans" w:eastAsia="Open Sans" w:cs="Open Sans"/>
           <w:color w:val="070707"/>
-        </w:rPr>
-        <w:t xml:space="preserve">vielen Dank für Ihre Anfrage und Ihr damit verbundenes Interesse. </w:t>
-      </w:r>
-      <w:r>
-        <w:rPr>
-          <w:rFonts w:ascii="Open Sans" w:eastAsia="Open Sans" w:hAnsi="Open Sans" w:cs="Open Sans"/>
+          <w:lang w:val="en-US"/>
+        </w:rPr>
+        <w:t>vielen</w:t>
+      </w:r>
+      <w:r>
+        <w:rPr>
+          <w:rFonts w:ascii="Open Sans" w:hAnsi="Open Sans" w:eastAsia="Open Sans" w:cs="Open Sans"/>
           <w:color w:val="070707"/>
-        </w:rPr>
+          <w:lang w:val="en-US"/>
+        </w:rPr>
+        <w:t xml:space="preserve"> Dank für </w:t>
+      </w:r>
+      <w:r>
+        <w:rPr>
+          <w:rFonts w:ascii="Open Sans" w:hAnsi="Open Sans" w:eastAsia="Open Sans" w:cs="Open Sans"/>
+          <w:color w:val="070707"/>
+          <w:lang w:val="en-US"/>
+        </w:rPr>
+        <w:t>Ihre</w:t>
+      </w:r>
+      <w:r>
+        <w:rPr>
+          <w:rFonts w:ascii="Open Sans" w:hAnsi="Open Sans" w:eastAsia="Open Sans" w:cs="Open Sans"/>
+          <w:color w:val="070707"/>
+          <w:lang w:val="en-US"/>
+        </w:rPr>
+        <w:t xml:space="preserve"> </w:t>
+      </w:r>
+      <w:r>
+        <w:rPr>
+          <w:rFonts w:ascii="Open Sans" w:hAnsi="Open Sans" w:eastAsia="Open Sans" w:cs="Open Sans"/>
+          <w:color w:val="070707"/>
+          <w:lang w:val="en-US"/>
+        </w:rPr>
+        <w:t>Anfrage</w:t>
+      </w:r>
+      <w:r>
+        <w:rPr>
+          <w:rFonts w:ascii="Open Sans" w:hAnsi="Open Sans" w:eastAsia="Open Sans" w:cs="Open Sans"/>
+          <w:color w:val="070707"/>
+          <w:lang w:val="en-US"/>
+        </w:rPr>
+        <w:t xml:space="preserve"> und </w:t>
+      </w:r>
+      <w:r>
+        <w:rPr>
+          <w:rFonts w:ascii="Open Sans" w:hAnsi="Open Sans" w:eastAsia="Open Sans" w:cs="Open Sans"/>
+          <w:color w:val="070707"/>
+          <w:lang w:val="en-US"/>
+        </w:rPr>
+        <w:t>Ihr</w:t>
+      </w:r>
+      <w:r>
+        <w:rPr>
+          <w:rFonts w:ascii="Open Sans" w:hAnsi="Open Sans" w:eastAsia="Open Sans" w:cs="Open Sans"/>
+          <w:color w:val="070707"/>
+          <w:lang w:val="en-US"/>
+        </w:rPr>
+        <w:t xml:space="preserve"> </w:t>
+      </w:r>
+      <w:r>
+        <w:rPr>
+          <w:rFonts w:ascii="Open Sans" w:hAnsi="Open Sans" w:eastAsia="Open Sans" w:cs="Open Sans"/>
+          <w:color w:val="070707"/>
+          <w:lang w:val="en-US"/>
+        </w:rPr>
+        <w:t>damit</w:t>
+      </w:r>
+      <w:r>
+        <w:rPr>
+          <w:rFonts w:ascii="Open Sans" w:hAnsi="Open Sans" w:eastAsia="Open Sans" w:cs="Open Sans"/>
+          <w:color w:val="070707"/>
+          <w:lang w:val="en-US"/>
+        </w:rPr>
+        <w:t xml:space="preserve"> </w:t>
+      </w:r>
+      <w:r>
+        <w:rPr>
+          <w:rFonts w:ascii="Open Sans" w:hAnsi="Open Sans" w:eastAsia="Open Sans" w:cs="Open Sans"/>
+          <w:color w:val="070707"/>
+          <w:lang w:val="en-US"/>
+        </w:rPr>
+        <w:t>verbundenes</w:t>
+      </w:r>
+      <w:r>
+        <w:rPr>
+          <w:rFonts w:ascii="Open Sans" w:hAnsi="Open Sans" w:eastAsia="Open Sans" w:cs="Open Sans"/>
+          <w:color w:val="070707"/>
+          <w:lang w:val="en-US"/>
+        </w:rPr>
+        <w:t xml:space="preserve"> Interesse. </w:t>
+      </w:r>
+      <w:r>
         <w:br/>
       </w:r>
       <w:r>
         <w:rPr>
-          <w:rFonts w:ascii="Open Sans" w:eastAsia="Open Sans" w:hAnsi="Open Sans" w:cs="Open Sans"/>
+          <w:rFonts w:ascii="Open Sans" w:hAnsi="Open Sans" w:eastAsia="Open Sans" w:cs="Open Sans"/>
           <w:color w:val="070707"/>
-        </w:rPr>
-        <w:t xml:space="preserve">Wir freuen uns, Ihnen folgendes Angebot unterbreiten zu können.</w:t>
+          <w:lang w:val="en-US"/>
+        </w:rPr>
+        <w:t xml:space="preserve">Wir </w:t>
+      </w:r>
+      <w:r>
+        <w:rPr>
+          <w:rFonts w:ascii="Open Sans" w:hAnsi="Open Sans" w:eastAsia="Open Sans" w:cs="Open Sans"/>
+          <w:color w:val="070707"/>
+          <w:lang w:val="en-US"/>
+        </w:rPr>
+        <w:t>freuen</w:t>
+      </w:r>
+      <w:r>
+        <w:rPr>
+          <w:rFonts w:ascii="Open Sans" w:hAnsi="Open Sans" w:eastAsia="Open Sans" w:cs="Open Sans"/>
+          <w:color w:val="070707"/>
+          <w:lang w:val="en-US"/>
+        </w:rPr>
+        <w:t xml:space="preserve"> </w:t>
+      </w:r>
+      <w:r>
+        <w:rPr>
+          <w:rFonts w:ascii="Open Sans" w:hAnsi="Open Sans" w:eastAsia="Open Sans" w:cs="Open Sans"/>
+          <w:color w:val="070707"/>
+          <w:lang w:val="en-US"/>
+        </w:rPr>
+        <w:t>uns</w:t>
+      </w:r>
+      <w:r>
+        <w:rPr>
+          <w:rFonts w:ascii="Open Sans" w:hAnsi="Open Sans" w:eastAsia="Open Sans" w:cs="Open Sans"/>
+          <w:color w:val="070707"/>
+          <w:lang w:val="en-US"/>
+        </w:rPr>
+        <w:t xml:space="preserve">, Ihnen </w:t>
+      </w:r>
+      <w:r>
+        <w:rPr>
+          <w:rFonts w:ascii="Open Sans" w:hAnsi="Open Sans" w:eastAsia="Open Sans" w:cs="Open Sans"/>
+          <w:color w:val="070707"/>
+          <w:lang w:val="en-US"/>
+        </w:rPr>
+        <w:t>folgendes</w:t>
+      </w:r>
+      <w:r>
+        <w:rPr>
+          <w:rFonts w:ascii="Open Sans" w:hAnsi="Open Sans" w:eastAsia="Open Sans" w:cs="Open Sans"/>
+          <w:color w:val="070707"/>
+          <w:lang w:val="en-US"/>
+        </w:rPr>
+        <w:t xml:space="preserve"> </w:t>
+      </w:r>
+      <w:r>
+        <w:rPr>
+          <w:rFonts w:ascii="Open Sans" w:hAnsi="Open Sans" w:eastAsia="Open Sans" w:cs="Open Sans"/>
+          <w:color w:val="070707"/>
+          <w:lang w:val="en-US"/>
+        </w:rPr>
+        <w:t>Angebot</w:t>
+      </w:r>
+      <w:r>
+        <w:rPr>
+          <w:rFonts w:ascii="Open Sans" w:hAnsi="Open Sans" w:eastAsia="Open Sans" w:cs="Open Sans"/>
+          <w:color w:val="070707"/>
+          <w:lang w:val="en-US"/>
+        </w:rPr>
+        <w:t xml:space="preserve"> </w:t>
+      </w:r>
+      <w:r>
+        <w:rPr>
+          <w:rFonts w:ascii="Open Sans" w:hAnsi="Open Sans" w:eastAsia="Open Sans" w:cs="Open Sans"/>
+          <w:color w:val="070707"/>
+          <w:lang w:val="en-US"/>
+        </w:rPr>
+        <w:t>unterbreiten</w:t>
+      </w:r>
+      <w:r>
+        <w:rPr>
+          <w:rFonts w:ascii="Open Sans" w:hAnsi="Open Sans" w:eastAsia="Open Sans" w:cs="Open Sans"/>
+          <w:color w:val="070707"/>
+          <w:lang w:val="en-US"/>
+        </w:rPr>
+        <w:t xml:space="preserve"> </w:t>
+      </w:r>
+      <w:r>
+        <w:rPr>
+          <w:rFonts w:ascii="Open Sans" w:hAnsi="Open Sans" w:eastAsia="Open Sans" w:cs="Open Sans"/>
+          <w:color w:val="070707"/>
+          <w:lang w:val="en-US"/>
+        </w:rPr>
+        <w:t>zu</w:t>
+      </w:r>
+      <w:r>
+        <w:rPr>
+          <w:rFonts w:ascii="Open Sans" w:hAnsi="Open Sans" w:eastAsia="Open Sans" w:cs="Open Sans"/>
+          <w:color w:val="070707"/>
+          <w:lang w:val="en-US"/>
+        </w:rPr>
+        <w:t xml:space="preserve"> </w:t>
+      </w:r>
+      <w:r>
+        <w:rPr>
+          <w:rFonts w:ascii="Open Sans" w:hAnsi="Open Sans" w:eastAsia="Open Sans" w:cs="Open Sans"/>
+          <w:color w:val="070707"/>
+          <w:lang w:val="en-US"/>
+        </w:rPr>
+        <w:t>können</w:t>
+      </w:r>
+      <w:r>
+        <w:rPr>
+          <w:rFonts w:ascii="Open Sans" w:hAnsi="Open Sans" w:eastAsia="Open Sans" w:cs="Open Sans"/>
+          <w:color w:val="070707"/>
+          <w:lang w:val="en-US"/>
+        </w:rPr>
+        <w:t>.</w:t>
       </w:r>
     </w:p>
-    <w:p>
+    <w:p xmlns:wp14="http://schemas.microsoft.com/office/word/2010/wordml" wp14:textId="77777777">
       <w:pPr>
         <w:pBdr/>
         <w:pStyle w:val="normal1"/>
@@ -675,7 +1081,7 @@
           <w:tab w:val="left" w:pos="1416.0000610351562"/>
         </w:tabs>
         <w:rPr>
-          <w:rFonts w:ascii="Open Sans" w:eastAsia="Open Sans" w:hAnsi="Open Sans" w:cs="Open Sans"/>
+          <w:rFonts w:ascii="Open Sans" w:hAnsi="Open Sans" w:eastAsia="Open Sans" w:cs="Open Sans"/>
           <w:color w:val="070707"/>
           <w:sz w:val="20"/>
           <w:szCs w:val="20"/>
@@ -685,7 +1091,7 @@
     <w:tbl>
       <w:tblPr>
         <w:tblStyle w:val="TableNormal"/>
-        <w:tblW w:w="10035" w:type="dxa"/>
+        <w:tblW w:w="9945" w:type="dxa"/>
         <w:jc w:val="left"/>
         <w:tblInd w:w="1" w:type="dxa"/>
         <w:tblCellMar>
@@ -695,17 +1101,17 @@
           <w:right w:w="0" w:type="dxa"/>
         </w:tblCellMar>
         <w:tblBorders/>
-        <w:shd w:fill="auto" w:color="auto"/>
+        <w:shd w:color="auto" w:fill="auto"/>
         <w:tblLayout w:type="fixed"/>
       </w:tblPr>
       <w:tblGrid>
-        <w:gridCol w:w="428"/>
-        <w:gridCol w:w="789"/>
-        <w:gridCol w:w="6331"/>
-        <w:gridCol w:w="1415"/>
-        <w:gridCol w:w="1072"/>
+        <w:gridCol w:w="510"/>
+        <w:gridCol w:w="885"/>
+        <w:gridCol w:w="5865"/>
+        <w:gridCol w:w="1440"/>
+        <w:gridCol w:w="1245"/>
       </w:tblGrid>
-      <w:tr>
+      <w:tr xmlns:wp14="http://schemas.microsoft.com/office/word/2010/wordml" wp14:textId="77777777">
         <w:tblPrEx>
           <w:tblBorders/>
           <w:tblCellMar>
@@ -716,16 +1122,17 @@
           </w:tblCellMar>
         </w:tblPrEx>
         <w:trPr>
-          <w:trHeight w:hRule="atLeast" w:val="1"/>
+          <w:trHeight w:val="1" w:hRule="atLeast"/>
         </w:trPr>
         <w:tc>
           <w:tcPr>
-            <w:tcW w:w="428" w:type="dxa"/>
+            <w:tcW w:w="510" w:type="dxa"/>
             <w:tcBorders/>
-            <w:shd w:fill="CCCCCC" w:color="auto" w:val="clear"/>
+            <w:shd w:val="clear" w:color="auto" w:fill="CCCCCC"/>
+            <w:tcMar/>
             <w:vAlign w:val="top"/>
           </w:tcPr>
-          <w:p>
+          <w:p wp14:textId="77777777">
             <w:pPr>
               <w:pBdr/>
               <w:pStyle w:val="normal1"/>
@@ -733,14 +1140,14 @@
               <w:ind/>
               <w:jc w:val="center"/>
               <w:rPr>
-                <w:rFonts w:ascii="Calibri" w:eastAsia="Calibri" w:hAnsi="Calibri" w:cs="Calibri"/>
+                <w:rFonts w:ascii="Calibri" w:hAnsi="Calibri" w:eastAsia="Calibri" w:cs="Calibri"/>
                 <w:sz w:val="22"/>
                 <w:szCs w:val="22"/>
               </w:rPr>
             </w:pPr>
             <w:r>
               <w:rPr>
-                <w:rFonts w:ascii="Open Sans" w:eastAsia="Open Sans" w:hAnsi="Open Sans" w:cs="Open Sans"/>
+                <w:rFonts w:ascii="Open Sans" w:hAnsi="Open Sans" w:eastAsia="Open Sans" w:cs="Open Sans"/>
                 <w:color w:val="070707"/>
                 <w:sz w:val="22"/>
                 <w:szCs w:val="22"/>
@@ -751,12 +1158,13 @@
         </w:tc>
         <w:tc>
           <w:tcPr>
-            <w:tcW w:w="789" w:type="dxa"/>
+            <w:tcW w:w="885" w:type="dxa"/>
             <w:tcBorders/>
-            <w:shd w:fill="CCCCCC" w:color="auto" w:val="clear"/>
+            <w:shd w:val="clear" w:color="auto" w:fill="CCCCCC"/>
+            <w:tcMar/>
             <w:vAlign w:val="top"/>
           </w:tcPr>
-          <w:p>
+          <w:p wp14:textId="77777777">
             <w:pPr>
               <w:pBdr/>
               <w:pStyle w:val="normal1"/>
@@ -764,14 +1172,14 @@
               <w:ind/>
               <w:jc w:val="center"/>
               <w:rPr>
-                <w:rFonts w:ascii="Calibri" w:eastAsia="Calibri" w:hAnsi="Calibri" w:cs="Calibri"/>
+                <w:rFonts w:ascii="Calibri" w:hAnsi="Calibri" w:eastAsia="Calibri" w:cs="Calibri"/>
                 <w:sz w:val="22"/>
                 <w:szCs w:val="22"/>
               </w:rPr>
             </w:pPr>
             <w:r>
               <w:rPr>
-                <w:rFonts w:ascii="Open Sans" w:eastAsia="Open Sans" w:hAnsi="Open Sans" w:cs="Open Sans"/>
+                <w:rFonts w:ascii="Open Sans" w:hAnsi="Open Sans" w:eastAsia="Open Sans" w:cs="Open Sans"/>
                 <w:color w:val="070707"/>
                 <w:sz w:val="22"/>
                 <w:szCs w:val="22"/>
@@ -782,12 +1190,13 @@
         </w:tc>
         <w:tc>
           <w:tcPr>
-            <w:tcW w:w="6332" w:type="dxa"/>
+            <w:tcW w:w="5865" w:type="dxa"/>
             <w:tcBorders/>
-            <w:shd w:fill="CCCCCC" w:color="auto" w:val="clear"/>
+            <w:shd w:val="clear" w:color="auto" w:fill="CCCCCC"/>
+            <w:tcMar/>
             <w:vAlign w:val="top"/>
           </w:tcPr>
-          <w:p>
+          <w:p wp14:textId="77777777">
             <w:pPr>
               <w:pBdr/>
               <w:pStyle w:val="normal1"/>
@@ -800,7 +1209,7 @@
             </w:pPr>
             <w:r>
               <w:rPr>
-                <w:rFonts w:ascii="Open Sans" w:eastAsia="Open Sans" w:hAnsi="Open Sans" w:cs="Open Sans"/>
+                <w:rFonts w:ascii="Open Sans" w:hAnsi="Open Sans" w:eastAsia="Open Sans" w:cs="Open Sans"/>
                 <w:color w:val="000000"/>
                 <w:sz w:val="22"/>
                 <w:szCs w:val="22"/>
@@ -811,64 +1220,66 @@
         </w:tc>
         <w:tc>
           <w:tcPr>
-            <w:tcW w:w="1415" w:type="dxa"/>
+            <w:tcW w:w="1440" w:type="dxa"/>
             <w:tcBorders/>
-            <w:shd w:fill="CCCCCC" w:color="auto" w:val="clear"/>
+            <w:shd w:val="clear" w:color="auto" w:fill="CCCCCC"/>
+            <w:tcMar/>
             <w:vAlign w:val="top"/>
           </w:tcPr>
-          <w:p>
+          <w:p wp14:textId="77777777">
             <w:pPr>
-              <w:pBdr/>
-              <w:pStyle w:val="normal1"/>
-              <w:spacing w:before="24" w:beforeAutospacing="false" w:after="24" w:afterAutospacing="false" w:line="240" w:lineRule="auto"/>
+              <w:spacing w:before="24" w:beforeAutospacing="off" w:after="24" w:afterAutospacing="off" w:line="240" w:lineRule="auto"/>
               <w:ind w:left="0" w:right="0"/>
               <w:jc w:val="center"/>
               <w:rPr>
                 <w:color w:val="000000"/>
+                <w:lang w:val="en-US"/>
               </w:rPr>
             </w:pPr>
             <w:r>
               <w:rPr>
-                <w:rFonts w:ascii="Open Sans" w:eastAsia="Open Sans" w:hAnsi="Open Sans" w:cs="Open Sans"/>
-                <w:color w:val="000000"/>
+                <w:rFonts w:ascii="Open Sans" w:hAnsi="Open Sans" w:eastAsia="Open Sans" w:cs="Open Sans"/>
+                <w:color w:val="000000" w:themeColor="text1" w:themeTint="FF" w:themeShade="FF"/>
                 <w:sz w:val="22"/>
                 <w:szCs w:val="22"/>
-              </w:rPr>
-              <w:t xml:space="preserve">Einheitspreis</w:t>
+                <w:lang w:val="en-US"/>
+              </w:rPr>
+              <w:t>Einheitspreis</w:t>
             </w:r>
           </w:p>
         </w:tc>
         <w:tc>
           <w:tcPr>
-            <w:tcW w:w="1072" w:type="dxa"/>
+            <w:tcW w:w="1245" w:type="dxa"/>
             <w:tcBorders/>
-            <w:shd w:fill="CCCCCC" w:color="auto" w:val="clear"/>
+            <w:shd w:val="clear" w:color="auto" w:fill="CCCCCC"/>
+            <w:tcMar/>
             <w:vAlign w:val="top"/>
           </w:tcPr>
-          <w:p>
+          <w:p wp14:textId="77777777">
             <w:pPr>
-              <w:pBdr/>
-              <w:pStyle w:val="normal1"/>
-              <w:spacing w:before="24" w:beforeAutospacing="false" w:after="24" w:afterAutospacing="false" w:line="240" w:lineRule="auto"/>
+              <w:spacing w:before="24" w:beforeAutospacing="off" w:after="24" w:afterAutospacing="off" w:line="240" w:lineRule="auto"/>
               <w:ind w:left="0" w:right="0"/>
               <w:jc w:val="center"/>
               <w:rPr>
                 <w:color w:val="000000"/>
+                <w:lang w:val="en-US"/>
               </w:rPr>
             </w:pPr>
             <w:r>
               <w:rPr>
-                <w:rFonts w:ascii="Open Sans" w:eastAsia="Open Sans" w:hAnsi="Open Sans" w:cs="Open Sans"/>
-                <w:color w:val="000000"/>
+                <w:rFonts w:ascii="Open Sans" w:hAnsi="Open Sans" w:eastAsia="Open Sans" w:cs="Open Sans"/>
+                <w:color w:val="000000" w:themeColor="text1" w:themeTint="FF" w:themeShade="FF"/>
                 <w:sz w:val="22"/>
                 <w:szCs w:val="22"/>
-              </w:rPr>
-              <w:t xml:space="preserve">Gesamt</w:t>
+                <w:lang w:val="en-US"/>
+              </w:rPr>
+              <w:t>Gesamt</w:t>
             </w:r>
           </w:p>
         </w:tc>
       </w:tr>
-      <w:tr>
+      <w:tr xmlns:wp14="http://schemas.microsoft.com/office/word/2010/wordml" wp14:textId="77777777">
         <w:tblPrEx>
           <w:tblBorders/>
           <w:tblCellMar>
@@ -879,11 +1290,11 @@
           </w:tblCellMar>
         </w:tblPrEx>
         <w:trPr>
-          <w:trHeight w:hRule="atLeast" w:val="315"/>
+          <w:trHeight w:val="315" w:hRule="atLeast"/>
         </w:trPr>
         <w:tc>
           <w:tcPr>
-            <w:tcW w:w="428" w:type="dxa"/>
+            <w:tcW w:w="510" w:type="dxa"/>
             <w:tcMar>
               <w:top w:w="0" w:type="dxa"/>
               <w:left w:w="0" w:type="dxa"/>
@@ -896,10 +1307,10 @@
               <w:bottom w:val="nil"/>
               <w:right w:val="nil"/>
             </w:tcBorders>
-            <w:shd w:fill="FFFFFF" w:color="auto" w:val="clear"/>
+            <w:shd w:val="clear" w:color="auto" w:fill="FFFFFF"/>
             <w:vAlign w:val="top"/>
           </w:tcPr>
-          <w:p>
+          <w:p wp14:textId="77777777">
             <w:pPr>
               <w:pBdr/>
               <w:pStyle w:val="normal1"/>
@@ -907,14 +1318,14 @@
               <w:ind w:right="0"/>
               <w:jc w:val="center"/>
               <w:rPr>
-                <w:rFonts w:ascii="Calibri" w:eastAsia="Calibri" w:hAnsi="Calibri" w:cs="Calibri"/>
+                <w:rFonts w:ascii="Calibri" w:hAnsi="Calibri" w:eastAsia="Calibri" w:cs="Calibri"/>
                 <w:sz w:val="18"/>
                 <w:szCs w:val="22"/>
               </w:rPr>
             </w:pPr>
             <w:r>
               <w:rPr>
-                <w:rFonts w:ascii="Open Sans" w:eastAsia="Open Sans" w:hAnsi="Open Sans" w:cs="Open Sans"/>
+                <w:rFonts w:ascii="Open Sans" w:hAnsi="Open Sans" w:eastAsia="Open Sans" w:cs="Open Sans"/>
                 <w:color w:val="070707"/>
                 <w:sz w:val="18"/>
                 <w:szCs w:val="20"/>
@@ -925,7 +1336,7 @@
         </w:tc>
         <w:tc>
           <w:tcPr>
-            <w:tcW w:w="789" w:type="dxa"/>
+            <w:tcW w:w="885" w:type="dxa"/>
             <w:tcMar>
               <w:top w:w="0" w:type="dxa"/>
               <w:left w:w="0" w:type="dxa"/>
@@ -938,36 +1349,46 @@
               <w:bottom w:val="nil"/>
               <w:right w:val="nil"/>
             </w:tcBorders>
-            <w:shd w:fill="FFFFFF" w:color="auto" w:val="clear"/>
+            <w:shd w:val="clear" w:color="auto" w:fill="FFFFFF"/>
             <w:vAlign w:val="top"/>
           </w:tcPr>
-          <w:p>
+          <w:p wp14:textId="77777777">
             <w:pPr>
-              <w:pBdr/>
-              <w:pStyle w:val="normal1"/>
-              <w:spacing w:before="40" w:beforeAutospacing="false" w:after="0" w:afterAutospacing="false" w:line="240" w:lineRule="auto"/>
+              <w:spacing w:before="40" w:beforeAutospacing="off" w:after="0" w:afterAutospacing="off" w:line="240" w:lineRule="auto"/>
               <w:ind w:right="0"/>
               <w:jc w:val="center"/>
               <w:rPr>
-                <w:rFonts w:ascii="Calibri" w:eastAsia="Calibri" w:hAnsi="Calibri" w:cs="Calibri"/>
+                <w:rFonts w:ascii="Calibri" w:hAnsi="Calibri" w:eastAsia="Calibri" w:cs="Calibri"/>
                 <w:sz w:val="18"/>
-                <w:szCs w:val="22"/>
+                <w:szCs w:val="18"/>
+                <w:lang w:val="en-US"/>
               </w:rPr>
             </w:pPr>
             <w:r>
               <w:rPr>
-                <w:rFonts w:ascii="Open Sans" w:eastAsia="Open Sans" w:hAnsi="Open Sans" w:cs="Open Sans"/>
+                <w:rFonts w:ascii="Open Sans" w:hAnsi="Open Sans" w:eastAsia="Open Sans" w:cs="Open Sans"/>
                 <w:color w:val="070707"/>
                 <w:sz w:val="18"/>
-                <w:szCs w:val="20"/>
-              </w:rPr>
-              <w:t xml:space="preserve">1 Stk</w:t>
+                <w:szCs w:val="18"/>
+                <w:lang w:val="en-US"/>
+              </w:rPr>
+              <w:t xml:space="preserve">1 </w:t>
+            </w:r>
+            <w:r>
+              <w:rPr>
+                <w:rFonts w:ascii="Open Sans" w:hAnsi="Open Sans" w:eastAsia="Open Sans" w:cs="Open Sans"/>
+                <w:color w:val="070707"/>
+                <w:sz w:val="18"/>
+                <w:szCs w:val="18"/>
+                <w:lang w:val="en-US"/>
+              </w:rPr>
+              <w:t>Stk</w:t>
             </w:r>
           </w:p>
         </w:tc>
         <w:tc>
           <w:tcPr>
-            <w:tcW w:w="6332" w:type="dxa"/>
+            <w:tcW w:w="5865" w:type="dxa"/>
             <w:tcMar>
               <w:top w:w="0" w:type="dxa"/>
               <w:left w:w="0" w:type="dxa"/>
@@ -980,36 +1401,62 @@
               <w:bottom w:val="nil"/>
               <w:right w:val="nil"/>
             </w:tcBorders>
-            <w:shd w:fill="FFFFFF" w:color="auto" w:val="clear"/>
+            <w:shd w:val="clear" w:color="auto" w:fill="FFFFFF"/>
             <w:vAlign w:val="top"/>
           </w:tcPr>
-          <w:p>
+          <w:p wp14:textId="77777777">
             <w:pPr>
-              <w:pBdr/>
-              <w:pStyle w:val="normal1"/>
-              <w:spacing w:before="40" w:beforeAutospacing="false" w:after="0" w:afterAutospacing="false" w:line="240" w:lineRule="auto"/>
+              <w:spacing w:before="40" w:beforeAutospacing="off" w:after="0" w:afterAutospacing="off" w:line="240" w:lineRule="auto"/>
               <w:ind w:right="0"/>
               <w:jc w:val="both"/>
               <w:rPr>
                 <w:color w:val="000000"/>
                 <w:sz w:val="18"/>
+                <w:szCs w:val="18"/>
+                <w:lang w:val="en-US"/>
               </w:rPr>
             </w:pPr>
             <w:r>
               <w:rPr>
-                <w:rFonts w:ascii="arial" w:eastAsia="arial" w:hAnsi="arial" w:cs="arial"/>
-                <w:b/>
-                <w:color w:val="000000"/>
+                <w:rFonts w:ascii="arial" w:hAnsi="arial" w:eastAsia="arial" w:cs="arial"/>
+                <w:b w:val="1"/>
+                <w:bCs w:val="1"/>
+                <w:color w:val="000000" w:themeColor="text1" w:themeTint="FF" w:themeShade="FF"/>
                 <w:sz w:val="18"/>
-                <w:szCs w:val="20"/>
-              </w:rPr>
-              <w:t xml:space="preserve">Auszuführende Arbeiten</w:t>
+                <w:szCs w:val="18"/>
+                <w:lang w:val="en-US"/>
+              </w:rPr>
+              <w:t>Auszuführende</w:t>
+            </w:r>
+            <w:r>
+              <w:rPr>
+                <w:rFonts w:ascii="arial" w:hAnsi="arial" w:eastAsia="arial" w:cs="arial"/>
+                <w:b w:val="1"/>
+                <w:bCs w:val="1"/>
+                <w:color w:val="000000" w:themeColor="text1" w:themeTint="FF" w:themeShade="FF"/>
+                <w:sz w:val="18"/>
+                <w:szCs w:val="18"/>
+                <w:lang w:val="en-US"/>
+              </w:rPr>
+              <w:t xml:space="preserve"> </w:t>
+            </w:r>
+            <w:r>
+              <w:rPr>
+                <w:rFonts w:ascii="arial" w:hAnsi="arial" w:eastAsia="arial" w:cs="arial"/>
+                <w:b w:val="1"/>
+                <w:bCs w:val="1"/>
+                <w:color w:val="000000" w:themeColor="text1" w:themeTint="FF" w:themeShade="FF"/>
+                <w:sz w:val="18"/>
+                <w:szCs w:val="18"/>
+                <w:lang w:val="en-US"/>
+              </w:rPr>
+              <w:t>Arbeiten</w:t>
             </w:r>
           </w:p>
         </w:tc>
         <w:tc>
           <w:tcPr>
-            <w:tcW w:w="1415" w:type="dxa"/>
+            <w:tcW w:w="1440" w:type="dxa"/>
             <w:tcMar>
               <w:top w:w="0" w:type="dxa"/>
               <w:left w:w="0" w:type="dxa"/>
@@ -1022,35 +1469,55 @@
               <w:bottom w:val="nil"/>
               <w:right w:val="nil"/>
             </w:tcBorders>
-            <w:shd w:fill="FFFFFF" w:color="auto" w:val="clear"/>
+            <w:shd w:val="clear" w:color="auto" w:fill="FFFFFF"/>
             <w:vAlign w:val="top"/>
           </w:tcPr>
-          <w:p>
+          <w:p wp14:textId="77777777">
             <w:pPr>
-              <w:pBdr/>
-              <w:pStyle w:val="normal1"/>
-              <w:spacing w:before="40" w:beforeAutospacing="false" w:after="0" w:afterAutospacing="false" w:line="240" w:lineRule="auto"/>
+              <w:spacing w:before="40" w:beforeAutospacing="off" w:after="0" w:afterAutospacing="off" w:line="240" w:lineRule="auto"/>
               <w:ind w:left="0" w:right="0"/>
               <w:jc w:val="center"/>
               <w:rPr>
-                <w:rFonts w:ascii="Arial" w:eastAsia="Arial" w:hAnsi="Arial" w:cs="Arial"/>
+                <w:rFonts w:ascii="Arial" w:hAnsi="Arial" w:eastAsia="Arial" w:cs="Arial"/>
                 <w:color w:val="000000"/>
+                <w:lang w:val="en-US"/>
               </w:rPr>
             </w:pPr>
             <w:r>
               <w:rPr>
-                <w:rFonts w:ascii="Arial" w:eastAsia="Arial" w:hAnsi="Arial" w:cs="Arial"/>
-                <w:color w:val="000000"/>
-                <w:sz w:val="20"/>
-                <w:szCs w:val="20"/>
-              </w:rPr>
-              <w:t xml:space="preserve">{ServiceUnitPrice}</w:t>
+                <w:rFonts w:ascii="Arial" w:hAnsi="Arial" w:eastAsia="Arial" w:cs="Arial"/>
+                <w:color w:val="000000" w:themeColor="text1" w:themeTint="FF" w:themeShade="FF"/>
+                <w:sz w:val="20"/>
+                <w:szCs w:val="20"/>
+                <w:lang w:val="en-US"/>
+              </w:rPr>
+              <w:t>{</w:t>
+            </w:r>
+            <w:r>
+              <w:rPr>
+                <w:rFonts w:ascii="Arial" w:hAnsi="Arial" w:eastAsia="Arial" w:cs="Arial"/>
+                <w:color w:val="000000" w:themeColor="text1" w:themeTint="FF" w:themeShade="FF"/>
+                <w:sz w:val="20"/>
+                <w:szCs w:val="20"/>
+                <w:lang w:val="en-US"/>
+              </w:rPr>
+              <w:t>ServiceUnitPrice</w:t>
+            </w:r>
+            <w:r>
+              <w:rPr>
+                <w:rFonts w:ascii="Arial" w:hAnsi="Arial" w:eastAsia="Arial" w:cs="Arial"/>
+                <w:color w:val="000000" w:themeColor="text1" w:themeTint="FF" w:themeShade="FF"/>
+                <w:sz w:val="20"/>
+                <w:szCs w:val="20"/>
+                <w:lang w:val="en-US"/>
+              </w:rPr>
+              <w:t>}</w:t>
             </w:r>
           </w:p>
         </w:tc>
         <w:tc>
           <w:tcPr>
-            <w:tcW w:w="1072" w:type="dxa"/>
+            <w:tcW w:w="1245" w:type="dxa"/>
             <w:tcMar>
               <w:top w:w="0" w:type="dxa"/>
               <w:left w:w="0" w:type="dxa"/>
@@ -1063,34 +1530,54 @@
               <w:bottom w:val="nil"/>
               <w:right w:val="nil"/>
             </w:tcBorders>
-            <w:shd w:fill="FFFFFF" w:color="auto" w:val="clear"/>
+            <w:shd w:val="clear" w:color="auto" w:fill="FFFFFF"/>
             <w:vAlign w:val="top"/>
           </w:tcPr>
-          <w:p>
+          <w:p wp14:textId="77777777">
             <w:pPr>
-              <w:pBdr/>
-              <w:pStyle w:val="normal1"/>
-              <w:spacing w:before="40" w:beforeAutospacing="false" w:after="0" w:afterAutospacing="false" w:line="240" w:lineRule="auto"/>
+              <w:spacing w:before="40" w:beforeAutospacing="off" w:after="0" w:afterAutospacing="off" w:line="240" w:lineRule="auto"/>
               <w:ind w:left="0" w:right="0"/>
               <w:jc w:val="center"/>
               <w:rPr>
-                <w:rFonts w:ascii="Arial" w:eastAsia="Arial" w:hAnsi="Arial" w:cs="Arial"/>
+                <w:rFonts w:ascii="Arial" w:hAnsi="Arial" w:eastAsia="Arial" w:cs="Arial"/>
                 <w:color w:val="000000"/>
+                <w:lang w:val="en-US"/>
               </w:rPr>
             </w:pPr>
             <w:r>
               <w:rPr>
-                <w:rFonts w:ascii="Arial" w:eastAsia="Arial" w:hAnsi="Arial" w:cs="Arial"/>
-                <w:color w:val="000000"/>
-                <w:sz w:val="20"/>
-                <w:szCs w:val="20"/>
-              </w:rPr>
-              <w:t xml:space="preserve">{ServiceTotal}</w:t>
+                <w:rFonts w:ascii="Arial" w:hAnsi="Arial" w:eastAsia="Arial" w:cs="Arial"/>
+                <w:color w:val="000000" w:themeColor="text1" w:themeTint="FF" w:themeShade="FF"/>
+                <w:sz w:val="20"/>
+                <w:szCs w:val="20"/>
+                <w:lang w:val="en-US"/>
+              </w:rPr>
+              <w:t>{</w:t>
+            </w:r>
+            <w:r>
+              <w:rPr>
+                <w:rFonts w:ascii="Arial" w:hAnsi="Arial" w:eastAsia="Arial" w:cs="Arial"/>
+                <w:color w:val="000000" w:themeColor="text1" w:themeTint="FF" w:themeShade="FF"/>
+                <w:sz w:val="20"/>
+                <w:szCs w:val="20"/>
+                <w:lang w:val="en-US"/>
+              </w:rPr>
+              <w:t>ServiceTotal</w:t>
+            </w:r>
+            <w:r>
+              <w:rPr>
+                <w:rFonts w:ascii="Arial" w:hAnsi="Arial" w:eastAsia="Arial" w:cs="Arial"/>
+                <w:color w:val="000000" w:themeColor="text1" w:themeTint="FF" w:themeShade="FF"/>
+                <w:sz w:val="20"/>
+                <w:szCs w:val="20"/>
+                <w:lang w:val="en-US"/>
+              </w:rPr>
+              <w:t>}</w:t>
             </w:r>
           </w:p>
         </w:tc>
       </w:tr>
-      <w:tr>
+      <w:tr xmlns:wp14="http://schemas.microsoft.com/office/word/2010/wordml" wp14:textId="77777777">
         <w:tblPrEx>
           <w:tblBorders/>
           <w:tblCellMar>
@@ -1101,11 +1588,11 @@
           </w:tblCellMar>
         </w:tblPrEx>
         <w:trPr>
-          <w:trHeight w:hRule="atLeast" w:val="1741"/>
+          <w:trHeight w:val="1741" w:hRule="atLeast"/>
         </w:trPr>
         <w:tc>
           <w:tcPr>
-            <w:tcW w:w="428" w:type="dxa"/>
+            <w:tcW w:w="510" w:type="dxa"/>
             <w:tcMar>
               <w:top w:w="0" w:type="dxa"/>
               <w:left w:w="56" w:type="dxa"/>
@@ -1118,10 +1605,10 @@
               <w:bottom w:val="nil"/>
               <w:right w:val="nil"/>
             </w:tcBorders>
-            <w:shd w:fill="FFFFFF" w:color="auto" w:val="clear"/>
+            <w:shd w:val="clear" w:color="auto" w:fill="FFFFFF"/>
             <w:vAlign w:val="top"/>
           </w:tcPr>
-          <w:p>
+          <w:p wp14:textId="77777777">
             <w:pPr>
               <w:pBdr/>
               <w:pStyle w:val="normal1"/>
@@ -1134,14 +1621,14 @@
                 <w:tab w:val="left" w:pos="1416.0000610351562"/>
               </w:tabs>
               <w:rPr>
-                <w:rFonts w:ascii="Open Sans" w:eastAsia="Open Sans" w:hAnsi="Open Sans" w:cs="Open Sans"/>
+                <w:rFonts w:ascii="Open Sans" w:hAnsi="Open Sans" w:eastAsia="Open Sans" w:cs="Open Sans"/>
                 <w:color w:val="070707"/>
                 <w:sz w:val="20"/>
                 <w:szCs w:val="20"/>
               </w:rPr>
             </w:pPr>
           </w:p>
-          <w:p>
+          <w:p wp14:textId="77777777">
             <w:pPr>
               <w:pBdr/>
               <w:pStyle w:val="normal1"/>
@@ -1149,7 +1636,7 @@
               <w:ind/>
               <w:jc w:val="center"/>
               <w:rPr>
-                <w:rFonts w:ascii="Calibri" w:eastAsia="Calibri" w:hAnsi="Calibri" w:cs="Calibri"/>
+                <w:rFonts w:ascii="Calibri" w:hAnsi="Calibri" w:eastAsia="Calibri" w:cs="Calibri"/>
                 <w:sz w:val="22"/>
                 <w:szCs w:val="22"/>
               </w:rPr>
@@ -1158,7 +1645,7 @@
         </w:tc>
         <w:tc>
           <w:tcPr>
-            <w:tcW w:w="789" w:type="dxa"/>
+            <w:tcW w:w="885" w:type="dxa"/>
             <w:tcMar>
               <w:top w:w="0" w:type="dxa"/>
               <w:left w:w="56" w:type="dxa"/>
@@ -1171,10 +1658,10 @@
               <w:bottom w:val="nil"/>
               <w:right w:val="nil"/>
             </w:tcBorders>
-            <w:shd w:fill="FFFFFF" w:color="auto" w:val="clear"/>
+            <w:shd w:val="clear" w:color="auto" w:fill="FFFFFF"/>
             <w:vAlign w:val="top"/>
           </w:tcPr>
-          <w:p>
+          <w:p wp14:textId="77777777">
             <w:pPr>
               <w:pBdr/>
               <w:pStyle w:val="normal1"/>
@@ -1189,7 +1676,7 @@
         </w:tc>
         <w:tc>
           <w:tcPr>
-            <w:tcW w:w="6332" w:type="dxa"/>
+            <w:tcW w:w="5865" w:type="dxa"/>
             <w:tcMar>
               <w:top w:w="0" w:type="dxa"/>
               <w:left w:w="56" w:type="dxa"/>
@@ -1202,10 +1689,10 @@
               <w:bottom w:val="nil"/>
               <w:right w:val="nil"/>
             </w:tcBorders>
-            <w:shd w:fill="FFFFFF" w:color="auto" w:val="clear"/>
+            <w:shd w:val="clear" w:color="auto" w:fill="FFFFFF"/>
             <w:vAlign w:val="top"/>
           </w:tcPr>
-          <w:p>
+          <w:p wp14:textId="77777777">
             <w:pPr>
               <w:pBdr/>
               <w:pStyle w:val="normal1"/>
@@ -1220,7 +1707,7 @@
             </w:pPr>
             <w:r>
               <w:rPr>
-                <w:rFonts w:ascii="Open Sans" w:eastAsia="Open Sans" w:hAnsi="Open Sans" w:cs="Open Sans"/>
+                <w:rFonts w:ascii="Open Sans" w:hAnsi="Open Sans" w:eastAsia="Open Sans" w:cs="Open Sans"/>
                 <w:color w:val="000000"/>
                 <w:sz w:val="20"/>
                 <w:szCs w:val="20"/>
@@ -1228,7 +1715,93 @@
               <w:t xml:space="preserve">{#PrimaryServiceLines}</w:t>
             </w:r>
           </w:p>
-          <w:p>
+          <w:p wp14:textId="77777777">
+            <w:pPr>
+              <w:spacing w:before="0" w:beforeAutospacing="off" w:after="0" w:afterAutospacing="off" w:line="278" w:lineRule="auto"/>
+              <w:ind w:right="0"/>
+              <w:jc w:val="left"/>
+              <w:rPr>
+                <w:color w:val="000000"/>
+                <w:sz w:val="20"/>
+                <w:szCs w:val="20"/>
+                <w:lang w:val="en-US"/>
+              </w:rPr>
+            </w:pPr>
+            <w:r>
+              <w:rPr>
+                <w:rFonts w:ascii="Open Sans" w:hAnsi="Open Sans" w:eastAsia="Open Sans" w:cs="Open Sans"/>
+                <w:color w:val="000000" w:themeColor="text1" w:themeTint="FF" w:themeShade="FF"/>
+                <w:sz w:val="20"/>
+                <w:szCs w:val="20"/>
+                <w:lang w:val="en-US"/>
+              </w:rPr>
+              <w:t>{</w:t>
+            </w:r>
+            <w:r>
+              <w:rPr>
+                <w:rFonts w:ascii="Open Sans" w:hAnsi="Open Sans" w:eastAsia="Open Sans" w:cs="Open Sans"/>
+                <w:color w:val="000000" w:themeColor="text1" w:themeTint="FF" w:themeShade="FF"/>
+                <w:sz w:val="20"/>
+                <w:szCs w:val="20"/>
+                <w:lang w:val="en-US"/>
+              </w:rPr>
+              <w:t>ServiceLine</w:t>
+            </w:r>
+            <w:r>
+              <w:rPr>
+                <w:rFonts w:ascii="Open Sans" w:hAnsi="Open Sans" w:eastAsia="Open Sans" w:cs="Open Sans"/>
+                <w:color w:val="000000" w:themeColor="text1" w:themeTint="FF" w:themeShade="FF"/>
+                <w:sz w:val="20"/>
+                <w:szCs w:val="20"/>
+                <w:lang w:val="en-US"/>
+              </w:rPr>
+              <w:t>}</w:t>
+            </w:r>
+          </w:p>
+          <w:p wp14:textId="77777777">
+            <w:pPr>
+              <w:spacing w:before="0" w:beforeAutospacing="off" w:after="0" w:afterAutospacing="off" w:line="278" w:lineRule="auto"/>
+              <w:ind w:right="0"/>
+              <w:jc w:val="left"/>
+              <w:rPr>
+                <w:color w:val="000000"/>
+                <w:sz w:val="20"/>
+                <w:szCs w:val="20"/>
+                <w:lang w:val="en-US"/>
+              </w:rPr>
+            </w:pPr>
+            <w:r>
+              <w:rPr>
+                <w:rFonts w:ascii="Open Sans" w:hAnsi="Open Sans" w:eastAsia="Open Sans" w:cs="Open Sans"/>
+                <w:color w:val="000000" w:themeColor="text1" w:themeTint="FF" w:themeShade="FF"/>
+                <w:sz w:val="20"/>
+                <w:szCs w:val="20"/>
+                <w:lang w:val="en-US"/>
+              </w:rPr>
+              <w:t>{/</w:t>
+            </w:r>
+            <w:r>
+              <w:rPr>
+                <w:rFonts w:ascii="Open Sans" w:hAnsi="Open Sans" w:eastAsia="Open Sans" w:cs="Open Sans"/>
+                <w:color w:val="000000" w:themeColor="text1" w:themeTint="FF" w:themeShade="FF"/>
+                <w:sz w:val="20"/>
+                <w:szCs w:val="20"/>
+                <w:lang w:val="en-US"/>
+              </w:rPr>
+              <w:t>PrimaryServiceLines</w:t>
+            </w:r>
+            <w:r>
+              <w:rPr>
+                <w:rFonts w:ascii="Open Sans" w:hAnsi="Open Sans" w:eastAsia="Open Sans" w:cs="Open Sans"/>
+                <w:color w:val="000000" w:themeColor="text1" w:themeTint="FF" w:themeShade="FF"/>
+                <w:sz w:val="20"/>
+                <w:szCs w:val="20"/>
+                <w:lang w:val="en-US"/>
+              </w:rPr>
+              <w:t>}</w:t>
+            </w:r>
+          </w:p>
+          <w:p wp14:textId="77777777">
             <w:pPr>
               <w:pBdr/>
               <w:pStyle w:val="normal1"/>
@@ -1241,17 +1814,8 @@
                 <w:szCs w:val="20"/>
               </w:rPr>
             </w:pPr>
-            <w:r>
-              <w:rPr>
-                <w:rFonts w:ascii="Open Sans" w:eastAsia="Open Sans" w:hAnsi="Open Sans" w:cs="Open Sans"/>
-                <w:color w:val="000000"/>
-                <w:sz w:val="20"/>
-                <w:szCs w:val="20"/>
-              </w:rPr>
-              <w:t xml:space="preserve">{ServiceLine}</w:t>
-            </w:r>
           </w:p>
-          <w:p>
+          <w:p wp14:textId="77777777">
             <w:pPr>
               <w:pBdr/>
               <w:pStyle w:val="normal1"/>
@@ -1266,15 +1830,91 @@
             </w:pPr>
             <w:r>
               <w:rPr>
-                <w:rFonts w:ascii="Open Sans" w:eastAsia="Open Sans" w:hAnsi="Open Sans" w:cs="Open Sans"/>
+                <w:rFonts w:ascii="Open Sans" w:hAnsi="Open Sans" w:eastAsia="Open Sans" w:cs="Open Sans"/>
                 <w:color w:val="000000"/>
                 <w:sz w:val="20"/>
                 <w:szCs w:val="20"/>
               </w:rPr>
-              <w:t xml:space="preserve">{/PrimaryServiceLines}</w:t>
+              <w:t xml:space="preserve">{#HasIncluded}</w:t>
             </w:r>
           </w:p>
-          <w:p>
+          <w:p wp14:textId="77777777">
+            <w:pPr>
+              <w:spacing w:before="0" w:beforeAutospacing="off" w:after="0" w:afterAutospacing="off" w:line="278" w:lineRule="auto"/>
+              <w:ind w:right="0"/>
+              <w:jc w:val="left"/>
+              <w:rPr>
+                <w:color w:val="000000"/>
+                <w:sz w:val="20"/>
+                <w:szCs w:val="20"/>
+                <w:lang w:val="en-US"/>
+              </w:rPr>
+            </w:pPr>
+            <w:r>
+              <w:rPr>
+                <w:rFonts w:ascii="Open Sans" w:hAnsi="Open Sans" w:eastAsia="Open Sans" w:cs="Open Sans"/>
+                <w:color w:val="000000" w:themeColor="text1" w:themeTint="FF" w:themeShade="FF"/>
+                <w:sz w:val="20"/>
+                <w:szCs w:val="20"/>
+                <w:lang w:val="en-US"/>
+              </w:rPr>
+              <w:t>Enthält</w:t>
+            </w:r>
+            <w:r>
+              <w:rPr>
+                <w:rFonts w:ascii="Open Sans" w:hAnsi="Open Sans" w:eastAsia="Open Sans" w:cs="Open Sans"/>
+                <w:color w:val="000000" w:themeColor="text1" w:themeTint="FF" w:themeShade="FF"/>
+                <w:sz w:val="20"/>
+                <w:szCs w:val="20"/>
+                <w:lang w:val="en-US"/>
+              </w:rPr>
+              <w:t xml:space="preserve"> je Einheit</w:t>
+            </w:r>
+          </w:p>
+          <w:p wp14:textId="77777777">
+            <w:pPr>
+              <w:spacing w:before="0" w:beforeAutospacing="off" w:after="0" w:afterAutospacing="off" w:line="278" w:lineRule="auto"/>
+              <w:ind w:right="0"/>
+              <w:jc w:val="left"/>
+              <w:rPr>
+                <w:color w:val="000000"/>
+                <w:sz w:val="20"/>
+                <w:szCs w:val="20"/>
+                <w:lang w:val="en-US"/>
+              </w:rPr>
+            </w:pPr>
+            <w:r>
+              <w:rPr>
+                <w:rFonts w:ascii="Open Sans" w:hAnsi="Open Sans" w:eastAsia="Open Sans" w:cs="Open Sans"/>
+                <w:color w:val="000000" w:themeColor="text1" w:themeTint="FF" w:themeShade="FF"/>
+                <w:sz w:val="20"/>
+                <w:szCs w:val="20"/>
+                <w:lang w:val="en-US"/>
+              </w:rPr>
+              <w:t>{/</w:t>
+            </w:r>
+            <w:r>
+              <w:rPr>
+                <w:rFonts w:ascii="Open Sans" w:hAnsi="Open Sans" w:eastAsia="Open Sans" w:cs="Open Sans"/>
+                <w:color w:val="000000" w:themeColor="text1" w:themeTint="FF" w:themeShade="FF"/>
+                <w:sz w:val="20"/>
+                <w:szCs w:val="20"/>
+                <w:lang w:val="en-US"/>
+              </w:rPr>
+              <w:t>HasIncluded</w:t>
+            </w:r>
+            <w:r>
+              <w:rPr>
+                <w:rFonts w:ascii="Open Sans" w:hAnsi="Open Sans" w:eastAsia="Open Sans" w:cs="Open Sans"/>
+                <w:color w:val="000000" w:themeColor="text1" w:themeTint="FF" w:themeShade="FF"/>
+                <w:sz w:val="20"/>
+                <w:szCs w:val="20"/>
+                <w:lang w:val="en-US"/>
+              </w:rPr>
+              <w:t>}</w:t>
+            </w:r>
+          </w:p>
+          <w:p wp14:textId="77777777">
             <w:pPr>
               <w:pBdr/>
               <w:pStyle w:val="normal1"/>
@@ -1287,149 +1927,106 @@
                 <w:szCs w:val="20"/>
               </w:rPr>
             </w:pPr>
+            <w:r>
+              <w:rPr>
+                <w:rFonts w:ascii="Open Sans" w:hAnsi="Open Sans" w:eastAsia="Open Sans" w:cs="Open Sans"/>
+                <w:color w:val="000000"/>
+                <w:sz w:val="20"/>
+                <w:szCs w:val="20"/>
+              </w:rPr>
+              <w:t xml:space="preserve">{#IncludedServiceLines}</w:t>
+            </w:r>
           </w:p>
-          <w:p>
+          <w:p wp14:textId="77777777">
             <w:pPr>
-              <w:pBdr/>
-              <w:pStyle w:val="normal1"/>
-              <w:spacing w:before="0" w:beforeAutospacing="false" w:after="0" w:afterAutospacing="false" w:line="278" w:lineRule="auto"/>
+              <w:spacing w:before="0" w:beforeAutospacing="off" w:after="0" w:afterAutospacing="off" w:line="278" w:lineRule="auto"/>
               <w:ind w:right="0"/>
               <w:jc w:val="left"/>
               <w:rPr>
                 <w:color w:val="000000"/>
                 <w:sz w:val="20"/>
                 <w:szCs w:val="20"/>
+                <w:lang w:val="en-US"/>
               </w:rPr>
             </w:pPr>
             <w:r>
               <w:rPr>
-                <w:rFonts w:ascii="Open Sans" w:eastAsia="Open Sans" w:hAnsi="Open Sans" w:cs="Open Sans"/>
-                <w:color w:val="000000"/>
-                <w:sz w:val="20"/>
-                <w:szCs w:val="20"/>
-              </w:rPr>
-              <w:t xml:space="preserve">{#HasIncluded}</w:t>
+                <w:rFonts w:ascii="Open Sans" w:hAnsi="Open Sans" w:eastAsia="Open Sans" w:cs="Open Sans"/>
+                <w:color w:val="000000" w:themeColor="text1" w:themeTint="FF" w:themeShade="FF"/>
+                <w:sz w:val="20"/>
+                <w:szCs w:val="20"/>
+                <w:lang w:val="en-US"/>
+              </w:rPr>
+              <w:t>{</w:t>
+            </w:r>
+            <w:r>
+              <w:rPr>
+                <w:rFonts w:ascii="Open Sans" w:hAnsi="Open Sans" w:eastAsia="Open Sans" w:cs="Open Sans"/>
+                <w:color w:val="000000" w:themeColor="text1" w:themeTint="FF" w:themeShade="FF"/>
+                <w:sz w:val="20"/>
+                <w:szCs w:val="20"/>
+                <w:lang w:val="en-US"/>
+              </w:rPr>
+              <w:t>ServiceLine</w:t>
+            </w:r>
+            <w:r>
+              <w:rPr>
+                <w:rFonts w:ascii="Open Sans" w:hAnsi="Open Sans" w:eastAsia="Open Sans" w:cs="Open Sans"/>
+                <w:color w:val="000000" w:themeColor="text1" w:themeTint="FF" w:themeShade="FF"/>
+                <w:sz w:val="20"/>
+                <w:szCs w:val="20"/>
+                <w:lang w:val="en-US"/>
+              </w:rPr>
+              <w:t>}</w:t>
             </w:r>
           </w:p>
-          <w:p>
+          <w:p wp14:textId="77777777">
             <w:pPr>
-              <w:pBdr/>
-              <w:pStyle w:val="normal1"/>
-              <w:spacing w:before="0" w:beforeAutospacing="false" w:after="0" w:afterAutospacing="false" w:line="278" w:lineRule="auto"/>
-              <w:ind w:right="0"/>
-              <w:jc w:val="left"/>
-              <w:rPr>
-                <w:color w:val="000000"/>
-                <w:sz w:val="20"/>
-                <w:szCs w:val="20"/>
-              </w:rPr>
-            </w:pPr>
-            <w:r>
-              <w:rPr>
-                <w:rFonts w:ascii="Open Sans" w:eastAsia="Open Sans" w:hAnsi="Open Sans" w:cs="Open Sans"/>
-                <w:color w:val="000000"/>
-                <w:sz w:val="20"/>
-                <w:szCs w:val="20"/>
-              </w:rPr>
-              <w:t xml:space="preserve">Enthält je Einheit</w:t>
-            </w:r>
-          </w:p>
-          <w:p>
-            <w:pPr>
-              <w:pBdr/>
-              <w:pStyle w:val="normal1"/>
-              <w:spacing w:before="0" w:beforeAutospacing="false" w:after="0" w:afterAutospacing="false" w:line="278" w:lineRule="auto"/>
-              <w:ind w:right="0"/>
-              <w:jc w:val="left"/>
-              <w:rPr>
-                <w:color w:val="000000"/>
-                <w:sz w:val="20"/>
-                <w:szCs w:val="20"/>
-              </w:rPr>
-            </w:pPr>
-            <w:r>
-              <w:rPr>
-                <w:rFonts w:ascii="Open Sans" w:eastAsia="Open Sans" w:hAnsi="Open Sans" w:cs="Open Sans"/>
-                <w:color w:val="000000"/>
-                <w:sz w:val="20"/>
-                <w:szCs w:val="20"/>
-              </w:rPr>
-              <w:t xml:space="preserve">{/HasIncluded}</w:t>
-            </w:r>
-          </w:p>
-          <w:p>
-            <w:pPr>
-              <w:pBdr/>
-              <w:pStyle w:val="normal1"/>
-              <w:spacing w:before="0" w:beforeAutospacing="false" w:after="0" w:afterAutospacing="false" w:line="278" w:lineRule="auto"/>
-              <w:ind w:right="0"/>
-              <w:jc w:val="left"/>
-              <w:rPr>
-                <w:color w:val="000000"/>
-                <w:sz w:val="20"/>
-                <w:szCs w:val="20"/>
-              </w:rPr>
-            </w:pPr>
-            <w:r>
-              <w:rPr>
-                <w:rFonts w:ascii="Open Sans" w:eastAsia="Open Sans" w:hAnsi="Open Sans" w:cs="Open Sans"/>
-                <w:color w:val="000000"/>
-                <w:sz w:val="20"/>
-                <w:szCs w:val="20"/>
-              </w:rPr>
-              <w:t xml:space="preserve">{#IncludedServiceLines}</w:t>
-            </w:r>
-          </w:p>
-          <w:p>
-            <w:pPr>
-              <w:pBdr/>
-              <w:pStyle w:val="normal1"/>
-              <w:spacing w:before="0" w:beforeAutospacing="false" w:after="0" w:afterAutospacing="false" w:line="278" w:lineRule="auto"/>
-              <w:ind w:right="0"/>
-              <w:jc w:val="left"/>
-              <w:rPr>
-                <w:color w:val="000000"/>
-                <w:sz w:val="20"/>
-                <w:szCs w:val="20"/>
-              </w:rPr>
-            </w:pPr>
-            <w:r>
-              <w:rPr>
-                <w:rFonts w:ascii="Open Sans" w:eastAsia="Open Sans" w:hAnsi="Open Sans" w:cs="Open Sans"/>
-                <w:color w:val="000000"/>
-                <w:sz w:val="20"/>
-                <w:szCs w:val="20"/>
-              </w:rPr>
-              <w:t xml:space="preserve">{ServiceLine}</w:t>
-            </w:r>
-          </w:p>
-          <w:p>
-            <w:pPr>
-              <w:pBdr/>
-              <w:pStyle w:val="normal1"/>
-              <w:spacing w:before="0" w:beforeAutospacing="false" w:after="0" w:afterAutospacing="false" w:line="278" w:lineRule="auto"/>
+              <w:spacing w:before="0" w:beforeAutospacing="off" w:after="0" w:afterAutospacing="off" w:line="278" w:lineRule="auto"/>
               <w:ind w:right="0"/>
               <w:jc w:val="left"/>
               <w:rPr>
                 <w:color w:val="000000"/>
                 <w:sz w:val="18"/>
                 <w:szCs w:val="18"/>
+                <w:lang w:val="en-US"/>
               </w:rPr>
             </w:pPr>
             <w:r>
               <w:rPr>
-                <w:rFonts w:ascii="Open Sans" w:eastAsia="Open Sans" w:hAnsi="Open Sans" w:cs="Open Sans"/>
-                <w:color w:val="000000"/>
-                <w:sz w:val="20"/>
-                <w:szCs w:val="20"/>
-              </w:rPr>
-              <w:t xml:space="preserve">{/IncludedServiceLines}</w:t>
+                <w:rFonts w:ascii="Open Sans" w:hAnsi="Open Sans" w:eastAsia="Open Sans" w:cs="Open Sans"/>
+                <w:color w:val="000000" w:themeColor="text1" w:themeTint="FF" w:themeShade="FF"/>
+                <w:sz w:val="20"/>
+                <w:szCs w:val="20"/>
+                <w:lang w:val="en-US"/>
+              </w:rPr>
+              <w:t>{/</w:t>
+            </w:r>
+            <w:r>
+              <w:rPr>
+                <w:rFonts w:ascii="Open Sans" w:hAnsi="Open Sans" w:eastAsia="Open Sans" w:cs="Open Sans"/>
+                <w:color w:val="000000" w:themeColor="text1" w:themeTint="FF" w:themeShade="FF"/>
+                <w:sz w:val="20"/>
+                <w:szCs w:val="20"/>
+                <w:lang w:val="en-US"/>
+              </w:rPr>
+              <w:t>IncludedServiceLines</w:t>
+            </w:r>
+            <w:r>
+              <w:rPr>
+                <w:rFonts w:ascii="Open Sans" w:hAnsi="Open Sans" w:eastAsia="Open Sans" w:cs="Open Sans"/>
+                <w:color w:val="000000" w:themeColor="text1" w:themeTint="FF" w:themeShade="FF"/>
+                <w:sz w:val="20"/>
+                <w:szCs w:val="20"/>
+                <w:lang w:val="en-US"/>
+              </w:rPr>
+              <w:t>}</w:t>
             </w:r>
           </w:p>
         </w:tc>
         <w:tc>
           <w:tcPr>
-            <w:tcW w:w="1415" w:type="dxa"/>
+            <w:tcW w:w="1440" w:type="dxa"/>
             <w:tcMar>
               <w:top w:w="0" w:type="dxa"/>
               <w:left w:w="56" w:type="dxa"/>
@@ -1442,10 +2039,10 @@
               <w:bottom w:val="nil"/>
               <w:right w:val="nil"/>
             </w:tcBorders>
-            <w:shd w:fill="FFFFFF" w:color="auto" w:val="clear"/>
+            <w:shd w:val="clear" w:color="auto" w:fill="FFFFFF"/>
             <w:vAlign w:val="top"/>
           </w:tcPr>
-          <w:p>
+          <w:p wp14:textId="77777777">
             <w:pPr>
               <w:pBdr/>
               <w:pStyle w:val="normal1"/>
@@ -1460,7 +2057,7 @@
         </w:tc>
         <w:tc>
           <w:tcPr>
-            <w:tcW w:w="1072" w:type="dxa"/>
+            <w:tcW w:w="1245" w:type="dxa"/>
             <w:tcMar>
               <w:top w:w="0" w:type="dxa"/>
               <w:left w:w="56" w:type="dxa"/>
@@ -1473,10 +2070,10 @@
               <w:bottom w:val="nil"/>
               <w:right w:val="nil"/>
             </w:tcBorders>
-            <w:shd w:fill="FFFFFF" w:color="auto" w:val="clear"/>
+            <w:shd w:val="clear" w:color="auto" w:fill="FFFFFF"/>
             <w:vAlign w:val="center"/>
           </w:tcPr>
-          <w:p>
+          <w:p wp14:textId="77777777">
             <w:pPr>
               <w:pBdr/>
               <w:pStyle w:val="normal1"/>
@@ -1491,7 +2088,7 @@
         </w:tc>
       </w:tr>
     </w:tbl>
-    <w:p>
+    <w:p xmlns:wp14="http://schemas.microsoft.com/office/word/2010/wordml" wp14:textId="77777777">
       <w:pPr>
         <w:pBdr/>
         <w:pStyle w:val="normal1"/>
@@ -1503,7 +2100,7 @@
           <w:tab w:val="left" w:pos="1416.0000610351562"/>
         </w:tabs>
         <w:rPr>
-          <w:rFonts w:ascii="Open Sans" w:eastAsia="Open Sans" w:hAnsi="Open Sans" w:cs="Open Sans"/>
+          <w:rFonts w:ascii="Open Sans" w:hAnsi="Open Sans" w:eastAsia="Open Sans" w:cs="Open Sans"/>
           <w:color w:val="070707"/>
           <w:sz w:val="20"/>
           <w:szCs w:val="20"/>
@@ -1513,7 +2110,7 @@
     <w:tbl>
       <w:tblPr>
         <w:tblStyle w:val="TableNormal"/>
-        <w:tblW w:w="10050" w:type="dxa"/>
+        <w:tblW w:w="9945" w:type="dxa"/>
         <w:jc w:val="left"/>
         <w:tblInd w:w="1" w:type="dxa"/>
         <w:tblCellMar>
@@ -1523,17 +2120,17 @@
           <w:right w:w="56" w:type="dxa"/>
         </w:tblCellMar>
         <w:tblBorders/>
-        <w:shd w:fill="auto" w:color="auto"/>
+        <w:shd w:color="auto" w:fill="auto"/>
         <w:tblLayout w:type="fixed"/>
       </w:tblPr>
       <w:tblGrid>
-        <w:gridCol w:w="425"/>
-        <w:gridCol w:w="789"/>
-        <w:gridCol w:w="6342"/>
-        <w:gridCol w:w="1417"/>
-        <w:gridCol w:w="1077"/>
+        <w:gridCol w:w="510"/>
+        <w:gridCol w:w="885"/>
+        <w:gridCol w:w="5865"/>
+        <w:gridCol w:w="1440"/>
+        <w:gridCol w:w="1245"/>
       </w:tblGrid>
-      <w:tr>
+      <w:tr xmlns:wp14="http://schemas.microsoft.com/office/word/2010/wordml" wp14:textId="77777777">
         <w:tblPrEx>
           <w:tblBorders/>
           <w:tblCellMar>
@@ -1544,21 +2141,22 @@
           </w:tblCellMar>
         </w:tblPrEx>
         <w:trPr>
-          <w:trHeight w:hRule="atLeast" w:val="379"/>
+          <w:trHeight w:val="379" w:hRule="atLeast"/>
         </w:trPr>
         <w:tc>
           <w:tcPr>
-            <w:tcW w:w="425" w:type="dxa"/>
+            <w:tcW w:w="510" w:type="dxa"/>
             <w:tcBorders>
               <w:top w:val="nil"/>
               <w:left w:val="nil"/>
               <w:bottom w:val="nil"/>
               <w:right w:val="nil"/>
             </w:tcBorders>
-            <w:shd w:fill="FFFFFF" w:color="auto" w:val="clear"/>
+            <w:shd w:val="clear" w:color="auto" w:fill="FFFFFF" w:themeFill="background1"/>
+            <w:tcMar/>
             <w:vAlign w:val="top"/>
           </w:tcPr>
-          <w:p>
+          <w:p wp14:textId="77777777">
             <w:pPr>
               <w:pBdr/>
               <w:pStyle w:val="normal1"/>
@@ -1566,14 +2164,14 @@
               <w:ind w:right="0"/>
               <w:jc w:val="center"/>
               <w:rPr>
-                <w:rFonts w:ascii="Calibri" w:eastAsia="Calibri" w:hAnsi="Calibri" w:cs="Calibri"/>
+                <w:rFonts w:ascii="Calibri" w:hAnsi="Calibri" w:eastAsia="Calibri" w:cs="Calibri"/>
                 <w:sz w:val="18"/>
                 <w:szCs w:val="22"/>
               </w:rPr>
             </w:pPr>
             <w:r>
               <w:rPr>
-                <w:rFonts w:ascii="Open Sans" w:eastAsia="Open Sans" w:hAnsi="Open Sans" w:cs="Open Sans"/>
+                <w:rFonts w:ascii="Open Sans" w:hAnsi="Open Sans" w:eastAsia="Open Sans" w:cs="Open Sans"/>
                 <w:color w:val="070707"/>
                 <w:sz w:val="18"/>
                 <w:szCs w:val="20"/>
@@ -1584,57 +2182,67 @@
         </w:tc>
         <w:tc>
           <w:tcPr>
-            <w:tcW w:w="789" w:type="dxa"/>
+            <w:tcW w:w="885" w:type="dxa"/>
             <w:tcBorders>
               <w:top w:val="nil"/>
               <w:left w:val="nil"/>
               <w:bottom w:val="nil"/>
               <w:right w:val="nil"/>
             </w:tcBorders>
-            <w:shd w:fill="FFFFFF" w:color="auto" w:val="clear"/>
+            <w:shd w:val="clear" w:color="auto" w:fill="FFFFFF" w:themeFill="background1"/>
+            <w:tcMar/>
             <w:vAlign w:val="top"/>
           </w:tcPr>
-          <w:p>
+          <w:p wp14:textId="77777777">
             <w:pPr>
-              <w:pBdr/>
-              <w:pStyle w:val="normal1"/>
-              <w:spacing w:before="10" w:beforeAutospacing="false" w:after="10" w:afterAutospacing="false" w:line="240" w:lineRule="auto"/>
+              <w:spacing w:before="10" w:beforeAutospacing="off" w:after="10" w:afterAutospacing="off" w:line="240" w:lineRule="auto"/>
               <w:ind w:right="0"/>
               <w:jc w:val="center"/>
               <w:rPr>
-                <w:rFonts w:ascii="Calibri" w:eastAsia="Calibri" w:hAnsi="Calibri" w:cs="Calibri"/>
+                <w:rFonts w:ascii="Calibri" w:hAnsi="Calibri" w:eastAsia="Calibri" w:cs="Calibri"/>
                 <w:sz w:val="18"/>
-                <w:szCs w:val="22"/>
+                <w:szCs w:val="18"/>
+                <w:lang w:val="en-US"/>
               </w:rPr>
             </w:pPr>
             <w:r>
               <w:rPr>
-                <w:rFonts w:ascii="Open Sans" w:eastAsia="Open Sans" w:hAnsi="Open Sans" w:cs="Open Sans"/>
+                <w:rFonts w:ascii="Open Sans" w:hAnsi="Open Sans" w:eastAsia="Open Sans" w:cs="Open Sans"/>
                 <w:color w:val="070707"/>
                 <w:sz w:val="18"/>
-                <w:szCs w:val="20"/>
-              </w:rPr>
-              <w:t xml:space="preserve">1 Stk</w:t>
+                <w:szCs w:val="18"/>
+                <w:lang w:val="en-US"/>
+              </w:rPr>
+              <w:t xml:space="preserve">1 </w:t>
+            </w:r>
+            <w:r>
+              <w:rPr>
+                <w:rFonts w:ascii="Open Sans" w:hAnsi="Open Sans" w:eastAsia="Open Sans" w:cs="Open Sans"/>
+                <w:color w:val="070707"/>
+                <w:sz w:val="18"/>
+                <w:szCs w:val="18"/>
+                <w:lang w:val="en-US"/>
+              </w:rPr>
+              <w:t>Stk</w:t>
             </w:r>
           </w:p>
         </w:tc>
         <w:tc>
           <w:tcPr>
-            <w:tcW w:w="6342" w:type="dxa"/>
+            <w:tcW w:w="5865" w:type="dxa"/>
             <w:tcBorders>
               <w:top w:val="nil"/>
               <w:left w:val="nil"/>
               <w:bottom w:val="nil"/>
               <w:right w:val="nil"/>
             </w:tcBorders>
-            <w:shd w:fill="FFFFFF" w:color="auto" w:val="clear"/>
+            <w:shd w:val="clear" w:color="auto" w:fill="FFFFFF" w:themeFill="background1"/>
+            <w:tcMar/>
             <w:vAlign w:val="top"/>
           </w:tcPr>
-          <w:p>
+          <w:p wp14:textId="77777777">
             <w:pPr>
-              <w:pBdr/>
-              <w:pStyle w:val="normal1"/>
-              <w:spacing w:before="10" w:beforeAutospacing="false" w:after="10" w:afterAutospacing="false" w:line="240" w:lineRule="auto"/>
+              <w:spacing w:before="10" w:beforeAutospacing="off" w:after="10" w:afterAutospacing="off" w:line="240" w:lineRule="auto"/>
               <w:ind w:right="0"/>
               <w:jc w:val="both"/>
               <w:tabs>
@@ -1644,59 +2252,97 @@
               <w:rPr>
                 <w:color w:val="000000"/>
                 <w:sz w:val="18"/>
+                <w:szCs w:val="18"/>
+                <w:lang w:val="en-US"/>
               </w:rPr>
             </w:pPr>
             <w:r>
               <w:rPr>
-                <w:rFonts w:ascii="arial" w:eastAsia="arial" w:hAnsi="arial" w:cs="arial"/>
-                <w:b/>
-                <w:color w:val="000000"/>
+                <w:rFonts w:ascii="arial" w:hAnsi="arial" w:eastAsia="arial" w:cs="arial"/>
+                <w:b w:val="1"/>
+                <w:bCs w:val="1"/>
+                <w:color w:val="000000" w:themeColor="text1" w:themeTint="FF" w:themeShade="FF"/>
                 <w:sz w:val="18"/>
-                <w:szCs w:val="20"/>
-              </w:rPr>
-              <w:t xml:space="preserve">Material für Badumbau</w:t>
+                <w:szCs w:val="18"/>
+                <w:lang w:val="en-US"/>
+              </w:rPr>
+              <w:t xml:space="preserve">Material für </w:t>
+            </w:r>
+            <w:r>
+              <w:rPr>
+                <w:rFonts w:ascii="arial" w:hAnsi="arial" w:eastAsia="arial" w:cs="arial"/>
+                <w:b w:val="1"/>
+                <w:bCs w:val="1"/>
+                <w:color w:val="000000" w:themeColor="text1" w:themeTint="FF" w:themeShade="FF"/>
+                <w:sz w:val="18"/>
+                <w:szCs w:val="18"/>
+                <w:lang w:val="en-US"/>
+              </w:rPr>
+              <w:t>Badumbau</w:t>
             </w:r>
           </w:p>
         </w:tc>
         <w:tc>
           <w:tcPr>
-            <w:tcW w:w="1417" w:type="dxa"/>
+            <w:tcW w:w="1440" w:type="dxa"/>
             <w:tcBorders>
               <w:top w:val="nil"/>
               <w:left w:val="nil"/>
               <w:bottom w:val="nil"/>
               <w:right w:val="nil"/>
             </w:tcBorders>
-            <w:shd w:fill="FFFFFF" w:color="auto" w:val="clear"/>
+            <w:shd w:val="clear" w:color="auto" w:fill="FFFFFF" w:themeFill="background1"/>
+            <w:tcMar/>
             <w:vAlign w:val="top"/>
           </w:tcPr>
-          <w:p>
+          <w:p wp14:textId="77777777">
             <w:pPr>
-              <w:pBdr/>
-              <w:pStyle w:val="normal1"/>
-              <w:spacing w:before="10" w:beforeAutospacing="false" w:after="10" w:afterAutospacing="false" w:line="240" w:lineRule="auto"/>
+              <w:spacing w:before="10" w:beforeAutospacing="off" w:after="10" w:afterAutospacing="off" w:line="240" w:lineRule="auto"/>
               <w:ind w:left="0" w:right="0"/>
               <w:jc w:val="center"/>
               <w:rPr>
-                <w:rFonts w:ascii="Arial" w:eastAsia="Arial" w:hAnsi="Arial" w:cs="Arial"/>
+                <w:rFonts w:ascii="Arial" w:hAnsi="Arial" w:eastAsia="Arial" w:cs="Arial"/>
                 <w:color w:val="000000"/>
                 <w:sz w:val="20"/>
+                <w:szCs w:val="20"/>
+                <w:lang w:val="en-US"/>
               </w:rPr>
             </w:pPr>
             <w:r>
               <w:rPr>
-                <w:rFonts w:ascii="Arial" w:eastAsia="Arial" w:hAnsi="Arial" w:cs="Arial"/>
-                <w:color w:val="000000"/>
-                <w:sz w:val="20"/>
-                <w:szCs w:val="20"/>
-              </w:rPr>
-              <w:t xml:space="preserve">{MaterialsUnitPrice}</w:t>
+                <w:rFonts w:ascii="Arial" w:hAnsi="Arial" w:eastAsia="Arial" w:cs="Arial"/>
+                <w:color w:val="000000" w:themeColor="text1" w:themeTint="FF" w:themeShade="FF"/>
+                <w:sz w:val="20"/>
+                <w:szCs w:val="20"/>
+                <w:lang w:val="en-US"/>
+              </w:rPr>
+              <w:t>{</w:t>
+            </w:r>
+            <w:r>
+              <w:rPr>
+                <w:rFonts w:ascii="Arial" w:hAnsi="Arial" w:eastAsia="Arial" w:cs="Arial"/>
+                <w:color w:val="000000" w:themeColor="text1" w:themeTint="FF" w:themeShade="FF"/>
+                <w:sz w:val="20"/>
+                <w:szCs w:val="20"/>
+                <w:lang w:val="en-US"/>
+              </w:rPr>
+              <w:t>MaterialsUnitPrice</w:t>
+            </w:r>
+            <w:r>
+              <w:rPr>
+                <w:rFonts w:ascii="Arial" w:hAnsi="Arial" w:eastAsia="Arial" w:cs="Arial"/>
+                <w:color w:val="000000" w:themeColor="text1" w:themeTint="FF" w:themeShade="FF"/>
+                <w:sz w:val="20"/>
+                <w:szCs w:val="20"/>
+                <w:lang w:val="en-US"/>
+              </w:rPr>
+              <w:t>}</w:t>
             </w:r>
           </w:p>
         </w:tc>
         <w:tc>
           <w:tcPr>
-            <w:tcW w:w="1077" w:type="dxa"/>
+            <w:tcW w:w="1245" w:type="dxa"/>
             <w:tcMar>
               <w:top w:w="0" w:type="dxa"/>
               <w:left w:w="0" w:type="dxa"/>
@@ -1709,34 +2355,52 @@
               <w:bottom w:val="nil"/>
               <w:right w:val="nil"/>
             </w:tcBorders>
-            <w:shd w:fill="FFFFFF" w:color="auto" w:val="clear"/>
+            <w:shd w:val="clear" w:color="auto" w:fill="FFFFFF"/>
             <w:vAlign w:val="top"/>
           </w:tcPr>
-          <w:p>
+          <w:p wp14:textId="77777777">
             <w:pPr>
-              <w:pBdr/>
-              <w:pStyle w:val="normal1"/>
-              <w:spacing w:before="10" w:beforeAutospacing="false" w:after="10" w:afterAutospacing="false" w:line="240" w:lineRule="auto"/>
+              <w:spacing w:before="10" w:beforeAutospacing="off" w:after="10" w:afterAutospacing="off" w:line="240" w:lineRule="auto"/>
               <w:ind w:right="0"/>
               <w:jc w:val="center"/>
               <w:rPr>
-                <w:rFonts w:ascii="Arial" w:eastAsia="Arial" w:hAnsi="Arial" w:cs="Arial"/>
-                <w:sz w:val="20"/>
-                <w:szCs w:val="22"/>
+                <w:rFonts w:ascii="Arial" w:hAnsi="Arial" w:eastAsia="Arial" w:cs="Arial"/>
+                <w:sz w:val="20"/>
+                <w:szCs w:val="20"/>
+                <w:lang w:val="en-US"/>
               </w:rPr>
             </w:pPr>
             <w:r>
               <w:rPr>
-                <w:rFonts w:ascii="Arial" w:eastAsia="Arial" w:hAnsi="Arial" w:cs="Arial"/>
-                <w:sz w:val="20"/>
-                <w:szCs w:val="22"/>
-              </w:rPr>
-              <w:t xml:space="preserve">{MaterialsTotal}</w:t>
+                <w:rFonts w:ascii="Arial" w:hAnsi="Arial" w:eastAsia="Arial" w:cs="Arial"/>
+                <w:sz w:val="20"/>
+                <w:szCs w:val="20"/>
+                <w:lang w:val="en-US"/>
+              </w:rPr>
+              <w:t>{</w:t>
+            </w:r>
+            <w:r>
+              <w:rPr>
+                <w:rFonts w:ascii="Arial" w:hAnsi="Arial" w:eastAsia="Arial" w:cs="Arial"/>
+                <w:sz w:val="20"/>
+                <w:szCs w:val="20"/>
+                <w:lang w:val="en-US"/>
+              </w:rPr>
+              <w:t>MaterialsTotal</w:t>
+            </w:r>
+            <w:r>
+              <w:rPr>
+                <w:rFonts w:ascii="Arial" w:hAnsi="Arial" w:eastAsia="Arial" w:cs="Arial"/>
+                <w:sz w:val="20"/>
+                <w:szCs w:val="20"/>
+                <w:lang w:val="en-US"/>
+              </w:rPr>
+              <w:t>}</w:t>
             </w:r>
           </w:p>
         </w:tc>
       </w:tr>
-      <w:tr>
+      <w:tr xmlns:wp14="http://schemas.microsoft.com/office/word/2010/wordml" wp14:textId="77777777">
         <w:tblPrEx>
           <w:tblBorders/>
           <w:tblCellMar>
@@ -1747,21 +2411,22 @@
           </w:tblCellMar>
         </w:tblPrEx>
         <w:trPr>
-          <w:trHeight w:hRule="atLeast" w:val="1"/>
+          <w:trHeight w:val="1" w:hRule="atLeast"/>
         </w:trPr>
         <w:tc>
           <w:tcPr>
-            <w:tcW w:w="425" w:type="dxa"/>
+            <w:tcW w:w="510" w:type="dxa"/>
             <w:tcBorders>
               <w:top w:val="nil"/>
               <w:left w:val="nil"/>
               <w:bottom w:val="nil"/>
               <w:right w:val="nil"/>
             </w:tcBorders>
-            <w:shd w:fill="FFFFFF" w:color="auto" w:val="clear"/>
+            <w:shd w:val="clear" w:color="auto" w:fill="FFFFFF" w:themeFill="background1"/>
+            <w:tcMar/>
             <w:vAlign w:val="top"/>
           </w:tcPr>
-          <w:p>
+          <w:p wp14:textId="77777777">
             <w:pPr>
               <w:pBdr/>
               <w:pStyle w:val="normal1"/>
@@ -1776,17 +2441,18 @@
         </w:tc>
         <w:tc>
           <w:tcPr>
-            <w:tcW w:w="789" w:type="dxa"/>
+            <w:tcW w:w="885" w:type="dxa"/>
             <w:tcBorders>
               <w:top w:val="nil"/>
               <w:left w:val="nil"/>
               <w:bottom w:val="nil"/>
               <w:right w:val="nil"/>
             </w:tcBorders>
-            <w:shd w:fill="FFFFFF" w:color="auto" w:val="clear"/>
+            <w:shd w:val="clear" w:color="auto" w:fill="FFFFFF" w:themeFill="background1"/>
+            <w:tcMar/>
             <w:vAlign w:val="top"/>
           </w:tcPr>
-          <w:p>
+          <w:p wp14:textId="77777777">
             <w:pPr>
               <w:pBdr/>
               <w:pStyle w:val="normal1"/>
@@ -1801,17 +2467,18 @@
         </w:tc>
         <w:tc>
           <w:tcPr>
-            <w:tcW w:w="6342" w:type="dxa"/>
+            <w:tcW w:w="5865" w:type="dxa"/>
             <w:tcBorders>
               <w:top w:val="nil"/>
               <w:left w:val="nil"/>
               <w:bottom w:val="nil"/>
               <w:right w:val="nil"/>
             </w:tcBorders>
-            <w:shd w:fill="FFFFFF" w:color="auto" w:val="clear"/>
+            <w:shd w:val="clear" w:color="auto" w:fill="FFFFFF" w:themeFill="background1"/>
+            <w:tcMar/>
             <w:vAlign w:val="top"/>
           </w:tcPr>
-          <w:p>
+          <w:p wp14:textId="77777777">
             <w:pPr>
               <w:pBdr/>
               <w:pStyle w:val="normal1"/>
@@ -1819,7 +2486,7 @@
               <w:ind w:right="0"/>
               <w:jc w:val="left"/>
               <w:rPr>
-                <w:rFonts w:ascii="Open Sans" w:eastAsia="Open Sans" w:hAnsi="Open Sans" w:cs="Open Sans"/>
+                <w:rFonts w:ascii="Open Sans" w:hAnsi="Open Sans" w:eastAsia="Open Sans" w:cs="Open Sans"/>
                 <w:color w:val="000000"/>
                 <w:sz w:val="20"/>
                 <w:szCs w:val="20"/>
@@ -1827,7 +2494,7 @@
             </w:pPr>
             <w:r>
               <w:rPr>
-                <w:rFonts w:ascii="Open Sans" w:eastAsia="Open Sans" w:hAnsi="Open Sans" w:cs="Open Sans"/>
+                <w:rFonts w:ascii="Open Sans" w:hAnsi="Open Sans" w:eastAsia="Open Sans" w:cs="Open Sans"/>
                 <w:color w:val="000000"/>
                 <w:sz w:val="20"/>
                 <w:szCs w:val="20"/>
@@ -1835,67 +2502,108 @@
               <w:t xml:space="preserve">{#MaterialsLines}</w:t>
             </w:r>
           </w:p>
-          <w:p>
+          <w:p wp14:textId="77777777">
             <w:pPr>
-              <w:pBdr/>
-              <w:pStyle w:val="normal1"/>
-              <w:spacing w:before="0" w:beforeAutospacing="false" w:after="0" w:afterAutospacing="false" w:line="278" w:lineRule="auto"/>
+              <w:spacing w:before="0" w:beforeAutospacing="off" w:after="0" w:afterAutospacing="off" w:line="278" w:lineRule="auto"/>
               <w:ind w:right="0"/>
               <w:jc w:val="left"/>
               <w:rPr>
-                <w:rFonts w:ascii="Open Sans" w:eastAsia="Open Sans" w:hAnsi="Open Sans" w:cs="Open Sans"/>
+                <w:rFonts w:ascii="Open Sans" w:hAnsi="Open Sans" w:eastAsia="Open Sans" w:cs="Open Sans"/>
                 <w:color w:val="000000"/>
                 <w:sz w:val="20"/>
                 <w:szCs w:val="20"/>
+                <w:lang w:val="en-US"/>
               </w:rPr>
             </w:pPr>
             <w:r>
               <w:rPr>
-                <w:rFonts w:ascii="Open Sans" w:eastAsia="Open Sans" w:hAnsi="Open Sans" w:cs="Open Sans"/>
-                <w:color w:val="000000"/>
-                <w:sz w:val="20"/>
-                <w:szCs w:val="20"/>
-              </w:rPr>
-              <w:t xml:space="preserve">{MaterialLine}</w:t>
+                <w:rFonts w:ascii="Open Sans" w:hAnsi="Open Sans" w:eastAsia="Open Sans" w:cs="Open Sans"/>
+                <w:color w:val="000000" w:themeColor="text1" w:themeTint="FF" w:themeShade="FF"/>
+                <w:sz w:val="20"/>
+                <w:szCs w:val="20"/>
+                <w:lang w:val="en-US"/>
+              </w:rPr>
+              <w:t>{</w:t>
+            </w:r>
+            <w:r>
+              <w:rPr>
+                <w:rFonts w:ascii="Open Sans" w:hAnsi="Open Sans" w:eastAsia="Open Sans" w:cs="Open Sans"/>
+                <w:color w:val="000000" w:themeColor="text1" w:themeTint="FF" w:themeShade="FF"/>
+                <w:sz w:val="20"/>
+                <w:szCs w:val="20"/>
+                <w:lang w:val="en-US"/>
+              </w:rPr>
+              <w:t>MaterialLine</w:t>
+            </w:r>
+            <w:r>
+              <w:rPr>
+                <w:rFonts w:ascii="Open Sans" w:hAnsi="Open Sans" w:eastAsia="Open Sans" w:cs="Open Sans"/>
+                <w:color w:val="000000" w:themeColor="text1" w:themeTint="FF" w:themeShade="FF"/>
+                <w:sz w:val="20"/>
+                <w:szCs w:val="20"/>
+                <w:lang w:val="en-US"/>
+              </w:rPr>
+              <w:t>}</w:t>
             </w:r>
           </w:p>
-          <w:p>
+          <w:p wp14:textId="77777777">
             <w:pPr>
-              <w:pBdr/>
-              <w:pStyle w:val="normal1"/>
-              <w:spacing w:before="0" w:beforeAutospacing="false" w:after="0" w:afterAutospacing="false" w:line="278" w:lineRule="auto"/>
+              <w:spacing w:before="0" w:beforeAutospacing="off" w:after="0" w:afterAutospacing="off" w:line="278" w:lineRule="auto"/>
               <w:ind w:right="0"/>
               <w:jc w:val="left"/>
               <w:rPr>
                 <w:color w:val="000000"/>
                 <w:sz w:val="18"/>
                 <w:szCs w:val="18"/>
+                <w:lang w:val="en-US"/>
               </w:rPr>
             </w:pPr>
             <w:r>
               <w:rPr>
-                <w:rFonts w:ascii="Open Sans" w:eastAsia="Open Sans" w:hAnsi="Open Sans" w:cs="Open Sans"/>
-                <w:color w:val="000000"/>
-                <w:sz w:val="20"/>
-                <w:szCs w:val="20"/>
-              </w:rPr>
-              <w:t xml:space="preserve">{/MaterialsLines}</w:t>
+                <w:rFonts w:ascii="Open Sans" w:hAnsi="Open Sans" w:eastAsia="Open Sans" w:cs="Open Sans"/>
+                <w:color w:val="000000" w:themeColor="text1" w:themeTint="FF" w:themeShade="FF"/>
+                <w:sz w:val="20"/>
+                <w:szCs w:val="20"/>
+                <w:lang w:val="en-US"/>
+              </w:rPr>
+              <w:t>{/</w:t>
+            </w:r>
+            <w:r>
+              <w:rPr>
+                <w:rFonts w:ascii="Open Sans" w:hAnsi="Open Sans" w:eastAsia="Open Sans" w:cs="Open Sans"/>
+                <w:color w:val="000000" w:themeColor="text1" w:themeTint="FF" w:themeShade="FF"/>
+                <w:sz w:val="20"/>
+                <w:szCs w:val="20"/>
+                <w:lang w:val="en-US"/>
+              </w:rPr>
+              <w:t>MaterialsLines</w:t>
+            </w:r>
+            <w:r>
+              <w:rPr>
+                <w:rFonts w:ascii="Open Sans" w:hAnsi="Open Sans" w:eastAsia="Open Sans" w:cs="Open Sans"/>
+                <w:color w:val="000000" w:themeColor="text1" w:themeTint="FF" w:themeShade="FF"/>
+                <w:sz w:val="20"/>
+                <w:szCs w:val="20"/>
+                <w:lang w:val="en-US"/>
+              </w:rPr>
+              <w:t>}</w:t>
             </w:r>
           </w:p>
         </w:tc>
         <w:tc>
           <w:tcPr>
-            <w:tcW w:w="1417" w:type="dxa"/>
+            <w:tcW w:w="1440" w:type="dxa"/>
             <w:tcBorders>
               <w:top w:val="nil"/>
               <w:left w:val="nil"/>
               <w:bottom w:val="nil"/>
               <w:right w:val="nil"/>
             </w:tcBorders>
-            <w:shd w:fill="FFFFFF" w:color="auto" w:val="clear"/>
+            <w:shd w:val="clear" w:color="auto" w:fill="FFFFFF" w:themeFill="background1"/>
+            <w:tcMar/>
             <w:vAlign w:val="top"/>
           </w:tcPr>
-          <w:p>
+          <w:p wp14:textId="77777777">
             <w:pPr>
               <w:pBdr/>
               <w:pStyle w:val="normal1"/>
@@ -1910,17 +2618,18 @@
         </w:tc>
         <w:tc>
           <w:tcPr>
-            <w:tcW w:w="1077" w:type="dxa"/>
+            <w:tcW w:w="1245" w:type="dxa"/>
             <w:tcBorders>
               <w:top w:val="nil"/>
               <w:left w:val="nil"/>
               <w:bottom w:val="nil"/>
               <w:right w:val="nil"/>
             </w:tcBorders>
-            <w:shd w:fill="FFFFFF" w:color="auto" w:val="clear"/>
+            <w:shd w:val="clear" w:color="auto" w:fill="FFFFFF" w:themeFill="background1"/>
+            <w:tcMar/>
             <w:vAlign w:val="center"/>
           </w:tcPr>
-          <w:p>
+          <w:p wp14:textId="77777777">
             <w:pPr>
               <w:pBdr/>
               <w:pStyle w:val="normal1"/>
@@ -1934,7 +2643,7 @@
           </w:p>
         </w:tc>
       </w:tr>
-      <w:tr>
+      <w:tr xmlns:wp14="http://schemas.microsoft.com/office/word/2010/wordml" wp14:textId="77777777">
         <w:tblPrEx>
           <w:tblBorders/>
           <w:tblCellMar>
@@ -1945,231 +2654,406 @@
           </w:tblCellMar>
         </w:tblPrEx>
         <w:trPr>
-          <w:trHeight w:hRule="atLeast" w:val="1"/>
+          <w:trHeight w:val="1" w:hRule="atLeast"/>
         </w:trPr>
         <w:tc>
           <w:tcPr>
-            <w:tcW w:w="425" w:type="dxa"/>
+            <w:tcW w:w="510" w:type="dxa"/>
             <w:tcBorders>
               <w:top w:val="nil"/>
               <w:left w:val="nil"/>
               <w:bottom w:val="nil"/>
               <w:right w:val="nil"/>
             </w:tcBorders>
-            <w:shd w:fill="FFFFFF" w:color="auto" w:val="clear"/>
+            <w:shd w:val="clear" w:color="auto" w:fill="FFFFFF" w:themeFill="background1"/>
+            <w:tcMar/>
             <w:vAlign w:val="top"/>
           </w:tcPr>
-          <w:p>
+          <w:p wp14:textId="77777777">
             <w:pPr>
-              <w:pBdr/>
-              <w:pStyle w:val="normal1"/>
               <w:spacing w:before="0" w:after="0" w:line="278" w:lineRule="auto"/>
               <w:ind w:right="-26"/>
               <w:jc w:val="center"/>
               <w:rPr>
                 <w:color w:val="000000"/>
                 <w:sz w:val="18"/>
+                <w:szCs w:val="18"/>
+                <w:lang w:val="en-US"/>
               </w:rPr>
             </w:pPr>
             <w:r>
               <w:rPr>
-                <w:rFonts w:ascii="Open Sans" w:eastAsia="Open Sans" w:hAnsi="Open Sans" w:cs="Open Sans"/>
-                <w:color w:val="000000"/>
+                <w:rFonts w:ascii="Open Sans" w:hAnsi="Open Sans" w:eastAsia="Open Sans" w:cs="Open Sans"/>
+                <w:color w:val="000000" w:themeColor="text1" w:themeTint="FF" w:themeShade="FF"/>
                 <w:sz w:val="18"/>
-                <w:szCs w:val="20"/>
-              </w:rPr>
-              <w:t xml:space="preserve">{#hasBonus}{#BonusRows}{Bonus}</w:t>
+                <w:szCs w:val="18"/>
+                <w:lang w:val="en-US"/>
+              </w:rPr>
+              <w:t>{#</w:t>
+            </w:r>
+            <w:r>
+              <w:rPr>
+                <w:rFonts w:ascii="Open Sans" w:hAnsi="Open Sans" w:eastAsia="Open Sans" w:cs="Open Sans"/>
+                <w:color w:val="000000" w:themeColor="text1" w:themeTint="FF" w:themeShade="FF"/>
+                <w:sz w:val="18"/>
+                <w:szCs w:val="18"/>
+                <w:lang w:val="en-US"/>
+              </w:rPr>
+              <w:t>hasBonus}{</w:t>
+            </w:r>
+            <w:r>
+              <w:rPr>
+                <w:rFonts w:ascii="Open Sans" w:hAnsi="Open Sans" w:eastAsia="Open Sans" w:cs="Open Sans"/>
+                <w:color w:val="000000" w:themeColor="text1" w:themeTint="FF" w:themeShade="FF"/>
+                <w:sz w:val="18"/>
+                <w:szCs w:val="18"/>
+                <w:lang w:val="en-US"/>
+              </w:rPr>
+              <w:t>#</w:t>
+            </w:r>
+            <w:r>
+              <w:rPr>
+                <w:rFonts w:ascii="Open Sans" w:hAnsi="Open Sans" w:eastAsia="Open Sans" w:cs="Open Sans"/>
+                <w:color w:val="000000" w:themeColor="text1" w:themeTint="FF" w:themeShade="FF"/>
+                <w:sz w:val="18"/>
+                <w:szCs w:val="18"/>
+                <w:lang w:val="en-US"/>
+              </w:rPr>
+              <w:t>BonusRows}{</w:t>
+            </w:r>
+            <w:r>
+              <w:rPr>
+                <w:rFonts w:ascii="Open Sans" w:hAnsi="Open Sans" w:eastAsia="Open Sans" w:cs="Open Sans"/>
+                <w:color w:val="000000" w:themeColor="text1" w:themeTint="FF" w:themeShade="FF"/>
+                <w:sz w:val="18"/>
+                <w:szCs w:val="18"/>
+                <w:lang w:val="en-US"/>
+              </w:rPr>
+              <w:t>Bonus}</w:t>
             </w:r>
           </w:p>
         </w:tc>
         <w:tc>
           <w:tcPr>
-            <w:tcW w:w="789" w:type="dxa"/>
+            <w:tcW w:w="885" w:type="dxa"/>
             <w:tcBorders>
               <w:top w:val="nil"/>
               <w:left w:val="nil"/>
               <w:bottom w:val="nil"/>
               <w:right w:val="nil"/>
             </w:tcBorders>
-            <w:shd w:fill="FFFFFF" w:color="auto" w:val="clear"/>
+            <w:shd w:val="clear" w:color="auto" w:fill="FFFFFF" w:themeFill="background1"/>
+            <w:tcMar/>
             <w:vAlign w:val="top"/>
           </w:tcPr>
-          <w:p>
+          <w:p wp14:textId="77777777">
             <w:pPr>
-              <w:pBdr/>
-              <w:pStyle w:val="normal1"/>
-              <w:spacing w:before="0" w:beforeAutospacing="false" w:after="0" w:afterAutospacing="false" w:line="278" w:lineRule="auto"/>
+              <w:spacing w:before="0" w:beforeAutospacing="off" w:after="0" w:afterAutospacing="off" w:line="278" w:lineRule="auto"/>
               <w:ind w:right="0"/>
               <w:jc w:val="center"/>
               <w:rPr>
                 <w:color w:val="000000"/>
                 <w:sz w:val="18"/>
+                <w:szCs w:val="18"/>
+                <w:lang w:val="en-US"/>
               </w:rPr>
             </w:pPr>
             <w:r>
               <w:rPr>
-                <w:rFonts w:ascii="Open Sans" w:eastAsia="Open Sans" w:hAnsi="Open Sans" w:cs="Open Sans"/>
-                <w:color w:val="000000"/>
+                <w:rFonts w:ascii="Open Sans" w:hAnsi="Open Sans" w:eastAsia="Open Sans" w:cs="Open Sans"/>
+                <w:color w:val="000000" w:themeColor="text1" w:themeTint="FF" w:themeShade="FF"/>
                 <w:sz w:val="18"/>
-                <w:szCs w:val="20"/>
-              </w:rPr>
-              <w:t xml:space="preserve">{BonusMenge}</w:t>
+                <w:szCs w:val="18"/>
+                <w:lang w:val="en-US"/>
+              </w:rPr>
+              <w:t>{</w:t>
+            </w:r>
+            <w:r>
+              <w:rPr>
+                <w:rFonts w:ascii="Open Sans" w:hAnsi="Open Sans" w:eastAsia="Open Sans" w:cs="Open Sans"/>
+                <w:color w:val="000000" w:themeColor="text1" w:themeTint="FF" w:themeShade="FF"/>
+                <w:sz w:val="18"/>
+                <w:szCs w:val="18"/>
+                <w:lang w:val="en-US"/>
+              </w:rPr>
+              <w:t>BonusMenge</w:t>
+            </w:r>
+            <w:r>
+              <w:rPr>
+                <w:rFonts w:ascii="Open Sans" w:hAnsi="Open Sans" w:eastAsia="Open Sans" w:cs="Open Sans"/>
+                <w:color w:val="000000" w:themeColor="text1" w:themeTint="FF" w:themeShade="FF"/>
+                <w:sz w:val="18"/>
+                <w:szCs w:val="18"/>
+                <w:lang w:val="en-US"/>
+              </w:rPr>
+              <w:t>}</w:t>
             </w:r>
           </w:p>
         </w:tc>
         <w:tc>
           <w:tcPr>
-            <w:tcW w:w="6342" w:type="dxa"/>
+            <w:tcW w:w="5865" w:type="dxa"/>
             <w:tcBorders>
               <w:top w:val="nil"/>
               <w:left w:val="nil"/>
               <w:bottom w:val="nil"/>
               <w:right w:val="nil"/>
             </w:tcBorders>
-            <w:shd w:fill="FFFFFF" w:color="auto" w:val="clear"/>
+            <w:shd w:val="clear" w:color="auto" w:fill="FFFFFF" w:themeFill="background1"/>
+            <w:tcMar/>
             <w:vAlign w:val="top"/>
           </w:tcPr>
-          <w:p>
+          <w:p wp14:textId="77777777">
             <w:pPr>
-              <w:pBdr/>
-              <w:pStyle w:val="normal1"/>
-              <w:spacing w:before="0" w:beforeAutospacing="false" w:after="0" w:afterAutospacing="false" w:line="278" w:lineRule="auto"/>
+              <w:spacing w:before="0" w:beforeAutospacing="off" w:after="0" w:afterAutospacing="off" w:line="278" w:lineRule="auto"/>
               <w:ind w:right="0"/>
               <w:jc w:val="left"/>
               <w:rPr>
-                <w:rFonts w:ascii="Open Sans" w:eastAsia="Open Sans" w:hAnsi="Open Sans" w:cs="Open Sans"/>
-                <w:b/>
+                <w:rFonts w:ascii="Open Sans" w:hAnsi="Open Sans" w:eastAsia="Open Sans" w:cs="Open Sans"/>
+                <w:b w:val="1"/>
+                <w:bCs w:val="1"/>
                 <w:color w:val="000000"/>
                 <w:sz w:val="20"/>
                 <w:szCs w:val="20"/>
+                <w:lang w:val="en-US"/>
               </w:rPr>
             </w:pPr>
             <w:r>
               <w:rPr>
-                <w:rFonts w:ascii="Open Sans" w:eastAsia="Open Sans" w:hAnsi="Open Sans" w:cs="Open Sans"/>
-                <w:b/>
-                <w:color w:val="000000"/>
-                <w:sz w:val="20"/>
-                <w:szCs w:val="20"/>
-              </w:rPr>
-              <w:t xml:space="preserve">{BonusLabel}</w:t>
+                <w:rFonts w:ascii="Open Sans" w:hAnsi="Open Sans" w:eastAsia="Open Sans" w:cs="Open Sans"/>
+                <w:b w:val="1"/>
+                <w:bCs w:val="1"/>
+                <w:color w:val="000000" w:themeColor="text1" w:themeTint="FF" w:themeShade="FF"/>
+                <w:sz w:val="20"/>
+                <w:szCs w:val="20"/>
+                <w:lang w:val="en-US"/>
+              </w:rPr>
+              <w:t>{</w:t>
+            </w:r>
+            <w:r>
+              <w:rPr>
+                <w:rFonts w:ascii="Open Sans" w:hAnsi="Open Sans" w:eastAsia="Open Sans" w:cs="Open Sans"/>
+                <w:b w:val="1"/>
+                <w:bCs w:val="1"/>
+                <w:color w:val="000000" w:themeColor="text1" w:themeTint="FF" w:themeShade="FF"/>
+                <w:sz w:val="20"/>
+                <w:szCs w:val="20"/>
+                <w:lang w:val="en-US"/>
+              </w:rPr>
+              <w:t>BonusLabel</w:t>
+            </w:r>
+            <w:r>
+              <w:rPr>
+                <w:rFonts w:ascii="Open Sans" w:hAnsi="Open Sans" w:eastAsia="Open Sans" w:cs="Open Sans"/>
+                <w:b w:val="1"/>
+                <w:bCs w:val="1"/>
+                <w:color w:val="000000" w:themeColor="text1" w:themeTint="FF" w:themeShade="FF"/>
+                <w:sz w:val="20"/>
+                <w:szCs w:val="20"/>
+                <w:lang w:val="en-US"/>
+              </w:rPr>
+              <w:t>}</w:t>
             </w:r>
           </w:p>
-          <w:p>
+          <w:p wp14:textId="77777777">
             <w:pPr>
-              <w:pBdr/>
-              <w:pStyle w:val="normal1"/>
-              <w:spacing w:before="0" w:beforeAutospacing="false" w:after="0" w:afterAutospacing="false" w:line="278" w:lineRule="auto"/>
+              <w:spacing w:before="0" w:beforeAutospacing="off" w:after="0" w:afterAutospacing="off" w:line="278" w:lineRule="auto"/>
               <w:ind w:right="0"/>
               <w:jc w:val="left"/>
               <w:rPr>
                 <w:color w:val="000000"/>
                 <w:sz w:val="18"/>
                 <w:szCs w:val="18"/>
+                <w:lang w:val="en-US"/>
               </w:rPr>
             </w:pPr>
             <w:r>
               <w:rPr>
-                <w:rFonts w:ascii="Open Sans" w:eastAsia="Open Sans" w:hAnsi="Open Sans" w:cs="Open Sans"/>
-                <w:color w:val="000000"/>
-                <w:sz w:val="20"/>
-                <w:szCs w:val="20"/>
-              </w:rPr>
-              <w:t xml:space="preserve">{BonusDetail}</w:t>
+                <w:rFonts w:ascii="Open Sans" w:hAnsi="Open Sans" w:eastAsia="Open Sans" w:cs="Open Sans"/>
+                <w:color w:val="000000" w:themeColor="text1" w:themeTint="FF" w:themeShade="FF"/>
+                <w:sz w:val="20"/>
+                <w:szCs w:val="20"/>
+                <w:lang w:val="en-US"/>
+              </w:rPr>
+              <w:t>{</w:t>
+            </w:r>
+            <w:r>
+              <w:rPr>
+                <w:rFonts w:ascii="Open Sans" w:hAnsi="Open Sans" w:eastAsia="Open Sans" w:cs="Open Sans"/>
+                <w:color w:val="000000" w:themeColor="text1" w:themeTint="FF" w:themeShade="FF"/>
+                <w:sz w:val="20"/>
+                <w:szCs w:val="20"/>
+                <w:lang w:val="en-US"/>
+              </w:rPr>
+              <w:t>BonusDetail</w:t>
+            </w:r>
+            <w:r>
+              <w:rPr>
+                <w:rFonts w:ascii="Open Sans" w:hAnsi="Open Sans" w:eastAsia="Open Sans" w:cs="Open Sans"/>
+                <w:color w:val="000000" w:themeColor="text1" w:themeTint="FF" w:themeShade="FF"/>
+                <w:sz w:val="20"/>
+                <w:szCs w:val="20"/>
+                <w:lang w:val="en-US"/>
+              </w:rPr>
+              <w:t>}</w:t>
             </w:r>
           </w:p>
         </w:tc>
         <w:tc>
           <w:tcPr>
-            <w:tcW w:w="1417" w:type="dxa"/>
+            <w:tcW w:w="1440" w:type="dxa"/>
             <w:tcBorders>
               <w:top w:val="nil"/>
               <w:left w:val="nil"/>
               <w:bottom w:val="nil"/>
               <w:right w:val="nil"/>
             </w:tcBorders>
-            <w:shd w:fill="FFFFFF" w:color="auto" w:val="clear"/>
+            <w:shd w:val="clear" w:color="auto" w:fill="FFFFFF" w:themeFill="background1"/>
+            <w:tcMar/>
             <w:vAlign w:val="top"/>
           </w:tcPr>
-          <w:p>
+          <w:p wp14:textId="77777777">
             <w:pPr>
-              <w:pBdr/>
-              <w:pStyle w:val="normal1"/>
-              <w:spacing w:before="0" w:beforeAutospacing="false" w:after="0" w:afterAutospacing="false" w:line="278" w:lineRule="auto"/>
+              <w:spacing w:before="0" w:beforeAutospacing="off" w:after="0" w:afterAutospacing="off" w:line="278" w:lineRule="auto"/>
               <w:ind w:right="0"/>
               <w:jc w:val="center"/>
               <w:rPr>
-                <w:rFonts w:ascii="Arial" w:eastAsia="Arial" w:hAnsi="Arial" w:cs="Arial"/>
+                <w:rFonts w:ascii="Arial" w:hAnsi="Arial" w:eastAsia="Arial" w:cs="Arial"/>
                 <w:color w:val="000000"/>
+                <w:lang w:val="en-US"/>
               </w:rPr>
             </w:pPr>
             <w:r>
               <w:rPr>
-                <w:rFonts w:ascii="Arial" w:eastAsia="Arial" w:hAnsi="Arial" w:cs="Arial"/>
-                <w:color w:val="000000"/>
-                <w:sz w:val="20"/>
-                <w:szCs w:val="20"/>
-              </w:rPr>
-              <w:t xml:space="preserve">{preis}</w:t>
+                <w:rFonts w:ascii="Arial" w:hAnsi="Arial" w:eastAsia="Arial" w:cs="Arial"/>
+                <w:color w:val="000000" w:themeColor="text1" w:themeTint="FF" w:themeShade="FF"/>
+                <w:sz w:val="20"/>
+                <w:szCs w:val="20"/>
+                <w:lang w:val="en-US"/>
+              </w:rPr>
+              <w:t>{</w:t>
+            </w:r>
+            <w:r>
+              <w:rPr>
+                <w:rFonts w:ascii="Arial" w:hAnsi="Arial" w:eastAsia="Arial" w:cs="Arial"/>
+                <w:color w:val="000000" w:themeColor="text1" w:themeTint="FF" w:themeShade="FF"/>
+                <w:sz w:val="20"/>
+                <w:szCs w:val="20"/>
+                <w:lang w:val="en-US"/>
+              </w:rPr>
+              <w:t>preis</w:t>
+            </w:r>
+            <w:r>
+              <w:rPr>
+                <w:rFonts w:ascii="Arial" w:hAnsi="Arial" w:eastAsia="Arial" w:cs="Arial"/>
+                <w:color w:val="000000" w:themeColor="text1" w:themeTint="FF" w:themeShade="FF"/>
+                <w:sz w:val="20"/>
+                <w:szCs w:val="20"/>
+                <w:lang w:val="en-US"/>
+              </w:rPr>
+              <w:t>}</w:t>
             </w:r>
           </w:p>
         </w:tc>
         <w:tc>
           <w:tcPr>
-            <w:tcW w:w="1077" w:type="dxa"/>
+            <w:tcW w:w="1245" w:type="dxa"/>
             <w:tcBorders>
               <w:top w:val="nil"/>
               <w:left w:val="nil"/>
               <w:bottom w:val="nil"/>
               <w:right w:val="nil"/>
             </w:tcBorders>
-            <w:shd w:fill="FFFFFF" w:color="auto" w:val="clear"/>
+            <w:shd w:val="clear" w:color="auto" w:fill="FFFFFF" w:themeFill="background1"/>
+            <w:tcMar/>
             <w:vAlign w:val="top"/>
           </w:tcPr>
-          <w:p>
+          <w:p wp14:textId="77777777">
             <w:pPr>
-              <w:pBdr/>
-              <w:pStyle w:val="normal1"/>
-              <w:spacing w:before="0" w:beforeAutospacing="false" w:after="0" w:afterAutospacing="false" w:line="278" w:lineRule="auto"/>
+              <w:spacing w:before="0" w:beforeAutospacing="off" w:after="0" w:afterAutospacing="off" w:line="278" w:lineRule="auto"/>
               <w:ind w:right="0"/>
               <w:jc w:val="center"/>
               <w:rPr>
-                <w:rFonts w:ascii="Arial" w:eastAsia="Arial" w:hAnsi="Arial" w:cs="Arial"/>
+                <w:rFonts w:ascii="Arial" w:hAnsi="Arial" w:eastAsia="Arial" w:cs="Arial"/>
                 <w:color w:val="000000"/>
+                <w:lang w:val="en-US"/>
               </w:rPr>
             </w:pPr>
             <w:r>
               <w:rPr>
-                <w:rFonts w:ascii="Arial" w:eastAsia="Arial" w:hAnsi="Arial" w:cs="Arial"/>
-                <w:color w:val="000000"/>
-                <w:sz w:val="20"/>
-                <w:szCs w:val="20"/>
-              </w:rPr>
-              <w:t xml:space="preserve">{gesamt}{/</w:t>
-            </w:r>
-            <w:r>
-              <w:rPr>
-                <w:rFonts w:ascii="Arial" w:eastAsia="Arial" w:hAnsi="Arial" w:cs="Arial"/>
-                <w:color w:val="000000"/>
-                <w:sz w:val="20"/>
-                <w:szCs w:val="20"/>
-              </w:rPr>
-              <w:t xml:space="preserve">BonusRows}{/</w:t>
-            </w:r>
-            <w:r>
-              <w:rPr>
-                <w:rFonts w:ascii="Arial" w:eastAsia="Arial" w:hAnsi="Arial" w:cs="Arial"/>
-                <w:color w:val="000000"/>
-                <w:sz w:val="20"/>
-                <w:szCs w:val="20"/>
-              </w:rPr>
-              <w:t xml:space="preserve">hasBonus}</w:t>
+                <w:rFonts w:ascii="Arial" w:hAnsi="Arial" w:eastAsia="Arial" w:cs="Arial"/>
+                <w:color w:val="000000" w:themeColor="text1" w:themeTint="FF" w:themeShade="FF"/>
+                <w:sz w:val="20"/>
+                <w:szCs w:val="20"/>
+                <w:lang w:val="en-US"/>
+              </w:rPr>
+              <w:t>{</w:t>
+            </w:r>
+            <w:r>
+              <w:rPr>
+                <w:rFonts w:ascii="Arial" w:hAnsi="Arial" w:eastAsia="Arial" w:cs="Arial"/>
+                <w:color w:val="000000" w:themeColor="text1" w:themeTint="FF" w:themeShade="FF"/>
+                <w:sz w:val="20"/>
+                <w:szCs w:val="20"/>
+                <w:lang w:val="en-US"/>
+              </w:rPr>
+              <w:t>gesamt</w:t>
+            </w:r>
+            <w:r>
+              <w:rPr>
+                <w:rFonts w:ascii="Arial" w:hAnsi="Arial" w:eastAsia="Arial" w:cs="Arial"/>
+                <w:color w:val="000000" w:themeColor="text1" w:themeTint="FF" w:themeShade="FF"/>
+                <w:sz w:val="20"/>
+                <w:szCs w:val="20"/>
+                <w:lang w:val="en-US"/>
+              </w:rPr>
+              <w:t>}{/</w:t>
+            </w:r>
+            <w:r>
+              <w:rPr>
+                <w:rFonts w:ascii="Arial" w:hAnsi="Arial" w:eastAsia="Arial" w:cs="Arial"/>
+                <w:color w:val="000000" w:themeColor="text1" w:themeTint="FF" w:themeShade="FF"/>
+                <w:sz w:val="20"/>
+                <w:szCs w:val="20"/>
+                <w:lang w:val="en-US"/>
+              </w:rPr>
+              <w:t>BonusRows</w:t>
+            </w:r>
+            <w:r>
+              <w:rPr>
+                <w:rFonts w:ascii="Arial" w:hAnsi="Arial" w:eastAsia="Arial" w:cs="Arial"/>
+                <w:color w:val="000000" w:themeColor="text1" w:themeTint="FF" w:themeShade="FF"/>
+                <w:sz w:val="20"/>
+                <w:szCs w:val="20"/>
+                <w:lang w:val="en-US"/>
+              </w:rPr>
+              <w:t>}{/</w:t>
+            </w:r>
+            <w:r>
+              <w:rPr>
+                <w:rFonts w:ascii="Arial" w:hAnsi="Arial" w:eastAsia="Arial" w:cs="Arial"/>
+                <w:color w:val="000000" w:themeColor="text1" w:themeTint="FF" w:themeShade="FF"/>
+                <w:sz w:val="20"/>
+                <w:szCs w:val="20"/>
+                <w:lang w:val="en-US"/>
+              </w:rPr>
+              <w:t>hasBonus</w:t>
+            </w:r>
+            <w:r>
+              <w:rPr>
+                <w:rFonts w:ascii="Arial" w:hAnsi="Arial" w:eastAsia="Arial" w:cs="Arial"/>
+                <w:color w:val="000000" w:themeColor="text1" w:themeTint="FF" w:themeShade="FF"/>
+                <w:sz w:val="20"/>
+                <w:szCs w:val="20"/>
+                <w:lang w:val="en-US"/>
+              </w:rPr>
+              <w:t>}</w:t>
             </w:r>
           </w:p>
         </w:tc>
       </w:tr>
     </w:tbl>
-    <w:p>
+    <w:p xmlns:wp14="http://schemas.microsoft.com/office/word/2010/wordml" wp14:textId="77777777">
       <w:pPr>
         <w:pBdr/>
         <w:pStyle w:val="normal1"/>
@@ -2181,7 +3065,7 @@
           <w:tab w:val="left" w:pos="1416.0000610351562"/>
         </w:tabs>
         <w:rPr>
-          <w:rFonts w:ascii="Open Sans" w:eastAsia="Open Sans" w:hAnsi="Open Sans" w:cs="Open Sans"/>
+          <w:rFonts w:ascii="Open Sans" w:hAnsi="Open Sans" w:eastAsia="Open Sans" w:cs="Open Sans"/>
           <w:color w:val="070707"/>
           <w:sz w:val="20"/>
           <w:szCs w:val="20"/>
@@ -2210,7 +3094,7 @@
           <w:insideH w:val="nil"/>
           <w:insideV w:val="nil"/>
         </w:tblBorders>
-        <w:shd w:fill="auto" w:color="auto"/>
+        <w:shd w:color="auto" w:fill="auto"/>
         <w:tblLayout w:type="fixed"/>
       </w:tblPr>
       <w:tblGrid>
@@ -2220,7 +3104,7 @@
         <w:gridCol w:w="3482"/>
         <w:gridCol w:w="1293"/>
       </w:tblGrid>
-      <w:tr>
+      <w:tr xmlns:wp14="http://schemas.microsoft.com/office/word/2010/wordml" wp14:textId="77777777">
         <w:tblPrEx>
           <w:tblBorders>
             <w:top w:val="nil"/>
@@ -2238,7 +3122,7 @@
           </w:tblCellMar>
         </w:tblPrEx>
         <w:trPr>
-          <w:trHeight w:hRule="atLeast" w:val="20"/>
+          <w:trHeight w:val="20" w:hRule="atLeast"/>
           <w:gridBefore w:val="1"/>
           <w:wBefore w:w="16" w:type="dxa"/>
           <w:cantSplit/>
@@ -2252,42 +3136,87 @@
               <w:bottom w:val="nil"/>
               <w:right w:val="nil"/>
             </w:tcBorders>
-            <w:shd w:fill="D9D9D9" w:color="auto" w:val="clear"/>
+            <w:shd w:val="clear" w:color="auto" w:fill="D9D9D9" w:themeFill="background1" w:themeFillShade="D9"/>
+            <w:tcMar/>
             <w:vAlign w:val="center"/>
           </w:tcPr>
-          <w:p>
+          <w:p wp14:textId="77777777">
             <w:pPr>
-              <w:pBdr/>
-              <w:pStyle w:val="normal1"/>
               <w:keepNext/>
               <w:keepLines/>
-              <w:spacing w:before="0" w:beforeAutospacing="false" w:after="0" w:afterAutospacing="false" w:line="240" w:lineRule="auto"/>
+              <w:spacing w:before="0" w:beforeAutospacing="off" w:after="0" w:afterAutospacing="off" w:line="240" w:lineRule="auto"/>
               <w:ind w:left="50" w:right="0"/>
               <w:jc w:val="both"/>
               <w:rPr>
-                <w:rFonts w:ascii="Calibri" w:eastAsia="Calibri" w:hAnsi="Calibri" w:cs="Calibri"/>
+                <w:rFonts w:ascii="Calibri" w:hAnsi="Calibri" w:eastAsia="Calibri" w:cs="Calibri"/>
                 <w:sz w:val="22"/>
                 <w:szCs w:val="22"/>
+                <w:lang w:val="en-US"/>
               </w:rPr>
             </w:pPr>
             <w:r>
               <w:rPr>
-                <w:rFonts w:ascii="Open Sans Semibold" w:eastAsia="Open Sans Semibold" w:hAnsi="Open Sans Semibold" w:cs="Open Sans Semibold"/>
+                <w:rFonts w:ascii="Open Sans Semibold" w:hAnsi="Open Sans Semibold" w:eastAsia="Open Sans Semibold" w:cs="Open Sans Semibold"/>
                 <w:color w:val="030303"/>
                 <w:sz w:val="20"/>
                 <w:szCs w:val="20"/>
-              </w:rPr>
-              <w:t xml:space="preserve">{#Totals}{#isAlt}</w:t>
-            </w:r>
-            <w:r>
-              <w:rPr>
-                <w:rFonts w:ascii="Open Sans Semibold" w:eastAsia="Open Sans Semibold" w:hAnsi="Open Sans Semibold" w:cs="Open Sans Semibold"/>
-                <w:b/>
+                <w:lang w:val="en-US"/>
+              </w:rPr>
+              <w:t>{#</w:t>
+            </w:r>
+            <w:r>
+              <w:rPr>
+                <w:rFonts w:ascii="Open Sans Semibold" w:hAnsi="Open Sans Semibold" w:eastAsia="Open Sans Semibold" w:cs="Open Sans Semibold"/>
                 <w:color w:val="030303"/>
                 <w:sz w:val="20"/>
                 <w:szCs w:val="20"/>
-              </w:rPr>
-              <w:t xml:space="preserve">{label}</w:t>
+                <w:lang w:val="en-US"/>
+              </w:rPr>
+              <w:t>Totals}{</w:t>
+            </w:r>
+            <w:r>
+              <w:rPr>
+                <w:rFonts w:ascii="Open Sans Semibold" w:hAnsi="Open Sans Semibold" w:eastAsia="Open Sans Semibold" w:cs="Open Sans Semibold"/>
+                <w:color w:val="030303"/>
+                <w:sz w:val="20"/>
+                <w:szCs w:val="20"/>
+                <w:lang w:val="en-US"/>
+              </w:rPr>
+              <w:t>#</w:t>
+            </w:r>
+            <w:r>
+              <w:rPr>
+                <w:rFonts w:ascii="Open Sans Semibold" w:hAnsi="Open Sans Semibold" w:eastAsia="Open Sans Semibold" w:cs="Open Sans Semibold"/>
+                <w:color w:val="030303"/>
+                <w:sz w:val="20"/>
+                <w:szCs w:val="20"/>
+                <w:lang w:val="en-US"/>
+              </w:rPr>
+              <w:t>isAlt}</w:t>
+            </w:r>
+            <w:r>
+              <w:rPr>
+                <w:rFonts w:ascii="Open Sans Semibold" w:hAnsi="Open Sans Semibold" w:eastAsia="Open Sans Semibold" w:cs="Open Sans Semibold"/>
+                <w:b w:val="1"/>
+                <w:bCs w:val="1"/>
+                <w:color w:val="030303"/>
+                <w:sz w:val="20"/>
+                <w:szCs w:val="20"/>
+                <w:lang w:val="en-US"/>
+              </w:rPr>
+              <w:t>{</w:t>
+            </w:r>
+            <w:r>
+              <w:rPr>
+                <w:rFonts w:ascii="Open Sans Semibold" w:hAnsi="Open Sans Semibold" w:eastAsia="Open Sans Semibold" w:cs="Open Sans Semibold"/>
+                <w:b w:val="1"/>
+                <w:bCs w:val="1"/>
+                <w:color w:val="030303"/>
+                <w:sz w:val="20"/>
+                <w:szCs w:val="20"/>
+                <w:lang w:val="en-US"/>
+              </w:rPr>
+              <w:t>label}</w:t>
             </w:r>
           </w:p>
         </w:tc>
@@ -2300,10 +3229,11 @@
               <w:bottom w:val="nil"/>
               <w:right w:val="nil"/>
             </w:tcBorders>
-            <w:shd w:fill="D9D9D9" w:color="auto" w:val="clear"/>
+            <w:shd w:val="clear" w:color="auto" w:fill="D9D9D9" w:themeFill="background1" w:themeFillShade="D9"/>
+            <w:tcMar/>
             <w:vAlign w:val="center"/>
           </w:tcPr>
-          <w:p>
+          <w:p wp14:textId="77777777">
             <w:pPr>
               <w:pBdr/>
               <w:pStyle w:val="normal1"/>
@@ -2327,10 +3257,11 @@
               <w:bottom w:val="nil"/>
               <w:right w:val="nil"/>
             </w:tcBorders>
-            <w:shd w:fill="D9D9D9" w:color="auto" w:val="clear"/>
+            <w:shd w:val="clear" w:color="auto" w:fill="D9D9D9" w:themeFill="background1" w:themeFillShade="D9"/>
+            <w:tcMar/>
             <w:vAlign w:val="center"/>
           </w:tcPr>
-          <w:p>
+          <w:p wp14:textId="77777777">
             <w:pPr>
               <w:pBdr/>
               <w:pStyle w:val="normal1"/>
@@ -2354,45 +3285,68 @@
               <w:bottom w:val="nil"/>
               <w:right w:val="nil"/>
             </w:tcBorders>
-            <w:shd w:fill="D9D9D9" w:color="auto" w:val="clear"/>
+            <w:shd w:val="clear" w:color="auto" w:fill="D9D9D9" w:themeFill="background1" w:themeFillShade="D9"/>
+            <w:tcMar/>
             <w:vAlign w:val="center"/>
           </w:tcPr>
-          <w:p>
+          <w:p wp14:textId="77777777">
             <w:pPr>
-              <w:pBdr/>
-              <w:pStyle w:val="normal1"/>
               <w:keepNext/>
               <w:keepLines/>
-              <w:spacing w:before="0" w:beforeAutospacing="false" w:after="0" w:afterAutospacing="false" w:line="240" w:lineRule="auto"/>
+              <w:spacing w:before="0" w:beforeAutospacing="off" w:after="0" w:afterAutospacing="off" w:line="240" w:lineRule="auto"/>
               <w:ind w:right="0"/>
               <w:jc w:val="both"/>
               <w:rPr>
                 <w:color w:val="000000"/>
+                <w:lang w:val="en-US"/>
               </w:rPr>
             </w:pPr>
             <w:r>
               <w:rPr>
-                <w:rFonts w:ascii="Open Sans Semibold" w:eastAsia="Open Sans Semibold" w:hAnsi="Open Sans Semibold" w:cs="Open Sans Semibold"/>
-                <w:b/>
-                <w:color w:val="000000"/>
+                <w:rFonts w:ascii="Open Sans Semibold" w:hAnsi="Open Sans Semibold" w:eastAsia="Open Sans Semibold" w:cs="Open Sans Semibold"/>
+                <w:b w:val="1"/>
+                <w:bCs w:val="1"/>
+                <w:color w:val="000000" w:themeColor="text1" w:themeTint="FF" w:themeShade="FF"/>
                 <w:sz w:val="22"/>
                 <w:szCs w:val="22"/>
-              </w:rPr>
-              <w:t xml:space="preserve">{value}</w:t>
-            </w:r>
-            <w:r>
-              <w:rPr>
-                <w:rFonts w:ascii="Open Sans Semibold" w:eastAsia="Open Sans Semibold" w:hAnsi="Open Sans Semibold" w:cs="Open Sans Semibold"/>
-                <w:color w:val="000000"/>
+                <w:lang w:val="en-US"/>
+              </w:rPr>
+              <w:t>{value}</w:t>
+            </w:r>
+            <w:r>
+              <w:rPr>
+                <w:rFonts w:ascii="Open Sans Semibold" w:hAnsi="Open Sans Semibold" w:eastAsia="Open Sans Semibold" w:cs="Open Sans Semibold"/>
+                <w:color w:val="000000" w:themeColor="text1" w:themeTint="FF" w:themeShade="FF"/>
                 <w:sz w:val="22"/>
                 <w:szCs w:val="22"/>
-              </w:rPr>
-              <w:t xml:space="preserve">{/isAlt}</w:t>
+                <w:lang w:val="en-US"/>
+              </w:rPr>
+              <w:t>{/</w:t>
+            </w:r>
+            <w:r>
+              <w:rPr>
+                <w:rFonts w:ascii="Open Sans Semibold" w:hAnsi="Open Sans Semibold" w:eastAsia="Open Sans Semibold" w:cs="Open Sans Semibold"/>
+                <w:color w:val="000000" w:themeColor="text1" w:themeTint="FF" w:themeShade="FF"/>
+                <w:sz w:val="22"/>
+                <w:szCs w:val="22"/>
+                <w:lang w:val="en-US"/>
+              </w:rPr>
+              <w:t>isAlt</w:t>
+            </w:r>
+            <w:r>
+              <w:rPr>
+                <w:rFonts w:ascii="Open Sans Semibold" w:hAnsi="Open Sans Semibold" w:eastAsia="Open Sans Semibold" w:cs="Open Sans Semibold"/>
+                <w:color w:val="000000" w:themeColor="text1" w:themeTint="FF" w:themeShade="FF"/>
+                <w:sz w:val="22"/>
+                <w:szCs w:val="22"/>
+                <w:lang w:val="en-US"/>
+              </w:rPr>
+              <w:t>}</w:t>
             </w:r>
           </w:p>
         </w:tc>
       </w:tr>
-      <w:tr>
+      <w:tr xmlns:wp14="http://schemas.microsoft.com/office/word/2010/wordml" wp14:textId="77777777">
         <w:tblPrEx>
           <w:tblBorders>
             <w:top w:val="nil"/>
@@ -2410,7 +3364,7 @@
           </w:tblCellMar>
         </w:tblPrEx>
         <w:trPr>
-          <w:trHeight w:hRule="atLeast" w:val="20"/>
+          <w:trHeight w:val="20" w:hRule="atLeast"/>
           <w:gridBefore w:val="1"/>
           <w:wBefore w:w="16" w:type="dxa"/>
           <w:cantSplit/>
@@ -2424,42 +3378,65 @@
               <w:bottom w:val="nil"/>
               <w:right w:val="nil"/>
             </w:tcBorders>
-            <w:shd w:fill="FFFFFF" w:color="auto" w:val="clear"/>
+            <w:shd w:val="clear" w:color="auto" w:fill="FFFFFF" w:themeFill="background1"/>
+            <w:tcMar/>
             <w:vAlign w:val="center"/>
           </w:tcPr>
-          <w:p>
+          <w:p wp14:textId="77777777">
             <w:pPr>
-              <w:pBdr/>
-              <w:pStyle w:val="normal1"/>
               <w:keepNext/>
               <w:keepLines/>
-              <w:spacing w:before="0" w:beforeAutospacing="false" w:after="0" w:afterAutospacing="false" w:line="240" w:lineRule="auto"/>
+              <w:spacing w:before="0" w:beforeAutospacing="off" w:after="0" w:afterAutospacing="off" w:line="240" w:lineRule="auto"/>
               <w:ind w:right="0"/>
               <w:jc w:val="both"/>
               <w:rPr>
-                <w:rFonts w:ascii="Calibri" w:eastAsia="Calibri" w:hAnsi="Calibri" w:cs="Calibri"/>
+                <w:rFonts w:ascii="Calibri" w:hAnsi="Calibri" w:eastAsia="Calibri" w:cs="Calibri"/>
                 <w:sz w:val="22"/>
                 <w:szCs w:val="22"/>
+                <w:lang w:val="en-US"/>
               </w:rPr>
             </w:pPr>
             <w:r>
               <w:rPr>
-                <w:rFonts w:ascii="Open Sans Semibold" w:eastAsia="Open Sans Semibold" w:hAnsi="Open Sans Semibold" w:cs="Open Sans Semibold"/>
+                <w:rFonts w:ascii="Open Sans Semibold" w:hAnsi="Open Sans Semibold" w:eastAsia="Open Sans Semibold" w:cs="Open Sans Semibold"/>
                 <w:color w:val="030303"/>
                 <w:sz w:val="20"/>
                 <w:szCs w:val="20"/>
-              </w:rPr>
-              <w:t xml:space="preserve">{^isAlt}</w:t>
-            </w:r>
-            <w:r>
-              <w:rPr>
-                <w:rFonts w:ascii="Open Sans Semibold" w:eastAsia="Open Sans Semibold" w:hAnsi="Open Sans Semibold" w:cs="Open Sans Semibold"/>
-                <w:b/>
+                <w:lang w:val="en-US"/>
+              </w:rPr>
+              <w:t>{^</w:t>
+            </w:r>
+            <w:r>
+              <w:rPr>
+                <w:rFonts w:ascii="Open Sans Semibold" w:hAnsi="Open Sans Semibold" w:eastAsia="Open Sans Semibold" w:cs="Open Sans Semibold"/>
                 <w:color w:val="030303"/>
                 <w:sz w:val="20"/>
                 <w:szCs w:val="20"/>
-              </w:rPr>
-              <w:t xml:space="preserve">{label}</w:t>
+                <w:lang w:val="en-US"/>
+              </w:rPr>
+              <w:t>isAlt</w:t>
+            </w:r>
+            <w:r>
+              <w:rPr>
+                <w:rFonts w:ascii="Open Sans Semibold" w:hAnsi="Open Sans Semibold" w:eastAsia="Open Sans Semibold" w:cs="Open Sans Semibold"/>
+                <w:color w:val="030303"/>
+                <w:sz w:val="20"/>
+                <w:szCs w:val="20"/>
+                <w:lang w:val="en-US"/>
+              </w:rPr>
+              <w:t>}</w:t>
+            </w:r>
+            <w:r>
+              <w:rPr>
+                <w:rFonts w:ascii="Open Sans Semibold" w:hAnsi="Open Sans Semibold" w:eastAsia="Open Sans Semibold" w:cs="Open Sans Semibold"/>
+                <w:b w:val="1"/>
+                <w:bCs w:val="1"/>
+                <w:color w:val="030303"/>
+                <w:sz w:val="20"/>
+                <w:szCs w:val="20"/>
+                <w:lang w:val="en-US"/>
+              </w:rPr>
+              <w:t>{label}</w:t>
             </w:r>
           </w:p>
         </w:tc>
@@ -2472,10 +3449,11 @@
               <w:bottom w:val="nil"/>
               <w:right w:val="nil"/>
             </w:tcBorders>
-            <w:shd w:fill="FFFFFF" w:color="auto" w:val="clear"/>
+            <w:shd w:val="clear" w:color="auto" w:fill="FFFFFF" w:themeFill="background1"/>
+            <w:tcMar/>
             <w:vAlign w:val="center"/>
           </w:tcPr>
-          <w:p>
+          <w:p wp14:textId="77777777">
             <w:pPr>
               <w:pBdr/>
               <w:pStyle w:val="normal1"/>
@@ -2499,10 +3477,11 @@
               <w:bottom w:val="nil"/>
               <w:right w:val="nil"/>
             </w:tcBorders>
-            <w:shd w:fill="FFFFFF" w:color="auto" w:val="clear"/>
+            <w:shd w:val="clear" w:color="auto" w:fill="FFFFFF" w:themeFill="background1"/>
+            <w:tcMar/>
             <w:vAlign w:val="center"/>
           </w:tcPr>
-          <w:p>
+          <w:p wp14:textId="77777777">
             <w:pPr>
               <w:pBdr/>
               <w:pStyle w:val="normal1"/>
@@ -2526,457 +3505,1985 @@
               <w:bottom w:val="nil"/>
               <w:right w:val="nil"/>
             </w:tcBorders>
-            <w:shd w:fill="FFFFFF" w:color="auto" w:val="clear"/>
+            <w:shd w:val="clear" w:color="auto" w:fill="FFFFFF" w:themeFill="background1"/>
+            <w:tcMar/>
             <w:vAlign w:val="center"/>
           </w:tcPr>
-          <w:p>
+          <w:p wp14:textId="77777777">
             <w:pPr>
-              <w:pBdr/>
-              <w:pStyle w:val="normal1"/>
               <w:keepNext/>
               <w:keepLines/>
-              <w:spacing w:before="0" w:beforeAutospacing="false" w:after="0" w:afterAutospacing="false" w:line="240" w:lineRule="auto"/>
+              <w:spacing w:before="0" w:beforeAutospacing="off" w:after="0" w:afterAutospacing="off" w:line="240" w:lineRule="auto"/>
               <w:ind w:right="0"/>
               <w:jc w:val="both"/>
               <w:rPr>
                 <w:color w:val="000000"/>
+                <w:lang w:val="en-US"/>
               </w:rPr>
             </w:pPr>
             <w:r>
               <w:rPr>
-                <w:rFonts w:ascii="Open Sans Semibold" w:eastAsia="Open Sans Semibold" w:hAnsi="Open Sans Semibold" w:cs="Open Sans Semibold"/>
-                <w:b/>
-                <w:color w:val="000000"/>
+                <w:rFonts w:ascii="Open Sans Semibold" w:hAnsi="Open Sans Semibold" w:eastAsia="Open Sans Semibold" w:cs="Open Sans Semibold"/>
+                <w:b w:val="1"/>
+                <w:bCs w:val="1"/>
+                <w:color w:val="000000" w:themeColor="text1" w:themeTint="FF" w:themeShade="FF"/>
                 <w:sz w:val="22"/>
                 <w:szCs w:val="22"/>
-              </w:rPr>
-              <w:t xml:space="preserve">{value}</w:t>
-            </w:r>
-            <w:r>
-              <w:rPr>
-                <w:rFonts w:ascii="Open Sans Semibold" w:eastAsia="Open Sans Semibold" w:hAnsi="Open Sans Semibold" w:cs="Open Sans Semibold"/>
-                <w:color w:val="000000"/>
+                <w:lang w:val="en-US"/>
+              </w:rPr>
+              <w:t>{value}</w:t>
+            </w:r>
+            <w:r>
+              <w:rPr>
+                <w:rFonts w:ascii="Open Sans Semibold" w:hAnsi="Open Sans Semibold" w:eastAsia="Open Sans Semibold" w:cs="Open Sans Semibold"/>
+                <w:color w:val="000000" w:themeColor="text1" w:themeTint="FF" w:themeShade="FF"/>
                 <w:sz w:val="22"/>
                 <w:szCs w:val="22"/>
-              </w:rPr>
-              <w:t xml:space="preserve">{/isAlt}{/Totals}</w:t>
+                <w:lang w:val="en-US"/>
+              </w:rPr>
+              <w:t>{/</w:t>
+            </w:r>
+            <w:r>
+              <w:rPr>
+                <w:rFonts w:ascii="Open Sans Semibold" w:hAnsi="Open Sans Semibold" w:eastAsia="Open Sans Semibold" w:cs="Open Sans Semibold"/>
+                <w:color w:val="000000" w:themeColor="text1" w:themeTint="FF" w:themeShade="FF"/>
+                <w:sz w:val="22"/>
+                <w:szCs w:val="22"/>
+                <w:lang w:val="en-US"/>
+              </w:rPr>
+              <w:t>isAlt</w:t>
+            </w:r>
+            <w:r>
+              <w:rPr>
+                <w:rFonts w:ascii="Open Sans Semibold" w:hAnsi="Open Sans Semibold" w:eastAsia="Open Sans Semibold" w:cs="Open Sans Semibold"/>
+                <w:color w:val="000000" w:themeColor="text1" w:themeTint="FF" w:themeShade="FF"/>
+                <w:sz w:val="22"/>
+                <w:szCs w:val="22"/>
+                <w:lang w:val="en-US"/>
+              </w:rPr>
+              <w:t>}{/Totals}</w:t>
             </w:r>
           </w:p>
         </w:tc>
       </w:tr>
     </w:tbl>
-    <w:p>
+    <w:p xmlns:wp14="http://schemas.microsoft.com/office/word/2010/wordml" wp14:textId="77777777">
       <w:pPr>
         <w:pBdr/>
         <w:pStyle w:val="normal1"/>
         <w:spacing/>
         <w:ind/>
         <w:rPr>
-          <w:rFonts w:ascii="Open Sans" w:eastAsia="Open Sans" w:hAnsi="Open Sans" w:cs="Open Sans"/>
+          <w:rFonts w:ascii="Open Sans" w:hAnsi="Open Sans" w:eastAsia="Open Sans" w:cs="Open Sans"/>
           <w:color w:val="030303"/>
         </w:rPr>
       </w:pPr>
     </w:p>
-    <w:p>
+    <w:p xmlns:wp14="http://schemas.microsoft.com/office/word/2010/wordml" wp14:textId="77777777">
       <w:pPr>
-        <w:pBdr/>
-        <w:pStyle w:val="normal1"/>
         <w:spacing/>
         <w:ind w:left="125"/>
         <w:rPr>
-          <w:rFonts w:ascii="Open Sans" w:eastAsia="Open Sans" w:hAnsi="Open Sans" w:cs="Open Sans"/>
+          <w:rFonts w:ascii="Open Sans" w:hAnsi="Open Sans" w:eastAsia="Open Sans" w:cs="Open Sans"/>
           <w:color w:val="000000"/>
+          <w:lang w:val="en-US"/>
         </w:rPr>
       </w:pPr>
       <w:r>
         <w:rPr>
-          <w:rFonts w:ascii="Open Sans" w:eastAsia="Open Sans" w:hAnsi="Open Sans" w:cs="Open Sans"/>
-          <w:color w:val="030303"/>
-        </w:rPr>
-        <w:t xml:space="preserve">Es handelt sich hierbei um ein Festpreisangebot für die oben definierten Leistungen.{#EbenerdigHinweis}</w:t>
+          <w:rFonts w:ascii="Open Sans" w:hAnsi="Open Sans" w:eastAsia="Open Sans" w:cs="Open Sans"/>
+          <w:color w:val="030303"/>
+          <w:lang w:val="en-US"/>
+        </w:rPr>
+        <w:t xml:space="preserve">Es </w:t>
+      </w:r>
+      <w:r>
+        <w:rPr>
+          <w:rFonts w:ascii="Open Sans" w:hAnsi="Open Sans" w:eastAsia="Open Sans" w:cs="Open Sans"/>
+          <w:color w:val="030303"/>
+          <w:lang w:val="en-US"/>
+        </w:rPr>
+        <w:t>handelt</w:t>
+      </w:r>
+      <w:r>
+        <w:rPr>
+          <w:rFonts w:ascii="Open Sans" w:hAnsi="Open Sans" w:eastAsia="Open Sans" w:cs="Open Sans"/>
+          <w:color w:val="030303"/>
+          <w:lang w:val="en-US"/>
+        </w:rPr>
+        <w:t xml:space="preserve"> </w:t>
+      </w:r>
+      <w:r>
+        <w:rPr>
+          <w:rFonts w:ascii="Open Sans" w:hAnsi="Open Sans" w:eastAsia="Open Sans" w:cs="Open Sans"/>
+          <w:color w:val="030303"/>
+          <w:lang w:val="en-US"/>
+        </w:rPr>
+        <w:t>sich</w:t>
+      </w:r>
+      <w:r>
+        <w:rPr>
+          <w:rFonts w:ascii="Open Sans" w:hAnsi="Open Sans" w:eastAsia="Open Sans" w:cs="Open Sans"/>
+          <w:color w:val="030303"/>
+          <w:lang w:val="en-US"/>
+        </w:rPr>
+        <w:t xml:space="preserve"> </w:t>
+      </w:r>
+      <w:r>
+        <w:rPr>
+          <w:rFonts w:ascii="Open Sans" w:hAnsi="Open Sans" w:eastAsia="Open Sans" w:cs="Open Sans"/>
+          <w:color w:val="030303"/>
+          <w:lang w:val="en-US"/>
+        </w:rPr>
+        <w:t>hierbei</w:t>
+      </w:r>
+      <w:r>
+        <w:rPr>
+          <w:rFonts w:ascii="Open Sans" w:hAnsi="Open Sans" w:eastAsia="Open Sans" w:cs="Open Sans"/>
+          <w:color w:val="030303"/>
+          <w:lang w:val="en-US"/>
+        </w:rPr>
+        <w:t xml:space="preserve"> um </w:t>
+      </w:r>
+      <w:r>
+        <w:rPr>
+          <w:rFonts w:ascii="Open Sans" w:hAnsi="Open Sans" w:eastAsia="Open Sans" w:cs="Open Sans"/>
+          <w:color w:val="030303"/>
+          <w:lang w:val="en-US"/>
+        </w:rPr>
+        <w:t>ein</w:t>
+      </w:r>
+      <w:r>
+        <w:rPr>
+          <w:rFonts w:ascii="Open Sans" w:hAnsi="Open Sans" w:eastAsia="Open Sans" w:cs="Open Sans"/>
+          <w:color w:val="030303"/>
+          <w:lang w:val="en-US"/>
+        </w:rPr>
+        <w:t xml:space="preserve"> </w:t>
+      </w:r>
+      <w:r>
+        <w:rPr>
+          <w:rFonts w:ascii="Open Sans" w:hAnsi="Open Sans" w:eastAsia="Open Sans" w:cs="Open Sans"/>
+          <w:color w:val="030303"/>
+          <w:lang w:val="en-US"/>
+        </w:rPr>
+        <w:t>Festpreisangebot</w:t>
+      </w:r>
+      <w:r>
+        <w:rPr>
+          <w:rFonts w:ascii="Open Sans" w:hAnsi="Open Sans" w:eastAsia="Open Sans" w:cs="Open Sans"/>
+          <w:color w:val="030303"/>
+          <w:lang w:val="en-US"/>
+        </w:rPr>
+        <w:t xml:space="preserve"> für die </w:t>
+      </w:r>
+      <w:r>
+        <w:rPr>
+          <w:rFonts w:ascii="Open Sans" w:hAnsi="Open Sans" w:eastAsia="Open Sans" w:cs="Open Sans"/>
+          <w:color w:val="030303"/>
+          <w:lang w:val="en-US"/>
+        </w:rPr>
+        <w:t>oben</w:t>
+      </w:r>
+      <w:r>
+        <w:rPr>
+          <w:rFonts w:ascii="Open Sans" w:hAnsi="Open Sans" w:eastAsia="Open Sans" w:cs="Open Sans"/>
+          <w:color w:val="030303"/>
+          <w:lang w:val="en-US"/>
+        </w:rPr>
+        <w:t xml:space="preserve"> </w:t>
+      </w:r>
+      <w:r>
+        <w:rPr>
+          <w:rFonts w:ascii="Open Sans" w:hAnsi="Open Sans" w:eastAsia="Open Sans" w:cs="Open Sans"/>
+          <w:color w:val="030303"/>
+          <w:lang w:val="en-US"/>
+        </w:rPr>
+        <w:t>definierten</w:t>
+      </w:r>
+      <w:r>
+        <w:rPr>
+          <w:rFonts w:ascii="Open Sans" w:hAnsi="Open Sans" w:eastAsia="Open Sans" w:cs="Open Sans"/>
+          <w:color w:val="030303"/>
+          <w:lang w:val="en-US"/>
+        </w:rPr>
+        <w:t xml:space="preserve"> </w:t>
+      </w:r>
+      <w:r>
+        <w:rPr>
+          <w:rFonts w:ascii="Open Sans" w:hAnsi="Open Sans" w:eastAsia="Open Sans" w:cs="Open Sans"/>
+          <w:color w:val="030303"/>
+          <w:lang w:val="en-US"/>
+        </w:rPr>
+        <w:t>Leistungen</w:t>
+      </w:r>
+      <w:r>
+        <w:rPr>
+          <w:rFonts w:ascii="Open Sans" w:hAnsi="Open Sans" w:eastAsia="Open Sans" w:cs="Open Sans"/>
+          <w:color w:val="030303"/>
+          <w:lang w:val="en-US"/>
+        </w:rPr>
+        <w:t>.{#EbenerdigHinweis}</w:t>
       </w:r>
     </w:p>
-    <w:p>
+    <w:p xmlns:wp14="http://schemas.microsoft.com/office/word/2010/wordml" wp14:textId="77777777">
       <w:pPr>
         <w:pBdr/>
         <w:pStyle w:val="normal1"/>
         <w:spacing w:before="23" w:after="0"/>
         <w:ind/>
         <w:rPr>
-          <w:rFonts w:ascii="Open Sans" w:eastAsia="Open Sans" w:hAnsi="Open Sans" w:cs="Open Sans"/>
+          <w:rFonts w:ascii="Open Sans" w:hAnsi="Open Sans" w:eastAsia="Open Sans" w:cs="Open Sans"/>
           <w:color w:val="000000"/>
         </w:rPr>
       </w:pPr>
     </w:p>
-    <w:p>
+    <w:p xmlns:wp14="http://schemas.microsoft.com/office/word/2010/wordml" wp14:textId="77777777">
       <w:pPr>
-        <w:pBdr/>
-        <w:pStyle w:val="normal1"/>
         <w:spacing w:line="286" w:lineRule="auto"/>
         <w:ind w:left="123"/>
         <w:rPr>
-          <w:rFonts w:ascii="Open Sans" w:eastAsia="Open Sans" w:hAnsi="Open Sans" w:cs="Open Sans"/>
+          <w:rFonts w:ascii="Open Sans" w:hAnsi="Open Sans" w:eastAsia="Open Sans" w:cs="Open Sans"/>
           <w:color w:val="000000"/>
+          <w:lang w:val="en-US"/>
         </w:rPr>
       </w:pPr>
       <w:r>
         <w:rPr>
-          <w:rFonts w:ascii="Open Sans Semibold" w:eastAsia="Open Sans Semibold" w:hAnsi="Open Sans Semibold" w:cs="Open Sans Semibold"/>
-          <w:color w:val="030303"/>
-        </w:rPr>
-        <w:t xml:space="preserve">ACHTUNG:</w:t>
-      </w:r>
-      <w:r>
-        <w:rPr>
-          <w:rFonts w:ascii="Open Sans" w:eastAsia="Open Sans" w:hAnsi="Open Sans" w:cs="Open Sans"/>
-          <w:color w:val="030303"/>
-        </w:rPr>
-        <w:t xml:space="preserve"> Ob eine ebenerdige Montage der Duschwanne möglich ist, kann erst nach dem Ausbau der bestehenden Wanne beurteilen werden. Sollten dabei zusätzliche oder weitere Leistungen erforderlich oder von Ihnen gewünscht sein, können zusätzliche Kosten entstehen.{/EbenerdigHinweis}</w:t>
-      </w:r>
-      <w:r>
-        <w:rPr>
-          <w:rFonts w:ascii="Open Sans" w:eastAsia="Open Sans" w:hAnsi="Open Sans" w:cs="Open Sans"/>
-          <w:color w:val="030303"/>
-        </w:rPr>
+          <w:rFonts w:ascii="Open Sans Semibold" w:hAnsi="Open Sans Semibold" w:eastAsia="Open Sans Semibold" w:cs="Open Sans Semibold"/>
+          <w:color w:val="030303"/>
+          <w:lang w:val="en-US"/>
+        </w:rPr>
+        <w:t>ACHTUNG:</w:t>
+      </w:r>
+      <w:r>
+        <w:rPr>
+          <w:rFonts w:ascii="Open Sans" w:hAnsi="Open Sans" w:eastAsia="Open Sans" w:cs="Open Sans"/>
+          <w:color w:val="030303"/>
+          <w:lang w:val="en-US"/>
+        </w:rPr>
+        <w:t xml:space="preserve"> Ob </w:t>
+      </w:r>
+      <w:r>
+        <w:rPr>
+          <w:rFonts w:ascii="Open Sans" w:hAnsi="Open Sans" w:eastAsia="Open Sans" w:cs="Open Sans"/>
+          <w:color w:val="030303"/>
+          <w:lang w:val="en-US"/>
+        </w:rPr>
+        <w:t>eine</w:t>
+      </w:r>
+      <w:r>
+        <w:rPr>
+          <w:rFonts w:ascii="Open Sans" w:hAnsi="Open Sans" w:eastAsia="Open Sans" w:cs="Open Sans"/>
+          <w:color w:val="030303"/>
+          <w:lang w:val="en-US"/>
+        </w:rPr>
+        <w:t xml:space="preserve"> </w:t>
+      </w:r>
+      <w:r>
+        <w:rPr>
+          <w:rFonts w:ascii="Open Sans" w:hAnsi="Open Sans" w:eastAsia="Open Sans" w:cs="Open Sans"/>
+          <w:color w:val="030303"/>
+          <w:lang w:val="en-US"/>
+        </w:rPr>
+        <w:t>ebenerdige</w:t>
+      </w:r>
+      <w:r>
+        <w:rPr>
+          <w:rFonts w:ascii="Open Sans" w:hAnsi="Open Sans" w:eastAsia="Open Sans" w:cs="Open Sans"/>
+          <w:color w:val="030303"/>
+          <w:lang w:val="en-US"/>
+        </w:rPr>
+        <w:t xml:space="preserve"> Montage der </w:t>
+      </w:r>
+      <w:r>
+        <w:rPr>
+          <w:rFonts w:ascii="Open Sans" w:hAnsi="Open Sans" w:eastAsia="Open Sans" w:cs="Open Sans"/>
+          <w:color w:val="030303"/>
+          <w:lang w:val="en-US"/>
+        </w:rPr>
+        <w:t>Duschwanne</w:t>
+      </w:r>
+      <w:r>
+        <w:rPr>
+          <w:rFonts w:ascii="Open Sans" w:hAnsi="Open Sans" w:eastAsia="Open Sans" w:cs="Open Sans"/>
+          <w:color w:val="030303"/>
+          <w:lang w:val="en-US"/>
+        </w:rPr>
+        <w:t xml:space="preserve"> </w:t>
+      </w:r>
+      <w:r>
+        <w:rPr>
+          <w:rFonts w:ascii="Open Sans" w:hAnsi="Open Sans" w:eastAsia="Open Sans" w:cs="Open Sans"/>
+          <w:color w:val="030303"/>
+          <w:lang w:val="en-US"/>
+        </w:rPr>
+        <w:t>möglich</w:t>
+      </w:r>
+      <w:r>
+        <w:rPr>
+          <w:rFonts w:ascii="Open Sans" w:hAnsi="Open Sans" w:eastAsia="Open Sans" w:cs="Open Sans"/>
+          <w:color w:val="030303"/>
+          <w:lang w:val="en-US"/>
+        </w:rPr>
+        <w:t xml:space="preserve"> </w:t>
+      </w:r>
+      <w:r>
+        <w:rPr>
+          <w:rFonts w:ascii="Open Sans" w:hAnsi="Open Sans" w:eastAsia="Open Sans" w:cs="Open Sans"/>
+          <w:color w:val="030303"/>
+          <w:lang w:val="en-US"/>
+        </w:rPr>
+        <w:t>ist</w:t>
+      </w:r>
+      <w:r>
+        <w:rPr>
+          <w:rFonts w:ascii="Open Sans" w:hAnsi="Open Sans" w:eastAsia="Open Sans" w:cs="Open Sans"/>
+          <w:color w:val="030303"/>
+          <w:lang w:val="en-US"/>
+        </w:rPr>
+        <w:t xml:space="preserve">, </w:t>
+      </w:r>
+      <w:r>
+        <w:rPr>
+          <w:rFonts w:ascii="Open Sans" w:hAnsi="Open Sans" w:eastAsia="Open Sans" w:cs="Open Sans"/>
+          <w:color w:val="030303"/>
+          <w:lang w:val="en-US"/>
+        </w:rPr>
+        <w:t>kann</w:t>
+      </w:r>
+      <w:r>
+        <w:rPr>
+          <w:rFonts w:ascii="Open Sans" w:hAnsi="Open Sans" w:eastAsia="Open Sans" w:cs="Open Sans"/>
+          <w:color w:val="030303"/>
+          <w:lang w:val="en-US"/>
+        </w:rPr>
+        <w:t xml:space="preserve"> erst </w:t>
+      </w:r>
+      <w:r>
+        <w:rPr>
+          <w:rFonts w:ascii="Open Sans" w:hAnsi="Open Sans" w:eastAsia="Open Sans" w:cs="Open Sans"/>
+          <w:color w:val="030303"/>
+          <w:lang w:val="en-US"/>
+        </w:rPr>
+        <w:t>nach</w:t>
+      </w:r>
+      <w:r>
+        <w:rPr>
+          <w:rFonts w:ascii="Open Sans" w:hAnsi="Open Sans" w:eastAsia="Open Sans" w:cs="Open Sans"/>
+          <w:color w:val="030303"/>
+          <w:lang w:val="en-US"/>
+        </w:rPr>
+        <w:t xml:space="preserve"> dem </w:t>
+      </w:r>
+      <w:r>
+        <w:rPr>
+          <w:rFonts w:ascii="Open Sans" w:hAnsi="Open Sans" w:eastAsia="Open Sans" w:cs="Open Sans"/>
+          <w:color w:val="030303"/>
+          <w:lang w:val="en-US"/>
+        </w:rPr>
+        <w:t>Ausbau</w:t>
+      </w:r>
+      <w:r>
+        <w:rPr>
+          <w:rFonts w:ascii="Open Sans" w:hAnsi="Open Sans" w:eastAsia="Open Sans" w:cs="Open Sans"/>
+          <w:color w:val="030303"/>
+          <w:lang w:val="en-US"/>
+        </w:rPr>
+        <w:t xml:space="preserve"> der </w:t>
+      </w:r>
+      <w:r>
+        <w:rPr>
+          <w:rFonts w:ascii="Open Sans" w:hAnsi="Open Sans" w:eastAsia="Open Sans" w:cs="Open Sans"/>
+          <w:color w:val="030303"/>
+          <w:lang w:val="en-US"/>
+        </w:rPr>
+        <w:t>bestehenden</w:t>
+      </w:r>
+      <w:r>
+        <w:rPr>
+          <w:rFonts w:ascii="Open Sans" w:hAnsi="Open Sans" w:eastAsia="Open Sans" w:cs="Open Sans"/>
+          <w:color w:val="030303"/>
+          <w:lang w:val="en-US"/>
+        </w:rPr>
+        <w:t xml:space="preserve"> Wanne </w:t>
+      </w:r>
+      <w:r>
+        <w:rPr>
+          <w:rFonts w:ascii="Open Sans" w:hAnsi="Open Sans" w:eastAsia="Open Sans" w:cs="Open Sans"/>
+          <w:color w:val="030303"/>
+          <w:lang w:val="en-US"/>
+        </w:rPr>
+        <w:t>beurteilen</w:t>
+      </w:r>
+      <w:r>
+        <w:rPr>
+          <w:rFonts w:ascii="Open Sans" w:hAnsi="Open Sans" w:eastAsia="Open Sans" w:cs="Open Sans"/>
+          <w:color w:val="030303"/>
+          <w:lang w:val="en-US"/>
+        </w:rPr>
+        <w:t xml:space="preserve"> </w:t>
+      </w:r>
+      <w:r>
+        <w:rPr>
+          <w:rFonts w:ascii="Open Sans" w:hAnsi="Open Sans" w:eastAsia="Open Sans" w:cs="Open Sans"/>
+          <w:color w:val="030303"/>
+          <w:lang w:val="en-US"/>
+        </w:rPr>
+        <w:t>werden</w:t>
+      </w:r>
+      <w:r>
+        <w:rPr>
+          <w:rFonts w:ascii="Open Sans" w:hAnsi="Open Sans" w:eastAsia="Open Sans" w:cs="Open Sans"/>
+          <w:color w:val="030303"/>
+          <w:lang w:val="en-US"/>
+        </w:rPr>
+        <w:t xml:space="preserve">. </w:t>
+      </w:r>
+      <w:r>
+        <w:rPr>
+          <w:rFonts w:ascii="Open Sans" w:hAnsi="Open Sans" w:eastAsia="Open Sans" w:cs="Open Sans"/>
+          <w:color w:val="030303"/>
+          <w:lang w:val="en-US"/>
+        </w:rPr>
+        <w:t>Sollten</w:t>
+      </w:r>
+      <w:r>
+        <w:rPr>
+          <w:rFonts w:ascii="Open Sans" w:hAnsi="Open Sans" w:eastAsia="Open Sans" w:cs="Open Sans"/>
+          <w:color w:val="030303"/>
+          <w:lang w:val="en-US"/>
+        </w:rPr>
+        <w:t xml:space="preserve"> </w:t>
+      </w:r>
+      <w:r>
+        <w:rPr>
+          <w:rFonts w:ascii="Open Sans" w:hAnsi="Open Sans" w:eastAsia="Open Sans" w:cs="Open Sans"/>
+          <w:color w:val="030303"/>
+          <w:lang w:val="en-US"/>
+        </w:rPr>
+        <w:t>dabei</w:t>
+      </w:r>
+      <w:r>
+        <w:rPr>
+          <w:rFonts w:ascii="Open Sans" w:hAnsi="Open Sans" w:eastAsia="Open Sans" w:cs="Open Sans"/>
+          <w:color w:val="030303"/>
+          <w:lang w:val="en-US"/>
+        </w:rPr>
+        <w:t xml:space="preserve"> </w:t>
+      </w:r>
+      <w:r>
+        <w:rPr>
+          <w:rFonts w:ascii="Open Sans" w:hAnsi="Open Sans" w:eastAsia="Open Sans" w:cs="Open Sans"/>
+          <w:color w:val="030303"/>
+          <w:lang w:val="en-US"/>
+        </w:rPr>
+        <w:t>zusätzliche</w:t>
+      </w:r>
+      <w:r>
+        <w:rPr>
+          <w:rFonts w:ascii="Open Sans" w:hAnsi="Open Sans" w:eastAsia="Open Sans" w:cs="Open Sans"/>
+          <w:color w:val="030303"/>
+          <w:lang w:val="en-US"/>
+        </w:rPr>
+        <w:t xml:space="preserve"> </w:t>
+      </w:r>
+      <w:r>
+        <w:rPr>
+          <w:rFonts w:ascii="Open Sans" w:hAnsi="Open Sans" w:eastAsia="Open Sans" w:cs="Open Sans"/>
+          <w:color w:val="030303"/>
+          <w:lang w:val="en-US"/>
+        </w:rPr>
+        <w:t>oder</w:t>
+      </w:r>
+      <w:r>
+        <w:rPr>
+          <w:rFonts w:ascii="Open Sans" w:hAnsi="Open Sans" w:eastAsia="Open Sans" w:cs="Open Sans"/>
+          <w:color w:val="030303"/>
+          <w:lang w:val="en-US"/>
+        </w:rPr>
+        <w:t xml:space="preserve"> </w:t>
+      </w:r>
+      <w:r>
+        <w:rPr>
+          <w:rFonts w:ascii="Open Sans" w:hAnsi="Open Sans" w:eastAsia="Open Sans" w:cs="Open Sans"/>
+          <w:color w:val="030303"/>
+          <w:lang w:val="en-US"/>
+        </w:rPr>
+        <w:t>weitere</w:t>
+      </w:r>
+      <w:r>
+        <w:rPr>
+          <w:rFonts w:ascii="Open Sans" w:hAnsi="Open Sans" w:eastAsia="Open Sans" w:cs="Open Sans"/>
+          <w:color w:val="030303"/>
+          <w:lang w:val="en-US"/>
+        </w:rPr>
+        <w:t xml:space="preserve"> </w:t>
+      </w:r>
+      <w:r>
+        <w:rPr>
+          <w:rFonts w:ascii="Open Sans" w:hAnsi="Open Sans" w:eastAsia="Open Sans" w:cs="Open Sans"/>
+          <w:color w:val="030303"/>
+          <w:lang w:val="en-US"/>
+        </w:rPr>
+        <w:t>Leistungen</w:t>
+      </w:r>
+      <w:r>
+        <w:rPr>
+          <w:rFonts w:ascii="Open Sans" w:hAnsi="Open Sans" w:eastAsia="Open Sans" w:cs="Open Sans"/>
+          <w:color w:val="030303"/>
+          <w:lang w:val="en-US"/>
+        </w:rPr>
+        <w:t xml:space="preserve"> </w:t>
+      </w:r>
+      <w:r>
+        <w:rPr>
+          <w:rFonts w:ascii="Open Sans" w:hAnsi="Open Sans" w:eastAsia="Open Sans" w:cs="Open Sans"/>
+          <w:color w:val="030303"/>
+          <w:lang w:val="en-US"/>
+        </w:rPr>
+        <w:t>erforderlich</w:t>
+      </w:r>
+      <w:r>
+        <w:rPr>
+          <w:rFonts w:ascii="Open Sans" w:hAnsi="Open Sans" w:eastAsia="Open Sans" w:cs="Open Sans"/>
+          <w:color w:val="030303"/>
+          <w:lang w:val="en-US"/>
+        </w:rPr>
+        <w:t xml:space="preserve"> </w:t>
+      </w:r>
+      <w:r>
+        <w:rPr>
+          <w:rFonts w:ascii="Open Sans" w:hAnsi="Open Sans" w:eastAsia="Open Sans" w:cs="Open Sans"/>
+          <w:color w:val="030303"/>
+          <w:lang w:val="en-US"/>
+        </w:rPr>
+        <w:t>oder</w:t>
+      </w:r>
+      <w:r>
+        <w:rPr>
+          <w:rFonts w:ascii="Open Sans" w:hAnsi="Open Sans" w:eastAsia="Open Sans" w:cs="Open Sans"/>
+          <w:color w:val="030303"/>
+          <w:lang w:val="en-US"/>
+        </w:rPr>
+        <w:t xml:space="preserve"> von Ihnen </w:t>
+      </w:r>
+      <w:r>
+        <w:rPr>
+          <w:rFonts w:ascii="Open Sans" w:hAnsi="Open Sans" w:eastAsia="Open Sans" w:cs="Open Sans"/>
+          <w:color w:val="030303"/>
+          <w:lang w:val="en-US"/>
+        </w:rPr>
+        <w:t>gewünscht</w:t>
+      </w:r>
+      <w:r>
+        <w:rPr>
+          <w:rFonts w:ascii="Open Sans" w:hAnsi="Open Sans" w:eastAsia="Open Sans" w:cs="Open Sans"/>
+          <w:color w:val="030303"/>
+          <w:lang w:val="en-US"/>
+        </w:rPr>
+        <w:t xml:space="preserve"> sein, </w:t>
+      </w:r>
+      <w:r>
+        <w:rPr>
+          <w:rFonts w:ascii="Open Sans" w:hAnsi="Open Sans" w:eastAsia="Open Sans" w:cs="Open Sans"/>
+          <w:color w:val="030303"/>
+          <w:lang w:val="en-US"/>
+        </w:rPr>
+        <w:t>können</w:t>
+      </w:r>
+      <w:r>
+        <w:rPr>
+          <w:rFonts w:ascii="Open Sans" w:hAnsi="Open Sans" w:eastAsia="Open Sans" w:cs="Open Sans"/>
+          <w:color w:val="030303"/>
+          <w:lang w:val="en-US"/>
+        </w:rPr>
+        <w:t xml:space="preserve"> </w:t>
+      </w:r>
+      <w:r>
+        <w:rPr>
+          <w:rFonts w:ascii="Open Sans" w:hAnsi="Open Sans" w:eastAsia="Open Sans" w:cs="Open Sans"/>
+          <w:color w:val="030303"/>
+          <w:lang w:val="en-US"/>
+        </w:rPr>
+        <w:t>zusätzliche</w:t>
+      </w:r>
+      <w:r>
+        <w:rPr>
+          <w:rFonts w:ascii="Open Sans" w:hAnsi="Open Sans" w:eastAsia="Open Sans" w:cs="Open Sans"/>
+          <w:color w:val="030303"/>
+          <w:lang w:val="en-US"/>
+        </w:rPr>
+        <w:t xml:space="preserve"> Kosten </w:t>
+      </w:r>
+      <w:r>
+        <w:rPr>
+          <w:rFonts w:ascii="Open Sans" w:hAnsi="Open Sans" w:eastAsia="Open Sans" w:cs="Open Sans"/>
+          <w:color w:val="030303"/>
+          <w:lang w:val="en-US"/>
+        </w:rPr>
+        <w:t>entstehen</w:t>
+      </w:r>
+      <w:r>
+        <w:rPr>
+          <w:rFonts w:ascii="Open Sans" w:hAnsi="Open Sans" w:eastAsia="Open Sans" w:cs="Open Sans"/>
+          <w:color w:val="030303"/>
+          <w:lang w:val="en-US"/>
+        </w:rPr>
+        <w:t>.{/</w:t>
+      </w:r>
+      <w:r>
+        <w:rPr>
+          <w:rFonts w:ascii="Open Sans" w:hAnsi="Open Sans" w:eastAsia="Open Sans" w:cs="Open Sans"/>
+          <w:color w:val="030303"/>
+          <w:lang w:val="en-US"/>
+        </w:rPr>
+        <w:t>EbenerdigHinweis</w:t>
+      </w:r>
+      <w:r>
+        <w:rPr>
+          <w:rFonts w:ascii="Open Sans" w:hAnsi="Open Sans" w:eastAsia="Open Sans" w:cs="Open Sans"/>
+          <w:color w:val="030303"/>
+          <w:lang w:val="en-US"/>
+        </w:rPr>
+        <w:t>}</w:t>
+      </w:r>
+      <w:r>
         <w:br/>
       </w:r>
     </w:p>
-    <w:p>
+    <w:p xmlns:wp14="http://schemas.microsoft.com/office/word/2010/wordml" wp14:textId="77777777">
       <w:pPr>
-        <w:pBdr/>
-        <w:pStyle w:val="normal1"/>
         <w:spacing w:line="283" w:lineRule="auto"/>
         <w:ind w:left="125" w:right="1024"/>
         <w:rPr>
-          <w:rFonts w:ascii="Open Sans" w:eastAsia="Open Sans" w:hAnsi="Open Sans" w:cs="Open Sans"/>
-          <w:b/>
-          <w:i/>
-          <w:color w:val="030303"/>
+          <w:rFonts w:ascii="Open Sans" w:hAnsi="Open Sans" w:eastAsia="Open Sans" w:cs="Open Sans"/>
+          <w:b w:val="1"/>
+          <w:bCs w:val="1"/>
+          <w:i w:val="1"/>
+          <w:iCs w:val="1"/>
+          <w:color w:val="030303"/>
+          <w:lang w:val="en-US"/>
         </w:rPr>
       </w:pPr>
       <w:r>
         <w:rPr>
-          <w:rFonts w:ascii="Open Sans" w:eastAsia="Open Sans" w:hAnsi="Open Sans" w:cs="Open Sans"/>
-          <w:color w:val="030303"/>
-        </w:rPr>
-        <w:t xml:space="preserve">Diese werden vorab mit Ihnen besprochen, bedürfen lhrer Zustimmung und werden auf Regiebasis nach tatsächlichem Aufwand abgerechnet. (Stundensatz-</w:t>
-      </w:r>
-      <w:r>
-        <w:rPr>
-          <w:rFonts w:ascii="Open Sans" w:eastAsia="Open Sans" w:hAnsi="Open Sans" w:cs="Open Sans"/>
-          <w:color w:val="030303"/>
-        </w:rPr>
-        <w:t xml:space="preserve">Facharbeiter: {RegieRateFmt} netto){#hasSubsidyLine}</w:t>
-      </w:r>
-      <w:r>
-        <w:rPr>
-          <w:rFonts w:ascii="Open Sans" w:eastAsia="Open Sans" w:hAnsi="Open Sans" w:cs="Open Sans"/>
-          <w:color w:val="030303"/>
-        </w:rPr>
+          <w:rFonts w:ascii="Open Sans" w:hAnsi="Open Sans" w:eastAsia="Open Sans" w:cs="Open Sans"/>
+          <w:color w:val="030303"/>
+          <w:lang w:val="en-US"/>
+        </w:rPr>
+        <w:t>Diese</w:t>
+      </w:r>
+      <w:r>
+        <w:rPr>
+          <w:rFonts w:ascii="Open Sans" w:hAnsi="Open Sans" w:eastAsia="Open Sans" w:cs="Open Sans"/>
+          <w:color w:val="030303"/>
+          <w:lang w:val="en-US"/>
+        </w:rPr>
+        <w:t xml:space="preserve"> </w:t>
+      </w:r>
+      <w:r>
+        <w:rPr>
+          <w:rFonts w:ascii="Open Sans" w:hAnsi="Open Sans" w:eastAsia="Open Sans" w:cs="Open Sans"/>
+          <w:color w:val="030303"/>
+          <w:lang w:val="en-US"/>
+        </w:rPr>
+        <w:t>werden</w:t>
+      </w:r>
+      <w:r>
+        <w:rPr>
+          <w:rFonts w:ascii="Open Sans" w:hAnsi="Open Sans" w:eastAsia="Open Sans" w:cs="Open Sans"/>
+          <w:color w:val="030303"/>
+          <w:lang w:val="en-US"/>
+        </w:rPr>
+        <w:t xml:space="preserve"> </w:t>
+      </w:r>
+      <w:r>
+        <w:rPr>
+          <w:rFonts w:ascii="Open Sans" w:hAnsi="Open Sans" w:eastAsia="Open Sans" w:cs="Open Sans"/>
+          <w:color w:val="030303"/>
+          <w:lang w:val="en-US"/>
+        </w:rPr>
+        <w:t>vorab</w:t>
+      </w:r>
+      <w:r>
+        <w:rPr>
+          <w:rFonts w:ascii="Open Sans" w:hAnsi="Open Sans" w:eastAsia="Open Sans" w:cs="Open Sans"/>
+          <w:color w:val="030303"/>
+          <w:lang w:val="en-US"/>
+        </w:rPr>
+        <w:t xml:space="preserve"> </w:t>
+      </w:r>
+      <w:r>
+        <w:rPr>
+          <w:rFonts w:ascii="Open Sans" w:hAnsi="Open Sans" w:eastAsia="Open Sans" w:cs="Open Sans"/>
+          <w:color w:val="030303"/>
+          <w:lang w:val="en-US"/>
+        </w:rPr>
+        <w:t>mit</w:t>
+      </w:r>
+      <w:r>
+        <w:rPr>
+          <w:rFonts w:ascii="Open Sans" w:hAnsi="Open Sans" w:eastAsia="Open Sans" w:cs="Open Sans"/>
+          <w:color w:val="030303"/>
+          <w:lang w:val="en-US"/>
+        </w:rPr>
+        <w:t xml:space="preserve"> Ihnen </w:t>
+      </w:r>
+      <w:r>
+        <w:rPr>
+          <w:rFonts w:ascii="Open Sans" w:hAnsi="Open Sans" w:eastAsia="Open Sans" w:cs="Open Sans"/>
+          <w:color w:val="030303"/>
+          <w:lang w:val="en-US"/>
+        </w:rPr>
+        <w:t>besprochen</w:t>
+      </w:r>
+      <w:r>
+        <w:rPr>
+          <w:rFonts w:ascii="Open Sans" w:hAnsi="Open Sans" w:eastAsia="Open Sans" w:cs="Open Sans"/>
+          <w:color w:val="030303"/>
+          <w:lang w:val="en-US"/>
+        </w:rPr>
+        <w:t xml:space="preserve">, </w:t>
+      </w:r>
+      <w:r>
+        <w:rPr>
+          <w:rFonts w:ascii="Open Sans" w:hAnsi="Open Sans" w:eastAsia="Open Sans" w:cs="Open Sans"/>
+          <w:color w:val="030303"/>
+          <w:lang w:val="en-US"/>
+        </w:rPr>
+        <w:t>bedürfen</w:t>
+      </w:r>
+      <w:r>
+        <w:rPr>
+          <w:rFonts w:ascii="Open Sans" w:hAnsi="Open Sans" w:eastAsia="Open Sans" w:cs="Open Sans"/>
+          <w:color w:val="030303"/>
+          <w:lang w:val="en-US"/>
+        </w:rPr>
+        <w:t xml:space="preserve"> </w:t>
+      </w:r>
+      <w:r>
+        <w:rPr>
+          <w:rFonts w:ascii="Open Sans" w:hAnsi="Open Sans" w:eastAsia="Open Sans" w:cs="Open Sans"/>
+          <w:color w:val="030303"/>
+          <w:lang w:val="en-US"/>
+        </w:rPr>
+        <w:t>lhrer</w:t>
+      </w:r>
+      <w:r>
+        <w:rPr>
+          <w:rFonts w:ascii="Open Sans" w:hAnsi="Open Sans" w:eastAsia="Open Sans" w:cs="Open Sans"/>
+          <w:color w:val="030303"/>
+          <w:lang w:val="en-US"/>
+        </w:rPr>
+        <w:t xml:space="preserve"> </w:t>
+      </w:r>
+      <w:r>
+        <w:rPr>
+          <w:rFonts w:ascii="Open Sans" w:hAnsi="Open Sans" w:eastAsia="Open Sans" w:cs="Open Sans"/>
+          <w:color w:val="030303"/>
+          <w:lang w:val="en-US"/>
+        </w:rPr>
+        <w:t>Zustimmung</w:t>
+      </w:r>
+      <w:r>
+        <w:rPr>
+          <w:rFonts w:ascii="Open Sans" w:hAnsi="Open Sans" w:eastAsia="Open Sans" w:cs="Open Sans"/>
+          <w:color w:val="030303"/>
+          <w:lang w:val="en-US"/>
+        </w:rPr>
+        <w:t xml:space="preserve"> und </w:t>
+      </w:r>
+      <w:r>
+        <w:rPr>
+          <w:rFonts w:ascii="Open Sans" w:hAnsi="Open Sans" w:eastAsia="Open Sans" w:cs="Open Sans"/>
+          <w:color w:val="030303"/>
+          <w:lang w:val="en-US"/>
+        </w:rPr>
+        <w:t>werden</w:t>
+      </w:r>
+      <w:r>
+        <w:rPr>
+          <w:rFonts w:ascii="Open Sans" w:hAnsi="Open Sans" w:eastAsia="Open Sans" w:cs="Open Sans"/>
+          <w:color w:val="030303"/>
+          <w:lang w:val="en-US"/>
+        </w:rPr>
+        <w:t xml:space="preserve"> auf </w:t>
+      </w:r>
+      <w:r>
+        <w:rPr>
+          <w:rFonts w:ascii="Open Sans" w:hAnsi="Open Sans" w:eastAsia="Open Sans" w:cs="Open Sans"/>
+          <w:color w:val="030303"/>
+          <w:lang w:val="en-US"/>
+        </w:rPr>
+        <w:t>Regiebasis</w:t>
+      </w:r>
+      <w:r>
+        <w:rPr>
+          <w:rFonts w:ascii="Open Sans" w:hAnsi="Open Sans" w:eastAsia="Open Sans" w:cs="Open Sans"/>
+          <w:color w:val="030303"/>
+          <w:lang w:val="en-US"/>
+        </w:rPr>
+        <w:t xml:space="preserve"> </w:t>
+      </w:r>
+      <w:r>
+        <w:rPr>
+          <w:rFonts w:ascii="Open Sans" w:hAnsi="Open Sans" w:eastAsia="Open Sans" w:cs="Open Sans"/>
+          <w:color w:val="030303"/>
+          <w:lang w:val="en-US"/>
+        </w:rPr>
+        <w:t>nach</w:t>
+      </w:r>
+      <w:r>
+        <w:rPr>
+          <w:rFonts w:ascii="Open Sans" w:hAnsi="Open Sans" w:eastAsia="Open Sans" w:cs="Open Sans"/>
+          <w:color w:val="030303"/>
+          <w:lang w:val="en-US"/>
+        </w:rPr>
+        <w:t xml:space="preserve"> </w:t>
+      </w:r>
+      <w:r>
+        <w:rPr>
+          <w:rFonts w:ascii="Open Sans" w:hAnsi="Open Sans" w:eastAsia="Open Sans" w:cs="Open Sans"/>
+          <w:color w:val="030303"/>
+          <w:lang w:val="en-US"/>
+        </w:rPr>
+        <w:t>tatsächlichem</w:t>
+      </w:r>
+      <w:r>
+        <w:rPr>
+          <w:rFonts w:ascii="Open Sans" w:hAnsi="Open Sans" w:eastAsia="Open Sans" w:cs="Open Sans"/>
+          <w:color w:val="030303"/>
+          <w:lang w:val="en-US"/>
+        </w:rPr>
+        <w:t xml:space="preserve"> </w:t>
+      </w:r>
+      <w:r>
+        <w:rPr>
+          <w:rFonts w:ascii="Open Sans" w:hAnsi="Open Sans" w:eastAsia="Open Sans" w:cs="Open Sans"/>
+          <w:color w:val="030303"/>
+          <w:lang w:val="en-US"/>
+        </w:rPr>
+        <w:t>Aufwand</w:t>
+      </w:r>
+      <w:r>
+        <w:rPr>
+          <w:rFonts w:ascii="Open Sans" w:hAnsi="Open Sans" w:eastAsia="Open Sans" w:cs="Open Sans"/>
+          <w:color w:val="030303"/>
+          <w:lang w:val="en-US"/>
+        </w:rPr>
+        <w:t xml:space="preserve"> </w:t>
+      </w:r>
+      <w:r>
+        <w:rPr>
+          <w:rFonts w:ascii="Open Sans" w:hAnsi="Open Sans" w:eastAsia="Open Sans" w:cs="Open Sans"/>
+          <w:color w:val="030303"/>
+          <w:lang w:val="en-US"/>
+        </w:rPr>
+        <w:t>abgerechnet</w:t>
+      </w:r>
+      <w:r>
+        <w:rPr>
+          <w:rFonts w:ascii="Open Sans" w:hAnsi="Open Sans" w:eastAsia="Open Sans" w:cs="Open Sans"/>
+          <w:color w:val="030303"/>
+          <w:lang w:val="en-US"/>
+        </w:rPr>
+        <w:t>. (</w:t>
+      </w:r>
+      <w:r>
+        <w:rPr>
+          <w:rFonts w:ascii="Open Sans" w:hAnsi="Open Sans" w:eastAsia="Open Sans" w:cs="Open Sans"/>
+          <w:color w:val="030303"/>
+          <w:lang w:val="en-US"/>
+        </w:rPr>
+        <w:t>Stundensatz-</w:t>
+      </w:r>
+      <w:r>
+        <w:rPr>
+          <w:rFonts w:ascii="Open Sans" w:hAnsi="Open Sans" w:eastAsia="Open Sans" w:cs="Open Sans"/>
+          <w:color w:val="030303"/>
+          <w:lang w:val="en-US"/>
+        </w:rPr>
+        <w:t>Facharbeiter</w:t>
+      </w:r>
+      <w:r>
+        <w:rPr>
+          <w:rFonts w:ascii="Open Sans" w:hAnsi="Open Sans" w:eastAsia="Open Sans" w:cs="Open Sans"/>
+          <w:color w:val="030303"/>
+          <w:lang w:val="en-US"/>
+        </w:rPr>
+        <w:t>: {</w:t>
+      </w:r>
+      <w:r>
+        <w:rPr>
+          <w:rFonts w:ascii="Open Sans" w:hAnsi="Open Sans" w:eastAsia="Open Sans" w:cs="Open Sans"/>
+          <w:color w:val="030303"/>
+          <w:lang w:val="en-US"/>
+        </w:rPr>
+        <w:t>RegieRateFmt</w:t>
+      </w:r>
+      <w:r>
+        <w:rPr>
+          <w:rFonts w:ascii="Open Sans" w:hAnsi="Open Sans" w:eastAsia="Open Sans" w:cs="Open Sans"/>
+          <w:color w:val="030303"/>
+          <w:lang w:val="en-US"/>
+        </w:rPr>
+        <w:t xml:space="preserve">} </w:t>
+      </w:r>
+      <w:r>
+        <w:rPr>
+          <w:rFonts w:ascii="Open Sans" w:hAnsi="Open Sans" w:eastAsia="Open Sans" w:cs="Open Sans"/>
+          <w:color w:val="030303"/>
+          <w:lang w:val="en-US"/>
+        </w:rPr>
+        <w:t>netto</w:t>
+      </w:r>
+      <w:r>
+        <w:rPr>
+          <w:rFonts w:ascii="Open Sans" w:hAnsi="Open Sans" w:eastAsia="Open Sans" w:cs="Open Sans"/>
+          <w:color w:val="030303"/>
+          <w:lang w:val="en-US"/>
+        </w:rPr>
+        <w:t>){#hasSubsidyLine}</w:t>
+      </w:r>
+      <w:r>
         <w:br/>
       </w:r>
       <w:r>
-        <w:rPr>
-          <w:rFonts w:ascii="Open Sans" w:eastAsia="Open Sans" w:hAnsi="Open Sans" w:cs="Open Sans"/>
-          <w:color w:val="030303"/>
-        </w:rPr>
         <w:br/>
       </w:r>
       <w:r>
         <w:rPr>
-          <w:rFonts w:ascii="Open Sans" w:eastAsia="Open Sans" w:hAnsi="Open Sans" w:cs="Open Sans"/>
-          <w:color w:val="030303"/>
-        </w:rPr>
-        <w:t xml:space="preserve">Der Selbstkostenanteil beträgt </w:t>
-      </w:r>
-      <w:r>
-        <w:rPr>
-          <w:rFonts w:ascii="Open Sans" w:eastAsia="Open Sans" w:hAnsi="Open Sans" w:cs="Open Sans"/>
-          <w:b/>
-          <w:color w:val="030303"/>
-        </w:rPr>
-        <w:t xml:space="preserve">{SelbstkostenanteilFmt}</w:t>
-      </w:r>
-      <w:r>
-        <w:rPr>
-          <w:rFonts w:ascii="Open Sans" w:eastAsia="Open Sans" w:hAnsi="Open Sans" w:cs="Open Sans"/>
-          <w:color w:val="030303"/>
-        </w:rPr>
-        <w:t xml:space="preserve"> unter Berücksichtigung eines gewährten Zuschusses durch die Pflegekasse i.H.v. </w:t>
-      </w:r>
-      <w:r>
-        <w:rPr>
-          <w:rFonts w:ascii="Open Sans" w:eastAsia="Open Sans" w:hAnsi="Open Sans" w:cs="Open Sans"/>
-          <w:b/>
-          <w:color w:val="030303"/>
-        </w:rPr>
-        <w:t xml:space="preserve">{Zuschusskrankenkasse}</w:t>
-      </w:r>
-      <w:r>
-        <w:rPr>
-          <w:rFonts w:ascii="Open Sans" w:eastAsia="Open Sans" w:hAnsi="Open Sans" w:cs="Open Sans"/>
-          <w:color w:val="030303"/>
-        </w:rPr>
-        <w:t xml:space="preserve">.{/hasSubsidyLine}</w:t>
+          <w:rFonts w:ascii="Open Sans" w:hAnsi="Open Sans" w:eastAsia="Open Sans" w:cs="Open Sans"/>
+          <w:color w:val="030303"/>
+          <w:lang w:val="en-US"/>
+        </w:rPr>
+        <w:t xml:space="preserve">Der </w:t>
+      </w:r>
+      <w:r>
+        <w:rPr>
+          <w:rFonts w:ascii="Open Sans" w:hAnsi="Open Sans" w:eastAsia="Open Sans" w:cs="Open Sans"/>
+          <w:color w:val="030303"/>
+          <w:lang w:val="en-US"/>
+        </w:rPr>
+        <w:t>Selbstkostenanteil</w:t>
+      </w:r>
+      <w:r>
+        <w:rPr>
+          <w:rFonts w:ascii="Open Sans" w:hAnsi="Open Sans" w:eastAsia="Open Sans" w:cs="Open Sans"/>
+          <w:color w:val="030303"/>
+          <w:lang w:val="en-US"/>
+        </w:rPr>
+        <w:t xml:space="preserve"> </w:t>
+      </w:r>
+      <w:r>
+        <w:rPr>
+          <w:rFonts w:ascii="Open Sans" w:hAnsi="Open Sans" w:eastAsia="Open Sans" w:cs="Open Sans"/>
+          <w:color w:val="030303"/>
+          <w:lang w:val="en-US"/>
+        </w:rPr>
+        <w:t>beträgt</w:t>
+      </w:r>
+      <w:r>
+        <w:rPr>
+          <w:rFonts w:ascii="Open Sans" w:hAnsi="Open Sans" w:eastAsia="Open Sans" w:cs="Open Sans"/>
+          <w:color w:val="030303"/>
+          <w:lang w:val="en-US"/>
+        </w:rPr>
+        <w:t xml:space="preserve"> </w:t>
+      </w:r>
+      <w:r>
+        <w:rPr>
+          <w:rFonts w:ascii="Open Sans" w:hAnsi="Open Sans" w:eastAsia="Open Sans" w:cs="Open Sans"/>
+          <w:b w:val="1"/>
+          <w:bCs w:val="1"/>
+          <w:color w:val="030303"/>
+          <w:lang w:val="en-US"/>
+        </w:rPr>
+        <w:t>{</w:t>
+      </w:r>
+      <w:r>
+        <w:rPr>
+          <w:rFonts w:ascii="Open Sans" w:hAnsi="Open Sans" w:eastAsia="Open Sans" w:cs="Open Sans"/>
+          <w:b w:val="1"/>
+          <w:bCs w:val="1"/>
+          <w:color w:val="030303"/>
+          <w:lang w:val="en-US"/>
+        </w:rPr>
+        <w:t>SelbstkostenanteilFmt</w:t>
+      </w:r>
+      <w:r>
+        <w:rPr>
+          <w:rFonts w:ascii="Open Sans" w:hAnsi="Open Sans" w:eastAsia="Open Sans" w:cs="Open Sans"/>
+          <w:b w:val="1"/>
+          <w:bCs w:val="1"/>
+          <w:color w:val="030303"/>
+          <w:lang w:val="en-US"/>
+        </w:rPr>
+        <w:t>}</w:t>
+      </w:r>
+      <w:r>
+        <w:rPr>
+          <w:rFonts w:ascii="Open Sans" w:hAnsi="Open Sans" w:eastAsia="Open Sans" w:cs="Open Sans"/>
+          <w:color w:val="030303"/>
+          <w:lang w:val="en-US"/>
+        </w:rPr>
+        <w:t xml:space="preserve"> </w:t>
+      </w:r>
+      <w:r>
+        <w:rPr>
+          <w:rFonts w:ascii="Open Sans" w:hAnsi="Open Sans" w:eastAsia="Open Sans" w:cs="Open Sans"/>
+          <w:color w:val="030303"/>
+          <w:lang w:val="en-US"/>
+        </w:rPr>
+        <w:t>unter</w:t>
+      </w:r>
+      <w:r>
+        <w:rPr>
+          <w:rFonts w:ascii="Open Sans" w:hAnsi="Open Sans" w:eastAsia="Open Sans" w:cs="Open Sans"/>
+          <w:color w:val="030303"/>
+          <w:lang w:val="en-US"/>
+        </w:rPr>
+        <w:t xml:space="preserve"> </w:t>
+      </w:r>
+      <w:r>
+        <w:rPr>
+          <w:rFonts w:ascii="Open Sans" w:hAnsi="Open Sans" w:eastAsia="Open Sans" w:cs="Open Sans"/>
+          <w:color w:val="030303"/>
+          <w:lang w:val="en-US"/>
+        </w:rPr>
+        <w:t>Berücksichtigung</w:t>
+      </w:r>
+      <w:r>
+        <w:rPr>
+          <w:rFonts w:ascii="Open Sans" w:hAnsi="Open Sans" w:eastAsia="Open Sans" w:cs="Open Sans"/>
+          <w:color w:val="030303"/>
+          <w:lang w:val="en-US"/>
+        </w:rPr>
+        <w:t xml:space="preserve"> </w:t>
+      </w:r>
+      <w:r>
+        <w:rPr>
+          <w:rFonts w:ascii="Open Sans" w:hAnsi="Open Sans" w:eastAsia="Open Sans" w:cs="Open Sans"/>
+          <w:color w:val="030303"/>
+          <w:lang w:val="en-US"/>
+        </w:rPr>
+        <w:t>eines</w:t>
+      </w:r>
+      <w:r>
+        <w:rPr>
+          <w:rFonts w:ascii="Open Sans" w:hAnsi="Open Sans" w:eastAsia="Open Sans" w:cs="Open Sans"/>
+          <w:color w:val="030303"/>
+          <w:lang w:val="en-US"/>
+        </w:rPr>
+        <w:t xml:space="preserve"> </w:t>
+      </w:r>
+      <w:r>
+        <w:rPr>
+          <w:rFonts w:ascii="Open Sans" w:hAnsi="Open Sans" w:eastAsia="Open Sans" w:cs="Open Sans"/>
+          <w:color w:val="030303"/>
+          <w:lang w:val="en-US"/>
+        </w:rPr>
+        <w:t>gewährten</w:t>
+      </w:r>
+      <w:r>
+        <w:rPr>
+          <w:rFonts w:ascii="Open Sans" w:hAnsi="Open Sans" w:eastAsia="Open Sans" w:cs="Open Sans"/>
+          <w:color w:val="030303"/>
+          <w:lang w:val="en-US"/>
+        </w:rPr>
+        <w:t xml:space="preserve"> </w:t>
+      </w:r>
+      <w:r>
+        <w:rPr>
+          <w:rFonts w:ascii="Open Sans" w:hAnsi="Open Sans" w:eastAsia="Open Sans" w:cs="Open Sans"/>
+          <w:color w:val="030303"/>
+          <w:lang w:val="en-US"/>
+        </w:rPr>
+        <w:t>Zuschusses</w:t>
+      </w:r>
+      <w:r>
+        <w:rPr>
+          <w:rFonts w:ascii="Open Sans" w:hAnsi="Open Sans" w:eastAsia="Open Sans" w:cs="Open Sans"/>
+          <w:color w:val="030303"/>
+          <w:lang w:val="en-US"/>
+        </w:rPr>
+        <w:t xml:space="preserve"> </w:t>
+      </w:r>
+      <w:r>
+        <w:rPr>
+          <w:rFonts w:ascii="Open Sans" w:hAnsi="Open Sans" w:eastAsia="Open Sans" w:cs="Open Sans"/>
+          <w:color w:val="030303"/>
+          <w:lang w:val="en-US"/>
+        </w:rPr>
+        <w:t>durch</w:t>
+      </w:r>
+      <w:r>
+        <w:rPr>
+          <w:rFonts w:ascii="Open Sans" w:hAnsi="Open Sans" w:eastAsia="Open Sans" w:cs="Open Sans"/>
+          <w:color w:val="030303"/>
+          <w:lang w:val="en-US"/>
+        </w:rPr>
+        <w:t xml:space="preserve"> die </w:t>
+      </w:r>
+      <w:r>
+        <w:rPr>
+          <w:rFonts w:ascii="Open Sans" w:hAnsi="Open Sans" w:eastAsia="Open Sans" w:cs="Open Sans"/>
+          <w:color w:val="030303"/>
+          <w:lang w:val="en-US"/>
+        </w:rPr>
+        <w:t>Pflegekasse</w:t>
+      </w:r>
+      <w:r>
+        <w:rPr>
+          <w:rFonts w:ascii="Open Sans" w:hAnsi="Open Sans" w:eastAsia="Open Sans" w:cs="Open Sans"/>
+          <w:color w:val="030303"/>
+          <w:lang w:val="en-US"/>
+        </w:rPr>
+        <w:t xml:space="preserve"> </w:t>
+      </w:r>
+      <w:r>
+        <w:rPr>
+          <w:rFonts w:ascii="Open Sans" w:hAnsi="Open Sans" w:eastAsia="Open Sans" w:cs="Open Sans"/>
+          <w:color w:val="030303"/>
+          <w:lang w:val="en-US"/>
+        </w:rPr>
+        <w:t>i.H.v</w:t>
+      </w:r>
+      <w:r>
+        <w:rPr>
+          <w:rFonts w:ascii="Open Sans" w:hAnsi="Open Sans" w:eastAsia="Open Sans" w:cs="Open Sans"/>
+          <w:color w:val="030303"/>
+          <w:lang w:val="en-US"/>
+        </w:rPr>
+        <w:t xml:space="preserve">. </w:t>
+      </w:r>
+      <w:r>
+        <w:rPr>
+          <w:rFonts w:ascii="Open Sans" w:hAnsi="Open Sans" w:eastAsia="Open Sans" w:cs="Open Sans"/>
+          <w:b w:val="1"/>
+          <w:bCs w:val="1"/>
+          <w:color w:val="030303"/>
+          <w:lang w:val="en-US"/>
+        </w:rPr>
+        <w:t>{</w:t>
+      </w:r>
+      <w:r>
+        <w:rPr>
+          <w:rFonts w:ascii="Open Sans" w:hAnsi="Open Sans" w:eastAsia="Open Sans" w:cs="Open Sans"/>
+          <w:b w:val="1"/>
+          <w:bCs w:val="1"/>
+          <w:color w:val="030303"/>
+          <w:lang w:val="en-US"/>
+        </w:rPr>
+        <w:t>Zuschusskrankenkasse</w:t>
+      </w:r>
+      <w:r>
+        <w:rPr>
+          <w:rFonts w:ascii="Open Sans" w:hAnsi="Open Sans" w:eastAsia="Open Sans" w:cs="Open Sans"/>
+          <w:b w:val="1"/>
+          <w:bCs w:val="1"/>
+          <w:color w:val="030303"/>
+          <w:lang w:val="en-US"/>
+        </w:rPr>
+        <w:t>}</w:t>
+      </w:r>
+      <w:r>
+        <w:rPr>
+          <w:rFonts w:ascii="Open Sans" w:hAnsi="Open Sans" w:eastAsia="Open Sans" w:cs="Open Sans"/>
+          <w:color w:val="030303"/>
+          <w:lang w:val="en-US"/>
+        </w:rPr>
+        <w:t>.{</w:t>
+      </w:r>
+      <w:r>
+        <w:rPr>
+          <w:rFonts w:ascii="Open Sans" w:hAnsi="Open Sans" w:eastAsia="Open Sans" w:cs="Open Sans"/>
+          <w:color w:val="030303"/>
+          <w:lang w:val="en-US"/>
+        </w:rPr>
+        <w:t>/</w:t>
+      </w:r>
+      <w:r>
+        <w:rPr>
+          <w:rFonts w:ascii="Open Sans" w:hAnsi="Open Sans" w:eastAsia="Open Sans" w:cs="Open Sans"/>
+          <w:color w:val="030303"/>
+          <w:lang w:val="en-US"/>
+        </w:rPr>
+        <w:t>hasSubsidyLine</w:t>
+      </w:r>
+      <w:r>
+        <w:rPr>
+          <w:rFonts w:ascii="Open Sans" w:hAnsi="Open Sans" w:eastAsia="Open Sans" w:cs="Open Sans"/>
+          <w:color w:val="030303"/>
+          <w:lang w:val="en-US"/>
+        </w:rPr>
+        <w:t>}</w:t>
       </w:r>
     </w:p>
-    <w:p>
+    <w:p xmlns:wp14="http://schemas.microsoft.com/office/word/2010/wordml" wp14:textId="77777777">
       <w:pPr>
-        <w:pBdr/>
-        <w:pStyle w:val="normal1"/>
         <w:spacing w:before="224" w:after="0" w:line="288" w:lineRule="auto"/>
         <w:ind w:left="125"/>
         <w:rPr>
-          <w:rFonts w:ascii="Open Sans" w:eastAsia="Open Sans" w:hAnsi="Open Sans" w:cs="Open Sans"/>
-          <w:color w:val="030303"/>
+          <w:rFonts w:ascii="Open Sans" w:hAnsi="Open Sans" w:eastAsia="Open Sans" w:cs="Open Sans"/>
+          <w:color w:val="030303"/>
+          <w:lang w:val="en-US"/>
         </w:rPr>
       </w:pPr>
       <w:r>
         <w:rPr>
-          <w:rFonts w:ascii="Open Sans" w:eastAsia="Open Sans" w:hAnsi="Open Sans" w:cs="Open Sans"/>
-          <w:color w:val="030303"/>
-        </w:rPr>
-        <w:t xml:space="preserve">Dieser wird bei Auftragsbestätigung vorab fällig.</w:t>
+          <w:rFonts w:ascii="Open Sans" w:hAnsi="Open Sans" w:eastAsia="Open Sans" w:cs="Open Sans"/>
+          <w:color w:val="030303"/>
+          <w:lang w:val="en-US"/>
+        </w:rPr>
+        <w:t xml:space="preserve">Dieser </w:t>
+      </w:r>
+      <w:r>
+        <w:rPr>
+          <w:rFonts w:ascii="Open Sans" w:hAnsi="Open Sans" w:eastAsia="Open Sans" w:cs="Open Sans"/>
+          <w:color w:val="030303"/>
+          <w:lang w:val="en-US"/>
+        </w:rPr>
+        <w:t>wird</w:t>
+      </w:r>
+      <w:r>
+        <w:rPr>
+          <w:rFonts w:ascii="Open Sans" w:hAnsi="Open Sans" w:eastAsia="Open Sans" w:cs="Open Sans"/>
+          <w:color w:val="030303"/>
+          <w:lang w:val="en-US"/>
+        </w:rPr>
+        <w:t xml:space="preserve"> </w:t>
+      </w:r>
+      <w:r>
+        <w:rPr>
+          <w:rFonts w:ascii="Open Sans" w:hAnsi="Open Sans" w:eastAsia="Open Sans" w:cs="Open Sans"/>
+          <w:color w:val="030303"/>
+          <w:lang w:val="en-US"/>
+        </w:rPr>
+        <w:t>bei</w:t>
+      </w:r>
+      <w:r>
+        <w:rPr>
+          <w:rFonts w:ascii="Open Sans" w:hAnsi="Open Sans" w:eastAsia="Open Sans" w:cs="Open Sans"/>
+          <w:color w:val="030303"/>
+          <w:lang w:val="en-US"/>
+        </w:rPr>
+        <w:t xml:space="preserve"> </w:t>
+      </w:r>
+      <w:r>
+        <w:rPr>
+          <w:rFonts w:ascii="Open Sans" w:hAnsi="Open Sans" w:eastAsia="Open Sans" w:cs="Open Sans"/>
+          <w:color w:val="030303"/>
+          <w:lang w:val="en-US"/>
+        </w:rPr>
+        <w:t>Auftragsbestätigung</w:t>
+      </w:r>
+      <w:r>
+        <w:rPr>
+          <w:rFonts w:ascii="Open Sans" w:hAnsi="Open Sans" w:eastAsia="Open Sans" w:cs="Open Sans"/>
+          <w:color w:val="030303"/>
+          <w:lang w:val="en-US"/>
+        </w:rPr>
+        <w:t xml:space="preserve"> </w:t>
+      </w:r>
+      <w:r>
+        <w:rPr>
+          <w:rFonts w:ascii="Open Sans" w:hAnsi="Open Sans" w:eastAsia="Open Sans" w:cs="Open Sans"/>
+          <w:color w:val="030303"/>
+          <w:lang w:val="en-US"/>
+        </w:rPr>
+        <w:t>vorab</w:t>
+      </w:r>
+      <w:r>
+        <w:rPr>
+          <w:rFonts w:ascii="Open Sans" w:hAnsi="Open Sans" w:eastAsia="Open Sans" w:cs="Open Sans"/>
+          <w:color w:val="030303"/>
+          <w:lang w:val="en-US"/>
+        </w:rPr>
+        <w:t xml:space="preserve"> </w:t>
+      </w:r>
+      <w:r>
+        <w:rPr>
+          <w:rFonts w:ascii="Open Sans" w:hAnsi="Open Sans" w:eastAsia="Open Sans" w:cs="Open Sans"/>
+          <w:color w:val="030303"/>
+          <w:lang w:val="en-US"/>
+        </w:rPr>
+        <w:t>fällig</w:t>
+      </w:r>
+      <w:r>
+        <w:rPr>
+          <w:rFonts w:ascii="Open Sans" w:hAnsi="Open Sans" w:eastAsia="Open Sans" w:cs="Open Sans"/>
+          <w:color w:val="030303"/>
+          <w:lang w:val="en-US"/>
+        </w:rPr>
+        <w:t>.</w:t>
       </w:r>
     </w:p>
-    <w:p>
+    <w:p xmlns:wp14="http://schemas.microsoft.com/office/word/2010/wordml" wp14:textId="77777777">
       <w:pPr>
-        <w:pBdr/>
-        <w:pStyle w:val="normal1"/>
         <w:spacing w:before="215" w:after="0" w:line="286" w:lineRule="auto"/>
         <w:ind w:left="123" w:right="222"/>
         <w:rPr>
-          <w:rFonts w:ascii="Open Sans" w:eastAsia="Open Sans" w:hAnsi="Open Sans" w:cs="Open Sans"/>
+          <w:rFonts w:ascii="Open Sans" w:hAnsi="Open Sans" w:eastAsia="Open Sans" w:cs="Open Sans"/>
           <w:color w:val="000000"/>
+          <w:lang w:val="en-US"/>
         </w:rPr>
       </w:pPr>
       <w:r>
         <w:rPr>
-          <w:rFonts w:ascii="Open Sans" w:eastAsia="Open Sans" w:hAnsi="Open Sans" w:cs="Open Sans"/>
-          <w:color w:val="030303"/>
-        </w:rPr>
-        <w:t xml:space="preserve">Bitte unterschreiben Sie bei Annahme an entsprechender Stelle und senden uns das Angebot wieder zurück - gerne auch per E-Mail an </w:t>
-      </w:r>
-      <w:r>
-        <w:rPr/>
-        <w:fldChar w:fldCharType="begin"/>
-      </w:r>
-      <w:r>
-        <w:rPr/>
-        <w:instrText xml:space="preserve">HYPERLINK "mailto:service@e-m-c-2.de" </w:instrText>
-      </w:r>
-      <w:r>
-        <w:rPr/>
-        <w:fldChar w:fldCharType="separate"/>
-      </w:r>
-      <w:r>
-        <w:rPr>
-          <w:rFonts w:ascii="Open Sans" w:eastAsia="Open Sans" w:hAnsi="Open Sans" w:cs="Open Sans"/>
-          <w:color w:val="030303"/>
-          <w:u w:val="single"/>
-        </w:rPr>
-        <w:t xml:space="preserve">service@e-m-c-2.de.</w:t>
-      </w:r>
-      <w:r>
-        <w:rPr/>
-        <w:fldChar w:fldCharType="end"/>
-      </w:r>
-      <w:r>
-        <w:rPr>
-          <w:rFonts w:ascii="Open Sans" w:eastAsia="Open Sans" w:hAnsi="Open Sans" w:cs="Open Sans"/>
+          <w:rFonts w:ascii="Open Sans" w:hAnsi="Open Sans" w:eastAsia="Open Sans" w:cs="Open Sans"/>
+          <w:color w:val="030303"/>
+          <w:lang w:val="en-US"/>
+        </w:rPr>
+        <w:t xml:space="preserve">Bitte </w:t>
+      </w:r>
+      <w:r>
+        <w:rPr>
+          <w:rFonts w:ascii="Open Sans" w:hAnsi="Open Sans" w:eastAsia="Open Sans" w:cs="Open Sans"/>
+          <w:color w:val="030303"/>
+          <w:lang w:val="en-US"/>
+        </w:rPr>
+        <w:t>unterschreiben</w:t>
+      </w:r>
+      <w:r>
+        <w:rPr>
+          <w:rFonts w:ascii="Open Sans" w:hAnsi="Open Sans" w:eastAsia="Open Sans" w:cs="Open Sans"/>
+          <w:color w:val="030303"/>
+          <w:lang w:val="en-US"/>
+        </w:rPr>
+        <w:t xml:space="preserve"> Sie </w:t>
+      </w:r>
+      <w:r>
+        <w:rPr>
+          <w:rFonts w:ascii="Open Sans" w:hAnsi="Open Sans" w:eastAsia="Open Sans" w:cs="Open Sans"/>
+          <w:color w:val="030303"/>
+          <w:lang w:val="en-US"/>
+        </w:rPr>
+        <w:t>bei</w:t>
+      </w:r>
+      <w:r>
+        <w:rPr>
+          <w:rFonts w:ascii="Open Sans" w:hAnsi="Open Sans" w:eastAsia="Open Sans" w:cs="Open Sans"/>
+          <w:color w:val="030303"/>
+          <w:lang w:val="en-US"/>
+        </w:rPr>
+        <w:t xml:space="preserve"> </w:t>
+      </w:r>
+      <w:r>
+        <w:rPr>
+          <w:rFonts w:ascii="Open Sans" w:hAnsi="Open Sans" w:eastAsia="Open Sans" w:cs="Open Sans"/>
+          <w:color w:val="030303"/>
+          <w:lang w:val="en-US"/>
+        </w:rPr>
+        <w:t>Annahme</w:t>
+      </w:r>
+      <w:r>
+        <w:rPr>
+          <w:rFonts w:ascii="Open Sans" w:hAnsi="Open Sans" w:eastAsia="Open Sans" w:cs="Open Sans"/>
+          <w:color w:val="030303"/>
+          <w:lang w:val="en-US"/>
+        </w:rPr>
+        <w:t xml:space="preserve"> an </w:t>
+      </w:r>
+      <w:r>
+        <w:rPr>
+          <w:rFonts w:ascii="Open Sans" w:hAnsi="Open Sans" w:eastAsia="Open Sans" w:cs="Open Sans"/>
+          <w:color w:val="030303"/>
+          <w:lang w:val="en-US"/>
+        </w:rPr>
+        <w:t>entsprechender</w:t>
+      </w:r>
+      <w:r>
+        <w:rPr>
+          <w:rFonts w:ascii="Open Sans" w:hAnsi="Open Sans" w:eastAsia="Open Sans" w:cs="Open Sans"/>
+          <w:color w:val="030303"/>
+          <w:lang w:val="en-US"/>
+        </w:rPr>
+        <w:t xml:space="preserve"> Stelle und </w:t>
+      </w:r>
+      <w:r>
+        <w:rPr>
+          <w:rFonts w:ascii="Open Sans" w:hAnsi="Open Sans" w:eastAsia="Open Sans" w:cs="Open Sans"/>
+          <w:color w:val="030303"/>
+          <w:lang w:val="en-US"/>
+        </w:rPr>
+        <w:t>senden</w:t>
+      </w:r>
+      <w:r>
+        <w:rPr>
+          <w:rFonts w:ascii="Open Sans" w:hAnsi="Open Sans" w:eastAsia="Open Sans" w:cs="Open Sans"/>
+          <w:color w:val="030303"/>
+          <w:lang w:val="en-US"/>
+        </w:rPr>
+        <w:t xml:space="preserve"> </w:t>
+      </w:r>
+      <w:r>
+        <w:rPr>
+          <w:rFonts w:ascii="Open Sans" w:hAnsi="Open Sans" w:eastAsia="Open Sans" w:cs="Open Sans"/>
+          <w:color w:val="030303"/>
+          <w:lang w:val="en-US"/>
+        </w:rPr>
+        <w:t>uns</w:t>
+      </w:r>
+      <w:r>
+        <w:rPr>
+          <w:rFonts w:ascii="Open Sans" w:hAnsi="Open Sans" w:eastAsia="Open Sans" w:cs="Open Sans"/>
+          <w:color w:val="030303"/>
+          <w:lang w:val="en-US"/>
+        </w:rPr>
+        <w:t xml:space="preserve"> das </w:t>
+      </w:r>
+      <w:r>
+        <w:rPr>
+          <w:rFonts w:ascii="Open Sans" w:hAnsi="Open Sans" w:eastAsia="Open Sans" w:cs="Open Sans"/>
+          <w:color w:val="030303"/>
+          <w:lang w:val="en-US"/>
+        </w:rPr>
+        <w:t>Angebot</w:t>
+      </w:r>
+      <w:r>
+        <w:rPr>
+          <w:rFonts w:ascii="Open Sans" w:hAnsi="Open Sans" w:eastAsia="Open Sans" w:cs="Open Sans"/>
+          <w:color w:val="030303"/>
+          <w:lang w:val="en-US"/>
+        </w:rPr>
+        <w:t xml:space="preserve"> </w:t>
+      </w:r>
+      <w:r>
+        <w:rPr>
+          <w:rFonts w:ascii="Open Sans" w:hAnsi="Open Sans" w:eastAsia="Open Sans" w:cs="Open Sans"/>
+          <w:color w:val="030303"/>
+          <w:lang w:val="en-US"/>
+        </w:rPr>
+        <w:t>wieder</w:t>
+      </w:r>
+      <w:r>
+        <w:rPr>
+          <w:rFonts w:ascii="Open Sans" w:hAnsi="Open Sans" w:eastAsia="Open Sans" w:cs="Open Sans"/>
+          <w:color w:val="030303"/>
+          <w:lang w:val="en-US"/>
+        </w:rPr>
+        <w:t xml:space="preserve"> </w:t>
+      </w:r>
+      <w:r>
+        <w:rPr>
+          <w:rFonts w:ascii="Open Sans" w:hAnsi="Open Sans" w:eastAsia="Open Sans" w:cs="Open Sans"/>
+          <w:color w:val="030303"/>
+          <w:lang w:val="en-US"/>
+        </w:rPr>
+        <w:t>zurück</w:t>
+      </w:r>
+      <w:r>
+        <w:rPr>
+          <w:rFonts w:ascii="Open Sans" w:hAnsi="Open Sans" w:eastAsia="Open Sans" w:cs="Open Sans"/>
+          <w:color w:val="030303"/>
+          <w:lang w:val="en-US"/>
+        </w:rPr>
+        <w:t xml:space="preserve"> - gerne </w:t>
+      </w:r>
+      <w:r>
+        <w:rPr>
+          <w:rFonts w:ascii="Open Sans" w:hAnsi="Open Sans" w:eastAsia="Open Sans" w:cs="Open Sans"/>
+          <w:color w:val="030303"/>
+          <w:lang w:val="en-US"/>
+        </w:rPr>
+        <w:t>auch</w:t>
+      </w:r>
+      <w:r>
+        <w:rPr>
+          <w:rFonts w:ascii="Open Sans" w:hAnsi="Open Sans" w:eastAsia="Open Sans" w:cs="Open Sans"/>
+          <w:color w:val="030303"/>
+          <w:lang w:val="en-US"/>
+        </w:rPr>
+        <w:t xml:space="preserve"> per E-Mail an </w:t>
+      </w:r>
+      <w:hyperlink r:id="R6bd615d75abd45f5">
+        <w:r>
+          <w:rPr>
+            <w:rFonts w:ascii="Open Sans" w:hAnsi="Open Sans" w:eastAsia="Open Sans" w:cs="Open Sans"/>
+            <w:color w:val="030303"/>
+            <w:u w:val="single"/>
+            <w:lang w:val="en-US"/>
+          </w:rPr>
+          <w:t>service@e-m-c-2.de.</w:t>
+        </w:r>
+      </w:hyperlink>
+      <w:r>
+        <w:rPr>
+          <w:rFonts w:ascii="Open Sans" w:hAnsi="Open Sans" w:eastAsia="Open Sans" w:cs="Open Sans"/>
           <w:color w:val="030303"/>
         </w:rPr>
         <w:instrText xml:space="preserve"> Die Unterschrift gilt für uns als Auftragsbestätigung.</w:instrText>
       </w:r>
     </w:p>
-    <w:p>
+    <w:p xmlns:wp14="http://schemas.microsoft.com/office/word/2010/wordml" wp14:textId="77777777">
       <w:pPr>
         <w:pBdr/>
         <w:pStyle w:val="normal1"/>
         <w:spacing w:before="26" w:after="0"/>
         <w:ind/>
         <w:rPr>
-          <w:rFonts w:ascii="Open Sans" w:eastAsia="Open Sans" w:hAnsi="Open Sans" w:cs="Open Sans"/>
+          <w:rFonts w:ascii="Open Sans" w:hAnsi="Open Sans" w:eastAsia="Open Sans" w:cs="Open Sans"/>
           <w:color w:val="000000"/>
         </w:rPr>
       </w:pPr>
     </w:p>
-    <w:p>
+    <w:p xmlns:wp14="http://schemas.microsoft.com/office/word/2010/wordml" wp14:textId="77777777">
       <w:pPr>
-        <w:pBdr/>
-        <w:pStyle w:val="normal1"/>
         <w:spacing/>
         <w:ind w:left="123"/>
         <w:rPr>
-          <w:rFonts w:ascii="Open Sans" w:eastAsia="Open Sans" w:hAnsi="Open Sans" w:cs="Open Sans"/>
+          <w:rFonts w:ascii="Open Sans" w:hAnsi="Open Sans" w:eastAsia="Open Sans" w:cs="Open Sans"/>
           <w:color w:val="000000"/>
+          <w:lang w:val="en-US"/>
         </w:rPr>
       </w:pPr>
       <w:r>
         <w:rPr>
-          <w:rFonts w:ascii="Open Sans" w:eastAsia="Open Sans" w:hAnsi="Open Sans" w:cs="Open Sans"/>
-          <w:color w:val="030303"/>
-        </w:rPr>
-        <w:t xml:space="preserve">Angebot akzeptiert / Auftrag bestätigt:                                       </w:t>
+          <w:rFonts w:ascii="Open Sans" w:hAnsi="Open Sans" w:eastAsia="Open Sans" w:cs="Open Sans"/>
+          <w:color w:val="030303"/>
+          <w:lang w:val="en-US"/>
+        </w:rPr>
+        <w:t>Angebot</w:t>
+      </w:r>
+      <w:r>
+        <w:rPr>
+          <w:rFonts w:ascii="Open Sans" w:hAnsi="Open Sans" w:eastAsia="Open Sans" w:cs="Open Sans"/>
+          <w:color w:val="030303"/>
+          <w:lang w:val="en-US"/>
+        </w:rPr>
+        <w:t xml:space="preserve"> </w:t>
+      </w:r>
+      <w:r>
+        <w:rPr>
+          <w:rFonts w:ascii="Open Sans" w:hAnsi="Open Sans" w:eastAsia="Open Sans" w:cs="Open Sans"/>
+          <w:color w:val="030303"/>
+          <w:lang w:val="en-US"/>
+        </w:rPr>
+        <w:t>akzeptiert</w:t>
+      </w:r>
+      <w:r>
+        <w:rPr>
+          <w:rFonts w:ascii="Open Sans" w:hAnsi="Open Sans" w:eastAsia="Open Sans" w:cs="Open Sans"/>
+          <w:color w:val="030303"/>
+          <w:lang w:val="en-US"/>
+        </w:rPr>
+        <w:t xml:space="preserve"> / </w:t>
+      </w:r>
+      <w:r>
+        <w:rPr>
+          <w:rFonts w:ascii="Open Sans" w:hAnsi="Open Sans" w:eastAsia="Open Sans" w:cs="Open Sans"/>
+          <w:color w:val="030303"/>
+          <w:lang w:val="en-US"/>
+        </w:rPr>
+        <w:t>Auftrag</w:t>
+      </w:r>
+      <w:r>
+        <w:rPr>
+          <w:rFonts w:ascii="Open Sans" w:hAnsi="Open Sans" w:eastAsia="Open Sans" w:cs="Open Sans"/>
+          <w:color w:val="030303"/>
+          <w:lang w:val="en-US"/>
+        </w:rPr>
+        <w:t xml:space="preserve"> </w:t>
+      </w:r>
+      <w:r>
+        <w:rPr>
+          <w:rFonts w:ascii="Open Sans" w:hAnsi="Open Sans" w:eastAsia="Open Sans" w:cs="Open Sans"/>
+          <w:color w:val="030303"/>
+          <w:lang w:val="en-US"/>
+        </w:rPr>
+        <w:t>bestätigt</w:t>
+      </w:r>
+      <w:r>
+        <w:rPr>
+          <w:rFonts w:ascii="Open Sans" w:hAnsi="Open Sans" w:eastAsia="Open Sans" w:cs="Open Sans"/>
+          <w:color w:val="030303"/>
+          <w:lang w:val="en-US"/>
+        </w:rPr>
+        <w:t xml:space="preserve">:                                       </w:t>
       </w:r>
     </w:p>
-    <w:p>
+    <w:p xmlns:wp14="http://schemas.microsoft.com/office/word/2010/wordml" wp14:textId="77777777">
       <w:pPr>
         <w:pBdr/>
         <w:pStyle w:val="normal1"/>
         <w:spacing/>
         <w:ind/>
         <w:rPr>
-          <w:rFonts w:ascii="Open Sans" w:eastAsia="Open Sans" w:hAnsi="Open Sans" w:cs="Open Sans"/>
+          <w:rFonts w:ascii="Open Sans" w:hAnsi="Open Sans" w:eastAsia="Open Sans" w:cs="Open Sans"/>
           <w:color w:val="000000"/>
           <w:sz w:val="20"/>
           <w:szCs w:val="20"/>
         </w:rPr>
       </w:pPr>
     </w:p>
-    <w:p>
+    <w:p xmlns:wp14="http://schemas.microsoft.com/office/word/2010/wordml" wp14:textId="77777777">
       <w:pPr>
         <w:pBdr/>
         <w:pStyle w:val="normal1"/>
         <w:spacing/>
         <w:ind/>
         <w:rPr>
-          <w:rFonts w:ascii="Open Sans" w:eastAsia="Open Sans" w:hAnsi="Open Sans" w:cs="Open Sans"/>
+          <w:rFonts w:ascii="Open Sans" w:hAnsi="Open Sans" w:eastAsia="Open Sans" w:cs="Open Sans"/>
           <w:color w:val="000000"/>
           <w:sz w:val="20"/>
           <w:szCs w:val="20"/>
         </w:rPr>
       </w:pPr>
     </w:p>
-    <w:p>
+    <w:p xmlns:wp14="http://schemas.microsoft.com/office/word/2010/wordml" wp14:textId="77777777">
       <w:pPr>
         <w:pBdr/>
         <w:pStyle w:val="normal1"/>
         <w:spacing w:before="81" w:after="0"/>
         <w:ind/>
         <w:rPr>
-          <w:rFonts w:ascii="Open Sans" w:eastAsia="Open Sans" w:hAnsi="Open Sans" w:cs="Open Sans"/>
+          <w:rFonts w:ascii="Open Sans" w:hAnsi="Open Sans" w:eastAsia="Open Sans" w:cs="Open Sans"/>
           <w:sz w:val="20"/>
           <w:szCs w:val="20"/>
         </w:rPr>
       </w:pPr>
     </w:p>
-    <w:p>
+    <w:p xmlns:wp14="http://schemas.microsoft.com/office/word/2010/wordml" wp14:textId="77777777">
       <w:pPr>
         <w:pBdr/>
         <w:pStyle w:val="normal1"/>
         <w:spacing w:before="81" w:after="0"/>
         <w:ind/>
         <w:rPr>
-          <w:rFonts w:ascii="Open Sans" w:eastAsia="Open Sans" w:hAnsi="Open Sans" w:cs="Open Sans"/>
+          <w:rFonts w:ascii="Open Sans" w:hAnsi="Open Sans" w:eastAsia="Open Sans" w:cs="Open Sans"/>
           <w:sz w:val="20"/>
           <w:szCs w:val="20"/>
         </w:rPr>
       </w:pPr>
       <w:r>
         <w:rPr>
-          <w:rFonts w:ascii="Open Sans" w:eastAsia="Open Sans" w:hAnsi="Open Sans" w:cs="Open Sans"/>
+          <w:rFonts w:ascii="Open Sans" w:hAnsi="Open Sans" w:eastAsia="Open Sans" w:cs="Open Sans"/>
           <w:sz w:val="20"/>
           <w:szCs w:val="20"/>
         </w:rPr>
         <w:t xml:space="preserve">_________________________________</w:t>
       </w:r>
     </w:p>
-    <w:p>
+    <w:p xmlns:wp14="http://schemas.microsoft.com/office/word/2010/wordml" wp14:textId="77777777">
       <w:pPr>
-        <w:pBdr/>
-        <w:pStyle w:val="normal1"/>
         <w:spacing w:before="67" w:after="0" w:line="360" w:lineRule="auto"/>
         <w:ind/>
         <w:rPr>
-          <w:rFonts w:ascii="Open Sans" w:eastAsia="Open Sans" w:hAnsi="Open Sans" w:cs="Open Sans"/>
-          <w:color w:val="030303"/>
+          <w:rFonts w:ascii="Open Sans" w:hAnsi="Open Sans" w:eastAsia="Open Sans" w:cs="Open Sans"/>
+          <w:color w:val="030303"/>
+          <w:lang w:val="en-US"/>
         </w:rPr>
       </w:pPr>
       <w:r>
         <w:rPr>
-          <w:rFonts w:ascii="Open Sans" w:eastAsia="Open Sans" w:hAnsi="Open Sans" w:cs="Open Sans"/>
-          <w:color w:val="030303"/>
-        </w:rPr>
-        <w:t xml:space="preserve">Ort, Datum, Unterschrift</w:t>
-      </w:r>
-      <w:r>
-        <w:rPr>
-          <w:rFonts w:ascii="Open Sans" w:eastAsia="Open Sans" w:hAnsi="Open Sans" w:cs="Open Sans"/>
-        </w:rPr>
+          <w:rFonts w:ascii="Open Sans" w:hAnsi="Open Sans" w:eastAsia="Open Sans" w:cs="Open Sans"/>
+          <w:color w:val="030303"/>
+          <w:lang w:val="en-US"/>
+        </w:rPr>
+        <w:t>Ort, Datum, Unterschrift</w:t>
+      </w:r>
+      <w:r>
         <w:br/>
       </w:r>
       <w:r>
-        <w:rPr>
-          <w:rFonts w:ascii="Open Sans" w:eastAsia="Open Sans" w:hAnsi="Open Sans" w:cs="Open Sans"/>
-        </w:rPr>
         <w:br/>
       </w:r>
       <w:r>
         <w:rPr>
-          <w:rFonts w:ascii="Open Sans" w:eastAsia="Open Sans" w:hAnsi="Open Sans" w:cs="Open Sans"/>
-          <w:color w:val="030303"/>
-        </w:rPr>
-        <w:t xml:space="preserve">Für Rückfragen stehen wir Ihnen gerne zur Verfügung.  Wir bedanken uns für Ihr Vertrauen und freuen uns, von Ihnen zu hören. </w:t>
+          <w:rFonts w:ascii="Open Sans" w:hAnsi="Open Sans" w:eastAsia="Open Sans" w:cs="Open Sans"/>
+          <w:color w:val="030303"/>
+          <w:lang w:val="en-US"/>
+        </w:rPr>
+        <w:t xml:space="preserve">Für </w:t>
+      </w:r>
+      <w:r>
+        <w:rPr>
+          <w:rFonts w:ascii="Open Sans" w:hAnsi="Open Sans" w:eastAsia="Open Sans" w:cs="Open Sans"/>
+          <w:color w:val="030303"/>
+          <w:lang w:val="en-US"/>
+        </w:rPr>
+        <w:t>Rückfragen</w:t>
+      </w:r>
+      <w:r>
+        <w:rPr>
+          <w:rFonts w:ascii="Open Sans" w:hAnsi="Open Sans" w:eastAsia="Open Sans" w:cs="Open Sans"/>
+          <w:color w:val="030303"/>
+          <w:lang w:val="en-US"/>
+        </w:rPr>
+        <w:t xml:space="preserve"> </w:t>
+      </w:r>
+      <w:r>
+        <w:rPr>
+          <w:rFonts w:ascii="Open Sans" w:hAnsi="Open Sans" w:eastAsia="Open Sans" w:cs="Open Sans"/>
+          <w:color w:val="030303"/>
+          <w:lang w:val="en-US"/>
+        </w:rPr>
+        <w:t>stehen</w:t>
+      </w:r>
+      <w:r>
+        <w:rPr>
+          <w:rFonts w:ascii="Open Sans" w:hAnsi="Open Sans" w:eastAsia="Open Sans" w:cs="Open Sans"/>
+          <w:color w:val="030303"/>
+          <w:lang w:val="en-US"/>
+        </w:rPr>
+        <w:t xml:space="preserve"> </w:t>
+      </w:r>
+      <w:r>
+        <w:rPr>
+          <w:rFonts w:ascii="Open Sans" w:hAnsi="Open Sans" w:eastAsia="Open Sans" w:cs="Open Sans"/>
+          <w:color w:val="030303"/>
+          <w:lang w:val="en-US"/>
+        </w:rPr>
+        <w:t>wir</w:t>
+      </w:r>
+      <w:r>
+        <w:rPr>
+          <w:rFonts w:ascii="Open Sans" w:hAnsi="Open Sans" w:eastAsia="Open Sans" w:cs="Open Sans"/>
+          <w:color w:val="030303"/>
+          <w:lang w:val="en-US"/>
+        </w:rPr>
+        <w:t xml:space="preserve"> Ihnen gerne </w:t>
+      </w:r>
+      <w:r>
+        <w:rPr>
+          <w:rFonts w:ascii="Open Sans" w:hAnsi="Open Sans" w:eastAsia="Open Sans" w:cs="Open Sans"/>
+          <w:color w:val="030303"/>
+          <w:lang w:val="en-US"/>
+        </w:rPr>
+        <w:t>zur</w:t>
+      </w:r>
+      <w:r>
+        <w:rPr>
+          <w:rFonts w:ascii="Open Sans" w:hAnsi="Open Sans" w:eastAsia="Open Sans" w:cs="Open Sans"/>
+          <w:color w:val="030303"/>
+          <w:lang w:val="en-US"/>
+        </w:rPr>
+        <w:t xml:space="preserve"> </w:t>
+      </w:r>
+      <w:r>
+        <w:rPr>
+          <w:rFonts w:ascii="Open Sans" w:hAnsi="Open Sans" w:eastAsia="Open Sans" w:cs="Open Sans"/>
+          <w:color w:val="030303"/>
+          <w:lang w:val="en-US"/>
+        </w:rPr>
+        <w:t>Verfügung</w:t>
+      </w:r>
+      <w:r>
+        <w:rPr>
+          <w:rFonts w:ascii="Open Sans" w:hAnsi="Open Sans" w:eastAsia="Open Sans" w:cs="Open Sans"/>
+          <w:color w:val="030303"/>
+          <w:lang w:val="en-US"/>
+        </w:rPr>
+        <w:t xml:space="preserve">.  </w:t>
+      </w:r>
+      <w:r>
+        <w:rPr>
+          <w:rFonts w:ascii="Open Sans" w:hAnsi="Open Sans" w:eastAsia="Open Sans" w:cs="Open Sans"/>
+          <w:color w:val="030303"/>
+          <w:lang w:val="en-US"/>
+        </w:rPr>
+        <w:t xml:space="preserve">Wir </w:t>
+      </w:r>
+      <w:r>
+        <w:rPr>
+          <w:rFonts w:ascii="Open Sans" w:hAnsi="Open Sans" w:eastAsia="Open Sans" w:cs="Open Sans"/>
+          <w:color w:val="030303"/>
+          <w:lang w:val="en-US"/>
+        </w:rPr>
+        <w:t>bedanken</w:t>
+      </w:r>
+      <w:r>
+        <w:rPr>
+          <w:rFonts w:ascii="Open Sans" w:hAnsi="Open Sans" w:eastAsia="Open Sans" w:cs="Open Sans"/>
+          <w:color w:val="030303"/>
+          <w:lang w:val="en-US"/>
+        </w:rPr>
+        <w:t xml:space="preserve"> </w:t>
+      </w:r>
+      <w:r>
+        <w:rPr>
+          <w:rFonts w:ascii="Open Sans" w:hAnsi="Open Sans" w:eastAsia="Open Sans" w:cs="Open Sans"/>
+          <w:color w:val="030303"/>
+          <w:lang w:val="en-US"/>
+        </w:rPr>
+        <w:t>uns</w:t>
+      </w:r>
+      <w:r>
+        <w:rPr>
+          <w:rFonts w:ascii="Open Sans" w:hAnsi="Open Sans" w:eastAsia="Open Sans" w:cs="Open Sans"/>
+          <w:color w:val="030303"/>
+          <w:lang w:val="en-US"/>
+        </w:rPr>
+        <w:t xml:space="preserve"> für </w:t>
+      </w:r>
+      <w:r>
+        <w:rPr>
+          <w:rFonts w:ascii="Open Sans" w:hAnsi="Open Sans" w:eastAsia="Open Sans" w:cs="Open Sans"/>
+          <w:color w:val="030303"/>
+          <w:lang w:val="en-US"/>
+        </w:rPr>
+        <w:t>Ihr</w:t>
+      </w:r>
+      <w:r>
+        <w:rPr>
+          <w:rFonts w:ascii="Open Sans" w:hAnsi="Open Sans" w:eastAsia="Open Sans" w:cs="Open Sans"/>
+          <w:color w:val="030303"/>
+          <w:lang w:val="en-US"/>
+        </w:rPr>
+        <w:t xml:space="preserve"> </w:t>
+      </w:r>
+      <w:r>
+        <w:rPr>
+          <w:rFonts w:ascii="Open Sans" w:hAnsi="Open Sans" w:eastAsia="Open Sans" w:cs="Open Sans"/>
+          <w:color w:val="030303"/>
+          <w:lang w:val="en-US"/>
+        </w:rPr>
+        <w:t>Vertrauen</w:t>
+      </w:r>
+      <w:r>
+        <w:rPr>
+          <w:rFonts w:ascii="Open Sans" w:hAnsi="Open Sans" w:eastAsia="Open Sans" w:cs="Open Sans"/>
+          <w:color w:val="030303"/>
+          <w:lang w:val="en-US"/>
+        </w:rPr>
+        <w:t xml:space="preserve"> und </w:t>
+      </w:r>
+      <w:r>
+        <w:rPr>
+          <w:rFonts w:ascii="Open Sans" w:hAnsi="Open Sans" w:eastAsia="Open Sans" w:cs="Open Sans"/>
+          <w:color w:val="030303"/>
+          <w:lang w:val="en-US"/>
+        </w:rPr>
+        <w:t>freuen</w:t>
+      </w:r>
+      <w:r>
+        <w:rPr>
+          <w:rFonts w:ascii="Open Sans" w:hAnsi="Open Sans" w:eastAsia="Open Sans" w:cs="Open Sans"/>
+          <w:color w:val="030303"/>
+          <w:lang w:val="en-US"/>
+        </w:rPr>
+        <w:t xml:space="preserve"> </w:t>
+      </w:r>
+      <w:r>
+        <w:rPr>
+          <w:rFonts w:ascii="Open Sans" w:hAnsi="Open Sans" w:eastAsia="Open Sans" w:cs="Open Sans"/>
+          <w:color w:val="030303"/>
+          <w:lang w:val="en-US"/>
+        </w:rPr>
+        <w:t>uns</w:t>
+      </w:r>
+      <w:r>
+        <w:rPr>
+          <w:rFonts w:ascii="Open Sans" w:hAnsi="Open Sans" w:eastAsia="Open Sans" w:cs="Open Sans"/>
+          <w:color w:val="030303"/>
+          <w:lang w:val="en-US"/>
+        </w:rPr>
+        <w:t xml:space="preserve">, von Ihnen </w:t>
+      </w:r>
+      <w:r>
+        <w:rPr>
+          <w:rFonts w:ascii="Open Sans" w:hAnsi="Open Sans" w:eastAsia="Open Sans" w:cs="Open Sans"/>
+          <w:color w:val="030303"/>
+          <w:lang w:val="en-US"/>
+        </w:rPr>
+        <w:t>zu</w:t>
+      </w:r>
+      <w:r>
+        <w:rPr>
+          <w:rFonts w:ascii="Open Sans" w:hAnsi="Open Sans" w:eastAsia="Open Sans" w:cs="Open Sans"/>
+          <w:color w:val="030303"/>
+          <w:lang w:val="en-US"/>
+        </w:rPr>
+        <w:t xml:space="preserve"> </w:t>
+      </w:r>
+      <w:r>
+        <w:rPr>
+          <w:rFonts w:ascii="Open Sans" w:hAnsi="Open Sans" w:eastAsia="Open Sans" w:cs="Open Sans"/>
+          <w:color w:val="030303"/>
+          <w:lang w:val="en-US"/>
+        </w:rPr>
+        <w:t>hören</w:t>
+      </w:r>
+      <w:r>
+        <w:rPr>
+          <w:rFonts w:ascii="Open Sans" w:hAnsi="Open Sans" w:eastAsia="Open Sans" w:cs="Open Sans"/>
+          <w:color w:val="030303"/>
+          <w:lang w:val="en-US"/>
+        </w:rPr>
+        <w:t xml:space="preserve">. </w:t>
       </w:r>
     </w:p>
-    <w:p>
+    <w:p xmlns:wp14="http://schemas.microsoft.com/office/word/2010/wordml" wp14:textId="77777777">
       <w:pPr>
-        <w:pBdr/>
-        <w:pStyle w:val="normal1"/>
         <w:spacing w:before="67" w:after="0" w:line="276" w:lineRule="auto"/>
         <w:ind/>
         <w:rPr>
-          <w:rFonts w:ascii="Open Sans" w:eastAsia="Open Sans" w:hAnsi="Open Sans" w:cs="Open Sans"/>
-          <w:color w:val="030303"/>
+          <w:rFonts w:ascii="Open Sans" w:hAnsi="Open Sans" w:eastAsia="Open Sans" w:cs="Open Sans"/>
+          <w:color w:val="030303"/>
+          <w:lang w:val="en-US"/>
         </w:rPr>
       </w:pPr>
       <w:r>
-        <w:rPr>
-          <w:rFonts w:ascii="Open Sans" w:eastAsia="Open Sans" w:hAnsi="Open Sans" w:cs="Open Sans"/>
-          <w:color w:val="030303"/>
-        </w:rPr>
         <w:br/>
       </w:r>
       <w:r>
         <w:rPr>
-          <w:rFonts w:ascii="Open Sans" w:eastAsia="Open Sans" w:hAnsi="Open Sans" w:cs="Open Sans"/>
-          <w:color w:val="030303"/>
-        </w:rPr>
-        <w:t xml:space="preserve">Mit freundlichen Grüßen</w:t>
-      </w:r>
-      <w:r>
-        <w:rPr>
-          <w:rFonts w:ascii="Open Sans" w:eastAsia="Open Sans" w:hAnsi="Open Sans" w:cs="Open Sans"/>
-          <w:color w:val="030303"/>
-        </w:rPr>
+          <w:rFonts w:ascii="Open Sans" w:hAnsi="Open Sans" w:eastAsia="Open Sans" w:cs="Open Sans"/>
+          <w:color w:val="030303"/>
+          <w:lang w:val="en-US"/>
+        </w:rPr>
+        <w:t xml:space="preserve">Mit </w:t>
+      </w:r>
+      <w:r>
+        <w:rPr>
+          <w:rFonts w:ascii="Open Sans" w:hAnsi="Open Sans" w:eastAsia="Open Sans" w:cs="Open Sans"/>
+          <w:color w:val="030303"/>
+          <w:lang w:val="en-US"/>
+        </w:rPr>
+        <w:t>freundlichen</w:t>
+      </w:r>
+      <w:r>
+        <w:rPr>
+          <w:rFonts w:ascii="Open Sans" w:hAnsi="Open Sans" w:eastAsia="Open Sans" w:cs="Open Sans"/>
+          <w:color w:val="030303"/>
+          <w:lang w:val="en-US"/>
+        </w:rPr>
+        <w:t xml:space="preserve"> Grüßen</w:t>
+      </w:r>
+      <w:r>
         <w:br/>
       </w:r>
       <w:r>
-        <w:rPr>
-          <w:rFonts w:ascii="Open Sans" w:eastAsia="Open Sans" w:hAnsi="Open Sans" w:cs="Open Sans"/>
-          <w:color w:val="030303"/>
-        </w:rPr>
         <w:br/>
       </w:r>
     </w:p>
-    <w:p>
+    <w:p xmlns:wp14="http://schemas.microsoft.com/office/word/2010/wordml" wp14:textId="77777777">
       <w:pPr>
-        <w:pBdr/>
-        <w:pStyle w:val="normal1"/>
         <w:spacing w:before="67" w:after="0" w:line="276" w:lineRule="auto"/>
         <w:ind/>
         <w:rPr>
-          <w:rFonts w:ascii="Open Sans" w:eastAsia="Open Sans" w:hAnsi="Open Sans" w:cs="Open Sans"/>
+          <w:rFonts w:ascii="Open Sans" w:hAnsi="Open Sans" w:eastAsia="Open Sans" w:cs="Open Sans"/>
           <w:color w:val="000000"/>
+          <w:lang w:val="en-US"/>
         </w:rPr>
       </w:pPr>
       <w:r>
         <w:rPr>
-          <w:rFonts w:ascii="Open Sans" w:eastAsia="Open Sans" w:hAnsi="Open Sans" w:cs="Open Sans"/>
-          <w:color w:val="030303"/>
-        </w:rPr>
-        <w:t xml:space="preserve">Ihr Team von EmC2</w:t>
+          <w:rFonts w:ascii="Open Sans" w:hAnsi="Open Sans" w:eastAsia="Open Sans" w:cs="Open Sans"/>
+          <w:color w:val="030303"/>
+          <w:lang w:val="en-US"/>
+        </w:rPr>
+        <w:t>Ihr</w:t>
+      </w:r>
+      <w:r>
+        <w:rPr>
+          <w:rFonts w:ascii="Open Sans" w:hAnsi="Open Sans" w:eastAsia="Open Sans" w:cs="Open Sans"/>
+          <w:color w:val="030303"/>
+          <w:lang w:val="en-US"/>
+        </w:rPr>
+        <w:t xml:space="preserve"> Team von EmC2</w:t>
       </w:r>
     </w:p>
     <w:sectPr>
@@ -2987,17 +5494,17 @@
       <w:headerReference w:type="default" r:id="rId5"/>
       <w:footerReference w:type="default" r:id="rId6"/>
       <w:type w:val="nextPage"/>
-      <w:pgSz w:w="12240" w:h="15840"/>
+      <w:pgSz w:w="12240" w:h="15840" w:orient="portrait"/>
       <w:pgMar w:top="1440" w:right="1440" w:bottom="1440" w:left="1440" w:header="0" w:footer="0" w:gutter="0"/>
       <w:pgNumType w:fmt="Arabic"/>
       <w:pgNumType w:start="1"/>
-      <w:pgBorders/>
       <w:endnotePr>
         <w:pos w:val="docEnd"/>
         <w:numFmt w:val="lowerRoman"/>
         <w:numRestart w:val="continuous"/>
         <w:numStart w:val="1"/>
       </w:endnotePr>
+      <w:cols w:num="1"/>
     </w:sectPr>
   </w:body>
 </w:document>
@@ -3006,7 +5513,7 @@
 <file path=word/endnotes.xml><?xml version="1.0" encoding="utf-8"?>
 <w:endnotes xmlns:wpc="http://schemas.microsoft.com/office/word/2010/wordprocessingCanvas" xmlns:cx="http://schemas.microsoft.com/office/drawing/2014/chartex" xmlns:aink="http://schemas.microsoft.com/office/drawing/2016/ink" xmlns:am3d="http://schemas.microsoft.com/office/drawing/2017/,odel3d" xmlns:mc="http://schemas.openxmlformats.org/markup-compatibility/2006" xmlns:o="urn:schemas-microsoft-com:office:office" xmlns:r="http://schemas.openxmlformats.org/officeDocument/2006/relationships" xmlns:m="http://schemas.openxmlformats.org/officeDocument/2006/math" xmlns:v="urn:schemas-microsoft-com:vml" xmlns:wp14="http://schemas.microsoft.com/office/word/2010/wordprocessingDrawing" xmlns:wp="http://schemas.openxmlformats.org/drawingml/2006/wordprocessingDrawing" xmlns:w="http://schemas.openxmlformats.org/wordprocessingml/2006/main" xmlns:w14="http://schemas.microsoft.com/office/word/2010/wordml" xmlns:w15="http://schemas.microsoft.com/office/word/2012/wordml" xmlns:wpg="http://schemas.microsoft.com/office/word/2010/wordprocessingGroup" xmlns:wpi="http://schemas.microsoft.com/office/word/2010/wordprocessingInk" xmlns:wne="http://schemas.microsoft.com/office/word/2006/wordml" xmlns:wps="http://schemas.microsoft.com/office/word/2010/wordprocessingShape" mc:Ignorable="w14 w15">
   <w:endnote w:type="separator" w:id="-1">
-    <w:p>
+    <w:p xmlns:wp14="http://schemas.microsoft.com/office/word/2010/wordml" wp14:textId="77777777">
       <w:pPr>
         <w:pBdr/>
         <w:pStyle w:val="Normal"/>
@@ -3021,7 +5528,7 @@
     </w:p>
   </w:endnote>
   <w:endnote w:type="continuationSeparator" w:id="0">
-    <w:p>
+    <w:p xmlns:wp14="http://schemas.microsoft.com/office/word/2010/wordml" wp14:textId="77777777">
       <w:pPr>
         <w:pBdr/>
         <w:pStyle w:val="Normal"/>
@@ -3035,23 +5542,12 @@
       </w:r>
     </w:p>
   </w:endnote>
-  <w:endnote w:type="continuationNotice" w:id="1">
-    <w:p>
-      <w:pPr>
-        <w:pBdr/>
-        <w:pStyle w:val="Normal"/>
-        <w:spacing/>
-        <w:ind/>
-        <w:rPr/>
-      </w:pPr>
-    </w:p>
-  </w:endnote>
 </w:endnotes>
 </file>
 
 <file path=word/footer2.xml><?xml version="1.0" encoding="utf-8"?>
 <w:ftr xmlns:v="urn:schemas-microsoft-com:vml" xmlns:w10="urn:schemas-microsoft-com:office:word" xmlns:o="urn:schemas-microsoft-com:office:office" xmlns:ve="http://schemas.openxmlformats.org/markup-compatibility/2006" xmlns:r="http://schemas.openxmlformats.org/officeDocument/2006/relationships" xmlns:m="http://schemas.openxmlformats.org/officeDocument/2006/math" xmlns:wne="http://schemas.microsoft.com/office/word/2006/wordml" xmlns:a="http://schemas.openxmlformats.org/drawingml/2006/main" xmlns:pic="http://schemas.openxmlformats.org/drawingml/2006/picture" xmlns:wp="http://schemas.openxmlformats.org/drawingml/2006/wordprocessingDrawing" xmlns:wpc="http://schemas.microsoft.com/office/word/2010/wordprocessingCanvas" xmlns:wp14="http://schemas.microsoft.com/office/word/2010/wordprocessingDrawing" xmlns:w14="http://schemas.microsoft.com/office/word/2010/wordml" xmlns:w15="http://schemas.microsoft.com/office/word/2012/wordml" xmlns:wpg="http://schemas.microsoft.com/office/word/2010/wordprocessingGroup" xmlns:wpi="http://schemas.microsoft.com/office/word/2010/wordprocessingInk" xmlns:wps="http://schemas.microsoft.com/office/word/2010/wordprocessingShape" xmlns:w="http://schemas.openxmlformats.org/wordprocessingml/2006/main" ve:Ignorable="w14 w15 wp14">
-  <w:p>
+  <w:p xmlns:wp14="http://schemas.microsoft.com/office/word/2010/wordml" wp14:textId="77777777">
     <w:pPr>
       <w:pBdr/>
       <w:pStyle w:val="normal1"/>
@@ -3073,11 +5569,11 @@
         <w:right w:w="10" w:type="dxa"/>
       </w:tblCellMar>
       <w:tblBorders/>
-      <w:shd w:fill="auto" w:color="auto"/>
+      <w:shd w:color="auto" w:fill="auto"/>
       <w:tblLayout w:type="fixed"/>
     </w:tblPr>
     <w:tblGrid/>
-    <w:tr>
+    <w:tr xmlns:wp14="http://schemas.microsoft.com/office/word/2010/wordml" wp14:textId="77777777">
       <w:tblPrEx>
         <w:tblBorders/>
         <w:tblCellMar>
@@ -3088,24 +5584,23 @@
         </w:tblCellMar>
       </w:tblPrEx>
       <w:trPr>
-        <w:trHeight w:hRule="atLeast" w:val="20"/>
+        <w:trHeight w:val="20" w:hRule="atLeast"/>
       </w:trPr>
       <w:tc>
         <w:tcPr>
           <w:tcW w:w="8055" w:type="dxa"/>
           <w:tcBorders>
-            <w:top w:val="single" w:color="FFFFFF" w:sz="8" w:space="0"/>
-            <w:left w:val="single" w:color="FFFFFF" w:sz="8" w:space="0"/>
-            <w:bottom w:val="single" w:color="FFFFFF" w:sz="8" w:space="0"/>
-            <w:right w:val="single" w:color="FFFFFF" w:sz="8" w:space="0"/>
+            <w:top w:val="single" w:color="FFFFFF" w:themeColor="background1" w:sz="8" w:space="0"/>
+            <w:left w:val="single" w:color="FFFFFF" w:themeColor="background1" w:sz="8" w:space="0"/>
+            <w:bottom w:val="single" w:color="FFFFFF" w:themeColor="background1" w:sz="8" w:space="0"/>
+            <w:right w:val="single" w:color="FFFFFF" w:themeColor="background1" w:sz="8" w:space="0"/>
           </w:tcBorders>
-          <w:shd w:fill="auto" w:color="auto" w:val="clear"/>
+          <w:shd w:val="clear" w:color="auto" w:fill="auto"/>
+          <w:tcMar/>
           <w:vAlign w:val="bottom"/>
         </w:tcPr>
-        <w:p>
+        <w:p wp14:textId="77777777">
           <w:pPr>
-            <w:pBdr/>
-            <w:pStyle w:val="normal1"/>
             <w:keepLines/>
             <w:spacing w:before="0" w:after="0"/>
             <w:ind w:left="720"/>
@@ -3113,6 +5608,7 @@
             <w:rPr>
               <w:sz w:val="14"/>
               <w:szCs w:val="14"/>
+              <w:lang w:val="en-US"/>
             </w:rPr>
           </w:pPr>
           <w:r>
@@ -3120,14 +5616,49 @@
               <w:rFonts w:eastAsia="Calibri" w:cs="Calibri"/>
               <w:sz w:val="14"/>
               <w:szCs w:val="14"/>
+              <w:lang w:val="en-US"/>
             </w:rPr>
-            <w:t xml:space="preserve">EmC2 Attila Landgrafe | Waldstraße 5 | 95032 Hof</w:t>
+            <w:t xml:space="preserve">EmC2 Attila </w:t>
+          </w:r>
+          <w:r>
+            <w:rPr>
+              <w:rFonts w:eastAsia="Calibri" w:cs="Calibri"/>
+              <w:sz w:val="14"/>
+              <w:szCs w:val="14"/>
+              <w:lang w:val="en-US"/>
+            </w:rPr>
+            <w:t>Landgrafe</w:t>
+          </w:r>
+          <w:r>
+            <w:rPr>
+              <w:rFonts w:eastAsia="Calibri" w:cs="Calibri"/>
+              <w:sz w:val="14"/>
+              <w:szCs w:val="14"/>
+              <w:lang w:val="en-US"/>
+            </w:rPr>
+            <w:t xml:space="preserve"> | </w:t>
+          </w:r>
+          <w:r>
+            <w:rPr>
+              <w:rFonts w:eastAsia="Calibri" w:cs="Calibri"/>
+              <w:sz w:val="14"/>
+              <w:szCs w:val="14"/>
+              <w:lang w:val="en-US"/>
+            </w:rPr>
+            <w:t>Waldstraße</w:t>
+          </w:r>
+          <w:r>
+            <w:rPr>
+              <w:rFonts w:eastAsia="Calibri" w:cs="Calibri"/>
+              <w:sz w:val="14"/>
+              <w:szCs w:val="14"/>
+              <w:lang w:val="en-US"/>
+            </w:rPr>
+            <w:t xml:space="preserve"> 5 | 95032 Hof</w:t>
           </w:r>
         </w:p>
-        <w:p>
+        <w:p wp14:textId="77777777">
           <w:pPr>
-            <w:pBdr/>
-            <w:pStyle w:val="normal1"/>
             <w:keepLines/>
             <w:spacing w:before="0" w:after="0"/>
             <w:ind w:left="720"/>
@@ -3135,6 +5666,7 @@
             <w:rPr>
               <w:sz w:val="14"/>
               <w:szCs w:val="14"/>
+              <w:lang w:val="en-US"/>
             </w:rPr>
           </w:pPr>
           <w:r>
@@ -3142,14 +5674,22 @@
               <w:rFonts w:eastAsia="Calibri" w:cs="Calibri"/>
               <w:sz w:val="14"/>
               <w:szCs w:val="14"/>
+              <w:lang w:val="en-US"/>
             </w:rPr>
-            <w:t xml:space="preserve">Steuernummer: 22324320478 | USt-IdNr.: DE296903997</w:t>
+            <w:t>Steuernummer</w:t>
+          </w:r>
+          <w:r>
+            <w:rPr>
+              <w:rFonts w:eastAsia="Calibri" w:cs="Calibri"/>
+              <w:sz w:val="14"/>
+              <w:szCs w:val="14"/>
+              <w:lang w:val="en-US"/>
+            </w:rPr>
+            <w:t>: 22324320478 | USt-IdNr.: DE296903997</w:t>
           </w:r>
         </w:p>
-        <w:p>
+        <w:p wp14:textId="77777777">
           <w:pPr>
-            <w:pBdr/>
-            <w:pStyle w:val="normal1"/>
             <w:keepLines/>
             <w:spacing w:before="0" w:after="0"/>
             <w:ind w:left="720"/>
@@ -3157,6 +5697,7 @@
             <w:rPr>
               <w:sz w:val="14"/>
               <w:szCs w:val="14"/>
+              <w:lang w:val="en-US"/>
             </w:rPr>
           </w:pPr>
           <w:r>
@@ -3164,8 +5705,27 @@
               <w:rFonts w:eastAsia="Calibri" w:cs="Calibri"/>
               <w:sz w:val="14"/>
               <w:szCs w:val="14"/>
+              <w:lang w:val="en-US"/>
             </w:rPr>
-            <w:t xml:space="preserve">VR Bank Bayreuth-Hof eG | IBAN: DE43 7806 0896 0007 0794 43 | BIC: GENODEF1HO1</w:t>
+            <w:t xml:space="preserve">VR Bank Bayreuth-Hof </w:t>
+          </w:r>
+          <w:r>
+            <w:rPr>
+              <w:rFonts w:eastAsia="Calibri" w:cs="Calibri"/>
+              <w:sz w:val="14"/>
+              <w:szCs w:val="14"/>
+              <w:lang w:val="en-US"/>
+            </w:rPr>
+            <w:t>eG</w:t>
+          </w:r>
+          <w:r>
+            <w:rPr>
+              <w:rFonts w:eastAsia="Calibri" w:cs="Calibri"/>
+              <w:sz w:val="14"/>
+              <w:szCs w:val="14"/>
+              <w:lang w:val="en-US"/>
+            </w:rPr>
+            <w:t xml:space="preserve"> | IBAN: DE43 7806 0896 0007 0794 43 | BIC: GENODEF1HO1</w:t>
           </w:r>
         </w:p>
       </w:tc>
@@ -3173,15 +5733,16 @@
         <w:tcPr>
           <w:tcW w:w="1830" w:type="dxa"/>
           <w:tcBorders>
-            <w:top w:val="single" w:color="FFFFFF" w:sz="8" w:space="0"/>
-            <w:left w:val="single" w:color="FFFFFF" w:sz="8" w:space="0"/>
-            <w:bottom w:val="single" w:color="FFFFFF" w:sz="8" w:space="0"/>
-            <w:right w:val="single" w:color="FFFFFF" w:sz="8" w:space="0"/>
+            <w:top w:val="single" w:color="FFFFFF" w:themeColor="background1" w:sz="8" w:space="0"/>
+            <w:left w:val="single" w:color="FFFFFF" w:themeColor="background1" w:sz="8" w:space="0"/>
+            <w:bottom w:val="single" w:color="FFFFFF" w:themeColor="background1" w:sz="8" w:space="0"/>
+            <w:right w:val="single" w:color="FFFFFF" w:themeColor="background1" w:sz="8" w:space="0"/>
           </w:tcBorders>
-          <w:shd w:fill="auto" w:color="auto" w:val="clear"/>
+          <w:shd w:val="clear" w:color="auto" w:fill="auto"/>
+          <w:tcMar/>
           <w:vAlign w:val="top"/>
         </w:tcPr>
-        <w:p>
+        <w:p wp14:textId="77777777">
           <w:pPr>
             <w:pBdr/>
             <w:pStyle w:val="normal1"/>
@@ -3301,7 +5862,7 @@
       </w:tc>
     </w:tr>
   </w:tbl>
-  <w:p>
+  <w:p xmlns:wp14="http://schemas.microsoft.com/office/word/2010/wordml" wp14:textId="77777777">
     <w:pPr>
       <w:pBdr/>
       <w:pStyle w:val="normal1"/>
@@ -3316,7 +5877,7 @@
 
 <file path=word/footer4.xml><?xml version="1.0" encoding="utf-8"?>
 <w:ftr xmlns:v="urn:schemas-microsoft-com:vml" xmlns:w10="urn:schemas-microsoft-com:office:word" xmlns:o="urn:schemas-microsoft-com:office:office" xmlns:ve="http://schemas.openxmlformats.org/markup-compatibility/2006" xmlns:r="http://schemas.openxmlformats.org/officeDocument/2006/relationships" xmlns:m="http://schemas.openxmlformats.org/officeDocument/2006/math" xmlns:wne="http://schemas.microsoft.com/office/word/2006/wordml" xmlns:a="http://schemas.openxmlformats.org/drawingml/2006/main" xmlns:pic="http://schemas.openxmlformats.org/drawingml/2006/picture" xmlns:wp="http://schemas.openxmlformats.org/drawingml/2006/wordprocessingDrawing" xmlns:wpc="http://schemas.microsoft.com/office/word/2010/wordprocessingCanvas" xmlns:wp14="http://schemas.microsoft.com/office/word/2010/wordprocessingDrawing" xmlns:w14="http://schemas.microsoft.com/office/word/2010/wordml" xmlns:w15="http://schemas.microsoft.com/office/word/2012/wordml" xmlns:wpg="http://schemas.microsoft.com/office/word/2010/wordprocessingGroup" xmlns:wpi="http://schemas.microsoft.com/office/word/2010/wordprocessingInk" xmlns:wps="http://schemas.microsoft.com/office/word/2010/wordprocessingShape" xmlns:w="http://schemas.openxmlformats.org/wordprocessingml/2006/main" ve:Ignorable="w14 w15 wp14">
-  <w:p>
+  <w:p xmlns:wp14="http://schemas.microsoft.com/office/word/2010/wordml" wp14:textId="77777777">
     <w:pPr>
       <w:pBdr/>
       <w:pStyle w:val="Footer"/>
@@ -3330,7 +5891,7 @@
 
 <file path=word/footer6.xml><?xml version="1.0" encoding="utf-8"?>
 <w:ftr xmlns:v="urn:schemas-microsoft-com:vml" xmlns:w10="urn:schemas-microsoft-com:office:word" xmlns:o="urn:schemas-microsoft-com:office:office" xmlns:ve="http://schemas.openxmlformats.org/markup-compatibility/2006" xmlns:r="http://schemas.openxmlformats.org/officeDocument/2006/relationships" xmlns:m="http://schemas.openxmlformats.org/officeDocument/2006/math" xmlns:wne="http://schemas.microsoft.com/office/word/2006/wordml" xmlns:a="http://schemas.openxmlformats.org/drawingml/2006/main" xmlns:pic="http://schemas.openxmlformats.org/drawingml/2006/picture" xmlns:wp="http://schemas.openxmlformats.org/drawingml/2006/wordprocessingDrawing" xmlns:wpc="http://schemas.microsoft.com/office/word/2010/wordprocessingCanvas" xmlns:wp14="http://schemas.microsoft.com/office/word/2010/wordprocessingDrawing" xmlns:w14="http://schemas.microsoft.com/office/word/2010/wordml" xmlns:w15="http://schemas.microsoft.com/office/word/2012/wordml" xmlns:wpg="http://schemas.microsoft.com/office/word/2010/wordprocessingGroup" xmlns:wpi="http://schemas.microsoft.com/office/word/2010/wordprocessingInk" xmlns:wps="http://schemas.microsoft.com/office/word/2010/wordprocessingShape" xmlns:w="http://schemas.openxmlformats.org/wordprocessingml/2006/main" ve:Ignorable="w14 w15 wp14">
-  <w:p>
+  <w:p xmlns:wp14="http://schemas.microsoft.com/office/word/2010/wordml" wp14:textId="77777777">
     <w:pPr>
       <w:pBdr/>
       <w:pStyle w:val="normal1"/>
@@ -3352,14 +5913,14 @@
         <w:right w:w="10" w:type="dxa"/>
       </w:tblCellMar>
       <w:tblBorders/>
-      <w:shd w:fill="auto" w:color="auto"/>
+      <w:shd w:color="auto" w:fill="auto"/>
       <w:tblLayout w:type="fixed"/>
     </w:tblPr>
     <w:tblGrid>
       <w:gridCol w:w="8055"/>
       <w:gridCol w:w="1830"/>
     </w:tblGrid>
-    <w:tr>
+    <w:tr xmlns:wp14="http://schemas.microsoft.com/office/word/2010/wordml" wp14:textId="77777777">
       <w:tblPrEx>
         <w:tblBorders/>
         <w:tblCellMar>
@@ -3370,24 +5931,23 @@
         </w:tblCellMar>
       </w:tblPrEx>
       <w:trPr>
-        <w:trHeight w:hRule="atLeast" w:val="20"/>
+        <w:trHeight w:val="20" w:hRule="atLeast"/>
       </w:trPr>
       <w:tc>
         <w:tcPr>
           <w:tcW w:w="8055" w:type="dxa"/>
           <w:tcBorders>
-            <w:top w:val="single" w:color="FFFFFF" w:sz="8" w:space="0"/>
-            <w:left w:val="single" w:color="FFFFFF" w:sz="8" w:space="0"/>
-            <w:bottom w:val="single" w:color="FFFFFF" w:sz="8" w:space="0"/>
-            <w:right w:val="single" w:color="FFFFFF" w:sz="8" w:space="0"/>
+            <w:top w:val="single" w:color="FFFFFF" w:themeColor="background1" w:sz="8" w:space="0"/>
+            <w:left w:val="single" w:color="FFFFFF" w:themeColor="background1" w:sz="8" w:space="0"/>
+            <w:bottom w:val="single" w:color="FFFFFF" w:themeColor="background1" w:sz="8" w:space="0"/>
+            <w:right w:val="single" w:color="FFFFFF" w:themeColor="background1" w:sz="8" w:space="0"/>
           </w:tcBorders>
-          <w:shd w:fill="auto" w:color="auto" w:val="clear"/>
+          <w:shd w:val="clear" w:color="auto" w:fill="auto"/>
+          <w:tcMar/>
           <w:vAlign w:val="bottom"/>
         </w:tcPr>
-        <w:p>
+        <w:p wp14:textId="77777777">
           <w:pPr>
-            <w:pBdr/>
-            <w:pStyle w:val="normal1"/>
             <w:keepLines/>
             <w:spacing w:before="0" w:after="0"/>
             <w:ind w:left="720"/>
@@ -3395,6 +5955,7 @@
             <w:rPr>
               <w:sz w:val="14"/>
               <w:szCs w:val="14"/>
+              <w:lang w:val="en-US"/>
             </w:rPr>
           </w:pPr>
           <w:r>
@@ -3402,14 +5963,49 @@
               <w:rFonts w:eastAsia="Calibri" w:cs="Calibri"/>
               <w:sz w:val="14"/>
               <w:szCs w:val="14"/>
+              <w:lang w:val="en-US"/>
             </w:rPr>
-            <w:t xml:space="preserve">EmC2 Attila Landgrafe | Waldstraße 5 | 95032 Hof</w:t>
+            <w:t xml:space="preserve">EmC2 Attila </w:t>
+          </w:r>
+          <w:r>
+            <w:rPr>
+              <w:rFonts w:eastAsia="Calibri" w:cs="Calibri"/>
+              <w:sz w:val="14"/>
+              <w:szCs w:val="14"/>
+              <w:lang w:val="en-US"/>
+            </w:rPr>
+            <w:t>Landgrafe</w:t>
+          </w:r>
+          <w:r>
+            <w:rPr>
+              <w:rFonts w:eastAsia="Calibri" w:cs="Calibri"/>
+              <w:sz w:val="14"/>
+              <w:szCs w:val="14"/>
+              <w:lang w:val="en-US"/>
+            </w:rPr>
+            <w:t xml:space="preserve"> | </w:t>
+          </w:r>
+          <w:r>
+            <w:rPr>
+              <w:rFonts w:eastAsia="Calibri" w:cs="Calibri"/>
+              <w:sz w:val="14"/>
+              <w:szCs w:val="14"/>
+              <w:lang w:val="en-US"/>
+            </w:rPr>
+            <w:t>Waldstraße</w:t>
+          </w:r>
+          <w:r>
+            <w:rPr>
+              <w:rFonts w:eastAsia="Calibri" w:cs="Calibri"/>
+              <w:sz w:val="14"/>
+              <w:szCs w:val="14"/>
+              <w:lang w:val="en-US"/>
+            </w:rPr>
+            <w:t xml:space="preserve"> 5 | 95032 Hof</w:t>
           </w:r>
         </w:p>
-        <w:p>
+        <w:p wp14:textId="77777777">
           <w:pPr>
-            <w:pBdr/>
-            <w:pStyle w:val="normal1"/>
             <w:keepLines/>
             <w:spacing w:before="0" w:after="0"/>
             <w:ind w:left="720"/>
@@ -3417,6 +6013,7 @@
             <w:rPr>
               <w:sz w:val="14"/>
               <w:szCs w:val="14"/>
+              <w:lang w:val="en-US"/>
             </w:rPr>
           </w:pPr>
           <w:r>
@@ -3424,14 +6021,22 @@
               <w:rFonts w:eastAsia="Calibri" w:cs="Calibri"/>
               <w:sz w:val="14"/>
               <w:szCs w:val="14"/>
+              <w:lang w:val="en-US"/>
             </w:rPr>
-            <w:t xml:space="preserve">Steuernummer: 22324320478 | USt-IdNr.: DE296903997</w:t>
+            <w:t>Steuernummer</w:t>
+          </w:r>
+          <w:r>
+            <w:rPr>
+              <w:rFonts w:eastAsia="Calibri" w:cs="Calibri"/>
+              <w:sz w:val="14"/>
+              <w:szCs w:val="14"/>
+              <w:lang w:val="en-US"/>
+            </w:rPr>
+            <w:t>: 22324320478 | USt-IdNr.: DE296903997</w:t>
           </w:r>
         </w:p>
-        <w:p>
+        <w:p wp14:textId="77777777">
           <w:pPr>
-            <w:pBdr/>
-            <w:pStyle w:val="normal1"/>
             <w:keepLines/>
             <w:spacing w:before="0" w:after="0"/>
             <w:ind w:left="720"/>
@@ -3439,6 +6044,7 @@
             <w:rPr>
               <w:sz w:val="14"/>
               <w:szCs w:val="14"/>
+              <w:lang w:val="en-US"/>
             </w:rPr>
           </w:pPr>
           <w:r>
@@ -3446,8 +6052,27 @@
               <w:rFonts w:eastAsia="Calibri" w:cs="Calibri"/>
               <w:sz w:val="14"/>
               <w:szCs w:val="14"/>
+              <w:lang w:val="en-US"/>
             </w:rPr>
-            <w:t xml:space="preserve">VR Bank Bayreuth-Hof eG | IBAN: DE43 7806 0896 0007 0794 43 | BIC: GENODEF1HO1</w:t>
+            <w:t xml:space="preserve">VR Bank Bayreuth-Hof </w:t>
+          </w:r>
+          <w:r>
+            <w:rPr>
+              <w:rFonts w:eastAsia="Calibri" w:cs="Calibri"/>
+              <w:sz w:val="14"/>
+              <w:szCs w:val="14"/>
+              <w:lang w:val="en-US"/>
+            </w:rPr>
+            <w:t>eG</w:t>
+          </w:r>
+          <w:r>
+            <w:rPr>
+              <w:rFonts w:eastAsia="Calibri" w:cs="Calibri"/>
+              <w:sz w:val="14"/>
+              <w:szCs w:val="14"/>
+              <w:lang w:val="en-US"/>
+            </w:rPr>
+            <w:t xml:space="preserve"> | IBAN: DE43 7806 0896 0007 0794 43 | BIC: GENODEF1HO1</w:t>
           </w:r>
         </w:p>
       </w:tc>
@@ -3455,15 +6080,16 @@
         <w:tcPr>
           <w:tcW w:w="1830" w:type="dxa"/>
           <w:tcBorders>
-            <w:top w:val="single" w:color="FFFFFF" w:sz="8" w:space="0"/>
-            <w:left w:val="single" w:color="FFFFFF" w:sz="8" w:space="0"/>
-            <w:bottom w:val="single" w:color="FFFFFF" w:sz="8" w:space="0"/>
-            <w:right w:val="single" w:color="FFFFFF" w:sz="8" w:space="0"/>
+            <w:top w:val="single" w:color="FFFFFF" w:themeColor="background1" w:sz="8" w:space="0"/>
+            <w:left w:val="single" w:color="FFFFFF" w:themeColor="background1" w:sz="8" w:space="0"/>
+            <w:bottom w:val="single" w:color="FFFFFF" w:themeColor="background1" w:sz="8" w:space="0"/>
+            <w:right w:val="single" w:color="FFFFFF" w:themeColor="background1" w:sz="8" w:space="0"/>
           </w:tcBorders>
-          <w:shd w:fill="auto" w:color="auto" w:val="clear"/>
+          <w:shd w:val="clear" w:color="auto" w:fill="auto"/>
+          <w:tcMar/>
           <w:vAlign w:val="top"/>
         </w:tcPr>
-        <w:p>
+        <w:p wp14:textId="77777777">
           <w:pPr>
             <w:pBdr/>
             <w:pStyle w:val="normal1"/>
@@ -3583,7 +6209,7 @@
       </w:tc>
     </w:tr>
   </w:tbl>
-  <w:p>
+  <w:p xmlns:wp14="http://schemas.microsoft.com/office/word/2010/wordml" wp14:textId="77777777">
     <w:pPr>
       <w:pBdr/>
       <w:pStyle w:val="normal1"/>
@@ -3599,7 +6225,7 @@
 <file path=word/footnotes.xml><?xml version="1.0" encoding="utf-8"?>
 <w:footnotes xmlns:wpc="http://schemas.microsoft.com/office/word/2010/wordprocessingCanvas" xmlns:cx="http://schemas.microsoft.com/office/drawing/2014/chartex" xmlns:aink="http://schemas.microsoft.com/office/drawing/2016/ink" xmlns:am3d="http://schemas.microsoft.com/office/drawing/2017/,odel3d" xmlns:mc="http://schemas.openxmlformats.org/markup-compatibility/2006" xmlns:o="urn:schemas-microsoft-com:office:office" xmlns:r="http://schemas.openxmlformats.org/officeDocument/2006/relationships" xmlns:m="http://schemas.openxmlformats.org/officeDocument/2006/math" xmlns:v="urn:schemas-microsoft-com:vml" xmlns:wp14="http://schemas.microsoft.com/office/word/2010/wordprocessingDrawing" xmlns:wp="http://schemas.openxmlformats.org/drawingml/2006/wordprocessingDrawing" xmlns:w="http://schemas.openxmlformats.org/wordprocessingml/2006/main" xmlns:w14="http://schemas.microsoft.com/office/word/2010/wordml" xmlns:w15="http://schemas.microsoft.com/office/word/2012/wordml" xmlns:wpg="http://schemas.microsoft.com/office/word/2010/wordprocessingGroup" xmlns:wpi="http://schemas.microsoft.com/office/word/2010/wordprocessingInk" xmlns:wne="http://schemas.microsoft.com/office/word/2006/wordml" xmlns:wps="http://schemas.microsoft.com/office/word/2010/wordprocessingShape" mc:Ignorable="w14 w15">
   <w:footnote w:type="separator" w:id="-1">
-    <w:p>
+    <w:p xmlns:wp14="http://schemas.microsoft.com/office/word/2010/wordml" wp14:textId="77777777">
       <w:pPr>
         <w:pBdr/>
         <w:pStyle w:val="Normal"/>
@@ -3614,7 +6240,7 @@
     </w:p>
   </w:footnote>
   <w:footnote w:type="continuationSeparator" w:id="0">
-    <w:p>
+    <w:p xmlns:wp14="http://schemas.microsoft.com/office/word/2010/wordml" wp14:textId="77777777">
       <w:pPr>
         <w:pBdr/>
         <w:pStyle w:val="Normal"/>
@@ -3628,23 +6254,12 @@
       </w:r>
     </w:p>
   </w:footnote>
-  <w:footnote w:type="continuationNotice" w:id="1">
-    <w:p>
-      <w:pPr>
-        <w:pBdr/>
-        <w:pStyle w:val="Normal"/>
-        <w:spacing/>
-        <w:ind/>
-        <w:rPr/>
-      </w:pPr>
-    </w:p>
-  </w:footnote>
 </w:footnotes>
 </file>
 
 <file path=word/header1.xml><?xml version="1.0" encoding="utf-8"?>
 <w:hdr xmlns:v="urn:schemas-microsoft-com:vml" xmlns:w10="urn:schemas-microsoft-com:office:word" xmlns:o="urn:schemas-microsoft-com:office:office" xmlns:ve="http://schemas.openxmlformats.org/markup-compatibility/2006" xmlns:r="http://schemas.openxmlformats.org/officeDocument/2006/relationships" xmlns:m="http://schemas.openxmlformats.org/officeDocument/2006/math" xmlns:wne="http://schemas.microsoft.com/office/word/2006/wordml" xmlns:a="http://schemas.openxmlformats.org/drawingml/2006/main" xmlns:pic="http://schemas.openxmlformats.org/drawingml/2006/picture" xmlns:wp="http://schemas.openxmlformats.org/drawingml/2006/wordprocessingDrawing" xmlns:wpc="http://schemas.microsoft.com/office/word/2010/wordprocessingCanvas" xmlns:wp14="http://schemas.microsoft.com/office/word/2010/wordprocessingDrawing" xmlns:w14="http://schemas.microsoft.com/office/word/2010/wordml" xmlns:w15="http://schemas.microsoft.com/office/word/2012/wordml" xmlns:wpg="http://schemas.microsoft.com/office/word/2010/wordprocessingGroup" xmlns:wpi="http://schemas.microsoft.com/office/word/2010/wordprocessingInk" xmlns:wps="http://schemas.microsoft.com/office/word/2010/wordprocessingShape" xmlns:w="http://schemas.openxmlformats.org/wordprocessingml/2006/main" ve:Ignorable="w14 w15 wp14">
-  <w:p>
+  <w:p xmlns:wp14="http://schemas.microsoft.com/office/word/2010/wordml" wp14:textId="77777777">
     <w:pPr>
       <w:pBdr/>
       <w:pStyle w:val="normal1"/>
@@ -3653,7 +6268,7 @@
       <w:rPr/>
     </w:pPr>
   </w:p>
-  <w:p>
+  <w:p xmlns:wp14="http://schemas.microsoft.com/office/word/2010/wordml" wp14:textId="77777777">
     <w:pPr>
       <w:pBdr/>
       <w:pStyle w:val="normal1"/>
@@ -3664,7 +6279,7 @@
     <w:r>
       <w:rPr/>
       <w:drawing>
-        <wp:inline distT="0" distB="0" distL="0" distR="0">
+        <wp:inline xmlns:wp14="http://schemas.microsoft.com/office/word/2010/wordprocessingDrawing" distT="0" distB="0" distL="0" distR="0" wp14:anchorId="1EBFDF57" wp14:editId="7777777">
           <wp:extent cx="1585595" cy="920750"/>
           <wp:effectExtent xmlns:wp="http://schemas.openxmlformats.org/drawingml/2006/wordprocessingDrawing" l="0" t="0" r="0" b="0"/>
           <wp:docPr id="1" name="image1.jpg"/>
@@ -3704,7 +6319,7 @@
 
 <file path=word/header3.xml><?xml version="1.0" encoding="utf-8"?>
 <w:hdr xmlns:v="urn:schemas-microsoft-com:vml" xmlns:w10="urn:schemas-microsoft-com:office:word" xmlns:o="urn:schemas-microsoft-com:office:office" xmlns:ve="http://schemas.openxmlformats.org/markup-compatibility/2006" xmlns:r="http://schemas.openxmlformats.org/officeDocument/2006/relationships" xmlns:m="http://schemas.openxmlformats.org/officeDocument/2006/math" xmlns:wne="http://schemas.microsoft.com/office/word/2006/wordml" xmlns:a="http://schemas.openxmlformats.org/drawingml/2006/main" xmlns:pic="http://schemas.openxmlformats.org/drawingml/2006/picture" xmlns:wp="http://schemas.openxmlformats.org/drawingml/2006/wordprocessingDrawing" xmlns:wpc="http://schemas.microsoft.com/office/word/2010/wordprocessingCanvas" xmlns:wp14="http://schemas.microsoft.com/office/word/2010/wordprocessingDrawing" xmlns:w14="http://schemas.microsoft.com/office/word/2010/wordml" xmlns:w15="http://schemas.microsoft.com/office/word/2012/wordml" xmlns:wpg="http://schemas.microsoft.com/office/word/2010/wordprocessingGroup" xmlns:wpi="http://schemas.microsoft.com/office/word/2010/wordprocessingInk" xmlns:wps="http://schemas.microsoft.com/office/word/2010/wordprocessingShape" xmlns:w="http://schemas.openxmlformats.org/wordprocessingml/2006/main" ve:Ignorable="w14 w15 wp14">
-  <w:p>
+  <w:p xmlns:wp14="http://schemas.microsoft.com/office/word/2010/wordml" wp14:textId="77777777">
     <w:pPr>
       <w:pBdr/>
       <w:pStyle w:val="Header"/>
@@ -3718,7 +6333,7 @@
 
 <file path=word/header5.xml><?xml version="1.0" encoding="utf-8"?>
 <w:hdr xmlns:v="urn:schemas-microsoft-com:vml" xmlns:w10="urn:schemas-microsoft-com:office:word" xmlns:o="urn:schemas-microsoft-com:office:office" xmlns:ve="http://schemas.openxmlformats.org/markup-compatibility/2006" xmlns:r="http://schemas.openxmlformats.org/officeDocument/2006/relationships" xmlns:m="http://schemas.openxmlformats.org/officeDocument/2006/math" xmlns:wne="http://schemas.microsoft.com/office/word/2006/wordml" xmlns:a="http://schemas.openxmlformats.org/drawingml/2006/main" xmlns:pic="http://schemas.openxmlformats.org/drawingml/2006/picture" xmlns:wp="http://schemas.openxmlformats.org/drawingml/2006/wordprocessingDrawing" xmlns:wpc="http://schemas.microsoft.com/office/word/2010/wordprocessingCanvas" xmlns:wp14="http://schemas.microsoft.com/office/word/2010/wordprocessingDrawing" xmlns:w14="http://schemas.microsoft.com/office/word/2010/wordml" xmlns:w15="http://schemas.microsoft.com/office/word/2012/wordml" xmlns:wpg="http://schemas.microsoft.com/office/word/2010/wordprocessingGroup" xmlns:wpi="http://schemas.microsoft.com/office/word/2010/wordprocessingInk" xmlns:wps="http://schemas.microsoft.com/office/word/2010/wordprocessingShape" xmlns:w="http://schemas.openxmlformats.org/wordprocessingml/2006/main" ve:Ignorable="w14 w15 wp14">
-  <w:p>
+  <w:p xmlns:wp14="http://schemas.microsoft.com/office/word/2010/wordml" wp14:textId="77777777">
     <w:pPr>
       <w:pBdr/>
       <w:pStyle w:val="normal1"/>
@@ -3727,7 +6342,7 @@
       <w:rPr/>
     </w:pPr>
   </w:p>
-  <w:p>
+  <w:p xmlns:wp14="http://schemas.microsoft.com/office/word/2010/wordml" wp14:textId="77777777">
     <w:pPr>
       <w:pBdr/>
       <w:pStyle w:val="normal1"/>
@@ -3738,7 +6353,7 @@
     <w:r>
       <w:rPr/>
       <w:drawing>
-        <wp:inline distT="0" distB="0" distL="0" distR="0">
+        <wp:inline xmlns:wp14="http://schemas.microsoft.com/office/word/2010/wordprocessingDrawing" distT="0" distB="0" distL="0" distR="0" wp14:anchorId="168FE1FE" wp14:editId="7777777">
           <wp:extent cx="1585595" cy="920750"/>
           <wp:effectExtent xmlns:wp="http://schemas.openxmlformats.org/drawingml/2006/wordprocessingDrawing" l="0" t="0" r="0" b="0"/>
           <wp:docPr id="2" name="image1.jpg"/>
@@ -3777,11 +6392,11 @@
 </file>
 
 <file path=word/styles.xml><?xml version="1.0" encoding="utf-8"?>
-<w:styles xmlns:mc="http://schemas.openxmlformats.org/markup-compatibility/2006" xmlns:r="http://schemas.openxmlformats.org/officeDocument/2006/relationships" xmlns:w="http://schemas.openxmlformats.org/wordprocessingml/2006/main" xmlns:w14="http://schemas.microsoft.com/office/word/2010/wordml" xmlns:w15="http://schemas.microsoft.com/office/word/2012/wordml" mc:Ignorable="w14 w15">
+<w:styles xmlns:wp14="http://schemas.microsoft.com/office/word/2010/wordprocessingDrawing" xmlns:mc="http://schemas.openxmlformats.org/markup-compatibility/2006" xmlns:r="http://schemas.openxmlformats.org/officeDocument/2006/relationships" xmlns:w="http://schemas.openxmlformats.org/wordprocessingml/2006/main" xmlns:w14="http://schemas.microsoft.com/office/word/2010/wordml" xmlns:w15="http://schemas.microsoft.com/office/word/2012/wordml" mc:Ignorable="w14 w15 wp14">
   <w:docDefaults>
     <w:rPrDefault>
       <w:rPr>
-        <w:rFonts w:ascii="Calibri" w:eastAsia="Calibri" w:hAnsi="Calibri" w:cs="Calibri"/>
+        <w:rFonts w:ascii="Calibri" w:hAnsi="Calibri" w:eastAsia="Calibri" w:cs="Calibri"/>
         <w:sz w:val="22"/>
         <w:szCs w:val="22"/>
       </w:rPr>
@@ -3810,7 +6425,7 @@
       <w:jc w:val="left"/>
     </w:pPr>
     <w:rPr>
-      <w:rFonts w:ascii="Calibri" w:eastAsia="Calibri" w:hAnsi="Calibri" w:cs="Calibri"/>
+      <w:rFonts w:ascii="Calibri" w:hAnsi="Calibri" w:eastAsia="Calibri" w:cs="Calibri"/>
       <w:color w:val="auto"/>
       <w:sz w:val="22"/>
       <w:szCs w:val="22"/>
@@ -3845,7 +6460,7 @@
       <w:jc w:val="left"/>
     </w:pPr>
     <w:rPr>
-      <w:rFonts w:ascii="Calibri" w:eastAsia="Calibri" w:hAnsi="Calibri" w:cs="Calibri"/>
+      <w:rFonts w:ascii="Calibri" w:hAnsi="Calibri" w:eastAsia="Calibri" w:cs="Calibri"/>
       <w:color w:val="auto"/>
       <w:sz w:val="22"/>
       <w:szCs w:val="22"/>
@@ -3962,7 +6577,7 @@
       <w:ind/>
     </w:pPr>
     <w:rPr>
-      <w:rFonts w:ascii="Liberation Sans" w:eastAsia="Microsoft YaHei" w:hAnsi="Liberation Sans" w:cs="Arial"/>
+      <w:rFonts w:ascii="Liberation Sans" w:hAnsi="Liberation Sans" w:eastAsia="Microsoft YaHei" w:cs="Arial"/>
       <w:sz w:val="28"/>
       <w:szCs w:val="28"/>
     </w:rPr>
@@ -4050,7 +6665,7 @@
       <w:ind/>
     </w:pPr>
     <w:rPr>
-      <w:rFonts w:ascii="Georgia" w:eastAsia="Georgia" w:hAnsi="Georgia" w:cs="Georgia"/>
+      <w:rFonts w:ascii="Georgia" w:hAnsi="Georgia" w:eastAsia="Georgia" w:cs="Georgia"/>
       <w:i/>
       <w:color w:val="666666"/>
       <w:sz w:val="48"/>
@@ -4069,7 +6684,7 @@
     <w:rPr/>
   </w:style>
   <w:style w:type="paragraph" w:styleId="Header">
-    <w:name w:val="Header"/>
+    <w:name w:val="header"/>
     <w:basedOn w:val="Header and Footer"/>
     <w:next w:val="Header"/>
     <w:pPr>
@@ -4080,7 +6695,7 @@
     <w:rPr/>
   </w:style>
   <w:style w:type="paragraph" w:styleId="Footer">
-    <w:name w:val="Footer"/>
+    <w:name w:val="footer"/>
     <w:basedOn w:val="Header and Footer"/>
     <w:next w:val="Footer"/>
     <w:pPr>
@@ -4095,7 +6710,7 @@
     <w:next w:val="Normal Table"/>
   </w:style>
   <w:style w:type="table" w:styleId="TableNormal">
-    <w:name w:val="TableNormal"/>
+    <w:name w:val="Normal Table0"/>
     <w:next w:val="TableNormal"/>
   </w:style>
   <w:style w:type="paragraph" w:styleId="Heading 7">

--- a/src/templates/Angebot.docx
+++ b/src/templates/Angebot.docx
@@ -2371,7 +2371,7 @@
         <w:rPr>
           <w:rFonts w:ascii="Open Sans" w:eastAsia="Open Sans" w:hAnsi="Open Sans" w:cs="Open Sans"/>
           <w:color w:val="070707"/>
-          <w:sz w:val="20"/>
+          <w:sz w:val="22"/>
           <w:szCs w:val="20"/>
         </w:rPr>
       </w:pPr>
@@ -2466,7 +2466,7 @@
               <w:rPr>
                 <w:rFonts w:ascii="Open Sans Semibold" w:eastAsia="Open Sans Semibold" w:hAnsi="Open Sans Semibold" w:cs="Open Sans Semibold"/>
                 <w:color w:val="030303"/>
-                <w:sz w:val="20"/>
+                <w:sz w:val="22"/>
                 <w:szCs w:val="20"/>
               </w:rPr>
               <w:t xml:space="preserve">{#Totals}{#isAlt}</w:t>
@@ -2477,7 +2477,7 @@
                 <w:b/>
                 <w:bCs/>
                 <w:color w:val="030303"/>
-                <w:sz w:val="20"/>
+                <w:sz w:val="22"/>
                 <w:szCs w:val="20"/>
               </w:rPr>
               <w:t xml:space="preserve">{label}</w:t>
@@ -2513,6 +2513,7 @@
               <w:jc w:val="both"/>
               <w:rPr>
                 <w:color w:val="000000"/>
+                <w:sz w:val="22"/>
               </w:rPr>
             </w:pPr>
           </w:p>
@@ -2546,6 +2547,7 @@
               <w:jc w:val="both"/>
               <w:rPr>
                 <w:color w:val="000000"/>
+                <w:sz w:val="22"/>
               </w:rPr>
             </w:pPr>
           </w:p>
@@ -2579,6 +2581,7 @@
               <w:jc w:val="both"/>
               <w:rPr>
                 <w:color w:val="000000"/>
+                <w:sz w:val="22"/>
               </w:rPr>
             </w:pPr>
             <w:r>
@@ -2673,7 +2676,7 @@
               <w:rPr>
                 <w:rFonts w:ascii="Open Sans Semibold" w:eastAsia="Open Sans Semibold" w:hAnsi="Open Sans Semibold" w:cs="Open Sans Semibold"/>
                 <w:color w:val="030303"/>
-                <w:sz w:val="20"/>
+                <w:sz w:val="22"/>
                 <w:szCs w:val="20"/>
               </w:rPr>
               <w:t xml:space="preserve">{^isAlt}</w:t>
@@ -2684,7 +2687,7 @@
                 <w:b/>
                 <w:bCs/>
                 <w:color w:val="030303"/>
-                <w:sz w:val="20"/>
+                <w:sz w:val="22"/>
                 <w:szCs w:val="20"/>
               </w:rPr>
               <w:t xml:space="preserve">{label}</w:t>
@@ -2720,6 +2723,7 @@
               <w:jc w:val="both"/>
               <w:rPr>
                 <w:color w:val="000000"/>
+                <w:sz w:val="22"/>
               </w:rPr>
             </w:pPr>
           </w:p>
@@ -2753,6 +2757,7 @@
               <w:jc w:val="both"/>
               <w:rPr>
                 <w:color w:val="000000"/>
+                <w:sz w:val="22"/>
               </w:rPr>
             </w:pPr>
           </w:p>
@@ -2786,6 +2791,7 @@
               <w:jc w:val="both"/>
               <w:rPr>
                 <w:color w:val="000000"/>
+                <w:sz w:val="22"/>
               </w:rPr>
             </w:pPr>
             <w:r>
@@ -2830,6 +2836,7 @@
         <w:rPr>
           <w:rFonts w:ascii="Open Sans" w:eastAsia="Open Sans" w:hAnsi="Open Sans" w:cs="Open Sans"/>
           <w:color w:val="030303"/>
+          <w:sz w:val="22"/>
         </w:rPr>
       </w:pPr>
     </w:p>
@@ -2842,12 +2849,14 @@
         <w:rPr>
           <w:rFonts w:ascii="Open Sans" w:eastAsia="Open Sans" w:hAnsi="Open Sans" w:cs="Open Sans"/>
           <w:color w:val="000000"/>
+          <w:sz w:val="22"/>
         </w:rPr>
       </w:pPr>
       <w:r>
         <w:rPr>
           <w:rFonts w:ascii="Open Sans" w:eastAsia="Open Sans" w:hAnsi="Open Sans" w:cs="Open Sans"/>
           <w:color w:val="030303"/>
+          <w:sz w:val="22"/>
         </w:rPr>
         <w:t xml:space="preserve">Es handelt sich hierbei um ein Festpreisangebot für die oben definierten Leistungen.{#EbenerdigHinweis}</w:t>
       </w:r>
@@ -2861,6 +2870,7 @@
         <w:rPr>
           <w:rFonts w:ascii="Open Sans" w:eastAsia="Open Sans" w:hAnsi="Open Sans" w:cs="Open Sans"/>
           <w:color w:val="000000"/>
+          <w:sz w:val="22"/>
         </w:rPr>
       </w:pPr>
     </w:p>
@@ -2873,12 +2883,14 @@
         <w:rPr>
           <w:rFonts w:ascii="Open Sans" w:eastAsia="Open Sans" w:hAnsi="Open Sans" w:cs="Open Sans"/>
           <w:color w:val="000000"/>
+          <w:sz w:val="22"/>
         </w:rPr>
       </w:pPr>
       <w:r>
         <w:rPr>
           <w:rFonts w:ascii="Open Sans Semibold" w:eastAsia="Open Sans Semibold" w:hAnsi="Open Sans Semibold" w:cs="Open Sans Semibold"/>
           <w:color w:val="030303"/>
+          <w:sz w:val="22"/>
         </w:rPr>
         <w:t xml:space="preserve">ACHTUNG:</w:t>
       </w:r>
@@ -2886,6 +2898,7 @@
         <w:rPr>
           <w:rFonts w:ascii="Open Sans" w:eastAsia="Open Sans" w:hAnsi="Open Sans" w:cs="Open Sans"/>
           <w:color w:val="030303"/>
+          <w:sz w:val="22"/>
         </w:rPr>
         <w:t xml:space="preserve"> Ob eine ebenerdige Montage der Duschwanne möglich ist, kann erst nach dem Ausbau der bestehenden Wanne beurteilen werden. Sollten dabei zusätzliche oder weitere Leistungen erforderlich oder von Ihnen gewünscht sein, können zusätzliche Kosten entstehen.{/</w:t>
       </w:r>
@@ -2893,11 +2906,14 @@
         <w:rPr>
           <w:rFonts w:ascii="Open Sans" w:eastAsia="Open Sans" w:hAnsi="Open Sans" w:cs="Open Sans"/>
           <w:color w:val="030303"/>
+          <w:sz w:val="22"/>
         </w:rPr>
         <w:t xml:space="preserve">EbenerdigHinweis}</w:t>
       </w:r>
       <w:r>
-        <w:rPr/>
+        <w:rPr>
+          <w:sz w:val="22"/>
+        </w:rPr>
         <w:br/>
       </w:r>
     </w:p>
@@ -2909,99 +2925,140 @@
         <w:ind w:left="125" w:right="1024"/>
         <w:rPr>
           <w:rFonts w:ascii="Open Sans" w:eastAsia="Open Sans" w:hAnsi="Open Sans" w:cs="Open Sans"/>
+          <w:b w:val="0"/>
+          <w:i w:val="0"/>
+          <w:iCs w:val="0"/>
+          <w:color w:val="030303"/>
+          <w:sz w:val="22"/>
+        </w:rPr>
+      </w:pPr>
+      <w:r>
+        <w:rPr>
+          <w:rFonts w:ascii="Open Sans" w:eastAsia="Open Sans" w:hAnsi="Open Sans" w:cs="Open Sans"/>
+          <w:color w:val="030303"/>
+          <w:sz w:val="22"/>
+        </w:rPr>
+        <w:t xml:space="preserve">Diese werden vorab mit Ihnen besprochen, bedürfen lhrer Zustimmung und werden auf Regiebasis nach tatsächlichem Aufwand abgerechnet. (Stundensatz-</w:t>
+      </w:r>
+      <w:r>
+        <w:rPr>
+          <w:rFonts w:ascii="Open Sans" w:eastAsia="Open Sans" w:hAnsi="Open Sans" w:cs="Open Sans"/>
+          <w:color w:val="030303"/>
+          <w:sz w:val="22"/>
+        </w:rPr>
+        <w:t xml:space="preserve">Facharbeiter: {RegieRateFmt} netto){#hasSubsidyLine}</w:t>
+      </w:r>
+      <w:r>
+        <w:rPr>
+          <w:sz w:val="22"/>
+        </w:rPr>
+        <w:br/>
+      </w:r>
+      <w:r>
+        <w:rPr>
+          <w:sz w:val="22"/>
+        </w:rPr>
+        <w:br/>
+      </w:r>
+      <w:r>
+        <w:rPr>
+          <w:rFonts w:ascii="Open Sans" w:eastAsia="Open Sans" w:hAnsi="Open Sans" w:cs="Open Sans"/>
+          <w:color w:val="030303"/>
+          <w:sz w:val="22"/>
+        </w:rPr>
+        <w:t xml:space="preserve">Der Selbstkostenanteil beträgt </w:t>
+      </w:r>
+      <w:r>
+        <w:rPr>
+          <w:rFonts w:ascii="Open Sans" w:eastAsia="Open Sans" w:hAnsi="Open Sans" w:cs="Open Sans"/>
+          <w:b/>
+          <w:bCs/>
+          <w:color w:val="030303"/>
+          <w:sz w:val="22"/>
+        </w:rPr>
+        <w:t xml:space="preserve">{SelbstkostenanteilFmt}</w:t>
+      </w:r>
+      <w:r>
+        <w:rPr>
+          <w:rFonts w:ascii="Open Sans" w:eastAsia="Open Sans" w:hAnsi="Open Sans" w:cs="Open Sans"/>
+          <w:color w:val="030303"/>
+          <w:sz w:val="22"/>
+        </w:rPr>
+        <w:t xml:space="preserve"> unter Berücksichtigung eines gewährten Zuschusses durch die Pflegekasse i.H.v. </w:t>
+      </w:r>
+      <w:r>
+        <w:rPr>
+          <w:rFonts w:ascii="Open Sans" w:eastAsia="Open Sans" w:hAnsi="Open Sans" w:cs="Open Sans"/>
+          <w:b/>
+          <w:bCs/>
+          <w:color w:val="030303"/>
+          <w:sz w:val="22"/>
+        </w:rPr>
+        <w:t xml:space="preserve">{Zuschusskrankenkasse}</w:t>
+      </w:r>
+      <w:r>
+        <w:rPr>
+          <w:rFonts w:ascii="Open Sans" w:eastAsia="Open Sans" w:hAnsi="Open Sans" w:cs="Open Sans"/>
+          <w:color w:val="030303"/>
+          <w:sz w:val="22"/>
+        </w:rPr>
+        <w:t xml:space="preserve">.{/</w:t>
+      </w:r>
+      <w:r>
+        <w:rPr>
+          <w:rFonts w:ascii="Open Sans" w:eastAsia="Open Sans" w:hAnsi="Open Sans" w:cs="Open Sans"/>
+          <w:color w:val="030303"/>
+          <w:sz w:val="22"/>
+        </w:rPr>
+        <w:t xml:space="preserve">hasSubsidyLine}</w:t>
+      </w:r>
+    </w:p>
+    <w:p>
+      <w:pPr>
+        <w:pBdr/>
+        <w:pStyle w:val="Normal"/>
+        <w:spacing w:line="283" w:lineRule="auto"/>
+        <w:ind w:left="125" w:right="1024"/>
+        <w:rPr>
+          <w:rFonts w:ascii="Open Sans" w:eastAsia="Open Sans" w:hAnsi="Open Sans" w:cs="Open Sans"/>
           <w:b/>
           <w:bCs/>
           <w:i/>
           <w:iCs/>
           <w:color w:val="030303"/>
+          <w:sz w:val="22"/>
         </w:rPr>
       </w:pPr>
       <w:r>
         <w:rPr>
-          <w:rFonts w:ascii="Open Sans" w:eastAsia="Open Sans" w:hAnsi="Open Sans" w:cs="Open Sans"/>
-          <w:color w:val="030303"/>
-        </w:rPr>
-        <w:t xml:space="preserve">Diese werden vorab mit Ihnen besprochen, bedürfen lhrer Zustimmung und werden auf Regiebasis nach tatsächlichem Aufwand abgerechnet. (Stundensatz-</w:t>
-      </w:r>
-      <w:r>
-        <w:rPr>
-          <w:rFonts w:ascii="Open Sans" w:eastAsia="Open Sans" w:hAnsi="Open Sans" w:cs="Open Sans"/>
-          <w:color w:val="030303"/>
-        </w:rPr>
-        <w:t xml:space="preserve">Facharbeiter: {RegieRateFmt} netto){#hasSubsidyLine}</w:t>
-      </w:r>
-      <w:r>
-        <w:rPr/>
+          <w:sz w:val="22"/>
+        </w:rPr>
+        <w:t xml:space="preserve">{#SelfPayLines}</w:t>
+      </w:r>
+      <w:r>
+        <w:rPr>
+          <w:sz w:val="22"/>
+        </w:rPr>
         <w:br/>
       </w:r>
       <w:r>
-        <w:rPr/>
-        <w:br/>
-      </w:r>
-      <w:r>
-        <w:rPr>
-          <w:rFonts w:ascii="Open Sans" w:eastAsia="Open Sans" w:hAnsi="Open Sans" w:cs="Open Sans"/>
-          <w:color w:val="030303"/>
-        </w:rPr>
-        <w:t xml:space="preserve">Der Selbstkostenanteil beträgt </w:t>
-      </w:r>
-      <w:r>
-        <w:rPr>
-          <w:rFonts w:ascii="Open Sans" w:eastAsia="Open Sans" w:hAnsi="Open Sans" w:cs="Open Sans"/>
+        <w:rPr>
+          <w:sz w:val="22"/>
+        </w:rPr>
+        <w:t xml:space="preserve">{#IsTitle}</w:t>
+      </w:r>
+      <w:r>
+        <w:rPr>
           <w:b/>
-          <w:bCs/>
-          <w:color w:val="030303"/>
-        </w:rPr>
-        <w:t xml:space="preserve">{SelbstkostenanteilFmt}</w:t>
-      </w:r>
-      <w:r>
-        <w:rPr>
-          <w:rFonts w:ascii="Open Sans" w:eastAsia="Open Sans" w:hAnsi="Open Sans" w:cs="Open Sans"/>
-          <w:color w:val="030303"/>
-        </w:rPr>
-        <w:t xml:space="preserve"> unter Berücksichtigung eines gewährten Zuschusses durch die Pflegekasse i.H.v. </w:t>
-      </w:r>
-      <w:r>
-        <w:rPr>
-          <w:rFonts w:ascii="Open Sans" w:eastAsia="Open Sans" w:hAnsi="Open Sans" w:cs="Open Sans"/>
-          <w:b/>
-          <w:bCs/>
-          <w:color w:val="030303"/>
-        </w:rPr>
-        <w:t xml:space="preserve">{Zuschusskrankenkasse}</w:t>
-      </w:r>
-      <w:r>
-        <w:rPr>
-          <w:rFonts w:ascii="Open Sans" w:eastAsia="Open Sans" w:hAnsi="Open Sans" w:cs="Open Sans"/>
-          <w:color w:val="030303"/>
-        </w:rPr>
-        <w:t xml:space="preserve">.{/</w:t>
-      </w:r>
-      <w:r>
-        <w:rPr>
-          <w:rFonts w:ascii="Open Sans" w:eastAsia="Open Sans" w:hAnsi="Open Sans" w:cs="Open Sans"/>
-          <w:color w:val="030303"/>
-        </w:rPr>
-        <w:t xml:space="preserve">hasSubsidyLine}</w:t>
-      </w:r>
-    </w:p>
-    <w:p>
-      <w:pPr>
-        <w:pBdr/>
-        <w:pStyle w:val="Normal"/>
-        <w:spacing w:before="224" w:after="0" w:line="288" w:lineRule="auto"/>
-        <w:ind w:left="125"/>
-        <w:rPr>
-          <w:rFonts w:ascii="Open Sans" w:eastAsia="Open Sans" w:hAnsi="Open Sans" w:cs="Open Sans"/>
-          <w:color w:val="030303"/>
-        </w:rPr>
-      </w:pPr>
-      <w:r>
-        <w:rPr>
-          <w:rFonts w:ascii="Open Sans" w:eastAsia="Open Sans" w:hAnsi="Open Sans" w:cs="Open Sans"/>
-          <w:color w:val="030303"/>
-        </w:rPr>
-        <w:t xml:space="preserve">Dieser wird bei Auftragsbestätigung vorab fällig.</w:t>
+          <w:sz w:val="22"/>
+        </w:rPr>
+        <w:t xml:space="preserve">{Text}</w:t>
+      </w:r>
+      <w:r>
+        <w:rPr>
+          <w:sz w:val="22"/>
+        </w:rPr>
+        <w:t xml:space="preserve">{/IsTitle}{^IsTitle}{Text}{/IsTitle}{/SelfPayLines}</w:t>
       </w:r>
     </w:p>
     <w:p>
@@ -3019,6 +3076,7 @@
         <w:rPr>
           <w:rFonts w:ascii="Open Sans" w:eastAsia="Open Sans" w:hAnsi="Open Sans" w:cs="Open Sans"/>
           <w:color w:val="030303"/>
+          <w:sz w:val="22"/>
         </w:rPr>
         <w:t xml:space="preserve">Bitte unterschreiben Sie bei Annahme an entsprechender Stelle und senden uns das Angebot wieder zurück - gerne auch per E-Mail an </w:t>
       </w:r>
@@ -3797,7 +3855,7 @@
               <w:sz w:val="22"/>
               <w:szCs w:val="22"/>
             </w:rPr>
-            <w:t xml:space="preserve">1</w:t>
+            <w:t xml:space="preserve">2</w:t>
           </w:r>
           <w:r>
             <w:rPr>

--- a/src/templates/Angebot.docx
+++ b/src/templates/Angebot.docx
@@ -2379,73 +2379,51 @@
     <w:tbl>
       <w:tblPr>
         <w:tblStyle w:val="Normal Table0"/>
-        <w:tblW w:w="9549" w:type="dxa"/>
-        <w:jc w:val="right"/>
-        <w:tblInd w:w="0" w:type="dxa"/>
+        <w:tblW w:w="9945" w:type="dxa"/>
+        <w:jc w:val="left"/>
+        <w:tblInd w:w="1" w:type="dxa"/>
         <w:tblCellMar>
           <w:top w:w="0" w:type="dxa"/>
-          <w:left w:w="100" w:type="dxa"/>
+          <w:left w:w="0" w:type="dxa"/>
           <w:bottom w:w="0" w:type="dxa"/>
           <w:right w:w="0" w:type="dxa"/>
         </w:tblCellMar>
-        <w:tblBorders>
-          <w:top w:val="nil"/>
-          <w:left w:val="nil"/>
-          <w:bottom w:val="nil"/>
-          <w:right w:val="nil"/>
-          <w:insideH w:val="nil"/>
-          <w:insideV w:val="nil"/>
-        </w:tblBorders>
+        <w:tblBorders/>
         <w:shd w:fill="auto" w:color="auto"/>
         <w:tblLayout w:type="fixed"/>
       </w:tblPr>
       <w:tblGrid>
-        <w:gridCol w:w="16"/>
-        <w:gridCol w:w="2371"/>
-        <w:gridCol w:w="2387"/>
-        <w:gridCol w:w="3482"/>
-        <w:gridCol w:w="1293"/>
+        <w:gridCol w:w="1394"/>
+        <w:gridCol w:w="1129"/>
+        <w:gridCol w:w="3940"/>
+        <w:gridCol w:w="1593"/>
+        <w:gridCol w:w="1889"/>
       </w:tblGrid>
       <w:tr>
         <w:tblPrEx>
-          <w:tblBorders>
-            <w:top w:val="nil"/>
-            <w:left w:val="nil"/>
-            <w:bottom w:val="nil"/>
-            <w:right w:val="nil"/>
-            <w:insideH w:val="nil"/>
-            <w:insideV w:val="nil"/>
-          </w:tblBorders>
+          <w:tblBorders/>
           <w:tblCellMar>
             <w:top w:w="0" w:type="dxa"/>
-            <w:left w:w="108" w:type="dxa"/>
+            <w:left w:w="0" w:type="dxa"/>
             <w:bottom w:w="0" w:type="dxa"/>
-            <w:right w:w="108" w:type="dxa"/>
+            <w:right w:w="0" w:type="dxa"/>
           </w:tblCellMar>
         </w:tblPrEx>
         <w:trPr>
-          <w:trHeight w:hRule="atLeast" w:val="20"/>
-          <w:gridBefore w:val="1"/>
-          <w:wBefore w:w="16" w:type="dxa"/>
-          <w:cantSplit/>
+          <w:trHeight w:hRule="atLeast" w:val="1"/>
         </w:trPr>
         <w:tc>
           <w:tcPr>
-            <w:tcW w:w="2375" w:type="dxa"/>
+            <w:tcW w:w="1394" w:type="dxa"/>
             <w:tcMar>
               <w:top w:w="0" w:type="dxa"/>
-              <w:left w:w="108" w:type="dxa"/>
+              <w:left w:w="0" w:type="dxa"/>
               <w:bottom w:w="0" w:type="dxa"/>
-              <w:right w:w="108" w:type="dxa"/>
+              <w:right w:w="0" w:type="dxa"/>
             </w:tcMar>
-            <w:tcBorders>
-              <w:top w:val="nil"/>
-              <w:left w:val="nil"/>
-              <w:bottom w:val="nil"/>
-              <w:right w:val="nil"/>
-            </w:tcBorders>
-            <w:shd w:fill="D9D9D9" w:color="auto" w:val="clear"/>
-            <w:vAlign w:val="center"/>
+            <w:tcBorders/>
+            <w:shd w:fill="CCCCCC" w:color="auto" w:val="clear"/>
+            <w:vAlign w:val="top"/>
           </w:tcPr>
           <w:p>
             <w:pPr>
@@ -2483,92 +2461,140 @@
               <w:t xml:space="preserve">{label}</w:t>
             </w:r>
           </w:p>
+          <w:p>
+            <w:pPr>
+              <w:pBdr/>
+              <w:pStyle w:val="normal1"/>
+              <w:spacing w:before="24" w:beforeAutospacing="false" w:after="24" w:afterAutospacing="false" w:line="240" w:lineRule="auto"/>
+              <w:ind/>
+              <w:jc w:val="center"/>
+              <w:rPr>
+                <w:rFonts w:ascii="Calibri" w:eastAsia="Calibri" w:hAnsi="Calibri" w:cs="Calibri"/>
+                <w:sz w:val="22"/>
+                <w:szCs w:val="22"/>
+              </w:rPr>
+            </w:pPr>
+          </w:p>
         </w:tc>
         <w:tc>
           <w:tcPr>
-            <w:tcW w:w="2391" w:type="dxa"/>
+            <w:tcW w:w="1129" w:type="dxa"/>
             <w:tcMar>
               <w:top w:w="0" w:type="dxa"/>
-              <w:left w:w="108" w:type="dxa"/>
+              <w:left w:w="0" w:type="dxa"/>
               <w:bottom w:w="0" w:type="dxa"/>
-              <w:right w:w="108" w:type="dxa"/>
+              <w:right w:w="0" w:type="dxa"/>
             </w:tcMar>
-            <w:tcBorders>
-              <w:top w:val="nil"/>
-              <w:left w:val="nil"/>
-              <w:bottom w:val="nil"/>
-              <w:right w:val="nil"/>
-            </w:tcBorders>
-            <w:shd w:fill="D9D9D9" w:color="auto" w:val="clear"/>
-            <w:vAlign w:val="center"/>
+            <w:tcBorders/>
+            <w:shd w:fill="CCCCCC" w:color="auto" w:val="clear"/>
+            <w:vAlign w:val="top"/>
           </w:tcPr>
           <w:p>
             <w:pPr>
               <w:pBdr/>
               <w:pStyle w:val="normal1"/>
-              <w:keepNext/>
-              <w:keepLines/>
-              <w:spacing w:before="0" w:beforeAutospacing="false" w:after="0" w:afterAutospacing="false" w:line="240" w:lineRule="auto"/>
+              <w:spacing w:before="24" w:beforeAutospacing="false" w:after="24" w:afterAutospacing="false" w:line="240" w:lineRule="auto"/>
               <w:ind/>
-              <w:jc w:val="both"/>
-              <w:rPr>
-                <w:color w:val="000000"/>
+              <w:jc w:val="center"/>
+              <w:rPr>
+                <w:rFonts w:ascii="Calibri" w:eastAsia="Calibri" w:hAnsi="Calibri" w:cs="Calibri"/>
                 <w:sz w:val="22"/>
-              </w:rPr>
-            </w:pPr>
+                <w:szCs w:val="22"/>
+              </w:rPr>
+            </w:pPr>
+            <w:r>
+              <w:rPr>
+                <w:rFonts w:ascii="Open Sans" w:eastAsia="Open Sans" w:hAnsi="Open Sans" w:cs="Open Sans"/>
+                <w:color w:val="070707"/>
+                <w:sz w:val="22"/>
+                <w:szCs w:val="22"/>
+              </w:rPr>
+              <w:t xml:space="preserve">Menge</w:t>
+            </w:r>
           </w:p>
         </w:tc>
         <w:tc>
           <w:tcPr>
-            <w:tcW w:w="3487" w:type="dxa"/>
+            <w:tcW w:w="3940" w:type="dxa"/>
             <w:tcMar>
               <w:top w:w="0" w:type="dxa"/>
-              <w:left w:w="108" w:type="dxa"/>
+              <w:left w:w="0" w:type="dxa"/>
               <w:bottom w:w="0" w:type="dxa"/>
-              <w:right w:w="108" w:type="dxa"/>
+              <w:right w:w="0" w:type="dxa"/>
             </w:tcMar>
-            <w:tcBorders>
-              <w:top w:val="nil"/>
-              <w:left w:val="nil"/>
-              <w:bottom w:val="nil"/>
-              <w:right w:val="nil"/>
-            </w:tcBorders>
-            <w:shd w:fill="D9D9D9" w:color="auto" w:val="clear"/>
-            <w:vAlign w:val="center"/>
+            <w:tcBorders/>
+            <w:shd w:fill="CCCCCC" w:color="auto" w:val="clear"/>
+            <w:vAlign w:val="top"/>
           </w:tcPr>
           <w:p>
             <w:pPr>
               <w:pBdr/>
               <w:pStyle w:val="normal1"/>
-              <w:keepNext/>
-              <w:keepLines/>
-              <w:spacing w:before="0" w:beforeAutospacing="false" w:after="0" w:afterAutospacing="false" w:line="240" w:lineRule="auto"/>
-              <w:ind/>
+              <w:spacing w:before="24" w:beforeAutospacing="false" w:after="24" w:afterAutospacing="false" w:line="240" w:lineRule="auto"/>
+              <w:ind w:right="314"/>
               <w:jc w:val="both"/>
               <w:rPr>
                 <w:color w:val="000000"/>
+              </w:rPr>
+            </w:pPr>
+            <w:r>
+              <w:rPr>
+                <w:rFonts w:ascii="Open Sans" w:eastAsia="Open Sans" w:hAnsi="Open Sans" w:cs="Open Sans"/>
+                <w:color w:val="000000"/>
                 <w:sz w:val="22"/>
-              </w:rPr>
-            </w:pPr>
+                <w:szCs w:val="22"/>
+              </w:rPr>
+              <w:t xml:space="preserve">Bezeichnung</w:t>
+            </w:r>
           </w:p>
         </w:tc>
         <w:tc>
           <w:tcPr>
-            <w:tcW w:w="1295" w:type="dxa"/>
+            <w:tcW w:w="1593" w:type="dxa"/>
             <w:tcMar>
               <w:top w:w="0" w:type="dxa"/>
-              <w:left w:w="108" w:type="dxa"/>
+              <w:left w:w="0" w:type="dxa"/>
               <w:bottom w:w="0" w:type="dxa"/>
-              <w:right w:w="108" w:type="dxa"/>
+              <w:right w:w="0" w:type="dxa"/>
             </w:tcMar>
-            <w:tcBorders>
-              <w:top w:val="nil"/>
-              <w:left w:val="nil"/>
-              <w:bottom w:val="nil"/>
-              <w:right w:val="nil"/>
-            </w:tcBorders>
-            <w:shd w:fill="D9D9D9" w:color="auto" w:val="clear"/>
-            <w:vAlign w:val="center"/>
+            <w:tcBorders/>
+            <w:shd w:fill="CCCCCC" w:color="auto" w:val="clear"/>
+            <w:vAlign w:val="top"/>
+          </w:tcPr>
+          <w:p>
+            <w:pPr>
+              <w:pBdr/>
+              <w:pStyle w:val="Normal"/>
+              <w:spacing w:before="24" w:beforeAutospacing="false" w:after="24" w:afterAutospacing="false" w:line="240" w:lineRule="auto"/>
+              <w:ind w:left="0" w:right="0"/>
+              <w:jc w:val="center"/>
+              <w:rPr>
+                <w:color w:val="000000"/>
+              </w:rPr>
+            </w:pPr>
+            <w:r>
+              <w:rPr>
+                <w:rFonts w:ascii="Open Sans" w:eastAsia="Open Sans" w:hAnsi="Open Sans" w:cs="Open Sans"/>
+                <w:color w:val="000000"/>
+                <w:sz w:val="22"/>
+                <w:szCs w:val="22"/>
+              </w:rPr>
+              <w:t xml:space="preserve">Einheitspreis</w:t>
+            </w:r>
+          </w:p>
+        </w:tc>
+        <w:tc>
+          <w:tcPr>
+            <w:tcW w:w="1889" w:type="dxa"/>
+            <w:tcMar>
+              <w:top w:w="0" w:type="dxa"/>
+              <w:left w:w="0" w:type="dxa"/>
+              <w:bottom w:w="0" w:type="dxa"/>
+              <w:right w:w="0" w:type="dxa"/>
+            </w:tcMar>
+            <w:tcBorders/>
+            <w:shd w:fill="CCCCCC" w:color="auto" w:val="clear"/>
+            <w:vAlign w:val="top"/>
           </w:tcPr>
           <w:p>
             <w:pPr>
@@ -2614,48 +2640,185 @@
               <w:t xml:space="preserve">isAlt}</w:t>
             </w:r>
           </w:p>
+          <w:p>
+            <w:pPr>
+              <w:pBdr/>
+              <w:pStyle w:val="Normal"/>
+              <w:spacing w:before="24" w:beforeAutospacing="false" w:after="24" w:afterAutospacing="false" w:line="240" w:lineRule="auto"/>
+              <w:ind w:left="0" w:right="0"/>
+              <w:jc w:val="center"/>
+              <w:rPr>
+                <w:color w:val="000000"/>
+              </w:rPr>
+            </w:pPr>
+          </w:p>
         </w:tc>
       </w:tr>
       <w:tr>
         <w:tblPrEx>
-          <w:tblBorders>
-            <w:top w:val="nil"/>
-            <w:left w:val="nil"/>
-            <w:bottom w:val="nil"/>
-            <w:right w:val="nil"/>
-            <w:insideH w:val="nil"/>
-            <w:insideV w:val="nil"/>
-          </w:tblBorders>
+          <w:tblBorders/>
           <w:tblCellMar>
             <w:top w:w="0" w:type="dxa"/>
-            <w:left w:w="108" w:type="dxa"/>
+            <w:left w:w="0" w:type="dxa"/>
             <w:bottom w:w="0" w:type="dxa"/>
-            <w:right w:w="108" w:type="dxa"/>
+            <w:right w:w="0" w:type="dxa"/>
           </w:tblCellMar>
         </w:tblPrEx>
         <w:trPr>
-          <w:trHeight w:hRule="atLeast" w:val="20"/>
-          <w:gridBefore w:val="1"/>
-          <w:wBefore w:w="16" w:type="dxa"/>
-          <w:cantSplit/>
+          <w:trHeight w:hRule="atLeast" w:val="1"/>
         </w:trPr>
         <w:tc>
           <w:tcPr>
-            <w:tcW w:w="2375" w:type="dxa"/>
+            <w:tcW w:w="1394" w:type="dxa"/>
             <w:tcMar>
               <w:top w:w="0" w:type="dxa"/>
-              <w:left w:w="108" w:type="dxa"/>
+              <w:left w:w="0" w:type="dxa"/>
               <w:bottom w:w="0" w:type="dxa"/>
-              <w:right w:w="108" w:type="dxa"/>
+              <w:right w:w="0" w:type="dxa"/>
             </w:tcMar>
-            <w:tcBorders>
-              <w:top w:val="nil"/>
-              <w:left w:val="nil"/>
-              <w:bottom w:val="nil"/>
-              <w:right w:val="nil"/>
-            </w:tcBorders>
-            <w:shd w:fill="FFFFFF" w:color="auto" w:val="clear"/>
-            <w:vAlign w:val="center"/>
+            <w:tcBorders/>
+            <w:shd w:fill="ffffff" w:color="auto" w:val="clear"/>
+            <w:vAlign w:val="top"/>
+          </w:tcPr>
+          <w:p>
+            <w:pPr>
+              <w:pBdr/>
+              <w:pStyle w:val="Normal"/>
+              <w:keepNext/>
+              <w:keepLines/>
+              <w:spacing w:before="0" w:beforeAutospacing="false" w:after="0" w:afterAutospacing="false" w:line="240" w:lineRule="auto"/>
+              <w:ind w:left="0" w:right="0" w:firstLine="0"/>
+              <w:jc w:val="both"/>
+              <w:rPr>
+                <w:rFonts w:ascii="Open Sans Semibold" w:eastAsia="Open Sans Semibold" w:hAnsi="Open Sans Semibold" w:cs="Open Sans Semibold"/>
+                <w:b/>
+                <w:bCs/>
+                <w:color w:val="030303"/>
+                <w:sz w:val="22"/>
+                <w:szCs w:val="20"/>
+              </w:rPr>
+            </w:pPr>
+            <w:r>
+              <w:rPr>
+                <w:rFonts w:ascii="Open Sans Semibold" w:eastAsia="Open Sans Semibold" w:hAnsi="Open Sans Semibold" w:cs="Open Sans Semibold"/>
+                <w:color w:val="030303"/>
+                <w:sz w:val="22"/>
+                <w:szCs w:val="20"/>
+              </w:rPr>
+              <w:t xml:space="preserve">{^isAlt}</w:t>
+            </w:r>
+            <w:r>
+              <w:rPr>
+                <w:rFonts w:ascii="Open Sans Semibold" w:eastAsia="Open Sans Semibold" w:hAnsi="Open Sans Semibold" w:cs="Open Sans Semibold"/>
+                <w:b/>
+                <w:bCs/>
+                <w:color w:val="030303"/>
+                <w:sz w:val="22"/>
+                <w:szCs w:val="20"/>
+              </w:rPr>
+              <w:t xml:space="preserve">{label}</w:t>
+            </w:r>
+          </w:p>
+        </w:tc>
+        <w:tc>
+          <w:tcPr>
+            <w:tcW w:w="1129" w:type="dxa"/>
+            <w:tcMar>
+              <w:top w:w="0" w:type="dxa"/>
+              <w:left w:w="0" w:type="dxa"/>
+              <w:bottom w:w="0" w:type="dxa"/>
+              <w:right w:w="0" w:type="dxa"/>
+            </w:tcMar>
+            <w:tcBorders/>
+            <w:shd w:fill="ffffff" w:color="auto" w:val="clear"/>
+            <w:vAlign w:val="top"/>
+          </w:tcPr>
+          <w:p>
+            <w:pPr>
+              <w:pBdr/>
+              <w:pStyle w:val="normal1"/>
+              <w:spacing w:before="24" w:beforeAutospacing="false" w:after="24" w:afterAutospacing="false" w:line="240" w:lineRule="auto"/>
+              <w:ind w:left="0" w:firstLine="0"/>
+              <w:jc w:val="center"/>
+              <w:rPr>
+                <w:rFonts w:ascii="Open Sans Semibold" w:eastAsia="Open Sans Semibold" w:hAnsi="Open Sans Semibold" w:cs="Open Sans Semibold"/>
+                <w:color w:val="030303"/>
+                <w:sz w:val="22"/>
+                <w:szCs w:val="20"/>
+              </w:rPr>
+            </w:pPr>
+          </w:p>
+        </w:tc>
+        <w:tc>
+          <w:tcPr>
+            <w:tcW w:w="3940" w:type="dxa"/>
+            <w:tcMar>
+              <w:top w:w="0" w:type="dxa"/>
+              <w:left w:w="0" w:type="dxa"/>
+              <w:bottom w:w="0" w:type="dxa"/>
+              <w:right w:w="0" w:type="dxa"/>
+            </w:tcMar>
+            <w:tcBorders/>
+            <w:shd w:fill="ffffff" w:color="auto" w:val="clear"/>
+            <w:vAlign w:val="top"/>
+          </w:tcPr>
+          <w:p>
+            <w:pPr>
+              <w:pBdr/>
+              <w:pStyle w:val="normal1"/>
+              <w:spacing w:before="24" w:beforeAutospacing="false" w:after="24" w:afterAutospacing="false" w:line="240" w:lineRule="auto"/>
+              <w:ind w:left="0" w:right="314" w:firstLine="0"/>
+              <w:jc w:val="both"/>
+              <w:rPr>
+                <w:rFonts w:ascii="Open Sans" w:eastAsia="Open Sans" w:hAnsi="Open Sans" w:cs="Open Sans"/>
+                <w:color w:val="070707"/>
+                <w:sz w:val="22"/>
+                <w:szCs w:val="22"/>
+              </w:rPr>
+            </w:pPr>
+          </w:p>
+        </w:tc>
+        <w:tc>
+          <w:tcPr>
+            <w:tcW w:w="1593" w:type="dxa"/>
+            <w:tcMar>
+              <w:top w:w="0" w:type="dxa"/>
+              <w:left w:w="0" w:type="dxa"/>
+              <w:bottom w:w="0" w:type="dxa"/>
+              <w:right w:w="0" w:type="dxa"/>
+            </w:tcMar>
+            <w:tcBorders/>
+            <w:shd w:fill="ffffff" w:color="auto" w:val="clear"/>
+            <w:vAlign w:val="top"/>
+          </w:tcPr>
+          <w:p>
+            <w:pPr>
+              <w:pBdr/>
+              <w:pStyle w:val="Normal"/>
+              <w:spacing w:before="24" w:beforeAutospacing="false" w:after="24" w:afterAutospacing="false" w:line="240" w:lineRule="auto"/>
+              <w:ind w:left="0" w:right="0" w:firstLine="0"/>
+              <w:jc w:val="center"/>
+              <w:rPr>
+                <w:rFonts w:ascii="Open Sans" w:eastAsia="Open Sans" w:hAnsi="Open Sans" w:cs="Open Sans"/>
+                <w:color w:val="000000"/>
+                <w:sz w:val="22"/>
+                <w:szCs w:val="22"/>
+              </w:rPr>
+            </w:pPr>
+          </w:p>
+        </w:tc>
+        <w:tc>
+          <w:tcPr>
+            <w:tcW w:w="1889" w:type="dxa"/>
+            <w:tcMar>
+              <w:top w:w="0" w:type="dxa"/>
+              <w:left w:w="0" w:type="dxa"/>
+              <w:bottom w:w="0" w:type="dxa"/>
+              <w:right w:w="0" w:type="dxa"/>
+            </w:tcMar>
+            <w:tcBorders/>
+            <w:shd w:fill="ffffff" w:color="auto" w:val="clear"/>
+            <w:vAlign w:val="top"/>
           </w:tcPr>
           <w:p>
             <w:pPr>
@@ -2667,119 +2830,61 @@
               <w:ind w:right="0"/>
               <w:jc w:val="both"/>
               <w:rPr>
-                <w:rFonts w:ascii="Calibri" w:eastAsia="Calibri" w:hAnsi="Calibri" w:cs="Calibri"/>
+                <w:rFonts w:ascii="Open Sans Semibold" w:eastAsia="Open Sans Semibold" w:hAnsi="Open Sans Semibold" w:cs="Open Sans Semibold"/>
+                <w:color w:val="000000"/>
                 <w:sz w:val="22"/>
                 <w:szCs w:val="22"/>
               </w:rPr>
             </w:pPr>
             <w:r>
               <w:rPr>
-                <w:rFonts w:ascii="Open Sans Semibold" w:eastAsia="Open Sans Semibold" w:hAnsi="Open Sans Semibold" w:cs="Open Sans Semibold"/>
-                <w:color w:val="030303"/>
+                <w:rFonts w:ascii="Open Sans" w:eastAsia="Open Sans" w:hAnsi="Open Sans" w:cs="Open Sans"/>
+                <w:color w:val="000000"/>
                 <w:sz w:val="22"/>
-                <w:szCs w:val="20"/>
-              </w:rPr>
-              <w:t xml:space="preserve">{^isAlt}</w:t>
+                <w:szCs w:val="22"/>
+              </w:rPr>
+              <w:t xml:space="preserve">{</w:t>
+            </w:r>
+            <w:r>
+              <w:rPr>
+                <w:rFonts w:ascii="Open Sans" w:eastAsia="Open Sans" w:hAnsi="Open Sans" w:cs="Open Sans"/>
+                <w:b/>
+                <w:color w:val="000000"/>
+                <w:sz w:val="22"/>
+                <w:szCs w:val="22"/>
+              </w:rPr>
+              <w:t xml:space="preserve">value</w:t>
+            </w:r>
+            <w:r>
+              <w:rPr>
+                <w:rFonts w:ascii="Open Sans" w:eastAsia="Open Sans" w:hAnsi="Open Sans" w:cs="Open Sans"/>
+                <w:color w:val="000000"/>
+                <w:sz w:val="22"/>
+                <w:szCs w:val="22"/>
+              </w:rPr>
+              <w:t xml:space="preserve">}</w:t>
             </w:r>
             <w:r>
               <w:rPr>
                 <w:rFonts w:ascii="Open Sans Semibold" w:eastAsia="Open Sans Semibold" w:hAnsi="Open Sans Semibold" w:cs="Open Sans Semibold"/>
                 <w:b/>
                 <w:bCs/>
-                <w:color w:val="030303"/>
+                <w:color w:val="000000"/>
                 <w:sz w:val="22"/>
-                <w:szCs w:val="20"/>
-              </w:rPr>
-              <w:t xml:space="preserve">{label}</w:t>
-            </w:r>
-          </w:p>
-        </w:tc>
-        <w:tc>
-          <w:tcPr>
-            <w:tcW w:w="2391" w:type="dxa"/>
-            <w:tcMar>
-              <w:top w:w="0" w:type="dxa"/>
-              <w:left w:w="108" w:type="dxa"/>
-              <w:bottom w:w="0" w:type="dxa"/>
-              <w:right w:w="108" w:type="dxa"/>
-            </w:tcMar>
-            <w:tcBorders>
-              <w:top w:val="nil"/>
-              <w:left w:val="nil"/>
-              <w:bottom w:val="nil"/>
-              <w:right w:val="nil"/>
-            </w:tcBorders>
-            <w:shd w:fill="FFFFFF" w:color="auto" w:val="clear"/>
-            <w:vAlign w:val="center"/>
-          </w:tcPr>
-          <w:p>
-            <w:pPr>
-              <w:pBdr/>
-              <w:pStyle w:val="normal1"/>
-              <w:keepNext/>
-              <w:keepLines/>
-              <w:spacing w:before="0" w:beforeAutospacing="false" w:after="0" w:afterAutospacing="false" w:line="240" w:lineRule="auto"/>
-              <w:ind/>
-              <w:jc w:val="both"/>
-              <w:rPr>
+                <w:szCs w:val="22"/>
+              </w:rPr>
+              <w:t xml:space="preserve">{/</w:t>
+            </w:r>
+            <w:r>
+              <w:rPr>
+                <w:rFonts w:ascii="Open Sans Semibold" w:eastAsia="Open Sans Semibold" w:hAnsi="Open Sans Semibold" w:cs="Open Sans Semibold"/>
                 <w:color w:val="000000"/>
                 <w:sz w:val="22"/>
-              </w:rPr>
-            </w:pPr>
-          </w:p>
-        </w:tc>
-        <w:tc>
-          <w:tcPr>
-            <w:tcW w:w="3487" w:type="dxa"/>
-            <w:tcMar>
-              <w:top w:w="0" w:type="dxa"/>
-              <w:left w:w="108" w:type="dxa"/>
-              <w:bottom w:w="0" w:type="dxa"/>
-              <w:right w:w="108" w:type="dxa"/>
-            </w:tcMar>
-            <w:tcBorders>
-              <w:top w:val="nil"/>
-              <w:left w:val="nil"/>
-              <w:bottom w:val="nil"/>
-              <w:right w:val="nil"/>
-            </w:tcBorders>
-            <w:shd w:fill="FFFFFF" w:color="auto" w:val="clear"/>
-            <w:vAlign w:val="center"/>
-          </w:tcPr>
-          <w:p>
-            <w:pPr>
-              <w:pBdr/>
-              <w:pStyle w:val="normal1"/>
-              <w:keepNext/>
-              <w:keepLines/>
-              <w:spacing w:before="0" w:beforeAutospacing="false" w:after="0" w:afterAutospacing="false" w:line="240" w:lineRule="auto"/>
-              <w:ind/>
-              <w:jc w:val="both"/>
-              <w:rPr>
-                <w:color w:val="000000"/>
-                <w:sz w:val="22"/>
-              </w:rPr>
-            </w:pPr>
-          </w:p>
-        </w:tc>
-        <w:tc>
-          <w:tcPr>
-            <w:tcW w:w="1295" w:type="dxa"/>
-            <w:tcMar>
-              <w:top w:w="0" w:type="dxa"/>
-              <w:left w:w="108" w:type="dxa"/>
-              <w:bottom w:w="0" w:type="dxa"/>
-              <w:right w:w="108" w:type="dxa"/>
-            </w:tcMar>
-            <w:tcBorders>
-              <w:top w:val="nil"/>
-              <w:left w:val="nil"/>
-              <w:bottom w:val="nil"/>
-              <w:right w:val="nil"/>
-            </w:tcBorders>
-            <w:shd w:fill="FFFFFF" w:color="auto" w:val="clear"/>
-            <w:vAlign w:val="center"/>
-          </w:tcPr>
+                <w:szCs w:val="22"/>
+              </w:rPr>
+              <w:t xml:space="preserve">isAlt}{/Totals}</w:t>
+            </w:r>
+          </w:p>
           <w:p>
             <w:pPr>
               <w:pBdr/>
@@ -2787,42 +2892,13 @@
               <w:keepNext/>
               <w:keepLines/>
               <w:spacing w:before="0" w:beforeAutospacing="false" w:after="0" w:afterAutospacing="false" w:line="240" w:lineRule="auto"/>
-              <w:ind w:right="0"/>
+              <w:ind w:left="0" w:right="0" w:firstLine="0"/>
               <w:jc w:val="both"/>
               <w:rPr>
                 <w:color w:val="000000"/>
                 <w:sz w:val="22"/>
               </w:rPr>
             </w:pPr>
-            <w:r>
-              <w:rPr>
-                <w:rFonts w:ascii="Open Sans Semibold" w:eastAsia="Open Sans Semibold" w:hAnsi="Open Sans Semibold" w:cs="Open Sans Semibold"/>
-                <w:b/>
-                <w:bCs/>
-                <w:color w:val="000000"/>
-                <w:sz w:val="22"/>
-                <w:szCs w:val="22"/>
-              </w:rPr>
-              <w:t xml:space="preserve">{value}</w:t>
-            </w:r>
-            <w:r>
-              <w:rPr>
-                <w:rFonts w:ascii="Open Sans Semibold" w:eastAsia="Open Sans Semibold" w:hAnsi="Open Sans Semibold" w:cs="Open Sans Semibold"/>
-                <w:color w:val="000000"/>
-                <w:sz w:val="22"/>
-                <w:szCs w:val="22"/>
-              </w:rPr>
-              <w:t xml:space="preserve">{/</w:t>
-            </w:r>
-            <w:r>
-              <w:rPr>
-                <w:rFonts w:ascii="Open Sans Semibold" w:eastAsia="Open Sans Semibold" w:hAnsi="Open Sans Semibold" w:cs="Open Sans Semibold"/>
-                <w:color w:val="000000"/>
-                <w:sz w:val="22"/>
-                <w:szCs w:val="22"/>
-              </w:rPr>
-              <w:t xml:space="preserve">isAlt}{/Totals}</w:t>
-            </w:r>
           </w:p>
         </w:tc>
       </w:tr>
@@ -2831,12 +2907,18 @@
       <w:pPr>
         <w:pBdr/>
         <w:pStyle w:val="normal1"/>
-        <w:spacing/>
+        <w:spacing w:before="121" w:after="0"/>
         <w:ind/>
+        <w:tabs>
+          <w:tab w:val="clear" w:pos="720"/>
+          <w:tab w:val="left" w:pos="750"/>
+          <w:tab w:val="left" w:pos="1416.0000610351562"/>
+        </w:tabs>
         <w:rPr>
           <w:rFonts w:ascii="Open Sans" w:eastAsia="Open Sans" w:hAnsi="Open Sans" w:cs="Open Sans"/>
-          <w:color w:val="030303"/>
+          <w:color w:val="070707"/>
           <w:sz w:val="22"/>
+          <w:szCs w:val="20"/>
         </w:rPr>
       </w:pPr>
     </w:p>
@@ -3903,7 +3985,7 @@
               <w:sz w:val="22"/>
               <w:szCs w:val="22"/>
             </w:rPr>
-            <w:t xml:space="preserve">2</w:t>
+            <w:t xml:space="preserve">3</w:t>
           </w:r>
           <w:r>
             <w:rPr>

--- a/src/templates/Angebot.docx
+++ b/src/templates/Angebot.docx
@@ -2461,20 +2461,6 @@
               <w:t xml:space="preserve">{label}</w:t>
             </w:r>
           </w:p>
-          <w:p>
-            <w:pPr>
-              <w:pBdr/>
-              <w:pStyle w:val="normal1"/>
-              <w:spacing w:before="24" w:beforeAutospacing="false" w:after="24" w:afterAutospacing="false" w:line="240" w:lineRule="auto"/>
-              <w:ind/>
-              <w:jc w:val="center"/>
-              <w:rPr>
-                <w:rFonts w:ascii="Calibri" w:eastAsia="Calibri" w:hAnsi="Calibri" w:cs="Calibri"/>
-                <w:sz w:val="22"/>
-                <w:szCs w:val="22"/>
-              </w:rPr>
-            </w:pPr>
-          </w:p>
         </w:tc>
         <w:tc>
           <w:tcPr>
@@ -2677,7 +2663,7 @@
               <w:right w:w="0" w:type="dxa"/>
             </w:tcMar>
             <w:tcBorders/>
-            <w:shd w:fill="ffffff" w:color="auto" w:val="clear"/>
+            <w:shd w:fill="FFFFFF" w:color="auto" w:val="clear"/>
             <w:vAlign w:val="top"/>
           </w:tcPr>
           <w:p>
@@ -2730,7 +2716,7 @@
               <w:right w:w="0" w:type="dxa"/>
             </w:tcMar>
             <w:tcBorders/>
-            <w:shd w:fill="ffffff" w:color="auto" w:val="clear"/>
+            <w:shd w:fill="FFFFFF" w:color="auto" w:val="clear"/>
             <w:vAlign w:val="top"/>
           </w:tcPr>
           <w:p>
@@ -2759,7 +2745,7 @@
               <w:right w:w="0" w:type="dxa"/>
             </w:tcMar>
             <w:tcBorders/>
-            <w:shd w:fill="ffffff" w:color="auto" w:val="clear"/>
+            <w:shd w:fill="FFFFFF" w:color="auto" w:val="clear"/>
             <w:vAlign w:val="top"/>
           </w:tcPr>
           <w:p>
@@ -2788,7 +2774,7 @@
               <w:right w:w="0" w:type="dxa"/>
             </w:tcMar>
             <w:tcBorders/>
-            <w:shd w:fill="ffffff" w:color="auto" w:val="clear"/>
+            <w:shd w:fill="FFFFFF" w:color="auto" w:val="clear"/>
             <w:vAlign w:val="top"/>
           </w:tcPr>
           <w:p>
@@ -2817,7 +2803,7 @@
               <w:right w:w="0" w:type="dxa"/>
             </w:tcMar>
             <w:tcBorders/>
-            <w:shd w:fill="ffffff" w:color="auto" w:val="clear"/>
+            <w:shd w:fill="FFFFFF" w:color="auto" w:val="clear"/>
             <w:vAlign w:val="top"/>
           </w:tcPr>
           <w:p>

--- a/src/templates/Angebot.docx
+++ b/src/templates/Angebot.docx
@@ -2393,11 +2393,9 @@
         <w:tblLayout w:type="fixed"/>
       </w:tblPr>
       <w:tblGrid>
-        <w:gridCol w:w="1394"/>
-        <w:gridCol w:w="1129"/>
-        <w:gridCol w:w="3940"/>
-        <w:gridCol w:w="1593"/>
-        <w:gridCol w:w="1889"/>
+        <w:gridCol w:w="2843"/>
+        <w:gridCol w:w="3249"/>
+        <w:gridCol w:w="3853"/>
       </w:tblGrid>
       <w:tr>
         <w:tblPrEx>
@@ -2464,78 +2462,6 @@
         </w:tc>
         <w:tc>
           <w:tcPr>
-            <w:tcW w:w="1129" w:type="dxa"/>
-            <w:tcMar>
-              <w:top w:w="0" w:type="dxa"/>
-              <w:left w:w="0" w:type="dxa"/>
-              <w:bottom w:w="0" w:type="dxa"/>
-              <w:right w:w="0" w:type="dxa"/>
-            </w:tcMar>
-            <w:tcBorders/>
-            <w:shd w:fill="CCCCCC" w:color="auto" w:val="clear"/>
-            <w:vAlign w:val="top"/>
-          </w:tcPr>
-          <w:p>
-            <w:pPr>
-              <w:pBdr/>
-              <w:pStyle w:val="normal1"/>
-              <w:spacing w:before="24" w:beforeAutospacing="false" w:after="24" w:afterAutospacing="false" w:line="240" w:lineRule="auto"/>
-              <w:ind/>
-              <w:jc w:val="center"/>
-              <w:rPr>
-                <w:rFonts w:ascii="Calibri" w:eastAsia="Calibri" w:hAnsi="Calibri" w:cs="Calibri"/>
-                <w:sz w:val="22"/>
-                <w:szCs w:val="22"/>
-              </w:rPr>
-            </w:pPr>
-            <w:r>
-              <w:rPr>
-                <w:rFonts w:ascii="Open Sans" w:eastAsia="Open Sans" w:hAnsi="Open Sans" w:cs="Open Sans"/>
-                <w:color w:val="070707"/>
-                <w:sz w:val="22"/>
-                <w:szCs w:val="22"/>
-              </w:rPr>
-              <w:t xml:space="preserve">Menge</w:t>
-            </w:r>
-          </w:p>
-        </w:tc>
-        <w:tc>
-          <w:tcPr>
-            <w:tcW w:w="3940" w:type="dxa"/>
-            <w:tcMar>
-              <w:top w:w="0" w:type="dxa"/>
-              <w:left w:w="0" w:type="dxa"/>
-              <w:bottom w:w="0" w:type="dxa"/>
-              <w:right w:w="0" w:type="dxa"/>
-            </w:tcMar>
-            <w:tcBorders/>
-            <w:shd w:fill="CCCCCC" w:color="auto" w:val="clear"/>
-            <w:vAlign w:val="top"/>
-          </w:tcPr>
-          <w:p>
-            <w:pPr>
-              <w:pBdr/>
-              <w:pStyle w:val="normal1"/>
-              <w:spacing w:before="24" w:beforeAutospacing="false" w:after="24" w:afterAutospacing="false" w:line="240" w:lineRule="auto"/>
-              <w:ind w:right="314"/>
-              <w:jc w:val="both"/>
-              <w:rPr>
-                <w:color w:val="000000"/>
-              </w:rPr>
-            </w:pPr>
-            <w:r>
-              <w:rPr>
-                <w:rFonts w:ascii="Open Sans" w:eastAsia="Open Sans" w:hAnsi="Open Sans" w:cs="Open Sans"/>
-                <w:color w:val="000000"/>
-                <w:sz w:val="22"/>
-                <w:szCs w:val="22"/>
-              </w:rPr>
-              <w:t xml:space="preserve">Bezeichnung</w:t>
-            </w:r>
-          </w:p>
-        </w:tc>
-        <w:tc>
-          <w:tcPr>
             <w:tcW w:w="1593" w:type="dxa"/>
             <w:tcMar>
               <w:top w:w="0" w:type="dxa"/>
@@ -2625,18 +2551,6 @@
               </w:rPr>
               <w:t xml:space="preserve">isAlt}</w:t>
             </w:r>
-          </w:p>
-          <w:p>
-            <w:pPr>
-              <w:pBdr/>
-              <w:pStyle w:val="Normal"/>
-              <w:spacing w:before="24" w:beforeAutospacing="false" w:after="24" w:afterAutospacing="false" w:line="240" w:lineRule="auto"/>
-              <w:ind w:left="0" w:right="0"/>
-              <w:jc w:val="center"/>
-              <w:rPr>
-                <w:color w:val="000000"/>
-              </w:rPr>
-            </w:pPr>
           </w:p>
         </w:tc>
       </w:tr>
@@ -2704,64 +2618,6 @@
               </w:rPr>
               <w:t xml:space="preserve">{label}</w:t>
             </w:r>
-          </w:p>
-        </w:tc>
-        <w:tc>
-          <w:tcPr>
-            <w:tcW w:w="1129" w:type="dxa"/>
-            <w:tcMar>
-              <w:top w:w="0" w:type="dxa"/>
-              <w:left w:w="0" w:type="dxa"/>
-              <w:bottom w:w="0" w:type="dxa"/>
-              <w:right w:w="0" w:type="dxa"/>
-            </w:tcMar>
-            <w:tcBorders/>
-            <w:shd w:fill="FFFFFF" w:color="auto" w:val="clear"/>
-            <w:vAlign w:val="top"/>
-          </w:tcPr>
-          <w:p>
-            <w:pPr>
-              <w:pBdr/>
-              <w:pStyle w:val="normal1"/>
-              <w:spacing w:before="24" w:beforeAutospacing="false" w:after="24" w:afterAutospacing="false" w:line="240" w:lineRule="auto"/>
-              <w:ind w:left="0" w:firstLine="0"/>
-              <w:jc w:val="center"/>
-              <w:rPr>
-                <w:rFonts w:ascii="Open Sans Semibold" w:eastAsia="Open Sans Semibold" w:hAnsi="Open Sans Semibold" w:cs="Open Sans Semibold"/>
-                <w:color w:val="030303"/>
-                <w:sz w:val="22"/>
-                <w:szCs w:val="20"/>
-              </w:rPr>
-            </w:pPr>
-          </w:p>
-        </w:tc>
-        <w:tc>
-          <w:tcPr>
-            <w:tcW w:w="3940" w:type="dxa"/>
-            <w:tcMar>
-              <w:top w:w="0" w:type="dxa"/>
-              <w:left w:w="0" w:type="dxa"/>
-              <w:bottom w:w="0" w:type="dxa"/>
-              <w:right w:w="0" w:type="dxa"/>
-            </w:tcMar>
-            <w:tcBorders/>
-            <w:shd w:fill="FFFFFF" w:color="auto" w:val="clear"/>
-            <w:vAlign w:val="top"/>
-          </w:tcPr>
-          <w:p>
-            <w:pPr>
-              <w:pBdr/>
-              <w:pStyle w:val="normal1"/>
-              <w:spacing w:before="24" w:beforeAutospacing="false" w:after="24" w:afterAutospacing="false" w:line="240" w:lineRule="auto"/>
-              <w:ind w:left="0" w:right="314" w:firstLine="0"/>
-              <w:jc w:val="both"/>
-              <w:rPr>
-                <w:rFonts w:ascii="Open Sans" w:eastAsia="Open Sans" w:hAnsi="Open Sans" w:cs="Open Sans"/>
-                <w:color w:val="070707"/>
-                <w:sz w:val="22"/>
-                <w:szCs w:val="22"/>
-              </w:rPr>
-            </w:pPr>
           </w:p>
         </w:tc>
         <w:tc>

--- a/src/templates/Angebot.docx
+++ b/src/templates/Angebot.docx
@@ -2484,15 +2484,6 @@
                 <w:color w:val="000000"/>
               </w:rPr>
             </w:pPr>
-            <w:r>
-              <w:rPr>
-                <w:rFonts w:ascii="Open Sans" w:eastAsia="Open Sans" w:hAnsi="Open Sans" w:cs="Open Sans"/>
-                <w:color w:val="000000"/>
-                <w:sz w:val="22"/>
-                <w:szCs w:val="22"/>
-              </w:rPr>
-              <w:t xml:space="preserve">Einheitspreis</w:t>
-            </w:r>
           </w:p>
         </w:tc>
         <w:tc>
@@ -2726,21 +2717,6 @@
               </w:rPr>
               <w:t xml:space="preserve">isAlt}{/Totals}</w:t>
             </w:r>
-          </w:p>
-          <w:p>
-            <w:pPr>
-              <w:pBdr/>
-              <w:pStyle w:val="Normal"/>
-              <w:keepNext/>
-              <w:keepLines/>
-              <w:spacing w:before="0" w:beforeAutospacing="false" w:after="0" w:afterAutospacing="false" w:line="240" w:lineRule="auto"/>
-              <w:ind w:left="0" w:right="0" w:firstLine="0"/>
-              <w:jc w:val="both"/>
-              <w:rPr>
-                <w:color w:val="000000"/>
-                <w:sz w:val="22"/>
-              </w:rPr>
-            </w:pPr>
           </w:p>
         </w:tc>
       </w:tr>

--- a/src/templates/Angebot.docx
+++ b/src/templates/Angebot.docx
@@ -2522,7 +2522,7 @@
                 <w:sz w:val="22"/>
                 <w:szCs w:val="22"/>
               </w:rPr>
-              <w:t xml:space="preserve">{value}</w:t>
+              <w:t xml:space="preserve">                            {value}</w:t>
             </w:r>
             <w:r>
               <w:rPr>
@@ -2676,7 +2676,7 @@
                 <w:sz w:val="22"/>
                 <w:szCs w:val="22"/>
               </w:rPr>
-              <w:t xml:space="preserve">{</w:t>
+              <w:t xml:space="preserve">                           {</w:t>
             </w:r>
             <w:r>
               <w:rPr>
@@ -3803,7 +3803,7 @@
               <w:sz w:val="22"/>
               <w:szCs w:val="22"/>
             </w:rPr>
-            <w:t xml:space="preserve">3</w:t>
+            <w:t xml:space="preserve">2</w:t>
           </w:r>
           <w:r>
             <w:rPr>

--- a/src/templates/Angebot.docx
+++ b/src/templates/Angebot.docx
@@ -2506,8 +2506,8 @@
               <w:keepNext/>
               <w:keepLines/>
               <w:spacing w:before="0" w:beforeAutospacing="false" w:after="0" w:afterAutospacing="false" w:line="240" w:lineRule="auto"/>
-              <w:ind w:right="0"/>
-              <w:jc w:val="both"/>
+              <w:ind w:left="1440" w:right="0"/>
+              <w:jc w:val="right"/>
               <w:rPr>
                 <w:color w:val="000000"/>
                 <w:sz w:val="22"/>
@@ -2522,7 +2522,7 @@
                 <w:sz w:val="22"/>
                 <w:szCs w:val="22"/>
               </w:rPr>
-              <w:t xml:space="preserve">                            {value}</w:t>
+              <w:t xml:space="preserve">{value}</w:t>
             </w:r>
             <w:r>
               <w:rPr>
@@ -2540,7 +2540,88 @@
                 <w:sz w:val="22"/>
                 <w:szCs w:val="22"/>
               </w:rPr>
-              <w:t xml:space="preserve">isAlt}</w:t>
+              <w:t xml:space="preserve">isAlt}‎</w:t>
+            </w:r>
+            <w:r>
+              <w:rPr>
+                <w:rFonts w:ascii="Open Sans Semibold" w:eastAsia="Open Sans Semibold" w:hAnsi="Open Sans Semibold" w:cs="Open Sans Semibold"/>
+                <w:color w:val="cccccc"/>
+                <w:sz w:val="22"/>
+                <w:szCs w:val="22"/>
+              </w:rPr>
+              <w:t xml:space="preserve">*</w:t>
+            </w:r>
+            <w:r>
+              <w:rPr>
+                <w:rFonts w:ascii="Open Sans Semibold" w:eastAsia="Open Sans Semibold" w:hAnsi="Open Sans Semibold" w:cs="Open Sans Semibold"/>
+                <w:color w:val="000000"/>
+                <w:sz w:val="22"/>
+                <w:szCs w:val="22"/>
+              </w:rPr>
+              <w:t xml:space="preserve"/>
+            </w:r>
+            <w:r>
+              <w:rPr>
+                <w:rFonts w:ascii="Open Sans Semibold" w:eastAsia="Open Sans Semibold" w:hAnsi="Open Sans Semibold" w:cs="Open Sans Semibold"/>
+                <w:color w:val="000000"/>
+                <w:sz w:val="22"/>
+                <w:szCs w:val="22"/>
+              </w:rPr>
+              <w:t xml:space="preserve"/>
+            </w:r>
+            <w:r>
+              <w:rPr>
+                <w:rFonts w:ascii="Open Sans Semibold" w:eastAsia="Open Sans Semibold" w:hAnsi="Open Sans Semibold" w:cs="Open Sans Semibold"/>
+                <w:color w:val="000000"/>
+                <w:sz w:val="22"/>
+                <w:szCs w:val="22"/>
+              </w:rPr>
+              <w:t xml:space="preserve"/>
+            </w:r>
+            <w:r>
+              <w:rPr>
+                <w:rFonts w:ascii="Open Sans Semibold" w:eastAsia="Open Sans Semibold" w:hAnsi="Open Sans Semibold" w:cs="Open Sans Semibold"/>
+                <w:color w:val="000000"/>
+                <w:sz w:val="22"/>
+                <w:szCs w:val="22"/>
+              </w:rPr>
+              <w:t xml:space="preserve"/>
+            </w:r>
+            <w:r>
+              <w:rPr>
+                <w:rFonts w:ascii="Open Sans Semibold" w:eastAsia="Open Sans Semibold" w:hAnsi="Open Sans Semibold" w:cs="Open Sans Semibold"/>
+                <w:color w:val="000000"/>
+                <w:sz w:val="22"/>
+                <w:szCs w:val="22"/>
+              </w:rPr>
+              <w:t xml:space="preserve"/>
+            </w:r>
+            <w:r>
+              <w:rPr>
+                <w:rFonts w:ascii="Open Sans Semibold" w:eastAsia="Open Sans Semibold" w:hAnsi="Open Sans Semibold" w:cs="Open Sans Semibold"/>
+                <w:color w:val="000000"/>
+                <w:sz w:val="22"/>
+                <w:szCs w:val="22"/>
+              </w:rPr>
+              <w:t xml:space="preserve"/>
+            </w:r>
+            <w:r>
+              <w:rPr>
+                <w:rFonts w:ascii="Open Sans Semibold" w:eastAsia="Open Sans Semibold" w:hAnsi="Open Sans Semibold" w:cs="Open Sans Semibold"/>
+                <w:color w:val="000000"/>
+                <w:sz w:val="22"/>
+                <w:szCs w:val="22"/>
+              </w:rPr>
+              <w:t xml:space="preserve"/>
+            </w:r>
+            <w:r>
+              <w:rPr>
+                <w:rFonts w:ascii="Open Sans Semibold" w:eastAsia="Open Sans Semibold" w:hAnsi="Open Sans Semibold" w:cs="Open Sans Semibold"/>
+                <w:color w:val="000000"/>
+                <w:sz w:val="22"/>
+                <w:szCs w:val="22"/>
+              </w:rPr>
+              <w:t xml:space="preserve"/>
             </w:r>
           </w:p>
         </w:tc>
@@ -2660,8 +2741,8 @@
               <w:keepNext/>
               <w:keepLines/>
               <w:spacing w:before="0" w:beforeAutospacing="false" w:after="0" w:afterAutospacing="false" w:line="240" w:lineRule="auto"/>
-              <w:ind w:right="0"/>
-              <w:jc w:val="both"/>
+              <w:ind w:left="1440" w:right="0"/>
+              <w:jc w:val="right"/>
               <w:rPr>
                 <w:rFonts w:ascii="Open Sans Semibold" w:eastAsia="Open Sans Semibold" w:hAnsi="Open Sans Semibold" w:cs="Open Sans Semibold"/>
                 <w:color w:val="000000"/>
@@ -2676,7 +2757,7 @@
                 <w:sz w:val="22"/>
                 <w:szCs w:val="22"/>
               </w:rPr>
-              <w:t xml:space="preserve">                           {</w:t>
+              <w:t xml:space="preserve">{</w:t>
             </w:r>
             <w:r>
               <w:rPr>
@@ -2715,7 +2796,25 @@
                 <w:sz w:val="22"/>
                 <w:szCs w:val="22"/>
               </w:rPr>
-              <w:t xml:space="preserve">isAlt}{/Totals}</w:t>
+              <w:t xml:space="preserve">isAlt}{/Totals}‎</w:t>
+            </w:r>
+            <w:r>
+              <w:rPr>
+                <w:rFonts w:ascii="Open Sans Semibold" w:eastAsia="Open Sans Semibold" w:hAnsi="Open Sans Semibold" w:cs="Open Sans Semibold"/>
+                <w:color w:val="ffffff"/>
+                <w:sz w:val="22"/>
+                <w:szCs w:val="22"/>
+              </w:rPr>
+              <w:t xml:space="preserve">*</w:t>
+            </w:r>
+            <w:r>
+              <w:rPr>
+                <w:rFonts w:ascii="Open Sans Semibold" w:eastAsia="Open Sans Semibold" w:hAnsi="Open Sans Semibold" w:cs="Open Sans Semibold"/>
+                <w:color w:val="000000"/>
+                <w:sz w:val="22"/>
+                <w:szCs w:val="22"/>
+              </w:rPr>
+              <w:t xml:space="preserve"/>
             </w:r>
           </w:p>
         </w:tc>
@@ -3755,7 +3854,7 @@
               <w:sz w:val="22"/>
               <w:szCs w:val="22"/>
             </w:rPr>
-            <w:t xml:space="preserve">2</w:t>
+            <w:t xml:space="preserve">1</w:t>
           </w:r>
           <w:r>
             <w:rPr>

--- a/src/templates/Angebot.docx
+++ b/src/templates/Angebot.docx
@@ -115,9 +115,7 @@
         <w:tblInd w:w="0" w:type="dxa"/>
         <w:tblLayout w:type="fixed"/>
         <w:tblCellMar>
-          <w:top w:w="0" w:type="dxa"/>
           <w:left w:w="10" w:type="dxa"/>
-          <w:bottom w:w="0" w:type="dxa"/>
           <w:right w:w="10" w:type="dxa"/>
         </w:tblCellMar>
         <w:tblLook w:val="04A0" w:firstRow="1" w:lastRow="0" w:firstColumn="1" w:lastColumn="0" w:noHBand="0" w:noVBand="1"/>
@@ -982,12 +980,6 @@
         <w:tblW w:w="9945" w:type="dxa"/>
         <w:tblInd w:w="1" w:type="dxa"/>
         <w:tblLayout w:type="fixed"/>
-        <w:tblCellMar>
-          <w:top w:w="0" w:type="dxa"/>
-          <w:left w:w="0" w:type="dxa"/>
-          <w:bottom w:w="0" w:type="dxa"/>
-          <w:right w:w="0" w:type="dxa"/>
-        </w:tblCellMar>
         <w:tblLook w:val="04A0" w:firstRow="1" w:lastRow="0" w:firstColumn="1" w:lastColumn="0" w:noHBand="0" w:noVBand="1"/>
       </w:tblPr>
       <w:tblGrid>
@@ -1920,9 +1912,7 @@
         <w:tblInd w:w="1" w:type="dxa"/>
         <w:tblLayout w:type="fixed"/>
         <w:tblCellMar>
-          <w:top w:w="0" w:type="dxa"/>
           <w:left w:w="56" w:type="dxa"/>
-          <w:bottom w:w="0" w:type="dxa"/>
           <w:right w:w="56" w:type="dxa"/>
         </w:tblCellMar>
         <w:tblLook w:val="04A0" w:firstRow="1" w:lastRow="0" w:firstColumn="1" w:lastColumn="0" w:noHBand="0" w:noVBand="1"/>
@@ -2873,12 +2863,6 @@
         <w:tblW w:w="9945" w:type="dxa"/>
         <w:tblInd w:w="1" w:type="dxa"/>
         <w:tblLayout w:type="fixed"/>
-        <w:tblCellMar>
-          <w:top w:w="0" w:type="dxa"/>
-          <w:left w:w="0" w:type="dxa"/>
-          <w:bottom w:w="0" w:type="dxa"/>
-          <w:right w:w="0" w:type="dxa"/>
-        </w:tblCellMar>
         <w:tblLook w:val="04A0" w:firstRow="1" w:lastRow="0" w:firstColumn="1" w:lastColumn="0" w:noHBand="0" w:noVBand="1"/>
       </w:tblPr>
       <w:tblGrid>
@@ -3644,9 +3628,18 @@
           <w:rFonts w:ascii="Open Sans" w:eastAsia="Open Sans" w:hAnsi="Open Sans" w:cs="Open Sans"/>
           <w:sz w:val="20"/>
           <w:szCs w:val="20"/>
-          <w:lang w:val="de-DE"/>
+          <w:lang w:val="fr-BE"/>
         </w:rPr>
       </w:pPr>
+      <w:r>
+        <w:rPr>
+          <w:rFonts w:ascii="Open Sans" w:eastAsia="Open Sans" w:hAnsi="Open Sans" w:cs="Open Sans"/>
+          <w:sz w:val="20"/>
+          <w:szCs w:val="20"/>
+          <w:lang w:val="fr-BE"/>
+        </w:rPr>
+        <w:t>{%SignatureImage}</w:t>
+      </w:r>
     </w:p>
     <w:p>
       <w:pPr>
@@ -3848,9 +3841,7 @@
       <w:tblInd w:w="0" w:type="dxa"/>
       <w:tblLayout w:type="fixed"/>
       <w:tblCellMar>
-        <w:top w:w="0" w:type="dxa"/>
         <w:left w:w="10" w:type="dxa"/>
-        <w:bottom w:w="0" w:type="dxa"/>
         <w:right w:w="10" w:type="dxa"/>
       </w:tblCellMar>
       <w:tblLook w:val="04A0" w:firstRow="1" w:lastRow="0" w:firstColumn="1" w:lastColumn="0" w:noHBand="0" w:noVBand="1"/>
@@ -3917,7 +3908,25 @@
               <w:szCs w:val="14"/>
               <w:lang w:val="de-DE"/>
             </w:rPr>
-            <w:t>Steuernummer: 22324320478 | USt-IdNr.: DE296903997</w:t>
+            <w:t>Steuernummer: 22324320478 | USt-</w:t>
+          </w:r>
+          <w:proofErr w:type="spellStart"/>
+          <w:r>
+            <w:rPr>
+              <w:sz w:val="14"/>
+              <w:szCs w:val="14"/>
+              <w:lang w:val="de-DE"/>
+            </w:rPr>
+            <w:t>IdNr</w:t>
+          </w:r>
+          <w:proofErr w:type="spellEnd"/>
+          <w:r>
+            <w:rPr>
+              <w:sz w:val="14"/>
+              <w:szCs w:val="14"/>
+              <w:lang w:val="de-DE"/>
+            </w:rPr>
+            <w:t>.: DE296903997</w:t>
           </w:r>
         </w:p>
         <w:p>
@@ -4046,9 +4055,7 @@
       <w:tblInd w:w="0" w:type="dxa"/>
       <w:tblLayout w:type="fixed"/>
       <w:tblCellMar>
-        <w:top w:w="0" w:type="dxa"/>
         <w:left w:w="10" w:type="dxa"/>
-        <w:bottom w:w="0" w:type="dxa"/>
         <w:right w:w="10" w:type="dxa"/>
       </w:tblCellMar>
       <w:tblLook w:val="04A0" w:firstRow="1" w:lastRow="0" w:firstColumn="1" w:lastColumn="0" w:noHBand="0" w:noVBand="1"/>
@@ -4935,7 +4942,6 @@
   <w:style w:type="character" w:default="1" w:styleId="Domylnaczcionkaakapitu">
     <w:name w:val="Default Paragraph Font"/>
     <w:uiPriority w:val="1"/>
-    <w:semiHidden/>
     <w:unhideWhenUsed/>
   </w:style>
   <w:style w:type="table" w:default="1" w:styleId="Standardowy">

--- a/src/templates/Angebot.docx
+++ b/src/templates/Angebot.docx
@@ -3628,7 +3628,7 @@
           <w:rFonts w:ascii="Open Sans" w:eastAsia="Open Sans" w:hAnsi="Open Sans" w:cs="Open Sans"/>
           <w:sz w:val="20"/>
           <w:szCs w:val="20"/>
-          <w:lang w:val="fr-BE"/>
+          <w:lang w:val="de-DE"/>
         </w:rPr>
       </w:pPr>
       <w:r>
@@ -3636,9 +3636,29 @@
           <w:rFonts w:ascii="Open Sans" w:eastAsia="Open Sans" w:hAnsi="Open Sans" w:cs="Open Sans"/>
           <w:sz w:val="20"/>
           <w:szCs w:val="20"/>
-          <w:lang w:val="fr-BE"/>
-        </w:rPr>
-        <w:t>{%SignatureImage}</w:t>
+          <w:lang w:val="de-DE"/>
+        </w:rPr>
+        <w:t>{%</w:t>
+      </w:r>
+      <w:proofErr w:type="spellStart"/>
+      <w:r>
+        <w:rPr>
+          <w:rFonts w:ascii="Open Sans" w:eastAsia="Open Sans" w:hAnsi="Open Sans" w:cs="Open Sans"/>
+          <w:sz w:val="20"/>
+          <w:szCs w:val="20"/>
+          <w:lang w:val="de-DE"/>
+        </w:rPr>
+        <w:t>SignatureImage</w:t>
+      </w:r>
+      <w:proofErr w:type="spellEnd"/>
+      <w:r>
+        <w:rPr>
+          <w:rFonts w:ascii="Open Sans" w:eastAsia="Open Sans" w:hAnsi="Open Sans" w:cs="Open Sans"/>
+          <w:sz w:val="20"/>
+          <w:szCs w:val="20"/>
+          <w:lang w:val="de-DE"/>
+        </w:rPr>
+        <w:t>}</w:t>
       </w:r>
     </w:p>
     <w:p>
@@ -3731,7 +3751,8 @@
         <w:spacing w:before="67" w:line="276" w:lineRule="auto"/>
         <w:rPr>
           <w:rFonts w:ascii="Open Sans" w:eastAsia="Open Sans" w:hAnsi="Open Sans" w:cs="Open Sans"/>
-          <w:color w:val="030303"/>
+          <w:noProof/>
+          <w:color w:val="000000"/>
           <w:lang w:val="de-DE"/>
         </w:rPr>
       </w:pPr>
@@ -3755,6 +3776,56 @@
           <w:lang w:val="de-DE"/>
         </w:rPr>
         <w:br/>
+      </w:r>
+    </w:p>
+    <w:p>
+      <w:pPr>
+        <w:pStyle w:val="normal1"/>
+        <w:spacing w:before="81"/>
+        <w:rPr>
+          <w:rFonts w:ascii="Open Sans" w:eastAsia="Open Sans" w:hAnsi="Open Sans" w:cs="Open Sans"/>
+          <w:sz w:val="20"/>
+          <w:szCs w:val="20"/>
+          <w:lang w:val="de-DE"/>
+        </w:rPr>
+      </w:pPr>
+      <w:r>
+        <w:rPr>
+          <w:rFonts w:ascii="Open Sans" w:eastAsia="Open Sans" w:hAnsi="Open Sans" w:cs="Open Sans"/>
+          <w:sz w:val="20"/>
+          <w:szCs w:val="20"/>
+          <w:lang w:val="de-DE"/>
+        </w:rPr>
+        <w:t>{%</w:t>
+      </w:r>
+      <w:proofErr w:type="spellStart"/>
+      <w:r>
+        <w:rPr>
+          <w:rFonts w:ascii="Open Sans" w:eastAsia="Open Sans" w:hAnsi="Open Sans" w:cs="Open Sans"/>
+          <w:sz w:val="20"/>
+          <w:szCs w:val="20"/>
+          <w:lang w:val="de-DE"/>
+        </w:rPr>
+        <w:t>Our</w:t>
+      </w:r>
+      <w:r>
+        <w:rPr>
+          <w:rFonts w:ascii="Open Sans" w:eastAsia="Open Sans" w:hAnsi="Open Sans" w:cs="Open Sans"/>
+          <w:sz w:val="20"/>
+          <w:szCs w:val="20"/>
+          <w:lang w:val="de-DE"/>
+        </w:rPr>
+        <w:t>SignatureImage</w:t>
+      </w:r>
+      <w:proofErr w:type="spellEnd"/>
+      <w:r>
+        <w:rPr>
+          <w:rFonts w:ascii="Open Sans" w:eastAsia="Open Sans" w:hAnsi="Open Sans" w:cs="Open Sans"/>
+          <w:sz w:val="20"/>
+          <w:szCs w:val="20"/>
+          <w:lang w:val="de-DE"/>
+        </w:rPr>
+        <w:t>}</w:t>
       </w:r>
       <w:r>
         <w:rPr>
@@ -3768,18 +3839,28 @@
         <w:spacing w:before="67" w:line="276" w:lineRule="auto"/>
         <w:rPr>
           <w:rFonts w:ascii="Open Sans" w:eastAsia="Open Sans" w:hAnsi="Open Sans" w:cs="Open Sans"/>
+          <w:color w:val="030303"/>
+          <w:lang w:val="de-DE"/>
+        </w:rPr>
+      </w:pPr>
+      <w:r>
+        <w:rPr>
+          <w:rFonts w:ascii="Open Sans" w:eastAsia="Open Sans" w:hAnsi="Open Sans" w:cs="Open Sans"/>
+          <w:color w:val="030303"/>
+          <w:lang w:val="de-DE"/>
+        </w:rPr>
+        <w:t>Ihr Team von EmC2</w:t>
+      </w:r>
+    </w:p>
+    <w:p>
+      <w:pPr>
+        <w:spacing w:before="67" w:line="276" w:lineRule="auto"/>
+        <w:rPr>
+          <w:rFonts w:ascii="Open Sans" w:eastAsia="Open Sans" w:hAnsi="Open Sans" w:cs="Open Sans"/>
           <w:color w:val="000000"/>
           <w:lang w:val="de-DE"/>
         </w:rPr>
       </w:pPr>
-      <w:r>
-        <w:rPr>
-          <w:rFonts w:ascii="Open Sans" w:eastAsia="Open Sans" w:hAnsi="Open Sans" w:cs="Open Sans"/>
-          <w:color w:val="030303"/>
-          <w:lang w:val="de-DE"/>
-        </w:rPr>
-        <w:t>Ihr Team von EmC2</w:t>
-      </w:r>
     </w:p>
     <w:sectPr>
       <w:headerReference w:type="even" r:id="rId7"/>
@@ -4122,7 +4203,25 @@
               <w:szCs w:val="14"/>
               <w:lang w:val="de-DE"/>
             </w:rPr>
-            <w:t>Steuernummer: 22324320478 | USt-IdNr.: DE296903997</w:t>
+            <w:t>Steuernummer: 22324320478 | USt-</w:t>
+          </w:r>
+          <w:proofErr w:type="spellStart"/>
+          <w:r>
+            <w:rPr>
+              <w:sz w:val="14"/>
+              <w:szCs w:val="14"/>
+              <w:lang w:val="de-DE"/>
+            </w:rPr>
+            <w:t>IdNr</w:t>
+          </w:r>
+          <w:proofErr w:type="spellEnd"/>
+          <w:r>
+            <w:rPr>
+              <w:sz w:val="14"/>
+              <w:szCs w:val="14"/>
+              <w:lang w:val="de-DE"/>
+            </w:rPr>
+            <w:t>.: DE296903997</w:t>
           </w:r>
         </w:p>
         <w:p>
@@ -4942,6 +5041,7 @@
   <w:style w:type="character" w:default="1" w:styleId="Domylnaczcionkaakapitu">
     <w:name w:val="Default Paragraph Font"/>
     <w:uiPriority w:val="1"/>
+    <w:semiHidden/>
     <w:unhideWhenUsed/>
   </w:style>
   <w:style w:type="table" w:default="1" w:styleId="Standardowy">

--- a/src/templates/Angebot.docx
+++ b/src/templates/Angebot.docx
@@ -1768,6 +1768,50 @@
             </w:r>
           </w:p>
           <w:p>
+            <w:r>
+              <w:t xml:space="preserve">{#IsSub}</w:t>
+            </w:r>
+          </w:p>
+          <w:p>
+            <w:pPr>
+              <w:pStyle w:val="Normal"/>
+              <w:suppressAutoHyphens w:val="true"/>
+              <w:spacing w:lineRule="auto" w:line="278" w:before="120" w:after="0"/>
+              <w:jc w:val="left"/>
+              <w:rPr>
+                <w:b/>
+                <w:bCs/>
+                <w:rFonts w:ascii="Arial" w:hAnsi="Arial" w:eastAsia="Arial" w:cs="Arial"/>
+                <w:color w:val="000000"/>
+                <w:sz w:val="20"/>
+                <w:szCs w:val="20"/>
+              </w:rPr>
+            </w:pPr>
+            <w:r>
+              <w:rPr>
+                <w:b/>
+                <w:bCs/>
+                <w:rFonts w:eastAsia="Arial" w:cs="Arial" w:ascii="Arial" w:hAnsi="Arial"/>
+                <w:color w:val="000000"/>
+                <w:kern w:val="0"/>
+                <w:sz w:val="20"/>
+                <w:szCs w:val="20"/>
+                <w:lang w:val="pl-PL" w:eastAsia="pl-PL" w:bidi="ar-SA"/>
+              </w:rPr>
+              <w:t>{MaterialLine}</w:t>
+            </w:r>
+          </w:p>
+          <w:p>
+            <w:r>
+              <w:t xml:space="preserve">{/IsSub}</w:t>
+            </w:r>
+          </w:p>
+          <w:p>
+            <w:r>
+              <w:t xml:space="preserve">{^IsSub}</w:t>
+            </w:r>
+          </w:p>
+          <w:p>
             <w:pPr>
               <w:pStyle w:val="Normal"/>
               <w:suppressAutoHyphens w:val="true"/>
@@ -1790,6 +1834,11 @@
                 <w:lang w:val="pl-PL" w:eastAsia="pl-PL" w:bidi="ar-SA"/>
               </w:rPr>
               <w:t>{MaterialLine}</w:t>
+            </w:r>
+          </w:p>
+          <w:p>
+            <w:r>
+              <w:t xml:space="preserve">{/IsSub}</w:t>
             </w:r>
           </w:p>
           <w:p>

--- a/src/templates/Angebot.docx
+++ b/src/templates/Angebot.docx
@@ -63,9 +63,9 @@
         <w:tblLook w:val="04a0" w:noVBand="1" w:noHBand="0" w:lastColumn="0" w:firstColumn="1" w:lastRow="0" w:firstRow="1"/>
       </w:tblPr>
       <w:tblGrid>
-        <w:gridCol w:w="4807"/>
+        <w:gridCol w:w="4806"/>
         <w:gridCol w:w="2268"/>
-        <w:gridCol w:w="2960"/>
+        <w:gridCol w:w="2961"/>
       </w:tblGrid>
       <w:tr>
         <w:trPr>
@@ -73,7 +73,7 @@
         </w:trPr>
         <w:tc>
           <w:tcPr>
-            <w:tcW w:w="4807" w:type="dxa"/>
+            <w:tcW w:w="4806" w:type="dxa"/>
             <w:tcBorders>
               <w:top w:val="single" w:sz="8" w:space="0" w:color="FFFFFF"/>
               <w:left w:val="single" w:sz="8" w:space="0" w:color="FFFFFF"/>
@@ -291,7 +291,7 @@
         </w:tc>
         <w:tc>
           <w:tcPr>
-            <w:tcW w:w="2960" w:type="dxa"/>
+            <w:tcW w:w="2961" w:type="dxa"/>
             <w:tcBorders>
               <w:top w:val="single" w:sz="8" w:space="0" w:color="FFFFFF"/>
               <w:left w:val="single" w:sz="8" w:space="0" w:color="FFFFFF"/>
@@ -484,7 +484,7 @@
         </w:trPr>
         <w:tc>
           <w:tcPr>
-            <w:tcW w:w="4807" w:type="dxa"/>
+            <w:tcW w:w="4806" w:type="dxa"/>
             <w:tcBorders>
               <w:top w:val="single" w:sz="8" w:space="0" w:color="FFFFFF"/>
               <w:left w:val="single" w:sz="8" w:space="0" w:color="FFFFFF"/>
@@ -519,7 +519,7 @@
         </w:tc>
         <w:tc>
           <w:tcPr>
-            <w:tcW w:w="5228" w:type="dxa"/>
+            <w:tcW w:w="5229" w:type="dxa"/>
             <w:gridSpan w:val="2"/>
             <w:tcBorders>
               <w:top w:val="single" w:sz="8" w:space="0" w:color="FFFFFF"/>
@@ -733,9 +733,9 @@
       <w:tblGrid>
         <w:gridCol w:w="510"/>
         <w:gridCol w:w="885"/>
-        <w:gridCol w:w="5863"/>
+        <w:gridCol w:w="5862"/>
         <w:gridCol w:w="1440"/>
-        <w:gridCol w:w="1247"/>
+        <w:gridCol w:w="1248"/>
       </w:tblGrid>
       <w:tr>
         <w:trPr>
@@ -809,7 +809,7 @@
         </w:tc>
         <w:tc>
           <w:tcPr>
-            <w:tcW w:w="5863" w:type="dxa"/>
+            <w:tcW w:w="5862" w:type="dxa"/>
             <w:tcBorders/>
             <w:shd w:color="auto" w:fill="CCCCCC" w:val="clear"/>
           </w:tcPr>
@@ -868,7 +868,7 @@
         </w:tc>
         <w:tc>
           <w:tcPr>
-            <w:tcW w:w="1247" w:type="dxa"/>
+            <w:tcW w:w="1248" w:type="dxa"/>
             <w:tcBorders/>
             <w:shd w:color="auto" w:fill="CCCCCC" w:val="clear"/>
           </w:tcPr>
@@ -963,7 +963,7 @@
         </w:tc>
         <w:tc>
           <w:tcPr>
-            <w:tcW w:w="5863" w:type="dxa"/>
+            <w:tcW w:w="5862" w:type="dxa"/>
             <w:tcBorders/>
             <w:shd w:color="auto" w:fill="FFFFFF" w:val="clear"/>
           </w:tcPr>
@@ -1027,7 +1027,7 @@
         </w:tc>
         <w:tc>
           <w:tcPr>
-            <w:tcW w:w="1247" w:type="dxa"/>
+            <w:tcW w:w="1248" w:type="dxa"/>
             <w:tcBorders/>
             <w:shd w:color="auto" w:fill="FFFFFF" w:val="clear"/>
           </w:tcPr>
@@ -1145,7 +1145,7 @@
         </w:tc>
         <w:tc>
           <w:tcPr>
-            <w:tcW w:w="5863" w:type="dxa"/>
+            <w:tcW w:w="5862" w:type="dxa"/>
             <w:tcBorders/>
             <w:shd w:color="auto" w:fill="FFFFFF" w:val="clear"/>
             <w:tcMar>
@@ -1433,7 +1433,7 @@
         </w:tc>
         <w:tc>
           <w:tcPr>
-            <w:tcW w:w="1247" w:type="dxa"/>
+            <w:tcW w:w="1248" w:type="dxa"/>
             <w:tcBorders/>
             <w:shd w:color="auto" w:fill="FFFFFF" w:val="clear"/>
             <w:tcMar>
@@ -1507,9 +1507,9 @@
       <w:tblGrid>
         <w:gridCol w:w="510"/>
         <w:gridCol w:w="885"/>
-        <w:gridCol w:w="5863"/>
+        <w:gridCol w:w="5862"/>
         <w:gridCol w:w="1440"/>
-        <w:gridCol w:w="1247"/>
+        <w:gridCol w:w="1248"/>
       </w:tblGrid>
       <w:tr>
         <w:trPr>
@@ -1578,7 +1578,7 @@
         </w:tc>
         <w:tc>
           <w:tcPr>
-            <w:tcW w:w="5863" w:type="dxa"/>
+            <w:tcW w:w="5862" w:type="dxa"/>
             <w:tcBorders/>
             <w:shd w:color="auto" w:fill="FFFFFF" w:val="clear"/>
           </w:tcPr>
@@ -1649,7 +1649,7 @@
         </w:tc>
         <w:tc>
           <w:tcPr>
-            <w:tcW w:w="1247" w:type="dxa"/>
+            <w:tcW w:w="1248" w:type="dxa"/>
             <w:tcBorders/>
             <w:shd w:color="auto" w:fill="FFFFFF" w:val="clear"/>
             <w:tcMar>
@@ -1738,7 +1738,7 @@
         </w:tc>
         <w:tc>
           <w:tcPr>
-            <w:tcW w:w="5863" w:type="dxa"/>
+            <w:tcW w:w="5862" w:type="dxa"/>
             <w:tcBorders/>
             <w:shd w:color="auto" w:fill="FFFFFF" w:val="clear"/>
           </w:tcPr>
@@ -1768,8 +1768,13 @@
             </w:r>
           </w:p>
           <w:p>
-            <w:r>
-              <w:t xml:space="preserve">{#IsSub}</w:t>
+            <w:pPr>
+              <w:pStyle w:val="Normal"/>
+              <w:rPr/>
+            </w:pPr>
+            <w:r>
+              <w:rPr/>
+              <w:t>{#IsSub}</w:t>
             </w:r>
           </w:p>
           <w:p>
@@ -1779,9 +1784,9 @@
               <w:spacing w:lineRule="auto" w:line="278" w:before="120" w:after="0"/>
               <w:jc w:val="left"/>
               <w:rPr>
+                <w:rFonts w:ascii="Arial" w:hAnsi="Arial" w:eastAsia="Arial" w:cs="Arial"/>
                 <w:b/>
                 <w:bCs/>
-                <w:rFonts w:ascii="Arial" w:hAnsi="Arial" w:eastAsia="Arial" w:cs="Arial"/>
                 <w:color w:val="000000"/>
                 <w:sz w:val="20"/>
                 <w:szCs w:val="20"/>
@@ -1789,9 +1794,9 @@
             </w:pPr>
             <w:r>
               <w:rPr>
+                <w:rFonts w:eastAsia="Arial" w:cs="Arial" w:ascii="Arial" w:hAnsi="Arial"/>
                 <w:b/>
                 <w:bCs/>
-                <w:rFonts w:eastAsia="Arial" w:cs="Arial" w:ascii="Arial" w:hAnsi="Arial"/>
                 <w:color w:val="000000"/>
                 <w:kern w:val="0"/>
                 <w:sz w:val="20"/>
@@ -1802,13 +1807,23 @@
             </w:r>
           </w:p>
           <w:p>
-            <w:r>
-              <w:t xml:space="preserve">{/IsSub}</w:t>
-            </w:r>
-          </w:p>
-          <w:p>
-            <w:r>
-              <w:t xml:space="preserve">{^IsSub}</w:t>
+            <w:pPr>
+              <w:pStyle w:val="Normal"/>
+              <w:rPr/>
+            </w:pPr>
+            <w:r>
+              <w:rPr/>
+              <w:t>{/IsSub}</w:t>
+            </w:r>
+          </w:p>
+          <w:p>
+            <w:pPr>
+              <w:pStyle w:val="Normal"/>
+              <w:rPr/>
+            </w:pPr>
+            <w:r>
+              <w:rPr/>
+              <w:t>{^IsSub}</w:t>
             </w:r>
           </w:p>
           <w:p>
@@ -1837,8 +1852,13 @@
             </w:r>
           </w:p>
           <w:p>
-            <w:r>
-              <w:t xml:space="preserve">{/IsSub}</w:t>
+            <w:pPr>
+              <w:pStyle w:val="Normal"/>
+              <w:rPr/>
+            </w:pPr>
+            <w:r>
+              <w:rPr/>
+              <w:t>{/IsSub}</w:t>
             </w:r>
           </w:p>
           <w:p>
@@ -1895,7 +1915,7 @@
         </w:tc>
         <w:tc>
           <w:tcPr>
-            <w:tcW w:w="1247" w:type="dxa"/>
+            <w:tcW w:w="1248" w:type="dxa"/>
             <w:tcBorders/>
             <w:shd w:color="auto" w:fill="FFFFFF" w:val="clear"/>
             <w:vAlign w:val="center"/>
@@ -1935,15 +1955,10 @@
             <w:pPr>
               <w:pStyle w:val="Normal"/>
               <w:suppressAutoHyphens w:val="true"/>
-              <w:spacing w:lineRule="auto" w:line="278" w:before="0" w:after="0"/>
+              <w:spacing w:lineRule="auto" w:line="278" w:before="115" w:after="0"/>
               <w:ind w:right="-26"/>
               <w:jc w:val="center"/>
-              <w:rPr>
-                <w:rFonts w:ascii="Arial" w:hAnsi="Arial" w:eastAsia="Arial" w:cs="Arial"/>
-                <w:color w:val="000000"/>
-                <w:sz w:val="18"/>
-                <w:szCs w:val="18"/>
-              </w:rPr>
+              <w:rPr/>
             </w:pPr>
             <w:r>
               <w:rPr>
@@ -1968,14 +1983,9 @@
             <w:pPr>
               <w:pStyle w:val="Normal"/>
               <w:suppressAutoHyphens w:val="true"/>
-              <w:spacing w:lineRule="auto" w:line="278" w:before="0" w:after="0"/>
+              <w:spacing w:lineRule="auto" w:line="278" w:before="115" w:after="0"/>
               <w:jc w:val="center"/>
-              <w:rPr>
-                <w:rFonts w:ascii="Arial" w:hAnsi="Arial" w:eastAsia="Arial" w:cs="Arial"/>
-                <w:color w:val="000000"/>
-                <w:sz w:val="18"/>
-                <w:szCs w:val="18"/>
-              </w:rPr>
+              <w:rPr/>
             </w:pPr>
             <w:r>
               <w:rPr>
@@ -1992,7 +2002,7 @@
         </w:tc>
         <w:tc>
           <w:tcPr>
-            <w:tcW w:w="5863" w:type="dxa"/>
+            <w:tcW w:w="5862" w:type="dxa"/>
             <w:tcBorders/>
             <w:shd w:color="auto" w:fill="FFFFFF" w:val="clear"/>
           </w:tcPr>
@@ -2000,16 +2010,9 @@
             <w:pPr>
               <w:pStyle w:val="Normal"/>
               <w:suppressAutoHyphens w:val="true"/>
-              <w:spacing w:lineRule="auto" w:line="278" w:before="0" w:after="0"/>
+              <w:spacing w:lineRule="auto" w:line="278" w:before="115" w:after="0"/>
               <w:jc w:val="left"/>
-              <w:rPr>
-                <w:rFonts w:ascii="Arial" w:hAnsi="Arial" w:eastAsia="Arial" w:cs="Arial"/>
-                <w:b/>
-                <w:bCs/>
-                <w:color w:val="000000"/>
-                <w:sz w:val="20"/>
-                <w:szCs w:val="20"/>
-              </w:rPr>
+              <w:rPr/>
             </w:pPr>
             <w:r>
               <w:rPr>
@@ -2029,14 +2032,9 @@
             <w:pPr>
               <w:pStyle w:val="Normal"/>
               <w:suppressAutoHyphens w:val="true"/>
-              <w:spacing w:lineRule="auto" w:line="278" w:before="0" w:after="0"/>
+              <w:spacing w:lineRule="auto" w:line="278" w:before="115" w:after="0"/>
               <w:jc w:val="left"/>
-              <w:rPr>
-                <w:rFonts w:ascii="Arial" w:hAnsi="Arial" w:eastAsia="Arial" w:cs="Arial"/>
-                <w:color w:val="000000"/>
-                <w:sz w:val="20"/>
-                <w:szCs w:val="18"/>
-              </w:rPr>
+              <w:rPr/>
             </w:pPr>
             <w:r>
               <w:rPr>
@@ -2061,12 +2059,9 @@
             <w:pPr>
               <w:pStyle w:val="Normal"/>
               <w:suppressAutoHyphens w:val="true"/>
-              <w:spacing w:lineRule="auto" w:line="278" w:before="0" w:after="0"/>
+              <w:spacing w:lineRule="auto" w:line="278" w:before="115" w:after="0"/>
               <w:jc w:val="center"/>
-              <w:rPr>
-                <w:rFonts w:ascii="Arial" w:hAnsi="Arial" w:eastAsia="Arial" w:cs="Arial"/>
-                <w:color w:val="000000"/>
-              </w:rPr>
+              <w:rPr/>
             </w:pPr>
             <w:r>
               <w:rPr>
@@ -2083,7 +2078,7 @@
         </w:tc>
         <w:tc>
           <w:tcPr>
-            <w:tcW w:w="1247" w:type="dxa"/>
+            <w:tcW w:w="1248" w:type="dxa"/>
             <w:tcBorders/>
             <w:shd w:color="auto" w:fill="FFFFFF" w:val="clear"/>
           </w:tcPr>
@@ -2091,12 +2086,9 @@
             <w:pPr>
               <w:pStyle w:val="Normal"/>
               <w:suppressAutoHyphens w:val="true"/>
-              <w:spacing w:lineRule="auto" w:line="278" w:before="0" w:after="0"/>
+              <w:spacing w:lineRule="auto" w:line="278" w:before="115" w:after="0"/>
               <w:jc w:val="center"/>
-              <w:rPr>
-                <w:rFonts w:ascii="Arial" w:hAnsi="Arial" w:eastAsia="Arial" w:cs="Arial"/>
-                <w:color w:val="000000"/>
-              </w:rPr>
+              <w:rPr/>
             </w:pPr>
             <w:r>
               <w:rPr>
@@ -3013,8 +3005,8 @@
       <w:tblLook w:val="04a0" w:noVBand="1" w:noHBand="0" w:lastColumn="0" w:firstColumn="1" w:lastRow="0" w:firstRow="1"/>
     </w:tblPr>
     <w:tblGrid>
-      <w:gridCol w:w="8056"/>
-      <w:gridCol w:w="1828"/>
+      <w:gridCol w:w="8057"/>
+      <w:gridCol w:w="1827"/>
     </w:tblGrid>
     <w:tr>
       <w:trPr>
@@ -3022,7 +3014,7 @@
       </w:trPr>
       <w:tc>
         <w:tcPr>
-          <w:tcW w:w="8056" w:type="dxa"/>
+          <w:tcW w:w="8057" w:type="dxa"/>
           <w:tcBorders>
             <w:top w:val="single" w:sz="8" w:space="0" w:color="FFFFFF"/>
             <w:left w:val="single" w:sz="8" w:space="0" w:color="FFFFFF"/>
@@ -3109,7 +3101,7 @@
       </w:tc>
       <w:tc>
         <w:tcPr>
-          <w:tcW w:w="1828" w:type="dxa"/>
+          <w:tcW w:w="1827" w:type="dxa"/>
           <w:tcBorders>
             <w:top w:val="single" w:sz="8" w:space="0" w:color="FFFFFF"/>
             <w:left w:val="single" w:sz="8" w:space="0" w:color="FFFFFF"/>
@@ -3304,8 +3296,8 @@
       <w:tblLook w:val="04a0" w:noVBand="1" w:noHBand="0" w:lastColumn="0" w:firstColumn="1" w:lastRow="0" w:firstRow="1"/>
     </w:tblPr>
     <w:tblGrid>
-      <w:gridCol w:w="8056"/>
-      <w:gridCol w:w="1828"/>
+      <w:gridCol w:w="8057"/>
+      <w:gridCol w:w="1827"/>
     </w:tblGrid>
     <w:tr>
       <w:trPr>
@@ -3313,7 +3305,7 @@
       </w:trPr>
       <w:tc>
         <w:tcPr>
-          <w:tcW w:w="8056" w:type="dxa"/>
+          <w:tcW w:w="8057" w:type="dxa"/>
           <w:tcBorders>
             <w:top w:val="single" w:sz="8" w:space="0" w:color="FFFFFF"/>
             <w:left w:val="single" w:sz="8" w:space="0" w:color="FFFFFF"/>
@@ -3400,7 +3392,7 @@
       </w:tc>
       <w:tc>
         <w:tcPr>
-          <w:tcW w:w="1828" w:type="dxa"/>
+          <w:tcW w:w="1827" w:type="dxa"/>
           <w:tcBorders>
             <w:top w:val="single" w:sz="8" w:space="0" w:color="FFFFFF"/>
             <w:left w:val="single" w:sz="8" w:space="0" w:color="FFFFFF"/>

--- a/src/templates/Angebot.docx
+++ b/src/templates/Angebot.docx
@@ -63,9 +63,9 @@
         <w:tblLook w:val="04a0" w:noVBand="1" w:noHBand="0" w:lastColumn="0" w:firstColumn="1" w:lastRow="0" w:firstRow="1"/>
       </w:tblPr>
       <w:tblGrid>
-        <w:gridCol w:w="4806"/>
+        <w:gridCol w:w="4805"/>
         <w:gridCol w:w="2268"/>
-        <w:gridCol w:w="2961"/>
+        <w:gridCol w:w="2962"/>
       </w:tblGrid>
       <w:tr>
         <w:trPr>
@@ -73,7 +73,7 @@
         </w:trPr>
         <w:tc>
           <w:tcPr>
-            <w:tcW w:w="4806" w:type="dxa"/>
+            <w:tcW w:w="4805" w:type="dxa"/>
             <w:tcBorders>
               <w:top w:val="single" w:sz="8" w:space="0" w:color="FFFFFF"/>
               <w:left w:val="single" w:sz="8" w:space="0" w:color="FFFFFF"/>
@@ -193,15 +193,18 @@
               <w:ind w:right="127"/>
               <w:jc w:val="left"/>
               <w:rPr>
-                <w:rFonts w:ascii="Open Sans" w:hAnsi="Open Sans" w:eastAsia="Open Sans" w:cs="Open Sans"/>
+                <w:rFonts w:ascii="Open Sans" w:hAnsi="Open Sans"/>
+                <w:b w:val="false"/>
+                <w:bCs w:val="false"/>
                 <w:sz w:val="21"/>
                 <w:szCs w:val="21"/>
-                <w:lang w:val="de-DE"/>
               </w:rPr>
             </w:pPr>
             <w:r>
               <w:rPr>
                 <w:rFonts w:eastAsia="Open Sans" w:cs="Open Sans" w:ascii="Open Sans" w:hAnsi="Open Sans"/>
+                <w:b w:val="false"/>
+                <w:bCs w:val="false"/>
                 <w:color w:val="1F1F1F"/>
                 <w:kern w:val="0"/>
                 <w:sz w:val="21"/>
@@ -213,6 +216,8 @@
             <w:r>
               <w:rPr>
                 <w:rFonts w:eastAsia="Open Sans" w:cs="Open Sans" w:ascii="Open Sans" w:hAnsi="Open Sans"/>
+                <w:b w:val="false"/>
+                <w:bCs w:val="false"/>
                 <w:kern w:val="0"/>
                 <w:sz w:val="21"/>
                 <w:szCs w:val="21"/>
@@ -223,6 +228,8 @@
             <w:r>
               <w:rPr>
                 <w:rFonts w:eastAsia="Open Sans" w:cs="Open Sans" w:ascii="Open Sans" w:hAnsi="Open Sans"/>
+                <w:b w:val="false"/>
+                <w:bCs w:val="false"/>
                 <w:color w:val="1F1F1F"/>
                 <w:kern w:val="0"/>
                 <w:sz w:val="21"/>
@@ -240,58 +247,93 @@
               <w:ind w:right="127"/>
               <w:jc w:val="left"/>
               <w:rPr>
+                <w:rFonts w:ascii="Open Sans" w:hAnsi="Open Sans"/>
+                <w:b w:val="false"/>
+                <w:bCs w:val="false"/>
+                <w:sz w:val="21"/>
+                <w:szCs w:val="21"/>
+              </w:rPr>
+            </w:pPr>
+            <w:r>
+              <w:rPr>
+                <w:rFonts w:eastAsia="Open Sans" w:cs="Open Sans" w:ascii="Open Sans" w:hAnsi="Open Sans"/>
+                <w:b w:val="false"/>
+                <w:bCs w:val="false"/>
+                <w:color w:val="1F1F1F"/>
+                <w:kern w:val="0"/>
+                <w:sz w:val="21"/>
+                <w:szCs w:val="21"/>
+                <w:lang w:val="de-DE" w:eastAsia="pl-PL" w:bidi="ar-SA"/>
+              </w:rPr>
+              <w:t>Ansprechpartner</w:t>
+            </w:r>
+          </w:p>
+          <w:p>
+            <w:pPr>
+              <w:pStyle w:val="normal1"/>
+              <w:suppressAutoHyphens w:val="true"/>
+              <w:spacing w:lineRule="auto" w:line="276" w:before="0" w:after="0"/>
+              <w:ind w:right="127"/>
+              <w:jc w:val="left"/>
+              <w:rPr>
                 <w:rFonts w:ascii="Open Sans" w:hAnsi="Open Sans" w:eastAsia="Open Sans" w:cs="Open Sans"/>
+                <w:b w:val="false"/>
+                <w:bCs w:val="false"/>
+                <w:color w:val="1F1F1F"/>
+                <w:kern w:val="0"/>
+                <w:sz w:val="21"/>
+                <w:szCs w:val="21"/>
+                <w:lang w:val="de-DE" w:eastAsia="pl-PL" w:bidi="ar-SA"/>
+              </w:rPr>
+            </w:pPr>
+            <w:r>
+              <w:rPr>
+                <w:rFonts w:eastAsia="Open Sans" w:cs="Open Sans" w:ascii="Open Sans" w:hAnsi="Open Sans"/>
+                <w:b w:val="false"/>
+                <w:bCs w:val="false"/>
+                <w:color w:val="1F1F1F"/>
+                <w:kern w:val="0"/>
+                <w:sz w:val="21"/>
+                <w:szCs w:val="21"/>
+                <w:lang w:val="de-DE" w:eastAsia="pl-PL" w:bidi="ar-SA"/>
+              </w:rPr>
+              <w:t>Telefon</w:t>
+              <w:br/>
+              <w:t>E-Mail</w:t>
+            </w:r>
+          </w:p>
+          <w:p>
+            <w:pPr>
+              <w:pStyle w:val="Normal"/>
+              <w:suppressAutoHyphens w:val="true"/>
+              <w:spacing w:before="0" w:after="0"/>
+              <w:ind w:right="127"/>
+              <w:jc w:val="left"/>
+              <w:rPr>
+                <w:rFonts w:ascii="Open Sans" w:hAnsi="Open Sans"/>
+                <w:b w:val="false"/>
+                <w:bCs w:val="false"/>
+                <w:sz w:val="21"/>
+                <w:szCs w:val="21"/>
+              </w:rPr>
+            </w:pPr>
+            <w:r>
+              <w:rPr>
+                <w:rFonts w:ascii="Open Sans" w:hAnsi="Open Sans"/>
+                <w:b w:val="false"/>
+                <w:bCs w:val="false"/>
                 <w:color w:val="1F1F1F"/>
                 <w:sz w:val="21"/>
                 <w:szCs w:val="21"/>
-                <w:lang w:val="de-DE"/>
-              </w:rPr>
-            </w:pPr>
-            <w:r>
-              <w:rPr>
-                <w:rFonts w:eastAsia="Open Sans" w:cs="Open Sans" w:ascii="Open Sans" w:hAnsi="Open Sans"/>
-                <w:color w:val="1F1F1F"/>
-                <w:kern w:val="0"/>
-                <w:sz w:val="21"/>
-                <w:szCs w:val="21"/>
-                <w:lang w:val="de-DE" w:eastAsia="pl-PL" w:bidi="ar-SA"/>
-              </w:rPr>
-              <w:t>Ansprechpartner</w:t>
-            </w:r>
-          </w:p>
-          <w:p>
-            <w:pPr>
-              <w:pStyle w:val="normal1"/>
-              <w:suppressAutoHyphens w:val="true"/>
-              <w:spacing w:lineRule="auto" w:line="276" w:before="0" w:after="0"/>
-              <w:ind w:right="127"/>
-              <w:jc w:val="left"/>
-              <w:rPr>
-                <w:rFonts w:ascii="Open Sans" w:hAnsi="Open Sans" w:eastAsia="Open Sans" w:cs="Open Sans"/>
-                <w:color w:val="070707"/>
-                <w:sz w:val="17"/>
-                <w:szCs w:val="17"/>
-                <w:lang w:val="de-DE"/>
-              </w:rPr>
-            </w:pPr>
-            <w:r>
-              <w:rPr>
-                <w:rFonts w:eastAsia="Open Sans" w:cs="Open Sans" w:ascii="Open Sans" w:hAnsi="Open Sans"/>
-                <w:color w:val="1F1F1F"/>
-                <w:kern w:val="0"/>
-                <w:sz w:val="21"/>
-                <w:szCs w:val="21"/>
-                <w:lang w:val="de-DE" w:eastAsia="pl-PL" w:bidi="ar-SA"/>
-              </w:rPr>
-              <w:t>Telefon</w:t>
-              <w:br/>
-              <w:t>E-Mail</w:t>
+                <w:lang w:val="pl-PL"/>
+              </w:rPr>
+              <w:t>Referenz</w:t>
             </w:r>
           </w:p>
         </w:tc>
         <w:tc>
           <w:tcPr>
-            <w:tcW w:w="2961" w:type="dxa"/>
+            <w:tcW w:w="2962" w:type="dxa"/>
             <w:tcBorders>
               <w:top w:val="single" w:sz="8" w:space="0" w:color="FFFFFF"/>
               <w:left w:val="single" w:sz="8" w:space="0" w:color="FFFFFF"/>
@@ -306,174 +348,256 @@
               <w:spacing w:lineRule="auto" w:line="276" w:before="0" w:after="0"/>
               <w:jc w:val="right"/>
               <w:rPr>
-                <w:rFonts w:ascii="Open Sans" w:hAnsi="Open Sans" w:eastAsia="Open Sans" w:cs="Open Sans"/>
-                <w:lang w:val="de-DE"/>
+                <w:rFonts w:ascii="Open Sans" w:hAnsi="Open Sans"/>
+                <w:b w:val="false"/>
+                <w:bCs w:val="false"/>
+                <w:sz w:val="21"/>
+                <w:szCs w:val="21"/>
               </w:rPr>
             </w:pPr>
             <w:r>
               <w:rPr>
                 <w:rFonts w:eastAsia="Open Sans" w:cs="Open Sans" w:ascii="Open Sans" w:hAnsi="Open Sans"/>
-                <w:kern w:val="0"/>
-                <w:sz w:val="22"/>
-                <w:szCs w:val="22"/>
-                <w:lang w:val="de-DE" w:eastAsia="pl-PL" w:bidi="ar-SA"/>
-              </w:rPr>
-              <w:t>{</w:t>
-            </w:r>
-            <w:r>
-              <w:rPr>
-                <w:rFonts w:eastAsia="Open Sans" w:cs="Open Sans" w:ascii="Open Sans" w:hAnsi="Open Sans"/>
-                <w:color w:val="1F1F1F"/>
+                <w:b w:val="false"/>
+                <w:bCs w:val="false"/>
                 <w:kern w:val="0"/>
                 <w:sz w:val="21"/>
                 <w:szCs w:val="21"/>
                 <w:lang w:val="de-DE" w:eastAsia="pl-PL" w:bidi="ar-SA"/>
               </w:rPr>
-              <w:t>Angebotsnummer</w:t>
+              <w:t>{</w:t>
             </w:r>
             <w:r>
               <w:rPr>
                 <w:rFonts w:eastAsia="Open Sans" w:cs="Open Sans" w:ascii="Open Sans" w:hAnsi="Open Sans"/>
-                <w:kern w:val="0"/>
-                <w:sz w:val="22"/>
-                <w:szCs w:val="22"/>
-                <w:lang w:val="de-DE" w:eastAsia="pl-PL" w:bidi="ar-SA"/>
-              </w:rPr>
-              <w:t>}</w:t>
-            </w:r>
-          </w:p>
-          <w:p>
-            <w:pPr>
-              <w:pStyle w:val="Normal"/>
-              <w:suppressAutoHyphens w:val="true"/>
-              <w:spacing w:lineRule="auto" w:line="276" w:before="0" w:after="0"/>
-              <w:jc w:val="right"/>
-              <w:rPr>
-                <w:rFonts w:ascii="Open Sans" w:hAnsi="Open Sans" w:eastAsia="Open Sans" w:cs="Open Sans"/>
-                <w:color w:val="1F1F1F"/>
-                <w:sz w:val="21"/>
-                <w:szCs w:val="21"/>
-                <w:lang w:val="de-DE"/>
-              </w:rPr>
-            </w:pPr>
-            <w:r>
-              <w:rPr>
-                <w:rFonts w:eastAsia="Open Sans" w:cs="Open Sans" w:ascii="Open Sans" w:hAnsi="Open Sans"/>
-                <w:kern w:val="0"/>
-                <w:sz w:val="22"/>
-                <w:szCs w:val="22"/>
-                <w:lang w:val="de-DE" w:eastAsia="pl-PL" w:bidi="ar-SA"/>
-              </w:rPr>
-              <w:t>{</w:t>
-            </w:r>
-            <w:r>
-              <w:rPr>
-                <w:rFonts w:eastAsia="Open Sans" w:cs="Open Sans" w:ascii="Open Sans" w:hAnsi="Open Sans"/>
+                <w:b w:val="false"/>
+                <w:bCs w:val="false"/>
                 <w:color w:val="1F1F1F"/>
                 <w:kern w:val="0"/>
                 <w:sz w:val="21"/>
                 <w:szCs w:val="21"/>
                 <w:lang w:val="de-DE" w:eastAsia="pl-PL" w:bidi="ar-SA"/>
               </w:rPr>
-              <w:t>Datum</w:t>
+              <w:t>Angebotsnummer</w:t>
             </w:r>
             <w:r>
               <w:rPr>
                 <w:rFonts w:eastAsia="Open Sans" w:cs="Open Sans" w:ascii="Open Sans" w:hAnsi="Open Sans"/>
-                <w:kern w:val="0"/>
-                <w:sz w:val="22"/>
-                <w:szCs w:val="22"/>
-                <w:lang w:val="de-DE" w:eastAsia="pl-PL" w:bidi="ar-SA"/>
-              </w:rPr>
-              <w:t>}</w:t>
-            </w:r>
-            <w:r>
-              <w:rPr>
-                <w:rFonts w:eastAsia="Calibri" w:cs="Calibri"/>
-                <w:kern w:val="0"/>
-                <w:sz w:val="22"/>
-                <w:szCs w:val="22"/>
-                <w:lang w:val="de-DE" w:eastAsia="pl-PL" w:bidi="ar-SA"/>
-              </w:rPr>
-              <w:br/>
-            </w:r>
-            <w:r>
-              <w:rPr>
-                <w:rFonts w:eastAsia="Open Sans" w:cs="Open Sans" w:ascii="Open Sans" w:hAnsi="Open Sans"/>
-                <w:kern w:val="0"/>
-                <w:sz w:val="22"/>
-                <w:szCs w:val="22"/>
-                <w:lang w:val="de-DE" w:eastAsia="pl-PL" w:bidi="ar-SA"/>
-              </w:rPr>
-              <w:t>{</w:t>
-            </w:r>
-            <w:r>
-              <w:rPr>
-                <w:rFonts w:eastAsia="Open Sans" w:cs="Open Sans" w:ascii="Open Sans" w:hAnsi="Open Sans"/>
-                <w:color w:val="1F1F1F"/>
+                <w:b w:val="false"/>
+                <w:bCs w:val="false"/>
                 <w:kern w:val="0"/>
                 <w:sz w:val="21"/>
                 <w:szCs w:val="21"/>
                 <w:lang w:val="de-DE" w:eastAsia="pl-PL" w:bidi="ar-SA"/>
               </w:rPr>
-              <w:t>Ansprechpartner</w:t>
-            </w:r>
+              <w:t>}</w:t>
+            </w:r>
+          </w:p>
+          <w:p>
+            <w:pPr>
+              <w:pStyle w:val="Normal"/>
+              <w:suppressAutoHyphens w:val="true"/>
+              <w:spacing w:lineRule="auto" w:line="276" w:before="0" w:after="0"/>
+              <w:jc w:val="right"/>
+              <w:rPr>
+                <w:rFonts w:ascii="Open Sans" w:hAnsi="Open Sans"/>
+                <w:b w:val="false"/>
+                <w:bCs w:val="false"/>
+                <w:sz w:val="21"/>
+                <w:szCs w:val="21"/>
+              </w:rPr>
+            </w:pPr>
             <w:r>
               <w:rPr>
                 <w:rFonts w:eastAsia="Open Sans" w:cs="Open Sans" w:ascii="Open Sans" w:hAnsi="Open Sans"/>
-                <w:kern w:val="0"/>
-                <w:sz w:val="22"/>
-                <w:szCs w:val="22"/>
-                <w:lang w:val="de-DE" w:eastAsia="pl-PL" w:bidi="ar-SA"/>
-              </w:rPr>
-              <w:t>}</w:t>
-            </w:r>
-            <w:r>
-              <w:rPr>
-                <w:rFonts w:eastAsia="Calibri" w:cs="Calibri"/>
-                <w:kern w:val="0"/>
-                <w:sz w:val="22"/>
-                <w:szCs w:val="22"/>
-                <w:lang w:val="de-DE" w:eastAsia="pl-PL" w:bidi="ar-SA"/>
-              </w:rPr>
-              <w:br/>
-            </w:r>
-            <w:r>
-              <w:rPr>
-                <w:rFonts w:eastAsia="Open Sans" w:cs="Open Sans" w:ascii="Open Sans" w:hAnsi="Open Sans"/>
-                <w:color w:val="1F1F1F"/>
+                <w:b w:val="false"/>
+                <w:bCs w:val="false"/>
                 <w:kern w:val="0"/>
                 <w:sz w:val="21"/>
                 <w:szCs w:val="21"/>
                 <w:lang w:val="de-DE" w:eastAsia="pl-PL" w:bidi="ar-SA"/>
               </w:rPr>
-              <w:t xml:space="preserve">          09281 5915900</w:t>
-            </w:r>
-          </w:p>
-          <w:p>
-            <w:pPr>
-              <w:pStyle w:val="normal1"/>
-              <w:suppressAutoHyphens w:val="true"/>
-              <w:spacing w:lineRule="auto" w:line="276" w:before="0" w:after="0"/>
-              <w:jc w:val="right"/>
-              <w:rPr>
-                <w:rFonts w:ascii="Open Sans" w:hAnsi="Open Sans" w:eastAsia="Open Sans" w:cs="Open Sans"/>
-                <w:color w:val="070707"/>
-                <w:sz w:val="17"/>
-                <w:szCs w:val="17"/>
-                <w:lang w:val="de-DE"/>
-              </w:rPr>
-            </w:pPr>
+              <w:t>{</w:t>
+            </w:r>
             <w:r>
               <w:rPr>
                 <w:rFonts w:eastAsia="Open Sans" w:cs="Open Sans" w:ascii="Open Sans" w:hAnsi="Open Sans"/>
+                <w:b w:val="false"/>
+                <w:bCs w:val="false"/>
                 <w:color w:val="1F1F1F"/>
                 <w:kern w:val="0"/>
                 <w:sz w:val="21"/>
                 <w:szCs w:val="21"/>
                 <w:lang w:val="de-DE" w:eastAsia="pl-PL" w:bidi="ar-SA"/>
               </w:rPr>
-              <w:t>service@e-m-c-2.de</w:t>
+              <w:t>Datum</w:t>
+            </w:r>
+            <w:r>
+              <w:rPr>
+                <w:rFonts w:eastAsia="Open Sans" w:cs="Open Sans" w:ascii="Open Sans" w:hAnsi="Open Sans"/>
+                <w:b w:val="false"/>
+                <w:bCs w:val="false"/>
+                <w:kern w:val="0"/>
+                <w:sz w:val="21"/>
+                <w:szCs w:val="21"/>
+                <w:lang w:val="de-DE" w:eastAsia="pl-PL" w:bidi="ar-SA"/>
+              </w:rPr>
+              <w:t>}</w:t>
+            </w:r>
+            <w:r>
+              <w:rPr>
+                <w:rFonts w:eastAsia="Calibri" w:cs="Calibri" w:ascii="Open Sans" w:hAnsi="Open Sans"/>
+                <w:b w:val="false"/>
+                <w:bCs w:val="false"/>
+                <w:kern w:val="0"/>
+                <w:sz w:val="21"/>
+                <w:szCs w:val="21"/>
+                <w:lang w:val="de-DE" w:eastAsia="pl-PL" w:bidi="ar-SA"/>
+              </w:rPr>
+              <w:br/>
+            </w:r>
+            <w:r>
+              <w:rPr>
+                <w:rFonts w:eastAsia="Open Sans" w:cs="Open Sans" w:ascii="Open Sans" w:hAnsi="Open Sans"/>
+                <w:b w:val="false"/>
+                <w:bCs w:val="false"/>
+                <w:kern w:val="0"/>
+                <w:sz w:val="21"/>
+                <w:szCs w:val="21"/>
+                <w:lang w:val="de-DE" w:eastAsia="pl-PL" w:bidi="ar-SA"/>
+              </w:rPr>
+              <w:t>{</w:t>
+            </w:r>
+            <w:r>
+              <w:rPr>
+                <w:rFonts w:eastAsia="Open Sans" w:cs="Open Sans" w:ascii="Open Sans" w:hAnsi="Open Sans"/>
+                <w:b w:val="false"/>
+                <w:bCs w:val="false"/>
+                <w:color w:val="1F1F1F"/>
+                <w:kern w:val="0"/>
+                <w:sz w:val="21"/>
+                <w:szCs w:val="21"/>
+                <w:lang w:val="de-DE" w:eastAsia="pl-PL" w:bidi="ar-SA"/>
+              </w:rPr>
+              <w:t>Ansprechpartner</w:t>
+            </w:r>
+            <w:r>
+              <w:rPr>
+                <w:rFonts w:eastAsia="Open Sans" w:cs="Open Sans" w:ascii="Open Sans" w:hAnsi="Open Sans"/>
+                <w:b w:val="false"/>
+                <w:bCs w:val="false"/>
+                <w:kern w:val="0"/>
+                <w:sz w:val="21"/>
+                <w:szCs w:val="21"/>
+                <w:lang w:val="de-DE" w:eastAsia="pl-PL" w:bidi="ar-SA"/>
+              </w:rPr>
+              <w:t>}</w:t>
+            </w:r>
+            <w:r>
+              <w:rPr>
+                <w:rFonts w:eastAsia="Calibri" w:cs="Calibri" w:ascii="Open Sans" w:hAnsi="Open Sans"/>
+                <w:b w:val="false"/>
+                <w:bCs w:val="false"/>
+                <w:kern w:val="0"/>
+                <w:sz w:val="21"/>
+                <w:szCs w:val="21"/>
+                <w:lang w:val="de-DE" w:eastAsia="pl-PL" w:bidi="ar-SA"/>
+              </w:rPr>
+              <w:br/>
+            </w:r>
+            <w:r>
+              <w:rPr>
+                <w:rFonts w:eastAsia="Open Sans" w:cs="Open Sans" w:ascii="Open Sans" w:hAnsi="Open Sans"/>
+                <w:b w:val="false"/>
+                <w:bCs w:val="false"/>
+                <w:color w:val="1F1F1F"/>
+                <w:kern w:val="0"/>
+                <w:sz w:val="21"/>
+                <w:szCs w:val="21"/>
+                <w:lang w:val="de-DE" w:eastAsia="pl-PL" w:bidi="ar-SA"/>
+              </w:rPr>
+              <w:t xml:space="preserve">          09281 5915900</w:t>
+            </w:r>
+          </w:p>
+          <w:p>
+            <w:pPr>
+              <w:pStyle w:val="normal1"/>
+              <w:suppressAutoHyphens w:val="true"/>
+              <w:spacing w:lineRule="auto" w:line="276" w:before="0" w:after="0"/>
+              <w:jc w:val="right"/>
+              <w:rPr>
+                <w:rFonts w:ascii="Open Sans" w:hAnsi="Open Sans" w:eastAsia="Open Sans" w:cs="Open Sans"/>
+                <w:color w:val="1F1F1F"/>
+                <w:kern w:val="0"/>
+                <w:sz w:val="21"/>
+                <w:szCs w:val="21"/>
+                <w:lang w:val="de-DE" w:eastAsia="pl-PL" w:bidi="ar-SA"/>
+              </w:rPr>
+            </w:pPr>
+            <w:hyperlink r:id="rId2">
+              <w:r>
+                <w:rPr>
+                  <w:rStyle w:val="Hyperlink"/>
+                  <w:rFonts w:eastAsia="Open Sans" w:cs="Open Sans" w:ascii="Open Sans" w:hAnsi="Open Sans"/>
+                  <w:b w:val="false"/>
+                  <w:bCs w:val="false"/>
+                  <w:color w:val="1F1F1F"/>
+                  <w:kern w:val="0"/>
+                  <w:sz w:val="21"/>
+                  <w:szCs w:val="21"/>
+                  <w:lang w:val="de-DE" w:eastAsia="pl-PL" w:bidi="ar-SA"/>
+                </w:rPr>
+                <w:t>service@e-m-c-2.de</w:t>
+              </w:r>
+            </w:hyperlink>
+          </w:p>
+          <w:p>
+            <w:pPr>
+              <w:pStyle w:val="Normal"/>
+              <w:suppressAutoHyphens w:val="true"/>
+              <w:spacing w:before="0" w:after="0"/>
+              <w:ind w:right="127"/>
+              <w:jc w:val="right"/>
+              <w:rPr>
+                <w:rFonts w:ascii="Open Sans" w:hAnsi="Open Sans"/>
+                <w:b w:val="false"/>
+                <w:bCs w:val="false"/>
+                <w:sz w:val="21"/>
+                <w:szCs w:val="21"/>
+              </w:rPr>
+            </w:pPr>
+            <w:r>
+              <w:rPr>
+                <w:rFonts w:ascii="Open Sans" w:hAnsi="Open Sans"/>
+                <w:b w:val="false"/>
+                <w:bCs w:val="false"/>
+                <w:sz w:val="21"/>
+                <w:szCs w:val="21"/>
+                <w:lang w:val="pl-PL"/>
+              </w:rPr>
+              <w:t>{</w:t>
+            </w:r>
+            <w:r>
+              <w:rPr>
+                <w:rFonts w:ascii="Open Sans" w:hAnsi="Open Sans"/>
+                <w:b w:val="false"/>
+                <w:bCs w:val="false"/>
+                <w:sz w:val="21"/>
+                <w:szCs w:val="21"/>
+                <w:lang w:val="pl-PL"/>
+              </w:rPr>
+              <w:t>DealId</w:t>
+            </w:r>
+            <w:r>
+              <w:rPr>
+                <w:rFonts w:ascii="Open Sans" w:hAnsi="Open Sans"/>
+                <w:b w:val="false"/>
+                <w:bCs w:val="false"/>
+                <w:sz w:val="21"/>
+                <w:szCs w:val="21"/>
+                <w:lang w:val="pl-PL"/>
+              </w:rPr>
+              <w:t>}</w:t>
             </w:r>
           </w:p>
         </w:tc>
@@ -484,7 +608,7 @@
         </w:trPr>
         <w:tc>
           <w:tcPr>
-            <w:tcW w:w="4806" w:type="dxa"/>
+            <w:tcW w:w="4805" w:type="dxa"/>
             <w:tcBorders>
               <w:top w:val="single" w:sz="8" w:space="0" w:color="FFFFFF"/>
               <w:left w:val="single" w:sz="8" w:space="0" w:color="FFFFFF"/>
@@ -519,7 +643,7 @@
         </w:tc>
         <w:tc>
           <w:tcPr>
-            <w:tcW w:w="5229" w:type="dxa"/>
+            <w:tcW w:w="5230" w:type="dxa"/>
             <w:gridSpan w:val="2"/>
             <w:tcBorders>
               <w:top w:val="single" w:sz="8" w:space="0" w:color="FFFFFF"/>
@@ -545,26 +669,27 @@
             <w:r>
               <w:rPr>
                 <w:rFonts w:eastAsia="Open Sans" w:cs="Open Sans" w:ascii="Open Sans" w:hAnsi="Open Sans"/>
-                <w:b/>
-                <w:bCs/>
-                <w:color w:val="1F1F1F"/>
-                <w:kern w:val="0"/>
-                <w:sz w:val="21"/>
-                <w:szCs w:val="21"/>
-                <w:lang w:val="pl-PL" w:eastAsia="pl-PL" w:bidi="ar-SA"/>
-              </w:rPr>
-              <w:t>Referenz</w:t>
-            </w:r>
-            <w:r>
-              <w:rPr>
-                <w:rFonts w:eastAsia="Calibri" w:cs="Calibri"/>
                 <w:kern w:val="0"/>
                 <w:sz w:val="22"/>
                 <w:szCs w:val="22"/>
                 <w:lang w:val="pl-PL" w:eastAsia="pl-PL" w:bidi="ar-SA"/>
               </w:rPr>
-              <w:br/>
-            </w:r>
+            </w:r>
+          </w:p>
+          <w:p>
+            <w:pPr>
+              <w:pStyle w:val="Normal"/>
+              <w:suppressAutoHyphens w:val="true"/>
+              <w:spacing w:before="0" w:after="0"/>
+              <w:ind w:right="127"/>
+              <w:jc w:val="left"/>
+              <w:rPr>
+                <w:rFonts w:ascii="Open Sans" w:hAnsi="Open Sans" w:eastAsia="Open Sans" w:cs="Open Sans"/>
+                <w:color w:val="070707"/>
+                <w:sz w:val="17"/>
+                <w:szCs w:val="17"/>
+              </w:rPr>
+            </w:pPr>
             <w:r>
               <w:rPr>
                 <w:rFonts w:eastAsia="Open Sans" w:cs="Open Sans" w:ascii="Open Sans" w:hAnsi="Open Sans"/>
@@ -573,7 +698,6 @@
                 <w:szCs w:val="22"/>
                 <w:lang w:val="pl-PL" w:eastAsia="pl-PL" w:bidi="ar-SA"/>
               </w:rPr>
-              <w:t>{Kundennummer}</w:t>
             </w:r>
           </w:p>
         </w:tc>
@@ -733,9 +857,9 @@
       <w:tblGrid>
         <w:gridCol w:w="510"/>
         <w:gridCol w:w="885"/>
-        <w:gridCol w:w="5862"/>
+        <w:gridCol w:w="5861"/>
         <w:gridCol w:w="1440"/>
-        <w:gridCol w:w="1248"/>
+        <w:gridCol w:w="1249"/>
       </w:tblGrid>
       <w:tr>
         <w:trPr>
@@ -809,7 +933,7 @@
         </w:tc>
         <w:tc>
           <w:tcPr>
-            <w:tcW w:w="5862" w:type="dxa"/>
+            <w:tcW w:w="5861" w:type="dxa"/>
             <w:tcBorders/>
             <w:shd w:color="auto" w:fill="CCCCCC" w:val="clear"/>
           </w:tcPr>
@@ -868,7 +992,7 @@
         </w:tc>
         <w:tc>
           <w:tcPr>
-            <w:tcW w:w="1248" w:type="dxa"/>
+            <w:tcW w:w="1249" w:type="dxa"/>
             <w:tcBorders/>
             <w:shd w:color="auto" w:fill="CCCCCC" w:val="clear"/>
           </w:tcPr>
@@ -963,7 +1087,7 @@
         </w:tc>
         <w:tc>
           <w:tcPr>
-            <w:tcW w:w="5862" w:type="dxa"/>
+            <w:tcW w:w="5861" w:type="dxa"/>
             <w:tcBorders/>
             <w:shd w:color="auto" w:fill="FFFFFF" w:val="clear"/>
           </w:tcPr>
@@ -1027,7 +1151,7 @@
         </w:tc>
         <w:tc>
           <w:tcPr>
-            <w:tcW w:w="1248" w:type="dxa"/>
+            <w:tcW w:w="1249" w:type="dxa"/>
             <w:tcBorders/>
             <w:shd w:color="auto" w:fill="FFFFFF" w:val="clear"/>
           </w:tcPr>
@@ -1145,7 +1269,7 @@
         </w:tc>
         <w:tc>
           <w:tcPr>
-            <w:tcW w:w="5862" w:type="dxa"/>
+            <w:tcW w:w="5861" w:type="dxa"/>
             <w:tcBorders/>
             <w:shd w:color="auto" w:fill="FFFFFF" w:val="clear"/>
             <w:tcMar>
@@ -1433,7 +1557,7 @@
         </w:tc>
         <w:tc>
           <w:tcPr>
-            <w:tcW w:w="1248" w:type="dxa"/>
+            <w:tcW w:w="1249" w:type="dxa"/>
             <w:tcBorders/>
             <w:shd w:color="auto" w:fill="FFFFFF" w:val="clear"/>
             <w:tcMar>
@@ -1507,9 +1631,9 @@
       <w:tblGrid>
         <w:gridCol w:w="510"/>
         <w:gridCol w:w="885"/>
-        <w:gridCol w:w="5862"/>
+        <w:gridCol w:w="5861"/>
         <w:gridCol w:w="1440"/>
-        <w:gridCol w:w="1248"/>
+        <w:gridCol w:w="1249"/>
       </w:tblGrid>
       <w:tr>
         <w:trPr>
@@ -1578,7 +1702,7 @@
         </w:tc>
         <w:tc>
           <w:tcPr>
-            <w:tcW w:w="5862" w:type="dxa"/>
+            <w:tcW w:w="5861" w:type="dxa"/>
             <w:tcBorders/>
             <w:shd w:color="auto" w:fill="FFFFFF" w:val="clear"/>
           </w:tcPr>
@@ -1649,7 +1773,7 @@
         </w:tc>
         <w:tc>
           <w:tcPr>
-            <w:tcW w:w="1248" w:type="dxa"/>
+            <w:tcW w:w="1249" w:type="dxa"/>
             <w:tcBorders/>
             <w:shd w:color="auto" w:fill="FFFFFF" w:val="clear"/>
             <w:tcMar>
@@ -1738,7 +1862,7 @@
         </w:tc>
         <w:tc>
           <w:tcPr>
-            <w:tcW w:w="5862" w:type="dxa"/>
+            <w:tcW w:w="5861" w:type="dxa"/>
             <w:tcBorders/>
             <w:shd w:color="auto" w:fill="FFFFFF" w:val="clear"/>
           </w:tcPr>
@@ -1915,7 +2039,7 @@
         </w:tc>
         <w:tc>
           <w:tcPr>
-            <w:tcW w:w="1248" w:type="dxa"/>
+            <w:tcW w:w="1249" w:type="dxa"/>
             <w:tcBorders/>
             <w:shd w:color="auto" w:fill="FFFFFF" w:val="clear"/>
             <w:vAlign w:val="center"/>
@@ -2002,7 +2126,7 @@
         </w:tc>
         <w:tc>
           <w:tcPr>
-            <w:tcW w:w="5862" w:type="dxa"/>
+            <w:tcW w:w="5861" w:type="dxa"/>
             <w:tcBorders/>
             <w:shd w:color="auto" w:fill="FFFFFF" w:val="clear"/>
           </w:tcPr>
@@ -2078,7 +2202,7 @@
         </w:tc>
         <w:tc>
           <w:tcPr>
-            <w:tcW w:w="1248" w:type="dxa"/>
+            <w:tcW w:w="1249" w:type="dxa"/>
             <w:tcBorders/>
             <w:shd w:color="auto" w:fill="FFFFFF" w:val="clear"/>
           </w:tcPr>
@@ -2673,7 +2797,7 @@
         </w:rPr>
         <w:t xml:space="preserve">Bitte unterschreiben Sie bei Annahme an entsprechender Stelle und senden uns das Angebot wieder zurück - gerne auch per E-Mail an </w:t>
       </w:r>
-      <w:hyperlink r:id="rId2">
+      <w:hyperlink r:id="rId3">
         <w:r>
           <w:rPr>
             <w:rStyle w:val="Style"/>
@@ -2945,12 +3069,12 @@
       </w:r>
     </w:p>
     <w:sectPr>
-      <w:headerReference w:type="even" r:id="rId3"/>
-      <w:headerReference w:type="default" r:id="rId4"/>
-      <w:headerReference w:type="first" r:id="rId5"/>
-      <w:footerReference w:type="even" r:id="rId6"/>
-      <w:footerReference w:type="default" r:id="rId7"/>
-      <w:footerReference w:type="first" r:id="rId8"/>
+      <w:headerReference w:type="even" r:id="rId4"/>
+      <w:headerReference w:type="default" r:id="rId5"/>
+      <w:headerReference w:type="first" r:id="rId6"/>
+      <w:footerReference w:type="even" r:id="rId7"/>
+      <w:footerReference w:type="default" r:id="rId8"/>
+      <w:footerReference w:type="first" r:id="rId9"/>
       <w:type w:val="nextPage"/>
       <w:pgSz w:w="12240" w:h="15840"/>
       <w:pgMar w:left="1440" w:right="1440" w:gutter="0" w:header="0" w:top="1440" w:footer="0" w:bottom="1440"/>
@@ -3005,8 +3129,8 @@
       <w:tblLook w:val="04a0" w:noVBand="1" w:noHBand="0" w:lastColumn="0" w:firstColumn="1" w:lastRow="0" w:firstRow="1"/>
     </w:tblPr>
     <w:tblGrid>
-      <w:gridCol w:w="8057"/>
-      <w:gridCol w:w="1827"/>
+      <w:gridCol w:w="8058"/>
+      <w:gridCol w:w="1826"/>
     </w:tblGrid>
     <w:tr>
       <w:trPr>
@@ -3014,7 +3138,7 @@
       </w:trPr>
       <w:tc>
         <w:tcPr>
-          <w:tcW w:w="8057" w:type="dxa"/>
+          <w:tcW w:w="8058" w:type="dxa"/>
           <w:tcBorders>
             <w:top w:val="single" w:sz="8" w:space="0" w:color="FFFFFF"/>
             <w:left w:val="single" w:sz="8" w:space="0" w:color="FFFFFF"/>
@@ -3101,7 +3225,7 @@
       </w:tc>
       <w:tc>
         <w:tcPr>
-          <w:tcW w:w="1827" w:type="dxa"/>
+          <w:tcW w:w="1826" w:type="dxa"/>
           <w:tcBorders>
             <w:top w:val="single" w:sz="8" w:space="0" w:color="FFFFFF"/>
             <w:left w:val="single" w:sz="8" w:space="0" w:color="FFFFFF"/>
@@ -3296,8 +3420,8 @@
       <w:tblLook w:val="04a0" w:noVBand="1" w:noHBand="0" w:lastColumn="0" w:firstColumn="1" w:lastRow="0" w:firstRow="1"/>
     </w:tblPr>
     <w:tblGrid>
-      <w:gridCol w:w="8057"/>
-      <w:gridCol w:w="1827"/>
+      <w:gridCol w:w="8058"/>
+      <w:gridCol w:w="1826"/>
     </w:tblGrid>
     <w:tr>
       <w:trPr>
@@ -3305,7 +3429,7 @@
       </w:trPr>
       <w:tc>
         <w:tcPr>
-          <w:tcW w:w="8057" w:type="dxa"/>
+          <w:tcW w:w="8058" w:type="dxa"/>
           <w:tcBorders>
             <w:top w:val="single" w:sz="8" w:space="0" w:color="FFFFFF"/>
             <w:left w:val="single" w:sz="8" w:space="0" w:color="FFFFFF"/>
@@ -3392,7 +3516,7 @@
       </w:tc>
       <w:tc>
         <w:tcPr>
-          <w:tcW w:w="1827" w:type="dxa"/>
+          <w:tcW w:w="1826" w:type="dxa"/>
           <w:tcBorders>
             <w:top w:val="single" w:sz="8" w:space="0" w:color="FFFFFF"/>
             <w:left w:val="single" w:sz="8" w:space="0" w:color="FFFFFF"/>

--- a/src/templates/Angebot.docx
+++ b/src/templates/Angebot.docx
@@ -63,9 +63,9 @@
         <w:tblLook w:val="04a0" w:noVBand="1" w:noHBand="0" w:lastColumn="0" w:firstColumn="1" w:lastRow="0" w:firstRow="1"/>
       </w:tblPr>
       <w:tblGrid>
-        <w:gridCol w:w="4805"/>
+        <w:gridCol w:w="4804"/>
         <w:gridCol w:w="2268"/>
-        <w:gridCol w:w="2962"/>
+        <w:gridCol w:w="2963"/>
       </w:tblGrid>
       <w:tr>
         <w:trPr>
@@ -73,7 +73,7 @@
         </w:trPr>
         <w:tc>
           <w:tcPr>
-            <w:tcW w:w="4805" w:type="dxa"/>
+            <w:tcW w:w="4804" w:type="dxa"/>
             <w:tcBorders>
               <w:top w:val="single" w:sz="8" w:space="0" w:color="FFFFFF"/>
               <w:left w:val="single" w:sz="8" w:space="0" w:color="FFFFFF"/>
@@ -333,7 +333,7 @@
         </w:tc>
         <w:tc>
           <w:tcPr>
-            <w:tcW w:w="2962" w:type="dxa"/>
+            <w:tcW w:w="2963" w:type="dxa"/>
             <w:tcBorders>
               <w:top w:val="single" w:sz="8" w:space="0" w:color="FFFFFF"/>
               <w:left w:val="single" w:sz="8" w:space="0" w:color="FFFFFF"/>
@@ -575,29 +575,7 @@
                 <w:szCs w:val="21"/>
                 <w:lang w:val="pl-PL"/>
               </w:rPr>
-              <w:t>{</w:t>
-            </w:r>
-            <w:r>
-              <w:rPr>
-                <w:rFonts w:ascii="Open Sans" w:hAnsi="Open Sans"/>
-                <w:b w:val="false"/>
-                <w:bCs w:val="false"/>
-                <w:sz w:val="21"/>
-                <w:szCs w:val="21"/>
-                <w:lang w:val="pl-PL"/>
-              </w:rPr>
-              <w:t>DealId</w:t>
-            </w:r>
-            <w:r>
-              <w:rPr>
-                <w:rFonts w:ascii="Open Sans" w:hAnsi="Open Sans"/>
-                <w:b w:val="false"/>
-                <w:bCs w:val="false"/>
-                <w:sz w:val="21"/>
-                <w:szCs w:val="21"/>
-                <w:lang w:val="pl-PL"/>
-              </w:rPr>
-              <w:t>}</w:t>
+              <w:t>{DealId}</w:t>
             </w:r>
           </w:p>
         </w:tc>
@@ -608,7 +586,7 @@
         </w:trPr>
         <w:tc>
           <w:tcPr>
-            <w:tcW w:w="4805" w:type="dxa"/>
+            <w:tcW w:w="4804" w:type="dxa"/>
             <w:tcBorders>
               <w:top w:val="single" w:sz="8" w:space="0" w:color="FFFFFF"/>
               <w:left w:val="single" w:sz="8" w:space="0" w:color="FFFFFF"/>
@@ -643,7 +621,7 @@
         </w:tc>
         <w:tc>
           <w:tcPr>
-            <w:tcW w:w="5230" w:type="dxa"/>
+            <w:tcW w:w="5231" w:type="dxa"/>
             <w:gridSpan w:val="2"/>
             <w:tcBorders>
               <w:top w:val="single" w:sz="8" w:space="0" w:color="FFFFFF"/>
@@ -669,10 +647,9 @@
             <w:r>
               <w:rPr>
                 <w:rFonts w:eastAsia="Open Sans" w:cs="Open Sans" w:ascii="Open Sans" w:hAnsi="Open Sans"/>
-                <w:kern w:val="0"/>
-                <w:sz w:val="22"/>
-                <w:szCs w:val="22"/>
-                <w:lang w:val="pl-PL" w:eastAsia="pl-PL" w:bidi="ar-SA"/>
+                <w:color w:val="070707"/>
+                <w:sz w:val="17"/>
+                <w:szCs w:val="17"/>
               </w:rPr>
             </w:r>
           </w:p>
@@ -693,10 +670,9 @@
             <w:r>
               <w:rPr>
                 <w:rFonts w:eastAsia="Open Sans" w:cs="Open Sans" w:ascii="Open Sans" w:hAnsi="Open Sans"/>
-                <w:kern w:val="0"/>
-                <w:sz w:val="22"/>
-                <w:szCs w:val="22"/>
-                <w:lang w:val="pl-PL" w:eastAsia="pl-PL" w:bidi="ar-SA"/>
+                <w:color w:val="070707"/>
+                <w:sz w:val="17"/>
+                <w:szCs w:val="17"/>
               </w:rPr>
             </w:r>
           </w:p>
@@ -857,9 +833,9 @@
       <w:tblGrid>
         <w:gridCol w:w="510"/>
         <w:gridCol w:w="885"/>
-        <w:gridCol w:w="5861"/>
+        <w:gridCol w:w="5860"/>
         <w:gridCol w:w="1440"/>
-        <w:gridCol w:w="1249"/>
+        <w:gridCol w:w="1250"/>
       </w:tblGrid>
       <w:tr>
         <w:trPr>
@@ -933,7 +909,7 @@
         </w:tc>
         <w:tc>
           <w:tcPr>
-            <w:tcW w:w="5861" w:type="dxa"/>
+            <w:tcW w:w="5860" w:type="dxa"/>
             <w:tcBorders/>
             <w:shd w:color="auto" w:fill="CCCCCC" w:val="clear"/>
           </w:tcPr>
@@ -992,7 +968,7 @@
         </w:tc>
         <w:tc>
           <w:tcPr>
-            <w:tcW w:w="1249" w:type="dxa"/>
+            <w:tcW w:w="1250" w:type="dxa"/>
             <w:tcBorders/>
             <w:shd w:color="auto" w:fill="CCCCCC" w:val="clear"/>
           </w:tcPr>
@@ -1087,7 +1063,7 @@
         </w:tc>
         <w:tc>
           <w:tcPr>
-            <w:tcW w:w="5861" w:type="dxa"/>
+            <w:tcW w:w="5860" w:type="dxa"/>
             <w:tcBorders/>
             <w:shd w:color="auto" w:fill="FFFFFF" w:val="clear"/>
           </w:tcPr>
@@ -1151,7 +1127,7 @@
         </w:tc>
         <w:tc>
           <w:tcPr>
-            <w:tcW w:w="1249" w:type="dxa"/>
+            <w:tcW w:w="1250" w:type="dxa"/>
             <w:tcBorders/>
             <w:shd w:color="auto" w:fill="FFFFFF" w:val="clear"/>
           </w:tcPr>
@@ -1269,7 +1245,7 @@
         </w:tc>
         <w:tc>
           <w:tcPr>
-            <w:tcW w:w="5861" w:type="dxa"/>
+            <w:tcW w:w="5860" w:type="dxa"/>
             <w:tcBorders/>
             <w:shd w:color="auto" w:fill="FFFFFF" w:val="clear"/>
             <w:tcMar>
@@ -1557,7 +1533,7 @@
         </w:tc>
         <w:tc>
           <w:tcPr>
-            <w:tcW w:w="1249" w:type="dxa"/>
+            <w:tcW w:w="1250" w:type="dxa"/>
             <w:tcBorders/>
             <w:shd w:color="auto" w:fill="FFFFFF" w:val="clear"/>
             <w:tcMar>
@@ -1631,9 +1607,9 @@
       <w:tblGrid>
         <w:gridCol w:w="510"/>
         <w:gridCol w:w="885"/>
-        <w:gridCol w:w="5861"/>
+        <w:gridCol w:w="5860"/>
         <w:gridCol w:w="1440"/>
-        <w:gridCol w:w="1249"/>
+        <w:gridCol w:w="1250"/>
       </w:tblGrid>
       <w:tr>
         <w:trPr>
@@ -1702,7 +1678,7 @@
         </w:tc>
         <w:tc>
           <w:tcPr>
-            <w:tcW w:w="5861" w:type="dxa"/>
+            <w:tcW w:w="5860" w:type="dxa"/>
             <w:tcBorders/>
             <w:shd w:color="auto" w:fill="FFFFFF" w:val="clear"/>
           </w:tcPr>
@@ -1773,7 +1749,7 @@
         </w:tc>
         <w:tc>
           <w:tcPr>
-            <w:tcW w:w="1249" w:type="dxa"/>
+            <w:tcW w:w="1250" w:type="dxa"/>
             <w:tcBorders/>
             <w:shd w:color="auto" w:fill="FFFFFF" w:val="clear"/>
             <w:tcMar>
@@ -1862,7 +1838,7 @@
         </w:tc>
         <w:tc>
           <w:tcPr>
-            <w:tcW w:w="5861" w:type="dxa"/>
+            <w:tcW w:w="5860" w:type="dxa"/>
             <w:tcBorders/>
             <w:shd w:color="auto" w:fill="FFFFFF" w:val="clear"/>
           </w:tcPr>
@@ -2039,7 +2015,7 @@
         </w:tc>
         <w:tc>
           <w:tcPr>
-            <w:tcW w:w="1249" w:type="dxa"/>
+            <w:tcW w:w="1250" w:type="dxa"/>
             <w:tcBorders/>
             <w:shd w:color="auto" w:fill="FFFFFF" w:val="clear"/>
             <w:vAlign w:val="center"/>
@@ -2126,7 +2102,7 @@
         </w:tc>
         <w:tc>
           <w:tcPr>
-            <w:tcW w:w="5861" w:type="dxa"/>
+            <w:tcW w:w="5860" w:type="dxa"/>
             <w:tcBorders/>
             <w:shd w:color="auto" w:fill="FFFFFF" w:val="clear"/>
           </w:tcPr>
@@ -2202,7 +2178,7 @@
         </w:tc>
         <w:tc>
           <w:tcPr>
-            <w:tcW w:w="1249" w:type="dxa"/>
+            <w:tcW w:w="1250" w:type="dxa"/>
             <w:tcBorders/>
             <w:shd w:color="auto" w:fill="FFFFFF" w:val="clear"/>
           </w:tcPr>
@@ -2652,7 +2628,15 @@
           <w:color w:val="030303"/>
           <w:lang w:val="de-DE"/>
         </w:rPr>
-        <w:t>ACHTUNG:</w:t>
+        <w:t>HINWEIS</w:t>
+      </w:r>
+      <w:r>
+        <w:rPr>
+          <w:rFonts w:eastAsia="Open Sans Semibold" w:cs="Open Sans Semibold" w:ascii="Open Sans Semibold" w:hAnsi="Open Sans Semibold"/>
+          <w:color w:val="030303"/>
+          <w:lang w:val="de-DE"/>
+        </w:rPr>
+        <w:t>:</w:t>
       </w:r>
       <w:r>
         <w:rPr>
@@ -3129,8 +3113,8 @@
       <w:tblLook w:val="04a0" w:noVBand="1" w:noHBand="0" w:lastColumn="0" w:firstColumn="1" w:lastRow="0" w:firstRow="1"/>
     </w:tblPr>
     <w:tblGrid>
-      <w:gridCol w:w="8058"/>
-      <w:gridCol w:w="1826"/>
+      <w:gridCol w:w="8059"/>
+      <w:gridCol w:w="1825"/>
     </w:tblGrid>
     <w:tr>
       <w:trPr>
@@ -3138,7 +3122,7 @@
       </w:trPr>
       <w:tc>
         <w:tcPr>
-          <w:tcW w:w="8058" w:type="dxa"/>
+          <w:tcW w:w="8059" w:type="dxa"/>
           <w:tcBorders>
             <w:top w:val="single" w:sz="8" w:space="0" w:color="FFFFFF"/>
             <w:left w:val="single" w:sz="8" w:space="0" w:color="FFFFFF"/>
@@ -3225,7 +3209,7 @@
       </w:tc>
       <w:tc>
         <w:tcPr>
-          <w:tcW w:w="1826" w:type="dxa"/>
+          <w:tcW w:w="1825" w:type="dxa"/>
           <w:tcBorders>
             <w:top w:val="single" w:sz="8" w:space="0" w:color="FFFFFF"/>
             <w:left w:val="single" w:sz="8" w:space="0" w:color="FFFFFF"/>
@@ -3420,8 +3404,8 @@
       <w:tblLook w:val="04a0" w:noVBand="1" w:noHBand="0" w:lastColumn="0" w:firstColumn="1" w:lastRow="0" w:firstRow="1"/>
     </w:tblPr>
     <w:tblGrid>
-      <w:gridCol w:w="8058"/>
-      <w:gridCol w:w="1826"/>
+      <w:gridCol w:w="8059"/>
+      <w:gridCol w:w="1825"/>
     </w:tblGrid>
     <w:tr>
       <w:trPr>
@@ -3429,7 +3413,7 @@
       </w:trPr>
       <w:tc>
         <w:tcPr>
-          <w:tcW w:w="8058" w:type="dxa"/>
+          <w:tcW w:w="8059" w:type="dxa"/>
           <w:tcBorders>
             <w:top w:val="single" w:sz="8" w:space="0" w:color="FFFFFF"/>
             <w:left w:val="single" w:sz="8" w:space="0" w:color="FFFFFF"/>
@@ -3516,7 +3500,7 @@
       </w:tc>
       <w:tc>
         <w:tcPr>
-          <w:tcW w:w="1826" w:type="dxa"/>
+          <w:tcW w:w="1825" w:type="dxa"/>
           <w:tcBorders>
             <w:top w:val="single" w:sz="8" w:space="0" w:color="FFFFFF"/>
             <w:left w:val="single" w:sz="8" w:space="0" w:color="FFFFFF"/>
